--- a/Process_Docs/SRS.docx
+++ b/Process_Docs/SRS.docx
@@ -80,7 +80,14 @@
           <w:b/>
           <w:bCs/>
         </w:rPr>
-        <w:t>.1</w:t>
+        <w:t>.</w:t>
+      </w:r>
+      <w:r>
+        <w:rPr>
+          <w:b/>
+          <w:bCs/>
+        </w:rPr>
+        <w:t>2</w:t>
       </w:r>
     </w:p>
     <w:p>
@@ -145,14 +152,14 @@
       <w:sdtContent>
         <w:p>
           <w:pPr>
-            <w:widowControl w:val="0"/>
+            <w:pStyle w:val="TOC2"/>
             <w:tabs>
-              <w:tab w:val="right" w:pos="12000"/>
+              <w:tab w:val="right" w:pos="9350"/>
             </w:tabs>
-            <w:spacing w:before="60" w:after="0" w:line="240" w:lineRule="auto"/>
-            <w:ind w:left="360"/>
             <w:rPr>
-              <w:color w:val="000000"/>
+              <w:noProof/>
+              <w:sz w:val="22"/>
+              <w:szCs w:val="22"/>
             </w:rPr>
           </w:pPr>
           <w:r>
@@ -164,622 +171,1899 @@
           <w:r>
             <w:fldChar w:fldCharType="separate"/>
           </w:r>
-          <w:hyperlink w:anchor="_smm0tw6middd">
-            <w:r>
-              <w:rPr>
-                <w:color w:val="000000"/>
+          <w:hyperlink w:anchor="_Toc226646868" w:history="1">
+            <w:r>
+              <w:rPr>
+                <w:rStyle w:val="Hyperlink"/>
+                <w:noProof/>
+                <w:sz w:val="22"/>
+                <w:szCs w:val="22"/>
               </w:rPr>
               <w:t>Revision History</w:t>
             </w:r>
             <w:r>
               <w:rPr>
-                <w:color w:val="000000"/>
+                <w:noProof/>
+                <w:webHidden/>
+                <w:sz w:val="22"/>
+                <w:szCs w:val="22"/>
               </w:rPr>
               <w:tab/>
-              <w:t>2</w:t>
+            </w:r>
+            <w:r>
+              <w:rPr>
+                <w:noProof/>
+                <w:webHidden/>
+                <w:sz w:val="22"/>
+                <w:szCs w:val="22"/>
+              </w:rPr>
+              <w:fldChar w:fldCharType="begin"/>
+            </w:r>
+            <w:r>
+              <w:rPr>
+                <w:noProof/>
+                <w:webHidden/>
+                <w:sz w:val="22"/>
+                <w:szCs w:val="22"/>
+              </w:rPr>
+              <w:instrText xml:space="preserve"> PAGEREF _Toc226646868 \h </w:instrText>
+            </w:r>
+            <w:r>
+              <w:rPr>
+                <w:noProof/>
+                <w:webHidden/>
+                <w:sz w:val="22"/>
+                <w:szCs w:val="22"/>
+              </w:rPr>
+            </w:r>
+            <w:r>
+              <w:rPr>
+                <w:noProof/>
+                <w:webHidden/>
+                <w:sz w:val="22"/>
+                <w:szCs w:val="22"/>
+              </w:rPr>
+              <w:fldChar w:fldCharType="separate"/>
+            </w:r>
+            <w:r>
+              <w:rPr>
+                <w:noProof/>
+                <w:webHidden/>
+                <w:sz w:val="22"/>
+                <w:szCs w:val="22"/>
+              </w:rPr>
+              <w:t>3</w:t>
+            </w:r>
+            <w:r>
+              <w:rPr>
+                <w:noProof/>
+                <w:webHidden/>
+                <w:sz w:val="22"/>
+                <w:szCs w:val="22"/>
+              </w:rPr>
+              <w:fldChar w:fldCharType="end"/>
             </w:r>
           </w:hyperlink>
         </w:p>
         <w:p>
           <w:pPr>
-            <w:widowControl w:val="0"/>
+            <w:pStyle w:val="TOC1"/>
             <w:tabs>
-              <w:tab w:val="right" w:pos="12000"/>
+              <w:tab w:val="left" w:pos="480"/>
+              <w:tab w:val="right" w:pos="9350"/>
             </w:tabs>
-            <w:spacing w:before="60" w:after="0" w:line="240" w:lineRule="auto"/>
             <w:rPr>
-              <w:b/>
-              <w:bCs/>
-              <w:color w:val="000000"/>
+              <w:noProof/>
+              <w:sz w:val="22"/>
+              <w:szCs w:val="22"/>
             </w:rPr>
           </w:pPr>
-          <w:hyperlink w:anchor="_3j6m2wtvmp6y">
-            <w:r>
-              <w:rPr>
-                <w:b/>
-                <w:bCs/>
-                <w:color w:val="000000"/>
-              </w:rPr>
-              <w:t>1. Introduction</w:t>
-            </w:r>
-            <w:r>
-              <w:rPr>
-                <w:b/>
-                <w:bCs/>
-                <w:color w:val="000000"/>
+          <w:hyperlink w:anchor="_Toc226646869" w:history="1">
+            <w:r>
+              <w:rPr>
+                <w:rStyle w:val="Hyperlink"/>
+                <w:noProof/>
+                <w:sz w:val="22"/>
+                <w:szCs w:val="22"/>
+              </w:rPr>
+              <w:t>1.</w:t>
+            </w:r>
+            <w:r>
+              <w:rPr>
+                <w:noProof/>
+                <w:sz w:val="22"/>
+                <w:szCs w:val="22"/>
               </w:rPr>
               <w:tab/>
+            </w:r>
+            <w:r>
+              <w:rPr>
+                <w:rStyle w:val="Hyperlink"/>
+                <w:noProof/>
+                <w:sz w:val="22"/>
+                <w:szCs w:val="22"/>
+              </w:rPr>
+              <w:t>Introduction</w:t>
+            </w:r>
+            <w:r>
+              <w:rPr>
+                <w:noProof/>
+                <w:webHidden/>
+                <w:sz w:val="22"/>
+                <w:szCs w:val="22"/>
+              </w:rPr>
+              <w:tab/>
+            </w:r>
+            <w:r>
+              <w:rPr>
+                <w:noProof/>
+                <w:webHidden/>
+                <w:sz w:val="22"/>
+                <w:szCs w:val="22"/>
+              </w:rPr>
+              <w:fldChar w:fldCharType="begin"/>
+            </w:r>
+            <w:r>
+              <w:rPr>
+                <w:noProof/>
+                <w:webHidden/>
+                <w:sz w:val="22"/>
+                <w:szCs w:val="22"/>
+              </w:rPr>
+              <w:instrText xml:space="preserve"> PAGEREF _Toc226646869 \h </w:instrText>
+            </w:r>
+            <w:r>
+              <w:rPr>
+                <w:noProof/>
+                <w:webHidden/>
+                <w:sz w:val="22"/>
+                <w:szCs w:val="22"/>
+              </w:rPr>
+            </w:r>
+            <w:r>
+              <w:rPr>
+                <w:noProof/>
+                <w:webHidden/>
+                <w:sz w:val="22"/>
+                <w:szCs w:val="22"/>
+              </w:rPr>
+              <w:fldChar w:fldCharType="separate"/>
+            </w:r>
+            <w:r>
+              <w:rPr>
+                <w:noProof/>
+                <w:webHidden/>
+                <w:sz w:val="22"/>
+                <w:szCs w:val="22"/>
+              </w:rPr>
               <w:t>3</w:t>
+            </w:r>
+            <w:r>
+              <w:rPr>
+                <w:noProof/>
+                <w:webHidden/>
+                <w:sz w:val="22"/>
+                <w:szCs w:val="22"/>
+              </w:rPr>
+              <w:fldChar w:fldCharType="end"/>
             </w:r>
           </w:hyperlink>
         </w:p>
         <w:p>
           <w:pPr>
-            <w:widowControl w:val="0"/>
+            <w:pStyle w:val="TOC2"/>
             <w:tabs>
-              <w:tab w:val="right" w:pos="12000"/>
+              <w:tab w:val="right" w:pos="9350"/>
             </w:tabs>
-            <w:spacing w:before="60" w:after="0" w:line="240" w:lineRule="auto"/>
-            <w:ind w:left="360"/>
             <w:rPr>
-              <w:color w:val="000000"/>
+              <w:noProof/>
+              <w:sz w:val="22"/>
+              <w:szCs w:val="22"/>
             </w:rPr>
           </w:pPr>
-          <w:hyperlink w:anchor="_16sq0ew5uu70">
-            <w:r>
-              <w:rPr>
-                <w:color w:val="000000"/>
+          <w:hyperlink w:anchor="_Toc226646870" w:history="1">
+            <w:r>
+              <w:rPr>
+                <w:rStyle w:val="Hyperlink"/>
+                <w:noProof/>
+                <w:sz w:val="22"/>
+                <w:szCs w:val="22"/>
               </w:rPr>
               <w:t>1.1 Document Purpose</w:t>
             </w:r>
             <w:r>
               <w:rPr>
-                <w:color w:val="000000"/>
+                <w:noProof/>
+                <w:webHidden/>
+                <w:sz w:val="22"/>
+                <w:szCs w:val="22"/>
               </w:rPr>
               <w:tab/>
+            </w:r>
+            <w:r>
+              <w:rPr>
+                <w:noProof/>
+                <w:webHidden/>
+                <w:sz w:val="22"/>
+                <w:szCs w:val="22"/>
+              </w:rPr>
+              <w:fldChar w:fldCharType="begin"/>
+            </w:r>
+            <w:r>
+              <w:rPr>
+                <w:noProof/>
+                <w:webHidden/>
+                <w:sz w:val="22"/>
+                <w:szCs w:val="22"/>
+              </w:rPr>
+              <w:instrText xml:space="preserve"> PAGEREF _Toc226646870 \h </w:instrText>
+            </w:r>
+            <w:r>
+              <w:rPr>
+                <w:noProof/>
+                <w:webHidden/>
+                <w:sz w:val="22"/>
+                <w:szCs w:val="22"/>
+              </w:rPr>
+            </w:r>
+            <w:r>
+              <w:rPr>
+                <w:noProof/>
+                <w:webHidden/>
+                <w:sz w:val="22"/>
+                <w:szCs w:val="22"/>
+              </w:rPr>
+              <w:fldChar w:fldCharType="separate"/>
+            </w:r>
+            <w:r>
+              <w:rPr>
+                <w:noProof/>
+                <w:webHidden/>
+                <w:sz w:val="22"/>
+                <w:szCs w:val="22"/>
+              </w:rPr>
               <w:t>3</w:t>
+            </w:r>
+            <w:r>
+              <w:rPr>
+                <w:noProof/>
+                <w:webHidden/>
+                <w:sz w:val="22"/>
+                <w:szCs w:val="22"/>
+              </w:rPr>
+              <w:fldChar w:fldCharType="end"/>
             </w:r>
           </w:hyperlink>
         </w:p>
         <w:p>
           <w:pPr>
-            <w:widowControl w:val="0"/>
+            <w:pStyle w:val="TOC2"/>
             <w:tabs>
-              <w:tab w:val="right" w:pos="12000"/>
+              <w:tab w:val="right" w:pos="9350"/>
             </w:tabs>
-            <w:spacing w:before="60" w:after="0" w:line="240" w:lineRule="auto"/>
-            <w:ind w:left="360"/>
             <w:rPr>
-              <w:color w:val="000000"/>
+              <w:noProof/>
+              <w:sz w:val="22"/>
+              <w:szCs w:val="22"/>
             </w:rPr>
           </w:pPr>
-          <w:hyperlink w:anchor="_cy63xtwwdf7p">
-            <w:r>
-              <w:rPr>
-                <w:color w:val="000000"/>
+          <w:hyperlink w:anchor="_Toc226646871" w:history="1">
+            <w:r>
+              <w:rPr>
+                <w:rStyle w:val="Hyperlink"/>
+                <w:noProof/>
+                <w:sz w:val="22"/>
+                <w:szCs w:val="22"/>
               </w:rPr>
               <w:t>1.2 Project Scope</w:t>
             </w:r>
             <w:r>
               <w:rPr>
-                <w:color w:val="000000"/>
+                <w:noProof/>
+                <w:webHidden/>
+                <w:sz w:val="22"/>
+                <w:szCs w:val="22"/>
               </w:rPr>
               <w:tab/>
+            </w:r>
+            <w:r>
+              <w:rPr>
+                <w:noProof/>
+                <w:webHidden/>
+                <w:sz w:val="22"/>
+                <w:szCs w:val="22"/>
+              </w:rPr>
+              <w:fldChar w:fldCharType="begin"/>
+            </w:r>
+            <w:r>
+              <w:rPr>
+                <w:noProof/>
+                <w:webHidden/>
+                <w:sz w:val="22"/>
+                <w:szCs w:val="22"/>
+              </w:rPr>
+              <w:instrText xml:space="preserve"> PAGEREF _Toc226646871 \h </w:instrText>
+            </w:r>
+            <w:r>
+              <w:rPr>
+                <w:noProof/>
+                <w:webHidden/>
+                <w:sz w:val="22"/>
+                <w:szCs w:val="22"/>
+              </w:rPr>
+            </w:r>
+            <w:r>
+              <w:rPr>
+                <w:noProof/>
+                <w:webHidden/>
+                <w:sz w:val="22"/>
+                <w:szCs w:val="22"/>
+              </w:rPr>
+              <w:fldChar w:fldCharType="separate"/>
+            </w:r>
+            <w:r>
+              <w:rPr>
+                <w:noProof/>
+                <w:webHidden/>
+                <w:sz w:val="22"/>
+                <w:szCs w:val="22"/>
+              </w:rPr>
               <w:t>3</w:t>
+            </w:r>
+            <w:r>
+              <w:rPr>
+                <w:noProof/>
+                <w:webHidden/>
+                <w:sz w:val="22"/>
+                <w:szCs w:val="22"/>
+              </w:rPr>
+              <w:fldChar w:fldCharType="end"/>
             </w:r>
           </w:hyperlink>
         </w:p>
         <w:p>
           <w:pPr>
-            <w:widowControl w:val="0"/>
+            <w:pStyle w:val="TOC2"/>
             <w:tabs>
-              <w:tab w:val="right" w:pos="12000"/>
+              <w:tab w:val="right" w:pos="9350"/>
             </w:tabs>
-            <w:spacing w:before="60" w:after="0" w:line="240" w:lineRule="auto"/>
-            <w:ind w:left="360"/>
             <w:rPr>
-              <w:color w:val="000000"/>
+              <w:noProof/>
+              <w:sz w:val="22"/>
+              <w:szCs w:val="22"/>
             </w:rPr>
           </w:pPr>
-          <w:hyperlink w:anchor="_ux5nl7ofgr2x">
-            <w:r>
-              <w:rPr>
-                <w:color w:val="000000"/>
+          <w:hyperlink w:anchor="_Toc226646872" w:history="1">
+            <w:r>
+              <w:rPr>
+                <w:rStyle w:val="Hyperlink"/>
+                <w:noProof/>
+                <w:sz w:val="22"/>
+                <w:szCs w:val="22"/>
               </w:rPr>
               <w:t>1.3 Definitions, Acronyms, and Abbreviations</w:t>
             </w:r>
             <w:r>
               <w:rPr>
-                <w:color w:val="000000"/>
+                <w:noProof/>
+                <w:webHidden/>
+                <w:sz w:val="22"/>
+                <w:szCs w:val="22"/>
               </w:rPr>
               <w:tab/>
+            </w:r>
+            <w:r>
+              <w:rPr>
+                <w:noProof/>
+                <w:webHidden/>
+                <w:sz w:val="22"/>
+                <w:szCs w:val="22"/>
+              </w:rPr>
+              <w:fldChar w:fldCharType="begin"/>
+            </w:r>
+            <w:r>
+              <w:rPr>
+                <w:noProof/>
+                <w:webHidden/>
+                <w:sz w:val="22"/>
+                <w:szCs w:val="22"/>
+              </w:rPr>
+              <w:instrText xml:space="preserve"> PAGEREF _Toc226646872 \h </w:instrText>
+            </w:r>
+            <w:r>
+              <w:rPr>
+                <w:noProof/>
+                <w:webHidden/>
+                <w:sz w:val="22"/>
+                <w:szCs w:val="22"/>
+              </w:rPr>
+            </w:r>
+            <w:r>
+              <w:rPr>
+                <w:noProof/>
+                <w:webHidden/>
+                <w:sz w:val="22"/>
+                <w:szCs w:val="22"/>
+              </w:rPr>
+              <w:fldChar w:fldCharType="separate"/>
+            </w:r>
+            <w:r>
+              <w:rPr>
+                <w:noProof/>
+                <w:webHidden/>
+                <w:sz w:val="22"/>
+                <w:szCs w:val="22"/>
+              </w:rPr>
               <w:t>4</w:t>
+            </w:r>
+            <w:r>
+              <w:rPr>
+                <w:noProof/>
+                <w:webHidden/>
+                <w:sz w:val="22"/>
+                <w:szCs w:val="22"/>
+              </w:rPr>
+              <w:fldChar w:fldCharType="end"/>
             </w:r>
           </w:hyperlink>
         </w:p>
         <w:p>
           <w:pPr>
-            <w:widowControl w:val="0"/>
+            <w:pStyle w:val="TOC2"/>
             <w:tabs>
-              <w:tab w:val="right" w:pos="12000"/>
+              <w:tab w:val="right" w:pos="9350"/>
             </w:tabs>
-            <w:spacing w:before="60" w:after="0" w:line="240" w:lineRule="auto"/>
-            <w:ind w:left="360"/>
             <w:rPr>
-              <w:color w:val="000000"/>
+              <w:noProof/>
+              <w:sz w:val="22"/>
+              <w:szCs w:val="22"/>
             </w:rPr>
           </w:pPr>
-          <w:hyperlink w:anchor="_q8ofn8d6xb3a">
-            <w:r>
-              <w:rPr>
-                <w:color w:val="000000"/>
-              </w:rPr>
-              <w:t>1.4 References</w:t>
-            </w:r>
-            <w:r>
-              <w:rPr>
-                <w:color w:val="000000"/>
+          <w:hyperlink w:anchor="_Toc226646873" w:history="1">
+            <w:r>
+              <w:rPr>
+                <w:rStyle w:val="Hyperlink"/>
+                <w:noProof/>
+                <w:sz w:val="22"/>
+                <w:szCs w:val="22"/>
+              </w:rPr>
+              <w:t>1.4 References:</w:t>
+            </w:r>
+            <w:r>
+              <w:rPr>
+                <w:noProof/>
+                <w:webHidden/>
+                <w:sz w:val="22"/>
+                <w:szCs w:val="22"/>
               </w:rPr>
               <w:tab/>
+            </w:r>
+            <w:r>
+              <w:rPr>
+                <w:noProof/>
+                <w:webHidden/>
+                <w:sz w:val="22"/>
+                <w:szCs w:val="22"/>
+              </w:rPr>
+              <w:fldChar w:fldCharType="begin"/>
+            </w:r>
+            <w:r>
+              <w:rPr>
+                <w:noProof/>
+                <w:webHidden/>
+                <w:sz w:val="22"/>
+                <w:szCs w:val="22"/>
+              </w:rPr>
+              <w:instrText xml:space="preserve"> PAGEREF _Toc226646873 \h </w:instrText>
+            </w:r>
+            <w:r>
+              <w:rPr>
+                <w:noProof/>
+                <w:webHidden/>
+                <w:sz w:val="22"/>
+                <w:szCs w:val="22"/>
+              </w:rPr>
+            </w:r>
+            <w:r>
+              <w:rPr>
+                <w:noProof/>
+                <w:webHidden/>
+                <w:sz w:val="22"/>
+                <w:szCs w:val="22"/>
+              </w:rPr>
+              <w:fldChar w:fldCharType="separate"/>
+            </w:r>
+            <w:r>
+              <w:rPr>
+                <w:noProof/>
+                <w:webHidden/>
+                <w:sz w:val="22"/>
+                <w:szCs w:val="22"/>
+              </w:rPr>
               <w:t>4</w:t>
+            </w:r>
+            <w:r>
+              <w:rPr>
+                <w:noProof/>
+                <w:webHidden/>
+                <w:sz w:val="22"/>
+                <w:szCs w:val="22"/>
+              </w:rPr>
+              <w:fldChar w:fldCharType="end"/>
             </w:r>
           </w:hyperlink>
         </w:p>
         <w:p>
           <w:pPr>
-            <w:widowControl w:val="0"/>
+            <w:pStyle w:val="TOC2"/>
             <w:tabs>
-              <w:tab w:val="right" w:pos="12000"/>
+              <w:tab w:val="right" w:pos="9350"/>
             </w:tabs>
-            <w:spacing w:before="60" w:after="0" w:line="240" w:lineRule="auto"/>
-            <w:ind w:left="360"/>
             <w:rPr>
-              <w:color w:val="000000"/>
+              <w:noProof/>
+              <w:sz w:val="22"/>
+              <w:szCs w:val="22"/>
             </w:rPr>
           </w:pPr>
-          <w:hyperlink w:anchor="_5cskzf3pua37">
-            <w:r>
-              <w:rPr>
-                <w:color w:val="000000"/>
+          <w:hyperlink w:anchor="_Toc226646874" w:history="1">
+            <w:r>
+              <w:rPr>
+                <w:rStyle w:val="Hyperlink"/>
+                <w:noProof/>
+                <w:sz w:val="22"/>
+                <w:szCs w:val="22"/>
               </w:rPr>
               <w:t>1.5 Document Overview</w:t>
             </w:r>
             <w:r>
               <w:rPr>
-                <w:color w:val="000000"/>
+                <w:noProof/>
+                <w:webHidden/>
+                <w:sz w:val="22"/>
+                <w:szCs w:val="22"/>
               </w:rPr>
               <w:tab/>
-              <w:t>4</w:t>
+            </w:r>
+            <w:r>
+              <w:rPr>
+                <w:noProof/>
+                <w:webHidden/>
+                <w:sz w:val="22"/>
+                <w:szCs w:val="22"/>
+              </w:rPr>
+              <w:fldChar w:fldCharType="begin"/>
+            </w:r>
+            <w:r>
+              <w:rPr>
+                <w:noProof/>
+                <w:webHidden/>
+                <w:sz w:val="22"/>
+                <w:szCs w:val="22"/>
+              </w:rPr>
+              <w:instrText xml:space="preserve"> PAGEREF _Toc226646874 \h </w:instrText>
+            </w:r>
+            <w:r>
+              <w:rPr>
+                <w:noProof/>
+                <w:webHidden/>
+                <w:sz w:val="22"/>
+                <w:szCs w:val="22"/>
+              </w:rPr>
+            </w:r>
+            <w:r>
+              <w:rPr>
+                <w:noProof/>
+                <w:webHidden/>
+                <w:sz w:val="22"/>
+                <w:szCs w:val="22"/>
+              </w:rPr>
+              <w:fldChar w:fldCharType="separate"/>
+            </w:r>
+            <w:r>
+              <w:rPr>
+                <w:noProof/>
+                <w:webHidden/>
+                <w:sz w:val="22"/>
+                <w:szCs w:val="22"/>
+              </w:rPr>
+              <w:t>5</w:t>
+            </w:r>
+            <w:r>
+              <w:rPr>
+                <w:noProof/>
+                <w:webHidden/>
+                <w:sz w:val="22"/>
+                <w:szCs w:val="22"/>
+              </w:rPr>
+              <w:fldChar w:fldCharType="end"/>
             </w:r>
           </w:hyperlink>
         </w:p>
         <w:p>
           <w:pPr>
-            <w:widowControl w:val="0"/>
+            <w:pStyle w:val="TOC1"/>
             <w:tabs>
-              <w:tab w:val="right" w:pos="12000"/>
+              <w:tab w:val="right" w:pos="9350"/>
             </w:tabs>
-            <w:spacing w:before="60" w:after="0" w:line="240" w:lineRule="auto"/>
             <w:rPr>
-              <w:b/>
-              <w:bCs/>
-              <w:color w:val="000000"/>
+              <w:noProof/>
+              <w:sz w:val="22"/>
+              <w:szCs w:val="22"/>
             </w:rPr>
           </w:pPr>
-          <w:hyperlink w:anchor="_7rdurlwhi1p6">
-            <w:r>
-              <w:rPr>
-                <w:b/>
-                <w:bCs/>
-                <w:color w:val="000000"/>
+          <w:hyperlink w:anchor="_Toc226646875" w:history="1">
+            <w:r>
+              <w:rPr>
+                <w:rStyle w:val="Hyperlink"/>
+                <w:noProof/>
+                <w:sz w:val="22"/>
+                <w:szCs w:val="22"/>
               </w:rPr>
               <w:t>2. Product Overview</w:t>
             </w:r>
             <w:r>
               <w:rPr>
-                <w:b/>
-                <w:bCs/>
-                <w:color w:val="000000"/>
+                <w:noProof/>
+                <w:webHidden/>
+                <w:sz w:val="22"/>
+                <w:szCs w:val="22"/>
               </w:rPr>
               <w:tab/>
+            </w:r>
+            <w:r>
+              <w:rPr>
+                <w:noProof/>
+                <w:webHidden/>
+                <w:sz w:val="22"/>
+                <w:szCs w:val="22"/>
+              </w:rPr>
+              <w:fldChar w:fldCharType="begin"/>
+            </w:r>
+            <w:r>
+              <w:rPr>
+                <w:noProof/>
+                <w:webHidden/>
+                <w:sz w:val="22"/>
+                <w:szCs w:val="22"/>
+              </w:rPr>
+              <w:instrText xml:space="preserve"> PAGEREF _Toc226646875 \h </w:instrText>
+            </w:r>
+            <w:r>
+              <w:rPr>
+                <w:noProof/>
+                <w:webHidden/>
+                <w:sz w:val="22"/>
+                <w:szCs w:val="22"/>
+              </w:rPr>
+            </w:r>
+            <w:r>
+              <w:rPr>
+                <w:noProof/>
+                <w:webHidden/>
+                <w:sz w:val="22"/>
+                <w:szCs w:val="22"/>
+              </w:rPr>
+              <w:fldChar w:fldCharType="separate"/>
+            </w:r>
+            <w:r>
+              <w:rPr>
+                <w:noProof/>
+                <w:webHidden/>
+                <w:sz w:val="22"/>
+                <w:szCs w:val="22"/>
+              </w:rPr>
               <w:t>5</w:t>
+            </w:r>
+            <w:r>
+              <w:rPr>
+                <w:noProof/>
+                <w:webHidden/>
+                <w:sz w:val="22"/>
+                <w:szCs w:val="22"/>
+              </w:rPr>
+              <w:fldChar w:fldCharType="end"/>
             </w:r>
           </w:hyperlink>
         </w:p>
         <w:p>
           <w:pPr>
-            <w:widowControl w:val="0"/>
+            <w:pStyle w:val="TOC2"/>
             <w:tabs>
-              <w:tab w:val="right" w:pos="12000"/>
+              <w:tab w:val="right" w:pos="9350"/>
             </w:tabs>
-            <w:spacing w:before="60" w:after="0" w:line="240" w:lineRule="auto"/>
-            <w:ind w:left="360"/>
             <w:rPr>
-              <w:color w:val="000000"/>
+              <w:noProof/>
+              <w:sz w:val="22"/>
+              <w:szCs w:val="22"/>
             </w:rPr>
           </w:pPr>
-          <w:hyperlink w:anchor="_g6d9od0mlsb">
-            <w:r>
-              <w:rPr>
-                <w:color w:val="000000"/>
+          <w:hyperlink w:anchor="_Toc226646876" w:history="1">
+            <w:r>
+              <w:rPr>
+                <w:rStyle w:val="Hyperlink"/>
+                <w:noProof/>
+                <w:sz w:val="22"/>
+                <w:szCs w:val="22"/>
               </w:rPr>
               <w:t>2.1 Product Components</w:t>
             </w:r>
             <w:r>
               <w:rPr>
-                <w:color w:val="000000"/>
+                <w:noProof/>
+                <w:webHidden/>
+                <w:sz w:val="22"/>
+                <w:szCs w:val="22"/>
               </w:rPr>
               <w:tab/>
+            </w:r>
+            <w:r>
+              <w:rPr>
+                <w:noProof/>
+                <w:webHidden/>
+                <w:sz w:val="22"/>
+                <w:szCs w:val="22"/>
+              </w:rPr>
+              <w:fldChar w:fldCharType="begin"/>
+            </w:r>
+            <w:r>
+              <w:rPr>
+                <w:noProof/>
+                <w:webHidden/>
+                <w:sz w:val="22"/>
+                <w:szCs w:val="22"/>
+              </w:rPr>
+              <w:instrText xml:space="preserve"> PAGEREF _Toc226646876 \h </w:instrText>
+            </w:r>
+            <w:r>
+              <w:rPr>
+                <w:noProof/>
+                <w:webHidden/>
+                <w:sz w:val="22"/>
+                <w:szCs w:val="22"/>
+              </w:rPr>
+            </w:r>
+            <w:r>
+              <w:rPr>
+                <w:noProof/>
+                <w:webHidden/>
+                <w:sz w:val="22"/>
+                <w:szCs w:val="22"/>
+              </w:rPr>
+              <w:fldChar w:fldCharType="separate"/>
+            </w:r>
+            <w:r>
+              <w:rPr>
+                <w:noProof/>
+                <w:webHidden/>
+                <w:sz w:val="22"/>
+                <w:szCs w:val="22"/>
+              </w:rPr>
               <w:t>5</w:t>
+            </w:r>
+            <w:r>
+              <w:rPr>
+                <w:noProof/>
+                <w:webHidden/>
+                <w:sz w:val="22"/>
+                <w:szCs w:val="22"/>
+              </w:rPr>
+              <w:fldChar w:fldCharType="end"/>
             </w:r>
           </w:hyperlink>
         </w:p>
         <w:p>
           <w:pPr>
-            <w:widowControl w:val="0"/>
+            <w:pStyle w:val="TOC2"/>
             <w:tabs>
-              <w:tab w:val="right" w:pos="12000"/>
+              <w:tab w:val="right" w:pos="9350"/>
             </w:tabs>
-            <w:spacing w:before="60" w:after="0" w:line="240" w:lineRule="auto"/>
-            <w:ind w:left="360"/>
             <w:rPr>
-              <w:color w:val="000000"/>
+              <w:noProof/>
+              <w:sz w:val="22"/>
+              <w:szCs w:val="22"/>
             </w:rPr>
           </w:pPr>
-          <w:hyperlink w:anchor="_kwiv53g51b96">
-            <w:r>
-              <w:rPr>
-                <w:color w:val="000000"/>
+          <w:hyperlink w:anchor="_Toc226646877" w:history="1">
+            <w:r>
+              <w:rPr>
+                <w:rStyle w:val="Hyperlink"/>
+                <w:noProof/>
+                <w:sz w:val="22"/>
+                <w:szCs w:val="22"/>
               </w:rPr>
               <w:t>2.2 Product Functions</w:t>
             </w:r>
             <w:r>
               <w:rPr>
-                <w:color w:val="000000"/>
+                <w:noProof/>
+                <w:webHidden/>
+                <w:sz w:val="22"/>
+                <w:szCs w:val="22"/>
               </w:rPr>
               <w:tab/>
+            </w:r>
+            <w:r>
+              <w:rPr>
+                <w:noProof/>
+                <w:webHidden/>
+                <w:sz w:val="22"/>
+                <w:szCs w:val="22"/>
+              </w:rPr>
+              <w:fldChar w:fldCharType="begin"/>
+            </w:r>
+            <w:r>
+              <w:rPr>
+                <w:noProof/>
+                <w:webHidden/>
+                <w:sz w:val="22"/>
+                <w:szCs w:val="22"/>
+              </w:rPr>
+              <w:instrText xml:space="preserve"> PAGEREF _Toc226646877 \h </w:instrText>
+            </w:r>
+            <w:r>
+              <w:rPr>
+                <w:noProof/>
+                <w:webHidden/>
+                <w:sz w:val="22"/>
+                <w:szCs w:val="22"/>
+              </w:rPr>
+            </w:r>
+            <w:r>
+              <w:rPr>
+                <w:noProof/>
+                <w:webHidden/>
+                <w:sz w:val="22"/>
+                <w:szCs w:val="22"/>
+              </w:rPr>
+              <w:fldChar w:fldCharType="separate"/>
+            </w:r>
+            <w:r>
+              <w:rPr>
+                <w:noProof/>
+                <w:webHidden/>
+                <w:sz w:val="22"/>
+                <w:szCs w:val="22"/>
+              </w:rPr>
               <w:t>5</w:t>
+            </w:r>
+            <w:r>
+              <w:rPr>
+                <w:noProof/>
+                <w:webHidden/>
+                <w:sz w:val="22"/>
+                <w:szCs w:val="22"/>
+              </w:rPr>
+              <w:fldChar w:fldCharType="end"/>
             </w:r>
           </w:hyperlink>
         </w:p>
         <w:p>
           <w:pPr>
-            <w:widowControl w:val="0"/>
+            <w:pStyle w:val="TOC2"/>
             <w:tabs>
-              <w:tab w:val="right" w:pos="12000"/>
+              <w:tab w:val="right" w:pos="9350"/>
             </w:tabs>
-            <w:spacing w:before="60" w:after="0" w:line="240" w:lineRule="auto"/>
-            <w:ind w:left="360"/>
             <w:rPr>
-              <w:color w:val="000000"/>
+              <w:noProof/>
+              <w:sz w:val="22"/>
+              <w:szCs w:val="22"/>
             </w:rPr>
           </w:pPr>
-          <w:hyperlink w:anchor="_fbssbvb88a7i">
-            <w:r>
-              <w:rPr>
-                <w:color w:val="000000"/>
+          <w:hyperlink w:anchor="_Toc226646878" w:history="1">
+            <w:r>
+              <w:rPr>
+                <w:rStyle w:val="Hyperlink"/>
+                <w:noProof/>
+                <w:sz w:val="22"/>
+                <w:szCs w:val="22"/>
               </w:rPr>
               <w:t>2.3 Product Constraints</w:t>
             </w:r>
             <w:r>
               <w:rPr>
-                <w:color w:val="000000"/>
+                <w:noProof/>
+                <w:webHidden/>
+                <w:sz w:val="22"/>
+                <w:szCs w:val="22"/>
               </w:rPr>
               <w:tab/>
-              <w:t>5</w:t>
+            </w:r>
+            <w:r>
+              <w:rPr>
+                <w:noProof/>
+                <w:webHidden/>
+                <w:sz w:val="22"/>
+                <w:szCs w:val="22"/>
+              </w:rPr>
+              <w:fldChar w:fldCharType="begin"/>
+            </w:r>
+            <w:r>
+              <w:rPr>
+                <w:noProof/>
+                <w:webHidden/>
+                <w:sz w:val="22"/>
+                <w:szCs w:val="22"/>
+              </w:rPr>
+              <w:instrText xml:space="preserve"> PAGEREF _Toc226646878 \h </w:instrText>
+            </w:r>
+            <w:r>
+              <w:rPr>
+                <w:noProof/>
+                <w:webHidden/>
+                <w:sz w:val="22"/>
+                <w:szCs w:val="22"/>
+              </w:rPr>
+            </w:r>
+            <w:r>
+              <w:rPr>
+                <w:noProof/>
+                <w:webHidden/>
+                <w:sz w:val="22"/>
+                <w:szCs w:val="22"/>
+              </w:rPr>
+              <w:fldChar w:fldCharType="separate"/>
+            </w:r>
+            <w:r>
+              <w:rPr>
+                <w:noProof/>
+                <w:webHidden/>
+                <w:sz w:val="22"/>
+                <w:szCs w:val="22"/>
+              </w:rPr>
+              <w:t>6</w:t>
+            </w:r>
+            <w:r>
+              <w:rPr>
+                <w:noProof/>
+                <w:webHidden/>
+                <w:sz w:val="22"/>
+                <w:szCs w:val="22"/>
+              </w:rPr>
+              <w:fldChar w:fldCharType="end"/>
             </w:r>
           </w:hyperlink>
         </w:p>
         <w:p>
           <w:pPr>
-            <w:widowControl w:val="0"/>
+            <w:pStyle w:val="TOC2"/>
             <w:tabs>
-              <w:tab w:val="right" w:pos="12000"/>
+              <w:tab w:val="right" w:pos="9350"/>
             </w:tabs>
-            <w:spacing w:before="60" w:after="0" w:line="240" w:lineRule="auto"/>
-            <w:ind w:left="360"/>
             <w:rPr>
-              <w:color w:val="000000"/>
+              <w:noProof/>
+              <w:sz w:val="22"/>
+              <w:szCs w:val="22"/>
             </w:rPr>
           </w:pPr>
-          <w:hyperlink w:anchor="_ch4uf6v33o7a">
-            <w:r>
-              <w:rPr>
-                <w:color w:val="000000"/>
+          <w:hyperlink w:anchor="_Toc226646879" w:history="1">
+            <w:r>
+              <w:rPr>
+                <w:rStyle w:val="Hyperlink"/>
+                <w:noProof/>
+                <w:sz w:val="22"/>
+                <w:szCs w:val="22"/>
               </w:rPr>
               <w:t>2.4 User Characteristics/Profiels</w:t>
             </w:r>
             <w:r>
               <w:rPr>
-                <w:color w:val="000000"/>
+                <w:noProof/>
+                <w:webHidden/>
+                <w:sz w:val="22"/>
+                <w:szCs w:val="22"/>
               </w:rPr>
               <w:tab/>
+            </w:r>
+            <w:r>
+              <w:rPr>
+                <w:noProof/>
+                <w:webHidden/>
+                <w:sz w:val="22"/>
+                <w:szCs w:val="22"/>
+              </w:rPr>
+              <w:fldChar w:fldCharType="begin"/>
+            </w:r>
+            <w:r>
+              <w:rPr>
+                <w:noProof/>
+                <w:webHidden/>
+                <w:sz w:val="22"/>
+                <w:szCs w:val="22"/>
+              </w:rPr>
+              <w:instrText xml:space="preserve"> PAGEREF _Toc226646879 \h </w:instrText>
+            </w:r>
+            <w:r>
+              <w:rPr>
+                <w:noProof/>
+                <w:webHidden/>
+                <w:sz w:val="22"/>
+                <w:szCs w:val="22"/>
+              </w:rPr>
+            </w:r>
+            <w:r>
+              <w:rPr>
+                <w:noProof/>
+                <w:webHidden/>
+                <w:sz w:val="22"/>
+                <w:szCs w:val="22"/>
+              </w:rPr>
+              <w:fldChar w:fldCharType="separate"/>
+            </w:r>
+            <w:r>
+              <w:rPr>
+                <w:noProof/>
+                <w:webHidden/>
+                <w:sz w:val="22"/>
+                <w:szCs w:val="22"/>
+              </w:rPr>
               <w:t>6</w:t>
+            </w:r>
+            <w:r>
+              <w:rPr>
+                <w:noProof/>
+                <w:webHidden/>
+                <w:sz w:val="22"/>
+                <w:szCs w:val="22"/>
+              </w:rPr>
+              <w:fldChar w:fldCharType="end"/>
             </w:r>
           </w:hyperlink>
         </w:p>
         <w:p>
           <w:pPr>
-            <w:widowControl w:val="0"/>
+            <w:pStyle w:val="TOC2"/>
             <w:tabs>
-              <w:tab w:val="right" w:pos="12000"/>
+              <w:tab w:val="right" w:pos="9350"/>
             </w:tabs>
-            <w:spacing w:before="60" w:after="0" w:line="240" w:lineRule="auto"/>
-            <w:ind w:left="360"/>
             <w:rPr>
-              <w:color w:val="000000"/>
+              <w:noProof/>
+              <w:sz w:val="22"/>
+              <w:szCs w:val="22"/>
             </w:rPr>
           </w:pPr>
-          <w:hyperlink w:anchor="_fh4p3x3hfg3o">
-            <w:r>
-              <w:rPr>
-                <w:color w:val="000000"/>
+          <w:hyperlink w:anchor="_Toc226646880" w:history="1">
+            <w:r>
+              <w:rPr>
+                <w:rStyle w:val="Hyperlink"/>
+                <w:noProof/>
+                <w:sz w:val="22"/>
+                <w:szCs w:val="22"/>
               </w:rPr>
               <w:t>2.5. Operating Environment</w:t>
             </w:r>
             <w:r>
               <w:rPr>
-                <w:color w:val="000000"/>
+                <w:noProof/>
+                <w:webHidden/>
+                <w:sz w:val="22"/>
+                <w:szCs w:val="22"/>
               </w:rPr>
               <w:tab/>
+            </w:r>
+            <w:r>
+              <w:rPr>
+                <w:noProof/>
+                <w:webHidden/>
+                <w:sz w:val="22"/>
+                <w:szCs w:val="22"/>
+              </w:rPr>
+              <w:fldChar w:fldCharType="begin"/>
+            </w:r>
+            <w:r>
+              <w:rPr>
+                <w:noProof/>
+                <w:webHidden/>
+                <w:sz w:val="22"/>
+                <w:szCs w:val="22"/>
+              </w:rPr>
+              <w:instrText xml:space="preserve"> PAGEREF _Toc226646880 \h </w:instrText>
+            </w:r>
+            <w:r>
+              <w:rPr>
+                <w:noProof/>
+                <w:webHidden/>
+                <w:sz w:val="22"/>
+                <w:szCs w:val="22"/>
+              </w:rPr>
+            </w:r>
+            <w:r>
+              <w:rPr>
+                <w:noProof/>
+                <w:webHidden/>
+                <w:sz w:val="22"/>
+                <w:szCs w:val="22"/>
+              </w:rPr>
+              <w:fldChar w:fldCharType="separate"/>
+            </w:r>
+            <w:r>
+              <w:rPr>
+                <w:noProof/>
+                <w:webHidden/>
+                <w:sz w:val="22"/>
+                <w:szCs w:val="22"/>
+              </w:rPr>
               <w:t>6</w:t>
+            </w:r>
+            <w:r>
+              <w:rPr>
+                <w:noProof/>
+                <w:webHidden/>
+                <w:sz w:val="22"/>
+                <w:szCs w:val="22"/>
+              </w:rPr>
+              <w:fldChar w:fldCharType="end"/>
             </w:r>
           </w:hyperlink>
         </w:p>
         <w:p>
           <w:pPr>
-            <w:widowControl w:val="0"/>
+            <w:pStyle w:val="TOC1"/>
             <w:tabs>
-              <w:tab w:val="right" w:pos="12000"/>
+              <w:tab w:val="right" w:pos="9350"/>
             </w:tabs>
-            <w:spacing w:before="60" w:after="0" w:line="240" w:lineRule="auto"/>
             <w:rPr>
-              <w:b/>
-              <w:bCs/>
-              <w:color w:val="000000"/>
+              <w:noProof/>
+              <w:sz w:val="22"/>
+              <w:szCs w:val="22"/>
             </w:rPr>
           </w:pPr>
-          <w:hyperlink w:anchor="_j252vzvas3ua">
-            <w:r>
-              <w:rPr>
-                <w:b/>
-                <w:bCs/>
-                <w:color w:val="000000"/>
+          <w:hyperlink w:anchor="_Toc226646881" w:history="1">
+            <w:r>
+              <w:rPr>
+                <w:rStyle w:val="Hyperlink"/>
+                <w:noProof/>
+                <w:sz w:val="22"/>
+                <w:szCs w:val="22"/>
               </w:rPr>
               <w:t>3. Functional Requirements</w:t>
             </w:r>
             <w:r>
               <w:rPr>
-                <w:b/>
-                <w:bCs/>
-                <w:color w:val="000000"/>
+                <w:noProof/>
+                <w:webHidden/>
+                <w:sz w:val="22"/>
+                <w:szCs w:val="22"/>
               </w:rPr>
               <w:tab/>
-              <w:t>6</w:t>
+            </w:r>
+            <w:r>
+              <w:rPr>
+                <w:noProof/>
+                <w:webHidden/>
+                <w:sz w:val="22"/>
+                <w:szCs w:val="22"/>
+              </w:rPr>
+              <w:fldChar w:fldCharType="begin"/>
+            </w:r>
+            <w:r>
+              <w:rPr>
+                <w:noProof/>
+                <w:webHidden/>
+                <w:sz w:val="22"/>
+                <w:szCs w:val="22"/>
+              </w:rPr>
+              <w:instrText xml:space="preserve"> PAGEREF _Toc226646881 \h </w:instrText>
+            </w:r>
+            <w:r>
+              <w:rPr>
+                <w:noProof/>
+                <w:webHidden/>
+                <w:sz w:val="22"/>
+                <w:szCs w:val="22"/>
+              </w:rPr>
+            </w:r>
+            <w:r>
+              <w:rPr>
+                <w:noProof/>
+                <w:webHidden/>
+                <w:sz w:val="22"/>
+                <w:szCs w:val="22"/>
+              </w:rPr>
+              <w:fldChar w:fldCharType="separate"/>
+            </w:r>
+            <w:r>
+              <w:rPr>
+                <w:noProof/>
+                <w:webHidden/>
+                <w:sz w:val="22"/>
+                <w:szCs w:val="22"/>
+              </w:rPr>
+              <w:t>1</w:t>
+            </w:r>
+            <w:r>
+              <w:rPr>
+                <w:noProof/>
+                <w:webHidden/>
+                <w:sz w:val="22"/>
+                <w:szCs w:val="22"/>
+              </w:rPr>
+              <w:fldChar w:fldCharType="end"/>
             </w:r>
           </w:hyperlink>
         </w:p>
         <w:p>
           <w:pPr>
-            <w:widowControl w:val="0"/>
+            <w:pStyle w:val="TOC2"/>
             <w:tabs>
-              <w:tab w:val="right" w:pos="12000"/>
+              <w:tab w:val="right" w:pos="9350"/>
             </w:tabs>
-            <w:spacing w:before="60" w:after="0" w:line="240" w:lineRule="auto"/>
-            <w:ind w:left="360"/>
             <w:rPr>
-              <w:color w:val="000000"/>
+              <w:noProof/>
+              <w:sz w:val="22"/>
+              <w:szCs w:val="22"/>
             </w:rPr>
           </w:pPr>
-          <w:hyperlink w:anchor="_c52yd1obwij2">
-            <w:r>
-              <w:rPr>
-                <w:color w:val="000000"/>
+          <w:hyperlink w:anchor="_Toc226646882" w:history="1">
+            <w:r>
+              <w:rPr>
+                <w:rStyle w:val="Hyperlink"/>
+                <w:noProof/>
+                <w:sz w:val="22"/>
+                <w:szCs w:val="22"/>
               </w:rPr>
               <w:t>3.1. User Registration</w:t>
             </w:r>
             <w:r>
               <w:rPr>
-                <w:color w:val="000000"/>
+                <w:noProof/>
+                <w:webHidden/>
+                <w:sz w:val="22"/>
+                <w:szCs w:val="22"/>
               </w:rPr>
               <w:tab/>
-              <w:t>6</w:t>
+            </w:r>
+            <w:r>
+              <w:rPr>
+                <w:noProof/>
+                <w:webHidden/>
+                <w:sz w:val="22"/>
+                <w:szCs w:val="22"/>
+              </w:rPr>
+              <w:fldChar w:fldCharType="begin"/>
+            </w:r>
+            <w:r>
+              <w:rPr>
+                <w:noProof/>
+                <w:webHidden/>
+                <w:sz w:val="22"/>
+                <w:szCs w:val="22"/>
+              </w:rPr>
+              <w:instrText xml:space="preserve"> PAGEREF _Toc226646882 \h </w:instrText>
+            </w:r>
+            <w:r>
+              <w:rPr>
+                <w:noProof/>
+                <w:webHidden/>
+                <w:sz w:val="22"/>
+                <w:szCs w:val="22"/>
+              </w:rPr>
+            </w:r>
+            <w:r>
+              <w:rPr>
+                <w:noProof/>
+                <w:webHidden/>
+                <w:sz w:val="22"/>
+                <w:szCs w:val="22"/>
+              </w:rPr>
+              <w:fldChar w:fldCharType="separate"/>
+            </w:r>
+            <w:r>
+              <w:rPr>
+                <w:noProof/>
+                <w:webHidden/>
+                <w:sz w:val="22"/>
+                <w:szCs w:val="22"/>
+              </w:rPr>
+              <w:t>1</w:t>
+            </w:r>
+            <w:r>
+              <w:rPr>
+                <w:noProof/>
+                <w:webHidden/>
+                <w:sz w:val="22"/>
+                <w:szCs w:val="22"/>
+              </w:rPr>
+              <w:fldChar w:fldCharType="end"/>
             </w:r>
           </w:hyperlink>
         </w:p>
         <w:p>
           <w:pPr>
-            <w:widowControl w:val="0"/>
+            <w:pStyle w:val="TOC2"/>
             <w:tabs>
-              <w:tab w:val="right" w:pos="12000"/>
+              <w:tab w:val="right" w:pos="9350"/>
             </w:tabs>
-            <w:spacing w:before="60" w:after="0" w:line="240" w:lineRule="auto"/>
-            <w:ind w:left="360"/>
             <w:rPr>
-              <w:color w:val="000000"/>
+              <w:noProof/>
+              <w:sz w:val="22"/>
+              <w:szCs w:val="22"/>
             </w:rPr>
           </w:pPr>
-          <w:hyperlink w:anchor="_ycedpsdujo1b">
-            <w:r>
-              <w:rPr>
-                <w:color w:val="000000"/>
+          <w:hyperlink w:anchor="_Toc226646883" w:history="1">
+            <w:r>
+              <w:rPr>
+                <w:rStyle w:val="Hyperlink"/>
+                <w:noProof/>
+                <w:sz w:val="22"/>
+                <w:szCs w:val="22"/>
               </w:rPr>
               <w:t>3.2. User Login and Authentication</w:t>
             </w:r>
             <w:r>
               <w:rPr>
-                <w:color w:val="000000"/>
+                <w:noProof/>
+                <w:webHidden/>
+                <w:sz w:val="22"/>
+                <w:szCs w:val="22"/>
               </w:rPr>
               <w:tab/>
-              <w:t>7</w:t>
+            </w:r>
+            <w:r>
+              <w:rPr>
+                <w:noProof/>
+                <w:webHidden/>
+                <w:sz w:val="22"/>
+                <w:szCs w:val="22"/>
+              </w:rPr>
+              <w:fldChar w:fldCharType="begin"/>
+            </w:r>
+            <w:r>
+              <w:rPr>
+                <w:noProof/>
+                <w:webHidden/>
+                <w:sz w:val="22"/>
+                <w:szCs w:val="22"/>
+              </w:rPr>
+              <w:instrText xml:space="preserve"> PAGEREF _Toc226646883 \h </w:instrText>
+            </w:r>
+            <w:r>
+              <w:rPr>
+                <w:noProof/>
+                <w:webHidden/>
+                <w:sz w:val="22"/>
+                <w:szCs w:val="22"/>
+              </w:rPr>
+            </w:r>
+            <w:r>
+              <w:rPr>
+                <w:noProof/>
+                <w:webHidden/>
+                <w:sz w:val="22"/>
+                <w:szCs w:val="22"/>
+              </w:rPr>
+              <w:fldChar w:fldCharType="separate"/>
+            </w:r>
+            <w:r>
+              <w:rPr>
+                <w:noProof/>
+                <w:webHidden/>
+                <w:sz w:val="22"/>
+                <w:szCs w:val="22"/>
+              </w:rPr>
+              <w:t>2</w:t>
+            </w:r>
+            <w:r>
+              <w:rPr>
+                <w:noProof/>
+                <w:webHidden/>
+                <w:sz w:val="22"/>
+                <w:szCs w:val="22"/>
+              </w:rPr>
+              <w:fldChar w:fldCharType="end"/>
             </w:r>
           </w:hyperlink>
         </w:p>
         <w:p>
           <w:pPr>
-            <w:widowControl w:val="0"/>
+            <w:pStyle w:val="TOC2"/>
             <w:tabs>
-              <w:tab w:val="right" w:pos="12000"/>
+              <w:tab w:val="right" w:pos="9350"/>
             </w:tabs>
-            <w:spacing w:before="60" w:after="0" w:line="240" w:lineRule="auto"/>
-            <w:ind w:left="360"/>
             <w:rPr>
-              <w:color w:val="000000"/>
+              <w:noProof/>
+              <w:sz w:val="22"/>
+              <w:szCs w:val="22"/>
             </w:rPr>
           </w:pPr>
-          <w:hyperlink w:anchor="_u9lw2alr53g">
-            <w:r>
-              <w:rPr>
-                <w:color w:val="000000"/>
+          <w:hyperlink w:anchor="_Toc226646884" w:history="1">
+            <w:r>
+              <w:rPr>
+                <w:rStyle w:val="Hyperlink"/>
+                <w:noProof/>
+                <w:sz w:val="22"/>
+                <w:szCs w:val="22"/>
               </w:rPr>
               <w:t>3.3. Administrator Functions</w:t>
             </w:r>
             <w:r>
               <w:rPr>
-                <w:color w:val="000000"/>
+                <w:noProof/>
+                <w:webHidden/>
+                <w:sz w:val="22"/>
+                <w:szCs w:val="22"/>
               </w:rPr>
               <w:tab/>
-              <w:t>7</w:t>
+            </w:r>
+            <w:r>
+              <w:rPr>
+                <w:noProof/>
+                <w:webHidden/>
+                <w:sz w:val="22"/>
+                <w:szCs w:val="22"/>
+              </w:rPr>
+              <w:fldChar w:fldCharType="begin"/>
+            </w:r>
+            <w:r>
+              <w:rPr>
+                <w:noProof/>
+                <w:webHidden/>
+                <w:sz w:val="22"/>
+                <w:szCs w:val="22"/>
+              </w:rPr>
+              <w:instrText xml:space="preserve"> PAGEREF _Toc226646884 \h </w:instrText>
+            </w:r>
+            <w:r>
+              <w:rPr>
+                <w:noProof/>
+                <w:webHidden/>
+                <w:sz w:val="22"/>
+                <w:szCs w:val="22"/>
+              </w:rPr>
+            </w:r>
+            <w:r>
+              <w:rPr>
+                <w:noProof/>
+                <w:webHidden/>
+                <w:sz w:val="22"/>
+                <w:szCs w:val="22"/>
+              </w:rPr>
+              <w:fldChar w:fldCharType="separate"/>
+            </w:r>
+            <w:r>
+              <w:rPr>
+                <w:noProof/>
+                <w:webHidden/>
+                <w:sz w:val="22"/>
+                <w:szCs w:val="22"/>
+              </w:rPr>
+              <w:t>3</w:t>
+            </w:r>
+            <w:r>
+              <w:rPr>
+                <w:noProof/>
+                <w:webHidden/>
+                <w:sz w:val="22"/>
+                <w:szCs w:val="22"/>
+              </w:rPr>
+              <w:fldChar w:fldCharType="end"/>
             </w:r>
           </w:hyperlink>
         </w:p>
         <w:p>
           <w:pPr>
-            <w:widowControl w:val="0"/>
+            <w:pStyle w:val="TOC2"/>
             <w:tabs>
-              <w:tab w:val="right" w:pos="12000"/>
+              <w:tab w:val="right" w:pos="9350"/>
             </w:tabs>
-            <w:spacing w:before="60" w:after="0" w:line="240" w:lineRule="auto"/>
-            <w:ind w:left="360"/>
             <w:rPr>
-              <w:color w:val="000000"/>
+              <w:noProof/>
+              <w:sz w:val="22"/>
+              <w:szCs w:val="22"/>
             </w:rPr>
           </w:pPr>
-          <w:hyperlink w:anchor="_jszfqs8njk4y">
-            <w:r>
-              <w:rPr>
-                <w:color w:val="000000"/>
+          <w:hyperlink w:anchor="_Toc226646885" w:history="1">
+            <w:r>
+              <w:rPr>
+                <w:rStyle w:val="Hyperlink"/>
+                <w:noProof/>
+                <w:sz w:val="22"/>
+                <w:szCs w:val="22"/>
               </w:rPr>
               <w:t>3.4. Supplier Functions</w:t>
             </w:r>
             <w:r>
               <w:rPr>
-                <w:color w:val="000000"/>
+                <w:noProof/>
+                <w:webHidden/>
+                <w:sz w:val="22"/>
+                <w:szCs w:val="22"/>
               </w:rPr>
               <w:tab/>
-              <w:t>8</w:t>
+            </w:r>
+            <w:r>
+              <w:rPr>
+                <w:noProof/>
+                <w:webHidden/>
+                <w:sz w:val="22"/>
+                <w:szCs w:val="22"/>
+              </w:rPr>
+              <w:fldChar w:fldCharType="begin"/>
+            </w:r>
+            <w:r>
+              <w:rPr>
+                <w:noProof/>
+                <w:webHidden/>
+                <w:sz w:val="22"/>
+                <w:szCs w:val="22"/>
+              </w:rPr>
+              <w:instrText xml:space="preserve"> PAGEREF _Toc226646885 \h </w:instrText>
+            </w:r>
+            <w:r>
+              <w:rPr>
+                <w:noProof/>
+                <w:webHidden/>
+                <w:sz w:val="22"/>
+                <w:szCs w:val="22"/>
+              </w:rPr>
+            </w:r>
+            <w:r>
+              <w:rPr>
+                <w:noProof/>
+                <w:webHidden/>
+                <w:sz w:val="22"/>
+                <w:szCs w:val="22"/>
+              </w:rPr>
+              <w:fldChar w:fldCharType="separate"/>
+            </w:r>
+            <w:r>
+              <w:rPr>
+                <w:noProof/>
+                <w:webHidden/>
+                <w:sz w:val="22"/>
+                <w:szCs w:val="22"/>
+              </w:rPr>
+              <w:t>5</w:t>
+            </w:r>
+            <w:r>
+              <w:rPr>
+                <w:noProof/>
+                <w:webHidden/>
+                <w:sz w:val="22"/>
+                <w:szCs w:val="22"/>
+              </w:rPr>
+              <w:fldChar w:fldCharType="end"/>
             </w:r>
           </w:hyperlink>
         </w:p>
         <w:p>
           <w:pPr>
-            <w:widowControl w:val="0"/>
+            <w:pStyle w:val="TOC2"/>
             <w:tabs>
-              <w:tab w:val="right" w:pos="12000"/>
+              <w:tab w:val="right" w:pos="9350"/>
             </w:tabs>
-            <w:spacing w:before="60" w:after="0" w:line="240" w:lineRule="auto"/>
-            <w:ind w:left="360"/>
             <w:rPr>
-              <w:color w:val="000000"/>
+              <w:noProof/>
+              <w:sz w:val="22"/>
+              <w:szCs w:val="22"/>
             </w:rPr>
           </w:pPr>
-          <w:hyperlink w:anchor="_1krx9yreemkt">
-            <w:r>
-              <w:rPr>
-                <w:color w:val="000000"/>
+          <w:hyperlink w:anchor="_Toc226646886" w:history="1">
+            <w:r>
+              <w:rPr>
+                <w:rStyle w:val="Hyperlink"/>
+                <w:noProof/>
+                <w:sz w:val="22"/>
+                <w:szCs w:val="22"/>
               </w:rPr>
               <w:t>3.5. Product List Dashboard</w:t>
             </w:r>
             <w:r>
               <w:rPr>
-                <w:color w:val="000000"/>
+                <w:noProof/>
+                <w:webHidden/>
+                <w:sz w:val="22"/>
+                <w:szCs w:val="22"/>
               </w:rPr>
               <w:tab/>
-              <w:t>9</w:t>
+            </w:r>
+            <w:r>
+              <w:rPr>
+                <w:noProof/>
+                <w:webHidden/>
+                <w:sz w:val="22"/>
+                <w:szCs w:val="22"/>
+              </w:rPr>
+              <w:fldChar w:fldCharType="begin"/>
+            </w:r>
+            <w:r>
+              <w:rPr>
+                <w:noProof/>
+                <w:webHidden/>
+                <w:sz w:val="22"/>
+                <w:szCs w:val="22"/>
+              </w:rPr>
+              <w:instrText xml:space="preserve"> PAGEREF _Toc226646886 \h </w:instrText>
+            </w:r>
+            <w:r>
+              <w:rPr>
+                <w:noProof/>
+                <w:webHidden/>
+                <w:sz w:val="22"/>
+                <w:szCs w:val="22"/>
+              </w:rPr>
+            </w:r>
+            <w:r>
+              <w:rPr>
+                <w:noProof/>
+                <w:webHidden/>
+                <w:sz w:val="22"/>
+                <w:szCs w:val="22"/>
+              </w:rPr>
+              <w:fldChar w:fldCharType="separate"/>
+            </w:r>
+            <w:r>
+              <w:rPr>
+                <w:noProof/>
+                <w:webHidden/>
+                <w:sz w:val="22"/>
+                <w:szCs w:val="22"/>
+              </w:rPr>
+              <w:t>6</w:t>
+            </w:r>
+            <w:r>
+              <w:rPr>
+                <w:noProof/>
+                <w:webHidden/>
+                <w:sz w:val="22"/>
+                <w:szCs w:val="22"/>
+              </w:rPr>
+              <w:fldChar w:fldCharType="end"/>
             </w:r>
           </w:hyperlink>
         </w:p>
         <w:p>
           <w:pPr>
-            <w:widowControl w:val="0"/>
+            <w:pStyle w:val="TOC2"/>
             <w:tabs>
-              <w:tab w:val="right" w:pos="12000"/>
+              <w:tab w:val="right" w:pos="9350"/>
             </w:tabs>
-            <w:spacing w:before="60" w:after="0" w:line="240" w:lineRule="auto"/>
-            <w:ind w:left="360"/>
             <w:rPr>
-              <w:color w:val="000000"/>
+              <w:noProof/>
+              <w:sz w:val="22"/>
+              <w:szCs w:val="22"/>
             </w:rPr>
           </w:pPr>
-          <w:hyperlink w:anchor="_rg1iq7rrjf7h">
-            <w:r>
-              <w:rPr>
-                <w:color w:val="000000"/>
+          <w:hyperlink w:anchor="_Toc226646887" w:history="1">
+            <w:r>
+              <w:rPr>
+                <w:rStyle w:val="Hyperlink"/>
+                <w:noProof/>
+                <w:sz w:val="22"/>
+                <w:szCs w:val="22"/>
               </w:rPr>
               <w:t>3.6. Shopping Cart Functionality</w:t>
             </w:r>
             <w:r>
               <w:rPr>
-                <w:color w:val="000000"/>
+                <w:noProof/>
+                <w:webHidden/>
+                <w:sz w:val="22"/>
+                <w:szCs w:val="22"/>
               </w:rPr>
               <w:tab/>
+            </w:r>
+            <w:r>
+              <w:rPr>
+                <w:noProof/>
+                <w:webHidden/>
+                <w:sz w:val="22"/>
+                <w:szCs w:val="22"/>
+              </w:rPr>
+              <w:fldChar w:fldCharType="begin"/>
+            </w:r>
+            <w:r>
+              <w:rPr>
+                <w:noProof/>
+                <w:webHidden/>
+                <w:sz w:val="22"/>
+                <w:szCs w:val="22"/>
+              </w:rPr>
+              <w:instrText xml:space="preserve"> PAGEREF _Toc226646887 \h </w:instrText>
+            </w:r>
+            <w:r>
+              <w:rPr>
+                <w:noProof/>
+                <w:webHidden/>
+                <w:sz w:val="22"/>
+                <w:szCs w:val="22"/>
+              </w:rPr>
+            </w:r>
+            <w:r>
+              <w:rPr>
+                <w:noProof/>
+                <w:webHidden/>
+                <w:sz w:val="22"/>
+                <w:szCs w:val="22"/>
+              </w:rPr>
+              <w:fldChar w:fldCharType="separate"/>
+            </w:r>
+            <w:r>
+              <w:rPr>
+                <w:noProof/>
+                <w:webHidden/>
+                <w:sz w:val="22"/>
+                <w:szCs w:val="22"/>
+              </w:rPr>
               <w:t>9</w:t>
+            </w:r>
+            <w:r>
+              <w:rPr>
+                <w:noProof/>
+                <w:webHidden/>
+                <w:sz w:val="22"/>
+                <w:szCs w:val="22"/>
+              </w:rPr>
+              <w:fldChar w:fldCharType="end"/>
             </w:r>
           </w:hyperlink>
         </w:p>
         <w:p>
           <w:pPr>
-            <w:widowControl w:val="0"/>
+            <w:pStyle w:val="TOC2"/>
             <w:tabs>
-              <w:tab w:val="right" w:pos="12000"/>
+              <w:tab w:val="right" w:pos="9350"/>
             </w:tabs>
-            <w:spacing w:before="60" w:after="0" w:line="240" w:lineRule="auto"/>
-            <w:ind w:left="360"/>
             <w:rPr>
-              <w:color w:val="000000"/>
+              <w:noProof/>
+              <w:sz w:val="22"/>
+              <w:szCs w:val="22"/>
             </w:rPr>
           </w:pPr>
-          <w:hyperlink w:anchor="_uzloii5d306z">
-            <w:r>
-              <w:rPr>
-                <w:color w:val="000000"/>
-              </w:rPr>
-              <w:t>3.6. Order Processing</w:t>
-            </w:r>
-            <w:r>
-              <w:rPr>
-                <w:color w:val="000000"/>
+          <w:hyperlink w:anchor="_Toc226646888" w:history="1">
+            <w:r>
+              <w:rPr>
+                <w:rStyle w:val="Hyperlink"/>
+                <w:noProof/>
+                <w:sz w:val="22"/>
+                <w:szCs w:val="22"/>
+              </w:rPr>
+              <w:t>3.7. Checkout</w:t>
+            </w:r>
+            <w:r>
+              <w:rPr>
+                <w:noProof/>
+                <w:webHidden/>
+                <w:sz w:val="22"/>
+                <w:szCs w:val="22"/>
               </w:rPr>
               <w:tab/>
-              <w:t>10</w:t>
+            </w:r>
+            <w:r>
+              <w:rPr>
+                <w:noProof/>
+                <w:webHidden/>
+                <w:sz w:val="22"/>
+                <w:szCs w:val="22"/>
+              </w:rPr>
+              <w:fldChar w:fldCharType="begin"/>
+            </w:r>
+            <w:r>
+              <w:rPr>
+                <w:noProof/>
+                <w:webHidden/>
+                <w:sz w:val="22"/>
+                <w:szCs w:val="22"/>
+              </w:rPr>
+              <w:instrText xml:space="preserve"> PAGEREF _Toc226646888 \h </w:instrText>
+            </w:r>
+            <w:r>
+              <w:rPr>
+                <w:noProof/>
+                <w:webHidden/>
+                <w:sz w:val="22"/>
+                <w:szCs w:val="22"/>
+              </w:rPr>
+            </w:r>
+            <w:r>
+              <w:rPr>
+                <w:noProof/>
+                <w:webHidden/>
+                <w:sz w:val="22"/>
+                <w:szCs w:val="22"/>
+              </w:rPr>
+              <w:fldChar w:fldCharType="separate"/>
+            </w:r>
+            <w:r>
+              <w:rPr>
+                <w:noProof/>
+                <w:webHidden/>
+                <w:sz w:val="22"/>
+                <w:szCs w:val="22"/>
+              </w:rPr>
+              <w:t>11</w:t>
+            </w:r>
+            <w:r>
+              <w:rPr>
+                <w:noProof/>
+                <w:webHidden/>
+                <w:sz w:val="22"/>
+                <w:szCs w:val="22"/>
+              </w:rPr>
+              <w:fldChar w:fldCharType="end"/>
             </w:r>
           </w:hyperlink>
         </w:p>
         <w:p>
           <w:pPr>
-            <w:widowControl w:val="0"/>
+            <w:pStyle w:val="TOC1"/>
             <w:tabs>
-              <w:tab w:val="right" w:pos="12000"/>
+              <w:tab w:val="right" w:pos="9350"/>
             </w:tabs>
-            <w:spacing w:before="60" w:after="0" w:line="240" w:lineRule="auto"/>
-            <w:ind w:left="360"/>
             <w:rPr>
-              <w:color w:val="000000"/>
+              <w:noProof/>
             </w:rPr>
           </w:pPr>
-          <w:hyperlink w:anchor="_jj7q342wruj6">
-            <w:r>
-              <w:rPr>
-                <w:color w:val="000000"/>
-              </w:rPr>
-              <w:t>3.7. Notifications</w:t>
-            </w:r>
-            <w:r>
-              <w:rPr>
-                <w:color w:val="000000"/>
+          <w:hyperlink w:anchor="_Toc226646889" w:history="1">
+            <w:r>
+              <w:rPr>
+                <w:rStyle w:val="Hyperlink"/>
+                <w:noProof/>
+                <w:sz w:val="22"/>
+                <w:szCs w:val="22"/>
+              </w:rPr>
+              <w:t>Appendix</w:t>
+            </w:r>
+            <w:r>
+              <w:rPr>
+                <w:noProof/>
+                <w:webHidden/>
+                <w:sz w:val="22"/>
+                <w:szCs w:val="22"/>
               </w:rPr>
               <w:tab/>
-              <w:t>10</w:t>
+            </w:r>
+            <w:r>
+              <w:rPr>
+                <w:noProof/>
+                <w:webHidden/>
+                <w:sz w:val="22"/>
+                <w:szCs w:val="22"/>
+              </w:rPr>
+              <w:fldChar w:fldCharType="begin"/>
+            </w:r>
+            <w:r>
+              <w:rPr>
+                <w:noProof/>
+                <w:webHidden/>
+                <w:sz w:val="22"/>
+                <w:szCs w:val="22"/>
+              </w:rPr>
+              <w:instrText xml:space="preserve"> PAGEREF _Toc226646889 \h </w:instrText>
+            </w:r>
+            <w:r>
+              <w:rPr>
+                <w:noProof/>
+                <w:webHidden/>
+                <w:sz w:val="22"/>
+                <w:szCs w:val="22"/>
+              </w:rPr>
+            </w:r>
+            <w:r>
+              <w:rPr>
+                <w:noProof/>
+                <w:webHidden/>
+                <w:sz w:val="22"/>
+                <w:szCs w:val="22"/>
+              </w:rPr>
+              <w:fldChar w:fldCharType="separate"/>
+            </w:r>
+            <w:r>
+              <w:rPr>
+                <w:noProof/>
+                <w:webHidden/>
+                <w:sz w:val="22"/>
+                <w:szCs w:val="22"/>
+              </w:rPr>
+              <w:t>13</w:t>
+            </w:r>
+            <w:r>
+              <w:rPr>
+                <w:noProof/>
+                <w:webHidden/>
+                <w:sz w:val="22"/>
+                <w:szCs w:val="22"/>
+              </w:rPr>
+              <w:fldChar w:fldCharType="end"/>
             </w:r>
           </w:hyperlink>
         </w:p>
@@ -799,30 +2083,6 @@
               <w:szCs w:val="22"/>
             </w:rPr>
           </w:pPr>
-          <w:hyperlink w:anchor="_x4mkh8b5xuce">
-            <w:r>
-              <w:rPr>
-                <w:b/>
-                <w:bCs/>
-                <w:color w:val="000000"/>
-              </w:rPr>
-              <w:t>Appendix</w:t>
-            </w:r>
-          </w:hyperlink>
-          <w:hyperlink w:anchor="_x4mkh8b5xuce">
-            <w:r>
-              <w:rPr>
-                <w:rFonts w:ascii="Arial" w:eastAsia="Arial" w:hAnsi="Arial" w:cs="Arial"/>
-                <w:b/>
-                <w:bCs/>
-                <w:color w:val="000000"/>
-                <w:sz w:val="22"/>
-                <w:szCs w:val="22"/>
-              </w:rPr>
-              <w:tab/>
-              <w:t>11</w:t>
-            </w:r>
-          </w:hyperlink>
           <w:r>
             <w:fldChar w:fldCharType="end"/>
           </w:r>
@@ -841,8 +2101,7 @@
           <w:szCs w:val="24"/>
         </w:rPr>
       </w:pPr>
-      <w:bookmarkStart w:id="1" w:name="_smm0tw6middd" w:colFirst="0" w:colLast="0"/>
-      <w:bookmarkEnd w:id="1"/>
+      <w:bookmarkStart w:id="1" w:name="_Toc226646868"/>
       <w:r>
         <w:rPr>
           <w:sz w:val="36"/>
@@ -850,6 +2109,7 @@
         </w:rPr>
         <w:t>Revision History</w:t>
       </w:r>
+      <w:bookmarkEnd w:id="1"/>
     </w:p>
     <w:tbl>
       <w:tblPr>
@@ -1221,12 +2481,11 @@
                 <w:numId w:val="3"/>
               </w:numPr>
             </w:pPr>
-            <w:bookmarkStart w:id="2" w:name="_3j6m2wtvmp6y" w:colFirst="0" w:colLast="0"/>
+            <w:bookmarkStart w:id="2" w:name="_Toc226646869"/>
+            <w:r>
+              <w:t>Introduction</w:t>
+            </w:r>
             <w:bookmarkEnd w:id="2"/>
-            <w:r>
-              <w:lastRenderedPageBreak/>
-              <w:t>Introduction</w:t>
-            </w:r>
           </w:p>
         </w:tc>
       </w:tr>
@@ -1240,8 +2499,7 @@
           <w:szCs w:val="34"/>
         </w:rPr>
       </w:pPr>
-      <w:bookmarkStart w:id="3" w:name="_16sq0ew5uu70" w:colFirst="0" w:colLast="0"/>
-      <w:bookmarkEnd w:id="3"/>
+      <w:bookmarkStart w:id="3" w:name="_Toc226646870"/>
       <w:r>
         <w:rPr>
           <w:sz w:val="34"/>
@@ -1249,6 +2507,7 @@
         </w:rPr>
         <w:t>1.1 Document Purpose</w:t>
       </w:r>
+      <w:bookmarkEnd w:id="3"/>
     </w:p>
     <w:p>
       <w:r>
@@ -1287,14 +2546,21 @@
           <w:szCs w:val="34"/>
         </w:rPr>
       </w:pPr>
-      <w:bookmarkStart w:id="4" w:name="_cy63xtwwdf7p" w:colFirst="0" w:colLast="0"/>
+      <w:bookmarkStart w:id="4" w:name="_Toc226646871"/>
+      <w:r>
+        <w:rPr>
+          <w:sz w:val="34"/>
+          <w:szCs w:val="34"/>
+        </w:rPr>
+        <w:t>1.2 Project Scope</w:t>
+      </w:r>
       <w:bookmarkEnd w:id="4"/>
       <w:r>
         <w:rPr>
           <w:sz w:val="34"/>
           <w:szCs w:val="34"/>
         </w:rPr>
-        <w:t xml:space="preserve">1.2 Project Scope </w:t>
+        <w:t xml:space="preserve"> </w:t>
       </w:r>
     </w:p>
     <w:p>
@@ -1436,6 +2702,7 @@
           <w:b/>
           <w:bCs/>
         </w:rPr>
+        <w:lastRenderedPageBreak/>
         <w:t>Out of scope</w:t>
       </w:r>
       <w:r>
@@ -1513,16 +2780,15 @@
           <w:szCs w:val="24"/>
         </w:rPr>
       </w:pPr>
-      <w:bookmarkStart w:id="5" w:name="_ux5nl7ofgr2x" w:colFirst="0" w:colLast="0"/>
-      <w:bookmarkEnd w:id="5"/>
+      <w:bookmarkStart w:id="5" w:name="_Toc226646872"/>
       <w:r>
         <w:rPr>
           <w:sz w:val="34"/>
           <w:szCs w:val="34"/>
         </w:rPr>
-        <w:lastRenderedPageBreak/>
         <w:t>1.3 Definitions, Acronyms, and Abbreviations</w:t>
       </w:r>
+      <w:bookmarkEnd w:id="5"/>
     </w:p>
     <w:tbl>
       <w:tblPr>
@@ -2005,14 +3271,21 @@
           <w:szCs w:val="34"/>
         </w:rPr>
       </w:pPr>
-      <w:bookmarkStart w:id="7" w:name="_q8ofn8d6xb3a" w:colFirst="0" w:colLast="0"/>
+      <w:bookmarkStart w:id="7" w:name="_Toc226646873"/>
+      <w:r>
+        <w:rPr>
+          <w:sz w:val="34"/>
+          <w:szCs w:val="34"/>
+        </w:rPr>
+        <w:t>1.4 References:</w:t>
+      </w:r>
       <w:bookmarkEnd w:id="7"/>
       <w:r>
         <w:rPr>
           <w:sz w:val="34"/>
           <w:szCs w:val="34"/>
         </w:rPr>
-        <w:t xml:space="preserve">1.4 References: </w:t>
+        <w:t xml:space="preserve"> </w:t>
       </w:r>
     </w:p>
     <w:p>
@@ -2042,15 +3315,16 @@
           <w:szCs w:val="34"/>
         </w:rPr>
       </w:pPr>
-      <w:bookmarkStart w:id="8" w:name="_5cskzf3pua37" w:colFirst="0" w:colLast="0"/>
-      <w:bookmarkEnd w:id="8"/>
+      <w:bookmarkStart w:id="8" w:name="_Toc226646874"/>
       <w:r>
         <w:rPr>
           <w:sz w:val="34"/>
           <w:szCs w:val="34"/>
         </w:rPr>
+        <w:lastRenderedPageBreak/>
         <w:t>1.5 Document Overview</w:t>
       </w:r>
+      <w:bookmarkEnd w:id="8"/>
     </w:p>
     <w:p>
       <w:r>
@@ -2158,12 +3432,11 @@
             <w:pPr>
               <w:pStyle w:val="Heading1"/>
             </w:pPr>
-            <w:bookmarkStart w:id="9" w:name="_7rdurlwhi1p6" w:colFirst="0" w:colLast="0"/>
+            <w:bookmarkStart w:id="9" w:name="_Toc226646875"/>
+            <w:r>
+              <w:t>2. Product Overview</w:t>
+            </w:r>
             <w:bookmarkEnd w:id="9"/>
-            <w:r>
-              <w:lastRenderedPageBreak/>
-              <w:t>2. Product Overview</w:t>
-            </w:r>
           </w:p>
         </w:tc>
       </w:tr>
@@ -2177,8 +3450,7 @@
           <w:szCs w:val="34"/>
         </w:rPr>
       </w:pPr>
-      <w:bookmarkStart w:id="10" w:name="_g6d9od0mlsb" w:colFirst="0" w:colLast="0"/>
-      <w:bookmarkEnd w:id="10"/>
+      <w:bookmarkStart w:id="10" w:name="_Toc226646876"/>
       <w:r>
         <w:rPr>
           <w:sz w:val="34"/>
@@ -2186,6 +3458,7 @@
         </w:rPr>
         <w:t>2.1 Product Components</w:t>
       </w:r>
+      <w:bookmarkEnd w:id="10"/>
     </w:p>
     <w:p>
       <w:pPr>
@@ -2288,8 +3561,7 @@
           <w:szCs w:val="34"/>
         </w:rPr>
       </w:pPr>
-      <w:bookmarkStart w:id="11" w:name="_kwiv53g51b96" w:colFirst="0" w:colLast="0"/>
-      <w:bookmarkEnd w:id="11"/>
+      <w:bookmarkStart w:id="11" w:name="_Toc226646877"/>
       <w:r>
         <w:rPr>
           <w:sz w:val="34"/>
@@ -2297,6 +3569,7 @@
         </w:rPr>
         <w:t>2.2 Product Functions</w:t>
       </w:r>
+      <w:bookmarkEnd w:id="11"/>
     </w:p>
     <w:p>
       <w:pPr>
@@ -2461,8 +3734,7 @@
           <w:szCs w:val="34"/>
         </w:rPr>
       </w:pPr>
-      <w:bookmarkStart w:id="12" w:name="_fbssbvb88a7i" w:colFirst="0" w:colLast="0"/>
-      <w:bookmarkEnd w:id="12"/>
+      <w:bookmarkStart w:id="12" w:name="_Toc226646878"/>
       <w:r>
         <w:rPr>
           <w:sz w:val="34"/>
@@ -2470,6 +3742,7 @@
         </w:rPr>
         <w:t>2.3 Product Constraints</w:t>
       </w:r>
+      <w:bookmarkEnd w:id="12"/>
     </w:p>
     <w:p>
       <w:pPr>
@@ -2542,7 +3815,6 @@
           <w:b/>
           <w:bCs/>
         </w:rPr>
-        <w:lastRenderedPageBreak/>
         <w:t>Seperate</w:t>
       </w:r>
       <w:proofErr w:type="spellEnd"/>
@@ -2640,8 +3912,7 @@
           <w:szCs w:val="34"/>
         </w:rPr>
       </w:pPr>
-      <w:bookmarkStart w:id="13" w:name="_ch4uf6v33o7a" w:colFirst="0" w:colLast="0"/>
-      <w:bookmarkEnd w:id="13"/>
+      <w:bookmarkStart w:id="13" w:name="_Toc226646879"/>
       <w:r>
         <w:rPr>
           <w:sz w:val="34"/>
@@ -2657,6 +3928,7 @@
         </w:rPr>
         <w:t>Profiels</w:t>
       </w:r>
+      <w:bookmarkEnd w:id="13"/>
       <w:proofErr w:type="spellEnd"/>
     </w:p>
     <w:p>
@@ -2728,11 +4000,11 @@
       <w:pPr>
         <w:pStyle w:val="Heading2"/>
       </w:pPr>
-      <w:bookmarkStart w:id="14" w:name="_fh4p3x3hfg3o" w:colFirst="0" w:colLast="0"/>
-      <w:bookmarkEnd w:id="14"/>
+      <w:bookmarkStart w:id="14" w:name="_Toc226646880"/>
       <w:r>
         <w:t>2.5. Operating Environment</w:t>
       </w:r>
+      <w:bookmarkEnd w:id="14"/>
     </w:p>
     <w:p>
       <w:pPr>
@@ -2822,8 +4094,6 @@
           <w:cols w:space="720"/>
         </w:sectPr>
       </w:pPr>
-      <w:bookmarkStart w:id="15" w:name="_j252vzvas3ua" w:colFirst="0" w:colLast="0"/>
-      <w:bookmarkEnd w:id="15"/>
     </w:p>
     <w:tbl>
       <w:tblPr>
@@ -2869,10 +4139,12 @@
             <w:pPr>
               <w:pStyle w:val="Heading1"/>
             </w:pPr>
+            <w:bookmarkStart w:id="15" w:name="_Toc226646881"/>
             <w:r>
               <w:lastRenderedPageBreak/>
               <w:t>3. Functional Requirements</w:t>
             </w:r>
+            <w:bookmarkEnd w:id="15"/>
           </w:p>
         </w:tc>
       </w:tr>
@@ -2885,11 +4157,11 @@
           <w:szCs w:val="24"/>
         </w:rPr>
       </w:pPr>
-      <w:bookmarkStart w:id="16" w:name="_c52yd1obwij2" w:colFirst="0" w:colLast="0"/>
-      <w:bookmarkEnd w:id="16"/>
+      <w:bookmarkStart w:id="16" w:name="_Toc226646882"/>
       <w:r>
         <w:t>3.1. User Registration</w:t>
       </w:r>
+      <w:bookmarkEnd w:id="16"/>
     </w:p>
     <w:tbl>
       <w:tblPr>
@@ -4298,6 +5570,180 @@
           </w:p>
         </w:tc>
       </w:tr>
+      <w:tr>
+        <w:trPr>
+          <w:trHeight w:val="952"/>
+        </w:trPr>
+        <w:tc>
+          <w:tcPr>
+            <w:tcW w:w="502" w:type="pct"/>
+            <w:tcMar>
+              <w:top w:w="100" w:type="dxa"/>
+              <w:left w:w="100" w:type="dxa"/>
+              <w:bottom w:w="100" w:type="dxa"/>
+              <w:right w:w="100" w:type="dxa"/>
+            </w:tcMar>
+          </w:tcPr>
+          <w:p>
+            <w:pPr>
+              <w:widowControl w:val="0"/>
+              <w:spacing w:before="0" w:after="0"/>
+            </w:pPr>
+            <w:r>
+              <w:t>SRS-FN-REGISTER-007</w:t>
+            </w:r>
+          </w:p>
+        </w:tc>
+        <w:tc>
+          <w:tcPr>
+            <w:tcW w:w="1245" w:type="pct"/>
+            <w:tcMar>
+              <w:top w:w="100" w:type="dxa"/>
+              <w:left w:w="100" w:type="dxa"/>
+              <w:bottom w:w="100" w:type="dxa"/>
+              <w:right w:w="100" w:type="dxa"/>
+            </w:tcMar>
+          </w:tcPr>
+          <w:p>
+            <w:pPr>
+              <w:widowControl w:val="0"/>
+              <w:spacing w:before="0" w:after="0"/>
+            </w:pPr>
+            <w:r>
+              <w:t xml:space="preserve">The system SHALL </w:t>
+            </w:r>
+            <w:proofErr w:type="gramStart"/>
+            <w:r>
+              <w:t>not</w:t>
+            </w:r>
+            <w:proofErr w:type="gramEnd"/>
+            <w:r>
+              <w:t xml:space="preserve"> accept an Email address that is already registered in the system</w:t>
+            </w:r>
+          </w:p>
+        </w:tc>
+        <w:tc>
+          <w:tcPr>
+            <w:tcW w:w="512" w:type="pct"/>
+          </w:tcPr>
+          <w:p>
+            <w:pPr>
+              <w:widowControl w:val="0"/>
+              <w:spacing w:before="0" w:after="0"/>
+            </w:pPr>
+            <w:r>
+              <w:t>Functional</w:t>
+            </w:r>
+          </w:p>
+        </w:tc>
+        <w:tc>
+          <w:tcPr>
+            <w:tcW w:w="452" w:type="pct"/>
+          </w:tcPr>
+          <w:p>
+            <w:pPr>
+              <w:widowControl w:val="0"/>
+              <w:spacing w:before="0" w:after="0"/>
+            </w:pPr>
+            <w:r>
+              <w:t>Testing</w:t>
+            </w:r>
+          </w:p>
+        </w:tc>
+        <w:tc>
+          <w:tcPr>
+            <w:tcW w:w="1976" w:type="pct"/>
+          </w:tcPr>
+          <w:p>
+            <w:pPr>
+              <w:pStyle w:val="ListParagraph"/>
+              <w:widowControl w:val="0"/>
+              <w:numPr>
+                <w:ilvl w:val="0"/>
+                <w:numId w:val="44"/>
+              </w:numPr>
+              <w:spacing w:before="0" w:after="0"/>
+              <w:rPr>
+                <w:lang w:val="en-US"/>
+              </w:rPr>
+            </w:pPr>
+            <w:r>
+              <w:rPr>
+                <w:lang w:val="en-US"/>
+              </w:rPr>
+              <w:t>Entering an email that already exists in the database shows an error message</w:t>
+            </w:r>
+          </w:p>
+          <w:p>
+            <w:pPr>
+              <w:pStyle w:val="ListParagraph"/>
+              <w:widowControl w:val="0"/>
+              <w:numPr>
+                <w:ilvl w:val="0"/>
+                <w:numId w:val="44"/>
+              </w:numPr>
+              <w:spacing w:before="0" w:after="0"/>
+              <w:rPr>
+                <w:lang w:val="en-US"/>
+              </w:rPr>
+            </w:pPr>
+            <w:r>
+              <w:rPr>
+                <w:lang w:val="en-US"/>
+              </w:rPr>
+              <w:t>Form submission is blocked if the email is not unique</w:t>
+            </w:r>
+          </w:p>
+          <w:p>
+            <w:pPr>
+              <w:pStyle w:val="ListParagraph"/>
+              <w:widowControl w:val="0"/>
+              <w:numPr>
+                <w:ilvl w:val="0"/>
+                <w:numId w:val="44"/>
+              </w:numPr>
+              <w:spacing w:before="0" w:after="0"/>
+              <w:rPr>
+                <w:lang w:val="en-US"/>
+              </w:rPr>
+            </w:pPr>
+            <w:r>
+              <w:rPr>
+                <w:lang w:val="en-US"/>
+              </w:rPr>
+              <w:t>New/Unique email addresses are accepted</w:t>
+            </w:r>
+          </w:p>
+          <w:p>
+            <w:pPr>
+              <w:pStyle w:val="ListParagraph"/>
+              <w:widowControl w:val="0"/>
+              <w:numPr>
+                <w:ilvl w:val="0"/>
+                <w:numId w:val="15"/>
+              </w:numPr>
+              <w:spacing w:before="0" w:after="0"/>
+              <w:rPr>
+                <w:lang w:val="en-US"/>
+              </w:rPr>
+            </w:pPr>
+          </w:p>
+        </w:tc>
+        <w:tc>
+          <w:tcPr>
+            <w:tcW w:w="313" w:type="pct"/>
+          </w:tcPr>
+          <w:p>
+            <w:pPr>
+              <w:widowControl w:val="0"/>
+              <w:spacing w:before="0" w:after="0"/>
+            </w:pPr>
+            <w:r>
+              <w:t>In Review</w:t>
+            </w:r>
+          </w:p>
+        </w:tc>
+      </w:tr>
     </w:tbl>
     <w:p/>
     <w:p>
@@ -4308,11 +5754,11 @@
           <w:szCs w:val="24"/>
         </w:rPr>
       </w:pPr>
-      <w:bookmarkStart w:id="17" w:name="_ycedpsdujo1b" w:colFirst="0" w:colLast="0"/>
-      <w:bookmarkEnd w:id="17"/>
+      <w:bookmarkStart w:id="17" w:name="_Toc226646883"/>
       <w:r>
         <w:t>3.2. User Login and Authentication</w:t>
       </w:r>
+      <w:bookmarkEnd w:id="17"/>
     </w:p>
     <w:tbl>
       <w:tblPr>
@@ -4330,17 +5776,17 @@
         <w:tblLook w:val="0600" w:firstRow="0" w:lastRow="0" w:firstColumn="0" w:lastColumn="0" w:noHBand="1" w:noVBand="1"/>
       </w:tblPr>
       <w:tblGrid>
-        <w:gridCol w:w="1485"/>
+        <w:gridCol w:w="1486"/>
         <w:gridCol w:w="3647"/>
-        <w:gridCol w:w="1609"/>
+        <w:gridCol w:w="1608"/>
         <w:gridCol w:w="1360"/>
-        <w:gridCol w:w="5906"/>
-        <w:gridCol w:w="934"/>
+        <w:gridCol w:w="5905"/>
+        <w:gridCol w:w="935"/>
       </w:tblGrid>
       <w:tr>
         <w:tc>
           <w:tcPr>
-            <w:tcW w:w="498" w:type="pct"/>
+            <w:tcW w:w="497" w:type="pct"/>
             <w:shd w:val="clear" w:color="auto" w:fill="6FA8DC"/>
             <w:tcMar>
               <w:top w:w="100" w:type="dxa"/>
@@ -4368,7 +5814,7 @@
         </w:tc>
         <w:tc>
           <w:tcPr>
-            <w:tcW w:w="1221" w:type="pct"/>
+            <w:tcW w:w="1220" w:type="pct"/>
             <w:shd w:val="clear" w:color="auto" w:fill="6FA8DC"/>
             <w:tcMar>
               <w:top w:w="100" w:type="dxa"/>
@@ -4396,7 +5842,7 @@
         </w:tc>
         <w:tc>
           <w:tcPr>
-            <w:tcW w:w="539" w:type="pct"/>
+            <w:tcW w:w="538" w:type="pct"/>
             <w:shd w:val="clear" w:color="auto" w:fill="6FA8DC"/>
           </w:tcPr>
           <w:p>
@@ -4418,7 +5864,7 @@
         </w:tc>
         <w:tc>
           <w:tcPr>
-            <w:tcW w:w="451" w:type="pct"/>
+            <w:tcW w:w="455" w:type="pct"/>
             <w:shd w:val="clear" w:color="auto" w:fill="6FA8DC"/>
           </w:tcPr>
           <w:p>
@@ -4434,7 +5880,11 @@
               <w:spacing w:before="0" w:after="0"/>
             </w:pPr>
             <w:r>
-              <w:t>Verification Method</w:t>
+              <w:t xml:space="preserve">Verification </w:t>
+            </w:r>
+            <w:r>
+              <w:lastRenderedPageBreak/>
+              <w:t>Method</w:t>
             </w:r>
           </w:p>
         </w:tc>
@@ -4456,6 +5906,7 @@
               <w:spacing w:before="0" w:after="0"/>
             </w:pPr>
             <w:r>
+              <w:lastRenderedPageBreak/>
               <w:t>Acceptance Criteria</w:t>
             </w:r>
           </w:p>
@@ -4489,7 +5940,7 @@
         </w:trPr>
         <w:tc>
           <w:tcPr>
-            <w:tcW w:w="498" w:type="pct"/>
+            <w:tcW w:w="497" w:type="pct"/>
             <w:tcMar>
               <w:top w:w="100" w:type="dxa"/>
               <w:left w:w="100" w:type="dxa"/>
@@ -4509,7 +5960,7 @@
         </w:tc>
         <w:tc>
           <w:tcPr>
-            <w:tcW w:w="1221" w:type="pct"/>
+            <w:tcW w:w="1220" w:type="pct"/>
             <w:tcMar>
               <w:top w:w="100" w:type="dxa"/>
               <w:left w:w="100" w:type="dxa"/>
@@ -4544,7 +5995,7 @@
         </w:tc>
         <w:tc>
           <w:tcPr>
-            <w:tcW w:w="539" w:type="pct"/>
+            <w:tcW w:w="538" w:type="pct"/>
           </w:tcPr>
           <w:p>
             <w:pPr>
@@ -4571,7 +6022,7 @@
         </w:tc>
         <w:tc>
           <w:tcPr>
-            <w:tcW w:w="451" w:type="pct"/>
+            <w:tcW w:w="455" w:type="pct"/>
           </w:tcPr>
           <w:p>
             <w:pPr>
@@ -4717,7 +6168,7 @@
       <w:tr>
         <w:tc>
           <w:tcPr>
-            <w:tcW w:w="498" w:type="pct"/>
+            <w:tcW w:w="497" w:type="pct"/>
             <w:tcMar>
               <w:top w:w="100" w:type="dxa"/>
               <w:left w:w="100" w:type="dxa"/>
@@ -4731,14 +6182,13 @@
               <w:spacing w:before="0" w:after="0"/>
             </w:pPr>
             <w:r>
-              <w:lastRenderedPageBreak/>
               <w:t>SRS-FN-login-002</w:t>
             </w:r>
           </w:p>
         </w:tc>
         <w:tc>
           <w:tcPr>
-            <w:tcW w:w="1221" w:type="pct"/>
+            <w:tcW w:w="1220" w:type="pct"/>
             <w:tcMar>
               <w:top w:w="100" w:type="dxa"/>
               <w:left w:w="100" w:type="dxa"/>
@@ -4761,7 +6211,7 @@
         </w:tc>
         <w:tc>
           <w:tcPr>
-            <w:tcW w:w="539" w:type="pct"/>
+            <w:tcW w:w="538" w:type="pct"/>
           </w:tcPr>
           <w:p>
             <w:pPr>
@@ -4775,7 +6225,7 @@
         </w:tc>
         <w:tc>
           <w:tcPr>
-            <w:tcW w:w="451" w:type="pct"/>
+            <w:tcW w:w="455" w:type="pct"/>
           </w:tcPr>
           <w:p>
             <w:pPr>
@@ -4883,7 +6333,7 @@
       <w:tr>
         <w:tc>
           <w:tcPr>
-            <w:tcW w:w="498" w:type="pct"/>
+            <w:tcW w:w="497" w:type="pct"/>
             <w:tcMar>
               <w:top w:w="100" w:type="dxa"/>
               <w:left w:w="100" w:type="dxa"/>
@@ -4903,7 +6353,7 @@
         </w:tc>
         <w:tc>
           <w:tcPr>
-            <w:tcW w:w="1221" w:type="pct"/>
+            <w:tcW w:w="1220" w:type="pct"/>
             <w:tcMar>
               <w:top w:w="100" w:type="dxa"/>
               <w:left w:w="100" w:type="dxa"/>
@@ -4946,7 +6396,7 @@
         </w:tc>
         <w:tc>
           <w:tcPr>
-            <w:tcW w:w="539" w:type="pct"/>
+            <w:tcW w:w="538" w:type="pct"/>
           </w:tcPr>
           <w:p>
             <w:pPr>
@@ -4973,7 +6423,7 @@
         </w:tc>
         <w:tc>
           <w:tcPr>
-            <w:tcW w:w="451" w:type="pct"/>
+            <w:tcW w:w="455" w:type="pct"/>
           </w:tcPr>
           <w:p>
             <w:pPr>
@@ -5143,8 +6593,213 @@
           </w:p>
         </w:tc>
       </w:tr>
+      <w:tr>
+        <w:tc>
+          <w:tcPr>
+            <w:tcW w:w="497" w:type="pct"/>
+            <w:tcMar>
+              <w:top w:w="100" w:type="dxa"/>
+              <w:left w:w="100" w:type="dxa"/>
+              <w:bottom w:w="100" w:type="dxa"/>
+              <w:right w:w="100" w:type="dxa"/>
+            </w:tcMar>
+          </w:tcPr>
+          <w:p>
+            <w:pPr>
+              <w:widowControl w:val="0"/>
+              <w:spacing w:before="0" w:after="0"/>
+            </w:pPr>
+            <w:r>
+              <w:t>SRS-FN-login-004</w:t>
+            </w:r>
+          </w:p>
+        </w:tc>
+        <w:tc>
+          <w:tcPr>
+            <w:tcW w:w="1220" w:type="pct"/>
+            <w:tcMar>
+              <w:top w:w="100" w:type="dxa"/>
+              <w:left w:w="100" w:type="dxa"/>
+              <w:bottom w:w="100" w:type="dxa"/>
+              <w:right w:w="100" w:type="dxa"/>
+            </w:tcMar>
+          </w:tcPr>
+          <w:p>
+            <w:pPr>
+              <w:widowControl w:val="0"/>
+              <w:pBdr>
+                <w:top w:val="nil"/>
+                <w:left w:val="nil"/>
+                <w:bottom w:val="nil"/>
+                <w:right w:val="nil"/>
+                <w:between w:val="nil"/>
+              </w:pBdr>
+              <w:spacing w:before="0" w:after="0"/>
+            </w:pPr>
+            <w:r>
+              <w:t xml:space="preserve">The system SHALL </w:t>
+            </w:r>
+            <w:proofErr w:type="gramStart"/>
+            <w:r>
+              <w:t>not</w:t>
+            </w:r>
+            <w:proofErr w:type="gramEnd"/>
+            <w:r>
+              <w:t xml:space="preserve"> allow access and SHALL </w:t>
+            </w:r>
+            <w:proofErr w:type="gramStart"/>
+            <w:r>
+              <w:t>display</w:t>
+            </w:r>
+            <w:proofErr w:type="gramEnd"/>
+            <w:r>
+              <w:t xml:space="preserve"> an error message for invalid credentials</w:t>
+            </w:r>
+          </w:p>
+        </w:tc>
+        <w:tc>
+          <w:tcPr>
+            <w:tcW w:w="538" w:type="pct"/>
+          </w:tcPr>
+          <w:p>
+            <w:pPr>
+              <w:widowControl w:val="0"/>
+              <w:pBdr>
+                <w:top w:val="nil"/>
+                <w:left w:val="nil"/>
+                <w:bottom w:val="nil"/>
+                <w:right w:val="nil"/>
+                <w:between w:val="nil"/>
+              </w:pBdr>
+              <w:spacing w:before="0" w:after="0"/>
+              <w:rPr>
+                <w:lang w:val="en-US"/>
+              </w:rPr>
+            </w:pPr>
+            <w:r>
+              <w:rPr>
+                <w:lang w:val="en-US"/>
+              </w:rPr>
+              <w:t>Functional</w:t>
+            </w:r>
+          </w:p>
+        </w:tc>
+        <w:tc>
+          <w:tcPr>
+            <w:tcW w:w="455" w:type="pct"/>
+          </w:tcPr>
+          <w:p>
+            <w:pPr>
+              <w:widowControl w:val="0"/>
+              <w:pBdr>
+                <w:top w:val="nil"/>
+                <w:left w:val="nil"/>
+                <w:bottom w:val="nil"/>
+                <w:right w:val="nil"/>
+                <w:between w:val="nil"/>
+              </w:pBdr>
+              <w:spacing w:before="0" w:after="0"/>
+            </w:pPr>
+            <w:r>
+              <w:t>Testing</w:t>
+            </w:r>
+          </w:p>
+        </w:tc>
+        <w:tc>
+          <w:tcPr>
+            <w:tcW w:w="1976" w:type="pct"/>
+          </w:tcPr>
+          <w:p>
+            <w:pPr>
+              <w:pStyle w:val="ListParagraph"/>
+              <w:widowControl w:val="0"/>
+              <w:numPr>
+                <w:ilvl w:val="0"/>
+                <w:numId w:val="45"/>
+              </w:numPr>
+              <w:spacing w:before="0" w:after="0"/>
+              <w:rPr>
+                <w:lang w:val="en-US"/>
+              </w:rPr>
+            </w:pPr>
+            <w:r>
+              <w:rPr>
+                <w:lang w:val="en-US"/>
+              </w:rPr>
+              <w:t>Entering an incorrect email or password shows an "Invalid credentials" error message</w:t>
+            </w:r>
+          </w:p>
+          <w:p>
+            <w:pPr>
+              <w:pStyle w:val="ListParagraph"/>
+              <w:widowControl w:val="0"/>
+              <w:numPr>
+                <w:ilvl w:val="0"/>
+                <w:numId w:val="45"/>
+              </w:numPr>
+              <w:spacing w:before="0" w:after="0"/>
+              <w:rPr>
+                <w:lang w:val="en-US"/>
+              </w:rPr>
+            </w:pPr>
+            <w:r>
+              <w:rPr>
+                <w:lang w:val="en-US"/>
+              </w:rPr>
+              <w:t>The system prevents access if any login field is left empty</w:t>
+            </w:r>
+          </w:p>
+          <w:p>
+            <w:pPr>
+              <w:pStyle w:val="ListParagraph"/>
+              <w:widowControl w:val="0"/>
+              <w:numPr>
+                <w:ilvl w:val="0"/>
+                <w:numId w:val="45"/>
+              </w:numPr>
+              <w:pBdr>
+                <w:top w:val="nil"/>
+                <w:left w:val="nil"/>
+                <w:bottom w:val="nil"/>
+                <w:right w:val="nil"/>
+                <w:between w:val="nil"/>
+              </w:pBdr>
+              <w:spacing w:before="0" w:after="0"/>
+              <w:rPr>
+                <w:lang w:val="en-US"/>
+              </w:rPr>
+            </w:pPr>
+            <w:r>
+              <w:rPr>
+                <w:lang w:val="en-US"/>
+              </w:rPr>
+              <w:t>User is not redirected to any dashboard until valid credentials are provided</w:t>
+            </w:r>
+          </w:p>
+        </w:tc>
+        <w:tc>
+          <w:tcPr>
+            <w:tcW w:w="313" w:type="pct"/>
+          </w:tcPr>
+          <w:p>
+            <w:pPr>
+              <w:widowControl w:val="0"/>
+              <w:pBdr>
+                <w:top w:val="nil"/>
+                <w:left w:val="nil"/>
+                <w:bottom w:val="nil"/>
+                <w:right w:val="nil"/>
+                <w:between w:val="nil"/>
+              </w:pBdr>
+              <w:spacing w:before="0" w:after="0"/>
+            </w:pPr>
+            <w:r>
+              <w:t>In Review</w:t>
+            </w:r>
+          </w:p>
+        </w:tc>
+      </w:tr>
     </w:tbl>
-    <w:p/>
     <w:p>
       <w:pPr>
         <w:pStyle w:val="Heading2"/>
@@ -5153,11 +6808,12 @@
           <w:szCs w:val="24"/>
         </w:rPr>
       </w:pPr>
-      <w:bookmarkStart w:id="18" w:name="_u9lw2alr53g" w:colFirst="0" w:colLast="0"/>
-      <w:bookmarkEnd w:id="18"/>
+      <w:bookmarkStart w:id="18" w:name="_Toc226646884"/>
       <w:r>
+        <w:lastRenderedPageBreak/>
         <w:t>3.3. Administrator Functions</w:t>
       </w:r>
+      <w:bookmarkEnd w:id="18"/>
     </w:p>
     <w:tbl>
       <w:tblPr>
@@ -5185,7 +6841,7 @@
       <w:tr>
         <w:tc>
           <w:tcPr>
-            <w:tcW w:w="512" w:type="pct"/>
+            <w:tcW w:w="509" w:type="pct"/>
             <w:shd w:val="clear" w:color="auto" w:fill="6FA8DC"/>
             <w:tcMar>
               <w:top w:w="100" w:type="dxa"/>
@@ -5213,7 +6869,7 @@
         </w:tc>
         <w:tc>
           <w:tcPr>
-            <w:tcW w:w="1205" w:type="pct"/>
+            <w:tcW w:w="1202" w:type="pct"/>
             <w:shd w:val="clear" w:color="auto" w:fill="6FA8DC"/>
             <w:tcMar>
               <w:top w:w="100" w:type="dxa"/>
@@ -5241,7 +6897,7 @@
         </w:tc>
         <w:tc>
           <w:tcPr>
-            <w:tcW w:w="398" w:type="pct"/>
+            <w:tcW w:w="411" w:type="pct"/>
             <w:shd w:val="clear" w:color="auto" w:fill="6FA8DC"/>
           </w:tcPr>
           <w:p>
@@ -5263,7 +6919,7 @@
         </w:tc>
         <w:tc>
           <w:tcPr>
-            <w:tcW w:w="644" w:type="pct"/>
+            <w:tcW w:w="641" w:type="pct"/>
             <w:shd w:val="clear" w:color="auto" w:fill="6FA8DC"/>
           </w:tcPr>
           <w:p>
@@ -5285,7 +6941,7 @@
         </w:tc>
         <w:tc>
           <w:tcPr>
-            <w:tcW w:w="1929" w:type="pct"/>
+            <w:tcW w:w="1926" w:type="pct"/>
             <w:shd w:val="clear" w:color="auto" w:fill="6FA8DC"/>
           </w:tcPr>
           <w:p>
@@ -5300,11 +6956,9 @@
               </w:pBdr>
               <w:spacing w:before="0" w:after="0"/>
             </w:pPr>
-            <w:proofErr w:type="spellStart"/>
-            <w:r>
-              <w:t>Acceptence</w:t>
-            </w:r>
-            <w:proofErr w:type="spellEnd"/>
+            <w:r>
+              <w:t>Acceptance</w:t>
+            </w:r>
             <w:r>
               <w:t xml:space="preserve"> Criteria </w:t>
             </w:r>
@@ -5336,7 +6990,7 @@
       <w:tr>
         <w:tc>
           <w:tcPr>
-            <w:tcW w:w="512" w:type="pct"/>
+            <w:tcW w:w="509" w:type="pct"/>
             <w:tcMar>
               <w:top w:w="100" w:type="dxa"/>
               <w:left w:w="100" w:type="dxa"/>
@@ -5356,7 +7010,7 @@
         </w:tc>
         <w:tc>
           <w:tcPr>
-            <w:tcW w:w="1205" w:type="pct"/>
+            <w:tcW w:w="1202" w:type="pct"/>
             <w:tcMar>
               <w:top w:w="100" w:type="dxa"/>
               <w:left w:w="100" w:type="dxa"/>
@@ -5396,7 +7050,7 @@
         </w:tc>
         <w:tc>
           <w:tcPr>
-            <w:tcW w:w="398" w:type="pct"/>
+            <w:tcW w:w="411" w:type="pct"/>
           </w:tcPr>
           <w:p>
             <w:pPr>
@@ -5417,7 +7071,7 @@
         </w:tc>
         <w:tc>
           <w:tcPr>
-            <w:tcW w:w="644" w:type="pct"/>
+            <w:tcW w:w="641" w:type="pct"/>
           </w:tcPr>
           <w:p>
             <w:pPr>
@@ -5438,11 +7092,15 @@
         </w:tc>
         <w:tc>
           <w:tcPr>
-            <w:tcW w:w="1929" w:type="pct"/>
-          </w:tcPr>
-          <w:p>
-            <w:pPr>
-              <w:widowControl w:val="0"/>
+            <w:tcW w:w="1926" w:type="pct"/>
+          </w:tcPr>
+          <w:p>
+            <w:pPr>
+              <w:widowControl w:val="0"/>
+              <w:numPr>
+                <w:ilvl w:val="0"/>
+                <w:numId w:val="46"/>
+              </w:numPr>
               <w:pBdr>
                 <w:top w:val="nil"/>
                 <w:left w:val="nil"/>
@@ -5451,16 +7109,24 @@
                 <w:between w:val="nil"/>
               </w:pBdr>
               <w:spacing w:before="0" w:after="0"/>
-            </w:pPr>
-          </w:p>
-        </w:tc>
-        <w:tc>
-          <w:tcPr>
-            <w:tcW w:w="313" w:type="pct"/>
-          </w:tcPr>
-          <w:p>
-            <w:pPr>
-              <w:widowControl w:val="0"/>
+              <w:rPr>
+                <w:lang w:val="en-US"/>
+              </w:rPr>
+            </w:pPr>
+            <w:r>
+              <w:rPr>
+                <w:lang w:val="en-US"/>
+              </w:rPr>
+              <w:t>Admin can successfully save a product with all mandatory fields (Name, Photo, Description, Price, Stock).</w:t>
+            </w:r>
+          </w:p>
+          <w:p>
+            <w:pPr>
+              <w:widowControl w:val="0"/>
+              <w:numPr>
+                <w:ilvl w:val="0"/>
+                <w:numId w:val="46"/>
+              </w:numPr>
               <w:pBdr>
                 <w:top w:val="nil"/>
                 <w:left w:val="nil"/>
@@ -5469,6 +7135,75 @@
                 <w:between w:val="nil"/>
               </w:pBdr>
               <w:spacing w:before="0" w:after="0"/>
+              <w:rPr>
+                <w:lang w:val="en-US"/>
+              </w:rPr>
+            </w:pPr>
+            <w:r>
+              <w:rPr>
+                <w:lang w:val="en-US"/>
+              </w:rPr>
+              <w:t>The system prevents saving if mandatory fields are missing.</w:t>
+            </w:r>
+          </w:p>
+          <w:p>
+            <w:pPr>
+              <w:widowControl w:val="0"/>
+              <w:numPr>
+                <w:ilvl w:val="0"/>
+                <w:numId w:val="46"/>
+              </w:numPr>
+              <w:pBdr>
+                <w:top w:val="nil"/>
+                <w:left w:val="nil"/>
+                <w:bottom w:val="nil"/>
+                <w:right w:val="nil"/>
+                <w:between w:val="nil"/>
+              </w:pBdr>
+              <w:spacing w:before="0" w:after="0"/>
+              <w:rPr>
+                <w:lang w:val="en-US"/>
+              </w:rPr>
+            </w:pPr>
+            <w:r>
+              <w:rPr>
+                <w:lang w:val="en-US"/>
+              </w:rPr>
+              <w:t>The new product appears immediately in the database and the admin product list.</w:t>
+            </w:r>
+          </w:p>
+          <w:p>
+            <w:pPr>
+              <w:widowControl w:val="0"/>
+              <w:pBdr>
+                <w:top w:val="nil"/>
+                <w:left w:val="nil"/>
+                <w:bottom w:val="nil"/>
+                <w:right w:val="nil"/>
+                <w:between w:val="nil"/>
+              </w:pBdr>
+              <w:spacing w:before="0" w:after="0"/>
+              <w:rPr>
+                <w:lang w:val="en-US"/>
+              </w:rPr>
+            </w:pPr>
+          </w:p>
+        </w:tc>
+        <w:tc>
+          <w:tcPr>
+            <w:tcW w:w="313" w:type="pct"/>
+          </w:tcPr>
+          <w:p>
+            <w:pPr>
+              <w:widowControl w:val="0"/>
+              <w:pBdr>
+                <w:top w:val="nil"/>
+                <w:left w:val="nil"/>
+                <w:bottom w:val="nil"/>
+                <w:right w:val="nil"/>
+                <w:between w:val="nil"/>
+              </w:pBdr>
+              <w:spacing w:before="0" w:after="0"/>
             </w:pPr>
             <w:r>
               <w:t>In Review</w:t>
@@ -5479,7 +7214,7 @@
       <w:tr>
         <w:tc>
           <w:tcPr>
-            <w:tcW w:w="512" w:type="pct"/>
+            <w:tcW w:w="509" w:type="pct"/>
             <w:tcMar>
               <w:top w:w="100" w:type="dxa"/>
               <w:left w:w="100" w:type="dxa"/>
@@ -5493,14 +7228,13 @@
               <w:spacing w:before="0" w:after="0"/>
             </w:pPr>
             <w:r>
-              <w:lastRenderedPageBreak/>
               <w:t>SRS-FN-Admin-002</w:t>
             </w:r>
           </w:p>
         </w:tc>
         <w:tc>
           <w:tcPr>
-            <w:tcW w:w="1205" w:type="pct"/>
+            <w:tcW w:w="1202" w:type="pct"/>
             <w:tcMar>
               <w:top w:w="100" w:type="dxa"/>
               <w:left w:w="100" w:type="dxa"/>
@@ -5527,7 +7261,7 @@
         </w:tc>
         <w:tc>
           <w:tcPr>
-            <w:tcW w:w="398" w:type="pct"/>
+            <w:tcW w:w="411" w:type="pct"/>
           </w:tcPr>
           <w:p>
             <w:pPr>
@@ -5540,7 +7274,7 @@
         </w:tc>
         <w:tc>
           <w:tcPr>
-            <w:tcW w:w="644" w:type="pct"/>
+            <w:tcW w:w="641" w:type="pct"/>
           </w:tcPr>
           <w:p>
             <w:pPr>
@@ -5553,12 +7287,41 @@
         </w:tc>
         <w:tc>
           <w:tcPr>
-            <w:tcW w:w="1929" w:type="pct"/>
-          </w:tcPr>
-          <w:p>
-            <w:pPr>
-              <w:widowControl w:val="0"/>
-            </w:pPr>
+            <w:tcW w:w="1926" w:type="pct"/>
+          </w:tcPr>
+          <w:p>
+            <w:pPr>
+              <w:widowControl w:val="0"/>
+              <w:numPr>
+                <w:ilvl w:val="0"/>
+                <w:numId w:val="47"/>
+              </w:numPr>
+              <w:rPr>
+                <w:lang w:val="en-US"/>
+              </w:rPr>
+            </w:pPr>
+            <w:r>
+              <w:rPr>
+                <w:lang w:val="en-US"/>
+              </w:rPr>
+              <w:t>Admin can delete a product via a "Delete" Icon.</w:t>
+            </w:r>
+          </w:p>
+          <w:p>
+            <w:pPr>
+              <w:pStyle w:val="ListParagraph"/>
+              <w:widowControl w:val="0"/>
+              <w:numPr>
+                <w:ilvl w:val="0"/>
+                <w:numId w:val="47"/>
+              </w:numPr>
+            </w:pPr>
+            <w:r>
+              <w:rPr>
+                <w:lang w:val="en-US"/>
+              </w:rPr>
+              <w:t>Removed products no longer appear in the active product list or customer view.</w:t>
+            </w:r>
           </w:p>
         </w:tc>
         <w:tc>
@@ -5578,7 +7341,7 @@
       <w:tr>
         <w:tc>
           <w:tcPr>
-            <w:tcW w:w="512" w:type="pct"/>
+            <w:tcW w:w="509" w:type="pct"/>
             <w:tcMar>
               <w:top w:w="100" w:type="dxa"/>
               <w:left w:w="100" w:type="dxa"/>
@@ -5598,7 +7361,7 @@
         </w:tc>
         <w:tc>
           <w:tcPr>
-            <w:tcW w:w="1205" w:type="pct"/>
+            <w:tcW w:w="1202" w:type="pct"/>
             <w:tcMar>
               <w:top w:w="100" w:type="dxa"/>
               <w:left w:w="100" w:type="dxa"/>
@@ -5635,7 +7398,7 @@
         </w:tc>
         <w:tc>
           <w:tcPr>
-            <w:tcW w:w="398" w:type="pct"/>
+            <w:tcW w:w="411" w:type="pct"/>
           </w:tcPr>
           <w:p>
             <w:pPr>
@@ -5648,7 +7411,7 @@
         </w:tc>
         <w:tc>
           <w:tcPr>
-            <w:tcW w:w="644" w:type="pct"/>
+            <w:tcW w:w="641" w:type="pct"/>
           </w:tcPr>
           <w:p>
             <w:pPr>
@@ -5661,12 +7424,64 @@
         </w:tc>
         <w:tc>
           <w:tcPr>
-            <w:tcW w:w="1929" w:type="pct"/>
-          </w:tcPr>
-          <w:p>
-            <w:pPr>
-              <w:widowControl w:val="0"/>
-            </w:pPr>
+            <w:tcW w:w="1926" w:type="pct"/>
+          </w:tcPr>
+          <w:p>
+            <w:pPr>
+              <w:pStyle w:val="ListParagraph"/>
+              <w:widowControl w:val="0"/>
+              <w:numPr>
+                <w:ilvl w:val="0"/>
+                <w:numId w:val="48"/>
+              </w:numPr>
+              <w:rPr>
+                <w:lang w:val="en-US"/>
+              </w:rPr>
+            </w:pPr>
+            <w:r>
+              <w:rPr>
+                <w:lang w:val="en-US"/>
+              </w:rPr>
+              <w:t>Admin can create a customer account with valid email/credentials.</w:t>
+            </w:r>
+          </w:p>
+          <w:p>
+            <w:pPr>
+              <w:pStyle w:val="ListParagraph"/>
+              <w:widowControl w:val="0"/>
+              <w:numPr>
+                <w:ilvl w:val="0"/>
+                <w:numId w:val="48"/>
+              </w:numPr>
+              <w:rPr>
+                <w:lang w:val="en-US"/>
+              </w:rPr>
+            </w:pPr>
+            <w:r>
+              <w:rPr>
+                <w:lang w:val="en-US"/>
+              </w:rPr>
+              <w:t>Admin can delete a customer account; deleted users can no longer log in.</w:t>
+            </w:r>
+          </w:p>
+          <w:p>
+            <w:pPr>
+              <w:pStyle w:val="ListParagraph"/>
+              <w:widowControl w:val="0"/>
+              <w:numPr>
+                <w:ilvl w:val="0"/>
+                <w:numId w:val="48"/>
+              </w:numPr>
+              <w:rPr>
+                <w:lang w:val="en-US"/>
+              </w:rPr>
+            </w:pPr>
+            <w:r>
+              <w:rPr>
+                <w:lang w:val="en-US"/>
+              </w:rPr>
+              <w:t>System ensures no duplicate accounts are created with the same email.</w:t>
+            </w:r>
           </w:p>
         </w:tc>
         <w:tc>
@@ -5686,7 +7501,7 @@
       <w:tr>
         <w:tc>
           <w:tcPr>
-            <w:tcW w:w="512" w:type="pct"/>
+            <w:tcW w:w="509" w:type="pct"/>
             <w:tcMar>
               <w:top w:w="100" w:type="dxa"/>
               <w:left w:w="100" w:type="dxa"/>
@@ -5700,13 +7515,14 @@
               <w:spacing w:before="0" w:after="0"/>
             </w:pPr>
             <w:r>
+              <w:lastRenderedPageBreak/>
               <w:t>SRS-FN-Admin-004</w:t>
             </w:r>
           </w:p>
         </w:tc>
         <w:tc>
           <w:tcPr>
-            <w:tcW w:w="1205" w:type="pct"/>
+            <w:tcW w:w="1202" w:type="pct"/>
             <w:tcMar>
               <w:top w:w="100" w:type="dxa"/>
               <w:left w:w="100" w:type="dxa"/>
@@ -5733,7 +7549,7 @@
         </w:tc>
         <w:tc>
           <w:tcPr>
-            <w:tcW w:w="398" w:type="pct"/>
+            <w:tcW w:w="411" w:type="pct"/>
           </w:tcPr>
           <w:p>
             <w:pPr>
@@ -5746,7 +7562,7 @@
         </w:tc>
         <w:tc>
           <w:tcPr>
-            <w:tcW w:w="644" w:type="pct"/>
+            <w:tcW w:w="641" w:type="pct"/>
           </w:tcPr>
           <w:p>
             <w:pPr>
@@ -5759,12 +7575,77 @@
         </w:tc>
         <w:tc>
           <w:tcPr>
-            <w:tcW w:w="1929" w:type="pct"/>
-          </w:tcPr>
-          <w:p>
-            <w:pPr>
-              <w:widowControl w:val="0"/>
-            </w:pPr>
+            <w:tcW w:w="1926" w:type="pct"/>
+          </w:tcPr>
+          <w:p>
+            <w:pPr>
+              <w:widowControl w:val="0"/>
+              <w:numPr>
+                <w:ilvl w:val="0"/>
+                <w:numId w:val="49"/>
+              </w:numPr>
+              <w:rPr>
+                <w:lang w:val="en-US"/>
+              </w:rPr>
+            </w:pPr>
+            <w:r>
+              <w:rPr>
+                <w:lang w:val="en-US"/>
+              </w:rPr>
+              <w:t>Admin can create supplier profiles with valid email/credentials.</w:t>
+            </w:r>
+          </w:p>
+          <w:p>
+            <w:pPr>
+              <w:widowControl w:val="0"/>
+              <w:numPr>
+                <w:ilvl w:val="0"/>
+                <w:numId w:val="49"/>
+              </w:numPr>
+              <w:rPr>
+                <w:lang w:val="en-US"/>
+              </w:rPr>
+            </w:pPr>
+            <w:r>
+              <w:rPr>
+                <w:lang w:val="en-US"/>
+              </w:rPr>
+              <w:t>Admin can delete a supplier account; deleted suppliers can no longer log in.</w:t>
+            </w:r>
+          </w:p>
+          <w:p>
+            <w:pPr>
+              <w:widowControl w:val="0"/>
+              <w:numPr>
+                <w:ilvl w:val="0"/>
+                <w:numId w:val="49"/>
+              </w:numPr>
+              <w:rPr>
+                <w:lang w:val="en-US"/>
+              </w:rPr>
+            </w:pPr>
+            <w:r>
+              <w:rPr>
+                <w:lang w:val="en-US"/>
+              </w:rPr>
+              <w:t>System ensures no duplicate accounts are created with the same email.</w:t>
+            </w:r>
+          </w:p>
+          <w:p>
+            <w:pPr>
+              <w:pStyle w:val="ListParagraph"/>
+              <w:widowControl w:val="0"/>
+              <w:numPr>
+                <w:ilvl w:val="0"/>
+                <w:numId w:val="49"/>
+              </w:numPr>
+            </w:pPr>
+            <w:r>
+              <w:rPr>
+                <w:lang w:val="en-US"/>
+              </w:rPr>
+              <w:t>System handles dependencies (e.g., warning admin if a supplier has active products before removal).</w:t>
+            </w:r>
           </w:p>
         </w:tc>
         <w:tc>
@@ -5784,7 +7665,7 @@
       <w:tr>
         <w:tc>
           <w:tcPr>
-            <w:tcW w:w="512" w:type="pct"/>
+            <w:tcW w:w="509" w:type="pct"/>
             <w:tcMar>
               <w:top w:w="100" w:type="dxa"/>
               <w:left w:w="100" w:type="dxa"/>
@@ -5804,7 +7685,7 @@
         </w:tc>
         <w:tc>
           <w:tcPr>
-            <w:tcW w:w="1205" w:type="pct"/>
+            <w:tcW w:w="1202" w:type="pct"/>
             <w:tcMar>
               <w:top w:w="100" w:type="dxa"/>
               <w:left w:w="100" w:type="dxa"/>
@@ -5847,7 +7728,7 @@
         </w:tc>
         <w:tc>
           <w:tcPr>
-            <w:tcW w:w="398" w:type="pct"/>
+            <w:tcW w:w="411" w:type="pct"/>
           </w:tcPr>
           <w:p>
             <w:pPr>
@@ -5860,7 +7741,7 @@
         </w:tc>
         <w:tc>
           <w:tcPr>
-            <w:tcW w:w="644" w:type="pct"/>
+            <w:tcW w:w="641" w:type="pct"/>
           </w:tcPr>
           <w:p>
             <w:pPr>
@@ -5873,12 +7754,134 @@
         </w:tc>
         <w:tc>
           <w:tcPr>
-            <w:tcW w:w="1929" w:type="pct"/>
-          </w:tcPr>
-          <w:p>
-            <w:pPr>
-              <w:widowControl w:val="0"/>
-            </w:pPr>
+            <w:tcW w:w="1926" w:type="pct"/>
+          </w:tcPr>
+          <w:p>
+            <w:pPr>
+              <w:pStyle w:val="ListParagraph"/>
+              <w:widowControl w:val="0"/>
+              <w:numPr>
+                <w:ilvl w:val="0"/>
+                <w:numId w:val="52"/>
+              </w:numPr>
+              <w:rPr>
+                <w:lang w:val="en-US"/>
+              </w:rPr>
+            </w:pPr>
+            <w:r>
+              <w:rPr>
+                <w:lang w:val="en-US"/>
+              </w:rPr>
+              <w:t>Admin can navigate to a "</w:t>
+            </w:r>
+            <w:r>
+              <w:rPr>
+                <w:lang w:val="en-US"/>
+              </w:rPr>
+              <w:t>Customers</w:t>
+            </w:r>
+            <w:r>
+              <w:rPr>
+                <w:lang w:val="en-US"/>
+              </w:rPr>
+              <w:t>" or "</w:t>
+            </w:r>
+            <w:r>
+              <w:rPr>
+                <w:lang w:val="en-US"/>
+              </w:rPr>
+              <w:t>Suppliers</w:t>
+            </w:r>
+            <w:r>
+              <w:rPr>
+                <w:lang w:val="en-US"/>
+              </w:rPr>
+              <w:t>" page</w:t>
+            </w:r>
+            <w:r>
+              <w:rPr>
+                <w:lang w:val="en-US"/>
+              </w:rPr>
+              <w:t>s</w:t>
+            </w:r>
+            <w:r>
+              <w:rPr>
+                <w:lang w:val="en-US"/>
+              </w:rPr>
+              <w:t xml:space="preserve"> from the Admin Dashboard</w:t>
+            </w:r>
+          </w:p>
+          <w:p>
+            <w:pPr>
+              <w:pStyle w:val="ListParagraph"/>
+              <w:widowControl w:val="0"/>
+              <w:numPr>
+                <w:ilvl w:val="0"/>
+                <w:numId w:val="52"/>
+              </w:numPr>
+              <w:rPr>
+                <w:lang w:val="en-US"/>
+              </w:rPr>
+            </w:pPr>
+            <w:r>
+              <w:rPr>
+                <w:lang w:val="en-US"/>
+              </w:rPr>
+              <w:t xml:space="preserve">The page displays a complete list of all registered </w:t>
+            </w:r>
+            <w:proofErr w:type="gramStart"/>
+            <w:r>
+              <w:rPr>
+                <w:lang w:val="en-US"/>
+              </w:rPr>
+              <w:t>users</w:t>
+            </w:r>
+            <w:r>
+              <w:rPr>
+                <w:lang w:val="en-US"/>
+              </w:rPr>
+              <w:t>(</w:t>
+            </w:r>
+            <w:proofErr w:type="gramEnd"/>
+            <w:r>
+              <w:rPr>
+                <w:lang w:val="en-US"/>
+              </w:rPr>
+              <w:t>customers/suppliers_</w:t>
+            </w:r>
+          </w:p>
+          <w:p>
+            <w:pPr>
+              <w:pStyle w:val="ListParagraph"/>
+              <w:widowControl w:val="0"/>
+              <w:numPr>
+                <w:ilvl w:val="0"/>
+                <w:numId w:val="52"/>
+              </w:numPr>
+              <w:rPr>
+                <w:lang w:val="en-US"/>
+              </w:rPr>
+            </w:pPr>
+            <w:r>
+              <w:rPr>
+                <w:lang w:val="en-US"/>
+              </w:rPr>
+              <w:t xml:space="preserve">List clearly shows user details </w:t>
+            </w:r>
+            <w:proofErr w:type="gramStart"/>
+            <w:r>
+              <w:rPr>
+                <w:lang w:val="en-US"/>
+              </w:rPr>
+              <w:t>including:</w:t>
+            </w:r>
+            <w:proofErr w:type="gramEnd"/>
+            <w:r>
+              <w:rPr>
+                <w:lang w:val="en-US"/>
+              </w:rPr>
+              <w:t xml:space="preserve"> Full Name, Email</w:t>
+            </w:r>
           </w:p>
         </w:tc>
         <w:tc>
@@ -5898,7 +7901,7 @@
       <w:tr>
         <w:tc>
           <w:tcPr>
-            <w:tcW w:w="512" w:type="pct"/>
+            <w:tcW w:w="509" w:type="pct"/>
             <w:tcMar>
               <w:top w:w="100" w:type="dxa"/>
               <w:left w:w="100" w:type="dxa"/>
@@ -5918,7 +7921,7 @@
         </w:tc>
         <w:tc>
           <w:tcPr>
-            <w:tcW w:w="1205" w:type="pct"/>
+            <w:tcW w:w="1202" w:type="pct"/>
             <w:tcMar>
               <w:top w:w="100" w:type="dxa"/>
               <w:left w:w="100" w:type="dxa"/>
@@ -5945,7 +7948,7 @@
         </w:tc>
         <w:tc>
           <w:tcPr>
-            <w:tcW w:w="398" w:type="pct"/>
+            <w:tcW w:w="411" w:type="pct"/>
           </w:tcPr>
           <w:p>
             <w:pPr>
@@ -5958,7 +7961,7 @@
         </w:tc>
         <w:tc>
           <w:tcPr>
-            <w:tcW w:w="644" w:type="pct"/>
+            <w:tcW w:w="641" w:type="pct"/>
           </w:tcPr>
           <w:p>
             <w:pPr>
@@ -5971,12 +7974,132 @@
         </w:tc>
         <w:tc>
           <w:tcPr>
-            <w:tcW w:w="1929" w:type="pct"/>
-          </w:tcPr>
-          <w:p>
-            <w:pPr>
-              <w:widowControl w:val="0"/>
-            </w:pPr>
+            <w:tcW w:w="1926" w:type="pct"/>
+          </w:tcPr>
+          <w:p>
+            <w:pPr>
+              <w:pStyle w:val="ListParagraph"/>
+              <w:widowControl w:val="0"/>
+              <w:numPr>
+                <w:ilvl w:val="0"/>
+                <w:numId w:val="53"/>
+              </w:numPr>
+              <w:rPr>
+                <w:lang w:val="en-US"/>
+              </w:rPr>
+            </w:pPr>
+            <w:r>
+              <w:rPr>
+                <w:lang w:val="en-US"/>
+              </w:rPr>
+              <w:t xml:space="preserve">Admin can navigate to an "Orders" page from the Admin Dashboard </w:t>
+            </w:r>
+          </w:p>
+          <w:p>
+            <w:pPr>
+              <w:pStyle w:val="ListParagraph"/>
+              <w:widowControl w:val="0"/>
+              <w:numPr>
+                <w:ilvl w:val="0"/>
+                <w:numId w:val="53"/>
+              </w:numPr>
+              <w:rPr>
+                <w:lang w:val="en-US"/>
+              </w:rPr>
+            </w:pPr>
+            <w:r>
+              <w:rPr>
+                <w:lang w:val="en-US"/>
+              </w:rPr>
+              <w:t xml:space="preserve">The page displays a complete list of all orders placed in the system </w:t>
+            </w:r>
+          </w:p>
+          <w:p>
+            <w:pPr>
+              <w:pStyle w:val="ListParagraph"/>
+              <w:widowControl w:val="0"/>
+              <w:numPr>
+                <w:ilvl w:val="0"/>
+                <w:numId w:val="53"/>
+              </w:numPr>
+              <w:rPr>
+                <w:lang w:val="en-US"/>
+              </w:rPr>
+            </w:pPr>
+            <w:r>
+              <w:rPr>
+                <w:lang w:val="en-US"/>
+              </w:rPr>
+              <w:t xml:space="preserve">Each order row shows: Order ID, Customer Name, Order Date, </w:t>
+            </w:r>
+            <w:r>
+              <w:rPr>
+                <w:lang w:val="en-US"/>
+              </w:rPr>
+              <w:t xml:space="preserve">and </w:t>
+            </w:r>
+            <w:r>
+              <w:rPr>
+                <w:lang w:val="en-US"/>
+              </w:rPr>
+              <w:t>Total Amount</w:t>
+            </w:r>
+            <w:r>
+              <w:rPr>
+                <w:lang w:val="en-US"/>
+              </w:rPr>
+              <w:t>.</w:t>
+            </w:r>
+          </w:p>
+          <w:p>
+            <w:pPr>
+              <w:pStyle w:val="ListParagraph"/>
+              <w:widowControl w:val="0"/>
+              <w:numPr>
+                <w:ilvl w:val="0"/>
+                <w:numId w:val="53"/>
+              </w:numPr>
+              <w:rPr>
+                <w:lang w:val="en-US"/>
+              </w:rPr>
+            </w:pPr>
+            <w:r>
+              <w:rPr>
+                <w:lang w:val="en-US"/>
+              </w:rPr>
+              <w:lastRenderedPageBreak/>
+              <w:t>Admin can click on</w:t>
+            </w:r>
+            <w:r>
+              <w:rPr>
+                <w:lang w:val="en-US"/>
+              </w:rPr>
+              <w:t xml:space="preserve"> “view full order info” icon or button to see </w:t>
+            </w:r>
+            <w:r>
+              <w:rPr>
+                <w:lang w:val="en-US"/>
+              </w:rPr>
+              <w:t>any order</w:t>
+            </w:r>
+            <w:r>
+              <w:rPr>
+                <w:lang w:val="en-US"/>
+              </w:rPr>
+              <w:t>’s</w:t>
+            </w:r>
+            <w:r>
+              <w:rPr>
+                <w:lang w:val="en-US"/>
+              </w:rPr>
+              <w:t xml:space="preserve"> details</w:t>
+            </w:r>
+            <w:r>
+              <w:rPr>
+                <w:lang w:val="en-US"/>
+              </w:rPr>
+              <w:t xml:space="preserve"> (suppliers, items, and subtotal price for each item).</w:t>
+            </w:r>
           </w:p>
         </w:tc>
         <w:tc>
@@ -5988,6 +8111,7 @@
               <w:widowControl w:val="0"/>
             </w:pPr>
             <w:r>
+              <w:lastRenderedPageBreak/>
               <w:t>In Review</w:t>
             </w:r>
           </w:p>
@@ -5996,7 +8120,7 @@
       <w:tr>
         <w:tc>
           <w:tcPr>
-            <w:tcW w:w="512" w:type="pct"/>
+            <w:tcW w:w="509" w:type="pct"/>
             <w:tcMar>
               <w:top w:w="100" w:type="dxa"/>
               <w:left w:w="100" w:type="dxa"/>
@@ -6017,7 +8141,7 @@
         </w:tc>
         <w:tc>
           <w:tcPr>
-            <w:tcW w:w="1205" w:type="pct"/>
+            <w:tcW w:w="1202" w:type="pct"/>
             <w:tcMar>
               <w:top w:w="100" w:type="dxa"/>
               <w:left w:w="100" w:type="dxa"/>
@@ -6044,7 +8168,7 @@
         </w:tc>
         <w:tc>
           <w:tcPr>
-            <w:tcW w:w="398" w:type="pct"/>
+            <w:tcW w:w="411" w:type="pct"/>
           </w:tcPr>
           <w:p>
             <w:pPr>
@@ -6057,7 +8181,7 @@
         </w:tc>
         <w:tc>
           <w:tcPr>
-            <w:tcW w:w="644" w:type="pct"/>
+            <w:tcW w:w="641" w:type="pct"/>
           </w:tcPr>
           <w:p>
             <w:pPr>
@@ -6070,12 +8194,197 @@
         </w:tc>
         <w:tc>
           <w:tcPr>
-            <w:tcW w:w="1929" w:type="pct"/>
-          </w:tcPr>
-          <w:p>
-            <w:pPr>
-              <w:widowControl w:val="0"/>
-            </w:pPr>
+            <w:tcW w:w="1926" w:type="pct"/>
+          </w:tcPr>
+          <w:p>
+            <w:pPr>
+              <w:widowControl w:val="0"/>
+              <w:numPr>
+                <w:ilvl w:val="0"/>
+                <w:numId w:val="50"/>
+              </w:numPr>
+              <w:rPr>
+                <w:lang w:val="en-US"/>
+              </w:rPr>
+            </w:pPr>
+            <w:r>
+              <w:rPr>
+                <w:lang w:val="en-US"/>
+              </w:rPr>
+              <w:t>Admin receives a view for "Pending Submissions."</w:t>
+            </w:r>
+          </w:p>
+          <w:p>
+            <w:pPr>
+              <w:widowControl w:val="0"/>
+              <w:numPr>
+                <w:ilvl w:val="0"/>
+                <w:numId w:val="50"/>
+              </w:numPr>
+              <w:rPr>
+                <w:lang w:val="en-US"/>
+              </w:rPr>
+            </w:pPr>
+            <w:r>
+              <w:rPr>
+                <w:lang w:val="en-US"/>
+              </w:rPr>
+              <w:t>Admin has clear "Approve" and "Reject" buttons for each item.</w:t>
+            </w:r>
+          </w:p>
+          <w:p>
+            <w:pPr>
+              <w:pStyle w:val="ListParagraph"/>
+              <w:widowControl w:val="0"/>
+              <w:numPr>
+                <w:ilvl w:val="0"/>
+                <w:numId w:val="50"/>
+              </w:numPr>
+            </w:pPr>
+            <w:r>
+              <w:rPr>
+                <w:lang w:val="en-US"/>
+              </w:rPr>
+              <w:t>Approved items move to the live product list; rejected items remain hidden and notify the supplier.</w:t>
+            </w:r>
+          </w:p>
+        </w:tc>
+        <w:tc>
+          <w:tcPr>
+            <w:tcW w:w="313" w:type="pct"/>
+          </w:tcPr>
+          <w:p>
+            <w:pPr>
+              <w:widowControl w:val="0"/>
+            </w:pPr>
+            <w:r>
+              <w:t>In Review</w:t>
+            </w:r>
+          </w:p>
+        </w:tc>
+      </w:tr>
+      <w:tr>
+        <w:tc>
+          <w:tcPr>
+            <w:tcW w:w="509" w:type="pct"/>
+            <w:tcMar>
+              <w:top w:w="100" w:type="dxa"/>
+              <w:left w:w="100" w:type="dxa"/>
+              <w:bottom w:w="100" w:type="dxa"/>
+              <w:right w:w="100" w:type="dxa"/>
+            </w:tcMar>
+          </w:tcPr>
+          <w:p>
+            <w:pPr>
+              <w:widowControl w:val="0"/>
+              <w:spacing w:before="0" w:after="0"/>
+            </w:pPr>
+            <w:r>
+              <w:t>SRS-BR-Admin-008</w:t>
+            </w:r>
+          </w:p>
+        </w:tc>
+        <w:tc>
+          <w:tcPr>
+            <w:tcW w:w="1202" w:type="pct"/>
+            <w:tcMar>
+              <w:top w:w="100" w:type="dxa"/>
+              <w:left w:w="100" w:type="dxa"/>
+              <w:bottom w:w="100" w:type="dxa"/>
+              <w:right w:w="100" w:type="dxa"/>
+            </w:tcMar>
+          </w:tcPr>
+          <w:p>
+            <w:pPr>
+              <w:widowControl w:val="0"/>
+            </w:pPr>
+            <w:r>
+              <w:t xml:space="preserve">The </w:t>
+            </w:r>
+            <w:proofErr w:type="gramStart"/>
+            <w:r>
+              <w:t>system SHALL</w:t>
+            </w:r>
+            <w:proofErr w:type="gramEnd"/>
+            <w:r>
+              <w:t xml:space="preserve"> </w:t>
+            </w:r>
+            <w:proofErr w:type="gramStart"/>
+            <w:r>
+              <w:t>ensure</w:t>
+            </w:r>
+            <w:proofErr w:type="gramEnd"/>
+            <w:r>
+              <w:t xml:space="preserve"> that each Admin account is unique based on a unique identifier (e.g., Email or Username) in the database.</w:t>
+            </w:r>
+          </w:p>
+        </w:tc>
+        <w:tc>
+          <w:tcPr>
+            <w:tcW w:w="411" w:type="pct"/>
+          </w:tcPr>
+          <w:p>
+            <w:pPr>
+              <w:widowControl w:val="0"/>
+            </w:pPr>
+            <w:r>
+              <w:t>Business Rule / Constraint</w:t>
+            </w:r>
+          </w:p>
+        </w:tc>
+        <w:tc>
+          <w:tcPr>
+            <w:tcW w:w="641" w:type="pct"/>
+          </w:tcPr>
+          <w:p>
+            <w:pPr>
+              <w:widowControl w:val="0"/>
+            </w:pPr>
+            <w:r>
+              <w:t>Testing</w:t>
+            </w:r>
+          </w:p>
+        </w:tc>
+        <w:tc>
+          <w:tcPr>
+            <w:tcW w:w="1926" w:type="pct"/>
+          </w:tcPr>
+          <w:p>
+            <w:pPr>
+              <w:pStyle w:val="ListParagraph"/>
+              <w:widowControl w:val="0"/>
+              <w:numPr>
+                <w:ilvl w:val="0"/>
+                <w:numId w:val="51"/>
+              </w:numPr>
+              <w:rPr>
+                <w:lang w:val="en-US"/>
+              </w:rPr>
+            </w:pPr>
+            <w:r>
+              <w:rPr>
+                <w:lang w:val="en-US"/>
+              </w:rPr>
+              <w:t>The system prevents the creation of a second account using an existing Email or Username.</w:t>
+            </w:r>
+          </w:p>
+          <w:p>
+            <w:pPr>
+              <w:widowControl w:val="0"/>
+              <w:numPr>
+                <w:ilvl w:val="0"/>
+                <w:numId w:val="50"/>
+              </w:numPr>
+              <w:rPr>
+                <w:lang w:val="en-US"/>
+              </w:rPr>
+            </w:pPr>
+            <w:r>
+              <w:rPr>
+                <w:lang w:val="en-US"/>
+              </w:rPr>
+              <w:t>An error message is displayed if a duplicate is attempted.</w:t>
+            </w:r>
           </w:p>
         </w:tc>
         <w:tc>
@@ -6102,11 +8411,11 @@
           <w:szCs w:val="24"/>
         </w:rPr>
       </w:pPr>
-      <w:bookmarkStart w:id="19" w:name="_jszfqs8njk4y" w:colFirst="0" w:colLast="0"/>
-      <w:bookmarkEnd w:id="19"/>
+      <w:bookmarkStart w:id="19" w:name="_Toc226646885"/>
       <w:r>
         <w:t>3.4. Supplier Functions</w:t>
       </w:r>
+      <w:bookmarkEnd w:id="19"/>
     </w:p>
     <w:tbl>
       <w:tblPr>
@@ -6228,7 +8537,11 @@
               <w:spacing w:before="0" w:after="0"/>
             </w:pPr>
             <w:r>
-              <w:t>Verification Method</w:t>
+              <w:t xml:space="preserve">Verification </w:t>
+            </w:r>
+            <w:r>
+              <w:lastRenderedPageBreak/>
+              <w:t>Method</w:t>
             </w:r>
           </w:p>
         </w:tc>
@@ -6250,6 +8563,7 @@
               <w:spacing w:before="0" w:after="0"/>
             </w:pPr>
             <w:r>
+              <w:lastRenderedPageBreak/>
               <w:t>Acceptance Criteria</w:t>
             </w:r>
           </w:p>
@@ -6371,19 +8685,7 @@
               <w:rPr>
                 <w:lang w:val="en-US"/>
               </w:rPr>
-              <w:t xml:space="preserve">In </w:t>
-            </w:r>
-            <w:r>
-              <w:rPr>
-                <w:lang w:val="en-US"/>
-              </w:rPr>
-              <w:t xml:space="preserve">Supplier can access “Add Product” form </w:t>
-            </w:r>
-            <w:r>
-              <w:rPr>
-                <w:lang w:val="en-US"/>
-              </w:rPr>
-              <w:t>his dashboard to add a new product</w:t>
+              <w:t>In Supplier can access “Add Product” form his dashboard to add a new product</w:t>
             </w:r>
           </w:p>
           <w:p>
@@ -6612,7 +8914,6 @@
               <w:rPr>
                 <w:lang w:val="en-US"/>
               </w:rPr>
-              <w:lastRenderedPageBreak/>
               <w:t>Deleted product is removed from the supplier’s list</w:t>
             </w:r>
           </w:p>
@@ -6634,7 +8935,6 @@
               <w:widowControl w:val="0"/>
             </w:pPr>
             <w:r>
-              <w:lastRenderedPageBreak/>
               <w:t>In Review</w:t>
             </w:r>
           </w:p>
@@ -6679,7 +8979,11 @@
               <w:widowControl w:val="0"/>
             </w:pPr>
             <w:r>
-              <w:t>The system SHALL allow suppliers to view the information of the specific orders related to their products, including customer’s address, quantity ordered, and order status</w:t>
+              <w:t xml:space="preserve">The system SHALL allow suppliers to view the information of the specific orders related to their products, including </w:t>
+            </w:r>
+            <w:r>
+              <w:lastRenderedPageBreak/>
+              <w:t>customer’s address, quantity ordered, and order status</w:t>
             </w:r>
           </w:p>
         </w:tc>
@@ -6692,6 +8996,7 @@
               <w:widowControl w:val="0"/>
             </w:pPr>
             <w:r>
+              <w:lastRenderedPageBreak/>
               <w:t>Functional</w:t>
             </w:r>
           </w:p>
@@ -6853,10 +9158,7 @@
               <w:spacing w:before="0" w:after="0"/>
             </w:pPr>
             <w:r>
-              <w:t>SRS-FN-Supplier-00</w:t>
-            </w:r>
-            <w:r>
-              <w:t>4</w:t>
+              <w:t>SRS-FN-Supplier-004</w:t>
             </w:r>
           </w:p>
         </w:tc>
@@ -6953,14 +9255,6 @@
               <w:t>Selecting a filter correctly displays the relevant products</w:t>
             </w:r>
           </w:p>
-          <w:p>
-            <w:pPr>
-              <w:widowControl w:val="0"/>
-              <w:rPr>
-                <w:lang w:val="en-US"/>
-              </w:rPr>
-            </w:pPr>
-          </w:p>
         </w:tc>
         <w:tc>
           <w:tcPr>
@@ -6983,11 +9277,11 @@
         <w:pStyle w:val="Heading2"/>
         <w:spacing w:before="240" w:after="240"/>
       </w:pPr>
-      <w:bookmarkStart w:id="20" w:name="_1krx9yreemkt" w:colFirst="0" w:colLast="0"/>
-      <w:bookmarkEnd w:id="20"/>
+      <w:bookmarkStart w:id="20" w:name="_Toc226646886"/>
       <w:r>
         <w:t>3.5. Product List Dashboard</w:t>
       </w:r>
+      <w:bookmarkEnd w:id="20"/>
     </w:p>
     <w:tbl>
       <w:tblPr>
@@ -7006,10 +9300,10 @@
       </w:tblPr>
       <w:tblGrid>
         <w:gridCol w:w="1347"/>
-        <w:gridCol w:w="3959"/>
-        <w:gridCol w:w="1258"/>
-        <w:gridCol w:w="1362"/>
-        <w:gridCol w:w="5576"/>
+        <w:gridCol w:w="3958"/>
+        <w:gridCol w:w="1257"/>
+        <w:gridCol w:w="2167"/>
+        <w:gridCol w:w="4773"/>
         <w:gridCol w:w="1257"/>
       </w:tblGrid>
       <w:tr>
@@ -7093,7 +9387,7 @@
         </w:tc>
         <w:tc>
           <w:tcPr>
-            <w:tcW w:w="461" w:type="pct"/>
+            <w:tcW w:w="734" w:type="pct"/>
             <w:shd w:val="clear" w:color="auto" w:fill="6FA8DC"/>
           </w:tcPr>
           <w:p>
@@ -7109,17 +9403,13 @@
               <w:spacing w:before="0" w:after="0"/>
             </w:pPr>
             <w:r>
-              <w:t xml:space="preserve">Verification </w:t>
-            </w:r>
-            <w:r>
-              <w:lastRenderedPageBreak/>
-              <w:t>Method</w:t>
-            </w:r>
-          </w:p>
-        </w:tc>
-        <w:tc>
-          <w:tcPr>
-            <w:tcW w:w="1889" w:type="pct"/>
+              <w:t>Verification Method</w:t>
+            </w:r>
+          </w:p>
+        </w:tc>
+        <w:tc>
+          <w:tcPr>
+            <w:tcW w:w="1617" w:type="pct"/>
             <w:shd w:val="clear" w:color="auto" w:fill="6FA8DC"/>
           </w:tcPr>
           <w:p>
@@ -7135,7 +9425,6 @@
               <w:spacing w:before="0" w:after="0"/>
             </w:pPr>
             <w:r>
-              <w:lastRenderedPageBreak/>
               <w:t>Acceptance Criteria</w:t>
             </w:r>
           </w:p>
@@ -7228,7 +9517,7 @@
         </w:tc>
         <w:tc>
           <w:tcPr>
-            <w:tcW w:w="461" w:type="pct"/>
+            <w:tcW w:w="734" w:type="pct"/>
           </w:tcPr>
           <w:p>
             <w:pPr>
@@ -7241,7 +9530,7 @@
         </w:tc>
         <w:tc>
           <w:tcPr>
-            <w:tcW w:w="1889" w:type="pct"/>
+            <w:tcW w:w="1617" w:type="pct"/>
           </w:tcPr>
           <w:p>
             <w:pPr>
@@ -7359,7 +9648,7 @@
         </w:tc>
         <w:tc>
           <w:tcPr>
-            <w:tcW w:w="461" w:type="pct"/>
+            <w:tcW w:w="734" w:type="pct"/>
           </w:tcPr>
           <w:p>
             <w:pPr>
@@ -7372,7 +9661,7 @@
         </w:tc>
         <w:tc>
           <w:tcPr>
-            <w:tcW w:w="1889" w:type="pct"/>
+            <w:tcW w:w="1617" w:type="pct"/>
           </w:tcPr>
           <w:p>
             <w:pPr>
@@ -7473,7 +9762,11 @@
               <w:t xml:space="preserve">description </w:t>
             </w:r>
             <w:r>
-              <w:t>of the product for each product</w:t>
+              <w:t xml:space="preserve">of the product for each </w:t>
+            </w:r>
+            <w:r>
+              <w:lastRenderedPageBreak/>
+              <w:t>product</w:t>
             </w:r>
           </w:p>
         </w:tc>
@@ -7486,13 +9779,14 @@
               <w:widowControl w:val="0"/>
             </w:pPr>
             <w:r>
+              <w:lastRenderedPageBreak/>
               <w:t>Functional</w:t>
             </w:r>
           </w:p>
         </w:tc>
         <w:tc>
           <w:tcPr>
-            <w:tcW w:w="461" w:type="pct"/>
+            <w:tcW w:w="734" w:type="pct"/>
           </w:tcPr>
           <w:p>
             <w:pPr>
@@ -7505,7 +9799,7 @@
         </w:tc>
         <w:tc>
           <w:tcPr>
-            <w:tcW w:w="1889" w:type="pct"/>
+            <w:tcW w:w="1617" w:type="pct"/>
           </w:tcPr>
           <w:p>
             <w:pPr>
@@ -7616,7 +9910,7 @@
         </w:tc>
         <w:tc>
           <w:tcPr>
-            <w:tcW w:w="461" w:type="pct"/>
+            <w:tcW w:w="734" w:type="pct"/>
           </w:tcPr>
           <w:p>
             <w:pPr>
@@ -7629,7 +9923,7 @@
         </w:tc>
         <w:tc>
           <w:tcPr>
-            <w:tcW w:w="1889" w:type="pct"/>
+            <w:tcW w:w="1617" w:type="pct"/>
           </w:tcPr>
           <w:p>
             <w:pPr>
@@ -7770,7 +10064,7 @@
         </w:tc>
         <w:tc>
           <w:tcPr>
-            <w:tcW w:w="461" w:type="pct"/>
+            <w:tcW w:w="734" w:type="pct"/>
           </w:tcPr>
           <w:p>
             <w:pPr>
@@ -7783,7 +10077,7 @@
         </w:tc>
         <w:tc>
           <w:tcPr>
-            <w:tcW w:w="1889" w:type="pct"/>
+            <w:tcW w:w="1617" w:type="pct"/>
           </w:tcPr>
           <w:p>
             <w:pPr>
@@ -7860,7 +10154,6 @@
               <w:widowControl w:val="0"/>
             </w:pPr>
             <w:r>
-              <w:lastRenderedPageBreak/>
               <w:t>In Review</w:t>
             </w:r>
           </w:p>
@@ -7939,7 +10232,7 @@
         </w:tc>
         <w:tc>
           <w:tcPr>
-            <w:tcW w:w="461" w:type="pct"/>
+            <w:tcW w:w="734" w:type="pct"/>
           </w:tcPr>
           <w:p>
             <w:pPr>
@@ -7952,7 +10245,7 @@
         </w:tc>
         <w:tc>
           <w:tcPr>
-            <w:tcW w:w="1889" w:type="pct"/>
+            <w:tcW w:w="1617" w:type="pct"/>
           </w:tcPr>
           <w:p>
             <w:pPr>
@@ -8060,7 +10353,14 @@
               <w:rPr>
                 <w:lang w:val="en-US"/>
               </w:rPr>
-              <w:t>Appropriate error message is shown if user tries to exceed stoc</w:t>
+              <w:t xml:space="preserve">Appropriate error message is shown if </w:t>
+            </w:r>
+            <w:r>
+              <w:rPr>
+                <w:lang w:val="en-US"/>
+              </w:rPr>
+              <w:lastRenderedPageBreak/>
+              <w:t>user tries to exceed stoc</w:t>
             </w:r>
             <w:r>
               <w:rPr>
@@ -8079,6 +10379,7 @@
               <w:widowControl w:val="0"/>
             </w:pPr>
             <w:r>
+              <w:lastRenderedPageBreak/>
               <w:t>In Review</w:t>
             </w:r>
           </w:p>
@@ -8139,7 +10440,7 @@
         </w:tc>
         <w:tc>
           <w:tcPr>
-            <w:tcW w:w="461" w:type="pct"/>
+            <w:tcW w:w="734" w:type="pct"/>
           </w:tcPr>
           <w:p>
             <w:pPr>
@@ -8152,7 +10453,7 @@
         </w:tc>
         <w:tc>
           <w:tcPr>
-            <w:tcW w:w="1889" w:type="pct"/>
+            <w:tcW w:w="1617" w:type="pct"/>
           </w:tcPr>
           <w:p>
             <w:pPr>
@@ -8276,10 +10577,7 @@
               <w:spacing w:before="0" w:after="0"/>
             </w:pPr>
             <w:r>
-              <w:t>SRS-FN-Product-00</w:t>
-            </w:r>
-            <w:r>
-              <w:t>8</w:t>
+              <w:t>SRS-FN-Product-008</w:t>
             </w:r>
           </w:p>
         </w:tc>
@@ -8327,7 +10625,7 @@
         </w:tc>
         <w:tc>
           <w:tcPr>
-            <w:tcW w:w="461" w:type="pct"/>
+            <w:tcW w:w="734" w:type="pct"/>
           </w:tcPr>
           <w:p>
             <w:pPr>
@@ -8340,7 +10638,7 @@
         </w:tc>
         <w:tc>
           <w:tcPr>
-            <w:tcW w:w="1889" w:type="pct"/>
+            <w:tcW w:w="1617" w:type="pct"/>
           </w:tcPr>
           <w:p>
             <w:pPr>
@@ -8377,11 +10675,11 @@
       <w:pPr>
         <w:pStyle w:val="Heading2"/>
       </w:pPr>
-      <w:bookmarkStart w:id="21" w:name="_rg1iq7rrjf7h" w:colFirst="0" w:colLast="0"/>
-      <w:bookmarkEnd w:id="21"/>
+      <w:bookmarkStart w:id="21" w:name="_Toc226646887"/>
       <w:r>
         <w:t>3.6. Shopping Cart Functionality</w:t>
       </w:r>
+      <w:bookmarkEnd w:id="21"/>
     </w:p>
     <w:tbl>
       <w:tblPr>
@@ -8601,7 +10899,11 @@
             </w:r>
             <w:proofErr w:type="gramEnd"/>
             <w:r>
-              <w:t xml:space="preserve"> a shopping cart page that allows customers to list the selected items with their quantities and total price before proceeding to checkout.</w:t>
+              <w:t xml:space="preserve"> a shopping </w:t>
+            </w:r>
+            <w:r>
+              <w:lastRenderedPageBreak/>
+              <w:t>cart page that allows customers to list the selected items with their quantities and total price before proceeding to checkout.</w:t>
             </w:r>
           </w:p>
         </w:tc>
@@ -8614,6 +10916,7 @@
               <w:widowControl w:val="0"/>
             </w:pPr>
             <w:r>
+              <w:lastRenderedPageBreak/>
               <w:t>Functional</w:t>
             </w:r>
           </w:p>
@@ -8641,7 +10944,7 @@
               <w:widowControl w:val="0"/>
               <w:numPr>
                 <w:ilvl w:val="0"/>
-                <w:numId w:val="35"/>
+                <w:numId w:val="54"/>
               </w:numPr>
               <w:rPr>
                 <w:lang w:val="en-US"/>
@@ -8651,7 +10954,14 @@
               <w:rPr>
                 <w:lang w:val="en-US"/>
               </w:rPr>
-              <w:t xml:space="preserve">Shopping cart page clearly lists all added products </w:t>
+              <w:t xml:space="preserve">A cart icon/tab must be visible in the </w:t>
+            </w:r>
+            <w:r>
+              <w:rPr>
+                <w:lang w:val="en-US"/>
+              </w:rPr>
+              <w:lastRenderedPageBreak/>
+              <w:t>navigation bar and redirect the user to the Cart page upon clicking.</w:t>
             </w:r>
           </w:p>
           <w:p>
@@ -8660,7 +10970,7 @@
               <w:widowControl w:val="0"/>
               <w:numPr>
                 <w:ilvl w:val="0"/>
-                <w:numId w:val="35"/>
+                <w:numId w:val="54"/>
               </w:numPr>
               <w:rPr>
                 <w:lang w:val="en-US"/>
@@ -8670,7 +10980,7 @@
               <w:rPr>
                 <w:lang w:val="en-US"/>
               </w:rPr>
-              <w:t>Each item shows name, unit price, quantity, and subtotal</w:t>
+              <w:t xml:space="preserve">Shopping cart page clearly lists all added products </w:t>
             </w:r>
           </w:p>
           <w:p>
@@ -8679,7 +10989,7 @@
               <w:widowControl w:val="0"/>
               <w:numPr>
                 <w:ilvl w:val="0"/>
-                <w:numId w:val="35"/>
+                <w:numId w:val="54"/>
               </w:numPr>
               <w:rPr>
                 <w:lang w:val="en-US"/>
@@ -8689,13 +10999,7 @@
               <w:rPr>
                 <w:lang w:val="en-US"/>
               </w:rPr>
-              <w:t>The</w:t>
-            </w:r>
-            <w:r>
-              <w:rPr>
-                <w:lang w:val="en-US"/>
-              </w:rPr>
-              <w:t xml:space="preserve"> total price is displayed</w:t>
+              <w:t>Each item shows name, unit price, quantity, and subtotal = unit price x quantity</w:t>
             </w:r>
           </w:p>
           <w:p>
@@ -8704,7 +11008,7 @@
               <w:widowControl w:val="0"/>
               <w:numPr>
                 <w:ilvl w:val="0"/>
-                <w:numId w:val="35"/>
+                <w:numId w:val="54"/>
               </w:numPr>
               <w:rPr>
                 <w:lang w:val="en-US"/>
@@ -8714,7 +11018,34 @@
               <w:rPr>
                 <w:lang w:val="en-US"/>
               </w:rPr>
-              <w:t>Page is accessible to logged-in users</w:t>
+              <w:t xml:space="preserve">The total price is </w:t>
+            </w:r>
+            <w:proofErr w:type="gramStart"/>
+            <w:r>
+              <w:rPr>
+                <w:lang w:val="en-US"/>
+              </w:rPr>
+              <w:t>displayed</w:t>
+            </w:r>
+            <w:r>
+              <w:rPr>
+                <w:rtl/>
+                <w:lang w:val="en-US"/>
+              </w:rPr>
+              <w:t xml:space="preserve"> </w:t>
+            </w:r>
+            <w:r>
+              <w:rPr>
+                <w:lang w:val="en-US"/>
+              </w:rPr>
+              <w:t xml:space="preserve"> =</w:t>
+            </w:r>
+            <w:proofErr w:type="gramEnd"/>
+            <w:r>
+              <w:rPr>
+                <w:lang w:val="en-US"/>
+              </w:rPr>
+              <w:t xml:space="preserve"> sum of (subtotal) + shipping fee</w:t>
             </w:r>
           </w:p>
           <w:p>
@@ -8735,6 +11066,7 @@
               <w:widowControl w:val="0"/>
             </w:pPr>
             <w:r>
+              <w:lastRenderedPageBreak/>
               <w:t>In Review</w:t>
             </w:r>
           </w:p>
@@ -8824,7 +11156,7 @@
               <w:widowControl w:val="0"/>
               <w:numPr>
                 <w:ilvl w:val="0"/>
-                <w:numId w:val="34"/>
+                <w:numId w:val="55"/>
               </w:numPr>
               <w:rPr>
                 <w:lang w:val="en-US"/>
@@ -8834,19 +11166,7 @@
               <w:rPr>
                 <w:lang w:val="en-US"/>
               </w:rPr>
-              <w:t>User can select quantity o</w:t>
-            </w:r>
-            <w:r>
-              <w:rPr>
-                <w:lang w:val="en-US"/>
-              </w:rPr>
-              <w:t xml:space="preserve">f the product </w:t>
-            </w:r>
-            <w:r>
-              <w:rPr>
-                <w:lang w:val="en-US"/>
-              </w:rPr>
-              <w:t xml:space="preserve">and click “Add to Cart” </w:t>
+              <w:t xml:space="preserve">User can select quantity of the product and click “Add to Cart” </w:t>
             </w:r>
           </w:p>
           <w:p>
@@ -8855,7 +11175,7 @@
               <w:widowControl w:val="0"/>
               <w:numPr>
                 <w:ilvl w:val="0"/>
-                <w:numId w:val="34"/>
+                <w:numId w:val="55"/>
               </w:numPr>
               <w:rPr>
                 <w:lang w:val="en-US"/>
@@ -8865,7 +11185,7 @@
               <w:rPr>
                 <w:lang w:val="en-US"/>
               </w:rPr>
-              <w:t xml:space="preserve">Success message or visual feedback is shown </w:t>
+              <w:t>Shown popup message is "Added to cart"</w:t>
             </w:r>
           </w:p>
           <w:p>
@@ -8874,7 +11194,7 @@
               <w:widowControl w:val="0"/>
               <w:numPr>
                 <w:ilvl w:val="0"/>
-                <w:numId w:val="34"/>
+                <w:numId w:val="55"/>
               </w:numPr>
               <w:rPr>
                 <w:lang w:val="en-US"/>
@@ -8893,7 +11213,7 @@
               <w:widowControl w:val="0"/>
               <w:numPr>
                 <w:ilvl w:val="0"/>
-                <w:numId w:val="34"/>
+                <w:numId w:val="55"/>
               </w:numPr>
               <w:rPr>
                 <w:lang w:val="en-US"/>
@@ -8912,7 +11232,7 @@
               <w:widowControl w:val="0"/>
               <w:numPr>
                 <w:ilvl w:val="0"/>
-                <w:numId w:val="34"/>
+                <w:numId w:val="55"/>
               </w:numPr>
               <w:rPr>
                 <w:lang w:val="en-US"/>
@@ -8922,33 +11242,21 @@
               <w:rPr>
                 <w:lang w:val="en-US"/>
               </w:rPr>
-              <w:t>Appropriate error message is shown if user tries to exceed stock</w:t>
-            </w:r>
-          </w:p>
-          <w:p>
-            <w:pPr>
-              <w:pStyle w:val="ListParagraph"/>
-              <w:widowControl w:val="0"/>
-              <w:numPr>
-                <w:ilvl w:val="0"/>
-                <w:numId w:val="34"/>
-              </w:numPr>
-              <w:rPr>
-                <w:lang w:val="en-US"/>
-              </w:rPr>
-            </w:pPr>
-            <w:r>
-              <w:rPr>
-                <w:lang w:val="en-US"/>
-              </w:rPr>
-              <w:t xml:space="preserve">Adding the same product again increases its </w:t>
-            </w:r>
-            <w:r>
-              <w:rPr>
-                <w:lang w:val="en-US"/>
-              </w:rPr>
-              <w:lastRenderedPageBreak/>
-              <w:t>quantity</w:t>
+              <w:t xml:space="preserve">If a user adds an existing product in the cart again, the system should </w:t>
+            </w:r>
+            <w:proofErr w:type="gramStart"/>
+            <w:r>
+              <w:rPr>
+                <w:lang w:val="en-US"/>
+              </w:rPr>
+              <w:t>increment</w:t>
+            </w:r>
+            <w:proofErr w:type="gramEnd"/>
+            <w:r>
+              <w:rPr>
+                <w:lang w:val="en-US"/>
+              </w:rPr>
+              <w:t xml:space="preserve"> the product quantity instead of adding a new line item.</w:t>
             </w:r>
           </w:p>
           <w:p>
@@ -8969,7 +11277,6 @@
               <w:widowControl w:val="0"/>
             </w:pPr>
             <w:r>
-              <w:lastRenderedPageBreak/>
               <w:t>In Review</w:t>
             </w:r>
           </w:p>
@@ -8992,6 +11299,7 @@
               <w:spacing w:before="0" w:after="0"/>
             </w:pPr>
             <w:r>
+              <w:lastRenderedPageBreak/>
               <w:t>SRS-FN-Cart-003</w:t>
             </w:r>
           </w:p>
@@ -9059,7 +11367,7 @@
               <w:widowControl w:val="0"/>
               <w:numPr>
                 <w:ilvl w:val="0"/>
-                <w:numId w:val="33"/>
+                <w:numId w:val="56"/>
               </w:numPr>
               <w:rPr>
                 <w:lang w:val="en-US"/>
@@ -9069,7 +11377,7 @@
               <w:rPr>
                 <w:lang w:val="en-US"/>
               </w:rPr>
-              <w:t xml:space="preserve">Each item in the cart has a “Remove” or “Delete” option </w:t>
+              <w:t>Each item in the cart has a “Remove” or “Delete” option or trash icon</w:t>
             </w:r>
           </w:p>
           <w:p>
@@ -9078,7 +11386,7 @@
               <w:widowControl w:val="0"/>
               <w:numPr>
                 <w:ilvl w:val="0"/>
-                <w:numId w:val="33"/>
+                <w:numId w:val="56"/>
               </w:numPr>
               <w:rPr>
                 <w:lang w:val="en-US"/>
@@ -9161,13 +11469,7 @@
               <w:widowControl w:val="0"/>
             </w:pPr>
             <w:r>
-              <w:t xml:space="preserve">The system </w:t>
-            </w:r>
-            <w:r>
-              <w:t>SHALL provide</w:t>
-            </w:r>
-            <w:r>
-              <w:t xml:space="preserve"> a “Proceed to Checkout” button from the shopping cart page.</w:t>
+              <w:t>The system SHALL provide a “Proceed to Checkout” button from the shopping cart page.</w:t>
             </w:r>
           </w:p>
         </w:tc>
@@ -9201,6 +11503,44 @@
           <w:tcPr>
             <w:tcW w:w="1737" w:type="pct"/>
           </w:tcPr>
+          <w:p>
+            <w:pPr>
+              <w:pStyle w:val="ListParagraph"/>
+              <w:widowControl w:val="0"/>
+              <w:numPr>
+                <w:ilvl w:val="0"/>
+                <w:numId w:val="57"/>
+              </w:numPr>
+              <w:rPr>
+                <w:lang w:val="en-US"/>
+              </w:rPr>
+            </w:pPr>
+            <w:r>
+              <w:rPr>
+                <w:lang w:val="en-US"/>
+              </w:rPr>
+              <w:t xml:space="preserve">“Proceed to Checkout” button is clearly visible at the bottom </w:t>
+            </w:r>
+          </w:p>
+          <w:p>
+            <w:pPr>
+              <w:pStyle w:val="ListParagraph"/>
+              <w:widowControl w:val="0"/>
+              <w:numPr>
+                <w:ilvl w:val="0"/>
+                <w:numId w:val="57"/>
+              </w:numPr>
+              <w:rPr>
+                <w:lang w:val="en-US"/>
+              </w:rPr>
+            </w:pPr>
+            <w:r>
+              <w:rPr>
+                <w:lang w:val="en-US"/>
+              </w:rPr>
+              <w:t xml:space="preserve">Button is enabled only when the cart is not empty  </w:t>
+            </w:r>
+          </w:p>
           <w:p>
             <w:pPr>
               <w:pStyle w:val="ListParagraph"/>
@@ -9217,236 +11557,7 @@
               <w:rPr>
                 <w:lang w:val="en-US"/>
               </w:rPr>
-              <w:t xml:space="preserve">“Proceed to Checkout” button is clearly visible at the bottom </w:t>
-            </w:r>
-          </w:p>
-          <w:p>
-            <w:pPr>
-              <w:pStyle w:val="ListParagraph"/>
-              <w:widowControl w:val="0"/>
-              <w:numPr>
-                <w:ilvl w:val="0"/>
-                <w:numId w:val="28"/>
-              </w:numPr>
-              <w:rPr>
-                <w:lang w:val="en-US"/>
-              </w:rPr>
-            </w:pPr>
-            <w:r>
-              <w:rPr>
-                <w:lang w:val="en-US"/>
-              </w:rPr>
-              <w:t xml:space="preserve">Button is enabled only when the cart is not empty  </w:t>
-            </w:r>
-          </w:p>
-          <w:p>
-            <w:pPr>
-              <w:pStyle w:val="ListParagraph"/>
-              <w:widowControl w:val="0"/>
-              <w:numPr>
-                <w:ilvl w:val="0"/>
-                <w:numId w:val="28"/>
-              </w:numPr>
-              <w:rPr>
-                <w:lang w:val="en-US"/>
-              </w:rPr>
-            </w:pPr>
-            <w:r>
-              <w:rPr>
-                <w:lang w:val="en-US"/>
-              </w:rPr>
-              <w:t>Clicking the button navigates the user to the</w:t>
-            </w:r>
-            <w:r>
-              <w:rPr>
-                <w:lang w:val="en-US"/>
-              </w:rPr>
-              <w:t xml:space="preserve"> </w:t>
-            </w:r>
-            <w:r>
-              <w:rPr>
-                <w:lang w:val="en-US"/>
-              </w:rPr>
-              <w:t>Checkout page</w:t>
-            </w:r>
-          </w:p>
-        </w:tc>
-        <w:tc>
-          <w:tcPr>
-            <w:tcW w:w="449" w:type="pct"/>
-          </w:tcPr>
-          <w:p>
-            <w:pPr>
-              <w:widowControl w:val="0"/>
-            </w:pPr>
-            <w:r>
-              <w:t>In Review</w:t>
-            </w:r>
-          </w:p>
-        </w:tc>
-      </w:tr>
-      <w:tr>
-        <w:tc>
-          <w:tcPr>
-            <w:tcW w:w="389" w:type="pct"/>
-            <w:tcMar>
-              <w:top w:w="100" w:type="dxa"/>
-              <w:left w:w="100" w:type="dxa"/>
-              <w:bottom w:w="100" w:type="dxa"/>
-              <w:right w:w="100" w:type="dxa"/>
-            </w:tcMar>
-          </w:tcPr>
-          <w:p>
-            <w:pPr>
-              <w:widowControl w:val="0"/>
-              <w:spacing w:before="0" w:after="0"/>
-              <w:rPr>
-                <w:lang w:val="en-US"/>
-              </w:rPr>
-            </w:pPr>
-            <w:r>
-              <w:rPr>
-                <w:lang w:val="en-US"/>
-              </w:rPr>
-              <w:t>SRS-FN-Cart-005</w:t>
-            </w:r>
-          </w:p>
-        </w:tc>
-        <w:tc>
-          <w:tcPr>
-            <w:tcW w:w="1437" w:type="pct"/>
-            <w:tcMar>
-              <w:top w:w="100" w:type="dxa"/>
-              <w:left w:w="100" w:type="dxa"/>
-              <w:bottom w:w="100" w:type="dxa"/>
-              <w:right w:w="100" w:type="dxa"/>
-            </w:tcMar>
-          </w:tcPr>
-          <w:p>
-            <w:pPr>
-              <w:widowControl w:val="0"/>
-              <w:rPr>
-                <w:lang w:val="en-US"/>
-              </w:rPr>
-            </w:pPr>
-            <w:r>
-              <w:rPr>
-                <w:lang w:val="en-US"/>
-              </w:rPr>
-              <w:t xml:space="preserve">The system </w:t>
-            </w:r>
-            <w:r>
-              <w:rPr>
-                <w:lang w:val="en-US"/>
-              </w:rPr>
-              <w:t>SHALL</w:t>
-            </w:r>
-            <w:r>
-              <w:rPr>
-                <w:lang w:val="en-US"/>
-              </w:rPr>
-              <w:t xml:space="preserve"> </w:t>
-            </w:r>
-            <w:proofErr w:type="gramStart"/>
-            <w:r>
-              <w:rPr>
-                <w:lang w:val="en-US"/>
-              </w:rPr>
-              <w:t>allow</w:t>
-            </w:r>
-            <w:proofErr w:type="gramEnd"/>
-            <w:r>
-              <w:rPr>
-                <w:lang w:val="en-US"/>
-              </w:rPr>
-              <w:t xml:space="preserve"> customers to navigate to the shopping cart page from the product page or main header.</w:t>
-            </w:r>
-          </w:p>
-        </w:tc>
-        <w:tc>
-          <w:tcPr>
-            <w:tcW w:w="509" w:type="pct"/>
-          </w:tcPr>
-          <w:p>
-            <w:pPr>
-              <w:widowControl w:val="0"/>
-              <w:rPr>
-                <w:lang w:val="en-US"/>
-              </w:rPr>
-            </w:pPr>
-            <w:r>
-              <w:rPr>
-                <w:lang w:val="en-US"/>
-              </w:rPr>
-              <w:t>Functional</w:t>
-            </w:r>
-          </w:p>
-        </w:tc>
-        <w:tc>
-          <w:tcPr>
-            <w:tcW w:w="479" w:type="pct"/>
-          </w:tcPr>
-          <w:p>
-            <w:pPr>
-              <w:widowControl w:val="0"/>
-            </w:pPr>
-            <w:r>
-              <w:t>Testing</w:t>
-            </w:r>
-          </w:p>
-        </w:tc>
-        <w:tc>
-          <w:tcPr>
-            <w:tcW w:w="1737" w:type="pct"/>
-          </w:tcPr>
-          <w:p>
-            <w:pPr>
-              <w:pStyle w:val="ListParagraph"/>
-              <w:widowControl w:val="0"/>
-              <w:numPr>
-                <w:ilvl w:val="0"/>
-                <w:numId w:val="27"/>
-              </w:numPr>
-              <w:rPr>
-                <w:lang w:val="en-US"/>
-              </w:rPr>
-            </w:pPr>
-            <w:r>
-              <w:rPr>
-                <w:lang w:val="en-US"/>
-              </w:rPr>
-              <w:t xml:space="preserve">A shopping cart </w:t>
-            </w:r>
-            <w:r>
-              <w:rPr>
-                <w:lang w:val="en-US"/>
-              </w:rPr>
-              <w:t xml:space="preserve">tab </w:t>
-            </w:r>
-            <w:r>
-              <w:rPr>
-                <w:lang w:val="en-US"/>
-              </w:rPr>
-              <w:t xml:space="preserve">is visible in the navigation bar </w:t>
-            </w:r>
-          </w:p>
-          <w:p>
-            <w:pPr>
-              <w:pStyle w:val="ListParagraph"/>
-              <w:widowControl w:val="0"/>
-              <w:numPr>
-                <w:ilvl w:val="0"/>
-                <w:numId w:val="27"/>
-              </w:numPr>
-              <w:rPr>
-                <w:lang w:val="en-US"/>
-              </w:rPr>
-            </w:pPr>
-            <w:r>
-              <w:rPr>
-                <w:lang w:val="en-US"/>
-              </w:rPr>
-              <w:t>Clicking the cart icon opens the Shopping Cart page</w:t>
+              <w:t>Clicking the button navigates the user to the Checkout page</w:t>
             </w:r>
           </w:p>
         </w:tc>
@@ -9470,10 +11581,8 @@
       <w:pPr>
         <w:pStyle w:val="Heading2"/>
       </w:pPr>
-      <w:bookmarkStart w:id="22" w:name="_uzloii5d306z" w:colFirst="0" w:colLast="0"/>
-      <w:bookmarkEnd w:id="22"/>
+      <w:bookmarkStart w:id="22" w:name="_Toc226646888"/>
       <w:r>
-        <w:lastRenderedPageBreak/>
         <w:t>3.</w:t>
       </w:r>
       <w:r>
@@ -9483,7 +11592,11 @@
         <w:t xml:space="preserve">. </w:t>
       </w:r>
       <w:r>
-        <w:t xml:space="preserve">Checkout </w:t>
+        <w:t>Checkout</w:t>
+      </w:r>
+      <w:bookmarkEnd w:id="22"/>
+      <w:r>
+        <w:t xml:space="preserve"> </w:t>
       </w:r>
     </w:p>
     <w:tbl>
@@ -9769,7 +11882,6 @@
               </w:pBdr>
               <w:spacing w:before="0" w:after="0" w:line="240" w:lineRule="auto"/>
               <w:rPr>
-                <w:rFonts w:hint="cs"/>
                 <w:rtl/>
                 <w:lang w:val="en-US" w:bidi="ar-EG"/>
               </w:rPr>
@@ -10039,6 +12151,7 @@
               <w:rPr>
                 <w:lang w:val="en-US"/>
               </w:rPr>
+              <w:lastRenderedPageBreak/>
               <w:t>confirmation</w:t>
             </w:r>
             <w:proofErr w:type="gramEnd"/>
@@ -10099,6 +12212,7 @@
               <w:spacing w:before="0" w:after="0" w:line="240" w:lineRule="auto"/>
             </w:pPr>
             <w:r>
+              <w:lastRenderedPageBreak/>
               <w:t>In Review</w:t>
             </w:r>
           </w:p>
@@ -10256,19 +12370,7 @@
               <w:rPr>
                 <w:lang w:val="en-US"/>
               </w:rPr>
-              <w:t xml:space="preserve">Clicking the button </w:t>
-            </w:r>
-            <w:r>
-              <w:rPr>
-                <w:lang w:val="en-US"/>
-              </w:rPr>
-              <w:t>confirms</w:t>
-            </w:r>
-            <w:r>
-              <w:rPr>
-                <w:lang w:val="en-US"/>
-              </w:rPr>
-              <w:t xml:space="preserve"> the order successfully </w:t>
+              <w:t xml:space="preserve">Clicking the button confirms the order successfully </w:t>
             </w:r>
           </w:p>
           <w:p>
@@ -10606,11 +12708,7 @@
             </w:r>
             <w:proofErr w:type="gramEnd"/>
             <w:r>
-              <w:t xml:space="preserve"> automated email notifications to customers after </w:t>
-            </w:r>
-            <w:r>
-              <w:lastRenderedPageBreak/>
-              <w:t>successful checkout including success message and order summary</w:t>
+              <w:t xml:space="preserve"> automated email notifications to customers after successful checkout including success message and order summary</w:t>
             </w:r>
           </w:p>
         </w:tc>
@@ -10631,7 +12729,6 @@
               <w:spacing w:before="0" w:after="0" w:line="240" w:lineRule="auto"/>
             </w:pPr>
             <w:r>
-              <w:lastRenderedPageBreak/>
               <w:t>Functional</w:t>
             </w:r>
           </w:p>
@@ -10712,7 +12809,6 @@
               <w:rPr>
                 <w:lang w:val="en-US"/>
               </w:rPr>
-              <w:lastRenderedPageBreak/>
               <w:t xml:space="preserve">Email contains order number, items, total amount, and delivery address </w:t>
             </w:r>
           </w:p>
@@ -10777,7 +12873,6 @@
               <w:spacing w:before="0" w:after="0" w:line="240" w:lineRule="auto"/>
             </w:pPr>
             <w:r>
-              <w:lastRenderedPageBreak/>
               <w:t>In Review</w:t>
             </w:r>
           </w:p>
@@ -11037,7 +13132,14 @@
               <w:rPr>
                 <w:color w:val="EE0000"/>
               </w:rPr>
-              <w:t>SRS-FN-Checkout-006</w:t>
+              <w:lastRenderedPageBreak/>
+              <w:t>SRS-FN-Checkout-00</w:t>
+            </w:r>
+            <w:r>
+              <w:rPr>
+                <w:color w:val="EE0000"/>
+              </w:rPr>
+              <w:t>7</w:t>
             </w:r>
           </w:p>
         </w:tc>
@@ -11216,15 +13318,13 @@
       <w:pPr>
         <w:pStyle w:val="Heading2"/>
       </w:pPr>
-      <w:bookmarkStart w:id="23" w:name="_jj7q342wruj6" w:colFirst="0" w:colLast="0"/>
-      <w:bookmarkEnd w:id="23"/>
     </w:p>
     <w:p/>
     <w:tbl>
       <w:tblPr>
         <w:tblStyle w:val="ac"/>
-        <w:tblW w:w="9360" w:type="dxa"/>
-        <w:tblInd w:w="0" w:type="dxa"/>
+        <w:tblW w:w="15030" w:type="dxa"/>
+        <w:tblInd w:w="-1180" w:type="dxa"/>
         <w:tblBorders>
           <w:top w:val="single" w:sz="8" w:space="0" w:color="FFFFFF"/>
           <w:left w:val="single" w:sz="8" w:space="0" w:color="FFFFFF"/>
@@ -11237,12 +13337,12 @@
         <w:tblLook w:val="0600" w:firstRow="0" w:lastRow="0" w:firstColumn="0" w:lastColumn="0" w:noHBand="1" w:noVBand="1"/>
       </w:tblPr>
       <w:tblGrid>
-        <w:gridCol w:w="9360"/>
+        <w:gridCol w:w="15030"/>
       </w:tblGrid>
       <w:tr>
         <w:tc>
           <w:tcPr>
-            <w:tcW w:w="9360" w:type="dxa"/>
+            <w:tcW w:w="15030" w:type="dxa"/>
             <w:shd w:val="clear" w:color="auto" w:fill="A4C2F4"/>
             <w:tcMar>
               <w:top w:w="100" w:type="dxa"/>
@@ -11257,9 +13357,11 @@
               <w:widowControl w:val="0"/>
               <w:ind w:left="0" w:firstLine="0"/>
             </w:pPr>
+            <w:bookmarkStart w:id="23" w:name="_Toc226646889"/>
             <w:r>
               <w:t>Appendix</w:t>
             </w:r>
+            <w:bookmarkEnd w:id="23"/>
           </w:p>
         </w:tc>
       </w:tr>
@@ -11697,6 +13799,181 @@
     </w:lvl>
   </w:abstractNum>
   <w:abstractNum w:abstractNumId="4" w15:restartNumberingAfterBreak="0">
+    <w:nsid w:val="0A940358"/>
+    <w:multiLevelType w:val="hybridMultilevel"/>
+    <w:tmpl w:val="EEAC02BE"/>
+    <w:lvl w:ilvl="0" w:tplc="0409000F">
+      <w:start w:val="1"/>
+      <w:numFmt w:val="decimal"/>
+      <w:lvlText w:val="%1."/>
+      <w:lvlJc w:val="left"/>
+      <w:pPr>
+        <w:ind w:left="720" w:hanging="360"/>
+      </w:pPr>
+    </w:lvl>
+    <w:lvl w:ilvl="1" w:tplc="04090019">
+      <w:start w:val="1"/>
+      <w:numFmt w:val="lowerLetter"/>
+      <w:lvlText w:val="%2."/>
+      <w:lvlJc w:val="left"/>
+      <w:pPr>
+        <w:ind w:left="1440" w:hanging="360"/>
+      </w:pPr>
+    </w:lvl>
+    <w:lvl w:ilvl="2" w:tplc="0409001B">
+      <w:start w:val="1"/>
+      <w:numFmt w:val="lowerRoman"/>
+      <w:lvlText w:val="%3."/>
+      <w:lvlJc w:val="right"/>
+      <w:pPr>
+        <w:ind w:left="2160" w:hanging="180"/>
+      </w:pPr>
+    </w:lvl>
+    <w:lvl w:ilvl="3" w:tplc="0409000F">
+      <w:start w:val="1"/>
+      <w:numFmt w:val="decimal"/>
+      <w:lvlText w:val="%4."/>
+      <w:lvlJc w:val="left"/>
+      <w:pPr>
+        <w:ind w:left="2880" w:hanging="360"/>
+      </w:pPr>
+    </w:lvl>
+    <w:lvl w:ilvl="4" w:tplc="04090019">
+      <w:start w:val="1"/>
+      <w:numFmt w:val="lowerLetter"/>
+      <w:lvlText w:val="%5."/>
+      <w:lvlJc w:val="left"/>
+      <w:pPr>
+        <w:ind w:left="3600" w:hanging="360"/>
+      </w:pPr>
+    </w:lvl>
+    <w:lvl w:ilvl="5" w:tplc="0409001B">
+      <w:start w:val="1"/>
+      <w:numFmt w:val="lowerRoman"/>
+      <w:lvlText w:val="%6."/>
+      <w:lvlJc w:val="right"/>
+      <w:pPr>
+        <w:ind w:left="4320" w:hanging="180"/>
+      </w:pPr>
+    </w:lvl>
+    <w:lvl w:ilvl="6" w:tplc="0409000F">
+      <w:start w:val="1"/>
+      <w:numFmt w:val="decimal"/>
+      <w:lvlText w:val="%7."/>
+      <w:lvlJc w:val="left"/>
+      <w:pPr>
+        <w:ind w:left="5040" w:hanging="360"/>
+      </w:pPr>
+    </w:lvl>
+    <w:lvl w:ilvl="7" w:tplc="04090019">
+      <w:start w:val="1"/>
+      <w:numFmt w:val="lowerLetter"/>
+      <w:lvlText w:val="%8."/>
+      <w:lvlJc w:val="left"/>
+      <w:pPr>
+        <w:ind w:left="5760" w:hanging="360"/>
+      </w:pPr>
+    </w:lvl>
+    <w:lvl w:ilvl="8" w:tplc="0409001B">
+      <w:start w:val="1"/>
+      <w:numFmt w:val="lowerRoman"/>
+      <w:lvlText w:val="%9."/>
+      <w:lvlJc w:val="right"/>
+      <w:pPr>
+        <w:ind w:left="6480" w:hanging="180"/>
+      </w:pPr>
+    </w:lvl>
+  </w:abstractNum>
+  <w:abstractNum w:abstractNumId="5" w15:restartNumberingAfterBreak="0">
+    <w:nsid w:val="0BB12806"/>
+    <w:multiLevelType w:val="hybridMultilevel"/>
+    <w:tmpl w:val="90D0E380"/>
+    <w:lvl w:ilvl="0" w:tplc="01F677F0">
+      <w:start w:val="1"/>
+      <w:numFmt w:val="decimal"/>
+      <w:lvlText w:val="%1-"/>
+      <w:lvlJc w:val="left"/>
+      <w:pPr>
+        <w:ind w:left="720" w:hanging="360"/>
+      </w:pPr>
+      <w:rPr>
+        <w:rFonts w:hint="default"/>
+      </w:rPr>
+    </w:lvl>
+    <w:lvl w:ilvl="1" w:tplc="04090019" w:tentative="1">
+      <w:start w:val="1"/>
+      <w:numFmt w:val="lowerLetter"/>
+      <w:lvlText w:val="%2."/>
+      <w:lvlJc w:val="left"/>
+      <w:pPr>
+        <w:ind w:left="1440" w:hanging="360"/>
+      </w:pPr>
+    </w:lvl>
+    <w:lvl w:ilvl="2" w:tplc="0409001B" w:tentative="1">
+      <w:start w:val="1"/>
+      <w:numFmt w:val="lowerRoman"/>
+      <w:lvlText w:val="%3."/>
+      <w:lvlJc w:val="right"/>
+      <w:pPr>
+        <w:ind w:left="2160" w:hanging="180"/>
+      </w:pPr>
+    </w:lvl>
+    <w:lvl w:ilvl="3" w:tplc="0409000F" w:tentative="1">
+      <w:start w:val="1"/>
+      <w:numFmt w:val="decimal"/>
+      <w:lvlText w:val="%4."/>
+      <w:lvlJc w:val="left"/>
+      <w:pPr>
+        <w:ind w:left="2880" w:hanging="360"/>
+      </w:pPr>
+    </w:lvl>
+    <w:lvl w:ilvl="4" w:tplc="04090019" w:tentative="1">
+      <w:start w:val="1"/>
+      <w:numFmt w:val="lowerLetter"/>
+      <w:lvlText w:val="%5."/>
+      <w:lvlJc w:val="left"/>
+      <w:pPr>
+        <w:ind w:left="3600" w:hanging="360"/>
+      </w:pPr>
+    </w:lvl>
+    <w:lvl w:ilvl="5" w:tplc="0409001B" w:tentative="1">
+      <w:start w:val="1"/>
+      <w:numFmt w:val="lowerRoman"/>
+      <w:lvlText w:val="%6."/>
+      <w:lvlJc w:val="right"/>
+      <w:pPr>
+        <w:ind w:left="4320" w:hanging="180"/>
+      </w:pPr>
+    </w:lvl>
+    <w:lvl w:ilvl="6" w:tplc="0409000F" w:tentative="1">
+      <w:start w:val="1"/>
+      <w:numFmt w:val="decimal"/>
+      <w:lvlText w:val="%7."/>
+      <w:lvlJc w:val="left"/>
+      <w:pPr>
+        <w:ind w:left="5040" w:hanging="360"/>
+      </w:pPr>
+    </w:lvl>
+    <w:lvl w:ilvl="7" w:tplc="04090019" w:tentative="1">
+      <w:start w:val="1"/>
+      <w:numFmt w:val="lowerLetter"/>
+      <w:lvlText w:val="%8."/>
+      <w:lvlJc w:val="left"/>
+      <w:pPr>
+        <w:ind w:left="5760" w:hanging="360"/>
+      </w:pPr>
+    </w:lvl>
+    <w:lvl w:ilvl="8" w:tplc="0409001B" w:tentative="1">
+      <w:start w:val="1"/>
+      <w:numFmt w:val="lowerRoman"/>
+      <w:lvlText w:val="%9."/>
+      <w:lvlJc w:val="right"/>
+      <w:pPr>
+        <w:ind w:left="6480" w:hanging="180"/>
+      </w:pPr>
+    </w:lvl>
+  </w:abstractNum>
+  <w:abstractNum w:abstractNumId="6" w15:restartNumberingAfterBreak="0">
     <w:nsid w:val="0EE11361"/>
     <w:multiLevelType w:val="multilevel"/>
     <w:tmpl w:val="313C1306"/>
@@ -11809,7 +14086,93 @@
       </w:rPr>
     </w:lvl>
   </w:abstractNum>
-  <w:abstractNum w:abstractNumId="5" w15:restartNumberingAfterBreak="0">
+  <w:abstractNum w:abstractNumId="7" w15:restartNumberingAfterBreak="0">
+    <w:nsid w:val="101E7D00"/>
+    <w:multiLevelType w:val="hybridMultilevel"/>
+    <w:tmpl w:val="91920E44"/>
+    <w:lvl w:ilvl="0" w:tplc="0409000F">
+      <w:start w:val="1"/>
+      <w:numFmt w:val="decimal"/>
+      <w:lvlText w:val="%1."/>
+      <w:lvlJc w:val="left"/>
+      <w:pPr>
+        <w:ind w:left="720" w:hanging="360"/>
+      </w:pPr>
+    </w:lvl>
+    <w:lvl w:ilvl="1" w:tplc="04090019">
+      <w:start w:val="1"/>
+      <w:numFmt w:val="lowerLetter"/>
+      <w:lvlText w:val="%2."/>
+      <w:lvlJc w:val="left"/>
+      <w:pPr>
+        <w:ind w:left="1440" w:hanging="360"/>
+      </w:pPr>
+    </w:lvl>
+    <w:lvl w:ilvl="2" w:tplc="0409001B">
+      <w:start w:val="1"/>
+      <w:numFmt w:val="lowerRoman"/>
+      <w:lvlText w:val="%3."/>
+      <w:lvlJc w:val="right"/>
+      <w:pPr>
+        <w:ind w:left="2160" w:hanging="180"/>
+      </w:pPr>
+    </w:lvl>
+    <w:lvl w:ilvl="3" w:tplc="0409000F">
+      <w:start w:val="1"/>
+      <w:numFmt w:val="decimal"/>
+      <w:lvlText w:val="%4."/>
+      <w:lvlJc w:val="left"/>
+      <w:pPr>
+        <w:ind w:left="2880" w:hanging="360"/>
+      </w:pPr>
+    </w:lvl>
+    <w:lvl w:ilvl="4" w:tplc="04090019">
+      <w:start w:val="1"/>
+      <w:numFmt w:val="lowerLetter"/>
+      <w:lvlText w:val="%5."/>
+      <w:lvlJc w:val="left"/>
+      <w:pPr>
+        <w:ind w:left="3600" w:hanging="360"/>
+      </w:pPr>
+    </w:lvl>
+    <w:lvl w:ilvl="5" w:tplc="0409001B">
+      <w:start w:val="1"/>
+      <w:numFmt w:val="lowerRoman"/>
+      <w:lvlText w:val="%6."/>
+      <w:lvlJc w:val="right"/>
+      <w:pPr>
+        <w:ind w:left="4320" w:hanging="180"/>
+      </w:pPr>
+    </w:lvl>
+    <w:lvl w:ilvl="6" w:tplc="0409000F">
+      <w:start w:val="1"/>
+      <w:numFmt w:val="decimal"/>
+      <w:lvlText w:val="%7."/>
+      <w:lvlJc w:val="left"/>
+      <w:pPr>
+        <w:ind w:left="5040" w:hanging="360"/>
+      </w:pPr>
+    </w:lvl>
+    <w:lvl w:ilvl="7" w:tplc="04090019">
+      <w:start w:val="1"/>
+      <w:numFmt w:val="lowerLetter"/>
+      <w:lvlText w:val="%8."/>
+      <w:lvlJc w:val="left"/>
+      <w:pPr>
+        <w:ind w:left="5760" w:hanging="360"/>
+      </w:pPr>
+    </w:lvl>
+    <w:lvl w:ilvl="8" w:tplc="0409001B">
+      <w:start w:val="1"/>
+      <w:numFmt w:val="lowerRoman"/>
+      <w:lvlText w:val="%9."/>
+      <w:lvlJc w:val="right"/>
+      <w:pPr>
+        <w:ind w:left="6480" w:hanging="180"/>
+      </w:pPr>
+    </w:lvl>
+  </w:abstractNum>
+  <w:abstractNum w:abstractNumId="8" w15:restartNumberingAfterBreak="0">
     <w:nsid w:val="106B7A3F"/>
     <w:multiLevelType w:val="multilevel"/>
     <w:tmpl w:val="34FE80D0"/>
@@ -11922,7 +14285,7 @@
       </w:rPr>
     </w:lvl>
   </w:abstractNum>
-  <w:abstractNum w:abstractNumId="6" w15:restartNumberingAfterBreak="0">
+  <w:abstractNum w:abstractNumId="9" w15:restartNumberingAfterBreak="0">
     <w:nsid w:val="10B46EF6"/>
     <w:multiLevelType w:val="hybridMultilevel"/>
     <w:tmpl w:val="4C3E36B2"/>
@@ -12011,7 +14374,93 @@
       </w:pPr>
     </w:lvl>
   </w:abstractNum>
-  <w:abstractNum w:abstractNumId="7" w15:restartNumberingAfterBreak="0">
+  <w:abstractNum w:abstractNumId="10" w15:restartNumberingAfterBreak="0">
+    <w:nsid w:val="122416D2"/>
+    <w:multiLevelType w:val="hybridMultilevel"/>
+    <w:tmpl w:val="3C70E970"/>
+    <w:lvl w:ilvl="0" w:tplc="0409000F">
+      <w:start w:val="1"/>
+      <w:numFmt w:val="decimal"/>
+      <w:lvlText w:val="%1."/>
+      <w:lvlJc w:val="left"/>
+      <w:pPr>
+        <w:ind w:left="720" w:hanging="360"/>
+      </w:pPr>
+    </w:lvl>
+    <w:lvl w:ilvl="1" w:tplc="04090019">
+      <w:start w:val="1"/>
+      <w:numFmt w:val="lowerLetter"/>
+      <w:lvlText w:val="%2."/>
+      <w:lvlJc w:val="left"/>
+      <w:pPr>
+        <w:ind w:left="1440" w:hanging="360"/>
+      </w:pPr>
+    </w:lvl>
+    <w:lvl w:ilvl="2" w:tplc="0409001B">
+      <w:start w:val="1"/>
+      <w:numFmt w:val="lowerRoman"/>
+      <w:lvlText w:val="%3."/>
+      <w:lvlJc w:val="right"/>
+      <w:pPr>
+        <w:ind w:left="2160" w:hanging="180"/>
+      </w:pPr>
+    </w:lvl>
+    <w:lvl w:ilvl="3" w:tplc="0409000F">
+      <w:start w:val="1"/>
+      <w:numFmt w:val="decimal"/>
+      <w:lvlText w:val="%4."/>
+      <w:lvlJc w:val="left"/>
+      <w:pPr>
+        <w:ind w:left="2880" w:hanging="360"/>
+      </w:pPr>
+    </w:lvl>
+    <w:lvl w:ilvl="4" w:tplc="04090019">
+      <w:start w:val="1"/>
+      <w:numFmt w:val="lowerLetter"/>
+      <w:lvlText w:val="%5."/>
+      <w:lvlJc w:val="left"/>
+      <w:pPr>
+        <w:ind w:left="3600" w:hanging="360"/>
+      </w:pPr>
+    </w:lvl>
+    <w:lvl w:ilvl="5" w:tplc="0409001B">
+      <w:start w:val="1"/>
+      <w:numFmt w:val="lowerRoman"/>
+      <w:lvlText w:val="%6."/>
+      <w:lvlJc w:val="right"/>
+      <w:pPr>
+        <w:ind w:left="4320" w:hanging="180"/>
+      </w:pPr>
+    </w:lvl>
+    <w:lvl w:ilvl="6" w:tplc="0409000F">
+      <w:start w:val="1"/>
+      <w:numFmt w:val="decimal"/>
+      <w:lvlText w:val="%7."/>
+      <w:lvlJc w:val="left"/>
+      <w:pPr>
+        <w:ind w:left="5040" w:hanging="360"/>
+      </w:pPr>
+    </w:lvl>
+    <w:lvl w:ilvl="7" w:tplc="04090019">
+      <w:start w:val="1"/>
+      <w:numFmt w:val="lowerLetter"/>
+      <w:lvlText w:val="%8."/>
+      <w:lvlJc w:val="left"/>
+      <w:pPr>
+        <w:ind w:left="5760" w:hanging="360"/>
+      </w:pPr>
+    </w:lvl>
+    <w:lvl w:ilvl="8" w:tplc="0409001B">
+      <w:start w:val="1"/>
+      <w:numFmt w:val="lowerRoman"/>
+      <w:lvlText w:val="%9."/>
+      <w:lvlJc w:val="right"/>
+      <w:pPr>
+        <w:ind w:left="6480" w:hanging="180"/>
+      </w:pPr>
+    </w:lvl>
+  </w:abstractNum>
+  <w:abstractNum w:abstractNumId="11" w15:restartNumberingAfterBreak="0">
     <w:nsid w:val="12515B3D"/>
     <w:multiLevelType w:val="hybridMultilevel"/>
     <w:tmpl w:val="CDE08726"/>
@@ -12124,7 +14573,93 @@
       </w:rPr>
     </w:lvl>
   </w:abstractNum>
-  <w:abstractNum w:abstractNumId="8" w15:restartNumberingAfterBreak="0">
+  <w:abstractNum w:abstractNumId="12" w15:restartNumberingAfterBreak="0">
+    <w:nsid w:val="17FE28EA"/>
+    <w:multiLevelType w:val="hybridMultilevel"/>
+    <w:tmpl w:val="A118AD0E"/>
+    <w:lvl w:ilvl="0" w:tplc="0409000F">
+      <w:start w:val="1"/>
+      <w:numFmt w:val="decimal"/>
+      <w:lvlText w:val="%1."/>
+      <w:lvlJc w:val="left"/>
+      <w:pPr>
+        <w:ind w:left="720" w:hanging="360"/>
+      </w:pPr>
+    </w:lvl>
+    <w:lvl w:ilvl="1" w:tplc="04090019">
+      <w:start w:val="1"/>
+      <w:numFmt w:val="lowerLetter"/>
+      <w:lvlText w:val="%2."/>
+      <w:lvlJc w:val="left"/>
+      <w:pPr>
+        <w:ind w:left="1440" w:hanging="360"/>
+      </w:pPr>
+    </w:lvl>
+    <w:lvl w:ilvl="2" w:tplc="0409001B">
+      <w:start w:val="1"/>
+      <w:numFmt w:val="lowerRoman"/>
+      <w:lvlText w:val="%3."/>
+      <w:lvlJc w:val="right"/>
+      <w:pPr>
+        <w:ind w:left="2160" w:hanging="180"/>
+      </w:pPr>
+    </w:lvl>
+    <w:lvl w:ilvl="3" w:tplc="0409000F">
+      <w:start w:val="1"/>
+      <w:numFmt w:val="decimal"/>
+      <w:lvlText w:val="%4."/>
+      <w:lvlJc w:val="left"/>
+      <w:pPr>
+        <w:ind w:left="2880" w:hanging="360"/>
+      </w:pPr>
+    </w:lvl>
+    <w:lvl w:ilvl="4" w:tplc="04090019">
+      <w:start w:val="1"/>
+      <w:numFmt w:val="lowerLetter"/>
+      <w:lvlText w:val="%5."/>
+      <w:lvlJc w:val="left"/>
+      <w:pPr>
+        <w:ind w:left="3600" w:hanging="360"/>
+      </w:pPr>
+    </w:lvl>
+    <w:lvl w:ilvl="5" w:tplc="0409001B">
+      <w:start w:val="1"/>
+      <w:numFmt w:val="lowerRoman"/>
+      <w:lvlText w:val="%6."/>
+      <w:lvlJc w:val="right"/>
+      <w:pPr>
+        <w:ind w:left="4320" w:hanging="180"/>
+      </w:pPr>
+    </w:lvl>
+    <w:lvl w:ilvl="6" w:tplc="0409000F">
+      <w:start w:val="1"/>
+      <w:numFmt w:val="decimal"/>
+      <w:lvlText w:val="%7."/>
+      <w:lvlJc w:val="left"/>
+      <w:pPr>
+        <w:ind w:left="5040" w:hanging="360"/>
+      </w:pPr>
+    </w:lvl>
+    <w:lvl w:ilvl="7" w:tplc="04090019">
+      <w:start w:val="1"/>
+      <w:numFmt w:val="lowerLetter"/>
+      <w:lvlText w:val="%8."/>
+      <w:lvlJc w:val="left"/>
+      <w:pPr>
+        <w:ind w:left="5760" w:hanging="360"/>
+      </w:pPr>
+    </w:lvl>
+    <w:lvl w:ilvl="8" w:tplc="0409001B">
+      <w:start w:val="1"/>
+      <w:numFmt w:val="lowerRoman"/>
+      <w:lvlText w:val="%9."/>
+      <w:lvlJc w:val="right"/>
+      <w:pPr>
+        <w:ind w:left="6480" w:hanging="180"/>
+      </w:pPr>
+    </w:lvl>
+  </w:abstractNum>
+  <w:abstractNum w:abstractNumId="13" w15:restartNumberingAfterBreak="0">
     <w:nsid w:val="18C855C8"/>
     <w:multiLevelType w:val="hybridMultilevel"/>
     <w:tmpl w:val="29C24FFA"/>
@@ -12210,7 +14745,179 @@
       </w:pPr>
     </w:lvl>
   </w:abstractNum>
-  <w:abstractNum w:abstractNumId="9" w15:restartNumberingAfterBreak="0">
+  <w:abstractNum w:abstractNumId="14" w15:restartNumberingAfterBreak="0">
+    <w:nsid w:val="191D1153"/>
+    <w:multiLevelType w:val="hybridMultilevel"/>
+    <w:tmpl w:val="C542E6B8"/>
+    <w:lvl w:ilvl="0" w:tplc="0409000F">
+      <w:start w:val="1"/>
+      <w:numFmt w:val="decimal"/>
+      <w:lvlText w:val="%1."/>
+      <w:lvlJc w:val="left"/>
+      <w:pPr>
+        <w:ind w:left="720" w:hanging="360"/>
+      </w:pPr>
+    </w:lvl>
+    <w:lvl w:ilvl="1" w:tplc="04090019">
+      <w:start w:val="1"/>
+      <w:numFmt w:val="lowerLetter"/>
+      <w:lvlText w:val="%2."/>
+      <w:lvlJc w:val="left"/>
+      <w:pPr>
+        <w:ind w:left="1440" w:hanging="360"/>
+      </w:pPr>
+    </w:lvl>
+    <w:lvl w:ilvl="2" w:tplc="0409001B">
+      <w:start w:val="1"/>
+      <w:numFmt w:val="lowerRoman"/>
+      <w:lvlText w:val="%3."/>
+      <w:lvlJc w:val="right"/>
+      <w:pPr>
+        <w:ind w:left="2160" w:hanging="180"/>
+      </w:pPr>
+    </w:lvl>
+    <w:lvl w:ilvl="3" w:tplc="0409000F">
+      <w:start w:val="1"/>
+      <w:numFmt w:val="decimal"/>
+      <w:lvlText w:val="%4."/>
+      <w:lvlJc w:val="left"/>
+      <w:pPr>
+        <w:ind w:left="2880" w:hanging="360"/>
+      </w:pPr>
+    </w:lvl>
+    <w:lvl w:ilvl="4" w:tplc="04090019">
+      <w:start w:val="1"/>
+      <w:numFmt w:val="lowerLetter"/>
+      <w:lvlText w:val="%5."/>
+      <w:lvlJc w:val="left"/>
+      <w:pPr>
+        <w:ind w:left="3600" w:hanging="360"/>
+      </w:pPr>
+    </w:lvl>
+    <w:lvl w:ilvl="5" w:tplc="0409001B">
+      <w:start w:val="1"/>
+      <w:numFmt w:val="lowerRoman"/>
+      <w:lvlText w:val="%6."/>
+      <w:lvlJc w:val="right"/>
+      <w:pPr>
+        <w:ind w:left="4320" w:hanging="180"/>
+      </w:pPr>
+    </w:lvl>
+    <w:lvl w:ilvl="6" w:tplc="0409000F">
+      <w:start w:val="1"/>
+      <w:numFmt w:val="decimal"/>
+      <w:lvlText w:val="%7."/>
+      <w:lvlJc w:val="left"/>
+      <w:pPr>
+        <w:ind w:left="5040" w:hanging="360"/>
+      </w:pPr>
+    </w:lvl>
+    <w:lvl w:ilvl="7" w:tplc="04090019">
+      <w:start w:val="1"/>
+      <w:numFmt w:val="lowerLetter"/>
+      <w:lvlText w:val="%8."/>
+      <w:lvlJc w:val="left"/>
+      <w:pPr>
+        <w:ind w:left="5760" w:hanging="360"/>
+      </w:pPr>
+    </w:lvl>
+    <w:lvl w:ilvl="8" w:tplc="0409001B">
+      <w:start w:val="1"/>
+      <w:numFmt w:val="lowerRoman"/>
+      <w:lvlText w:val="%9."/>
+      <w:lvlJc w:val="right"/>
+      <w:pPr>
+        <w:ind w:left="6480" w:hanging="180"/>
+      </w:pPr>
+    </w:lvl>
+  </w:abstractNum>
+  <w:abstractNum w:abstractNumId="15" w15:restartNumberingAfterBreak="0">
+    <w:nsid w:val="19922C67"/>
+    <w:multiLevelType w:val="hybridMultilevel"/>
+    <w:tmpl w:val="6BD07F84"/>
+    <w:lvl w:ilvl="0" w:tplc="0409000F">
+      <w:start w:val="1"/>
+      <w:numFmt w:val="decimal"/>
+      <w:lvlText w:val="%1."/>
+      <w:lvlJc w:val="left"/>
+      <w:pPr>
+        <w:ind w:left="720" w:hanging="360"/>
+      </w:pPr>
+    </w:lvl>
+    <w:lvl w:ilvl="1" w:tplc="04090019">
+      <w:start w:val="1"/>
+      <w:numFmt w:val="lowerLetter"/>
+      <w:lvlText w:val="%2."/>
+      <w:lvlJc w:val="left"/>
+      <w:pPr>
+        <w:ind w:left="1440" w:hanging="360"/>
+      </w:pPr>
+    </w:lvl>
+    <w:lvl w:ilvl="2" w:tplc="0409001B">
+      <w:start w:val="1"/>
+      <w:numFmt w:val="lowerRoman"/>
+      <w:lvlText w:val="%3."/>
+      <w:lvlJc w:val="right"/>
+      <w:pPr>
+        <w:ind w:left="2160" w:hanging="180"/>
+      </w:pPr>
+    </w:lvl>
+    <w:lvl w:ilvl="3" w:tplc="0409000F">
+      <w:start w:val="1"/>
+      <w:numFmt w:val="decimal"/>
+      <w:lvlText w:val="%4."/>
+      <w:lvlJc w:val="left"/>
+      <w:pPr>
+        <w:ind w:left="2880" w:hanging="360"/>
+      </w:pPr>
+    </w:lvl>
+    <w:lvl w:ilvl="4" w:tplc="04090019">
+      <w:start w:val="1"/>
+      <w:numFmt w:val="lowerLetter"/>
+      <w:lvlText w:val="%5."/>
+      <w:lvlJc w:val="left"/>
+      <w:pPr>
+        <w:ind w:left="3600" w:hanging="360"/>
+      </w:pPr>
+    </w:lvl>
+    <w:lvl w:ilvl="5" w:tplc="0409001B">
+      <w:start w:val="1"/>
+      <w:numFmt w:val="lowerRoman"/>
+      <w:lvlText w:val="%6."/>
+      <w:lvlJc w:val="right"/>
+      <w:pPr>
+        <w:ind w:left="4320" w:hanging="180"/>
+      </w:pPr>
+    </w:lvl>
+    <w:lvl w:ilvl="6" w:tplc="0409000F">
+      <w:start w:val="1"/>
+      <w:numFmt w:val="decimal"/>
+      <w:lvlText w:val="%7."/>
+      <w:lvlJc w:val="left"/>
+      <w:pPr>
+        <w:ind w:left="5040" w:hanging="360"/>
+      </w:pPr>
+    </w:lvl>
+    <w:lvl w:ilvl="7" w:tplc="04090019">
+      <w:start w:val="1"/>
+      <w:numFmt w:val="lowerLetter"/>
+      <w:lvlText w:val="%8."/>
+      <w:lvlJc w:val="left"/>
+      <w:pPr>
+        <w:ind w:left="5760" w:hanging="360"/>
+      </w:pPr>
+    </w:lvl>
+    <w:lvl w:ilvl="8" w:tplc="0409001B">
+      <w:start w:val="1"/>
+      <w:numFmt w:val="lowerRoman"/>
+      <w:lvlText w:val="%9."/>
+      <w:lvlJc w:val="right"/>
+      <w:pPr>
+        <w:ind w:left="6480" w:hanging="180"/>
+      </w:pPr>
+    </w:lvl>
+  </w:abstractNum>
+  <w:abstractNum w:abstractNumId="16" w15:restartNumberingAfterBreak="0">
     <w:nsid w:val="1AFB41CB"/>
     <w:multiLevelType w:val="hybridMultilevel"/>
     <w:tmpl w:val="D76037C8"/>
@@ -12323,7 +15030,7 @@
       </w:rPr>
     </w:lvl>
   </w:abstractNum>
-  <w:abstractNum w:abstractNumId="10" w15:restartNumberingAfterBreak="0">
+  <w:abstractNum w:abstractNumId="17" w15:restartNumberingAfterBreak="0">
     <w:nsid w:val="1D9341FD"/>
     <w:multiLevelType w:val="hybridMultilevel"/>
     <w:tmpl w:val="49D84F48"/>
@@ -12412,7 +15119,7 @@
       </w:pPr>
     </w:lvl>
   </w:abstractNum>
-  <w:abstractNum w:abstractNumId="11" w15:restartNumberingAfterBreak="0">
+  <w:abstractNum w:abstractNumId="18" w15:restartNumberingAfterBreak="0">
     <w:nsid w:val="204A6E3C"/>
     <w:multiLevelType w:val="hybridMultilevel"/>
     <w:tmpl w:val="A7E8F1A2"/>
@@ -12524,7 +15231,7 @@
       </w:rPr>
     </w:lvl>
   </w:abstractNum>
-  <w:abstractNum w:abstractNumId="12" w15:restartNumberingAfterBreak="0">
+  <w:abstractNum w:abstractNumId="19" w15:restartNumberingAfterBreak="0">
     <w:nsid w:val="273308BD"/>
     <w:multiLevelType w:val="hybridMultilevel"/>
     <w:tmpl w:val="2752D22C"/>
@@ -12637,7 +15344,7 @@
       </w:rPr>
     </w:lvl>
   </w:abstractNum>
-  <w:abstractNum w:abstractNumId="13" w15:restartNumberingAfterBreak="0">
+  <w:abstractNum w:abstractNumId="20" w15:restartNumberingAfterBreak="0">
     <w:nsid w:val="29932097"/>
     <w:multiLevelType w:val="hybridMultilevel"/>
     <w:tmpl w:val="022E0524"/>
@@ -12726,7 +15433,7 @@
       </w:pPr>
     </w:lvl>
   </w:abstractNum>
-  <w:abstractNum w:abstractNumId="14" w15:restartNumberingAfterBreak="0">
+  <w:abstractNum w:abstractNumId="21" w15:restartNumberingAfterBreak="0">
     <w:nsid w:val="2CBA0F66"/>
     <w:multiLevelType w:val="multilevel"/>
     <w:tmpl w:val="C44417BA"/>
@@ -12839,7 +15546,7 @@
       </w:rPr>
     </w:lvl>
   </w:abstractNum>
-  <w:abstractNum w:abstractNumId="15" w15:restartNumberingAfterBreak="0">
+  <w:abstractNum w:abstractNumId="22" w15:restartNumberingAfterBreak="0">
     <w:nsid w:val="2DC40623"/>
     <w:multiLevelType w:val="multilevel"/>
     <w:tmpl w:val="1D7C82DC"/>
@@ -12952,7 +15659,7 @@
       </w:rPr>
     </w:lvl>
   </w:abstractNum>
-  <w:abstractNum w:abstractNumId="16" w15:restartNumberingAfterBreak="0">
+  <w:abstractNum w:abstractNumId="23" w15:restartNumberingAfterBreak="0">
     <w:nsid w:val="2EED6E2C"/>
     <w:multiLevelType w:val="multilevel"/>
     <w:tmpl w:val="84A061E2"/>
@@ -13065,7 +15772,7 @@
       </w:rPr>
     </w:lvl>
   </w:abstractNum>
-  <w:abstractNum w:abstractNumId="17" w15:restartNumberingAfterBreak="0">
+  <w:abstractNum w:abstractNumId="24" w15:restartNumberingAfterBreak="0">
     <w:nsid w:val="33FC1893"/>
     <w:multiLevelType w:val="hybridMultilevel"/>
     <w:tmpl w:val="F732DDDC"/>
@@ -13179,7 +15886,7 @@
       </w:rPr>
     </w:lvl>
   </w:abstractNum>
-  <w:abstractNum w:abstractNumId="18" w15:restartNumberingAfterBreak="0">
+  <w:abstractNum w:abstractNumId="25" w15:restartNumberingAfterBreak="0">
     <w:nsid w:val="353E5CC1"/>
     <w:multiLevelType w:val="hybridMultilevel"/>
     <w:tmpl w:val="2B2CA752"/>
@@ -13265,7 +15972,7 @@
       </w:pPr>
     </w:lvl>
   </w:abstractNum>
-  <w:abstractNum w:abstractNumId="19" w15:restartNumberingAfterBreak="0">
+  <w:abstractNum w:abstractNumId="26" w15:restartNumberingAfterBreak="0">
     <w:nsid w:val="35617664"/>
     <w:multiLevelType w:val="hybridMultilevel"/>
     <w:tmpl w:val="707A7562"/>
@@ -13378,7 +16085,7 @@
       </w:rPr>
     </w:lvl>
   </w:abstractNum>
-  <w:abstractNum w:abstractNumId="20" w15:restartNumberingAfterBreak="0">
+  <w:abstractNum w:abstractNumId="27" w15:restartNumberingAfterBreak="0">
     <w:nsid w:val="433D30DF"/>
     <w:multiLevelType w:val="hybridMultilevel"/>
     <w:tmpl w:val="1F1AA55A"/>
@@ -13464,7 +16171,7 @@
       </w:pPr>
     </w:lvl>
   </w:abstractNum>
-  <w:abstractNum w:abstractNumId="21" w15:restartNumberingAfterBreak="0">
+  <w:abstractNum w:abstractNumId="28" w15:restartNumberingAfterBreak="0">
     <w:nsid w:val="45E646DE"/>
     <w:multiLevelType w:val="hybridMultilevel"/>
     <w:tmpl w:val="DF429BC6"/>
@@ -13577,7 +16284,7 @@
       </w:rPr>
     </w:lvl>
   </w:abstractNum>
-  <w:abstractNum w:abstractNumId="22" w15:restartNumberingAfterBreak="0">
+  <w:abstractNum w:abstractNumId="29" w15:restartNumberingAfterBreak="0">
     <w:nsid w:val="47CC24C6"/>
     <w:multiLevelType w:val="hybridMultilevel"/>
     <w:tmpl w:val="AF12E032"/>
@@ -13691,7 +16398,7 @@
       </w:rPr>
     </w:lvl>
   </w:abstractNum>
-  <w:abstractNum w:abstractNumId="23" w15:restartNumberingAfterBreak="0">
+  <w:abstractNum w:abstractNumId="30" w15:restartNumberingAfterBreak="0">
     <w:nsid w:val="49DB1472"/>
     <w:multiLevelType w:val="hybridMultilevel"/>
     <w:tmpl w:val="AAF278E6"/>
@@ -13780,7 +16487,7 @@
       </w:pPr>
     </w:lvl>
   </w:abstractNum>
-  <w:abstractNum w:abstractNumId="24" w15:restartNumberingAfterBreak="0">
+  <w:abstractNum w:abstractNumId="31" w15:restartNumberingAfterBreak="0">
     <w:nsid w:val="4A125AEC"/>
     <w:multiLevelType w:val="hybridMultilevel"/>
     <w:tmpl w:val="12FC8A82"/>
@@ -13869,7 +16576,7 @@
       </w:pPr>
     </w:lvl>
   </w:abstractNum>
-  <w:abstractNum w:abstractNumId="25" w15:restartNumberingAfterBreak="0">
+  <w:abstractNum w:abstractNumId="32" w15:restartNumberingAfterBreak="0">
     <w:nsid w:val="4A7B0DC7"/>
     <w:multiLevelType w:val="multilevel"/>
     <w:tmpl w:val="831C3614"/>
@@ -13982,7 +16689,7 @@
       </w:rPr>
     </w:lvl>
   </w:abstractNum>
-  <w:abstractNum w:abstractNumId="26" w15:restartNumberingAfterBreak="0">
+  <w:abstractNum w:abstractNumId="33" w15:restartNumberingAfterBreak="0">
     <w:nsid w:val="4D1B5CA7"/>
     <w:multiLevelType w:val="hybridMultilevel"/>
     <w:tmpl w:val="7C089D44"/>
@@ -14095,7 +16802,7 @@
       </w:rPr>
     </w:lvl>
   </w:abstractNum>
-  <w:abstractNum w:abstractNumId="27" w15:restartNumberingAfterBreak="0">
+  <w:abstractNum w:abstractNumId="34" w15:restartNumberingAfterBreak="0">
     <w:nsid w:val="501C0BC8"/>
     <w:multiLevelType w:val="hybridMultilevel"/>
     <w:tmpl w:val="48C2AE4C"/>
@@ -14181,7 +16888,7 @@
       </w:pPr>
     </w:lvl>
   </w:abstractNum>
-  <w:abstractNum w:abstractNumId="28" w15:restartNumberingAfterBreak="0">
+  <w:abstractNum w:abstractNumId="35" w15:restartNumberingAfterBreak="0">
     <w:nsid w:val="529E4555"/>
     <w:multiLevelType w:val="hybridMultilevel"/>
     <w:tmpl w:val="8B8E6DA6"/>
@@ -14294,7 +17001,7 @@
       </w:rPr>
     </w:lvl>
   </w:abstractNum>
-  <w:abstractNum w:abstractNumId="29" w15:restartNumberingAfterBreak="0">
+  <w:abstractNum w:abstractNumId="36" w15:restartNumberingAfterBreak="0">
     <w:nsid w:val="53104B3E"/>
     <w:multiLevelType w:val="hybridMultilevel"/>
     <w:tmpl w:val="9DF07EB4"/>
@@ -14383,7 +17090,93 @@
       </w:pPr>
     </w:lvl>
   </w:abstractNum>
-  <w:abstractNum w:abstractNumId="30" w15:restartNumberingAfterBreak="0">
+  <w:abstractNum w:abstractNumId="37" w15:restartNumberingAfterBreak="0">
+    <w:nsid w:val="558053AD"/>
+    <w:multiLevelType w:val="hybridMultilevel"/>
+    <w:tmpl w:val="BFC0B596"/>
+    <w:lvl w:ilvl="0" w:tplc="0409000F">
+      <w:start w:val="1"/>
+      <w:numFmt w:val="decimal"/>
+      <w:lvlText w:val="%1."/>
+      <w:lvlJc w:val="left"/>
+      <w:pPr>
+        <w:ind w:left="720" w:hanging="360"/>
+      </w:pPr>
+    </w:lvl>
+    <w:lvl w:ilvl="1" w:tplc="04090019">
+      <w:start w:val="1"/>
+      <w:numFmt w:val="lowerLetter"/>
+      <w:lvlText w:val="%2."/>
+      <w:lvlJc w:val="left"/>
+      <w:pPr>
+        <w:ind w:left="1440" w:hanging="360"/>
+      </w:pPr>
+    </w:lvl>
+    <w:lvl w:ilvl="2" w:tplc="0409001B">
+      <w:start w:val="1"/>
+      <w:numFmt w:val="lowerRoman"/>
+      <w:lvlText w:val="%3."/>
+      <w:lvlJc w:val="right"/>
+      <w:pPr>
+        <w:ind w:left="2160" w:hanging="180"/>
+      </w:pPr>
+    </w:lvl>
+    <w:lvl w:ilvl="3" w:tplc="0409000F">
+      <w:start w:val="1"/>
+      <w:numFmt w:val="decimal"/>
+      <w:lvlText w:val="%4."/>
+      <w:lvlJc w:val="left"/>
+      <w:pPr>
+        <w:ind w:left="2880" w:hanging="360"/>
+      </w:pPr>
+    </w:lvl>
+    <w:lvl w:ilvl="4" w:tplc="04090019">
+      <w:start w:val="1"/>
+      <w:numFmt w:val="lowerLetter"/>
+      <w:lvlText w:val="%5."/>
+      <w:lvlJc w:val="left"/>
+      <w:pPr>
+        <w:ind w:left="3600" w:hanging="360"/>
+      </w:pPr>
+    </w:lvl>
+    <w:lvl w:ilvl="5" w:tplc="0409001B">
+      <w:start w:val="1"/>
+      <w:numFmt w:val="lowerRoman"/>
+      <w:lvlText w:val="%6."/>
+      <w:lvlJc w:val="right"/>
+      <w:pPr>
+        <w:ind w:left="4320" w:hanging="180"/>
+      </w:pPr>
+    </w:lvl>
+    <w:lvl w:ilvl="6" w:tplc="0409000F">
+      <w:start w:val="1"/>
+      <w:numFmt w:val="decimal"/>
+      <w:lvlText w:val="%7."/>
+      <w:lvlJc w:val="left"/>
+      <w:pPr>
+        <w:ind w:left="5040" w:hanging="360"/>
+      </w:pPr>
+    </w:lvl>
+    <w:lvl w:ilvl="7" w:tplc="04090019">
+      <w:start w:val="1"/>
+      <w:numFmt w:val="lowerLetter"/>
+      <w:lvlText w:val="%8."/>
+      <w:lvlJc w:val="left"/>
+      <w:pPr>
+        <w:ind w:left="5760" w:hanging="360"/>
+      </w:pPr>
+    </w:lvl>
+    <w:lvl w:ilvl="8" w:tplc="0409001B">
+      <w:start w:val="1"/>
+      <w:numFmt w:val="lowerRoman"/>
+      <w:lvlText w:val="%9."/>
+      <w:lvlJc w:val="right"/>
+      <w:pPr>
+        <w:ind w:left="6480" w:hanging="180"/>
+      </w:pPr>
+    </w:lvl>
+  </w:abstractNum>
+  <w:abstractNum w:abstractNumId="38" w15:restartNumberingAfterBreak="0">
     <w:nsid w:val="55BA02C1"/>
     <w:multiLevelType w:val="multilevel"/>
     <w:tmpl w:val="863C4216"/>
@@ -14496,7 +17289,7 @@
       </w:rPr>
     </w:lvl>
   </w:abstractNum>
-  <w:abstractNum w:abstractNumId="31" w15:restartNumberingAfterBreak="0">
+  <w:abstractNum w:abstractNumId="39" w15:restartNumberingAfterBreak="0">
     <w:nsid w:val="579B183A"/>
     <w:multiLevelType w:val="hybridMultilevel"/>
     <w:tmpl w:val="5EA42264"/>
@@ -14609,7 +17402,7 @@
       </w:rPr>
     </w:lvl>
   </w:abstractNum>
-  <w:abstractNum w:abstractNumId="32" w15:restartNumberingAfterBreak="0">
+  <w:abstractNum w:abstractNumId="40" w15:restartNumberingAfterBreak="0">
     <w:nsid w:val="599C0F43"/>
     <w:multiLevelType w:val="hybridMultilevel"/>
     <w:tmpl w:val="EDA0CF82"/>
@@ -14698,7 +17491,7 @@
       </w:pPr>
     </w:lvl>
   </w:abstractNum>
-  <w:abstractNum w:abstractNumId="33" w15:restartNumberingAfterBreak="0">
+  <w:abstractNum w:abstractNumId="41" w15:restartNumberingAfterBreak="0">
     <w:nsid w:val="5F6C0A0E"/>
     <w:multiLevelType w:val="hybridMultilevel"/>
     <w:tmpl w:val="73642608"/>
@@ -14787,7 +17580,7 @@
       </w:pPr>
     </w:lvl>
   </w:abstractNum>
-  <w:abstractNum w:abstractNumId="34" w15:restartNumberingAfterBreak="0">
+  <w:abstractNum w:abstractNumId="42" w15:restartNumberingAfterBreak="0">
     <w:nsid w:val="600D132B"/>
     <w:multiLevelType w:val="hybridMultilevel"/>
     <w:tmpl w:val="AF62DEC2"/>
@@ -14876,7 +17669,96 @@
       </w:pPr>
     </w:lvl>
   </w:abstractNum>
-  <w:abstractNum w:abstractNumId="35" w15:restartNumberingAfterBreak="0">
+  <w:abstractNum w:abstractNumId="43" w15:restartNumberingAfterBreak="0">
+    <w:nsid w:val="624F4D90"/>
+    <w:multiLevelType w:val="hybridMultilevel"/>
+    <w:tmpl w:val="3228A9D4"/>
+    <w:lvl w:ilvl="0" w:tplc="C4A8EE72">
+      <w:start w:val="1"/>
+      <w:numFmt w:val="decimal"/>
+      <w:lvlText w:val="%1-"/>
+      <w:lvlJc w:val="left"/>
+      <w:pPr>
+        <w:ind w:left="720" w:hanging="360"/>
+      </w:pPr>
+      <w:rPr>
+        <w:rFonts w:hint="default"/>
+      </w:rPr>
+    </w:lvl>
+    <w:lvl w:ilvl="1" w:tplc="04090019" w:tentative="1">
+      <w:start w:val="1"/>
+      <w:numFmt w:val="lowerLetter"/>
+      <w:lvlText w:val="%2."/>
+      <w:lvlJc w:val="left"/>
+      <w:pPr>
+        <w:ind w:left="1440" w:hanging="360"/>
+      </w:pPr>
+    </w:lvl>
+    <w:lvl w:ilvl="2" w:tplc="0409001B" w:tentative="1">
+      <w:start w:val="1"/>
+      <w:numFmt w:val="lowerRoman"/>
+      <w:lvlText w:val="%3."/>
+      <w:lvlJc w:val="right"/>
+      <w:pPr>
+        <w:ind w:left="2160" w:hanging="180"/>
+      </w:pPr>
+    </w:lvl>
+    <w:lvl w:ilvl="3" w:tplc="0409000F" w:tentative="1">
+      <w:start w:val="1"/>
+      <w:numFmt w:val="decimal"/>
+      <w:lvlText w:val="%4."/>
+      <w:lvlJc w:val="left"/>
+      <w:pPr>
+        <w:ind w:left="2880" w:hanging="360"/>
+      </w:pPr>
+    </w:lvl>
+    <w:lvl w:ilvl="4" w:tplc="04090019" w:tentative="1">
+      <w:start w:val="1"/>
+      <w:numFmt w:val="lowerLetter"/>
+      <w:lvlText w:val="%5."/>
+      <w:lvlJc w:val="left"/>
+      <w:pPr>
+        <w:ind w:left="3600" w:hanging="360"/>
+      </w:pPr>
+    </w:lvl>
+    <w:lvl w:ilvl="5" w:tplc="0409001B" w:tentative="1">
+      <w:start w:val="1"/>
+      <w:numFmt w:val="lowerRoman"/>
+      <w:lvlText w:val="%6."/>
+      <w:lvlJc w:val="right"/>
+      <w:pPr>
+        <w:ind w:left="4320" w:hanging="180"/>
+      </w:pPr>
+    </w:lvl>
+    <w:lvl w:ilvl="6" w:tplc="0409000F" w:tentative="1">
+      <w:start w:val="1"/>
+      <w:numFmt w:val="decimal"/>
+      <w:lvlText w:val="%7."/>
+      <w:lvlJc w:val="left"/>
+      <w:pPr>
+        <w:ind w:left="5040" w:hanging="360"/>
+      </w:pPr>
+    </w:lvl>
+    <w:lvl w:ilvl="7" w:tplc="04090019" w:tentative="1">
+      <w:start w:val="1"/>
+      <w:numFmt w:val="lowerLetter"/>
+      <w:lvlText w:val="%8."/>
+      <w:lvlJc w:val="left"/>
+      <w:pPr>
+        <w:ind w:left="5760" w:hanging="360"/>
+      </w:pPr>
+    </w:lvl>
+    <w:lvl w:ilvl="8" w:tplc="0409001B" w:tentative="1">
+      <w:start w:val="1"/>
+      <w:numFmt w:val="lowerRoman"/>
+      <w:lvlText w:val="%9."/>
+      <w:lvlJc w:val="right"/>
+      <w:pPr>
+        <w:ind w:left="6480" w:hanging="180"/>
+      </w:pPr>
+    </w:lvl>
+  </w:abstractNum>
+  <w:abstractNum w:abstractNumId="44" w15:restartNumberingAfterBreak="0">
     <w:nsid w:val="639D5CA7"/>
     <w:multiLevelType w:val="hybridMultilevel"/>
     <w:tmpl w:val="BFA827E8"/>
@@ -14965,7 +17847,7 @@
       </w:pPr>
     </w:lvl>
   </w:abstractNum>
-  <w:abstractNum w:abstractNumId="36" w15:restartNumberingAfterBreak="0">
+  <w:abstractNum w:abstractNumId="45" w15:restartNumberingAfterBreak="0">
     <w:nsid w:val="67964062"/>
     <w:multiLevelType w:val="multilevel"/>
     <w:tmpl w:val="5E380F8C"/>
@@ -15078,7 +17960,93 @@
       </w:rPr>
     </w:lvl>
   </w:abstractNum>
-  <w:abstractNum w:abstractNumId="37" w15:restartNumberingAfterBreak="0">
+  <w:abstractNum w:abstractNumId="46" w15:restartNumberingAfterBreak="0">
+    <w:nsid w:val="6C956A03"/>
+    <w:multiLevelType w:val="hybridMultilevel"/>
+    <w:tmpl w:val="9FAC1E90"/>
+    <w:lvl w:ilvl="0" w:tplc="0409000F">
+      <w:start w:val="1"/>
+      <w:numFmt w:val="decimal"/>
+      <w:lvlText w:val="%1."/>
+      <w:lvlJc w:val="left"/>
+      <w:pPr>
+        <w:ind w:left="720" w:hanging="360"/>
+      </w:pPr>
+    </w:lvl>
+    <w:lvl w:ilvl="1" w:tplc="04090019">
+      <w:start w:val="1"/>
+      <w:numFmt w:val="lowerLetter"/>
+      <w:lvlText w:val="%2."/>
+      <w:lvlJc w:val="left"/>
+      <w:pPr>
+        <w:ind w:left="1440" w:hanging="360"/>
+      </w:pPr>
+    </w:lvl>
+    <w:lvl w:ilvl="2" w:tplc="0409001B">
+      <w:start w:val="1"/>
+      <w:numFmt w:val="lowerRoman"/>
+      <w:lvlText w:val="%3."/>
+      <w:lvlJc w:val="right"/>
+      <w:pPr>
+        <w:ind w:left="2160" w:hanging="180"/>
+      </w:pPr>
+    </w:lvl>
+    <w:lvl w:ilvl="3" w:tplc="0409000F">
+      <w:start w:val="1"/>
+      <w:numFmt w:val="decimal"/>
+      <w:lvlText w:val="%4."/>
+      <w:lvlJc w:val="left"/>
+      <w:pPr>
+        <w:ind w:left="2880" w:hanging="360"/>
+      </w:pPr>
+    </w:lvl>
+    <w:lvl w:ilvl="4" w:tplc="04090019">
+      <w:start w:val="1"/>
+      <w:numFmt w:val="lowerLetter"/>
+      <w:lvlText w:val="%5."/>
+      <w:lvlJc w:val="left"/>
+      <w:pPr>
+        <w:ind w:left="3600" w:hanging="360"/>
+      </w:pPr>
+    </w:lvl>
+    <w:lvl w:ilvl="5" w:tplc="0409001B">
+      <w:start w:val="1"/>
+      <w:numFmt w:val="lowerRoman"/>
+      <w:lvlText w:val="%6."/>
+      <w:lvlJc w:val="right"/>
+      <w:pPr>
+        <w:ind w:left="4320" w:hanging="180"/>
+      </w:pPr>
+    </w:lvl>
+    <w:lvl w:ilvl="6" w:tplc="0409000F">
+      <w:start w:val="1"/>
+      <w:numFmt w:val="decimal"/>
+      <w:lvlText w:val="%7."/>
+      <w:lvlJc w:val="left"/>
+      <w:pPr>
+        <w:ind w:left="5040" w:hanging="360"/>
+      </w:pPr>
+    </w:lvl>
+    <w:lvl w:ilvl="7" w:tplc="04090019">
+      <w:start w:val="1"/>
+      <w:numFmt w:val="lowerLetter"/>
+      <w:lvlText w:val="%8."/>
+      <w:lvlJc w:val="left"/>
+      <w:pPr>
+        <w:ind w:left="5760" w:hanging="360"/>
+      </w:pPr>
+    </w:lvl>
+    <w:lvl w:ilvl="8" w:tplc="0409001B">
+      <w:start w:val="1"/>
+      <w:numFmt w:val="lowerRoman"/>
+      <w:lvlText w:val="%9."/>
+      <w:lvlJc w:val="right"/>
+      <w:pPr>
+        <w:ind w:left="6480" w:hanging="180"/>
+      </w:pPr>
+    </w:lvl>
+  </w:abstractNum>
+  <w:abstractNum w:abstractNumId="47" w15:restartNumberingAfterBreak="0">
     <w:nsid w:val="6F34638D"/>
     <w:multiLevelType w:val="hybridMultilevel"/>
     <w:tmpl w:val="E3D89C5E"/>
@@ -15191,7 +18159,7 @@
       </w:rPr>
     </w:lvl>
   </w:abstractNum>
-  <w:abstractNum w:abstractNumId="38" w15:restartNumberingAfterBreak="0">
+  <w:abstractNum w:abstractNumId="48" w15:restartNumberingAfterBreak="0">
     <w:nsid w:val="6F9D3791"/>
     <w:multiLevelType w:val="multilevel"/>
     <w:tmpl w:val="D3608EAA"/>
@@ -15304,7 +18272,7 @@
       </w:rPr>
     </w:lvl>
   </w:abstractNum>
-  <w:abstractNum w:abstractNumId="39" w15:restartNumberingAfterBreak="0">
+  <w:abstractNum w:abstractNumId="49" w15:restartNumberingAfterBreak="0">
     <w:nsid w:val="726E48C1"/>
     <w:multiLevelType w:val="hybridMultilevel"/>
     <w:tmpl w:val="C4B83948"/>
@@ -15393,7 +18361,7 @@
       </w:pPr>
     </w:lvl>
   </w:abstractNum>
-  <w:abstractNum w:abstractNumId="40" w15:restartNumberingAfterBreak="0">
+  <w:abstractNum w:abstractNumId="50" w15:restartNumberingAfterBreak="0">
     <w:nsid w:val="76F445E6"/>
     <w:multiLevelType w:val="hybridMultilevel"/>
     <w:tmpl w:val="A4864CB2"/>
@@ -15506,7 +18474,7 @@
       </w:rPr>
     </w:lvl>
   </w:abstractNum>
-  <w:abstractNum w:abstractNumId="41" w15:restartNumberingAfterBreak="0">
+  <w:abstractNum w:abstractNumId="51" w15:restartNumberingAfterBreak="0">
     <w:nsid w:val="774F50CE"/>
     <w:multiLevelType w:val="hybridMultilevel"/>
     <w:tmpl w:val="9482C9C2"/>
@@ -15595,7 +18563,7 @@
       </w:pPr>
     </w:lvl>
   </w:abstractNum>
-  <w:abstractNum w:abstractNumId="42" w15:restartNumberingAfterBreak="0">
+  <w:abstractNum w:abstractNumId="52" w15:restartNumberingAfterBreak="0">
     <w:nsid w:val="7F8C00A8"/>
     <w:multiLevelType w:val="hybridMultilevel"/>
     <w:tmpl w:val="917CB990"/>
@@ -15709,133 +18677,499 @@
     </w:lvl>
   </w:abstractNum>
   <w:num w:numId="1" w16cid:durableId="211697239">
-    <w:abstractNumId w:val="16"/>
+    <w:abstractNumId w:val="23"/>
   </w:num>
   <w:num w:numId="2" w16cid:durableId="2133670641">
-    <w:abstractNumId w:val="14"/>
+    <w:abstractNumId w:val="21"/>
   </w:num>
   <w:num w:numId="3" w16cid:durableId="1289314907">
-    <w:abstractNumId w:val="4"/>
+    <w:abstractNumId w:val="6"/>
   </w:num>
   <w:num w:numId="4" w16cid:durableId="1300308013">
-    <w:abstractNumId w:val="36"/>
+    <w:abstractNumId w:val="45"/>
   </w:num>
   <w:num w:numId="5" w16cid:durableId="1441610408">
-    <w:abstractNumId w:val="5"/>
+    <w:abstractNumId w:val="8"/>
   </w:num>
   <w:num w:numId="6" w16cid:durableId="106971014">
-    <w:abstractNumId w:val="30"/>
+    <w:abstractNumId w:val="38"/>
   </w:num>
   <w:num w:numId="7" w16cid:durableId="777413942">
-    <w:abstractNumId w:val="15"/>
+    <w:abstractNumId w:val="22"/>
   </w:num>
   <w:num w:numId="8" w16cid:durableId="1443381570">
-    <w:abstractNumId w:val="25"/>
+    <w:abstractNumId w:val="32"/>
   </w:num>
   <w:num w:numId="9" w16cid:durableId="1075588210">
-    <w:abstractNumId w:val="38"/>
+    <w:abstractNumId w:val="48"/>
   </w:num>
   <w:num w:numId="10" w16cid:durableId="1804615587">
-    <w:abstractNumId w:val="42"/>
+    <w:abstractNumId w:val="52"/>
   </w:num>
   <w:num w:numId="11" w16cid:durableId="2048489028">
-    <w:abstractNumId w:val="7"/>
+    <w:abstractNumId w:val="11"/>
   </w:num>
   <w:num w:numId="12" w16cid:durableId="1344356442">
     <w:abstractNumId w:val="0"/>
   </w:num>
   <w:num w:numId="13" w16cid:durableId="992683181">
-    <w:abstractNumId w:val="20"/>
+    <w:abstractNumId w:val="27"/>
   </w:num>
   <w:num w:numId="14" w16cid:durableId="396713077">
-    <w:abstractNumId w:val="18"/>
+    <w:abstractNumId w:val="25"/>
   </w:num>
   <w:num w:numId="15" w16cid:durableId="1328287858">
-    <w:abstractNumId w:val="8"/>
+    <w:abstractNumId w:val="13"/>
   </w:num>
   <w:num w:numId="16" w16cid:durableId="787627157">
-    <w:abstractNumId w:val="31"/>
+    <w:abstractNumId w:val="39"/>
   </w:num>
   <w:num w:numId="17" w16cid:durableId="1099564992">
     <w:abstractNumId w:val="1"/>
   </w:num>
   <w:num w:numId="18" w16cid:durableId="1980452413">
-    <w:abstractNumId w:val="27"/>
+    <w:abstractNumId w:val="34"/>
   </w:num>
   <w:num w:numId="19" w16cid:durableId="572470565">
-    <w:abstractNumId w:val="11"/>
+    <w:abstractNumId w:val="18"/>
   </w:num>
   <w:num w:numId="20" w16cid:durableId="70540299">
-    <w:abstractNumId w:val="26"/>
+    <w:abstractNumId w:val="33"/>
   </w:num>
   <w:num w:numId="21" w16cid:durableId="1410687418">
-    <w:abstractNumId w:val="37"/>
+    <w:abstractNumId w:val="47"/>
   </w:num>
   <w:num w:numId="22" w16cid:durableId="386341576">
+    <w:abstractNumId w:val="35"/>
+  </w:num>
+  <w:num w:numId="23" w16cid:durableId="989407562">
     <w:abstractNumId w:val="28"/>
   </w:num>
-  <w:num w:numId="23" w16cid:durableId="989407562">
-    <w:abstractNumId w:val="21"/>
-  </w:num>
   <w:num w:numId="24" w16cid:durableId="1387871991">
-    <w:abstractNumId w:val="40"/>
+    <w:abstractNumId w:val="50"/>
   </w:num>
   <w:num w:numId="25" w16cid:durableId="538006665">
-    <w:abstractNumId w:val="22"/>
+    <w:abstractNumId w:val="29"/>
   </w:num>
   <w:num w:numId="26" w16cid:durableId="87387578">
-    <w:abstractNumId w:val="41"/>
+    <w:abstractNumId w:val="51"/>
   </w:num>
   <w:num w:numId="27" w16cid:durableId="838426841">
-    <w:abstractNumId w:val="10"/>
+    <w:abstractNumId w:val="17"/>
   </w:num>
   <w:num w:numId="28" w16cid:durableId="2051614268">
     <w:abstractNumId w:val="3"/>
   </w:num>
   <w:num w:numId="29" w16cid:durableId="1865053455">
-    <w:abstractNumId w:val="12"/>
+    <w:abstractNumId w:val="19"/>
   </w:num>
   <w:num w:numId="30" w16cid:durableId="1046105984">
-    <w:abstractNumId w:val="19"/>
+    <w:abstractNumId w:val="26"/>
   </w:num>
   <w:num w:numId="31" w16cid:durableId="1314869953">
+    <w:abstractNumId w:val="16"/>
+  </w:num>
+  <w:num w:numId="32" w16cid:durableId="88039363">
+    <w:abstractNumId w:val="24"/>
+  </w:num>
+  <w:num w:numId="33" w16cid:durableId="701367995">
+    <w:abstractNumId w:val="30"/>
+  </w:num>
+  <w:num w:numId="34" w16cid:durableId="1622566703">
+    <w:abstractNumId w:val="36"/>
+  </w:num>
+  <w:num w:numId="35" w16cid:durableId="672025229">
+    <w:abstractNumId w:val="41"/>
+  </w:num>
+  <w:num w:numId="36" w16cid:durableId="1727802839">
+    <w:abstractNumId w:val="42"/>
+  </w:num>
+  <w:num w:numId="37" w16cid:durableId="206260031">
+    <w:abstractNumId w:val="40"/>
+  </w:num>
+  <w:num w:numId="38" w16cid:durableId="1384522724">
     <w:abstractNumId w:val="9"/>
   </w:num>
-  <w:num w:numId="32" w16cid:durableId="88039363">
-    <w:abstractNumId w:val="17"/>
-  </w:num>
-  <w:num w:numId="33" w16cid:durableId="701367995">
-    <w:abstractNumId w:val="23"/>
-  </w:num>
-  <w:num w:numId="34" w16cid:durableId="1622566703">
-    <w:abstractNumId w:val="29"/>
-  </w:num>
-  <w:num w:numId="35" w16cid:durableId="672025229">
-    <w:abstractNumId w:val="33"/>
-  </w:num>
-  <w:num w:numId="36" w16cid:durableId="1727802839">
-    <w:abstractNumId w:val="34"/>
-  </w:num>
-  <w:num w:numId="37" w16cid:durableId="206260031">
-    <w:abstractNumId w:val="32"/>
-  </w:num>
-  <w:num w:numId="38" w16cid:durableId="1384522724">
-    <w:abstractNumId w:val="6"/>
-  </w:num>
   <w:num w:numId="39" w16cid:durableId="1215920859">
-    <w:abstractNumId w:val="13"/>
+    <w:abstractNumId w:val="20"/>
   </w:num>
   <w:num w:numId="40" w16cid:durableId="1712802342">
-    <w:abstractNumId w:val="35"/>
+    <w:abstractNumId w:val="44"/>
   </w:num>
   <w:num w:numId="41" w16cid:durableId="929890614">
     <w:abstractNumId w:val="2"/>
   </w:num>
   <w:num w:numId="42" w16cid:durableId="861434026">
-    <w:abstractNumId w:val="24"/>
+    <w:abstractNumId w:val="31"/>
   </w:num>
   <w:num w:numId="43" w16cid:durableId="1935160719">
-    <w:abstractNumId w:val="39"/>
+    <w:abstractNumId w:val="49"/>
+  </w:num>
+  <w:num w:numId="44" w16cid:durableId="1676959931">
+    <w:abstractNumId w:val="46"/>
+    <w:lvlOverride w:ilvl="0">
+      <w:startOverride w:val="1"/>
+    </w:lvlOverride>
+    <w:lvlOverride w:ilvl="1">
+      <w:startOverride w:val="1"/>
+    </w:lvlOverride>
+    <w:lvlOverride w:ilvl="2">
+      <w:startOverride w:val="1"/>
+    </w:lvlOverride>
+    <w:lvlOverride w:ilvl="3">
+      <w:startOverride w:val="1"/>
+    </w:lvlOverride>
+    <w:lvlOverride w:ilvl="4">
+      <w:startOverride w:val="1"/>
+    </w:lvlOverride>
+    <w:lvlOverride w:ilvl="5">
+      <w:startOverride w:val="1"/>
+    </w:lvlOverride>
+    <w:lvlOverride w:ilvl="6">
+      <w:startOverride w:val="1"/>
+    </w:lvlOverride>
+    <w:lvlOverride w:ilvl="7">
+      <w:startOverride w:val="1"/>
+    </w:lvlOverride>
+    <w:lvlOverride w:ilvl="8">
+      <w:startOverride w:val="1"/>
+    </w:lvlOverride>
+  </w:num>
+  <w:num w:numId="45" w16cid:durableId="889459044">
+    <w:abstractNumId w:val="15"/>
+    <w:lvlOverride w:ilvl="0">
+      <w:startOverride w:val="1"/>
+    </w:lvlOverride>
+    <w:lvlOverride w:ilvl="1">
+      <w:startOverride w:val="1"/>
+    </w:lvlOverride>
+    <w:lvlOverride w:ilvl="2">
+      <w:startOverride w:val="1"/>
+    </w:lvlOverride>
+    <w:lvlOverride w:ilvl="3">
+      <w:startOverride w:val="1"/>
+    </w:lvlOverride>
+    <w:lvlOverride w:ilvl="4">
+      <w:startOverride w:val="1"/>
+    </w:lvlOverride>
+    <w:lvlOverride w:ilvl="5">
+      <w:startOverride w:val="1"/>
+    </w:lvlOverride>
+    <w:lvlOverride w:ilvl="6">
+      <w:startOverride w:val="1"/>
+    </w:lvlOverride>
+    <w:lvlOverride w:ilvl="7">
+      <w:startOverride w:val="1"/>
+    </w:lvlOverride>
+    <w:lvlOverride w:ilvl="8">
+      <w:startOverride w:val="1"/>
+    </w:lvlOverride>
+  </w:num>
+  <w:num w:numId="46" w16cid:durableId="1363751639">
+    <w:abstractNumId w:val="14"/>
+    <w:lvlOverride w:ilvl="0">
+      <w:startOverride w:val="1"/>
+    </w:lvlOverride>
+    <w:lvlOverride w:ilvl="1">
+      <w:startOverride w:val="1"/>
+    </w:lvlOverride>
+    <w:lvlOverride w:ilvl="2">
+      <w:startOverride w:val="1"/>
+    </w:lvlOverride>
+    <w:lvlOverride w:ilvl="3">
+      <w:startOverride w:val="1"/>
+    </w:lvlOverride>
+    <w:lvlOverride w:ilvl="4">
+      <w:startOverride w:val="1"/>
+    </w:lvlOverride>
+    <w:lvlOverride w:ilvl="5">
+      <w:startOverride w:val="1"/>
+    </w:lvlOverride>
+    <w:lvlOverride w:ilvl="6">
+      <w:startOverride w:val="1"/>
+    </w:lvlOverride>
+    <w:lvlOverride w:ilvl="7">
+      <w:startOverride w:val="1"/>
+    </w:lvlOverride>
+    <w:lvlOverride w:ilvl="8">
+      <w:startOverride w:val="1"/>
+    </w:lvlOverride>
+  </w:num>
+  <w:num w:numId="47" w16cid:durableId="1233807756">
+    <w:abstractNumId w:val="37"/>
+    <w:lvlOverride w:ilvl="0">
+      <w:startOverride w:val="1"/>
+    </w:lvlOverride>
+    <w:lvlOverride w:ilvl="1">
+      <w:startOverride w:val="1"/>
+    </w:lvlOverride>
+    <w:lvlOverride w:ilvl="2">
+      <w:startOverride w:val="1"/>
+    </w:lvlOverride>
+    <w:lvlOverride w:ilvl="3">
+      <w:startOverride w:val="1"/>
+    </w:lvlOverride>
+    <w:lvlOverride w:ilvl="4">
+      <w:startOverride w:val="1"/>
+    </w:lvlOverride>
+    <w:lvlOverride w:ilvl="5">
+      <w:startOverride w:val="1"/>
+    </w:lvlOverride>
+    <w:lvlOverride w:ilvl="6">
+      <w:startOverride w:val="1"/>
+    </w:lvlOverride>
+    <w:lvlOverride w:ilvl="7">
+      <w:startOverride w:val="1"/>
+    </w:lvlOverride>
+    <w:lvlOverride w:ilvl="8">
+      <w:startOverride w:val="1"/>
+    </w:lvlOverride>
+  </w:num>
+  <w:num w:numId="48" w16cid:durableId="1402094230">
+    <w:abstractNumId w:val="4"/>
+    <w:lvlOverride w:ilvl="0">
+      <w:startOverride w:val="1"/>
+    </w:lvlOverride>
+    <w:lvlOverride w:ilvl="1">
+      <w:startOverride w:val="1"/>
+    </w:lvlOverride>
+    <w:lvlOverride w:ilvl="2">
+      <w:startOverride w:val="1"/>
+    </w:lvlOverride>
+    <w:lvlOverride w:ilvl="3">
+      <w:startOverride w:val="1"/>
+    </w:lvlOverride>
+    <w:lvlOverride w:ilvl="4">
+      <w:startOverride w:val="1"/>
+    </w:lvlOverride>
+    <w:lvlOverride w:ilvl="5">
+      <w:startOverride w:val="1"/>
+    </w:lvlOverride>
+    <w:lvlOverride w:ilvl="6">
+      <w:startOverride w:val="1"/>
+    </w:lvlOverride>
+    <w:lvlOverride w:ilvl="7">
+      <w:startOverride w:val="1"/>
+    </w:lvlOverride>
+    <w:lvlOverride w:ilvl="8">
+      <w:startOverride w:val="1"/>
+    </w:lvlOverride>
+  </w:num>
+  <w:num w:numId="49" w16cid:durableId="1584684660">
+    <w:abstractNumId w:val="7"/>
+    <w:lvlOverride w:ilvl="0">
+      <w:startOverride w:val="1"/>
+    </w:lvlOverride>
+    <w:lvlOverride w:ilvl="1">
+      <w:startOverride w:val="1"/>
+    </w:lvlOverride>
+    <w:lvlOverride w:ilvl="2">
+      <w:startOverride w:val="1"/>
+    </w:lvlOverride>
+    <w:lvlOverride w:ilvl="3">
+      <w:startOverride w:val="1"/>
+    </w:lvlOverride>
+    <w:lvlOverride w:ilvl="4">
+      <w:startOverride w:val="1"/>
+    </w:lvlOverride>
+    <w:lvlOverride w:ilvl="5">
+      <w:startOverride w:val="1"/>
+    </w:lvlOverride>
+    <w:lvlOverride w:ilvl="6">
+      <w:startOverride w:val="1"/>
+    </w:lvlOverride>
+    <w:lvlOverride w:ilvl="7">
+      <w:startOverride w:val="1"/>
+    </w:lvlOverride>
+    <w:lvlOverride w:ilvl="8">
+      <w:startOverride w:val="1"/>
+    </w:lvlOverride>
+  </w:num>
+  <w:num w:numId="50" w16cid:durableId="1974754941">
+    <w:abstractNumId w:val="12"/>
+    <w:lvlOverride w:ilvl="0">
+      <w:startOverride w:val="1"/>
+    </w:lvlOverride>
+    <w:lvlOverride w:ilvl="1">
+      <w:startOverride w:val="1"/>
+    </w:lvlOverride>
+    <w:lvlOverride w:ilvl="2">
+      <w:startOverride w:val="1"/>
+    </w:lvlOverride>
+    <w:lvlOverride w:ilvl="3">
+      <w:startOverride w:val="1"/>
+    </w:lvlOverride>
+    <w:lvlOverride w:ilvl="4">
+      <w:startOverride w:val="1"/>
+    </w:lvlOverride>
+    <w:lvlOverride w:ilvl="5">
+      <w:startOverride w:val="1"/>
+    </w:lvlOverride>
+    <w:lvlOverride w:ilvl="6">
+      <w:startOverride w:val="1"/>
+    </w:lvlOverride>
+    <w:lvlOverride w:ilvl="7">
+      <w:startOverride w:val="1"/>
+    </w:lvlOverride>
+    <w:lvlOverride w:ilvl="8">
+      <w:startOverride w:val="1"/>
+    </w:lvlOverride>
+  </w:num>
+  <w:num w:numId="51" w16cid:durableId="2132549393">
+    <w:abstractNumId w:val="10"/>
+    <w:lvlOverride w:ilvl="0">
+      <w:startOverride w:val="1"/>
+    </w:lvlOverride>
+    <w:lvlOverride w:ilvl="1">
+      <w:startOverride w:val="1"/>
+    </w:lvlOverride>
+    <w:lvlOverride w:ilvl="2">
+      <w:startOverride w:val="1"/>
+    </w:lvlOverride>
+    <w:lvlOverride w:ilvl="3">
+      <w:startOverride w:val="1"/>
+    </w:lvlOverride>
+    <w:lvlOverride w:ilvl="4">
+      <w:startOverride w:val="1"/>
+    </w:lvlOverride>
+    <w:lvlOverride w:ilvl="5">
+      <w:startOverride w:val="1"/>
+    </w:lvlOverride>
+    <w:lvlOverride w:ilvl="6">
+      <w:startOverride w:val="1"/>
+    </w:lvlOverride>
+    <w:lvlOverride w:ilvl="7">
+      <w:startOverride w:val="1"/>
+    </w:lvlOverride>
+    <w:lvlOverride w:ilvl="8">
+      <w:startOverride w:val="1"/>
+    </w:lvlOverride>
+  </w:num>
+  <w:num w:numId="52" w16cid:durableId="100341533">
+    <w:abstractNumId w:val="43"/>
+  </w:num>
+  <w:num w:numId="53" w16cid:durableId="317224544">
+    <w:abstractNumId w:val="5"/>
+  </w:num>
+  <w:num w:numId="54" w16cid:durableId="1306551055">
+    <w:abstractNumId w:val="41"/>
+    <w:lvlOverride w:ilvl="0">
+      <w:startOverride w:val="1"/>
+    </w:lvlOverride>
+    <w:lvlOverride w:ilvl="1">
+      <w:startOverride w:val="1"/>
+    </w:lvlOverride>
+    <w:lvlOverride w:ilvl="2">
+      <w:startOverride w:val="1"/>
+    </w:lvlOverride>
+    <w:lvlOverride w:ilvl="3">
+      <w:startOverride w:val="1"/>
+    </w:lvlOverride>
+    <w:lvlOverride w:ilvl="4">
+      <w:startOverride w:val="1"/>
+    </w:lvlOverride>
+    <w:lvlOverride w:ilvl="5">
+      <w:startOverride w:val="1"/>
+    </w:lvlOverride>
+    <w:lvlOverride w:ilvl="6">
+      <w:startOverride w:val="1"/>
+    </w:lvlOverride>
+    <w:lvlOverride w:ilvl="7">
+      <w:startOverride w:val="1"/>
+    </w:lvlOverride>
+    <w:lvlOverride w:ilvl="8">
+      <w:startOverride w:val="1"/>
+    </w:lvlOverride>
+  </w:num>
+  <w:num w:numId="55" w16cid:durableId="1769154886">
+    <w:abstractNumId w:val="36"/>
+    <w:lvlOverride w:ilvl="0">
+      <w:startOverride w:val="1"/>
+    </w:lvlOverride>
+    <w:lvlOverride w:ilvl="1">
+      <w:startOverride w:val="1"/>
+    </w:lvlOverride>
+    <w:lvlOverride w:ilvl="2">
+      <w:startOverride w:val="1"/>
+    </w:lvlOverride>
+    <w:lvlOverride w:ilvl="3">
+      <w:startOverride w:val="1"/>
+    </w:lvlOverride>
+    <w:lvlOverride w:ilvl="4">
+      <w:startOverride w:val="1"/>
+    </w:lvlOverride>
+    <w:lvlOverride w:ilvl="5">
+      <w:startOverride w:val="1"/>
+    </w:lvlOverride>
+    <w:lvlOverride w:ilvl="6">
+      <w:startOverride w:val="1"/>
+    </w:lvlOverride>
+    <w:lvlOverride w:ilvl="7">
+      <w:startOverride w:val="1"/>
+    </w:lvlOverride>
+    <w:lvlOverride w:ilvl="8">
+      <w:startOverride w:val="1"/>
+    </w:lvlOverride>
+  </w:num>
+  <w:num w:numId="56" w16cid:durableId="1503663807">
+    <w:abstractNumId w:val="30"/>
+    <w:lvlOverride w:ilvl="0">
+      <w:startOverride w:val="1"/>
+    </w:lvlOverride>
+    <w:lvlOverride w:ilvl="1">
+      <w:startOverride w:val="1"/>
+    </w:lvlOverride>
+    <w:lvlOverride w:ilvl="2">
+      <w:startOverride w:val="1"/>
+    </w:lvlOverride>
+    <w:lvlOverride w:ilvl="3">
+      <w:startOverride w:val="1"/>
+    </w:lvlOverride>
+    <w:lvlOverride w:ilvl="4">
+      <w:startOverride w:val="1"/>
+    </w:lvlOverride>
+    <w:lvlOverride w:ilvl="5">
+      <w:startOverride w:val="1"/>
+    </w:lvlOverride>
+    <w:lvlOverride w:ilvl="6">
+      <w:startOverride w:val="1"/>
+    </w:lvlOverride>
+    <w:lvlOverride w:ilvl="7">
+      <w:startOverride w:val="1"/>
+    </w:lvlOverride>
+    <w:lvlOverride w:ilvl="8">
+      <w:startOverride w:val="1"/>
+    </w:lvlOverride>
+  </w:num>
+  <w:num w:numId="57" w16cid:durableId="436147326">
+    <w:abstractNumId w:val="3"/>
+    <w:lvlOverride w:ilvl="0">
+      <w:startOverride w:val="1"/>
+    </w:lvlOverride>
+    <w:lvlOverride w:ilvl="1">
+      <w:startOverride w:val="1"/>
+    </w:lvlOverride>
+    <w:lvlOverride w:ilvl="2">
+      <w:startOverride w:val="1"/>
+    </w:lvlOverride>
+    <w:lvlOverride w:ilvl="3">
+      <w:startOverride w:val="1"/>
+    </w:lvlOverride>
+    <w:lvlOverride w:ilvl="4">
+      <w:startOverride w:val="1"/>
+    </w:lvlOverride>
+    <w:lvlOverride w:ilvl="5">
+      <w:startOverride w:val="1"/>
+    </w:lvlOverride>
+    <w:lvlOverride w:ilvl="6">
+      <w:startOverride w:val="1"/>
+    </w:lvlOverride>
+    <w:lvlOverride w:ilvl="7">
+      <w:startOverride w:val="1"/>
+    </w:lvlOverride>
+    <w:lvlOverride w:ilvl="8">
+      <w:startOverride w:val="1"/>
+    </w:lvlOverride>
   </w:num>
 </w:numbering>
 </file>
@@ -16538,6 +19872,42 @@
       <w:contextualSpacing/>
     </w:pPr>
   </w:style>
+  <w:style w:type="paragraph" w:styleId="TOC2">
+    <w:name w:val="toc 2"/>
+    <w:basedOn w:val="Normal"/>
+    <w:next w:val="Normal"/>
+    <w:autoRedefine/>
+    <w:uiPriority w:val="39"/>
+    <w:unhideWhenUsed/>
+    <w:rsid w:val="00E8448A"/>
+    <w:pPr>
+      <w:spacing w:after="100"/>
+      <w:ind w:left="240"/>
+    </w:pPr>
+  </w:style>
+  <w:style w:type="paragraph" w:styleId="TOC1">
+    <w:name w:val="toc 1"/>
+    <w:basedOn w:val="Normal"/>
+    <w:next w:val="Normal"/>
+    <w:autoRedefine/>
+    <w:uiPriority w:val="39"/>
+    <w:unhideWhenUsed/>
+    <w:rsid w:val="00E8448A"/>
+    <w:pPr>
+      <w:spacing w:after="100"/>
+    </w:pPr>
+  </w:style>
+  <w:style w:type="character" w:styleId="Hyperlink">
+    <w:name w:val="Hyperlink"/>
+    <w:basedOn w:val="DefaultParagraphFont"/>
+    <w:uiPriority w:val="99"/>
+    <w:unhideWhenUsed/>
+    <w:rsid w:val="00E8448A"/>
+    <w:rPr>
+      <w:color w:val="0000FF" w:themeColor="hyperlink"/>
+      <w:u w:val="single"/>
+    </w:rPr>
+  </w:style>
 </w:styles>
 </file>
 

--- a/Process_Docs/SRS.docx
+++ b/Process_Docs/SRS.docx
@@ -87,7 +87,7 @@
           <w:b/>
           <w:bCs/>
         </w:rPr>
-        <w:t>2</w:t>
+        <w:t>3</w:t>
       </w:r>
     </w:p>
     <w:p>
@@ -2519,15 +2519,7 @@
       </w:r>
       <w:proofErr w:type="spellEnd"/>
       <w:r>
-        <w:t xml:space="preserve">-Platform App, an online Shopping store for (Clothes, Accessories. This SRS </w:t>
-      </w:r>
-      <w:proofErr w:type="gramStart"/>
-      <w:r>
-        <w:t>servers</w:t>
-      </w:r>
-      <w:proofErr w:type="gramEnd"/>
-      <w:r>
-        <w:t xml:space="preserve"> as the primary document for </w:t>
+        <w:t xml:space="preserve">-Platform App, an online Shopping store for (Clothes, Accessories. This SRS servers as the primary document for </w:t>
       </w:r>
       <w:proofErr w:type="gramStart"/>
       <w:r>
@@ -3633,13 +3625,8 @@
         <w:t xml:space="preserve">Shopping Cart: </w:t>
       </w:r>
       <w:r>
-        <w:t xml:space="preserve">Add products to cart, and proceed to </w:t>
+        <w:t>Add products to cart, and proceed to checkout</w:t>
       </w:r>
-      <w:proofErr w:type="gramStart"/>
-      <w:r>
-        <w:t>checkout</w:t>
-      </w:r>
-      <w:proofErr w:type="gramEnd"/>
     </w:p>
     <w:p>
       <w:pPr>
@@ -4384,15 +4371,7 @@
               <w:spacing w:before="0" w:after="0"/>
             </w:pPr>
             <w:r>
-              <w:t xml:space="preserve">The system SHALL </w:t>
-            </w:r>
-            <w:proofErr w:type="gramStart"/>
-            <w:r>
-              <w:t>provide</w:t>
-            </w:r>
-            <w:proofErr w:type="gramEnd"/>
-            <w:r>
-              <w:t xml:space="preserve"> a registration page with (</w:t>
+              <w:t>The system SHALL provide a registration page with (</w:t>
             </w:r>
             <w:proofErr w:type="gramStart"/>
             <w:r>
@@ -4534,7 +4513,12 @@
           </w:p>
           <w:p>
             <w:pPr>
-              <w:widowControl w:val="0"/>
+              <w:pStyle w:val="ListParagraph"/>
+              <w:widowControl w:val="0"/>
+              <w:numPr>
+                <w:ilvl w:val="0"/>
+                <w:numId w:val="11"/>
+              </w:numPr>
               <w:pBdr>
                 <w:top w:val="nil"/>
                 <w:left w:val="nil"/>
@@ -4547,15 +4531,27 @@
                 <w:lang w:val="en-US"/>
               </w:rPr>
             </w:pPr>
-          </w:p>
-        </w:tc>
-        <w:tc>
-          <w:tcPr>
-            <w:tcW w:w="313" w:type="pct"/>
-          </w:tcPr>
-          <w:p>
-            <w:pPr>
-              <w:widowControl w:val="0"/>
+            <w:r>
+              <w:rPr>
+                <w:lang w:val="en-US"/>
+              </w:rPr>
+              <w:t>System triggers</w:t>
+            </w:r>
+            <w:r>
+              <w:rPr>
+                <w:lang w:val="en-US"/>
+              </w:rPr>
+              <w:t xml:space="preserve"> the validation message "Password is required" if the field is empty</w:t>
+            </w:r>
+          </w:p>
+          <w:p>
+            <w:pPr>
+              <w:pStyle w:val="ListParagraph"/>
+              <w:widowControl w:val="0"/>
+              <w:numPr>
+                <w:ilvl w:val="0"/>
+                <w:numId w:val="11"/>
+              </w:numPr>
               <w:pBdr>
                 <w:top w:val="nil"/>
                 <w:left w:val="nil"/>
@@ -4564,47 +4560,57 @@
                 <w:between w:val="nil"/>
               </w:pBdr>
               <w:spacing w:before="0" w:after="0"/>
-            </w:pPr>
-            <w:r>
-              <w:t>In Review</w:t>
-            </w:r>
-          </w:p>
-        </w:tc>
-      </w:tr>
-      <w:tr>
-        <w:tc>
-          <w:tcPr>
-            <w:tcW w:w="502" w:type="pct"/>
-            <w:tcMar>
-              <w:top w:w="100" w:type="dxa"/>
-              <w:left w:w="100" w:type="dxa"/>
-              <w:bottom w:w="100" w:type="dxa"/>
-              <w:right w:w="100" w:type="dxa"/>
-            </w:tcMar>
-          </w:tcPr>
-          <w:p>
-            <w:pPr>
-              <w:widowControl w:val="0"/>
-              <w:spacing w:before="0" w:after="0"/>
-            </w:pPr>
-            <w:r>
-              <w:t>SRS-FN-REGISTER-002</w:t>
-            </w:r>
-          </w:p>
-        </w:tc>
-        <w:tc>
-          <w:tcPr>
-            <w:tcW w:w="1245" w:type="pct"/>
-            <w:tcMar>
-              <w:top w:w="100" w:type="dxa"/>
-              <w:left w:w="100" w:type="dxa"/>
-              <w:bottom w:w="100" w:type="dxa"/>
-              <w:right w:w="100" w:type="dxa"/>
-            </w:tcMar>
-          </w:tcPr>
-          <w:p>
-            <w:pPr>
-              <w:widowControl w:val="0"/>
+              <w:rPr>
+                <w:lang w:val="en-US"/>
+              </w:rPr>
+            </w:pPr>
+            <w:r>
+              <w:rPr>
+                <w:lang w:val="en-US"/>
+              </w:rPr>
+              <w:t>System triggers</w:t>
+            </w:r>
+            <w:r>
+              <w:rPr>
+                <w:lang w:val="en-US"/>
+              </w:rPr>
+              <w:t xml:space="preserve"> the validation message "</w:t>
+            </w:r>
+            <w:proofErr w:type="gramStart"/>
+            <w:r>
+              <w:rPr>
+                <w:lang w:val="en-US"/>
+              </w:rPr>
+              <w:t xml:space="preserve">Confirm </w:t>
+            </w:r>
+            <w:r>
+              <w:rPr>
+                <w:lang w:val="en-US"/>
+              </w:rPr>
+              <w:t xml:space="preserve"> </w:t>
+            </w:r>
+            <w:r>
+              <w:rPr>
+                <w:lang w:val="en-US"/>
+              </w:rPr>
+              <w:t>Password</w:t>
+            </w:r>
+            <w:proofErr w:type="gramEnd"/>
+            <w:r>
+              <w:rPr>
+                <w:lang w:val="en-US"/>
+              </w:rPr>
+              <w:t xml:space="preserve"> is required" if the field is empty</w:t>
+            </w:r>
+          </w:p>
+          <w:p>
+            <w:pPr>
+              <w:pStyle w:val="ListParagraph"/>
+              <w:widowControl w:val="0"/>
+              <w:numPr>
+                <w:ilvl w:val="0"/>
+                <w:numId w:val="11"/>
+              </w:numPr>
               <w:pBdr>
                 <w:top w:val="nil"/>
                 <w:left w:val="nil"/>
@@ -4613,22 +4619,170 @@
                 <w:between w:val="nil"/>
               </w:pBdr>
               <w:spacing w:before="0" w:after="0"/>
-            </w:pPr>
-            <w:proofErr w:type="gramStart"/>
-            <w:r>
-              <w:t>The system SHALL</w:t>
-            </w:r>
-            <w:proofErr w:type="gramEnd"/>
-            <w:r>
-              <w:t xml:space="preserve"> </w:t>
-            </w:r>
-            <w:proofErr w:type="gramStart"/>
-            <w:r>
-              <w:t>provide</w:t>
-            </w:r>
-            <w:proofErr w:type="gramEnd"/>
-            <w:r>
-              <w:t xml:space="preserve"> password visibility toggle option for password field</w:t>
+              <w:rPr>
+                <w:lang w:val="en-US"/>
+              </w:rPr>
+            </w:pPr>
+            <w:r>
+              <w:rPr>
+                <w:lang w:val="en-US"/>
+              </w:rPr>
+              <w:t>System triggers</w:t>
+            </w:r>
+            <w:r>
+              <w:rPr>
+                <w:lang w:val="en-US"/>
+              </w:rPr>
+              <w:t xml:space="preserve"> the validation message "</w:t>
+            </w:r>
+            <w:r>
+              <w:rPr>
+                <w:lang w:val="en-US"/>
+              </w:rPr>
+              <w:t>User</w:t>
+            </w:r>
+            <w:r>
+              <w:rPr>
+                <w:lang w:val="en-US"/>
+              </w:rPr>
+              <w:t>name</w:t>
+            </w:r>
+            <w:r>
+              <w:rPr>
+                <w:lang w:val="en-US"/>
+              </w:rPr>
+              <w:t xml:space="preserve"> is required" if the field is empty</w:t>
+            </w:r>
+          </w:p>
+          <w:p>
+            <w:pPr>
+              <w:pStyle w:val="ListParagraph"/>
+              <w:widowControl w:val="0"/>
+              <w:numPr>
+                <w:ilvl w:val="0"/>
+                <w:numId w:val="11"/>
+              </w:numPr>
+              <w:pBdr>
+                <w:top w:val="nil"/>
+                <w:left w:val="nil"/>
+                <w:bottom w:val="nil"/>
+                <w:right w:val="nil"/>
+                <w:between w:val="nil"/>
+              </w:pBdr>
+              <w:spacing w:before="0" w:after="0"/>
+              <w:rPr>
+                <w:lang w:val="en-US"/>
+              </w:rPr>
+            </w:pPr>
+            <w:r>
+              <w:rPr>
+                <w:lang w:val="en-US"/>
+              </w:rPr>
+              <w:t>System triggers</w:t>
+            </w:r>
+            <w:r>
+              <w:rPr>
+                <w:lang w:val="en-US"/>
+              </w:rPr>
+              <w:t xml:space="preserve"> the validation message "</w:t>
+            </w:r>
+            <w:r>
+              <w:rPr>
+                <w:lang w:val="en-US"/>
+              </w:rPr>
+              <w:t>Email</w:t>
+            </w:r>
+            <w:r>
+              <w:rPr>
+                <w:lang w:val="en-US"/>
+              </w:rPr>
+              <w:t xml:space="preserve"> is required" if the field is empty</w:t>
+            </w:r>
+          </w:p>
+          <w:p>
+            <w:pPr>
+              <w:widowControl w:val="0"/>
+              <w:pBdr>
+                <w:top w:val="nil"/>
+                <w:left w:val="nil"/>
+                <w:bottom w:val="nil"/>
+                <w:right w:val="nil"/>
+                <w:between w:val="nil"/>
+              </w:pBdr>
+              <w:spacing w:before="0" w:after="0"/>
+              <w:rPr>
+                <w:lang w:val="en-US"/>
+              </w:rPr>
+            </w:pPr>
+          </w:p>
+        </w:tc>
+        <w:tc>
+          <w:tcPr>
+            <w:tcW w:w="313" w:type="pct"/>
+          </w:tcPr>
+          <w:p>
+            <w:pPr>
+              <w:widowControl w:val="0"/>
+              <w:pBdr>
+                <w:top w:val="nil"/>
+                <w:left w:val="nil"/>
+                <w:bottom w:val="nil"/>
+                <w:right w:val="nil"/>
+                <w:between w:val="nil"/>
+              </w:pBdr>
+              <w:spacing w:before="0" w:after="0"/>
+            </w:pPr>
+            <w:r>
+              <w:t>In Review</w:t>
+            </w:r>
+          </w:p>
+        </w:tc>
+      </w:tr>
+      <w:tr>
+        <w:tc>
+          <w:tcPr>
+            <w:tcW w:w="502" w:type="pct"/>
+            <w:tcMar>
+              <w:top w:w="100" w:type="dxa"/>
+              <w:left w:w="100" w:type="dxa"/>
+              <w:bottom w:w="100" w:type="dxa"/>
+              <w:right w:w="100" w:type="dxa"/>
+            </w:tcMar>
+          </w:tcPr>
+          <w:p>
+            <w:pPr>
+              <w:widowControl w:val="0"/>
+              <w:spacing w:before="0" w:after="0"/>
+            </w:pPr>
+            <w:r>
+              <w:t>SRS-FN-REGISTER-002</w:t>
+            </w:r>
+          </w:p>
+        </w:tc>
+        <w:tc>
+          <w:tcPr>
+            <w:tcW w:w="1245" w:type="pct"/>
+            <w:tcMar>
+              <w:top w:w="100" w:type="dxa"/>
+              <w:left w:w="100" w:type="dxa"/>
+              <w:bottom w:w="100" w:type="dxa"/>
+              <w:right w:w="100" w:type="dxa"/>
+            </w:tcMar>
+          </w:tcPr>
+          <w:p>
+            <w:pPr>
+              <w:widowControl w:val="0"/>
+              <w:pBdr>
+                <w:top w:val="nil"/>
+                <w:left w:val="nil"/>
+                <w:bottom w:val="nil"/>
+                <w:right w:val="nil"/>
+                <w:between w:val="nil"/>
+              </w:pBdr>
+              <w:spacing w:before="0" w:after="0"/>
+            </w:pPr>
+            <w:r>
+              <w:t>The system SHALL provide password visibility toggle option for password field</w:t>
             </w:r>
           </w:p>
         </w:tc>
@@ -4729,21 +4883,7 @@
               <w:rPr>
                 <w:lang w:val="en-US"/>
               </w:rPr>
-              <w:t xml:space="preserve">Clicking the icon changes masked </w:t>
-            </w:r>
-            <w:proofErr w:type="gramStart"/>
-            <w:r>
-              <w:rPr>
-                <w:lang w:val="en-US"/>
-              </w:rPr>
-              <w:t>password (••••••</w:t>
-            </w:r>
-            <w:proofErr w:type="gramEnd"/>
-            <w:r>
-              <w:rPr>
-                <w:lang w:val="en-US"/>
-              </w:rPr>
-              <w:t xml:space="preserve">) to visible text and vice versa </w:t>
+              <w:t xml:space="preserve">Clicking the icon changes masked password (••••••) to visible text and vice versa </w:t>
             </w:r>
           </w:p>
           <w:p>
@@ -4770,12 +4910,24 @@
               <w:rPr>
                 <w:lang w:val="en-US"/>
               </w:rPr>
-              <w:t>Toggle works independently for both password fields</w:t>
-            </w:r>
-          </w:p>
-          <w:p>
-            <w:pPr>
-              <w:widowControl w:val="0"/>
+              <w:t xml:space="preserve">Toggle works independently for both password </w:t>
+            </w:r>
+            <w:r>
+              <w:rPr>
+                <w:lang w:val="en-US"/>
+              </w:rPr>
+              <w:lastRenderedPageBreak/>
+              <w:t>fields</w:t>
+            </w:r>
+          </w:p>
+          <w:p>
+            <w:pPr>
+              <w:pStyle w:val="ListParagraph"/>
+              <w:widowControl w:val="0"/>
+              <w:numPr>
+                <w:ilvl w:val="0"/>
+                <w:numId w:val="12"/>
+              </w:numPr>
               <w:pBdr>
                 <w:top w:val="nil"/>
                 <w:left w:val="nil"/>
@@ -4788,12 +4940,31 @@
                 <w:lang w:val="en-US"/>
               </w:rPr>
             </w:pPr>
-          </w:p>
-        </w:tc>
-        <w:tc>
-          <w:tcPr>
-            <w:tcW w:w="313" w:type="pct"/>
-          </w:tcPr>
+            <w:r>
+              <w:rPr>
+                <w:lang w:val="en-US"/>
+              </w:rPr>
+              <w:t>The</w:t>
+            </w:r>
+            <w:r>
+              <w:rPr>
+                <w:lang w:val="en-US"/>
+              </w:rPr>
+              <w:t xml:space="preserve"> system </w:t>
+            </w:r>
+            <w:r>
+              <w:rPr>
+                <w:lang w:val="en-US"/>
+              </w:rPr>
+              <w:t>validates</w:t>
+            </w:r>
+            <w:r>
+              <w:rPr>
+                <w:lang w:val="en-US"/>
+              </w:rPr>
+              <w:t xml:space="preserve"> that "Password" and "Confirm Password" match before submission</w:t>
+            </w:r>
+          </w:p>
           <w:p>
             <w:pPr>
               <w:widowControl w:val="0"/>
@@ -4805,43 +4976,15 @@
                 <w:between w:val="nil"/>
               </w:pBdr>
               <w:spacing w:before="0" w:after="0"/>
-            </w:pPr>
-            <w:r>
-              <w:t>In Review</w:t>
-            </w:r>
-          </w:p>
-        </w:tc>
-      </w:tr>
-      <w:tr>
-        <w:tc>
-          <w:tcPr>
-            <w:tcW w:w="502" w:type="pct"/>
-            <w:tcMar>
-              <w:top w:w="100" w:type="dxa"/>
-              <w:left w:w="100" w:type="dxa"/>
-              <w:bottom w:w="100" w:type="dxa"/>
-              <w:right w:w="100" w:type="dxa"/>
-            </w:tcMar>
-          </w:tcPr>
-          <w:p>
-            <w:pPr>
-              <w:widowControl w:val="0"/>
-              <w:spacing w:before="0" w:after="0"/>
-            </w:pPr>
-            <w:r>
-              <w:t>SRS-FN-REGISTER-003</w:t>
-            </w:r>
-          </w:p>
-        </w:tc>
-        <w:tc>
-          <w:tcPr>
-            <w:tcW w:w="1245" w:type="pct"/>
-            <w:tcMar>
-              <w:top w:w="100" w:type="dxa"/>
-              <w:left w:w="100" w:type="dxa"/>
-              <w:bottom w:w="100" w:type="dxa"/>
-              <w:right w:w="100" w:type="dxa"/>
-            </w:tcMar>
+              <w:rPr>
+                <w:lang w:val="en-US"/>
+              </w:rPr>
+            </w:pPr>
+          </w:p>
+        </w:tc>
+        <w:tc>
+          <w:tcPr>
+            <w:tcW w:w="313" w:type="pct"/>
           </w:tcPr>
           <w:p>
             <w:pPr>
@@ -4856,27 +4999,42 @@
               <w:spacing w:before="0" w:after="0"/>
             </w:pPr>
             <w:r>
-              <w:t xml:space="preserve">The system SHALL </w:t>
-            </w:r>
-            <w:proofErr w:type="gramStart"/>
-            <w:r>
-              <w:t>provide</w:t>
-            </w:r>
-            <w:proofErr w:type="gramEnd"/>
-            <w:r>
-              <w:t xml:space="preserve"> an option to select the user role (</w:t>
-            </w:r>
-            <w:r>
-              <w:t>Customer</w:t>
-            </w:r>
-            <w:r>
-              <w:t>/Supplier) in the registration page</w:t>
-            </w:r>
-          </w:p>
-        </w:tc>
-        <w:tc>
-          <w:tcPr>
-            <w:tcW w:w="512" w:type="pct"/>
+              <w:lastRenderedPageBreak/>
+              <w:t>In Review</w:t>
+            </w:r>
+          </w:p>
+        </w:tc>
+      </w:tr>
+      <w:tr>
+        <w:tc>
+          <w:tcPr>
+            <w:tcW w:w="502" w:type="pct"/>
+            <w:tcMar>
+              <w:top w:w="100" w:type="dxa"/>
+              <w:left w:w="100" w:type="dxa"/>
+              <w:bottom w:w="100" w:type="dxa"/>
+              <w:right w:w="100" w:type="dxa"/>
+            </w:tcMar>
+          </w:tcPr>
+          <w:p>
+            <w:pPr>
+              <w:widowControl w:val="0"/>
+              <w:spacing w:before="0" w:after="0"/>
+            </w:pPr>
+            <w:r>
+              <w:t>SRS-FN-REGISTER-003</w:t>
+            </w:r>
+          </w:p>
+        </w:tc>
+        <w:tc>
+          <w:tcPr>
+            <w:tcW w:w="1245" w:type="pct"/>
+            <w:tcMar>
+              <w:top w:w="100" w:type="dxa"/>
+              <w:left w:w="100" w:type="dxa"/>
+              <w:bottom w:w="100" w:type="dxa"/>
+              <w:right w:w="100" w:type="dxa"/>
+            </w:tcMar>
           </w:tcPr>
           <w:p>
             <w:pPr>
@@ -4891,13 +5049,19 @@
               <w:spacing w:before="0" w:after="0"/>
             </w:pPr>
             <w:r>
-              <w:t>Functional</w:t>
-            </w:r>
-          </w:p>
-        </w:tc>
-        <w:tc>
-          <w:tcPr>
-            <w:tcW w:w="452" w:type="pct"/>
+              <w:t>The system SHALL provide an option to select the user role (</w:t>
+            </w:r>
+            <w:r>
+              <w:t>Customer</w:t>
+            </w:r>
+            <w:r>
+              <w:t>/Supplier) in the registration page</w:t>
+            </w:r>
+          </w:p>
+        </w:tc>
+        <w:tc>
+          <w:tcPr>
+            <w:tcW w:w="512" w:type="pct"/>
           </w:tcPr>
           <w:p>
             <w:pPr>
@@ -4912,13 +5076,13 @@
               <w:spacing w:before="0" w:after="0"/>
             </w:pPr>
             <w:r>
-              <w:t>Testing</w:t>
-            </w:r>
-          </w:p>
-        </w:tc>
-        <w:tc>
-          <w:tcPr>
-            <w:tcW w:w="1976" w:type="pct"/>
+              <w:t>Functional</w:t>
+            </w:r>
+          </w:p>
+        </w:tc>
+        <w:tc>
+          <w:tcPr>
+            <w:tcW w:w="452" w:type="pct"/>
           </w:tcPr>
           <w:p>
             <w:pPr>
@@ -4931,46 +5095,24 @@
                 <w:between w:val="nil"/>
               </w:pBdr>
               <w:spacing w:before="0" w:after="0"/>
-              <w:rPr>
-                <w:lang w:val="en-US"/>
-              </w:rPr>
-            </w:pPr>
-            <w:r>
-              <w:rPr>
-                <w:lang w:val="en-US"/>
-              </w:rPr>
-              <w:t>Radio buttons for selecting "</w:t>
-            </w:r>
-            <w:r>
-              <w:rPr>
-                <w:lang w:val="en-US"/>
-              </w:rPr>
-              <w:t>Customer</w:t>
-            </w:r>
-            <w:r>
-              <w:rPr>
-                <w:lang w:val="en-US"/>
-              </w:rPr>
-              <w:t xml:space="preserve">" or "Supplier" </w:t>
-            </w:r>
-            <w:proofErr w:type="gramStart"/>
-            <w:r>
-              <w:rPr>
-                <w:lang w:val="en-US"/>
-              </w:rPr>
-              <w:t>is</w:t>
-            </w:r>
-            <w:proofErr w:type="gramEnd"/>
-            <w:r>
-              <w:rPr>
-                <w:lang w:val="en-US"/>
-              </w:rPr>
-              <w:t xml:space="preserve"> present </w:t>
-            </w:r>
-          </w:p>
-          <w:p>
-            <w:pPr>
-              <w:widowControl w:val="0"/>
+            </w:pPr>
+            <w:r>
+              <w:t>Testing</w:t>
+            </w:r>
+          </w:p>
+        </w:tc>
+        <w:tc>
+          <w:tcPr>
+            <w:tcW w:w="1976" w:type="pct"/>
+          </w:tcPr>
+          <w:p>
+            <w:pPr>
+              <w:pStyle w:val="ListParagraph"/>
+              <w:widowControl w:val="0"/>
+              <w:numPr>
+                <w:ilvl w:val="0"/>
+                <w:numId w:val="58"/>
+              </w:numPr>
               <w:pBdr>
                 <w:top w:val="nil"/>
                 <w:left w:val="nil"/>
@@ -4983,15 +5125,35 @@
                 <w:lang w:val="en-US"/>
               </w:rPr>
             </w:pPr>
-          </w:p>
-        </w:tc>
-        <w:tc>
-          <w:tcPr>
-            <w:tcW w:w="313" w:type="pct"/>
-          </w:tcPr>
-          <w:p>
-            <w:pPr>
-              <w:widowControl w:val="0"/>
+            <w:r>
+              <w:rPr>
+                <w:lang w:val="en-US"/>
+              </w:rPr>
+              <w:t xml:space="preserve">Radio buttons for selecting "Customer" or "Supplier" </w:t>
+            </w:r>
+            <w:proofErr w:type="gramStart"/>
+            <w:r>
+              <w:rPr>
+                <w:lang w:val="en-US"/>
+              </w:rPr>
+              <w:t>is</w:t>
+            </w:r>
+            <w:proofErr w:type="gramEnd"/>
+            <w:r>
+              <w:rPr>
+                <w:lang w:val="en-US"/>
+              </w:rPr>
+              <w:t xml:space="preserve"> present </w:t>
+            </w:r>
+          </w:p>
+          <w:p>
+            <w:pPr>
+              <w:pStyle w:val="ListParagraph"/>
+              <w:widowControl w:val="0"/>
+              <w:numPr>
+                <w:ilvl w:val="0"/>
+                <w:numId w:val="58"/>
+              </w:numPr>
               <w:pBdr>
                 <w:top w:val="nil"/>
                 <w:left w:val="nil"/>
@@ -5000,45 +5162,41 @@
                 <w:between w:val="nil"/>
               </w:pBdr>
               <w:spacing w:before="0" w:after="0"/>
-            </w:pPr>
-            <w:r>
-              <w:t>In Review</w:t>
-            </w:r>
-          </w:p>
-        </w:tc>
-      </w:tr>
-      <w:tr>
-        <w:tc>
-          <w:tcPr>
-            <w:tcW w:w="502" w:type="pct"/>
-            <w:tcMar>
-              <w:top w:w="100" w:type="dxa"/>
-              <w:left w:w="100" w:type="dxa"/>
-              <w:bottom w:w="100" w:type="dxa"/>
-              <w:right w:w="100" w:type="dxa"/>
-            </w:tcMar>
-          </w:tcPr>
-          <w:p>
-            <w:pPr>
-              <w:widowControl w:val="0"/>
-              <w:spacing w:before="0" w:after="0"/>
-            </w:pPr>
-            <w:r>
-              <w:lastRenderedPageBreak/>
-              <w:t>SRS-FN-REGISTER-004</w:t>
-            </w:r>
-          </w:p>
-        </w:tc>
-        <w:tc>
-          <w:tcPr>
-            <w:tcW w:w="1245" w:type="pct"/>
-            <w:tcMar>
-              <w:top w:w="100" w:type="dxa"/>
-              <w:left w:w="100" w:type="dxa"/>
-              <w:bottom w:w="100" w:type="dxa"/>
-              <w:right w:w="100" w:type="dxa"/>
-            </w:tcMar>
-          </w:tcPr>
+              <w:rPr>
+                <w:lang w:val="en-US"/>
+              </w:rPr>
+            </w:pPr>
+            <w:r>
+              <w:rPr>
+                <w:lang w:val="en-US"/>
+              </w:rPr>
+              <w:t>System triggers</w:t>
+            </w:r>
+            <w:r>
+              <w:rPr>
+                <w:lang w:val="en-US"/>
+              </w:rPr>
+              <w:t xml:space="preserve"> the validation message </w:t>
+            </w:r>
+            <w:r>
+              <w:rPr>
+                <w:rFonts w:ascii="Arial" w:hAnsi="Arial" w:cs="Arial"/>
+                <w:color w:val="000000"/>
+                <w:sz w:val="20"/>
+                <w:szCs w:val="20"/>
+              </w:rPr>
+              <w:t xml:space="preserve">Error message: "Please select a role" </w:t>
+            </w:r>
+            <w:r>
+              <w:rPr>
+                <w:rFonts w:ascii="Arial" w:hAnsi="Arial" w:cs="Arial"/>
+                <w:color w:val="000000"/>
+                <w:sz w:val="20"/>
+                <w:szCs w:val="20"/>
+              </w:rPr>
+              <w:t>if user does not choose role</w:t>
+            </w:r>
+          </w:p>
           <w:p>
             <w:pPr>
               <w:widowControl w:val="0"/>
@@ -5050,17 +5208,79 @@
                 <w:between w:val="nil"/>
               </w:pBdr>
               <w:spacing w:before="0" w:after="0"/>
-            </w:pPr>
-            <w:r>
-              <w:t xml:space="preserve">The system SHALL </w:t>
-            </w:r>
-            <w:proofErr w:type="gramStart"/>
-            <w:r>
-              <w:t>not</w:t>
-            </w:r>
-            <w:proofErr w:type="gramEnd"/>
-            <w:r>
-              <w:t xml:space="preserve"> accept username length less than 3 or more than 50 characters</w:t>
+              <w:rPr>
+                <w:lang w:val="en-US"/>
+              </w:rPr>
+            </w:pPr>
+          </w:p>
+        </w:tc>
+        <w:tc>
+          <w:tcPr>
+            <w:tcW w:w="313" w:type="pct"/>
+          </w:tcPr>
+          <w:p>
+            <w:pPr>
+              <w:widowControl w:val="0"/>
+              <w:pBdr>
+                <w:top w:val="nil"/>
+                <w:left w:val="nil"/>
+                <w:bottom w:val="nil"/>
+                <w:right w:val="nil"/>
+                <w:between w:val="nil"/>
+              </w:pBdr>
+              <w:spacing w:before="0" w:after="0"/>
+            </w:pPr>
+            <w:r>
+              <w:t>In Review</w:t>
+            </w:r>
+          </w:p>
+        </w:tc>
+      </w:tr>
+      <w:tr>
+        <w:tc>
+          <w:tcPr>
+            <w:tcW w:w="502" w:type="pct"/>
+            <w:tcMar>
+              <w:top w:w="100" w:type="dxa"/>
+              <w:left w:w="100" w:type="dxa"/>
+              <w:bottom w:w="100" w:type="dxa"/>
+              <w:right w:w="100" w:type="dxa"/>
+            </w:tcMar>
+          </w:tcPr>
+          <w:p>
+            <w:pPr>
+              <w:widowControl w:val="0"/>
+              <w:spacing w:before="0" w:after="0"/>
+            </w:pPr>
+            <w:r>
+              <w:t>SRS-FN-REGISTER-004</w:t>
+            </w:r>
+          </w:p>
+        </w:tc>
+        <w:tc>
+          <w:tcPr>
+            <w:tcW w:w="1245" w:type="pct"/>
+            <w:tcMar>
+              <w:top w:w="100" w:type="dxa"/>
+              <w:left w:w="100" w:type="dxa"/>
+              <w:bottom w:w="100" w:type="dxa"/>
+              <w:right w:w="100" w:type="dxa"/>
+            </w:tcMar>
+          </w:tcPr>
+          <w:p>
+            <w:pPr>
+              <w:widowControl w:val="0"/>
+              <w:pBdr>
+                <w:top w:val="nil"/>
+                <w:left w:val="nil"/>
+                <w:bottom w:val="nil"/>
+                <w:right w:val="nil"/>
+                <w:between w:val="nil"/>
+              </w:pBdr>
+              <w:spacing w:before="0" w:after="0"/>
+            </w:pPr>
+            <w:r>
+              <w:t>The system SHALL not accept username length less than 3 or more than 50 characters</w:t>
             </w:r>
           </w:p>
         </w:tc>
@@ -5336,19 +5556,11 @@
                 <w:lang w:val="en-US"/>
               </w:rPr>
             </w:pPr>
-            <w:proofErr w:type="gramStart"/>
-            <w:r>
-              <w:rPr>
-                <w:lang w:val="en-US"/>
-              </w:rPr>
-              <w:t>Password</w:t>
-            </w:r>
-            <w:proofErr w:type="gramEnd"/>
-            <w:r>
-              <w:rPr>
-                <w:lang w:val="en-US"/>
-              </w:rPr>
-              <w:t xml:space="preserve"> longer than 64 characters triggers error</w:t>
+            <w:r>
+              <w:rPr>
+                <w:lang w:val="en-US"/>
+              </w:rPr>
+              <w:t>Password longer than 64 characters triggers error</w:t>
             </w:r>
           </w:p>
           <w:p>
@@ -5364,47 +5576,11 @@
                 <w:lang w:val="en-US"/>
               </w:rPr>
             </w:pPr>
-            <w:proofErr w:type="gramStart"/>
-            <w:r>
-              <w:rPr>
-                <w:lang w:val="en-US"/>
-              </w:rPr>
-              <w:t>Password</w:t>
-            </w:r>
-            <w:proofErr w:type="gramEnd"/>
-            <w:r>
-              <w:rPr>
-                <w:lang w:val="en-US"/>
-              </w:rPr>
-              <w:t xml:space="preserve"> </w:t>
-            </w:r>
-            <w:proofErr w:type="gramStart"/>
-            <w:r>
-              <w:rPr>
-                <w:lang w:val="en-US"/>
-              </w:rPr>
-              <w:t>with length</w:t>
-            </w:r>
-            <w:proofErr w:type="gramEnd"/>
-            <w:r>
-              <w:rPr>
-                <w:lang w:val="en-US"/>
-              </w:rPr>
-              <w:t xml:space="preserve"> 8 to 64 characters </w:t>
-            </w:r>
-            <w:proofErr w:type="gramStart"/>
-            <w:r>
-              <w:rPr>
-                <w:lang w:val="en-US"/>
-              </w:rPr>
-              <w:t>is</w:t>
-            </w:r>
-            <w:proofErr w:type="gramEnd"/>
-            <w:r>
-              <w:rPr>
-                <w:lang w:val="en-US"/>
-              </w:rPr>
-              <w:t xml:space="preserve"> accepted</w:t>
+            <w:r>
+              <w:rPr>
+                <w:lang w:val="en-US"/>
+              </w:rPr>
+              <w:t>Password with length 8 to 64 characters is accepted</w:t>
             </w:r>
           </w:p>
           <w:p>
@@ -5590,6 +5766,7 @@
               <w:spacing w:before="0" w:after="0"/>
             </w:pPr>
             <w:r>
+              <w:lastRenderedPageBreak/>
               <w:t>SRS-FN-REGISTER-007</w:t>
             </w:r>
           </w:p>
@@ -5610,15 +5787,7 @@
               <w:spacing w:before="0" w:after="0"/>
             </w:pPr>
             <w:r>
-              <w:t xml:space="preserve">The system SHALL </w:t>
-            </w:r>
-            <w:proofErr w:type="gramStart"/>
-            <w:r>
-              <w:t>not</w:t>
-            </w:r>
-            <w:proofErr w:type="gramEnd"/>
-            <w:r>
-              <w:t xml:space="preserve"> accept an Email address that is already registered in the system</w:t>
+              <w:t>The system SHALL not accept an Email address that is already registered in the system</w:t>
             </w:r>
           </w:p>
         </w:tc>
@@ -5673,6 +5842,24 @@
               </w:rPr>
               <w:t>Entering an email that already exists in the database shows an error message</w:t>
             </w:r>
+            <w:r>
+              <w:rPr>
+                <w:lang w:val="en-US"/>
+              </w:rPr>
+              <w:t xml:space="preserve"> “</w:t>
+            </w:r>
+            <w:r>
+              <w:rPr>
+                <w:lang w:val="en-US"/>
+              </w:rPr>
+              <w:t>Email already exists</w:t>
+            </w:r>
+            <w:r>
+              <w:rPr>
+                <w:lang w:val="en-US"/>
+              </w:rPr>
+              <w:t>"</w:t>
+            </w:r>
           </w:p>
           <w:p>
             <w:pPr>
@@ -5713,20 +5900,6 @@
               </w:rPr>
               <w:t>New/Unique email addresses are accepted</w:t>
             </w:r>
-          </w:p>
-          <w:p>
-            <w:pPr>
-              <w:pStyle w:val="ListParagraph"/>
-              <w:widowControl w:val="0"/>
-              <w:numPr>
-                <w:ilvl w:val="0"/>
-                <w:numId w:val="15"/>
-              </w:numPr>
-              <w:spacing w:before="0" w:after="0"/>
-              <w:rPr>
-                <w:lang w:val="en-US"/>
-              </w:rPr>
-            </w:pPr>
           </w:p>
         </w:tc>
         <w:tc>
@@ -5880,11 +6053,7 @@
               <w:spacing w:before="0" w:after="0"/>
             </w:pPr>
             <w:r>
-              <w:t xml:space="preserve">Verification </w:t>
-            </w:r>
-            <w:r>
-              <w:lastRenderedPageBreak/>
-              <w:t>Method</w:t>
+              <w:t>Verification Method</w:t>
             </w:r>
           </w:p>
         </w:tc>
@@ -5906,7 +6075,6 @@
               <w:spacing w:before="0" w:after="0"/>
             </w:pPr>
             <w:r>
-              <w:lastRenderedPageBreak/>
               <w:t>Acceptance Criteria</w:t>
             </w:r>
           </w:p>
@@ -5981,15 +6149,7 @@
               <w:spacing w:before="0" w:after="0"/>
             </w:pPr>
             <w:r>
-              <w:t xml:space="preserve">The system SHALL </w:t>
-            </w:r>
-            <w:proofErr w:type="gramStart"/>
-            <w:r>
-              <w:t>provide</w:t>
-            </w:r>
-            <w:proofErr w:type="gramEnd"/>
-            <w:r>
-              <w:t xml:space="preserve"> a login page with a secure login functionality with (email and password) input fields for registered users.</w:t>
+              <w:t>The system SHALL provide a login page with a secure login functionality with (email and password) input fields for registered users.</w:t>
             </w:r>
           </w:p>
         </w:tc>
@@ -6125,21 +6285,7 @@
               <w:rPr>
                 <w:lang w:val="en-US"/>
               </w:rPr>
-              <w:t xml:space="preserve">Password field masks input by </w:t>
-            </w:r>
-            <w:proofErr w:type="gramStart"/>
-            <w:r>
-              <w:rPr>
-                <w:lang w:val="en-US"/>
-              </w:rPr>
-              <w:t>default (••••••</w:t>
-            </w:r>
-            <w:proofErr w:type="gramEnd"/>
-            <w:r>
-              <w:rPr>
-                <w:lang w:val="en-US"/>
-              </w:rPr>
-              <w:t>)</w:t>
+              <w:t>Password field masks input by default (••••••)</w:t>
             </w:r>
           </w:p>
         </w:tc>
@@ -6374,23 +6520,11 @@
               <w:spacing w:before="0" w:after="0"/>
             </w:pPr>
             <w:r>
-              <w:t xml:space="preserve">The system SHALL </w:t>
-            </w:r>
-            <w:proofErr w:type="gramStart"/>
-            <w:r>
-              <w:t>identify</w:t>
-            </w:r>
-            <w:proofErr w:type="gramEnd"/>
-            <w:r>
-              <w:t xml:space="preserve"> user role (Client/Supplier/Admin) while logging in from stored emails and </w:t>
-            </w:r>
-            <w:proofErr w:type="gramStart"/>
-            <w:r>
-              <w:t>relating</w:t>
-            </w:r>
-            <w:proofErr w:type="gramEnd"/>
-            <w:r>
-              <w:t xml:space="preserve"> roles.</w:t>
+              <w:t xml:space="preserve">The system SHALL identify user role (Client/Supplier/Admin) while </w:t>
+            </w:r>
+            <w:r>
+              <w:lastRenderedPageBreak/>
+              <w:t>logging in from stored emails and relating roles.</w:t>
             </w:r>
           </w:p>
         </w:tc>
@@ -6417,6 +6551,7 @@
               <w:rPr>
                 <w:lang w:val="en-US"/>
               </w:rPr>
+              <w:lastRenderedPageBreak/>
               <w:t>Functional</w:t>
             </w:r>
           </w:p>
@@ -6497,6 +6632,7 @@
               <w:rPr>
                 <w:lang w:val="en-US"/>
               </w:rPr>
+              <w:lastRenderedPageBreak/>
               <w:t xml:space="preserve">Client users are redirected to Client Dashboard Supplier users are redirected to Supplier Dashboard </w:t>
             </w:r>
           </w:p>
@@ -6588,6 +6724,7 @@
               <w:spacing w:before="0" w:after="0"/>
             </w:pPr>
             <w:r>
+              <w:lastRenderedPageBreak/>
               <w:t>In Review</w:t>
             </w:r>
           </w:p>
@@ -6637,23 +6774,7 @@
               <w:spacing w:before="0" w:after="0"/>
             </w:pPr>
             <w:r>
-              <w:t xml:space="preserve">The system SHALL </w:t>
-            </w:r>
-            <w:proofErr w:type="gramStart"/>
-            <w:r>
-              <w:t>not</w:t>
-            </w:r>
-            <w:proofErr w:type="gramEnd"/>
-            <w:r>
-              <w:t xml:space="preserve"> allow access and SHALL </w:t>
-            </w:r>
-            <w:proofErr w:type="gramStart"/>
-            <w:r>
-              <w:t>display</w:t>
-            </w:r>
-            <w:proofErr w:type="gramEnd"/>
-            <w:r>
-              <w:t xml:space="preserve"> an error message for invalid credentials</w:t>
+              <w:t>The system SHALL not allow access and SHALL display an error message for invalid credentials</w:t>
             </w:r>
           </w:p>
         </w:tc>
@@ -6726,7 +6847,40 @@
               <w:rPr>
                 <w:lang w:val="en-US"/>
               </w:rPr>
-              <w:t>Entering an incorrect email or password shows an "Invalid credentials" error message</w:t>
+              <w:t>Entering an incorrect email or password shows an "</w:t>
+            </w:r>
+            <w:r>
+              <w:rPr>
+                <w:rFonts w:ascii="Arial" w:hAnsi="Arial" w:cs="Arial"/>
+                <w:color w:val="000000"/>
+                <w:sz w:val="20"/>
+                <w:szCs w:val="20"/>
+              </w:rPr>
+              <w:t xml:space="preserve">Error message: </w:t>
+            </w:r>
+            <w:r>
+              <w:rPr>
+                <w:rFonts w:ascii="Arial" w:hAnsi="Arial" w:cs="Arial"/>
+                <w:color w:val="000000"/>
+                <w:sz w:val="20"/>
+                <w:szCs w:val="20"/>
+              </w:rPr>
+              <w:t>'</w:t>
+            </w:r>
+            <w:r>
+              <w:rPr>
+                <w:rFonts w:ascii="Arial" w:hAnsi="Arial" w:cs="Arial"/>
+                <w:color w:val="000000"/>
+                <w:sz w:val="20"/>
+                <w:szCs w:val="20"/>
+              </w:rPr>
+              <w:t>Invalid email or password</w:t>
+            </w:r>
+            <w:r>
+              <w:rPr>
+                <w:lang w:val="en-US"/>
+              </w:rPr>
+              <w:t>" error message</w:t>
             </w:r>
           </w:p>
           <w:p>
@@ -6810,7 +6964,6 @@
       </w:pPr>
       <w:bookmarkStart w:id="18" w:name="_Toc226646884"/>
       <w:r>
-        <w:lastRenderedPageBreak/>
         <w:t>3.3. Administrator Functions</w:t>
       </w:r>
       <w:bookmarkEnd w:id="18"/>
@@ -7031,15 +7184,7 @@
               <w:spacing w:before="0" w:after="0"/>
             </w:pPr>
             <w:r>
-              <w:t xml:space="preserve">The system SHALL </w:t>
-            </w:r>
-            <w:proofErr w:type="gramStart"/>
-            <w:r>
-              <w:t>allow</w:t>
-            </w:r>
-            <w:proofErr w:type="gramEnd"/>
-            <w:r>
-              <w:t xml:space="preserve"> the admin to add new products to the product list including product name, photo, description, price, stock </w:t>
+              <w:t xml:space="preserve">The system SHALL allow the admin to add new products to the product list including product name, photo, description, price, stock </w:t>
             </w:r>
             <w:proofErr w:type="spellStart"/>
             <w:r>
@@ -7228,6 +7373,7 @@
               <w:spacing w:before="0" w:after="0"/>
             </w:pPr>
             <w:r>
+              <w:lastRenderedPageBreak/>
               <w:t>SRS-FN-Admin-002</w:t>
             </w:r>
           </w:p>
@@ -7247,15 +7393,7 @@
               <w:widowControl w:val="0"/>
             </w:pPr>
             <w:r>
-              <w:t xml:space="preserve">The system SHALL </w:t>
-            </w:r>
-            <w:proofErr w:type="gramStart"/>
-            <w:r>
-              <w:t>allow</w:t>
-            </w:r>
-            <w:proofErr w:type="gramEnd"/>
-            <w:r>
-              <w:t xml:space="preserve"> the admin to remove products from the product list.</w:t>
+              <w:t>The system SHALL allow the admin to remove products from the product list.</w:t>
             </w:r>
           </w:p>
         </w:tc>
@@ -7374,23 +7512,13 @@
               <w:widowControl w:val="0"/>
             </w:pPr>
             <w:r>
-              <w:t xml:space="preserve">The system SHALL </w:t>
-            </w:r>
-            <w:proofErr w:type="gramStart"/>
-            <w:r>
-              <w:t>allow</w:t>
-            </w:r>
-            <w:proofErr w:type="gramEnd"/>
-            <w:r>
-              <w:t xml:space="preserve"> the admin to add, remove </w:t>
+              <w:t xml:space="preserve">The system SHALL allow the admin to add, remove </w:t>
             </w:r>
             <w:proofErr w:type="spellStart"/>
-            <w:proofErr w:type="gramStart"/>
             <w:r>
               <w:t>customers</w:t>
             </w:r>
             <w:proofErr w:type="spellEnd"/>
-            <w:proofErr w:type="gramEnd"/>
             <w:r>
               <w:t xml:space="preserve"> accounts.</w:t>
             </w:r>
@@ -7515,7 +7643,6 @@
               <w:spacing w:before="0" w:after="0"/>
             </w:pPr>
             <w:r>
-              <w:lastRenderedPageBreak/>
               <w:t>SRS-FN-Admin-004</w:t>
             </w:r>
           </w:p>
@@ -7535,15 +7662,7 @@
               <w:widowControl w:val="0"/>
             </w:pPr>
             <w:r>
-              <w:t xml:space="preserve">The system SHALL </w:t>
-            </w:r>
-            <w:proofErr w:type="gramStart"/>
-            <w:r>
-              <w:t>allow</w:t>
-            </w:r>
-            <w:proofErr w:type="gramEnd"/>
-            <w:r>
-              <w:t xml:space="preserve"> the admin to add, remove suppliers accounts</w:t>
+              <w:t>The system SHALL allow the admin to add, remove suppliers accounts</w:t>
             </w:r>
           </w:p>
         </w:tc>
@@ -7679,6 +7798,7 @@
               <w:spacing w:before="0" w:after="0"/>
             </w:pPr>
             <w:r>
+              <w:lastRenderedPageBreak/>
               <w:t>SRS-FN-Admin-005</w:t>
             </w:r>
           </w:p>
@@ -7698,15 +7818,7 @@
               <w:widowControl w:val="0"/>
             </w:pPr>
             <w:r>
-              <w:t xml:space="preserve">The system SHALL </w:t>
-            </w:r>
-            <w:proofErr w:type="gramStart"/>
-            <w:r>
-              <w:t>allow</w:t>
-            </w:r>
-            <w:proofErr w:type="gramEnd"/>
-            <w:r>
-              <w:t xml:space="preserve"> the admin to view a list of all </w:t>
+              <w:t xml:space="preserve">The system SHALL allow the admin to view a list of all </w:t>
             </w:r>
             <w:proofErr w:type="gramStart"/>
             <w:r>
@@ -7866,21 +7978,13 @@
               <w:rPr>
                 <w:lang w:val="en-US"/>
               </w:rPr>
-              <w:t xml:space="preserve">List clearly shows user details </w:t>
-            </w:r>
-            <w:proofErr w:type="gramStart"/>
-            <w:r>
-              <w:rPr>
-                <w:lang w:val="en-US"/>
-              </w:rPr>
-              <w:t>including:</w:t>
-            </w:r>
-            <w:proofErr w:type="gramEnd"/>
-            <w:r>
-              <w:rPr>
-                <w:lang w:val="en-US"/>
-              </w:rPr>
-              <w:t xml:space="preserve"> Full Name, Email</w:t>
+              <w:t>List clearly shows user details including: Full Name, Email</w:t>
+            </w:r>
+            <w:r>
+              <w:rPr>
+                <w:lang w:val="en-US"/>
+              </w:rPr>
+              <w:t>.</w:t>
             </w:r>
           </w:p>
         </w:tc>
@@ -7934,15 +8038,7 @@
               <w:widowControl w:val="0"/>
             </w:pPr>
             <w:r>
-              <w:t xml:space="preserve">The system SHALL </w:t>
-            </w:r>
-            <w:proofErr w:type="gramStart"/>
-            <w:r>
-              <w:t>allow</w:t>
-            </w:r>
-            <w:proofErr w:type="gramEnd"/>
-            <w:r>
-              <w:t xml:space="preserve"> the admin to view a list of all orders in the system</w:t>
+              <w:t>The system SHALL allow the admin to view a list of all orders in the system</w:t>
             </w:r>
           </w:p>
         </w:tc>
@@ -8067,7 +8163,6 @@
               <w:rPr>
                 <w:lang w:val="en-US"/>
               </w:rPr>
-              <w:lastRenderedPageBreak/>
               <w:t>Admin can click on</w:t>
             </w:r>
             <w:r>
@@ -8111,7 +8206,6 @@
               <w:widowControl w:val="0"/>
             </w:pPr>
             <w:r>
-              <w:lastRenderedPageBreak/>
               <w:t>In Review</w:t>
             </w:r>
           </w:p>
@@ -8134,7 +8228,6 @@
               <w:spacing w:before="0" w:after="0"/>
             </w:pPr>
             <w:r>
-              <w:lastRenderedPageBreak/>
               <w:t>SRS-FN-Admin-007</w:t>
             </w:r>
           </w:p>
@@ -8154,15 +8247,7 @@
               <w:widowControl w:val="0"/>
             </w:pPr>
             <w:r>
-              <w:t xml:space="preserve">The system SHALL </w:t>
-            </w:r>
-            <w:proofErr w:type="gramStart"/>
-            <w:r>
-              <w:t>allow</w:t>
-            </w:r>
-            <w:proofErr w:type="gramEnd"/>
-            <w:r>
-              <w:t xml:space="preserve"> the admin to approve or reject product submissions from suppliers.</w:t>
+              <w:t>The system SHALL allow the admin to approve or reject product submissions from suppliers.</w:t>
             </w:r>
           </w:p>
         </w:tc>
@@ -8245,7 +8330,14 @@
               <w:rPr>
                 <w:lang w:val="en-US"/>
               </w:rPr>
-              <w:t>Approved items move to the live product list; rejected items remain hidden and notify the supplier.</w:t>
+              <w:t xml:space="preserve">Approved items move to the live product list; rejected items remain hidden and notify the </w:t>
+            </w:r>
+            <w:r>
+              <w:rPr>
+                <w:lang w:val="en-US"/>
+              </w:rPr>
+              <w:lastRenderedPageBreak/>
+              <w:t>supplier.</w:t>
             </w:r>
           </w:p>
         </w:tc>
@@ -8258,6 +8350,7 @@
               <w:widowControl w:val="0"/>
             </w:pPr>
             <w:r>
+              <w:lastRenderedPageBreak/>
               <w:t>In Review</w:t>
             </w:r>
           </w:p>
@@ -8299,23 +8392,7 @@
               <w:widowControl w:val="0"/>
             </w:pPr>
             <w:r>
-              <w:t xml:space="preserve">The </w:t>
-            </w:r>
-            <w:proofErr w:type="gramStart"/>
-            <w:r>
-              <w:t>system SHALL</w:t>
-            </w:r>
-            <w:proofErr w:type="gramEnd"/>
-            <w:r>
-              <w:t xml:space="preserve"> </w:t>
-            </w:r>
-            <w:proofErr w:type="gramStart"/>
-            <w:r>
-              <w:t>ensure</w:t>
-            </w:r>
-            <w:proofErr w:type="gramEnd"/>
-            <w:r>
-              <w:t xml:space="preserve"> that each Admin account is unique based on a unique identifier (e.g., Email or Username) in the database.</w:t>
+              <w:t>The system SHALL ensure that each Admin account is unique based on a unique identifier (e.g., Email or Username) in the database.</w:t>
             </w:r>
           </w:p>
         </w:tc>
@@ -8401,7 +8478,216 @@
           </w:p>
         </w:tc>
       </w:tr>
+      <w:tr>
+        <w:tc>
+          <w:tcPr>
+            <w:tcW w:w="509" w:type="pct"/>
+            <w:tcMar>
+              <w:top w:w="100" w:type="dxa"/>
+              <w:left w:w="100" w:type="dxa"/>
+              <w:bottom w:w="100" w:type="dxa"/>
+              <w:right w:w="100" w:type="dxa"/>
+            </w:tcMar>
+          </w:tcPr>
+          <w:p>
+            <w:pPr>
+              <w:widowControl w:val="0"/>
+              <w:spacing w:before="0" w:after="0"/>
+            </w:pPr>
+            <w:r>
+              <w:t>SRS-FN-Admin-009</w:t>
+            </w:r>
+          </w:p>
+        </w:tc>
+        <w:tc>
+          <w:tcPr>
+            <w:tcW w:w="1202" w:type="pct"/>
+            <w:tcMar>
+              <w:top w:w="100" w:type="dxa"/>
+              <w:left w:w="100" w:type="dxa"/>
+              <w:bottom w:w="100" w:type="dxa"/>
+              <w:right w:w="100" w:type="dxa"/>
+            </w:tcMar>
+          </w:tcPr>
+          <w:p>
+            <w:pPr>
+              <w:widowControl w:val="0"/>
+            </w:pPr>
+            <w:r>
+              <w:t xml:space="preserve">The system SHALL allow the </w:t>
+            </w:r>
+            <w:proofErr w:type="gramStart"/>
+            <w:r>
+              <w:t>Admin</w:t>
+            </w:r>
+            <w:proofErr w:type="gramEnd"/>
+            <w:r>
+              <w:t xml:space="preserve"> to search for specific products in the dashboard.</w:t>
+            </w:r>
+          </w:p>
+        </w:tc>
+        <w:tc>
+          <w:tcPr>
+            <w:tcW w:w="411" w:type="pct"/>
+          </w:tcPr>
+          <w:p>
+            <w:pPr>
+              <w:widowControl w:val="0"/>
+            </w:pPr>
+            <w:r>
+              <w:t>Functional</w:t>
+            </w:r>
+          </w:p>
+        </w:tc>
+        <w:tc>
+          <w:tcPr>
+            <w:tcW w:w="641" w:type="pct"/>
+          </w:tcPr>
+          <w:p>
+            <w:pPr>
+              <w:widowControl w:val="0"/>
+            </w:pPr>
+            <w:r>
+              <w:t>Testing</w:t>
+            </w:r>
+          </w:p>
+        </w:tc>
+        <w:tc>
+          <w:tcPr>
+            <w:tcW w:w="1926" w:type="pct"/>
+          </w:tcPr>
+          <w:p>
+            <w:pPr>
+              <w:pStyle w:val="ListParagraph"/>
+              <w:widowControl w:val="0"/>
+              <w:rPr>
+                <w:lang w:val="en-US"/>
+              </w:rPr>
+            </w:pPr>
+            <w:r>
+              <w:t>A search bar is available; results update based on keyword input.</w:t>
+            </w:r>
+          </w:p>
+        </w:tc>
+        <w:tc>
+          <w:tcPr>
+            <w:tcW w:w="313" w:type="pct"/>
+          </w:tcPr>
+          <w:p>
+            <w:pPr>
+              <w:widowControl w:val="0"/>
+            </w:pPr>
+            <w:r>
+              <w:t>In Review</w:t>
+            </w:r>
+          </w:p>
+        </w:tc>
+      </w:tr>
+      <w:tr>
+        <w:tc>
+          <w:tcPr>
+            <w:tcW w:w="509" w:type="pct"/>
+            <w:tcMar>
+              <w:top w:w="100" w:type="dxa"/>
+              <w:left w:w="100" w:type="dxa"/>
+              <w:bottom w:w="100" w:type="dxa"/>
+              <w:right w:w="100" w:type="dxa"/>
+            </w:tcMar>
+          </w:tcPr>
+          <w:p>
+            <w:pPr>
+              <w:widowControl w:val="0"/>
+              <w:spacing w:before="0" w:after="0"/>
+            </w:pPr>
+            <w:r>
+              <w:t>SRS-FN-Admin-010</w:t>
+            </w:r>
+          </w:p>
+        </w:tc>
+        <w:tc>
+          <w:tcPr>
+            <w:tcW w:w="1202" w:type="pct"/>
+            <w:tcMar>
+              <w:top w:w="100" w:type="dxa"/>
+              <w:left w:w="100" w:type="dxa"/>
+              <w:bottom w:w="100" w:type="dxa"/>
+              <w:right w:w="100" w:type="dxa"/>
+            </w:tcMar>
+          </w:tcPr>
+          <w:p>
+            <w:pPr>
+              <w:widowControl w:val="0"/>
+            </w:pPr>
+            <w:r>
+              <w:t xml:space="preserve">The system SHALL provide a filter for product status in the </w:t>
+            </w:r>
+            <w:proofErr w:type="gramStart"/>
+            <w:r>
+              <w:t>Admin</w:t>
+            </w:r>
+            <w:proofErr w:type="gramEnd"/>
+            <w:r>
+              <w:t xml:space="preserve"> dashboard.</w:t>
+            </w:r>
+          </w:p>
+        </w:tc>
+        <w:tc>
+          <w:tcPr>
+            <w:tcW w:w="411" w:type="pct"/>
+          </w:tcPr>
+          <w:p>
+            <w:pPr>
+              <w:widowControl w:val="0"/>
+            </w:pPr>
+            <w:r>
+              <w:t>Functional</w:t>
+            </w:r>
+          </w:p>
+        </w:tc>
+        <w:tc>
+          <w:tcPr>
+            <w:tcW w:w="641" w:type="pct"/>
+          </w:tcPr>
+          <w:p>
+            <w:pPr>
+              <w:widowControl w:val="0"/>
+            </w:pPr>
+            <w:r>
+              <w:t>Testing</w:t>
+            </w:r>
+          </w:p>
+        </w:tc>
+        <w:tc>
+          <w:tcPr>
+            <w:tcW w:w="1926" w:type="pct"/>
+          </w:tcPr>
+          <w:p>
+            <w:pPr>
+              <w:pStyle w:val="ListParagraph"/>
+              <w:widowControl w:val="0"/>
+            </w:pPr>
+            <w:r>
+              <w:t>Admin can filter products by statuses such as "Pending" or "Approved."</w:t>
+            </w:r>
+          </w:p>
+        </w:tc>
+        <w:tc>
+          <w:tcPr>
+            <w:tcW w:w="313" w:type="pct"/>
+          </w:tcPr>
+          <w:p>
+            <w:pPr>
+              <w:widowControl w:val="0"/>
+            </w:pPr>
+            <w:r>
+              <w:t>In Review</w:t>
+            </w:r>
+          </w:p>
+        </w:tc>
+      </w:tr>
     </w:tbl>
+    <w:p/>
+    <w:p/>
     <w:p/>
     <w:p>
       <w:pPr>
@@ -8413,6 +8699,7 @@
       </w:pPr>
       <w:bookmarkStart w:id="19" w:name="_Toc226646885"/>
       <w:r>
+        <w:lastRenderedPageBreak/>
         <w:t>3.4. Supplier Functions</w:t>
       </w:r>
       <w:bookmarkEnd w:id="19"/>
@@ -8537,11 +8824,7 @@
               <w:spacing w:before="0" w:after="0"/>
             </w:pPr>
             <w:r>
-              <w:t xml:space="preserve">Verification </w:t>
-            </w:r>
-            <w:r>
-              <w:lastRenderedPageBreak/>
-              <w:t>Method</w:t>
+              <w:t>Verification Method</w:t>
             </w:r>
           </w:p>
         </w:tc>
@@ -8563,7 +8846,6 @@
               <w:spacing w:before="0" w:after="0"/>
             </w:pPr>
             <w:r>
-              <w:lastRenderedPageBreak/>
               <w:t>Acceptance Criteria</w:t>
             </w:r>
           </w:p>
@@ -8627,15 +8909,7 @@
               <w:widowControl w:val="0"/>
             </w:pPr>
             <w:r>
-              <w:t xml:space="preserve">The system SHALL </w:t>
-            </w:r>
-            <w:proofErr w:type="gramStart"/>
-            <w:r>
-              <w:t>allow</w:t>
-            </w:r>
-            <w:proofErr w:type="gramEnd"/>
-            <w:r>
-              <w:t xml:space="preserve"> suppliers to submit new products to the product list with all information (photo, name, description, stock availability and price) </w:t>
+              <w:t xml:space="preserve">The system SHALL allow suppliers to submit new products to the product list with all information (photo, name, description, stock availability and price) </w:t>
             </w:r>
           </w:p>
         </w:tc>
@@ -8704,21 +8978,7 @@
               <w:rPr>
                 <w:lang w:val="en-US"/>
               </w:rPr>
-              <w:t xml:space="preserve">Fields </w:t>
-            </w:r>
-            <w:proofErr w:type="gramStart"/>
-            <w:r>
-              <w:rPr>
-                <w:lang w:val="en-US"/>
-              </w:rPr>
-              <w:t>include:</w:t>
-            </w:r>
-            <w:proofErr w:type="gramEnd"/>
-            <w:r>
-              <w:rPr>
-                <w:lang w:val="en-US"/>
-              </w:rPr>
-              <w:t xml:space="preserve"> product photo, name, description, stock quantity, and price </w:t>
+              <w:t xml:space="preserve">Fields include: product photo, name, description, stock quantity, and price </w:t>
             </w:r>
           </w:p>
           <w:p>
@@ -8810,15 +9070,7 @@
               <w:widowControl w:val="0"/>
             </w:pPr>
             <w:r>
-              <w:t xml:space="preserve">The system SHALL </w:t>
-            </w:r>
-            <w:proofErr w:type="gramStart"/>
-            <w:r>
-              <w:t>allow</w:t>
-            </w:r>
-            <w:proofErr w:type="gramEnd"/>
-            <w:r>
-              <w:t xml:space="preserve"> suppliers to remove only their products from product list.</w:t>
+              <w:t>The system SHALL allow suppliers to remove only their products from product list.</w:t>
             </w:r>
           </w:p>
         </w:tc>
@@ -8864,19 +9116,11 @@
                 <w:lang w:val="en-US"/>
               </w:rPr>
             </w:pPr>
-            <w:proofErr w:type="gramStart"/>
-            <w:r>
-              <w:rPr>
-                <w:lang w:val="en-US"/>
-              </w:rPr>
-              <w:t>Supplier</w:t>
-            </w:r>
-            <w:proofErr w:type="gramEnd"/>
-            <w:r>
-              <w:rPr>
-                <w:lang w:val="en-US"/>
-              </w:rPr>
-              <w:t xml:space="preserve"> can delete only products they have submitted </w:t>
+            <w:r>
+              <w:rPr>
+                <w:lang w:val="en-US"/>
+              </w:rPr>
+              <w:t xml:space="preserve">Supplier can delete only products they have submitted </w:t>
             </w:r>
           </w:p>
           <w:p>
@@ -8979,11 +9223,29 @@
               <w:widowControl w:val="0"/>
             </w:pPr>
             <w:r>
-              <w:t xml:space="preserve">The system SHALL allow suppliers to view the information of the specific orders related to their products, including </w:t>
+              <w:t xml:space="preserve">The system SHALL allow suppliers to view the information of the specific </w:t>
             </w:r>
             <w:r>
               <w:lastRenderedPageBreak/>
-              <w:t>customer’s address, quantity ordered, and order status</w:t>
+              <w:t xml:space="preserve">orders related to their products, including </w:t>
+            </w:r>
+            <w:r>
+              <w:t xml:space="preserve">the </w:t>
+            </w:r>
+            <w:r>
+              <w:t>customer’s address, quantity ordered,</w:t>
+            </w:r>
+            <w:r>
+              <w:t xml:space="preserve"> c</w:t>
+            </w:r>
+            <w:r>
+              <w:t xml:space="preserve">reation </w:t>
+            </w:r>
+            <w:r>
+              <w:t>date, and</w:t>
+            </w:r>
+            <w:r>
+              <w:t xml:space="preserve"> order status</w:t>
             </w:r>
           </w:p>
         </w:tc>
@@ -9030,19 +9292,11 @@
                 <w:lang w:val="en-US"/>
               </w:rPr>
             </w:pPr>
-            <w:proofErr w:type="gramStart"/>
-            <w:r>
-              <w:rPr>
-                <w:lang w:val="en-US"/>
-              </w:rPr>
-              <w:t>Supplier</w:t>
-            </w:r>
-            <w:proofErr w:type="gramEnd"/>
-            <w:r>
-              <w:rPr>
-                <w:lang w:val="en-US"/>
-              </w:rPr>
-              <w:t xml:space="preserve"> can </w:t>
+            <w:r>
+              <w:rPr>
+                <w:lang w:val="en-US"/>
+              </w:rPr>
+              <w:t xml:space="preserve">Supplier can </w:t>
             </w:r>
             <w:r>
               <w:rPr>
@@ -9085,27 +9339,47 @@
               <w:rPr>
                 <w:lang w:val="en-US"/>
               </w:rPr>
-              <w:t xml:space="preserve">For each order, supplier can </w:t>
-            </w:r>
-            <w:proofErr w:type="gramStart"/>
-            <w:r>
-              <w:rPr>
-                <w:lang w:val="en-US"/>
-              </w:rPr>
-              <w:t>view:</w:t>
-            </w:r>
-            <w:proofErr w:type="gramEnd"/>
-            <w:r>
-              <w:rPr>
-                <w:lang w:val="en-US"/>
-              </w:rPr>
-              <w:t xml:space="preserve"> customer delivery address</w:t>
-            </w:r>
-            <w:r>
-              <w:rPr>
-                <w:lang w:val="en-US"/>
-              </w:rPr>
-              <w:t xml:space="preserve"> and</w:t>
+              <w:t xml:space="preserve">For each order, </w:t>
+            </w:r>
+            <w:r>
+              <w:rPr>
+                <w:lang w:val="en-US"/>
+              </w:rPr>
+              <w:t xml:space="preserve">the </w:t>
+            </w:r>
+            <w:r>
+              <w:rPr>
+                <w:lang w:val="en-US"/>
+              </w:rPr>
+              <w:t xml:space="preserve">supplier can view: customer </w:t>
+            </w:r>
+            <w:r>
+              <w:rPr>
+                <w:lang w:val="en-US"/>
+              </w:rPr>
+              <w:lastRenderedPageBreak/>
+              <w:t>delivery address</w:t>
+            </w:r>
+            <w:r>
+              <w:rPr>
+                <w:lang w:val="en-US"/>
+              </w:rPr>
+              <w:t xml:space="preserve">, </w:t>
+            </w:r>
+            <w:r>
+              <w:t>c</w:t>
+            </w:r>
+            <w:r>
+              <w:t xml:space="preserve">reation </w:t>
+            </w:r>
+            <w:r>
+              <w:t xml:space="preserve">date, </w:t>
+            </w:r>
+            <w:r>
+              <w:rPr>
+                <w:lang w:val="en-US"/>
+              </w:rPr>
+              <w:t>and</w:t>
             </w:r>
             <w:r>
               <w:rPr>
@@ -9119,7 +9393,8 @@
               <w:pStyle w:val="ListParagraph"/>
               <w:widowControl w:val="0"/>
               <w:rPr>
-                <w:lang w:val="en-US"/>
+                <w:rtl/>
+                <w:lang w:val="en-US" w:bidi="ar-EG"/>
               </w:rPr>
             </w:pPr>
           </w:p>
@@ -9133,6 +9408,7 @@
               <w:widowControl w:val="0"/>
             </w:pPr>
             <w:r>
+              <w:lastRenderedPageBreak/>
               <w:t>In Review</w:t>
             </w:r>
           </w:p>
@@ -9253,6 +9529,115 @@
                 <w:lang w:val="en-US"/>
               </w:rPr>
               <w:t>Selecting a filter correctly displays the relevant products</w:t>
+            </w:r>
+            <w:r>
+              <w:rPr>
+                <w:lang w:val="en-US"/>
+              </w:rPr>
+              <w:t>.</w:t>
+            </w:r>
+          </w:p>
+        </w:tc>
+        <w:tc>
+          <w:tcPr>
+            <w:tcW w:w="313" w:type="pct"/>
+          </w:tcPr>
+          <w:p>
+            <w:pPr>
+              <w:widowControl w:val="0"/>
+            </w:pPr>
+            <w:r>
+              <w:t>In Review</w:t>
+            </w:r>
+          </w:p>
+        </w:tc>
+      </w:tr>
+      <w:tr>
+        <w:trPr>
+          <w:trHeight w:val="980"/>
+        </w:trPr>
+        <w:tc>
+          <w:tcPr>
+            <w:tcW w:w="602" w:type="pct"/>
+            <w:tcMar>
+              <w:top w:w="100" w:type="dxa"/>
+              <w:left w:w="100" w:type="dxa"/>
+              <w:bottom w:w="100" w:type="dxa"/>
+              <w:right w:w="100" w:type="dxa"/>
+            </w:tcMar>
+          </w:tcPr>
+          <w:p>
+            <w:pPr>
+              <w:widowControl w:val="0"/>
+              <w:spacing w:before="0" w:after="0"/>
+            </w:pPr>
+            <w:r>
+              <w:t>SRS-FN-Supplier-005</w:t>
+            </w:r>
+          </w:p>
+        </w:tc>
+        <w:tc>
+          <w:tcPr>
+            <w:tcW w:w="1000" w:type="pct"/>
+            <w:tcMar>
+              <w:top w:w="100" w:type="dxa"/>
+              <w:left w:w="100" w:type="dxa"/>
+              <w:bottom w:w="100" w:type="dxa"/>
+              <w:right w:w="100" w:type="dxa"/>
+            </w:tcMar>
+          </w:tcPr>
+          <w:p>
+            <w:pPr>
+              <w:widowControl w:val="0"/>
+              <w:rPr>
+                <w:lang w:val="en-US"/>
+              </w:rPr>
+            </w:pPr>
+            <w:r>
+              <w:t>The system SHALL allow suppliers to search for products within their dashboard.</w:t>
+            </w:r>
+          </w:p>
+        </w:tc>
+        <w:tc>
+          <w:tcPr>
+            <w:tcW w:w="506" w:type="pct"/>
+          </w:tcPr>
+          <w:p>
+            <w:pPr>
+              <w:widowControl w:val="0"/>
+            </w:pPr>
+            <w:r>
+              <w:t>Functional</w:t>
+            </w:r>
+          </w:p>
+        </w:tc>
+        <w:tc>
+          <w:tcPr>
+            <w:tcW w:w="663" w:type="pct"/>
+          </w:tcPr>
+          <w:p>
+            <w:pPr>
+              <w:widowControl w:val="0"/>
+            </w:pPr>
+            <w:r>
+              <w:t>Testing</w:t>
+            </w:r>
+          </w:p>
+        </w:tc>
+        <w:tc>
+          <w:tcPr>
+            <w:tcW w:w="1916" w:type="pct"/>
+          </w:tcPr>
+          <w:p>
+            <w:pPr>
+              <w:pStyle w:val="ListParagraph"/>
+              <w:widowControl w:val="0"/>
+              <w:rPr>
+                <w:lang w:val="en-US"/>
+              </w:rPr>
+            </w:pPr>
+            <w:r>
+              <w:t>Search functionality returns relevant products owned by the supplier.</w:t>
             </w:r>
           </w:p>
         </w:tc>
@@ -9498,6 +9883,7 @@
               <w:t xml:space="preserve">name </w:t>
             </w:r>
             <w:r>
+              <w:lastRenderedPageBreak/>
               <w:t>of the product for each product</w:t>
             </w:r>
           </w:p>
@@ -9511,6 +9897,7 @@
               <w:widowControl w:val="0"/>
             </w:pPr>
             <w:r>
+              <w:lastRenderedPageBreak/>
               <w:t>Functional</w:t>
             </w:r>
           </w:p>
@@ -9603,23 +9990,7 @@
               <w:widowControl w:val="0"/>
             </w:pPr>
             <w:r>
-              <w:t xml:space="preserve">The </w:t>
-            </w:r>
-            <w:proofErr w:type="gramStart"/>
-            <w:r>
-              <w:t>system SHALL</w:t>
-            </w:r>
-            <w:proofErr w:type="gramEnd"/>
-            <w:r>
-              <w:t xml:space="preserve"> </w:t>
-            </w:r>
-            <w:proofErr w:type="gramStart"/>
-            <w:r>
-              <w:t>display</w:t>
-            </w:r>
-            <w:proofErr w:type="gramEnd"/>
-            <w:r>
-              <w:t xml:space="preserve"> the </w:t>
+              <w:t xml:space="preserve">The system SHALL display the </w:t>
             </w:r>
             <w:r>
               <w:rPr>
@@ -9728,31 +10099,7 @@
               <w:widowControl w:val="0"/>
             </w:pPr>
             <w:r>
-              <w:t xml:space="preserve">The </w:t>
-            </w:r>
-            <w:proofErr w:type="gramStart"/>
-            <w:r>
-              <w:t>system SHALL</w:t>
-            </w:r>
-            <w:proofErr w:type="gramEnd"/>
-            <w:r>
-              <w:t xml:space="preserve"> </w:t>
-            </w:r>
-            <w:proofErr w:type="gramStart"/>
-            <w:r>
-              <w:t>display</w:t>
-            </w:r>
-            <w:proofErr w:type="gramEnd"/>
-            <w:r>
-              <w:t xml:space="preserve"> </w:t>
-            </w:r>
-            <w:proofErr w:type="gramStart"/>
-            <w:r>
-              <w:t>the</w:t>
-            </w:r>
-            <w:proofErr w:type="gramEnd"/>
-            <w:r>
-              <w:t xml:space="preserve"> </w:t>
+              <w:t xml:space="preserve">The system SHALL display the </w:t>
             </w:r>
             <w:r>
               <w:rPr>
@@ -9762,11 +10109,7 @@
               <w:t xml:space="preserve">description </w:t>
             </w:r>
             <w:r>
-              <w:t xml:space="preserve">of the product for each </w:t>
-            </w:r>
-            <w:r>
-              <w:lastRenderedPageBreak/>
-              <w:t>product</w:t>
+              <w:t>of the product for each product</w:t>
             </w:r>
           </w:p>
         </w:tc>
@@ -9779,7 +10122,6 @@
               <w:widowControl w:val="0"/>
             </w:pPr>
             <w:r>
-              <w:lastRenderedPageBreak/>
               <w:t>Functional</w:t>
             </w:r>
           </w:p>
@@ -10021,21 +10363,8 @@
             <w:pPr>
               <w:widowControl w:val="0"/>
             </w:pPr>
-            <w:proofErr w:type="gramStart"/>
-            <w:r>
-              <w:t>The system SHALL</w:t>
-            </w:r>
-            <w:proofErr w:type="gramEnd"/>
-            <w:r>
-              <w:t xml:space="preserve"> </w:t>
-            </w:r>
-            <w:proofErr w:type="gramStart"/>
-            <w:r>
-              <w:t>display</w:t>
-            </w:r>
-            <w:proofErr w:type="gramEnd"/>
-            <w:r>
-              <w:t xml:space="preserve"> the </w:t>
+            <w:r>
+              <w:t xml:space="preserve">The system SHALL display the </w:t>
             </w:r>
             <w:r>
               <w:rPr>
@@ -10176,6 +10505,7 @@
               <w:spacing w:before="0" w:after="0"/>
             </w:pPr>
             <w:r>
+              <w:lastRenderedPageBreak/>
               <w:t>SRS-FN-Product-006</w:t>
             </w:r>
           </w:p>
@@ -10195,15 +10525,7 @@
               <w:widowControl w:val="0"/>
             </w:pPr>
             <w:r>
-              <w:t xml:space="preserve">The system SHALL </w:t>
-            </w:r>
-            <w:proofErr w:type="gramStart"/>
-            <w:r>
-              <w:t>contain</w:t>
-            </w:r>
-            <w:proofErr w:type="gramEnd"/>
-            <w:r>
-              <w:t xml:space="preserve"> the </w:t>
+              <w:t xml:space="preserve">The system SHALL contain the </w:t>
             </w:r>
             <w:r>
               <w:rPr>
@@ -10303,19 +10625,11 @@
                 <w:lang w:val="en-US"/>
               </w:rPr>
             </w:pPr>
-            <w:proofErr w:type="gramStart"/>
-            <w:r>
-              <w:rPr>
-                <w:lang w:val="en-US"/>
-              </w:rPr>
-              <w:t>User</w:t>
-            </w:r>
-            <w:proofErr w:type="gramEnd"/>
-            <w:r>
-              <w:rPr>
-                <w:lang w:val="en-US"/>
-              </w:rPr>
-              <w:t xml:space="preserve"> can increase or decrease quantity using input field or +/- buttons</w:t>
+            <w:r>
+              <w:rPr>
+                <w:lang w:val="en-US"/>
+              </w:rPr>
+              <w:t>User can increase or decrease quantity using input field or +/- buttons</w:t>
             </w:r>
           </w:p>
           <w:p>
@@ -10353,14 +10667,7 @@
               <w:rPr>
                 <w:lang w:val="en-US"/>
               </w:rPr>
-              <w:t xml:space="preserve">Appropriate error message is shown if </w:t>
-            </w:r>
-            <w:r>
-              <w:rPr>
-                <w:lang w:val="en-US"/>
-              </w:rPr>
-              <w:lastRenderedPageBreak/>
-              <w:t>user tries to exceed stoc</w:t>
+              <w:t>Appropriate error message is shown if user tries to exceed stoc</w:t>
             </w:r>
             <w:r>
               <w:rPr>
@@ -10379,7 +10686,6 @@
               <w:widowControl w:val="0"/>
             </w:pPr>
             <w:r>
-              <w:lastRenderedPageBreak/>
               <w:t>In Review</w:t>
             </w:r>
           </w:p>
@@ -10496,8 +10802,22 @@
               <w:rPr>
                 <w:lang w:val="en-US"/>
               </w:rPr>
-              <w:t xml:space="preserve">Button is enabled when product is In Stock </w:t>
-            </w:r>
+              <w:t xml:space="preserve">Button is enabled when product is In </w:t>
+            </w:r>
+            <w:proofErr w:type="gramStart"/>
+            <w:r>
+              <w:rPr>
+                <w:lang w:val="en-US"/>
+              </w:rPr>
+              <w:t xml:space="preserve">Stock </w:t>
+            </w:r>
+            <w:r>
+              <w:rPr>
+                <w:lang w:val="en-US"/>
+              </w:rPr>
+              <w:t>.</w:t>
+            </w:r>
+            <w:proofErr w:type="gramEnd"/>
           </w:p>
           <w:p>
             <w:pPr>
@@ -10517,6 +10837,12 @@
               </w:rPr>
               <w:t>Button is disabled when product is Out of Stock</w:t>
             </w:r>
+            <w:r>
+              <w:rPr>
+                <w:lang w:val="en-US"/>
+              </w:rPr>
+              <w:t>.</w:t>
+            </w:r>
           </w:p>
           <w:p>
             <w:pPr>
@@ -10535,6 +10861,12 @@
                 <w:lang w:val="en-US"/>
               </w:rPr>
               <w:t>Clicking the button adds the product to the cart with the selected quantity</w:t>
+            </w:r>
+            <w:r>
+              <w:rPr>
+                <w:lang w:val="en-US"/>
+              </w:rPr>
+              <w:t>.</w:t>
             </w:r>
           </w:p>
           <w:p>
@@ -10642,6 +10974,7 @@
           </w:tcPr>
           <w:p>
             <w:pPr>
+              <w:pStyle w:val="ListParagraph"/>
               <w:widowControl w:val="0"/>
               <w:rPr>
                 <w:lang w:val="en-US"/>
@@ -10652,6 +10985,128 @@
                 <w:lang w:val="en-US"/>
               </w:rPr>
               <w:t>Product description is clearly visible on product grid</w:t>
+            </w:r>
+            <w:r>
+              <w:rPr>
+                <w:lang w:val="en-US"/>
+              </w:rPr>
+              <w:t>.</w:t>
+            </w:r>
+          </w:p>
+        </w:tc>
+        <w:tc>
+          <w:tcPr>
+            <w:tcW w:w="426" w:type="pct"/>
+          </w:tcPr>
+          <w:p>
+            <w:pPr>
+              <w:widowControl w:val="0"/>
+            </w:pPr>
+            <w:r>
+              <w:t>In Review</w:t>
+            </w:r>
+          </w:p>
+        </w:tc>
+      </w:tr>
+      <w:tr>
+        <w:tc>
+          <w:tcPr>
+            <w:tcW w:w="456" w:type="pct"/>
+            <w:tcMar>
+              <w:top w:w="100" w:type="dxa"/>
+              <w:left w:w="100" w:type="dxa"/>
+              <w:bottom w:w="100" w:type="dxa"/>
+              <w:right w:w="100" w:type="dxa"/>
+            </w:tcMar>
+          </w:tcPr>
+          <w:p>
+            <w:pPr>
+              <w:widowControl w:val="0"/>
+              <w:spacing w:before="0" w:after="0"/>
+            </w:pPr>
+            <w:r>
+              <w:lastRenderedPageBreak/>
+              <w:t>SRS-FN-Product-009</w:t>
+            </w:r>
+          </w:p>
+        </w:tc>
+        <w:tc>
+          <w:tcPr>
+            <w:tcW w:w="1341" w:type="pct"/>
+            <w:tcMar>
+              <w:top w:w="100" w:type="dxa"/>
+              <w:left w:w="100" w:type="dxa"/>
+              <w:bottom w:w="100" w:type="dxa"/>
+              <w:right w:w="100" w:type="dxa"/>
+            </w:tcMar>
+          </w:tcPr>
+          <w:p>
+            <w:pPr>
+              <w:widowControl w:val="0"/>
+            </w:pPr>
+            <w:r>
+              <w:t>The system SHALL provide a search bar to allow customers to search for products in the dashboard.</w:t>
+            </w:r>
+          </w:p>
+        </w:tc>
+        <w:tc>
+          <w:tcPr>
+            <w:tcW w:w="426" w:type="pct"/>
+          </w:tcPr>
+          <w:p>
+            <w:pPr>
+              <w:widowControl w:val="0"/>
+            </w:pPr>
+            <w:r>
+              <w:t>Functional</w:t>
+            </w:r>
+          </w:p>
+        </w:tc>
+        <w:tc>
+          <w:tcPr>
+            <w:tcW w:w="734" w:type="pct"/>
+          </w:tcPr>
+          <w:p>
+            <w:pPr>
+              <w:widowControl w:val="0"/>
+            </w:pPr>
+            <w:r>
+              <w:t>Testing</w:t>
+            </w:r>
+          </w:p>
+        </w:tc>
+        <w:tc>
+          <w:tcPr>
+            <w:tcW w:w="1617" w:type="pct"/>
+          </w:tcPr>
+          <w:p>
+            <w:pPr>
+              <w:widowControl w:val="0"/>
+              <w:ind w:left="360"/>
+            </w:pPr>
+            <w:r>
+              <w:t>Search bar is visible on the product list page.</w:t>
+            </w:r>
+          </w:p>
+          <w:p>
+            <w:pPr>
+              <w:widowControl w:val="0"/>
+              <w:ind w:left="360"/>
+            </w:pPr>
+            <w:r>
+              <w:t>Results update dynamically or upon submission to show relevant products.</w:t>
+            </w:r>
+          </w:p>
+          <w:p>
+            <w:pPr>
+              <w:widowControl w:val="0"/>
+              <w:ind w:left="360"/>
+              <w:rPr>
+                <w:lang w:val="en-US"/>
+              </w:rPr>
+            </w:pPr>
+            <w:r>
+              <w:t>Customers can find products by name or keyword.</w:t>
             </w:r>
           </w:p>
         </w:tc>
@@ -10885,25 +11340,8 @@
             <w:pPr>
               <w:widowControl w:val="0"/>
             </w:pPr>
-            <w:proofErr w:type="gramStart"/>
-            <w:r>
-              <w:t>The system SHALL</w:t>
-            </w:r>
-            <w:proofErr w:type="gramEnd"/>
-            <w:r>
-              <w:t xml:space="preserve"> </w:t>
-            </w:r>
-            <w:proofErr w:type="gramStart"/>
-            <w:r>
-              <w:t>provide</w:t>
-            </w:r>
-            <w:proofErr w:type="gramEnd"/>
-            <w:r>
-              <w:t xml:space="preserve"> a shopping </w:t>
-            </w:r>
-            <w:r>
-              <w:lastRenderedPageBreak/>
-              <w:t>cart page that allows customers to list the selected items with their quantities and total price before proceeding to checkout.</w:t>
+            <w:r>
+              <w:t>The system SHALL provide a shopping cart page that allows customers to list the selected items with their quantities and total price before proceeding to checkout.</w:t>
             </w:r>
           </w:p>
         </w:tc>
@@ -10916,7 +11354,6 @@
               <w:widowControl w:val="0"/>
             </w:pPr>
             <w:r>
-              <w:lastRenderedPageBreak/>
               <w:t>Functional</w:t>
             </w:r>
           </w:p>
@@ -10954,14 +11391,7 @@
               <w:rPr>
                 <w:lang w:val="en-US"/>
               </w:rPr>
-              <w:t xml:space="preserve">A cart icon/tab must be visible in the </w:t>
-            </w:r>
-            <w:r>
-              <w:rPr>
-                <w:lang w:val="en-US"/>
-              </w:rPr>
-              <w:lastRenderedPageBreak/>
-              <w:t>navigation bar and redirect the user to the Cart page upon clicking.</w:t>
+              <w:t>A cart icon/tab must be visible in the navigation bar and redirect the user to the Cart page upon clicking.</w:t>
             </w:r>
           </w:p>
           <w:p>
@@ -11046,6 +11476,12 @@
                 <w:lang w:val="en-US"/>
               </w:rPr>
               <w:t xml:space="preserve"> sum of (subtotal) + shipping fee</w:t>
+            </w:r>
+            <w:r>
+              <w:rPr>
+                <w:lang w:val="en-US"/>
+              </w:rPr>
+              <w:t xml:space="preserve"> (50 EGP)</w:t>
             </w:r>
           </w:p>
           <w:p>
@@ -11108,15 +11544,7 @@
               <w:widowControl w:val="0"/>
             </w:pPr>
             <w:r>
-              <w:t xml:space="preserve">The system SHALL </w:t>
-            </w:r>
-            <w:proofErr w:type="gramStart"/>
-            <w:r>
-              <w:t>allow</w:t>
-            </w:r>
-            <w:proofErr w:type="gramEnd"/>
-            <w:r>
-              <w:t xml:space="preserve"> customers to add products to the shopping cart with a specified quantity.</w:t>
+              <w:t>The system SHALL allow customers to add products to the shopping cart with a specified quantity.</w:t>
             </w:r>
           </w:p>
         </w:tc>
@@ -11242,21 +11670,7 @@
               <w:rPr>
                 <w:lang w:val="en-US"/>
               </w:rPr>
-              <w:t xml:space="preserve">If a user adds an existing product in the cart again, the system should </w:t>
-            </w:r>
-            <w:proofErr w:type="gramStart"/>
-            <w:r>
-              <w:rPr>
-                <w:lang w:val="en-US"/>
-              </w:rPr>
-              <w:t>increment</w:t>
-            </w:r>
-            <w:proofErr w:type="gramEnd"/>
-            <w:r>
-              <w:rPr>
-                <w:lang w:val="en-US"/>
-              </w:rPr>
-              <w:t xml:space="preserve"> the product quantity instead of adding a new line item.</w:t>
+              <w:t>If a user adds an existing product in the cart again, the system should increment the product quantity instead of adding a new line item.</w:t>
             </w:r>
           </w:p>
           <w:p>
@@ -11299,7 +11713,6 @@
               <w:spacing w:before="0" w:after="0"/>
             </w:pPr>
             <w:r>
-              <w:lastRenderedPageBreak/>
               <w:t>SRS-FN-Cart-003</w:t>
             </w:r>
           </w:p>
@@ -11319,15 +11732,7 @@
               <w:widowControl w:val="0"/>
             </w:pPr>
             <w:r>
-              <w:t xml:space="preserve">The system SHALL </w:t>
-            </w:r>
-            <w:proofErr w:type="gramStart"/>
-            <w:r>
-              <w:t>allow</w:t>
-            </w:r>
-            <w:proofErr w:type="gramEnd"/>
-            <w:r>
-              <w:t xml:space="preserve"> customers to remove items from the shopping cart.</w:t>
+              <w:t>The system SHALL allow customers to remove items from the shopping cart.</w:t>
             </w:r>
           </w:p>
         </w:tc>
@@ -11469,7 +11874,11 @@
               <w:widowControl w:val="0"/>
             </w:pPr>
             <w:r>
-              <w:t>The system SHALL provide a “Proceed to Checkout” button from the shopping cart page.</w:t>
+              <w:t xml:space="preserve">The system SHALL provide a “Proceed to Checkout” button from the shopping cart </w:t>
+            </w:r>
+            <w:r>
+              <w:lastRenderedPageBreak/>
+              <w:t>page.</w:t>
             </w:r>
           </w:p>
         </w:tc>
@@ -11482,6 +11891,7 @@
               <w:widowControl w:val="0"/>
             </w:pPr>
             <w:r>
+              <w:lastRenderedPageBreak/>
               <w:t>Functional</w:t>
             </w:r>
           </w:p>
@@ -11538,7 +11948,14 @@
               <w:rPr>
                 <w:lang w:val="en-US"/>
               </w:rPr>
-              <w:t xml:space="preserve">Button is enabled only when the cart is not empty  </w:t>
+              <w:t xml:space="preserve">Button is enabled only when the cart is not </w:t>
+            </w:r>
+            <w:r>
+              <w:rPr>
+                <w:lang w:val="en-US"/>
+              </w:rPr>
+              <w:lastRenderedPageBreak/>
+              <w:t xml:space="preserve">empty  </w:t>
             </w:r>
           </w:p>
           <w:p>
@@ -11559,6 +11976,12 @@
               </w:rPr>
               <w:t>Clicking the button navigates the user to the Checkout page</w:t>
             </w:r>
+            <w:r>
+              <w:rPr>
+                <w:lang w:val="en-US"/>
+              </w:rPr>
+              <w:t>.</w:t>
+            </w:r>
           </w:p>
         </w:tc>
         <w:tc>
@@ -11570,12 +11993,15 @@
               <w:widowControl w:val="0"/>
             </w:pPr>
             <w:r>
+              <w:lastRenderedPageBreak/>
               <w:t>In Review</w:t>
             </w:r>
           </w:p>
         </w:tc>
       </w:tr>
     </w:tbl>
+    <w:p/>
+    <w:p/>
     <w:p/>
     <w:p>
       <w:pPr>
@@ -11812,15 +12238,19 @@
               <w:spacing w:before="0" w:after="0" w:line="240" w:lineRule="auto"/>
             </w:pPr>
             <w:r>
-              <w:t xml:space="preserve">The system SHALL </w:t>
-            </w:r>
-            <w:proofErr w:type="gramStart"/>
-            <w:r>
-              <w:t>provide</w:t>
-            </w:r>
-            <w:proofErr w:type="gramEnd"/>
-            <w:r>
-              <w:t xml:space="preserve"> an order confirmation page to revise and confirm the order</w:t>
+              <w:t xml:space="preserve">The system SHALL provide </w:t>
+            </w:r>
+            <w:r>
+              <w:t>a Checkout Page with valid data (</w:t>
+            </w:r>
+            <w:r>
+              <w:rPr>
+                <w:lang w:val="en-US"/>
+              </w:rPr>
+              <w:t>city, address, receiver phone, receiver name</w:t>
+            </w:r>
+            <w:r>
+              <w:t>)</w:t>
             </w:r>
           </w:p>
         </w:tc>
@@ -11872,6 +12302,197 @@
           </w:tcPr>
           <w:p>
             <w:pPr>
+              <w:pStyle w:val="ListParagraph"/>
+              <w:widowControl w:val="0"/>
+              <w:numPr>
+                <w:ilvl w:val="0"/>
+                <w:numId w:val="59"/>
+              </w:numPr>
+              <w:pBdr>
+                <w:top w:val="nil"/>
+                <w:left w:val="nil"/>
+                <w:bottom w:val="nil"/>
+                <w:right w:val="nil"/>
+                <w:between w:val="nil"/>
+              </w:pBdr>
+              <w:spacing w:before="0" w:after="0"/>
+              <w:rPr>
+                <w:lang w:val="en-US"/>
+              </w:rPr>
+            </w:pPr>
+            <w:r>
+              <w:t xml:space="preserve">The checkout </w:t>
+            </w:r>
+            <w:r>
+              <w:rPr>
+                <w:lang w:val="en-US"/>
+              </w:rPr>
+              <w:t xml:space="preserve">page contains four input fields: </w:t>
+            </w:r>
+            <w:r>
+              <w:rPr>
+                <w:lang w:val="en-US"/>
+              </w:rPr>
+              <w:t>C</w:t>
+            </w:r>
+            <w:r>
+              <w:rPr>
+                <w:lang w:val="en-US"/>
+              </w:rPr>
+              <w:t xml:space="preserve">ity, </w:t>
+            </w:r>
+            <w:r>
+              <w:rPr>
+                <w:lang w:val="en-US"/>
+              </w:rPr>
+              <w:t>A</w:t>
+            </w:r>
+            <w:r>
+              <w:rPr>
+                <w:lang w:val="en-US"/>
+              </w:rPr>
+              <w:t xml:space="preserve">ddress, </w:t>
+            </w:r>
+            <w:r>
+              <w:rPr>
+                <w:lang w:val="en-US"/>
+              </w:rPr>
+              <w:t>R</w:t>
+            </w:r>
+            <w:r>
+              <w:rPr>
+                <w:lang w:val="en-US"/>
+              </w:rPr>
+              <w:t xml:space="preserve">eceiver phone, </w:t>
+            </w:r>
+            <w:r>
+              <w:rPr>
+                <w:lang w:val="en-US"/>
+              </w:rPr>
+              <w:t>and Receiver</w:t>
+            </w:r>
+            <w:r>
+              <w:rPr>
+                <w:lang w:val="en-US"/>
+              </w:rPr>
+              <w:t xml:space="preserve"> name</w:t>
+            </w:r>
+          </w:p>
+          <w:p>
+            <w:pPr>
+              <w:pStyle w:val="ListParagraph"/>
+              <w:widowControl w:val="0"/>
+              <w:numPr>
+                <w:ilvl w:val="0"/>
+                <w:numId w:val="59"/>
+              </w:numPr>
+              <w:pBdr>
+                <w:top w:val="nil"/>
+                <w:left w:val="nil"/>
+                <w:bottom w:val="nil"/>
+                <w:right w:val="nil"/>
+                <w:between w:val="nil"/>
+              </w:pBdr>
+              <w:spacing w:before="0" w:after="0"/>
+              <w:rPr>
+                <w:lang w:val="en-US"/>
+              </w:rPr>
+            </w:pPr>
+            <w:r>
+              <w:rPr>
+                <w:lang w:val="en-US"/>
+              </w:rPr>
+              <w:t>All fields are labeled</w:t>
+            </w:r>
+          </w:p>
+          <w:p>
+            <w:pPr>
+              <w:pStyle w:val="ListParagraph"/>
+              <w:widowControl w:val="0"/>
+              <w:numPr>
+                <w:ilvl w:val="0"/>
+                <w:numId w:val="59"/>
+              </w:numPr>
+              <w:pBdr>
+                <w:top w:val="nil"/>
+                <w:left w:val="nil"/>
+                <w:bottom w:val="nil"/>
+                <w:right w:val="nil"/>
+                <w:between w:val="nil"/>
+              </w:pBdr>
+              <w:spacing w:before="0" w:after="0"/>
+              <w:rPr>
+                <w:lang w:val="en-US"/>
+              </w:rPr>
+            </w:pPr>
+            <w:r>
+              <w:rPr>
+                <w:lang w:val="en-US"/>
+              </w:rPr>
+              <w:t>C</w:t>
+            </w:r>
+            <w:r>
+              <w:rPr>
+                <w:lang w:val="en-US"/>
+              </w:rPr>
+              <w:t xml:space="preserve">ity, </w:t>
+            </w:r>
+            <w:r>
+              <w:rPr>
+                <w:lang w:val="en-US"/>
+              </w:rPr>
+              <w:t>A</w:t>
+            </w:r>
+            <w:r>
+              <w:rPr>
+                <w:lang w:val="en-US"/>
+              </w:rPr>
+              <w:t xml:space="preserve">ddress, </w:t>
+            </w:r>
+            <w:r>
+              <w:rPr>
+                <w:lang w:val="en-US"/>
+              </w:rPr>
+              <w:t>R</w:t>
+            </w:r>
+            <w:r>
+              <w:rPr>
+                <w:lang w:val="en-US"/>
+              </w:rPr>
+              <w:t xml:space="preserve">eceiver phone, </w:t>
+            </w:r>
+            <w:r>
+              <w:rPr>
+                <w:lang w:val="en-US"/>
+              </w:rPr>
+              <w:t>and Receiver</w:t>
+            </w:r>
+            <w:r>
+              <w:rPr>
+                <w:lang w:val="en-US"/>
+              </w:rPr>
+              <w:t xml:space="preserve"> name</w:t>
+            </w:r>
+            <w:r>
+              <w:rPr>
+                <w:lang w:val="en-US"/>
+              </w:rPr>
+              <w:t xml:space="preserve"> </w:t>
+            </w:r>
+            <w:r>
+              <w:rPr>
+                <w:lang w:val="en-US"/>
+              </w:rPr>
+              <w:t>fields are mandatory</w:t>
+            </w:r>
+          </w:p>
+        </w:tc>
+        <w:tc>
+          <w:tcPr>
+            <w:tcW w:w="427" w:type="pct"/>
+          </w:tcPr>
+          <w:p>
+            <w:pPr>
               <w:widowControl w:val="0"/>
               <w:pBdr>
                 <w:top w:val="nil"/>
@@ -11881,64 +12502,44 @@
                 <w:between w:val="nil"/>
               </w:pBdr>
               <w:spacing w:before="0" w:after="0" w:line="240" w:lineRule="auto"/>
-              <w:rPr>
-                <w:rtl/>
-                <w:lang w:val="en-US" w:bidi="ar-EG"/>
-              </w:rPr>
-            </w:pPr>
-            <w:r>
-              <w:rPr>
-                <w:lang w:val="en-US"/>
-              </w:rPr>
-              <w:t xml:space="preserve">Order </w:t>
-            </w:r>
-            <w:r>
-              <w:rPr>
-                <w:lang w:val="en-US"/>
-              </w:rPr>
-              <w:t>Checkout</w:t>
-            </w:r>
-            <w:r>
-              <w:rPr>
-                <w:lang w:val="en-US"/>
-              </w:rPr>
-              <w:t xml:space="preserve"> page </w:t>
-            </w:r>
-            <w:r>
-              <w:rPr>
-                <w:lang w:val="en-US"/>
-              </w:rPr>
-              <w:t xml:space="preserve">to finalize and confirm the purchase and </w:t>
-            </w:r>
-            <w:proofErr w:type="gramStart"/>
-            <w:r>
-              <w:rPr>
-                <w:lang w:val="en-US"/>
-              </w:rPr>
-              <w:t>filling</w:t>
-            </w:r>
-            <w:proofErr w:type="gramEnd"/>
-            <w:r>
-              <w:rPr>
-                <w:lang w:val="en-US"/>
-              </w:rPr>
-              <w:t xml:space="preserve"> the final fields </w:t>
-            </w:r>
-            <w:proofErr w:type="gramStart"/>
-            <w:r>
-              <w:rPr>
-                <w:lang w:val="en-US"/>
-              </w:rPr>
-              <w:t>ex(</w:t>
-            </w:r>
-            <w:proofErr w:type="gramEnd"/>
-            <w:r>
-              <w:rPr>
-                <w:lang w:val="en-US"/>
-              </w:rPr>
-              <w:t xml:space="preserve">city, address) </w:t>
-            </w:r>
-          </w:p>
+            </w:pPr>
+            <w:r>
+              <w:t>In Review</w:t>
+            </w:r>
+          </w:p>
+        </w:tc>
+      </w:tr>
+      <w:tr>
+        <w:tc>
+          <w:tcPr>
+            <w:tcW w:w="549" w:type="pct"/>
+            <w:tcMar>
+              <w:top w:w="100" w:type="dxa"/>
+              <w:left w:w="100" w:type="dxa"/>
+              <w:bottom w:w="100" w:type="dxa"/>
+              <w:right w:w="100" w:type="dxa"/>
+            </w:tcMar>
+          </w:tcPr>
+          <w:p>
+            <w:pPr>
+              <w:widowControl w:val="0"/>
+              <w:spacing w:before="0" w:after="0"/>
+            </w:pPr>
+            <w:r>
+              <w:t>SRS-FN- Checkout-002</w:t>
+            </w:r>
+          </w:p>
+        </w:tc>
+        <w:tc>
+          <w:tcPr>
+            <w:tcW w:w="1311" w:type="pct"/>
+            <w:tcMar>
+              <w:top w:w="100" w:type="dxa"/>
+              <w:left w:w="100" w:type="dxa"/>
+              <w:bottom w:w="100" w:type="dxa"/>
+              <w:right w:w="100" w:type="dxa"/>
+            </w:tcMar>
+          </w:tcPr>
           <w:p>
             <w:pPr>
               <w:widowControl w:val="0"/>
@@ -11949,101 +12550,16 @@
                 <w:right w:val="nil"/>
                 <w:between w:val="nil"/>
               </w:pBdr>
-              <w:spacing w:before="0" w:after="0" w:line="240" w:lineRule="auto"/>
-              <w:rPr>
-                <w:lang w:val="en-US"/>
-              </w:rPr>
-            </w:pPr>
-          </w:p>
-        </w:tc>
-        <w:tc>
-          <w:tcPr>
-            <w:tcW w:w="427" w:type="pct"/>
-          </w:tcPr>
-          <w:p>
-            <w:pPr>
-              <w:widowControl w:val="0"/>
-              <w:pBdr>
-                <w:top w:val="nil"/>
-                <w:left w:val="nil"/>
-                <w:bottom w:val="nil"/>
-                <w:right w:val="nil"/>
-                <w:between w:val="nil"/>
-              </w:pBdr>
-              <w:spacing w:before="0" w:after="0" w:line="240" w:lineRule="auto"/>
-            </w:pPr>
-            <w:r>
-              <w:t>In Review</w:t>
-            </w:r>
-          </w:p>
-        </w:tc>
-      </w:tr>
-      <w:tr>
-        <w:tc>
-          <w:tcPr>
-            <w:tcW w:w="549" w:type="pct"/>
-            <w:tcMar>
-              <w:top w:w="100" w:type="dxa"/>
-              <w:left w:w="100" w:type="dxa"/>
-              <w:bottom w:w="100" w:type="dxa"/>
-              <w:right w:w="100" w:type="dxa"/>
-            </w:tcMar>
-          </w:tcPr>
-          <w:p>
-            <w:pPr>
-              <w:widowControl w:val="0"/>
               <w:spacing w:before="0" w:after="0"/>
-            </w:pPr>
-            <w:r>
-              <w:t>SRS-FN- Checkout-002</w:t>
-            </w:r>
-          </w:p>
-        </w:tc>
-        <w:tc>
-          <w:tcPr>
-            <w:tcW w:w="1311" w:type="pct"/>
-            <w:tcMar>
-              <w:top w:w="100" w:type="dxa"/>
-              <w:left w:w="100" w:type="dxa"/>
-              <w:bottom w:w="100" w:type="dxa"/>
-              <w:right w:w="100" w:type="dxa"/>
-            </w:tcMar>
-          </w:tcPr>
-          <w:p>
-            <w:pPr>
-              <w:widowControl w:val="0"/>
-              <w:pBdr>
-                <w:top w:val="nil"/>
-                <w:left w:val="nil"/>
-                <w:bottom w:val="nil"/>
-                <w:right w:val="nil"/>
-                <w:between w:val="nil"/>
-              </w:pBdr>
-              <w:spacing w:before="0" w:after="0" w:line="240" w:lineRule="auto"/>
-            </w:pPr>
-            <w:proofErr w:type="gramStart"/>
-            <w:r>
-              <w:t>The system SHALL</w:t>
-            </w:r>
-            <w:proofErr w:type="gramEnd"/>
-            <w:r>
-              <w:t xml:space="preserve"> </w:t>
-            </w:r>
-            <w:proofErr w:type="gramStart"/>
-            <w:r>
-              <w:t>provide</w:t>
-            </w:r>
-            <w:proofErr w:type="gramEnd"/>
-            <w:r>
-              <w:t xml:space="preserve"> </w:t>
-            </w:r>
-            <w:proofErr w:type="gramStart"/>
-            <w:r>
-              <w:t>a mandatory</w:t>
-            </w:r>
-            <w:proofErr w:type="gramEnd"/>
-            <w:r>
-              <w:t xml:space="preserve"> input fields (City-Address) to store the delivery address</w:t>
+              <w:rPr>
+                <w:lang w:val="en-US"/>
+              </w:rPr>
+            </w:pPr>
+            <w:r>
+              <w:t>The system</w:t>
+            </w:r>
+            <w:r>
+              <w:t xml:space="preserve"> SHALL display an error message for “Please enter the required data.”</w:t>
             </w:r>
           </w:p>
         </w:tc>
@@ -12117,17 +12633,42 @@
               <w:rPr>
                 <w:lang w:val="en-US"/>
               </w:rPr>
-              <w:t xml:space="preserve">City and Detailed Address fields are mandatory </w:t>
-            </w:r>
-          </w:p>
-          <w:p>
-            <w:pPr>
-              <w:pStyle w:val="ListParagraph"/>
-              <w:widowControl w:val="0"/>
-              <w:numPr>
-                <w:ilvl w:val="0"/>
-                <w:numId w:val="32"/>
-              </w:numPr>
+              <w:t>The system</w:t>
+            </w:r>
+            <w:r>
+              <w:rPr>
+                <w:lang w:val="en-US"/>
+              </w:rPr>
+              <w:t xml:space="preserve"> prevents proceeding to confirmation if </w:t>
+            </w:r>
+            <w:r>
+              <w:rPr>
+                <w:lang w:val="en-US"/>
+              </w:rPr>
+              <w:t xml:space="preserve">any </w:t>
+            </w:r>
+            <w:r>
+              <w:rPr>
+                <w:lang w:val="en-US"/>
+              </w:rPr>
+              <w:t xml:space="preserve">field </w:t>
+            </w:r>
+            <w:r>
+              <w:rPr>
+                <w:lang w:val="en-US"/>
+              </w:rPr>
+              <w:t>is</w:t>
+            </w:r>
+            <w:r>
+              <w:rPr>
+                <w:lang w:val="en-US"/>
+              </w:rPr>
+              <w:t xml:space="preserve"> empty</w:t>
+            </w:r>
+          </w:p>
+          <w:p>
+            <w:pPr>
+              <w:widowControl w:val="0"/>
               <w:pBdr>
                 <w:top w:val="nil"/>
                 <w:left w:val="nil"/>
@@ -12140,27 +12681,6 @@
                 <w:lang w:val="en-US"/>
               </w:rPr>
             </w:pPr>
-            <w:r>
-              <w:rPr>
-                <w:lang w:val="en-US"/>
-              </w:rPr>
-              <w:t xml:space="preserve">System prevents proceeding to </w:t>
-            </w:r>
-            <w:proofErr w:type="gramStart"/>
-            <w:r>
-              <w:rPr>
-                <w:lang w:val="en-US"/>
-              </w:rPr>
-              <w:lastRenderedPageBreak/>
-              <w:t>confirmation</w:t>
-            </w:r>
-            <w:proofErr w:type="gramEnd"/>
-            <w:r>
-              <w:rPr>
-                <w:lang w:val="en-US"/>
-              </w:rPr>
-              <w:t xml:space="preserve"> if address fields are empty</w:t>
-            </w:r>
           </w:p>
           <w:p>
             <w:pPr>
@@ -12178,6 +12698,11 @@
               </w:rPr>
             </w:pPr>
           </w:p>
+        </w:tc>
+        <w:tc>
+          <w:tcPr>
+            <w:tcW w:w="427" w:type="pct"/>
+          </w:tcPr>
           <w:p>
             <w:pPr>
               <w:widowControl w:val="0"/>
@@ -12189,30 +12714,8 @@
                 <w:between w:val="nil"/>
               </w:pBdr>
               <w:spacing w:before="0" w:after="0" w:line="240" w:lineRule="auto"/>
-              <w:rPr>
-                <w:lang w:val="en-US"/>
-              </w:rPr>
-            </w:pPr>
-          </w:p>
-        </w:tc>
-        <w:tc>
-          <w:tcPr>
-            <w:tcW w:w="427" w:type="pct"/>
-          </w:tcPr>
-          <w:p>
-            <w:pPr>
-              <w:widowControl w:val="0"/>
-              <w:pBdr>
-                <w:top w:val="nil"/>
-                <w:left w:val="nil"/>
-                <w:bottom w:val="nil"/>
-                <w:right w:val="nil"/>
-                <w:between w:val="nil"/>
-              </w:pBdr>
-              <w:spacing w:before="0" w:after="0" w:line="240" w:lineRule="auto"/>
-            </w:pPr>
-            <w:r>
-              <w:lastRenderedPageBreak/>
+            </w:pPr>
+            <w:r>
               <w:t>In Review</w:t>
             </w:r>
           </w:p>
@@ -12370,7 +12873,14 @@
               <w:rPr>
                 <w:lang w:val="en-US"/>
               </w:rPr>
+              <w:lastRenderedPageBreak/>
               <w:t xml:space="preserve">Clicking the button confirms the order successfully </w:t>
+            </w:r>
+            <w:r>
+              <w:rPr>
+                <w:lang w:val="en-US"/>
+              </w:rPr>
+              <w:t>with a pop-up “Order is placed successfully” message and redirects to the Home Page</w:t>
             </w:r>
           </w:p>
           <w:p>
@@ -12397,7 +12907,13 @@
               <w:rPr>
                 <w:lang w:val="en-US"/>
               </w:rPr>
-              <w:t>Button is disabled until all required fields are filled</w:t>
+              <w:t>The button</w:t>
+            </w:r>
+            <w:r>
+              <w:rPr>
+                <w:lang w:val="en-US"/>
+              </w:rPr>
+              <w:t xml:space="preserve"> is disabled until all required fields are filled</w:t>
             </w:r>
           </w:p>
           <w:p>
@@ -12434,6 +12950,7 @@
               <w:spacing w:before="0" w:after="0" w:line="240" w:lineRule="auto"/>
             </w:pPr>
             <w:r>
+              <w:lastRenderedPageBreak/>
               <w:t>In Review</w:t>
             </w:r>
           </w:p>
@@ -12508,21 +13025,7 @@
               <w:rPr>
                 <w:lang w:val="en-US"/>
               </w:rPr>
-              <w:t xml:space="preserve"> clearly </w:t>
-            </w:r>
-            <w:proofErr w:type="gramStart"/>
-            <w:r>
-              <w:rPr>
-                <w:lang w:val="en-US"/>
-              </w:rPr>
-              <w:t>display</w:t>
-            </w:r>
-            <w:proofErr w:type="gramEnd"/>
-            <w:r>
-              <w:rPr>
-                <w:lang w:val="en-US"/>
-              </w:rPr>
-              <w:t xml:space="preserve"> that the purchase will be completed using Cash on Delivery (COD).</w:t>
+              <w:t xml:space="preserve"> clearly display that the purchase will be completed using Cash on Delivery (COD).</w:t>
             </w:r>
           </w:p>
           <w:p>
@@ -12606,165 +13109,11 @@
           </w:tcPr>
           <w:p>
             <w:pPr>
-              <w:widowControl w:val="0"/>
-              <w:pBdr>
-                <w:top w:val="nil"/>
-                <w:left w:val="nil"/>
-                <w:bottom w:val="nil"/>
-                <w:right w:val="nil"/>
-                <w:between w:val="nil"/>
-              </w:pBdr>
-              <w:spacing w:before="0" w:after="0" w:line="240" w:lineRule="auto"/>
-              <w:rPr>
-                <w:lang w:val="en-US"/>
-              </w:rPr>
-            </w:pPr>
-            <w:r>
-              <w:rPr>
-                <w:lang w:val="en-US"/>
-              </w:rPr>
-              <w:t>Text indicating “Cash on Delivery” is visible on the confirmation and checkout page</w:t>
-            </w:r>
-          </w:p>
-        </w:tc>
-        <w:tc>
-          <w:tcPr>
-            <w:tcW w:w="427" w:type="pct"/>
-          </w:tcPr>
-          <w:p>
-            <w:pPr>
-              <w:widowControl w:val="0"/>
-              <w:pBdr>
-                <w:top w:val="nil"/>
-                <w:left w:val="nil"/>
-                <w:bottom w:val="nil"/>
-                <w:right w:val="nil"/>
-                <w:between w:val="nil"/>
-              </w:pBdr>
-              <w:spacing w:before="0" w:after="0" w:line="240" w:lineRule="auto"/>
-            </w:pPr>
-            <w:r>
-              <w:t>In Review</w:t>
-            </w:r>
-          </w:p>
-        </w:tc>
-      </w:tr>
-      <w:tr>
-        <w:tc>
-          <w:tcPr>
-            <w:tcW w:w="549" w:type="pct"/>
-            <w:tcMar>
-              <w:top w:w="100" w:type="dxa"/>
-              <w:left w:w="100" w:type="dxa"/>
-              <w:bottom w:w="100" w:type="dxa"/>
-              <w:right w:w="100" w:type="dxa"/>
-            </w:tcMar>
-          </w:tcPr>
-          <w:p>
-            <w:pPr>
-              <w:widowControl w:val="0"/>
-              <w:pBdr>
-                <w:top w:val="nil"/>
-                <w:left w:val="nil"/>
-                <w:bottom w:val="nil"/>
-                <w:right w:val="nil"/>
-                <w:between w:val="nil"/>
-              </w:pBdr>
-              <w:spacing w:before="0" w:after="0" w:line="240" w:lineRule="auto"/>
-            </w:pPr>
-            <w:r>
-              <w:t>SRS-FN-Checkout-005</w:t>
-            </w:r>
-          </w:p>
-        </w:tc>
-        <w:tc>
-          <w:tcPr>
-            <w:tcW w:w="1311" w:type="pct"/>
-            <w:tcMar>
-              <w:top w:w="100" w:type="dxa"/>
-              <w:left w:w="100" w:type="dxa"/>
-              <w:bottom w:w="100" w:type="dxa"/>
-              <w:right w:w="100" w:type="dxa"/>
-            </w:tcMar>
-          </w:tcPr>
-          <w:p>
-            <w:pPr>
-              <w:widowControl w:val="0"/>
-              <w:pBdr>
-                <w:top w:val="nil"/>
-                <w:left w:val="nil"/>
-                <w:bottom w:val="nil"/>
-                <w:right w:val="nil"/>
-                <w:between w:val="nil"/>
-              </w:pBdr>
-              <w:spacing w:before="0" w:after="0" w:line="240" w:lineRule="auto"/>
-            </w:pPr>
-            <w:r>
-              <w:t xml:space="preserve">The system SHALL </w:t>
-            </w:r>
-            <w:proofErr w:type="gramStart"/>
-            <w:r>
-              <w:t>send</w:t>
-            </w:r>
-            <w:proofErr w:type="gramEnd"/>
-            <w:r>
-              <w:t xml:space="preserve"> automated email notifications to customers after successful checkout including success message and order summary</w:t>
-            </w:r>
-          </w:p>
-        </w:tc>
-        <w:tc>
-          <w:tcPr>
-            <w:tcW w:w="427" w:type="pct"/>
-          </w:tcPr>
-          <w:p>
-            <w:pPr>
-              <w:widowControl w:val="0"/>
-              <w:pBdr>
-                <w:top w:val="nil"/>
-                <w:left w:val="nil"/>
-                <w:bottom w:val="nil"/>
-                <w:right w:val="nil"/>
-                <w:between w:val="nil"/>
-              </w:pBdr>
-              <w:spacing w:before="0" w:after="0" w:line="240" w:lineRule="auto"/>
-            </w:pPr>
-            <w:r>
-              <w:t>Functional</w:t>
-            </w:r>
-          </w:p>
-        </w:tc>
-        <w:tc>
-          <w:tcPr>
-            <w:tcW w:w="762" w:type="pct"/>
-          </w:tcPr>
-          <w:p>
-            <w:pPr>
-              <w:widowControl w:val="0"/>
-              <w:pBdr>
-                <w:top w:val="nil"/>
-                <w:left w:val="nil"/>
-                <w:bottom w:val="nil"/>
-                <w:right w:val="nil"/>
-                <w:between w:val="nil"/>
-              </w:pBdr>
-              <w:spacing w:before="0" w:after="0" w:line="240" w:lineRule="auto"/>
-            </w:pPr>
-            <w:r>
-              <w:t>Testing</w:t>
-            </w:r>
-          </w:p>
-        </w:tc>
-        <w:tc>
-          <w:tcPr>
-            <w:tcW w:w="1524" w:type="pct"/>
-          </w:tcPr>
-          <w:p>
-            <w:pPr>
               <w:pStyle w:val="ListParagraph"/>
               <w:widowControl w:val="0"/>
               <w:numPr>
                 <w:ilvl w:val="0"/>
-                <w:numId w:val="30"/>
+                <w:numId w:val="64"/>
               </w:numPr>
               <w:pBdr>
                 <w:top w:val="nil"/>
@@ -12782,17 +13131,17 @@
               <w:rPr>
                 <w:lang w:val="en-US"/>
               </w:rPr>
-              <w:t xml:space="preserve">Email is sent immediately after order confirmation </w:t>
-            </w:r>
-          </w:p>
-          <w:p>
-            <w:pPr>
-              <w:pStyle w:val="ListParagraph"/>
-              <w:widowControl w:val="0"/>
-              <w:numPr>
-                <w:ilvl w:val="0"/>
-                <w:numId w:val="30"/>
-              </w:numPr>
+              <w:t>Text indicating “Cash on Delivery” is visible on the confirmation and checkout page</w:t>
+            </w:r>
+          </w:p>
+        </w:tc>
+        <w:tc>
+          <w:tcPr>
+            <w:tcW w:w="427" w:type="pct"/>
+          </w:tcPr>
+          <w:p>
+            <w:pPr>
+              <w:widowControl w:val="0"/>
               <w:pBdr>
                 <w:top w:val="nil"/>
                 <w:left w:val="nil"/>
@@ -12801,25 +13150,30 @@
                 <w:between w:val="nil"/>
               </w:pBdr>
               <w:spacing w:before="0" w:after="0" w:line="240" w:lineRule="auto"/>
-              <w:rPr>
-                <w:lang w:val="en-US"/>
-              </w:rPr>
-            </w:pPr>
-            <w:r>
-              <w:rPr>
-                <w:lang w:val="en-US"/>
-              </w:rPr>
-              <w:t xml:space="preserve">Email contains order number, items, total amount, and delivery address </w:t>
-            </w:r>
-          </w:p>
-          <w:p>
-            <w:pPr>
-              <w:pStyle w:val="ListParagraph"/>
-              <w:widowControl w:val="0"/>
-              <w:numPr>
-                <w:ilvl w:val="0"/>
-                <w:numId w:val="30"/>
-              </w:numPr>
+            </w:pPr>
+            <w:r>
+              <w:t>In Review</w:t>
+            </w:r>
+          </w:p>
+        </w:tc>
+      </w:tr>
+      <w:tr>
+        <w:trPr>
+          <w:trHeight w:val="20"/>
+        </w:trPr>
+        <w:tc>
+          <w:tcPr>
+            <w:tcW w:w="549" w:type="pct"/>
+            <w:tcMar>
+              <w:top w:w="100" w:type="dxa"/>
+              <w:left w:w="100" w:type="dxa"/>
+              <w:bottom w:w="100" w:type="dxa"/>
+              <w:right w:w="100" w:type="dxa"/>
+            </w:tcMar>
+          </w:tcPr>
+          <w:p>
+            <w:pPr>
+              <w:widowControl w:val="0"/>
               <w:pBdr>
                 <w:top w:val="nil"/>
                 <w:left w:val="nil"/>
@@ -12828,17 +13182,25 @@
                 <w:between w:val="nil"/>
               </w:pBdr>
               <w:spacing w:before="0" w:after="0" w:line="240" w:lineRule="auto"/>
-              <w:rPr>
-                <w:lang w:val="en-US"/>
-              </w:rPr>
-            </w:pPr>
-            <w:r>
-              <w:rPr>
-                <w:lang w:val="en-US"/>
-              </w:rPr>
-              <w:t>Email is delivered to the registered email address</w:t>
-            </w:r>
-          </w:p>
+            </w:pPr>
+            <w:r>
+              <w:t>SRS-FN-Checkout-00</w:t>
+            </w:r>
+            <w:r>
+              <w:t>5</w:t>
+            </w:r>
+          </w:p>
+        </w:tc>
+        <w:tc>
+          <w:tcPr>
+            <w:tcW w:w="1311" w:type="pct"/>
+            <w:tcMar>
+              <w:top w:w="100" w:type="dxa"/>
+              <w:left w:w="100" w:type="dxa"/>
+              <w:bottom w:w="100" w:type="dxa"/>
+              <w:right w:w="100" w:type="dxa"/>
+            </w:tcMar>
+          </w:tcPr>
           <w:p>
             <w:pPr>
               <w:widowControl w:val="0"/>
@@ -12850,102 +13212,9 @@
                 <w:between w:val="nil"/>
               </w:pBdr>
               <w:spacing w:before="0" w:after="0" w:line="240" w:lineRule="auto"/>
-              <w:rPr>
-                <w:lang w:val="en-US"/>
-              </w:rPr>
-            </w:pPr>
-          </w:p>
-        </w:tc>
-        <w:tc>
-          <w:tcPr>
-            <w:tcW w:w="427" w:type="pct"/>
-          </w:tcPr>
-          <w:p>
-            <w:pPr>
-              <w:widowControl w:val="0"/>
-              <w:pBdr>
-                <w:top w:val="nil"/>
-                <w:left w:val="nil"/>
-                <w:bottom w:val="nil"/>
-                <w:right w:val="nil"/>
-                <w:between w:val="nil"/>
-              </w:pBdr>
-              <w:spacing w:before="0" w:after="0" w:line="240" w:lineRule="auto"/>
-            </w:pPr>
-            <w:r>
-              <w:t>In Review</w:t>
-            </w:r>
-          </w:p>
-        </w:tc>
-      </w:tr>
-      <w:tr>
-        <w:tc>
-          <w:tcPr>
-            <w:tcW w:w="549" w:type="pct"/>
-            <w:tcMar>
-              <w:top w:w="100" w:type="dxa"/>
-              <w:left w:w="100" w:type="dxa"/>
-              <w:bottom w:w="100" w:type="dxa"/>
-              <w:right w:w="100" w:type="dxa"/>
-            </w:tcMar>
-          </w:tcPr>
-          <w:p>
-            <w:pPr>
-              <w:widowControl w:val="0"/>
-              <w:pBdr>
-                <w:top w:val="nil"/>
-                <w:left w:val="nil"/>
-                <w:bottom w:val="nil"/>
-                <w:right w:val="nil"/>
-                <w:between w:val="nil"/>
-              </w:pBdr>
-              <w:spacing w:before="0" w:after="0" w:line="240" w:lineRule="auto"/>
-            </w:pPr>
-            <w:r>
-              <w:t>SRS-FN-Checkout-006</w:t>
-            </w:r>
-          </w:p>
-        </w:tc>
-        <w:tc>
-          <w:tcPr>
-            <w:tcW w:w="1311" w:type="pct"/>
-            <w:tcMar>
-              <w:top w:w="100" w:type="dxa"/>
-              <w:left w:w="100" w:type="dxa"/>
-              <w:bottom w:w="100" w:type="dxa"/>
-              <w:right w:w="100" w:type="dxa"/>
-            </w:tcMar>
-          </w:tcPr>
-          <w:p>
-            <w:pPr>
-              <w:widowControl w:val="0"/>
-              <w:pBdr>
-                <w:top w:val="nil"/>
-                <w:left w:val="nil"/>
-                <w:bottom w:val="nil"/>
-                <w:right w:val="nil"/>
-                <w:between w:val="nil"/>
-              </w:pBdr>
-              <w:spacing w:before="0" w:after="0" w:line="240" w:lineRule="auto"/>
-            </w:pPr>
-            <w:r>
-              <w:t xml:space="preserve">The system SHALL </w:t>
-            </w:r>
-            <w:proofErr w:type="gramStart"/>
-            <w:r>
-              <w:t>check</w:t>
-            </w:r>
-            <w:proofErr w:type="gramEnd"/>
-            <w:r>
-              <w:t xml:space="preserve"> that user is login before </w:t>
-            </w:r>
-            <w:proofErr w:type="gramStart"/>
-            <w:r>
-              <w:t>continue</w:t>
-            </w:r>
-            <w:proofErr w:type="gramEnd"/>
-            <w:r>
-              <w:t xml:space="preserve"> to confirm purchase</w:t>
+            </w:pPr>
+            <w:r>
+              <w:t>The system SHALL check that user is login before continue to confirm purchase</w:t>
             </w:r>
           </w:p>
         </w:tc>
@@ -13019,21 +13288,7 @@
               <w:rPr>
                 <w:lang w:val="en-US"/>
               </w:rPr>
-              <w:t xml:space="preserve">Unauthenticated users attempting to </w:t>
-            </w:r>
-            <w:proofErr w:type="gramStart"/>
-            <w:r>
-              <w:rPr>
-                <w:lang w:val="en-US"/>
-              </w:rPr>
-              <w:t>checkout</w:t>
-            </w:r>
-            <w:proofErr w:type="gramEnd"/>
-            <w:r>
-              <w:rPr>
-                <w:lang w:val="en-US"/>
-              </w:rPr>
-              <w:t xml:space="preserve"> are redirected to the Login page </w:t>
+              <w:t xml:space="preserve">Unauthenticated users attempting to checkout are redirected to the Login page </w:t>
             </w:r>
           </w:p>
           <w:p>
@@ -13060,7 +13315,13 @@
               <w:rPr>
                 <w:lang w:val="en-US"/>
               </w:rPr>
-              <w:t>Only logged-in users can access the order confirmation page</w:t>
+              <w:t>Only logged-in users can access the order confirmation pag</w:t>
+            </w:r>
+            <w:r>
+              <w:rPr>
+                <w:lang w:val="en-US"/>
+              </w:rPr>
+              <w:t>e.</w:t>
             </w:r>
           </w:p>
           <w:p>
@@ -13102,10 +13363,49 @@
           </w:p>
         </w:tc>
       </w:tr>
+    </w:tbl>
+    <w:p>
+      <w:pPr>
+        <w:rPr>
+          <w:color w:val="EE0000"/>
+        </w:rPr>
+      </w:pPr>
+    </w:p>
+    <w:p>
+      <w:pPr>
+        <w:pStyle w:val="Heading2"/>
+      </w:pPr>
+      <w:r>
+        <w:t>3.8. User Profile</w:t>
+      </w:r>
+    </w:p>
+    <w:tbl>
+      <w:tblPr>
+        <w:tblW w:w="5703" w:type="pct"/>
+        <w:tblInd w:w="-1090" w:type="dxa"/>
+        <w:tblBorders>
+          <w:top w:val="single" w:sz="8" w:space="0" w:color="000000"/>
+          <w:left w:val="single" w:sz="8" w:space="0" w:color="000000"/>
+          <w:bottom w:val="single" w:sz="8" w:space="0" w:color="000000"/>
+          <w:right w:val="single" w:sz="8" w:space="0" w:color="000000"/>
+          <w:insideH w:val="single" w:sz="8" w:space="0" w:color="000000"/>
+          <w:insideV w:val="single" w:sz="8" w:space="0" w:color="000000"/>
+        </w:tblBorders>
+        <w:tblLook w:val="0600" w:firstRow="0" w:lastRow="0" w:firstColumn="0" w:lastColumn="0" w:noHBand="1" w:noVBand="1"/>
+      </w:tblPr>
+      <w:tblGrid>
+        <w:gridCol w:w="1621"/>
+        <w:gridCol w:w="3870"/>
+        <w:gridCol w:w="1260"/>
+        <w:gridCol w:w="2249"/>
+        <w:gridCol w:w="4499"/>
+        <w:gridCol w:w="1260"/>
+      </w:tblGrid>
       <w:tr>
         <w:tc>
           <w:tcPr>
             <w:tcW w:w="549" w:type="pct"/>
+            <w:shd w:val="clear" w:color="auto" w:fill="6FA8DC"/>
             <w:tcMar>
               <w:top w:w="100" w:type="dxa"/>
               <w:left w:w="100" w:type="dxa"/>
@@ -13124,28 +13424,16 @@
                 <w:between w:val="nil"/>
               </w:pBdr>
               <w:spacing w:before="0" w:after="0" w:line="240" w:lineRule="auto"/>
-              <w:rPr>
-                <w:color w:val="EE0000"/>
-              </w:rPr>
-            </w:pPr>
-            <w:r>
-              <w:rPr>
-                <w:color w:val="EE0000"/>
-              </w:rPr>
-              <w:lastRenderedPageBreak/>
-              <w:t>SRS-FN-Checkout-00</w:t>
-            </w:r>
-            <w:r>
-              <w:rPr>
-                <w:color w:val="EE0000"/>
-              </w:rPr>
-              <w:t>7</w:t>
+            </w:pPr>
+            <w:r>
+              <w:t>ID</w:t>
             </w:r>
           </w:p>
         </w:tc>
         <w:tc>
           <w:tcPr>
             <w:tcW w:w="1311" w:type="pct"/>
+            <w:shd w:val="clear" w:color="auto" w:fill="6FA8DC"/>
             <w:tcMar>
               <w:top w:w="100" w:type="dxa"/>
               <w:left w:w="100" w:type="dxa"/>
@@ -13164,57 +13452,16 @@
                 <w:between w:val="nil"/>
               </w:pBdr>
               <w:spacing w:before="0" w:after="0" w:line="240" w:lineRule="auto"/>
-              <w:rPr>
-                <w:color w:val="EE0000"/>
-              </w:rPr>
-            </w:pPr>
-            <w:proofErr w:type="gramStart"/>
-            <w:r>
-              <w:rPr>
-                <w:color w:val="EE0000"/>
-              </w:rPr>
-              <w:t>The system SHALL</w:t>
-            </w:r>
-            <w:proofErr w:type="gramEnd"/>
-            <w:r>
-              <w:rPr>
-                <w:color w:val="EE0000"/>
-              </w:rPr>
-              <w:t xml:space="preserve"> </w:t>
-            </w:r>
-            <w:proofErr w:type="gramStart"/>
-            <w:r>
-              <w:rPr>
-                <w:color w:val="EE0000"/>
-              </w:rPr>
-              <w:t>send</w:t>
-            </w:r>
-            <w:proofErr w:type="gramEnd"/>
-            <w:r>
-              <w:rPr>
-                <w:color w:val="EE0000"/>
-              </w:rPr>
-              <w:t xml:space="preserve"> automated email notifications to customers after delivery including </w:t>
-            </w:r>
-            <w:proofErr w:type="gramStart"/>
-            <w:r>
-              <w:rPr>
-                <w:color w:val="EE0000"/>
-              </w:rPr>
-              <w:t>success</w:t>
-            </w:r>
-            <w:proofErr w:type="gramEnd"/>
-            <w:r>
-              <w:rPr>
-                <w:color w:val="EE0000"/>
-              </w:rPr>
-              <w:t xml:space="preserve"> delivery</w:t>
+            </w:pPr>
+            <w:r>
+              <w:t>Requirement</w:t>
             </w:r>
           </w:p>
         </w:tc>
         <w:tc>
           <w:tcPr>
             <w:tcW w:w="427" w:type="pct"/>
+            <w:shd w:val="clear" w:color="auto" w:fill="6FA8DC"/>
           </w:tcPr>
           <w:p>
             <w:pPr>
@@ -13227,18 +13474,16 @@
                 <w:between w:val="nil"/>
               </w:pBdr>
               <w:spacing w:before="0" w:after="0" w:line="240" w:lineRule="auto"/>
-              <w:rPr>
-                <w:color w:val="EE0000"/>
-              </w:rPr>
-            </w:pPr>
-            <w:r>
-              <w:t>Functional</w:t>
+            </w:pPr>
+            <w:r>
+              <w:t>Type</w:t>
             </w:r>
           </w:p>
         </w:tc>
         <w:tc>
           <w:tcPr>
             <w:tcW w:w="762" w:type="pct"/>
+            <w:shd w:val="clear" w:color="auto" w:fill="6FA8DC"/>
           </w:tcPr>
           <w:p>
             <w:pPr>
@@ -13251,18 +13496,16 @@
                 <w:between w:val="nil"/>
               </w:pBdr>
               <w:spacing w:before="0" w:after="0" w:line="240" w:lineRule="auto"/>
-              <w:rPr>
-                <w:color w:val="EE0000"/>
-              </w:rPr>
-            </w:pPr>
-            <w:r>
-              <w:t>Testing</w:t>
+            </w:pPr>
+            <w:r>
+              <w:t>Verification Method</w:t>
             </w:r>
           </w:p>
         </w:tc>
         <w:tc>
           <w:tcPr>
             <w:tcW w:w="1524" w:type="pct"/>
+            <w:shd w:val="clear" w:color="auto" w:fill="6FA8DC"/>
           </w:tcPr>
           <w:p>
             <w:pPr>
@@ -13275,15 +13518,16 @@
                 <w:between w:val="nil"/>
               </w:pBdr>
               <w:spacing w:before="0" w:after="0" w:line="240" w:lineRule="auto"/>
-              <w:rPr>
-                <w:color w:val="EE0000"/>
-              </w:rPr>
-            </w:pPr>
+            </w:pPr>
+            <w:r>
+              <w:t>Acceptance Criteria</w:t>
+            </w:r>
           </w:p>
         </w:tc>
         <w:tc>
           <w:tcPr>
             <w:tcW w:w="427" w:type="pct"/>
+            <w:shd w:val="clear" w:color="auto" w:fill="6FA8DC"/>
           </w:tcPr>
           <w:p>
             <w:pPr>
@@ -13296,24 +13540,333 @@
                 <w:between w:val="nil"/>
               </w:pBdr>
               <w:spacing w:before="0" w:after="0" w:line="240" w:lineRule="auto"/>
-              <w:rPr>
-                <w:color w:val="EE0000"/>
-              </w:rPr>
-            </w:pPr>
-            <w:r>
+            </w:pPr>
+            <w:r>
+              <w:t>Status</w:t>
+            </w:r>
+          </w:p>
+        </w:tc>
+      </w:tr>
+      <w:tr>
+        <w:tc>
+          <w:tcPr>
+            <w:tcW w:w="549" w:type="pct"/>
+            <w:tcMar>
+              <w:top w:w="100" w:type="dxa"/>
+              <w:left w:w="100" w:type="dxa"/>
+              <w:bottom w:w="100" w:type="dxa"/>
+              <w:right w:w="100" w:type="dxa"/>
+            </w:tcMar>
+          </w:tcPr>
+          <w:p>
+            <w:pPr>
+              <w:widowControl w:val="0"/>
+              <w:spacing w:before="0" w:after="0"/>
+            </w:pPr>
+            <w:r>
+              <w:t>SRS-FN-Profile-001</w:t>
+            </w:r>
+          </w:p>
+        </w:tc>
+        <w:tc>
+          <w:tcPr>
+            <w:tcW w:w="1311" w:type="pct"/>
+            <w:tcMar>
+              <w:top w:w="100" w:type="dxa"/>
+              <w:left w:w="100" w:type="dxa"/>
+              <w:bottom w:w="100" w:type="dxa"/>
+              <w:right w:w="100" w:type="dxa"/>
+            </w:tcMar>
+          </w:tcPr>
+          <w:p>
+            <w:pPr>
+              <w:widowControl w:val="0"/>
+              <w:pBdr>
+                <w:top w:val="nil"/>
+                <w:left w:val="nil"/>
+                <w:bottom w:val="nil"/>
+                <w:right w:val="nil"/>
+                <w:between w:val="nil"/>
+              </w:pBdr>
+              <w:spacing w:before="0" w:after="0" w:line="240" w:lineRule="auto"/>
+            </w:pPr>
+            <w:r>
+              <w:t>The system SHALL display the user’s Email and Username on the Profile page</w:t>
+            </w:r>
+          </w:p>
+        </w:tc>
+        <w:tc>
+          <w:tcPr>
+            <w:tcW w:w="427" w:type="pct"/>
+          </w:tcPr>
+          <w:p>
+            <w:pPr>
+              <w:widowControl w:val="0"/>
+              <w:pBdr>
+                <w:top w:val="nil"/>
+                <w:left w:val="nil"/>
+                <w:bottom w:val="nil"/>
+                <w:right w:val="nil"/>
+                <w:between w:val="nil"/>
+              </w:pBdr>
+              <w:spacing w:before="0" w:after="0" w:line="240" w:lineRule="auto"/>
+            </w:pPr>
+            <w:r>
+              <w:t>Functional</w:t>
+            </w:r>
+          </w:p>
+        </w:tc>
+        <w:tc>
+          <w:tcPr>
+            <w:tcW w:w="762" w:type="pct"/>
+          </w:tcPr>
+          <w:p>
+            <w:pPr>
+              <w:widowControl w:val="0"/>
+              <w:pBdr>
+                <w:top w:val="nil"/>
+                <w:left w:val="nil"/>
+                <w:bottom w:val="nil"/>
+                <w:right w:val="nil"/>
+                <w:between w:val="nil"/>
+              </w:pBdr>
+              <w:spacing w:before="0" w:after="0" w:line="240" w:lineRule="auto"/>
+            </w:pPr>
+            <w:r>
+              <w:t>Testing</w:t>
+            </w:r>
+          </w:p>
+        </w:tc>
+        <w:tc>
+          <w:tcPr>
+            <w:tcW w:w="1524" w:type="pct"/>
+          </w:tcPr>
+          <w:p>
+            <w:pPr>
+              <w:pStyle w:val="ListParagraph"/>
+              <w:widowControl w:val="0"/>
+              <w:numPr>
+                <w:ilvl w:val="0"/>
+                <w:numId w:val="63"/>
+              </w:numPr>
+              <w:pBdr>
+                <w:top w:val="nil"/>
+                <w:left w:val="nil"/>
+                <w:bottom w:val="nil"/>
+                <w:right w:val="nil"/>
+                <w:between w:val="nil"/>
+              </w:pBdr>
+              <w:spacing w:before="0" w:after="0"/>
+              <w:rPr>
+                <w:lang w:val="en-US"/>
+              </w:rPr>
+            </w:pPr>
+            <w:r>
+              <w:t>Profile content correctly reflects account registration data.</w:t>
+            </w:r>
+          </w:p>
+        </w:tc>
+        <w:tc>
+          <w:tcPr>
+            <w:tcW w:w="427" w:type="pct"/>
+          </w:tcPr>
+          <w:p>
+            <w:pPr>
+              <w:widowControl w:val="0"/>
+              <w:pBdr>
+                <w:top w:val="nil"/>
+                <w:left w:val="nil"/>
+                <w:bottom w:val="nil"/>
+                <w:right w:val="nil"/>
+                <w:between w:val="nil"/>
+              </w:pBdr>
+              <w:spacing w:before="0" w:after="0" w:line="240" w:lineRule="auto"/>
+            </w:pPr>
+            <w:r>
+              <w:t>In Review</w:t>
+            </w:r>
+          </w:p>
+        </w:tc>
+      </w:tr>
+      <w:tr>
+        <w:tc>
+          <w:tcPr>
+            <w:tcW w:w="549" w:type="pct"/>
+            <w:tcMar>
+              <w:top w:w="100" w:type="dxa"/>
+              <w:left w:w="100" w:type="dxa"/>
+              <w:bottom w:w="100" w:type="dxa"/>
+              <w:right w:w="100" w:type="dxa"/>
+            </w:tcMar>
+          </w:tcPr>
+          <w:p>
+            <w:pPr>
+              <w:widowControl w:val="0"/>
+              <w:spacing w:before="0" w:after="0"/>
+            </w:pPr>
+            <w:r>
+              <w:t>SRS-FN-</w:t>
+            </w:r>
+            <w:r>
+              <w:lastRenderedPageBreak/>
+              <w:t>Profile-002</w:t>
+            </w:r>
+          </w:p>
+        </w:tc>
+        <w:tc>
+          <w:tcPr>
+            <w:tcW w:w="1311" w:type="pct"/>
+            <w:tcMar>
+              <w:top w:w="100" w:type="dxa"/>
+              <w:left w:w="100" w:type="dxa"/>
+              <w:bottom w:w="100" w:type="dxa"/>
+              <w:right w:w="100" w:type="dxa"/>
+            </w:tcMar>
+          </w:tcPr>
+          <w:p>
+            <w:pPr>
+              <w:widowControl w:val="0"/>
+              <w:pBdr>
+                <w:top w:val="nil"/>
+                <w:left w:val="nil"/>
+                <w:bottom w:val="nil"/>
+                <w:right w:val="nil"/>
+                <w:between w:val="nil"/>
+              </w:pBdr>
+              <w:spacing w:before="0" w:after="0"/>
+              <w:rPr>
+                <w:lang w:val="en-US"/>
+              </w:rPr>
+            </w:pPr>
+            <w:r>
+              <w:lastRenderedPageBreak/>
+              <w:t>t</w:t>
+            </w:r>
+            <w:r>
+              <w:t xml:space="preserve">he system SHALL allow users to </w:t>
+            </w:r>
+            <w:r>
+              <w:lastRenderedPageBreak/>
+              <w:t>update their Username only.</w:t>
+            </w:r>
+          </w:p>
+        </w:tc>
+        <w:tc>
+          <w:tcPr>
+            <w:tcW w:w="427" w:type="pct"/>
+          </w:tcPr>
+          <w:p>
+            <w:pPr>
+              <w:widowControl w:val="0"/>
+              <w:pBdr>
+                <w:top w:val="nil"/>
+                <w:left w:val="nil"/>
+                <w:bottom w:val="nil"/>
+                <w:right w:val="nil"/>
+                <w:between w:val="nil"/>
+              </w:pBdr>
+              <w:spacing w:before="0" w:after="0" w:line="240" w:lineRule="auto"/>
+            </w:pPr>
+            <w:r>
+              <w:lastRenderedPageBreak/>
+              <w:t>Functional</w:t>
+            </w:r>
+          </w:p>
+        </w:tc>
+        <w:tc>
+          <w:tcPr>
+            <w:tcW w:w="762" w:type="pct"/>
+          </w:tcPr>
+          <w:p>
+            <w:pPr>
+              <w:widowControl w:val="0"/>
+              <w:pBdr>
+                <w:top w:val="nil"/>
+                <w:left w:val="nil"/>
+                <w:bottom w:val="nil"/>
+                <w:right w:val="nil"/>
+                <w:between w:val="nil"/>
+              </w:pBdr>
+              <w:spacing w:before="0" w:after="0" w:line="240" w:lineRule="auto"/>
+            </w:pPr>
+            <w:r>
+              <w:t>Testing</w:t>
+            </w:r>
+          </w:p>
+        </w:tc>
+        <w:tc>
+          <w:tcPr>
+            <w:tcW w:w="1524" w:type="pct"/>
+          </w:tcPr>
+          <w:p>
+            <w:pPr>
+              <w:pStyle w:val="ListParagraph"/>
+              <w:widowControl w:val="0"/>
+              <w:numPr>
+                <w:ilvl w:val="0"/>
+                <w:numId w:val="61"/>
+              </w:numPr>
+              <w:pBdr>
+                <w:top w:val="nil"/>
+                <w:left w:val="nil"/>
+                <w:bottom w:val="nil"/>
+                <w:right w:val="nil"/>
+                <w:between w:val="nil"/>
+              </w:pBdr>
+              <w:spacing w:before="0" w:after="0" w:line="240" w:lineRule="auto"/>
+              <w:rPr>
+                <w:lang w:val="en-US"/>
+              </w:rPr>
+            </w:pPr>
+            <w:r>
+              <w:t xml:space="preserve">The Email field is read-only; the </w:t>
+            </w:r>
+            <w:r>
+              <w:lastRenderedPageBreak/>
+              <w:t>Username field is editable.</w:t>
+            </w:r>
+          </w:p>
+          <w:p>
+            <w:pPr>
+              <w:widowControl w:val="0"/>
+              <w:pBdr>
+                <w:top w:val="nil"/>
+                <w:left w:val="nil"/>
+                <w:bottom w:val="nil"/>
+                <w:right w:val="nil"/>
+                <w:between w:val="nil"/>
+              </w:pBdr>
+              <w:spacing w:before="0" w:after="0" w:line="240" w:lineRule="auto"/>
+              <w:rPr>
+                <w:lang w:val="en-US"/>
+              </w:rPr>
+            </w:pPr>
+          </w:p>
+        </w:tc>
+        <w:tc>
+          <w:tcPr>
+            <w:tcW w:w="427" w:type="pct"/>
+          </w:tcPr>
+          <w:p>
+            <w:pPr>
+              <w:widowControl w:val="0"/>
+              <w:pBdr>
+                <w:top w:val="nil"/>
+                <w:left w:val="nil"/>
+                <w:bottom w:val="nil"/>
+                <w:right w:val="nil"/>
+                <w:between w:val="nil"/>
+              </w:pBdr>
+              <w:spacing w:before="0" w:after="0" w:line="240" w:lineRule="auto"/>
+            </w:pPr>
+            <w:r>
+              <w:lastRenderedPageBreak/>
               <w:t>In Review</w:t>
             </w:r>
           </w:p>
         </w:tc>
       </w:tr>
     </w:tbl>
-    <w:p>
-      <w:pPr>
-        <w:rPr>
-          <w:color w:val="EE0000"/>
-        </w:rPr>
-      </w:pPr>
-    </w:p>
     <w:p>
       <w:pPr>
         <w:pStyle w:val="Heading2"/>
@@ -13710,6 +14263,92 @@
     </w:lvl>
   </w:abstractNum>
   <w:abstractNum w:abstractNumId="3" w15:restartNumberingAfterBreak="0">
+    <w:nsid w:val="06C564F5"/>
+    <w:multiLevelType w:val="hybridMultilevel"/>
+    <w:tmpl w:val="B568EED6"/>
+    <w:lvl w:ilvl="0" w:tplc="0409000F">
+      <w:start w:val="1"/>
+      <w:numFmt w:val="decimal"/>
+      <w:lvlText w:val="%1."/>
+      <w:lvlJc w:val="left"/>
+      <w:pPr>
+        <w:ind w:left="1440" w:hanging="360"/>
+      </w:pPr>
+    </w:lvl>
+    <w:lvl w:ilvl="1" w:tplc="04090019" w:tentative="1">
+      <w:start w:val="1"/>
+      <w:numFmt w:val="lowerLetter"/>
+      <w:lvlText w:val="%2."/>
+      <w:lvlJc w:val="left"/>
+      <w:pPr>
+        <w:ind w:left="2160" w:hanging="360"/>
+      </w:pPr>
+    </w:lvl>
+    <w:lvl w:ilvl="2" w:tplc="0409001B" w:tentative="1">
+      <w:start w:val="1"/>
+      <w:numFmt w:val="lowerRoman"/>
+      <w:lvlText w:val="%3."/>
+      <w:lvlJc w:val="right"/>
+      <w:pPr>
+        <w:ind w:left="2880" w:hanging="180"/>
+      </w:pPr>
+    </w:lvl>
+    <w:lvl w:ilvl="3" w:tplc="0409000F" w:tentative="1">
+      <w:start w:val="1"/>
+      <w:numFmt w:val="decimal"/>
+      <w:lvlText w:val="%4."/>
+      <w:lvlJc w:val="left"/>
+      <w:pPr>
+        <w:ind w:left="3600" w:hanging="360"/>
+      </w:pPr>
+    </w:lvl>
+    <w:lvl w:ilvl="4" w:tplc="04090019" w:tentative="1">
+      <w:start w:val="1"/>
+      <w:numFmt w:val="lowerLetter"/>
+      <w:lvlText w:val="%5."/>
+      <w:lvlJc w:val="left"/>
+      <w:pPr>
+        <w:ind w:left="4320" w:hanging="360"/>
+      </w:pPr>
+    </w:lvl>
+    <w:lvl w:ilvl="5" w:tplc="0409001B" w:tentative="1">
+      <w:start w:val="1"/>
+      <w:numFmt w:val="lowerRoman"/>
+      <w:lvlText w:val="%6."/>
+      <w:lvlJc w:val="right"/>
+      <w:pPr>
+        <w:ind w:left="5040" w:hanging="180"/>
+      </w:pPr>
+    </w:lvl>
+    <w:lvl w:ilvl="6" w:tplc="0409000F" w:tentative="1">
+      <w:start w:val="1"/>
+      <w:numFmt w:val="decimal"/>
+      <w:lvlText w:val="%7."/>
+      <w:lvlJc w:val="left"/>
+      <w:pPr>
+        <w:ind w:left="5760" w:hanging="360"/>
+      </w:pPr>
+    </w:lvl>
+    <w:lvl w:ilvl="7" w:tplc="04090019" w:tentative="1">
+      <w:start w:val="1"/>
+      <w:numFmt w:val="lowerLetter"/>
+      <w:lvlText w:val="%8."/>
+      <w:lvlJc w:val="left"/>
+      <w:pPr>
+        <w:ind w:left="6480" w:hanging="360"/>
+      </w:pPr>
+    </w:lvl>
+    <w:lvl w:ilvl="8" w:tplc="0409001B" w:tentative="1">
+      <w:start w:val="1"/>
+      <w:numFmt w:val="lowerRoman"/>
+      <w:lvlText w:val="%9."/>
+      <w:lvlJc w:val="right"/>
+      <w:pPr>
+        <w:ind w:left="7200" w:hanging="180"/>
+      </w:pPr>
+    </w:lvl>
+  </w:abstractNum>
+  <w:abstractNum w:abstractNumId="4" w15:restartNumberingAfterBreak="0">
     <w:nsid w:val="07E50768"/>
     <w:multiLevelType w:val="hybridMultilevel"/>
     <w:tmpl w:val="063A6370"/>
@@ -13798,7 +14437,7 @@
       </w:pPr>
     </w:lvl>
   </w:abstractNum>
-  <w:abstractNum w:abstractNumId="4" w15:restartNumberingAfterBreak="0">
+  <w:abstractNum w:abstractNumId="5" w15:restartNumberingAfterBreak="0">
     <w:nsid w:val="0A940358"/>
     <w:multiLevelType w:val="hybridMultilevel"/>
     <w:tmpl w:val="EEAC02BE"/>
@@ -13884,7 +14523,7 @@
       </w:pPr>
     </w:lvl>
   </w:abstractNum>
-  <w:abstractNum w:abstractNumId="5" w15:restartNumberingAfterBreak="0">
+  <w:abstractNum w:abstractNumId="6" w15:restartNumberingAfterBreak="0">
     <w:nsid w:val="0BB12806"/>
     <w:multiLevelType w:val="hybridMultilevel"/>
     <w:tmpl w:val="90D0E380"/>
@@ -13973,7 +14612,7 @@
       </w:pPr>
     </w:lvl>
   </w:abstractNum>
-  <w:abstractNum w:abstractNumId="6" w15:restartNumberingAfterBreak="0">
+  <w:abstractNum w:abstractNumId="7" w15:restartNumberingAfterBreak="0">
     <w:nsid w:val="0EE11361"/>
     <w:multiLevelType w:val="multilevel"/>
     <w:tmpl w:val="313C1306"/>
@@ -14086,7 +14725,7 @@
       </w:rPr>
     </w:lvl>
   </w:abstractNum>
-  <w:abstractNum w:abstractNumId="7" w15:restartNumberingAfterBreak="0">
+  <w:abstractNum w:abstractNumId="8" w15:restartNumberingAfterBreak="0">
     <w:nsid w:val="101E7D00"/>
     <w:multiLevelType w:val="hybridMultilevel"/>
     <w:tmpl w:val="91920E44"/>
@@ -14172,7 +14811,7 @@
       </w:pPr>
     </w:lvl>
   </w:abstractNum>
-  <w:abstractNum w:abstractNumId="8" w15:restartNumberingAfterBreak="0">
+  <w:abstractNum w:abstractNumId="9" w15:restartNumberingAfterBreak="0">
     <w:nsid w:val="106B7A3F"/>
     <w:multiLevelType w:val="multilevel"/>
     <w:tmpl w:val="34FE80D0"/>
@@ -14285,7 +14924,7 @@
       </w:rPr>
     </w:lvl>
   </w:abstractNum>
-  <w:abstractNum w:abstractNumId="9" w15:restartNumberingAfterBreak="0">
+  <w:abstractNum w:abstractNumId="10" w15:restartNumberingAfterBreak="0">
     <w:nsid w:val="10B46EF6"/>
     <w:multiLevelType w:val="hybridMultilevel"/>
     <w:tmpl w:val="4C3E36B2"/>
@@ -14374,7 +15013,7 @@
       </w:pPr>
     </w:lvl>
   </w:abstractNum>
-  <w:abstractNum w:abstractNumId="10" w15:restartNumberingAfterBreak="0">
+  <w:abstractNum w:abstractNumId="11" w15:restartNumberingAfterBreak="0">
     <w:nsid w:val="122416D2"/>
     <w:multiLevelType w:val="hybridMultilevel"/>
     <w:tmpl w:val="3C70E970"/>
@@ -14460,7 +15099,7 @@
       </w:pPr>
     </w:lvl>
   </w:abstractNum>
-  <w:abstractNum w:abstractNumId="11" w15:restartNumberingAfterBreak="0">
+  <w:abstractNum w:abstractNumId="12" w15:restartNumberingAfterBreak="0">
     <w:nsid w:val="12515B3D"/>
     <w:multiLevelType w:val="hybridMultilevel"/>
     <w:tmpl w:val="CDE08726"/>
@@ -14573,10 +15212,10 @@
       </w:rPr>
     </w:lvl>
   </w:abstractNum>
-  <w:abstractNum w:abstractNumId="12" w15:restartNumberingAfterBreak="0">
+  <w:abstractNum w:abstractNumId="13" w15:restartNumberingAfterBreak="0">
     <w:nsid w:val="17FE28EA"/>
     <w:multiLevelType w:val="hybridMultilevel"/>
-    <w:tmpl w:val="A118AD0E"/>
+    <w:tmpl w:val="605AF1B2"/>
     <w:lvl w:ilvl="0" w:tplc="0409000F">
       <w:start w:val="1"/>
       <w:numFmt w:val="decimal"/>
@@ -14659,7 +15298,7 @@
       </w:pPr>
     </w:lvl>
   </w:abstractNum>
-  <w:abstractNum w:abstractNumId="13" w15:restartNumberingAfterBreak="0">
+  <w:abstractNum w:abstractNumId="14" w15:restartNumberingAfterBreak="0">
     <w:nsid w:val="18C855C8"/>
     <w:multiLevelType w:val="hybridMultilevel"/>
     <w:tmpl w:val="29C24FFA"/>
@@ -14745,7 +15384,7 @@
       </w:pPr>
     </w:lvl>
   </w:abstractNum>
-  <w:abstractNum w:abstractNumId="14" w15:restartNumberingAfterBreak="0">
+  <w:abstractNum w:abstractNumId="15" w15:restartNumberingAfterBreak="0">
     <w:nsid w:val="191D1153"/>
     <w:multiLevelType w:val="hybridMultilevel"/>
     <w:tmpl w:val="C542E6B8"/>
@@ -14831,7 +15470,7 @@
       </w:pPr>
     </w:lvl>
   </w:abstractNum>
-  <w:abstractNum w:abstractNumId="15" w15:restartNumberingAfterBreak="0">
+  <w:abstractNum w:abstractNumId="16" w15:restartNumberingAfterBreak="0">
     <w:nsid w:val="19922C67"/>
     <w:multiLevelType w:val="hybridMultilevel"/>
     <w:tmpl w:val="6BD07F84"/>
@@ -14917,7 +15556,7 @@
       </w:pPr>
     </w:lvl>
   </w:abstractNum>
-  <w:abstractNum w:abstractNumId="16" w15:restartNumberingAfterBreak="0">
+  <w:abstractNum w:abstractNumId="17" w15:restartNumberingAfterBreak="0">
     <w:nsid w:val="1AFB41CB"/>
     <w:multiLevelType w:val="hybridMultilevel"/>
     <w:tmpl w:val="D76037C8"/>
@@ -15030,7 +15669,7 @@
       </w:rPr>
     </w:lvl>
   </w:abstractNum>
-  <w:abstractNum w:abstractNumId="17" w15:restartNumberingAfterBreak="0">
+  <w:abstractNum w:abstractNumId="18" w15:restartNumberingAfterBreak="0">
     <w:nsid w:val="1D9341FD"/>
     <w:multiLevelType w:val="hybridMultilevel"/>
     <w:tmpl w:val="49D84F48"/>
@@ -15119,7 +15758,7 @@
       </w:pPr>
     </w:lvl>
   </w:abstractNum>
-  <w:abstractNum w:abstractNumId="18" w15:restartNumberingAfterBreak="0">
+  <w:abstractNum w:abstractNumId="19" w15:restartNumberingAfterBreak="0">
     <w:nsid w:val="204A6E3C"/>
     <w:multiLevelType w:val="hybridMultilevel"/>
     <w:tmpl w:val="A7E8F1A2"/>
@@ -15231,7 +15870,7 @@
       </w:rPr>
     </w:lvl>
   </w:abstractNum>
-  <w:abstractNum w:abstractNumId="19" w15:restartNumberingAfterBreak="0">
+  <w:abstractNum w:abstractNumId="20" w15:restartNumberingAfterBreak="0">
     <w:nsid w:val="273308BD"/>
     <w:multiLevelType w:val="hybridMultilevel"/>
     <w:tmpl w:val="2752D22C"/>
@@ -15344,7 +15983,93 @@
       </w:rPr>
     </w:lvl>
   </w:abstractNum>
-  <w:abstractNum w:abstractNumId="20" w15:restartNumberingAfterBreak="0">
+  <w:abstractNum w:abstractNumId="21" w15:restartNumberingAfterBreak="0">
+    <w:nsid w:val="297D62FA"/>
+    <w:multiLevelType w:val="hybridMultilevel"/>
+    <w:tmpl w:val="C322911C"/>
+    <w:lvl w:ilvl="0" w:tplc="0409000F">
+      <w:start w:val="1"/>
+      <w:numFmt w:val="decimal"/>
+      <w:lvlText w:val="%1."/>
+      <w:lvlJc w:val="left"/>
+      <w:pPr>
+        <w:ind w:left="720" w:hanging="360"/>
+      </w:pPr>
+    </w:lvl>
+    <w:lvl w:ilvl="1" w:tplc="04090019" w:tentative="1">
+      <w:start w:val="1"/>
+      <w:numFmt w:val="lowerLetter"/>
+      <w:lvlText w:val="%2."/>
+      <w:lvlJc w:val="left"/>
+      <w:pPr>
+        <w:ind w:left="1440" w:hanging="360"/>
+      </w:pPr>
+    </w:lvl>
+    <w:lvl w:ilvl="2" w:tplc="0409001B" w:tentative="1">
+      <w:start w:val="1"/>
+      <w:numFmt w:val="lowerRoman"/>
+      <w:lvlText w:val="%3."/>
+      <w:lvlJc w:val="right"/>
+      <w:pPr>
+        <w:ind w:left="2160" w:hanging="180"/>
+      </w:pPr>
+    </w:lvl>
+    <w:lvl w:ilvl="3" w:tplc="0409000F" w:tentative="1">
+      <w:start w:val="1"/>
+      <w:numFmt w:val="decimal"/>
+      <w:lvlText w:val="%4."/>
+      <w:lvlJc w:val="left"/>
+      <w:pPr>
+        <w:ind w:left="2880" w:hanging="360"/>
+      </w:pPr>
+    </w:lvl>
+    <w:lvl w:ilvl="4" w:tplc="04090019" w:tentative="1">
+      <w:start w:val="1"/>
+      <w:numFmt w:val="lowerLetter"/>
+      <w:lvlText w:val="%5."/>
+      <w:lvlJc w:val="left"/>
+      <w:pPr>
+        <w:ind w:left="3600" w:hanging="360"/>
+      </w:pPr>
+    </w:lvl>
+    <w:lvl w:ilvl="5" w:tplc="0409001B" w:tentative="1">
+      <w:start w:val="1"/>
+      <w:numFmt w:val="lowerRoman"/>
+      <w:lvlText w:val="%6."/>
+      <w:lvlJc w:val="right"/>
+      <w:pPr>
+        <w:ind w:left="4320" w:hanging="180"/>
+      </w:pPr>
+    </w:lvl>
+    <w:lvl w:ilvl="6" w:tplc="0409000F" w:tentative="1">
+      <w:start w:val="1"/>
+      <w:numFmt w:val="decimal"/>
+      <w:lvlText w:val="%7."/>
+      <w:lvlJc w:val="left"/>
+      <w:pPr>
+        <w:ind w:left="5040" w:hanging="360"/>
+      </w:pPr>
+    </w:lvl>
+    <w:lvl w:ilvl="7" w:tplc="04090019" w:tentative="1">
+      <w:start w:val="1"/>
+      <w:numFmt w:val="lowerLetter"/>
+      <w:lvlText w:val="%8."/>
+      <w:lvlJc w:val="left"/>
+      <w:pPr>
+        <w:ind w:left="5760" w:hanging="360"/>
+      </w:pPr>
+    </w:lvl>
+    <w:lvl w:ilvl="8" w:tplc="0409001B" w:tentative="1">
+      <w:start w:val="1"/>
+      <w:numFmt w:val="lowerRoman"/>
+      <w:lvlText w:val="%9."/>
+      <w:lvlJc w:val="right"/>
+      <w:pPr>
+        <w:ind w:left="6480" w:hanging="180"/>
+      </w:pPr>
+    </w:lvl>
+  </w:abstractNum>
+  <w:abstractNum w:abstractNumId="22" w15:restartNumberingAfterBreak="0">
     <w:nsid w:val="29932097"/>
     <w:multiLevelType w:val="hybridMultilevel"/>
     <w:tmpl w:val="022E0524"/>
@@ -15433,7 +16158,7 @@
       </w:pPr>
     </w:lvl>
   </w:abstractNum>
-  <w:abstractNum w:abstractNumId="21" w15:restartNumberingAfterBreak="0">
+  <w:abstractNum w:abstractNumId="23" w15:restartNumberingAfterBreak="0">
     <w:nsid w:val="2CBA0F66"/>
     <w:multiLevelType w:val="multilevel"/>
     <w:tmpl w:val="C44417BA"/>
@@ -15546,7 +16271,7 @@
       </w:rPr>
     </w:lvl>
   </w:abstractNum>
-  <w:abstractNum w:abstractNumId="22" w15:restartNumberingAfterBreak="0">
+  <w:abstractNum w:abstractNumId="24" w15:restartNumberingAfterBreak="0">
     <w:nsid w:val="2DC40623"/>
     <w:multiLevelType w:val="multilevel"/>
     <w:tmpl w:val="1D7C82DC"/>
@@ -15659,7 +16384,7 @@
       </w:rPr>
     </w:lvl>
   </w:abstractNum>
-  <w:abstractNum w:abstractNumId="23" w15:restartNumberingAfterBreak="0">
+  <w:abstractNum w:abstractNumId="25" w15:restartNumberingAfterBreak="0">
     <w:nsid w:val="2EED6E2C"/>
     <w:multiLevelType w:val="multilevel"/>
     <w:tmpl w:val="84A061E2"/>
@@ -15772,7 +16497,7 @@
       </w:rPr>
     </w:lvl>
   </w:abstractNum>
-  <w:abstractNum w:abstractNumId="24" w15:restartNumberingAfterBreak="0">
+  <w:abstractNum w:abstractNumId="26" w15:restartNumberingAfterBreak="0">
     <w:nsid w:val="33FC1893"/>
     <w:multiLevelType w:val="hybridMultilevel"/>
     <w:tmpl w:val="F732DDDC"/>
@@ -15886,7 +16611,7 @@
       </w:rPr>
     </w:lvl>
   </w:abstractNum>
-  <w:abstractNum w:abstractNumId="25" w15:restartNumberingAfterBreak="0">
+  <w:abstractNum w:abstractNumId="27" w15:restartNumberingAfterBreak="0">
     <w:nsid w:val="353E5CC1"/>
     <w:multiLevelType w:val="hybridMultilevel"/>
     <w:tmpl w:val="2B2CA752"/>
@@ -15972,7 +16697,7 @@
       </w:pPr>
     </w:lvl>
   </w:abstractNum>
-  <w:abstractNum w:abstractNumId="26" w15:restartNumberingAfterBreak="0">
+  <w:abstractNum w:abstractNumId="28" w15:restartNumberingAfterBreak="0">
     <w:nsid w:val="35617664"/>
     <w:multiLevelType w:val="hybridMultilevel"/>
     <w:tmpl w:val="707A7562"/>
@@ -16085,7 +16810,7 @@
       </w:rPr>
     </w:lvl>
   </w:abstractNum>
-  <w:abstractNum w:abstractNumId="27" w15:restartNumberingAfterBreak="0">
+  <w:abstractNum w:abstractNumId="29" w15:restartNumberingAfterBreak="0">
     <w:nsid w:val="433D30DF"/>
     <w:multiLevelType w:val="hybridMultilevel"/>
     <w:tmpl w:val="1F1AA55A"/>
@@ -16171,7 +16896,93 @@
       </w:pPr>
     </w:lvl>
   </w:abstractNum>
-  <w:abstractNum w:abstractNumId="28" w15:restartNumberingAfterBreak="0">
+  <w:abstractNum w:abstractNumId="30" w15:restartNumberingAfterBreak="0">
+    <w:nsid w:val="45C31D28"/>
+    <w:multiLevelType w:val="hybridMultilevel"/>
+    <w:tmpl w:val="8A729912"/>
+    <w:lvl w:ilvl="0" w:tplc="0409000F">
+      <w:start w:val="1"/>
+      <w:numFmt w:val="decimal"/>
+      <w:lvlText w:val="%1."/>
+      <w:lvlJc w:val="left"/>
+      <w:pPr>
+        <w:ind w:left="720" w:hanging="360"/>
+      </w:pPr>
+    </w:lvl>
+    <w:lvl w:ilvl="1" w:tplc="04090019" w:tentative="1">
+      <w:start w:val="1"/>
+      <w:numFmt w:val="lowerLetter"/>
+      <w:lvlText w:val="%2."/>
+      <w:lvlJc w:val="left"/>
+      <w:pPr>
+        <w:ind w:left="1440" w:hanging="360"/>
+      </w:pPr>
+    </w:lvl>
+    <w:lvl w:ilvl="2" w:tplc="0409001B" w:tentative="1">
+      <w:start w:val="1"/>
+      <w:numFmt w:val="lowerRoman"/>
+      <w:lvlText w:val="%3."/>
+      <w:lvlJc w:val="right"/>
+      <w:pPr>
+        <w:ind w:left="2160" w:hanging="180"/>
+      </w:pPr>
+    </w:lvl>
+    <w:lvl w:ilvl="3" w:tplc="0409000F" w:tentative="1">
+      <w:start w:val="1"/>
+      <w:numFmt w:val="decimal"/>
+      <w:lvlText w:val="%4."/>
+      <w:lvlJc w:val="left"/>
+      <w:pPr>
+        <w:ind w:left="2880" w:hanging="360"/>
+      </w:pPr>
+    </w:lvl>
+    <w:lvl w:ilvl="4" w:tplc="04090019" w:tentative="1">
+      <w:start w:val="1"/>
+      <w:numFmt w:val="lowerLetter"/>
+      <w:lvlText w:val="%5."/>
+      <w:lvlJc w:val="left"/>
+      <w:pPr>
+        <w:ind w:left="3600" w:hanging="360"/>
+      </w:pPr>
+    </w:lvl>
+    <w:lvl w:ilvl="5" w:tplc="0409001B" w:tentative="1">
+      <w:start w:val="1"/>
+      <w:numFmt w:val="lowerRoman"/>
+      <w:lvlText w:val="%6."/>
+      <w:lvlJc w:val="right"/>
+      <w:pPr>
+        <w:ind w:left="4320" w:hanging="180"/>
+      </w:pPr>
+    </w:lvl>
+    <w:lvl w:ilvl="6" w:tplc="0409000F" w:tentative="1">
+      <w:start w:val="1"/>
+      <w:numFmt w:val="decimal"/>
+      <w:lvlText w:val="%7."/>
+      <w:lvlJc w:val="left"/>
+      <w:pPr>
+        <w:ind w:left="5040" w:hanging="360"/>
+      </w:pPr>
+    </w:lvl>
+    <w:lvl w:ilvl="7" w:tplc="04090019" w:tentative="1">
+      <w:start w:val="1"/>
+      <w:numFmt w:val="lowerLetter"/>
+      <w:lvlText w:val="%8."/>
+      <w:lvlJc w:val="left"/>
+      <w:pPr>
+        <w:ind w:left="5760" w:hanging="360"/>
+      </w:pPr>
+    </w:lvl>
+    <w:lvl w:ilvl="8" w:tplc="0409001B" w:tentative="1">
+      <w:start w:val="1"/>
+      <w:numFmt w:val="lowerRoman"/>
+      <w:lvlText w:val="%9."/>
+      <w:lvlJc w:val="right"/>
+      <w:pPr>
+        <w:ind w:left="6480" w:hanging="180"/>
+      </w:pPr>
+    </w:lvl>
+  </w:abstractNum>
+  <w:abstractNum w:abstractNumId="31" w15:restartNumberingAfterBreak="0">
     <w:nsid w:val="45E646DE"/>
     <w:multiLevelType w:val="hybridMultilevel"/>
     <w:tmpl w:val="DF429BC6"/>
@@ -16284,7 +17095,7 @@
       </w:rPr>
     </w:lvl>
   </w:abstractNum>
-  <w:abstractNum w:abstractNumId="29" w15:restartNumberingAfterBreak="0">
+  <w:abstractNum w:abstractNumId="32" w15:restartNumberingAfterBreak="0">
     <w:nsid w:val="47CC24C6"/>
     <w:multiLevelType w:val="hybridMultilevel"/>
     <w:tmpl w:val="AF12E032"/>
@@ -16398,7 +17209,7 @@
       </w:rPr>
     </w:lvl>
   </w:abstractNum>
-  <w:abstractNum w:abstractNumId="30" w15:restartNumberingAfterBreak="0">
+  <w:abstractNum w:abstractNumId="33" w15:restartNumberingAfterBreak="0">
     <w:nsid w:val="49DB1472"/>
     <w:multiLevelType w:val="hybridMultilevel"/>
     <w:tmpl w:val="AAF278E6"/>
@@ -16487,7 +17298,7 @@
       </w:pPr>
     </w:lvl>
   </w:abstractNum>
-  <w:abstractNum w:abstractNumId="31" w15:restartNumberingAfterBreak="0">
+  <w:abstractNum w:abstractNumId="34" w15:restartNumberingAfterBreak="0">
     <w:nsid w:val="4A125AEC"/>
     <w:multiLevelType w:val="hybridMultilevel"/>
     <w:tmpl w:val="12FC8A82"/>
@@ -16576,7 +17387,7 @@
       </w:pPr>
     </w:lvl>
   </w:abstractNum>
-  <w:abstractNum w:abstractNumId="32" w15:restartNumberingAfterBreak="0">
+  <w:abstractNum w:abstractNumId="35" w15:restartNumberingAfterBreak="0">
     <w:nsid w:val="4A7B0DC7"/>
     <w:multiLevelType w:val="multilevel"/>
     <w:tmpl w:val="831C3614"/>
@@ -16689,7 +17500,120 @@
       </w:rPr>
     </w:lvl>
   </w:abstractNum>
-  <w:abstractNum w:abstractNumId="33" w15:restartNumberingAfterBreak="0">
+  <w:abstractNum w:abstractNumId="36" w15:restartNumberingAfterBreak="0">
+    <w:nsid w:val="4BAC5D88"/>
+    <w:multiLevelType w:val="hybridMultilevel"/>
+    <w:tmpl w:val="CDE08726"/>
+    <w:lvl w:ilvl="0" w:tplc="FFFFFFFF">
+      <w:start w:val="1"/>
+      <w:numFmt w:val="decimal"/>
+      <w:lvlText w:val="%1."/>
+      <w:lvlJc w:val="left"/>
+      <w:pPr>
+        <w:ind w:left="720" w:hanging="360"/>
+      </w:pPr>
+      <w:rPr>
+        <w:rFonts w:hint="default"/>
+      </w:rPr>
+    </w:lvl>
+    <w:lvl w:ilvl="1" w:tplc="FFFFFFFF" w:tentative="1">
+      <w:start w:val="1"/>
+      <w:numFmt w:val="bullet"/>
+      <w:lvlText w:val="o"/>
+      <w:lvlJc w:val="left"/>
+      <w:pPr>
+        <w:ind w:left="1440" w:hanging="360"/>
+      </w:pPr>
+      <w:rPr>
+        <w:rFonts w:ascii="Courier New" w:hAnsi="Courier New" w:cs="Courier New" w:hint="default"/>
+      </w:rPr>
+    </w:lvl>
+    <w:lvl w:ilvl="2" w:tplc="FFFFFFFF" w:tentative="1">
+      <w:start w:val="1"/>
+      <w:numFmt w:val="bullet"/>
+      <w:lvlText w:val=""/>
+      <w:lvlJc w:val="left"/>
+      <w:pPr>
+        <w:ind w:left="2160" w:hanging="360"/>
+      </w:pPr>
+      <w:rPr>
+        <w:rFonts w:ascii="Wingdings" w:hAnsi="Wingdings" w:hint="default"/>
+      </w:rPr>
+    </w:lvl>
+    <w:lvl w:ilvl="3" w:tplc="FFFFFFFF" w:tentative="1">
+      <w:start w:val="1"/>
+      <w:numFmt w:val="bullet"/>
+      <w:lvlText w:val=""/>
+      <w:lvlJc w:val="left"/>
+      <w:pPr>
+        <w:ind w:left="2880" w:hanging="360"/>
+      </w:pPr>
+      <w:rPr>
+        <w:rFonts w:ascii="Symbol" w:hAnsi="Symbol" w:hint="default"/>
+      </w:rPr>
+    </w:lvl>
+    <w:lvl w:ilvl="4" w:tplc="FFFFFFFF" w:tentative="1">
+      <w:start w:val="1"/>
+      <w:numFmt w:val="bullet"/>
+      <w:lvlText w:val="o"/>
+      <w:lvlJc w:val="left"/>
+      <w:pPr>
+        <w:ind w:left="3600" w:hanging="360"/>
+      </w:pPr>
+      <w:rPr>
+        <w:rFonts w:ascii="Courier New" w:hAnsi="Courier New" w:cs="Courier New" w:hint="default"/>
+      </w:rPr>
+    </w:lvl>
+    <w:lvl w:ilvl="5" w:tplc="FFFFFFFF" w:tentative="1">
+      <w:start w:val="1"/>
+      <w:numFmt w:val="bullet"/>
+      <w:lvlText w:val=""/>
+      <w:lvlJc w:val="left"/>
+      <w:pPr>
+        <w:ind w:left="4320" w:hanging="360"/>
+      </w:pPr>
+      <w:rPr>
+        <w:rFonts w:ascii="Wingdings" w:hAnsi="Wingdings" w:hint="default"/>
+      </w:rPr>
+    </w:lvl>
+    <w:lvl w:ilvl="6" w:tplc="FFFFFFFF" w:tentative="1">
+      <w:start w:val="1"/>
+      <w:numFmt w:val="bullet"/>
+      <w:lvlText w:val=""/>
+      <w:lvlJc w:val="left"/>
+      <w:pPr>
+        <w:ind w:left="5040" w:hanging="360"/>
+      </w:pPr>
+      <w:rPr>
+        <w:rFonts w:ascii="Symbol" w:hAnsi="Symbol" w:hint="default"/>
+      </w:rPr>
+    </w:lvl>
+    <w:lvl w:ilvl="7" w:tplc="FFFFFFFF" w:tentative="1">
+      <w:start w:val="1"/>
+      <w:numFmt w:val="bullet"/>
+      <w:lvlText w:val="o"/>
+      <w:lvlJc w:val="left"/>
+      <w:pPr>
+        <w:ind w:left="5760" w:hanging="360"/>
+      </w:pPr>
+      <w:rPr>
+        <w:rFonts w:ascii="Courier New" w:hAnsi="Courier New" w:cs="Courier New" w:hint="default"/>
+      </w:rPr>
+    </w:lvl>
+    <w:lvl w:ilvl="8" w:tplc="FFFFFFFF" w:tentative="1">
+      <w:start w:val="1"/>
+      <w:numFmt w:val="bullet"/>
+      <w:lvlText w:val=""/>
+      <w:lvlJc w:val="left"/>
+      <w:pPr>
+        <w:ind w:left="6480" w:hanging="360"/>
+      </w:pPr>
+      <w:rPr>
+        <w:rFonts w:ascii="Wingdings" w:hAnsi="Wingdings" w:hint="default"/>
+      </w:rPr>
+    </w:lvl>
+  </w:abstractNum>
+  <w:abstractNum w:abstractNumId="37" w15:restartNumberingAfterBreak="0">
     <w:nsid w:val="4D1B5CA7"/>
     <w:multiLevelType w:val="hybridMultilevel"/>
     <w:tmpl w:val="7C089D44"/>
@@ -16802,7 +17726,7 @@
       </w:rPr>
     </w:lvl>
   </w:abstractNum>
-  <w:abstractNum w:abstractNumId="34" w15:restartNumberingAfterBreak="0">
+  <w:abstractNum w:abstractNumId="38" w15:restartNumberingAfterBreak="0">
     <w:nsid w:val="501C0BC8"/>
     <w:multiLevelType w:val="hybridMultilevel"/>
     <w:tmpl w:val="48C2AE4C"/>
@@ -16888,7 +17812,7 @@
       </w:pPr>
     </w:lvl>
   </w:abstractNum>
-  <w:abstractNum w:abstractNumId="35" w15:restartNumberingAfterBreak="0">
+  <w:abstractNum w:abstractNumId="39" w15:restartNumberingAfterBreak="0">
     <w:nsid w:val="529E4555"/>
     <w:multiLevelType w:val="hybridMultilevel"/>
     <w:tmpl w:val="8B8E6DA6"/>
@@ -17001,7 +17925,7 @@
       </w:rPr>
     </w:lvl>
   </w:abstractNum>
-  <w:abstractNum w:abstractNumId="36" w15:restartNumberingAfterBreak="0">
+  <w:abstractNum w:abstractNumId="40" w15:restartNumberingAfterBreak="0">
     <w:nsid w:val="53104B3E"/>
     <w:multiLevelType w:val="hybridMultilevel"/>
     <w:tmpl w:val="9DF07EB4"/>
@@ -17090,7 +18014,7 @@
       </w:pPr>
     </w:lvl>
   </w:abstractNum>
-  <w:abstractNum w:abstractNumId="37" w15:restartNumberingAfterBreak="0">
+  <w:abstractNum w:abstractNumId="41" w15:restartNumberingAfterBreak="0">
     <w:nsid w:val="558053AD"/>
     <w:multiLevelType w:val="hybridMultilevel"/>
     <w:tmpl w:val="BFC0B596"/>
@@ -17176,7 +18100,7 @@
       </w:pPr>
     </w:lvl>
   </w:abstractNum>
-  <w:abstractNum w:abstractNumId="38" w15:restartNumberingAfterBreak="0">
+  <w:abstractNum w:abstractNumId="42" w15:restartNumberingAfterBreak="0">
     <w:nsid w:val="55BA02C1"/>
     <w:multiLevelType w:val="multilevel"/>
     <w:tmpl w:val="863C4216"/>
@@ -17289,7 +18213,7 @@
       </w:rPr>
     </w:lvl>
   </w:abstractNum>
-  <w:abstractNum w:abstractNumId="39" w15:restartNumberingAfterBreak="0">
+  <w:abstractNum w:abstractNumId="43" w15:restartNumberingAfterBreak="0">
     <w:nsid w:val="579B183A"/>
     <w:multiLevelType w:val="hybridMultilevel"/>
     <w:tmpl w:val="5EA42264"/>
@@ -17402,7 +18326,7 @@
       </w:rPr>
     </w:lvl>
   </w:abstractNum>
-  <w:abstractNum w:abstractNumId="40" w15:restartNumberingAfterBreak="0">
+  <w:abstractNum w:abstractNumId="44" w15:restartNumberingAfterBreak="0">
     <w:nsid w:val="599C0F43"/>
     <w:multiLevelType w:val="hybridMultilevel"/>
     <w:tmpl w:val="EDA0CF82"/>
@@ -17491,7 +18415,7 @@
       </w:pPr>
     </w:lvl>
   </w:abstractNum>
-  <w:abstractNum w:abstractNumId="41" w15:restartNumberingAfterBreak="0">
+  <w:abstractNum w:abstractNumId="45" w15:restartNumberingAfterBreak="0">
     <w:nsid w:val="5F6C0A0E"/>
     <w:multiLevelType w:val="hybridMultilevel"/>
     <w:tmpl w:val="73642608"/>
@@ -17580,7 +18504,7 @@
       </w:pPr>
     </w:lvl>
   </w:abstractNum>
-  <w:abstractNum w:abstractNumId="42" w15:restartNumberingAfterBreak="0">
+  <w:abstractNum w:abstractNumId="46" w15:restartNumberingAfterBreak="0">
     <w:nsid w:val="600D132B"/>
     <w:multiLevelType w:val="hybridMultilevel"/>
     <w:tmpl w:val="AF62DEC2"/>
@@ -17669,7 +18593,120 @@
       </w:pPr>
     </w:lvl>
   </w:abstractNum>
-  <w:abstractNum w:abstractNumId="43" w15:restartNumberingAfterBreak="0">
+  <w:abstractNum w:abstractNumId="47" w15:restartNumberingAfterBreak="0">
+    <w:nsid w:val="609745F2"/>
+    <w:multiLevelType w:val="hybridMultilevel"/>
+    <w:tmpl w:val="CDE08726"/>
+    <w:lvl w:ilvl="0" w:tplc="FFFFFFFF">
+      <w:start w:val="1"/>
+      <w:numFmt w:val="decimal"/>
+      <w:lvlText w:val="%1."/>
+      <w:lvlJc w:val="left"/>
+      <w:pPr>
+        <w:ind w:left="720" w:hanging="360"/>
+      </w:pPr>
+      <w:rPr>
+        <w:rFonts w:hint="default"/>
+      </w:rPr>
+    </w:lvl>
+    <w:lvl w:ilvl="1" w:tplc="FFFFFFFF" w:tentative="1">
+      <w:start w:val="1"/>
+      <w:numFmt w:val="bullet"/>
+      <w:lvlText w:val="o"/>
+      <w:lvlJc w:val="left"/>
+      <w:pPr>
+        <w:ind w:left="1440" w:hanging="360"/>
+      </w:pPr>
+      <w:rPr>
+        <w:rFonts w:ascii="Courier New" w:hAnsi="Courier New" w:cs="Courier New" w:hint="default"/>
+      </w:rPr>
+    </w:lvl>
+    <w:lvl w:ilvl="2" w:tplc="FFFFFFFF" w:tentative="1">
+      <w:start w:val="1"/>
+      <w:numFmt w:val="bullet"/>
+      <w:lvlText w:val=""/>
+      <w:lvlJc w:val="left"/>
+      <w:pPr>
+        <w:ind w:left="2160" w:hanging="360"/>
+      </w:pPr>
+      <w:rPr>
+        <w:rFonts w:ascii="Wingdings" w:hAnsi="Wingdings" w:hint="default"/>
+      </w:rPr>
+    </w:lvl>
+    <w:lvl w:ilvl="3" w:tplc="FFFFFFFF" w:tentative="1">
+      <w:start w:val="1"/>
+      <w:numFmt w:val="bullet"/>
+      <w:lvlText w:val=""/>
+      <w:lvlJc w:val="left"/>
+      <w:pPr>
+        <w:ind w:left="2880" w:hanging="360"/>
+      </w:pPr>
+      <w:rPr>
+        <w:rFonts w:ascii="Symbol" w:hAnsi="Symbol" w:hint="default"/>
+      </w:rPr>
+    </w:lvl>
+    <w:lvl w:ilvl="4" w:tplc="FFFFFFFF" w:tentative="1">
+      <w:start w:val="1"/>
+      <w:numFmt w:val="bullet"/>
+      <w:lvlText w:val="o"/>
+      <w:lvlJc w:val="left"/>
+      <w:pPr>
+        <w:ind w:left="3600" w:hanging="360"/>
+      </w:pPr>
+      <w:rPr>
+        <w:rFonts w:ascii="Courier New" w:hAnsi="Courier New" w:cs="Courier New" w:hint="default"/>
+      </w:rPr>
+    </w:lvl>
+    <w:lvl w:ilvl="5" w:tplc="FFFFFFFF" w:tentative="1">
+      <w:start w:val="1"/>
+      <w:numFmt w:val="bullet"/>
+      <w:lvlText w:val=""/>
+      <w:lvlJc w:val="left"/>
+      <w:pPr>
+        <w:ind w:left="4320" w:hanging="360"/>
+      </w:pPr>
+      <w:rPr>
+        <w:rFonts w:ascii="Wingdings" w:hAnsi="Wingdings" w:hint="default"/>
+      </w:rPr>
+    </w:lvl>
+    <w:lvl w:ilvl="6" w:tplc="FFFFFFFF" w:tentative="1">
+      <w:start w:val="1"/>
+      <w:numFmt w:val="bullet"/>
+      <w:lvlText w:val=""/>
+      <w:lvlJc w:val="left"/>
+      <w:pPr>
+        <w:ind w:left="5040" w:hanging="360"/>
+      </w:pPr>
+      <w:rPr>
+        <w:rFonts w:ascii="Symbol" w:hAnsi="Symbol" w:hint="default"/>
+      </w:rPr>
+    </w:lvl>
+    <w:lvl w:ilvl="7" w:tplc="FFFFFFFF" w:tentative="1">
+      <w:start w:val="1"/>
+      <w:numFmt w:val="bullet"/>
+      <w:lvlText w:val="o"/>
+      <w:lvlJc w:val="left"/>
+      <w:pPr>
+        <w:ind w:left="5760" w:hanging="360"/>
+      </w:pPr>
+      <w:rPr>
+        <w:rFonts w:ascii="Courier New" w:hAnsi="Courier New" w:cs="Courier New" w:hint="default"/>
+      </w:rPr>
+    </w:lvl>
+    <w:lvl w:ilvl="8" w:tplc="FFFFFFFF" w:tentative="1">
+      <w:start w:val="1"/>
+      <w:numFmt w:val="bullet"/>
+      <w:lvlText w:val=""/>
+      <w:lvlJc w:val="left"/>
+      <w:pPr>
+        <w:ind w:left="6480" w:hanging="360"/>
+      </w:pPr>
+      <w:rPr>
+        <w:rFonts w:ascii="Wingdings" w:hAnsi="Wingdings" w:hint="default"/>
+      </w:rPr>
+    </w:lvl>
+  </w:abstractNum>
+  <w:abstractNum w:abstractNumId="48" w15:restartNumberingAfterBreak="0">
     <w:nsid w:val="624F4D90"/>
     <w:multiLevelType w:val="hybridMultilevel"/>
     <w:tmpl w:val="3228A9D4"/>
@@ -17758,7 +18795,7 @@
       </w:pPr>
     </w:lvl>
   </w:abstractNum>
-  <w:abstractNum w:abstractNumId="44" w15:restartNumberingAfterBreak="0">
+  <w:abstractNum w:abstractNumId="49" w15:restartNumberingAfterBreak="0">
     <w:nsid w:val="639D5CA7"/>
     <w:multiLevelType w:val="hybridMultilevel"/>
     <w:tmpl w:val="BFA827E8"/>
@@ -17847,7 +18884,93 @@
       </w:pPr>
     </w:lvl>
   </w:abstractNum>
-  <w:abstractNum w:abstractNumId="45" w15:restartNumberingAfterBreak="0">
+  <w:abstractNum w:abstractNumId="50" w15:restartNumberingAfterBreak="0">
+    <w:nsid w:val="64FE3808"/>
+    <w:multiLevelType w:val="hybridMultilevel"/>
+    <w:tmpl w:val="96FEF63A"/>
+    <w:lvl w:ilvl="0" w:tplc="0409000F">
+      <w:start w:val="1"/>
+      <w:numFmt w:val="decimal"/>
+      <w:lvlText w:val="%1."/>
+      <w:lvlJc w:val="left"/>
+      <w:pPr>
+        <w:ind w:left="720" w:hanging="360"/>
+      </w:pPr>
+    </w:lvl>
+    <w:lvl w:ilvl="1" w:tplc="04090019" w:tentative="1">
+      <w:start w:val="1"/>
+      <w:numFmt w:val="lowerLetter"/>
+      <w:lvlText w:val="%2."/>
+      <w:lvlJc w:val="left"/>
+      <w:pPr>
+        <w:ind w:left="1440" w:hanging="360"/>
+      </w:pPr>
+    </w:lvl>
+    <w:lvl w:ilvl="2" w:tplc="0409001B" w:tentative="1">
+      <w:start w:val="1"/>
+      <w:numFmt w:val="lowerRoman"/>
+      <w:lvlText w:val="%3."/>
+      <w:lvlJc w:val="right"/>
+      <w:pPr>
+        <w:ind w:left="2160" w:hanging="180"/>
+      </w:pPr>
+    </w:lvl>
+    <w:lvl w:ilvl="3" w:tplc="0409000F" w:tentative="1">
+      <w:start w:val="1"/>
+      <w:numFmt w:val="decimal"/>
+      <w:lvlText w:val="%4."/>
+      <w:lvlJc w:val="left"/>
+      <w:pPr>
+        <w:ind w:left="2880" w:hanging="360"/>
+      </w:pPr>
+    </w:lvl>
+    <w:lvl w:ilvl="4" w:tplc="04090019" w:tentative="1">
+      <w:start w:val="1"/>
+      <w:numFmt w:val="lowerLetter"/>
+      <w:lvlText w:val="%5."/>
+      <w:lvlJc w:val="left"/>
+      <w:pPr>
+        <w:ind w:left="3600" w:hanging="360"/>
+      </w:pPr>
+    </w:lvl>
+    <w:lvl w:ilvl="5" w:tplc="0409001B" w:tentative="1">
+      <w:start w:val="1"/>
+      <w:numFmt w:val="lowerRoman"/>
+      <w:lvlText w:val="%6."/>
+      <w:lvlJc w:val="right"/>
+      <w:pPr>
+        <w:ind w:left="4320" w:hanging="180"/>
+      </w:pPr>
+    </w:lvl>
+    <w:lvl w:ilvl="6" w:tplc="0409000F" w:tentative="1">
+      <w:start w:val="1"/>
+      <w:numFmt w:val="decimal"/>
+      <w:lvlText w:val="%7."/>
+      <w:lvlJc w:val="left"/>
+      <w:pPr>
+        <w:ind w:left="5040" w:hanging="360"/>
+      </w:pPr>
+    </w:lvl>
+    <w:lvl w:ilvl="7" w:tplc="04090019" w:tentative="1">
+      <w:start w:val="1"/>
+      <w:numFmt w:val="lowerLetter"/>
+      <w:lvlText w:val="%8."/>
+      <w:lvlJc w:val="left"/>
+      <w:pPr>
+        <w:ind w:left="5760" w:hanging="360"/>
+      </w:pPr>
+    </w:lvl>
+    <w:lvl w:ilvl="8" w:tplc="0409001B" w:tentative="1">
+      <w:start w:val="1"/>
+      <w:numFmt w:val="lowerRoman"/>
+      <w:lvlText w:val="%9."/>
+      <w:lvlJc w:val="right"/>
+      <w:pPr>
+        <w:ind w:left="6480" w:hanging="180"/>
+      </w:pPr>
+    </w:lvl>
+  </w:abstractNum>
+  <w:abstractNum w:abstractNumId="51" w15:restartNumberingAfterBreak="0">
     <w:nsid w:val="67964062"/>
     <w:multiLevelType w:val="multilevel"/>
     <w:tmpl w:val="5E380F8C"/>
@@ -17960,7 +19083,93 @@
       </w:rPr>
     </w:lvl>
   </w:abstractNum>
-  <w:abstractNum w:abstractNumId="46" w15:restartNumberingAfterBreak="0">
+  <w:abstractNum w:abstractNumId="52" w15:restartNumberingAfterBreak="0">
+    <w:nsid w:val="69A41769"/>
+    <w:multiLevelType w:val="hybridMultilevel"/>
+    <w:tmpl w:val="B7864420"/>
+    <w:lvl w:ilvl="0" w:tplc="0409000F">
+      <w:start w:val="1"/>
+      <w:numFmt w:val="decimal"/>
+      <w:lvlText w:val="%1."/>
+      <w:lvlJc w:val="left"/>
+      <w:pPr>
+        <w:ind w:left="720" w:hanging="360"/>
+      </w:pPr>
+    </w:lvl>
+    <w:lvl w:ilvl="1" w:tplc="04090019" w:tentative="1">
+      <w:start w:val="1"/>
+      <w:numFmt w:val="lowerLetter"/>
+      <w:lvlText w:val="%2."/>
+      <w:lvlJc w:val="left"/>
+      <w:pPr>
+        <w:ind w:left="1440" w:hanging="360"/>
+      </w:pPr>
+    </w:lvl>
+    <w:lvl w:ilvl="2" w:tplc="0409001B" w:tentative="1">
+      <w:start w:val="1"/>
+      <w:numFmt w:val="lowerRoman"/>
+      <w:lvlText w:val="%3."/>
+      <w:lvlJc w:val="right"/>
+      <w:pPr>
+        <w:ind w:left="2160" w:hanging="180"/>
+      </w:pPr>
+    </w:lvl>
+    <w:lvl w:ilvl="3" w:tplc="0409000F" w:tentative="1">
+      <w:start w:val="1"/>
+      <w:numFmt w:val="decimal"/>
+      <w:lvlText w:val="%4."/>
+      <w:lvlJc w:val="left"/>
+      <w:pPr>
+        <w:ind w:left="2880" w:hanging="360"/>
+      </w:pPr>
+    </w:lvl>
+    <w:lvl w:ilvl="4" w:tplc="04090019" w:tentative="1">
+      <w:start w:val="1"/>
+      <w:numFmt w:val="lowerLetter"/>
+      <w:lvlText w:val="%5."/>
+      <w:lvlJc w:val="left"/>
+      <w:pPr>
+        <w:ind w:left="3600" w:hanging="360"/>
+      </w:pPr>
+    </w:lvl>
+    <w:lvl w:ilvl="5" w:tplc="0409001B" w:tentative="1">
+      <w:start w:val="1"/>
+      <w:numFmt w:val="lowerRoman"/>
+      <w:lvlText w:val="%6."/>
+      <w:lvlJc w:val="right"/>
+      <w:pPr>
+        <w:ind w:left="4320" w:hanging="180"/>
+      </w:pPr>
+    </w:lvl>
+    <w:lvl w:ilvl="6" w:tplc="0409000F" w:tentative="1">
+      <w:start w:val="1"/>
+      <w:numFmt w:val="decimal"/>
+      <w:lvlText w:val="%7."/>
+      <w:lvlJc w:val="left"/>
+      <w:pPr>
+        <w:ind w:left="5040" w:hanging="360"/>
+      </w:pPr>
+    </w:lvl>
+    <w:lvl w:ilvl="7" w:tplc="04090019" w:tentative="1">
+      <w:start w:val="1"/>
+      <w:numFmt w:val="lowerLetter"/>
+      <w:lvlText w:val="%8."/>
+      <w:lvlJc w:val="left"/>
+      <w:pPr>
+        <w:ind w:left="5760" w:hanging="360"/>
+      </w:pPr>
+    </w:lvl>
+    <w:lvl w:ilvl="8" w:tplc="0409001B" w:tentative="1">
+      <w:start w:val="1"/>
+      <w:numFmt w:val="lowerRoman"/>
+      <w:lvlText w:val="%9."/>
+      <w:lvlJc w:val="right"/>
+      <w:pPr>
+        <w:ind w:left="6480" w:hanging="180"/>
+      </w:pPr>
+    </w:lvl>
+  </w:abstractNum>
+  <w:abstractNum w:abstractNumId="53" w15:restartNumberingAfterBreak="0">
     <w:nsid w:val="6C956A03"/>
     <w:multiLevelType w:val="hybridMultilevel"/>
     <w:tmpl w:val="9FAC1E90"/>
@@ -18046,7 +19255,7 @@
       </w:pPr>
     </w:lvl>
   </w:abstractNum>
-  <w:abstractNum w:abstractNumId="47" w15:restartNumberingAfterBreak="0">
+  <w:abstractNum w:abstractNumId="54" w15:restartNumberingAfterBreak="0">
     <w:nsid w:val="6F34638D"/>
     <w:multiLevelType w:val="hybridMultilevel"/>
     <w:tmpl w:val="E3D89C5E"/>
@@ -18159,7 +19368,7 @@
       </w:rPr>
     </w:lvl>
   </w:abstractNum>
-  <w:abstractNum w:abstractNumId="48" w15:restartNumberingAfterBreak="0">
+  <w:abstractNum w:abstractNumId="55" w15:restartNumberingAfterBreak="0">
     <w:nsid w:val="6F9D3791"/>
     <w:multiLevelType w:val="multilevel"/>
     <w:tmpl w:val="D3608EAA"/>
@@ -18272,7 +19481,7 @@
       </w:rPr>
     </w:lvl>
   </w:abstractNum>
-  <w:abstractNum w:abstractNumId="49" w15:restartNumberingAfterBreak="0">
+  <w:abstractNum w:abstractNumId="56" w15:restartNumberingAfterBreak="0">
     <w:nsid w:val="726E48C1"/>
     <w:multiLevelType w:val="hybridMultilevel"/>
     <w:tmpl w:val="C4B83948"/>
@@ -18361,7 +19570,7 @@
       </w:pPr>
     </w:lvl>
   </w:abstractNum>
-  <w:abstractNum w:abstractNumId="50" w15:restartNumberingAfterBreak="0">
+  <w:abstractNum w:abstractNumId="57" w15:restartNumberingAfterBreak="0">
     <w:nsid w:val="76F445E6"/>
     <w:multiLevelType w:val="hybridMultilevel"/>
     <w:tmpl w:val="A4864CB2"/>
@@ -18474,7 +19683,7 @@
       </w:rPr>
     </w:lvl>
   </w:abstractNum>
-  <w:abstractNum w:abstractNumId="51" w15:restartNumberingAfterBreak="0">
+  <w:abstractNum w:abstractNumId="58" w15:restartNumberingAfterBreak="0">
     <w:nsid w:val="774F50CE"/>
     <w:multiLevelType w:val="hybridMultilevel"/>
     <w:tmpl w:val="9482C9C2"/>
@@ -18563,7 +19772,7 @@
       </w:pPr>
     </w:lvl>
   </w:abstractNum>
-  <w:abstractNum w:abstractNumId="52" w15:restartNumberingAfterBreak="0">
+  <w:abstractNum w:abstractNumId="59" w15:restartNumberingAfterBreak="0">
     <w:nsid w:val="7F8C00A8"/>
     <w:multiLevelType w:val="hybridMultilevel"/>
     <w:tmpl w:val="917CB990"/>
@@ -18677,136 +19886,136 @@
     </w:lvl>
   </w:abstractNum>
   <w:num w:numId="1" w16cid:durableId="211697239">
+    <w:abstractNumId w:val="25"/>
+  </w:num>
+  <w:num w:numId="2" w16cid:durableId="2133670641">
     <w:abstractNumId w:val="23"/>
   </w:num>
-  <w:num w:numId="2" w16cid:durableId="2133670641">
-    <w:abstractNumId w:val="21"/>
-  </w:num>
   <w:num w:numId="3" w16cid:durableId="1289314907">
-    <w:abstractNumId w:val="6"/>
+    <w:abstractNumId w:val="7"/>
   </w:num>
   <w:num w:numId="4" w16cid:durableId="1300308013">
-    <w:abstractNumId w:val="45"/>
+    <w:abstractNumId w:val="51"/>
   </w:num>
   <w:num w:numId="5" w16cid:durableId="1441610408">
-    <w:abstractNumId w:val="8"/>
+    <w:abstractNumId w:val="9"/>
   </w:num>
   <w:num w:numId="6" w16cid:durableId="106971014">
-    <w:abstractNumId w:val="38"/>
+    <w:abstractNumId w:val="42"/>
   </w:num>
   <w:num w:numId="7" w16cid:durableId="777413942">
-    <w:abstractNumId w:val="22"/>
+    <w:abstractNumId w:val="24"/>
   </w:num>
   <w:num w:numId="8" w16cid:durableId="1443381570">
-    <w:abstractNumId w:val="32"/>
+    <w:abstractNumId w:val="35"/>
   </w:num>
   <w:num w:numId="9" w16cid:durableId="1075588210">
-    <w:abstractNumId w:val="48"/>
+    <w:abstractNumId w:val="55"/>
   </w:num>
   <w:num w:numId="10" w16cid:durableId="1804615587">
-    <w:abstractNumId w:val="52"/>
+    <w:abstractNumId w:val="59"/>
   </w:num>
   <w:num w:numId="11" w16cid:durableId="2048489028">
-    <w:abstractNumId w:val="11"/>
+    <w:abstractNumId w:val="12"/>
   </w:num>
   <w:num w:numId="12" w16cid:durableId="1344356442">
     <w:abstractNumId w:val="0"/>
   </w:num>
   <w:num w:numId="13" w16cid:durableId="992683181">
+    <w:abstractNumId w:val="29"/>
+  </w:num>
+  <w:num w:numId="14" w16cid:durableId="396713077">
     <w:abstractNumId w:val="27"/>
   </w:num>
-  <w:num w:numId="14" w16cid:durableId="396713077">
-    <w:abstractNumId w:val="25"/>
-  </w:num>
   <w:num w:numId="15" w16cid:durableId="1328287858">
-    <w:abstractNumId w:val="13"/>
+    <w:abstractNumId w:val="14"/>
   </w:num>
   <w:num w:numId="16" w16cid:durableId="787627157">
-    <w:abstractNumId w:val="39"/>
+    <w:abstractNumId w:val="43"/>
   </w:num>
   <w:num w:numId="17" w16cid:durableId="1099564992">
     <w:abstractNumId w:val="1"/>
   </w:num>
   <w:num w:numId="18" w16cid:durableId="1980452413">
-    <w:abstractNumId w:val="34"/>
+    <w:abstractNumId w:val="38"/>
   </w:num>
   <w:num w:numId="19" w16cid:durableId="572470565">
+    <w:abstractNumId w:val="19"/>
+  </w:num>
+  <w:num w:numId="20" w16cid:durableId="70540299">
+    <w:abstractNumId w:val="37"/>
+  </w:num>
+  <w:num w:numId="21" w16cid:durableId="1410687418">
+    <w:abstractNumId w:val="54"/>
+  </w:num>
+  <w:num w:numId="22" w16cid:durableId="386341576">
+    <w:abstractNumId w:val="39"/>
+  </w:num>
+  <w:num w:numId="23" w16cid:durableId="989407562">
+    <w:abstractNumId w:val="31"/>
+  </w:num>
+  <w:num w:numId="24" w16cid:durableId="1387871991">
+    <w:abstractNumId w:val="57"/>
+  </w:num>
+  <w:num w:numId="25" w16cid:durableId="538006665">
+    <w:abstractNumId w:val="32"/>
+  </w:num>
+  <w:num w:numId="26" w16cid:durableId="87387578">
+    <w:abstractNumId w:val="58"/>
+  </w:num>
+  <w:num w:numId="27" w16cid:durableId="838426841">
     <w:abstractNumId w:val="18"/>
   </w:num>
-  <w:num w:numId="20" w16cid:durableId="70540299">
+  <w:num w:numId="28" w16cid:durableId="2051614268">
+    <w:abstractNumId w:val="4"/>
+  </w:num>
+  <w:num w:numId="29" w16cid:durableId="1865053455">
+    <w:abstractNumId w:val="20"/>
+  </w:num>
+  <w:num w:numId="30" w16cid:durableId="1046105984">
+    <w:abstractNumId w:val="28"/>
+  </w:num>
+  <w:num w:numId="31" w16cid:durableId="1314869953">
+    <w:abstractNumId w:val="17"/>
+  </w:num>
+  <w:num w:numId="32" w16cid:durableId="88039363">
+    <w:abstractNumId w:val="26"/>
+  </w:num>
+  <w:num w:numId="33" w16cid:durableId="701367995">
     <w:abstractNumId w:val="33"/>
   </w:num>
-  <w:num w:numId="21" w16cid:durableId="1410687418">
-    <w:abstractNumId w:val="47"/>
-  </w:num>
-  <w:num w:numId="22" w16cid:durableId="386341576">
-    <w:abstractNumId w:val="35"/>
-  </w:num>
-  <w:num w:numId="23" w16cid:durableId="989407562">
-    <w:abstractNumId w:val="28"/>
-  </w:num>
-  <w:num w:numId="24" w16cid:durableId="1387871991">
-    <w:abstractNumId w:val="50"/>
-  </w:num>
-  <w:num w:numId="25" w16cid:durableId="538006665">
-    <w:abstractNumId w:val="29"/>
-  </w:num>
-  <w:num w:numId="26" w16cid:durableId="87387578">
-    <w:abstractNumId w:val="51"/>
-  </w:num>
-  <w:num w:numId="27" w16cid:durableId="838426841">
-    <w:abstractNumId w:val="17"/>
-  </w:num>
-  <w:num w:numId="28" w16cid:durableId="2051614268">
-    <w:abstractNumId w:val="3"/>
-  </w:num>
-  <w:num w:numId="29" w16cid:durableId="1865053455">
-    <w:abstractNumId w:val="19"/>
-  </w:num>
-  <w:num w:numId="30" w16cid:durableId="1046105984">
-    <w:abstractNumId w:val="26"/>
-  </w:num>
-  <w:num w:numId="31" w16cid:durableId="1314869953">
-    <w:abstractNumId w:val="16"/>
-  </w:num>
-  <w:num w:numId="32" w16cid:durableId="88039363">
-    <w:abstractNumId w:val="24"/>
-  </w:num>
-  <w:num w:numId="33" w16cid:durableId="701367995">
-    <w:abstractNumId w:val="30"/>
-  </w:num>
   <w:num w:numId="34" w16cid:durableId="1622566703">
-    <w:abstractNumId w:val="36"/>
+    <w:abstractNumId w:val="40"/>
   </w:num>
   <w:num w:numId="35" w16cid:durableId="672025229">
-    <w:abstractNumId w:val="41"/>
+    <w:abstractNumId w:val="45"/>
   </w:num>
   <w:num w:numId="36" w16cid:durableId="1727802839">
-    <w:abstractNumId w:val="42"/>
+    <w:abstractNumId w:val="46"/>
   </w:num>
   <w:num w:numId="37" w16cid:durableId="206260031">
-    <w:abstractNumId w:val="40"/>
+    <w:abstractNumId w:val="44"/>
   </w:num>
   <w:num w:numId="38" w16cid:durableId="1384522724">
-    <w:abstractNumId w:val="9"/>
+    <w:abstractNumId w:val="10"/>
   </w:num>
   <w:num w:numId="39" w16cid:durableId="1215920859">
-    <w:abstractNumId w:val="20"/>
+    <w:abstractNumId w:val="22"/>
   </w:num>
   <w:num w:numId="40" w16cid:durableId="1712802342">
-    <w:abstractNumId w:val="44"/>
+    <w:abstractNumId w:val="49"/>
   </w:num>
   <w:num w:numId="41" w16cid:durableId="929890614">
     <w:abstractNumId w:val="2"/>
   </w:num>
   <w:num w:numId="42" w16cid:durableId="861434026">
-    <w:abstractNumId w:val="31"/>
+    <w:abstractNumId w:val="34"/>
   </w:num>
   <w:num w:numId="43" w16cid:durableId="1935160719">
-    <w:abstractNumId w:val="49"/>
+    <w:abstractNumId w:val="56"/>
   </w:num>
   <w:num w:numId="44" w16cid:durableId="1676959931">
-    <w:abstractNumId w:val="46"/>
+    <w:abstractNumId w:val="53"/>
     <w:lvlOverride w:ilvl="0">
       <w:startOverride w:val="1"/>
     </w:lvlOverride>
@@ -18836,6 +20045,36 @@
     </w:lvlOverride>
   </w:num>
   <w:num w:numId="45" w16cid:durableId="889459044">
+    <w:abstractNumId w:val="16"/>
+    <w:lvlOverride w:ilvl="0">
+      <w:startOverride w:val="1"/>
+    </w:lvlOverride>
+    <w:lvlOverride w:ilvl="1">
+      <w:startOverride w:val="1"/>
+    </w:lvlOverride>
+    <w:lvlOverride w:ilvl="2">
+      <w:startOverride w:val="1"/>
+    </w:lvlOverride>
+    <w:lvlOverride w:ilvl="3">
+      <w:startOverride w:val="1"/>
+    </w:lvlOverride>
+    <w:lvlOverride w:ilvl="4">
+      <w:startOverride w:val="1"/>
+    </w:lvlOverride>
+    <w:lvlOverride w:ilvl="5">
+      <w:startOverride w:val="1"/>
+    </w:lvlOverride>
+    <w:lvlOverride w:ilvl="6">
+      <w:startOverride w:val="1"/>
+    </w:lvlOverride>
+    <w:lvlOverride w:ilvl="7">
+      <w:startOverride w:val="1"/>
+    </w:lvlOverride>
+    <w:lvlOverride w:ilvl="8">
+      <w:startOverride w:val="1"/>
+    </w:lvlOverride>
+  </w:num>
+  <w:num w:numId="46" w16cid:durableId="1363751639">
     <w:abstractNumId w:val="15"/>
     <w:lvlOverride w:ilvl="0">
       <w:startOverride w:val="1"/>
@@ -18865,38 +20104,8 @@
       <w:startOverride w:val="1"/>
     </w:lvlOverride>
   </w:num>
-  <w:num w:numId="46" w16cid:durableId="1363751639">
-    <w:abstractNumId w:val="14"/>
-    <w:lvlOverride w:ilvl="0">
-      <w:startOverride w:val="1"/>
-    </w:lvlOverride>
-    <w:lvlOverride w:ilvl="1">
-      <w:startOverride w:val="1"/>
-    </w:lvlOverride>
-    <w:lvlOverride w:ilvl="2">
-      <w:startOverride w:val="1"/>
-    </w:lvlOverride>
-    <w:lvlOverride w:ilvl="3">
-      <w:startOverride w:val="1"/>
-    </w:lvlOverride>
-    <w:lvlOverride w:ilvl="4">
-      <w:startOverride w:val="1"/>
-    </w:lvlOverride>
-    <w:lvlOverride w:ilvl="5">
-      <w:startOverride w:val="1"/>
-    </w:lvlOverride>
-    <w:lvlOverride w:ilvl="6">
-      <w:startOverride w:val="1"/>
-    </w:lvlOverride>
-    <w:lvlOverride w:ilvl="7">
-      <w:startOverride w:val="1"/>
-    </w:lvlOverride>
-    <w:lvlOverride w:ilvl="8">
-      <w:startOverride w:val="1"/>
-    </w:lvlOverride>
-  </w:num>
   <w:num w:numId="47" w16cid:durableId="1233807756">
-    <w:abstractNumId w:val="37"/>
+    <w:abstractNumId w:val="41"/>
     <w:lvlOverride w:ilvl="0">
       <w:startOverride w:val="1"/>
     </w:lvlOverride>
@@ -18926,6 +20135,195 @@
     </w:lvlOverride>
   </w:num>
   <w:num w:numId="48" w16cid:durableId="1402094230">
+    <w:abstractNumId w:val="5"/>
+    <w:lvlOverride w:ilvl="0">
+      <w:startOverride w:val="1"/>
+    </w:lvlOverride>
+    <w:lvlOverride w:ilvl="1">
+      <w:startOverride w:val="1"/>
+    </w:lvlOverride>
+    <w:lvlOverride w:ilvl="2">
+      <w:startOverride w:val="1"/>
+    </w:lvlOverride>
+    <w:lvlOverride w:ilvl="3">
+      <w:startOverride w:val="1"/>
+    </w:lvlOverride>
+    <w:lvlOverride w:ilvl="4">
+      <w:startOverride w:val="1"/>
+    </w:lvlOverride>
+    <w:lvlOverride w:ilvl="5">
+      <w:startOverride w:val="1"/>
+    </w:lvlOverride>
+    <w:lvlOverride w:ilvl="6">
+      <w:startOverride w:val="1"/>
+    </w:lvlOverride>
+    <w:lvlOverride w:ilvl="7">
+      <w:startOverride w:val="1"/>
+    </w:lvlOverride>
+    <w:lvlOverride w:ilvl="8">
+      <w:startOverride w:val="1"/>
+    </w:lvlOverride>
+  </w:num>
+  <w:num w:numId="49" w16cid:durableId="1584684660">
+    <w:abstractNumId w:val="8"/>
+    <w:lvlOverride w:ilvl="0">
+      <w:startOverride w:val="1"/>
+    </w:lvlOverride>
+    <w:lvlOverride w:ilvl="1">
+      <w:startOverride w:val="1"/>
+    </w:lvlOverride>
+    <w:lvlOverride w:ilvl="2">
+      <w:startOverride w:val="1"/>
+    </w:lvlOverride>
+    <w:lvlOverride w:ilvl="3">
+      <w:startOverride w:val="1"/>
+    </w:lvlOverride>
+    <w:lvlOverride w:ilvl="4">
+      <w:startOverride w:val="1"/>
+    </w:lvlOverride>
+    <w:lvlOverride w:ilvl="5">
+      <w:startOverride w:val="1"/>
+    </w:lvlOverride>
+    <w:lvlOverride w:ilvl="6">
+      <w:startOverride w:val="1"/>
+    </w:lvlOverride>
+    <w:lvlOverride w:ilvl="7">
+      <w:startOverride w:val="1"/>
+    </w:lvlOverride>
+    <w:lvlOverride w:ilvl="8">
+      <w:startOverride w:val="1"/>
+    </w:lvlOverride>
+  </w:num>
+  <w:num w:numId="50" w16cid:durableId="1974754941">
+    <w:abstractNumId w:val="13"/>
+  </w:num>
+  <w:num w:numId="51" w16cid:durableId="2132549393">
+    <w:abstractNumId w:val="11"/>
+    <w:lvlOverride w:ilvl="0">
+      <w:startOverride w:val="1"/>
+    </w:lvlOverride>
+    <w:lvlOverride w:ilvl="1">
+      <w:startOverride w:val="1"/>
+    </w:lvlOverride>
+    <w:lvlOverride w:ilvl="2">
+      <w:startOverride w:val="1"/>
+    </w:lvlOverride>
+    <w:lvlOverride w:ilvl="3">
+      <w:startOverride w:val="1"/>
+    </w:lvlOverride>
+    <w:lvlOverride w:ilvl="4">
+      <w:startOverride w:val="1"/>
+    </w:lvlOverride>
+    <w:lvlOverride w:ilvl="5">
+      <w:startOverride w:val="1"/>
+    </w:lvlOverride>
+    <w:lvlOverride w:ilvl="6">
+      <w:startOverride w:val="1"/>
+    </w:lvlOverride>
+    <w:lvlOverride w:ilvl="7">
+      <w:startOverride w:val="1"/>
+    </w:lvlOverride>
+    <w:lvlOverride w:ilvl="8">
+      <w:startOverride w:val="1"/>
+    </w:lvlOverride>
+  </w:num>
+  <w:num w:numId="52" w16cid:durableId="100341533">
+    <w:abstractNumId w:val="48"/>
+  </w:num>
+  <w:num w:numId="53" w16cid:durableId="317224544">
+    <w:abstractNumId w:val="6"/>
+  </w:num>
+  <w:num w:numId="54" w16cid:durableId="1306551055">
+    <w:abstractNumId w:val="45"/>
+    <w:lvlOverride w:ilvl="0">
+      <w:startOverride w:val="1"/>
+    </w:lvlOverride>
+    <w:lvlOverride w:ilvl="1">
+      <w:startOverride w:val="1"/>
+    </w:lvlOverride>
+    <w:lvlOverride w:ilvl="2">
+      <w:startOverride w:val="1"/>
+    </w:lvlOverride>
+    <w:lvlOverride w:ilvl="3">
+      <w:startOverride w:val="1"/>
+    </w:lvlOverride>
+    <w:lvlOverride w:ilvl="4">
+      <w:startOverride w:val="1"/>
+    </w:lvlOverride>
+    <w:lvlOverride w:ilvl="5">
+      <w:startOverride w:val="1"/>
+    </w:lvlOverride>
+    <w:lvlOverride w:ilvl="6">
+      <w:startOverride w:val="1"/>
+    </w:lvlOverride>
+    <w:lvlOverride w:ilvl="7">
+      <w:startOverride w:val="1"/>
+    </w:lvlOverride>
+    <w:lvlOverride w:ilvl="8">
+      <w:startOverride w:val="1"/>
+    </w:lvlOverride>
+  </w:num>
+  <w:num w:numId="55" w16cid:durableId="1769154886">
+    <w:abstractNumId w:val="40"/>
+    <w:lvlOverride w:ilvl="0">
+      <w:startOverride w:val="1"/>
+    </w:lvlOverride>
+    <w:lvlOverride w:ilvl="1">
+      <w:startOverride w:val="1"/>
+    </w:lvlOverride>
+    <w:lvlOverride w:ilvl="2">
+      <w:startOverride w:val="1"/>
+    </w:lvlOverride>
+    <w:lvlOverride w:ilvl="3">
+      <w:startOverride w:val="1"/>
+    </w:lvlOverride>
+    <w:lvlOverride w:ilvl="4">
+      <w:startOverride w:val="1"/>
+    </w:lvlOverride>
+    <w:lvlOverride w:ilvl="5">
+      <w:startOverride w:val="1"/>
+    </w:lvlOverride>
+    <w:lvlOverride w:ilvl="6">
+      <w:startOverride w:val="1"/>
+    </w:lvlOverride>
+    <w:lvlOverride w:ilvl="7">
+      <w:startOverride w:val="1"/>
+    </w:lvlOverride>
+    <w:lvlOverride w:ilvl="8">
+      <w:startOverride w:val="1"/>
+    </w:lvlOverride>
+  </w:num>
+  <w:num w:numId="56" w16cid:durableId="1503663807">
+    <w:abstractNumId w:val="33"/>
+    <w:lvlOverride w:ilvl="0">
+      <w:startOverride w:val="1"/>
+    </w:lvlOverride>
+    <w:lvlOverride w:ilvl="1">
+      <w:startOverride w:val="1"/>
+    </w:lvlOverride>
+    <w:lvlOverride w:ilvl="2">
+      <w:startOverride w:val="1"/>
+    </w:lvlOverride>
+    <w:lvlOverride w:ilvl="3">
+      <w:startOverride w:val="1"/>
+    </w:lvlOverride>
+    <w:lvlOverride w:ilvl="4">
+      <w:startOverride w:val="1"/>
+    </w:lvlOverride>
+    <w:lvlOverride w:ilvl="5">
+      <w:startOverride w:val="1"/>
+    </w:lvlOverride>
+    <w:lvlOverride w:ilvl="6">
+      <w:startOverride w:val="1"/>
+    </w:lvlOverride>
+    <w:lvlOverride w:ilvl="7">
+      <w:startOverride w:val="1"/>
+    </w:lvlOverride>
+    <w:lvlOverride w:ilvl="8">
+      <w:startOverride w:val="1"/>
+    </w:lvlOverride>
+  </w:num>
+  <w:num w:numId="57" w16cid:durableId="436147326">
     <w:abstractNumId w:val="4"/>
     <w:lvlOverride w:ilvl="0">
       <w:startOverride w:val="1"/>
@@ -18955,221 +20353,26 @@
       <w:startOverride w:val="1"/>
     </w:lvlOverride>
   </w:num>
-  <w:num w:numId="49" w16cid:durableId="1584684660">
-    <w:abstractNumId w:val="7"/>
-    <w:lvlOverride w:ilvl="0">
-      <w:startOverride w:val="1"/>
-    </w:lvlOverride>
-    <w:lvlOverride w:ilvl="1">
-      <w:startOverride w:val="1"/>
-    </w:lvlOverride>
-    <w:lvlOverride w:ilvl="2">
-      <w:startOverride w:val="1"/>
-    </w:lvlOverride>
-    <w:lvlOverride w:ilvl="3">
-      <w:startOverride w:val="1"/>
-    </w:lvlOverride>
-    <w:lvlOverride w:ilvl="4">
-      <w:startOverride w:val="1"/>
-    </w:lvlOverride>
-    <w:lvlOverride w:ilvl="5">
-      <w:startOverride w:val="1"/>
-    </w:lvlOverride>
-    <w:lvlOverride w:ilvl="6">
-      <w:startOverride w:val="1"/>
-    </w:lvlOverride>
-    <w:lvlOverride w:ilvl="7">
-      <w:startOverride w:val="1"/>
-    </w:lvlOverride>
-    <w:lvlOverride w:ilvl="8">
-      <w:startOverride w:val="1"/>
-    </w:lvlOverride>
+  <w:num w:numId="58" w16cid:durableId="843936070">
+    <w:abstractNumId w:val="50"/>
   </w:num>
-  <w:num w:numId="50" w16cid:durableId="1974754941">
-    <w:abstractNumId w:val="12"/>
-    <w:lvlOverride w:ilvl="0">
-      <w:startOverride w:val="1"/>
-    </w:lvlOverride>
-    <w:lvlOverride w:ilvl="1">
-      <w:startOverride w:val="1"/>
-    </w:lvlOverride>
-    <w:lvlOverride w:ilvl="2">
-      <w:startOverride w:val="1"/>
-    </w:lvlOverride>
-    <w:lvlOverride w:ilvl="3">
-      <w:startOverride w:val="1"/>
-    </w:lvlOverride>
-    <w:lvlOverride w:ilvl="4">
-      <w:startOverride w:val="1"/>
-    </w:lvlOverride>
-    <w:lvlOverride w:ilvl="5">
-      <w:startOverride w:val="1"/>
-    </w:lvlOverride>
-    <w:lvlOverride w:ilvl="6">
-      <w:startOverride w:val="1"/>
-    </w:lvlOverride>
-    <w:lvlOverride w:ilvl="7">
-      <w:startOverride w:val="1"/>
-    </w:lvlOverride>
-    <w:lvlOverride w:ilvl="8">
-      <w:startOverride w:val="1"/>
-    </w:lvlOverride>
+  <w:num w:numId="59" w16cid:durableId="687487965">
+    <w:abstractNumId w:val="47"/>
   </w:num>
-  <w:num w:numId="51" w16cid:durableId="2132549393">
-    <w:abstractNumId w:val="10"/>
-    <w:lvlOverride w:ilvl="0">
-      <w:startOverride w:val="1"/>
-    </w:lvlOverride>
-    <w:lvlOverride w:ilvl="1">
-      <w:startOverride w:val="1"/>
-    </w:lvlOverride>
-    <w:lvlOverride w:ilvl="2">
-      <w:startOverride w:val="1"/>
-    </w:lvlOverride>
-    <w:lvlOverride w:ilvl="3">
-      <w:startOverride w:val="1"/>
-    </w:lvlOverride>
-    <w:lvlOverride w:ilvl="4">
-      <w:startOverride w:val="1"/>
-    </w:lvlOverride>
-    <w:lvlOverride w:ilvl="5">
-      <w:startOverride w:val="1"/>
-    </w:lvlOverride>
-    <w:lvlOverride w:ilvl="6">
-      <w:startOverride w:val="1"/>
-    </w:lvlOverride>
-    <w:lvlOverride w:ilvl="7">
-      <w:startOverride w:val="1"/>
-    </w:lvlOverride>
-    <w:lvlOverride w:ilvl="8">
-      <w:startOverride w:val="1"/>
-    </w:lvlOverride>
+  <w:num w:numId="60" w16cid:durableId="48305098">
+    <w:abstractNumId w:val="36"/>
   </w:num>
-  <w:num w:numId="52" w16cid:durableId="100341533">
-    <w:abstractNumId w:val="43"/>
+  <w:num w:numId="61" w16cid:durableId="1592084149">
+    <w:abstractNumId w:val="30"/>
   </w:num>
-  <w:num w:numId="53" w16cid:durableId="317224544">
-    <w:abstractNumId w:val="5"/>
+  <w:num w:numId="62" w16cid:durableId="422924046">
+    <w:abstractNumId w:val="3"/>
   </w:num>
-  <w:num w:numId="54" w16cid:durableId="1306551055">
-    <w:abstractNumId w:val="41"/>
-    <w:lvlOverride w:ilvl="0">
-      <w:startOverride w:val="1"/>
-    </w:lvlOverride>
-    <w:lvlOverride w:ilvl="1">
-      <w:startOverride w:val="1"/>
-    </w:lvlOverride>
-    <w:lvlOverride w:ilvl="2">
-      <w:startOverride w:val="1"/>
-    </w:lvlOverride>
-    <w:lvlOverride w:ilvl="3">
-      <w:startOverride w:val="1"/>
-    </w:lvlOverride>
-    <w:lvlOverride w:ilvl="4">
-      <w:startOverride w:val="1"/>
-    </w:lvlOverride>
-    <w:lvlOverride w:ilvl="5">
-      <w:startOverride w:val="1"/>
-    </w:lvlOverride>
-    <w:lvlOverride w:ilvl="6">
-      <w:startOverride w:val="1"/>
-    </w:lvlOverride>
-    <w:lvlOverride w:ilvl="7">
-      <w:startOverride w:val="1"/>
-    </w:lvlOverride>
-    <w:lvlOverride w:ilvl="8">
-      <w:startOverride w:val="1"/>
-    </w:lvlOverride>
+  <w:num w:numId="63" w16cid:durableId="619652739">
+    <w:abstractNumId w:val="21"/>
   </w:num>
-  <w:num w:numId="55" w16cid:durableId="1769154886">
-    <w:abstractNumId w:val="36"/>
-    <w:lvlOverride w:ilvl="0">
-      <w:startOverride w:val="1"/>
-    </w:lvlOverride>
-    <w:lvlOverride w:ilvl="1">
-      <w:startOverride w:val="1"/>
-    </w:lvlOverride>
-    <w:lvlOverride w:ilvl="2">
-      <w:startOverride w:val="1"/>
-    </w:lvlOverride>
-    <w:lvlOverride w:ilvl="3">
-      <w:startOverride w:val="1"/>
-    </w:lvlOverride>
-    <w:lvlOverride w:ilvl="4">
-      <w:startOverride w:val="1"/>
-    </w:lvlOverride>
-    <w:lvlOverride w:ilvl="5">
-      <w:startOverride w:val="1"/>
-    </w:lvlOverride>
-    <w:lvlOverride w:ilvl="6">
-      <w:startOverride w:val="1"/>
-    </w:lvlOverride>
-    <w:lvlOverride w:ilvl="7">
-      <w:startOverride w:val="1"/>
-    </w:lvlOverride>
-    <w:lvlOverride w:ilvl="8">
-      <w:startOverride w:val="1"/>
-    </w:lvlOverride>
-  </w:num>
-  <w:num w:numId="56" w16cid:durableId="1503663807">
-    <w:abstractNumId w:val="30"/>
-    <w:lvlOverride w:ilvl="0">
-      <w:startOverride w:val="1"/>
-    </w:lvlOverride>
-    <w:lvlOverride w:ilvl="1">
-      <w:startOverride w:val="1"/>
-    </w:lvlOverride>
-    <w:lvlOverride w:ilvl="2">
-      <w:startOverride w:val="1"/>
-    </w:lvlOverride>
-    <w:lvlOverride w:ilvl="3">
-      <w:startOverride w:val="1"/>
-    </w:lvlOverride>
-    <w:lvlOverride w:ilvl="4">
-      <w:startOverride w:val="1"/>
-    </w:lvlOverride>
-    <w:lvlOverride w:ilvl="5">
-      <w:startOverride w:val="1"/>
-    </w:lvlOverride>
-    <w:lvlOverride w:ilvl="6">
-      <w:startOverride w:val="1"/>
-    </w:lvlOverride>
-    <w:lvlOverride w:ilvl="7">
-      <w:startOverride w:val="1"/>
-    </w:lvlOverride>
-    <w:lvlOverride w:ilvl="8">
-      <w:startOverride w:val="1"/>
-    </w:lvlOverride>
-  </w:num>
-  <w:num w:numId="57" w16cid:durableId="436147326">
-    <w:abstractNumId w:val="3"/>
-    <w:lvlOverride w:ilvl="0">
-      <w:startOverride w:val="1"/>
-    </w:lvlOverride>
-    <w:lvlOverride w:ilvl="1">
-      <w:startOverride w:val="1"/>
-    </w:lvlOverride>
-    <w:lvlOverride w:ilvl="2">
-      <w:startOverride w:val="1"/>
-    </w:lvlOverride>
-    <w:lvlOverride w:ilvl="3">
-      <w:startOverride w:val="1"/>
-    </w:lvlOverride>
-    <w:lvlOverride w:ilvl="4">
-      <w:startOverride w:val="1"/>
-    </w:lvlOverride>
-    <w:lvlOverride w:ilvl="5">
-      <w:startOverride w:val="1"/>
-    </w:lvlOverride>
-    <w:lvlOverride w:ilvl="6">
-      <w:startOverride w:val="1"/>
-    </w:lvlOverride>
-    <w:lvlOverride w:ilvl="7">
-      <w:startOverride w:val="1"/>
-    </w:lvlOverride>
-    <w:lvlOverride w:ilvl="8">
-      <w:startOverride w:val="1"/>
-    </w:lvlOverride>
+  <w:num w:numId="64" w16cid:durableId="1857427639">
+    <w:abstractNumId w:val="52"/>
   </w:num>
 </w:numbering>
 </file>
@@ -19572,6 +20775,7 @@
   <w:style w:type="paragraph" w:default="1" w:styleId="Normal">
     <w:name w:val="Normal"/>
     <w:qFormat/>
+    <w:rsid w:val="00F502DF"/>
   </w:style>
   <w:style w:type="paragraph" w:styleId="Heading1">
     <w:name w:val="heading 1"/>
@@ -19596,6 +20800,7 @@
     <w:name w:val="heading 2"/>
     <w:basedOn w:val="Normal"/>
     <w:next w:val="Normal"/>
+    <w:link w:val="Heading2Char"/>
     <w:uiPriority w:val="9"/>
     <w:unhideWhenUsed/>
     <w:qFormat/>
@@ -19906,6 +21111,20 @@
     <w:rPr>
       <w:color w:val="0000FF" w:themeColor="hyperlink"/>
       <w:u w:val="single"/>
+    </w:rPr>
+  </w:style>
+  <w:style w:type="character" w:customStyle="1" w:styleId="Heading2Char">
+    <w:name w:val="Heading 2 Char"/>
+    <w:basedOn w:val="DefaultParagraphFont"/>
+    <w:link w:val="Heading2"/>
+    <w:uiPriority w:val="9"/>
+    <w:rsid w:val="00560F27"/>
+    <w:rPr>
+      <w:b/>
+      <w:bCs/>
+      <w:color w:val="0B5394"/>
+      <w:sz w:val="32"/>
+      <w:szCs w:val="32"/>
     </w:rPr>
   </w:style>
 </w:styles>

--- a/Process_Docs/SRS.docx
+++ b/Process_Docs/SRS.docx
@@ -149,6 +149,7 @@
           <w:docPartUnique/>
         </w:docPartObj>
       </w:sdtPr>
+      <w:sdtEndPr/>
       <w:sdtContent>
         <w:p>
           <w:pPr>
@@ -12639,7 +12640,19 @@
               <w:rPr>
                 <w:lang w:val="en-US"/>
               </w:rPr>
-              <w:t xml:space="preserve"> prevents proceeding to confirmation if </w:t>
+              <w:t xml:space="preserve"> prevents proceeding to </w:t>
+            </w:r>
+            <w:r>
+              <w:rPr>
+                <w:lang w:val="en-US"/>
+              </w:rPr>
+              <w:t>checkout</w:t>
+            </w:r>
+            <w:r>
+              <w:rPr>
+                <w:lang w:val="en-US"/>
+              </w:rPr>
+              <w:t xml:space="preserve"> if </w:t>
             </w:r>
             <w:r>
               <w:rPr>
@@ -12846,7 +12859,19 @@
               <w:rPr>
                 <w:lang w:val="en-US"/>
               </w:rPr>
-              <w:t xml:space="preserve">“Confirm Order” button is clearly visible and enabled on the confirmation page </w:t>
+              <w:t xml:space="preserve">“Confirm Order” button is clearly visible and enabled on the </w:t>
+            </w:r>
+            <w:r>
+              <w:rPr>
+                <w:lang w:val="en-US"/>
+              </w:rPr>
+              <w:t>checkout</w:t>
+            </w:r>
+            <w:r>
+              <w:rPr>
+                <w:lang w:val="en-US"/>
+              </w:rPr>
+              <w:t xml:space="preserve"> page </w:t>
             </w:r>
           </w:p>
           <w:p>
@@ -12883,55 +12908,6 @@
               <w:t>with a pop-up “Order is placed successfully” message and redirects to the Home Page</w:t>
             </w:r>
           </w:p>
-          <w:p>
-            <w:pPr>
-              <w:pStyle w:val="ListParagraph"/>
-              <w:widowControl w:val="0"/>
-              <w:numPr>
-                <w:ilvl w:val="0"/>
-                <w:numId w:val="31"/>
-              </w:numPr>
-              <w:pBdr>
-                <w:top w:val="nil"/>
-                <w:left w:val="nil"/>
-                <w:bottom w:val="nil"/>
-                <w:right w:val="nil"/>
-                <w:between w:val="nil"/>
-              </w:pBdr>
-              <w:spacing w:before="0" w:after="0" w:line="240" w:lineRule="auto"/>
-              <w:rPr>
-                <w:lang w:val="en-US"/>
-              </w:rPr>
-            </w:pPr>
-            <w:r>
-              <w:rPr>
-                <w:lang w:val="en-US"/>
-              </w:rPr>
-              <w:t>The button</w:t>
-            </w:r>
-            <w:r>
-              <w:rPr>
-                <w:lang w:val="en-US"/>
-              </w:rPr>
-              <w:t xml:space="preserve"> is disabled until all required fields are filled</w:t>
-            </w:r>
-          </w:p>
-          <w:p>
-            <w:pPr>
-              <w:widowControl w:val="0"/>
-              <w:pBdr>
-                <w:top w:val="nil"/>
-                <w:left w:val="nil"/>
-                <w:bottom w:val="nil"/>
-                <w:right w:val="nil"/>
-                <w:between w:val="nil"/>
-              </w:pBdr>
-              <w:spacing w:before="0" w:after="0" w:line="240" w:lineRule="auto"/>
-              <w:rPr>
-                <w:lang w:val="en-US"/>
-              </w:rPr>
-            </w:pPr>
-          </w:p>
         </w:tc>
         <w:tc>
           <w:tcPr>
@@ -13315,7 +13291,19 @@
               <w:rPr>
                 <w:lang w:val="en-US"/>
               </w:rPr>
-              <w:t>Only logged-in users can access the order confirmation pag</w:t>
+              <w:t xml:space="preserve">Only logged-in users can access the order </w:t>
+            </w:r>
+            <w:r>
+              <w:rPr>
+                <w:lang w:val="en-US"/>
+              </w:rPr>
+              <w:t>checkout</w:t>
+            </w:r>
+            <w:r>
+              <w:rPr>
+                <w:lang w:val="en-US"/>
+              </w:rPr>
+              <w:t xml:space="preserve"> pag</w:t>
             </w:r>
             <w:r>
               <w:rPr>
@@ -13705,11 +13693,7 @@
               <w:spacing w:before="0" w:after="0"/>
             </w:pPr>
             <w:r>
-              <w:t>SRS-FN-</w:t>
-            </w:r>
-            <w:r>
-              <w:lastRenderedPageBreak/>
-              <w:t>Profile-002</w:t>
+              <w:t>SRS-FN-Profile-002</w:t>
             </w:r>
           </w:p>
         </w:tc>
@@ -13739,15 +13723,10 @@
               </w:rPr>
             </w:pPr>
             <w:r>
-              <w:lastRenderedPageBreak/>
               <w:t>t</w:t>
             </w:r>
             <w:r>
-              <w:t xml:space="preserve">he system SHALL allow users to </w:t>
-            </w:r>
-            <w:r>
-              <w:lastRenderedPageBreak/>
-              <w:t>update their Username only.</w:t>
+              <w:t>he system SHALL allow users to update their Username only.</w:t>
             </w:r>
           </w:p>
         </w:tc>
@@ -13768,7 +13747,6 @@
               <w:spacing w:before="0" w:after="0" w:line="240" w:lineRule="auto"/>
             </w:pPr>
             <w:r>
-              <w:lastRenderedPageBreak/>
               <w:t>Functional</w:t>
             </w:r>
           </w:p>
@@ -13819,11 +13797,7 @@
               </w:rPr>
             </w:pPr>
             <w:r>
-              <w:t xml:space="preserve">The Email field is read-only; the </w:t>
-            </w:r>
-            <w:r>
-              <w:lastRenderedPageBreak/>
-              <w:t>Username field is editable.</w:t>
+              <w:t>The Email field is read-only; the Username field is editable.</w:t>
             </w:r>
           </w:p>
           <w:p>
@@ -13860,7 +13834,6 @@
               <w:spacing w:before="0" w:after="0" w:line="240" w:lineRule="auto"/>
             </w:pPr>
             <w:r>
-              <w:lastRenderedPageBreak/>
               <w:t>In Review</w:t>
             </w:r>
           </w:p>
@@ -20900,6 +20873,7 @@
   <w:style w:type="character" w:default="1" w:styleId="DefaultParagraphFont">
     <w:name w:val="Default Paragraph Font"/>
     <w:uiPriority w:val="1"/>
+    <w:semiHidden/>
     <w:unhideWhenUsed/>
   </w:style>
   <w:style w:type="table" w:default="1" w:styleId="TableNormal">

--- a/Process_Docs/SRS.docx
+++ b/Process_Docs/SRS.docx
@@ -158,9 +158,11 @@
               <w:tab w:val="right" w:pos="9350"/>
             </w:tabs>
             <w:rPr>
+              <w:rFonts w:asciiTheme="minorHAnsi" w:eastAsiaTheme="minorEastAsia" w:hAnsiTheme="minorHAnsi" w:cstheme="minorBidi"/>
               <w:noProof/>
-              <w:sz w:val="22"/>
-              <w:szCs w:val="22"/>
+              <w:kern w:val="2"/>
+              <w:lang w:val="en-US"/>
+              <w14:ligatures w14:val="standardContextual"/>
             </w:rPr>
           </w:pPr>
           <w:r>
@@ -172,13 +174,11 @@
           <w:r>
             <w:fldChar w:fldCharType="separate"/>
           </w:r>
-          <w:hyperlink w:anchor="_Toc226646868" w:history="1">
+          <w:hyperlink w:anchor="_Toc226998437" w:history="1">
             <w:r>
               <w:rPr>
                 <w:rStyle w:val="Hyperlink"/>
                 <w:noProof/>
-                <w:sz w:val="22"/>
-                <w:szCs w:val="22"/>
               </w:rPr>
               <w:t>Revision History</w:t>
             </w:r>
@@ -186,8 +186,6 @@
               <w:rPr>
                 <w:noProof/>
                 <w:webHidden/>
-                <w:sz w:val="22"/>
-                <w:szCs w:val="22"/>
               </w:rPr>
               <w:tab/>
             </w:r>
@@ -195,8 +193,6 @@
               <w:rPr>
                 <w:noProof/>
                 <w:webHidden/>
-                <w:sz w:val="22"/>
-                <w:szCs w:val="22"/>
               </w:rPr>
               <w:fldChar w:fldCharType="begin"/>
             </w:r>
@@ -204,25 +200,19 @@
               <w:rPr>
                 <w:noProof/>
                 <w:webHidden/>
-                <w:sz w:val="22"/>
-                <w:szCs w:val="22"/>
-              </w:rPr>
-              <w:instrText xml:space="preserve"> PAGEREF _Toc226646868 \h </w:instrText>
+              </w:rPr>
+              <w:instrText xml:space="preserve"> PAGEREF _Toc226998437 \h </w:instrText>
             </w:r>
             <w:r>
               <w:rPr>
                 <w:noProof/>
                 <w:webHidden/>
-                <w:sz w:val="22"/>
-                <w:szCs w:val="22"/>
               </w:rPr>
             </w:r>
             <w:r>
               <w:rPr>
                 <w:noProof/>
                 <w:webHidden/>
-                <w:sz w:val="22"/>
-                <w:szCs w:val="22"/>
               </w:rPr>
               <w:fldChar w:fldCharType="separate"/>
             </w:r>
@@ -230,8 +220,6 @@
               <w:rPr>
                 <w:noProof/>
                 <w:webHidden/>
-                <w:sz w:val="22"/>
-                <w:szCs w:val="22"/>
               </w:rPr>
               <w:t>3</w:t>
             </w:r>
@@ -239,8 +227,6 @@
               <w:rPr>
                 <w:noProof/>
                 <w:webHidden/>
-                <w:sz w:val="22"/>
-                <w:szCs w:val="22"/>
               </w:rPr>
               <w:fldChar w:fldCharType="end"/>
             </w:r>
@@ -254,26 +240,28 @@
               <w:tab w:val="right" w:pos="9350"/>
             </w:tabs>
             <w:rPr>
+              <w:rFonts w:asciiTheme="minorHAnsi" w:eastAsiaTheme="minorEastAsia" w:hAnsiTheme="minorHAnsi" w:cstheme="minorBidi"/>
               <w:noProof/>
-              <w:sz w:val="22"/>
-              <w:szCs w:val="22"/>
+              <w:kern w:val="2"/>
+              <w:lang w:val="en-US"/>
+              <w14:ligatures w14:val="standardContextual"/>
             </w:rPr>
           </w:pPr>
-          <w:hyperlink w:anchor="_Toc226646869" w:history="1">
+          <w:hyperlink w:anchor="_Toc226998438" w:history="1">
             <w:r>
               <w:rPr>
                 <w:rStyle w:val="Hyperlink"/>
                 <w:noProof/>
-                <w:sz w:val="22"/>
-                <w:szCs w:val="22"/>
               </w:rPr>
               <w:t>1.</w:t>
             </w:r>
             <w:r>
               <w:rPr>
+                <w:rFonts w:asciiTheme="minorHAnsi" w:eastAsiaTheme="minorEastAsia" w:hAnsiTheme="minorHAnsi" w:cstheme="minorBidi"/>
                 <w:noProof/>
-                <w:sz w:val="22"/>
-                <w:szCs w:val="22"/>
+                <w:kern w:val="2"/>
+                <w:lang w:val="en-US"/>
+                <w14:ligatures w14:val="standardContextual"/>
               </w:rPr>
               <w:tab/>
             </w:r>
@@ -281,8 +269,6 @@
               <w:rPr>
                 <w:rStyle w:val="Hyperlink"/>
                 <w:noProof/>
-                <w:sz w:val="22"/>
-                <w:szCs w:val="22"/>
               </w:rPr>
               <w:t>Introduction</w:t>
             </w:r>
@@ -290,8 +276,6 @@
               <w:rPr>
                 <w:noProof/>
                 <w:webHidden/>
-                <w:sz w:val="22"/>
-                <w:szCs w:val="22"/>
               </w:rPr>
               <w:tab/>
             </w:r>
@@ -299,8 +283,6 @@
               <w:rPr>
                 <w:noProof/>
                 <w:webHidden/>
-                <w:sz w:val="22"/>
-                <w:szCs w:val="22"/>
               </w:rPr>
               <w:fldChar w:fldCharType="begin"/>
             </w:r>
@@ -308,25 +290,19 @@
               <w:rPr>
                 <w:noProof/>
                 <w:webHidden/>
-                <w:sz w:val="22"/>
-                <w:szCs w:val="22"/>
-              </w:rPr>
-              <w:instrText xml:space="preserve"> PAGEREF _Toc226646869 \h </w:instrText>
+              </w:rPr>
+              <w:instrText xml:space="preserve"> PAGEREF _Toc226998438 \h </w:instrText>
             </w:r>
             <w:r>
               <w:rPr>
                 <w:noProof/>
                 <w:webHidden/>
-                <w:sz w:val="22"/>
-                <w:szCs w:val="22"/>
               </w:rPr>
             </w:r>
             <w:r>
               <w:rPr>
                 <w:noProof/>
                 <w:webHidden/>
-                <w:sz w:val="22"/>
-                <w:szCs w:val="22"/>
               </w:rPr>
               <w:fldChar w:fldCharType="separate"/>
             </w:r>
@@ -334,8 +310,6 @@
               <w:rPr>
                 <w:noProof/>
                 <w:webHidden/>
-                <w:sz w:val="22"/>
-                <w:szCs w:val="22"/>
               </w:rPr>
               <w:t>3</w:t>
             </w:r>
@@ -343,8 +317,6 @@
               <w:rPr>
                 <w:noProof/>
                 <w:webHidden/>
-                <w:sz w:val="22"/>
-                <w:szCs w:val="22"/>
               </w:rPr>
               <w:fldChar w:fldCharType="end"/>
             </w:r>
@@ -357,18 +329,18 @@
               <w:tab w:val="right" w:pos="9350"/>
             </w:tabs>
             <w:rPr>
+              <w:rFonts w:asciiTheme="minorHAnsi" w:eastAsiaTheme="minorEastAsia" w:hAnsiTheme="minorHAnsi" w:cstheme="minorBidi"/>
               <w:noProof/>
-              <w:sz w:val="22"/>
-              <w:szCs w:val="22"/>
+              <w:kern w:val="2"/>
+              <w:lang w:val="en-US"/>
+              <w14:ligatures w14:val="standardContextual"/>
             </w:rPr>
           </w:pPr>
-          <w:hyperlink w:anchor="_Toc226646870" w:history="1">
+          <w:hyperlink w:anchor="_Toc226998439" w:history="1">
             <w:r>
               <w:rPr>
                 <w:rStyle w:val="Hyperlink"/>
                 <w:noProof/>
-                <w:sz w:val="22"/>
-                <w:szCs w:val="22"/>
               </w:rPr>
               <w:t>1.1 Document Purpose</w:t>
             </w:r>
@@ -376,8 +348,6 @@
               <w:rPr>
                 <w:noProof/>
                 <w:webHidden/>
-                <w:sz w:val="22"/>
-                <w:szCs w:val="22"/>
               </w:rPr>
               <w:tab/>
             </w:r>
@@ -385,8 +355,6 @@
               <w:rPr>
                 <w:noProof/>
                 <w:webHidden/>
-                <w:sz w:val="22"/>
-                <w:szCs w:val="22"/>
               </w:rPr>
               <w:fldChar w:fldCharType="begin"/>
             </w:r>
@@ -394,25 +362,19 @@
               <w:rPr>
                 <w:noProof/>
                 <w:webHidden/>
-                <w:sz w:val="22"/>
-                <w:szCs w:val="22"/>
-              </w:rPr>
-              <w:instrText xml:space="preserve"> PAGEREF _Toc226646870 \h </w:instrText>
+              </w:rPr>
+              <w:instrText xml:space="preserve"> PAGEREF _Toc226998439 \h </w:instrText>
             </w:r>
             <w:r>
               <w:rPr>
                 <w:noProof/>
                 <w:webHidden/>
-                <w:sz w:val="22"/>
-                <w:szCs w:val="22"/>
               </w:rPr>
             </w:r>
             <w:r>
               <w:rPr>
                 <w:noProof/>
                 <w:webHidden/>
-                <w:sz w:val="22"/>
-                <w:szCs w:val="22"/>
               </w:rPr>
               <w:fldChar w:fldCharType="separate"/>
             </w:r>
@@ -420,8 +382,6 @@
               <w:rPr>
                 <w:noProof/>
                 <w:webHidden/>
-                <w:sz w:val="22"/>
-                <w:szCs w:val="22"/>
               </w:rPr>
               <w:t>3</w:t>
             </w:r>
@@ -429,8 +389,6 @@
               <w:rPr>
                 <w:noProof/>
                 <w:webHidden/>
-                <w:sz w:val="22"/>
-                <w:szCs w:val="22"/>
               </w:rPr>
               <w:fldChar w:fldCharType="end"/>
             </w:r>
@@ -443,18 +401,18 @@
               <w:tab w:val="right" w:pos="9350"/>
             </w:tabs>
             <w:rPr>
+              <w:rFonts w:asciiTheme="minorHAnsi" w:eastAsiaTheme="minorEastAsia" w:hAnsiTheme="minorHAnsi" w:cstheme="minorBidi"/>
               <w:noProof/>
-              <w:sz w:val="22"/>
-              <w:szCs w:val="22"/>
+              <w:kern w:val="2"/>
+              <w:lang w:val="en-US"/>
+              <w14:ligatures w14:val="standardContextual"/>
             </w:rPr>
           </w:pPr>
-          <w:hyperlink w:anchor="_Toc226646871" w:history="1">
+          <w:hyperlink w:anchor="_Toc226998440" w:history="1">
             <w:r>
               <w:rPr>
                 <w:rStyle w:val="Hyperlink"/>
                 <w:noProof/>
-                <w:sz w:val="22"/>
-                <w:szCs w:val="22"/>
               </w:rPr>
               <w:t>1.2 Project Scope</w:t>
             </w:r>
@@ -462,8 +420,6 @@
               <w:rPr>
                 <w:noProof/>
                 <w:webHidden/>
-                <w:sz w:val="22"/>
-                <w:szCs w:val="22"/>
               </w:rPr>
               <w:tab/>
             </w:r>
@@ -471,8 +427,6 @@
               <w:rPr>
                 <w:noProof/>
                 <w:webHidden/>
-                <w:sz w:val="22"/>
-                <w:szCs w:val="22"/>
               </w:rPr>
               <w:fldChar w:fldCharType="begin"/>
             </w:r>
@@ -480,25 +434,19 @@
               <w:rPr>
                 <w:noProof/>
                 <w:webHidden/>
-                <w:sz w:val="22"/>
-                <w:szCs w:val="22"/>
-              </w:rPr>
-              <w:instrText xml:space="preserve"> PAGEREF _Toc226646871 \h </w:instrText>
+              </w:rPr>
+              <w:instrText xml:space="preserve"> PAGEREF _Toc226998440 \h </w:instrText>
             </w:r>
             <w:r>
               <w:rPr>
                 <w:noProof/>
                 <w:webHidden/>
-                <w:sz w:val="22"/>
-                <w:szCs w:val="22"/>
               </w:rPr>
             </w:r>
             <w:r>
               <w:rPr>
                 <w:noProof/>
                 <w:webHidden/>
-                <w:sz w:val="22"/>
-                <w:szCs w:val="22"/>
               </w:rPr>
               <w:fldChar w:fldCharType="separate"/>
             </w:r>
@@ -506,8 +454,6 @@
               <w:rPr>
                 <w:noProof/>
                 <w:webHidden/>
-                <w:sz w:val="22"/>
-                <w:szCs w:val="22"/>
               </w:rPr>
               <w:t>3</w:t>
             </w:r>
@@ -515,8 +461,6 @@
               <w:rPr>
                 <w:noProof/>
                 <w:webHidden/>
-                <w:sz w:val="22"/>
-                <w:szCs w:val="22"/>
               </w:rPr>
               <w:fldChar w:fldCharType="end"/>
             </w:r>
@@ -529,18 +473,18 @@
               <w:tab w:val="right" w:pos="9350"/>
             </w:tabs>
             <w:rPr>
+              <w:rFonts w:asciiTheme="minorHAnsi" w:eastAsiaTheme="minorEastAsia" w:hAnsiTheme="minorHAnsi" w:cstheme="minorBidi"/>
               <w:noProof/>
-              <w:sz w:val="22"/>
-              <w:szCs w:val="22"/>
+              <w:kern w:val="2"/>
+              <w:lang w:val="en-US"/>
+              <w14:ligatures w14:val="standardContextual"/>
             </w:rPr>
           </w:pPr>
-          <w:hyperlink w:anchor="_Toc226646872" w:history="1">
+          <w:hyperlink w:anchor="_Toc226998441" w:history="1">
             <w:r>
               <w:rPr>
                 <w:rStyle w:val="Hyperlink"/>
                 <w:noProof/>
-                <w:sz w:val="22"/>
-                <w:szCs w:val="22"/>
               </w:rPr>
               <w:t>1.3 Definitions, Acronyms, and Abbreviations</w:t>
             </w:r>
@@ -548,8 +492,6 @@
               <w:rPr>
                 <w:noProof/>
                 <w:webHidden/>
-                <w:sz w:val="22"/>
-                <w:szCs w:val="22"/>
               </w:rPr>
               <w:tab/>
             </w:r>
@@ -557,8 +499,6 @@
               <w:rPr>
                 <w:noProof/>
                 <w:webHidden/>
-                <w:sz w:val="22"/>
-                <w:szCs w:val="22"/>
               </w:rPr>
               <w:fldChar w:fldCharType="begin"/>
             </w:r>
@@ -566,25 +506,19 @@
               <w:rPr>
                 <w:noProof/>
                 <w:webHidden/>
-                <w:sz w:val="22"/>
-                <w:szCs w:val="22"/>
-              </w:rPr>
-              <w:instrText xml:space="preserve"> PAGEREF _Toc226646872 \h </w:instrText>
+              </w:rPr>
+              <w:instrText xml:space="preserve"> PAGEREF _Toc226998441 \h </w:instrText>
             </w:r>
             <w:r>
               <w:rPr>
                 <w:noProof/>
                 <w:webHidden/>
-                <w:sz w:val="22"/>
-                <w:szCs w:val="22"/>
               </w:rPr>
             </w:r>
             <w:r>
               <w:rPr>
                 <w:noProof/>
                 <w:webHidden/>
-                <w:sz w:val="22"/>
-                <w:szCs w:val="22"/>
               </w:rPr>
               <w:fldChar w:fldCharType="separate"/>
             </w:r>
@@ -592,8 +526,6 @@
               <w:rPr>
                 <w:noProof/>
                 <w:webHidden/>
-                <w:sz w:val="22"/>
-                <w:szCs w:val="22"/>
               </w:rPr>
               <w:t>4</w:t>
             </w:r>
@@ -601,8 +533,6 @@
               <w:rPr>
                 <w:noProof/>
                 <w:webHidden/>
-                <w:sz w:val="22"/>
-                <w:szCs w:val="22"/>
               </w:rPr>
               <w:fldChar w:fldCharType="end"/>
             </w:r>
@@ -615,18 +545,18 @@
               <w:tab w:val="right" w:pos="9350"/>
             </w:tabs>
             <w:rPr>
+              <w:rFonts w:asciiTheme="minorHAnsi" w:eastAsiaTheme="minorEastAsia" w:hAnsiTheme="minorHAnsi" w:cstheme="minorBidi"/>
               <w:noProof/>
-              <w:sz w:val="22"/>
-              <w:szCs w:val="22"/>
+              <w:kern w:val="2"/>
+              <w:lang w:val="en-US"/>
+              <w14:ligatures w14:val="standardContextual"/>
             </w:rPr>
           </w:pPr>
-          <w:hyperlink w:anchor="_Toc226646873" w:history="1">
+          <w:hyperlink w:anchor="_Toc226998442" w:history="1">
             <w:r>
               <w:rPr>
                 <w:rStyle w:val="Hyperlink"/>
                 <w:noProof/>
-                <w:sz w:val="22"/>
-                <w:szCs w:val="22"/>
               </w:rPr>
               <w:t>1.4 References:</w:t>
             </w:r>
@@ -634,8 +564,6 @@
               <w:rPr>
                 <w:noProof/>
                 <w:webHidden/>
-                <w:sz w:val="22"/>
-                <w:szCs w:val="22"/>
               </w:rPr>
               <w:tab/>
             </w:r>
@@ -643,8 +571,6 @@
               <w:rPr>
                 <w:noProof/>
                 <w:webHidden/>
-                <w:sz w:val="22"/>
-                <w:szCs w:val="22"/>
               </w:rPr>
               <w:fldChar w:fldCharType="begin"/>
             </w:r>
@@ -652,25 +578,19 @@
               <w:rPr>
                 <w:noProof/>
                 <w:webHidden/>
-                <w:sz w:val="22"/>
-                <w:szCs w:val="22"/>
-              </w:rPr>
-              <w:instrText xml:space="preserve"> PAGEREF _Toc226646873 \h </w:instrText>
+              </w:rPr>
+              <w:instrText xml:space="preserve"> PAGEREF _Toc226998442 \h </w:instrText>
             </w:r>
             <w:r>
               <w:rPr>
                 <w:noProof/>
                 <w:webHidden/>
-                <w:sz w:val="22"/>
-                <w:szCs w:val="22"/>
               </w:rPr>
             </w:r>
             <w:r>
               <w:rPr>
                 <w:noProof/>
                 <w:webHidden/>
-                <w:sz w:val="22"/>
-                <w:szCs w:val="22"/>
               </w:rPr>
               <w:fldChar w:fldCharType="separate"/>
             </w:r>
@@ -678,17 +598,13 @@
               <w:rPr>
                 <w:noProof/>
                 <w:webHidden/>
-                <w:sz w:val="22"/>
-                <w:szCs w:val="22"/>
-              </w:rPr>
-              <w:t>4</w:t>
+              </w:rPr>
+              <w:t>5</w:t>
             </w:r>
             <w:r>
               <w:rPr>
                 <w:noProof/>
                 <w:webHidden/>
-                <w:sz w:val="22"/>
-                <w:szCs w:val="22"/>
               </w:rPr>
               <w:fldChar w:fldCharType="end"/>
             </w:r>
@@ -701,18 +617,18 @@
               <w:tab w:val="right" w:pos="9350"/>
             </w:tabs>
             <w:rPr>
+              <w:rFonts w:asciiTheme="minorHAnsi" w:eastAsiaTheme="minorEastAsia" w:hAnsiTheme="minorHAnsi" w:cstheme="minorBidi"/>
               <w:noProof/>
-              <w:sz w:val="22"/>
-              <w:szCs w:val="22"/>
+              <w:kern w:val="2"/>
+              <w:lang w:val="en-US"/>
+              <w14:ligatures w14:val="standardContextual"/>
             </w:rPr>
           </w:pPr>
-          <w:hyperlink w:anchor="_Toc226646874" w:history="1">
+          <w:hyperlink w:anchor="_Toc226998443" w:history="1">
             <w:r>
               <w:rPr>
                 <w:rStyle w:val="Hyperlink"/>
                 <w:noProof/>
-                <w:sz w:val="22"/>
-                <w:szCs w:val="22"/>
               </w:rPr>
               <w:t>1.5 Document Overview</w:t>
             </w:r>
@@ -720,8 +636,6 @@
               <w:rPr>
                 <w:noProof/>
                 <w:webHidden/>
-                <w:sz w:val="22"/>
-                <w:szCs w:val="22"/>
               </w:rPr>
               <w:tab/>
             </w:r>
@@ -729,8 +643,6 @@
               <w:rPr>
                 <w:noProof/>
                 <w:webHidden/>
-                <w:sz w:val="22"/>
-                <w:szCs w:val="22"/>
               </w:rPr>
               <w:fldChar w:fldCharType="begin"/>
             </w:r>
@@ -738,25 +650,19 @@
               <w:rPr>
                 <w:noProof/>
                 <w:webHidden/>
-                <w:sz w:val="22"/>
-                <w:szCs w:val="22"/>
-              </w:rPr>
-              <w:instrText xml:space="preserve"> PAGEREF _Toc226646874 \h </w:instrText>
+              </w:rPr>
+              <w:instrText xml:space="preserve"> PAGEREF _Toc226998443 \h </w:instrText>
             </w:r>
             <w:r>
               <w:rPr>
                 <w:noProof/>
                 <w:webHidden/>
-                <w:sz w:val="22"/>
-                <w:szCs w:val="22"/>
               </w:rPr>
             </w:r>
             <w:r>
               <w:rPr>
                 <w:noProof/>
                 <w:webHidden/>
-                <w:sz w:val="22"/>
-                <w:szCs w:val="22"/>
               </w:rPr>
               <w:fldChar w:fldCharType="separate"/>
             </w:r>
@@ -764,8 +670,6 @@
               <w:rPr>
                 <w:noProof/>
                 <w:webHidden/>
-                <w:sz w:val="22"/>
-                <w:szCs w:val="22"/>
               </w:rPr>
               <w:t>5</w:t>
             </w:r>
@@ -773,8 +677,6 @@
               <w:rPr>
                 <w:noProof/>
                 <w:webHidden/>
-                <w:sz w:val="22"/>
-                <w:szCs w:val="22"/>
               </w:rPr>
               <w:fldChar w:fldCharType="end"/>
             </w:r>
@@ -787,18 +689,18 @@
               <w:tab w:val="right" w:pos="9350"/>
             </w:tabs>
             <w:rPr>
+              <w:rFonts w:asciiTheme="minorHAnsi" w:eastAsiaTheme="minorEastAsia" w:hAnsiTheme="minorHAnsi" w:cstheme="minorBidi"/>
               <w:noProof/>
-              <w:sz w:val="22"/>
-              <w:szCs w:val="22"/>
+              <w:kern w:val="2"/>
+              <w:lang w:val="en-US"/>
+              <w14:ligatures w14:val="standardContextual"/>
             </w:rPr>
           </w:pPr>
-          <w:hyperlink w:anchor="_Toc226646875" w:history="1">
+          <w:hyperlink w:anchor="_Toc226998444" w:history="1">
             <w:r>
               <w:rPr>
                 <w:rStyle w:val="Hyperlink"/>
                 <w:noProof/>
-                <w:sz w:val="22"/>
-                <w:szCs w:val="22"/>
               </w:rPr>
               <w:t>2. Product Overview</w:t>
             </w:r>
@@ -806,8 +708,6 @@
               <w:rPr>
                 <w:noProof/>
                 <w:webHidden/>
-                <w:sz w:val="22"/>
-                <w:szCs w:val="22"/>
               </w:rPr>
               <w:tab/>
             </w:r>
@@ -815,8 +715,6 @@
               <w:rPr>
                 <w:noProof/>
                 <w:webHidden/>
-                <w:sz w:val="22"/>
-                <w:szCs w:val="22"/>
               </w:rPr>
               <w:fldChar w:fldCharType="begin"/>
             </w:r>
@@ -824,25 +722,19 @@
               <w:rPr>
                 <w:noProof/>
                 <w:webHidden/>
-                <w:sz w:val="22"/>
-                <w:szCs w:val="22"/>
-              </w:rPr>
-              <w:instrText xml:space="preserve"> PAGEREF _Toc226646875 \h </w:instrText>
+              </w:rPr>
+              <w:instrText xml:space="preserve"> PAGEREF _Toc226998444 \h </w:instrText>
             </w:r>
             <w:r>
               <w:rPr>
                 <w:noProof/>
                 <w:webHidden/>
-                <w:sz w:val="22"/>
-                <w:szCs w:val="22"/>
               </w:rPr>
             </w:r>
             <w:r>
               <w:rPr>
                 <w:noProof/>
                 <w:webHidden/>
-                <w:sz w:val="22"/>
-                <w:szCs w:val="22"/>
               </w:rPr>
               <w:fldChar w:fldCharType="separate"/>
             </w:r>
@@ -850,8 +742,6 @@
               <w:rPr>
                 <w:noProof/>
                 <w:webHidden/>
-                <w:sz w:val="22"/>
-                <w:szCs w:val="22"/>
               </w:rPr>
               <w:t>5</w:t>
             </w:r>
@@ -859,8 +749,6 @@
               <w:rPr>
                 <w:noProof/>
                 <w:webHidden/>
-                <w:sz w:val="22"/>
-                <w:szCs w:val="22"/>
               </w:rPr>
               <w:fldChar w:fldCharType="end"/>
             </w:r>
@@ -873,18 +761,18 @@
               <w:tab w:val="right" w:pos="9350"/>
             </w:tabs>
             <w:rPr>
+              <w:rFonts w:asciiTheme="minorHAnsi" w:eastAsiaTheme="minorEastAsia" w:hAnsiTheme="minorHAnsi" w:cstheme="minorBidi"/>
               <w:noProof/>
-              <w:sz w:val="22"/>
-              <w:szCs w:val="22"/>
+              <w:kern w:val="2"/>
+              <w:lang w:val="en-US"/>
+              <w14:ligatures w14:val="standardContextual"/>
             </w:rPr>
           </w:pPr>
-          <w:hyperlink w:anchor="_Toc226646876" w:history="1">
+          <w:hyperlink w:anchor="_Toc226998445" w:history="1">
             <w:r>
               <w:rPr>
                 <w:rStyle w:val="Hyperlink"/>
                 <w:noProof/>
-                <w:sz w:val="22"/>
-                <w:szCs w:val="22"/>
               </w:rPr>
               <w:t>2.1 Product Components</w:t>
             </w:r>
@@ -892,8 +780,6 @@
               <w:rPr>
                 <w:noProof/>
                 <w:webHidden/>
-                <w:sz w:val="22"/>
-                <w:szCs w:val="22"/>
               </w:rPr>
               <w:tab/>
             </w:r>
@@ -901,8 +787,6 @@
               <w:rPr>
                 <w:noProof/>
                 <w:webHidden/>
-                <w:sz w:val="22"/>
-                <w:szCs w:val="22"/>
               </w:rPr>
               <w:fldChar w:fldCharType="begin"/>
             </w:r>
@@ -910,25 +794,19 @@
               <w:rPr>
                 <w:noProof/>
                 <w:webHidden/>
-                <w:sz w:val="22"/>
-                <w:szCs w:val="22"/>
-              </w:rPr>
-              <w:instrText xml:space="preserve"> PAGEREF _Toc226646876 \h </w:instrText>
+              </w:rPr>
+              <w:instrText xml:space="preserve"> PAGEREF _Toc226998445 \h </w:instrText>
             </w:r>
             <w:r>
               <w:rPr>
                 <w:noProof/>
                 <w:webHidden/>
-                <w:sz w:val="22"/>
-                <w:szCs w:val="22"/>
               </w:rPr>
             </w:r>
             <w:r>
               <w:rPr>
                 <w:noProof/>
                 <w:webHidden/>
-                <w:sz w:val="22"/>
-                <w:szCs w:val="22"/>
               </w:rPr>
               <w:fldChar w:fldCharType="separate"/>
             </w:r>
@@ -936,8 +814,6 @@
               <w:rPr>
                 <w:noProof/>
                 <w:webHidden/>
-                <w:sz w:val="22"/>
-                <w:szCs w:val="22"/>
               </w:rPr>
               <w:t>5</w:t>
             </w:r>
@@ -945,8 +821,6 @@
               <w:rPr>
                 <w:noProof/>
                 <w:webHidden/>
-                <w:sz w:val="22"/>
-                <w:szCs w:val="22"/>
               </w:rPr>
               <w:fldChar w:fldCharType="end"/>
             </w:r>
@@ -959,18 +833,18 @@
               <w:tab w:val="right" w:pos="9350"/>
             </w:tabs>
             <w:rPr>
+              <w:rFonts w:asciiTheme="minorHAnsi" w:eastAsiaTheme="minorEastAsia" w:hAnsiTheme="minorHAnsi" w:cstheme="minorBidi"/>
               <w:noProof/>
-              <w:sz w:val="22"/>
-              <w:szCs w:val="22"/>
+              <w:kern w:val="2"/>
+              <w:lang w:val="en-US"/>
+              <w14:ligatures w14:val="standardContextual"/>
             </w:rPr>
           </w:pPr>
-          <w:hyperlink w:anchor="_Toc226646877" w:history="1">
+          <w:hyperlink w:anchor="_Toc226998446" w:history="1">
             <w:r>
               <w:rPr>
                 <w:rStyle w:val="Hyperlink"/>
                 <w:noProof/>
-                <w:sz w:val="22"/>
-                <w:szCs w:val="22"/>
               </w:rPr>
               <w:t>2.2 Product Functions</w:t>
             </w:r>
@@ -978,8 +852,6 @@
               <w:rPr>
                 <w:noProof/>
                 <w:webHidden/>
-                <w:sz w:val="22"/>
-                <w:szCs w:val="22"/>
               </w:rPr>
               <w:tab/>
             </w:r>
@@ -987,8 +859,6 @@
               <w:rPr>
                 <w:noProof/>
                 <w:webHidden/>
-                <w:sz w:val="22"/>
-                <w:szCs w:val="22"/>
               </w:rPr>
               <w:fldChar w:fldCharType="begin"/>
             </w:r>
@@ -996,25 +866,19 @@
               <w:rPr>
                 <w:noProof/>
                 <w:webHidden/>
-                <w:sz w:val="22"/>
-                <w:szCs w:val="22"/>
-              </w:rPr>
-              <w:instrText xml:space="preserve"> PAGEREF _Toc226646877 \h </w:instrText>
+              </w:rPr>
+              <w:instrText xml:space="preserve"> PAGEREF _Toc226998446 \h </w:instrText>
             </w:r>
             <w:r>
               <w:rPr>
                 <w:noProof/>
                 <w:webHidden/>
-                <w:sz w:val="22"/>
-                <w:szCs w:val="22"/>
               </w:rPr>
             </w:r>
             <w:r>
               <w:rPr>
                 <w:noProof/>
                 <w:webHidden/>
-                <w:sz w:val="22"/>
-                <w:szCs w:val="22"/>
               </w:rPr>
               <w:fldChar w:fldCharType="separate"/>
             </w:r>
@@ -1022,8 +886,6 @@
               <w:rPr>
                 <w:noProof/>
                 <w:webHidden/>
-                <w:sz w:val="22"/>
-                <w:szCs w:val="22"/>
               </w:rPr>
               <w:t>5</w:t>
             </w:r>
@@ -1031,8 +893,6 @@
               <w:rPr>
                 <w:noProof/>
                 <w:webHidden/>
-                <w:sz w:val="22"/>
-                <w:szCs w:val="22"/>
               </w:rPr>
               <w:fldChar w:fldCharType="end"/>
             </w:r>
@@ -1045,18 +905,18 @@
               <w:tab w:val="right" w:pos="9350"/>
             </w:tabs>
             <w:rPr>
+              <w:rFonts w:asciiTheme="minorHAnsi" w:eastAsiaTheme="minorEastAsia" w:hAnsiTheme="minorHAnsi" w:cstheme="minorBidi"/>
               <w:noProof/>
-              <w:sz w:val="22"/>
-              <w:szCs w:val="22"/>
+              <w:kern w:val="2"/>
+              <w:lang w:val="en-US"/>
+              <w14:ligatures w14:val="standardContextual"/>
             </w:rPr>
           </w:pPr>
-          <w:hyperlink w:anchor="_Toc226646878" w:history="1">
+          <w:hyperlink w:anchor="_Toc226998447" w:history="1">
             <w:r>
               <w:rPr>
                 <w:rStyle w:val="Hyperlink"/>
                 <w:noProof/>
-                <w:sz w:val="22"/>
-                <w:szCs w:val="22"/>
               </w:rPr>
               <w:t>2.3 Product Constraints</w:t>
             </w:r>
@@ -1064,8 +924,6 @@
               <w:rPr>
                 <w:noProof/>
                 <w:webHidden/>
-                <w:sz w:val="22"/>
-                <w:szCs w:val="22"/>
               </w:rPr>
               <w:tab/>
             </w:r>
@@ -1073,8 +931,6 @@
               <w:rPr>
                 <w:noProof/>
                 <w:webHidden/>
-                <w:sz w:val="22"/>
-                <w:szCs w:val="22"/>
               </w:rPr>
               <w:fldChar w:fldCharType="begin"/>
             </w:r>
@@ -1082,25 +938,19 @@
               <w:rPr>
                 <w:noProof/>
                 <w:webHidden/>
-                <w:sz w:val="22"/>
-                <w:szCs w:val="22"/>
-              </w:rPr>
-              <w:instrText xml:space="preserve"> PAGEREF _Toc226646878 \h </w:instrText>
+              </w:rPr>
+              <w:instrText xml:space="preserve"> PAGEREF _Toc226998447 \h </w:instrText>
             </w:r>
             <w:r>
               <w:rPr>
                 <w:noProof/>
                 <w:webHidden/>
-                <w:sz w:val="22"/>
-                <w:szCs w:val="22"/>
               </w:rPr>
             </w:r>
             <w:r>
               <w:rPr>
                 <w:noProof/>
                 <w:webHidden/>
-                <w:sz w:val="22"/>
-                <w:szCs w:val="22"/>
               </w:rPr>
               <w:fldChar w:fldCharType="separate"/>
             </w:r>
@@ -1108,8 +958,6 @@
               <w:rPr>
                 <w:noProof/>
                 <w:webHidden/>
-                <w:sz w:val="22"/>
-                <w:szCs w:val="22"/>
               </w:rPr>
               <w:t>6</w:t>
             </w:r>
@@ -1117,8 +965,6 @@
               <w:rPr>
                 <w:noProof/>
                 <w:webHidden/>
-                <w:sz w:val="22"/>
-                <w:szCs w:val="22"/>
               </w:rPr>
               <w:fldChar w:fldCharType="end"/>
             </w:r>
@@ -1131,18 +977,18 @@
               <w:tab w:val="right" w:pos="9350"/>
             </w:tabs>
             <w:rPr>
+              <w:rFonts w:asciiTheme="minorHAnsi" w:eastAsiaTheme="minorEastAsia" w:hAnsiTheme="minorHAnsi" w:cstheme="minorBidi"/>
               <w:noProof/>
-              <w:sz w:val="22"/>
-              <w:szCs w:val="22"/>
+              <w:kern w:val="2"/>
+              <w:lang w:val="en-US"/>
+              <w14:ligatures w14:val="standardContextual"/>
             </w:rPr>
           </w:pPr>
-          <w:hyperlink w:anchor="_Toc226646879" w:history="1">
+          <w:hyperlink w:anchor="_Toc226998448" w:history="1">
             <w:r>
               <w:rPr>
                 <w:rStyle w:val="Hyperlink"/>
                 <w:noProof/>
-                <w:sz w:val="22"/>
-                <w:szCs w:val="22"/>
               </w:rPr>
               <w:t>2.4 User Characteristics/Profiels</w:t>
             </w:r>
@@ -1150,8 +996,6 @@
               <w:rPr>
                 <w:noProof/>
                 <w:webHidden/>
-                <w:sz w:val="22"/>
-                <w:szCs w:val="22"/>
               </w:rPr>
               <w:tab/>
             </w:r>
@@ -1159,8 +1003,6 @@
               <w:rPr>
                 <w:noProof/>
                 <w:webHidden/>
-                <w:sz w:val="22"/>
-                <w:szCs w:val="22"/>
               </w:rPr>
               <w:fldChar w:fldCharType="begin"/>
             </w:r>
@@ -1168,25 +1010,19 @@
               <w:rPr>
                 <w:noProof/>
                 <w:webHidden/>
-                <w:sz w:val="22"/>
-                <w:szCs w:val="22"/>
-              </w:rPr>
-              <w:instrText xml:space="preserve"> PAGEREF _Toc226646879 \h </w:instrText>
+              </w:rPr>
+              <w:instrText xml:space="preserve"> PAGEREF _Toc226998448 \h </w:instrText>
             </w:r>
             <w:r>
               <w:rPr>
                 <w:noProof/>
                 <w:webHidden/>
-                <w:sz w:val="22"/>
-                <w:szCs w:val="22"/>
               </w:rPr>
             </w:r>
             <w:r>
               <w:rPr>
                 <w:noProof/>
                 <w:webHidden/>
-                <w:sz w:val="22"/>
-                <w:szCs w:val="22"/>
               </w:rPr>
               <w:fldChar w:fldCharType="separate"/>
             </w:r>
@@ -1194,8 +1030,6 @@
               <w:rPr>
                 <w:noProof/>
                 <w:webHidden/>
-                <w:sz w:val="22"/>
-                <w:szCs w:val="22"/>
               </w:rPr>
               <w:t>6</w:t>
             </w:r>
@@ -1203,8 +1037,6 @@
               <w:rPr>
                 <w:noProof/>
                 <w:webHidden/>
-                <w:sz w:val="22"/>
-                <w:szCs w:val="22"/>
               </w:rPr>
               <w:fldChar w:fldCharType="end"/>
             </w:r>
@@ -1217,18 +1049,18 @@
               <w:tab w:val="right" w:pos="9350"/>
             </w:tabs>
             <w:rPr>
+              <w:rFonts w:asciiTheme="minorHAnsi" w:eastAsiaTheme="minorEastAsia" w:hAnsiTheme="minorHAnsi" w:cstheme="minorBidi"/>
               <w:noProof/>
-              <w:sz w:val="22"/>
-              <w:szCs w:val="22"/>
+              <w:kern w:val="2"/>
+              <w:lang w:val="en-US"/>
+              <w14:ligatures w14:val="standardContextual"/>
             </w:rPr>
           </w:pPr>
-          <w:hyperlink w:anchor="_Toc226646880" w:history="1">
+          <w:hyperlink w:anchor="_Toc226998449" w:history="1">
             <w:r>
               <w:rPr>
                 <w:rStyle w:val="Hyperlink"/>
                 <w:noProof/>
-                <w:sz w:val="22"/>
-                <w:szCs w:val="22"/>
               </w:rPr>
               <w:t>2.5. Operating Environment</w:t>
             </w:r>
@@ -1236,8 +1068,6 @@
               <w:rPr>
                 <w:noProof/>
                 <w:webHidden/>
-                <w:sz w:val="22"/>
-                <w:szCs w:val="22"/>
               </w:rPr>
               <w:tab/>
             </w:r>
@@ -1245,8 +1075,6 @@
               <w:rPr>
                 <w:noProof/>
                 <w:webHidden/>
-                <w:sz w:val="22"/>
-                <w:szCs w:val="22"/>
               </w:rPr>
               <w:fldChar w:fldCharType="begin"/>
             </w:r>
@@ -1254,25 +1082,19 @@
               <w:rPr>
                 <w:noProof/>
                 <w:webHidden/>
-                <w:sz w:val="22"/>
-                <w:szCs w:val="22"/>
-              </w:rPr>
-              <w:instrText xml:space="preserve"> PAGEREF _Toc226646880 \h </w:instrText>
+              </w:rPr>
+              <w:instrText xml:space="preserve"> PAGEREF _Toc226998449 \h </w:instrText>
             </w:r>
             <w:r>
               <w:rPr>
                 <w:noProof/>
                 <w:webHidden/>
-                <w:sz w:val="22"/>
-                <w:szCs w:val="22"/>
               </w:rPr>
             </w:r>
             <w:r>
               <w:rPr>
                 <w:noProof/>
                 <w:webHidden/>
-                <w:sz w:val="22"/>
-                <w:szCs w:val="22"/>
               </w:rPr>
               <w:fldChar w:fldCharType="separate"/>
             </w:r>
@@ -1280,8 +1102,6 @@
               <w:rPr>
                 <w:noProof/>
                 <w:webHidden/>
-                <w:sz w:val="22"/>
-                <w:szCs w:val="22"/>
               </w:rPr>
               <w:t>6</w:t>
             </w:r>
@@ -1289,8 +1109,6 @@
               <w:rPr>
                 <w:noProof/>
                 <w:webHidden/>
-                <w:sz w:val="22"/>
-                <w:szCs w:val="22"/>
               </w:rPr>
               <w:fldChar w:fldCharType="end"/>
             </w:r>
@@ -1303,18 +1121,18 @@
               <w:tab w:val="right" w:pos="9350"/>
             </w:tabs>
             <w:rPr>
+              <w:rFonts w:asciiTheme="minorHAnsi" w:eastAsiaTheme="minorEastAsia" w:hAnsiTheme="minorHAnsi" w:cstheme="minorBidi"/>
               <w:noProof/>
-              <w:sz w:val="22"/>
-              <w:szCs w:val="22"/>
+              <w:kern w:val="2"/>
+              <w:lang w:val="en-US"/>
+              <w14:ligatures w14:val="standardContextual"/>
             </w:rPr>
           </w:pPr>
-          <w:hyperlink w:anchor="_Toc226646881" w:history="1">
+          <w:hyperlink w:anchor="_Toc226998450" w:history="1">
             <w:r>
               <w:rPr>
                 <w:rStyle w:val="Hyperlink"/>
                 <w:noProof/>
-                <w:sz w:val="22"/>
-                <w:szCs w:val="22"/>
               </w:rPr>
               <w:t>3. Functional Requirements</w:t>
             </w:r>
@@ -1322,8 +1140,6 @@
               <w:rPr>
                 <w:noProof/>
                 <w:webHidden/>
-                <w:sz w:val="22"/>
-                <w:szCs w:val="22"/>
               </w:rPr>
               <w:tab/>
             </w:r>
@@ -1331,8 +1147,6 @@
               <w:rPr>
                 <w:noProof/>
                 <w:webHidden/>
-                <w:sz w:val="22"/>
-                <w:szCs w:val="22"/>
               </w:rPr>
               <w:fldChar w:fldCharType="begin"/>
             </w:r>
@@ -1340,25 +1154,19 @@
               <w:rPr>
                 <w:noProof/>
                 <w:webHidden/>
-                <w:sz w:val="22"/>
-                <w:szCs w:val="22"/>
-              </w:rPr>
-              <w:instrText xml:space="preserve"> PAGEREF _Toc226646881 \h </w:instrText>
+              </w:rPr>
+              <w:instrText xml:space="preserve"> PAGEREF _Toc226998450 \h </w:instrText>
             </w:r>
             <w:r>
               <w:rPr>
                 <w:noProof/>
                 <w:webHidden/>
-                <w:sz w:val="22"/>
-                <w:szCs w:val="22"/>
               </w:rPr>
             </w:r>
             <w:r>
               <w:rPr>
                 <w:noProof/>
                 <w:webHidden/>
-                <w:sz w:val="22"/>
-                <w:szCs w:val="22"/>
               </w:rPr>
               <w:fldChar w:fldCharType="separate"/>
             </w:r>
@@ -1366,8 +1174,6 @@
               <w:rPr>
                 <w:noProof/>
                 <w:webHidden/>
-                <w:sz w:val="22"/>
-                <w:szCs w:val="22"/>
               </w:rPr>
               <w:t>1</w:t>
             </w:r>
@@ -1375,8 +1181,6 @@
               <w:rPr>
                 <w:noProof/>
                 <w:webHidden/>
-                <w:sz w:val="22"/>
-                <w:szCs w:val="22"/>
               </w:rPr>
               <w:fldChar w:fldCharType="end"/>
             </w:r>
@@ -1389,18 +1193,18 @@
               <w:tab w:val="right" w:pos="9350"/>
             </w:tabs>
             <w:rPr>
+              <w:rFonts w:asciiTheme="minorHAnsi" w:eastAsiaTheme="minorEastAsia" w:hAnsiTheme="minorHAnsi" w:cstheme="minorBidi"/>
               <w:noProof/>
-              <w:sz w:val="22"/>
-              <w:szCs w:val="22"/>
+              <w:kern w:val="2"/>
+              <w:lang w:val="en-US"/>
+              <w14:ligatures w14:val="standardContextual"/>
             </w:rPr>
           </w:pPr>
-          <w:hyperlink w:anchor="_Toc226646882" w:history="1">
+          <w:hyperlink w:anchor="_Toc226998451" w:history="1">
             <w:r>
               <w:rPr>
                 <w:rStyle w:val="Hyperlink"/>
                 <w:noProof/>
-                <w:sz w:val="22"/>
-                <w:szCs w:val="22"/>
               </w:rPr>
               <w:t>3.1. User Registration</w:t>
             </w:r>
@@ -1408,8 +1212,6 @@
               <w:rPr>
                 <w:noProof/>
                 <w:webHidden/>
-                <w:sz w:val="22"/>
-                <w:szCs w:val="22"/>
               </w:rPr>
               <w:tab/>
             </w:r>
@@ -1417,8 +1219,6 @@
               <w:rPr>
                 <w:noProof/>
                 <w:webHidden/>
-                <w:sz w:val="22"/>
-                <w:szCs w:val="22"/>
               </w:rPr>
               <w:fldChar w:fldCharType="begin"/>
             </w:r>
@@ -1426,25 +1226,19 @@
               <w:rPr>
                 <w:noProof/>
                 <w:webHidden/>
-                <w:sz w:val="22"/>
-                <w:szCs w:val="22"/>
-              </w:rPr>
-              <w:instrText xml:space="preserve"> PAGEREF _Toc226646882 \h </w:instrText>
+              </w:rPr>
+              <w:instrText xml:space="preserve"> PAGEREF _Toc226998451 \h </w:instrText>
             </w:r>
             <w:r>
               <w:rPr>
                 <w:noProof/>
                 <w:webHidden/>
-                <w:sz w:val="22"/>
-                <w:szCs w:val="22"/>
               </w:rPr>
             </w:r>
             <w:r>
               <w:rPr>
                 <w:noProof/>
                 <w:webHidden/>
-                <w:sz w:val="22"/>
-                <w:szCs w:val="22"/>
               </w:rPr>
               <w:fldChar w:fldCharType="separate"/>
             </w:r>
@@ -1452,8 +1246,6 @@
               <w:rPr>
                 <w:noProof/>
                 <w:webHidden/>
-                <w:sz w:val="22"/>
-                <w:szCs w:val="22"/>
               </w:rPr>
               <w:t>1</w:t>
             </w:r>
@@ -1461,8 +1253,6 @@
               <w:rPr>
                 <w:noProof/>
                 <w:webHidden/>
-                <w:sz w:val="22"/>
-                <w:szCs w:val="22"/>
               </w:rPr>
               <w:fldChar w:fldCharType="end"/>
             </w:r>
@@ -1475,18 +1265,18 @@
               <w:tab w:val="right" w:pos="9350"/>
             </w:tabs>
             <w:rPr>
+              <w:rFonts w:asciiTheme="minorHAnsi" w:eastAsiaTheme="minorEastAsia" w:hAnsiTheme="minorHAnsi" w:cstheme="minorBidi"/>
               <w:noProof/>
-              <w:sz w:val="22"/>
-              <w:szCs w:val="22"/>
+              <w:kern w:val="2"/>
+              <w:lang w:val="en-US"/>
+              <w14:ligatures w14:val="standardContextual"/>
             </w:rPr>
           </w:pPr>
-          <w:hyperlink w:anchor="_Toc226646883" w:history="1">
+          <w:hyperlink w:anchor="_Toc226998452" w:history="1">
             <w:r>
               <w:rPr>
                 <w:rStyle w:val="Hyperlink"/>
                 <w:noProof/>
-                <w:sz w:val="22"/>
-                <w:szCs w:val="22"/>
               </w:rPr>
               <w:t>3.2. User Login and Authentication</w:t>
             </w:r>
@@ -1494,8 +1284,6 @@
               <w:rPr>
                 <w:noProof/>
                 <w:webHidden/>
-                <w:sz w:val="22"/>
-                <w:szCs w:val="22"/>
               </w:rPr>
               <w:tab/>
             </w:r>
@@ -1503,8 +1291,6 @@
               <w:rPr>
                 <w:noProof/>
                 <w:webHidden/>
-                <w:sz w:val="22"/>
-                <w:szCs w:val="22"/>
               </w:rPr>
               <w:fldChar w:fldCharType="begin"/>
             </w:r>
@@ -1512,25 +1298,19 @@
               <w:rPr>
                 <w:noProof/>
                 <w:webHidden/>
-                <w:sz w:val="22"/>
-                <w:szCs w:val="22"/>
-              </w:rPr>
-              <w:instrText xml:space="preserve"> PAGEREF _Toc226646883 \h </w:instrText>
+              </w:rPr>
+              <w:instrText xml:space="preserve"> PAGEREF _Toc226998452 \h </w:instrText>
             </w:r>
             <w:r>
               <w:rPr>
                 <w:noProof/>
                 <w:webHidden/>
-                <w:sz w:val="22"/>
-                <w:szCs w:val="22"/>
               </w:rPr>
             </w:r>
             <w:r>
               <w:rPr>
                 <w:noProof/>
                 <w:webHidden/>
-                <w:sz w:val="22"/>
-                <w:szCs w:val="22"/>
               </w:rPr>
               <w:fldChar w:fldCharType="separate"/>
             </w:r>
@@ -1538,17 +1318,13 @@
               <w:rPr>
                 <w:noProof/>
                 <w:webHidden/>
-                <w:sz w:val="22"/>
-                <w:szCs w:val="22"/>
-              </w:rPr>
-              <w:t>2</w:t>
+              </w:rPr>
+              <w:t>3</w:t>
             </w:r>
             <w:r>
               <w:rPr>
                 <w:noProof/>
                 <w:webHidden/>
-                <w:sz w:val="22"/>
-                <w:szCs w:val="22"/>
               </w:rPr>
               <w:fldChar w:fldCharType="end"/>
             </w:r>
@@ -1561,18 +1337,18 @@
               <w:tab w:val="right" w:pos="9350"/>
             </w:tabs>
             <w:rPr>
+              <w:rFonts w:asciiTheme="minorHAnsi" w:eastAsiaTheme="minorEastAsia" w:hAnsiTheme="minorHAnsi" w:cstheme="minorBidi"/>
               <w:noProof/>
-              <w:sz w:val="22"/>
-              <w:szCs w:val="22"/>
+              <w:kern w:val="2"/>
+              <w:lang w:val="en-US"/>
+              <w14:ligatures w14:val="standardContextual"/>
             </w:rPr>
           </w:pPr>
-          <w:hyperlink w:anchor="_Toc226646884" w:history="1">
+          <w:hyperlink w:anchor="_Toc226998453" w:history="1">
             <w:r>
               <w:rPr>
                 <w:rStyle w:val="Hyperlink"/>
                 <w:noProof/>
-                <w:sz w:val="22"/>
-                <w:szCs w:val="22"/>
               </w:rPr>
               <w:t>3.3. Administrator Functions</w:t>
             </w:r>
@@ -1580,8 +1356,6 @@
               <w:rPr>
                 <w:noProof/>
                 <w:webHidden/>
-                <w:sz w:val="22"/>
-                <w:szCs w:val="22"/>
               </w:rPr>
               <w:tab/>
             </w:r>
@@ -1589,8 +1363,6 @@
               <w:rPr>
                 <w:noProof/>
                 <w:webHidden/>
-                <w:sz w:val="22"/>
-                <w:szCs w:val="22"/>
               </w:rPr>
               <w:fldChar w:fldCharType="begin"/>
             </w:r>
@@ -1598,25 +1370,19 @@
               <w:rPr>
                 <w:noProof/>
                 <w:webHidden/>
-                <w:sz w:val="22"/>
-                <w:szCs w:val="22"/>
-              </w:rPr>
-              <w:instrText xml:space="preserve"> PAGEREF _Toc226646884 \h </w:instrText>
+              </w:rPr>
+              <w:instrText xml:space="preserve"> PAGEREF _Toc226998453 \h </w:instrText>
             </w:r>
             <w:r>
               <w:rPr>
                 <w:noProof/>
                 <w:webHidden/>
-                <w:sz w:val="22"/>
-                <w:szCs w:val="22"/>
               </w:rPr>
             </w:r>
             <w:r>
               <w:rPr>
                 <w:noProof/>
                 <w:webHidden/>
-                <w:sz w:val="22"/>
-                <w:szCs w:val="22"/>
               </w:rPr>
               <w:fldChar w:fldCharType="separate"/>
             </w:r>
@@ -1624,17 +1390,13 @@
               <w:rPr>
                 <w:noProof/>
                 <w:webHidden/>
-                <w:sz w:val="22"/>
-                <w:szCs w:val="22"/>
-              </w:rPr>
-              <w:t>3</w:t>
+              </w:rPr>
+              <w:t>4</w:t>
             </w:r>
             <w:r>
               <w:rPr>
                 <w:noProof/>
                 <w:webHidden/>
-                <w:sz w:val="22"/>
-                <w:szCs w:val="22"/>
               </w:rPr>
               <w:fldChar w:fldCharType="end"/>
             </w:r>
@@ -1647,18 +1409,18 @@
               <w:tab w:val="right" w:pos="9350"/>
             </w:tabs>
             <w:rPr>
+              <w:rFonts w:asciiTheme="minorHAnsi" w:eastAsiaTheme="minorEastAsia" w:hAnsiTheme="minorHAnsi" w:cstheme="minorBidi"/>
               <w:noProof/>
-              <w:sz w:val="22"/>
-              <w:szCs w:val="22"/>
+              <w:kern w:val="2"/>
+              <w:lang w:val="en-US"/>
+              <w14:ligatures w14:val="standardContextual"/>
             </w:rPr>
           </w:pPr>
-          <w:hyperlink w:anchor="_Toc226646885" w:history="1">
+          <w:hyperlink w:anchor="_Toc226998454" w:history="1">
             <w:r>
               <w:rPr>
                 <w:rStyle w:val="Hyperlink"/>
                 <w:noProof/>
-                <w:sz w:val="22"/>
-                <w:szCs w:val="22"/>
               </w:rPr>
               <w:t>3.4. Supplier Functions</w:t>
             </w:r>
@@ -1666,8 +1428,6 @@
               <w:rPr>
                 <w:noProof/>
                 <w:webHidden/>
-                <w:sz w:val="22"/>
-                <w:szCs w:val="22"/>
               </w:rPr>
               <w:tab/>
             </w:r>
@@ -1675,8 +1435,6 @@
               <w:rPr>
                 <w:noProof/>
                 <w:webHidden/>
-                <w:sz w:val="22"/>
-                <w:szCs w:val="22"/>
               </w:rPr>
               <w:fldChar w:fldCharType="begin"/>
             </w:r>
@@ -1684,25 +1442,19 @@
               <w:rPr>
                 <w:noProof/>
                 <w:webHidden/>
-                <w:sz w:val="22"/>
-                <w:szCs w:val="22"/>
-              </w:rPr>
-              <w:instrText xml:space="preserve"> PAGEREF _Toc226646885 \h </w:instrText>
+              </w:rPr>
+              <w:instrText xml:space="preserve"> PAGEREF _Toc226998454 \h </w:instrText>
             </w:r>
             <w:r>
               <w:rPr>
                 <w:noProof/>
                 <w:webHidden/>
-                <w:sz w:val="22"/>
-                <w:szCs w:val="22"/>
               </w:rPr>
             </w:r>
             <w:r>
               <w:rPr>
                 <w:noProof/>
                 <w:webHidden/>
-                <w:sz w:val="22"/>
-                <w:szCs w:val="22"/>
               </w:rPr>
               <w:fldChar w:fldCharType="separate"/>
             </w:r>
@@ -1710,17 +1462,13 @@
               <w:rPr>
                 <w:noProof/>
                 <w:webHidden/>
-                <w:sz w:val="22"/>
-                <w:szCs w:val="22"/>
-              </w:rPr>
-              <w:t>5</w:t>
+              </w:rPr>
+              <w:t>8</w:t>
             </w:r>
             <w:r>
               <w:rPr>
                 <w:noProof/>
                 <w:webHidden/>
-                <w:sz w:val="22"/>
-                <w:szCs w:val="22"/>
               </w:rPr>
               <w:fldChar w:fldCharType="end"/>
             </w:r>
@@ -1733,18 +1481,18 @@
               <w:tab w:val="right" w:pos="9350"/>
             </w:tabs>
             <w:rPr>
+              <w:rFonts w:asciiTheme="minorHAnsi" w:eastAsiaTheme="minorEastAsia" w:hAnsiTheme="minorHAnsi" w:cstheme="minorBidi"/>
               <w:noProof/>
-              <w:sz w:val="22"/>
-              <w:szCs w:val="22"/>
+              <w:kern w:val="2"/>
+              <w:lang w:val="en-US"/>
+              <w14:ligatures w14:val="standardContextual"/>
             </w:rPr>
           </w:pPr>
-          <w:hyperlink w:anchor="_Toc226646886" w:history="1">
+          <w:hyperlink w:anchor="_Toc226998455" w:history="1">
             <w:r>
               <w:rPr>
                 <w:rStyle w:val="Hyperlink"/>
                 <w:noProof/>
-                <w:sz w:val="22"/>
-                <w:szCs w:val="22"/>
               </w:rPr>
               <w:t>3.5. Product List Dashboard</w:t>
             </w:r>
@@ -1752,8 +1500,6 @@
               <w:rPr>
                 <w:noProof/>
                 <w:webHidden/>
-                <w:sz w:val="22"/>
-                <w:szCs w:val="22"/>
               </w:rPr>
               <w:tab/>
             </w:r>
@@ -1761,8 +1507,6 @@
               <w:rPr>
                 <w:noProof/>
                 <w:webHidden/>
-                <w:sz w:val="22"/>
-                <w:szCs w:val="22"/>
               </w:rPr>
               <w:fldChar w:fldCharType="begin"/>
             </w:r>
@@ -1770,25 +1514,19 @@
               <w:rPr>
                 <w:noProof/>
                 <w:webHidden/>
-                <w:sz w:val="22"/>
-                <w:szCs w:val="22"/>
-              </w:rPr>
-              <w:instrText xml:space="preserve"> PAGEREF _Toc226646886 \h </w:instrText>
+              </w:rPr>
+              <w:instrText xml:space="preserve"> PAGEREF _Toc226998455 \h </w:instrText>
             </w:r>
             <w:r>
               <w:rPr>
                 <w:noProof/>
                 <w:webHidden/>
-                <w:sz w:val="22"/>
-                <w:szCs w:val="22"/>
               </w:rPr>
             </w:r>
             <w:r>
               <w:rPr>
                 <w:noProof/>
                 <w:webHidden/>
-                <w:sz w:val="22"/>
-                <w:szCs w:val="22"/>
               </w:rPr>
               <w:fldChar w:fldCharType="separate"/>
             </w:r>
@@ -1796,17 +1534,13 @@
               <w:rPr>
                 <w:noProof/>
                 <w:webHidden/>
-                <w:sz w:val="22"/>
-                <w:szCs w:val="22"/>
-              </w:rPr>
-              <w:t>6</w:t>
+              </w:rPr>
+              <w:t>9</w:t>
             </w:r>
             <w:r>
               <w:rPr>
                 <w:noProof/>
                 <w:webHidden/>
-                <w:sz w:val="22"/>
-                <w:szCs w:val="22"/>
               </w:rPr>
               <w:fldChar w:fldCharType="end"/>
             </w:r>
@@ -1819,18 +1553,18 @@
               <w:tab w:val="right" w:pos="9350"/>
             </w:tabs>
             <w:rPr>
+              <w:rFonts w:asciiTheme="minorHAnsi" w:eastAsiaTheme="minorEastAsia" w:hAnsiTheme="minorHAnsi" w:cstheme="minorBidi"/>
               <w:noProof/>
-              <w:sz w:val="22"/>
-              <w:szCs w:val="22"/>
+              <w:kern w:val="2"/>
+              <w:lang w:val="en-US"/>
+              <w14:ligatures w14:val="standardContextual"/>
             </w:rPr>
           </w:pPr>
-          <w:hyperlink w:anchor="_Toc226646887" w:history="1">
+          <w:hyperlink w:anchor="_Toc226998456" w:history="1">
             <w:r>
               <w:rPr>
                 <w:rStyle w:val="Hyperlink"/>
                 <w:noProof/>
-                <w:sz w:val="22"/>
-                <w:szCs w:val="22"/>
               </w:rPr>
               <w:t>3.6. Shopping Cart Functionality</w:t>
             </w:r>
@@ -1838,8 +1572,6 @@
               <w:rPr>
                 <w:noProof/>
                 <w:webHidden/>
-                <w:sz w:val="22"/>
-                <w:szCs w:val="22"/>
               </w:rPr>
               <w:tab/>
             </w:r>
@@ -1847,8 +1579,6 @@
               <w:rPr>
                 <w:noProof/>
                 <w:webHidden/>
-                <w:sz w:val="22"/>
-                <w:szCs w:val="22"/>
               </w:rPr>
               <w:fldChar w:fldCharType="begin"/>
             </w:r>
@@ -1856,25 +1586,19 @@
               <w:rPr>
                 <w:noProof/>
                 <w:webHidden/>
-                <w:sz w:val="22"/>
-                <w:szCs w:val="22"/>
-              </w:rPr>
-              <w:instrText xml:space="preserve"> PAGEREF _Toc226646887 \h </w:instrText>
+              </w:rPr>
+              <w:instrText xml:space="preserve"> PAGEREF _Toc226998456 \h </w:instrText>
             </w:r>
             <w:r>
               <w:rPr>
                 <w:noProof/>
                 <w:webHidden/>
-                <w:sz w:val="22"/>
-                <w:szCs w:val="22"/>
               </w:rPr>
             </w:r>
             <w:r>
               <w:rPr>
                 <w:noProof/>
                 <w:webHidden/>
-                <w:sz w:val="22"/>
-                <w:szCs w:val="22"/>
               </w:rPr>
               <w:fldChar w:fldCharType="separate"/>
             </w:r>
@@ -1882,17 +1606,13 @@
               <w:rPr>
                 <w:noProof/>
                 <w:webHidden/>
-                <w:sz w:val="22"/>
-                <w:szCs w:val="22"/>
-              </w:rPr>
-              <w:t>9</w:t>
+              </w:rPr>
+              <w:t>12</w:t>
             </w:r>
             <w:r>
               <w:rPr>
                 <w:noProof/>
                 <w:webHidden/>
-                <w:sz w:val="22"/>
-                <w:szCs w:val="22"/>
               </w:rPr>
               <w:fldChar w:fldCharType="end"/>
             </w:r>
@@ -1905,18 +1625,18 @@
               <w:tab w:val="right" w:pos="9350"/>
             </w:tabs>
             <w:rPr>
+              <w:rFonts w:asciiTheme="minorHAnsi" w:eastAsiaTheme="minorEastAsia" w:hAnsiTheme="minorHAnsi" w:cstheme="minorBidi"/>
               <w:noProof/>
-              <w:sz w:val="22"/>
-              <w:szCs w:val="22"/>
+              <w:kern w:val="2"/>
+              <w:lang w:val="en-US"/>
+              <w14:ligatures w14:val="standardContextual"/>
             </w:rPr>
           </w:pPr>
-          <w:hyperlink w:anchor="_Toc226646888" w:history="1">
+          <w:hyperlink w:anchor="_Toc226998457" w:history="1">
             <w:r>
               <w:rPr>
                 <w:rStyle w:val="Hyperlink"/>
                 <w:noProof/>
-                <w:sz w:val="22"/>
-                <w:szCs w:val="22"/>
               </w:rPr>
               <w:t>3.7. Checkout</w:t>
             </w:r>
@@ -1924,8 +1644,6 @@
               <w:rPr>
                 <w:noProof/>
                 <w:webHidden/>
-                <w:sz w:val="22"/>
-                <w:szCs w:val="22"/>
               </w:rPr>
               <w:tab/>
             </w:r>
@@ -1933,8 +1651,6 @@
               <w:rPr>
                 <w:noProof/>
                 <w:webHidden/>
-                <w:sz w:val="22"/>
-                <w:szCs w:val="22"/>
               </w:rPr>
               <w:fldChar w:fldCharType="begin"/>
             </w:r>
@@ -1942,25 +1658,19 @@
               <w:rPr>
                 <w:noProof/>
                 <w:webHidden/>
-                <w:sz w:val="22"/>
-                <w:szCs w:val="22"/>
-              </w:rPr>
-              <w:instrText xml:space="preserve"> PAGEREF _Toc226646888 \h </w:instrText>
+              </w:rPr>
+              <w:instrText xml:space="preserve"> PAGEREF _Toc226998457 \h </w:instrText>
             </w:r>
             <w:r>
               <w:rPr>
                 <w:noProof/>
                 <w:webHidden/>
-                <w:sz w:val="22"/>
-                <w:szCs w:val="22"/>
               </w:rPr>
             </w:r>
             <w:r>
               <w:rPr>
                 <w:noProof/>
                 <w:webHidden/>
-                <w:sz w:val="22"/>
-                <w:szCs w:val="22"/>
               </w:rPr>
               <w:fldChar w:fldCharType="separate"/>
             </w:r>
@@ -1968,17 +1678,85 @@
               <w:rPr>
                 <w:noProof/>
                 <w:webHidden/>
-                <w:sz w:val="22"/>
-                <w:szCs w:val="22"/>
-              </w:rPr>
-              <w:t>11</w:t>
+              </w:rPr>
+              <w:t>14</w:t>
             </w:r>
             <w:r>
               <w:rPr>
                 <w:noProof/>
                 <w:webHidden/>
-                <w:sz w:val="22"/>
-                <w:szCs w:val="22"/>
+              </w:rPr>
+              <w:fldChar w:fldCharType="end"/>
+            </w:r>
+          </w:hyperlink>
+        </w:p>
+        <w:p>
+          <w:pPr>
+            <w:pStyle w:val="TOC2"/>
+            <w:tabs>
+              <w:tab w:val="right" w:pos="9350"/>
+            </w:tabs>
+            <w:rPr>
+              <w:rFonts w:asciiTheme="minorHAnsi" w:eastAsiaTheme="minorEastAsia" w:hAnsiTheme="minorHAnsi" w:cstheme="minorBidi"/>
+              <w:noProof/>
+              <w:kern w:val="2"/>
+              <w:lang w:val="en-US"/>
+              <w14:ligatures w14:val="standardContextual"/>
+            </w:rPr>
+          </w:pPr>
+          <w:hyperlink w:anchor="_Toc226998458" w:history="1">
+            <w:r>
+              <w:rPr>
+                <w:rStyle w:val="Hyperlink"/>
+                <w:noProof/>
+              </w:rPr>
+              <w:t>3.8. User Profile</w:t>
+            </w:r>
+            <w:r>
+              <w:rPr>
+                <w:noProof/>
+                <w:webHidden/>
+              </w:rPr>
+              <w:tab/>
+            </w:r>
+            <w:r>
+              <w:rPr>
+                <w:noProof/>
+                <w:webHidden/>
+              </w:rPr>
+              <w:fldChar w:fldCharType="begin"/>
+            </w:r>
+            <w:r>
+              <w:rPr>
+                <w:noProof/>
+                <w:webHidden/>
+              </w:rPr>
+              <w:instrText xml:space="preserve"> PAGEREF _Toc226998458 \h </w:instrText>
+            </w:r>
+            <w:r>
+              <w:rPr>
+                <w:noProof/>
+                <w:webHidden/>
+              </w:rPr>
+            </w:r>
+            <w:r>
+              <w:rPr>
+                <w:noProof/>
+                <w:webHidden/>
+              </w:rPr>
+              <w:fldChar w:fldCharType="separate"/>
+            </w:r>
+            <w:r>
+              <w:rPr>
+                <w:noProof/>
+                <w:webHidden/>
+              </w:rPr>
+              <w:t>15</w:t>
+            </w:r>
+            <w:r>
+              <w:rPr>
+                <w:noProof/>
+                <w:webHidden/>
               </w:rPr>
               <w:fldChar w:fldCharType="end"/>
             </w:r>
@@ -1991,16 +1769,18 @@
               <w:tab w:val="right" w:pos="9350"/>
             </w:tabs>
             <w:rPr>
+              <w:rFonts w:asciiTheme="minorHAnsi" w:eastAsiaTheme="minorEastAsia" w:hAnsiTheme="minorHAnsi" w:cstheme="minorBidi"/>
               <w:noProof/>
+              <w:kern w:val="2"/>
+              <w:lang w:val="en-US"/>
+              <w14:ligatures w14:val="standardContextual"/>
             </w:rPr>
           </w:pPr>
-          <w:hyperlink w:anchor="_Toc226646889" w:history="1">
+          <w:hyperlink w:anchor="_Toc226998459" w:history="1">
             <w:r>
               <w:rPr>
                 <w:rStyle w:val="Hyperlink"/>
                 <w:noProof/>
-                <w:sz w:val="22"/>
-                <w:szCs w:val="22"/>
               </w:rPr>
               <w:t>Appendix</w:t>
             </w:r>
@@ -2008,8 +1788,6 @@
               <w:rPr>
                 <w:noProof/>
                 <w:webHidden/>
-                <w:sz w:val="22"/>
-                <w:szCs w:val="22"/>
               </w:rPr>
               <w:tab/>
             </w:r>
@@ -2017,8 +1795,6 @@
               <w:rPr>
                 <w:noProof/>
                 <w:webHidden/>
-                <w:sz w:val="22"/>
-                <w:szCs w:val="22"/>
               </w:rPr>
               <w:fldChar w:fldCharType="begin"/>
             </w:r>
@@ -2026,25 +1802,19 @@
               <w:rPr>
                 <w:noProof/>
                 <w:webHidden/>
-                <w:sz w:val="22"/>
-                <w:szCs w:val="22"/>
-              </w:rPr>
-              <w:instrText xml:space="preserve"> PAGEREF _Toc226646889 \h </w:instrText>
+              </w:rPr>
+              <w:instrText xml:space="preserve"> PAGEREF _Toc226998459 \h </w:instrText>
             </w:r>
             <w:r>
               <w:rPr>
                 <w:noProof/>
                 <w:webHidden/>
-                <w:sz w:val="22"/>
-                <w:szCs w:val="22"/>
               </w:rPr>
             </w:r>
             <w:r>
               <w:rPr>
                 <w:noProof/>
                 <w:webHidden/>
-                <w:sz w:val="22"/>
-                <w:szCs w:val="22"/>
               </w:rPr>
               <w:fldChar w:fldCharType="separate"/>
             </w:r>
@@ -2052,17 +1822,13 @@
               <w:rPr>
                 <w:noProof/>
                 <w:webHidden/>
-                <w:sz w:val="22"/>
-                <w:szCs w:val="22"/>
-              </w:rPr>
-              <w:t>13</w:t>
+              </w:rPr>
+              <w:t>16</w:t>
             </w:r>
             <w:r>
               <w:rPr>
                 <w:noProof/>
                 <w:webHidden/>
-                <w:sz w:val="22"/>
-                <w:szCs w:val="22"/>
               </w:rPr>
               <w:fldChar w:fldCharType="end"/>
             </w:r>
@@ -2102,7 +1868,7 @@
           <w:szCs w:val="24"/>
         </w:rPr>
       </w:pPr>
-      <w:bookmarkStart w:id="1" w:name="_Toc226646868"/>
+      <w:bookmarkStart w:id="1" w:name="_Toc226998437"/>
       <w:r>
         <w:rPr>
           <w:sz w:val="36"/>
@@ -2482,7 +2248,7 @@
                 <w:numId w:val="3"/>
               </w:numPr>
             </w:pPr>
-            <w:bookmarkStart w:id="2" w:name="_Toc226646869"/>
+            <w:bookmarkStart w:id="2" w:name="_Toc226998438"/>
             <w:r>
               <w:t>Introduction</w:t>
             </w:r>
@@ -2500,7 +2266,7 @@
           <w:szCs w:val="34"/>
         </w:rPr>
       </w:pPr>
-      <w:bookmarkStart w:id="3" w:name="_Toc226646870"/>
+      <w:bookmarkStart w:id="3" w:name="_Toc226998439"/>
       <w:r>
         <w:rPr>
           <w:sz w:val="34"/>
@@ -2539,7 +2305,7 @@
           <w:szCs w:val="34"/>
         </w:rPr>
       </w:pPr>
-      <w:bookmarkStart w:id="4" w:name="_Toc226646871"/>
+      <w:bookmarkStart w:id="4" w:name="_Toc226998440"/>
       <w:r>
         <w:rPr>
           <w:sz w:val="34"/>
@@ -2662,6 +2428,7 @@
         <w:spacing w:before="0" w:after="0"/>
       </w:pPr>
       <w:r>
+        <w:lastRenderedPageBreak/>
         <w:t>Supplier Dashboard</w:t>
       </w:r>
     </w:p>
@@ -2695,7 +2462,6 @@
           <w:b/>
           <w:bCs/>
         </w:rPr>
-        <w:lastRenderedPageBreak/>
         <w:t>Out of scope</w:t>
       </w:r>
       <w:r>
@@ -2773,7 +2539,7 @@
           <w:szCs w:val="24"/>
         </w:rPr>
       </w:pPr>
-      <w:bookmarkStart w:id="5" w:name="_Toc226646872"/>
+      <w:bookmarkStart w:id="5" w:name="_Toc226998441"/>
       <w:r>
         <w:rPr>
           <w:sz w:val="34"/>
@@ -3264,7 +3030,7 @@
           <w:szCs w:val="34"/>
         </w:rPr>
       </w:pPr>
-      <w:bookmarkStart w:id="7" w:name="_Toc226646873"/>
+      <w:bookmarkStart w:id="7" w:name="_Toc226998442"/>
       <w:r>
         <w:rPr>
           <w:sz w:val="34"/>
@@ -3308,13 +3074,12 @@
           <w:szCs w:val="34"/>
         </w:rPr>
       </w:pPr>
-      <w:bookmarkStart w:id="8" w:name="_Toc226646874"/>
+      <w:bookmarkStart w:id="8" w:name="_Toc226998443"/>
       <w:r>
         <w:rPr>
           <w:sz w:val="34"/>
           <w:szCs w:val="34"/>
         </w:rPr>
-        <w:lastRenderedPageBreak/>
         <w:t>1.5 Document Overview</w:t>
       </w:r>
       <w:bookmarkEnd w:id="8"/>
@@ -3425,7 +3190,7 @@
             <w:pPr>
               <w:pStyle w:val="Heading1"/>
             </w:pPr>
-            <w:bookmarkStart w:id="9" w:name="_Toc226646875"/>
+            <w:bookmarkStart w:id="9" w:name="_Toc226998444"/>
             <w:r>
               <w:t>2. Product Overview</w:t>
             </w:r>
@@ -3443,7 +3208,7 @@
           <w:szCs w:val="34"/>
         </w:rPr>
       </w:pPr>
-      <w:bookmarkStart w:id="10" w:name="_Toc226646876"/>
+      <w:bookmarkStart w:id="10" w:name="_Toc226998445"/>
       <w:r>
         <w:rPr>
           <w:sz w:val="34"/>
@@ -3554,7 +3319,7 @@
           <w:szCs w:val="34"/>
         </w:rPr>
       </w:pPr>
-      <w:bookmarkStart w:id="11" w:name="_Toc226646877"/>
+      <w:bookmarkStart w:id="11" w:name="_Toc226998446"/>
       <w:r>
         <w:rPr>
           <w:sz w:val="34"/>
@@ -3604,6 +3369,7 @@
           <w:b/>
           <w:bCs/>
         </w:rPr>
+        <w:lastRenderedPageBreak/>
         <w:t xml:space="preserve">Product List Management: </w:t>
       </w:r>
       <w:r>
@@ -3722,7 +3488,7 @@
           <w:szCs w:val="34"/>
         </w:rPr>
       </w:pPr>
-      <w:bookmarkStart w:id="12" w:name="_Toc226646878"/>
+      <w:bookmarkStart w:id="12" w:name="_Toc226998447"/>
       <w:r>
         <w:rPr>
           <w:sz w:val="34"/>
@@ -3900,7 +3666,7 @@
           <w:szCs w:val="34"/>
         </w:rPr>
       </w:pPr>
-      <w:bookmarkStart w:id="13" w:name="_Toc226646879"/>
+      <w:bookmarkStart w:id="13" w:name="_Toc226998448"/>
       <w:r>
         <w:rPr>
           <w:sz w:val="34"/>
@@ -3988,7 +3754,7 @@
       <w:pPr>
         <w:pStyle w:val="Heading2"/>
       </w:pPr>
-      <w:bookmarkStart w:id="14" w:name="_Toc226646880"/>
+      <w:bookmarkStart w:id="14" w:name="_Toc226998449"/>
       <w:r>
         <w:t>2.5. Operating Environment</w:t>
       </w:r>
@@ -4064,6 +3830,7 @@
           <w:b/>
           <w:bCs/>
         </w:rPr>
+        <w:lastRenderedPageBreak/>
         <w:t>Network</w:t>
       </w:r>
       <w:r>
@@ -4127,7 +3894,7 @@
             <w:pPr>
               <w:pStyle w:val="Heading1"/>
             </w:pPr>
-            <w:bookmarkStart w:id="15" w:name="_Toc226646881"/>
+            <w:bookmarkStart w:id="15" w:name="_Toc226998450"/>
             <w:r>
               <w:lastRenderedPageBreak/>
               <w:t>3. Functional Requirements</w:t>
@@ -4145,7 +3912,7 @@
           <w:szCs w:val="24"/>
         </w:rPr>
       </w:pPr>
-      <w:bookmarkStart w:id="16" w:name="_Toc226646882"/>
+      <w:bookmarkStart w:id="16" w:name="_Toc226998451"/>
       <w:r>
         <w:t>3.1. User Registration</w:t>
       </w:r>
@@ -5928,7 +5695,7 @@
           <w:szCs w:val="24"/>
         </w:rPr>
       </w:pPr>
-      <w:bookmarkStart w:id="17" w:name="_Toc226646883"/>
+      <w:bookmarkStart w:id="17" w:name="_Toc226998452"/>
       <w:r>
         <w:t>3.2. User Login and Authentication</w:t>
       </w:r>
@@ -6963,7 +6730,7 @@
           <w:szCs w:val="24"/>
         </w:rPr>
       </w:pPr>
-      <w:bookmarkStart w:id="18" w:name="_Toc226646884"/>
+      <w:bookmarkStart w:id="18" w:name="_Toc226998453"/>
       <w:r>
         <w:t>3.3. Administrator Functions</w:t>
       </w:r>
@@ -8698,7 +8465,7 @@
           <w:szCs w:val="24"/>
         </w:rPr>
       </w:pPr>
-      <w:bookmarkStart w:id="19" w:name="_Toc226646885"/>
+      <w:bookmarkStart w:id="19" w:name="_Toc226998454"/>
       <w:r>
         <w:lastRenderedPageBreak/>
         <w:t>3.4. Supplier Functions</w:t>
@@ -9663,7 +9430,7 @@
         <w:pStyle w:val="Heading2"/>
         <w:spacing w:before="240" w:after="240"/>
       </w:pPr>
-      <w:bookmarkStart w:id="20" w:name="_Toc226646886"/>
+      <w:bookmarkStart w:id="20" w:name="_Toc226998455"/>
       <w:r>
         <w:t>3.5. Product List Dashboard</w:t>
       </w:r>
@@ -11131,7 +10898,7 @@
       <w:pPr>
         <w:pStyle w:val="Heading2"/>
       </w:pPr>
-      <w:bookmarkStart w:id="21" w:name="_Toc226646887"/>
+      <w:bookmarkStart w:id="21" w:name="_Toc226998456"/>
       <w:r>
         <w:t>3.6. Shopping Cart Functionality</w:t>
       </w:r>
@@ -12008,7 +11775,7 @@
       <w:pPr>
         <w:pStyle w:val="Heading2"/>
       </w:pPr>
-      <w:bookmarkStart w:id="22" w:name="_Toc226646888"/>
+      <w:bookmarkStart w:id="22" w:name="_Toc226998457"/>
       <w:r>
         <w:t>3.</w:t>
       </w:r>
@@ -13363,9 +13130,11 @@
       <w:pPr>
         <w:pStyle w:val="Heading2"/>
       </w:pPr>
+      <w:bookmarkStart w:id="23" w:name="_Toc226998458"/>
       <w:r>
         <w:t>3.8. User Profile</w:t>
       </w:r>
+      <w:bookmarkEnd w:id="23"/>
     </w:p>
     <w:tbl>
       <w:tblPr>
@@ -13883,11 +13652,11 @@
               <w:widowControl w:val="0"/>
               <w:ind w:left="0" w:firstLine="0"/>
             </w:pPr>
-            <w:bookmarkStart w:id="23" w:name="_Toc226646889"/>
+            <w:bookmarkStart w:id="24" w:name="_Toc226998459"/>
             <w:r>
               <w:t>Appendix</w:t>
             </w:r>
-            <w:bookmarkEnd w:id="23"/>
+            <w:bookmarkEnd w:id="24"/>
           </w:p>
         </w:tc>
       </w:tr>
@@ -13901,8 +13670,8 @@
           <w:szCs w:val="42"/>
         </w:rPr>
       </w:pPr>
-      <w:bookmarkStart w:id="24" w:name="_4jyktaoiwb83" w:colFirst="0" w:colLast="0"/>
-      <w:bookmarkEnd w:id="24"/>
+      <w:bookmarkStart w:id="25" w:name="_4jyktaoiwb83" w:colFirst="0" w:colLast="0"/>
+      <w:bookmarkEnd w:id="25"/>
     </w:p>
     <w:p/>
     <w:sectPr>

--- a/Process_Docs/SRS.docx
+++ b/Process_Docs/SRS.docx
@@ -2278,23 +2278,7 @@
     </w:p>
     <w:p>
       <w:r>
-        <w:t xml:space="preserve">The purpose of this document is to provide a detailed description of the functional requirements for </w:t>
-      </w:r>
-      <w:proofErr w:type="spellStart"/>
-      <w:r>
-        <w:t>Closthing</w:t>
-      </w:r>
-      <w:proofErr w:type="spellEnd"/>
-      <w:r>
-        <w:t xml:space="preserve">-Platform App, an online Shopping store for (Clothes, Accessories. This SRS servers as the primary document for </w:t>
-      </w:r>
-      <w:proofErr w:type="gramStart"/>
-      <w:r>
-        <w:t>developers</w:t>
-      </w:r>
-      <w:proofErr w:type="gramEnd"/>
-      <w:r>
-        <w:t xml:space="preserve"> team, testers team, project stakeholders, and the client to ensure that the final system meets all specified needs.</w:t>
+        <w:t>The purpose of this document is to provide a detailed description of the functional requirements for Closthing-Platform App, an online Shopping store for (Clothes, Accessories. This SRS servers as the primary document for developers team, testers team, project stakeholders, and the client to ensure that the final system meets all specified needs.</w:t>
       </w:r>
     </w:p>
     <w:p>
@@ -2360,15 +2344,7 @@
         <w:spacing w:before="0" w:after="0"/>
       </w:pPr>
       <w:r>
-        <w:t>Registration page with (</w:t>
-      </w:r>
-      <w:proofErr w:type="gramStart"/>
-      <w:r>
-        <w:t>Name ,</w:t>
-      </w:r>
-      <w:proofErr w:type="gramEnd"/>
-      <w:r>
-        <w:t xml:space="preserve"> E-mail ‘As unique ID’, Password, Confirm-Password, Role Button)</w:t>
+        <w:t>Registration page with (Name , E-mail ‘As unique ID’, Password, Confirm-Password, Role Button)</w:t>
       </w:r>
     </w:p>
     <w:p>
@@ -3563,21 +3539,12 @@
         </w:numPr>
         <w:spacing w:before="0" w:after="0"/>
       </w:pPr>
-      <w:proofErr w:type="spellStart"/>
       <w:r>
         <w:rPr>
           <w:b/>
           <w:bCs/>
         </w:rPr>
-        <w:t>Seperate</w:t>
-      </w:r>
-      <w:proofErr w:type="spellEnd"/>
-      <w:r>
-        <w:rPr>
-          <w:b/>
-          <w:bCs/>
-        </w:rPr>
-        <w:t xml:space="preserve"> Dashboards Required: </w:t>
+        <w:t xml:space="preserve">Seperate Dashboards Required: </w:t>
       </w:r>
       <w:r>
         <w:t>Suppliers/Users must have their own dashboards for product and order management</w:t>
@@ -3672,18 +3639,9 @@
           <w:sz w:val="34"/>
           <w:szCs w:val="34"/>
         </w:rPr>
-        <w:t>2.4 User Characteristics/</w:t>
-      </w:r>
-      <w:proofErr w:type="spellStart"/>
-      <w:r>
-        <w:rPr>
-          <w:sz w:val="34"/>
-          <w:szCs w:val="34"/>
-        </w:rPr>
-        <w:t>Profiels</w:t>
+        <w:t>2.4 User Characteristics/Profiels</w:t>
       </w:r>
       <w:bookmarkEnd w:id="13"/>
-      <w:proofErr w:type="spellEnd"/>
     </w:p>
     <w:p>
       <w:pPr>
@@ -4139,15 +4097,7 @@
               <w:spacing w:before="0" w:after="0"/>
             </w:pPr>
             <w:r>
-              <w:t>The system SHALL provide a registration page with (</w:t>
-            </w:r>
-            <w:proofErr w:type="gramStart"/>
-            <w:r>
-              <w:t>Username,  Email</w:t>
-            </w:r>
-            <w:proofErr w:type="gramEnd"/>
-            <w:r>
-              <w:t>, Password, and Confirm Password) input fields to allow new users to create an account.</w:t>
+              <w:t>The system SHALL provide a registration page with (Username,  Email, Password, and Confirm Password) input fields to allow new users to create an account.</w:t>
             </w:r>
           </w:p>
         </w:tc>
@@ -4344,7 +4294,6 @@
               </w:rPr>
               <w:t xml:space="preserve"> the validation message "</w:t>
             </w:r>
-            <w:proofErr w:type="gramStart"/>
             <w:r>
               <w:rPr>
                 <w:lang w:val="en-US"/>
@@ -4361,14 +4310,7 @@
               <w:rPr>
                 <w:lang w:val="en-US"/>
               </w:rPr>
-              <w:t>Password</w:t>
-            </w:r>
-            <w:proofErr w:type="gramEnd"/>
-            <w:r>
-              <w:rPr>
-                <w:lang w:val="en-US"/>
-              </w:rPr>
-              <w:t xml:space="preserve"> is required" if the field is empty</w:t>
+              <w:t>Password is required" if the field is empty</w:t>
             </w:r>
           </w:p>
           <w:p>
@@ -4897,21 +4839,7 @@
               <w:rPr>
                 <w:lang w:val="en-US"/>
               </w:rPr>
-              <w:t xml:space="preserve">Radio buttons for selecting "Customer" or "Supplier" </w:t>
-            </w:r>
-            <w:proofErr w:type="gramStart"/>
-            <w:r>
-              <w:rPr>
-                <w:lang w:val="en-US"/>
-              </w:rPr>
-              <w:t>is</w:t>
-            </w:r>
-            <w:proofErr w:type="gramEnd"/>
-            <w:r>
-              <w:rPr>
-                <w:lang w:val="en-US"/>
-              </w:rPr>
-              <w:t xml:space="preserve"> present </w:t>
+              <w:t xml:space="preserve">Radio buttons for selecting "Customer" or "Supplier" is present </w:t>
             </w:r>
           </w:p>
           <w:p>
@@ -6952,13 +6880,8 @@
               <w:spacing w:before="0" w:after="0"/>
             </w:pPr>
             <w:r>
-              <w:t xml:space="preserve">The system SHALL allow the admin to add new products to the product list including product name, photo, description, price, stock </w:t>
-            </w:r>
-            <w:proofErr w:type="spellStart"/>
-            <w:r>
-              <w:t>avaliability</w:t>
-            </w:r>
-            <w:proofErr w:type="spellEnd"/>
+              <w:t>The system SHALL allow the admin to add new products to the product list including product name, photo, description, price, stock avaliability</w:t>
+            </w:r>
           </w:p>
         </w:tc>
         <w:tc>
@@ -7280,15 +7203,7 @@
               <w:widowControl w:val="0"/>
             </w:pPr>
             <w:r>
-              <w:t xml:space="preserve">The system SHALL allow the admin to add, remove </w:t>
-            </w:r>
-            <w:proofErr w:type="spellStart"/>
-            <w:r>
-              <w:t>customers</w:t>
-            </w:r>
-            <w:proofErr w:type="spellEnd"/>
-            <w:r>
-              <w:t xml:space="preserve"> accounts.</w:t>
+              <w:t>The system SHALL allow the admin to add, remove customers accounts.</w:t>
             </w:r>
           </w:p>
         </w:tc>
@@ -7586,23 +7501,7 @@
               <w:widowControl w:val="0"/>
             </w:pPr>
             <w:r>
-              <w:t xml:space="preserve">The system SHALL allow the admin to view a list of all </w:t>
-            </w:r>
-            <w:proofErr w:type="gramStart"/>
-            <w:r>
-              <w:t>users(</w:t>
-            </w:r>
-            <w:proofErr w:type="gramEnd"/>
-            <w:r>
-              <w:t xml:space="preserve">suppliers, </w:t>
-            </w:r>
-            <w:proofErr w:type="gramStart"/>
-            <w:r>
-              <w:t>customers)  in</w:t>
-            </w:r>
-            <w:proofErr w:type="gramEnd"/>
-            <w:r>
-              <w:t xml:space="preserve"> the system.</w:t>
+              <w:t>The system SHALL allow the admin to view a list of all users(suppliers, customers)  in the system.</w:t>
             </w:r>
           </w:p>
         </w:tc>
@@ -7707,27 +7606,13 @@
               <w:rPr>
                 <w:lang w:val="en-US"/>
               </w:rPr>
-              <w:t xml:space="preserve">The page displays a complete list of all registered </w:t>
-            </w:r>
-            <w:proofErr w:type="gramStart"/>
-            <w:r>
-              <w:rPr>
-                <w:lang w:val="en-US"/>
-              </w:rPr>
-              <w:t>users</w:t>
-            </w:r>
-            <w:r>
-              <w:rPr>
-                <w:lang w:val="en-US"/>
-              </w:rPr>
-              <w:t>(</w:t>
-            </w:r>
-            <w:proofErr w:type="gramEnd"/>
-            <w:r>
-              <w:rPr>
-                <w:lang w:val="en-US"/>
-              </w:rPr>
-              <w:t>customers/suppliers_</w:t>
+              <w:t>The page displays a complete list of all registered users</w:t>
+            </w:r>
+            <w:r>
+              <w:rPr>
+                <w:lang w:val="en-US"/>
+              </w:rPr>
+              <w:t>(customers/suppliers_</w:t>
             </w:r>
           </w:p>
           <w:p>
@@ -8282,15 +8167,7 @@
               <w:widowControl w:val="0"/>
             </w:pPr>
             <w:r>
-              <w:t xml:space="preserve">The system SHALL allow the </w:t>
-            </w:r>
-            <w:proofErr w:type="gramStart"/>
-            <w:r>
-              <w:t>Admin</w:t>
-            </w:r>
-            <w:proofErr w:type="gramEnd"/>
-            <w:r>
-              <w:t xml:space="preserve"> to search for specific products in the dashboard.</w:t>
+              <w:t>The system SHALL allow the Admin to search for specific products in the dashboard.</w:t>
             </w:r>
           </w:p>
         </w:tc>
@@ -8387,15 +8264,7 @@
               <w:widowControl w:val="0"/>
             </w:pPr>
             <w:r>
-              <w:t xml:space="preserve">The system SHALL provide a filter for product status in the </w:t>
-            </w:r>
-            <w:proofErr w:type="gramStart"/>
-            <w:r>
-              <w:t>Admin</w:t>
-            </w:r>
-            <w:proofErr w:type="gramEnd"/>
-            <w:r>
-              <w:t xml:space="preserve"> dashboard.</w:t>
+              <w:t>The system SHALL provide a filter for product status in the Admin dashboard.</w:t>
             </w:r>
           </w:p>
         </w:tc>
@@ -10570,14 +10439,7 @@
               <w:rPr>
                 <w:lang w:val="en-US"/>
               </w:rPr>
-              <w:t xml:space="preserve">Button is enabled when product is In </w:t>
-            </w:r>
-            <w:proofErr w:type="gramStart"/>
-            <w:r>
-              <w:rPr>
-                <w:lang w:val="en-US"/>
-              </w:rPr>
-              <w:t xml:space="preserve">Stock </w:t>
+              <w:t xml:space="preserve">Button is enabled when product is In Stock </w:t>
             </w:r>
             <w:r>
               <w:rPr>
@@ -10585,7 +10447,6 @@
               </w:rPr>
               <w:t>.</w:t>
             </w:r>
-            <w:proofErr w:type="gramEnd"/>
           </w:p>
           <w:p>
             <w:pPr>
@@ -11216,14 +11077,7 @@
               <w:rPr>
                 <w:lang w:val="en-US"/>
               </w:rPr>
-              <w:t xml:space="preserve">The total price is </w:t>
-            </w:r>
-            <w:proofErr w:type="gramStart"/>
-            <w:r>
-              <w:rPr>
-                <w:lang w:val="en-US"/>
-              </w:rPr>
-              <w:t>displayed</w:t>
+              <w:t>The total price is displayed</w:t>
             </w:r>
             <w:r>
               <w:rPr>
@@ -11236,14 +11090,7 @@
               <w:rPr>
                 <w:lang w:val="en-US"/>
               </w:rPr>
-              <w:t xml:space="preserve"> =</w:t>
-            </w:r>
-            <w:proofErr w:type="gramEnd"/>
-            <w:r>
-              <w:rPr>
-                <w:lang w:val="en-US"/>
-              </w:rPr>
-              <w:t xml:space="preserve"> sum of (subtotal) + shipping fee</w:t>
+              <w:t xml:space="preserve"> = sum of (subtotal) + shipping fee</w:t>
             </w:r>
             <w:r>
               <w:rPr>
@@ -13118,6 +12965,193 @@
           </w:p>
         </w:tc>
       </w:tr>
+      <w:tr>
+        <w:trPr>
+          <w:trHeight w:val="20"/>
+        </w:trPr>
+        <w:tc>
+          <w:tcPr>
+            <w:tcW w:w="549" w:type="pct"/>
+            <w:tcMar>
+              <w:top w:w="100" w:type="dxa"/>
+              <w:left w:w="100" w:type="dxa"/>
+              <w:bottom w:w="100" w:type="dxa"/>
+              <w:right w:w="100" w:type="dxa"/>
+            </w:tcMar>
+          </w:tcPr>
+          <w:p>
+            <w:pPr>
+              <w:widowControl w:val="0"/>
+              <w:pBdr>
+                <w:top w:val="nil"/>
+                <w:left w:val="nil"/>
+                <w:bottom w:val="nil"/>
+                <w:right w:val="nil"/>
+                <w:between w:val="nil"/>
+              </w:pBdr>
+              <w:spacing w:before="0" w:after="0" w:line="240" w:lineRule="auto"/>
+            </w:pPr>
+            <w:r>
+              <w:t>SRS-FN-Checkout-006</w:t>
+            </w:r>
+          </w:p>
+        </w:tc>
+        <w:tc>
+          <w:tcPr>
+            <w:tcW w:w="1311" w:type="pct"/>
+            <w:tcMar>
+              <w:top w:w="100" w:type="dxa"/>
+              <w:left w:w="100" w:type="dxa"/>
+              <w:bottom w:w="100" w:type="dxa"/>
+              <w:right w:w="100" w:type="dxa"/>
+            </w:tcMar>
+          </w:tcPr>
+          <w:p>
+            <w:pPr>
+              <w:widowControl w:val="0"/>
+              <w:pBdr>
+                <w:top w:val="nil"/>
+                <w:left w:val="nil"/>
+                <w:bottom w:val="nil"/>
+                <w:right w:val="nil"/>
+                <w:between w:val="nil"/>
+              </w:pBdr>
+              <w:spacing w:before="0" w:after="0" w:line="240" w:lineRule="auto"/>
+            </w:pPr>
+            <w:r>
+              <w:t>The system SHALL automatically send one confirmation Email to the customer immediately after the order is successfully placed</w:t>
+            </w:r>
+          </w:p>
+        </w:tc>
+        <w:tc>
+          <w:tcPr>
+            <w:tcW w:w="427" w:type="pct"/>
+          </w:tcPr>
+          <w:p>
+            <w:pPr>
+              <w:widowControl w:val="0"/>
+              <w:pBdr>
+                <w:top w:val="nil"/>
+                <w:left w:val="nil"/>
+                <w:bottom w:val="nil"/>
+                <w:right w:val="nil"/>
+                <w:between w:val="nil"/>
+              </w:pBdr>
+              <w:spacing w:before="0" w:after="0" w:line="240" w:lineRule="auto"/>
+            </w:pPr>
+            <w:r>
+              <w:t>Functional</w:t>
+            </w:r>
+          </w:p>
+        </w:tc>
+        <w:tc>
+          <w:tcPr>
+            <w:tcW w:w="762" w:type="pct"/>
+          </w:tcPr>
+          <w:p>
+            <w:pPr>
+              <w:widowControl w:val="0"/>
+              <w:pBdr>
+                <w:top w:val="nil"/>
+                <w:left w:val="nil"/>
+                <w:bottom w:val="nil"/>
+                <w:right w:val="nil"/>
+                <w:between w:val="nil"/>
+              </w:pBdr>
+              <w:spacing w:before="0" w:after="0" w:line="240" w:lineRule="auto"/>
+            </w:pPr>
+            <w:r>
+              <w:t>Testing</w:t>
+            </w:r>
+          </w:p>
+        </w:tc>
+        <w:tc>
+          <w:tcPr>
+            <w:tcW w:w="1524" w:type="pct"/>
+          </w:tcPr>
+          <w:p>
+            <w:pPr>
+              <w:widowControl w:val="0"/>
+              <w:pBdr>
+                <w:top w:val="nil"/>
+                <w:left w:val="nil"/>
+                <w:bottom w:val="nil"/>
+                <w:right w:val="nil"/>
+                <w:between w:val="nil"/>
+              </w:pBdr>
+              <w:spacing w:before="0" w:after="0" w:line="240" w:lineRule="auto"/>
+              <w:rPr>
+                <w:lang w:val="en-US"/>
+              </w:rPr>
+            </w:pPr>
+            <w:r>
+              <w:rPr>
+                <w:lang w:val="en-US"/>
+              </w:rPr>
+              <w:t xml:space="preserve">1. An email is triggered upon clicking "Confirm Order". </w:t>
+            </w:r>
+          </w:p>
+          <w:p>
+            <w:pPr>
+              <w:widowControl w:val="0"/>
+              <w:pBdr>
+                <w:top w:val="nil"/>
+                <w:left w:val="nil"/>
+                <w:bottom w:val="nil"/>
+                <w:right w:val="nil"/>
+                <w:between w:val="nil"/>
+              </w:pBdr>
+              <w:spacing w:before="0" w:after="0" w:line="240" w:lineRule="auto"/>
+              <w:rPr>
+                <w:lang w:val="en-US"/>
+              </w:rPr>
+            </w:pPr>
+            <w:r>
+              <w:rPr>
+                <w:lang w:val="en-US"/>
+              </w:rPr>
+              <w:t>2. The email is sent to the registered email address of the customer.</w:t>
+            </w:r>
+          </w:p>
+          <w:p>
+            <w:pPr>
+              <w:widowControl w:val="0"/>
+              <w:pBdr>
+                <w:top w:val="nil"/>
+                <w:left w:val="nil"/>
+                <w:bottom w:val="nil"/>
+                <w:right w:val="nil"/>
+                <w:between w:val="nil"/>
+              </w:pBdr>
+              <w:spacing w:before="0" w:after="0" w:line="240" w:lineRule="auto"/>
+              <w:rPr>
+                <w:lang w:val="en-US"/>
+              </w:rPr>
+            </w:pPr>
+          </w:p>
+        </w:tc>
+        <w:tc>
+          <w:tcPr>
+            <w:tcW w:w="427" w:type="pct"/>
+          </w:tcPr>
+          <w:p>
+            <w:pPr>
+              <w:widowControl w:val="0"/>
+              <w:pBdr>
+                <w:top w:val="nil"/>
+                <w:left w:val="nil"/>
+                <w:bottom w:val="nil"/>
+                <w:right w:val="nil"/>
+                <w:between w:val="nil"/>
+              </w:pBdr>
+              <w:spacing w:before="0" w:after="0" w:line="240" w:lineRule="auto"/>
+            </w:pPr>
+            <w:r>
+              <w:t>In Review</w:t>
+            </w:r>
+          </w:p>
+        </w:tc>
+      </w:tr>
     </w:tbl>
     <w:p>
       <w:pPr>
@@ -13348,7 +13382,11 @@
               <w:spacing w:before="0" w:after="0" w:line="240" w:lineRule="auto"/>
             </w:pPr>
             <w:r>
-              <w:t>The system SHALL display the user’s Email and Username on the Profile page</w:t>
+              <w:t xml:space="preserve">The system SHALL display the user’s Email and Username on the </w:t>
+            </w:r>
+            <w:r>
+              <w:lastRenderedPageBreak/>
+              <w:t>Profile page</w:t>
             </w:r>
           </w:p>
         </w:tc>
@@ -13369,6 +13407,7 @@
               <w:spacing w:before="0" w:after="0" w:line="240" w:lineRule="auto"/>
             </w:pPr>
             <w:r>
+              <w:lastRenderedPageBreak/>
               <w:t>Functional</w:t>
             </w:r>
           </w:p>
@@ -20642,7 +20681,6 @@
   <w:style w:type="character" w:default="1" w:styleId="DefaultParagraphFont">
     <w:name w:val="Default Paragraph Font"/>
     <w:uiPriority w:val="1"/>
-    <w:semiHidden/>
     <w:unhideWhenUsed/>
   </w:style>
   <w:style w:type="table" w:default="1" w:styleId="TableNormal">

--- a/Process_Docs/SRS.docx
+++ b/Process_Docs/SRS.docx
@@ -47,66 +47,6 @@
         </w:rPr>
         <w:t>Clothing Platform App</w:t>
       </w:r>
-    </w:p>
-    <w:p>
-      <w:r>
-        <w:t xml:space="preserve"> </w:t>
-      </w:r>
-    </w:p>
-    <w:p>
-      <w:pPr>
-        <w:jc w:val="center"/>
-        <w:rPr>
-          <w:b/>
-          <w:bCs/>
-        </w:rPr>
-      </w:pPr>
-      <w:r>
-        <w:rPr>
-          <w:b/>
-          <w:bCs/>
-        </w:rPr>
-        <w:t xml:space="preserve">Version </w:t>
-      </w:r>
-      <w:r>
-        <w:rPr>
-          <w:b/>
-          <w:bCs/>
-        </w:rPr>
-        <w:t>1</w:t>
-      </w:r>
-      <w:r>
-        <w:rPr>
-          <w:b/>
-          <w:bCs/>
-        </w:rPr>
-        <w:t>.</w:t>
-      </w:r>
-      <w:r>
-        <w:rPr>
-          <w:b/>
-          <w:bCs/>
-        </w:rPr>
-        <w:t>3</w:t>
-      </w:r>
-    </w:p>
-    <w:p>
-      <w:pPr>
-        <w:jc w:val="center"/>
-        <w:rPr>
-          <w:b/>
-          <w:bCs/>
-        </w:rPr>
-      </w:pPr>
-      <w:r>
-        <w:rPr>
-          <w:b/>
-          <w:bCs/>
-        </w:rPr>
-        <w:t>March 2026</w:t>
-      </w:r>
-    </w:p>
-    <w:p>
       <w:r>
         <w:t xml:space="preserve"> </w:t>
       </w:r>
@@ -129,6 +69,39 @@
     <w:p>
       <w:pPr>
         <w:spacing w:after="80"/>
+        <w:rPr>
+          <w:b/>
+          <w:bCs/>
+          <w:sz w:val="34"/>
+          <w:szCs w:val="34"/>
+        </w:rPr>
+      </w:pPr>
+    </w:p>
+    <w:p>
+      <w:pPr>
+        <w:spacing w:after="80"/>
+        <w:rPr>
+          <w:b/>
+          <w:bCs/>
+          <w:sz w:val="34"/>
+          <w:szCs w:val="34"/>
+        </w:rPr>
+      </w:pPr>
+    </w:p>
+    <w:p>
+      <w:pPr>
+        <w:spacing w:after="80"/>
+        <w:rPr>
+          <w:b/>
+          <w:bCs/>
+          <w:sz w:val="34"/>
+          <w:szCs w:val="34"/>
+        </w:rPr>
+      </w:pPr>
+    </w:p>
+    <w:p>
+      <w:pPr>
+        <w:spacing w:after="80"/>
       </w:pPr>
       <w:r>
         <w:rPr>
@@ -149,7 +122,6 @@
           <w:docPartUnique/>
         </w:docPartObj>
       </w:sdtPr>
-      <w:sdtEndPr/>
       <w:sdtContent>
         <w:p>
           <w:pPr>
@@ -2278,7 +2250,23 @@
     </w:p>
     <w:p>
       <w:r>
-        <w:t>The purpose of this document is to provide a detailed description of the functional requirements for Closthing-Platform App, an online Shopping store for (Clothes, Accessories. This SRS servers as the primary document for developers team, testers team, project stakeholders, and the client to ensure that the final system meets all specified needs.</w:t>
+        <w:t xml:space="preserve">The purpose of this document is to provide a detailed description of the functional requirements for </w:t>
+      </w:r>
+      <w:proofErr w:type="spellStart"/>
+      <w:r>
+        <w:t>Closthing</w:t>
+      </w:r>
+      <w:proofErr w:type="spellEnd"/>
+      <w:r>
+        <w:t xml:space="preserve">-Platform App, an online Shopping store for (Clothes, Accessories. This SRS servers as the primary document for </w:t>
+      </w:r>
+      <w:proofErr w:type="gramStart"/>
+      <w:r>
+        <w:t>developers</w:t>
+      </w:r>
+      <w:proofErr w:type="gramEnd"/>
+      <w:r>
+        <w:t xml:space="preserve"> team, testers team, project stakeholders, and the client to ensure that the final system meets all specified needs.</w:t>
       </w:r>
     </w:p>
     <w:p>
@@ -2344,7 +2332,15 @@
         <w:spacing w:before="0" w:after="0"/>
       </w:pPr>
       <w:r>
-        <w:t>Registration page with (Name , E-mail ‘As unique ID’, Password, Confirm-Password, Role Button)</w:t>
+        <w:t>Registration page with (</w:t>
+      </w:r>
+      <w:proofErr w:type="gramStart"/>
+      <w:r>
+        <w:t>Name ,</w:t>
+      </w:r>
+      <w:proofErr w:type="gramEnd"/>
+      <w:r>
+        <w:t xml:space="preserve"> E-mail ‘As unique ID’, Password, Confirm-Password, Role Button)</w:t>
       </w:r>
     </w:p>
     <w:p>
@@ -3539,12 +3535,21 @@
         </w:numPr>
         <w:spacing w:before="0" w:after="0"/>
       </w:pPr>
+      <w:proofErr w:type="spellStart"/>
       <w:r>
         <w:rPr>
           <w:b/>
           <w:bCs/>
         </w:rPr>
-        <w:t xml:space="preserve">Seperate Dashboards Required: </w:t>
+        <w:t>Seperate</w:t>
+      </w:r>
+      <w:proofErr w:type="spellEnd"/>
+      <w:r>
+        <w:rPr>
+          <w:b/>
+          <w:bCs/>
+        </w:rPr>
+        <w:t xml:space="preserve"> Dashboards Required: </w:t>
       </w:r>
       <w:r>
         <w:t>Suppliers/Users must have their own dashboards for product and order management</w:t>
@@ -3639,9 +3644,18 @@
           <w:sz w:val="34"/>
           <w:szCs w:val="34"/>
         </w:rPr>
-        <w:t>2.4 User Characteristics/Profiels</w:t>
+        <w:t>2.4 User Characteristics/</w:t>
+      </w:r>
+      <w:proofErr w:type="spellStart"/>
+      <w:r>
+        <w:rPr>
+          <w:sz w:val="34"/>
+          <w:szCs w:val="34"/>
+        </w:rPr>
+        <w:t>Profiels</w:t>
       </w:r>
       <w:bookmarkEnd w:id="13"/>
+      <w:proofErr w:type="spellEnd"/>
     </w:p>
     <w:p>
       <w:pPr>
@@ -4097,7 +4111,15 @@
               <w:spacing w:before="0" w:after="0"/>
             </w:pPr>
             <w:r>
-              <w:t>The system SHALL provide a registration page with (Username,  Email, Password, and Confirm Password) input fields to allow new users to create an account.</w:t>
+              <w:t>The system SHALL provide a registration page with (</w:t>
+            </w:r>
+            <w:proofErr w:type="gramStart"/>
+            <w:r>
+              <w:t>Username,  Email</w:t>
+            </w:r>
+            <w:proofErr w:type="gramEnd"/>
+            <w:r>
+              <w:t>, Password, and Confirm Password) input fields to allow new users to create an account.</w:t>
             </w:r>
           </w:p>
         </w:tc>
@@ -4294,6 +4316,7 @@
               </w:rPr>
               <w:t xml:space="preserve"> the validation message "</w:t>
             </w:r>
+            <w:proofErr w:type="gramStart"/>
             <w:r>
               <w:rPr>
                 <w:lang w:val="en-US"/>
@@ -4310,7 +4333,14 @@
               <w:rPr>
                 <w:lang w:val="en-US"/>
               </w:rPr>
-              <w:t>Password is required" if the field is empty</w:t>
+              <w:t>Password</w:t>
+            </w:r>
+            <w:proofErr w:type="gramEnd"/>
+            <w:r>
+              <w:rPr>
+                <w:lang w:val="en-US"/>
+              </w:rPr>
+              <w:t xml:space="preserve"> is required" if the field is empty</w:t>
             </w:r>
           </w:p>
           <w:p>
@@ -4839,7 +4869,21 @@
               <w:rPr>
                 <w:lang w:val="en-US"/>
               </w:rPr>
-              <w:t xml:space="preserve">Radio buttons for selecting "Customer" or "Supplier" is present </w:t>
+              <w:t xml:space="preserve">Radio buttons for selecting "Customer" or "Supplier" </w:t>
+            </w:r>
+            <w:proofErr w:type="gramStart"/>
+            <w:r>
+              <w:rPr>
+                <w:lang w:val="en-US"/>
+              </w:rPr>
+              <w:t>is</w:t>
+            </w:r>
+            <w:proofErr w:type="gramEnd"/>
+            <w:r>
+              <w:rPr>
+                <w:lang w:val="en-US"/>
+              </w:rPr>
+              <w:t xml:space="preserve"> present </w:t>
             </w:r>
           </w:p>
           <w:p>
@@ -6880,8 +6924,13 @@
               <w:spacing w:before="0" w:after="0"/>
             </w:pPr>
             <w:r>
-              <w:t>The system SHALL allow the admin to add new products to the product list including product name, photo, description, price, stock avaliability</w:t>
-            </w:r>
+              <w:t xml:space="preserve">The system SHALL allow the admin to add new products to the product list including product name, photo, description, price, stock </w:t>
+            </w:r>
+            <w:proofErr w:type="spellStart"/>
+            <w:r>
+              <w:t>avaliability</w:t>
+            </w:r>
+            <w:proofErr w:type="spellEnd"/>
           </w:p>
         </w:tc>
         <w:tc>
@@ -7203,7 +7252,15 @@
               <w:widowControl w:val="0"/>
             </w:pPr>
             <w:r>
-              <w:t>The system SHALL allow the admin to add, remove customers accounts.</w:t>
+              <w:t xml:space="preserve">The system SHALL allow the admin to add, remove </w:t>
+            </w:r>
+            <w:proofErr w:type="spellStart"/>
+            <w:r>
+              <w:t>customers</w:t>
+            </w:r>
+            <w:proofErr w:type="spellEnd"/>
+            <w:r>
+              <w:t xml:space="preserve"> accounts.</w:t>
             </w:r>
           </w:p>
         </w:tc>
@@ -7501,7 +7558,23 @@
               <w:widowControl w:val="0"/>
             </w:pPr>
             <w:r>
-              <w:t>The system SHALL allow the admin to view a list of all users(suppliers, customers)  in the system.</w:t>
+              <w:t xml:space="preserve">The system SHALL allow the admin to view a list of all </w:t>
+            </w:r>
+            <w:proofErr w:type="gramStart"/>
+            <w:r>
+              <w:t>users(</w:t>
+            </w:r>
+            <w:proofErr w:type="gramEnd"/>
+            <w:r>
+              <w:t xml:space="preserve">suppliers, </w:t>
+            </w:r>
+            <w:proofErr w:type="gramStart"/>
+            <w:r>
+              <w:t>customers)  in</w:t>
+            </w:r>
+            <w:proofErr w:type="gramEnd"/>
+            <w:r>
+              <w:t xml:space="preserve"> the system.</w:t>
             </w:r>
           </w:p>
         </w:tc>
@@ -7606,13 +7679,27 @@
               <w:rPr>
                 <w:lang w:val="en-US"/>
               </w:rPr>
-              <w:t>The page displays a complete list of all registered users</w:t>
-            </w:r>
-            <w:r>
-              <w:rPr>
-                <w:lang w:val="en-US"/>
-              </w:rPr>
-              <w:t>(customers/suppliers_</w:t>
+              <w:t xml:space="preserve">The page displays a complete list of all registered </w:t>
+            </w:r>
+            <w:proofErr w:type="gramStart"/>
+            <w:r>
+              <w:rPr>
+                <w:lang w:val="en-US"/>
+              </w:rPr>
+              <w:t>users</w:t>
+            </w:r>
+            <w:r>
+              <w:rPr>
+                <w:lang w:val="en-US"/>
+              </w:rPr>
+              <w:t>(</w:t>
+            </w:r>
+            <w:proofErr w:type="gramEnd"/>
+            <w:r>
+              <w:rPr>
+                <w:lang w:val="en-US"/>
+              </w:rPr>
+              <w:t>customers/suppliers_</w:t>
             </w:r>
           </w:p>
           <w:p>
@@ -8167,7 +8254,15 @@
               <w:widowControl w:val="0"/>
             </w:pPr>
             <w:r>
-              <w:t>The system SHALL allow the Admin to search for specific products in the dashboard.</w:t>
+              <w:t xml:space="preserve">The system SHALL allow the </w:t>
+            </w:r>
+            <w:proofErr w:type="gramStart"/>
+            <w:r>
+              <w:t>Admin</w:t>
+            </w:r>
+            <w:proofErr w:type="gramEnd"/>
+            <w:r>
+              <w:t xml:space="preserve"> to search for specific products in the dashboard.</w:t>
             </w:r>
           </w:p>
         </w:tc>
@@ -8264,7 +8359,15 @@
               <w:widowControl w:val="0"/>
             </w:pPr>
             <w:r>
-              <w:t>The system SHALL provide a filter for product status in the Admin dashboard.</w:t>
+              <w:t xml:space="preserve">The system SHALL provide a filter for product status in the </w:t>
+            </w:r>
+            <w:proofErr w:type="gramStart"/>
+            <w:r>
+              <w:t>Admin</w:t>
+            </w:r>
+            <w:proofErr w:type="gramEnd"/>
+            <w:r>
+              <w:t xml:space="preserve"> dashboard.</w:t>
             </w:r>
           </w:p>
         </w:tc>
@@ -10439,7 +10542,14 @@
               <w:rPr>
                 <w:lang w:val="en-US"/>
               </w:rPr>
-              <w:t xml:space="preserve">Button is enabled when product is In Stock </w:t>
+              <w:t xml:space="preserve">Button is enabled when product is In </w:t>
+            </w:r>
+            <w:proofErr w:type="gramStart"/>
+            <w:r>
+              <w:rPr>
+                <w:lang w:val="en-US"/>
+              </w:rPr>
+              <w:t xml:space="preserve">Stock </w:t>
             </w:r>
             <w:r>
               <w:rPr>
@@ -10447,6 +10557,7 @@
               </w:rPr>
               <w:t>.</w:t>
             </w:r>
+            <w:proofErr w:type="gramEnd"/>
           </w:p>
           <w:p>
             <w:pPr>
@@ -11077,7 +11188,14 @@
               <w:rPr>
                 <w:lang w:val="en-US"/>
               </w:rPr>
-              <w:t>The total price is displayed</w:t>
+              <w:t xml:space="preserve">The total price is </w:t>
+            </w:r>
+            <w:proofErr w:type="gramStart"/>
+            <w:r>
+              <w:rPr>
+                <w:lang w:val="en-US"/>
+              </w:rPr>
+              <w:t>displayed</w:t>
             </w:r>
             <w:r>
               <w:rPr>
@@ -11090,7 +11208,14 @@
               <w:rPr>
                 <w:lang w:val="en-US"/>
               </w:rPr>
-              <w:t xml:space="preserve"> = sum of (subtotal) + shipping fee</w:t>
+              <w:t xml:space="preserve"> =</w:t>
+            </w:r>
+            <w:proofErr w:type="gramEnd"/>
+            <w:r>
+              <w:rPr>
+                <w:lang w:val="en-US"/>
+              </w:rPr>
+              <w:t xml:space="preserve"> sum of (subtotal) + shipping fee</w:t>
             </w:r>
             <w:r>
               <w:rPr>
@@ -12512,7 +12637,6 @@
               <w:rPr>
                 <w:lang w:val="en-US"/>
               </w:rPr>
-              <w:lastRenderedPageBreak/>
               <w:t xml:space="preserve">Clicking the button confirms the order successfully </w:t>
             </w:r>
             <w:r>
@@ -12540,7 +12664,6 @@
               <w:spacing w:before="0" w:after="0" w:line="240" w:lineRule="auto"/>
             </w:pPr>
             <w:r>
-              <w:lastRenderedPageBreak/>
               <w:t>In Review</w:t>
             </w:r>
           </w:p>
@@ -13019,7 +13142,15 @@
               <w:spacing w:before="0" w:after="0" w:line="240" w:lineRule="auto"/>
             </w:pPr>
             <w:r>
-              <w:t>The system SHALL automatically send one confirmation Email to the customer immediately after the order is successfully placed</w:t>
+              <w:t xml:space="preserve">The system SHALL automatically send one confirmation </w:t>
+            </w:r>
+            <w:proofErr w:type="gramStart"/>
+            <w:r>
+              <w:t>Email</w:t>
+            </w:r>
+            <w:proofErr w:type="gramEnd"/>
+            <w:r>
+              <w:t xml:space="preserve"> to the customer immediately after the order is successfully placed</w:t>
             </w:r>
           </w:p>
         </w:tc>
@@ -20681,6 +20812,7 @@
   <w:style w:type="character" w:default="1" w:styleId="DefaultParagraphFont">
     <w:name w:val="Default Paragraph Font"/>
     <w:uiPriority w:val="1"/>
+    <w:semiHidden/>
     <w:unhideWhenUsed/>
   </w:style>
   <w:style w:type="table" w:default="1" w:styleId="TableNormal">

--- a/Process_Docs/SRS.docx
+++ b/Process_Docs/SRS.docx
@@ -102,13 +102,17 @@
     <w:p>
       <w:pPr>
         <w:spacing w:after="80"/>
+        <w:rPr>
+          <w:sz w:val="22"/>
+          <w:szCs w:val="22"/>
+        </w:rPr>
       </w:pPr>
       <w:r>
         <w:rPr>
           <w:b/>
           <w:bCs/>
-          <w:sz w:val="34"/>
-          <w:szCs w:val="34"/>
+          <w:sz w:val="22"/>
+          <w:szCs w:val="22"/>
         </w:rPr>
         <w:lastRenderedPageBreak/>
         <w:t>Table of Contents</w:t>
@@ -116,12 +120,17 @@
     </w:p>
     <w:sdt>
       <w:sdtPr>
+        <w:rPr>
+          <w:sz w:val="22"/>
+          <w:szCs w:val="22"/>
+        </w:rPr>
         <w:id w:val="-1907444668"/>
         <w:docPartObj>
           <w:docPartGallery w:val="Table of Contents"/>
           <w:docPartUnique/>
         </w:docPartObj>
       </w:sdtPr>
+      <w:sdtEndPr/>
       <w:sdtContent>
         <w:p>
           <w:pPr>
@@ -133,17 +142,31 @@
               <w:rFonts w:asciiTheme="minorHAnsi" w:eastAsiaTheme="minorEastAsia" w:hAnsiTheme="minorHAnsi" w:cstheme="minorBidi"/>
               <w:noProof/>
               <w:kern w:val="2"/>
+              <w:sz w:val="22"/>
+              <w:szCs w:val="22"/>
               <w:lang w:val="en-US"/>
               <w14:ligatures w14:val="standardContextual"/>
             </w:rPr>
           </w:pPr>
           <w:r>
+            <w:rPr>
+              <w:sz w:val="22"/>
+              <w:szCs w:val="22"/>
+            </w:rPr>
             <w:fldChar w:fldCharType="begin"/>
           </w:r>
           <w:r>
+            <w:rPr>
+              <w:sz w:val="22"/>
+              <w:szCs w:val="22"/>
+            </w:rPr>
             <w:instrText xml:space="preserve"> TOC \h \u \z \t "Heading 1,1,Heading 2,2,Heading 3,3,Heading 4,4,Heading 5,5,Heading 6,6,"</w:instrText>
           </w:r>
           <w:r>
+            <w:rPr>
+              <w:sz w:val="22"/>
+              <w:szCs w:val="22"/>
+            </w:rPr>
             <w:fldChar w:fldCharType="separate"/>
           </w:r>
           <w:hyperlink w:anchor="_Toc226998437" w:history="1">
@@ -151,6 +174,8 @@
               <w:rPr>
                 <w:rStyle w:val="Hyperlink"/>
                 <w:noProof/>
+                <w:sz w:val="22"/>
+                <w:szCs w:val="22"/>
               </w:rPr>
               <w:t>Revision History</w:t>
             </w:r>
@@ -158,6 +183,8 @@
               <w:rPr>
                 <w:noProof/>
                 <w:webHidden/>
+                <w:sz w:val="22"/>
+                <w:szCs w:val="22"/>
               </w:rPr>
               <w:tab/>
             </w:r>
@@ -165,6 +192,8 @@
               <w:rPr>
                 <w:noProof/>
                 <w:webHidden/>
+                <w:sz w:val="22"/>
+                <w:szCs w:val="22"/>
               </w:rPr>
               <w:fldChar w:fldCharType="begin"/>
             </w:r>
@@ -172,6 +201,8 @@
               <w:rPr>
                 <w:noProof/>
                 <w:webHidden/>
+                <w:sz w:val="22"/>
+                <w:szCs w:val="22"/>
               </w:rPr>
               <w:instrText xml:space="preserve"> PAGEREF _Toc226998437 \h </w:instrText>
             </w:r>
@@ -179,12 +210,16 @@
               <w:rPr>
                 <w:noProof/>
                 <w:webHidden/>
+                <w:sz w:val="22"/>
+                <w:szCs w:val="22"/>
               </w:rPr>
             </w:r>
             <w:r>
               <w:rPr>
                 <w:noProof/>
                 <w:webHidden/>
+                <w:sz w:val="22"/>
+                <w:szCs w:val="22"/>
               </w:rPr>
               <w:fldChar w:fldCharType="separate"/>
             </w:r>
@@ -192,6 +227,8 @@
               <w:rPr>
                 <w:noProof/>
                 <w:webHidden/>
+                <w:sz w:val="22"/>
+                <w:szCs w:val="22"/>
               </w:rPr>
               <w:t>3</w:t>
             </w:r>
@@ -199,6 +236,8 @@
               <w:rPr>
                 <w:noProof/>
                 <w:webHidden/>
+                <w:sz w:val="22"/>
+                <w:szCs w:val="22"/>
               </w:rPr>
               <w:fldChar w:fldCharType="end"/>
             </w:r>
@@ -215,6 +254,8 @@
               <w:rFonts w:asciiTheme="minorHAnsi" w:eastAsiaTheme="minorEastAsia" w:hAnsiTheme="minorHAnsi" w:cstheme="minorBidi"/>
               <w:noProof/>
               <w:kern w:val="2"/>
+              <w:sz w:val="22"/>
+              <w:szCs w:val="22"/>
               <w:lang w:val="en-US"/>
               <w14:ligatures w14:val="standardContextual"/>
             </w:rPr>
@@ -224,6 +265,8 @@
               <w:rPr>
                 <w:rStyle w:val="Hyperlink"/>
                 <w:noProof/>
+                <w:sz w:val="22"/>
+                <w:szCs w:val="22"/>
               </w:rPr>
               <w:t>1.</w:t>
             </w:r>
@@ -232,6 +275,8 @@
                 <w:rFonts w:asciiTheme="minorHAnsi" w:eastAsiaTheme="minorEastAsia" w:hAnsiTheme="minorHAnsi" w:cstheme="minorBidi"/>
                 <w:noProof/>
                 <w:kern w:val="2"/>
+                <w:sz w:val="22"/>
+                <w:szCs w:val="22"/>
                 <w:lang w:val="en-US"/>
                 <w14:ligatures w14:val="standardContextual"/>
               </w:rPr>
@@ -241,6 +286,8 @@
               <w:rPr>
                 <w:rStyle w:val="Hyperlink"/>
                 <w:noProof/>
+                <w:sz w:val="22"/>
+                <w:szCs w:val="22"/>
               </w:rPr>
               <w:t>Introduction</w:t>
             </w:r>
@@ -248,6 +295,8 @@
               <w:rPr>
                 <w:noProof/>
                 <w:webHidden/>
+                <w:sz w:val="22"/>
+                <w:szCs w:val="22"/>
               </w:rPr>
               <w:tab/>
             </w:r>
@@ -255,6 +304,8 @@
               <w:rPr>
                 <w:noProof/>
                 <w:webHidden/>
+                <w:sz w:val="22"/>
+                <w:szCs w:val="22"/>
               </w:rPr>
               <w:fldChar w:fldCharType="begin"/>
             </w:r>
@@ -262,6 +313,8 @@
               <w:rPr>
                 <w:noProof/>
                 <w:webHidden/>
+                <w:sz w:val="22"/>
+                <w:szCs w:val="22"/>
               </w:rPr>
               <w:instrText xml:space="preserve"> PAGEREF _Toc226998438 \h </w:instrText>
             </w:r>
@@ -269,12 +322,16 @@
               <w:rPr>
                 <w:noProof/>
                 <w:webHidden/>
+                <w:sz w:val="22"/>
+                <w:szCs w:val="22"/>
               </w:rPr>
             </w:r>
             <w:r>
               <w:rPr>
                 <w:noProof/>
                 <w:webHidden/>
+                <w:sz w:val="22"/>
+                <w:szCs w:val="22"/>
               </w:rPr>
               <w:fldChar w:fldCharType="separate"/>
             </w:r>
@@ -282,6 +339,8 @@
               <w:rPr>
                 <w:noProof/>
                 <w:webHidden/>
+                <w:sz w:val="22"/>
+                <w:szCs w:val="22"/>
               </w:rPr>
               <w:t>3</w:t>
             </w:r>
@@ -289,6 +348,8 @@
               <w:rPr>
                 <w:noProof/>
                 <w:webHidden/>
+                <w:sz w:val="22"/>
+                <w:szCs w:val="22"/>
               </w:rPr>
               <w:fldChar w:fldCharType="end"/>
             </w:r>
@@ -304,6 +365,8 @@
               <w:rFonts w:asciiTheme="minorHAnsi" w:eastAsiaTheme="minorEastAsia" w:hAnsiTheme="minorHAnsi" w:cstheme="minorBidi"/>
               <w:noProof/>
               <w:kern w:val="2"/>
+              <w:sz w:val="22"/>
+              <w:szCs w:val="22"/>
               <w:lang w:val="en-US"/>
               <w14:ligatures w14:val="standardContextual"/>
             </w:rPr>
@@ -313,6 +376,8 @@
               <w:rPr>
                 <w:rStyle w:val="Hyperlink"/>
                 <w:noProof/>
+                <w:sz w:val="22"/>
+                <w:szCs w:val="22"/>
               </w:rPr>
               <w:t>1.1 Document Purpose</w:t>
             </w:r>
@@ -320,6 +385,8 @@
               <w:rPr>
                 <w:noProof/>
                 <w:webHidden/>
+                <w:sz w:val="22"/>
+                <w:szCs w:val="22"/>
               </w:rPr>
               <w:tab/>
             </w:r>
@@ -327,6 +394,8 @@
               <w:rPr>
                 <w:noProof/>
                 <w:webHidden/>
+                <w:sz w:val="22"/>
+                <w:szCs w:val="22"/>
               </w:rPr>
               <w:fldChar w:fldCharType="begin"/>
             </w:r>
@@ -334,6 +403,8 @@
               <w:rPr>
                 <w:noProof/>
                 <w:webHidden/>
+                <w:sz w:val="22"/>
+                <w:szCs w:val="22"/>
               </w:rPr>
               <w:instrText xml:space="preserve"> PAGEREF _Toc226998439 \h </w:instrText>
             </w:r>
@@ -341,12 +412,16 @@
               <w:rPr>
                 <w:noProof/>
                 <w:webHidden/>
+                <w:sz w:val="22"/>
+                <w:szCs w:val="22"/>
               </w:rPr>
             </w:r>
             <w:r>
               <w:rPr>
                 <w:noProof/>
                 <w:webHidden/>
+                <w:sz w:val="22"/>
+                <w:szCs w:val="22"/>
               </w:rPr>
               <w:fldChar w:fldCharType="separate"/>
             </w:r>
@@ -354,6 +429,8 @@
               <w:rPr>
                 <w:noProof/>
                 <w:webHidden/>
+                <w:sz w:val="22"/>
+                <w:szCs w:val="22"/>
               </w:rPr>
               <w:t>3</w:t>
             </w:r>
@@ -361,6 +438,8 @@
               <w:rPr>
                 <w:noProof/>
                 <w:webHidden/>
+                <w:sz w:val="22"/>
+                <w:szCs w:val="22"/>
               </w:rPr>
               <w:fldChar w:fldCharType="end"/>
             </w:r>
@@ -376,6 +455,8 @@
               <w:rFonts w:asciiTheme="minorHAnsi" w:eastAsiaTheme="minorEastAsia" w:hAnsiTheme="minorHAnsi" w:cstheme="minorBidi"/>
               <w:noProof/>
               <w:kern w:val="2"/>
+              <w:sz w:val="22"/>
+              <w:szCs w:val="22"/>
               <w:lang w:val="en-US"/>
               <w14:ligatures w14:val="standardContextual"/>
             </w:rPr>
@@ -385,6 +466,8 @@
               <w:rPr>
                 <w:rStyle w:val="Hyperlink"/>
                 <w:noProof/>
+                <w:sz w:val="22"/>
+                <w:szCs w:val="22"/>
               </w:rPr>
               <w:t>1.2 Project Scope</w:t>
             </w:r>
@@ -392,6 +475,8 @@
               <w:rPr>
                 <w:noProof/>
                 <w:webHidden/>
+                <w:sz w:val="22"/>
+                <w:szCs w:val="22"/>
               </w:rPr>
               <w:tab/>
             </w:r>
@@ -399,6 +484,8 @@
               <w:rPr>
                 <w:noProof/>
                 <w:webHidden/>
+                <w:sz w:val="22"/>
+                <w:szCs w:val="22"/>
               </w:rPr>
               <w:fldChar w:fldCharType="begin"/>
             </w:r>
@@ -406,6 +493,8 @@
               <w:rPr>
                 <w:noProof/>
                 <w:webHidden/>
+                <w:sz w:val="22"/>
+                <w:szCs w:val="22"/>
               </w:rPr>
               <w:instrText xml:space="preserve"> PAGEREF _Toc226998440 \h </w:instrText>
             </w:r>
@@ -413,12 +502,16 @@
               <w:rPr>
                 <w:noProof/>
                 <w:webHidden/>
+                <w:sz w:val="22"/>
+                <w:szCs w:val="22"/>
               </w:rPr>
             </w:r>
             <w:r>
               <w:rPr>
                 <w:noProof/>
                 <w:webHidden/>
+                <w:sz w:val="22"/>
+                <w:szCs w:val="22"/>
               </w:rPr>
               <w:fldChar w:fldCharType="separate"/>
             </w:r>
@@ -426,6 +519,8 @@
               <w:rPr>
                 <w:noProof/>
                 <w:webHidden/>
+                <w:sz w:val="22"/>
+                <w:szCs w:val="22"/>
               </w:rPr>
               <w:t>3</w:t>
             </w:r>
@@ -433,6 +528,8 @@
               <w:rPr>
                 <w:noProof/>
                 <w:webHidden/>
+                <w:sz w:val="22"/>
+                <w:szCs w:val="22"/>
               </w:rPr>
               <w:fldChar w:fldCharType="end"/>
             </w:r>
@@ -448,6 +545,8 @@
               <w:rFonts w:asciiTheme="minorHAnsi" w:eastAsiaTheme="minorEastAsia" w:hAnsiTheme="minorHAnsi" w:cstheme="minorBidi"/>
               <w:noProof/>
               <w:kern w:val="2"/>
+              <w:sz w:val="22"/>
+              <w:szCs w:val="22"/>
               <w:lang w:val="en-US"/>
               <w14:ligatures w14:val="standardContextual"/>
             </w:rPr>
@@ -457,6 +556,8 @@
               <w:rPr>
                 <w:rStyle w:val="Hyperlink"/>
                 <w:noProof/>
+                <w:sz w:val="22"/>
+                <w:szCs w:val="22"/>
               </w:rPr>
               <w:t>1.3 Definitions, Acronyms, and Abbreviations</w:t>
             </w:r>
@@ -464,6 +565,8 @@
               <w:rPr>
                 <w:noProof/>
                 <w:webHidden/>
+                <w:sz w:val="22"/>
+                <w:szCs w:val="22"/>
               </w:rPr>
               <w:tab/>
             </w:r>
@@ -471,6 +574,8 @@
               <w:rPr>
                 <w:noProof/>
                 <w:webHidden/>
+                <w:sz w:val="22"/>
+                <w:szCs w:val="22"/>
               </w:rPr>
               <w:fldChar w:fldCharType="begin"/>
             </w:r>
@@ -478,6 +583,8 @@
               <w:rPr>
                 <w:noProof/>
                 <w:webHidden/>
+                <w:sz w:val="22"/>
+                <w:szCs w:val="22"/>
               </w:rPr>
               <w:instrText xml:space="preserve"> PAGEREF _Toc226998441 \h </w:instrText>
             </w:r>
@@ -485,12 +592,16 @@
               <w:rPr>
                 <w:noProof/>
                 <w:webHidden/>
+                <w:sz w:val="22"/>
+                <w:szCs w:val="22"/>
               </w:rPr>
             </w:r>
             <w:r>
               <w:rPr>
                 <w:noProof/>
                 <w:webHidden/>
+                <w:sz w:val="22"/>
+                <w:szCs w:val="22"/>
               </w:rPr>
               <w:fldChar w:fldCharType="separate"/>
             </w:r>
@@ -498,6 +609,8 @@
               <w:rPr>
                 <w:noProof/>
                 <w:webHidden/>
+                <w:sz w:val="22"/>
+                <w:szCs w:val="22"/>
               </w:rPr>
               <w:t>4</w:t>
             </w:r>
@@ -505,6 +618,8 @@
               <w:rPr>
                 <w:noProof/>
                 <w:webHidden/>
+                <w:sz w:val="22"/>
+                <w:szCs w:val="22"/>
               </w:rPr>
               <w:fldChar w:fldCharType="end"/>
             </w:r>
@@ -520,6 +635,8 @@
               <w:rFonts w:asciiTheme="minorHAnsi" w:eastAsiaTheme="minorEastAsia" w:hAnsiTheme="minorHAnsi" w:cstheme="minorBidi"/>
               <w:noProof/>
               <w:kern w:val="2"/>
+              <w:sz w:val="22"/>
+              <w:szCs w:val="22"/>
               <w:lang w:val="en-US"/>
               <w14:ligatures w14:val="standardContextual"/>
             </w:rPr>
@@ -529,6 +646,8 @@
               <w:rPr>
                 <w:rStyle w:val="Hyperlink"/>
                 <w:noProof/>
+                <w:sz w:val="22"/>
+                <w:szCs w:val="22"/>
               </w:rPr>
               <w:t>1.4 References:</w:t>
             </w:r>
@@ -536,6 +655,8 @@
               <w:rPr>
                 <w:noProof/>
                 <w:webHidden/>
+                <w:sz w:val="22"/>
+                <w:szCs w:val="22"/>
               </w:rPr>
               <w:tab/>
             </w:r>
@@ -543,6 +664,8 @@
               <w:rPr>
                 <w:noProof/>
                 <w:webHidden/>
+                <w:sz w:val="22"/>
+                <w:szCs w:val="22"/>
               </w:rPr>
               <w:fldChar w:fldCharType="begin"/>
             </w:r>
@@ -550,6 +673,8 @@
               <w:rPr>
                 <w:noProof/>
                 <w:webHidden/>
+                <w:sz w:val="22"/>
+                <w:szCs w:val="22"/>
               </w:rPr>
               <w:instrText xml:space="preserve"> PAGEREF _Toc226998442 \h </w:instrText>
             </w:r>
@@ -557,12 +682,16 @@
               <w:rPr>
                 <w:noProof/>
                 <w:webHidden/>
+                <w:sz w:val="22"/>
+                <w:szCs w:val="22"/>
               </w:rPr>
             </w:r>
             <w:r>
               <w:rPr>
                 <w:noProof/>
                 <w:webHidden/>
+                <w:sz w:val="22"/>
+                <w:szCs w:val="22"/>
               </w:rPr>
               <w:fldChar w:fldCharType="separate"/>
             </w:r>
@@ -570,6 +699,8 @@
               <w:rPr>
                 <w:noProof/>
                 <w:webHidden/>
+                <w:sz w:val="22"/>
+                <w:szCs w:val="22"/>
               </w:rPr>
               <w:t>5</w:t>
             </w:r>
@@ -577,6 +708,8 @@
               <w:rPr>
                 <w:noProof/>
                 <w:webHidden/>
+                <w:sz w:val="22"/>
+                <w:szCs w:val="22"/>
               </w:rPr>
               <w:fldChar w:fldCharType="end"/>
             </w:r>
@@ -592,6 +725,8 @@
               <w:rFonts w:asciiTheme="minorHAnsi" w:eastAsiaTheme="minorEastAsia" w:hAnsiTheme="minorHAnsi" w:cstheme="minorBidi"/>
               <w:noProof/>
               <w:kern w:val="2"/>
+              <w:sz w:val="22"/>
+              <w:szCs w:val="22"/>
               <w:lang w:val="en-US"/>
               <w14:ligatures w14:val="standardContextual"/>
             </w:rPr>
@@ -601,6 +736,8 @@
               <w:rPr>
                 <w:rStyle w:val="Hyperlink"/>
                 <w:noProof/>
+                <w:sz w:val="22"/>
+                <w:szCs w:val="22"/>
               </w:rPr>
               <w:t>1.5 Document Overview</w:t>
             </w:r>
@@ -608,6 +745,8 @@
               <w:rPr>
                 <w:noProof/>
                 <w:webHidden/>
+                <w:sz w:val="22"/>
+                <w:szCs w:val="22"/>
               </w:rPr>
               <w:tab/>
             </w:r>
@@ -615,6 +754,8 @@
               <w:rPr>
                 <w:noProof/>
                 <w:webHidden/>
+                <w:sz w:val="22"/>
+                <w:szCs w:val="22"/>
               </w:rPr>
               <w:fldChar w:fldCharType="begin"/>
             </w:r>
@@ -622,6 +763,8 @@
               <w:rPr>
                 <w:noProof/>
                 <w:webHidden/>
+                <w:sz w:val="22"/>
+                <w:szCs w:val="22"/>
               </w:rPr>
               <w:instrText xml:space="preserve"> PAGEREF _Toc226998443 \h </w:instrText>
             </w:r>
@@ -629,12 +772,16 @@
               <w:rPr>
                 <w:noProof/>
                 <w:webHidden/>
+                <w:sz w:val="22"/>
+                <w:szCs w:val="22"/>
               </w:rPr>
             </w:r>
             <w:r>
               <w:rPr>
                 <w:noProof/>
                 <w:webHidden/>
+                <w:sz w:val="22"/>
+                <w:szCs w:val="22"/>
               </w:rPr>
               <w:fldChar w:fldCharType="separate"/>
             </w:r>
@@ -642,6 +789,8 @@
               <w:rPr>
                 <w:noProof/>
                 <w:webHidden/>
+                <w:sz w:val="22"/>
+                <w:szCs w:val="22"/>
               </w:rPr>
               <w:t>5</w:t>
             </w:r>
@@ -649,6 +798,8 @@
               <w:rPr>
                 <w:noProof/>
                 <w:webHidden/>
+                <w:sz w:val="22"/>
+                <w:szCs w:val="22"/>
               </w:rPr>
               <w:fldChar w:fldCharType="end"/>
             </w:r>
@@ -664,6 +815,8 @@
               <w:rFonts w:asciiTheme="minorHAnsi" w:eastAsiaTheme="minorEastAsia" w:hAnsiTheme="minorHAnsi" w:cstheme="minorBidi"/>
               <w:noProof/>
               <w:kern w:val="2"/>
+              <w:sz w:val="22"/>
+              <w:szCs w:val="22"/>
               <w:lang w:val="en-US"/>
               <w14:ligatures w14:val="standardContextual"/>
             </w:rPr>
@@ -673,6 +826,8 @@
               <w:rPr>
                 <w:rStyle w:val="Hyperlink"/>
                 <w:noProof/>
+                <w:sz w:val="22"/>
+                <w:szCs w:val="22"/>
               </w:rPr>
               <w:t>2. Product Overview</w:t>
             </w:r>
@@ -680,6 +835,8 @@
               <w:rPr>
                 <w:noProof/>
                 <w:webHidden/>
+                <w:sz w:val="22"/>
+                <w:szCs w:val="22"/>
               </w:rPr>
               <w:tab/>
             </w:r>
@@ -687,6 +844,8 @@
               <w:rPr>
                 <w:noProof/>
                 <w:webHidden/>
+                <w:sz w:val="22"/>
+                <w:szCs w:val="22"/>
               </w:rPr>
               <w:fldChar w:fldCharType="begin"/>
             </w:r>
@@ -694,6 +853,8 @@
               <w:rPr>
                 <w:noProof/>
                 <w:webHidden/>
+                <w:sz w:val="22"/>
+                <w:szCs w:val="22"/>
               </w:rPr>
               <w:instrText xml:space="preserve"> PAGEREF _Toc226998444 \h </w:instrText>
             </w:r>
@@ -701,12 +862,16 @@
               <w:rPr>
                 <w:noProof/>
                 <w:webHidden/>
+                <w:sz w:val="22"/>
+                <w:szCs w:val="22"/>
               </w:rPr>
             </w:r>
             <w:r>
               <w:rPr>
                 <w:noProof/>
                 <w:webHidden/>
+                <w:sz w:val="22"/>
+                <w:szCs w:val="22"/>
               </w:rPr>
               <w:fldChar w:fldCharType="separate"/>
             </w:r>
@@ -714,6 +879,8 @@
               <w:rPr>
                 <w:noProof/>
                 <w:webHidden/>
+                <w:sz w:val="22"/>
+                <w:szCs w:val="22"/>
               </w:rPr>
               <w:t>5</w:t>
             </w:r>
@@ -721,6 +888,8 @@
               <w:rPr>
                 <w:noProof/>
                 <w:webHidden/>
+                <w:sz w:val="22"/>
+                <w:szCs w:val="22"/>
               </w:rPr>
               <w:fldChar w:fldCharType="end"/>
             </w:r>
@@ -736,6 +905,8 @@
               <w:rFonts w:asciiTheme="minorHAnsi" w:eastAsiaTheme="minorEastAsia" w:hAnsiTheme="minorHAnsi" w:cstheme="minorBidi"/>
               <w:noProof/>
               <w:kern w:val="2"/>
+              <w:sz w:val="22"/>
+              <w:szCs w:val="22"/>
               <w:lang w:val="en-US"/>
               <w14:ligatures w14:val="standardContextual"/>
             </w:rPr>
@@ -745,6 +916,8 @@
               <w:rPr>
                 <w:rStyle w:val="Hyperlink"/>
                 <w:noProof/>
+                <w:sz w:val="22"/>
+                <w:szCs w:val="22"/>
               </w:rPr>
               <w:t>2.1 Product Components</w:t>
             </w:r>
@@ -752,6 +925,8 @@
               <w:rPr>
                 <w:noProof/>
                 <w:webHidden/>
+                <w:sz w:val="22"/>
+                <w:szCs w:val="22"/>
               </w:rPr>
               <w:tab/>
             </w:r>
@@ -759,6 +934,8 @@
               <w:rPr>
                 <w:noProof/>
                 <w:webHidden/>
+                <w:sz w:val="22"/>
+                <w:szCs w:val="22"/>
               </w:rPr>
               <w:fldChar w:fldCharType="begin"/>
             </w:r>
@@ -766,6 +943,8 @@
               <w:rPr>
                 <w:noProof/>
                 <w:webHidden/>
+                <w:sz w:val="22"/>
+                <w:szCs w:val="22"/>
               </w:rPr>
               <w:instrText xml:space="preserve"> PAGEREF _Toc226998445 \h </w:instrText>
             </w:r>
@@ -773,12 +952,16 @@
               <w:rPr>
                 <w:noProof/>
                 <w:webHidden/>
+                <w:sz w:val="22"/>
+                <w:szCs w:val="22"/>
               </w:rPr>
             </w:r>
             <w:r>
               <w:rPr>
                 <w:noProof/>
                 <w:webHidden/>
+                <w:sz w:val="22"/>
+                <w:szCs w:val="22"/>
               </w:rPr>
               <w:fldChar w:fldCharType="separate"/>
             </w:r>
@@ -786,6 +969,8 @@
               <w:rPr>
                 <w:noProof/>
                 <w:webHidden/>
+                <w:sz w:val="22"/>
+                <w:szCs w:val="22"/>
               </w:rPr>
               <w:t>5</w:t>
             </w:r>
@@ -793,6 +978,8 @@
               <w:rPr>
                 <w:noProof/>
                 <w:webHidden/>
+                <w:sz w:val="22"/>
+                <w:szCs w:val="22"/>
               </w:rPr>
               <w:fldChar w:fldCharType="end"/>
             </w:r>
@@ -808,6 +995,8 @@
               <w:rFonts w:asciiTheme="minorHAnsi" w:eastAsiaTheme="minorEastAsia" w:hAnsiTheme="minorHAnsi" w:cstheme="minorBidi"/>
               <w:noProof/>
               <w:kern w:val="2"/>
+              <w:sz w:val="22"/>
+              <w:szCs w:val="22"/>
               <w:lang w:val="en-US"/>
               <w14:ligatures w14:val="standardContextual"/>
             </w:rPr>
@@ -817,6 +1006,8 @@
               <w:rPr>
                 <w:rStyle w:val="Hyperlink"/>
                 <w:noProof/>
+                <w:sz w:val="22"/>
+                <w:szCs w:val="22"/>
               </w:rPr>
               <w:t>2.2 Product Functions</w:t>
             </w:r>
@@ -824,6 +1015,8 @@
               <w:rPr>
                 <w:noProof/>
                 <w:webHidden/>
+                <w:sz w:val="22"/>
+                <w:szCs w:val="22"/>
               </w:rPr>
               <w:tab/>
             </w:r>
@@ -831,6 +1024,8 @@
               <w:rPr>
                 <w:noProof/>
                 <w:webHidden/>
+                <w:sz w:val="22"/>
+                <w:szCs w:val="22"/>
               </w:rPr>
               <w:fldChar w:fldCharType="begin"/>
             </w:r>
@@ -838,6 +1033,8 @@
               <w:rPr>
                 <w:noProof/>
                 <w:webHidden/>
+                <w:sz w:val="22"/>
+                <w:szCs w:val="22"/>
               </w:rPr>
               <w:instrText xml:space="preserve"> PAGEREF _Toc226998446 \h </w:instrText>
             </w:r>
@@ -845,12 +1042,16 @@
               <w:rPr>
                 <w:noProof/>
                 <w:webHidden/>
+                <w:sz w:val="22"/>
+                <w:szCs w:val="22"/>
               </w:rPr>
             </w:r>
             <w:r>
               <w:rPr>
                 <w:noProof/>
                 <w:webHidden/>
+                <w:sz w:val="22"/>
+                <w:szCs w:val="22"/>
               </w:rPr>
               <w:fldChar w:fldCharType="separate"/>
             </w:r>
@@ -858,6 +1059,8 @@
               <w:rPr>
                 <w:noProof/>
                 <w:webHidden/>
+                <w:sz w:val="22"/>
+                <w:szCs w:val="22"/>
               </w:rPr>
               <w:t>5</w:t>
             </w:r>
@@ -865,6 +1068,8 @@
               <w:rPr>
                 <w:noProof/>
                 <w:webHidden/>
+                <w:sz w:val="22"/>
+                <w:szCs w:val="22"/>
               </w:rPr>
               <w:fldChar w:fldCharType="end"/>
             </w:r>
@@ -880,6 +1085,8 @@
               <w:rFonts w:asciiTheme="minorHAnsi" w:eastAsiaTheme="minorEastAsia" w:hAnsiTheme="minorHAnsi" w:cstheme="minorBidi"/>
               <w:noProof/>
               <w:kern w:val="2"/>
+              <w:sz w:val="22"/>
+              <w:szCs w:val="22"/>
               <w:lang w:val="en-US"/>
               <w14:ligatures w14:val="standardContextual"/>
             </w:rPr>
@@ -889,6 +1096,8 @@
               <w:rPr>
                 <w:rStyle w:val="Hyperlink"/>
                 <w:noProof/>
+                <w:sz w:val="22"/>
+                <w:szCs w:val="22"/>
               </w:rPr>
               <w:t>2.3 Product Constraints</w:t>
             </w:r>
@@ -896,6 +1105,8 @@
               <w:rPr>
                 <w:noProof/>
                 <w:webHidden/>
+                <w:sz w:val="22"/>
+                <w:szCs w:val="22"/>
               </w:rPr>
               <w:tab/>
             </w:r>
@@ -903,6 +1114,8 @@
               <w:rPr>
                 <w:noProof/>
                 <w:webHidden/>
+                <w:sz w:val="22"/>
+                <w:szCs w:val="22"/>
               </w:rPr>
               <w:fldChar w:fldCharType="begin"/>
             </w:r>
@@ -910,6 +1123,8 @@
               <w:rPr>
                 <w:noProof/>
                 <w:webHidden/>
+                <w:sz w:val="22"/>
+                <w:szCs w:val="22"/>
               </w:rPr>
               <w:instrText xml:space="preserve"> PAGEREF _Toc226998447 \h </w:instrText>
             </w:r>
@@ -917,12 +1132,16 @@
               <w:rPr>
                 <w:noProof/>
                 <w:webHidden/>
+                <w:sz w:val="22"/>
+                <w:szCs w:val="22"/>
               </w:rPr>
             </w:r>
             <w:r>
               <w:rPr>
                 <w:noProof/>
                 <w:webHidden/>
+                <w:sz w:val="22"/>
+                <w:szCs w:val="22"/>
               </w:rPr>
               <w:fldChar w:fldCharType="separate"/>
             </w:r>
@@ -930,6 +1149,8 @@
               <w:rPr>
                 <w:noProof/>
                 <w:webHidden/>
+                <w:sz w:val="22"/>
+                <w:szCs w:val="22"/>
               </w:rPr>
               <w:t>6</w:t>
             </w:r>
@@ -937,6 +1158,8 @@
               <w:rPr>
                 <w:noProof/>
                 <w:webHidden/>
+                <w:sz w:val="22"/>
+                <w:szCs w:val="22"/>
               </w:rPr>
               <w:fldChar w:fldCharType="end"/>
             </w:r>
@@ -952,6 +1175,8 @@
               <w:rFonts w:asciiTheme="minorHAnsi" w:eastAsiaTheme="minorEastAsia" w:hAnsiTheme="minorHAnsi" w:cstheme="minorBidi"/>
               <w:noProof/>
               <w:kern w:val="2"/>
+              <w:sz w:val="22"/>
+              <w:szCs w:val="22"/>
               <w:lang w:val="en-US"/>
               <w14:ligatures w14:val="standardContextual"/>
             </w:rPr>
@@ -961,6 +1186,8 @@
               <w:rPr>
                 <w:rStyle w:val="Hyperlink"/>
                 <w:noProof/>
+                <w:sz w:val="22"/>
+                <w:szCs w:val="22"/>
               </w:rPr>
               <w:t>2.4 User Characteristics/Profiels</w:t>
             </w:r>
@@ -968,6 +1195,8 @@
               <w:rPr>
                 <w:noProof/>
                 <w:webHidden/>
+                <w:sz w:val="22"/>
+                <w:szCs w:val="22"/>
               </w:rPr>
               <w:tab/>
             </w:r>
@@ -975,6 +1204,8 @@
               <w:rPr>
                 <w:noProof/>
                 <w:webHidden/>
+                <w:sz w:val="22"/>
+                <w:szCs w:val="22"/>
               </w:rPr>
               <w:fldChar w:fldCharType="begin"/>
             </w:r>
@@ -982,6 +1213,8 @@
               <w:rPr>
                 <w:noProof/>
                 <w:webHidden/>
+                <w:sz w:val="22"/>
+                <w:szCs w:val="22"/>
               </w:rPr>
               <w:instrText xml:space="preserve"> PAGEREF _Toc226998448 \h </w:instrText>
             </w:r>
@@ -989,12 +1222,16 @@
               <w:rPr>
                 <w:noProof/>
                 <w:webHidden/>
+                <w:sz w:val="22"/>
+                <w:szCs w:val="22"/>
               </w:rPr>
             </w:r>
             <w:r>
               <w:rPr>
                 <w:noProof/>
                 <w:webHidden/>
+                <w:sz w:val="22"/>
+                <w:szCs w:val="22"/>
               </w:rPr>
               <w:fldChar w:fldCharType="separate"/>
             </w:r>
@@ -1002,6 +1239,8 @@
               <w:rPr>
                 <w:noProof/>
                 <w:webHidden/>
+                <w:sz w:val="22"/>
+                <w:szCs w:val="22"/>
               </w:rPr>
               <w:t>6</w:t>
             </w:r>
@@ -1009,6 +1248,8 @@
               <w:rPr>
                 <w:noProof/>
                 <w:webHidden/>
+                <w:sz w:val="22"/>
+                <w:szCs w:val="22"/>
               </w:rPr>
               <w:fldChar w:fldCharType="end"/>
             </w:r>
@@ -1024,6 +1265,8 @@
               <w:rFonts w:asciiTheme="minorHAnsi" w:eastAsiaTheme="minorEastAsia" w:hAnsiTheme="minorHAnsi" w:cstheme="minorBidi"/>
               <w:noProof/>
               <w:kern w:val="2"/>
+              <w:sz w:val="22"/>
+              <w:szCs w:val="22"/>
               <w:lang w:val="en-US"/>
               <w14:ligatures w14:val="standardContextual"/>
             </w:rPr>
@@ -1033,6 +1276,8 @@
               <w:rPr>
                 <w:rStyle w:val="Hyperlink"/>
                 <w:noProof/>
+                <w:sz w:val="22"/>
+                <w:szCs w:val="22"/>
               </w:rPr>
               <w:t>2.5. Operating Environment</w:t>
             </w:r>
@@ -1040,6 +1285,8 @@
               <w:rPr>
                 <w:noProof/>
                 <w:webHidden/>
+                <w:sz w:val="22"/>
+                <w:szCs w:val="22"/>
               </w:rPr>
               <w:tab/>
             </w:r>
@@ -1047,6 +1294,8 @@
               <w:rPr>
                 <w:noProof/>
                 <w:webHidden/>
+                <w:sz w:val="22"/>
+                <w:szCs w:val="22"/>
               </w:rPr>
               <w:fldChar w:fldCharType="begin"/>
             </w:r>
@@ -1054,6 +1303,8 @@
               <w:rPr>
                 <w:noProof/>
                 <w:webHidden/>
+                <w:sz w:val="22"/>
+                <w:szCs w:val="22"/>
               </w:rPr>
               <w:instrText xml:space="preserve"> PAGEREF _Toc226998449 \h </w:instrText>
             </w:r>
@@ -1061,12 +1312,16 @@
               <w:rPr>
                 <w:noProof/>
                 <w:webHidden/>
+                <w:sz w:val="22"/>
+                <w:szCs w:val="22"/>
               </w:rPr>
             </w:r>
             <w:r>
               <w:rPr>
                 <w:noProof/>
                 <w:webHidden/>
+                <w:sz w:val="22"/>
+                <w:szCs w:val="22"/>
               </w:rPr>
               <w:fldChar w:fldCharType="separate"/>
             </w:r>
@@ -1074,6 +1329,8 @@
               <w:rPr>
                 <w:noProof/>
                 <w:webHidden/>
+                <w:sz w:val="22"/>
+                <w:szCs w:val="22"/>
               </w:rPr>
               <w:t>6</w:t>
             </w:r>
@@ -1081,6 +1338,8 @@
               <w:rPr>
                 <w:noProof/>
                 <w:webHidden/>
+                <w:sz w:val="22"/>
+                <w:szCs w:val="22"/>
               </w:rPr>
               <w:fldChar w:fldCharType="end"/>
             </w:r>
@@ -1096,6 +1355,8 @@
               <w:rFonts w:asciiTheme="minorHAnsi" w:eastAsiaTheme="minorEastAsia" w:hAnsiTheme="minorHAnsi" w:cstheme="minorBidi"/>
               <w:noProof/>
               <w:kern w:val="2"/>
+              <w:sz w:val="22"/>
+              <w:szCs w:val="22"/>
               <w:lang w:val="en-US"/>
               <w14:ligatures w14:val="standardContextual"/>
             </w:rPr>
@@ -1105,6 +1366,8 @@
               <w:rPr>
                 <w:rStyle w:val="Hyperlink"/>
                 <w:noProof/>
+                <w:sz w:val="22"/>
+                <w:szCs w:val="22"/>
               </w:rPr>
               <w:t>3. Functional Requirements</w:t>
             </w:r>
@@ -1112,6 +1375,8 @@
               <w:rPr>
                 <w:noProof/>
                 <w:webHidden/>
+                <w:sz w:val="22"/>
+                <w:szCs w:val="22"/>
               </w:rPr>
               <w:tab/>
             </w:r>
@@ -1119,6 +1384,8 @@
               <w:rPr>
                 <w:noProof/>
                 <w:webHidden/>
+                <w:sz w:val="22"/>
+                <w:szCs w:val="22"/>
               </w:rPr>
               <w:fldChar w:fldCharType="begin"/>
             </w:r>
@@ -1126,6 +1393,8 @@
               <w:rPr>
                 <w:noProof/>
                 <w:webHidden/>
+                <w:sz w:val="22"/>
+                <w:szCs w:val="22"/>
               </w:rPr>
               <w:instrText xml:space="preserve"> PAGEREF _Toc226998450 \h </w:instrText>
             </w:r>
@@ -1133,12 +1402,16 @@
               <w:rPr>
                 <w:noProof/>
                 <w:webHidden/>
+                <w:sz w:val="22"/>
+                <w:szCs w:val="22"/>
               </w:rPr>
             </w:r>
             <w:r>
               <w:rPr>
                 <w:noProof/>
                 <w:webHidden/>
+                <w:sz w:val="22"/>
+                <w:szCs w:val="22"/>
               </w:rPr>
               <w:fldChar w:fldCharType="separate"/>
             </w:r>
@@ -1146,6 +1419,8 @@
               <w:rPr>
                 <w:noProof/>
                 <w:webHidden/>
+                <w:sz w:val="22"/>
+                <w:szCs w:val="22"/>
               </w:rPr>
               <w:t>1</w:t>
             </w:r>
@@ -1153,6 +1428,8 @@
               <w:rPr>
                 <w:noProof/>
                 <w:webHidden/>
+                <w:sz w:val="22"/>
+                <w:szCs w:val="22"/>
               </w:rPr>
               <w:fldChar w:fldCharType="end"/>
             </w:r>
@@ -1168,6 +1445,8 @@
               <w:rFonts w:asciiTheme="minorHAnsi" w:eastAsiaTheme="minorEastAsia" w:hAnsiTheme="minorHAnsi" w:cstheme="minorBidi"/>
               <w:noProof/>
               <w:kern w:val="2"/>
+              <w:sz w:val="22"/>
+              <w:szCs w:val="22"/>
               <w:lang w:val="en-US"/>
               <w14:ligatures w14:val="standardContextual"/>
             </w:rPr>
@@ -1177,6 +1456,8 @@
               <w:rPr>
                 <w:rStyle w:val="Hyperlink"/>
                 <w:noProof/>
+                <w:sz w:val="22"/>
+                <w:szCs w:val="22"/>
               </w:rPr>
               <w:t>3.1. User Registration</w:t>
             </w:r>
@@ -1184,6 +1465,8 @@
               <w:rPr>
                 <w:noProof/>
                 <w:webHidden/>
+                <w:sz w:val="22"/>
+                <w:szCs w:val="22"/>
               </w:rPr>
               <w:tab/>
             </w:r>
@@ -1191,6 +1474,8 @@
               <w:rPr>
                 <w:noProof/>
                 <w:webHidden/>
+                <w:sz w:val="22"/>
+                <w:szCs w:val="22"/>
               </w:rPr>
               <w:fldChar w:fldCharType="begin"/>
             </w:r>
@@ -1198,6 +1483,8 @@
               <w:rPr>
                 <w:noProof/>
                 <w:webHidden/>
+                <w:sz w:val="22"/>
+                <w:szCs w:val="22"/>
               </w:rPr>
               <w:instrText xml:space="preserve"> PAGEREF _Toc226998451 \h </w:instrText>
             </w:r>
@@ -1205,12 +1492,16 @@
               <w:rPr>
                 <w:noProof/>
                 <w:webHidden/>
+                <w:sz w:val="22"/>
+                <w:szCs w:val="22"/>
               </w:rPr>
             </w:r>
             <w:r>
               <w:rPr>
                 <w:noProof/>
                 <w:webHidden/>
+                <w:sz w:val="22"/>
+                <w:szCs w:val="22"/>
               </w:rPr>
               <w:fldChar w:fldCharType="separate"/>
             </w:r>
@@ -1218,6 +1509,8 @@
               <w:rPr>
                 <w:noProof/>
                 <w:webHidden/>
+                <w:sz w:val="22"/>
+                <w:szCs w:val="22"/>
               </w:rPr>
               <w:t>1</w:t>
             </w:r>
@@ -1225,6 +1518,8 @@
               <w:rPr>
                 <w:noProof/>
                 <w:webHidden/>
+                <w:sz w:val="22"/>
+                <w:szCs w:val="22"/>
               </w:rPr>
               <w:fldChar w:fldCharType="end"/>
             </w:r>
@@ -1240,6 +1535,8 @@
               <w:rFonts w:asciiTheme="minorHAnsi" w:eastAsiaTheme="minorEastAsia" w:hAnsiTheme="minorHAnsi" w:cstheme="minorBidi"/>
               <w:noProof/>
               <w:kern w:val="2"/>
+              <w:sz w:val="22"/>
+              <w:szCs w:val="22"/>
               <w:lang w:val="en-US"/>
               <w14:ligatures w14:val="standardContextual"/>
             </w:rPr>
@@ -1249,6 +1546,8 @@
               <w:rPr>
                 <w:rStyle w:val="Hyperlink"/>
                 <w:noProof/>
+                <w:sz w:val="22"/>
+                <w:szCs w:val="22"/>
               </w:rPr>
               <w:t>3.2. User Login and Authentication</w:t>
             </w:r>
@@ -1256,6 +1555,8 @@
               <w:rPr>
                 <w:noProof/>
                 <w:webHidden/>
+                <w:sz w:val="22"/>
+                <w:szCs w:val="22"/>
               </w:rPr>
               <w:tab/>
             </w:r>
@@ -1263,6 +1564,8 @@
               <w:rPr>
                 <w:noProof/>
                 <w:webHidden/>
+                <w:sz w:val="22"/>
+                <w:szCs w:val="22"/>
               </w:rPr>
               <w:fldChar w:fldCharType="begin"/>
             </w:r>
@@ -1270,6 +1573,8 @@
               <w:rPr>
                 <w:noProof/>
                 <w:webHidden/>
+                <w:sz w:val="22"/>
+                <w:szCs w:val="22"/>
               </w:rPr>
               <w:instrText xml:space="preserve"> PAGEREF _Toc226998452 \h </w:instrText>
             </w:r>
@@ -1277,12 +1582,16 @@
               <w:rPr>
                 <w:noProof/>
                 <w:webHidden/>
+                <w:sz w:val="22"/>
+                <w:szCs w:val="22"/>
               </w:rPr>
             </w:r>
             <w:r>
               <w:rPr>
                 <w:noProof/>
                 <w:webHidden/>
+                <w:sz w:val="22"/>
+                <w:szCs w:val="22"/>
               </w:rPr>
               <w:fldChar w:fldCharType="separate"/>
             </w:r>
@@ -1290,6 +1599,8 @@
               <w:rPr>
                 <w:noProof/>
                 <w:webHidden/>
+                <w:sz w:val="22"/>
+                <w:szCs w:val="22"/>
               </w:rPr>
               <w:t>3</w:t>
             </w:r>
@@ -1297,6 +1608,8 @@
               <w:rPr>
                 <w:noProof/>
                 <w:webHidden/>
+                <w:sz w:val="22"/>
+                <w:szCs w:val="22"/>
               </w:rPr>
               <w:fldChar w:fldCharType="end"/>
             </w:r>
@@ -1312,6 +1625,8 @@
               <w:rFonts w:asciiTheme="minorHAnsi" w:eastAsiaTheme="minorEastAsia" w:hAnsiTheme="minorHAnsi" w:cstheme="minorBidi"/>
               <w:noProof/>
               <w:kern w:val="2"/>
+              <w:sz w:val="22"/>
+              <w:szCs w:val="22"/>
               <w:lang w:val="en-US"/>
               <w14:ligatures w14:val="standardContextual"/>
             </w:rPr>
@@ -1321,6 +1636,8 @@
               <w:rPr>
                 <w:rStyle w:val="Hyperlink"/>
                 <w:noProof/>
+                <w:sz w:val="22"/>
+                <w:szCs w:val="22"/>
               </w:rPr>
               <w:t>3.3. Administrator Functions</w:t>
             </w:r>
@@ -1328,6 +1645,8 @@
               <w:rPr>
                 <w:noProof/>
                 <w:webHidden/>
+                <w:sz w:val="22"/>
+                <w:szCs w:val="22"/>
               </w:rPr>
               <w:tab/>
             </w:r>
@@ -1335,6 +1654,8 @@
               <w:rPr>
                 <w:noProof/>
                 <w:webHidden/>
+                <w:sz w:val="22"/>
+                <w:szCs w:val="22"/>
               </w:rPr>
               <w:fldChar w:fldCharType="begin"/>
             </w:r>
@@ -1342,6 +1663,8 @@
               <w:rPr>
                 <w:noProof/>
                 <w:webHidden/>
+                <w:sz w:val="22"/>
+                <w:szCs w:val="22"/>
               </w:rPr>
               <w:instrText xml:space="preserve"> PAGEREF _Toc226998453 \h </w:instrText>
             </w:r>
@@ -1349,12 +1672,16 @@
               <w:rPr>
                 <w:noProof/>
                 <w:webHidden/>
+                <w:sz w:val="22"/>
+                <w:szCs w:val="22"/>
               </w:rPr>
             </w:r>
             <w:r>
               <w:rPr>
                 <w:noProof/>
                 <w:webHidden/>
+                <w:sz w:val="22"/>
+                <w:szCs w:val="22"/>
               </w:rPr>
               <w:fldChar w:fldCharType="separate"/>
             </w:r>
@@ -1362,6 +1689,8 @@
               <w:rPr>
                 <w:noProof/>
                 <w:webHidden/>
+                <w:sz w:val="22"/>
+                <w:szCs w:val="22"/>
               </w:rPr>
               <w:t>4</w:t>
             </w:r>
@@ -1369,6 +1698,8 @@
               <w:rPr>
                 <w:noProof/>
                 <w:webHidden/>
+                <w:sz w:val="22"/>
+                <w:szCs w:val="22"/>
               </w:rPr>
               <w:fldChar w:fldCharType="end"/>
             </w:r>
@@ -1384,6 +1715,8 @@
               <w:rFonts w:asciiTheme="minorHAnsi" w:eastAsiaTheme="minorEastAsia" w:hAnsiTheme="minorHAnsi" w:cstheme="minorBidi"/>
               <w:noProof/>
               <w:kern w:val="2"/>
+              <w:sz w:val="22"/>
+              <w:szCs w:val="22"/>
               <w:lang w:val="en-US"/>
               <w14:ligatures w14:val="standardContextual"/>
             </w:rPr>
@@ -1393,6 +1726,8 @@
               <w:rPr>
                 <w:rStyle w:val="Hyperlink"/>
                 <w:noProof/>
+                <w:sz w:val="22"/>
+                <w:szCs w:val="22"/>
               </w:rPr>
               <w:t>3.4. Supplier Functions</w:t>
             </w:r>
@@ -1400,6 +1735,8 @@
               <w:rPr>
                 <w:noProof/>
                 <w:webHidden/>
+                <w:sz w:val="22"/>
+                <w:szCs w:val="22"/>
               </w:rPr>
               <w:tab/>
             </w:r>
@@ -1407,6 +1744,8 @@
               <w:rPr>
                 <w:noProof/>
                 <w:webHidden/>
+                <w:sz w:val="22"/>
+                <w:szCs w:val="22"/>
               </w:rPr>
               <w:fldChar w:fldCharType="begin"/>
             </w:r>
@@ -1414,6 +1753,8 @@
               <w:rPr>
                 <w:noProof/>
                 <w:webHidden/>
+                <w:sz w:val="22"/>
+                <w:szCs w:val="22"/>
               </w:rPr>
               <w:instrText xml:space="preserve"> PAGEREF _Toc226998454 \h </w:instrText>
             </w:r>
@@ -1421,12 +1762,16 @@
               <w:rPr>
                 <w:noProof/>
                 <w:webHidden/>
+                <w:sz w:val="22"/>
+                <w:szCs w:val="22"/>
               </w:rPr>
             </w:r>
             <w:r>
               <w:rPr>
                 <w:noProof/>
                 <w:webHidden/>
+                <w:sz w:val="22"/>
+                <w:szCs w:val="22"/>
               </w:rPr>
               <w:fldChar w:fldCharType="separate"/>
             </w:r>
@@ -1434,6 +1779,8 @@
               <w:rPr>
                 <w:noProof/>
                 <w:webHidden/>
+                <w:sz w:val="22"/>
+                <w:szCs w:val="22"/>
               </w:rPr>
               <w:t>8</w:t>
             </w:r>
@@ -1441,6 +1788,8 @@
               <w:rPr>
                 <w:noProof/>
                 <w:webHidden/>
+                <w:sz w:val="22"/>
+                <w:szCs w:val="22"/>
               </w:rPr>
               <w:fldChar w:fldCharType="end"/>
             </w:r>
@@ -1456,6 +1805,8 @@
               <w:rFonts w:asciiTheme="minorHAnsi" w:eastAsiaTheme="minorEastAsia" w:hAnsiTheme="minorHAnsi" w:cstheme="minorBidi"/>
               <w:noProof/>
               <w:kern w:val="2"/>
+              <w:sz w:val="22"/>
+              <w:szCs w:val="22"/>
               <w:lang w:val="en-US"/>
               <w14:ligatures w14:val="standardContextual"/>
             </w:rPr>
@@ -1465,6 +1816,8 @@
               <w:rPr>
                 <w:rStyle w:val="Hyperlink"/>
                 <w:noProof/>
+                <w:sz w:val="22"/>
+                <w:szCs w:val="22"/>
               </w:rPr>
               <w:t>3.5. Product List Dashboard</w:t>
             </w:r>
@@ -1472,6 +1825,8 @@
               <w:rPr>
                 <w:noProof/>
                 <w:webHidden/>
+                <w:sz w:val="22"/>
+                <w:szCs w:val="22"/>
               </w:rPr>
               <w:tab/>
             </w:r>
@@ -1479,6 +1834,8 @@
               <w:rPr>
                 <w:noProof/>
                 <w:webHidden/>
+                <w:sz w:val="22"/>
+                <w:szCs w:val="22"/>
               </w:rPr>
               <w:fldChar w:fldCharType="begin"/>
             </w:r>
@@ -1486,6 +1843,8 @@
               <w:rPr>
                 <w:noProof/>
                 <w:webHidden/>
+                <w:sz w:val="22"/>
+                <w:szCs w:val="22"/>
               </w:rPr>
               <w:instrText xml:space="preserve"> PAGEREF _Toc226998455 \h </w:instrText>
             </w:r>
@@ -1493,12 +1852,16 @@
               <w:rPr>
                 <w:noProof/>
                 <w:webHidden/>
+                <w:sz w:val="22"/>
+                <w:szCs w:val="22"/>
               </w:rPr>
             </w:r>
             <w:r>
               <w:rPr>
                 <w:noProof/>
                 <w:webHidden/>
+                <w:sz w:val="22"/>
+                <w:szCs w:val="22"/>
               </w:rPr>
               <w:fldChar w:fldCharType="separate"/>
             </w:r>
@@ -1506,6 +1869,8 @@
               <w:rPr>
                 <w:noProof/>
                 <w:webHidden/>
+                <w:sz w:val="22"/>
+                <w:szCs w:val="22"/>
               </w:rPr>
               <w:t>9</w:t>
             </w:r>
@@ -1513,6 +1878,8 @@
               <w:rPr>
                 <w:noProof/>
                 <w:webHidden/>
+                <w:sz w:val="22"/>
+                <w:szCs w:val="22"/>
               </w:rPr>
               <w:fldChar w:fldCharType="end"/>
             </w:r>
@@ -1528,6 +1895,8 @@
               <w:rFonts w:asciiTheme="minorHAnsi" w:eastAsiaTheme="minorEastAsia" w:hAnsiTheme="minorHAnsi" w:cstheme="minorBidi"/>
               <w:noProof/>
               <w:kern w:val="2"/>
+              <w:sz w:val="22"/>
+              <w:szCs w:val="22"/>
               <w:lang w:val="en-US"/>
               <w14:ligatures w14:val="standardContextual"/>
             </w:rPr>
@@ -1537,6 +1906,8 @@
               <w:rPr>
                 <w:rStyle w:val="Hyperlink"/>
                 <w:noProof/>
+                <w:sz w:val="22"/>
+                <w:szCs w:val="22"/>
               </w:rPr>
               <w:t>3.6. Shopping Cart Functionality</w:t>
             </w:r>
@@ -1544,6 +1915,8 @@
               <w:rPr>
                 <w:noProof/>
                 <w:webHidden/>
+                <w:sz w:val="22"/>
+                <w:szCs w:val="22"/>
               </w:rPr>
               <w:tab/>
             </w:r>
@@ -1551,6 +1924,8 @@
               <w:rPr>
                 <w:noProof/>
                 <w:webHidden/>
+                <w:sz w:val="22"/>
+                <w:szCs w:val="22"/>
               </w:rPr>
               <w:fldChar w:fldCharType="begin"/>
             </w:r>
@@ -1558,6 +1933,8 @@
               <w:rPr>
                 <w:noProof/>
                 <w:webHidden/>
+                <w:sz w:val="22"/>
+                <w:szCs w:val="22"/>
               </w:rPr>
               <w:instrText xml:space="preserve"> PAGEREF _Toc226998456 \h </w:instrText>
             </w:r>
@@ -1565,12 +1942,16 @@
               <w:rPr>
                 <w:noProof/>
                 <w:webHidden/>
+                <w:sz w:val="22"/>
+                <w:szCs w:val="22"/>
               </w:rPr>
             </w:r>
             <w:r>
               <w:rPr>
                 <w:noProof/>
                 <w:webHidden/>
+                <w:sz w:val="22"/>
+                <w:szCs w:val="22"/>
               </w:rPr>
               <w:fldChar w:fldCharType="separate"/>
             </w:r>
@@ -1578,6 +1959,8 @@
               <w:rPr>
                 <w:noProof/>
                 <w:webHidden/>
+                <w:sz w:val="22"/>
+                <w:szCs w:val="22"/>
               </w:rPr>
               <w:t>12</w:t>
             </w:r>
@@ -1585,6 +1968,8 @@
               <w:rPr>
                 <w:noProof/>
                 <w:webHidden/>
+                <w:sz w:val="22"/>
+                <w:szCs w:val="22"/>
               </w:rPr>
               <w:fldChar w:fldCharType="end"/>
             </w:r>
@@ -1600,6 +1985,8 @@
               <w:rFonts w:asciiTheme="minorHAnsi" w:eastAsiaTheme="minorEastAsia" w:hAnsiTheme="minorHAnsi" w:cstheme="minorBidi"/>
               <w:noProof/>
               <w:kern w:val="2"/>
+              <w:sz w:val="22"/>
+              <w:szCs w:val="22"/>
               <w:lang w:val="en-US"/>
               <w14:ligatures w14:val="standardContextual"/>
             </w:rPr>
@@ -1609,6 +1996,8 @@
               <w:rPr>
                 <w:rStyle w:val="Hyperlink"/>
                 <w:noProof/>
+                <w:sz w:val="22"/>
+                <w:szCs w:val="22"/>
               </w:rPr>
               <w:t>3.7. Checkout</w:t>
             </w:r>
@@ -1616,6 +2005,8 @@
               <w:rPr>
                 <w:noProof/>
                 <w:webHidden/>
+                <w:sz w:val="22"/>
+                <w:szCs w:val="22"/>
               </w:rPr>
               <w:tab/>
             </w:r>
@@ -1623,6 +2014,8 @@
               <w:rPr>
                 <w:noProof/>
                 <w:webHidden/>
+                <w:sz w:val="22"/>
+                <w:szCs w:val="22"/>
               </w:rPr>
               <w:fldChar w:fldCharType="begin"/>
             </w:r>
@@ -1630,6 +2023,8 @@
               <w:rPr>
                 <w:noProof/>
                 <w:webHidden/>
+                <w:sz w:val="22"/>
+                <w:szCs w:val="22"/>
               </w:rPr>
               <w:instrText xml:space="preserve"> PAGEREF _Toc226998457 \h </w:instrText>
             </w:r>
@@ -1637,12 +2032,16 @@
               <w:rPr>
                 <w:noProof/>
                 <w:webHidden/>
+                <w:sz w:val="22"/>
+                <w:szCs w:val="22"/>
               </w:rPr>
             </w:r>
             <w:r>
               <w:rPr>
                 <w:noProof/>
                 <w:webHidden/>
+                <w:sz w:val="22"/>
+                <w:szCs w:val="22"/>
               </w:rPr>
               <w:fldChar w:fldCharType="separate"/>
             </w:r>
@@ -1650,6 +2049,8 @@
               <w:rPr>
                 <w:noProof/>
                 <w:webHidden/>
+                <w:sz w:val="22"/>
+                <w:szCs w:val="22"/>
               </w:rPr>
               <w:t>14</w:t>
             </w:r>
@@ -1657,6 +2058,8 @@
               <w:rPr>
                 <w:noProof/>
                 <w:webHidden/>
+                <w:sz w:val="22"/>
+                <w:szCs w:val="22"/>
               </w:rPr>
               <w:fldChar w:fldCharType="end"/>
             </w:r>
@@ -1672,6 +2075,8 @@
               <w:rFonts w:asciiTheme="minorHAnsi" w:eastAsiaTheme="minorEastAsia" w:hAnsiTheme="minorHAnsi" w:cstheme="minorBidi"/>
               <w:noProof/>
               <w:kern w:val="2"/>
+              <w:sz w:val="22"/>
+              <w:szCs w:val="22"/>
               <w:lang w:val="en-US"/>
               <w14:ligatures w14:val="standardContextual"/>
             </w:rPr>
@@ -1681,6 +2086,8 @@
               <w:rPr>
                 <w:rStyle w:val="Hyperlink"/>
                 <w:noProof/>
+                <w:sz w:val="22"/>
+                <w:szCs w:val="22"/>
               </w:rPr>
               <w:t>3.8. User Profile</w:t>
             </w:r>
@@ -1688,6 +2095,8 @@
               <w:rPr>
                 <w:noProof/>
                 <w:webHidden/>
+                <w:sz w:val="22"/>
+                <w:szCs w:val="22"/>
               </w:rPr>
               <w:tab/>
             </w:r>
@@ -1695,6 +2104,8 @@
               <w:rPr>
                 <w:noProof/>
                 <w:webHidden/>
+                <w:sz w:val="22"/>
+                <w:szCs w:val="22"/>
               </w:rPr>
               <w:fldChar w:fldCharType="begin"/>
             </w:r>
@@ -1702,6 +2113,8 @@
               <w:rPr>
                 <w:noProof/>
                 <w:webHidden/>
+                <w:sz w:val="22"/>
+                <w:szCs w:val="22"/>
               </w:rPr>
               <w:instrText xml:space="preserve"> PAGEREF _Toc226998458 \h </w:instrText>
             </w:r>
@@ -1709,12 +2122,16 @@
               <w:rPr>
                 <w:noProof/>
                 <w:webHidden/>
+                <w:sz w:val="22"/>
+                <w:szCs w:val="22"/>
               </w:rPr>
             </w:r>
             <w:r>
               <w:rPr>
                 <w:noProof/>
                 <w:webHidden/>
+                <w:sz w:val="22"/>
+                <w:szCs w:val="22"/>
               </w:rPr>
               <w:fldChar w:fldCharType="separate"/>
             </w:r>
@@ -1722,6 +2139,8 @@
               <w:rPr>
                 <w:noProof/>
                 <w:webHidden/>
+                <w:sz w:val="22"/>
+                <w:szCs w:val="22"/>
               </w:rPr>
               <w:t>15</w:t>
             </w:r>
@@ -1729,6 +2148,8 @@
               <w:rPr>
                 <w:noProof/>
                 <w:webHidden/>
+                <w:sz w:val="22"/>
+                <w:szCs w:val="22"/>
               </w:rPr>
               <w:fldChar w:fldCharType="end"/>
             </w:r>
@@ -1744,6 +2165,8 @@
               <w:rFonts w:asciiTheme="minorHAnsi" w:eastAsiaTheme="minorEastAsia" w:hAnsiTheme="minorHAnsi" w:cstheme="minorBidi"/>
               <w:noProof/>
               <w:kern w:val="2"/>
+              <w:sz w:val="22"/>
+              <w:szCs w:val="22"/>
               <w:lang w:val="en-US"/>
               <w14:ligatures w14:val="standardContextual"/>
             </w:rPr>
@@ -1753,6 +2176,8 @@
               <w:rPr>
                 <w:rStyle w:val="Hyperlink"/>
                 <w:noProof/>
+                <w:sz w:val="22"/>
+                <w:szCs w:val="22"/>
               </w:rPr>
               <w:t>Appendix</w:t>
             </w:r>
@@ -1760,6 +2185,8 @@
               <w:rPr>
                 <w:noProof/>
                 <w:webHidden/>
+                <w:sz w:val="22"/>
+                <w:szCs w:val="22"/>
               </w:rPr>
               <w:tab/>
             </w:r>
@@ -1767,6 +2194,8 @@
               <w:rPr>
                 <w:noProof/>
                 <w:webHidden/>
+                <w:sz w:val="22"/>
+                <w:szCs w:val="22"/>
               </w:rPr>
               <w:fldChar w:fldCharType="begin"/>
             </w:r>
@@ -1774,6 +2203,8 @@
               <w:rPr>
                 <w:noProof/>
                 <w:webHidden/>
+                <w:sz w:val="22"/>
+                <w:szCs w:val="22"/>
               </w:rPr>
               <w:instrText xml:space="preserve"> PAGEREF _Toc226998459 \h </w:instrText>
             </w:r>
@@ -1781,12 +2212,16 @@
               <w:rPr>
                 <w:noProof/>
                 <w:webHidden/>
+                <w:sz w:val="22"/>
+                <w:szCs w:val="22"/>
               </w:rPr>
             </w:r>
             <w:r>
               <w:rPr>
                 <w:noProof/>
                 <w:webHidden/>
+                <w:sz w:val="22"/>
+                <w:szCs w:val="22"/>
               </w:rPr>
               <w:fldChar w:fldCharType="separate"/>
             </w:r>
@@ -1794,6 +2229,8 @@
               <w:rPr>
                 <w:noProof/>
                 <w:webHidden/>
+                <w:sz w:val="22"/>
+                <w:szCs w:val="22"/>
               </w:rPr>
               <w:t>16</w:t>
             </w:r>
@@ -1801,6 +2238,8 @@
               <w:rPr>
                 <w:noProof/>
                 <w:webHidden/>
+                <w:sz w:val="22"/>
+                <w:szCs w:val="22"/>
               </w:rPr>
               <w:fldChar w:fldCharType="end"/>
             </w:r>
@@ -1823,6 +2262,10 @@
             </w:rPr>
           </w:pPr>
           <w:r>
+            <w:rPr>
+              <w:sz w:val="22"/>
+              <w:szCs w:val="22"/>
+            </w:rPr>
             <w:fldChar w:fldCharType="end"/>
           </w:r>
         </w:p>
@@ -2400,7 +2843,6 @@
         <w:spacing w:before="0" w:after="0"/>
       </w:pPr>
       <w:r>
-        <w:lastRenderedPageBreak/>
         <w:t>Supplier Dashboard</w:t>
       </w:r>
     </w:p>
@@ -2434,6 +2876,7 @@
           <w:b/>
           <w:bCs/>
         </w:rPr>
+        <w:lastRenderedPageBreak/>
         <w:t>Out of scope</w:t>
       </w:r>
       <w:r>
@@ -3052,6 +3495,7 @@
           <w:sz w:val="34"/>
           <w:szCs w:val="34"/>
         </w:rPr>
+        <w:lastRenderedPageBreak/>
         <w:t>1.5 Document Overview</w:t>
       </w:r>
       <w:bookmarkEnd w:id="8"/>
@@ -3341,7 +3785,6 @@
           <w:b/>
           <w:bCs/>
         </w:rPr>
-        <w:lastRenderedPageBreak/>
         <w:t xml:space="preserve">Product List Management: </w:t>
       </w:r>
       <w:r>
@@ -3802,7 +4245,6 @@
           <w:b/>
           <w:bCs/>
         </w:rPr>
-        <w:lastRenderedPageBreak/>
         <w:t>Network</w:t>
       </w:r>
       <w:r>
@@ -5094,7 +5536,13 @@
               <w:rPr>
                 <w:lang w:val="en-US"/>
               </w:rPr>
-              <w:t xml:space="preserve">Entering username with 2 characters shows error message </w:t>
+              <w:t xml:space="preserve">Entering username with 2 characters shows error </w:t>
+            </w:r>
+            <w:r>
+              <w:rPr>
+                <w:lang w:val="en-US"/>
+              </w:rPr>
+              <w:t>"Username must be between 3 and 50 characters"</w:t>
             </w:r>
           </w:p>
           <w:p>
@@ -5121,7 +5569,13 @@
               <w:rPr>
                 <w:lang w:val="en-US"/>
               </w:rPr>
-              <w:t xml:space="preserve">Entering username with 51 characters shows error message </w:t>
+              <w:t xml:space="preserve">Entering username with 51 characters shows error </w:t>
+            </w:r>
+            <w:r>
+              <w:rPr>
+                <w:lang w:val="en-US"/>
+              </w:rPr>
+              <w:t>"Username must be between 3 and 50 characters"</w:t>
             </w:r>
           </w:p>
           <w:p>
@@ -5280,7 +5734,31 @@
               <w:rPr>
                 <w:lang w:val="en-US"/>
               </w:rPr>
-              <w:t>Password shorter than 8 characters triggers error</w:t>
+              <w:t xml:space="preserve">Password shorter than 8 characters </w:t>
+            </w:r>
+            <w:r>
+              <w:rPr>
+                <w:lang w:val="en-US"/>
+              </w:rPr>
+              <w:t>shows</w:t>
+            </w:r>
+            <w:r>
+              <w:rPr>
+                <w:lang w:val="en-US"/>
+              </w:rPr>
+              <w:t xml:space="preserve"> error</w:t>
+            </w:r>
+            <w:r>
+              <w:rPr>
+                <w:lang w:val="en-US"/>
+              </w:rPr>
+              <w:t xml:space="preserve"> </w:t>
+            </w:r>
+            <w:r>
+              <w:rPr>
+                <w:lang w:val="en-US"/>
+              </w:rPr>
+              <w:t>" Password must be between 8 and 64 characters"</w:t>
             </w:r>
           </w:p>
           <w:p>
@@ -5300,7 +5778,31 @@
               <w:rPr>
                 <w:lang w:val="en-US"/>
               </w:rPr>
-              <w:t>Password longer than 64 characters triggers error</w:t>
+              <w:t xml:space="preserve">Password longer than 64 characters </w:t>
+            </w:r>
+            <w:r>
+              <w:rPr>
+                <w:lang w:val="en-US"/>
+              </w:rPr>
+              <w:t>shows</w:t>
+            </w:r>
+            <w:r>
+              <w:rPr>
+                <w:lang w:val="en-US"/>
+              </w:rPr>
+              <w:t xml:space="preserve"> error</w:t>
+            </w:r>
+            <w:r>
+              <w:rPr>
+                <w:lang w:val="en-US"/>
+              </w:rPr>
+              <w:t xml:space="preserve"> </w:t>
+            </w:r>
+            <w:r>
+              <w:rPr>
+                <w:lang w:val="en-US"/>
+              </w:rPr>
+              <w:t>" Password must be between 8 and 64 characters"</w:t>
             </w:r>
           </w:p>
           <w:p>
@@ -6373,7 +6875,25 @@
                 <w:lang w:val="en-US"/>
               </w:rPr>
               <w:lastRenderedPageBreak/>
-              <w:t xml:space="preserve">Client users are redirected to Client Dashboard Supplier users are redirected to Supplier Dashboard </w:t>
+              <w:t xml:space="preserve">Client users are redirected to </w:t>
+            </w:r>
+            <w:r>
+              <w:rPr>
+                <w:lang w:val="en-US"/>
+              </w:rPr>
+              <w:t>Home Page</w:t>
+            </w:r>
+            <w:r>
+              <w:rPr>
+                <w:lang w:val="en-US"/>
+              </w:rPr>
+              <w:t>,</w:t>
+            </w:r>
+            <w:r>
+              <w:rPr>
+                <w:lang w:val="en-US"/>
+              </w:rPr>
+              <w:t xml:space="preserve"> Supplier users are redirected to Supplier Dashboard </w:t>
             </w:r>
           </w:p>
           <w:p>
@@ -7002,7 +7522,22 @@
               <w:rPr>
                 <w:lang w:val="en-US"/>
               </w:rPr>
-              <w:t>Admin can successfully save a product with all mandatory fields (Name, Photo, Description, Price, Stock).</w:t>
+              <w:t>Admin can successfully save a product with all mandatory fields (Name, Photo, Description, Price, Stock</w:t>
+            </w:r>
+            <w:r>
+              <w:rPr>
+                <w:lang w:val="en-US"/>
+              </w:rPr>
+              <w:t xml:space="preserve">, </w:t>
+            </w:r>
+            <w:r>
+              <w:t>Supplier ID</w:t>
+            </w:r>
+            <w:r>
+              <w:rPr>
+                <w:lang w:val="en-US"/>
+              </w:rPr>
+              <w:t>).</w:t>
             </w:r>
           </w:p>
           <w:p>
@@ -7025,10 +7560,15 @@
               </w:rPr>
             </w:pPr>
             <w:r>
-              <w:rPr>
-                <w:lang w:val="en-US"/>
-              </w:rPr>
-              <w:t>The system prevents saving if mandatory fields are missing.</w:t>
+              <w:t xml:space="preserve">that products added by the </w:t>
+            </w:r>
+            <w:proofErr w:type="gramStart"/>
+            <w:r>
+              <w:t>Admin</w:t>
+            </w:r>
+            <w:proofErr w:type="gramEnd"/>
+            <w:r>
+              <w:t xml:space="preserve"> should have a default status of 'Approved'</w:t>
             </w:r>
           </w:p>
           <w:p>
@@ -7054,12 +7594,16 @@
               <w:rPr>
                 <w:lang w:val="en-US"/>
               </w:rPr>
-              <w:t>The new product appears immediately in the database and the admin product list.</w:t>
-            </w:r>
-          </w:p>
-          <w:p>
-            <w:pPr>
-              <w:widowControl w:val="0"/>
+              <w:t>The system prevents saving if mandatory fields are missing.</w:t>
+            </w:r>
+          </w:p>
+          <w:p>
+            <w:pPr>
+              <w:widowControl w:val="0"/>
+              <w:numPr>
+                <w:ilvl w:val="0"/>
+                <w:numId w:val="46"/>
+              </w:numPr>
               <w:pBdr>
                 <w:top w:val="nil"/>
                 <w:left w:val="nil"/>
@@ -7072,12 +7616,13 @@
                 <w:lang w:val="en-US"/>
               </w:rPr>
             </w:pPr>
-          </w:p>
-        </w:tc>
-        <w:tc>
-          <w:tcPr>
-            <w:tcW w:w="313" w:type="pct"/>
-          </w:tcPr>
+            <w:r>
+              <w:rPr>
+                <w:lang w:val="en-US"/>
+              </w:rPr>
+              <w:t>The new product appears immediately in the database and the admin product list.</w:t>
+            </w:r>
+          </w:p>
           <w:p>
             <w:pPr>
               <w:widowControl w:val="0"/>
@@ -7089,8 +7634,30 @@
                 <w:between w:val="nil"/>
               </w:pBdr>
               <w:spacing w:before="0" w:after="0"/>
-            </w:pPr>
-            <w:r>
+              <w:rPr>
+                <w:lang w:val="en-US"/>
+              </w:rPr>
+            </w:pPr>
+          </w:p>
+        </w:tc>
+        <w:tc>
+          <w:tcPr>
+            <w:tcW w:w="313" w:type="pct"/>
+          </w:tcPr>
+          <w:p>
+            <w:pPr>
+              <w:widowControl w:val="0"/>
+              <w:pBdr>
+                <w:top w:val="nil"/>
+                <w:left w:val="nil"/>
+                <w:bottom w:val="nil"/>
+                <w:right w:val="nil"/>
+                <w:between w:val="nil"/>
+              </w:pBdr>
+              <w:spacing w:before="0" w:after="0"/>
+            </w:pPr>
+            <w:r>
+              <w:lastRenderedPageBreak/>
               <w:t>In Review</w:t>
             </w:r>
           </w:p>
@@ -7113,7 +7680,6 @@
               <w:spacing w:before="0" w:after="0"/>
             </w:pPr>
             <w:r>
-              <w:lastRenderedPageBreak/>
               <w:t>SRS-FN-Admin-002</w:t>
             </w:r>
           </w:p>
@@ -7490,22 +8056,6 @@
               <w:t>System ensures no duplicate accounts are created with the same email.</w:t>
             </w:r>
           </w:p>
-          <w:p>
-            <w:pPr>
-              <w:pStyle w:val="ListParagraph"/>
-              <w:widowControl w:val="0"/>
-              <w:numPr>
-                <w:ilvl w:val="0"/>
-                <w:numId w:val="49"/>
-              </w:numPr>
-            </w:pPr>
-            <w:r>
-              <w:rPr>
-                <w:lang w:val="en-US"/>
-              </w:rPr>
-              <w:t>System handles dependencies (e.g., warning admin if a supplier has active products before removal).</w:t>
-            </w:r>
-          </w:p>
         </w:tc>
         <w:tc>
           <w:tcPr>
@@ -7538,7 +8088,6 @@
               <w:spacing w:before="0" w:after="0"/>
             </w:pPr>
             <w:r>
-              <w:lastRenderedPageBreak/>
               <w:t>SRS-FN-Admin-005</w:t>
             </w:r>
           </w:p>
@@ -7562,6 +8111,7 @@
             </w:r>
             <w:proofErr w:type="gramStart"/>
             <w:r>
+              <w:lastRenderedPageBreak/>
               <w:t>users(</w:t>
             </w:r>
             <w:proofErr w:type="gramEnd"/>
@@ -7587,6 +8137,7 @@
               <w:widowControl w:val="0"/>
             </w:pPr>
             <w:r>
+              <w:lastRenderedPageBreak/>
               <w:t>Functional</w:t>
             </w:r>
           </w:p>
@@ -7679,6 +8230,7 @@
               <w:rPr>
                 <w:lang w:val="en-US"/>
               </w:rPr>
+              <w:lastRenderedPageBreak/>
               <w:t xml:space="preserve">The page displays a complete list of all registered </w:t>
             </w:r>
             <w:proofErr w:type="gramStart"/>
@@ -7737,7 +8289,12 @@
               <w:widowControl w:val="0"/>
             </w:pPr>
             <w:r>
-              <w:t>In Review</w:t>
+              <w:lastRenderedPageBreak/>
+              <w:t xml:space="preserve">In </w:t>
+            </w:r>
+            <w:r>
+              <w:lastRenderedPageBreak/>
+              <w:t>Review</w:t>
             </w:r>
           </w:p>
         </w:tc>
@@ -7759,6 +8316,7 @@
               <w:spacing w:before="0" w:after="0"/>
             </w:pPr>
             <w:r>
+              <w:lastRenderedPageBreak/>
               <w:t>SRS-FN-Admin-006</w:t>
             </w:r>
           </w:p>
@@ -7866,74 +8424,16 @@
               <w:rPr>
                 <w:lang w:val="en-US"/>
               </w:rPr>
-              <w:t xml:space="preserve">Each order row shows: Order ID, Customer Name, Order Date, </w:t>
-            </w:r>
-            <w:r>
-              <w:rPr>
-                <w:lang w:val="en-US"/>
-              </w:rPr>
-              <w:t xml:space="preserve">and </w:t>
-            </w:r>
-            <w:r>
-              <w:rPr>
-                <w:lang w:val="en-US"/>
-              </w:rPr>
-              <w:t>Total Amount</w:t>
+              <w:t xml:space="preserve">Each order row shows: </w:t>
+            </w:r>
+            <w:r>
+              <w:t>Order ID, Customer Name, and Supplier Name</w:t>
             </w:r>
             <w:r>
               <w:rPr>
                 <w:lang w:val="en-US"/>
               </w:rPr>
               <w:t>.</w:t>
-            </w:r>
-          </w:p>
-          <w:p>
-            <w:pPr>
-              <w:pStyle w:val="ListParagraph"/>
-              <w:widowControl w:val="0"/>
-              <w:numPr>
-                <w:ilvl w:val="0"/>
-                <w:numId w:val="53"/>
-              </w:numPr>
-              <w:rPr>
-                <w:lang w:val="en-US"/>
-              </w:rPr>
-            </w:pPr>
-            <w:r>
-              <w:rPr>
-                <w:lang w:val="en-US"/>
-              </w:rPr>
-              <w:t>Admin can click on</w:t>
-            </w:r>
-            <w:r>
-              <w:rPr>
-                <w:lang w:val="en-US"/>
-              </w:rPr>
-              <w:t xml:space="preserve"> “view full order info” icon or button to see </w:t>
-            </w:r>
-            <w:r>
-              <w:rPr>
-                <w:lang w:val="en-US"/>
-              </w:rPr>
-              <w:t>any order</w:t>
-            </w:r>
-            <w:r>
-              <w:rPr>
-                <w:lang w:val="en-US"/>
-              </w:rPr>
-              <w:t>’s</w:t>
-            </w:r>
-            <w:r>
-              <w:rPr>
-                <w:lang w:val="en-US"/>
-              </w:rPr>
-              <w:t xml:space="preserve"> details</w:t>
-            </w:r>
-            <w:r>
-              <w:rPr>
-                <w:lang w:val="en-US"/>
-              </w:rPr>
-              <w:t xml:space="preserve"> (suppliers, items, and subtotal price for each item).</w:t>
             </w:r>
           </w:p>
         </w:tc>
@@ -8070,14 +8570,16 @@
               <w:rPr>
                 <w:lang w:val="en-US"/>
               </w:rPr>
-              <w:t xml:space="preserve">Approved items move to the live product list; rejected items remain hidden and notify the </w:t>
-            </w:r>
-            <w:r>
-              <w:rPr>
-                <w:lang w:val="en-US"/>
-              </w:rPr>
-              <w:lastRenderedPageBreak/>
-              <w:t>supplier.</w:t>
+              <w:t xml:space="preserve">Approved items move to the live product list; rejected items </w:t>
+            </w:r>
+            <w:r>
+              <w:t>must be permanently removed from the database</w:t>
+            </w:r>
+            <w:r>
+              <w:rPr>
+                <w:lang w:val="en-US"/>
+              </w:rPr>
+              <w:t>.</w:t>
             </w:r>
           </w:p>
         </w:tc>
@@ -8090,7 +8592,6 @@
               <w:widowControl w:val="0"/>
             </w:pPr>
             <w:r>
-              <w:lastRenderedPageBreak/>
               <w:t>In Review</w:t>
             </w:r>
           </w:p>
@@ -8132,7 +8633,11 @@
               <w:widowControl w:val="0"/>
             </w:pPr>
             <w:r>
-              <w:t>The system SHALL ensure that each Admin account is unique based on a unique identifier (e.g., Email or Username) in the database.</w:t>
+              <w:t xml:space="preserve">The system SHALL ensure that each Admin account is unique based on a unique identifier (e.g., </w:t>
+            </w:r>
+            <w:r>
+              <w:lastRenderedPageBreak/>
+              <w:t>Email or Username) in the database.</w:t>
             </w:r>
           </w:p>
         </w:tc>
@@ -8145,7 +8650,12 @@
               <w:widowControl w:val="0"/>
             </w:pPr>
             <w:r>
-              <w:t>Business Rule / Constraint</w:t>
+              <w:lastRenderedPageBreak/>
+              <w:t xml:space="preserve">Business Rule / </w:t>
+            </w:r>
+            <w:r>
+              <w:lastRenderedPageBreak/>
+              <w:t>Constraint</w:t>
             </w:r>
           </w:p>
         </w:tc>
@@ -8158,6 +8668,7 @@
               <w:widowControl w:val="0"/>
             </w:pPr>
             <w:r>
+              <w:lastRenderedPageBreak/>
               <w:t>Testing</w:t>
             </w:r>
           </w:p>
@@ -8188,20 +8699,11 @@
           <w:p>
             <w:pPr>
               <w:widowControl w:val="0"/>
-              <w:numPr>
-                <w:ilvl w:val="0"/>
-                <w:numId w:val="50"/>
-              </w:numPr>
-              <w:rPr>
-                <w:lang w:val="en-US"/>
-              </w:rPr>
-            </w:pPr>
-            <w:r>
-              <w:rPr>
-                <w:lang w:val="en-US"/>
-              </w:rPr>
-              <w:t>An error message is displayed if a duplicate is attempted.</w:t>
-            </w:r>
+              <w:ind w:left="360"/>
+              <w:rPr>
+                <w:lang w:val="en-US"/>
+              </w:rPr>
+            </w:pPr>
           </w:p>
         </w:tc>
         <w:tc>
@@ -8213,6 +8715,7 @@
               <w:widowControl w:val="0"/>
             </w:pPr>
             <w:r>
+              <w:lastRenderedPageBreak/>
               <w:t>In Review</w:t>
             </w:r>
           </w:p>
@@ -8439,7 +8942,6 @@
       </w:pPr>
       <w:bookmarkStart w:id="19" w:name="_Toc226998454"/>
       <w:r>
-        <w:lastRenderedPageBreak/>
         <w:t>3.4. Supplier Functions</w:t>
       </w:r>
       <w:bookmarkEnd w:id="19"/>
@@ -8649,7 +9151,11 @@
               <w:widowControl w:val="0"/>
             </w:pPr>
             <w:r>
-              <w:t xml:space="preserve">The system SHALL allow suppliers to submit new products to the product list with all information (photo, name, description, stock availability and price) </w:t>
+              <w:t xml:space="preserve">The system SHALL allow suppliers to submit new products to the product list </w:t>
+            </w:r>
+            <w:r>
+              <w:lastRenderedPageBreak/>
+              <w:t xml:space="preserve">with all information (photo, name, description, stock availability and price) </w:t>
             </w:r>
           </w:p>
         </w:tc>
@@ -8662,6 +9168,7 @@
               <w:widowControl w:val="0"/>
             </w:pPr>
             <w:r>
+              <w:lastRenderedPageBreak/>
               <w:t>Functional</w:t>
             </w:r>
           </w:p>
@@ -8718,7 +9225,14 @@
               <w:rPr>
                 <w:lang w:val="en-US"/>
               </w:rPr>
-              <w:t xml:space="preserve">Fields include: product photo, name, description, stock quantity, and price </w:t>
+              <w:t xml:space="preserve">Fields include: product photo, name, description, </w:t>
+            </w:r>
+            <w:r>
+              <w:rPr>
+                <w:lang w:val="en-US"/>
+              </w:rPr>
+              <w:lastRenderedPageBreak/>
+              <w:t xml:space="preserve">stock quantity, and price </w:t>
             </w:r>
           </w:p>
           <w:p>
@@ -8769,6 +9283,7 @@
               <w:widowControl w:val="0"/>
             </w:pPr>
             <w:r>
+              <w:lastRenderedPageBreak/>
               <w:t>In Review</w:t>
             </w:r>
           </w:p>
@@ -8879,25 +9394,6 @@
               <w:rPr>
                 <w:lang w:val="en-US"/>
               </w:rPr>
-              <w:t xml:space="preserve">Supplier cannot delete products added by Admin or other suppliers </w:t>
-            </w:r>
-          </w:p>
-          <w:p>
-            <w:pPr>
-              <w:pStyle w:val="ListParagraph"/>
-              <w:widowControl w:val="0"/>
-              <w:numPr>
-                <w:ilvl w:val="0"/>
-                <w:numId w:val="41"/>
-              </w:numPr>
-              <w:rPr>
-                <w:lang w:val="en-US"/>
-              </w:rPr>
-            </w:pPr>
-            <w:r>
-              <w:rPr>
-                <w:lang w:val="en-US"/>
-              </w:rPr>
               <w:t>Deleted product is removed from the supplier’s list</w:t>
             </w:r>
           </w:p>
@@ -8963,11 +9459,7 @@
               <w:widowControl w:val="0"/>
             </w:pPr>
             <w:r>
-              <w:t xml:space="preserve">The system SHALL allow suppliers to view the information of the specific </w:t>
-            </w:r>
-            <w:r>
-              <w:lastRenderedPageBreak/>
-              <w:t xml:space="preserve">orders related to their products, including </w:t>
+              <w:t xml:space="preserve">The system SHALL allow suppliers to view the information of the specific orders related to their products, including </w:t>
             </w:r>
             <w:r>
               <w:t xml:space="preserve">the </w:t>
@@ -8998,7 +9490,6 @@
               <w:widowControl w:val="0"/>
             </w:pPr>
             <w:r>
-              <w:lastRenderedPageBreak/>
               <w:t>Functional</w:t>
             </w:r>
           </w:p>
@@ -9091,41 +9582,10 @@
               <w:rPr>
                 <w:lang w:val="en-US"/>
               </w:rPr>
-              <w:t xml:space="preserve">supplier can view: customer </w:t>
-            </w:r>
-            <w:r>
-              <w:rPr>
-                <w:lang w:val="en-US"/>
-              </w:rPr>
-              <w:lastRenderedPageBreak/>
-              <w:t>delivery address</w:t>
-            </w:r>
-            <w:r>
-              <w:rPr>
-                <w:lang w:val="en-US"/>
-              </w:rPr>
-              <w:t xml:space="preserve">, </w:t>
-            </w:r>
-            <w:r>
-              <w:t>c</w:t>
-            </w:r>
-            <w:r>
-              <w:t xml:space="preserve">reation </w:t>
-            </w:r>
-            <w:r>
-              <w:t xml:space="preserve">date, </w:t>
-            </w:r>
-            <w:r>
-              <w:rPr>
-                <w:lang w:val="en-US"/>
-              </w:rPr>
-              <w:t>and</w:t>
-            </w:r>
-            <w:r>
-              <w:rPr>
-                <w:lang w:val="en-US"/>
-              </w:rPr>
-              <w:t xml:space="preserve"> quantity ordered per product</w:t>
+              <w:t xml:space="preserve">supplier can view: </w:t>
+            </w:r>
+            <w:r>
+              <w:t>Order ID and Customer Name.</w:t>
             </w:r>
           </w:p>
           <w:p>
@@ -9148,7 +9608,6 @@
               <w:widowControl w:val="0"/>
             </w:pPr>
             <w:r>
-              <w:lastRenderedPageBreak/>
               <w:t>In Review</w:t>
             </w:r>
           </w:p>
@@ -9199,7 +9658,14 @@
               <w:rPr>
                 <w:lang w:val="en-US"/>
               </w:rPr>
-              <w:t>The system shall allow suppliers to view their products filtered by status (Approved, Pending, or All)</w:t>
+              <w:t xml:space="preserve">The system shall allow suppliers to view their products filtered by status </w:t>
+            </w:r>
+            <w:r>
+              <w:rPr>
+                <w:lang w:val="en-US"/>
+              </w:rPr>
+              <w:lastRenderedPageBreak/>
+              <w:t>(Approved, Pending, or All)</w:t>
             </w:r>
           </w:p>
         </w:tc>
@@ -9212,6 +9678,7 @@
               <w:widowControl w:val="0"/>
             </w:pPr>
             <w:r>
+              <w:lastRenderedPageBreak/>
               <w:t>Functional</w:t>
             </w:r>
           </w:p>
@@ -9268,7 +9735,14 @@
               <w:rPr>
                 <w:lang w:val="en-US"/>
               </w:rPr>
-              <w:t>Selecting a filter correctly displays the relevant products</w:t>
+              <w:t xml:space="preserve">Selecting a filter correctly displays the relevant </w:t>
+            </w:r>
+            <w:r>
+              <w:rPr>
+                <w:lang w:val="en-US"/>
+              </w:rPr>
+              <w:lastRenderedPageBreak/>
+              <w:t>products</w:t>
             </w:r>
             <w:r>
               <w:rPr>
@@ -9287,6 +9761,7 @@
               <w:widowControl w:val="0"/>
             </w:pPr>
             <w:r>
+              <w:lastRenderedPageBreak/>
               <w:t>In Review</w:t>
             </w:r>
           </w:p>
@@ -9623,7 +10098,6 @@
               <w:t xml:space="preserve">name </w:t>
             </w:r>
             <w:r>
-              <w:lastRenderedPageBreak/>
               <w:t>of the product for each product</w:t>
             </w:r>
           </w:p>
@@ -9637,7 +10111,6 @@
               <w:widowControl w:val="0"/>
             </w:pPr>
             <w:r>
-              <w:lastRenderedPageBreak/>
               <w:t>Functional</w:t>
             </w:r>
           </w:p>
@@ -9849,7 +10322,11 @@
               <w:t xml:space="preserve">description </w:t>
             </w:r>
             <w:r>
-              <w:t>of the product for each product</w:t>
+              <w:t xml:space="preserve">of the product for each </w:t>
+            </w:r>
+            <w:r>
+              <w:lastRenderedPageBreak/>
+              <w:t>product</w:t>
             </w:r>
           </w:p>
         </w:tc>
@@ -9862,6 +10339,7 @@
               <w:widowControl w:val="0"/>
             </w:pPr>
             <w:r>
+              <w:lastRenderedPageBreak/>
               <w:t>Functional</w:t>
             </w:r>
           </w:p>
@@ -10183,7 +10661,7 @@
               <w:rPr>
                 <w:lang w:val="en-US"/>
               </w:rPr>
-              <w:t xml:space="preserve">Status shows “In Stock”, “Low Stock”, or “Out of Stock” </w:t>
+              <w:t xml:space="preserve">Status shows “In Stock”, or “Out of Stock” </w:t>
             </w:r>
           </w:p>
           <w:p>
@@ -10245,7 +10723,6 @@
               <w:spacing w:before="0" w:after="0"/>
             </w:pPr>
             <w:r>
-              <w:lastRenderedPageBreak/>
               <w:t>SRS-FN-Product-006</w:t>
             </w:r>
           </w:p>
@@ -10391,31 +10868,6 @@
               <w:t xml:space="preserve">Quantity cannot be set below 1 or above the current available stock </w:t>
             </w:r>
           </w:p>
-          <w:p>
-            <w:pPr>
-              <w:pStyle w:val="ListParagraph"/>
-              <w:widowControl w:val="0"/>
-              <w:numPr>
-                <w:ilvl w:val="0"/>
-                <w:numId w:val="38"/>
-              </w:numPr>
-              <w:rPr>
-                <w:lang w:val="en-US"/>
-              </w:rPr>
-            </w:pPr>
-            <w:r>
-              <w:rPr>
-                <w:lang w:val="en-US"/>
-              </w:rPr>
-              <w:t>Appropriate error message is shown if user tries to exceed stoc</w:t>
-            </w:r>
-            <w:r>
-              <w:rPr>
-                <w:lang w:val="en-US"/>
-              </w:rPr>
-              <w:t>k</w:t>
-            </w:r>
-          </w:p>
         </w:tc>
         <w:tc>
           <w:tcPr>
@@ -10448,6 +10900,7 @@
               <w:spacing w:before="0" w:after="0"/>
             </w:pPr>
             <w:r>
+              <w:lastRenderedPageBreak/>
               <w:t>SRS-FN-Product-007</w:t>
             </w:r>
           </w:p>
@@ -10575,7 +11028,19 @@
               <w:rPr>
                 <w:lang w:val="en-US"/>
               </w:rPr>
-              <w:t>Button is disabled when product is Out of Stock</w:t>
+              <w:t xml:space="preserve">Button is </w:t>
+            </w:r>
+            <w:r>
+              <w:t>disappear</w:t>
+            </w:r>
+            <w:r>
+              <w:t xml:space="preserve">ed </w:t>
+            </w:r>
+            <w:r>
+              <w:rPr>
+                <w:lang w:val="en-US"/>
+              </w:rPr>
+              <w:t>when product is Out of Stock</w:t>
             </w:r>
             <w:r>
               <w:rPr>
@@ -10601,6 +11066,24 @@
                 <w:lang w:val="en-US"/>
               </w:rPr>
               <w:t>Clicking the button adds the product to the cart with the selected quantity</w:t>
+            </w:r>
+            <w:r>
+              <w:rPr>
+                <w:lang w:val="en-US"/>
+              </w:rPr>
+              <w:t xml:space="preserve"> and </w:t>
+            </w:r>
+            <w:r>
+              <w:t>success</w:t>
+            </w:r>
+            <w:r>
+              <w:t xml:space="preserve"> popup message </w:t>
+            </w:r>
+            <w:r>
+              <w:t xml:space="preserve">appear </w:t>
+            </w:r>
+            <w:r>
+              <w:t>'Added to cart'</w:t>
             </w:r>
             <w:r>
               <w:rPr>
@@ -10721,10 +11204,16 @@
               </w:rPr>
             </w:pPr>
             <w:r>
-              <w:rPr>
-                <w:lang w:val="en-US"/>
-              </w:rPr>
-              <w:t>Product description is clearly visible on product grid</w:t>
+              <w:t>Supplier</w:t>
+            </w:r>
+            <w:r>
+              <w:t xml:space="preserve"> </w:t>
+            </w:r>
+            <w:r>
+              <w:rPr>
+                <w:lang w:val="en-US"/>
+              </w:rPr>
+              <w:t>description is clearly visible on product grid</w:t>
             </w:r>
             <w:r>
               <w:rPr>
@@ -10765,7 +11254,6 @@
               <w:spacing w:before="0" w:after="0"/>
             </w:pPr>
             <w:r>
-              <w:lastRenderedPageBreak/>
               <w:t>SRS-FN-Product-009</w:t>
             </w:r>
           </w:p>
@@ -10834,7 +11322,13 @@
               <w:ind w:left="360"/>
             </w:pPr>
             <w:r>
-              <w:t>Results update dynamically or upon submission to show relevant products.</w:t>
+              <w:t xml:space="preserve">Results </w:t>
+            </w:r>
+            <w:r>
+              <w:t>updates only upon clicking the Search button and Search is restricted to Exact product name match only</w:t>
+            </w:r>
+            <w:r>
+              <w:t>.</w:t>
             </w:r>
           </w:p>
           <w:p>
@@ -10846,7 +11340,7 @@
               </w:rPr>
             </w:pPr>
             <w:r>
-              <w:t>Customers can find products by name or keyword.</w:t>
+              <w:t>Customers can find products by name.</w:t>
             </w:r>
           </w:p>
         </w:tc>
@@ -11242,7 +11736,6 @@
               <w:widowControl w:val="0"/>
             </w:pPr>
             <w:r>
-              <w:lastRenderedPageBreak/>
               <w:t>In Review</w:t>
             </w:r>
           </w:p>
@@ -11410,7 +11903,14 @@
               <w:rPr>
                 <w:lang w:val="en-US"/>
               </w:rPr>
-              <w:t>If a user adds an existing product in the cart again, the system should increment the product quantity instead of adding a new line item.</w:t>
+              <w:t xml:space="preserve">If a user adds an existing product in the cart </w:t>
+            </w:r>
+            <w:r>
+              <w:rPr>
+                <w:lang w:val="en-US"/>
+              </w:rPr>
+              <w:lastRenderedPageBreak/>
+              <w:t>again, the system should increment the product quantity instead of adding a new line item.</w:t>
             </w:r>
           </w:p>
           <w:p>
@@ -11431,6 +11931,7 @@
               <w:widowControl w:val="0"/>
             </w:pPr>
             <w:r>
+              <w:lastRenderedPageBreak/>
               <w:t>In Review</w:t>
             </w:r>
           </w:p>
@@ -11614,11 +12115,7 @@
               <w:widowControl w:val="0"/>
             </w:pPr>
             <w:r>
-              <w:t xml:space="preserve">The system SHALL provide a “Proceed to Checkout” button from the shopping cart </w:t>
-            </w:r>
-            <w:r>
-              <w:lastRenderedPageBreak/>
-              <w:t>page.</w:t>
+              <w:t>The system SHALL provide a “Proceed to Checkout” button from the shopping cart page.</w:t>
             </w:r>
           </w:p>
         </w:tc>
@@ -11631,7 +12128,6 @@
               <w:widowControl w:val="0"/>
             </w:pPr>
             <w:r>
-              <w:lastRenderedPageBreak/>
               <w:t>Functional</w:t>
             </w:r>
           </w:p>
@@ -11688,14 +12184,7 @@
               <w:rPr>
                 <w:lang w:val="en-US"/>
               </w:rPr>
-              <w:t xml:space="preserve">Button is enabled only when the cart is not </w:t>
-            </w:r>
-            <w:r>
-              <w:rPr>
-                <w:lang w:val="en-US"/>
-              </w:rPr>
-              <w:lastRenderedPageBreak/>
-              <w:t xml:space="preserve">empty  </w:t>
+              <w:t xml:space="preserve">Button is enabled only when the cart is not empty  </w:t>
             </w:r>
           </w:p>
           <w:p>
@@ -11733,7 +12222,6 @@
               <w:widowControl w:val="0"/>
             </w:pPr>
             <w:r>
-              <w:lastRenderedPageBreak/>
               <w:t>In Review</w:t>
             </w:r>
           </w:p>
@@ -11749,6 +12237,7 @@
       </w:pPr>
       <w:bookmarkStart w:id="22" w:name="_Toc226998457"/>
       <w:r>
+        <w:lastRenderedPageBreak/>
         <w:t>3.</w:t>
       </w:r>
       <w:r>
@@ -12927,7 +13416,11 @@
               <w:spacing w:before="0" w:after="0" w:line="240" w:lineRule="auto"/>
             </w:pPr>
             <w:r>
-              <w:t>The system SHALL check that user is login before continue to confirm purchase</w:t>
+              <w:t xml:space="preserve">The system SHALL check that user is login before continue to confirm </w:t>
+            </w:r>
+            <w:r>
+              <w:lastRenderedPageBreak/>
+              <w:t>purchase</w:t>
             </w:r>
           </w:p>
         </w:tc>
@@ -12948,6 +13441,7 @@
               <w:spacing w:before="0" w:after="0" w:line="240" w:lineRule="auto"/>
             </w:pPr>
             <w:r>
+              <w:lastRenderedPageBreak/>
               <w:t>Functional</w:t>
             </w:r>
           </w:p>
@@ -13001,7 +13495,14 @@
               <w:rPr>
                 <w:lang w:val="en-US"/>
               </w:rPr>
-              <w:t xml:space="preserve">Unauthenticated users attempting to checkout are redirected to the Login page </w:t>
+              <w:t xml:space="preserve">Unauthenticated users attempting to checkout are redirected to the Login </w:t>
+            </w:r>
+            <w:r>
+              <w:rPr>
+                <w:lang w:val="en-US"/>
+              </w:rPr>
+              <w:lastRenderedPageBreak/>
+              <w:t xml:space="preserve">page </w:t>
             </w:r>
           </w:p>
           <w:p>
@@ -13083,6 +13584,7 @@
               <w:spacing w:before="0" w:after="0" w:line="240" w:lineRule="auto"/>
             </w:pPr>
             <w:r>
+              <w:lastRenderedPageBreak/>
               <w:t>In Review</w:t>
             </w:r>
           </w:p>
@@ -13513,11 +14015,7 @@
               <w:spacing w:before="0" w:after="0" w:line="240" w:lineRule="auto"/>
             </w:pPr>
             <w:r>
-              <w:t xml:space="preserve">The system SHALL display the user’s Email and Username on the </w:t>
-            </w:r>
-            <w:r>
-              <w:lastRenderedPageBreak/>
-              <w:t>Profile page</w:t>
+              <w:t>The system SHALL display the user’s Email and Username on the Profile page</w:t>
             </w:r>
           </w:p>
         </w:tc>
@@ -13538,7 +14036,6 @@
               <w:spacing w:before="0" w:after="0" w:line="240" w:lineRule="auto"/>
             </w:pPr>
             <w:r>
-              <w:lastRenderedPageBreak/>
               <w:t>Functional</w:t>
             </w:r>
           </w:p>
@@ -13824,6 +14321,7 @@
             </w:pPr>
             <w:bookmarkStart w:id="24" w:name="_Toc226998459"/>
             <w:r>
+              <w:lastRenderedPageBreak/>
               <w:t>Appendix</w:t>
             </w:r>
             <w:bookmarkEnd w:id="24"/>

--- a/Process_Docs/SRS.docx
+++ b/Process_Docs/SRS.docx
@@ -9465,19 +9465,7 @@
               <w:t xml:space="preserve">the </w:t>
             </w:r>
             <w:r>
-              <w:t>customer’s address, quantity ordered,</w:t>
-            </w:r>
-            <w:r>
-              <w:t xml:space="preserve"> c</w:t>
-            </w:r>
-            <w:r>
-              <w:t xml:space="preserve">reation </w:t>
-            </w:r>
-            <w:r>
-              <w:t>date, and</w:t>
-            </w:r>
-            <w:r>
-              <w:t xml:space="preserve"> order status</w:t>
+              <w:t>Order ID and Customer Name</w:t>
             </w:r>
           </w:p>
         </w:tc>
@@ -21310,7 +21298,6 @@
   <w:style w:type="character" w:default="1" w:styleId="DefaultParagraphFont">
     <w:name w:val="Default Paragraph Font"/>
     <w:uiPriority w:val="1"/>
-    <w:semiHidden/>
     <w:unhideWhenUsed/>
   </w:style>
   <w:style w:type="table" w:default="1" w:styleId="TableNormal">

--- a/Process_Docs/SRS.docx
+++ b/Process_Docs/SRS.docx
@@ -130,7 +130,6 @@
           <w:docPartUnique/>
         </w:docPartObj>
       </w:sdtPr>
-      <w:sdtEndPr/>
       <w:sdtContent>
         <w:p>
           <w:pPr>
@@ -2693,15 +2692,7 @@
     </w:p>
     <w:p>
       <w:r>
-        <w:t xml:space="preserve">The purpose of this document is to provide a detailed description of the functional requirements for </w:t>
-      </w:r>
-      <w:proofErr w:type="spellStart"/>
-      <w:r>
-        <w:t>Closthing</w:t>
-      </w:r>
-      <w:proofErr w:type="spellEnd"/>
-      <w:r>
-        <w:t xml:space="preserve">-Platform App, an online Shopping store for (Clothes, Accessories. This SRS servers as the primary document for </w:t>
+        <w:t xml:space="preserve">The purpose of this document is to provide a detailed description of the functional requirements for Closthing-Platform App, an online Shopping store for (Clothes, Accessories. This SRS servers as the primary document for </w:t>
       </w:r>
       <w:proofErr w:type="gramStart"/>
       <w:r>
@@ -3978,21 +3969,12 @@
         </w:numPr>
         <w:spacing w:before="0" w:after="0"/>
       </w:pPr>
-      <w:proofErr w:type="spellStart"/>
       <w:r>
         <w:rPr>
           <w:b/>
           <w:bCs/>
         </w:rPr>
-        <w:t>Seperate</w:t>
-      </w:r>
-      <w:proofErr w:type="spellEnd"/>
-      <w:r>
-        <w:rPr>
-          <w:b/>
-          <w:bCs/>
-        </w:rPr>
-        <w:t xml:space="preserve"> Dashboards Required: </w:t>
+        <w:t xml:space="preserve">Seperate Dashboards Required: </w:t>
       </w:r>
       <w:r>
         <w:t>Suppliers/Users must have their own dashboards for product and order management</w:t>
@@ -4087,18 +4069,9 @@
           <w:sz w:val="34"/>
           <w:szCs w:val="34"/>
         </w:rPr>
-        <w:t>2.4 User Characteristics/</w:t>
-      </w:r>
-      <w:proofErr w:type="spellStart"/>
-      <w:r>
-        <w:rPr>
-          <w:sz w:val="34"/>
-          <w:szCs w:val="34"/>
-        </w:rPr>
-        <w:t>Profiels</w:t>
+        <w:t>2.4 User Characteristics/Profiels</w:t>
       </w:r>
       <w:bookmarkEnd w:id="13"/>
-      <w:proofErr w:type="spellEnd"/>
     </w:p>
     <w:p>
       <w:pPr>
@@ -4883,6 +4856,69 @@
           </w:p>
           <w:p>
             <w:pPr>
+              <w:pStyle w:val="ListParagraph"/>
+              <w:widowControl w:val="0"/>
+              <w:numPr>
+                <w:ilvl w:val="0"/>
+                <w:numId w:val="11"/>
+              </w:numPr>
+              <w:pBdr>
+                <w:top w:val="nil"/>
+                <w:left w:val="nil"/>
+                <w:bottom w:val="nil"/>
+                <w:right w:val="nil"/>
+                <w:between w:val="nil"/>
+              </w:pBdr>
+              <w:spacing w:before="0" w:after="0"/>
+              <w:rPr>
+                <w:lang w:val="en-US"/>
+              </w:rPr>
+            </w:pPr>
+            <w:r>
+              <w:rPr>
+                <w:lang w:val="en-US"/>
+              </w:rPr>
+              <w:t>System triggers</w:t>
+            </w:r>
+            <w:r>
+              <w:rPr>
+                <w:lang w:val="en-US"/>
+              </w:rPr>
+              <w:t xml:space="preserve"> the validation message "</w:t>
+            </w:r>
+            <w:r>
+              <w:rPr>
+                <w:lang w:val="en-US"/>
+              </w:rPr>
+              <w:t xml:space="preserve">Invalid </w:t>
+            </w:r>
+            <w:r>
+              <w:rPr>
+                <w:lang w:val="en-US"/>
+              </w:rPr>
+              <w:t>Email</w:t>
+            </w:r>
+            <w:r>
+              <w:rPr>
+                <w:lang w:val="en-US"/>
+              </w:rPr>
+              <w:t xml:space="preserve"> Format</w:t>
+            </w:r>
+            <w:r>
+              <w:rPr>
+                <w:lang w:val="en-US"/>
+              </w:rPr>
+              <w:t xml:space="preserve">" if the </w:t>
+            </w:r>
+            <w:r>
+              <w:rPr>
+                <w:lang w:val="en-US"/>
+              </w:rPr>
+              <w:t>email is invalid</w:t>
+            </w:r>
+          </w:p>
+          <w:p>
+            <w:pPr>
               <w:widowControl w:val="0"/>
               <w:pBdr>
                 <w:top w:val="nil"/>
@@ -5065,7 +5101,14 @@
               <w:rPr>
                 <w:lang w:val="en-US"/>
               </w:rPr>
-              <w:t xml:space="preserve">Clicking the icon changes masked password (••••••) to visible text and vice versa </w:t>
+              <w:t xml:space="preserve">Clicking the icon changes masked password (••••••) </w:t>
+            </w:r>
+            <w:r>
+              <w:rPr>
+                <w:lang w:val="en-US"/>
+              </w:rPr>
+              <w:lastRenderedPageBreak/>
+              <w:t xml:space="preserve">to visible text and vice versa </w:t>
             </w:r>
           </w:p>
           <w:p>
@@ -5092,14 +5135,7 @@
               <w:rPr>
                 <w:lang w:val="en-US"/>
               </w:rPr>
-              <w:t xml:space="preserve">Toggle works independently for both password </w:t>
-            </w:r>
-            <w:r>
-              <w:rPr>
-                <w:lang w:val="en-US"/>
-              </w:rPr>
-              <w:lastRenderedPageBreak/>
-              <w:t>fields</w:t>
+              <w:t>Toggle works independently for both password fields</w:t>
             </w:r>
           </w:p>
           <w:p>
@@ -5870,6 +5906,7 @@
               <w:spacing w:before="0" w:after="0"/>
             </w:pPr>
             <w:r>
+              <w:lastRenderedPageBreak/>
               <w:t>SRS-FN-REGISTER-006</w:t>
             </w:r>
           </w:p>
@@ -6008,7 +6045,6 @@
               <w:spacing w:before="0" w:after="0"/>
             </w:pPr>
             <w:r>
-              <w:lastRenderedPageBreak/>
               <w:t>SRS-FN-REGISTER-007</w:t>
             </w:r>
           </w:p>
@@ -6686,7 +6722,14 @@
               <w:rPr>
                 <w:lang w:val="en-US"/>
               </w:rPr>
-              <w:t>User is redirected to the correct dashboard based on their role (Client, Supplier, or Admin)</w:t>
+              <w:t xml:space="preserve">User is redirected to the correct dashboard based on </w:t>
+            </w:r>
+            <w:r>
+              <w:rPr>
+                <w:lang w:val="en-US"/>
+              </w:rPr>
+              <w:lastRenderedPageBreak/>
+              <w:t>their role (Client, Supplier, or Admin)</w:t>
             </w:r>
           </w:p>
           <w:p>
@@ -6713,6 +6756,7 @@
               </w:rPr>
             </w:pPr>
             <w:r>
+              <w:lastRenderedPageBreak/>
               <w:t>In Review</w:t>
             </w:r>
           </w:p>
@@ -6762,11 +6806,7 @@
               <w:spacing w:before="0" w:after="0"/>
             </w:pPr>
             <w:r>
-              <w:t xml:space="preserve">The system SHALL identify user role (Client/Supplier/Admin) while </w:t>
-            </w:r>
-            <w:r>
-              <w:lastRenderedPageBreak/>
-              <w:t>logging in from stored emails and relating roles.</w:t>
+              <w:t>The system SHALL identify user role (Client/Supplier/Admin) while logging in from stored emails and relating roles.</w:t>
             </w:r>
           </w:p>
         </w:tc>
@@ -6793,7 +6833,6 @@
               <w:rPr>
                 <w:lang w:val="en-US"/>
               </w:rPr>
-              <w:lastRenderedPageBreak/>
               <w:t>Functional</w:t>
             </w:r>
           </w:p>
@@ -6874,7 +6913,6 @@
               <w:rPr>
                 <w:lang w:val="en-US"/>
               </w:rPr>
-              <w:lastRenderedPageBreak/>
               <w:t xml:space="preserve">Client users are redirected to </w:t>
             </w:r>
             <w:r>
@@ -6925,12 +6963,7 @@
           </w:p>
           <w:p>
             <w:pPr>
-              <w:pStyle w:val="ListParagraph"/>
-              <w:widowControl w:val="0"/>
-              <w:numPr>
-                <w:ilvl w:val="0"/>
-                <w:numId w:val="17"/>
-              </w:numPr>
+              <w:widowControl w:val="0"/>
               <w:pBdr>
                 <w:top w:val="nil"/>
                 <w:left w:val="nil"/>
@@ -6943,13 +6976,12 @@
                 <w:lang w:val="en-US"/>
               </w:rPr>
             </w:pPr>
-            <w:r>
-              <w:rPr>
-                <w:lang w:val="en-US"/>
-              </w:rPr>
-              <w:t>Incorrect role identification does not occur</w:t>
-            </w:r>
-          </w:p>
+          </w:p>
+        </w:tc>
+        <w:tc>
+          <w:tcPr>
+            <w:tcW w:w="313" w:type="pct"/>
+          </w:tcPr>
           <w:p>
             <w:pPr>
               <w:widowControl w:val="0"/>
@@ -6961,15 +6993,43 @@
                 <w:between w:val="nil"/>
               </w:pBdr>
               <w:spacing w:before="0" w:after="0"/>
-              <w:rPr>
-                <w:lang w:val="en-US"/>
-              </w:rPr>
-            </w:pPr>
-          </w:p>
-        </w:tc>
-        <w:tc>
-          <w:tcPr>
-            <w:tcW w:w="313" w:type="pct"/>
+            </w:pPr>
+            <w:r>
+              <w:t>In Review</w:t>
+            </w:r>
+          </w:p>
+        </w:tc>
+      </w:tr>
+      <w:tr>
+        <w:tc>
+          <w:tcPr>
+            <w:tcW w:w="497" w:type="pct"/>
+            <w:tcMar>
+              <w:top w:w="100" w:type="dxa"/>
+              <w:left w:w="100" w:type="dxa"/>
+              <w:bottom w:w="100" w:type="dxa"/>
+              <w:right w:w="100" w:type="dxa"/>
+            </w:tcMar>
+          </w:tcPr>
+          <w:p>
+            <w:pPr>
+              <w:widowControl w:val="0"/>
+              <w:spacing w:before="0" w:after="0"/>
+            </w:pPr>
+            <w:r>
+              <w:t>SRS-FN-login-004</w:t>
+            </w:r>
+          </w:p>
+        </w:tc>
+        <w:tc>
+          <w:tcPr>
+            <w:tcW w:w="1220" w:type="pct"/>
+            <w:tcMar>
+              <w:top w:w="100" w:type="dxa"/>
+              <w:left w:w="100" w:type="dxa"/>
+              <w:bottom w:w="100" w:type="dxa"/>
+              <w:right w:w="100" w:type="dxa"/>
+            </w:tcMar>
           </w:tcPr>
           <w:p>
             <w:pPr>
@@ -6984,42 +7044,22 @@
               <w:spacing w:before="0" w:after="0"/>
             </w:pPr>
             <w:r>
-              <w:lastRenderedPageBreak/>
-              <w:t>In Review</w:t>
-            </w:r>
-          </w:p>
-        </w:tc>
-      </w:tr>
-      <w:tr>
-        <w:tc>
-          <w:tcPr>
-            <w:tcW w:w="497" w:type="pct"/>
-            <w:tcMar>
-              <w:top w:w="100" w:type="dxa"/>
-              <w:left w:w="100" w:type="dxa"/>
-              <w:bottom w:w="100" w:type="dxa"/>
-              <w:right w:w="100" w:type="dxa"/>
-            </w:tcMar>
-          </w:tcPr>
-          <w:p>
-            <w:pPr>
-              <w:widowControl w:val="0"/>
-              <w:spacing w:before="0" w:after="0"/>
-            </w:pPr>
-            <w:r>
-              <w:t>SRS-FN-login-004</w:t>
-            </w:r>
-          </w:p>
-        </w:tc>
-        <w:tc>
-          <w:tcPr>
-            <w:tcW w:w="1220" w:type="pct"/>
-            <w:tcMar>
-              <w:top w:w="100" w:type="dxa"/>
-              <w:left w:w="100" w:type="dxa"/>
-              <w:bottom w:w="100" w:type="dxa"/>
-              <w:right w:w="100" w:type="dxa"/>
-            </w:tcMar>
+              <w:t>The system SHALL not allow access</w:t>
+            </w:r>
+            <w:r>
+              <w:t xml:space="preserve"> to </w:t>
+            </w:r>
+            <w:r>
+              <w:t>user</w:t>
+            </w:r>
+            <w:r>
+              <w:t xml:space="preserve"> and display an error message for invalid credentials</w:t>
+            </w:r>
+          </w:p>
+        </w:tc>
+        <w:tc>
+          <w:tcPr>
+            <w:tcW w:w="538" w:type="pct"/>
           </w:tcPr>
           <w:p>
             <w:pPr>
@@ -7032,15 +7072,21 @@
                 <w:between w:val="nil"/>
               </w:pBdr>
               <w:spacing w:before="0" w:after="0"/>
-            </w:pPr>
-            <w:r>
-              <w:t>The system SHALL not allow access and SHALL display an error message for invalid credentials</w:t>
-            </w:r>
-          </w:p>
-        </w:tc>
-        <w:tc>
-          <w:tcPr>
-            <w:tcW w:w="538" w:type="pct"/>
+              <w:rPr>
+                <w:lang w:val="en-US"/>
+              </w:rPr>
+            </w:pPr>
+            <w:r>
+              <w:rPr>
+                <w:lang w:val="en-US"/>
+              </w:rPr>
+              <w:t>Functional</w:t>
+            </w:r>
+          </w:p>
+        </w:tc>
+        <w:tc>
+          <w:tcPr>
+            <w:tcW w:w="455" w:type="pct"/>
           </w:tcPr>
           <w:p>
             <w:pPr>
@@ -7053,33 +7099,6 @@
                 <w:between w:val="nil"/>
               </w:pBdr>
               <w:spacing w:before="0" w:after="0"/>
-              <w:rPr>
-                <w:lang w:val="en-US"/>
-              </w:rPr>
-            </w:pPr>
-            <w:r>
-              <w:rPr>
-                <w:lang w:val="en-US"/>
-              </w:rPr>
-              <w:t>Functional</w:t>
-            </w:r>
-          </w:p>
-        </w:tc>
-        <w:tc>
-          <w:tcPr>
-            <w:tcW w:w="455" w:type="pct"/>
-          </w:tcPr>
-          <w:p>
-            <w:pPr>
-              <w:widowControl w:val="0"/>
-              <w:pBdr>
-                <w:top w:val="nil"/>
-                <w:left w:val="nil"/>
-                <w:bottom w:val="nil"/>
-                <w:right w:val="nil"/>
-                <w:between w:val="nil"/>
-              </w:pBdr>
-              <w:spacing w:before="0" w:after="0"/>
             </w:pPr>
             <w:r>
               <w:t>Testing</w:t>
@@ -7160,7 +7179,71 @@
               <w:rPr>
                 <w:lang w:val="en-US"/>
               </w:rPr>
-              <w:t>The system prevents access if any login field is left empty</w:t>
+              <w:t xml:space="preserve">The system prevents access if any login field is left </w:t>
+            </w:r>
+            <w:proofErr w:type="gramStart"/>
+            <w:r>
+              <w:rPr>
+                <w:lang w:val="en-US"/>
+              </w:rPr>
+              <w:t>empty</w:t>
+            </w:r>
+            <w:r>
+              <w:rPr>
+                <w:lang w:val="en-US"/>
+              </w:rPr>
+              <w:t xml:space="preserve"> ,</w:t>
+            </w:r>
+            <w:proofErr w:type="gramEnd"/>
+            <w:r>
+              <w:rPr>
+                <w:lang w:val="en-US"/>
+              </w:rPr>
+              <w:t xml:space="preserve"> sh</w:t>
+            </w:r>
+            <w:r>
+              <w:rPr>
+                <w:lang w:val="en-US"/>
+              </w:rPr>
+              <w:t>ow message for empty password “</w:t>
+            </w:r>
+            <w:r>
+              <w:rPr>
+                <w:lang w:val="en-US"/>
+              </w:rPr>
+              <w:t>Password is Required</w:t>
+            </w:r>
+            <w:proofErr w:type="gramStart"/>
+            <w:r>
+              <w:rPr>
+                <w:lang w:val="en-US"/>
+              </w:rPr>
+              <w:t>”</w:t>
+            </w:r>
+            <w:r>
+              <w:rPr>
+                <w:lang w:val="en-US"/>
+              </w:rPr>
+              <w:t xml:space="preserve"> ,</w:t>
+            </w:r>
+            <w:proofErr w:type="gramEnd"/>
+            <w:r>
+              <w:rPr>
+                <w:lang w:val="en-US"/>
+              </w:rPr>
+              <w:t xml:space="preserve"> for email empty </w:t>
+            </w:r>
+            <w:r>
+              <w:rPr>
+                <w:lang w:val="en-US"/>
+              </w:rPr>
+              <w:t>email “Email is Required</w:t>
+            </w:r>
+            <w:r>
+              <w:rPr>
+                <w:lang w:val="en-US"/>
+              </w:rPr>
+              <w:t>”</w:t>
             </w:r>
           </w:p>
           <w:p>
@@ -7444,13 +7527,15 @@
               <w:spacing w:before="0" w:after="0"/>
             </w:pPr>
             <w:r>
-              <w:t xml:space="preserve">The system SHALL allow the admin to add new products to the product list including product name, photo, description, price, stock </w:t>
-            </w:r>
-            <w:proofErr w:type="spellStart"/>
-            <w:r>
-              <w:t>avaliability</w:t>
-            </w:r>
-            <w:proofErr w:type="spellEnd"/>
+              <w:t xml:space="preserve">The system SHALL allow the admin to add new products to the product list including product </w:t>
+            </w:r>
+            <w:r>
+              <w:lastRenderedPageBreak/>
+              <w:t xml:space="preserve">name, photo, description, price, stock </w:t>
+            </w:r>
+            <w:r>
+              <w:t>availability</w:t>
+            </w:r>
           </w:p>
         </w:tc>
         <w:tc>
@@ -7470,6 +7555,7 @@
               <w:spacing w:before="0" w:after="0"/>
             </w:pPr>
             <w:r>
+              <w:lastRenderedPageBreak/>
               <w:t>Functional</w:t>
             </w:r>
           </w:p>
@@ -7560,6 +7646,7 @@
               </w:rPr>
             </w:pPr>
             <w:r>
+              <w:lastRenderedPageBreak/>
               <w:t xml:space="preserve">that products added by the </w:t>
             </w:r>
             <w:proofErr w:type="gramStart"/>
@@ -7818,15 +7905,7 @@
               <w:widowControl w:val="0"/>
             </w:pPr>
             <w:r>
-              <w:t xml:space="preserve">The system SHALL allow the admin to add, remove </w:t>
-            </w:r>
-            <w:proofErr w:type="spellStart"/>
-            <w:r>
-              <w:t>customers</w:t>
-            </w:r>
-            <w:proofErr w:type="spellEnd"/>
-            <w:r>
-              <w:t xml:space="preserve"> accounts.</w:t>
+              <w:t>The system SHALL allow the admin to add, remove customers accounts.</w:t>
             </w:r>
           </w:p>
         </w:tc>
@@ -7876,7 +7955,37 @@
               <w:rPr>
                 <w:lang w:val="en-US"/>
               </w:rPr>
-              <w:t>Admin can create a customer account with valid email/credentials.</w:t>
+              <w:t xml:space="preserve">Admin can create a customer account with valid </w:t>
+            </w:r>
+            <w:r>
+              <w:rPr>
+                <w:lang w:val="en-US"/>
+              </w:rPr>
+              <w:t>inputs</w:t>
+            </w:r>
+            <w:r>
+              <w:t xml:space="preserve"> (Username, Email</w:t>
+            </w:r>
+            <w:r>
+              <w:t xml:space="preserve">, </w:t>
+            </w:r>
+            <w:r>
+              <w:t>Password, Role</w:t>
+            </w:r>
+            <w:r>
+              <w:t>=” Customer</w:t>
+            </w:r>
+            <w:r>
+              <w:t>”</w:t>
+            </w:r>
+            <w:r>
+              <w:t>)</w:t>
+            </w:r>
+            <w:r>
+              <w:rPr>
+                <w:lang w:val="en-US"/>
+              </w:rPr>
+              <w:t>.</w:t>
             </w:r>
           </w:p>
           <w:p>
@@ -7895,7 +8004,31 @@
               <w:rPr>
                 <w:lang w:val="en-US"/>
               </w:rPr>
-              <w:t>Admin can delete a customer account; deleted users can no longer log in.</w:t>
+              <w:t xml:space="preserve">After submitting: </w:t>
+            </w:r>
+            <w:r>
+              <w:rPr>
+                <w:lang w:val="en-US"/>
+              </w:rPr>
+              <w:t>Admin</w:t>
+            </w:r>
+            <w:r>
+              <w:rPr>
+                <w:lang w:val="en-US"/>
+              </w:rPr>
+              <w:t xml:space="preserve"> redirect to his </w:t>
+            </w:r>
+            <w:r>
+              <w:rPr>
+                <w:lang w:val="en-US"/>
+              </w:rPr>
+              <w:t>dashboard</w:t>
+            </w:r>
+            <w:r>
+              <w:rPr>
+                <w:lang w:val="en-US"/>
+              </w:rPr>
+              <w:t>.</w:t>
             </w:r>
           </w:p>
           <w:p>
@@ -7914,7 +8047,38 @@
               <w:rPr>
                 <w:lang w:val="en-US"/>
               </w:rPr>
-              <w:t>System ensures no duplicate accounts are created with the same email.</w:t>
+              <w:t>System ensures no duplicate accounts are created with the same email</w:t>
+            </w:r>
+            <w:r>
+              <w:rPr>
+                <w:lang w:val="en-US"/>
+              </w:rPr>
+              <w:t xml:space="preserve"> and </w:t>
+            </w:r>
+            <w:r>
+              <w:rPr>
+                <w:lang w:val="en-US"/>
+              </w:rPr>
+              <w:t>shows an error message “Email already exists"</w:t>
+            </w:r>
+          </w:p>
+          <w:p>
+            <w:pPr>
+              <w:pStyle w:val="ListParagraph"/>
+              <w:widowControl w:val="0"/>
+              <w:numPr>
+                <w:ilvl w:val="0"/>
+                <w:numId w:val="48"/>
+              </w:numPr>
+              <w:rPr>
+                <w:lang w:val="en-US"/>
+              </w:rPr>
+            </w:pPr>
+            <w:r>
+              <w:rPr>
+                <w:lang w:val="en-US"/>
+              </w:rPr>
+              <w:t>Admin can delete a customer account.</w:t>
             </w:r>
           </w:p>
         </w:tc>
@@ -7968,7 +8132,11 @@
               <w:widowControl w:val="0"/>
             </w:pPr>
             <w:r>
-              <w:t>The system SHALL allow the admin to add, remove suppliers accounts</w:t>
+              <w:t xml:space="preserve">The system SHALL allow the admin to add, remove suppliers </w:t>
+            </w:r>
+            <w:r>
+              <w:lastRenderedPageBreak/>
+              <w:t>accounts</w:t>
             </w:r>
           </w:p>
         </w:tc>
@@ -7981,6 +8149,7 @@
               <w:widowControl w:val="0"/>
             </w:pPr>
             <w:r>
+              <w:lastRenderedPageBreak/>
               <w:t>Functional</w:t>
             </w:r>
           </w:p>
@@ -8017,11 +8186,40 @@
               <w:rPr>
                 <w:lang w:val="en-US"/>
               </w:rPr>
-              <w:t>Admin can create supplier profiles with valid email/credentials.</w:t>
-            </w:r>
-          </w:p>
-          <w:p>
-            <w:pPr>
+              <w:t xml:space="preserve">Admin can create supplier profiles with valid </w:t>
+            </w:r>
+            <w:r>
+              <w:rPr>
+                <w:lang w:val="en-US"/>
+              </w:rPr>
+              <w:t>inputs</w:t>
+            </w:r>
+            <w:r>
+              <w:t xml:space="preserve"> (Username, Email</w:t>
+            </w:r>
+            <w:r>
+              <w:t>, Password, Role</w:t>
+            </w:r>
+            <w:r>
+              <w:t xml:space="preserve">=” </w:t>
+            </w:r>
+            <w:r>
+              <w:lastRenderedPageBreak/>
+              <w:t>Supplier”</w:t>
+            </w:r>
+            <w:r>
+              <w:t>)</w:t>
+            </w:r>
+            <w:r>
+              <w:rPr>
+                <w:lang w:val="en-US"/>
+              </w:rPr>
+              <w:t>.</w:t>
+            </w:r>
+          </w:p>
+          <w:p>
+            <w:pPr>
+              <w:pStyle w:val="ListParagraph"/>
               <w:widowControl w:val="0"/>
               <w:numPr>
                 <w:ilvl w:val="0"/>
@@ -8035,7 +8233,19 @@
               <w:rPr>
                 <w:lang w:val="en-US"/>
               </w:rPr>
-              <w:t>Admin can delete a supplier account; deleted suppliers can no longer log in.</w:t>
+              <w:t xml:space="preserve">After submitting: Admin redirect to his </w:t>
+            </w:r>
+            <w:r>
+              <w:rPr>
+                <w:lang w:val="en-US"/>
+              </w:rPr>
+              <w:t>dashboard</w:t>
+            </w:r>
+            <w:r>
+              <w:rPr>
+                <w:lang w:val="en-US"/>
+              </w:rPr>
+              <w:t>.</w:t>
             </w:r>
           </w:p>
           <w:p>
@@ -8053,7 +8263,43 @@
               <w:rPr>
                 <w:lang w:val="en-US"/>
               </w:rPr>
-              <w:t>System ensures no duplicate accounts are created with the same email.</w:t>
+              <w:t>System ensures no duplicate accounts are created with the same email</w:t>
+            </w:r>
+            <w:r>
+              <w:rPr>
+                <w:lang w:val="en-US"/>
+              </w:rPr>
+              <w:t xml:space="preserve"> </w:t>
+            </w:r>
+            <w:r>
+              <w:rPr>
+                <w:lang w:val="en-US"/>
+              </w:rPr>
+              <w:t>and shows an error message “Email already exists"</w:t>
+            </w:r>
+            <w:r>
+              <w:rPr>
+                <w:lang w:val="en-US"/>
+              </w:rPr>
+              <w:t>.</w:t>
+            </w:r>
+          </w:p>
+          <w:p>
+            <w:pPr>
+              <w:widowControl w:val="0"/>
+              <w:numPr>
+                <w:ilvl w:val="0"/>
+                <w:numId w:val="49"/>
+              </w:numPr>
+              <w:rPr>
+                <w:lang w:val="en-US"/>
+              </w:rPr>
+            </w:pPr>
+            <w:r>
+              <w:rPr>
+                <w:lang w:val="en-US"/>
+              </w:rPr>
+              <w:t>Admin can delete a supplier account.</w:t>
             </w:r>
           </w:p>
         </w:tc>
@@ -8066,6 +8312,7 @@
               <w:widowControl w:val="0"/>
             </w:pPr>
             <w:r>
+              <w:lastRenderedPageBreak/>
               <w:t>In Review</w:t>
             </w:r>
           </w:p>
@@ -8111,7 +8358,6 @@
             </w:r>
             <w:proofErr w:type="gramStart"/>
             <w:r>
-              <w:lastRenderedPageBreak/>
               <w:t>users(</w:t>
             </w:r>
             <w:proofErr w:type="gramEnd"/>
@@ -8137,7 +8383,6 @@
               <w:widowControl w:val="0"/>
             </w:pPr>
             <w:r>
-              <w:lastRenderedPageBreak/>
               <w:t>Functional</w:t>
             </w:r>
           </w:p>
@@ -8230,28 +8475,19 @@
               <w:rPr>
                 <w:lang w:val="en-US"/>
               </w:rPr>
-              <w:lastRenderedPageBreak/>
-              <w:t xml:space="preserve">The page displays a complete list of all registered </w:t>
-            </w:r>
-            <w:proofErr w:type="gramStart"/>
-            <w:r>
-              <w:rPr>
-                <w:lang w:val="en-US"/>
-              </w:rPr>
-              <w:t>users</w:t>
-            </w:r>
-            <w:r>
-              <w:rPr>
-                <w:lang w:val="en-US"/>
-              </w:rPr>
-              <w:t>(</w:t>
-            </w:r>
-            <w:proofErr w:type="gramEnd"/>
-            <w:r>
-              <w:rPr>
-                <w:lang w:val="en-US"/>
-              </w:rPr>
-              <w:t>customers/suppliers_</w:t>
+              <w:t>The page displays a complete list of all registered users</w:t>
+            </w:r>
+            <w:r>
+              <w:rPr>
+                <w:lang w:val="en-US"/>
+              </w:rPr>
+              <w:t>(customers/suppliers</w:t>
+            </w:r>
+            <w:r>
+              <w:rPr>
+                <w:lang w:val="en-US"/>
+              </w:rPr>
+              <w:t>)</w:t>
             </w:r>
           </w:p>
           <w:p>
@@ -8289,12 +8525,7 @@
               <w:widowControl w:val="0"/>
             </w:pPr>
             <w:r>
-              <w:lastRenderedPageBreak/>
-              <w:t xml:space="preserve">In </w:t>
-            </w:r>
-            <w:r>
-              <w:lastRenderedPageBreak/>
-              <w:t>Review</w:t>
+              <w:t>In Review</w:t>
             </w:r>
           </w:p>
         </w:tc>
@@ -8316,7 +8547,6 @@
               <w:spacing w:before="0" w:after="0"/>
             </w:pPr>
             <w:r>
-              <w:lastRenderedPageBreak/>
               <w:t>SRS-FN-Admin-006</w:t>
             </w:r>
           </w:p>
@@ -8468,6 +8698,7 @@
               <w:spacing w:before="0" w:after="0"/>
             </w:pPr>
             <w:r>
+              <w:lastRenderedPageBreak/>
               <w:t>SRS-FN-Admin-007</w:t>
             </w:r>
           </w:p>
@@ -8614,7 +8845,10 @@
               <w:spacing w:before="0" w:after="0"/>
             </w:pPr>
             <w:r>
-              <w:t>SRS-BR-Admin-008</w:t>
+              <w:t>SRS-FN-Admin-00</w:t>
+            </w:r>
+            <w:r>
+              <w:t>8</w:t>
             </w:r>
           </w:p>
         </w:tc>
@@ -8633,11 +8867,15 @@
               <w:widowControl w:val="0"/>
             </w:pPr>
             <w:r>
-              <w:t xml:space="preserve">The system SHALL ensure that each Admin account is unique based on a unique identifier (e.g., </w:t>
-            </w:r>
-            <w:r>
-              <w:lastRenderedPageBreak/>
-              <w:t>Email or Username) in the database.</w:t>
+              <w:t xml:space="preserve">The system SHALL allow the </w:t>
+            </w:r>
+            <w:proofErr w:type="gramStart"/>
+            <w:r>
+              <w:t>Admin</w:t>
+            </w:r>
+            <w:proofErr w:type="gramEnd"/>
+            <w:r>
+              <w:t xml:space="preserve"> to search for specific products in the dashboard.</w:t>
             </w:r>
           </w:p>
         </w:tc>
@@ -8650,12 +8888,7 @@
               <w:widowControl w:val="0"/>
             </w:pPr>
             <w:r>
-              <w:lastRenderedPageBreak/>
-              <w:t xml:space="preserve">Business Rule / </w:t>
-            </w:r>
-            <w:r>
-              <w:lastRenderedPageBreak/>
-              <w:t>Constraint</w:t>
+              <w:t>Functional</w:t>
             </w:r>
           </w:p>
         </w:tc>
@@ -8668,7 +8901,6 @@
               <w:widowControl w:val="0"/>
             </w:pPr>
             <w:r>
-              <w:lastRenderedPageBreak/>
               <w:t>Testing</w:t>
             </w:r>
           </w:p>
@@ -8683,27 +8915,112 @@
               <w:widowControl w:val="0"/>
               <w:numPr>
                 <w:ilvl w:val="0"/>
-                <w:numId w:val="51"/>
+                <w:numId w:val="65"/>
               </w:numPr>
-              <w:rPr>
-                <w:lang w:val="en-US"/>
-              </w:rPr>
-            </w:pPr>
-            <w:r>
-              <w:rPr>
-                <w:lang w:val="en-US"/>
-              </w:rPr>
-              <w:t>The system prevents the creation of a second account using an existing Email or Username.</w:t>
-            </w:r>
-          </w:p>
-          <w:p>
-            <w:pPr>
-              <w:widowControl w:val="0"/>
-              <w:ind w:left="360"/>
-              <w:rPr>
-                <w:lang w:val="en-US"/>
-              </w:rPr>
-            </w:pPr>
+            </w:pPr>
+            <w:r>
+              <w:t>A search bar is available; results update</w:t>
+            </w:r>
+            <w:r>
+              <w:t xml:space="preserve"> </w:t>
+            </w:r>
+            <w:r>
+              <w:t xml:space="preserve">after </w:t>
+            </w:r>
+            <w:r>
+              <w:t>clicking search button</w:t>
+            </w:r>
+            <w:r>
+              <w:t xml:space="preserve"> </w:t>
+            </w:r>
+            <w:r>
+              <w:t xml:space="preserve">and search result </w:t>
+            </w:r>
+            <w:r>
+              <w:t xml:space="preserve">based on </w:t>
+            </w:r>
+            <w:r>
+              <w:t>name of product</w:t>
+            </w:r>
+            <w:r>
+              <w:t>.</w:t>
+            </w:r>
+          </w:p>
+          <w:p>
+            <w:pPr>
+              <w:pStyle w:val="ListParagraph"/>
+              <w:widowControl w:val="0"/>
+              <w:numPr>
+                <w:ilvl w:val="0"/>
+                <w:numId w:val="65"/>
+              </w:numPr>
+              <w:rPr>
+                <w:lang w:val="en-US"/>
+              </w:rPr>
+            </w:pPr>
+            <w:r>
+              <w:rPr>
+                <w:lang w:val="en-US"/>
+              </w:rPr>
+              <w:t xml:space="preserve">Search shows </w:t>
+            </w:r>
+            <w:r>
+              <w:rPr>
+                <w:lang w:val="en-US"/>
+              </w:rPr>
+              <w:t xml:space="preserve">“no product </w:t>
+            </w:r>
+            <w:proofErr w:type="gramStart"/>
+            <w:r>
+              <w:rPr>
+                <w:lang w:val="en-US"/>
+              </w:rPr>
+              <w:t>found ”</w:t>
+            </w:r>
+            <w:proofErr w:type="gramEnd"/>
+            <w:r>
+              <w:rPr>
+                <w:lang w:val="en-US"/>
+              </w:rPr>
+              <w:t xml:space="preserve"> message for non-matching product name.</w:t>
+            </w:r>
+          </w:p>
+          <w:p>
+            <w:pPr>
+              <w:pStyle w:val="ListParagraph"/>
+              <w:widowControl w:val="0"/>
+              <w:numPr>
+                <w:ilvl w:val="0"/>
+                <w:numId w:val="65"/>
+              </w:numPr>
+              <w:rPr>
+                <w:lang w:val="en-US"/>
+              </w:rPr>
+            </w:pPr>
+            <w:r>
+              <w:rPr>
+                <w:lang w:val="en-US"/>
+              </w:rPr>
+              <w:t>Search does nothing when search bar is empty</w:t>
+            </w:r>
+            <w:r>
+              <w:rPr>
+                <w:lang w:val="en-US"/>
+              </w:rPr>
+              <w:t xml:space="preserve"> and n</w:t>
+            </w:r>
+            <w:r>
+              <w:rPr>
+                <w:lang w:val="en-US"/>
+              </w:rPr>
+              <w:t>o search action is triggered</w:t>
+            </w:r>
+            <w:r>
+              <w:rPr>
+                <w:lang w:val="en-US"/>
+              </w:rPr>
+              <w:t>.</w:t>
+            </w:r>
           </w:p>
         </w:tc>
         <w:tc>
@@ -8715,7 +9032,6 @@
               <w:widowControl w:val="0"/>
             </w:pPr>
             <w:r>
-              <w:lastRenderedPageBreak/>
               <w:t>In Review</w:t>
             </w:r>
           </w:p>
@@ -8738,7 +9054,10 @@
               <w:spacing w:before="0" w:after="0"/>
             </w:pPr>
             <w:r>
-              <w:t>SRS-FN-Admin-009</w:t>
+              <w:t>SRS-FN-Admin-0</w:t>
+            </w:r>
+            <w:r>
+              <w:t>09</w:t>
             </w:r>
           </w:p>
         </w:tc>
@@ -8757,7 +9076,7 @@
               <w:widowControl w:val="0"/>
             </w:pPr>
             <w:r>
-              <w:t xml:space="preserve">The system SHALL allow the </w:t>
+              <w:t xml:space="preserve">The system SHALL provide a filter for product status in the </w:t>
             </w:r>
             <w:proofErr w:type="gramStart"/>
             <w:r>
@@ -8765,7 +9084,7 @@
             </w:r>
             <w:proofErr w:type="gramEnd"/>
             <w:r>
-              <w:t xml:space="preserve"> to search for specific products in the dashboard.</w:t>
+              <w:t xml:space="preserve"> dashboard.</w:t>
             </w:r>
           </w:p>
         </w:tc>
@@ -8803,114 +9122,12 @@
             <w:pPr>
               <w:pStyle w:val="ListParagraph"/>
               <w:widowControl w:val="0"/>
-              <w:rPr>
-                <w:lang w:val="en-US"/>
-              </w:rPr>
-            </w:pPr>
-            <w:r>
-              <w:t>A search bar is available; results update based on keyword input.</w:t>
-            </w:r>
-          </w:p>
-        </w:tc>
-        <w:tc>
-          <w:tcPr>
-            <w:tcW w:w="313" w:type="pct"/>
-          </w:tcPr>
-          <w:p>
-            <w:pPr>
-              <w:widowControl w:val="0"/>
-            </w:pPr>
-            <w:r>
-              <w:t>In Review</w:t>
-            </w:r>
-          </w:p>
-        </w:tc>
-      </w:tr>
-      <w:tr>
-        <w:tc>
-          <w:tcPr>
-            <w:tcW w:w="509" w:type="pct"/>
-            <w:tcMar>
-              <w:top w:w="100" w:type="dxa"/>
-              <w:left w:w="100" w:type="dxa"/>
-              <w:bottom w:w="100" w:type="dxa"/>
-              <w:right w:w="100" w:type="dxa"/>
-            </w:tcMar>
-          </w:tcPr>
-          <w:p>
-            <w:pPr>
-              <w:widowControl w:val="0"/>
-              <w:spacing w:before="0" w:after="0"/>
-            </w:pPr>
-            <w:r>
-              <w:t>SRS-FN-Admin-010</w:t>
-            </w:r>
-          </w:p>
-        </w:tc>
-        <w:tc>
-          <w:tcPr>
-            <w:tcW w:w="1202" w:type="pct"/>
-            <w:tcMar>
-              <w:top w:w="100" w:type="dxa"/>
-              <w:left w:w="100" w:type="dxa"/>
-              <w:bottom w:w="100" w:type="dxa"/>
-              <w:right w:w="100" w:type="dxa"/>
-            </w:tcMar>
-          </w:tcPr>
-          <w:p>
-            <w:pPr>
-              <w:widowControl w:val="0"/>
-            </w:pPr>
-            <w:r>
-              <w:t xml:space="preserve">The system SHALL provide a filter for product status in the </w:t>
-            </w:r>
-            <w:proofErr w:type="gramStart"/>
-            <w:r>
-              <w:t>Admin</w:t>
-            </w:r>
-            <w:proofErr w:type="gramEnd"/>
-            <w:r>
-              <w:t xml:space="preserve"> dashboard.</w:t>
-            </w:r>
-          </w:p>
-        </w:tc>
-        <w:tc>
-          <w:tcPr>
-            <w:tcW w:w="411" w:type="pct"/>
-          </w:tcPr>
-          <w:p>
-            <w:pPr>
-              <w:widowControl w:val="0"/>
-            </w:pPr>
-            <w:r>
-              <w:t>Functional</w:t>
-            </w:r>
-          </w:p>
-        </w:tc>
-        <w:tc>
-          <w:tcPr>
-            <w:tcW w:w="641" w:type="pct"/>
-          </w:tcPr>
-          <w:p>
-            <w:pPr>
-              <w:widowControl w:val="0"/>
-            </w:pPr>
-            <w:r>
-              <w:t>Testing</w:t>
-            </w:r>
-          </w:p>
-        </w:tc>
-        <w:tc>
-          <w:tcPr>
-            <w:tcW w:w="1926" w:type="pct"/>
-          </w:tcPr>
-          <w:p>
-            <w:pPr>
-              <w:pStyle w:val="ListParagraph"/>
-              <w:widowControl w:val="0"/>
-            </w:pPr>
-            <w:r>
-              <w:t>Admin can filter products by statuses such as "Pending" or "Approved."</w:t>
+            </w:pPr>
+            <w:r>
+              <w:t>Admin can filter products by statuses such as "Pending" or "Approved"</w:t>
+            </w:r>
+            <w:r>
+              <w:t xml:space="preserve"> or “All”.</w:t>
             </w:r>
           </w:p>
         </w:tc>
@@ -8929,6 +9146,7 @@
         </w:tc>
       </w:tr>
     </w:tbl>
+    <w:p/>
     <w:p/>
     <w:p/>
     <w:p/>
@@ -9151,11 +9369,7 @@
               <w:widowControl w:val="0"/>
             </w:pPr>
             <w:r>
-              <w:t xml:space="preserve">The system SHALL allow suppliers to submit new products to the product list </w:t>
-            </w:r>
-            <w:r>
-              <w:lastRenderedPageBreak/>
-              <w:t xml:space="preserve">with all information (photo, name, description, stock availability and price) </w:t>
+              <w:t xml:space="preserve">The system SHALL allow suppliers to submit new products to the product list with all information (photo, name, description, stock availability and price) </w:t>
             </w:r>
           </w:p>
         </w:tc>
@@ -9168,7 +9382,6 @@
               <w:widowControl w:val="0"/>
             </w:pPr>
             <w:r>
-              <w:lastRenderedPageBreak/>
               <w:t>Functional</w:t>
             </w:r>
           </w:p>
@@ -9208,6 +9421,12 @@
               </w:rPr>
               <w:t>In Supplier can access “Add Product” form his dashboard to add a new product</w:t>
             </w:r>
+            <w:r>
+              <w:rPr>
+                <w:lang w:val="en-US"/>
+              </w:rPr>
+              <w:t>.</w:t>
+            </w:r>
           </w:p>
           <w:p>
             <w:pPr>
@@ -9225,14 +9444,13 @@
               <w:rPr>
                 <w:lang w:val="en-US"/>
               </w:rPr>
-              <w:t xml:space="preserve">Fields include: product photo, name, description, </w:t>
-            </w:r>
-            <w:r>
-              <w:rPr>
-                <w:lang w:val="en-US"/>
-              </w:rPr>
-              <w:lastRenderedPageBreak/>
-              <w:t xml:space="preserve">stock quantity, and price </w:t>
+              <w:t>Fields include: product photo, name, description, stock quantity, and price</w:t>
+            </w:r>
+            <w:r>
+              <w:rPr>
+                <w:lang w:val="en-US"/>
+              </w:rPr>
+              <w:t>.</w:t>
             </w:r>
           </w:p>
           <w:p>
@@ -9251,7 +9469,19 @@
               <w:rPr>
                 <w:lang w:val="en-US"/>
               </w:rPr>
-              <w:t xml:space="preserve">Submitted products are saved with status “Pending” </w:t>
+              <w:t xml:space="preserve">After submitting: supplier redirect to his </w:t>
+            </w:r>
+            <w:r>
+              <w:rPr>
+                <w:lang w:val="en-US"/>
+              </w:rPr>
+              <w:t>dashboard</w:t>
+            </w:r>
+            <w:r>
+              <w:rPr>
+                <w:lang w:val="en-US"/>
+              </w:rPr>
+              <w:t>.</w:t>
             </w:r>
           </w:p>
           <w:p>
@@ -9270,8 +9500,39 @@
               <w:rPr>
                 <w:lang w:val="en-US"/>
               </w:rPr>
+              <w:t>Submitted products are saved with status “Pending”</w:t>
+            </w:r>
+            <w:r>
+              <w:rPr>
+                <w:lang w:val="en-US"/>
+              </w:rPr>
+              <w:t>.</w:t>
+            </w:r>
+          </w:p>
+          <w:p>
+            <w:pPr>
+              <w:pStyle w:val="ListParagraph"/>
+              <w:widowControl w:val="0"/>
+              <w:numPr>
+                <w:ilvl w:val="0"/>
+                <w:numId w:val="40"/>
+              </w:numPr>
+              <w:rPr>
+                <w:lang w:val="en-US"/>
+              </w:rPr>
+            </w:pPr>
+            <w:r>
+              <w:rPr>
+                <w:lang w:val="en-US"/>
+              </w:rPr>
               <w:t>Products are not visible to customers until approved by Admin</w:t>
             </w:r>
+            <w:r>
+              <w:rPr>
+                <w:lang w:val="en-US"/>
+              </w:rPr>
+              <w:t>.</w:t>
+            </w:r>
           </w:p>
         </w:tc>
         <w:tc>
@@ -9283,7 +9544,6 @@
               <w:widowControl w:val="0"/>
             </w:pPr>
             <w:r>
-              <w:lastRenderedPageBreak/>
               <w:t>In Review</w:t>
             </w:r>
           </w:p>
@@ -9325,7 +9585,13 @@
               <w:widowControl w:val="0"/>
             </w:pPr>
             <w:r>
-              <w:t>The system SHALL allow suppliers to remove only their products from product list.</w:t>
+              <w:t>The system SHALL allow suppliers to remove</w:t>
+            </w:r>
+            <w:r>
+              <w:t xml:space="preserve"> </w:t>
+            </w:r>
+            <w:r>
+              <w:t>product from product list.</w:t>
             </w:r>
           </w:p>
         </w:tc>
@@ -9363,38 +9629,27 @@
             <w:pPr>
               <w:pStyle w:val="ListParagraph"/>
               <w:widowControl w:val="0"/>
-              <w:numPr>
-                <w:ilvl w:val="0"/>
-                <w:numId w:val="41"/>
-              </w:numPr>
-              <w:rPr>
-                <w:lang w:val="en-US"/>
-              </w:rPr>
-            </w:pPr>
-            <w:r>
-              <w:rPr>
-                <w:lang w:val="en-US"/>
-              </w:rPr>
-              <w:t xml:space="preserve">Supplier can delete only products they have submitted </w:t>
-            </w:r>
-          </w:p>
-          <w:p>
-            <w:pPr>
-              <w:pStyle w:val="ListParagraph"/>
-              <w:widowControl w:val="0"/>
-              <w:numPr>
-                <w:ilvl w:val="0"/>
-                <w:numId w:val="41"/>
-              </w:numPr>
-              <w:rPr>
-                <w:lang w:val="en-US"/>
-              </w:rPr>
-            </w:pPr>
-            <w:r>
-              <w:rPr>
-                <w:lang w:val="en-US"/>
-              </w:rPr>
-              <w:t>Deleted product is removed from the supplier’s list</w:t>
+              <w:rPr>
+                <w:lang w:val="en-US"/>
+              </w:rPr>
+            </w:pPr>
+            <w:r>
+              <w:rPr>
+                <w:lang w:val="en-US"/>
+              </w:rPr>
+              <w:t xml:space="preserve">Deleted product is removed from the supplier’s </w:t>
+            </w:r>
+            <w:r>
+              <w:rPr>
+                <w:lang w:val="en-US"/>
+              </w:rPr>
+              <w:t xml:space="preserve">product </w:t>
+            </w:r>
+            <w:r>
+              <w:rPr>
+                <w:lang w:val="en-US"/>
+              </w:rPr>
+              <w:t>list</w:t>
             </w:r>
           </w:p>
           <w:p>
@@ -9440,6 +9695,7 @@
               <w:spacing w:before="0" w:after="0"/>
             </w:pPr>
             <w:r>
+              <w:lastRenderedPageBreak/>
               <w:t>SRS-FN-Supplier-003</w:t>
             </w:r>
           </w:p>
@@ -9465,7 +9721,13 @@
               <w:t xml:space="preserve">the </w:t>
             </w:r>
             <w:r>
-              <w:t>Order ID and Customer Name</w:t>
+              <w:t>Order ID</w:t>
+            </w:r>
+            <w:r>
+              <w:t xml:space="preserve"> and </w:t>
+            </w:r>
+            <w:r>
+              <w:t>Customer Name</w:t>
             </w:r>
           </w:p>
         </w:tc>
@@ -9505,7 +9767,7 @@
               <w:widowControl w:val="0"/>
               <w:numPr>
                 <w:ilvl w:val="0"/>
-                <w:numId w:val="42"/>
+                <w:numId w:val="66"/>
               </w:numPr>
               <w:rPr>
                 <w:lang w:val="en-US"/>
@@ -9539,8 +9801,22 @@
               <w:rPr>
                 <w:lang w:val="en-US"/>
               </w:rPr>
-              <w:t xml:space="preserve">orders containing their products </w:t>
-            </w:r>
+              <w:t xml:space="preserve">orders containing their </w:t>
+            </w:r>
+            <w:proofErr w:type="gramStart"/>
+            <w:r>
+              <w:rPr>
+                <w:lang w:val="en-US"/>
+              </w:rPr>
+              <w:t xml:space="preserve">products </w:t>
+            </w:r>
+            <w:r>
+              <w:rPr>
+                <w:lang w:val="en-US"/>
+              </w:rPr>
+              <w:t>.</w:t>
+            </w:r>
+            <w:proofErr w:type="gramEnd"/>
           </w:p>
           <w:p>
             <w:pPr>
@@ -9548,10 +9824,10 @@
               <w:widowControl w:val="0"/>
               <w:numPr>
                 <w:ilvl w:val="0"/>
-                <w:numId w:val="42"/>
+                <w:numId w:val="66"/>
               </w:numPr>
               <w:rPr>
-                <w:lang w:val="en-US"/>
+                <w:rtl/>
               </w:rPr>
             </w:pPr>
             <w:r>
@@ -9573,18 +9849,17 @@
               <w:t xml:space="preserve">supplier can view: </w:t>
             </w:r>
             <w:r>
-              <w:t>Order ID and Customer Name.</w:t>
-            </w:r>
-          </w:p>
-          <w:p>
-            <w:pPr>
-              <w:pStyle w:val="ListParagraph"/>
-              <w:widowControl w:val="0"/>
-              <w:rPr>
-                <w:rtl/>
-                <w:lang w:val="en-US" w:bidi="ar-EG"/>
-              </w:rPr>
-            </w:pPr>
+              <w:t>Order ID</w:t>
+            </w:r>
+            <w:r>
+              <w:t xml:space="preserve">, and </w:t>
+            </w:r>
+            <w:r>
+              <w:t>Customer Name</w:t>
+            </w:r>
+            <w:r>
+              <w:t>.</w:t>
+            </w:r>
           </w:p>
         </w:tc>
         <w:tc>
@@ -9646,14 +9921,7 @@
               <w:rPr>
                 <w:lang w:val="en-US"/>
               </w:rPr>
-              <w:t xml:space="preserve">The system shall allow suppliers to view their products filtered by status </w:t>
-            </w:r>
-            <w:r>
-              <w:rPr>
-                <w:lang w:val="en-US"/>
-              </w:rPr>
-              <w:lastRenderedPageBreak/>
-              <w:t>(Approved, Pending, or All)</w:t>
+              <w:t>The system shall allow suppliers to view their products filtered by status (Approved, Pending, or All)</w:t>
             </w:r>
           </w:p>
         </w:tc>
@@ -9666,7 +9934,6 @@
               <w:widowControl w:val="0"/>
             </w:pPr>
             <w:r>
-              <w:lastRenderedPageBreak/>
               <w:t>Functional</w:t>
             </w:r>
           </w:p>
@@ -9723,14 +9990,7 @@
               <w:rPr>
                 <w:lang w:val="en-US"/>
               </w:rPr>
-              <w:t xml:space="preserve">Selecting a filter correctly displays the relevant </w:t>
-            </w:r>
-            <w:r>
-              <w:rPr>
-                <w:lang w:val="en-US"/>
-              </w:rPr>
-              <w:lastRenderedPageBreak/>
-              <w:t>products</w:t>
+              <w:t>Selecting a filter correctly displays the relevant products</w:t>
             </w:r>
             <w:r>
               <w:rPr>
@@ -9749,7 +10009,6 @@
               <w:widowControl w:val="0"/>
             </w:pPr>
             <w:r>
-              <w:lastRenderedPageBreak/>
               <w:t>In Review</w:t>
             </w:r>
           </w:p>
@@ -9835,12 +10094,105 @@
             <w:pPr>
               <w:pStyle w:val="ListParagraph"/>
               <w:widowControl w:val="0"/>
-              <w:rPr>
-                <w:lang w:val="en-US"/>
-              </w:rPr>
-            </w:pPr>
-            <w:r>
-              <w:t>Search functionality returns relevant products owned by the supplier.</w:t>
+              <w:numPr>
+                <w:ilvl w:val="0"/>
+                <w:numId w:val="67"/>
+              </w:numPr>
+            </w:pPr>
+            <w:r>
+              <w:t>A search bar is available; results update</w:t>
+            </w:r>
+            <w:r>
+              <w:t xml:space="preserve"> after clicking search button</w:t>
+            </w:r>
+            <w:r>
+              <w:t xml:space="preserve"> </w:t>
+            </w:r>
+            <w:r>
+              <w:t xml:space="preserve">and search result </w:t>
+            </w:r>
+            <w:r>
+              <w:t xml:space="preserve">based on </w:t>
+            </w:r>
+            <w:r>
+              <w:t>name of product</w:t>
+            </w:r>
+            <w:r>
+              <w:t>.</w:t>
+            </w:r>
+          </w:p>
+          <w:p>
+            <w:pPr>
+              <w:pStyle w:val="ListParagraph"/>
+              <w:widowControl w:val="0"/>
+              <w:numPr>
+                <w:ilvl w:val="0"/>
+                <w:numId w:val="67"/>
+              </w:numPr>
+              <w:rPr>
+                <w:lang w:val="en-US"/>
+              </w:rPr>
+            </w:pPr>
+            <w:r>
+              <w:rPr>
+                <w:lang w:val="en-US"/>
+              </w:rPr>
+              <w:t xml:space="preserve">Search shows </w:t>
+            </w:r>
+            <w:r>
+              <w:rPr>
+                <w:lang w:val="en-US"/>
+              </w:rPr>
+              <w:t xml:space="preserve">“no product </w:t>
+            </w:r>
+            <w:r>
+              <w:rPr>
+                <w:lang w:val="en-US"/>
+              </w:rPr>
+              <w:t>found”</w:t>
+            </w:r>
+            <w:r>
+              <w:rPr>
+                <w:lang w:val="en-US"/>
+              </w:rPr>
+              <w:t xml:space="preserve"> message for non-matching product name.</w:t>
+            </w:r>
+          </w:p>
+          <w:p>
+            <w:pPr>
+              <w:pStyle w:val="ListParagraph"/>
+              <w:widowControl w:val="0"/>
+              <w:numPr>
+                <w:ilvl w:val="0"/>
+                <w:numId w:val="67"/>
+              </w:numPr>
+              <w:rPr>
+                <w:lang w:val="en-US"/>
+              </w:rPr>
+            </w:pPr>
+            <w:r>
+              <w:rPr>
+                <w:lang w:val="en-US"/>
+              </w:rPr>
+              <w:t>Search does nothing when search bar is empty</w:t>
+            </w:r>
+            <w:r>
+              <w:rPr>
+                <w:lang w:val="en-US"/>
+              </w:rPr>
+              <w:t xml:space="preserve"> and n</w:t>
+            </w:r>
+            <w:r>
+              <w:rPr>
+                <w:lang w:val="en-US"/>
+              </w:rPr>
+              <w:t>o search action is triggered</w:t>
+            </w:r>
+            <w:r>
+              <w:rPr>
+                <w:lang w:val="en-US"/>
+              </w:rPr>
+              <w:t>.</w:t>
             </w:r>
           </w:p>
         </w:tc>
@@ -9867,6 +10219,7 @@
       </w:pPr>
       <w:bookmarkStart w:id="20" w:name="_Toc226998455"/>
       <w:r>
+        <w:lastRenderedPageBreak/>
         <w:t>3.5. Product List Dashboard</w:t>
       </w:r>
       <w:bookmarkEnd w:id="20"/>
@@ -10310,11 +10663,7 @@
               <w:t xml:space="preserve">description </w:t>
             </w:r>
             <w:r>
-              <w:t xml:space="preserve">of the product for each </w:t>
-            </w:r>
-            <w:r>
-              <w:lastRenderedPageBreak/>
-              <w:t>product</w:t>
+              <w:t>of the product for each product</w:t>
             </w:r>
           </w:p>
         </w:tc>
@@ -10327,7 +10676,6 @@
               <w:widowControl w:val="0"/>
             </w:pPr>
             <w:r>
-              <w:lastRenderedPageBreak/>
               <w:t>Functional</w:t>
             </w:r>
           </w:p>
@@ -10580,7 +10928,11 @@
               <w:t xml:space="preserve">stock availability </w:t>
             </w:r>
             <w:r>
-              <w:t>status (In Stock/ Low Stock/ Out of Stock) for each product</w:t>
+              <w:t xml:space="preserve">status (In Stock/Out of </w:t>
+            </w:r>
+            <w:r>
+              <w:lastRenderedPageBreak/>
+              <w:t>Stock) for each product</w:t>
             </w:r>
           </w:p>
         </w:tc>
@@ -10593,6 +10945,7 @@
               <w:widowControl w:val="0"/>
             </w:pPr>
             <w:r>
+              <w:lastRenderedPageBreak/>
               <w:t>Functional</w:t>
             </w:r>
           </w:p>
@@ -10668,6 +11021,7 @@
               <w:rPr>
                 <w:lang w:val="en-US"/>
               </w:rPr>
+              <w:lastRenderedPageBreak/>
               <w:t>Appropriate color coding is used (e.g., green for In Stock, red for Out of Stock)</w:t>
             </w:r>
           </w:p>
@@ -10689,6 +11043,7 @@
               <w:widowControl w:val="0"/>
             </w:pPr>
             <w:r>
+              <w:lastRenderedPageBreak/>
               <w:t>In Review</w:t>
             </w:r>
           </w:p>
@@ -10888,7 +11243,6 @@
               <w:spacing w:before="0" w:after="0"/>
             </w:pPr>
             <w:r>
-              <w:lastRenderedPageBreak/>
               <w:t>SRS-FN-Product-007</w:t>
             </w:r>
           </w:p>
@@ -11098,6 +11452,7 @@
               <w:widowControl w:val="0"/>
             </w:pPr>
             <w:r>
+              <w:lastRenderedPageBreak/>
               <w:t>In Review</w:t>
             </w:r>
           </w:p>
@@ -11297,23 +11652,30 @@
           </w:tcPr>
           <w:p>
             <w:pPr>
-              <w:widowControl w:val="0"/>
-              <w:ind w:left="360"/>
-            </w:pPr>
-            <w:r>
-              <w:t>Search bar is visible on the product list page.</w:t>
-            </w:r>
-          </w:p>
-          <w:p>
-            <w:pPr>
-              <w:widowControl w:val="0"/>
-              <w:ind w:left="360"/>
-            </w:pPr>
-            <w:r>
-              <w:t xml:space="preserve">Results </w:t>
-            </w:r>
-            <w:r>
-              <w:t>updates only upon clicking the Search button and Search is restricted to Exact product name match only</w:t>
+              <w:pStyle w:val="ListParagraph"/>
+              <w:widowControl w:val="0"/>
+              <w:numPr>
+                <w:ilvl w:val="0"/>
+                <w:numId w:val="68"/>
+              </w:numPr>
+            </w:pPr>
+            <w:r>
+              <w:t>A search bar is available; results update</w:t>
+            </w:r>
+            <w:r>
+              <w:t xml:space="preserve"> after clicking search button</w:t>
+            </w:r>
+            <w:r>
+              <w:t xml:space="preserve"> </w:t>
+            </w:r>
+            <w:r>
+              <w:t xml:space="preserve">and search result </w:t>
+            </w:r>
+            <w:r>
+              <w:t xml:space="preserve">based on </w:t>
+            </w:r>
+            <w:r>
+              <w:t>name of product</w:t>
             </w:r>
             <w:r>
               <w:t>.</w:t>
@@ -11321,14 +11683,60 @@
           </w:p>
           <w:p>
             <w:pPr>
-              <w:widowControl w:val="0"/>
-              <w:ind w:left="360"/>
-              <w:rPr>
-                <w:lang w:val="en-US"/>
-              </w:rPr>
-            </w:pPr>
-            <w:r>
-              <w:t>Customers can find products by name.</w:t>
+              <w:pStyle w:val="ListParagraph"/>
+              <w:widowControl w:val="0"/>
+              <w:numPr>
+                <w:ilvl w:val="0"/>
+                <w:numId w:val="68"/>
+              </w:numPr>
+              <w:rPr>
+                <w:lang w:val="en-US"/>
+              </w:rPr>
+            </w:pPr>
+            <w:r>
+              <w:rPr>
+                <w:lang w:val="en-US"/>
+              </w:rPr>
+              <w:t xml:space="preserve">Search shows </w:t>
+            </w:r>
+            <w:r>
+              <w:rPr>
+                <w:lang w:val="en-US"/>
+              </w:rPr>
+              <w:t xml:space="preserve">“no product </w:t>
+            </w:r>
+            <w:proofErr w:type="gramStart"/>
+            <w:r>
+              <w:rPr>
+                <w:lang w:val="en-US"/>
+              </w:rPr>
+              <w:t>found ”</w:t>
+            </w:r>
+            <w:proofErr w:type="gramEnd"/>
+            <w:r>
+              <w:rPr>
+                <w:lang w:val="en-US"/>
+              </w:rPr>
+              <w:t xml:space="preserve"> message for non-matching product name.</w:t>
+            </w:r>
+          </w:p>
+          <w:p>
+            <w:pPr>
+              <w:pStyle w:val="ListParagraph"/>
+              <w:widowControl w:val="0"/>
+              <w:numPr>
+                <w:ilvl w:val="0"/>
+                <w:numId w:val="68"/>
+              </w:numPr>
+              <w:rPr>
+                <w:lang w:val="en-US"/>
+              </w:rPr>
+            </w:pPr>
+            <w:r>
+              <w:rPr>
+                <w:lang w:val="en-US"/>
+              </w:rPr>
+              <w:t>Search does nothing when search bar is empty and no search action is triggered.</w:t>
             </w:r>
           </w:p>
         </w:tc>
@@ -11343,6 +11751,139 @@
             <w:r>
               <w:t>In Review</w:t>
             </w:r>
+          </w:p>
+        </w:tc>
+      </w:tr>
+      <w:tr>
+        <w:tc>
+          <w:tcPr>
+            <w:tcW w:w="456" w:type="pct"/>
+            <w:tcMar>
+              <w:top w:w="100" w:type="dxa"/>
+              <w:left w:w="100" w:type="dxa"/>
+              <w:bottom w:w="100" w:type="dxa"/>
+              <w:right w:w="100" w:type="dxa"/>
+            </w:tcMar>
+          </w:tcPr>
+          <w:p>
+            <w:pPr>
+              <w:widowControl w:val="0"/>
+              <w:spacing w:before="0" w:after="0"/>
+            </w:pPr>
+            <w:r>
+              <w:t>SRS-FN-Product-0</w:t>
+            </w:r>
+            <w:r>
+              <w:t>10</w:t>
+            </w:r>
+          </w:p>
+        </w:tc>
+        <w:tc>
+          <w:tcPr>
+            <w:tcW w:w="1341" w:type="pct"/>
+            <w:tcMar>
+              <w:top w:w="100" w:type="dxa"/>
+              <w:left w:w="100" w:type="dxa"/>
+              <w:bottom w:w="100" w:type="dxa"/>
+              <w:right w:w="100" w:type="dxa"/>
+            </w:tcMar>
+          </w:tcPr>
+          <w:p>
+            <w:pPr>
+              <w:widowControl w:val="0"/>
+              <w:rPr>
+                <w:lang w:val="en-US"/>
+              </w:rPr>
+            </w:pPr>
+            <w:r>
+              <w:t xml:space="preserve">The system </w:t>
+            </w:r>
+            <w:r>
+              <w:t>SHALL</w:t>
+            </w:r>
+            <w:r>
+              <w:t xml:space="preserve"> prevent </w:t>
+            </w:r>
+            <w:r>
+              <w:rPr>
+                <w:lang w:val="en-US"/>
+              </w:rPr>
+              <w:t xml:space="preserve">unauthenticated user </w:t>
+            </w:r>
+            <w:r>
+              <w:rPr>
+                <w:lang w:val="en-US"/>
+              </w:rPr>
+              <w:t>to</w:t>
+            </w:r>
+            <w:r>
+              <w:rPr>
+                <w:lang w:val="en-US"/>
+              </w:rPr>
+              <w:t xml:space="preserve"> add product to cart</w:t>
+            </w:r>
+          </w:p>
+          <w:p>
+            <w:pPr>
+              <w:widowControl w:val="0"/>
+              <w:rPr>
+                <w:lang w:val="en-US"/>
+              </w:rPr>
+            </w:pPr>
+          </w:p>
+        </w:tc>
+        <w:tc>
+          <w:tcPr>
+            <w:tcW w:w="426" w:type="pct"/>
+          </w:tcPr>
+          <w:p>
+            <w:pPr>
+              <w:widowControl w:val="0"/>
+            </w:pPr>
+            <w:r>
+              <w:t>Functional</w:t>
+            </w:r>
+          </w:p>
+        </w:tc>
+        <w:tc>
+          <w:tcPr>
+            <w:tcW w:w="734" w:type="pct"/>
+          </w:tcPr>
+          <w:p>
+            <w:pPr>
+              <w:widowControl w:val="0"/>
+            </w:pPr>
+            <w:r>
+              <w:t>Testing</w:t>
+            </w:r>
+          </w:p>
+        </w:tc>
+        <w:tc>
+          <w:tcPr>
+            <w:tcW w:w="1617" w:type="pct"/>
+          </w:tcPr>
+          <w:p>
+            <w:pPr>
+              <w:pStyle w:val="ListParagraph"/>
+              <w:widowControl w:val="0"/>
+              <w:numPr>
+                <w:ilvl w:val="0"/>
+                <w:numId w:val="71"/>
+              </w:numPr>
+            </w:pPr>
+            <w:r>
+              <w:t>Error message: "Please login to add items to cart"</w:t>
+            </w:r>
+          </w:p>
+        </w:tc>
+        <w:tc>
+          <w:tcPr>
+            <w:tcW w:w="426" w:type="pct"/>
+          </w:tcPr>
+          <w:p>
+            <w:pPr>
+              <w:widowControl w:val="0"/>
+            </w:pPr>
           </w:p>
         </w:tc>
       </w:tr>
@@ -11354,6 +11895,7 @@
       </w:pPr>
       <w:bookmarkStart w:id="21" w:name="_Toc226998456"/>
       <w:r>
+        <w:lastRenderedPageBreak/>
         <w:t>3.6. Shopping Cart Functionality</w:t>
       </w:r>
       <w:bookmarkEnd w:id="21"/>
@@ -11891,14 +12433,14 @@
               <w:rPr>
                 <w:lang w:val="en-US"/>
               </w:rPr>
-              <w:t xml:space="preserve">If a user adds an existing product in the cart </w:t>
+              <w:t xml:space="preserve">If a user adds an existing product in the cart again, the system should increment the product quantity instead of adding a new </w:t>
             </w:r>
             <w:r>
               <w:rPr>
                 <w:lang w:val="en-US"/>
               </w:rPr>
               <w:lastRenderedPageBreak/>
-              <w:t>again, the system should increment the product quantity instead of adding a new line item.</w:t>
+              <w:t>line item.</w:t>
             </w:r>
           </w:p>
           <w:p>
@@ -12172,7 +12714,13 @@
               <w:rPr>
                 <w:lang w:val="en-US"/>
               </w:rPr>
-              <w:t xml:space="preserve">Button is enabled only when the cart is not empty  </w:t>
+              <w:t>Button is enabled only when the cart is not empty</w:t>
+            </w:r>
+            <w:r>
+              <w:rPr>
+                <w:lang w:val="en-US"/>
+              </w:rPr>
+              <w:t>.</w:t>
             </w:r>
           </w:p>
           <w:p>
@@ -12198,6 +12746,45 @@
                 <w:lang w:val="en-US"/>
               </w:rPr>
               <w:t>.</w:t>
+            </w:r>
+          </w:p>
+          <w:p>
+            <w:pPr>
+              <w:pStyle w:val="ListParagraph"/>
+              <w:widowControl w:val="0"/>
+              <w:numPr>
+                <w:ilvl w:val="0"/>
+                <w:numId w:val="28"/>
+              </w:numPr>
+              <w:rPr>
+                <w:lang w:val="en-US"/>
+              </w:rPr>
+            </w:pPr>
+            <w:r>
+              <w:rPr>
+                <w:lang w:val="en-US"/>
+              </w:rPr>
+              <w:t xml:space="preserve">For returning to Home </w:t>
+            </w:r>
+            <w:proofErr w:type="gramStart"/>
+            <w:r>
+              <w:rPr>
+                <w:lang w:val="en-US"/>
+              </w:rPr>
+              <w:t xml:space="preserve">page </w:t>
+            </w:r>
+            <w:r>
+              <w:rPr>
+                <w:lang w:val="en-US"/>
+              </w:rPr>
+              <w:t>,</w:t>
+            </w:r>
+            <w:proofErr w:type="gramEnd"/>
+            <w:r>
+              <w:rPr>
+                <w:lang w:val="en-US"/>
+              </w:rPr>
+              <w:t xml:space="preserve"> user clicks on Home button.</w:t>
             </w:r>
           </w:p>
         </w:tc>
@@ -15955,6 +16542,178 @@
     </w:lvl>
   </w:abstractNum>
   <w:abstractNum w:abstractNumId="17" w15:restartNumberingAfterBreak="0">
+    <w:nsid w:val="1A777148"/>
+    <w:multiLevelType w:val="hybridMultilevel"/>
+    <w:tmpl w:val="5BEE3A88"/>
+    <w:lvl w:ilvl="0" w:tplc="FFFFFFFF">
+      <w:start w:val="1"/>
+      <w:numFmt w:val="decimal"/>
+      <w:lvlText w:val="%1."/>
+      <w:lvlJc w:val="left"/>
+      <w:pPr>
+        <w:ind w:left="2880" w:hanging="360"/>
+      </w:pPr>
+    </w:lvl>
+    <w:lvl w:ilvl="1" w:tplc="04090019" w:tentative="1">
+      <w:start w:val="1"/>
+      <w:numFmt w:val="lowerLetter"/>
+      <w:lvlText w:val="%2."/>
+      <w:lvlJc w:val="left"/>
+      <w:pPr>
+        <w:ind w:left="2880" w:hanging="360"/>
+      </w:pPr>
+    </w:lvl>
+    <w:lvl w:ilvl="2" w:tplc="0409001B">
+      <w:start w:val="1"/>
+      <w:numFmt w:val="lowerRoman"/>
+      <w:lvlText w:val="%3."/>
+      <w:lvlJc w:val="right"/>
+      <w:pPr>
+        <w:ind w:left="3600" w:hanging="180"/>
+      </w:pPr>
+    </w:lvl>
+    <w:lvl w:ilvl="3" w:tplc="0409000F" w:tentative="1">
+      <w:start w:val="1"/>
+      <w:numFmt w:val="decimal"/>
+      <w:lvlText w:val="%4."/>
+      <w:lvlJc w:val="left"/>
+      <w:pPr>
+        <w:ind w:left="4320" w:hanging="360"/>
+      </w:pPr>
+    </w:lvl>
+    <w:lvl w:ilvl="4" w:tplc="04090019" w:tentative="1">
+      <w:start w:val="1"/>
+      <w:numFmt w:val="lowerLetter"/>
+      <w:lvlText w:val="%5."/>
+      <w:lvlJc w:val="left"/>
+      <w:pPr>
+        <w:ind w:left="5040" w:hanging="360"/>
+      </w:pPr>
+    </w:lvl>
+    <w:lvl w:ilvl="5" w:tplc="0409001B" w:tentative="1">
+      <w:start w:val="1"/>
+      <w:numFmt w:val="lowerRoman"/>
+      <w:lvlText w:val="%6."/>
+      <w:lvlJc w:val="right"/>
+      <w:pPr>
+        <w:ind w:left="5760" w:hanging="180"/>
+      </w:pPr>
+    </w:lvl>
+    <w:lvl w:ilvl="6" w:tplc="0409000F" w:tentative="1">
+      <w:start w:val="1"/>
+      <w:numFmt w:val="decimal"/>
+      <w:lvlText w:val="%7."/>
+      <w:lvlJc w:val="left"/>
+      <w:pPr>
+        <w:ind w:left="6480" w:hanging="360"/>
+      </w:pPr>
+    </w:lvl>
+    <w:lvl w:ilvl="7" w:tplc="04090019" w:tentative="1">
+      <w:start w:val="1"/>
+      <w:numFmt w:val="lowerLetter"/>
+      <w:lvlText w:val="%8."/>
+      <w:lvlJc w:val="left"/>
+      <w:pPr>
+        <w:ind w:left="7200" w:hanging="360"/>
+      </w:pPr>
+    </w:lvl>
+    <w:lvl w:ilvl="8" w:tplc="0409001B" w:tentative="1">
+      <w:start w:val="1"/>
+      <w:numFmt w:val="lowerRoman"/>
+      <w:lvlText w:val="%9."/>
+      <w:lvlJc w:val="right"/>
+      <w:pPr>
+        <w:ind w:left="7920" w:hanging="180"/>
+      </w:pPr>
+    </w:lvl>
+  </w:abstractNum>
+  <w:abstractNum w:abstractNumId="18" w15:restartNumberingAfterBreak="0">
+    <w:nsid w:val="1ABC43BC"/>
+    <w:multiLevelType w:val="hybridMultilevel"/>
+    <w:tmpl w:val="7E2E2B16"/>
+    <w:lvl w:ilvl="0" w:tplc="0409000F">
+      <w:start w:val="1"/>
+      <w:numFmt w:val="decimal"/>
+      <w:lvlText w:val="%1."/>
+      <w:lvlJc w:val="left"/>
+      <w:pPr>
+        <w:ind w:left="1440" w:hanging="360"/>
+      </w:pPr>
+    </w:lvl>
+    <w:lvl w:ilvl="1" w:tplc="04090019" w:tentative="1">
+      <w:start w:val="1"/>
+      <w:numFmt w:val="lowerLetter"/>
+      <w:lvlText w:val="%2."/>
+      <w:lvlJc w:val="left"/>
+      <w:pPr>
+        <w:ind w:left="2160" w:hanging="360"/>
+      </w:pPr>
+    </w:lvl>
+    <w:lvl w:ilvl="2" w:tplc="0409001B" w:tentative="1">
+      <w:start w:val="1"/>
+      <w:numFmt w:val="lowerRoman"/>
+      <w:lvlText w:val="%3."/>
+      <w:lvlJc w:val="right"/>
+      <w:pPr>
+        <w:ind w:left="2880" w:hanging="180"/>
+      </w:pPr>
+    </w:lvl>
+    <w:lvl w:ilvl="3" w:tplc="0409000F" w:tentative="1">
+      <w:start w:val="1"/>
+      <w:numFmt w:val="decimal"/>
+      <w:lvlText w:val="%4."/>
+      <w:lvlJc w:val="left"/>
+      <w:pPr>
+        <w:ind w:left="3600" w:hanging="360"/>
+      </w:pPr>
+    </w:lvl>
+    <w:lvl w:ilvl="4" w:tplc="04090019" w:tentative="1">
+      <w:start w:val="1"/>
+      <w:numFmt w:val="lowerLetter"/>
+      <w:lvlText w:val="%5."/>
+      <w:lvlJc w:val="left"/>
+      <w:pPr>
+        <w:ind w:left="4320" w:hanging="360"/>
+      </w:pPr>
+    </w:lvl>
+    <w:lvl w:ilvl="5" w:tplc="0409001B" w:tentative="1">
+      <w:start w:val="1"/>
+      <w:numFmt w:val="lowerRoman"/>
+      <w:lvlText w:val="%6."/>
+      <w:lvlJc w:val="right"/>
+      <w:pPr>
+        <w:ind w:left="5040" w:hanging="180"/>
+      </w:pPr>
+    </w:lvl>
+    <w:lvl w:ilvl="6" w:tplc="0409000F" w:tentative="1">
+      <w:start w:val="1"/>
+      <w:numFmt w:val="decimal"/>
+      <w:lvlText w:val="%7."/>
+      <w:lvlJc w:val="left"/>
+      <w:pPr>
+        <w:ind w:left="5760" w:hanging="360"/>
+      </w:pPr>
+    </w:lvl>
+    <w:lvl w:ilvl="7" w:tplc="04090019" w:tentative="1">
+      <w:start w:val="1"/>
+      <w:numFmt w:val="lowerLetter"/>
+      <w:lvlText w:val="%8."/>
+      <w:lvlJc w:val="left"/>
+      <w:pPr>
+        <w:ind w:left="6480" w:hanging="360"/>
+      </w:pPr>
+    </w:lvl>
+    <w:lvl w:ilvl="8" w:tplc="0409001B" w:tentative="1">
+      <w:start w:val="1"/>
+      <w:numFmt w:val="lowerRoman"/>
+      <w:lvlText w:val="%9."/>
+      <w:lvlJc w:val="right"/>
+      <w:pPr>
+        <w:ind w:left="7200" w:hanging="180"/>
+      </w:pPr>
+    </w:lvl>
+  </w:abstractNum>
+  <w:abstractNum w:abstractNumId="19" w15:restartNumberingAfterBreak="0">
     <w:nsid w:val="1AFB41CB"/>
     <w:multiLevelType w:val="hybridMultilevel"/>
     <w:tmpl w:val="D76037C8"/>
@@ -16067,7 +16826,7 @@
       </w:rPr>
     </w:lvl>
   </w:abstractNum>
-  <w:abstractNum w:abstractNumId="18" w15:restartNumberingAfterBreak="0">
+  <w:abstractNum w:abstractNumId="20" w15:restartNumberingAfterBreak="0">
     <w:nsid w:val="1D9341FD"/>
     <w:multiLevelType w:val="hybridMultilevel"/>
     <w:tmpl w:val="49D84F48"/>
@@ -16156,7 +16915,7 @@
       </w:pPr>
     </w:lvl>
   </w:abstractNum>
-  <w:abstractNum w:abstractNumId="19" w15:restartNumberingAfterBreak="0">
+  <w:abstractNum w:abstractNumId="21" w15:restartNumberingAfterBreak="0">
     <w:nsid w:val="204A6E3C"/>
     <w:multiLevelType w:val="hybridMultilevel"/>
     <w:tmpl w:val="A7E8F1A2"/>
@@ -16268,7 +17027,7 @@
       </w:rPr>
     </w:lvl>
   </w:abstractNum>
-  <w:abstractNum w:abstractNumId="20" w15:restartNumberingAfterBreak="0">
+  <w:abstractNum w:abstractNumId="22" w15:restartNumberingAfterBreak="0">
     <w:nsid w:val="273308BD"/>
     <w:multiLevelType w:val="hybridMultilevel"/>
     <w:tmpl w:val="2752D22C"/>
@@ -16381,7 +17140,7 @@
       </w:rPr>
     </w:lvl>
   </w:abstractNum>
-  <w:abstractNum w:abstractNumId="21" w15:restartNumberingAfterBreak="0">
+  <w:abstractNum w:abstractNumId="23" w15:restartNumberingAfterBreak="0">
     <w:nsid w:val="297D62FA"/>
     <w:multiLevelType w:val="hybridMultilevel"/>
     <w:tmpl w:val="C322911C"/>
@@ -16467,7 +17226,7 @@
       </w:pPr>
     </w:lvl>
   </w:abstractNum>
-  <w:abstractNum w:abstractNumId="22" w15:restartNumberingAfterBreak="0">
+  <w:abstractNum w:abstractNumId="24" w15:restartNumberingAfterBreak="0">
     <w:nsid w:val="29932097"/>
     <w:multiLevelType w:val="hybridMultilevel"/>
     <w:tmpl w:val="022E0524"/>
@@ -16556,7 +17315,7 @@
       </w:pPr>
     </w:lvl>
   </w:abstractNum>
-  <w:abstractNum w:abstractNumId="23" w15:restartNumberingAfterBreak="0">
+  <w:abstractNum w:abstractNumId="25" w15:restartNumberingAfterBreak="0">
     <w:nsid w:val="2CBA0F66"/>
     <w:multiLevelType w:val="multilevel"/>
     <w:tmpl w:val="C44417BA"/>
@@ -16669,7 +17428,7 @@
       </w:rPr>
     </w:lvl>
   </w:abstractNum>
-  <w:abstractNum w:abstractNumId="24" w15:restartNumberingAfterBreak="0">
+  <w:abstractNum w:abstractNumId="26" w15:restartNumberingAfterBreak="0">
     <w:nsid w:val="2DC40623"/>
     <w:multiLevelType w:val="multilevel"/>
     <w:tmpl w:val="1D7C82DC"/>
@@ -16782,7 +17541,7 @@
       </w:rPr>
     </w:lvl>
   </w:abstractNum>
-  <w:abstractNum w:abstractNumId="25" w15:restartNumberingAfterBreak="0">
+  <w:abstractNum w:abstractNumId="27" w15:restartNumberingAfterBreak="0">
     <w:nsid w:val="2EED6E2C"/>
     <w:multiLevelType w:val="multilevel"/>
     <w:tmpl w:val="84A061E2"/>
@@ -16895,7 +17654,206 @@
       </w:rPr>
     </w:lvl>
   </w:abstractNum>
-  <w:abstractNum w:abstractNumId="26" w15:restartNumberingAfterBreak="0">
+  <w:abstractNum w:abstractNumId="28" w15:restartNumberingAfterBreak="0">
+    <w:nsid w:val="300E39E1"/>
+    <w:multiLevelType w:val="multilevel"/>
+    <w:tmpl w:val="3A16CEE6"/>
+    <w:lvl w:ilvl="0">
+      <w:start w:val="1"/>
+      <w:numFmt w:val="decimal"/>
+      <w:lvlText w:val="%1."/>
+      <w:lvlJc w:val="left"/>
+      <w:pPr>
+        <w:tabs>
+          <w:tab w:val="num" w:pos="720"/>
+        </w:tabs>
+        <w:ind w:left="720" w:hanging="360"/>
+      </w:pPr>
+    </w:lvl>
+    <w:lvl w:ilvl="1" w:tentative="1">
+      <w:start w:val="1"/>
+      <w:numFmt w:val="decimal"/>
+      <w:lvlText w:val="%2."/>
+      <w:lvlJc w:val="left"/>
+      <w:pPr>
+        <w:tabs>
+          <w:tab w:val="num" w:pos="1440"/>
+        </w:tabs>
+        <w:ind w:left="1440" w:hanging="360"/>
+      </w:pPr>
+    </w:lvl>
+    <w:lvl w:ilvl="2" w:tentative="1">
+      <w:start w:val="1"/>
+      <w:numFmt w:val="decimal"/>
+      <w:lvlText w:val="%3."/>
+      <w:lvlJc w:val="left"/>
+      <w:pPr>
+        <w:tabs>
+          <w:tab w:val="num" w:pos="2160"/>
+        </w:tabs>
+        <w:ind w:left="2160" w:hanging="360"/>
+      </w:pPr>
+    </w:lvl>
+    <w:lvl w:ilvl="3" w:tentative="1">
+      <w:start w:val="1"/>
+      <w:numFmt w:val="decimal"/>
+      <w:lvlText w:val="%4."/>
+      <w:lvlJc w:val="left"/>
+      <w:pPr>
+        <w:tabs>
+          <w:tab w:val="num" w:pos="2880"/>
+        </w:tabs>
+        <w:ind w:left="2880" w:hanging="360"/>
+      </w:pPr>
+    </w:lvl>
+    <w:lvl w:ilvl="4" w:tentative="1">
+      <w:start w:val="1"/>
+      <w:numFmt w:val="decimal"/>
+      <w:lvlText w:val="%5."/>
+      <w:lvlJc w:val="left"/>
+      <w:pPr>
+        <w:tabs>
+          <w:tab w:val="num" w:pos="3600"/>
+        </w:tabs>
+        <w:ind w:left="3600" w:hanging="360"/>
+      </w:pPr>
+    </w:lvl>
+    <w:lvl w:ilvl="5" w:tentative="1">
+      <w:start w:val="1"/>
+      <w:numFmt w:val="decimal"/>
+      <w:lvlText w:val="%6."/>
+      <w:lvlJc w:val="left"/>
+      <w:pPr>
+        <w:tabs>
+          <w:tab w:val="num" w:pos="4320"/>
+        </w:tabs>
+        <w:ind w:left="4320" w:hanging="360"/>
+      </w:pPr>
+    </w:lvl>
+    <w:lvl w:ilvl="6" w:tentative="1">
+      <w:start w:val="1"/>
+      <w:numFmt w:val="decimal"/>
+      <w:lvlText w:val="%7."/>
+      <w:lvlJc w:val="left"/>
+      <w:pPr>
+        <w:tabs>
+          <w:tab w:val="num" w:pos="5040"/>
+        </w:tabs>
+        <w:ind w:left="5040" w:hanging="360"/>
+      </w:pPr>
+    </w:lvl>
+    <w:lvl w:ilvl="7" w:tentative="1">
+      <w:start w:val="1"/>
+      <w:numFmt w:val="decimal"/>
+      <w:lvlText w:val="%8."/>
+      <w:lvlJc w:val="left"/>
+      <w:pPr>
+        <w:tabs>
+          <w:tab w:val="num" w:pos="5760"/>
+        </w:tabs>
+        <w:ind w:left="5760" w:hanging="360"/>
+      </w:pPr>
+    </w:lvl>
+    <w:lvl w:ilvl="8" w:tentative="1">
+      <w:start w:val="1"/>
+      <w:numFmt w:val="decimal"/>
+      <w:lvlText w:val="%9."/>
+      <w:lvlJc w:val="left"/>
+      <w:pPr>
+        <w:tabs>
+          <w:tab w:val="num" w:pos="6480"/>
+        </w:tabs>
+        <w:ind w:left="6480" w:hanging="360"/>
+      </w:pPr>
+    </w:lvl>
+  </w:abstractNum>
+  <w:abstractNum w:abstractNumId="29" w15:restartNumberingAfterBreak="0">
+    <w:nsid w:val="3035129E"/>
+    <w:multiLevelType w:val="hybridMultilevel"/>
+    <w:tmpl w:val="C646E2DE"/>
+    <w:lvl w:ilvl="0" w:tplc="0409000F">
+      <w:start w:val="1"/>
+      <w:numFmt w:val="decimal"/>
+      <w:lvlText w:val="%1."/>
+      <w:lvlJc w:val="left"/>
+      <w:pPr>
+        <w:ind w:left="1440" w:hanging="360"/>
+      </w:pPr>
+    </w:lvl>
+    <w:lvl w:ilvl="1" w:tplc="04090019" w:tentative="1">
+      <w:start w:val="1"/>
+      <w:numFmt w:val="lowerLetter"/>
+      <w:lvlText w:val="%2."/>
+      <w:lvlJc w:val="left"/>
+      <w:pPr>
+        <w:ind w:left="2160" w:hanging="360"/>
+      </w:pPr>
+    </w:lvl>
+    <w:lvl w:ilvl="2" w:tplc="0409001B" w:tentative="1">
+      <w:start w:val="1"/>
+      <w:numFmt w:val="lowerRoman"/>
+      <w:lvlText w:val="%3."/>
+      <w:lvlJc w:val="right"/>
+      <w:pPr>
+        <w:ind w:left="2880" w:hanging="180"/>
+      </w:pPr>
+    </w:lvl>
+    <w:lvl w:ilvl="3" w:tplc="0409000F" w:tentative="1">
+      <w:start w:val="1"/>
+      <w:numFmt w:val="decimal"/>
+      <w:lvlText w:val="%4."/>
+      <w:lvlJc w:val="left"/>
+      <w:pPr>
+        <w:ind w:left="3600" w:hanging="360"/>
+      </w:pPr>
+    </w:lvl>
+    <w:lvl w:ilvl="4" w:tplc="04090019" w:tentative="1">
+      <w:start w:val="1"/>
+      <w:numFmt w:val="lowerLetter"/>
+      <w:lvlText w:val="%5."/>
+      <w:lvlJc w:val="left"/>
+      <w:pPr>
+        <w:ind w:left="4320" w:hanging="360"/>
+      </w:pPr>
+    </w:lvl>
+    <w:lvl w:ilvl="5" w:tplc="0409001B" w:tentative="1">
+      <w:start w:val="1"/>
+      <w:numFmt w:val="lowerRoman"/>
+      <w:lvlText w:val="%6."/>
+      <w:lvlJc w:val="right"/>
+      <w:pPr>
+        <w:ind w:left="5040" w:hanging="180"/>
+      </w:pPr>
+    </w:lvl>
+    <w:lvl w:ilvl="6" w:tplc="0409000F" w:tentative="1">
+      <w:start w:val="1"/>
+      <w:numFmt w:val="decimal"/>
+      <w:lvlText w:val="%7."/>
+      <w:lvlJc w:val="left"/>
+      <w:pPr>
+        <w:ind w:left="5760" w:hanging="360"/>
+      </w:pPr>
+    </w:lvl>
+    <w:lvl w:ilvl="7" w:tplc="04090019" w:tentative="1">
+      <w:start w:val="1"/>
+      <w:numFmt w:val="lowerLetter"/>
+      <w:lvlText w:val="%8."/>
+      <w:lvlJc w:val="left"/>
+      <w:pPr>
+        <w:ind w:left="6480" w:hanging="360"/>
+      </w:pPr>
+    </w:lvl>
+    <w:lvl w:ilvl="8" w:tplc="0409001B" w:tentative="1">
+      <w:start w:val="1"/>
+      <w:numFmt w:val="lowerRoman"/>
+      <w:lvlText w:val="%9."/>
+      <w:lvlJc w:val="right"/>
+      <w:pPr>
+        <w:ind w:left="7200" w:hanging="180"/>
+      </w:pPr>
+    </w:lvl>
+  </w:abstractNum>
+  <w:abstractNum w:abstractNumId="30" w15:restartNumberingAfterBreak="0">
     <w:nsid w:val="33FC1893"/>
     <w:multiLevelType w:val="hybridMultilevel"/>
     <w:tmpl w:val="F732DDDC"/>
@@ -17009,7 +17967,7 @@
       </w:rPr>
     </w:lvl>
   </w:abstractNum>
-  <w:abstractNum w:abstractNumId="27" w15:restartNumberingAfterBreak="0">
+  <w:abstractNum w:abstractNumId="31" w15:restartNumberingAfterBreak="0">
     <w:nsid w:val="353E5CC1"/>
     <w:multiLevelType w:val="hybridMultilevel"/>
     <w:tmpl w:val="2B2CA752"/>
@@ -17095,7 +18053,7 @@
       </w:pPr>
     </w:lvl>
   </w:abstractNum>
-  <w:abstractNum w:abstractNumId="28" w15:restartNumberingAfterBreak="0">
+  <w:abstractNum w:abstractNumId="32" w15:restartNumberingAfterBreak="0">
     <w:nsid w:val="35617664"/>
     <w:multiLevelType w:val="hybridMultilevel"/>
     <w:tmpl w:val="707A7562"/>
@@ -17208,7 +18166,7 @@
       </w:rPr>
     </w:lvl>
   </w:abstractNum>
-  <w:abstractNum w:abstractNumId="29" w15:restartNumberingAfterBreak="0">
+  <w:abstractNum w:abstractNumId="33" w15:restartNumberingAfterBreak="0">
     <w:nsid w:val="433D30DF"/>
     <w:multiLevelType w:val="hybridMultilevel"/>
     <w:tmpl w:val="1F1AA55A"/>
@@ -17294,7 +18252,7 @@
       </w:pPr>
     </w:lvl>
   </w:abstractNum>
-  <w:abstractNum w:abstractNumId="30" w15:restartNumberingAfterBreak="0">
+  <w:abstractNum w:abstractNumId="34" w15:restartNumberingAfterBreak="0">
     <w:nsid w:val="45C31D28"/>
     <w:multiLevelType w:val="hybridMultilevel"/>
     <w:tmpl w:val="8A729912"/>
@@ -17380,7 +18338,7 @@
       </w:pPr>
     </w:lvl>
   </w:abstractNum>
-  <w:abstractNum w:abstractNumId="31" w15:restartNumberingAfterBreak="0">
+  <w:abstractNum w:abstractNumId="35" w15:restartNumberingAfterBreak="0">
     <w:nsid w:val="45E646DE"/>
     <w:multiLevelType w:val="hybridMultilevel"/>
     <w:tmpl w:val="DF429BC6"/>
@@ -17493,7 +18451,93 @@
       </w:rPr>
     </w:lvl>
   </w:abstractNum>
-  <w:abstractNum w:abstractNumId="32" w15:restartNumberingAfterBreak="0">
+  <w:abstractNum w:abstractNumId="36" w15:restartNumberingAfterBreak="0">
+    <w:nsid w:val="47530E90"/>
+    <w:multiLevelType w:val="hybridMultilevel"/>
+    <w:tmpl w:val="C8726B7E"/>
+    <w:lvl w:ilvl="0" w:tplc="FFFFFFFF">
+      <w:start w:val="1"/>
+      <w:numFmt w:val="decimal"/>
+      <w:lvlText w:val="%1."/>
+      <w:lvlJc w:val="left"/>
+      <w:pPr>
+        <w:ind w:left="1440" w:hanging="360"/>
+      </w:pPr>
+    </w:lvl>
+    <w:lvl w:ilvl="1" w:tplc="04090019" w:tentative="1">
+      <w:start w:val="1"/>
+      <w:numFmt w:val="lowerLetter"/>
+      <w:lvlText w:val="%2."/>
+      <w:lvlJc w:val="left"/>
+      <w:pPr>
+        <w:ind w:left="1440" w:hanging="360"/>
+      </w:pPr>
+    </w:lvl>
+    <w:lvl w:ilvl="2" w:tplc="0409001B" w:tentative="1">
+      <w:start w:val="1"/>
+      <w:numFmt w:val="lowerRoman"/>
+      <w:lvlText w:val="%3."/>
+      <w:lvlJc w:val="right"/>
+      <w:pPr>
+        <w:ind w:left="2160" w:hanging="180"/>
+      </w:pPr>
+    </w:lvl>
+    <w:lvl w:ilvl="3" w:tplc="0409000F" w:tentative="1">
+      <w:start w:val="1"/>
+      <w:numFmt w:val="decimal"/>
+      <w:lvlText w:val="%4."/>
+      <w:lvlJc w:val="left"/>
+      <w:pPr>
+        <w:ind w:left="2880" w:hanging="360"/>
+      </w:pPr>
+    </w:lvl>
+    <w:lvl w:ilvl="4" w:tplc="04090019" w:tentative="1">
+      <w:start w:val="1"/>
+      <w:numFmt w:val="lowerLetter"/>
+      <w:lvlText w:val="%5."/>
+      <w:lvlJc w:val="left"/>
+      <w:pPr>
+        <w:ind w:left="3600" w:hanging="360"/>
+      </w:pPr>
+    </w:lvl>
+    <w:lvl w:ilvl="5" w:tplc="0409001B" w:tentative="1">
+      <w:start w:val="1"/>
+      <w:numFmt w:val="lowerRoman"/>
+      <w:lvlText w:val="%6."/>
+      <w:lvlJc w:val="right"/>
+      <w:pPr>
+        <w:ind w:left="4320" w:hanging="180"/>
+      </w:pPr>
+    </w:lvl>
+    <w:lvl w:ilvl="6" w:tplc="0409000F" w:tentative="1">
+      <w:start w:val="1"/>
+      <w:numFmt w:val="decimal"/>
+      <w:lvlText w:val="%7."/>
+      <w:lvlJc w:val="left"/>
+      <w:pPr>
+        <w:ind w:left="5040" w:hanging="360"/>
+      </w:pPr>
+    </w:lvl>
+    <w:lvl w:ilvl="7" w:tplc="04090019" w:tentative="1">
+      <w:start w:val="1"/>
+      <w:numFmt w:val="lowerLetter"/>
+      <w:lvlText w:val="%8."/>
+      <w:lvlJc w:val="left"/>
+      <w:pPr>
+        <w:ind w:left="5760" w:hanging="360"/>
+      </w:pPr>
+    </w:lvl>
+    <w:lvl w:ilvl="8" w:tplc="0409001B" w:tentative="1">
+      <w:start w:val="1"/>
+      <w:numFmt w:val="lowerRoman"/>
+      <w:lvlText w:val="%9."/>
+      <w:lvlJc w:val="right"/>
+      <w:pPr>
+        <w:ind w:left="6480" w:hanging="180"/>
+      </w:pPr>
+    </w:lvl>
+  </w:abstractNum>
+  <w:abstractNum w:abstractNumId="37" w15:restartNumberingAfterBreak="0">
     <w:nsid w:val="47CC24C6"/>
     <w:multiLevelType w:val="hybridMultilevel"/>
     <w:tmpl w:val="AF12E032"/>
@@ -17607,7 +18651,7 @@
       </w:rPr>
     </w:lvl>
   </w:abstractNum>
-  <w:abstractNum w:abstractNumId="33" w15:restartNumberingAfterBreak="0">
+  <w:abstractNum w:abstractNumId="38" w15:restartNumberingAfterBreak="0">
     <w:nsid w:val="49DB1472"/>
     <w:multiLevelType w:val="hybridMultilevel"/>
     <w:tmpl w:val="AAF278E6"/>
@@ -17696,7 +18740,7 @@
       </w:pPr>
     </w:lvl>
   </w:abstractNum>
-  <w:abstractNum w:abstractNumId="34" w15:restartNumberingAfterBreak="0">
+  <w:abstractNum w:abstractNumId="39" w15:restartNumberingAfterBreak="0">
     <w:nsid w:val="4A125AEC"/>
     <w:multiLevelType w:val="hybridMultilevel"/>
     <w:tmpl w:val="12FC8A82"/>
@@ -17785,7 +18829,7 @@
       </w:pPr>
     </w:lvl>
   </w:abstractNum>
-  <w:abstractNum w:abstractNumId="35" w15:restartNumberingAfterBreak="0">
+  <w:abstractNum w:abstractNumId="40" w15:restartNumberingAfterBreak="0">
     <w:nsid w:val="4A7B0DC7"/>
     <w:multiLevelType w:val="multilevel"/>
     <w:tmpl w:val="831C3614"/>
@@ -17898,7 +18942,7 @@
       </w:rPr>
     </w:lvl>
   </w:abstractNum>
-  <w:abstractNum w:abstractNumId="36" w15:restartNumberingAfterBreak="0">
+  <w:abstractNum w:abstractNumId="41" w15:restartNumberingAfterBreak="0">
     <w:nsid w:val="4BAC5D88"/>
     <w:multiLevelType w:val="hybridMultilevel"/>
     <w:tmpl w:val="CDE08726"/>
@@ -18011,7 +19055,7 @@
       </w:rPr>
     </w:lvl>
   </w:abstractNum>
-  <w:abstractNum w:abstractNumId="37" w15:restartNumberingAfterBreak="0">
+  <w:abstractNum w:abstractNumId="42" w15:restartNumberingAfterBreak="0">
     <w:nsid w:val="4D1B5CA7"/>
     <w:multiLevelType w:val="hybridMultilevel"/>
     <w:tmpl w:val="7C089D44"/>
@@ -18124,7 +19168,7 @@
       </w:rPr>
     </w:lvl>
   </w:abstractNum>
-  <w:abstractNum w:abstractNumId="38" w15:restartNumberingAfterBreak="0">
+  <w:abstractNum w:abstractNumId="43" w15:restartNumberingAfterBreak="0">
     <w:nsid w:val="501C0BC8"/>
     <w:multiLevelType w:val="hybridMultilevel"/>
     <w:tmpl w:val="48C2AE4C"/>
@@ -18210,7 +19254,7 @@
       </w:pPr>
     </w:lvl>
   </w:abstractNum>
-  <w:abstractNum w:abstractNumId="39" w15:restartNumberingAfterBreak="0">
+  <w:abstractNum w:abstractNumId="44" w15:restartNumberingAfterBreak="0">
     <w:nsid w:val="529E4555"/>
     <w:multiLevelType w:val="hybridMultilevel"/>
     <w:tmpl w:val="8B8E6DA6"/>
@@ -18323,7 +19367,7 @@
       </w:rPr>
     </w:lvl>
   </w:abstractNum>
-  <w:abstractNum w:abstractNumId="40" w15:restartNumberingAfterBreak="0">
+  <w:abstractNum w:abstractNumId="45" w15:restartNumberingAfterBreak="0">
     <w:nsid w:val="53104B3E"/>
     <w:multiLevelType w:val="hybridMultilevel"/>
     <w:tmpl w:val="9DF07EB4"/>
@@ -18412,7 +19456,7 @@
       </w:pPr>
     </w:lvl>
   </w:abstractNum>
-  <w:abstractNum w:abstractNumId="41" w15:restartNumberingAfterBreak="0">
+  <w:abstractNum w:abstractNumId="46" w15:restartNumberingAfterBreak="0">
     <w:nsid w:val="558053AD"/>
     <w:multiLevelType w:val="hybridMultilevel"/>
     <w:tmpl w:val="BFC0B596"/>
@@ -18498,7 +19542,7 @@
       </w:pPr>
     </w:lvl>
   </w:abstractNum>
-  <w:abstractNum w:abstractNumId="42" w15:restartNumberingAfterBreak="0">
+  <w:abstractNum w:abstractNumId="47" w15:restartNumberingAfterBreak="0">
     <w:nsid w:val="55BA02C1"/>
     <w:multiLevelType w:val="multilevel"/>
     <w:tmpl w:val="863C4216"/>
@@ -18611,7 +19655,7 @@
       </w:rPr>
     </w:lvl>
   </w:abstractNum>
-  <w:abstractNum w:abstractNumId="43" w15:restartNumberingAfterBreak="0">
+  <w:abstractNum w:abstractNumId="48" w15:restartNumberingAfterBreak="0">
     <w:nsid w:val="579B183A"/>
     <w:multiLevelType w:val="hybridMultilevel"/>
     <w:tmpl w:val="5EA42264"/>
@@ -18724,7 +19768,7 @@
       </w:rPr>
     </w:lvl>
   </w:abstractNum>
-  <w:abstractNum w:abstractNumId="44" w15:restartNumberingAfterBreak="0">
+  <w:abstractNum w:abstractNumId="49" w15:restartNumberingAfterBreak="0">
     <w:nsid w:val="599C0F43"/>
     <w:multiLevelType w:val="hybridMultilevel"/>
     <w:tmpl w:val="EDA0CF82"/>
@@ -18813,7 +19857,7 @@
       </w:pPr>
     </w:lvl>
   </w:abstractNum>
-  <w:abstractNum w:abstractNumId="45" w15:restartNumberingAfterBreak="0">
+  <w:abstractNum w:abstractNumId="50" w15:restartNumberingAfterBreak="0">
     <w:nsid w:val="5F6C0A0E"/>
     <w:multiLevelType w:val="hybridMultilevel"/>
     <w:tmpl w:val="73642608"/>
@@ -18902,7 +19946,7 @@
       </w:pPr>
     </w:lvl>
   </w:abstractNum>
-  <w:abstractNum w:abstractNumId="46" w15:restartNumberingAfterBreak="0">
+  <w:abstractNum w:abstractNumId="51" w15:restartNumberingAfterBreak="0">
     <w:nsid w:val="600D132B"/>
     <w:multiLevelType w:val="hybridMultilevel"/>
     <w:tmpl w:val="AF62DEC2"/>
@@ -18991,7 +20035,7 @@
       </w:pPr>
     </w:lvl>
   </w:abstractNum>
-  <w:abstractNum w:abstractNumId="47" w15:restartNumberingAfterBreak="0">
+  <w:abstractNum w:abstractNumId="52" w15:restartNumberingAfterBreak="0">
     <w:nsid w:val="609745F2"/>
     <w:multiLevelType w:val="hybridMultilevel"/>
     <w:tmpl w:val="CDE08726"/>
@@ -19104,7 +20148,7 @@
       </w:rPr>
     </w:lvl>
   </w:abstractNum>
-  <w:abstractNum w:abstractNumId="48" w15:restartNumberingAfterBreak="0">
+  <w:abstractNum w:abstractNumId="53" w15:restartNumberingAfterBreak="0">
     <w:nsid w:val="624F4D90"/>
     <w:multiLevelType w:val="hybridMultilevel"/>
     <w:tmpl w:val="3228A9D4"/>
@@ -19193,7 +20237,93 @@
       </w:pPr>
     </w:lvl>
   </w:abstractNum>
-  <w:abstractNum w:abstractNumId="49" w15:restartNumberingAfterBreak="0">
+  <w:abstractNum w:abstractNumId="54" w15:restartNumberingAfterBreak="0">
+    <w:nsid w:val="634C393B"/>
+    <w:multiLevelType w:val="hybridMultilevel"/>
+    <w:tmpl w:val="A8A8A3C8"/>
+    <w:lvl w:ilvl="0" w:tplc="FFFFFFFF">
+      <w:start w:val="1"/>
+      <w:numFmt w:val="decimal"/>
+      <w:lvlText w:val="%1."/>
+      <w:lvlJc w:val="left"/>
+      <w:pPr>
+        <w:ind w:left="1440" w:hanging="360"/>
+      </w:pPr>
+    </w:lvl>
+    <w:lvl w:ilvl="1" w:tplc="FFFFFFFF" w:tentative="1">
+      <w:start w:val="1"/>
+      <w:numFmt w:val="lowerLetter"/>
+      <w:lvlText w:val="%2."/>
+      <w:lvlJc w:val="left"/>
+      <w:pPr>
+        <w:ind w:left="2160" w:hanging="360"/>
+      </w:pPr>
+    </w:lvl>
+    <w:lvl w:ilvl="2" w:tplc="FFFFFFFF" w:tentative="1">
+      <w:start w:val="1"/>
+      <w:numFmt w:val="lowerRoman"/>
+      <w:lvlText w:val="%3."/>
+      <w:lvlJc w:val="right"/>
+      <w:pPr>
+        <w:ind w:left="2880" w:hanging="180"/>
+      </w:pPr>
+    </w:lvl>
+    <w:lvl w:ilvl="3" w:tplc="FFFFFFFF" w:tentative="1">
+      <w:start w:val="1"/>
+      <w:numFmt w:val="decimal"/>
+      <w:lvlText w:val="%4."/>
+      <w:lvlJc w:val="left"/>
+      <w:pPr>
+        <w:ind w:left="3600" w:hanging="360"/>
+      </w:pPr>
+    </w:lvl>
+    <w:lvl w:ilvl="4" w:tplc="FFFFFFFF" w:tentative="1">
+      <w:start w:val="1"/>
+      <w:numFmt w:val="lowerLetter"/>
+      <w:lvlText w:val="%5."/>
+      <w:lvlJc w:val="left"/>
+      <w:pPr>
+        <w:ind w:left="4320" w:hanging="360"/>
+      </w:pPr>
+    </w:lvl>
+    <w:lvl w:ilvl="5" w:tplc="FFFFFFFF" w:tentative="1">
+      <w:start w:val="1"/>
+      <w:numFmt w:val="lowerRoman"/>
+      <w:lvlText w:val="%6."/>
+      <w:lvlJc w:val="right"/>
+      <w:pPr>
+        <w:ind w:left="5040" w:hanging="180"/>
+      </w:pPr>
+    </w:lvl>
+    <w:lvl w:ilvl="6" w:tplc="FFFFFFFF" w:tentative="1">
+      <w:start w:val="1"/>
+      <w:numFmt w:val="decimal"/>
+      <w:lvlText w:val="%7."/>
+      <w:lvlJc w:val="left"/>
+      <w:pPr>
+        <w:ind w:left="5760" w:hanging="360"/>
+      </w:pPr>
+    </w:lvl>
+    <w:lvl w:ilvl="7" w:tplc="FFFFFFFF" w:tentative="1">
+      <w:start w:val="1"/>
+      <w:numFmt w:val="lowerLetter"/>
+      <w:lvlText w:val="%8."/>
+      <w:lvlJc w:val="left"/>
+      <w:pPr>
+        <w:ind w:left="6480" w:hanging="360"/>
+      </w:pPr>
+    </w:lvl>
+    <w:lvl w:ilvl="8" w:tplc="FFFFFFFF" w:tentative="1">
+      <w:start w:val="1"/>
+      <w:numFmt w:val="lowerRoman"/>
+      <w:lvlText w:val="%9."/>
+      <w:lvlJc w:val="right"/>
+      <w:pPr>
+        <w:ind w:left="7200" w:hanging="180"/>
+      </w:pPr>
+    </w:lvl>
+  </w:abstractNum>
+  <w:abstractNum w:abstractNumId="55" w15:restartNumberingAfterBreak="0">
     <w:nsid w:val="639D5CA7"/>
     <w:multiLevelType w:val="hybridMultilevel"/>
     <w:tmpl w:val="BFA827E8"/>
@@ -19282,7 +20412,7 @@
       </w:pPr>
     </w:lvl>
   </w:abstractNum>
-  <w:abstractNum w:abstractNumId="50" w15:restartNumberingAfterBreak="0">
+  <w:abstractNum w:abstractNumId="56" w15:restartNumberingAfterBreak="0">
     <w:nsid w:val="64FE3808"/>
     <w:multiLevelType w:val="hybridMultilevel"/>
     <w:tmpl w:val="96FEF63A"/>
@@ -19368,7 +20498,7 @@
       </w:pPr>
     </w:lvl>
   </w:abstractNum>
-  <w:abstractNum w:abstractNumId="51" w15:restartNumberingAfterBreak="0">
+  <w:abstractNum w:abstractNumId="57" w15:restartNumberingAfterBreak="0">
     <w:nsid w:val="67964062"/>
     <w:multiLevelType w:val="multilevel"/>
     <w:tmpl w:val="5E380F8C"/>
@@ -19481,7 +20611,7 @@
       </w:rPr>
     </w:lvl>
   </w:abstractNum>
-  <w:abstractNum w:abstractNumId="52" w15:restartNumberingAfterBreak="0">
+  <w:abstractNum w:abstractNumId="58" w15:restartNumberingAfterBreak="0">
     <w:nsid w:val="69A41769"/>
     <w:multiLevelType w:val="hybridMultilevel"/>
     <w:tmpl w:val="B7864420"/>
@@ -19567,7 +20697,7 @@
       </w:pPr>
     </w:lvl>
   </w:abstractNum>
-  <w:abstractNum w:abstractNumId="53" w15:restartNumberingAfterBreak="0">
+  <w:abstractNum w:abstractNumId="59" w15:restartNumberingAfterBreak="0">
     <w:nsid w:val="6C956A03"/>
     <w:multiLevelType w:val="hybridMultilevel"/>
     <w:tmpl w:val="9FAC1E90"/>
@@ -19653,7 +20783,7 @@
       </w:pPr>
     </w:lvl>
   </w:abstractNum>
-  <w:abstractNum w:abstractNumId="54" w15:restartNumberingAfterBreak="0">
+  <w:abstractNum w:abstractNumId="60" w15:restartNumberingAfterBreak="0">
     <w:nsid w:val="6F34638D"/>
     <w:multiLevelType w:val="hybridMultilevel"/>
     <w:tmpl w:val="E3D89C5E"/>
@@ -19766,7 +20896,7 @@
       </w:rPr>
     </w:lvl>
   </w:abstractNum>
-  <w:abstractNum w:abstractNumId="55" w15:restartNumberingAfterBreak="0">
+  <w:abstractNum w:abstractNumId="61" w15:restartNumberingAfterBreak="0">
     <w:nsid w:val="6F9D3791"/>
     <w:multiLevelType w:val="multilevel"/>
     <w:tmpl w:val="D3608EAA"/>
@@ -19879,7 +21009,93 @@
       </w:rPr>
     </w:lvl>
   </w:abstractNum>
-  <w:abstractNum w:abstractNumId="56" w15:restartNumberingAfterBreak="0">
+  <w:abstractNum w:abstractNumId="62" w15:restartNumberingAfterBreak="0">
+    <w:nsid w:val="71860445"/>
+    <w:multiLevelType w:val="hybridMultilevel"/>
+    <w:tmpl w:val="F07C78A8"/>
+    <w:lvl w:ilvl="0" w:tplc="FFFFFFFF">
+      <w:start w:val="1"/>
+      <w:numFmt w:val="decimal"/>
+      <w:lvlText w:val="%1."/>
+      <w:lvlJc w:val="left"/>
+      <w:pPr>
+        <w:ind w:left="1440" w:hanging="360"/>
+      </w:pPr>
+    </w:lvl>
+    <w:lvl w:ilvl="1" w:tplc="FFFFFFFF" w:tentative="1">
+      <w:start w:val="1"/>
+      <w:numFmt w:val="lowerLetter"/>
+      <w:lvlText w:val="%2."/>
+      <w:lvlJc w:val="left"/>
+      <w:pPr>
+        <w:ind w:left="2160" w:hanging="360"/>
+      </w:pPr>
+    </w:lvl>
+    <w:lvl w:ilvl="2" w:tplc="FFFFFFFF" w:tentative="1">
+      <w:start w:val="1"/>
+      <w:numFmt w:val="lowerRoman"/>
+      <w:lvlText w:val="%3."/>
+      <w:lvlJc w:val="right"/>
+      <w:pPr>
+        <w:ind w:left="2880" w:hanging="180"/>
+      </w:pPr>
+    </w:lvl>
+    <w:lvl w:ilvl="3" w:tplc="FFFFFFFF" w:tentative="1">
+      <w:start w:val="1"/>
+      <w:numFmt w:val="decimal"/>
+      <w:lvlText w:val="%4."/>
+      <w:lvlJc w:val="left"/>
+      <w:pPr>
+        <w:ind w:left="3600" w:hanging="360"/>
+      </w:pPr>
+    </w:lvl>
+    <w:lvl w:ilvl="4" w:tplc="FFFFFFFF" w:tentative="1">
+      <w:start w:val="1"/>
+      <w:numFmt w:val="lowerLetter"/>
+      <w:lvlText w:val="%5."/>
+      <w:lvlJc w:val="left"/>
+      <w:pPr>
+        <w:ind w:left="4320" w:hanging="360"/>
+      </w:pPr>
+    </w:lvl>
+    <w:lvl w:ilvl="5" w:tplc="FFFFFFFF" w:tentative="1">
+      <w:start w:val="1"/>
+      <w:numFmt w:val="lowerRoman"/>
+      <w:lvlText w:val="%6."/>
+      <w:lvlJc w:val="right"/>
+      <w:pPr>
+        <w:ind w:left="5040" w:hanging="180"/>
+      </w:pPr>
+    </w:lvl>
+    <w:lvl w:ilvl="6" w:tplc="FFFFFFFF" w:tentative="1">
+      <w:start w:val="1"/>
+      <w:numFmt w:val="decimal"/>
+      <w:lvlText w:val="%7."/>
+      <w:lvlJc w:val="left"/>
+      <w:pPr>
+        <w:ind w:left="5760" w:hanging="360"/>
+      </w:pPr>
+    </w:lvl>
+    <w:lvl w:ilvl="7" w:tplc="FFFFFFFF" w:tentative="1">
+      <w:start w:val="1"/>
+      <w:numFmt w:val="lowerLetter"/>
+      <w:lvlText w:val="%8."/>
+      <w:lvlJc w:val="left"/>
+      <w:pPr>
+        <w:ind w:left="6480" w:hanging="360"/>
+      </w:pPr>
+    </w:lvl>
+    <w:lvl w:ilvl="8" w:tplc="FFFFFFFF" w:tentative="1">
+      <w:start w:val="1"/>
+      <w:numFmt w:val="lowerRoman"/>
+      <w:lvlText w:val="%9."/>
+      <w:lvlJc w:val="right"/>
+      <w:pPr>
+        <w:ind w:left="7200" w:hanging="180"/>
+      </w:pPr>
+    </w:lvl>
+  </w:abstractNum>
+  <w:abstractNum w:abstractNumId="63" w15:restartNumberingAfterBreak="0">
     <w:nsid w:val="726E48C1"/>
     <w:multiLevelType w:val="hybridMultilevel"/>
     <w:tmpl w:val="C4B83948"/>
@@ -19968,7 +21184,7 @@
       </w:pPr>
     </w:lvl>
   </w:abstractNum>
-  <w:abstractNum w:abstractNumId="57" w15:restartNumberingAfterBreak="0">
+  <w:abstractNum w:abstractNumId="64" w15:restartNumberingAfterBreak="0">
     <w:nsid w:val="76F445E6"/>
     <w:multiLevelType w:val="hybridMultilevel"/>
     <w:tmpl w:val="A4864CB2"/>
@@ -20081,7 +21297,7 @@
       </w:rPr>
     </w:lvl>
   </w:abstractNum>
-  <w:abstractNum w:abstractNumId="58" w15:restartNumberingAfterBreak="0">
+  <w:abstractNum w:abstractNumId="65" w15:restartNumberingAfterBreak="0">
     <w:nsid w:val="774F50CE"/>
     <w:multiLevelType w:val="hybridMultilevel"/>
     <w:tmpl w:val="9482C9C2"/>
@@ -20170,7 +21386,7 @@
       </w:pPr>
     </w:lvl>
   </w:abstractNum>
-  <w:abstractNum w:abstractNumId="59" w15:restartNumberingAfterBreak="0">
+  <w:abstractNum w:abstractNumId="66" w15:restartNumberingAfterBreak="0">
     <w:nsid w:val="7F8C00A8"/>
     <w:multiLevelType w:val="hybridMultilevel"/>
     <w:tmpl w:val="917CB990"/>
@@ -20284,34 +21500,34 @@
     </w:lvl>
   </w:abstractNum>
   <w:num w:numId="1" w16cid:durableId="211697239">
-    <w:abstractNumId w:val="25"/>
+    <w:abstractNumId w:val="27"/>
   </w:num>
   <w:num w:numId="2" w16cid:durableId="2133670641">
-    <w:abstractNumId w:val="23"/>
+    <w:abstractNumId w:val="25"/>
   </w:num>
   <w:num w:numId="3" w16cid:durableId="1289314907">
     <w:abstractNumId w:val="7"/>
   </w:num>
   <w:num w:numId="4" w16cid:durableId="1300308013">
-    <w:abstractNumId w:val="51"/>
+    <w:abstractNumId w:val="57"/>
   </w:num>
   <w:num w:numId="5" w16cid:durableId="1441610408">
     <w:abstractNumId w:val="9"/>
   </w:num>
   <w:num w:numId="6" w16cid:durableId="106971014">
-    <w:abstractNumId w:val="42"/>
+    <w:abstractNumId w:val="47"/>
   </w:num>
   <w:num w:numId="7" w16cid:durableId="777413942">
-    <w:abstractNumId w:val="24"/>
+    <w:abstractNumId w:val="26"/>
   </w:num>
   <w:num w:numId="8" w16cid:durableId="1443381570">
-    <w:abstractNumId w:val="35"/>
+    <w:abstractNumId w:val="40"/>
   </w:num>
   <w:num w:numId="9" w16cid:durableId="1075588210">
-    <w:abstractNumId w:val="55"/>
+    <w:abstractNumId w:val="61"/>
   </w:num>
   <w:num w:numId="10" w16cid:durableId="1804615587">
-    <w:abstractNumId w:val="59"/>
+    <w:abstractNumId w:val="66"/>
   </w:num>
   <w:num w:numId="11" w16cid:durableId="2048489028">
     <w:abstractNumId w:val="12"/>
@@ -20320,100 +21536,100 @@
     <w:abstractNumId w:val="0"/>
   </w:num>
   <w:num w:numId="13" w16cid:durableId="992683181">
-    <w:abstractNumId w:val="29"/>
+    <w:abstractNumId w:val="33"/>
   </w:num>
   <w:num w:numId="14" w16cid:durableId="396713077">
-    <w:abstractNumId w:val="27"/>
+    <w:abstractNumId w:val="31"/>
   </w:num>
   <w:num w:numId="15" w16cid:durableId="1328287858">
     <w:abstractNumId w:val="14"/>
   </w:num>
   <w:num w:numId="16" w16cid:durableId="787627157">
-    <w:abstractNumId w:val="43"/>
+    <w:abstractNumId w:val="48"/>
   </w:num>
   <w:num w:numId="17" w16cid:durableId="1099564992">
     <w:abstractNumId w:val="1"/>
   </w:num>
   <w:num w:numId="18" w16cid:durableId="1980452413">
-    <w:abstractNumId w:val="38"/>
+    <w:abstractNumId w:val="43"/>
   </w:num>
   <w:num w:numId="19" w16cid:durableId="572470565">
-    <w:abstractNumId w:val="19"/>
+    <w:abstractNumId w:val="21"/>
   </w:num>
   <w:num w:numId="20" w16cid:durableId="70540299">
+    <w:abstractNumId w:val="42"/>
+  </w:num>
+  <w:num w:numId="21" w16cid:durableId="1410687418">
+    <w:abstractNumId w:val="60"/>
+  </w:num>
+  <w:num w:numId="22" w16cid:durableId="386341576">
+    <w:abstractNumId w:val="44"/>
+  </w:num>
+  <w:num w:numId="23" w16cid:durableId="989407562">
+    <w:abstractNumId w:val="35"/>
+  </w:num>
+  <w:num w:numId="24" w16cid:durableId="1387871991">
+    <w:abstractNumId w:val="64"/>
+  </w:num>
+  <w:num w:numId="25" w16cid:durableId="538006665">
     <w:abstractNumId w:val="37"/>
   </w:num>
-  <w:num w:numId="21" w16cid:durableId="1410687418">
-    <w:abstractNumId w:val="54"/>
-  </w:num>
-  <w:num w:numId="22" w16cid:durableId="386341576">
-    <w:abstractNumId w:val="39"/>
-  </w:num>
-  <w:num w:numId="23" w16cid:durableId="989407562">
-    <w:abstractNumId w:val="31"/>
-  </w:num>
-  <w:num w:numId="24" w16cid:durableId="1387871991">
-    <w:abstractNumId w:val="57"/>
-  </w:num>
-  <w:num w:numId="25" w16cid:durableId="538006665">
-    <w:abstractNumId w:val="32"/>
-  </w:num>
   <w:num w:numId="26" w16cid:durableId="87387578">
-    <w:abstractNumId w:val="58"/>
+    <w:abstractNumId w:val="65"/>
   </w:num>
   <w:num w:numId="27" w16cid:durableId="838426841">
-    <w:abstractNumId w:val="18"/>
+    <w:abstractNumId w:val="20"/>
   </w:num>
   <w:num w:numId="28" w16cid:durableId="2051614268">
     <w:abstractNumId w:val="4"/>
   </w:num>
   <w:num w:numId="29" w16cid:durableId="1865053455">
-    <w:abstractNumId w:val="20"/>
+    <w:abstractNumId w:val="22"/>
   </w:num>
   <w:num w:numId="30" w16cid:durableId="1046105984">
-    <w:abstractNumId w:val="28"/>
+    <w:abstractNumId w:val="32"/>
   </w:num>
   <w:num w:numId="31" w16cid:durableId="1314869953">
-    <w:abstractNumId w:val="17"/>
+    <w:abstractNumId w:val="19"/>
   </w:num>
   <w:num w:numId="32" w16cid:durableId="88039363">
-    <w:abstractNumId w:val="26"/>
+    <w:abstractNumId w:val="30"/>
   </w:num>
   <w:num w:numId="33" w16cid:durableId="701367995">
-    <w:abstractNumId w:val="33"/>
+    <w:abstractNumId w:val="38"/>
   </w:num>
   <w:num w:numId="34" w16cid:durableId="1622566703">
-    <w:abstractNumId w:val="40"/>
+    <w:abstractNumId w:val="45"/>
   </w:num>
   <w:num w:numId="35" w16cid:durableId="672025229">
-    <w:abstractNumId w:val="45"/>
+    <w:abstractNumId w:val="50"/>
   </w:num>
   <w:num w:numId="36" w16cid:durableId="1727802839">
-    <w:abstractNumId w:val="46"/>
+    <w:abstractNumId w:val="51"/>
   </w:num>
   <w:num w:numId="37" w16cid:durableId="206260031">
-    <w:abstractNumId w:val="44"/>
+    <w:abstractNumId w:val="49"/>
   </w:num>
   <w:num w:numId="38" w16cid:durableId="1384522724">
     <w:abstractNumId w:val="10"/>
   </w:num>
   <w:num w:numId="39" w16cid:durableId="1215920859">
-    <w:abstractNumId w:val="22"/>
+    <w:abstractNumId w:val="24"/>
   </w:num>
   <w:num w:numId="40" w16cid:durableId="1712802342">
-    <w:abstractNumId w:val="49"/>
+    <w:abstractNumId w:val="55"/>
   </w:num>
   <w:num w:numId="41" w16cid:durableId="929890614">
     <w:abstractNumId w:val="2"/>
   </w:num>
   <w:num w:numId="42" w16cid:durableId="861434026">
-    <w:abstractNumId w:val="34"/>
+    <w:abstractNumId w:val="39"/>
   </w:num>
   <w:num w:numId="43" w16cid:durableId="1935160719">
-    <w:abstractNumId w:val="56"/>
+    <w:abstractNumId w:val="63"/>
   </w:num>
   <w:num w:numId="44" w16cid:durableId="1676959931">
-    <w:abstractNumId w:val="53"/>
+    <w:abstractNumId w:val="59"/>
     <w:lvlOverride w:ilvl="0">
       <w:startOverride w:val="1"/>
     </w:lvlOverride>
@@ -20503,7 +21719,7 @@
     </w:lvlOverride>
   </w:num>
   <w:num w:numId="47" w16cid:durableId="1233807756">
-    <w:abstractNumId w:val="41"/>
+    <w:abstractNumId w:val="46"/>
     <w:lvlOverride w:ilvl="0">
       <w:startOverride w:val="1"/>
     </w:lvlOverride>
@@ -20626,12 +21842,42 @@
     </w:lvlOverride>
   </w:num>
   <w:num w:numId="52" w16cid:durableId="100341533">
-    <w:abstractNumId w:val="48"/>
+    <w:abstractNumId w:val="53"/>
   </w:num>
   <w:num w:numId="53" w16cid:durableId="317224544">
     <w:abstractNumId w:val="6"/>
   </w:num>
   <w:num w:numId="54" w16cid:durableId="1306551055">
+    <w:abstractNumId w:val="50"/>
+    <w:lvlOverride w:ilvl="0">
+      <w:startOverride w:val="1"/>
+    </w:lvlOverride>
+    <w:lvlOverride w:ilvl="1">
+      <w:startOverride w:val="1"/>
+    </w:lvlOverride>
+    <w:lvlOverride w:ilvl="2">
+      <w:startOverride w:val="1"/>
+    </w:lvlOverride>
+    <w:lvlOverride w:ilvl="3">
+      <w:startOverride w:val="1"/>
+    </w:lvlOverride>
+    <w:lvlOverride w:ilvl="4">
+      <w:startOverride w:val="1"/>
+    </w:lvlOverride>
+    <w:lvlOverride w:ilvl="5">
+      <w:startOverride w:val="1"/>
+    </w:lvlOverride>
+    <w:lvlOverride w:ilvl="6">
+      <w:startOverride w:val="1"/>
+    </w:lvlOverride>
+    <w:lvlOverride w:ilvl="7">
+      <w:startOverride w:val="1"/>
+    </w:lvlOverride>
+    <w:lvlOverride w:ilvl="8">
+      <w:startOverride w:val="1"/>
+    </w:lvlOverride>
+  </w:num>
+  <w:num w:numId="55" w16cid:durableId="1769154886">
     <w:abstractNumId w:val="45"/>
     <w:lvlOverride w:ilvl="0">
       <w:startOverride w:val="1"/>
@@ -20661,38 +21907,8 @@
       <w:startOverride w:val="1"/>
     </w:lvlOverride>
   </w:num>
-  <w:num w:numId="55" w16cid:durableId="1769154886">
-    <w:abstractNumId w:val="40"/>
-    <w:lvlOverride w:ilvl="0">
-      <w:startOverride w:val="1"/>
-    </w:lvlOverride>
-    <w:lvlOverride w:ilvl="1">
-      <w:startOverride w:val="1"/>
-    </w:lvlOverride>
-    <w:lvlOverride w:ilvl="2">
-      <w:startOverride w:val="1"/>
-    </w:lvlOverride>
-    <w:lvlOverride w:ilvl="3">
-      <w:startOverride w:val="1"/>
-    </w:lvlOverride>
-    <w:lvlOverride w:ilvl="4">
-      <w:startOverride w:val="1"/>
-    </w:lvlOverride>
-    <w:lvlOverride w:ilvl="5">
-      <w:startOverride w:val="1"/>
-    </w:lvlOverride>
-    <w:lvlOverride w:ilvl="6">
-      <w:startOverride w:val="1"/>
-    </w:lvlOverride>
-    <w:lvlOverride w:ilvl="7">
-      <w:startOverride w:val="1"/>
-    </w:lvlOverride>
-    <w:lvlOverride w:ilvl="8">
-      <w:startOverride w:val="1"/>
-    </w:lvlOverride>
-  </w:num>
   <w:num w:numId="56" w16cid:durableId="1503663807">
-    <w:abstractNumId w:val="33"/>
+    <w:abstractNumId w:val="38"/>
     <w:lvlOverride w:ilvl="0">
       <w:startOverride w:val="1"/>
     </w:lvlOverride>
@@ -20752,25 +21968,46 @@
     </w:lvlOverride>
   </w:num>
   <w:num w:numId="58" w16cid:durableId="843936070">
-    <w:abstractNumId w:val="50"/>
+    <w:abstractNumId w:val="56"/>
   </w:num>
   <w:num w:numId="59" w16cid:durableId="687487965">
-    <w:abstractNumId w:val="47"/>
+    <w:abstractNumId w:val="52"/>
   </w:num>
   <w:num w:numId="60" w16cid:durableId="48305098">
-    <w:abstractNumId w:val="36"/>
+    <w:abstractNumId w:val="41"/>
   </w:num>
   <w:num w:numId="61" w16cid:durableId="1592084149">
-    <w:abstractNumId w:val="30"/>
+    <w:abstractNumId w:val="34"/>
   </w:num>
   <w:num w:numId="62" w16cid:durableId="422924046">
     <w:abstractNumId w:val="3"/>
   </w:num>
   <w:num w:numId="63" w16cid:durableId="619652739">
-    <w:abstractNumId w:val="21"/>
+    <w:abstractNumId w:val="23"/>
   </w:num>
   <w:num w:numId="64" w16cid:durableId="1857427639">
-    <w:abstractNumId w:val="52"/>
+    <w:abstractNumId w:val="58"/>
+  </w:num>
+  <w:num w:numId="65" w16cid:durableId="1429086020">
+    <w:abstractNumId w:val="29"/>
+  </w:num>
+  <w:num w:numId="66" w16cid:durableId="570387760">
+    <w:abstractNumId w:val="18"/>
+  </w:num>
+  <w:num w:numId="67" w16cid:durableId="1000473425">
+    <w:abstractNumId w:val="54"/>
+  </w:num>
+  <w:num w:numId="68" w16cid:durableId="173424922">
+    <w:abstractNumId w:val="62"/>
+  </w:num>
+  <w:num w:numId="69" w16cid:durableId="98841351">
+    <w:abstractNumId w:val="28"/>
+  </w:num>
+  <w:num w:numId="70" w16cid:durableId="1328896479">
+    <w:abstractNumId w:val="17"/>
+  </w:num>
+  <w:num w:numId="71" w16cid:durableId="179584922">
+    <w:abstractNumId w:val="36"/>
   </w:num>
 </w:numbering>
 </file>
@@ -21173,7 +22410,7 @@
   <w:style w:type="paragraph" w:default="1" w:styleId="Normal">
     <w:name w:val="Normal"/>
     <w:qFormat/>
-    <w:rsid w:val="00F502DF"/>
+    <w:rsid w:val="00280C6D"/>
   </w:style>
   <w:style w:type="paragraph" w:styleId="Heading1">
     <w:name w:val="heading 1"/>

--- a/Process_Docs/SRS.docx
+++ b/Process_Docs/SRS.docx
@@ -130,6 +130,7 @@
           <w:docPartUnique/>
         </w:docPartObj>
       </w:sdtPr>
+      <w:sdtEndPr/>
       <w:sdtContent>
         <w:p>
           <w:pPr>
@@ -2692,15 +2693,15 @@
     </w:p>
     <w:p>
       <w:r>
-        <w:t xml:space="preserve">The purpose of this document is to provide a detailed description of the functional requirements for Closthing-Platform App, an online Shopping store for (Clothes, Accessories. This SRS servers as the primary document for </w:t>
+        <w:t xml:space="preserve">The purpose of this document is to provide a detailed description of the functional requirements for </w:t>
       </w:r>
-      <w:proofErr w:type="gramStart"/>
+      <w:proofErr w:type="spellStart"/>
       <w:r>
-        <w:t>developers</w:t>
+        <w:t>Closthing</w:t>
       </w:r>
-      <w:proofErr w:type="gramEnd"/>
+      <w:proofErr w:type="spellEnd"/>
       <w:r>
-        <w:t xml:space="preserve"> team, testers team, project stakeholders, and the client to ensure that the final system meets all specified needs.</w:t>
+        <w:t>-Platform App, an online Shopping store for (Clothes, Accessories. This SRS servers as the primary document for developers team, testers team, project stakeholders, and the client to ensure that the final system meets all specified needs.</w:t>
       </w:r>
     </w:p>
     <w:p>
@@ -2766,15 +2767,7 @@
         <w:spacing w:before="0" w:after="0"/>
       </w:pPr>
       <w:r>
-        <w:t>Registration page with (</w:t>
-      </w:r>
-      <w:proofErr w:type="gramStart"/>
-      <w:r>
-        <w:t>Name ,</w:t>
-      </w:r>
-      <w:proofErr w:type="gramEnd"/>
-      <w:r>
-        <w:t xml:space="preserve"> E-mail ‘As unique ID’, Password, Confirm-Password, Role Button)</w:t>
+        <w:t>Registration page with (Name , E-mail ‘As unique ID’, Password, Confirm-Password, Role Button)</w:t>
       </w:r>
     </w:p>
     <w:p>
@@ -3969,12 +3962,21 @@
         </w:numPr>
         <w:spacing w:before="0" w:after="0"/>
       </w:pPr>
+      <w:proofErr w:type="spellStart"/>
       <w:r>
         <w:rPr>
           <w:b/>
           <w:bCs/>
         </w:rPr>
-        <w:t xml:space="preserve">Seperate Dashboards Required: </w:t>
+        <w:t>Seperate</w:t>
+      </w:r>
+      <w:proofErr w:type="spellEnd"/>
+      <w:r>
+        <w:rPr>
+          <w:b/>
+          <w:bCs/>
+        </w:rPr>
+        <w:t xml:space="preserve"> Dashboards Required: </w:t>
       </w:r>
       <w:r>
         <w:t>Suppliers/Users must have their own dashboards for product and order management</w:t>
@@ -4069,9 +4071,18 @@
           <w:sz w:val="34"/>
           <w:szCs w:val="34"/>
         </w:rPr>
-        <w:t>2.4 User Characteristics/Profiels</w:t>
+        <w:t>2.4 User Characteristics/</w:t>
+      </w:r>
+      <w:proofErr w:type="spellStart"/>
+      <w:r>
+        <w:rPr>
+          <w:sz w:val="34"/>
+          <w:szCs w:val="34"/>
+        </w:rPr>
+        <w:t>Profiels</w:t>
       </w:r>
       <w:bookmarkEnd w:id="13"/>
+      <w:proofErr w:type="spellEnd"/>
     </w:p>
     <w:p>
       <w:pPr>
@@ -4526,15 +4537,7 @@
               <w:spacing w:before="0" w:after="0"/>
             </w:pPr>
             <w:r>
-              <w:t>The system SHALL provide a registration page with (</w:t>
-            </w:r>
-            <w:proofErr w:type="gramStart"/>
-            <w:r>
-              <w:t>Username,  Email</w:t>
-            </w:r>
-            <w:proofErr w:type="gramEnd"/>
-            <w:r>
-              <w:t>, Password, and Confirm Password) input fields to allow new users to create an account.</w:t>
+              <w:t>The system SHALL provide a registration page with (Username,  Email, Password, and Confirm Password) input fields to allow new users to create an account.</w:t>
             </w:r>
           </w:p>
         </w:tc>
@@ -4731,7 +4734,6 @@
               </w:rPr>
               <w:t xml:space="preserve"> the validation message "</w:t>
             </w:r>
-            <w:proofErr w:type="gramStart"/>
             <w:r>
               <w:rPr>
                 <w:lang w:val="en-US"/>
@@ -4748,14 +4750,7 @@
               <w:rPr>
                 <w:lang w:val="en-US"/>
               </w:rPr>
-              <w:t>Password</w:t>
-            </w:r>
-            <w:proofErr w:type="gramEnd"/>
-            <w:r>
-              <w:rPr>
-                <w:lang w:val="en-US"/>
-              </w:rPr>
-              <w:t xml:space="preserve"> is required" if the field is empty</w:t>
+              <w:t>Password is required" if the field is empty</w:t>
             </w:r>
           </w:p>
           <w:p>
@@ -4890,19 +4885,7 @@
               <w:rPr>
                 <w:lang w:val="en-US"/>
               </w:rPr>
-              <w:t xml:space="preserve">Invalid </w:t>
-            </w:r>
-            <w:r>
-              <w:rPr>
-                <w:lang w:val="en-US"/>
-              </w:rPr>
-              <w:t>Email</w:t>
-            </w:r>
-            <w:r>
-              <w:rPr>
-                <w:lang w:val="en-US"/>
-              </w:rPr>
-              <w:t xml:space="preserve"> Format</w:t>
+              <w:t>Invalid Email Format</w:t>
             </w:r>
             <w:r>
               <w:rPr>
@@ -5347,21 +5330,7 @@
               <w:rPr>
                 <w:lang w:val="en-US"/>
               </w:rPr>
-              <w:t xml:space="preserve">Radio buttons for selecting "Customer" or "Supplier" </w:t>
-            </w:r>
-            <w:proofErr w:type="gramStart"/>
-            <w:r>
-              <w:rPr>
-                <w:lang w:val="en-US"/>
-              </w:rPr>
-              <w:t>is</w:t>
-            </w:r>
-            <w:proofErr w:type="gramEnd"/>
-            <w:r>
-              <w:rPr>
-                <w:lang w:val="en-US"/>
-              </w:rPr>
-              <w:t xml:space="preserve"> present </w:t>
+              <w:t xml:space="preserve">Radio buttons for selecting "Customer" or "Supplier" is present </w:t>
             </w:r>
           </w:p>
           <w:p>
@@ -7179,27 +7148,13 @@
               <w:rPr>
                 <w:lang w:val="en-US"/>
               </w:rPr>
-              <w:t xml:space="preserve">The system prevents access if any login field is left </w:t>
-            </w:r>
-            <w:proofErr w:type="gramStart"/>
-            <w:r>
-              <w:rPr>
-                <w:lang w:val="en-US"/>
-              </w:rPr>
-              <w:t>empty</w:t>
-            </w:r>
-            <w:r>
-              <w:rPr>
-                <w:lang w:val="en-US"/>
-              </w:rPr>
-              <w:t xml:space="preserve"> ,</w:t>
-            </w:r>
-            <w:proofErr w:type="gramEnd"/>
-            <w:r>
-              <w:rPr>
-                <w:lang w:val="en-US"/>
-              </w:rPr>
-              <w:t xml:space="preserve"> sh</w:t>
+              <w:t>The system prevents access if any login field is left empty</w:t>
+            </w:r>
+            <w:r>
+              <w:rPr>
+                <w:lang w:val="en-US"/>
+              </w:rPr>
+              <w:t xml:space="preserve"> , sh</w:t>
             </w:r>
             <w:r>
               <w:rPr>
@@ -7213,7 +7168,6 @@
               </w:rPr>
               <w:t>Password is Required</w:t>
             </w:r>
-            <w:proofErr w:type="gramStart"/>
             <w:r>
               <w:rPr>
                 <w:lang w:val="en-US"/>
@@ -7224,14 +7178,7 @@
               <w:rPr>
                 <w:lang w:val="en-US"/>
               </w:rPr>
-              <w:t xml:space="preserve"> ,</w:t>
-            </w:r>
-            <w:proofErr w:type="gramEnd"/>
-            <w:r>
-              <w:rPr>
-                <w:lang w:val="en-US"/>
-              </w:rPr>
-              <w:t xml:space="preserve"> for email empty </w:t>
+              <w:t xml:space="preserve"> , for email empty </w:t>
             </w:r>
             <w:r>
               <w:rPr>
@@ -7647,15 +7594,7 @@
             </w:pPr>
             <w:r>
               <w:lastRenderedPageBreak/>
-              <w:t xml:space="preserve">that products added by the </w:t>
-            </w:r>
-            <w:proofErr w:type="gramStart"/>
-            <w:r>
-              <w:t>Admin</w:t>
-            </w:r>
-            <w:proofErr w:type="gramEnd"/>
-            <w:r>
-              <w:t xml:space="preserve"> should have a default status of 'Approved'</w:t>
+              <w:t>that products added by the Admin should have a default status of 'Approved'</w:t>
             </w:r>
           </w:p>
           <w:p>
@@ -7681,7 +7620,25 @@
               <w:rPr>
                 <w:lang w:val="en-US"/>
               </w:rPr>
-              <w:t>The system prevents saving if mandatory fields are missing.</w:t>
+              <w:t>The system prevents saving if mandatory fields are missing</w:t>
+            </w:r>
+            <w:r>
+              <w:rPr>
+                <w:lang w:val="en-US"/>
+              </w:rPr>
+              <w:t xml:space="preserve"> and shows an error message</w:t>
+            </w:r>
+            <w:r>
+              <w:rPr>
+                <w:lang w:val="en-US"/>
+              </w:rPr>
+              <w:t xml:space="preserve"> “Enter Valid Data”</w:t>
+            </w:r>
+            <w:r>
+              <w:rPr>
+                <w:lang w:val="en-US"/>
+              </w:rPr>
+              <w:t xml:space="preserve"> </w:t>
             </w:r>
           </w:p>
           <w:p>
@@ -7713,6 +7670,10 @@
           <w:p>
             <w:pPr>
               <w:widowControl w:val="0"/>
+              <w:numPr>
+                <w:ilvl w:val="0"/>
+                <w:numId w:val="46"/>
+              </w:numPr>
               <w:pBdr>
                 <w:top w:val="nil"/>
                 <w:left w:val="nil"/>
@@ -7725,12 +7686,25 @@
                 <w:lang w:val="en-US"/>
               </w:rPr>
             </w:pPr>
-          </w:p>
-        </w:tc>
-        <w:tc>
-          <w:tcPr>
-            <w:tcW w:w="313" w:type="pct"/>
-          </w:tcPr>
+            <w:r>
+              <w:rPr>
+                <w:lang w:val="en-US"/>
+              </w:rPr>
+              <w:t xml:space="preserve">After submitting: Admin redirect to his </w:t>
+            </w:r>
+            <w:r>
+              <w:rPr>
+                <w:lang w:val="en-US"/>
+              </w:rPr>
+              <w:t>dashboard</w:t>
+            </w:r>
+            <w:r>
+              <w:rPr>
+                <w:lang w:val="en-US"/>
+              </w:rPr>
+              <w:t>.</w:t>
+            </w:r>
+          </w:p>
           <w:p>
             <w:pPr>
               <w:widowControl w:val="0"/>
@@ -7742,6 +7716,27 @@
                 <w:between w:val="nil"/>
               </w:pBdr>
               <w:spacing w:before="0" w:after="0"/>
+              <w:rPr>
+                <w:lang w:val="en-US"/>
+              </w:rPr>
+            </w:pPr>
+          </w:p>
+        </w:tc>
+        <w:tc>
+          <w:tcPr>
+            <w:tcW w:w="313" w:type="pct"/>
+          </w:tcPr>
+          <w:p>
+            <w:pPr>
+              <w:widowControl w:val="0"/>
+              <w:pBdr>
+                <w:top w:val="nil"/>
+                <w:left w:val="nil"/>
+                <w:bottom w:val="nil"/>
+                <w:right w:val="nil"/>
+                <w:between w:val="nil"/>
+              </w:pBdr>
+              <w:spacing w:before="0" w:after="0"/>
             </w:pPr>
             <w:r>
               <w:lastRenderedPageBreak/>
@@ -7905,7 +7900,15 @@
               <w:widowControl w:val="0"/>
             </w:pPr>
             <w:r>
-              <w:t>The system SHALL allow the admin to add, remove customers accounts.</w:t>
+              <w:t xml:space="preserve">The system SHALL allow the admin to add, remove </w:t>
+            </w:r>
+            <w:proofErr w:type="spellStart"/>
+            <w:r>
+              <w:t>customers</w:t>
+            </w:r>
+            <w:proofErr w:type="spellEnd"/>
+            <w:r>
+              <w:t xml:space="preserve"> accounts.</w:t>
             </w:r>
           </w:p>
         </w:tc>
@@ -8004,19 +8007,7 @@
               <w:rPr>
                 <w:lang w:val="en-US"/>
               </w:rPr>
-              <w:t xml:space="preserve">After submitting: </w:t>
-            </w:r>
-            <w:r>
-              <w:rPr>
-                <w:lang w:val="en-US"/>
-              </w:rPr>
-              <w:t>Admin</w:t>
-            </w:r>
-            <w:r>
-              <w:rPr>
-                <w:lang w:val="en-US"/>
-              </w:rPr>
-              <w:t xml:space="preserve"> redirect to his </w:t>
+              <w:t xml:space="preserve">After submitting: Admin redirect to his </w:t>
             </w:r>
             <w:r>
               <w:rPr>
@@ -8053,13 +8044,7 @@
               <w:rPr>
                 <w:lang w:val="en-US"/>
               </w:rPr>
-              <w:t xml:space="preserve"> and </w:t>
-            </w:r>
-            <w:r>
-              <w:rPr>
-                <w:lang w:val="en-US"/>
-              </w:rPr>
-              <w:t>shows an error message “Email already exists"</w:t>
+              <w:t xml:space="preserve"> and shows an error message “Email already exists"</w:t>
             </w:r>
           </w:p>
           <w:p>
@@ -8113,6 +8098,7 @@
               <w:spacing w:before="0" w:after="0"/>
             </w:pPr>
             <w:r>
+              <w:lastRenderedPageBreak/>
               <w:t>SRS-FN-Admin-004</w:t>
             </w:r>
           </w:p>
@@ -8132,11 +8118,7 @@
               <w:widowControl w:val="0"/>
             </w:pPr>
             <w:r>
-              <w:t xml:space="preserve">The system SHALL allow the admin to add, remove suppliers </w:t>
-            </w:r>
-            <w:r>
-              <w:lastRenderedPageBreak/>
-              <w:t>accounts</w:t>
+              <w:t>The system SHALL allow the admin to add, remove suppliers accounts</w:t>
             </w:r>
           </w:p>
         </w:tc>
@@ -8149,7 +8131,6 @@
               <w:widowControl w:val="0"/>
             </w:pPr>
             <w:r>
-              <w:lastRenderedPageBreak/>
               <w:t>Functional</w:t>
             </w:r>
           </w:p>
@@ -8201,11 +8182,7 @@
               <w:t>, Password, Role</w:t>
             </w:r>
             <w:r>
-              <w:t xml:space="preserve">=” </w:t>
-            </w:r>
-            <w:r>
-              <w:lastRenderedPageBreak/>
-              <w:t>Supplier”</w:t>
+              <w:t>=” Supplier”</w:t>
             </w:r>
             <w:r>
               <w:t>)</w:t>
@@ -8312,7 +8289,6 @@
               <w:widowControl w:val="0"/>
             </w:pPr>
             <w:r>
-              <w:lastRenderedPageBreak/>
               <w:t>In Review</w:t>
             </w:r>
           </w:p>
@@ -8354,23 +8330,7 @@
               <w:widowControl w:val="0"/>
             </w:pPr>
             <w:r>
-              <w:t xml:space="preserve">The system SHALL allow the admin to view a list of all </w:t>
-            </w:r>
-            <w:proofErr w:type="gramStart"/>
-            <w:r>
-              <w:t>users(</w:t>
-            </w:r>
-            <w:proofErr w:type="gramEnd"/>
-            <w:r>
-              <w:t xml:space="preserve">suppliers, </w:t>
-            </w:r>
-            <w:proofErr w:type="gramStart"/>
-            <w:r>
-              <w:t>customers)  in</w:t>
-            </w:r>
-            <w:proofErr w:type="gramEnd"/>
-            <w:r>
-              <w:t xml:space="preserve"> the system.</w:t>
+              <w:t>The system SHALL allow the admin to view a list of all users(suppliers, customers)  in the system.</w:t>
             </w:r>
           </w:p>
         </w:tc>
@@ -8657,7 +8617,11 @@
               <w:t xml:space="preserve">Each order row shows: </w:t>
             </w:r>
             <w:r>
-              <w:t>Order ID, Customer Name, and Supplier Name</w:t>
+              <w:t xml:space="preserve">Order ID, Customer </w:t>
+            </w:r>
+            <w:r>
+              <w:lastRenderedPageBreak/>
+              <w:t>Name, and Supplier Name</w:t>
             </w:r>
             <w:r>
               <w:rPr>
@@ -8676,6 +8640,7 @@
               <w:widowControl w:val="0"/>
             </w:pPr>
             <w:r>
+              <w:lastRenderedPageBreak/>
               <w:t>In Review</w:t>
             </w:r>
           </w:p>
@@ -8698,7 +8663,6 @@
               <w:spacing w:before="0" w:after="0"/>
             </w:pPr>
             <w:r>
-              <w:lastRenderedPageBreak/>
               <w:t>SRS-FN-Admin-007</w:t>
             </w:r>
           </w:p>
@@ -8867,15 +8831,7 @@
               <w:widowControl w:val="0"/>
             </w:pPr>
             <w:r>
-              <w:t xml:space="preserve">The system SHALL allow the </w:t>
-            </w:r>
-            <w:proofErr w:type="gramStart"/>
-            <w:r>
-              <w:t>Admin</w:t>
-            </w:r>
-            <w:proofErr w:type="gramEnd"/>
-            <w:r>
-              <w:t xml:space="preserve"> to search for specific products in the dashboard.</w:t>
+              <w:t>The system SHALL allow the Admin to search for specific products in the dashboard.</w:t>
             </w:r>
           </w:p>
         </w:tc>
@@ -8968,16 +8924,8 @@
               <w:rPr>
                 <w:lang w:val="en-US"/>
               </w:rPr>
-              <w:t xml:space="preserve">“no product </w:t>
-            </w:r>
-            <w:proofErr w:type="gramStart"/>
-            <w:r>
-              <w:rPr>
-                <w:lang w:val="en-US"/>
-              </w:rPr>
-              <w:t>found ”</w:t>
-            </w:r>
-            <w:proofErr w:type="gramEnd"/>
+              <w:t>“no product found ”</w:t>
+            </w:r>
             <w:r>
               <w:rPr>
                 <w:lang w:val="en-US"/>
@@ -9076,15 +9024,7 @@
               <w:widowControl w:val="0"/>
             </w:pPr>
             <w:r>
-              <w:t xml:space="preserve">The system SHALL provide a filter for product status in the </w:t>
-            </w:r>
-            <w:proofErr w:type="gramStart"/>
-            <w:r>
-              <w:t>Admin</w:t>
-            </w:r>
-            <w:proofErr w:type="gramEnd"/>
-            <w:r>
-              <w:t xml:space="preserve"> dashboard.</w:t>
+              <w:t>The system SHALL provide a filter for product status in the Admin dashboard.</w:t>
             </w:r>
           </w:p>
         </w:tc>
@@ -9591,7 +9531,11 @@
               <w:t xml:space="preserve"> </w:t>
             </w:r>
             <w:r>
-              <w:t>product from product list.</w:t>
+              <w:t xml:space="preserve">product </w:t>
+            </w:r>
+            <w:r>
+              <w:lastRenderedPageBreak/>
+              <w:t>from product list.</w:t>
             </w:r>
           </w:p>
         </w:tc>
@@ -9604,6 +9548,7 @@
               <w:widowControl w:val="0"/>
             </w:pPr>
             <w:r>
+              <w:lastRenderedPageBreak/>
               <w:t>Functional</w:t>
             </w:r>
           </w:p>
@@ -9670,6 +9615,7 @@
               <w:widowControl w:val="0"/>
             </w:pPr>
             <w:r>
+              <w:lastRenderedPageBreak/>
               <w:t>In Review</w:t>
             </w:r>
           </w:p>
@@ -9695,7 +9641,6 @@
               <w:spacing w:before="0" w:after="0"/>
             </w:pPr>
             <w:r>
-              <w:lastRenderedPageBreak/>
               <w:t>SRS-FN-Supplier-003</w:t>
             </w:r>
           </w:p>
@@ -9801,14 +9746,7 @@
               <w:rPr>
                 <w:lang w:val="en-US"/>
               </w:rPr>
-              <w:t xml:space="preserve">orders containing their </w:t>
-            </w:r>
-            <w:proofErr w:type="gramStart"/>
-            <w:r>
-              <w:rPr>
-                <w:lang w:val="en-US"/>
-              </w:rPr>
-              <w:t xml:space="preserve">products </w:t>
+              <w:t xml:space="preserve">orders containing their products </w:t>
             </w:r>
             <w:r>
               <w:rPr>
@@ -9816,7 +9754,6 @@
               </w:rPr>
               <w:t>.</w:t>
             </w:r>
-            <w:proofErr w:type="gramEnd"/>
           </w:p>
           <w:p>
             <w:pPr>
@@ -10143,13 +10080,7 @@
               <w:rPr>
                 <w:lang w:val="en-US"/>
               </w:rPr>
-              <w:t xml:space="preserve">“no product </w:t>
-            </w:r>
-            <w:r>
-              <w:rPr>
-                <w:lang w:val="en-US"/>
-              </w:rPr>
-              <w:t>found”</w:t>
+              <w:t>“no product found”</w:t>
             </w:r>
             <w:r>
               <w:rPr>
@@ -11337,14 +11268,7 @@
               <w:rPr>
                 <w:lang w:val="en-US"/>
               </w:rPr>
-              <w:t xml:space="preserve">Button is enabled when product is In </w:t>
-            </w:r>
-            <w:proofErr w:type="gramStart"/>
-            <w:r>
-              <w:rPr>
-                <w:lang w:val="en-US"/>
-              </w:rPr>
-              <w:t xml:space="preserve">Stock </w:t>
+              <w:t xml:space="preserve">Button is enabled when product is In Stock </w:t>
             </w:r>
             <w:r>
               <w:rPr>
@@ -11352,7 +11276,6 @@
               </w:rPr>
               <w:t>.</w:t>
             </w:r>
-            <w:proofErr w:type="gramEnd"/>
           </w:p>
           <w:p>
             <w:pPr>
@@ -11703,16 +11626,8 @@
               <w:rPr>
                 <w:lang w:val="en-US"/>
               </w:rPr>
-              <w:t xml:space="preserve">“no product </w:t>
-            </w:r>
-            <w:proofErr w:type="gramStart"/>
-            <w:r>
-              <w:rPr>
-                <w:lang w:val="en-US"/>
-              </w:rPr>
-              <w:t>found ”</w:t>
-            </w:r>
-            <w:proofErr w:type="gramEnd"/>
+              <w:t>“no product found ”</w:t>
+            </w:r>
             <w:r>
               <w:rPr>
                 <w:lang w:val="en-US"/>
@@ -11796,10 +11711,7 @@
               </w:rPr>
             </w:pPr>
             <w:r>
-              <w:t xml:space="preserve">The system </w:t>
-            </w:r>
-            <w:r>
-              <w:t>SHALL</w:t>
+              <w:t>The system SHALL</w:t>
             </w:r>
             <w:r>
               <w:t xml:space="preserve"> prevent </w:t>
@@ -12212,14 +12124,7 @@
               <w:rPr>
                 <w:lang w:val="en-US"/>
               </w:rPr>
-              <w:t xml:space="preserve">The total price is </w:t>
-            </w:r>
-            <w:proofErr w:type="gramStart"/>
-            <w:r>
-              <w:rPr>
-                <w:lang w:val="en-US"/>
-              </w:rPr>
-              <w:t>displayed</w:t>
+              <w:t>The total price is displayed</w:t>
             </w:r>
             <w:r>
               <w:rPr>
@@ -12232,14 +12137,7 @@
               <w:rPr>
                 <w:lang w:val="en-US"/>
               </w:rPr>
-              <w:t xml:space="preserve"> =</w:t>
-            </w:r>
-            <w:proofErr w:type="gramEnd"/>
-            <w:r>
-              <w:rPr>
-                <w:lang w:val="en-US"/>
-              </w:rPr>
-              <w:t xml:space="preserve"> sum of (subtotal) + shipping fee</w:t>
+              <w:t xml:space="preserve"> = sum of (subtotal) + shipping fee</w:t>
             </w:r>
             <w:r>
               <w:rPr>
@@ -12764,27 +12662,13 @@
               <w:rPr>
                 <w:lang w:val="en-US"/>
               </w:rPr>
-              <w:t xml:space="preserve">For returning to Home </w:t>
-            </w:r>
-            <w:proofErr w:type="gramStart"/>
-            <w:r>
-              <w:rPr>
-                <w:lang w:val="en-US"/>
-              </w:rPr>
-              <w:t xml:space="preserve">page </w:t>
-            </w:r>
-            <w:r>
-              <w:rPr>
-                <w:lang w:val="en-US"/>
-              </w:rPr>
-              <w:t>,</w:t>
-            </w:r>
-            <w:proofErr w:type="gramEnd"/>
-            <w:r>
-              <w:rPr>
-                <w:lang w:val="en-US"/>
-              </w:rPr>
-              <w:t xml:space="preserve"> user clicks on Home button.</w:t>
+              <w:t xml:space="preserve">For returning to Home page </w:t>
+            </w:r>
+            <w:r>
+              <w:rPr>
+                <w:lang w:val="en-US"/>
+              </w:rPr>
+              <w:t>, user clicks on Home button.</w:t>
             </w:r>
           </w:p>
         </w:tc>
@@ -14219,15 +14103,7 @@
               <w:spacing w:before="0" w:after="0" w:line="240" w:lineRule="auto"/>
             </w:pPr>
             <w:r>
-              <w:t xml:space="preserve">The system SHALL automatically send one confirmation </w:t>
-            </w:r>
-            <w:proofErr w:type="gramStart"/>
-            <w:r>
-              <w:t>Email</w:t>
-            </w:r>
-            <w:proofErr w:type="gramEnd"/>
-            <w:r>
-              <w:t xml:space="preserve"> to the customer immediately after the order is successfully placed</w:t>
+              <w:t>The system SHALL automatically send one confirmation Email to the customer immediately after the order is successfully placed</w:t>
             </w:r>
           </w:p>
         </w:tc>
@@ -22535,6 +22411,7 @@
   <w:style w:type="character" w:default="1" w:styleId="DefaultParagraphFont">
     <w:name w:val="Default Paragraph Font"/>
     <w:uiPriority w:val="1"/>
+    <w:semiHidden/>
     <w:unhideWhenUsed/>
   </w:style>
   <w:style w:type="table" w:default="1" w:styleId="TableNormal">

--- a/Process_Docs/SRS.docx
+++ b/Process_Docs/SRS.docx
@@ -130,7 +130,6 @@
           <w:docPartUnique/>
         </w:docPartObj>
       </w:sdtPr>
-      <w:sdtEndPr/>
       <w:sdtContent>
         <w:p>
           <w:pPr>
@@ -2701,7 +2700,23 @@
       </w:r>
       <w:proofErr w:type="spellEnd"/>
       <w:r>
-        <w:t>-Platform App, an online Shopping store for (Clothes, Accessories. This SRS servers as the primary document for developers team, testers team, project stakeholders, and the client to ensure that the final system meets all specified needs.</w:t>
+        <w:t xml:space="preserve">-Platform App, an online Shopping store for (Clothes, Accessories. This SRS </w:t>
+      </w:r>
+      <w:proofErr w:type="gramStart"/>
+      <w:r>
+        <w:t>servers</w:t>
+      </w:r>
+      <w:proofErr w:type="gramEnd"/>
+      <w:r>
+        <w:t xml:space="preserve"> as the primary document for </w:t>
+      </w:r>
+      <w:proofErr w:type="gramStart"/>
+      <w:r>
+        <w:t>developers</w:t>
+      </w:r>
+      <w:proofErr w:type="gramEnd"/>
+      <w:r>
+        <w:t xml:space="preserve"> team, testers team, project stakeholders, and the client to ensure that the final system meets all specified needs.</w:t>
       </w:r>
     </w:p>
     <w:p>
@@ -3791,8 +3806,13 @@
         <w:t xml:space="preserve">Shopping Cart: </w:t>
       </w:r>
       <w:r>
-        <w:t>Add products to cart, and proceed to checkout</w:t>
+        <w:t xml:space="preserve">Add products to cart, and proceed to </w:t>
       </w:r>
+      <w:proofErr w:type="gramStart"/>
+      <w:r>
+        <w:t>checkout</w:t>
+      </w:r>
+      <w:proofErr w:type="gramEnd"/>
     </w:p>
     <w:p>
       <w:pPr>
@@ -4537,7 +4557,15 @@
               <w:spacing w:before="0" w:after="0"/>
             </w:pPr>
             <w:r>
-              <w:t>The system SHALL provide a registration page with (Username,  Email, Password, and Confirm Password) input fields to allow new users to create an account.</w:t>
+              <w:t xml:space="preserve">The system SHALL </w:t>
+            </w:r>
+            <w:proofErr w:type="gramStart"/>
+            <w:r>
+              <w:t>provide</w:t>
+            </w:r>
+            <w:proofErr w:type="gramEnd"/>
+            <w:r>
+              <w:t xml:space="preserve"> a registration page with (Username,  Email, Password, and Confirm Password) input fields to allow new users to create an account.</w:t>
             </w:r>
           </w:p>
         </w:tc>
@@ -4983,7 +5011,15 @@
               <w:spacing w:before="0" w:after="0"/>
             </w:pPr>
             <w:r>
-              <w:t>The system SHALL provide password visibility toggle option for password field</w:t>
+              <w:t xml:space="preserve">The system SHALL </w:t>
+            </w:r>
+            <w:proofErr w:type="gramStart"/>
+            <w:r>
+              <w:t>provide</w:t>
+            </w:r>
+            <w:proofErr w:type="gramEnd"/>
+            <w:r>
+              <w:t xml:space="preserve"> password visibility toggle option for password field</w:t>
             </w:r>
           </w:p>
         </w:tc>
@@ -5250,7 +5286,15 @@
               <w:spacing w:before="0" w:after="0"/>
             </w:pPr>
             <w:r>
-              <w:t>The system SHALL provide an option to select the user role (</w:t>
+              <w:t xml:space="preserve">The system SHALL </w:t>
+            </w:r>
+            <w:proofErr w:type="gramStart"/>
+            <w:r>
+              <w:t>provide</w:t>
+            </w:r>
+            <w:proofErr w:type="gramEnd"/>
+            <w:r>
+              <w:t xml:space="preserve"> an option to select the user role (</w:t>
             </w:r>
             <w:r>
               <w:t>Customer</w:t>
@@ -5330,7 +5374,21 @@
               <w:rPr>
                 <w:lang w:val="en-US"/>
               </w:rPr>
-              <w:t xml:space="preserve">Radio buttons for selecting "Customer" or "Supplier" is present </w:t>
+              <w:t xml:space="preserve">Radio buttons for selecting "Customer" or "Supplier" </w:t>
+            </w:r>
+            <w:proofErr w:type="gramStart"/>
+            <w:r>
+              <w:rPr>
+                <w:lang w:val="en-US"/>
+              </w:rPr>
+              <w:t>is</w:t>
+            </w:r>
+            <w:proofErr w:type="gramEnd"/>
+            <w:r>
+              <w:rPr>
+                <w:lang w:val="en-US"/>
+              </w:rPr>
+              <w:t xml:space="preserve"> present </w:t>
             </w:r>
           </w:p>
           <w:p>
@@ -5467,7 +5525,15 @@
               <w:spacing w:before="0" w:after="0"/>
             </w:pPr>
             <w:r>
-              <w:t>The system SHALL not accept username length less than 3 or more than 50 characters</w:t>
+              <w:t xml:space="preserve">The system SHALL </w:t>
+            </w:r>
+            <w:proofErr w:type="gramStart"/>
+            <w:r>
+              <w:t>not</w:t>
+            </w:r>
+            <w:proofErr w:type="gramEnd"/>
+            <w:r>
+              <w:t xml:space="preserve"> accept username length less than 3 or more than 50 characters</w:t>
             </w:r>
           </w:p>
         </w:tc>
@@ -5823,11 +5889,33 @@
                 <w:lang w:val="en-US"/>
               </w:rPr>
             </w:pPr>
-            <w:r>
-              <w:rPr>
-                <w:lang w:val="en-US"/>
-              </w:rPr>
-              <w:t>Password with length 8 to 64 characters is accepted</w:t>
+            <w:proofErr w:type="gramStart"/>
+            <w:r>
+              <w:rPr>
+                <w:lang w:val="en-US"/>
+              </w:rPr>
+              <w:t>Password</w:t>
+            </w:r>
+            <w:proofErr w:type="gramEnd"/>
+            <w:r>
+              <w:rPr>
+                <w:lang w:val="en-US"/>
+              </w:rPr>
+              <w:t xml:space="preserve"> with length 8 to 64 characters </w:t>
+            </w:r>
+            <w:proofErr w:type="gramStart"/>
+            <w:r>
+              <w:rPr>
+                <w:lang w:val="en-US"/>
+              </w:rPr>
+              <w:t>is</w:t>
+            </w:r>
+            <w:proofErr w:type="gramEnd"/>
+            <w:r>
+              <w:rPr>
+                <w:lang w:val="en-US"/>
+              </w:rPr>
+              <w:t xml:space="preserve"> accepted</w:t>
             </w:r>
           </w:p>
           <w:p>
@@ -6034,7 +6122,15 @@
               <w:spacing w:before="0" w:after="0"/>
             </w:pPr>
             <w:r>
-              <w:t>The system SHALL not accept an Email address that is already registered in the system</w:t>
+              <w:t xml:space="preserve">The system SHALL </w:t>
+            </w:r>
+            <w:proofErr w:type="gramStart"/>
+            <w:r>
+              <w:t>not</w:t>
+            </w:r>
+            <w:proofErr w:type="gramEnd"/>
+            <w:r>
+              <w:t xml:space="preserve"> accept an Email address that is already registered in the system</w:t>
             </w:r>
           </w:p>
         </w:tc>
@@ -6396,7 +6492,15 @@
               <w:spacing w:before="0" w:after="0"/>
             </w:pPr>
             <w:r>
-              <w:t>The system SHALL provide a login page with a secure login functionality with (email and password) input fields for registered users.</w:t>
+              <w:t xml:space="preserve">The system SHALL </w:t>
+            </w:r>
+            <w:proofErr w:type="gramStart"/>
+            <w:r>
+              <w:t>provide</w:t>
+            </w:r>
+            <w:proofErr w:type="gramEnd"/>
+            <w:r>
+              <w:t xml:space="preserve"> a login page with a secure login functionality with (email and password) input fields for registered users.</w:t>
             </w:r>
           </w:p>
         </w:tc>
@@ -6775,7 +6879,23 @@
               <w:spacing w:before="0" w:after="0"/>
             </w:pPr>
             <w:r>
-              <w:t>The system SHALL identify user role (Client/Supplier/Admin) while logging in from stored emails and relating roles.</w:t>
+              <w:t xml:space="preserve">The system SHALL </w:t>
+            </w:r>
+            <w:proofErr w:type="gramStart"/>
+            <w:r>
+              <w:t>identify</w:t>
+            </w:r>
+            <w:proofErr w:type="gramEnd"/>
+            <w:r>
+              <w:t xml:space="preserve"> user role (Client/Supplier/Admin) while logging in from stored emails and </w:t>
+            </w:r>
+            <w:proofErr w:type="gramStart"/>
+            <w:r>
+              <w:t>relating</w:t>
+            </w:r>
+            <w:proofErr w:type="gramEnd"/>
+            <w:r>
+              <w:t xml:space="preserve"> roles.</w:t>
             </w:r>
           </w:p>
         </w:tc>
@@ -7018,11 +7138,21 @@
             <w:r>
               <w:t xml:space="preserve"> to </w:t>
             </w:r>
+            <w:proofErr w:type="gramStart"/>
             <w:r>
               <w:t>user</w:t>
             </w:r>
-            <w:r>
-              <w:t xml:space="preserve"> and display an error message for invalid credentials</w:t>
+            <w:proofErr w:type="gramEnd"/>
+            <w:r>
+              <w:t xml:space="preserve"> and display </w:t>
+            </w:r>
+            <w:proofErr w:type="gramStart"/>
+            <w:r>
+              <w:t>an error message</w:t>
+            </w:r>
+            <w:proofErr w:type="gramEnd"/>
+            <w:r>
+              <w:t xml:space="preserve"> for invalid credentials</w:t>
             </w:r>
           </w:p>
         </w:tc>
@@ -7594,7 +7724,15 @@
             </w:pPr>
             <w:r>
               <w:lastRenderedPageBreak/>
-              <w:t>that products added by the Admin should have a default status of 'Approved'</w:t>
+              <w:t xml:space="preserve">that products added by the </w:t>
+            </w:r>
+            <w:proofErr w:type="gramStart"/>
+            <w:r>
+              <w:t>Admin</w:t>
+            </w:r>
+            <w:proofErr w:type="gramEnd"/>
+            <w:r>
+              <w:t xml:space="preserve"> should have a default status of 'Approved'</w:t>
             </w:r>
           </w:p>
           <w:p>
@@ -7781,7 +7919,15 @@
               <w:widowControl w:val="0"/>
             </w:pPr>
             <w:r>
-              <w:t>The system SHALL allow the admin to remove products from the product list.</w:t>
+              <w:t xml:space="preserve">The system SHALL </w:t>
+            </w:r>
+            <w:proofErr w:type="gramStart"/>
+            <w:r>
+              <w:t>allow</w:t>
+            </w:r>
+            <w:proofErr w:type="gramEnd"/>
+            <w:r>
+              <w:t xml:space="preserve"> the admin to remove products from the product list.</w:t>
             </w:r>
           </w:p>
         </w:tc>
@@ -7900,13 +8046,23 @@
               <w:widowControl w:val="0"/>
             </w:pPr>
             <w:r>
-              <w:t xml:space="preserve">The system SHALL allow the admin to add, remove </w:t>
+              <w:t xml:space="preserve">The system SHALL </w:t>
+            </w:r>
+            <w:proofErr w:type="gramStart"/>
+            <w:r>
+              <w:t>allow</w:t>
+            </w:r>
+            <w:proofErr w:type="gramEnd"/>
+            <w:r>
+              <w:t xml:space="preserve"> the admin to add, remove </w:t>
             </w:r>
             <w:proofErr w:type="spellStart"/>
+            <w:proofErr w:type="gramStart"/>
             <w:r>
               <w:t>customers</w:t>
             </w:r>
             <w:proofErr w:type="spellEnd"/>
+            <w:proofErr w:type="gramEnd"/>
             <w:r>
               <w:t xml:space="preserve"> accounts.</w:t>
             </w:r>
@@ -8044,7 +8200,31 @@
               <w:rPr>
                 <w:lang w:val="en-US"/>
               </w:rPr>
-              <w:t xml:space="preserve"> and shows an error message “Email already exists"</w:t>
+              <w:t xml:space="preserve"> and shows an error message “E</w:t>
+            </w:r>
+            <w:r>
+              <w:rPr>
+                <w:lang w:val="en-US"/>
+              </w:rPr>
+              <w:t>nter</w:t>
+            </w:r>
+            <w:r>
+              <w:rPr>
+                <w:lang w:val="en-US"/>
+              </w:rPr>
+              <w:t xml:space="preserve"> </w:t>
+            </w:r>
+            <w:r>
+              <w:rPr>
+                <w:lang w:val="en-US"/>
+              </w:rPr>
+              <w:t>valid Email.</w:t>
+            </w:r>
+            <w:r>
+              <w:rPr>
+                <w:lang w:val="en-US"/>
+              </w:rPr>
+              <w:t>"</w:t>
             </w:r>
           </w:p>
           <w:p>
@@ -8118,7 +8298,15 @@
               <w:widowControl w:val="0"/>
             </w:pPr>
             <w:r>
-              <w:t>The system SHALL allow the admin to add, remove suppliers accounts</w:t>
+              <w:t xml:space="preserve">The system SHALL </w:t>
+            </w:r>
+            <w:proofErr w:type="gramStart"/>
+            <w:r>
+              <w:t>allow</w:t>
+            </w:r>
+            <w:proofErr w:type="gramEnd"/>
+            <w:r>
+              <w:t xml:space="preserve"> the admin to add, remove suppliers accounts</w:t>
             </w:r>
           </w:p>
         </w:tc>
@@ -8252,7 +8440,31 @@
               <w:rPr>
                 <w:lang w:val="en-US"/>
               </w:rPr>
-              <w:t>and shows an error message “Email already exists"</w:t>
+              <w:t>and shows an error message “E</w:t>
+            </w:r>
+            <w:r>
+              <w:rPr>
+                <w:lang w:val="en-US"/>
+              </w:rPr>
+              <w:t>nter</w:t>
+            </w:r>
+            <w:r>
+              <w:rPr>
+                <w:lang w:val="en-US"/>
+              </w:rPr>
+              <w:t xml:space="preserve"> </w:t>
+            </w:r>
+            <w:r>
+              <w:rPr>
+                <w:lang w:val="en-US"/>
+              </w:rPr>
+              <w:t>valid Email</w:t>
+            </w:r>
+            <w:r>
+              <w:rPr>
+                <w:lang w:val="en-US"/>
+              </w:rPr>
+              <w:t>"</w:t>
             </w:r>
             <w:r>
               <w:rPr>
@@ -8330,7 +8542,15 @@
               <w:widowControl w:val="0"/>
             </w:pPr>
             <w:r>
-              <w:t>The system SHALL allow the admin to view a list of all users(suppliers, customers)  in the system.</w:t>
+              <w:t xml:space="preserve">The system SHALL </w:t>
+            </w:r>
+            <w:proofErr w:type="gramStart"/>
+            <w:r>
+              <w:t>allow</w:t>
+            </w:r>
+            <w:proofErr w:type="gramEnd"/>
+            <w:r>
+              <w:t xml:space="preserve"> the admin to view a list of all users(suppliers, customers)  in the system.</w:t>
             </w:r>
           </w:p>
         </w:tc>
@@ -8466,7 +8686,21 @@
               <w:rPr>
                 <w:lang w:val="en-US"/>
               </w:rPr>
-              <w:t>List clearly shows user details including: Full Name, Email</w:t>
+              <w:t xml:space="preserve">List clearly shows user details </w:t>
+            </w:r>
+            <w:proofErr w:type="gramStart"/>
+            <w:r>
+              <w:rPr>
+                <w:lang w:val="en-US"/>
+              </w:rPr>
+              <w:t>including:</w:t>
+            </w:r>
+            <w:proofErr w:type="gramEnd"/>
+            <w:r>
+              <w:rPr>
+                <w:lang w:val="en-US"/>
+              </w:rPr>
+              <w:t xml:space="preserve"> Full Name, Email</w:t>
             </w:r>
             <w:r>
               <w:rPr>
@@ -8526,7 +8760,15 @@
               <w:widowControl w:val="0"/>
             </w:pPr>
             <w:r>
-              <w:t>The system SHALL allow the admin to view a list of all orders in the system</w:t>
+              <w:t xml:space="preserve">The system SHALL </w:t>
+            </w:r>
+            <w:proofErr w:type="gramStart"/>
+            <w:r>
+              <w:t>allow</w:t>
+            </w:r>
+            <w:proofErr w:type="gramEnd"/>
+            <w:r>
+              <w:t xml:space="preserve"> the admin to view a list of all orders in the system</w:t>
             </w:r>
           </w:p>
         </w:tc>
@@ -8682,7 +8924,15 @@
               <w:widowControl w:val="0"/>
             </w:pPr>
             <w:r>
-              <w:t>The system SHALL allow the admin to approve or reject product submissions from suppliers.</w:t>
+              <w:t xml:space="preserve">The system SHALL </w:t>
+            </w:r>
+            <w:proofErr w:type="gramStart"/>
+            <w:r>
+              <w:t>allow</w:t>
+            </w:r>
+            <w:proofErr w:type="gramEnd"/>
+            <w:r>
+              <w:t xml:space="preserve"> the admin to approve or reject product submissions from suppliers.</w:t>
             </w:r>
           </w:p>
         </w:tc>
@@ -8765,7 +9015,19 @@
               <w:rPr>
                 <w:lang w:val="en-US"/>
               </w:rPr>
-              <w:t xml:space="preserve">Approved items move to the live product list; rejected items </w:t>
+              <w:t>Approved items move to the live product list</w:t>
+            </w:r>
+            <w:r>
+              <w:rPr>
+                <w:lang w:val="en-US"/>
+              </w:rPr>
+              <w:t xml:space="preserve"> and update status to "Approved"</w:t>
+            </w:r>
+            <w:r>
+              <w:rPr>
+                <w:lang w:val="en-US"/>
+              </w:rPr>
+              <w:t xml:space="preserve">; rejected items </w:t>
             </w:r>
             <w:r>
               <w:t>must be permanently removed from the database</w:t>
@@ -8831,7 +9093,23 @@
               <w:widowControl w:val="0"/>
             </w:pPr>
             <w:r>
-              <w:t>The system SHALL allow the Admin to search for specific products in the dashboard.</w:t>
+              <w:t xml:space="preserve">The system SHALL </w:t>
+            </w:r>
+            <w:proofErr w:type="gramStart"/>
+            <w:r>
+              <w:t>allow</w:t>
+            </w:r>
+            <w:proofErr w:type="gramEnd"/>
+            <w:r>
+              <w:t xml:space="preserve"> the </w:t>
+            </w:r>
+            <w:proofErr w:type="gramStart"/>
+            <w:r>
+              <w:t>Admin</w:t>
+            </w:r>
+            <w:proofErr w:type="gramEnd"/>
+            <w:r>
+              <w:t xml:space="preserve"> to search for specific products in the dashboard.</w:t>
             </w:r>
           </w:p>
         </w:tc>
@@ -9024,7 +9302,23 @@
               <w:widowControl w:val="0"/>
             </w:pPr>
             <w:r>
-              <w:t>The system SHALL provide a filter for product status in the Admin dashboard.</w:t>
+              <w:t xml:space="preserve">The system SHALL </w:t>
+            </w:r>
+            <w:proofErr w:type="gramStart"/>
+            <w:r>
+              <w:t>provide</w:t>
+            </w:r>
+            <w:proofErr w:type="gramEnd"/>
+            <w:r>
+              <w:t xml:space="preserve"> a filter for product status in the </w:t>
+            </w:r>
+            <w:proofErr w:type="gramStart"/>
+            <w:r>
+              <w:t>Admin</w:t>
+            </w:r>
+            <w:proofErr w:type="gramEnd"/>
+            <w:r>
+              <w:t xml:space="preserve"> dashboard.</w:t>
             </w:r>
           </w:p>
         </w:tc>
@@ -9309,7 +9603,15 @@
               <w:widowControl w:val="0"/>
             </w:pPr>
             <w:r>
-              <w:t xml:space="preserve">The system SHALL allow suppliers to submit new products to the product list with all information (photo, name, description, stock availability and price) </w:t>
+              <w:t xml:space="preserve">The system SHALL </w:t>
+            </w:r>
+            <w:proofErr w:type="gramStart"/>
+            <w:r>
+              <w:t>allow</w:t>
+            </w:r>
+            <w:proofErr w:type="gramEnd"/>
+            <w:r>
+              <w:t xml:space="preserve"> suppliers to submit new products to the product list with all information (photo, name, description, stock availability and price) </w:t>
             </w:r>
           </w:p>
         </w:tc>
@@ -9384,7 +9686,21 @@
               <w:rPr>
                 <w:lang w:val="en-US"/>
               </w:rPr>
-              <w:t>Fields include: product photo, name, description, stock quantity, and price</w:t>
+              <w:t xml:space="preserve">Fields </w:t>
+            </w:r>
+            <w:proofErr w:type="gramStart"/>
+            <w:r>
+              <w:rPr>
+                <w:lang w:val="en-US"/>
+              </w:rPr>
+              <w:t>include:</w:t>
+            </w:r>
+            <w:proofErr w:type="gramEnd"/>
+            <w:r>
+              <w:rPr>
+                <w:lang w:val="en-US"/>
+              </w:rPr>
+              <w:t xml:space="preserve"> product photo, name, description, stock quantity, and price</w:t>
             </w:r>
             <w:r>
               <w:rPr>
@@ -9409,7 +9725,35 @@
               <w:rPr>
                 <w:lang w:val="en-US"/>
               </w:rPr>
-              <w:t xml:space="preserve">After submitting: supplier redirect to his </w:t>
+              <w:t xml:space="preserve">After </w:t>
+            </w:r>
+            <w:proofErr w:type="gramStart"/>
+            <w:r>
+              <w:rPr>
+                <w:lang w:val="en-US"/>
+              </w:rPr>
+              <w:t>submitting:</w:t>
+            </w:r>
+            <w:proofErr w:type="gramEnd"/>
+            <w:r>
+              <w:rPr>
+                <w:lang w:val="en-US"/>
+              </w:rPr>
+              <w:t xml:space="preserve"> supplier </w:t>
+            </w:r>
+            <w:proofErr w:type="gramStart"/>
+            <w:r>
+              <w:rPr>
+                <w:lang w:val="en-US"/>
+              </w:rPr>
+              <w:t>redirect</w:t>
+            </w:r>
+            <w:proofErr w:type="gramEnd"/>
+            <w:r>
+              <w:rPr>
+                <w:lang w:val="en-US"/>
+              </w:rPr>
+              <w:t xml:space="preserve"> to his </w:t>
             </w:r>
             <w:r>
               <w:rPr>
@@ -9525,13 +9869,26 @@
               <w:widowControl w:val="0"/>
             </w:pPr>
             <w:r>
-              <w:t>The system SHALL allow suppliers to remove</w:t>
+              <w:t xml:space="preserve">The system SHALL </w:t>
+            </w:r>
+            <w:proofErr w:type="gramStart"/>
+            <w:r>
+              <w:t>allow</w:t>
+            </w:r>
+            <w:proofErr w:type="gramEnd"/>
+            <w:r>
+              <w:t xml:space="preserve"> suppliers to remove</w:t>
             </w:r>
             <w:r>
               <w:t xml:space="preserve"> </w:t>
             </w:r>
-            <w:r>
-              <w:t xml:space="preserve">product </w:t>
+            <w:proofErr w:type="gramStart"/>
+            <w:r>
+              <w:t>product</w:t>
+            </w:r>
+            <w:proofErr w:type="gramEnd"/>
+            <w:r>
+              <w:t xml:space="preserve"> </w:t>
             </w:r>
             <w:r>
               <w:lastRenderedPageBreak/>
@@ -9660,7 +10017,15 @@
               <w:widowControl w:val="0"/>
             </w:pPr>
             <w:r>
-              <w:t xml:space="preserve">The system SHALL allow suppliers to view the information of the specific orders related to their products, including </w:t>
+              <w:t xml:space="preserve">The system SHALL </w:t>
+            </w:r>
+            <w:proofErr w:type="gramStart"/>
+            <w:r>
+              <w:t>allow</w:t>
+            </w:r>
+            <w:proofErr w:type="gramEnd"/>
+            <w:r>
+              <w:t xml:space="preserve"> suppliers to view the information of the specific orders related to their products, including </w:t>
             </w:r>
             <w:r>
               <w:t xml:space="preserve">the </w:t>
@@ -9993,7 +10358,15 @@
               </w:rPr>
             </w:pPr>
             <w:r>
-              <w:t>The system SHALL allow suppliers to search for products within their dashboard.</w:t>
+              <w:t xml:space="preserve">The system SHALL </w:t>
+            </w:r>
+            <w:proofErr w:type="gramStart"/>
+            <w:r>
+              <w:t>allow</w:t>
+            </w:r>
+            <w:proofErr w:type="gramEnd"/>
+            <w:r>
+              <w:t xml:space="preserve"> suppliers to search for products within their dashboard.</w:t>
             </w:r>
           </w:p>
         </w:tc>
@@ -10475,7 +10848,15 @@
               <w:widowControl w:val="0"/>
             </w:pPr>
             <w:r>
-              <w:t xml:space="preserve">The system SHALL display the </w:t>
+              <w:t xml:space="preserve">The system SHALL </w:t>
+            </w:r>
+            <w:proofErr w:type="gramStart"/>
+            <w:r>
+              <w:t>display</w:t>
+            </w:r>
+            <w:proofErr w:type="gramEnd"/>
+            <w:r>
+              <w:t xml:space="preserve"> the </w:t>
             </w:r>
             <w:r>
               <w:rPr>
@@ -10584,7 +10965,23 @@
               <w:widowControl w:val="0"/>
             </w:pPr>
             <w:r>
-              <w:t xml:space="preserve">The system SHALL display the </w:t>
+              <w:t xml:space="preserve">The system SHALL </w:t>
+            </w:r>
+            <w:proofErr w:type="gramStart"/>
+            <w:r>
+              <w:t>display</w:t>
+            </w:r>
+            <w:proofErr w:type="gramEnd"/>
+            <w:r>
+              <w:t xml:space="preserve"> </w:t>
+            </w:r>
+            <w:proofErr w:type="gramStart"/>
+            <w:r>
+              <w:t>the</w:t>
+            </w:r>
+            <w:proofErr w:type="gramEnd"/>
+            <w:r>
+              <w:t xml:space="preserve"> </w:t>
             </w:r>
             <w:r>
               <w:rPr>
@@ -10849,7 +11246,15 @@
               <w:widowControl w:val="0"/>
             </w:pPr>
             <w:r>
-              <w:t xml:space="preserve">The system SHALL display the </w:t>
+              <w:t xml:space="preserve">The system SHALL </w:t>
+            </w:r>
+            <w:proofErr w:type="gramStart"/>
+            <w:r>
+              <w:t>display</w:t>
+            </w:r>
+            <w:proofErr w:type="gramEnd"/>
+            <w:r>
+              <w:t xml:space="preserve"> the </w:t>
             </w:r>
             <w:r>
               <w:rPr>
@@ -11016,7 +11421,15 @@
               <w:widowControl w:val="0"/>
             </w:pPr>
             <w:r>
-              <w:t xml:space="preserve">The system SHALL contain the </w:t>
+              <w:t xml:space="preserve">The system SHALL </w:t>
+            </w:r>
+            <w:proofErr w:type="gramStart"/>
+            <w:r>
+              <w:t>contain</w:t>
+            </w:r>
+            <w:proofErr w:type="gramEnd"/>
+            <w:r>
+              <w:t xml:space="preserve"> the </w:t>
             </w:r>
             <w:r>
               <w:rPr>
@@ -11116,11 +11529,19 @@
                 <w:lang w:val="en-US"/>
               </w:rPr>
             </w:pPr>
-            <w:r>
-              <w:rPr>
-                <w:lang w:val="en-US"/>
-              </w:rPr>
-              <w:t>User can increase or decrease quantity using input field or +/- buttons</w:t>
+            <w:proofErr w:type="gramStart"/>
+            <w:r>
+              <w:rPr>
+                <w:lang w:val="en-US"/>
+              </w:rPr>
+              <w:t>User</w:t>
+            </w:r>
+            <w:proofErr w:type="gramEnd"/>
+            <w:r>
+              <w:rPr>
+                <w:lang w:val="en-US"/>
+              </w:rPr>
+              <w:t xml:space="preserve"> can increase or decrease quantity using input field or +/- buttons</w:t>
             </w:r>
           </w:p>
           <w:p>
@@ -11293,13 +11714,24 @@
               <w:rPr>
                 <w:lang w:val="en-US"/>
               </w:rPr>
-              <w:t xml:space="preserve">Button is </w:t>
+              <w:t xml:space="preserve">Button </w:t>
+            </w:r>
+            <w:proofErr w:type="gramStart"/>
+            <w:r>
+              <w:rPr>
+                <w:lang w:val="en-US"/>
+              </w:rPr>
+              <w:t xml:space="preserve">is </w:t>
             </w:r>
             <w:r>
               <w:t>disappear</w:t>
             </w:r>
             <w:r>
-              <w:t xml:space="preserve">ed </w:t>
+              <w:t>ed</w:t>
+            </w:r>
+            <w:proofErr w:type="gramEnd"/>
+            <w:r>
+              <w:t xml:space="preserve"> </w:t>
             </w:r>
             <w:r>
               <w:rPr>
@@ -11344,8 +11776,13 @@
             <w:r>
               <w:t xml:space="preserve"> popup message </w:t>
             </w:r>
-            <w:r>
-              <w:t xml:space="preserve">appear </w:t>
+            <w:proofErr w:type="gramStart"/>
+            <w:r>
+              <w:t>appear</w:t>
+            </w:r>
+            <w:proofErr w:type="gramEnd"/>
+            <w:r>
+              <w:t xml:space="preserve"> </w:t>
             </w:r>
             <w:r>
               <w:t>'Added to cart'</w:t>
@@ -11539,7 +11976,23 @@
               <w:widowControl w:val="0"/>
             </w:pPr>
             <w:r>
-              <w:t>The system SHALL provide a search bar to allow customers to search for products in the dashboard.</w:t>
+              <w:t xml:space="preserve">The system SHALL </w:t>
+            </w:r>
+            <w:proofErr w:type="gramStart"/>
+            <w:r>
+              <w:t>provide</w:t>
+            </w:r>
+            <w:proofErr w:type="gramEnd"/>
+            <w:r>
+              <w:t xml:space="preserve"> a search bar to allow customers to search for products </w:t>
+            </w:r>
+            <w:proofErr w:type="gramStart"/>
+            <w:r>
+              <w:t>in</w:t>
+            </w:r>
+            <w:proofErr w:type="gramEnd"/>
+            <w:r>
+              <w:t xml:space="preserve"> the dashboard.</w:t>
             </w:r>
           </w:p>
         </w:tc>
@@ -11714,14 +12167,37 @@
               <w:t>The system SHALL</w:t>
             </w:r>
             <w:r>
-              <w:t xml:space="preserve"> prevent </w:t>
-            </w:r>
-            <w:r>
-              <w:rPr>
-                <w:lang w:val="en-US"/>
-              </w:rPr>
-              <w:t xml:space="preserve">unauthenticated user </w:t>
-            </w:r>
+              <w:t xml:space="preserve"> </w:t>
+            </w:r>
+            <w:proofErr w:type="gramStart"/>
+            <w:r>
+              <w:t>prevent</w:t>
+            </w:r>
+            <w:proofErr w:type="gramEnd"/>
+            <w:r>
+              <w:t xml:space="preserve"> </w:t>
+            </w:r>
+            <w:r>
+              <w:rPr>
+                <w:lang w:val="en-US"/>
+              </w:rPr>
+              <w:t xml:space="preserve">unauthenticated </w:t>
+            </w:r>
+            <w:proofErr w:type="gramStart"/>
+            <w:r>
+              <w:rPr>
+                <w:lang w:val="en-US"/>
+              </w:rPr>
+              <w:t>user</w:t>
+            </w:r>
+            <w:proofErr w:type="gramEnd"/>
+            <w:r>
+              <w:rPr>
+                <w:lang w:val="en-US"/>
+              </w:rPr>
+              <w:t xml:space="preserve"> </w:t>
+            </w:r>
+            <w:proofErr w:type="gramStart"/>
             <w:r>
               <w:rPr>
                 <w:lang w:val="en-US"/>
@@ -11732,8 +12208,37 @@
               <w:rPr>
                 <w:lang w:val="en-US"/>
               </w:rPr>
-              <w:t xml:space="preserve"> add product to cart</w:t>
-            </w:r>
+              <w:t xml:space="preserve"> add</w:t>
+            </w:r>
+            <w:proofErr w:type="gramEnd"/>
+            <w:r>
+              <w:rPr>
+                <w:lang w:val="en-US"/>
+              </w:rPr>
+              <w:t xml:space="preserve"> </w:t>
+            </w:r>
+            <w:proofErr w:type="gramStart"/>
+            <w:r>
+              <w:rPr>
+                <w:lang w:val="en-US"/>
+              </w:rPr>
+              <w:t>product</w:t>
+            </w:r>
+            <w:proofErr w:type="gramEnd"/>
+            <w:r>
+              <w:rPr>
+                <w:lang w:val="en-US"/>
+              </w:rPr>
+              <w:t xml:space="preserve"> to </w:t>
+            </w:r>
+            <w:proofErr w:type="gramStart"/>
+            <w:r>
+              <w:rPr>
+                <w:lang w:val="en-US"/>
+              </w:rPr>
+              <w:t>cart</w:t>
+            </w:r>
+            <w:proofErr w:type="gramEnd"/>
           </w:p>
           <w:p>
             <w:pPr>
@@ -12017,7 +12522,15 @@
               <w:widowControl w:val="0"/>
             </w:pPr>
             <w:r>
-              <w:t>The system SHALL provide a shopping cart page that allows customers to list the selected items with their quantities and total price before proceeding to checkout.</w:t>
+              <w:t xml:space="preserve">The system SHALL </w:t>
+            </w:r>
+            <w:proofErr w:type="gramStart"/>
+            <w:r>
+              <w:t>provide</w:t>
+            </w:r>
+            <w:proofErr w:type="gramEnd"/>
+            <w:r>
+              <w:t xml:space="preserve"> a shopping cart page that allows customers to list the selected items with their quantities and total price before proceeding to checkout.</w:t>
             </w:r>
           </w:p>
         </w:tc>
@@ -12205,7 +12718,15 @@
               <w:widowControl w:val="0"/>
             </w:pPr>
             <w:r>
-              <w:t>The system SHALL allow customers to add products to the shopping cart with a specified quantity.</w:t>
+              <w:t xml:space="preserve">The system SHALL </w:t>
+            </w:r>
+            <w:proofErr w:type="gramStart"/>
+            <w:r>
+              <w:t>allow</w:t>
+            </w:r>
+            <w:proofErr w:type="gramEnd"/>
+            <w:r>
+              <w:t xml:space="preserve"> customers to add products to the shopping cart with a specified quantity.</w:t>
             </w:r>
           </w:p>
         </w:tc>
@@ -12331,7 +12852,21 @@
               <w:rPr>
                 <w:lang w:val="en-US"/>
               </w:rPr>
-              <w:t xml:space="preserve">If a user adds an existing product in the cart again, the system should increment the product quantity instead of adding a new </w:t>
+              <w:t xml:space="preserve">If a user adds an existing product in the cart again, the system should </w:t>
+            </w:r>
+            <w:proofErr w:type="gramStart"/>
+            <w:r>
+              <w:rPr>
+                <w:lang w:val="en-US"/>
+              </w:rPr>
+              <w:t>increment</w:t>
+            </w:r>
+            <w:proofErr w:type="gramEnd"/>
+            <w:r>
+              <w:rPr>
+                <w:lang w:val="en-US"/>
+              </w:rPr>
+              <w:t xml:space="preserve"> the product quantity instead of adding a new </w:t>
             </w:r>
             <w:r>
               <w:rPr>
@@ -12401,7 +12936,15 @@
               <w:widowControl w:val="0"/>
             </w:pPr>
             <w:r>
-              <w:t>The system SHALL allow customers to remove items from the shopping cart.</w:t>
+              <w:t xml:space="preserve">The system SHALL </w:t>
+            </w:r>
+            <w:proofErr w:type="gramStart"/>
+            <w:r>
+              <w:t>allow</w:t>
+            </w:r>
+            <w:proofErr w:type="gramEnd"/>
+            <w:r>
+              <w:t xml:space="preserve"> customers to remove items from the shopping cart.</w:t>
             </w:r>
           </w:p>
         </w:tc>
@@ -12453,6 +12996,12 @@
               </w:rPr>
               <w:t>Each item in the cart has a “Remove” or “Delete” option or trash icon</w:t>
             </w:r>
+            <w:r>
+              <w:rPr>
+                <w:lang w:val="en-US"/>
+              </w:rPr>
+              <w:t>.</w:t>
+            </w:r>
           </w:p>
           <w:p>
             <w:pPr>
@@ -12470,7 +13019,31 @@
               <w:rPr>
                 <w:lang w:val="en-US"/>
               </w:rPr>
-              <w:t xml:space="preserve">Removed item disappears from the cart </w:t>
+              <w:t>Removed</w:t>
+            </w:r>
+            <w:r>
+              <w:rPr>
+                <w:lang w:val="en-US"/>
+              </w:rPr>
+              <w:t xml:space="preserve"> or out of stock items disappear</w:t>
+            </w:r>
+            <w:r>
+              <w:rPr>
+                <w:lang w:val="en-US"/>
+              </w:rPr>
+              <w:t xml:space="preserve"> from the cart</w:t>
+            </w:r>
+            <w:r>
+              <w:rPr>
+                <w:lang w:val="en-US"/>
+              </w:rPr>
+              <w:t>.</w:t>
+            </w:r>
+            <w:r>
+              <w:rPr>
+                <w:lang w:val="en-US"/>
+              </w:rPr>
+              <w:t xml:space="preserve"> </w:t>
             </w:r>
           </w:p>
           <w:p>
@@ -12490,6 +13063,12 @@
                 <w:lang w:val="en-US"/>
               </w:rPr>
               <w:t>Total price updates automatically after removal</w:t>
+            </w:r>
+            <w:r>
+              <w:rPr>
+                <w:lang w:val="en-US"/>
+              </w:rPr>
+              <w:t xml:space="preserve"> or after being out of stock.</w:t>
             </w:r>
           </w:p>
         </w:tc>
@@ -12662,13 +13241,19 @@
               <w:rPr>
                 <w:lang w:val="en-US"/>
               </w:rPr>
-              <w:t xml:space="preserve">For returning to Home page </w:t>
-            </w:r>
-            <w:r>
-              <w:rPr>
-                <w:lang w:val="en-US"/>
-              </w:rPr>
-              <w:t>, user clicks on Home button.</w:t>
+              <w:t xml:space="preserve">For returning to Home </w:t>
+            </w:r>
+            <w:r>
+              <w:rPr>
+                <w:lang w:val="en-US"/>
+              </w:rPr>
+              <w:t>page,</w:t>
+            </w:r>
+            <w:r>
+              <w:rPr>
+                <w:lang w:val="en-US"/>
+              </w:rPr>
+              <w:t xml:space="preserve"> user clicks on Home button.</w:t>
             </w:r>
           </w:p>
         </w:tc>
@@ -12926,7 +13511,15 @@
               <w:spacing w:before="0" w:after="0" w:line="240" w:lineRule="auto"/>
             </w:pPr>
             <w:r>
-              <w:t xml:space="preserve">The system SHALL provide </w:t>
+              <w:t xml:space="preserve">The system SHALL </w:t>
+            </w:r>
+            <w:proofErr w:type="gramStart"/>
+            <w:r>
+              <w:t>provide</w:t>
+            </w:r>
+            <w:proofErr w:type="gramEnd"/>
+            <w:r>
+              <w:t xml:space="preserve"> </w:t>
             </w:r>
             <w:r>
               <w:t>a Checkout Page with valid data (</w:t>
@@ -13329,12 +13922,14 @@
               </w:rPr>
               <w:t xml:space="preserve"> prevents proceeding to </w:t>
             </w:r>
+            <w:proofErr w:type="gramStart"/>
             <w:r>
               <w:rPr>
                 <w:lang w:val="en-US"/>
               </w:rPr>
               <w:t>checkout</w:t>
             </w:r>
+            <w:proofErr w:type="gramEnd"/>
             <w:r>
               <w:rPr>
                 <w:lang w:val="en-US"/>
@@ -13363,40 +13958,20 @@
               <w:rPr>
                 <w:lang w:val="en-US"/>
               </w:rPr>
-              <w:t xml:space="preserve"> empty</w:t>
-            </w:r>
-          </w:p>
-          <w:p>
-            <w:pPr>
-              <w:widowControl w:val="0"/>
-              <w:pBdr>
-                <w:top w:val="nil"/>
-                <w:left w:val="nil"/>
-                <w:bottom w:val="nil"/>
-                <w:right w:val="nil"/>
-                <w:between w:val="nil"/>
-              </w:pBdr>
-              <w:spacing w:before="0" w:after="0" w:line="240" w:lineRule="auto"/>
-              <w:rPr>
-                <w:lang w:val="en-US"/>
-              </w:rPr>
-            </w:pPr>
-          </w:p>
-          <w:p>
-            <w:pPr>
-              <w:widowControl w:val="0"/>
-              <w:pBdr>
-                <w:top w:val="nil"/>
-                <w:left w:val="nil"/>
-                <w:bottom w:val="nil"/>
-                <w:right w:val="nil"/>
-                <w:between w:val="nil"/>
-              </w:pBdr>
-              <w:spacing w:before="0" w:after="0" w:line="240" w:lineRule="auto"/>
-              <w:rPr>
-                <w:lang w:val="en-US"/>
-              </w:rPr>
-            </w:pPr>
+              <w:t xml:space="preserve"> empt</w:t>
+            </w:r>
+            <w:r>
+              <w:rPr>
+                <w:lang w:val="en-US"/>
+              </w:rPr>
+              <w:t xml:space="preserve">y </w:t>
+            </w:r>
+            <w:r>
+              <w:rPr>
+                <w:lang w:val="en-US"/>
+              </w:rPr>
+              <w:t>"all fields are required"</w:t>
+            </w:r>
           </w:p>
         </w:tc>
         <w:tc>
@@ -13686,7 +14261,21 @@
               <w:rPr>
                 <w:lang w:val="en-US"/>
               </w:rPr>
-              <w:t xml:space="preserve"> clearly display that the purchase will be completed using Cash on Delivery (COD).</w:t>
+              <w:t xml:space="preserve"> clearly </w:t>
+            </w:r>
+            <w:proofErr w:type="gramStart"/>
+            <w:r>
+              <w:rPr>
+                <w:lang w:val="en-US"/>
+              </w:rPr>
+              <w:t>display</w:t>
+            </w:r>
+            <w:proofErr w:type="gramEnd"/>
+            <w:r>
+              <w:rPr>
+                <w:lang w:val="en-US"/>
+              </w:rPr>
+              <w:t xml:space="preserve"> that the purchase will be completed using Cash on Delivery (COD).</w:t>
             </w:r>
           </w:p>
           <w:p>
@@ -13875,11 +14464,23 @@
               <w:spacing w:before="0" w:after="0" w:line="240" w:lineRule="auto"/>
             </w:pPr>
             <w:r>
-              <w:t xml:space="preserve">The system SHALL check that user is login before continue to confirm </w:t>
-            </w:r>
-            <w:r>
-              <w:lastRenderedPageBreak/>
-              <w:t>purchase</w:t>
+              <w:t xml:space="preserve">The system SHALL </w:t>
+            </w:r>
+            <w:proofErr w:type="gramStart"/>
+            <w:r>
+              <w:t>check</w:t>
+            </w:r>
+            <w:proofErr w:type="gramEnd"/>
+            <w:r>
+              <w:t xml:space="preserve"> that user is login before </w:t>
+            </w:r>
+            <w:proofErr w:type="gramStart"/>
+            <w:r>
+              <w:t>continue</w:t>
+            </w:r>
+            <w:proofErr w:type="gramEnd"/>
+            <w:r>
+              <w:t xml:space="preserve"> to confirm purchase</w:t>
             </w:r>
           </w:p>
         </w:tc>
@@ -13900,7 +14501,6 @@
               <w:spacing w:before="0" w:after="0" w:line="240" w:lineRule="auto"/>
             </w:pPr>
             <w:r>
-              <w:lastRenderedPageBreak/>
               <w:t>Functional</w:t>
             </w:r>
           </w:p>
@@ -13954,14 +14554,21 @@
               <w:rPr>
                 <w:lang w:val="en-US"/>
               </w:rPr>
-              <w:t xml:space="preserve">Unauthenticated users attempting to checkout are redirected to the Login </w:t>
-            </w:r>
-            <w:r>
-              <w:rPr>
-                <w:lang w:val="en-US"/>
-              </w:rPr>
-              <w:lastRenderedPageBreak/>
-              <w:t xml:space="preserve">page </w:t>
+              <w:t xml:space="preserve">Unauthenticated users attempting to </w:t>
+            </w:r>
+            <w:proofErr w:type="gramStart"/>
+            <w:r>
+              <w:rPr>
+                <w:lang w:val="en-US"/>
+              </w:rPr>
+              <w:t>checkout</w:t>
+            </w:r>
+            <w:proofErr w:type="gramEnd"/>
+            <w:r>
+              <w:rPr>
+                <w:lang w:val="en-US"/>
+              </w:rPr>
+              <w:t xml:space="preserve"> are redirected to the Login page </w:t>
             </w:r>
           </w:p>
           <w:p>
@@ -13988,6 +14595,7 @@
               <w:rPr>
                 <w:lang w:val="en-US"/>
               </w:rPr>
+              <w:lastRenderedPageBreak/>
               <w:t xml:space="preserve">Only logged-in users can access the order </w:t>
             </w:r>
             <w:r>
@@ -14103,7 +14711,23 @@
               <w:spacing w:before="0" w:after="0" w:line="240" w:lineRule="auto"/>
             </w:pPr>
             <w:r>
-              <w:t>The system SHALL automatically send one confirmation Email to the customer immediately after the order is successfully placed</w:t>
+              <w:t xml:space="preserve">The system SHALL automatically </w:t>
+            </w:r>
+            <w:proofErr w:type="gramStart"/>
+            <w:r>
+              <w:t>send</w:t>
+            </w:r>
+            <w:proofErr w:type="gramEnd"/>
+            <w:r>
+              <w:t xml:space="preserve"> one confirmation </w:t>
+            </w:r>
+            <w:proofErr w:type="gramStart"/>
+            <w:r>
+              <w:t>Email</w:t>
+            </w:r>
+            <w:proofErr w:type="gramEnd"/>
+            <w:r>
+              <w:t xml:space="preserve"> to the customer immediately after the order is successfully placed</w:t>
             </w:r>
           </w:p>
         </w:tc>
@@ -14466,7 +15090,15 @@
               <w:spacing w:before="0" w:after="0" w:line="240" w:lineRule="auto"/>
             </w:pPr>
             <w:r>
-              <w:t>The system SHALL display the user’s Email and Username on the Profile page</w:t>
+              <w:t xml:space="preserve">The system SHALL </w:t>
+            </w:r>
+            <w:proofErr w:type="gramStart"/>
+            <w:r>
+              <w:t>display</w:t>
+            </w:r>
+            <w:proofErr w:type="gramEnd"/>
+            <w:r>
+              <w:t xml:space="preserve"> the user’s Email and Username on the Profile page</w:t>
             </w:r>
           </w:p>
         </w:tc>
@@ -14613,7 +15245,15 @@
               <w:t>t</w:t>
             </w:r>
             <w:r>
-              <w:t>he system SHALL allow users to update their Username only.</w:t>
+              <w:t xml:space="preserve">he system SHALL </w:t>
+            </w:r>
+            <w:proofErr w:type="gramStart"/>
+            <w:r>
+              <w:t>allow</w:t>
+            </w:r>
+            <w:proofErr w:type="gramEnd"/>
+            <w:r>
+              <w:t xml:space="preserve"> users to update their Username only.</w:t>
             </w:r>
           </w:p>
         </w:tc>
@@ -14707,6 +15347,434 @@
         <w:tc>
           <w:tcPr>
             <w:tcW w:w="427" w:type="pct"/>
+          </w:tcPr>
+          <w:p>
+            <w:pPr>
+              <w:widowControl w:val="0"/>
+              <w:pBdr>
+                <w:top w:val="nil"/>
+                <w:left w:val="nil"/>
+                <w:bottom w:val="nil"/>
+                <w:right w:val="nil"/>
+                <w:between w:val="nil"/>
+              </w:pBdr>
+              <w:spacing w:before="0" w:after="0" w:line="240" w:lineRule="auto"/>
+            </w:pPr>
+            <w:r>
+              <w:t>In Review</w:t>
+            </w:r>
+          </w:p>
+        </w:tc>
+      </w:tr>
+    </w:tbl>
+    <w:p>
+      <w:pPr>
+        <w:pStyle w:val="Heading2"/>
+      </w:pPr>
+    </w:p>
+    <w:p/>
+    <w:p>
+      <w:pPr>
+        <w:pStyle w:val="Heading2"/>
+        <w:rPr>
+          <w:lang w:val="en-US"/>
+        </w:rPr>
+      </w:pPr>
+      <w:r>
+        <w:lastRenderedPageBreak/>
+        <w:t>3.</w:t>
+      </w:r>
+      <w:r>
+        <w:rPr>
+          <w:rFonts w:hint="cs"/>
+          <w:rtl/>
+        </w:rPr>
+        <w:t>9</w:t>
+      </w:r>
+      <w:r>
+        <w:t xml:space="preserve">. </w:t>
+      </w:r>
+      <w:r>
+        <w:rPr>
+          <w:lang w:val="en-US"/>
+        </w:rPr>
+        <w:t>Customer Orders</w:t>
+      </w:r>
+    </w:p>
+    <w:tbl>
+      <w:tblPr>
+        <w:tblW w:w="5703" w:type="pct"/>
+        <w:tblInd w:w="-1090" w:type="dxa"/>
+        <w:tblBorders>
+          <w:top w:val="single" w:sz="8" w:space="0" w:color="000000"/>
+          <w:left w:val="single" w:sz="8" w:space="0" w:color="000000"/>
+          <w:bottom w:val="single" w:sz="8" w:space="0" w:color="000000"/>
+          <w:right w:val="single" w:sz="8" w:space="0" w:color="000000"/>
+          <w:insideH w:val="single" w:sz="8" w:space="0" w:color="000000"/>
+          <w:insideV w:val="single" w:sz="8" w:space="0" w:color="000000"/>
+        </w:tblBorders>
+        <w:tblLook w:val="0600" w:firstRow="0" w:lastRow="0" w:firstColumn="0" w:lastColumn="0" w:noHBand="1" w:noVBand="1"/>
+      </w:tblPr>
+      <w:tblGrid>
+        <w:gridCol w:w="1868"/>
+        <w:gridCol w:w="3820"/>
+        <w:gridCol w:w="1243"/>
+        <w:gridCol w:w="2167"/>
+        <w:gridCol w:w="4451"/>
+        <w:gridCol w:w="1210"/>
+      </w:tblGrid>
+      <w:tr>
+        <w:tc>
+          <w:tcPr>
+            <w:tcW w:w="632" w:type="pct"/>
+            <w:shd w:val="clear" w:color="auto" w:fill="6FA8DC"/>
+            <w:tcMar>
+              <w:top w:w="100" w:type="dxa"/>
+              <w:left w:w="100" w:type="dxa"/>
+              <w:bottom w:w="100" w:type="dxa"/>
+              <w:right w:w="100" w:type="dxa"/>
+            </w:tcMar>
+          </w:tcPr>
+          <w:p>
+            <w:pPr>
+              <w:widowControl w:val="0"/>
+              <w:pBdr>
+                <w:top w:val="nil"/>
+                <w:left w:val="nil"/>
+                <w:bottom w:val="nil"/>
+                <w:right w:val="nil"/>
+                <w:between w:val="nil"/>
+              </w:pBdr>
+              <w:spacing w:before="0" w:after="0" w:line="240" w:lineRule="auto"/>
+            </w:pPr>
+            <w:r>
+              <w:t>ID</w:t>
+            </w:r>
+          </w:p>
+        </w:tc>
+        <w:tc>
+          <w:tcPr>
+            <w:tcW w:w="1294" w:type="pct"/>
+            <w:shd w:val="clear" w:color="auto" w:fill="6FA8DC"/>
+            <w:tcMar>
+              <w:top w:w="100" w:type="dxa"/>
+              <w:left w:w="100" w:type="dxa"/>
+              <w:bottom w:w="100" w:type="dxa"/>
+              <w:right w:w="100" w:type="dxa"/>
+            </w:tcMar>
+          </w:tcPr>
+          <w:p>
+            <w:pPr>
+              <w:widowControl w:val="0"/>
+              <w:pBdr>
+                <w:top w:val="nil"/>
+                <w:left w:val="nil"/>
+                <w:bottom w:val="nil"/>
+                <w:right w:val="nil"/>
+                <w:between w:val="nil"/>
+              </w:pBdr>
+              <w:spacing w:before="0" w:after="0" w:line="240" w:lineRule="auto"/>
+            </w:pPr>
+            <w:r>
+              <w:t>Requirement</w:t>
+            </w:r>
+          </w:p>
+        </w:tc>
+        <w:tc>
+          <w:tcPr>
+            <w:tcW w:w="421" w:type="pct"/>
+            <w:shd w:val="clear" w:color="auto" w:fill="6FA8DC"/>
+          </w:tcPr>
+          <w:p>
+            <w:pPr>
+              <w:widowControl w:val="0"/>
+              <w:pBdr>
+                <w:top w:val="nil"/>
+                <w:left w:val="nil"/>
+                <w:bottom w:val="nil"/>
+                <w:right w:val="nil"/>
+                <w:between w:val="nil"/>
+              </w:pBdr>
+              <w:spacing w:before="0" w:after="0" w:line="240" w:lineRule="auto"/>
+            </w:pPr>
+            <w:r>
+              <w:t>Type</w:t>
+            </w:r>
+          </w:p>
+        </w:tc>
+        <w:tc>
+          <w:tcPr>
+            <w:tcW w:w="734" w:type="pct"/>
+            <w:shd w:val="clear" w:color="auto" w:fill="6FA8DC"/>
+          </w:tcPr>
+          <w:p>
+            <w:pPr>
+              <w:widowControl w:val="0"/>
+              <w:pBdr>
+                <w:top w:val="nil"/>
+                <w:left w:val="nil"/>
+                <w:bottom w:val="nil"/>
+                <w:right w:val="nil"/>
+                <w:between w:val="nil"/>
+              </w:pBdr>
+              <w:spacing w:before="0" w:after="0" w:line="240" w:lineRule="auto"/>
+            </w:pPr>
+            <w:r>
+              <w:t>Verification Method</w:t>
+            </w:r>
+          </w:p>
+        </w:tc>
+        <w:tc>
+          <w:tcPr>
+            <w:tcW w:w="1508" w:type="pct"/>
+            <w:shd w:val="clear" w:color="auto" w:fill="6FA8DC"/>
+          </w:tcPr>
+          <w:p>
+            <w:pPr>
+              <w:widowControl w:val="0"/>
+              <w:pBdr>
+                <w:top w:val="nil"/>
+                <w:left w:val="nil"/>
+                <w:bottom w:val="nil"/>
+                <w:right w:val="nil"/>
+                <w:between w:val="nil"/>
+              </w:pBdr>
+              <w:spacing w:before="0" w:after="0" w:line="240" w:lineRule="auto"/>
+            </w:pPr>
+            <w:r>
+              <w:t>Acceptance Criteria</w:t>
+            </w:r>
+          </w:p>
+        </w:tc>
+        <w:tc>
+          <w:tcPr>
+            <w:tcW w:w="410" w:type="pct"/>
+            <w:shd w:val="clear" w:color="auto" w:fill="6FA8DC"/>
+          </w:tcPr>
+          <w:p>
+            <w:pPr>
+              <w:widowControl w:val="0"/>
+              <w:pBdr>
+                <w:top w:val="nil"/>
+                <w:left w:val="nil"/>
+                <w:bottom w:val="nil"/>
+                <w:right w:val="nil"/>
+                <w:between w:val="nil"/>
+              </w:pBdr>
+              <w:spacing w:before="0" w:after="0" w:line="240" w:lineRule="auto"/>
+            </w:pPr>
+            <w:r>
+              <w:t>Status</w:t>
+            </w:r>
+          </w:p>
+        </w:tc>
+      </w:tr>
+      <w:tr>
+        <w:tc>
+          <w:tcPr>
+            <w:tcW w:w="632" w:type="pct"/>
+            <w:tcMar>
+              <w:top w:w="100" w:type="dxa"/>
+              <w:left w:w="100" w:type="dxa"/>
+              <w:bottom w:w="100" w:type="dxa"/>
+              <w:right w:w="100" w:type="dxa"/>
+            </w:tcMar>
+          </w:tcPr>
+          <w:p>
+            <w:pPr>
+              <w:widowControl w:val="0"/>
+              <w:spacing w:before="0" w:after="0"/>
+            </w:pPr>
+            <w:r>
+              <w:t>SRS-FN-CustomerOrders-001</w:t>
+            </w:r>
+          </w:p>
+        </w:tc>
+        <w:tc>
+          <w:tcPr>
+            <w:tcW w:w="1294" w:type="pct"/>
+            <w:tcMar>
+              <w:top w:w="100" w:type="dxa"/>
+              <w:left w:w="100" w:type="dxa"/>
+              <w:bottom w:w="100" w:type="dxa"/>
+              <w:right w:w="100" w:type="dxa"/>
+            </w:tcMar>
+          </w:tcPr>
+          <w:p>
+            <w:pPr>
+              <w:widowControl w:val="0"/>
+              <w:pBdr>
+                <w:top w:val="nil"/>
+                <w:left w:val="nil"/>
+                <w:bottom w:val="nil"/>
+                <w:right w:val="nil"/>
+                <w:between w:val="nil"/>
+              </w:pBdr>
+              <w:spacing w:before="0" w:after="0" w:line="240" w:lineRule="auto"/>
+            </w:pPr>
+            <w:r>
+              <w:t xml:space="preserve">The system SHALL </w:t>
+            </w:r>
+            <w:proofErr w:type="gramStart"/>
+            <w:r>
+              <w:t>provide</w:t>
+            </w:r>
+            <w:proofErr w:type="gramEnd"/>
+            <w:r>
+              <w:t xml:space="preserve"> an Order History page that displays all previous orders for the logged-in customer, showing the Order ID, Total Price, and Creation Date for each order.</w:t>
+            </w:r>
+          </w:p>
+        </w:tc>
+        <w:tc>
+          <w:tcPr>
+            <w:tcW w:w="421" w:type="pct"/>
+          </w:tcPr>
+          <w:p>
+            <w:pPr>
+              <w:widowControl w:val="0"/>
+              <w:pBdr>
+                <w:top w:val="nil"/>
+                <w:left w:val="nil"/>
+                <w:bottom w:val="nil"/>
+                <w:right w:val="nil"/>
+                <w:between w:val="nil"/>
+              </w:pBdr>
+              <w:spacing w:before="0" w:after="0" w:line="240" w:lineRule="auto"/>
+            </w:pPr>
+            <w:r>
+              <w:t>Functional</w:t>
+            </w:r>
+          </w:p>
+        </w:tc>
+        <w:tc>
+          <w:tcPr>
+            <w:tcW w:w="734" w:type="pct"/>
+          </w:tcPr>
+          <w:p>
+            <w:pPr>
+              <w:widowControl w:val="0"/>
+              <w:pBdr>
+                <w:top w:val="nil"/>
+                <w:left w:val="nil"/>
+                <w:bottom w:val="nil"/>
+                <w:right w:val="nil"/>
+                <w:between w:val="nil"/>
+              </w:pBdr>
+              <w:spacing w:before="0" w:after="0" w:line="240" w:lineRule="auto"/>
+            </w:pPr>
+            <w:r>
+              <w:t>Testing</w:t>
+            </w:r>
+          </w:p>
+        </w:tc>
+        <w:tc>
+          <w:tcPr>
+            <w:tcW w:w="1508" w:type="pct"/>
+          </w:tcPr>
+          <w:p>
+            <w:pPr>
+              <w:pStyle w:val="ListParagraph"/>
+              <w:widowControl w:val="0"/>
+              <w:numPr>
+                <w:ilvl w:val="0"/>
+                <w:numId w:val="72"/>
+              </w:numPr>
+              <w:pBdr>
+                <w:top w:val="nil"/>
+                <w:left w:val="nil"/>
+                <w:bottom w:val="nil"/>
+                <w:right w:val="nil"/>
+                <w:between w:val="nil"/>
+              </w:pBdr>
+              <w:spacing w:before="0" w:after="0"/>
+            </w:pPr>
+            <w:proofErr w:type="gramStart"/>
+            <w:r>
+              <w:t>Customer</w:t>
+            </w:r>
+            <w:proofErr w:type="gramEnd"/>
+            <w:r>
+              <w:t xml:space="preserve"> can </w:t>
+            </w:r>
+            <w:proofErr w:type="gramStart"/>
+            <w:r>
+              <w:t>navigate to</w:t>
+            </w:r>
+            <w:proofErr w:type="gramEnd"/>
+            <w:r>
+              <w:t xml:space="preserve"> the Order page from their dashboard. </w:t>
+            </w:r>
+          </w:p>
+          <w:p>
+            <w:pPr>
+              <w:pStyle w:val="ListParagraph"/>
+              <w:widowControl w:val="0"/>
+              <w:numPr>
+                <w:ilvl w:val="0"/>
+                <w:numId w:val="72"/>
+              </w:numPr>
+              <w:pBdr>
+                <w:top w:val="nil"/>
+                <w:left w:val="nil"/>
+                <w:bottom w:val="nil"/>
+                <w:right w:val="nil"/>
+                <w:between w:val="nil"/>
+              </w:pBdr>
+              <w:spacing w:before="0" w:after="0"/>
+            </w:pPr>
+            <w:r>
+              <w:t xml:space="preserve">The page displays a list of all previous orders. </w:t>
+            </w:r>
+          </w:p>
+          <w:p>
+            <w:pPr>
+              <w:pStyle w:val="ListParagraph"/>
+              <w:widowControl w:val="0"/>
+              <w:numPr>
+                <w:ilvl w:val="0"/>
+                <w:numId w:val="72"/>
+              </w:numPr>
+              <w:pBdr>
+                <w:top w:val="nil"/>
+                <w:left w:val="nil"/>
+                <w:bottom w:val="nil"/>
+                <w:right w:val="nil"/>
+                <w:between w:val="nil"/>
+              </w:pBdr>
+              <w:spacing w:before="0" w:after="0"/>
+            </w:pPr>
+            <w:r>
+              <w:t xml:space="preserve">Each order row shows: Order ID, Total Price, and Creation Date. </w:t>
+            </w:r>
+          </w:p>
+          <w:p>
+            <w:pPr>
+              <w:pStyle w:val="ListParagraph"/>
+              <w:widowControl w:val="0"/>
+              <w:numPr>
+                <w:ilvl w:val="0"/>
+                <w:numId w:val="72"/>
+              </w:numPr>
+              <w:pBdr>
+                <w:top w:val="nil"/>
+                <w:left w:val="nil"/>
+                <w:bottom w:val="nil"/>
+                <w:right w:val="nil"/>
+                <w:between w:val="nil"/>
+              </w:pBdr>
+              <w:spacing w:before="0" w:after="0"/>
+              <w:rPr>
+                <w:lang w:val="en-US"/>
+              </w:rPr>
+            </w:pPr>
+            <w:r>
+              <w:t>Orders are displayed correctly with no missing data.</w:t>
+            </w:r>
+          </w:p>
+        </w:tc>
+        <w:tc>
+          <w:tcPr>
+            <w:tcW w:w="410" w:type="pct"/>
           </w:tcPr>
           <w:p>
             <w:pPr>
@@ -14772,7 +15840,6 @@
             </w:pPr>
             <w:bookmarkStart w:id="24" w:name="_Toc226998459"/>
             <w:r>
-              <w:lastRenderedPageBreak/>
               <w:t>Appendix</w:t>
             </w:r>
             <w:bookmarkEnd w:id="24"/>
@@ -18528,6 +19595,92 @@
     </w:lvl>
   </w:abstractNum>
   <w:abstractNum w:abstractNumId="38" w15:restartNumberingAfterBreak="0">
+    <w:nsid w:val="498D677B"/>
+    <w:multiLevelType w:val="hybridMultilevel"/>
+    <w:tmpl w:val="C322911C"/>
+    <w:lvl w:ilvl="0" w:tplc="FFFFFFFF">
+      <w:start w:val="1"/>
+      <w:numFmt w:val="decimal"/>
+      <w:lvlText w:val="%1."/>
+      <w:lvlJc w:val="left"/>
+      <w:pPr>
+        <w:ind w:left="720" w:hanging="360"/>
+      </w:pPr>
+    </w:lvl>
+    <w:lvl w:ilvl="1" w:tplc="FFFFFFFF" w:tentative="1">
+      <w:start w:val="1"/>
+      <w:numFmt w:val="lowerLetter"/>
+      <w:lvlText w:val="%2."/>
+      <w:lvlJc w:val="left"/>
+      <w:pPr>
+        <w:ind w:left="1440" w:hanging="360"/>
+      </w:pPr>
+    </w:lvl>
+    <w:lvl w:ilvl="2" w:tplc="FFFFFFFF" w:tentative="1">
+      <w:start w:val="1"/>
+      <w:numFmt w:val="lowerRoman"/>
+      <w:lvlText w:val="%3."/>
+      <w:lvlJc w:val="right"/>
+      <w:pPr>
+        <w:ind w:left="2160" w:hanging="180"/>
+      </w:pPr>
+    </w:lvl>
+    <w:lvl w:ilvl="3" w:tplc="FFFFFFFF" w:tentative="1">
+      <w:start w:val="1"/>
+      <w:numFmt w:val="decimal"/>
+      <w:lvlText w:val="%4."/>
+      <w:lvlJc w:val="left"/>
+      <w:pPr>
+        <w:ind w:left="2880" w:hanging="360"/>
+      </w:pPr>
+    </w:lvl>
+    <w:lvl w:ilvl="4" w:tplc="FFFFFFFF" w:tentative="1">
+      <w:start w:val="1"/>
+      <w:numFmt w:val="lowerLetter"/>
+      <w:lvlText w:val="%5."/>
+      <w:lvlJc w:val="left"/>
+      <w:pPr>
+        <w:ind w:left="3600" w:hanging="360"/>
+      </w:pPr>
+    </w:lvl>
+    <w:lvl w:ilvl="5" w:tplc="FFFFFFFF" w:tentative="1">
+      <w:start w:val="1"/>
+      <w:numFmt w:val="lowerRoman"/>
+      <w:lvlText w:val="%6."/>
+      <w:lvlJc w:val="right"/>
+      <w:pPr>
+        <w:ind w:left="4320" w:hanging="180"/>
+      </w:pPr>
+    </w:lvl>
+    <w:lvl w:ilvl="6" w:tplc="FFFFFFFF" w:tentative="1">
+      <w:start w:val="1"/>
+      <w:numFmt w:val="decimal"/>
+      <w:lvlText w:val="%7."/>
+      <w:lvlJc w:val="left"/>
+      <w:pPr>
+        <w:ind w:left="5040" w:hanging="360"/>
+      </w:pPr>
+    </w:lvl>
+    <w:lvl w:ilvl="7" w:tplc="FFFFFFFF" w:tentative="1">
+      <w:start w:val="1"/>
+      <w:numFmt w:val="lowerLetter"/>
+      <w:lvlText w:val="%8."/>
+      <w:lvlJc w:val="left"/>
+      <w:pPr>
+        <w:ind w:left="5760" w:hanging="360"/>
+      </w:pPr>
+    </w:lvl>
+    <w:lvl w:ilvl="8" w:tplc="FFFFFFFF" w:tentative="1">
+      <w:start w:val="1"/>
+      <w:numFmt w:val="lowerRoman"/>
+      <w:lvlText w:val="%9."/>
+      <w:lvlJc w:val="right"/>
+      <w:pPr>
+        <w:ind w:left="6480" w:hanging="180"/>
+      </w:pPr>
+    </w:lvl>
+  </w:abstractNum>
+  <w:abstractNum w:abstractNumId="39" w15:restartNumberingAfterBreak="0">
     <w:nsid w:val="49DB1472"/>
     <w:multiLevelType w:val="hybridMultilevel"/>
     <w:tmpl w:val="AAF278E6"/>
@@ -18616,7 +19769,7 @@
       </w:pPr>
     </w:lvl>
   </w:abstractNum>
-  <w:abstractNum w:abstractNumId="39" w15:restartNumberingAfterBreak="0">
+  <w:abstractNum w:abstractNumId="40" w15:restartNumberingAfterBreak="0">
     <w:nsid w:val="4A125AEC"/>
     <w:multiLevelType w:val="hybridMultilevel"/>
     <w:tmpl w:val="12FC8A82"/>
@@ -18705,7 +19858,7 @@
       </w:pPr>
     </w:lvl>
   </w:abstractNum>
-  <w:abstractNum w:abstractNumId="40" w15:restartNumberingAfterBreak="0">
+  <w:abstractNum w:abstractNumId="41" w15:restartNumberingAfterBreak="0">
     <w:nsid w:val="4A7B0DC7"/>
     <w:multiLevelType w:val="multilevel"/>
     <w:tmpl w:val="831C3614"/>
@@ -18818,7 +19971,7 @@
       </w:rPr>
     </w:lvl>
   </w:abstractNum>
-  <w:abstractNum w:abstractNumId="41" w15:restartNumberingAfterBreak="0">
+  <w:abstractNum w:abstractNumId="42" w15:restartNumberingAfterBreak="0">
     <w:nsid w:val="4BAC5D88"/>
     <w:multiLevelType w:val="hybridMultilevel"/>
     <w:tmpl w:val="CDE08726"/>
@@ -18931,7 +20084,7 @@
       </w:rPr>
     </w:lvl>
   </w:abstractNum>
-  <w:abstractNum w:abstractNumId="42" w15:restartNumberingAfterBreak="0">
+  <w:abstractNum w:abstractNumId="43" w15:restartNumberingAfterBreak="0">
     <w:nsid w:val="4D1B5CA7"/>
     <w:multiLevelType w:val="hybridMultilevel"/>
     <w:tmpl w:val="7C089D44"/>
@@ -19044,7 +20197,7 @@
       </w:rPr>
     </w:lvl>
   </w:abstractNum>
-  <w:abstractNum w:abstractNumId="43" w15:restartNumberingAfterBreak="0">
+  <w:abstractNum w:abstractNumId="44" w15:restartNumberingAfterBreak="0">
     <w:nsid w:val="501C0BC8"/>
     <w:multiLevelType w:val="hybridMultilevel"/>
     <w:tmpl w:val="48C2AE4C"/>
@@ -19130,7 +20283,7 @@
       </w:pPr>
     </w:lvl>
   </w:abstractNum>
-  <w:abstractNum w:abstractNumId="44" w15:restartNumberingAfterBreak="0">
+  <w:abstractNum w:abstractNumId="45" w15:restartNumberingAfterBreak="0">
     <w:nsid w:val="529E4555"/>
     <w:multiLevelType w:val="hybridMultilevel"/>
     <w:tmpl w:val="8B8E6DA6"/>
@@ -19243,7 +20396,7 @@
       </w:rPr>
     </w:lvl>
   </w:abstractNum>
-  <w:abstractNum w:abstractNumId="45" w15:restartNumberingAfterBreak="0">
+  <w:abstractNum w:abstractNumId="46" w15:restartNumberingAfterBreak="0">
     <w:nsid w:val="53104B3E"/>
     <w:multiLevelType w:val="hybridMultilevel"/>
     <w:tmpl w:val="9DF07EB4"/>
@@ -19332,7 +20485,7 @@
       </w:pPr>
     </w:lvl>
   </w:abstractNum>
-  <w:abstractNum w:abstractNumId="46" w15:restartNumberingAfterBreak="0">
+  <w:abstractNum w:abstractNumId="47" w15:restartNumberingAfterBreak="0">
     <w:nsid w:val="558053AD"/>
     <w:multiLevelType w:val="hybridMultilevel"/>
     <w:tmpl w:val="BFC0B596"/>
@@ -19418,7 +20571,7 @@
       </w:pPr>
     </w:lvl>
   </w:abstractNum>
-  <w:abstractNum w:abstractNumId="47" w15:restartNumberingAfterBreak="0">
+  <w:abstractNum w:abstractNumId="48" w15:restartNumberingAfterBreak="0">
     <w:nsid w:val="55BA02C1"/>
     <w:multiLevelType w:val="multilevel"/>
     <w:tmpl w:val="863C4216"/>
@@ -19531,7 +20684,7 @@
       </w:rPr>
     </w:lvl>
   </w:abstractNum>
-  <w:abstractNum w:abstractNumId="48" w15:restartNumberingAfterBreak="0">
+  <w:abstractNum w:abstractNumId="49" w15:restartNumberingAfterBreak="0">
     <w:nsid w:val="579B183A"/>
     <w:multiLevelType w:val="hybridMultilevel"/>
     <w:tmpl w:val="5EA42264"/>
@@ -19644,7 +20797,7 @@
       </w:rPr>
     </w:lvl>
   </w:abstractNum>
-  <w:abstractNum w:abstractNumId="49" w15:restartNumberingAfterBreak="0">
+  <w:abstractNum w:abstractNumId="50" w15:restartNumberingAfterBreak="0">
     <w:nsid w:val="599C0F43"/>
     <w:multiLevelType w:val="hybridMultilevel"/>
     <w:tmpl w:val="EDA0CF82"/>
@@ -19733,7 +20886,7 @@
       </w:pPr>
     </w:lvl>
   </w:abstractNum>
-  <w:abstractNum w:abstractNumId="50" w15:restartNumberingAfterBreak="0">
+  <w:abstractNum w:abstractNumId="51" w15:restartNumberingAfterBreak="0">
     <w:nsid w:val="5F6C0A0E"/>
     <w:multiLevelType w:val="hybridMultilevel"/>
     <w:tmpl w:val="73642608"/>
@@ -19822,7 +20975,7 @@
       </w:pPr>
     </w:lvl>
   </w:abstractNum>
-  <w:abstractNum w:abstractNumId="51" w15:restartNumberingAfterBreak="0">
+  <w:abstractNum w:abstractNumId="52" w15:restartNumberingAfterBreak="0">
     <w:nsid w:val="600D132B"/>
     <w:multiLevelType w:val="hybridMultilevel"/>
     <w:tmpl w:val="AF62DEC2"/>
@@ -19911,7 +21064,7 @@
       </w:pPr>
     </w:lvl>
   </w:abstractNum>
-  <w:abstractNum w:abstractNumId="52" w15:restartNumberingAfterBreak="0">
+  <w:abstractNum w:abstractNumId="53" w15:restartNumberingAfterBreak="0">
     <w:nsid w:val="609745F2"/>
     <w:multiLevelType w:val="hybridMultilevel"/>
     <w:tmpl w:val="CDE08726"/>
@@ -20024,7 +21177,7 @@
       </w:rPr>
     </w:lvl>
   </w:abstractNum>
-  <w:abstractNum w:abstractNumId="53" w15:restartNumberingAfterBreak="0">
+  <w:abstractNum w:abstractNumId="54" w15:restartNumberingAfterBreak="0">
     <w:nsid w:val="624F4D90"/>
     <w:multiLevelType w:val="hybridMultilevel"/>
     <w:tmpl w:val="3228A9D4"/>
@@ -20113,7 +21266,7 @@
       </w:pPr>
     </w:lvl>
   </w:abstractNum>
-  <w:abstractNum w:abstractNumId="54" w15:restartNumberingAfterBreak="0">
+  <w:abstractNum w:abstractNumId="55" w15:restartNumberingAfterBreak="0">
     <w:nsid w:val="634C393B"/>
     <w:multiLevelType w:val="hybridMultilevel"/>
     <w:tmpl w:val="A8A8A3C8"/>
@@ -20199,7 +21352,7 @@
       </w:pPr>
     </w:lvl>
   </w:abstractNum>
-  <w:abstractNum w:abstractNumId="55" w15:restartNumberingAfterBreak="0">
+  <w:abstractNum w:abstractNumId="56" w15:restartNumberingAfterBreak="0">
     <w:nsid w:val="639D5CA7"/>
     <w:multiLevelType w:val="hybridMultilevel"/>
     <w:tmpl w:val="BFA827E8"/>
@@ -20288,7 +21441,7 @@
       </w:pPr>
     </w:lvl>
   </w:abstractNum>
-  <w:abstractNum w:abstractNumId="56" w15:restartNumberingAfterBreak="0">
+  <w:abstractNum w:abstractNumId="57" w15:restartNumberingAfterBreak="0">
     <w:nsid w:val="64FE3808"/>
     <w:multiLevelType w:val="hybridMultilevel"/>
     <w:tmpl w:val="96FEF63A"/>
@@ -20374,7 +21527,7 @@
       </w:pPr>
     </w:lvl>
   </w:abstractNum>
-  <w:abstractNum w:abstractNumId="57" w15:restartNumberingAfterBreak="0">
+  <w:abstractNum w:abstractNumId="58" w15:restartNumberingAfterBreak="0">
     <w:nsid w:val="67964062"/>
     <w:multiLevelType w:val="multilevel"/>
     <w:tmpl w:val="5E380F8C"/>
@@ -20487,7 +21640,7 @@
       </w:rPr>
     </w:lvl>
   </w:abstractNum>
-  <w:abstractNum w:abstractNumId="58" w15:restartNumberingAfterBreak="0">
+  <w:abstractNum w:abstractNumId="59" w15:restartNumberingAfterBreak="0">
     <w:nsid w:val="69A41769"/>
     <w:multiLevelType w:val="hybridMultilevel"/>
     <w:tmpl w:val="B7864420"/>
@@ -20573,7 +21726,7 @@
       </w:pPr>
     </w:lvl>
   </w:abstractNum>
-  <w:abstractNum w:abstractNumId="59" w15:restartNumberingAfterBreak="0">
+  <w:abstractNum w:abstractNumId="60" w15:restartNumberingAfterBreak="0">
     <w:nsid w:val="6C956A03"/>
     <w:multiLevelType w:val="hybridMultilevel"/>
     <w:tmpl w:val="9FAC1E90"/>
@@ -20659,7 +21812,7 @@
       </w:pPr>
     </w:lvl>
   </w:abstractNum>
-  <w:abstractNum w:abstractNumId="60" w15:restartNumberingAfterBreak="0">
+  <w:abstractNum w:abstractNumId="61" w15:restartNumberingAfterBreak="0">
     <w:nsid w:val="6F34638D"/>
     <w:multiLevelType w:val="hybridMultilevel"/>
     <w:tmpl w:val="E3D89C5E"/>
@@ -20772,7 +21925,7 @@
       </w:rPr>
     </w:lvl>
   </w:abstractNum>
-  <w:abstractNum w:abstractNumId="61" w15:restartNumberingAfterBreak="0">
+  <w:abstractNum w:abstractNumId="62" w15:restartNumberingAfterBreak="0">
     <w:nsid w:val="6F9D3791"/>
     <w:multiLevelType w:val="multilevel"/>
     <w:tmpl w:val="D3608EAA"/>
@@ -20885,7 +22038,7 @@
       </w:rPr>
     </w:lvl>
   </w:abstractNum>
-  <w:abstractNum w:abstractNumId="62" w15:restartNumberingAfterBreak="0">
+  <w:abstractNum w:abstractNumId="63" w15:restartNumberingAfterBreak="0">
     <w:nsid w:val="71860445"/>
     <w:multiLevelType w:val="hybridMultilevel"/>
     <w:tmpl w:val="F07C78A8"/>
@@ -20971,7 +22124,7 @@
       </w:pPr>
     </w:lvl>
   </w:abstractNum>
-  <w:abstractNum w:abstractNumId="63" w15:restartNumberingAfterBreak="0">
+  <w:abstractNum w:abstractNumId="64" w15:restartNumberingAfterBreak="0">
     <w:nsid w:val="726E48C1"/>
     <w:multiLevelType w:val="hybridMultilevel"/>
     <w:tmpl w:val="C4B83948"/>
@@ -21060,7 +22213,7 @@
       </w:pPr>
     </w:lvl>
   </w:abstractNum>
-  <w:abstractNum w:abstractNumId="64" w15:restartNumberingAfterBreak="0">
+  <w:abstractNum w:abstractNumId="65" w15:restartNumberingAfterBreak="0">
     <w:nsid w:val="76F445E6"/>
     <w:multiLevelType w:val="hybridMultilevel"/>
     <w:tmpl w:val="A4864CB2"/>
@@ -21173,7 +22326,7 @@
       </w:rPr>
     </w:lvl>
   </w:abstractNum>
-  <w:abstractNum w:abstractNumId="65" w15:restartNumberingAfterBreak="0">
+  <w:abstractNum w:abstractNumId="66" w15:restartNumberingAfterBreak="0">
     <w:nsid w:val="774F50CE"/>
     <w:multiLevelType w:val="hybridMultilevel"/>
     <w:tmpl w:val="9482C9C2"/>
@@ -21262,7 +22415,7 @@
       </w:pPr>
     </w:lvl>
   </w:abstractNum>
-  <w:abstractNum w:abstractNumId="66" w15:restartNumberingAfterBreak="0">
+  <w:abstractNum w:abstractNumId="67" w15:restartNumberingAfterBreak="0">
     <w:nsid w:val="7F8C00A8"/>
     <w:multiLevelType w:val="hybridMultilevel"/>
     <w:tmpl w:val="917CB990"/>
@@ -21385,25 +22538,25 @@
     <w:abstractNumId w:val="7"/>
   </w:num>
   <w:num w:numId="4" w16cid:durableId="1300308013">
-    <w:abstractNumId w:val="57"/>
+    <w:abstractNumId w:val="58"/>
   </w:num>
   <w:num w:numId="5" w16cid:durableId="1441610408">
     <w:abstractNumId w:val="9"/>
   </w:num>
   <w:num w:numId="6" w16cid:durableId="106971014">
-    <w:abstractNumId w:val="47"/>
+    <w:abstractNumId w:val="48"/>
   </w:num>
   <w:num w:numId="7" w16cid:durableId="777413942">
     <w:abstractNumId w:val="26"/>
   </w:num>
   <w:num w:numId="8" w16cid:durableId="1443381570">
-    <w:abstractNumId w:val="40"/>
+    <w:abstractNumId w:val="41"/>
   </w:num>
   <w:num w:numId="9" w16cid:durableId="1075588210">
-    <w:abstractNumId w:val="61"/>
+    <w:abstractNumId w:val="62"/>
   </w:num>
   <w:num w:numId="10" w16cid:durableId="1804615587">
-    <w:abstractNumId w:val="66"/>
+    <w:abstractNumId w:val="67"/>
   </w:num>
   <w:num w:numId="11" w16cid:durableId="2048489028">
     <w:abstractNumId w:val="12"/>
@@ -21421,37 +22574,37 @@
     <w:abstractNumId w:val="14"/>
   </w:num>
   <w:num w:numId="16" w16cid:durableId="787627157">
-    <w:abstractNumId w:val="48"/>
+    <w:abstractNumId w:val="49"/>
   </w:num>
   <w:num w:numId="17" w16cid:durableId="1099564992">
     <w:abstractNumId w:val="1"/>
   </w:num>
   <w:num w:numId="18" w16cid:durableId="1980452413">
-    <w:abstractNumId w:val="43"/>
+    <w:abstractNumId w:val="44"/>
   </w:num>
   <w:num w:numId="19" w16cid:durableId="572470565">
     <w:abstractNumId w:val="21"/>
   </w:num>
   <w:num w:numId="20" w16cid:durableId="70540299">
-    <w:abstractNumId w:val="42"/>
+    <w:abstractNumId w:val="43"/>
   </w:num>
   <w:num w:numId="21" w16cid:durableId="1410687418">
-    <w:abstractNumId w:val="60"/>
+    <w:abstractNumId w:val="61"/>
   </w:num>
   <w:num w:numId="22" w16cid:durableId="386341576">
-    <w:abstractNumId w:val="44"/>
+    <w:abstractNumId w:val="45"/>
   </w:num>
   <w:num w:numId="23" w16cid:durableId="989407562">
     <w:abstractNumId w:val="35"/>
   </w:num>
   <w:num w:numId="24" w16cid:durableId="1387871991">
-    <w:abstractNumId w:val="64"/>
+    <w:abstractNumId w:val="65"/>
   </w:num>
   <w:num w:numId="25" w16cid:durableId="538006665">
     <w:abstractNumId w:val="37"/>
   </w:num>
   <w:num w:numId="26" w16cid:durableId="87387578">
-    <w:abstractNumId w:val="65"/>
+    <w:abstractNumId w:val="66"/>
   </w:num>
   <w:num w:numId="27" w16cid:durableId="838426841">
     <w:abstractNumId w:val="20"/>
@@ -21472,19 +22625,19 @@
     <w:abstractNumId w:val="30"/>
   </w:num>
   <w:num w:numId="33" w16cid:durableId="701367995">
-    <w:abstractNumId w:val="38"/>
+    <w:abstractNumId w:val="39"/>
   </w:num>
   <w:num w:numId="34" w16cid:durableId="1622566703">
-    <w:abstractNumId w:val="45"/>
+    <w:abstractNumId w:val="46"/>
   </w:num>
   <w:num w:numId="35" w16cid:durableId="672025229">
-    <w:abstractNumId w:val="50"/>
+    <w:abstractNumId w:val="51"/>
   </w:num>
   <w:num w:numId="36" w16cid:durableId="1727802839">
-    <w:abstractNumId w:val="51"/>
+    <w:abstractNumId w:val="52"/>
   </w:num>
   <w:num w:numId="37" w16cid:durableId="206260031">
-    <w:abstractNumId w:val="49"/>
+    <w:abstractNumId w:val="50"/>
   </w:num>
   <w:num w:numId="38" w16cid:durableId="1384522724">
     <w:abstractNumId w:val="10"/>
@@ -21493,19 +22646,19 @@
     <w:abstractNumId w:val="24"/>
   </w:num>
   <w:num w:numId="40" w16cid:durableId="1712802342">
-    <w:abstractNumId w:val="55"/>
+    <w:abstractNumId w:val="56"/>
   </w:num>
   <w:num w:numId="41" w16cid:durableId="929890614">
     <w:abstractNumId w:val="2"/>
   </w:num>
   <w:num w:numId="42" w16cid:durableId="861434026">
-    <w:abstractNumId w:val="39"/>
+    <w:abstractNumId w:val="40"/>
   </w:num>
   <w:num w:numId="43" w16cid:durableId="1935160719">
-    <w:abstractNumId w:val="63"/>
+    <w:abstractNumId w:val="64"/>
   </w:num>
   <w:num w:numId="44" w16cid:durableId="1676959931">
-    <w:abstractNumId w:val="59"/>
+    <w:abstractNumId w:val="60"/>
     <w:lvlOverride w:ilvl="0">
       <w:startOverride w:val="1"/>
     </w:lvlOverride>
@@ -21595,7 +22748,7 @@
     </w:lvlOverride>
   </w:num>
   <w:num w:numId="47" w16cid:durableId="1233807756">
-    <w:abstractNumId w:val="46"/>
+    <w:abstractNumId w:val="47"/>
     <w:lvlOverride w:ilvl="0">
       <w:startOverride w:val="1"/>
     </w:lvlOverride>
@@ -21718,13 +22871,13 @@
     </w:lvlOverride>
   </w:num>
   <w:num w:numId="52" w16cid:durableId="100341533">
-    <w:abstractNumId w:val="53"/>
+    <w:abstractNumId w:val="54"/>
   </w:num>
   <w:num w:numId="53" w16cid:durableId="317224544">
     <w:abstractNumId w:val="6"/>
   </w:num>
   <w:num w:numId="54" w16cid:durableId="1306551055">
-    <w:abstractNumId w:val="50"/>
+    <w:abstractNumId w:val="51"/>
     <w:lvlOverride w:ilvl="0">
       <w:startOverride w:val="1"/>
     </w:lvlOverride>
@@ -21754,7 +22907,7 @@
     </w:lvlOverride>
   </w:num>
   <w:num w:numId="55" w16cid:durableId="1769154886">
-    <w:abstractNumId w:val="45"/>
+    <w:abstractNumId w:val="46"/>
     <w:lvlOverride w:ilvl="0">
       <w:startOverride w:val="1"/>
     </w:lvlOverride>
@@ -21784,7 +22937,7 @@
     </w:lvlOverride>
   </w:num>
   <w:num w:numId="56" w16cid:durableId="1503663807">
-    <w:abstractNumId w:val="38"/>
+    <w:abstractNumId w:val="39"/>
     <w:lvlOverride w:ilvl="0">
       <w:startOverride w:val="1"/>
     </w:lvlOverride>
@@ -21844,13 +22997,13 @@
     </w:lvlOverride>
   </w:num>
   <w:num w:numId="58" w16cid:durableId="843936070">
-    <w:abstractNumId w:val="56"/>
+    <w:abstractNumId w:val="57"/>
   </w:num>
   <w:num w:numId="59" w16cid:durableId="687487965">
-    <w:abstractNumId w:val="52"/>
+    <w:abstractNumId w:val="53"/>
   </w:num>
   <w:num w:numId="60" w16cid:durableId="48305098">
-    <w:abstractNumId w:val="41"/>
+    <w:abstractNumId w:val="42"/>
   </w:num>
   <w:num w:numId="61" w16cid:durableId="1592084149">
     <w:abstractNumId w:val="34"/>
@@ -21862,7 +23015,7 @@
     <w:abstractNumId w:val="23"/>
   </w:num>
   <w:num w:numId="64" w16cid:durableId="1857427639">
-    <w:abstractNumId w:val="58"/>
+    <w:abstractNumId w:val="59"/>
   </w:num>
   <w:num w:numId="65" w16cid:durableId="1429086020">
     <w:abstractNumId w:val="29"/>
@@ -21871,10 +23024,10 @@
     <w:abstractNumId w:val="18"/>
   </w:num>
   <w:num w:numId="67" w16cid:durableId="1000473425">
-    <w:abstractNumId w:val="54"/>
+    <w:abstractNumId w:val="55"/>
   </w:num>
   <w:num w:numId="68" w16cid:durableId="173424922">
-    <w:abstractNumId w:val="62"/>
+    <w:abstractNumId w:val="63"/>
   </w:num>
   <w:num w:numId="69" w16cid:durableId="98841351">
     <w:abstractNumId w:val="28"/>
@@ -21884,6 +23037,9 @@
   </w:num>
   <w:num w:numId="71" w16cid:durableId="179584922">
     <w:abstractNumId w:val="36"/>
+  </w:num>
+  <w:num w:numId="72" w16cid:durableId="965086542">
+    <w:abstractNumId w:val="38"/>
   </w:num>
 </w:numbering>
 </file>

--- a/Process_Docs/SRS.docx
+++ b/Process_Docs/SRS.docx
@@ -1,6 +1,6 @@
 
 <file path=word/document.xml><?xml version="1.0" encoding="utf-8"?>
-<w:document xmlns:wpc="http://schemas.microsoft.com/office/word/2010/wordprocessingCanvas" xmlns:cx="http://schemas.microsoft.com/office/drawing/2014/chartex" xmlns:cx1="http://schemas.microsoft.com/office/drawing/2015/9/8/chartex" xmlns:cx2="http://schemas.microsoft.com/office/drawing/2015/10/21/chartex" xmlns:cx3="http://schemas.microsoft.com/office/drawing/2016/5/9/chartex" xmlns:cx4="http://schemas.microsoft.com/office/drawing/2016/5/10/chartex" xmlns:cx5="http://schemas.microsoft.com/office/drawing/2016/5/11/chartex" xmlns:cx6="http://schemas.microsoft.com/office/drawing/2016/5/12/chartex" xmlns:cx7="http://schemas.microsoft.com/office/drawing/2016/5/13/chartex" xmlns:cx8="http://schemas.microsoft.com/office/drawing/2016/5/14/chartex" xmlns:mc="http://schemas.openxmlformats.org/markup-compatibility/2006" xmlns:aink="http://schemas.microsoft.com/office/drawing/2016/ink" xmlns:am3d="http://schemas.microsoft.com/office/drawing/2017/model3d" xmlns:o="urn:schemas-microsoft-com:office:office" xmlns:oel="http://schemas.microsoft.com/office/2019/extlst" xmlns:r="http://schemas.openxmlformats.org/officeDocument/2006/relationships" xmlns:m="http://schemas.openxmlformats.org/officeDocument/2006/math" xmlns:v="urn:schemas-microsoft-com:vml" xmlns:wp14="http://schemas.microsoft.com/office/word/2010/wordprocessingDrawing" xmlns:wp="http://schemas.openxmlformats.org/drawingml/2006/wordprocessingDrawing" xmlns:w10="urn:schemas-microsoft-com:office:word" xmlns:w="http://schemas.openxmlformats.org/wordprocessingml/2006/main" xmlns:w14="http://schemas.microsoft.com/office/word/2010/wordml" xmlns:w15="http://schemas.microsoft.com/office/word/2012/wordml" xmlns:w16cex="http://schemas.microsoft.com/office/word/2018/wordml/cex" xmlns:w16cid="http://schemas.microsoft.com/office/word/2016/wordml/cid" xmlns:w16="http://schemas.microsoft.com/office/word/2018/wordml" xmlns:w16du="http://schemas.microsoft.com/office/word/2023/wordml/word16du" xmlns:w16sdtdh="http://schemas.microsoft.com/office/word/2020/wordml/sdtdatahash" xmlns:w16sdtfl="http://schemas.microsoft.com/office/word/2024/wordml/sdtformatlock" xmlns:w16se="http://schemas.microsoft.com/office/word/2015/wordml/symex" xmlns:wpg="http://schemas.microsoft.com/office/word/2010/wordprocessingGroup" xmlns:wpi="http://schemas.microsoft.com/office/word/2010/wordprocessingInk" xmlns:wne="http://schemas.microsoft.com/office/word/2006/wordml" xmlns:wps="http://schemas.microsoft.com/office/word/2010/wordprocessingShape" mc:Ignorable="w14 w15 w16se w16cid w16 w16cex w16sdtdh w16sdtfl w16du wp14">
+<w:document xmlns:wpc="http://schemas.microsoft.com/office/word/2010/wordprocessingCanvas" xmlns:mc="http://schemas.openxmlformats.org/markup-compatibility/2006" xmlns:o="urn:schemas-microsoft-com:office:office" xmlns:r="http://schemas.openxmlformats.org/officeDocument/2006/relationships" xmlns:m="http://schemas.openxmlformats.org/officeDocument/2006/math" xmlns:v="urn:schemas-microsoft-com:vml" xmlns:wp14="http://schemas.microsoft.com/office/word/2010/wordprocessingDrawing" xmlns:wp="http://schemas.openxmlformats.org/drawingml/2006/wordprocessingDrawing" xmlns:w10="urn:schemas-microsoft-com:office:word" xmlns:w="http://schemas.openxmlformats.org/wordprocessingml/2006/main" xmlns:w14="http://schemas.microsoft.com/office/word/2010/wordml" xmlns:wpg="http://schemas.microsoft.com/office/word/2010/wordprocessingGroup" xmlns:wpi="http://schemas.microsoft.com/office/word/2010/wordprocessingInk" xmlns:wne="http://schemas.microsoft.com/office/word/2006/wordml" xmlns:wps="http://schemas.microsoft.com/office/word/2010/wordprocessingShape" mc:Ignorable="w14 wp14">
   <w:body>
     <w:p>
       <w:pPr>
@@ -128,6 +128,7 @@
           <w:docPartUnique/>
         </w:docPartObj>
       </w:sdtPr>
+      <w:sdtEndPr/>
       <w:sdtContent>
         <w:p>
           <w:pPr>
@@ -272,7 +273,13 @@
               <w:rPr>
                 <w:color w:val="000000"/>
               </w:rPr>
-              <w:t>1.3 Definitions, Acronyms, and Abbreviations</w:t>
+              <w:t xml:space="preserve">1.3 Definitions, Acronyms, and </w:t>
+            </w:r>
+            <w:r>
+              <w:rPr>
+                <w:color w:val="000000"/>
+              </w:rPr>
+              <w:t>Abbreviations</w:t>
             </w:r>
             <w:r>
               <w:rPr>
@@ -618,7 +625,13 @@
               <w:rPr>
                 <w:color w:val="000000"/>
               </w:rPr>
-              <w:t>3.3. Administrator Functions</w:t>
+              <w:t>3.3. Administrator Fu</w:t>
+            </w:r>
+            <w:r>
+              <w:rPr>
+                <w:color w:val="000000"/>
+              </w:rPr>
+              <w:t>nctions</w:t>
             </w:r>
             <w:r>
               <w:rPr>
@@ -730,7 +743,13 @@
               <w:rPr>
                 <w:color w:val="000000"/>
               </w:rPr>
-              <w:t>3.6. Order Processing</w:t>
+              <w:t xml:space="preserve">3.6. Order </w:t>
+            </w:r>
+            <w:r>
+              <w:rPr>
+                <w:color w:val="000000"/>
+              </w:rPr>
+              <w:t>Processing</w:t>
             </w:r>
             <w:r>
               <w:rPr>
@@ -1233,7 +1252,14 @@
           <w:sz w:val="34"/>
           <w:szCs w:val="34"/>
         </w:rPr>
-        <w:t>1.1 Document Purpose</w:t>
+        <w:t xml:space="preserve">1.1 Document </w:t>
+      </w:r>
+      <w:r>
+        <w:rPr>
+          <w:sz w:val="34"/>
+          <w:szCs w:val="34"/>
+        </w:rPr>
+        <w:t>Purpose</w:t>
       </w:r>
     </w:p>
     <w:p>
@@ -1246,23 +1272,10 @@
       </w:r>
       <w:proofErr w:type="spellEnd"/>
       <w:r>
-        <w:t xml:space="preserve">-Platform App, an online Shopping store for (Clothes, Accessories. This SRS </w:t>
-      </w:r>
-      <w:proofErr w:type="gramStart"/>
-      <w:r>
-        <w:t>servers</w:t>
-      </w:r>
-      <w:proofErr w:type="gramEnd"/>
-      <w:r>
-        <w:t xml:space="preserve"> as the primary document for </w:t>
-      </w:r>
-      <w:proofErr w:type="gramStart"/>
-      <w:r>
-        <w:t>developers</w:t>
-      </w:r>
-      <w:proofErr w:type="gramEnd"/>
-      <w:r>
-        <w:t xml:space="preserve"> team, testers team, project stakeholders, and the client to ensure that the final system meets all specified needs.</w:t>
+        <w:t>-Platform App, an online Shopping store for (Clothes, Accessories. This SRS servers as the primary document for developers team, testers t</w:t>
+      </w:r>
+      <w:r>
+        <w:t>eam, project stakeholders, and the client to ensure that the final system meets all specified needs.</w:t>
       </w:r>
     </w:p>
     <w:p>
@@ -1285,7 +1298,10 @@
     </w:p>
     <w:p>
       <w:r>
-        <w:t>Clothing Platform App will be an e-commerce platform that allows customers to browse products, manage a shopping cart, place orders, and track deliveries</w:t>
+        <w:t>Clothing Platform App will be an e-commerce platform that allows customers to browse products, manage a shopping cart, place orders, and</w:t>
+      </w:r>
+      <w:r>
+        <w:t xml:space="preserve"> track deliveries</w:t>
       </w:r>
     </w:p>
     <w:p>
@@ -1321,15 +1337,7 @@
         <w:spacing w:before="0" w:after="0"/>
       </w:pPr>
       <w:r>
-        <w:t>Registration page with (</w:t>
-      </w:r>
-      <w:proofErr w:type="gramStart"/>
-      <w:r>
-        <w:t>Name ,</w:t>
-      </w:r>
-      <w:proofErr w:type="gramEnd"/>
-      <w:r>
-        <w:t xml:space="preserve"> E-mail ‘As unique ID’, Password, Confirm-Password, Role Button)</w:t>
+        <w:t>Registration page with (Name , E-mail ‘As unique ID’, Password, Confirm-Password, Role Button)</w:t>
       </w:r>
     </w:p>
     <w:p>
@@ -1401,7 +1409,10 @@
         <w:spacing w:before="0" w:after="0"/>
       </w:pPr>
       <w:r>
-        <w:t>Admin Dashboard</w:t>
+        <w:t xml:space="preserve">Admin </w:t>
+      </w:r>
+      <w:r>
+        <w:t>Dashboard</w:t>
       </w:r>
     </w:p>
     <w:p>
@@ -1580,7 +1591,10 @@
               <w:spacing w:line="240" w:lineRule="auto"/>
             </w:pPr>
             <w:r>
-              <w:t>Description</w:t>
+              <w:t>Descripti</w:t>
+            </w:r>
+            <w:r>
+              <w:t>on</w:t>
             </w:r>
           </w:p>
         </w:tc>
@@ -1964,7 +1978,10 @@
               <w:spacing w:before="0" w:after="0" w:line="240" w:lineRule="auto"/>
             </w:pPr>
             <w:r>
-              <w:t>Cash on Delivery - Payment method where payment is collected after order delivery</w:t>
+              <w:t xml:space="preserve">Cash on Delivery - Payment method where payment is collected after </w:t>
+            </w:r>
+            <w:r>
+              <w:t>order delivery</w:t>
             </w:r>
           </w:p>
         </w:tc>
@@ -2005,7 +2022,7 @@
       <w:r>
         <w:t xml:space="preserve">This document template is aligned with IEEE 830 and ISO/IEC/IEEE 29148:2011/2017. And can be found at </w:t>
       </w:r>
-      <w:hyperlink r:id="rId7">
+      <w:hyperlink r:id="rId8">
         <w:r>
           <w:rPr>
             <w:color w:val="1155CC"/>
@@ -2040,7 +2057,10 @@
     </w:p>
     <w:p>
       <w:r>
-        <w:t>This document is organized as follows:</w:t>
+        <w:t>This document is organized as fo</w:t>
+      </w:r>
+      <w:r>
+        <w:t>llows:</w:t>
       </w:r>
     </w:p>
     <w:p>
@@ -2078,7 +2098,10 @@
         <w:t>Section 3 - Specific Requirement</w:t>
       </w:r>
       <w:r>
-        <w:t>s: Details all functional requirements organized by feature.</w:t>
+        <w:t xml:space="preserve">s: Details all functional requirements organized by </w:t>
+      </w:r>
+      <w:r>
+        <w:t>feature.</w:t>
       </w:r>
     </w:p>
     <w:p>
@@ -2178,7 +2201,10 @@
         <w:spacing w:after="200"/>
       </w:pPr>
       <w:r>
-        <w:t>The Clothing Web Portal is a web-based system designed to operate as an e-commerce solution. The system consists of the following major components:</w:t>
+        <w:t>The Clothing Web Portal is a web-based system designed to operate as an e-commerce solution. The system consists of the following major c</w:t>
+      </w:r>
+      <w:r>
+        <w:t>omponents:</w:t>
       </w:r>
     </w:p>
     <w:p>
@@ -2242,7 +2268,10 @@
         <w:t xml:space="preserve">Database System: </w:t>
       </w:r>
       <w:r>
-        <w:t>Stores user information, product list, orders, and orders history</w:t>
+        <w:t>Stores user information, product list, orders, and orders</w:t>
+      </w:r>
+      <w:r>
+        <w:t xml:space="preserve"> history</w:t>
       </w:r>
     </w:p>
     <w:p>
@@ -2308,7 +2337,10 @@
         <w:t xml:space="preserve">User Management: </w:t>
       </w:r>
       <w:r>
-        <w:t>Registration, authentication, and role-based access control for Clients, Suppliers, and Administrators</w:t>
+        <w:t xml:space="preserve">Registration, authentication, and role-based access control for Clients, </w:t>
+      </w:r>
+      <w:r>
+        <w:t>Suppliers, and Administrators</w:t>
       </w:r>
     </w:p>
     <w:p>
@@ -2346,13 +2378,8 @@
         <w:t xml:space="preserve">Shopping Cart: </w:t>
       </w:r>
       <w:r>
-        <w:t xml:space="preserve">Add products to cart, and proceed to </w:t>
-      </w:r>
-      <w:proofErr w:type="gramStart"/>
-      <w:r>
-        <w:t>checkout</w:t>
-      </w:r>
-      <w:proofErr w:type="gramEnd"/>
+        <w:t>Add products to cart, and proceed to checkout</w:t>
+      </w:r>
     </w:p>
     <w:p>
       <w:pPr>
@@ -2370,7 +2397,10 @@
         <w:t xml:space="preserve">Order Processing: </w:t>
       </w:r>
       <w:r>
-        <w:t>Place orders with cash-on-delivery payment and view order history</w:t>
+        <w:t>Place orders with cash-on-delivery payment and view order</w:t>
+      </w:r>
+      <w:r>
+        <w:t xml:space="preserve"> history</w:t>
       </w:r>
     </w:p>
     <w:p>
@@ -2454,7 +2484,14 @@
           <w:sz w:val="34"/>
           <w:szCs w:val="34"/>
         </w:rPr>
-        <w:t>2.3 Product Constraints</w:t>
+        <w:t xml:space="preserve">2.3 </w:t>
+      </w:r>
+      <w:r>
+        <w:rPr>
+          <w:sz w:val="34"/>
+          <w:szCs w:val="34"/>
+        </w:rPr>
+        <w:t>Product Constraints</w:t>
       </w:r>
     </w:p>
     <w:p>
@@ -2511,7 +2548,10 @@
         <w:t xml:space="preserve">Admin Features Required: </w:t>
       </w:r>
       <w:r>
-        <w:t>System must have admin controls for users, suppliers and products management</w:t>
+        <w:t>System must have admin contr</w:t>
+      </w:r>
+      <w:r>
+        <w:t>ols for users, suppliers and products management</w:t>
       </w:r>
     </w:p>
     <w:p>
@@ -2575,7 +2615,14 @@
           <w:b/>
           <w:bCs/>
         </w:rPr>
-        <w:t xml:space="preserve">English Language Only: </w:t>
+        <w:t>English Langua</w:t>
+      </w:r>
+      <w:r>
+        <w:rPr>
+          <w:b/>
+          <w:bCs/>
+        </w:rPr>
+        <w:t xml:space="preserve">ge Only: </w:t>
       </w:r>
       <w:r>
         <w:t>All user interfaces must be in English</w:t>
@@ -2666,7 +2713,14 @@
           <w:b/>
           <w:bCs/>
         </w:rPr>
-        <w:t xml:space="preserve">Client (Customer): </w:t>
+        <w:t>Client (Custom</w:t>
+      </w:r>
+      <w:r>
+        <w:rPr>
+          <w:b/>
+          <w:bCs/>
+        </w:rPr>
+        <w:t xml:space="preserve">er): </w:t>
       </w:r>
       <w:r>
         <w:t>Browse and purchase clothing and accessories</w:t>
@@ -2844,7 +2898,10 @@
             <w:bookmarkStart w:id="15" w:name="_j252vzvas3ua" w:colFirst="0" w:colLast="0"/>
             <w:bookmarkEnd w:id="15"/>
             <w:r>
-              <w:t>3. Functional Requirements</w:t>
+              <w:t>3. Functional Requ</w:t>
+            </w:r>
+            <w:r>
+              <w:t>irements</w:t>
             </w:r>
           </w:p>
         </w:tc>
@@ -2993,19 +3050,11 @@
               <w:spacing w:before="0" w:after="0"/>
             </w:pPr>
             <w:r>
-              <w:t xml:space="preserve">The system SHALL </w:t>
+              <w:t>The system SHALL provide a registration page with (Username</w:t>
             </w:r>
             <w:proofErr w:type="gramStart"/>
             <w:r>
-              <w:t>provide</w:t>
-            </w:r>
-            <w:proofErr w:type="gramEnd"/>
-            <w:r>
-              <w:t xml:space="preserve"> a registration page with (</w:t>
-            </w:r>
-            <w:proofErr w:type="gramStart"/>
-            <w:r>
-              <w:t>Username,  Email</w:t>
+              <w:t>,  Email</w:t>
             </w:r>
             <w:proofErr w:type="gramEnd"/>
             <w:r>
@@ -3057,21 +3106,11 @@
               </w:pBdr>
               <w:spacing w:before="0" w:after="0"/>
             </w:pPr>
-            <w:proofErr w:type="gramStart"/>
-            <w:r>
-              <w:t>The system SHALL</w:t>
-            </w:r>
-            <w:proofErr w:type="gramEnd"/>
-            <w:r>
-              <w:t xml:space="preserve"> </w:t>
-            </w:r>
-            <w:proofErr w:type="gramStart"/>
-            <w:r>
-              <w:t>provide</w:t>
-            </w:r>
-            <w:proofErr w:type="gramEnd"/>
-            <w:r>
-              <w:t xml:space="preserve"> password visibility toggle option for password field</w:t>
+            <w:r>
+              <w:t xml:space="preserve">The system </w:t>
+            </w:r>
+            <w:r>
+              <w:t>SHALL provide password visibility toggle option for password field</w:t>
             </w:r>
           </w:p>
         </w:tc>
@@ -3120,29 +3159,8 @@
               </w:pBdr>
               <w:spacing w:before="0" w:after="0"/>
             </w:pPr>
-            <w:proofErr w:type="gramStart"/>
-            <w:r>
-              <w:t>The system SHALL</w:t>
-            </w:r>
-            <w:proofErr w:type="gramEnd"/>
-            <w:r>
-              <w:t xml:space="preserve"> </w:t>
-            </w:r>
-            <w:proofErr w:type="gramStart"/>
-            <w:r>
-              <w:t>provide</w:t>
-            </w:r>
-            <w:proofErr w:type="gramEnd"/>
-            <w:r>
-              <w:t xml:space="preserve"> an option to select the user role (Client/Supplier) </w:t>
-            </w:r>
-            <w:proofErr w:type="gramStart"/>
-            <w:r>
-              <w:t>in</w:t>
-            </w:r>
-            <w:proofErr w:type="gramEnd"/>
-            <w:r>
-              <w:t xml:space="preserve"> the registration page</w:t>
+            <w:r>
+              <w:t>The system SHALL provide an option to select the user role (Client/Supplier) in the registration page</w:t>
             </w:r>
           </w:p>
         </w:tc>
@@ -3191,15 +3209,10 @@
               <w:spacing w:before="0" w:after="0"/>
             </w:pPr>
             <w:r>
-              <w:t xml:space="preserve">The system SHALL </w:t>
-            </w:r>
-            <w:proofErr w:type="gramStart"/>
-            <w:r>
-              <w:t>not</w:t>
-            </w:r>
-            <w:proofErr w:type="gramEnd"/>
-            <w:r>
-              <w:t xml:space="preserve"> accept username length less than 3 or more than 50 characters</w:t>
+              <w:t>The system SHALL not accept username length l</w:t>
+            </w:r>
+            <w:r>
+              <w:t>ess than 3 or more than 50 characters</w:t>
             </w:r>
           </w:p>
         </w:tc>
@@ -3310,7 +3323,10 @@
       <w:bookmarkStart w:id="17" w:name="_ycedpsdujo1b" w:colFirst="0" w:colLast="0"/>
       <w:bookmarkEnd w:id="17"/>
       <w:r>
-        <w:t>3.2. User Login and Authentication</w:t>
+        <w:t xml:space="preserve">3.2. User Login </w:t>
+      </w:r>
+      <w:r>
+        <w:t>and Authentication</w:t>
       </w:r>
     </w:p>
     <w:tbl>
@@ -3438,15 +3454,7 @@
               <w:spacing w:before="0" w:after="0"/>
             </w:pPr>
             <w:r>
-              <w:t xml:space="preserve">The system SHALL </w:t>
-            </w:r>
-            <w:proofErr w:type="gramStart"/>
-            <w:r>
-              <w:t>provide</w:t>
-            </w:r>
-            <w:proofErr w:type="gramEnd"/>
-            <w:r>
-              <w:t xml:space="preserve"> a login page with a secure login functionality with (email and password) input fields for registered users.</w:t>
+              <w:t>The system SHALL provide a login page with a secure login functionality with (email and password) input fields for registered users.</w:t>
             </w:r>
           </w:p>
         </w:tc>
@@ -3694,21 +3702,19 @@
               <w:spacing w:before="0" w:after="0"/>
             </w:pPr>
             <w:r>
-              <w:t xml:space="preserve">The system SHALL </w:t>
-            </w:r>
-            <w:proofErr w:type="gramStart"/>
-            <w:r>
-              <w:t>allow</w:t>
-            </w:r>
-            <w:proofErr w:type="gramEnd"/>
-            <w:r>
-              <w:t xml:space="preserve"> the admin to add new products to the product list including product name, photo, description, price, stock </w:t>
+              <w:t xml:space="preserve">The system SHALL allow the admin to add new products to the product list including product name, photo, description, price, stock </w:t>
             </w:r>
             <w:proofErr w:type="spellStart"/>
             <w:r>
               <w:t>avaliability</w:t>
             </w:r>
+            <w:r>
+              <w:t>,supplier</w:t>
+            </w:r>
             <w:proofErr w:type="spellEnd"/>
+            <w:r>
+              <w:t xml:space="preserve"> id</w:t>
+            </w:r>
           </w:p>
         </w:tc>
       </w:tr>
@@ -3748,15 +3754,12 @@
               <w:widowControl w:val="0"/>
             </w:pPr>
             <w:r>
-              <w:t xml:space="preserve">The system SHALL </w:t>
-            </w:r>
-            <w:proofErr w:type="gramStart"/>
-            <w:r>
-              <w:t>allow</w:t>
-            </w:r>
-            <w:proofErr w:type="gramEnd"/>
-            <w:r>
-              <w:t xml:space="preserve"> the admin to remove products from the </w:t>
+              <w:t>The system SHALL allo</w:t>
+            </w:r>
+            <w:bookmarkStart w:id="19" w:name="_GoBack"/>
+            <w:bookmarkEnd w:id="19"/>
+            <w:r>
+              <w:t xml:space="preserve">w the admin to remove products from the </w:t>
             </w:r>
             <w:r>
               <w:lastRenderedPageBreak/>
@@ -3802,15 +3805,7 @@
               <w:widowControl w:val="0"/>
             </w:pPr>
             <w:r>
-              <w:t xml:space="preserve">The system SHALL </w:t>
-            </w:r>
-            <w:proofErr w:type="gramStart"/>
-            <w:r>
-              <w:t>allow</w:t>
-            </w:r>
-            <w:proofErr w:type="gramEnd"/>
-            <w:r>
-              <w:t xml:space="preserve"> the admin to add, remove </w:t>
+              <w:t xml:space="preserve">The system SHALL allow the admin to add, remove </w:t>
             </w:r>
             <w:proofErr w:type="spellStart"/>
             <w:proofErr w:type="gramStart"/>
@@ -3861,15 +3856,7 @@
               <w:widowControl w:val="0"/>
             </w:pPr>
             <w:r>
-              <w:t xml:space="preserve">The system SHALL </w:t>
-            </w:r>
-            <w:proofErr w:type="gramStart"/>
-            <w:r>
-              <w:t>allow</w:t>
-            </w:r>
-            <w:proofErr w:type="gramEnd"/>
-            <w:r>
-              <w:t xml:space="preserve"> the admin to add, remove suppliers accounts</w:t>
+              <w:t>The system SHALL allow the admin to add, remove suppliers accounts</w:t>
             </w:r>
           </w:p>
         </w:tc>
@@ -3910,31 +3897,18 @@
               <w:widowControl w:val="0"/>
             </w:pPr>
             <w:r>
-              <w:t xml:space="preserve">The system SHALL </w:t>
+              <w:t>The system SHALL allow</w:t>
+            </w:r>
+            <w:r>
+              <w:t xml:space="preserve"> the admin to view a list of all </w:t>
             </w:r>
             <w:proofErr w:type="gramStart"/>
             <w:r>
-              <w:t>allow</w:t>
+              <w:t>users(</w:t>
             </w:r>
             <w:proofErr w:type="gramEnd"/>
             <w:r>
-              <w:t xml:space="preserve"> the admin to view a list of all </w:t>
-            </w:r>
-            <w:proofErr w:type="gramStart"/>
-            <w:r>
-              <w:t>users(</w:t>
-            </w:r>
-            <w:proofErr w:type="gramEnd"/>
-            <w:r>
-              <w:t xml:space="preserve">suppliers, </w:t>
-            </w:r>
-            <w:proofErr w:type="gramStart"/>
-            <w:r>
-              <w:t>customers)  in</w:t>
-            </w:r>
-            <w:proofErr w:type="gramEnd"/>
-            <w:r>
-              <w:t xml:space="preserve"> the system.</w:t>
+              <w:t>suppliers, customers)  in the system.</w:t>
             </w:r>
           </w:p>
         </w:tc>
@@ -3975,15 +3949,7 @@
               <w:widowControl w:val="0"/>
             </w:pPr>
             <w:r>
-              <w:t xml:space="preserve">The system SHALL </w:t>
-            </w:r>
-            <w:proofErr w:type="gramStart"/>
-            <w:r>
-              <w:t>allow</w:t>
-            </w:r>
-            <w:proofErr w:type="gramEnd"/>
-            <w:r>
-              <w:t xml:space="preserve"> the admin to view a list of all orders in the system</w:t>
+              <w:t>The system SHALL allow the admin to view a list of all orders in the system</w:t>
             </w:r>
           </w:p>
         </w:tc>
@@ -4024,15 +3990,10 @@
               <w:widowControl w:val="0"/>
             </w:pPr>
             <w:r>
-              <w:t xml:space="preserve">The system SHALL </w:t>
-            </w:r>
-            <w:proofErr w:type="gramStart"/>
-            <w:r>
-              <w:t>allow</w:t>
-            </w:r>
-            <w:proofErr w:type="gramEnd"/>
-            <w:r>
-              <w:t xml:space="preserve"> the admin to approve or reject product submissions from suppliers.</w:t>
+              <w:t>The system SHALL allow the admin to approve or reject product submi</w:t>
+            </w:r>
+            <w:r>
+              <w:t>ssions from suppliers.</w:t>
             </w:r>
           </w:p>
         </w:tc>
@@ -4047,8 +4008,8 @@
           <w:szCs w:val="24"/>
         </w:rPr>
       </w:pPr>
-      <w:bookmarkStart w:id="19" w:name="_jszfqs8njk4y" w:colFirst="0" w:colLast="0"/>
-      <w:bookmarkEnd w:id="19"/>
+      <w:bookmarkStart w:id="20" w:name="_jszfqs8njk4y" w:colFirst="0" w:colLast="0"/>
+      <w:bookmarkEnd w:id="20"/>
       <w:r>
         <w:t>3.4. Supplier Functions</w:t>
       </w:r>
@@ -4167,15 +4128,7 @@
               <w:widowControl w:val="0"/>
             </w:pPr>
             <w:r>
-              <w:t xml:space="preserve">The system SHALL </w:t>
-            </w:r>
-            <w:proofErr w:type="gramStart"/>
-            <w:r>
-              <w:t>allow</w:t>
-            </w:r>
-            <w:proofErr w:type="gramEnd"/>
-            <w:r>
-              <w:t xml:space="preserve"> suppliers to submit new products to the product list with all information (photo, name, description, stock availability and price) </w:t>
+              <w:t xml:space="preserve">The system SHALL allow suppliers to submit new products to the product list with all information (photo, name, description, stock availability and price) </w:t>
             </w:r>
           </w:p>
         </w:tc>
@@ -4216,15 +4169,7 @@
               <w:widowControl w:val="0"/>
             </w:pPr>
             <w:r>
-              <w:t xml:space="preserve">The system SHALL </w:t>
-            </w:r>
-            <w:proofErr w:type="gramStart"/>
-            <w:r>
-              <w:t>allow</w:t>
-            </w:r>
-            <w:proofErr w:type="gramEnd"/>
-            <w:r>
-              <w:t xml:space="preserve"> suppliers to remove only their products from product list.</w:t>
+              <w:t>The system SHALL allow suppliers to remove only their products from product list.</w:t>
             </w:r>
           </w:p>
         </w:tc>
@@ -4269,7 +4214,10 @@
               <w:widowControl w:val="0"/>
             </w:pPr>
             <w:r>
-              <w:t>The system SHALL allow suppliers to view the information of the specific orders related to their products, including customer’s address, quantity ordered, and order status</w:t>
+              <w:t>The system SHALL allow suppliers to view the information of the specific orders related to their products, including customer’s addre</w:t>
+            </w:r>
+            <w:r>
+              <w:t>ss, quantity ordered, and order status</w:t>
             </w:r>
           </w:p>
         </w:tc>
@@ -4281,8 +4229,8 @@
         <w:pStyle w:val="Heading2"/>
         <w:spacing w:before="240" w:after="240"/>
       </w:pPr>
-      <w:bookmarkStart w:id="20" w:name="_1krx9yreemkt" w:colFirst="0" w:colLast="0"/>
-      <w:bookmarkEnd w:id="20"/>
+      <w:bookmarkStart w:id="21" w:name="_1krx9yreemkt" w:colFirst="0" w:colLast="0"/>
+      <w:bookmarkEnd w:id="21"/>
       <w:r>
         <w:t>3.5. Product List Dashboard</w:t>
       </w:r>
@@ -4452,23 +4400,7 @@
               <w:widowControl w:val="0"/>
             </w:pPr>
             <w:r>
-              <w:t xml:space="preserve">The </w:t>
-            </w:r>
-            <w:proofErr w:type="gramStart"/>
-            <w:r>
-              <w:t>system SHALL</w:t>
-            </w:r>
-            <w:proofErr w:type="gramEnd"/>
-            <w:r>
-              <w:t xml:space="preserve"> </w:t>
-            </w:r>
-            <w:proofErr w:type="gramStart"/>
-            <w:r>
-              <w:t>display</w:t>
-            </w:r>
-            <w:proofErr w:type="gramEnd"/>
-            <w:r>
-              <w:t xml:space="preserve"> the </w:t>
+              <w:t xml:space="preserve">The system SHALL display the </w:t>
             </w:r>
             <w:r>
               <w:rPr>
@@ -4519,31 +4451,7 @@
               <w:widowControl w:val="0"/>
             </w:pPr>
             <w:r>
-              <w:t xml:space="preserve">The </w:t>
-            </w:r>
-            <w:proofErr w:type="gramStart"/>
-            <w:r>
-              <w:t>system SHALL</w:t>
-            </w:r>
-            <w:proofErr w:type="gramEnd"/>
-            <w:r>
-              <w:t xml:space="preserve"> </w:t>
-            </w:r>
-            <w:proofErr w:type="gramStart"/>
-            <w:r>
-              <w:t>display</w:t>
-            </w:r>
-            <w:proofErr w:type="gramEnd"/>
-            <w:r>
-              <w:t xml:space="preserve"> </w:t>
-            </w:r>
-            <w:proofErr w:type="gramStart"/>
-            <w:r>
-              <w:t>the</w:t>
-            </w:r>
-            <w:proofErr w:type="gramEnd"/>
-            <w:r>
-              <w:t xml:space="preserve"> </w:t>
+              <w:t xml:space="preserve">The system SHALL display the </w:t>
             </w:r>
             <w:r>
               <w:rPr>
@@ -4644,21 +4552,11 @@
             <w:pPr>
               <w:widowControl w:val="0"/>
             </w:pPr>
-            <w:proofErr w:type="gramStart"/>
-            <w:r>
-              <w:t>The system SHALL</w:t>
-            </w:r>
-            <w:proofErr w:type="gramEnd"/>
-            <w:r>
-              <w:t xml:space="preserve"> </w:t>
-            </w:r>
-            <w:proofErr w:type="gramStart"/>
-            <w:r>
-              <w:t>display</w:t>
-            </w:r>
-            <w:proofErr w:type="gramEnd"/>
-            <w:r>
-              <w:t xml:space="preserve"> the </w:t>
+            <w:r>
+              <w:t xml:space="preserve">The system SHALL </w:t>
+            </w:r>
+            <w:r>
+              <w:t xml:space="preserve">display the </w:t>
             </w:r>
             <w:r>
               <w:rPr>
@@ -4709,15 +4607,7 @@
               <w:widowControl w:val="0"/>
             </w:pPr>
             <w:r>
-              <w:t xml:space="preserve">The system SHALL </w:t>
-            </w:r>
-            <w:proofErr w:type="gramStart"/>
-            <w:r>
-              <w:t>contain</w:t>
-            </w:r>
-            <w:proofErr w:type="gramEnd"/>
-            <w:r>
-              <w:t xml:space="preserve"> the </w:t>
+              <w:t xml:space="preserve">The system SHALL contain the </w:t>
             </w:r>
             <w:r>
               <w:rPr>
@@ -4768,7 +4658,10 @@
               <w:widowControl w:val="0"/>
             </w:pPr>
             <w:r>
-              <w:t>The system SHALL contain the button “Add to Cart” for each product</w:t>
+              <w:t>The system SHALL contain the button “Add to</w:t>
+            </w:r>
+            <w:r>
+              <w:t xml:space="preserve"> Cart” for each product</w:t>
             </w:r>
           </w:p>
         </w:tc>
@@ -4779,8 +4672,8 @@
       <w:pPr>
         <w:pStyle w:val="Heading2"/>
       </w:pPr>
-      <w:bookmarkStart w:id="21" w:name="_rg1iq7rrjf7h" w:colFirst="0" w:colLast="0"/>
-      <w:bookmarkEnd w:id="21"/>
+      <w:bookmarkStart w:id="22" w:name="_rg1iq7rrjf7h" w:colFirst="0" w:colLast="0"/>
+      <w:bookmarkEnd w:id="22"/>
       <w:r>
         <w:lastRenderedPageBreak/>
         <w:t>3.6. Shopping Cart Functionality</w:t>
@@ -4949,15 +4842,7 @@
               <w:widowControl w:val="0"/>
             </w:pPr>
             <w:r>
-              <w:t xml:space="preserve">The system SHALL </w:t>
-            </w:r>
-            <w:proofErr w:type="gramStart"/>
-            <w:r>
-              <w:t>allow</w:t>
-            </w:r>
-            <w:proofErr w:type="gramEnd"/>
-            <w:r>
-              <w:t xml:space="preserve"> customers to add products to the shopping cart with a specified quantity.</w:t>
+              <w:t>The system SHALL allow customers to add products to the shopping cart with a specified quantity.</w:t>
             </w:r>
           </w:p>
         </w:tc>
@@ -4998,15 +4883,7 @@
               <w:widowControl w:val="0"/>
             </w:pPr>
             <w:r>
-              <w:t xml:space="preserve">The system SHALL </w:t>
-            </w:r>
-            <w:proofErr w:type="gramStart"/>
-            <w:r>
-              <w:t>allow</w:t>
-            </w:r>
-            <w:proofErr w:type="gramEnd"/>
-            <w:r>
-              <w:t xml:space="preserve"> customers to remove items from the shopping cart.</w:t>
+              <w:t>The system SHALL allow customers to remove items from the shopping cart.</w:t>
             </w:r>
           </w:p>
         </w:tc>
@@ -5055,15 +4932,7 @@
             </w:r>
             <w:proofErr w:type="gramEnd"/>
             <w:r>
-              <w:t xml:space="preserve"> a “Proceed to </w:t>
-            </w:r>
-            <w:proofErr w:type="gramStart"/>
-            <w:r>
-              <w:t>Checkout”  button</w:t>
-            </w:r>
-            <w:proofErr w:type="gramEnd"/>
-            <w:r>
-              <w:t xml:space="preserve"> from the shopping cart page.</w:t>
+              <w:t xml:space="preserve"> a “Proceed to Checkout”  button from the shopping cart page.</w:t>
             </w:r>
           </w:p>
         </w:tc>
@@ -5074,8 +4943,8 @@
       <w:pPr>
         <w:pStyle w:val="Heading2"/>
       </w:pPr>
-      <w:bookmarkStart w:id="22" w:name="_uzloii5d306z" w:colFirst="0" w:colLast="0"/>
-      <w:bookmarkEnd w:id="22"/>
+      <w:bookmarkStart w:id="23" w:name="_uzloii5d306z" w:colFirst="0" w:colLast="0"/>
+      <w:bookmarkEnd w:id="23"/>
       <w:r>
         <w:t>3.6. Order Processing</w:t>
       </w:r>
@@ -5202,15 +5071,7 @@
               <w:spacing w:before="0" w:after="0" w:line="240" w:lineRule="auto"/>
             </w:pPr>
             <w:r>
-              <w:t xml:space="preserve">The system SHALL </w:t>
-            </w:r>
-            <w:proofErr w:type="gramStart"/>
-            <w:r>
-              <w:t>provide</w:t>
-            </w:r>
-            <w:proofErr w:type="gramEnd"/>
-            <w:r>
-              <w:t xml:space="preserve"> an order confirmation page to revise and confirm the order</w:t>
+              <w:t>The system SHALL provide an order confirmation page to revise and confirm the order</w:t>
             </w:r>
           </w:p>
         </w:tc>
@@ -5259,23 +5120,10 @@
               <w:spacing w:before="0" w:after="0" w:line="240" w:lineRule="auto"/>
             </w:pPr>
             <w:r>
-              <w:t xml:space="preserve">The system SHALL </w:t>
-            </w:r>
-            <w:proofErr w:type="gramStart"/>
-            <w:r>
-              <w:t>provide</w:t>
-            </w:r>
-            <w:proofErr w:type="gramEnd"/>
-            <w:r>
-              <w:t xml:space="preserve"> an input </w:t>
-            </w:r>
-            <w:proofErr w:type="gramStart"/>
-            <w:r>
-              <w:t>field to</w:t>
-            </w:r>
-            <w:proofErr w:type="gramEnd"/>
-            <w:r>
-              <w:t xml:space="preserve"> </w:t>
+              <w:t xml:space="preserve">The system SHALL provide an input </w:t>
+            </w:r>
+            <w:r>
+              <w:t xml:space="preserve">field to </w:t>
             </w:r>
             <w:proofErr w:type="spellStart"/>
             <w:r>
@@ -5350,8 +5198,8 @@
       <w:pPr>
         <w:pStyle w:val="Heading2"/>
       </w:pPr>
-      <w:bookmarkStart w:id="23" w:name="_jj7q342wruj6" w:colFirst="0" w:colLast="0"/>
-      <w:bookmarkEnd w:id="23"/>
+      <w:bookmarkStart w:id="24" w:name="_jj7q342wruj6" w:colFirst="0" w:colLast="0"/>
+      <w:bookmarkEnd w:id="24"/>
       <w:r>
         <w:lastRenderedPageBreak/>
         <w:t>3.7. Notifications</w:t>
@@ -5468,13 +5316,8 @@
               <w:widowControl w:val="0"/>
             </w:pPr>
             <w:r>
-              <w:t xml:space="preserve">The system SHALL </w:t>
-            </w:r>
-            <w:proofErr w:type="gramStart"/>
-            <w:r>
-              <w:t>send</w:t>
-            </w:r>
-            <w:proofErr w:type="gramEnd"/>
+              <w:t>The system SHALL send</w:t>
+            </w:r>
             <w:r>
               <w:t xml:space="preserve"> automated email notifications to customers after successful checkout including success message and order summary</w:t>
             </w:r>
@@ -5516,29 +5359,8 @@
             <w:pPr>
               <w:widowControl w:val="0"/>
             </w:pPr>
-            <w:proofErr w:type="gramStart"/>
-            <w:r>
-              <w:t>The system SHALL</w:t>
-            </w:r>
-            <w:proofErr w:type="gramEnd"/>
-            <w:r>
-              <w:t xml:space="preserve"> </w:t>
-            </w:r>
-            <w:proofErr w:type="gramStart"/>
-            <w:r>
-              <w:t>send</w:t>
-            </w:r>
-            <w:proofErr w:type="gramEnd"/>
-            <w:r>
-              <w:t xml:space="preserve"> automated email notifications to customers after delivery including </w:t>
-            </w:r>
-            <w:proofErr w:type="gramStart"/>
-            <w:r>
-              <w:t>success</w:t>
-            </w:r>
-            <w:proofErr w:type="gramEnd"/>
-            <w:r>
-              <w:t xml:space="preserve"> delivery</w:t>
+            <w:r>
+              <w:t>The system SHALL send automated email notifications to customers after delivery including success delivery</w:t>
             </w:r>
           </w:p>
         </w:tc>
@@ -5582,8 +5404,8 @@
               <w:widowControl w:val="0"/>
               <w:ind w:left="0" w:firstLine="0"/>
             </w:pPr>
-            <w:bookmarkStart w:id="24" w:name="_x4mkh8b5xuce" w:colFirst="0" w:colLast="0"/>
-            <w:bookmarkEnd w:id="24"/>
+            <w:bookmarkStart w:id="25" w:name="_x4mkh8b5xuce" w:colFirst="0" w:colLast="0"/>
+            <w:bookmarkEnd w:id="25"/>
             <w:r>
               <w:t>Appendix</w:t>
             </w:r>
@@ -5600,12 +5422,12 @@
           <w:szCs w:val="42"/>
         </w:rPr>
       </w:pPr>
-      <w:bookmarkStart w:id="25" w:name="_4jyktaoiwb83" w:colFirst="0" w:colLast="0"/>
-      <w:bookmarkEnd w:id="25"/>
+      <w:bookmarkStart w:id="26" w:name="_4jyktaoiwb83" w:colFirst="0" w:colLast="0"/>
+      <w:bookmarkEnd w:id="26"/>
     </w:p>
     <w:p/>
     <w:sectPr>
-      <w:headerReference w:type="default" r:id="rId8"/>
+      <w:headerReference w:type="default" r:id="rId9"/>
       <w:pgSz w:w="12240" w:h="15840"/>
       <w:pgMar w:top="1440" w:right="1440" w:bottom="1440" w:left="1440" w:header="720" w:footer="720" w:gutter="0"/>
       <w:pgNumType w:start="1"/>
@@ -5616,7 +5438,7 @@
 </file>
 
 <file path=word/endnotes.xml><?xml version="1.0" encoding="utf-8"?>
-<w:endnotes xmlns:wpc="http://schemas.microsoft.com/office/word/2010/wordprocessingCanvas" xmlns:cx="http://schemas.microsoft.com/office/drawing/2014/chartex" xmlns:cx1="http://schemas.microsoft.com/office/drawing/2015/9/8/chartex" xmlns:cx2="http://schemas.microsoft.com/office/drawing/2015/10/21/chartex" xmlns:cx3="http://schemas.microsoft.com/office/drawing/2016/5/9/chartex" xmlns:cx4="http://schemas.microsoft.com/office/drawing/2016/5/10/chartex" xmlns:cx5="http://schemas.microsoft.com/office/drawing/2016/5/11/chartex" xmlns:cx6="http://schemas.microsoft.com/office/drawing/2016/5/12/chartex" xmlns:cx7="http://schemas.microsoft.com/office/drawing/2016/5/13/chartex" xmlns:cx8="http://schemas.microsoft.com/office/drawing/2016/5/14/chartex" xmlns:mc="http://schemas.openxmlformats.org/markup-compatibility/2006" xmlns:aink="http://schemas.microsoft.com/office/drawing/2016/ink" xmlns:am3d="http://schemas.microsoft.com/office/drawing/2017/model3d" xmlns:o="urn:schemas-microsoft-com:office:office" xmlns:oel="http://schemas.microsoft.com/office/2019/extlst" xmlns:r="http://schemas.openxmlformats.org/officeDocument/2006/relationships" xmlns:m="http://schemas.openxmlformats.org/officeDocument/2006/math" xmlns:v="urn:schemas-microsoft-com:vml" xmlns:wp14="http://schemas.microsoft.com/office/word/2010/wordprocessingDrawing" xmlns:wp="http://schemas.openxmlformats.org/drawingml/2006/wordprocessingDrawing" xmlns:w10="urn:schemas-microsoft-com:office:word" xmlns:w="http://schemas.openxmlformats.org/wordprocessingml/2006/main" xmlns:w14="http://schemas.microsoft.com/office/word/2010/wordml" xmlns:w15="http://schemas.microsoft.com/office/word/2012/wordml" xmlns:w16cex="http://schemas.microsoft.com/office/word/2018/wordml/cex" xmlns:w16cid="http://schemas.microsoft.com/office/word/2016/wordml/cid" xmlns:w16="http://schemas.microsoft.com/office/word/2018/wordml" xmlns:w16du="http://schemas.microsoft.com/office/word/2023/wordml/word16du" xmlns:w16sdtdh="http://schemas.microsoft.com/office/word/2020/wordml/sdtdatahash" xmlns:w16sdtfl="http://schemas.microsoft.com/office/word/2024/wordml/sdtformatlock" xmlns:w16se="http://schemas.microsoft.com/office/word/2015/wordml/symex" xmlns:wpg="http://schemas.microsoft.com/office/word/2010/wordprocessingGroup" xmlns:wpi="http://schemas.microsoft.com/office/word/2010/wordprocessingInk" xmlns:wne="http://schemas.microsoft.com/office/word/2006/wordml" xmlns:wps="http://schemas.microsoft.com/office/word/2010/wordprocessingShape" mc:Ignorable="w14 w15 w16se w16cid w16 w16cex w16sdtdh w16sdtfl w16du wp14">
+<w:endnotes xmlns:wpc="http://schemas.microsoft.com/office/word/2010/wordprocessingCanvas" xmlns:mc="http://schemas.openxmlformats.org/markup-compatibility/2006" xmlns:o="urn:schemas-microsoft-com:office:office" xmlns:r="http://schemas.openxmlformats.org/officeDocument/2006/relationships" xmlns:m="http://schemas.openxmlformats.org/officeDocument/2006/math" xmlns:v="urn:schemas-microsoft-com:vml" xmlns:wp14="http://schemas.microsoft.com/office/word/2010/wordprocessingDrawing" xmlns:wp="http://schemas.openxmlformats.org/drawingml/2006/wordprocessingDrawing" xmlns:w10="urn:schemas-microsoft-com:office:word" xmlns:w="http://schemas.openxmlformats.org/wordprocessingml/2006/main" xmlns:w14="http://schemas.microsoft.com/office/word/2010/wordml" xmlns:wpg="http://schemas.microsoft.com/office/word/2010/wordprocessingGroup" xmlns:wpi="http://schemas.microsoft.com/office/word/2010/wordprocessingInk" xmlns:wne="http://schemas.microsoft.com/office/word/2006/wordml" xmlns:wps="http://schemas.microsoft.com/office/word/2010/wordprocessingShape" mc:Ignorable="w14 wp14">
   <w:endnote w:type="separator" w:id="-1">
     <w:p>
       <w:pPr>
@@ -5641,7 +5463,7 @@
 </file>
 
 <file path=word/footnotes.xml><?xml version="1.0" encoding="utf-8"?>
-<w:footnotes xmlns:wpc="http://schemas.microsoft.com/office/word/2010/wordprocessingCanvas" xmlns:cx="http://schemas.microsoft.com/office/drawing/2014/chartex" xmlns:cx1="http://schemas.microsoft.com/office/drawing/2015/9/8/chartex" xmlns:cx2="http://schemas.microsoft.com/office/drawing/2015/10/21/chartex" xmlns:cx3="http://schemas.microsoft.com/office/drawing/2016/5/9/chartex" xmlns:cx4="http://schemas.microsoft.com/office/drawing/2016/5/10/chartex" xmlns:cx5="http://schemas.microsoft.com/office/drawing/2016/5/11/chartex" xmlns:cx6="http://schemas.microsoft.com/office/drawing/2016/5/12/chartex" xmlns:cx7="http://schemas.microsoft.com/office/drawing/2016/5/13/chartex" xmlns:cx8="http://schemas.microsoft.com/office/drawing/2016/5/14/chartex" xmlns:mc="http://schemas.openxmlformats.org/markup-compatibility/2006" xmlns:aink="http://schemas.microsoft.com/office/drawing/2016/ink" xmlns:am3d="http://schemas.microsoft.com/office/drawing/2017/model3d" xmlns:o="urn:schemas-microsoft-com:office:office" xmlns:oel="http://schemas.microsoft.com/office/2019/extlst" xmlns:r="http://schemas.openxmlformats.org/officeDocument/2006/relationships" xmlns:m="http://schemas.openxmlformats.org/officeDocument/2006/math" xmlns:v="urn:schemas-microsoft-com:vml" xmlns:wp14="http://schemas.microsoft.com/office/word/2010/wordprocessingDrawing" xmlns:wp="http://schemas.openxmlformats.org/drawingml/2006/wordprocessingDrawing" xmlns:w10="urn:schemas-microsoft-com:office:word" xmlns:w="http://schemas.openxmlformats.org/wordprocessingml/2006/main" xmlns:w14="http://schemas.microsoft.com/office/word/2010/wordml" xmlns:w15="http://schemas.microsoft.com/office/word/2012/wordml" xmlns:w16cex="http://schemas.microsoft.com/office/word/2018/wordml/cex" xmlns:w16cid="http://schemas.microsoft.com/office/word/2016/wordml/cid" xmlns:w16="http://schemas.microsoft.com/office/word/2018/wordml" xmlns:w16du="http://schemas.microsoft.com/office/word/2023/wordml/word16du" xmlns:w16sdtdh="http://schemas.microsoft.com/office/word/2020/wordml/sdtdatahash" xmlns:w16sdtfl="http://schemas.microsoft.com/office/word/2024/wordml/sdtformatlock" xmlns:w16se="http://schemas.microsoft.com/office/word/2015/wordml/symex" xmlns:wpg="http://schemas.microsoft.com/office/word/2010/wordprocessingGroup" xmlns:wpi="http://schemas.microsoft.com/office/word/2010/wordprocessingInk" xmlns:wne="http://schemas.microsoft.com/office/word/2006/wordml" xmlns:wps="http://schemas.microsoft.com/office/word/2010/wordprocessingShape" mc:Ignorable="w14 w15 w16se w16cid w16 w16cex w16sdtdh w16sdtfl w16du wp14">
+<w:footnotes xmlns:wpc="http://schemas.microsoft.com/office/word/2010/wordprocessingCanvas" xmlns:mc="http://schemas.openxmlformats.org/markup-compatibility/2006" xmlns:o="urn:schemas-microsoft-com:office:office" xmlns:r="http://schemas.openxmlformats.org/officeDocument/2006/relationships" xmlns:m="http://schemas.openxmlformats.org/officeDocument/2006/math" xmlns:v="urn:schemas-microsoft-com:vml" xmlns:wp14="http://schemas.microsoft.com/office/word/2010/wordprocessingDrawing" xmlns:wp="http://schemas.openxmlformats.org/drawingml/2006/wordprocessingDrawing" xmlns:w10="urn:schemas-microsoft-com:office:word" xmlns:w="http://schemas.openxmlformats.org/wordprocessingml/2006/main" xmlns:w14="http://schemas.microsoft.com/office/word/2010/wordml" xmlns:wpg="http://schemas.microsoft.com/office/word/2010/wordprocessingGroup" xmlns:wpi="http://schemas.microsoft.com/office/word/2010/wordprocessingInk" xmlns:wne="http://schemas.microsoft.com/office/word/2006/wordml" xmlns:wps="http://schemas.microsoft.com/office/word/2010/wordprocessingShape" mc:Ignorable="w14 wp14">
   <w:footnote w:type="separator" w:id="-1">
     <w:p>
       <w:pPr>
@@ -5666,14 +5488,14 @@
 </file>
 
 <file path=word/header1.xml><?xml version="1.0" encoding="utf-8"?>
-<w:hdr xmlns:wpc="http://schemas.microsoft.com/office/word/2010/wordprocessingCanvas" xmlns:cx="http://schemas.microsoft.com/office/drawing/2014/chartex" xmlns:cx1="http://schemas.microsoft.com/office/drawing/2015/9/8/chartex" xmlns:cx2="http://schemas.microsoft.com/office/drawing/2015/10/21/chartex" xmlns:cx3="http://schemas.microsoft.com/office/drawing/2016/5/9/chartex" xmlns:cx4="http://schemas.microsoft.com/office/drawing/2016/5/10/chartex" xmlns:cx5="http://schemas.microsoft.com/office/drawing/2016/5/11/chartex" xmlns:cx6="http://schemas.microsoft.com/office/drawing/2016/5/12/chartex" xmlns:cx7="http://schemas.microsoft.com/office/drawing/2016/5/13/chartex" xmlns:cx8="http://schemas.microsoft.com/office/drawing/2016/5/14/chartex" xmlns:mc="http://schemas.openxmlformats.org/markup-compatibility/2006" xmlns:aink="http://schemas.microsoft.com/office/drawing/2016/ink" xmlns:am3d="http://schemas.microsoft.com/office/drawing/2017/model3d" xmlns:o="urn:schemas-microsoft-com:office:office" xmlns:oel="http://schemas.microsoft.com/office/2019/extlst" xmlns:r="http://schemas.openxmlformats.org/officeDocument/2006/relationships" xmlns:m="http://schemas.openxmlformats.org/officeDocument/2006/math" xmlns:v="urn:schemas-microsoft-com:vml" xmlns:wp14="http://schemas.microsoft.com/office/word/2010/wordprocessingDrawing" xmlns:wp="http://schemas.openxmlformats.org/drawingml/2006/wordprocessingDrawing" xmlns:w10="urn:schemas-microsoft-com:office:word" xmlns:w="http://schemas.openxmlformats.org/wordprocessingml/2006/main" xmlns:w14="http://schemas.microsoft.com/office/word/2010/wordml" xmlns:w15="http://schemas.microsoft.com/office/word/2012/wordml" xmlns:w16cex="http://schemas.microsoft.com/office/word/2018/wordml/cex" xmlns:w16cid="http://schemas.microsoft.com/office/word/2016/wordml/cid" xmlns:w16="http://schemas.microsoft.com/office/word/2018/wordml" xmlns:w16du="http://schemas.microsoft.com/office/word/2023/wordml/word16du" xmlns:w16sdtdh="http://schemas.microsoft.com/office/word/2020/wordml/sdtdatahash" xmlns:w16sdtfl="http://schemas.microsoft.com/office/word/2024/wordml/sdtformatlock" xmlns:w16se="http://schemas.microsoft.com/office/word/2015/wordml/symex" xmlns:wpg="http://schemas.microsoft.com/office/word/2010/wordprocessingGroup" xmlns:wpi="http://schemas.microsoft.com/office/word/2010/wordprocessingInk" xmlns:wne="http://schemas.microsoft.com/office/word/2006/wordml" xmlns:wps="http://schemas.microsoft.com/office/word/2010/wordprocessingShape" mc:Ignorable="w14 w15 w16se w16cid w16 w16cex w16sdtdh w16sdtfl w16du wp14">
+<w:hdr xmlns:wpc="http://schemas.microsoft.com/office/word/2010/wordprocessingCanvas" xmlns:mc="http://schemas.openxmlformats.org/markup-compatibility/2006" xmlns:o="urn:schemas-microsoft-com:office:office" xmlns:r="http://schemas.openxmlformats.org/officeDocument/2006/relationships" xmlns:m="http://schemas.openxmlformats.org/officeDocument/2006/math" xmlns:v="urn:schemas-microsoft-com:vml" xmlns:wp14="http://schemas.microsoft.com/office/word/2010/wordprocessingDrawing" xmlns:wp="http://schemas.openxmlformats.org/drawingml/2006/wordprocessingDrawing" xmlns:w10="urn:schemas-microsoft-com:office:word" xmlns:w="http://schemas.openxmlformats.org/wordprocessingml/2006/main" xmlns:w14="http://schemas.microsoft.com/office/word/2010/wordml" xmlns:wpg="http://schemas.microsoft.com/office/word/2010/wordprocessingGroup" xmlns:wpi="http://schemas.microsoft.com/office/word/2010/wordprocessingInk" xmlns:wne="http://schemas.microsoft.com/office/word/2006/wordml" xmlns:wps="http://schemas.microsoft.com/office/word/2010/wordprocessingShape" mc:Ignorable="w14 wp14">
   <w:p/>
 </w:hdr>
 </file>
 
 <file path=word/numbering.xml><?xml version="1.0" encoding="utf-8"?>
-<w:numbering xmlns:wpc="http://schemas.microsoft.com/office/word/2010/wordprocessingCanvas" xmlns:cx="http://schemas.microsoft.com/office/drawing/2014/chartex" xmlns:cx1="http://schemas.microsoft.com/office/drawing/2015/9/8/chartex" xmlns:cx2="http://schemas.microsoft.com/office/drawing/2015/10/21/chartex" xmlns:cx3="http://schemas.microsoft.com/office/drawing/2016/5/9/chartex" xmlns:cx4="http://schemas.microsoft.com/office/drawing/2016/5/10/chartex" xmlns:cx5="http://schemas.microsoft.com/office/drawing/2016/5/11/chartex" xmlns:cx6="http://schemas.microsoft.com/office/drawing/2016/5/12/chartex" xmlns:cx7="http://schemas.microsoft.com/office/drawing/2016/5/13/chartex" xmlns:cx8="http://schemas.microsoft.com/office/drawing/2016/5/14/chartex" xmlns:mc="http://schemas.openxmlformats.org/markup-compatibility/2006" xmlns:aink="http://schemas.microsoft.com/office/drawing/2016/ink" xmlns:am3d="http://schemas.microsoft.com/office/drawing/2017/model3d" xmlns:o="urn:schemas-microsoft-com:office:office" xmlns:oel="http://schemas.microsoft.com/office/2019/extlst" xmlns:r="http://schemas.openxmlformats.org/officeDocument/2006/relationships" xmlns:m="http://schemas.openxmlformats.org/officeDocument/2006/math" xmlns:v="urn:schemas-microsoft-com:vml" xmlns:wp14="http://schemas.microsoft.com/office/word/2010/wordprocessingDrawing" xmlns:wp="http://schemas.openxmlformats.org/drawingml/2006/wordprocessingDrawing" xmlns:w10="urn:schemas-microsoft-com:office:word" xmlns:w="http://schemas.openxmlformats.org/wordprocessingml/2006/main" xmlns:w14="http://schemas.microsoft.com/office/word/2010/wordml" xmlns:w15="http://schemas.microsoft.com/office/word/2012/wordml" xmlns:w16cex="http://schemas.microsoft.com/office/word/2018/wordml/cex" xmlns:w16cid="http://schemas.microsoft.com/office/word/2016/wordml/cid" xmlns:w16="http://schemas.microsoft.com/office/word/2018/wordml" xmlns:w16du="http://schemas.microsoft.com/office/word/2023/wordml/word16du" xmlns:w16sdtdh="http://schemas.microsoft.com/office/word/2020/wordml/sdtdatahash" xmlns:w16sdtfl="http://schemas.microsoft.com/office/word/2024/wordml/sdtformatlock" xmlns:w16se="http://schemas.microsoft.com/office/word/2015/wordml/symex" xmlns:wpg="http://schemas.microsoft.com/office/word/2010/wordprocessingGroup" xmlns:wpi="http://schemas.microsoft.com/office/word/2010/wordprocessingInk" xmlns:wne="http://schemas.microsoft.com/office/word/2006/wordml" xmlns:wps="http://schemas.microsoft.com/office/word/2010/wordprocessingShape" mc:Ignorable="w14 w15 w16se w16cid w16 w16cex w16sdtdh w16sdtfl w16du wp14">
-  <w:abstractNum w:abstractNumId="0" w15:restartNumberingAfterBreak="0">
+<w:numbering xmlns:wpc="http://schemas.microsoft.com/office/word/2010/wordprocessingCanvas" xmlns:mc="http://schemas.openxmlformats.org/markup-compatibility/2006" xmlns:o="urn:schemas-microsoft-com:office:office" xmlns:r="http://schemas.openxmlformats.org/officeDocument/2006/relationships" xmlns:m="http://schemas.openxmlformats.org/officeDocument/2006/math" xmlns:v="urn:schemas-microsoft-com:vml" xmlns:wp14="http://schemas.microsoft.com/office/word/2010/wordprocessingDrawing" xmlns:wp="http://schemas.openxmlformats.org/drawingml/2006/wordprocessingDrawing" xmlns:w10="urn:schemas-microsoft-com:office:word" xmlns:w="http://schemas.openxmlformats.org/wordprocessingml/2006/main" xmlns:w14="http://schemas.microsoft.com/office/word/2010/wordml" xmlns:wpg="http://schemas.microsoft.com/office/word/2010/wordprocessingGroup" xmlns:wpi="http://schemas.microsoft.com/office/word/2010/wordprocessingInk" xmlns:wne="http://schemas.microsoft.com/office/word/2006/wordml" xmlns:wps="http://schemas.microsoft.com/office/word/2010/wordprocessingShape" mc:Ignorable="w14 wp14">
+  <w:abstractNum w:abstractNumId="0">
     <w:nsid w:val="0EE11361"/>
     <w:multiLevelType w:val="multilevel"/>
     <w:tmpl w:val="313C1306"/>
@@ -5786,7 +5608,7 @@
       </w:rPr>
     </w:lvl>
   </w:abstractNum>
-  <w:abstractNum w:abstractNumId="1" w15:restartNumberingAfterBreak="0">
+  <w:abstractNum w:abstractNumId="1">
     <w:nsid w:val="106B7A3F"/>
     <w:multiLevelType w:val="multilevel"/>
     <w:tmpl w:val="34FE80D0"/>
@@ -5899,7 +5721,7 @@
       </w:rPr>
     </w:lvl>
   </w:abstractNum>
-  <w:abstractNum w:abstractNumId="2" w15:restartNumberingAfterBreak="0">
+  <w:abstractNum w:abstractNumId="2">
     <w:nsid w:val="2CBA0F66"/>
     <w:multiLevelType w:val="multilevel"/>
     <w:tmpl w:val="C44417BA"/>
@@ -6012,7 +5834,7 @@
       </w:rPr>
     </w:lvl>
   </w:abstractNum>
-  <w:abstractNum w:abstractNumId="3" w15:restartNumberingAfterBreak="0">
+  <w:abstractNum w:abstractNumId="3">
     <w:nsid w:val="2DC40623"/>
     <w:multiLevelType w:val="multilevel"/>
     <w:tmpl w:val="1D7C82DC"/>
@@ -6125,7 +5947,7 @@
       </w:rPr>
     </w:lvl>
   </w:abstractNum>
-  <w:abstractNum w:abstractNumId="4" w15:restartNumberingAfterBreak="0">
+  <w:abstractNum w:abstractNumId="4">
     <w:nsid w:val="2EED6E2C"/>
     <w:multiLevelType w:val="multilevel"/>
     <w:tmpl w:val="84A061E2"/>
@@ -6238,7 +6060,7 @@
       </w:rPr>
     </w:lvl>
   </w:abstractNum>
-  <w:abstractNum w:abstractNumId="5" w15:restartNumberingAfterBreak="0">
+  <w:abstractNum w:abstractNumId="5">
     <w:nsid w:val="4A7B0DC7"/>
     <w:multiLevelType w:val="multilevel"/>
     <w:tmpl w:val="831C3614"/>
@@ -6351,7 +6173,7 @@
       </w:rPr>
     </w:lvl>
   </w:abstractNum>
-  <w:abstractNum w:abstractNumId="6" w15:restartNumberingAfterBreak="0">
+  <w:abstractNum w:abstractNumId="6">
     <w:nsid w:val="55BA02C1"/>
     <w:multiLevelType w:val="multilevel"/>
     <w:tmpl w:val="863C4216"/>
@@ -6464,7 +6286,7 @@
       </w:rPr>
     </w:lvl>
   </w:abstractNum>
-  <w:abstractNum w:abstractNumId="7" w15:restartNumberingAfterBreak="0">
+  <w:abstractNum w:abstractNumId="7">
     <w:nsid w:val="67964062"/>
     <w:multiLevelType w:val="multilevel"/>
     <w:tmpl w:val="5E380F8C"/>
@@ -6577,7 +6399,7 @@
       </w:rPr>
     </w:lvl>
   </w:abstractNum>
-  <w:abstractNum w:abstractNumId="8" w15:restartNumberingAfterBreak="0">
+  <w:abstractNum w:abstractNumId="8">
     <w:nsid w:val="6F9D3791"/>
     <w:multiLevelType w:val="multilevel"/>
     <w:tmpl w:val="D3608EAA"/>
@@ -6690,45 +6512,45 @@
       </w:rPr>
     </w:lvl>
   </w:abstractNum>
-  <w:num w:numId="1" w16cid:durableId="211697239">
+  <w:num w:numId="1">
     <w:abstractNumId w:val="4"/>
   </w:num>
-  <w:num w:numId="2" w16cid:durableId="2133670641">
+  <w:num w:numId="2">
     <w:abstractNumId w:val="2"/>
   </w:num>
-  <w:num w:numId="3" w16cid:durableId="1289314907">
+  <w:num w:numId="3">
     <w:abstractNumId w:val="0"/>
   </w:num>
-  <w:num w:numId="4" w16cid:durableId="1300308013">
+  <w:num w:numId="4">
     <w:abstractNumId w:val="7"/>
   </w:num>
-  <w:num w:numId="5" w16cid:durableId="1441610408">
+  <w:num w:numId="5">
     <w:abstractNumId w:val="1"/>
   </w:num>
-  <w:num w:numId="6" w16cid:durableId="106971014">
+  <w:num w:numId="6">
     <w:abstractNumId w:val="6"/>
   </w:num>
-  <w:num w:numId="7" w16cid:durableId="777413942">
+  <w:num w:numId="7">
     <w:abstractNumId w:val="3"/>
   </w:num>
-  <w:num w:numId="8" w16cid:durableId="1443381570">
+  <w:num w:numId="8">
     <w:abstractNumId w:val="5"/>
   </w:num>
-  <w:num w:numId="9" w16cid:durableId="1075588210">
+  <w:num w:numId="9">
     <w:abstractNumId w:val="8"/>
   </w:num>
 </w:numbering>
 </file>
 
 <file path=word/styles.xml><?xml version="1.0" encoding="utf-8"?>
-<w:styles xmlns:mc="http://schemas.openxmlformats.org/markup-compatibility/2006" xmlns:r="http://schemas.openxmlformats.org/officeDocument/2006/relationships" xmlns:w="http://schemas.openxmlformats.org/wordprocessingml/2006/main" xmlns:w14="http://schemas.microsoft.com/office/word/2010/wordml" xmlns:w15="http://schemas.microsoft.com/office/word/2012/wordml" xmlns:w16cex="http://schemas.microsoft.com/office/word/2018/wordml/cex" xmlns:w16cid="http://schemas.microsoft.com/office/word/2016/wordml/cid" xmlns:w16="http://schemas.microsoft.com/office/word/2018/wordml" xmlns:w16du="http://schemas.microsoft.com/office/word/2023/wordml/word16du" xmlns:w16sdtdh="http://schemas.microsoft.com/office/word/2020/wordml/sdtdatahash" xmlns:w16sdtfl="http://schemas.microsoft.com/office/word/2024/wordml/sdtformatlock" xmlns:w16se="http://schemas.microsoft.com/office/word/2015/wordml/symex" mc:Ignorable="w14 w15 w16se w16cid w16 w16cex w16sdtdh w16sdtfl w16du">
+<w:styles xmlns:mc="http://schemas.openxmlformats.org/markup-compatibility/2006" xmlns:r="http://schemas.openxmlformats.org/officeDocument/2006/relationships" xmlns:w="http://schemas.openxmlformats.org/wordprocessingml/2006/main" xmlns:w14="http://schemas.microsoft.com/office/word/2010/wordml" mc:Ignorable="w14">
   <w:docDefaults>
     <w:rPrDefault>
       <w:rPr>
         <w:rFonts w:ascii="Times New Roman" w:eastAsia="Times New Roman" w:hAnsi="Times New Roman" w:cs="Times New Roman"/>
         <w:sz w:val="24"/>
         <w:szCs w:val="24"/>
-        <w:lang w:val="en" w:eastAsia="en-US" w:bidi="ar-SA"/>
+        <w:lang w:eastAsia="en-US" w:bidi="ar-SA"/>
       </w:rPr>
     </w:rPrDefault>
     <w:pPrDefault>
@@ -6737,383 +6559,144 @@
       </w:pPr>
     </w:pPrDefault>
   </w:docDefaults>
-  <w:latentStyles w:defLockedState="0" w:defUIPriority="99" w:defSemiHidden="0" w:defUnhideWhenUsed="0" w:defQFormat="0" w:count="376">
-    <w:lsdException w:name="Normal" w:uiPriority="0" w:qFormat="1"/>
-    <w:lsdException w:name="heading 1" w:uiPriority="9" w:qFormat="1"/>
-    <w:lsdException w:name="heading 2" w:semiHidden="1" w:uiPriority="9" w:unhideWhenUsed="1" w:qFormat="1"/>
-    <w:lsdException w:name="heading 3" w:semiHidden="1" w:uiPriority="9" w:unhideWhenUsed="1" w:qFormat="1"/>
-    <w:lsdException w:name="heading 4" w:semiHidden="1" w:uiPriority="9" w:unhideWhenUsed="1" w:qFormat="1"/>
-    <w:lsdException w:name="heading 5" w:semiHidden="1" w:uiPriority="9" w:unhideWhenUsed="1" w:qFormat="1"/>
-    <w:lsdException w:name="heading 6" w:semiHidden="1" w:uiPriority="9" w:unhideWhenUsed="1" w:qFormat="1"/>
-    <w:lsdException w:name="heading 7" w:semiHidden="1" w:uiPriority="9" w:unhideWhenUsed="1" w:qFormat="1"/>
-    <w:lsdException w:name="heading 8" w:semiHidden="1" w:uiPriority="9" w:unhideWhenUsed="1" w:qFormat="1"/>
-    <w:lsdException w:name="heading 9" w:semiHidden="1" w:uiPriority="9" w:unhideWhenUsed="1" w:qFormat="1"/>
-    <w:lsdException w:name="index 1" w:semiHidden="1" w:unhideWhenUsed="1"/>
-    <w:lsdException w:name="index 2" w:semiHidden="1" w:unhideWhenUsed="1"/>
-    <w:lsdException w:name="index 3" w:semiHidden="1" w:unhideWhenUsed="1"/>
-    <w:lsdException w:name="index 4" w:semiHidden="1" w:unhideWhenUsed="1"/>
-    <w:lsdException w:name="index 5" w:semiHidden="1" w:unhideWhenUsed="1"/>
-    <w:lsdException w:name="index 6" w:semiHidden="1" w:unhideWhenUsed="1"/>
-    <w:lsdException w:name="index 7" w:semiHidden="1" w:unhideWhenUsed="1"/>
-    <w:lsdException w:name="index 8" w:semiHidden="1" w:unhideWhenUsed="1"/>
-    <w:lsdException w:name="index 9" w:semiHidden="1" w:unhideWhenUsed="1"/>
-    <w:lsdException w:name="toc 1" w:semiHidden="1" w:uiPriority="39" w:unhideWhenUsed="1"/>
-    <w:lsdException w:name="toc 2" w:semiHidden="1" w:uiPriority="39" w:unhideWhenUsed="1"/>
-    <w:lsdException w:name="toc 3" w:semiHidden="1" w:uiPriority="39" w:unhideWhenUsed="1"/>
-    <w:lsdException w:name="toc 4" w:semiHidden="1" w:uiPriority="39" w:unhideWhenUsed="1"/>
-    <w:lsdException w:name="toc 5" w:semiHidden="1" w:uiPriority="39" w:unhideWhenUsed="1"/>
-    <w:lsdException w:name="toc 6" w:semiHidden="1" w:uiPriority="39" w:unhideWhenUsed="1"/>
-    <w:lsdException w:name="toc 7" w:semiHidden="1" w:uiPriority="39" w:unhideWhenUsed="1"/>
-    <w:lsdException w:name="toc 8" w:semiHidden="1" w:uiPriority="39" w:unhideWhenUsed="1"/>
-    <w:lsdException w:name="toc 9" w:semiHidden="1" w:uiPriority="39" w:unhideWhenUsed="1"/>
-    <w:lsdException w:name="Normal Indent" w:semiHidden="1" w:unhideWhenUsed="1"/>
-    <w:lsdException w:name="footnote text" w:semiHidden="1" w:unhideWhenUsed="1"/>
-    <w:lsdException w:name="annotation text" w:semiHidden="1" w:unhideWhenUsed="1"/>
-    <w:lsdException w:name="header" w:semiHidden="1" w:unhideWhenUsed="1"/>
-    <w:lsdException w:name="footer" w:semiHidden="1" w:unhideWhenUsed="1"/>
-    <w:lsdException w:name="index heading" w:semiHidden="1" w:unhideWhenUsed="1"/>
-    <w:lsdException w:name="caption" w:semiHidden="1" w:uiPriority="35" w:unhideWhenUsed="1" w:qFormat="1"/>
-    <w:lsdException w:name="table of figures" w:semiHidden="1" w:unhideWhenUsed="1"/>
-    <w:lsdException w:name="envelope address" w:semiHidden="1" w:unhideWhenUsed="1"/>
-    <w:lsdException w:name="envelope return" w:semiHidden="1" w:unhideWhenUsed="1"/>
-    <w:lsdException w:name="footnote reference" w:semiHidden="1" w:unhideWhenUsed="1"/>
-    <w:lsdException w:name="annotation reference" w:semiHidden="1" w:unhideWhenUsed="1"/>
-    <w:lsdException w:name="line number" w:semiHidden="1" w:unhideWhenUsed="1"/>
-    <w:lsdException w:name="page number" w:semiHidden="1" w:unhideWhenUsed="1"/>
-    <w:lsdException w:name="endnote reference" w:semiHidden="1" w:unhideWhenUsed="1"/>
-    <w:lsdException w:name="endnote text" w:semiHidden="1" w:unhideWhenUsed="1"/>
-    <w:lsdException w:name="table of authorities" w:semiHidden="1" w:unhideWhenUsed="1"/>
-    <w:lsdException w:name="macro" w:semiHidden="1" w:unhideWhenUsed="1"/>
-    <w:lsdException w:name="toa heading" w:semiHidden="1" w:unhideWhenUsed="1"/>
-    <w:lsdException w:name="List" w:semiHidden="1" w:unhideWhenUsed="1"/>
-    <w:lsdException w:name="List Bullet" w:semiHidden="1" w:unhideWhenUsed="1"/>
-    <w:lsdException w:name="List Number" w:semiHidden="1" w:unhideWhenUsed="1"/>
-    <w:lsdException w:name="List 2" w:semiHidden="1" w:unhideWhenUsed="1"/>
-    <w:lsdException w:name="List 3" w:semiHidden="1" w:unhideWhenUsed="1"/>
-    <w:lsdException w:name="List 4" w:semiHidden="1" w:unhideWhenUsed="1"/>
-    <w:lsdException w:name="List 5" w:semiHidden="1" w:unhideWhenUsed="1"/>
-    <w:lsdException w:name="List Bullet 2" w:semiHidden="1" w:unhideWhenUsed="1"/>
-    <w:lsdException w:name="List Bullet 3" w:semiHidden="1" w:unhideWhenUsed="1"/>
-    <w:lsdException w:name="List Bullet 4" w:semiHidden="1" w:unhideWhenUsed="1"/>
-    <w:lsdException w:name="List Bullet 5" w:semiHidden="1" w:unhideWhenUsed="1"/>
-    <w:lsdException w:name="List Number 2" w:semiHidden="1" w:unhideWhenUsed="1"/>
-    <w:lsdException w:name="List Number 3" w:semiHidden="1" w:unhideWhenUsed="1"/>
-    <w:lsdException w:name="List Number 4" w:semiHidden="1" w:unhideWhenUsed="1"/>
-    <w:lsdException w:name="List Number 5" w:semiHidden="1" w:unhideWhenUsed="1"/>
-    <w:lsdException w:name="Title" w:uiPriority="10" w:qFormat="1"/>
-    <w:lsdException w:name="Closing" w:semiHidden="1" w:unhideWhenUsed="1"/>
-    <w:lsdException w:name="Signature" w:semiHidden="1" w:unhideWhenUsed="1"/>
-    <w:lsdException w:name="Default Paragraph Font" w:semiHidden="1" w:uiPriority="1" w:unhideWhenUsed="1"/>
-    <w:lsdException w:name="Body Text" w:semiHidden="1" w:unhideWhenUsed="1"/>
-    <w:lsdException w:name="Body Text Indent" w:semiHidden="1" w:unhideWhenUsed="1"/>
-    <w:lsdException w:name="List Continue" w:semiHidden="1" w:unhideWhenUsed="1"/>
-    <w:lsdException w:name="List Continue 2" w:semiHidden="1" w:unhideWhenUsed="1"/>
-    <w:lsdException w:name="List Continue 3" w:semiHidden="1" w:unhideWhenUsed="1"/>
-    <w:lsdException w:name="List Continue 4" w:semiHidden="1" w:unhideWhenUsed="1"/>
-    <w:lsdException w:name="List Continue 5" w:semiHidden="1" w:unhideWhenUsed="1"/>
-    <w:lsdException w:name="Message Header" w:semiHidden="1" w:unhideWhenUsed="1"/>
-    <w:lsdException w:name="Subtitle" w:uiPriority="11" w:qFormat="1"/>
-    <w:lsdException w:name="Salutation" w:semiHidden="1" w:unhideWhenUsed="1"/>
-    <w:lsdException w:name="Date" w:semiHidden="1" w:unhideWhenUsed="1"/>
-    <w:lsdException w:name="Body Text First Indent" w:semiHidden="1" w:unhideWhenUsed="1"/>
-    <w:lsdException w:name="Body Text First Indent 2" w:semiHidden="1" w:unhideWhenUsed="1"/>
-    <w:lsdException w:name="Note Heading" w:semiHidden="1" w:unhideWhenUsed="1"/>
-    <w:lsdException w:name="Body Text 2" w:semiHidden="1" w:unhideWhenUsed="1"/>
-    <w:lsdException w:name="Body Text 3" w:semiHidden="1" w:unhideWhenUsed="1"/>
-    <w:lsdException w:name="Body Text Indent 2" w:semiHidden="1" w:unhideWhenUsed="1"/>
-    <w:lsdException w:name="Body Text Indent 3" w:semiHidden="1" w:unhideWhenUsed="1"/>
-    <w:lsdException w:name="Block Text" w:semiHidden="1" w:unhideWhenUsed="1"/>
-    <w:lsdException w:name="Hyperlink" w:semiHidden="1" w:unhideWhenUsed="1"/>
-    <w:lsdException w:name="FollowedHyperlink" w:semiHidden="1" w:unhideWhenUsed="1"/>
-    <w:lsdException w:name="Strong" w:uiPriority="22" w:qFormat="1"/>
-    <w:lsdException w:name="Emphasis" w:uiPriority="20" w:qFormat="1"/>
-    <w:lsdException w:name="Document Map" w:semiHidden="1" w:unhideWhenUsed="1"/>
-    <w:lsdException w:name="Plain Text" w:semiHidden="1" w:unhideWhenUsed="1"/>
-    <w:lsdException w:name="E-mail Signature" w:semiHidden="1" w:unhideWhenUsed="1"/>
-    <w:lsdException w:name="HTML Top of Form" w:semiHidden="1" w:unhideWhenUsed="1"/>
-    <w:lsdException w:name="HTML Bottom of Form" w:semiHidden="1" w:unhideWhenUsed="1"/>
-    <w:lsdException w:name="Normal (Web)" w:semiHidden="1" w:unhideWhenUsed="1"/>
-    <w:lsdException w:name="HTML Acronym" w:semiHidden="1" w:unhideWhenUsed="1"/>
-    <w:lsdException w:name="HTML Address" w:semiHidden="1" w:unhideWhenUsed="1"/>
-    <w:lsdException w:name="HTML Cite" w:semiHidden="1" w:unhideWhenUsed="1"/>
-    <w:lsdException w:name="HTML Code" w:semiHidden="1" w:unhideWhenUsed="1"/>
-    <w:lsdException w:name="HTML Definition" w:semiHidden="1" w:unhideWhenUsed="1"/>
-    <w:lsdException w:name="HTML Keyboard" w:semiHidden="1" w:unhideWhenUsed="1"/>
-    <w:lsdException w:name="HTML Preformatted" w:semiHidden="1" w:unhideWhenUsed="1"/>
-    <w:lsdException w:name="HTML Sample" w:semiHidden="1" w:unhideWhenUsed="1"/>
-    <w:lsdException w:name="HTML Typewriter" w:semiHidden="1" w:unhideWhenUsed="1"/>
-    <w:lsdException w:name="HTML Variable" w:semiHidden="1" w:unhideWhenUsed="1"/>
-    <w:lsdException w:name="Normal Table" w:semiHidden="1" w:unhideWhenUsed="1"/>
-    <w:lsdException w:name="annotation subject" w:semiHidden="1" w:unhideWhenUsed="1"/>
-    <w:lsdException w:name="No List" w:semiHidden="1" w:unhideWhenUsed="1"/>
-    <w:lsdException w:name="Outline List 1" w:semiHidden="1" w:unhideWhenUsed="1"/>
-    <w:lsdException w:name="Outline List 2" w:semiHidden="1" w:unhideWhenUsed="1"/>
-    <w:lsdException w:name="Outline List 3" w:semiHidden="1" w:unhideWhenUsed="1"/>
-    <w:lsdException w:name="Table Simple 1" w:semiHidden="1" w:unhideWhenUsed="1"/>
-    <w:lsdException w:name="Table Simple 2" w:semiHidden="1" w:unhideWhenUsed="1"/>
-    <w:lsdException w:name="Table Simple 3" w:semiHidden="1" w:unhideWhenUsed="1"/>
-    <w:lsdException w:name="Table Classic 1" w:semiHidden="1" w:unhideWhenUsed="1"/>
-    <w:lsdException w:name="Table Classic 2" w:semiHidden="1" w:unhideWhenUsed="1"/>
-    <w:lsdException w:name="Table Classic 3" w:semiHidden="1" w:unhideWhenUsed="1"/>
-    <w:lsdException w:name="Table Classic 4" w:semiHidden="1" w:unhideWhenUsed="1"/>
-    <w:lsdException w:name="Table Colorful 1" w:semiHidden="1" w:unhideWhenUsed="1"/>
-    <w:lsdException w:name="Table Colorful 2" w:semiHidden="1" w:unhideWhenUsed="1"/>
-    <w:lsdException w:name="Table Colorful 3" w:semiHidden="1" w:unhideWhenUsed="1"/>
-    <w:lsdException w:name="Table Columns 1" w:semiHidden="1" w:unhideWhenUsed="1"/>
-    <w:lsdException w:name="Table Columns 2" w:semiHidden="1" w:unhideWhenUsed="1"/>
-    <w:lsdException w:name="Table Columns 3" w:semiHidden="1" w:unhideWhenUsed="1"/>
-    <w:lsdException w:name="Table Columns 4" w:semiHidden="1" w:unhideWhenUsed="1"/>
-    <w:lsdException w:name="Table Columns 5" w:semiHidden="1" w:unhideWhenUsed="1"/>
-    <w:lsdException w:name="Table Grid 1" w:semiHidden="1" w:unhideWhenUsed="1"/>
-    <w:lsdException w:name="Table Grid 2" w:semiHidden="1" w:unhideWhenUsed="1"/>
-    <w:lsdException w:name="Table Grid 3" w:semiHidden="1" w:unhideWhenUsed="1"/>
-    <w:lsdException w:name="Table Grid 4" w:semiHidden="1" w:unhideWhenUsed="1"/>
-    <w:lsdException w:name="Table Grid 5" w:semiHidden="1" w:unhideWhenUsed="1"/>
-    <w:lsdException w:name="Table Grid 6" w:semiHidden="1" w:unhideWhenUsed="1"/>
-    <w:lsdException w:name="Table Grid 7" w:semiHidden="1" w:unhideWhenUsed="1"/>
-    <w:lsdException w:name="Table Grid 8" w:semiHidden="1" w:unhideWhenUsed="1"/>
-    <w:lsdException w:name="Table List 1" w:semiHidden="1" w:unhideWhenUsed="1"/>
-    <w:lsdException w:name="Table List 2" w:semiHidden="1" w:unhideWhenUsed="1"/>
-    <w:lsdException w:name="Table List 3" w:semiHidden="1" w:unhideWhenUsed="1"/>
-    <w:lsdException w:name="Table List 4" w:semiHidden="1" w:unhideWhenUsed="1"/>
-    <w:lsdException w:name="Table List 5" w:semiHidden="1" w:unhideWhenUsed="1"/>
-    <w:lsdException w:name="Table List 6" w:semiHidden="1" w:unhideWhenUsed="1"/>
-    <w:lsdException w:name="Table List 7" w:semiHidden="1" w:unhideWhenUsed="1"/>
-    <w:lsdException w:name="Table List 8" w:semiHidden="1" w:unhideWhenUsed="1"/>
-    <w:lsdException w:name="Table 3D effects 1" w:semiHidden="1" w:unhideWhenUsed="1"/>
-    <w:lsdException w:name="Table 3D effects 2" w:semiHidden="1" w:unhideWhenUsed="1"/>
-    <w:lsdException w:name="Table 3D effects 3" w:semiHidden="1" w:unhideWhenUsed="1"/>
-    <w:lsdException w:name="Table Contemporary" w:semiHidden="1" w:unhideWhenUsed="1"/>
-    <w:lsdException w:name="Table Elegant" w:semiHidden="1" w:unhideWhenUsed="1"/>
-    <w:lsdException w:name="Table Professional" w:semiHidden="1" w:unhideWhenUsed="1"/>
-    <w:lsdException w:name="Table Subtle 1" w:semiHidden="1" w:unhideWhenUsed="1"/>
-    <w:lsdException w:name="Table Subtle 2" w:semiHidden="1" w:unhideWhenUsed="1"/>
-    <w:lsdException w:name="Table Web 1" w:semiHidden="1" w:unhideWhenUsed="1"/>
-    <w:lsdException w:name="Table Web 2" w:semiHidden="1" w:unhideWhenUsed="1"/>
-    <w:lsdException w:name="Table Web 3" w:semiHidden="1" w:unhideWhenUsed="1"/>
-    <w:lsdException w:name="Balloon Text" w:semiHidden="1" w:unhideWhenUsed="1"/>
-    <w:lsdException w:name="Table Grid" w:uiPriority="39"/>
-    <w:lsdException w:name="Table Theme" w:semiHidden="1" w:unhideWhenUsed="1"/>
-    <w:lsdException w:name="Placeholder Text" w:semiHidden="1"/>
-    <w:lsdException w:name="No Spacing" w:uiPriority="1" w:qFormat="1"/>
-    <w:lsdException w:name="Light Shading" w:uiPriority="60"/>
-    <w:lsdException w:name="Light List" w:uiPriority="61"/>
-    <w:lsdException w:name="Light Grid" w:uiPriority="62"/>
-    <w:lsdException w:name="Medium Shading 1" w:uiPriority="63"/>
-    <w:lsdException w:name="Medium Shading 2" w:uiPriority="64"/>
-    <w:lsdException w:name="Medium List 1" w:uiPriority="65"/>
-    <w:lsdException w:name="Medium List 2" w:uiPriority="66"/>
-    <w:lsdException w:name="Medium Grid 1" w:uiPriority="67"/>
-    <w:lsdException w:name="Medium Grid 2" w:uiPriority="68"/>
-    <w:lsdException w:name="Medium Grid 3" w:uiPriority="69"/>
-    <w:lsdException w:name="Dark List" w:uiPriority="70"/>
-    <w:lsdException w:name="Colorful Shading" w:uiPriority="71"/>
-    <w:lsdException w:name="Colorful List" w:uiPriority="72"/>
-    <w:lsdException w:name="Colorful Grid" w:uiPriority="73"/>
-    <w:lsdException w:name="Light Shading Accent 1" w:uiPriority="60"/>
-    <w:lsdException w:name="Light List Accent 1" w:uiPriority="61"/>
-    <w:lsdException w:name="Light Grid Accent 1" w:uiPriority="62"/>
-    <w:lsdException w:name="Medium Shading 1 Accent 1" w:uiPriority="63"/>
-    <w:lsdException w:name="Medium Shading 2 Accent 1" w:uiPriority="64"/>
-    <w:lsdException w:name="Medium List 1 Accent 1" w:uiPriority="65"/>
-    <w:lsdException w:name="Revision" w:semiHidden="1"/>
-    <w:lsdException w:name="List Paragraph" w:uiPriority="34" w:qFormat="1"/>
-    <w:lsdException w:name="Quote" w:uiPriority="29" w:qFormat="1"/>
-    <w:lsdException w:name="Intense Quote" w:uiPriority="30" w:qFormat="1"/>
-    <w:lsdException w:name="Medium List 2 Accent 1" w:uiPriority="66"/>
-    <w:lsdException w:name="Medium Grid 1 Accent 1" w:uiPriority="67"/>
-    <w:lsdException w:name="Medium Grid 2 Accent 1" w:uiPriority="68"/>
-    <w:lsdException w:name="Medium Grid 3 Accent 1" w:uiPriority="69"/>
-    <w:lsdException w:name="Dark List Accent 1" w:uiPriority="70"/>
-    <w:lsdException w:name="Colorful Shading Accent 1" w:uiPriority="71"/>
-    <w:lsdException w:name="Colorful List Accent 1" w:uiPriority="72"/>
-    <w:lsdException w:name="Colorful Grid Accent 1" w:uiPriority="73"/>
-    <w:lsdException w:name="Light Shading Accent 2" w:uiPriority="60"/>
-    <w:lsdException w:name="Light List Accent 2" w:uiPriority="61"/>
-    <w:lsdException w:name="Light Grid Accent 2" w:uiPriority="62"/>
-    <w:lsdException w:name="Medium Shading 1 Accent 2" w:uiPriority="63"/>
-    <w:lsdException w:name="Medium Shading 2 Accent 2" w:uiPriority="64"/>
-    <w:lsdException w:name="Medium List 1 Accent 2" w:uiPriority="65"/>
-    <w:lsdException w:name="Medium List 2 Accent 2" w:uiPriority="66"/>
-    <w:lsdException w:name="Medium Grid 1 Accent 2" w:uiPriority="67"/>
-    <w:lsdException w:name="Medium Grid 2 Accent 2" w:uiPriority="68"/>
-    <w:lsdException w:name="Medium Grid 3 Accent 2" w:uiPriority="69"/>
-    <w:lsdException w:name="Dark List Accent 2" w:uiPriority="70"/>
-    <w:lsdException w:name="Colorful Shading Accent 2" w:uiPriority="71"/>
-    <w:lsdException w:name="Colorful List Accent 2" w:uiPriority="72"/>
-    <w:lsdException w:name="Colorful Grid Accent 2" w:uiPriority="73"/>
-    <w:lsdException w:name="Light Shading Accent 3" w:uiPriority="60"/>
-    <w:lsdException w:name="Light List Accent 3" w:uiPriority="61"/>
-    <w:lsdException w:name="Light Grid Accent 3" w:uiPriority="62"/>
-    <w:lsdException w:name="Medium Shading 1 Accent 3" w:uiPriority="63"/>
-    <w:lsdException w:name="Medium Shading 2 Accent 3" w:uiPriority="64"/>
-    <w:lsdException w:name="Medium List 1 Accent 3" w:uiPriority="65"/>
-    <w:lsdException w:name="Medium List 2 Accent 3" w:uiPriority="66"/>
-    <w:lsdException w:name="Medium Grid 1 Accent 3" w:uiPriority="67"/>
-    <w:lsdException w:name="Medium Grid 2 Accent 3" w:uiPriority="68"/>
-    <w:lsdException w:name="Medium Grid 3 Accent 3" w:uiPriority="69"/>
-    <w:lsdException w:name="Dark List Accent 3" w:uiPriority="70"/>
-    <w:lsdException w:name="Colorful Shading Accent 3" w:uiPriority="71"/>
-    <w:lsdException w:name="Colorful List Accent 3" w:uiPriority="72"/>
-    <w:lsdException w:name="Colorful Grid Accent 3" w:uiPriority="73"/>
-    <w:lsdException w:name="Light Shading Accent 4" w:uiPriority="60"/>
-    <w:lsdException w:name="Light List Accent 4" w:uiPriority="61"/>
-    <w:lsdException w:name="Light Grid Accent 4" w:uiPriority="62"/>
-    <w:lsdException w:name="Medium Shading 1 Accent 4" w:uiPriority="63"/>
-    <w:lsdException w:name="Medium Shading 2 Accent 4" w:uiPriority="64"/>
-    <w:lsdException w:name="Medium List 1 Accent 4" w:uiPriority="65"/>
-    <w:lsdException w:name="Medium List 2 Accent 4" w:uiPriority="66"/>
-    <w:lsdException w:name="Medium Grid 1 Accent 4" w:uiPriority="67"/>
-    <w:lsdException w:name="Medium Grid 2 Accent 4" w:uiPriority="68"/>
-    <w:lsdException w:name="Medium Grid 3 Accent 4" w:uiPriority="69"/>
-    <w:lsdException w:name="Dark List Accent 4" w:uiPriority="70"/>
-    <w:lsdException w:name="Colorful Shading Accent 4" w:uiPriority="71"/>
-    <w:lsdException w:name="Colorful List Accent 4" w:uiPriority="72"/>
-    <w:lsdException w:name="Colorful Grid Accent 4" w:uiPriority="73"/>
-    <w:lsdException w:name="Light Shading Accent 5" w:uiPriority="60"/>
-    <w:lsdException w:name="Light List Accent 5" w:uiPriority="61"/>
-    <w:lsdException w:name="Light Grid Accent 5" w:uiPriority="62"/>
-    <w:lsdException w:name="Medium Shading 1 Accent 5" w:uiPriority="63"/>
-    <w:lsdException w:name="Medium Shading 2 Accent 5" w:uiPriority="64"/>
-    <w:lsdException w:name="Medium List 1 Accent 5" w:uiPriority="65"/>
-    <w:lsdException w:name="Medium List 2 Accent 5" w:uiPriority="66"/>
-    <w:lsdException w:name="Medium Grid 1 Accent 5" w:uiPriority="67"/>
-    <w:lsdException w:name="Medium Grid 2 Accent 5" w:uiPriority="68"/>
-    <w:lsdException w:name="Medium Grid 3 Accent 5" w:uiPriority="69"/>
-    <w:lsdException w:name="Dark List Accent 5" w:uiPriority="70"/>
-    <w:lsdException w:name="Colorful Shading Accent 5" w:uiPriority="71"/>
-    <w:lsdException w:name="Colorful List Accent 5" w:uiPriority="72"/>
-    <w:lsdException w:name="Colorful Grid Accent 5" w:uiPriority="73"/>
-    <w:lsdException w:name="Light Shading Accent 6" w:uiPriority="60"/>
-    <w:lsdException w:name="Light List Accent 6" w:uiPriority="61"/>
-    <w:lsdException w:name="Light Grid Accent 6" w:uiPriority="62"/>
-    <w:lsdException w:name="Medium Shading 1 Accent 6" w:uiPriority="63"/>
-    <w:lsdException w:name="Medium Shading 2 Accent 6" w:uiPriority="64"/>
-    <w:lsdException w:name="Medium List 1 Accent 6" w:uiPriority="65"/>
-    <w:lsdException w:name="Medium List 2 Accent 6" w:uiPriority="66"/>
-    <w:lsdException w:name="Medium Grid 1 Accent 6" w:uiPriority="67"/>
-    <w:lsdException w:name="Medium Grid 2 Accent 6" w:uiPriority="68"/>
-    <w:lsdException w:name="Medium Grid 3 Accent 6" w:uiPriority="69"/>
-    <w:lsdException w:name="Dark List Accent 6" w:uiPriority="70"/>
-    <w:lsdException w:name="Colorful Shading Accent 6" w:uiPriority="71"/>
-    <w:lsdException w:name="Colorful List Accent 6" w:uiPriority="72"/>
-    <w:lsdException w:name="Colorful Grid Accent 6" w:uiPriority="73"/>
-    <w:lsdException w:name="Subtle Emphasis" w:uiPriority="19" w:qFormat="1"/>
-    <w:lsdException w:name="Intense Emphasis" w:uiPriority="21" w:qFormat="1"/>
-    <w:lsdException w:name="Subtle Reference" w:uiPriority="31" w:qFormat="1"/>
-    <w:lsdException w:name="Intense Reference" w:uiPriority="32" w:qFormat="1"/>
-    <w:lsdException w:name="Book Title" w:uiPriority="33" w:qFormat="1"/>
-    <w:lsdException w:name="Bibliography" w:semiHidden="1" w:uiPriority="37" w:unhideWhenUsed="1"/>
-    <w:lsdException w:name="TOC Heading" w:semiHidden="1" w:uiPriority="39" w:unhideWhenUsed="1" w:qFormat="1"/>
-    <w:lsdException w:name="Plain Table 1" w:uiPriority="41"/>
-    <w:lsdException w:name="Plain Table 2" w:uiPriority="42"/>
-    <w:lsdException w:name="Plain Table 3" w:uiPriority="43"/>
-    <w:lsdException w:name="Plain Table 4" w:uiPriority="44"/>
-    <w:lsdException w:name="Plain Table 5" w:uiPriority="45"/>
-    <w:lsdException w:name="Grid Table Light" w:uiPriority="40"/>
-    <w:lsdException w:name="Grid Table 1 Light" w:uiPriority="46"/>
-    <w:lsdException w:name="Grid Table 2" w:uiPriority="47"/>
-    <w:lsdException w:name="Grid Table 3" w:uiPriority="48"/>
-    <w:lsdException w:name="Grid Table 4" w:uiPriority="49"/>
-    <w:lsdException w:name="Grid Table 5 Dark" w:uiPriority="50"/>
-    <w:lsdException w:name="Grid Table 6 Colorful" w:uiPriority="51"/>
-    <w:lsdException w:name="Grid Table 7 Colorful" w:uiPriority="52"/>
-    <w:lsdException w:name="Grid Table 1 Light Accent 1" w:uiPriority="46"/>
-    <w:lsdException w:name="Grid Table 2 Accent 1" w:uiPriority="47"/>
-    <w:lsdException w:name="Grid Table 3 Accent 1" w:uiPriority="48"/>
-    <w:lsdException w:name="Grid Table 4 Accent 1" w:uiPriority="49"/>
-    <w:lsdException w:name="Grid Table 5 Dark Accent 1" w:uiPriority="50"/>
-    <w:lsdException w:name="Grid Table 6 Colorful Accent 1" w:uiPriority="51"/>
-    <w:lsdException w:name="Grid Table 7 Colorful Accent 1" w:uiPriority="52"/>
-    <w:lsdException w:name="Grid Table 1 Light Accent 2" w:uiPriority="46"/>
-    <w:lsdException w:name="Grid Table 2 Accent 2" w:uiPriority="47"/>
-    <w:lsdException w:name="Grid Table 3 Accent 2" w:uiPriority="48"/>
-    <w:lsdException w:name="Grid Table 4 Accent 2" w:uiPriority="49"/>
-    <w:lsdException w:name="Grid Table 5 Dark Accent 2" w:uiPriority="50"/>
-    <w:lsdException w:name="Grid Table 6 Colorful Accent 2" w:uiPriority="51"/>
-    <w:lsdException w:name="Grid Table 7 Colorful Accent 2" w:uiPriority="52"/>
-    <w:lsdException w:name="Grid Table 1 Light Accent 3" w:uiPriority="46"/>
-    <w:lsdException w:name="Grid Table 2 Accent 3" w:uiPriority="47"/>
-    <w:lsdException w:name="Grid Table 3 Accent 3" w:uiPriority="48"/>
-    <w:lsdException w:name="Grid Table 4 Accent 3" w:uiPriority="49"/>
-    <w:lsdException w:name="Grid Table 5 Dark Accent 3" w:uiPriority="50"/>
-    <w:lsdException w:name="Grid Table 6 Colorful Accent 3" w:uiPriority="51"/>
-    <w:lsdException w:name="Grid Table 7 Colorful Accent 3" w:uiPriority="52"/>
-    <w:lsdException w:name="Grid Table 1 Light Accent 4" w:uiPriority="46"/>
-    <w:lsdException w:name="Grid Table 2 Accent 4" w:uiPriority="47"/>
-    <w:lsdException w:name="Grid Table 3 Accent 4" w:uiPriority="48"/>
-    <w:lsdException w:name="Grid Table 4 Accent 4" w:uiPriority="49"/>
-    <w:lsdException w:name="Grid Table 5 Dark Accent 4" w:uiPriority="50"/>
-    <w:lsdException w:name="Grid Table 6 Colorful Accent 4" w:uiPriority="51"/>
-    <w:lsdException w:name="Grid Table 7 Colorful Accent 4" w:uiPriority="52"/>
-    <w:lsdException w:name="Grid Table 1 Light Accent 5" w:uiPriority="46"/>
-    <w:lsdException w:name="Grid Table 2 Accent 5" w:uiPriority="47"/>
-    <w:lsdException w:name="Grid Table 3 Accent 5" w:uiPriority="48"/>
-    <w:lsdException w:name="Grid Table 4 Accent 5" w:uiPriority="49"/>
-    <w:lsdException w:name="Grid Table 5 Dark Accent 5" w:uiPriority="50"/>
-    <w:lsdException w:name="Grid Table 6 Colorful Accent 5" w:uiPriority="51"/>
-    <w:lsdException w:name="Grid Table 7 Colorful Accent 5" w:uiPriority="52"/>
-    <w:lsdException w:name="Grid Table 1 Light Accent 6" w:uiPriority="46"/>
-    <w:lsdException w:name="Grid Table 2 Accent 6" w:uiPriority="47"/>
-    <w:lsdException w:name="Grid Table 3 Accent 6" w:uiPriority="48"/>
-    <w:lsdException w:name="Grid Table 4 Accent 6" w:uiPriority="49"/>
-    <w:lsdException w:name="Grid Table 5 Dark Accent 6" w:uiPriority="50"/>
-    <w:lsdException w:name="Grid Table 6 Colorful Accent 6" w:uiPriority="51"/>
-    <w:lsdException w:name="Grid Table 7 Colorful Accent 6" w:uiPriority="52"/>
-    <w:lsdException w:name="List Table 1 Light" w:uiPriority="46"/>
-    <w:lsdException w:name="List Table 2" w:uiPriority="47"/>
-    <w:lsdException w:name="List Table 3" w:uiPriority="48"/>
-    <w:lsdException w:name="List Table 4" w:uiPriority="49"/>
-    <w:lsdException w:name="List Table 5 Dark" w:uiPriority="50"/>
-    <w:lsdException w:name="List Table 6 Colorful" w:uiPriority="51"/>
-    <w:lsdException w:name="List Table 7 Colorful" w:uiPriority="52"/>
-    <w:lsdException w:name="List Table 1 Light Accent 1" w:uiPriority="46"/>
-    <w:lsdException w:name="List Table 2 Accent 1" w:uiPriority="47"/>
-    <w:lsdException w:name="List Table 3 Accent 1" w:uiPriority="48"/>
-    <w:lsdException w:name="List Table 4 Accent 1" w:uiPriority="49"/>
-    <w:lsdException w:name="List Table 5 Dark Accent 1" w:uiPriority="50"/>
-    <w:lsdException w:name="List Table 6 Colorful Accent 1" w:uiPriority="51"/>
-    <w:lsdException w:name="List Table 7 Colorful Accent 1" w:uiPriority="52"/>
-    <w:lsdException w:name="List Table 1 Light Accent 2" w:uiPriority="46"/>
-    <w:lsdException w:name="List Table 2 Accent 2" w:uiPriority="47"/>
-    <w:lsdException w:name="List Table 3 Accent 2" w:uiPriority="48"/>
-    <w:lsdException w:name="List Table 4 Accent 2" w:uiPriority="49"/>
-    <w:lsdException w:name="List Table 5 Dark Accent 2" w:uiPriority="50"/>
-    <w:lsdException w:name="List Table 6 Colorful Accent 2" w:uiPriority="51"/>
-    <w:lsdException w:name="List Table 7 Colorful Accent 2" w:uiPriority="52"/>
-    <w:lsdException w:name="List Table 1 Light Accent 3" w:uiPriority="46"/>
-    <w:lsdException w:name="List Table 2 Accent 3" w:uiPriority="47"/>
-    <w:lsdException w:name="List Table 3 Accent 3" w:uiPriority="48"/>
-    <w:lsdException w:name="List Table 4 Accent 3" w:uiPriority="49"/>
-    <w:lsdException w:name="List Table 5 Dark Accent 3" w:uiPriority="50"/>
-    <w:lsdException w:name="List Table 6 Colorful Accent 3" w:uiPriority="51"/>
-    <w:lsdException w:name="List Table 7 Colorful Accent 3" w:uiPriority="52"/>
-    <w:lsdException w:name="List Table 1 Light Accent 4" w:uiPriority="46"/>
-    <w:lsdException w:name="List Table 2 Accent 4" w:uiPriority="47"/>
-    <w:lsdException w:name="List Table 3 Accent 4" w:uiPriority="48"/>
-    <w:lsdException w:name="List Table 4 Accent 4" w:uiPriority="49"/>
-    <w:lsdException w:name="List Table 5 Dark Accent 4" w:uiPriority="50"/>
-    <w:lsdException w:name="List Table 6 Colorful Accent 4" w:uiPriority="51"/>
-    <w:lsdException w:name="List Table 7 Colorful Accent 4" w:uiPriority="52"/>
-    <w:lsdException w:name="List Table 1 Light Accent 5" w:uiPriority="46"/>
-    <w:lsdException w:name="List Table 2 Accent 5" w:uiPriority="47"/>
-    <w:lsdException w:name="List Table 3 Accent 5" w:uiPriority="48"/>
-    <w:lsdException w:name="List Table 4 Accent 5" w:uiPriority="49"/>
-    <w:lsdException w:name="List Table 5 Dark Accent 5" w:uiPriority="50"/>
-    <w:lsdException w:name="List Table 6 Colorful Accent 5" w:uiPriority="51"/>
-    <w:lsdException w:name="List Table 7 Colorful Accent 5" w:uiPriority="52"/>
-    <w:lsdException w:name="List Table 1 Light Accent 6" w:uiPriority="46"/>
-    <w:lsdException w:name="List Table 2 Accent 6" w:uiPriority="47"/>
-    <w:lsdException w:name="List Table 3 Accent 6" w:uiPriority="48"/>
-    <w:lsdException w:name="List Table 4 Accent 6" w:uiPriority="49"/>
-    <w:lsdException w:name="List Table 5 Dark Accent 6" w:uiPriority="50"/>
-    <w:lsdException w:name="List Table 6 Colorful Accent 6" w:uiPriority="51"/>
-    <w:lsdException w:name="List Table 7 Colorful Accent 6" w:uiPriority="52"/>
-    <w:lsdException w:name="Mention" w:semiHidden="1" w:unhideWhenUsed="1"/>
-    <w:lsdException w:name="Smart Hyperlink" w:semiHidden="1" w:unhideWhenUsed="1"/>
-    <w:lsdException w:name="Hashtag" w:semiHidden="1" w:unhideWhenUsed="1"/>
-    <w:lsdException w:name="Unresolved Mention" w:semiHidden="1" w:unhideWhenUsed="1"/>
-    <w:lsdException w:name="Smart Link" w:semiHidden="1" w:unhideWhenUsed="1"/>
+  <w:latentStyles w:defLockedState="0" w:defUIPriority="99" w:defSemiHidden="1" w:defUnhideWhenUsed="1" w:defQFormat="0" w:count="267">
+    <w:lsdException w:name="Normal" w:semiHidden="0" w:uiPriority="0" w:unhideWhenUsed="0" w:qFormat="1"/>
+    <w:lsdException w:name="heading 1" w:semiHidden="0" w:uiPriority="9" w:unhideWhenUsed="0" w:qFormat="1"/>
+    <w:lsdException w:name="heading 2" w:uiPriority="9" w:qFormat="1"/>
+    <w:lsdException w:name="heading 3" w:uiPriority="9" w:qFormat="1"/>
+    <w:lsdException w:name="heading 4" w:uiPriority="9" w:qFormat="1"/>
+    <w:lsdException w:name="heading 5" w:uiPriority="9" w:qFormat="1"/>
+    <w:lsdException w:name="heading 6" w:uiPriority="9" w:qFormat="1"/>
+    <w:lsdException w:name="heading 7" w:uiPriority="9" w:qFormat="1"/>
+    <w:lsdException w:name="heading 8" w:uiPriority="9" w:qFormat="1"/>
+    <w:lsdException w:name="heading 9" w:uiPriority="9" w:qFormat="1"/>
+    <w:lsdException w:name="toc 1" w:uiPriority="39"/>
+    <w:lsdException w:name="toc 2" w:uiPriority="39"/>
+    <w:lsdException w:name="toc 3" w:uiPriority="39"/>
+    <w:lsdException w:name="toc 4" w:uiPriority="39"/>
+    <w:lsdException w:name="toc 5" w:uiPriority="39"/>
+    <w:lsdException w:name="toc 6" w:uiPriority="39"/>
+    <w:lsdException w:name="toc 7" w:uiPriority="39"/>
+    <w:lsdException w:name="toc 8" w:uiPriority="39"/>
+    <w:lsdException w:name="toc 9" w:uiPriority="39"/>
+    <w:lsdException w:name="caption" w:uiPriority="35" w:qFormat="1"/>
+    <w:lsdException w:name="Title" w:semiHidden="0" w:uiPriority="10" w:unhideWhenUsed="0" w:qFormat="1"/>
+    <w:lsdException w:name="Default Paragraph Font" w:uiPriority="1"/>
+    <w:lsdException w:name="Subtitle" w:semiHidden="0" w:uiPriority="11" w:unhideWhenUsed="0" w:qFormat="1"/>
+    <w:lsdException w:name="Strong" w:semiHidden="0" w:uiPriority="22" w:unhideWhenUsed="0" w:qFormat="1"/>
+    <w:lsdException w:name="Emphasis" w:semiHidden="0" w:uiPriority="20" w:unhideWhenUsed="0" w:qFormat="1"/>
+    <w:lsdException w:name="Table Grid" w:semiHidden="0" w:uiPriority="39" w:unhideWhenUsed="0"/>
+    <w:lsdException w:name="Placeholder Text" w:unhideWhenUsed="0"/>
+    <w:lsdException w:name="No Spacing" w:semiHidden="0" w:uiPriority="1" w:unhideWhenUsed="0" w:qFormat="1"/>
+    <w:lsdException w:name="Light Shading" w:semiHidden="0" w:uiPriority="60" w:unhideWhenUsed="0"/>
+    <w:lsdException w:name="Light List" w:semiHidden="0" w:uiPriority="61" w:unhideWhenUsed="0"/>
+    <w:lsdException w:name="Light Grid" w:semiHidden="0" w:uiPriority="62" w:unhideWhenUsed="0"/>
+    <w:lsdException w:name="Medium Shading 1" w:semiHidden="0" w:uiPriority="63" w:unhideWhenUsed="0"/>
+    <w:lsdException w:name="Medium Shading 2" w:semiHidden="0" w:uiPriority="64" w:unhideWhenUsed="0"/>
+    <w:lsdException w:name="Medium List 1" w:semiHidden="0" w:uiPriority="65" w:unhideWhenUsed="0"/>
+    <w:lsdException w:name="Medium List 2" w:semiHidden="0" w:uiPriority="66" w:unhideWhenUsed="0"/>
+    <w:lsdException w:name="Medium Grid 1" w:semiHidden="0" w:uiPriority="67" w:unhideWhenUsed="0"/>
+    <w:lsdException w:name="Medium Grid 2" w:semiHidden="0" w:uiPriority="68" w:unhideWhenUsed="0"/>
+    <w:lsdException w:name="Medium Grid 3" w:semiHidden="0" w:uiPriority="69" w:unhideWhenUsed="0"/>
+    <w:lsdException w:name="Dark List" w:semiHidden="0" w:uiPriority="70" w:unhideWhenUsed="0"/>
+    <w:lsdException w:name="Colorful Shading" w:semiHidden="0" w:uiPriority="71" w:unhideWhenUsed="0"/>
+    <w:lsdException w:name="Colorful List" w:semiHidden="0" w:uiPriority="72" w:unhideWhenUsed="0"/>
+    <w:lsdException w:name="Colorful Grid" w:semiHidden="0" w:uiPriority="73" w:unhideWhenUsed="0"/>
+    <w:lsdException w:name="Light Shading Accent 1" w:semiHidden="0" w:uiPriority="60" w:unhideWhenUsed="0"/>
+    <w:lsdException w:name="Light List Accent 1" w:semiHidden="0" w:uiPriority="61" w:unhideWhenUsed="0"/>
+    <w:lsdException w:name="Light Grid Accent 1" w:semiHidden="0" w:uiPriority="62" w:unhideWhenUsed="0"/>
+    <w:lsdException w:name="Medium Shading 1 Accent 1" w:semiHidden="0" w:uiPriority="63" w:unhideWhenUsed="0"/>
+    <w:lsdException w:name="Medium Shading 2 Accent 1" w:semiHidden="0" w:uiPriority="64" w:unhideWhenUsed="0"/>
+    <w:lsdException w:name="Medium List 1 Accent 1" w:semiHidden="0" w:uiPriority="65" w:unhideWhenUsed="0"/>
+    <w:lsdException w:name="Revision" w:unhideWhenUsed="0"/>
+    <w:lsdException w:name="List Paragraph" w:semiHidden="0" w:uiPriority="34" w:unhideWhenUsed="0" w:qFormat="1"/>
+    <w:lsdException w:name="Quote" w:semiHidden="0" w:uiPriority="29" w:unhideWhenUsed="0" w:qFormat="1"/>
+    <w:lsdException w:name="Intense Quote" w:semiHidden="0" w:uiPriority="30" w:unhideWhenUsed="0" w:qFormat="1"/>
+    <w:lsdException w:name="Medium List 2 Accent 1" w:semiHidden="0" w:uiPriority="66" w:unhideWhenUsed="0"/>
+    <w:lsdException w:name="Medium Grid 1 Accent 1" w:semiHidden="0" w:uiPriority="67" w:unhideWhenUsed="0"/>
+    <w:lsdException w:name="Medium Grid 2 Accent 1" w:semiHidden="0" w:uiPriority="68" w:unhideWhenUsed="0"/>
+    <w:lsdException w:name="Medium Grid 3 Accent 1" w:semiHidden="0" w:uiPriority="69" w:unhideWhenUsed="0"/>
+    <w:lsdException w:name="Dark List Accent 1" w:semiHidden="0" w:uiPriority="70" w:unhideWhenUsed="0"/>
+    <w:lsdException w:name="Colorful Shading Accent 1" w:semiHidden="0" w:uiPriority="71" w:unhideWhenUsed="0"/>
+    <w:lsdException w:name="Colorful List Accent 1" w:semiHidden="0" w:uiPriority="72" w:unhideWhenUsed="0"/>
+    <w:lsdException w:name="Colorful Grid Accent 1" w:semiHidden="0" w:uiPriority="73" w:unhideWhenUsed="0"/>
+    <w:lsdException w:name="Light Shading Accent 2" w:semiHidden="0" w:uiPriority="60" w:unhideWhenUsed="0"/>
+    <w:lsdException w:name="Light List Accent 2" w:semiHidden="0" w:uiPriority="61" w:unhideWhenUsed="0"/>
+    <w:lsdException w:name="Light Grid Accent 2" w:semiHidden="0" w:uiPriority="62" w:unhideWhenUsed="0"/>
+    <w:lsdException w:name="Medium Shading 1 Accent 2" w:semiHidden="0" w:uiPriority="63" w:unhideWhenUsed="0"/>
+    <w:lsdException w:name="Medium Shading 2 Accent 2" w:semiHidden="0" w:uiPriority="64" w:unhideWhenUsed="0"/>
+    <w:lsdException w:name="Medium List 1 Accent 2" w:semiHidden="0" w:uiPriority="65" w:unhideWhenUsed="0"/>
+    <w:lsdException w:name="Medium List 2 Accent 2" w:semiHidden="0" w:uiPriority="66" w:unhideWhenUsed="0"/>
+    <w:lsdException w:name="Medium Grid 1 Accent 2" w:semiHidden="0" w:uiPriority="67" w:unhideWhenUsed="0"/>
+    <w:lsdException w:name="Medium Grid 2 Accent 2" w:semiHidden="0" w:uiPriority="68" w:unhideWhenUsed="0"/>
+    <w:lsdException w:name="Medium Grid 3 Accent 2" w:semiHidden="0" w:uiPriority="69" w:unhideWhenUsed="0"/>
+    <w:lsdException w:name="Dark List Accent 2" w:semiHidden="0" w:uiPriority="70" w:unhideWhenUsed="0"/>
+    <w:lsdException w:name="Colorful Shading Accent 2" w:semiHidden="0" w:uiPriority="71" w:unhideWhenUsed="0"/>
+    <w:lsdException w:name="Colorful List Accent 2" w:semiHidden="0" w:uiPriority="72" w:unhideWhenUsed="0"/>
+    <w:lsdException w:name="Colorful Grid Accent 2" w:semiHidden="0" w:uiPriority="73" w:unhideWhenUsed="0"/>
+    <w:lsdException w:name="Light Shading Accent 3" w:semiHidden="0" w:uiPriority="60" w:unhideWhenUsed="0"/>
+    <w:lsdException w:name="Light List Accent 3" w:semiHidden="0" w:uiPriority="61" w:unhideWhenUsed="0"/>
+    <w:lsdException w:name="Light Grid Accent 3" w:semiHidden="0" w:uiPriority="62" w:unhideWhenUsed="0"/>
+    <w:lsdException w:name="Medium Shading 1 Accent 3" w:semiHidden="0" w:uiPriority="63" w:unhideWhenUsed="0"/>
+    <w:lsdException w:name="Medium Shading 2 Accent 3" w:semiHidden="0" w:uiPriority="64" w:unhideWhenUsed="0"/>
+    <w:lsdException w:name="Medium List 1 Accent 3" w:semiHidden="0" w:uiPriority="65" w:unhideWhenUsed="0"/>
+    <w:lsdException w:name="Medium List 2 Accent 3" w:semiHidden="0" w:uiPriority="66" w:unhideWhenUsed="0"/>
+    <w:lsdException w:name="Medium Grid 1 Accent 3" w:semiHidden="0" w:uiPriority="67" w:unhideWhenUsed="0"/>
+    <w:lsdException w:name="Medium Grid 2 Accent 3" w:semiHidden="0" w:uiPriority="68" w:unhideWhenUsed="0"/>
+    <w:lsdException w:name="Medium Grid 3 Accent 3" w:semiHidden="0" w:uiPriority="69" w:unhideWhenUsed="0"/>
+    <w:lsdException w:name="Dark List Accent 3" w:semiHidden="0" w:uiPriority="70" w:unhideWhenUsed="0"/>
+    <w:lsdException w:name="Colorful Shading Accent 3" w:semiHidden="0" w:uiPriority="71" w:unhideWhenUsed="0"/>
+    <w:lsdException w:name="Colorful List Accent 3" w:semiHidden="0" w:uiPriority="72" w:unhideWhenUsed="0"/>
+    <w:lsdException w:name="Colorful Grid Accent 3" w:semiHidden="0" w:uiPriority="73" w:unhideWhenUsed="0"/>
+    <w:lsdException w:name="Light Shading Accent 4" w:semiHidden="0" w:uiPriority="60" w:unhideWhenUsed="0"/>
+    <w:lsdException w:name="Light List Accent 4" w:semiHidden="0" w:uiPriority="61" w:unhideWhenUsed="0"/>
+    <w:lsdException w:name="Light Grid Accent 4" w:semiHidden="0" w:uiPriority="62" w:unhideWhenUsed="0"/>
+    <w:lsdException w:name="Medium Shading 1 Accent 4" w:semiHidden="0" w:uiPriority="63" w:unhideWhenUsed="0"/>
+    <w:lsdException w:name="Medium Shading 2 Accent 4" w:semiHidden="0" w:uiPriority="64" w:unhideWhenUsed="0"/>
+    <w:lsdException w:name="Medium List 1 Accent 4" w:semiHidden="0" w:uiPriority="65" w:unhideWhenUsed="0"/>
+    <w:lsdException w:name="Medium List 2 Accent 4" w:semiHidden="0" w:uiPriority="66" w:unhideWhenUsed="0"/>
+    <w:lsdException w:name="Medium Grid 1 Accent 4" w:semiHidden="0" w:uiPriority="67" w:unhideWhenUsed="0"/>
+    <w:lsdException w:name="Medium Grid 2 Accent 4" w:semiHidden="0" w:uiPriority="68" w:unhideWhenUsed="0"/>
+    <w:lsdException w:name="Medium Grid 3 Accent 4" w:semiHidden="0" w:uiPriority="69" w:unhideWhenUsed="0"/>
+    <w:lsdException w:name="Dark List Accent 4" w:semiHidden="0" w:uiPriority="70" w:unhideWhenUsed="0"/>
+    <w:lsdException w:name="Colorful Shading Accent 4" w:semiHidden="0" w:uiPriority="71" w:unhideWhenUsed="0"/>
+    <w:lsdException w:name="Colorful List Accent 4" w:semiHidden="0" w:uiPriority="72" w:unhideWhenUsed="0"/>
+    <w:lsdException w:name="Colorful Grid Accent 4" w:semiHidden="0" w:uiPriority="73" w:unhideWhenUsed="0"/>
+    <w:lsdException w:name="Light Shading Accent 5" w:semiHidden="0" w:uiPriority="60" w:unhideWhenUsed="0"/>
+    <w:lsdException w:name="Light List Accent 5" w:semiHidden="0" w:uiPriority="61" w:unhideWhenUsed="0"/>
+    <w:lsdException w:name="Light Grid Accent 5" w:semiHidden="0" w:uiPriority="62" w:unhideWhenUsed="0"/>
+    <w:lsdException w:name="Medium Shading 1 Accent 5" w:semiHidden="0" w:uiPriority="63" w:unhideWhenUsed="0"/>
+    <w:lsdException w:name="Medium Shading 2 Accent 5" w:semiHidden="0" w:uiPriority="64" w:unhideWhenUsed="0"/>
+    <w:lsdException w:name="Medium List 1 Accent 5" w:semiHidden="0" w:uiPriority="65" w:unhideWhenUsed="0"/>
+    <w:lsdException w:name="Medium List 2 Accent 5" w:semiHidden="0" w:uiPriority="66" w:unhideWhenUsed="0"/>
+    <w:lsdException w:name="Medium Grid 1 Accent 5" w:semiHidden="0" w:uiPriority="67" w:unhideWhenUsed="0"/>
+    <w:lsdException w:name="Medium Grid 2 Accent 5" w:semiHidden="0" w:uiPriority="68" w:unhideWhenUsed="0"/>
+    <w:lsdException w:name="Medium Grid 3 Accent 5" w:semiHidden="0" w:uiPriority="69" w:unhideWhenUsed="0"/>
+    <w:lsdException w:name="Dark List Accent 5" w:semiHidden="0" w:uiPriority="70" w:unhideWhenUsed="0"/>
+    <w:lsdException w:name="Colorful Shading Accent 5" w:semiHidden="0" w:uiPriority="71" w:unhideWhenUsed="0"/>
+    <w:lsdException w:name="Colorful List Accent 5" w:semiHidden="0" w:uiPriority="72" w:unhideWhenUsed="0"/>
+    <w:lsdException w:name="Colorful Grid Accent 5" w:semiHidden="0" w:uiPriority="73" w:unhideWhenUsed="0"/>
+    <w:lsdException w:name="Light Shading Accent 6" w:semiHidden="0" w:uiPriority="60" w:unhideWhenUsed="0"/>
+    <w:lsdException w:name="Light List Accent 6" w:semiHidden="0" w:uiPriority="61" w:unhideWhenUsed="0"/>
+    <w:lsdException w:name="Light Grid Accent 6" w:semiHidden="0" w:uiPriority="62" w:unhideWhenUsed="0"/>
+    <w:lsdException w:name="Medium Shading 1 Accent 6" w:semiHidden="0" w:uiPriority="63" w:unhideWhenUsed="0"/>
+    <w:lsdException w:name="Medium Shading 2 Accent 6" w:semiHidden="0" w:uiPriority="64" w:unhideWhenUsed="0"/>
+    <w:lsdException w:name="Medium List 1 Accent 6" w:semiHidden="0" w:uiPriority="65" w:unhideWhenUsed="0"/>
+    <w:lsdException w:name="Medium List 2 Accent 6" w:semiHidden="0" w:uiPriority="66" w:unhideWhenUsed="0"/>
+    <w:lsdException w:name="Medium Grid 1 Accent 6" w:semiHidden="0" w:uiPriority="67" w:unhideWhenUsed="0"/>
+    <w:lsdException w:name="Medium Grid 2 Accent 6" w:semiHidden="0" w:uiPriority="68" w:unhideWhenUsed="0"/>
+    <w:lsdException w:name="Medium Grid 3 Accent 6" w:semiHidden="0" w:uiPriority="69" w:unhideWhenUsed="0"/>
+    <w:lsdException w:name="Dark List Accent 6" w:semiHidden="0" w:uiPriority="70" w:unhideWhenUsed="0"/>
+    <w:lsdException w:name="Colorful Shading Accent 6" w:semiHidden="0" w:uiPriority="71" w:unhideWhenUsed="0"/>
+    <w:lsdException w:name="Colorful List Accent 6" w:semiHidden="0" w:uiPriority="72" w:unhideWhenUsed="0"/>
+    <w:lsdException w:name="Colorful Grid Accent 6" w:semiHidden="0" w:uiPriority="73" w:unhideWhenUsed="0"/>
+    <w:lsdException w:name="Subtle Emphasis" w:semiHidden="0" w:uiPriority="19" w:unhideWhenUsed="0" w:qFormat="1"/>
+    <w:lsdException w:name="Intense Emphasis" w:semiHidden="0" w:uiPriority="21" w:unhideWhenUsed="0" w:qFormat="1"/>
+    <w:lsdException w:name="Subtle Reference" w:semiHidden="0" w:uiPriority="31" w:unhideWhenUsed="0" w:qFormat="1"/>
+    <w:lsdException w:name="Intense Reference" w:semiHidden="0" w:uiPriority="32" w:unhideWhenUsed="0" w:qFormat="1"/>
+    <w:lsdException w:name="Book Title" w:semiHidden="0" w:uiPriority="33" w:unhideWhenUsed="0" w:qFormat="1"/>
+    <w:lsdException w:name="Bibliography" w:uiPriority="37"/>
+    <w:lsdException w:name="TOC Heading" w:uiPriority="39" w:qFormat="1"/>
   </w:latentStyles>
   <w:style w:type="paragraph" w:default="1" w:styleId="Normal">
     <w:name w:val="Normal"/>
@@ -7315,6 +6898,12 @@
     <w:tblPr>
       <w:tblStyleRowBandSize w:val="1"/>
       <w:tblStyleColBandSize w:val="1"/>
+      <w:tblCellMar>
+        <w:top w:w="100" w:type="dxa"/>
+        <w:left w:w="100" w:type="dxa"/>
+        <w:bottom w:w="100" w:type="dxa"/>
+        <w:right w:w="100" w:type="dxa"/>
+      </w:tblCellMar>
     </w:tblPr>
   </w:style>
   <w:style w:type="table" w:customStyle="1" w:styleId="a0">
@@ -7322,6 +6911,12 @@
     <w:tblPr>
       <w:tblStyleRowBandSize w:val="1"/>
       <w:tblStyleColBandSize w:val="1"/>
+      <w:tblCellMar>
+        <w:top w:w="100" w:type="dxa"/>
+        <w:left w:w="100" w:type="dxa"/>
+        <w:bottom w:w="100" w:type="dxa"/>
+        <w:right w:w="100" w:type="dxa"/>
+      </w:tblCellMar>
     </w:tblPr>
   </w:style>
   <w:style w:type="table" w:customStyle="1" w:styleId="a1">
@@ -7329,6 +6924,12 @@
     <w:tblPr>
       <w:tblStyleRowBandSize w:val="1"/>
       <w:tblStyleColBandSize w:val="1"/>
+      <w:tblCellMar>
+        <w:top w:w="100" w:type="dxa"/>
+        <w:left w:w="100" w:type="dxa"/>
+        <w:bottom w:w="100" w:type="dxa"/>
+        <w:right w:w="100" w:type="dxa"/>
+      </w:tblCellMar>
     </w:tblPr>
   </w:style>
   <w:style w:type="table" w:customStyle="1" w:styleId="a2">
@@ -7336,6 +6937,12 @@
     <w:tblPr>
       <w:tblStyleRowBandSize w:val="1"/>
       <w:tblStyleColBandSize w:val="1"/>
+      <w:tblCellMar>
+        <w:top w:w="100" w:type="dxa"/>
+        <w:left w:w="100" w:type="dxa"/>
+        <w:bottom w:w="100" w:type="dxa"/>
+        <w:right w:w="100" w:type="dxa"/>
+      </w:tblCellMar>
     </w:tblPr>
   </w:style>
   <w:style w:type="table" w:customStyle="1" w:styleId="a3">
@@ -7343,6 +6950,12 @@
     <w:tblPr>
       <w:tblStyleRowBandSize w:val="1"/>
       <w:tblStyleColBandSize w:val="1"/>
+      <w:tblCellMar>
+        <w:top w:w="100" w:type="dxa"/>
+        <w:left w:w="100" w:type="dxa"/>
+        <w:bottom w:w="100" w:type="dxa"/>
+        <w:right w:w="100" w:type="dxa"/>
+      </w:tblCellMar>
     </w:tblPr>
   </w:style>
   <w:style w:type="table" w:customStyle="1" w:styleId="a4">
@@ -7350,6 +6963,12 @@
     <w:tblPr>
       <w:tblStyleRowBandSize w:val="1"/>
       <w:tblStyleColBandSize w:val="1"/>
+      <w:tblCellMar>
+        <w:top w:w="100" w:type="dxa"/>
+        <w:left w:w="100" w:type="dxa"/>
+        <w:bottom w:w="100" w:type="dxa"/>
+        <w:right w:w="100" w:type="dxa"/>
+      </w:tblCellMar>
     </w:tblPr>
   </w:style>
   <w:style w:type="table" w:customStyle="1" w:styleId="a5">
@@ -7357,6 +6976,12 @@
     <w:tblPr>
       <w:tblStyleRowBandSize w:val="1"/>
       <w:tblStyleColBandSize w:val="1"/>
+      <w:tblCellMar>
+        <w:top w:w="100" w:type="dxa"/>
+        <w:left w:w="100" w:type="dxa"/>
+        <w:bottom w:w="100" w:type="dxa"/>
+        <w:right w:w="100" w:type="dxa"/>
+      </w:tblCellMar>
     </w:tblPr>
   </w:style>
   <w:style w:type="table" w:customStyle="1" w:styleId="a6">
@@ -7364,6 +6989,12 @@
     <w:tblPr>
       <w:tblStyleRowBandSize w:val="1"/>
       <w:tblStyleColBandSize w:val="1"/>
+      <w:tblCellMar>
+        <w:top w:w="100" w:type="dxa"/>
+        <w:left w:w="100" w:type="dxa"/>
+        <w:bottom w:w="100" w:type="dxa"/>
+        <w:right w:w="100" w:type="dxa"/>
+      </w:tblCellMar>
     </w:tblPr>
   </w:style>
   <w:style w:type="table" w:customStyle="1" w:styleId="a7">
@@ -7371,6 +7002,12 @@
     <w:tblPr>
       <w:tblStyleRowBandSize w:val="1"/>
       <w:tblStyleColBandSize w:val="1"/>
+      <w:tblCellMar>
+        <w:top w:w="100" w:type="dxa"/>
+        <w:left w:w="100" w:type="dxa"/>
+        <w:bottom w:w="100" w:type="dxa"/>
+        <w:right w:w="100" w:type="dxa"/>
+      </w:tblCellMar>
     </w:tblPr>
   </w:style>
   <w:style w:type="table" w:customStyle="1" w:styleId="a8">
@@ -7378,6 +7015,12 @@
     <w:tblPr>
       <w:tblStyleRowBandSize w:val="1"/>
       <w:tblStyleColBandSize w:val="1"/>
+      <w:tblCellMar>
+        <w:top w:w="100" w:type="dxa"/>
+        <w:left w:w="100" w:type="dxa"/>
+        <w:bottom w:w="100" w:type="dxa"/>
+        <w:right w:w="100" w:type="dxa"/>
+      </w:tblCellMar>
     </w:tblPr>
   </w:style>
   <w:style w:type="table" w:customStyle="1" w:styleId="a9">
@@ -7385,6 +7028,12 @@
     <w:tblPr>
       <w:tblStyleRowBandSize w:val="1"/>
       <w:tblStyleColBandSize w:val="1"/>
+      <w:tblCellMar>
+        <w:top w:w="100" w:type="dxa"/>
+        <w:left w:w="100" w:type="dxa"/>
+        <w:bottom w:w="100" w:type="dxa"/>
+        <w:right w:w="100" w:type="dxa"/>
+      </w:tblCellMar>
     </w:tblPr>
   </w:style>
   <w:style w:type="table" w:customStyle="1" w:styleId="aa">
@@ -7392,6 +7041,12 @@
     <w:tblPr>
       <w:tblStyleRowBandSize w:val="1"/>
       <w:tblStyleColBandSize w:val="1"/>
+      <w:tblCellMar>
+        <w:top w:w="100" w:type="dxa"/>
+        <w:left w:w="100" w:type="dxa"/>
+        <w:bottom w:w="100" w:type="dxa"/>
+        <w:right w:w="100" w:type="dxa"/>
+      </w:tblCellMar>
     </w:tblPr>
   </w:style>
   <w:style w:type="table" w:customStyle="1" w:styleId="ab">
@@ -7399,6 +7054,12 @@
     <w:tblPr>
       <w:tblStyleRowBandSize w:val="1"/>
       <w:tblStyleColBandSize w:val="1"/>
+      <w:tblCellMar>
+        <w:top w:w="100" w:type="dxa"/>
+        <w:left w:w="100" w:type="dxa"/>
+        <w:bottom w:w="100" w:type="dxa"/>
+        <w:right w:w="100" w:type="dxa"/>
+      </w:tblCellMar>
     </w:tblPr>
   </w:style>
   <w:style w:type="table" w:customStyle="1" w:styleId="ac">
@@ -7406,7 +7067,609 @@
     <w:tblPr>
       <w:tblStyleRowBandSize w:val="1"/>
       <w:tblStyleColBandSize w:val="1"/>
+      <w:tblCellMar>
+        <w:top w:w="100" w:type="dxa"/>
+        <w:left w:w="100" w:type="dxa"/>
+        <w:bottom w:w="100" w:type="dxa"/>
+        <w:right w:w="100" w:type="dxa"/>
+      </w:tblCellMar>
     </w:tblPr>
+  </w:style>
+  <w:style w:type="paragraph" w:styleId="BalloonText">
+    <w:name w:val="Balloon Text"/>
+    <w:basedOn w:val="Normal"/>
+    <w:link w:val="BalloonTextChar"/>
+    <w:uiPriority w:val="99"/>
+    <w:semiHidden/>
+    <w:unhideWhenUsed/>
+    <w:rsid w:val="00BE6322"/>
+    <w:pPr>
+      <w:spacing w:before="0" w:after="0" w:line="240" w:lineRule="auto"/>
+    </w:pPr>
+    <w:rPr>
+      <w:rFonts w:ascii="Tahoma" w:hAnsi="Tahoma" w:cs="Tahoma"/>
+      <w:sz w:val="16"/>
+      <w:szCs w:val="16"/>
+    </w:rPr>
+  </w:style>
+  <w:style w:type="character" w:customStyle="1" w:styleId="BalloonTextChar">
+    <w:name w:val="Balloon Text Char"/>
+    <w:basedOn w:val="DefaultParagraphFont"/>
+    <w:link w:val="BalloonText"/>
+    <w:uiPriority w:val="99"/>
+    <w:semiHidden/>
+    <w:rsid w:val="00BE6322"/>
+    <w:rPr>
+      <w:rFonts w:ascii="Tahoma" w:hAnsi="Tahoma" w:cs="Tahoma"/>
+      <w:sz w:val="16"/>
+      <w:szCs w:val="16"/>
+    </w:rPr>
+  </w:style>
+</w:styles>
+</file>
+
+<file path=word/stylesWithEffects.xml><?xml version="1.0" encoding="utf-8"?>
+<w:styles xmlns:wpc="http://schemas.microsoft.com/office/word/2010/wordprocessingCanvas" xmlns:mc="http://schemas.openxmlformats.org/markup-compatibility/2006" xmlns:o="urn:schemas-microsoft-com:office:office" xmlns:r="http://schemas.openxmlformats.org/officeDocument/2006/relationships" xmlns:m="http://schemas.openxmlformats.org/officeDocument/2006/math" xmlns:v="urn:schemas-microsoft-com:vml" xmlns:wp14="http://schemas.microsoft.com/office/word/2010/wordprocessingDrawing" xmlns:wp="http://schemas.openxmlformats.org/drawingml/2006/wordprocessingDrawing" xmlns:w10="urn:schemas-microsoft-com:office:word" xmlns:w="http://schemas.openxmlformats.org/wordprocessingml/2006/main" xmlns:w14="http://schemas.microsoft.com/office/word/2010/wordml" xmlns:wpg="http://schemas.microsoft.com/office/word/2010/wordprocessingGroup" xmlns:wpi="http://schemas.microsoft.com/office/word/2010/wordprocessingInk" xmlns:wne="http://schemas.microsoft.com/office/word/2006/wordml" xmlns:wps="http://schemas.microsoft.com/office/word/2010/wordprocessingShape" mc:Ignorable="w14 wp14">
+  <w:docDefaults>
+    <w:rPrDefault>
+      <w:rPr>
+        <w:rFonts w:ascii="Times New Roman" w:eastAsia="Times New Roman" w:hAnsi="Times New Roman" w:cs="Times New Roman"/>
+        <w:sz w:val="24"/>
+        <w:szCs w:val="24"/>
+        <w:lang w:eastAsia="en-US" w:bidi="ar-SA"/>
+      </w:rPr>
+    </w:rPrDefault>
+    <w:pPrDefault>
+      <w:pPr>
+        <w:spacing w:before="240" w:after="240" w:line="276" w:lineRule="auto"/>
+      </w:pPr>
+    </w:pPrDefault>
+  </w:docDefaults>
+  <w:latentStyles w:defLockedState="0" w:defUIPriority="99" w:defSemiHidden="1" w:defUnhideWhenUsed="1" w:defQFormat="0" w:count="267">
+    <w:lsdException w:name="Normal" w:semiHidden="0" w:uiPriority="0" w:unhideWhenUsed="0" w:qFormat="1"/>
+    <w:lsdException w:name="heading 1" w:semiHidden="0" w:uiPriority="9" w:unhideWhenUsed="0" w:qFormat="1"/>
+    <w:lsdException w:name="heading 2" w:uiPriority="9" w:qFormat="1"/>
+    <w:lsdException w:name="heading 3" w:uiPriority="9" w:qFormat="1"/>
+    <w:lsdException w:name="heading 4" w:uiPriority="9" w:qFormat="1"/>
+    <w:lsdException w:name="heading 5" w:uiPriority="9" w:qFormat="1"/>
+    <w:lsdException w:name="heading 6" w:uiPriority="9" w:qFormat="1"/>
+    <w:lsdException w:name="heading 7" w:uiPriority="9" w:qFormat="1"/>
+    <w:lsdException w:name="heading 8" w:uiPriority="9" w:qFormat="1"/>
+    <w:lsdException w:name="heading 9" w:uiPriority="9" w:qFormat="1"/>
+    <w:lsdException w:name="toc 1" w:uiPriority="39"/>
+    <w:lsdException w:name="toc 2" w:uiPriority="39"/>
+    <w:lsdException w:name="toc 3" w:uiPriority="39"/>
+    <w:lsdException w:name="toc 4" w:uiPriority="39"/>
+    <w:lsdException w:name="toc 5" w:uiPriority="39"/>
+    <w:lsdException w:name="toc 6" w:uiPriority="39"/>
+    <w:lsdException w:name="toc 7" w:uiPriority="39"/>
+    <w:lsdException w:name="toc 8" w:uiPriority="39"/>
+    <w:lsdException w:name="toc 9" w:uiPriority="39"/>
+    <w:lsdException w:name="caption" w:uiPriority="35" w:qFormat="1"/>
+    <w:lsdException w:name="Title" w:semiHidden="0" w:uiPriority="10" w:unhideWhenUsed="0" w:qFormat="1"/>
+    <w:lsdException w:name="Default Paragraph Font" w:uiPriority="1"/>
+    <w:lsdException w:name="Subtitle" w:semiHidden="0" w:uiPriority="11" w:unhideWhenUsed="0" w:qFormat="1"/>
+    <w:lsdException w:name="Strong" w:semiHidden="0" w:uiPriority="22" w:unhideWhenUsed="0" w:qFormat="1"/>
+    <w:lsdException w:name="Emphasis" w:semiHidden="0" w:uiPriority="20" w:unhideWhenUsed="0" w:qFormat="1"/>
+    <w:lsdException w:name="Table Grid" w:semiHidden="0" w:uiPriority="39" w:unhideWhenUsed="0"/>
+    <w:lsdException w:name="Placeholder Text" w:unhideWhenUsed="0"/>
+    <w:lsdException w:name="No Spacing" w:semiHidden="0" w:uiPriority="1" w:unhideWhenUsed="0" w:qFormat="1"/>
+    <w:lsdException w:name="Light Shading" w:semiHidden="0" w:uiPriority="60" w:unhideWhenUsed="0"/>
+    <w:lsdException w:name="Light List" w:semiHidden="0" w:uiPriority="61" w:unhideWhenUsed="0"/>
+    <w:lsdException w:name="Light Grid" w:semiHidden="0" w:uiPriority="62" w:unhideWhenUsed="0"/>
+    <w:lsdException w:name="Medium Shading 1" w:semiHidden="0" w:uiPriority="63" w:unhideWhenUsed="0"/>
+    <w:lsdException w:name="Medium Shading 2" w:semiHidden="0" w:uiPriority="64" w:unhideWhenUsed="0"/>
+    <w:lsdException w:name="Medium List 1" w:semiHidden="0" w:uiPriority="65" w:unhideWhenUsed="0"/>
+    <w:lsdException w:name="Medium List 2" w:semiHidden="0" w:uiPriority="66" w:unhideWhenUsed="0"/>
+    <w:lsdException w:name="Medium Grid 1" w:semiHidden="0" w:uiPriority="67" w:unhideWhenUsed="0"/>
+    <w:lsdException w:name="Medium Grid 2" w:semiHidden="0" w:uiPriority="68" w:unhideWhenUsed="0"/>
+    <w:lsdException w:name="Medium Grid 3" w:semiHidden="0" w:uiPriority="69" w:unhideWhenUsed="0"/>
+    <w:lsdException w:name="Dark List" w:semiHidden="0" w:uiPriority="70" w:unhideWhenUsed="0"/>
+    <w:lsdException w:name="Colorful Shading" w:semiHidden="0" w:uiPriority="71" w:unhideWhenUsed="0"/>
+    <w:lsdException w:name="Colorful List" w:semiHidden="0" w:uiPriority="72" w:unhideWhenUsed="0"/>
+    <w:lsdException w:name="Colorful Grid" w:semiHidden="0" w:uiPriority="73" w:unhideWhenUsed="0"/>
+    <w:lsdException w:name="Light Shading Accent 1" w:semiHidden="0" w:uiPriority="60" w:unhideWhenUsed="0"/>
+    <w:lsdException w:name="Light List Accent 1" w:semiHidden="0" w:uiPriority="61" w:unhideWhenUsed="0"/>
+    <w:lsdException w:name="Light Grid Accent 1" w:semiHidden="0" w:uiPriority="62" w:unhideWhenUsed="0"/>
+    <w:lsdException w:name="Medium Shading 1 Accent 1" w:semiHidden="0" w:uiPriority="63" w:unhideWhenUsed="0"/>
+    <w:lsdException w:name="Medium Shading 2 Accent 1" w:semiHidden="0" w:uiPriority="64" w:unhideWhenUsed="0"/>
+    <w:lsdException w:name="Medium List 1 Accent 1" w:semiHidden="0" w:uiPriority="65" w:unhideWhenUsed="0"/>
+    <w:lsdException w:name="Revision" w:unhideWhenUsed="0"/>
+    <w:lsdException w:name="List Paragraph" w:semiHidden="0" w:uiPriority="34" w:unhideWhenUsed="0" w:qFormat="1"/>
+    <w:lsdException w:name="Quote" w:semiHidden="0" w:uiPriority="29" w:unhideWhenUsed="0" w:qFormat="1"/>
+    <w:lsdException w:name="Intense Quote" w:semiHidden="0" w:uiPriority="30" w:unhideWhenUsed="0" w:qFormat="1"/>
+    <w:lsdException w:name="Medium List 2 Accent 1" w:semiHidden="0" w:uiPriority="66" w:unhideWhenUsed="0"/>
+    <w:lsdException w:name="Medium Grid 1 Accent 1" w:semiHidden="0" w:uiPriority="67" w:unhideWhenUsed="0"/>
+    <w:lsdException w:name="Medium Grid 2 Accent 1" w:semiHidden="0" w:uiPriority="68" w:unhideWhenUsed="0"/>
+    <w:lsdException w:name="Medium Grid 3 Accent 1" w:semiHidden="0" w:uiPriority="69" w:unhideWhenUsed="0"/>
+    <w:lsdException w:name="Dark List Accent 1" w:semiHidden="0" w:uiPriority="70" w:unhideWhenUsed="0"/>
+    <w:lsdException w:name="Colorful Shading Accent 1" w:semiHidden="0" w:uiPriority="71" w:unhideWhenUsed="0"/>
+    <w:lsdException w:name="Colorful List Accent 1" w:semiHidden="0" w:uiPriority="72" w:unhideWhenUsed="0"/>
+    <w:lsdException w:name="Colorful Grid Accent 1" w:semiHidden="0" w:uiPriority="73" w:unhideWhenUsed="0"/>
+    <w:lsdException w:name="Light Shading Accent 2" w:semiHidden="0" w:uiPriority="60" w:unhideWhenUsed="0"/>
+    <w:lsdException w:name="Light List Accent 2" w:semiHidden="0" w:uiPriority="61" w:unhideWhenUsed="0"/>
+    <w:lsdException w:name="Light Grid Accent 2" w:semiHidden="0" w:uiPriority="62" w:unhideWhenUsed="0"/>
+    <w:lsdException w:name="Medium Shading 1 Accent 2" w:semiHidden="0" w:uiPriority="63" w:unhideWhenUsed="0"/>
+    <w:lsdException w:name="Medium Shading 2 Accent 2" w:semiHidden="0" w:uiPriority="64" w:unhideWhenUsed="0"/>
+    <w:lsdException w:name="Medium List 1 Accent 2" w:semiHidden="0" w:uiPriority="65" w:unhideWhenUsed="0"/>
+    <w:lsdException w:name="Medium List 2 Accent 2" w:semiHidden="0" w:uiPriority="66" w:unhideWhenUsed="0"/>
+    <w:lsdException w:name="Medium Grid 1 Accent 2" w:semiHidden="0" w:uiPriority="67" w:unhideWhenUsed="0"/>
+    <w:lsdException w:name="Medium Grid 2 Accent 2" w:semiHidden="0" w:uiPriority="68" w:unhideWhenUsed="0"/>
+    <w:lsdException w:name="Medium Grid 3 Accent 2" w:semiHidden="0" w:uiPriority="69" w:unhideWhenUsed="0"/>
+    <w:lsdException w:name="Dark List Accent 2" w:semiHidden="0" w:uiPriority="70" w:unhideWhenUsed="0"/>
+    <w:lsdException w:name="Colorful Shading Accent 2" w:semiHidden="0" w:uiPriority="71" w:unhideWhenUsed="0"/>
+    <w:lsdException w:name="Colorful List Accent 2" w:semiHidden="0" w:uiPriority="72" w:unhideWhenUsed="0"/>
+    <w:lsdException w:name="Colorful Grid Accent 2" w:semiHidden="0" w:uiPriority="73" w:unhideWhenUsed="0"/>
+    <w:lsdException w:name="Light Shading Accent 3" w:semiHidden="0" w:uiPriority="60" w:unhideWhenUsed="0"/>
+    <w:lsdException w:name="Light List Accent 3" w:semiHidden="0" w:uiPriority="61" w:unhideWhenUsed="0"/>
+    <w:lsdException w:name="Light Grid Accent 3" w:semiHidden="0" w:uiPriority="62" w:unhideWhenUsed="0"/>
+    <w:lsdException w:name="Medium Shading 1 Accent 3" w:semiHidden="0" w:uiPriority="63" w:unhideWhenUsed="0"/>
+    <w:lsdException w:name="Medium Shading 2 Accent 3" w:semiHidden="0" w:uiPriority="64" w:unhideWhenUsed="0"/>
+    <w:lsdException w:name="Medium List 1 Accent 3" w:semiHidden="0" w:uiPriority="65" w:unhideWhenUsed="0"/>
+    <w:lsdException w:name="Medium List 2 Accent 3" w:semiHidden="0" w:uiPriority="66" w:unhideWhenUsed="0"/>
+    <w:lsdException w:name="Medium Grid 1 Accent 3" w:semiHidden="0" w:uiPriority="67" w:unhideWhenUsed="0"/>
+    <w:lsdException w:name="Medium Grid 2 Accent 3" w:semiHidden="0" w:uiPriority="68" w:unhideWhenUsed="0"/>
+    <w:lsdException w:name="Medium Grid 3 Accent 3" w:semiHidden="0" w:uiPriority="69" w:unhideWhenUsed="0"/>
+    <w:lsdException w:name="Dark List Accent 3" w:semiHidden="0" w:uiPriority="70" w:unhideWhenUsed="0"/>
+    <w:lsdException w:name="Colorful Shading Accent 3" w:semiHidden="0" w:uiPriority="71" w:unhideWhenUsed="0"/>
+    <w:lsdException w:name="Colorful List Accent 3" w:semiHidden="0" w:uiPriority="72" w:unhideWhenUsed="0"/>
+    <w:lsdException w:name="Colorful Grid Accent 3" w:semiHidden="0" w:uiPriority="73" w:unhideWhenUsed="0"/>
+    <w:lsdException w:name="Light Shading Accent 4" w:semiHidden="0" w:uiPriority="60" w:unhideWhenUsed="0"/>
+    <w:lsdException w:name="Light List Accent 4" w:semiHidden="0" w:uiPriority="61" w:unhideWhenUsed="0"/>
+    <w:lsdException w:name="Light Grid Accent 4" w:semiHidden="0" w:uiPriority="62" w:unhideWhenUsed="0"/>
+    <w:lsdException w:name="Medium Shading 1 Accent 4" w:semiHidden="0" w:uiPriority="63" w:unhideWhenUsed="0"/>
+    <w:lsdException w:name="Medium Shading 2 Accent 4" w:semiHidden="0" w:uiPriority="64" w:unhideWhenUsed="0"/>
+    <w:lsdException w:name="Medium List 1 Accent 4" w:semiHidden="0" w:uiPriority="65" w:unhideWhenUsed="0"/>
+    <w:lsdException w:name="Medium List 2 Accent 4" w:semiHidden="0" w:uiPriority="66" w:unhideWhenUsed="0"/>
+    <w:lsdException w:name="Medium Grid 1 Accent 4" w:semiHidden="0" w:uiPriority="67" w:unhideWhenUsed="0"/>
+    <w:lsdException w:name="Medium Grid 2 Accent 4" w:semiHidden="0" w:uiPriority="68" w:unhideWhenUsed="0"/>
+    <w:lsdException w:name="Medium Grid 3 Accent 4" w:semiHidden="0" w:uiPriority="69" w:unhideWhenUsed="0"/>
+    <w:lsdException w:name="Dark List Accent 4" w:semiHidden="0" w:uiPriority="70" w:unhideWhenUsed="0"/>
+    <w:lsdException w:name="Colorful Shading Accent 4" w:semiHidden="0" w:uiPriority="71" w:unhideWhenUsed="0"/>
+    <w:lsdException w:name="Colorful List Accent 4" w:semiHidden="0" w:uiPriority="72" w:unhideWhenUsed="0"/>
+    <w:lsdException w:name="Colorful Grid Accent 4" w:semiHidden="0" w:uiPriority="73" w:unhideWhenUsed="0"/>
+    <w:lsdException w:name="Light Shading Accent 5" w:semiHidden="0" w:uiPriority="60" w:unhideWhenUsed="0"/>
+    <w:lsdException w:name="Light List Accent 5" w:semiHidden="0" w:uiPriority="61" w:unhideWhenUsed="0"/>
+    <w:lsdException w:name="Light Grid Accent 5" w:semiHidden="0" w:uiPriority="62" w:unhideWhenUsed="0"/>
+    <w:lsdException w:name="Medium Shading 1 Accent 5" w:semiHidden="0" w:uiPriority="63" w:unhideWhenUsed="0"/>
+    <w:lsdException w:name="Medium Shading 2 Accent 5" w:semiHidden="0" w:uiPriority="64" w:unhideWhenUsed="0"/>
+    <w:lsdException w:name="Medium List 1 Accent 5" w:semiHidden="0" w:uiPriority="65" w:unhideWhenUsed="0"/>
+    <w:lsdException w:name="Medium List 2 Accent 5" w:semiHidden="0" w:uiPriority="66" w:unhideWhenUsed="0"/>
+    <w:lsdException w:name="Medium Grid 1 Accent 5" w:semiHidden="0" w:uiPriority="67" w:unhideWhenUsed="0"/>
+    <w:lsdException w:name="Medium Grid 2 Accent 5" w:semiHidden="0" w:uiPriority="68" w:unhideWhenUsed="0"/>
+    <w:lsdException w:name="Medium Grid 3 Accent 5" w:semiHidden="0" w:uiPriority="69" w:unhideWhenUsed="0"/>
+    <w:lsdException w:name="Dark List Accent 5" w:semiHidden="0" w:uiPriority="70" w:unhideWhenUsed="0"/>
+    <w:lsdException w:name="Colorful Shading Accent 5" w:semiHidden="0" w:uiPriority="71" w:unhideWhenUsed="0"/>
+    <w:lsdException w:name="Colorful List Accent 5" w:semiHidden="0" w:uiPriority="72" w:unhideWhenUsed="0"/>
+    <w:lsdException w:name="Colorful Grid Accent 5" w:semiHidden="0" w:uiPriority="73" w:unhideWhenUsed="0"/>
+    <w:lsdException w:name="Light Shading Accent 6" w:semiHidden="0" w:uiPriority="60" w:unhideWhenUsed="0"/>
+    <w:lsdException w:name="Light List Accent 6" w:semiHidden="0" w:uiPriority="61" w:unhideWhenUsed="0"/>
+    <w:lsdException w:name="Light Grid Accent 6" w:semiHidden="0" w:uiPriority="62" w:unhideWhenUsed="0"/>
+    <w:lsdException w:name="Medium Shading 1 Accent 6" w:semiHidden="0" w:uiPriority="63" w:unhideWhenUsed="0"/>
+    <w:lsdException w:name="Medium Shading 2 Accent 6" w:semiHidden="0" w:uiPriority="64" w:unhideWhenUsed="0"/>
+    <w:lsdException w:name="Medium List 1 Accent 6" w:semiHidden="0" w:uiPriority="65" w:unhideWhenUsed="0"/>
+    <w:lsdException w:name="Medium List 2 Accent 6" w:semiHidden="0" w:uiPriority="66" w:unhideWhenUsed="0"/>
+    <w:lsdException w:name="Medium Grid 1 Accent 6" w:semiHidden="0" w:uiPriority="67" w:unhideWhenUsed="0"/>
+    <w:lsdException w:name="Medium Grid 2 Accent 6" w:semiHidden="0" w:uiPriority="68" w:unhideWhenUsed="0"/>
+    <w:lsdException w:name="Medium Grid 3 Accent 6" w:semiHidden="0" w:uiPriority="69" w:unhideWhenUsed="0"/>
+    <w:lsdException w:name="Dark List Accent 6" w:semiHidden="0" w:uiPriority="70" w:unhideWhenUsed="0"/>
+    <w:lsdException w:name="Colorful Shading Accent 6" w:semiHidden="0" w:uiPriority="71" w:unhideWhenUsed="0"/>
+    <w:lsdException w:name="Colorful List Accent 6" w:semiHidden="0" w:uiPriority="72" w:unhideWhenUsed="0"/>
+    <w:lsdException w:name="Colorful Grid Accent 6" w:semiHidden="0" w:uiPriority="73" w:unhideWhenUsed="0"/>
+    <w:lsdException w:name="Subtle Emphasis" w:semiHidden="0" w:uiPriority="19" w:unhideWhenUsed="0" w:qFormat="1"/>
+    <w:lsdException w:name="Intense Emphasis" w:semiHidden="0" w:uiPriority="21" w:unhideWhenUsed="0" w:qFormat="1"/>
+    <w:lsdException w:name="Subtle Reference" w:semiHidden="0" w:uiPriority="31" w:unhideWhenUsed="0" w:qFormat="1"/>
+    <w:lsdException w:name="Intense Reference" w:semiHidden="0" w:uiPriority="32" w:unhideWhenUsed="0" w:qFormat="1"/>
+    <w:lsdException w:name="Book Title" w:semiHidden="0" w:uiPriority="33" w:unhideWhenUsed="0" w:qFormat="1"/>
+    <w:lsdException w:name="Bibliography" w:uiPriority="37"/>
+    <w:lsdException w:name="TOC Heading" w:uiPriority="39" w:qFormat="1"/>
+  </w:latentStyles>
+  <w:style w:type="paragraph" w:default="1" w:styleId="Normal">
+    <w:name w:val="Normal"/>
+    <w:qFormat/>
+  </w:style>
+  <w:style w:type="paragraph" w:styleId="Heading1">
+    <w:name w:val="heading 1"/>
+    <w:basedOn w:val="Normal"/>
+    <w:next w:val="Normal"/>
+    <w:uiPriority w:val="9"/>
+    <w:qFormat/>
+    <w:pPr>
+      <w:keepNext/>
+      <w:keepLines/>
+      <w:spacing w:before="0" w:after="0" w:line="240" w:lineRule="auto"/>
+      <w:ind w:left="720" w:hanging="360"/>
+      <w:outlineLvl w:val="0"/>
+    </w:pPr>
+    <w:rPr>
+      <w:color w:val="0B5394"/>
+      <w:sz w:val="40"/>
+      <w:szCs w:val="40"/>
+    </w:rPr>
+  </w:style>
+  <w:style w:type="paragraph" w:styleId="Heading2">
+    <w:name w:val="heading 2"/>
+    <w:basedOn w:val="Normal"/>
+    <w:next w:val="Normal"/>
+    <w:uiPriority w:val="9"/>
+    <w:unhideWhenUsed/>
+    <w:qFormat/>
+    <w:pPr>
+      <w:keepNext/>
+      <w:keepLines/>
+      <w:spacing w:before="360" w:after="120"/>
+      <w:outlineLvl w:val="1"/>
+    </w:pPr>
+    <w:rPr>
+      <w:b/>
+      <w:bCs/>
+      <w:color w:val="0B5394"/>
+      <w:sz w:val="32"/>
+      <w:szCs w:val="32"/>
+    </w:rPr>
+  </w:style>
+  <w:style w:type="paragraph" w:styleId="Heading3">
+    <w:name w:val="heading 3"/>
+    <w:basedOn w:val="Normal"/>
+    <w:next w:val="Normal"/>
+    <w:uiPriority w:val="9"/>
+    <w:semiHidden/>
+    <w:unhideWhenUsed/>
+    <w:qFormat/>
+    <w:pPr>
+      <w:keepNext/>
+      <w:keepLines/>
+      <w:spacing w:before="320" w:after="80"/>
+      <w:outlineLvl w:val="2"/>
+    </w:pPr>
+    <w:rPr>
+      <w:sz w:val="28"/>
+      <w:szCs w:val="28"/>
+    </w:rPr>
+  </w:style>
+  <w:style w:type="paragraph" w:styleId="Heading4">
+    <w:name w:val="heading 4"/>
+    <w:basedOn w:val="Normal"/>
+    <w:next w:val="Normal"/>
+    <w:uiPriority w:val="9"/>
+    <w:semiHidden/>
+    <w:unhideWhenUsed/>
+    <w:qFormat/>
+    <w:pPr>
+      <w:keepNext/>
+      <w:keepLines/>
+      <w:spacing w:before="280" w:after="80"/>
+      <w:outlineLvl w:val="3"/>
+    </w:pPr>
+    <w:rPr>
+      <w:color w:val="666666"/>
+    </w:rPr>
+  </w:style>
+  <w:style w:type="paragraph" w:styleId="Heading5">
+    <w:name w:val="heading 5"/>
+    <w:basedOn w:val="Normal"/>
+    <w:next w:val="Normal"/>
+    <w:uiPriority w:val="9"/>
+    <w:semiHidden/>
+    <w:unhideWhenUsed/>
+    <w:qFormat/>
+    <w:pPr>
+      <w:keepNext/>
+      <w:keepLines/>
+      <w:spacing w:after="80"/>
+      <w:outlineLvl w:val="4"/>
+    </w:pPr>
+    <w:rPr>
+      <w:color w:val="666666"/>
+      <w:sz w:val="22"/>
+      <w:szCs w:val="22"/>
+    </w:rPr>
+  </w:style>
+  <w:style w:type="paragraph" w:styleId="Heading6">
+    <w:name w:val="heading 6"/>
+    <w:basedOn w:val="Normal"/>
+    <w:next w:val="Normal"/>
+    <w:uiPriority w:val="9"/>
+    <w:semiHidden/>
+    <w:unhideWhenUsed/>
+    <w:qFormat/>
+    <w:pPr>
+      <w:keepNext/>
+      <w:keepLines/>
+      <w:spacing w:after="80"/>
+      <w:outlineLvl w:val="5"/>
+    </w:pPr>
+    <w:rPr>
+      <w:i/>
+      <w:iCs/>
+      <w:color w:val="666666"/>
+      <w:sz w:val="22"/>
+      <w:szCs w:val="22"/>
+    </w:rPr>
+  </w:style>
+  <w:style w:type="character" w:default="1" w:styleId="DefaultParagraphFont">
+    <w:name w:val="Default Paragraph Font"/>
+    <w:uiPriority w:val="1"/>
+    <w:semiHidden/>
+    <w:unhideWhenUsed/>
+  </w:style>
+  <w:style w:type="table" w:default="1" w:styleId="TableNormal">
+    <w:name w:val="Normal Table"/>
+    <w:uiPriority w:val="99"/>
+    <w:semiHidden/>
+    <w:unhideWhenUsed/>
+    <w:tblPr>
+      <w:tblInd w:w="0" w:type="dxa"/>
+      <w:tblCellMar>
+        <w:top w:w="0" w:type="dxa"/>
+        <w:left w:w="108" w:type="dxa"/>
+        <w:bottom w:w="0" w:type="dxa"/>
+        <w:right w:w="108" w:type="dxa"/>
+      </w:tblCellMar>
+    </w:tblPr>
+  </w:style>
+  <w:style w:type="numbering" w:default="1" w:styleId="NoList">
+    <w:name w:val="No List"/>
+    <w:uiPriority w:val="99"/>
+    <w:semiHidden/>
+    <w:unhideWhenUsed/>
+  </w:style>
+  <w:style w:type="table" w:customStyle="1" w:styleId="TableNormal0">
+    <w:name w:val="TableNormal"/>
+    <w:tblPr>
+      <w:tblCellMar>
+        <w:top w:w="100" w:type="dxa"/>
+        <w:left w:w="100" w:type="dxa"/>
+        <w:bottom w:w="100" w:type="dxa"/>
+        <w:right w:w="100" w:type="dxa"/>
+      </w:tblCellMar>
+    </w:tblPr>
+  </w:style>
+  <w:style w:type="paragraph" w:styleId="Title">
+    <w:name w:val="Title"/>
+    <w:basedOn w:val="Normal"/>
+    <w:next w:val="Normal"/>
+    <w:uiPriority w:val="10"/>
+    <w:qFormat/>
+    <w:pPr>
+      <w:keepNext/>
+      <w:keepLines/>
+      <w:spacing w:before="0" w:after="60"/>
+    </w:pPr>
+    <w:rPr>
+      <w:sz w:val="52"/>
+      <w:szCs w:val="52"/>
+    </w:rPr>
+  </w:style>
+  <w:style w:type="paragraph" w:styleId="Subtitle">
+    <w:name w:val="Subtitle"/>
+    <w:basedOn w:val="Normal"/>
+    <w:next w:val="Normal"/>
+    <w:uiPriority w:val="11"/>
+    <w:qFormat/>
+    <w:pPr>
+      <w:keepNext/>
+      <w:keepLines/>
+      <w:spacing w:before="0" w:after="320"/>
+    </w:pPr>
+    <w:rPr>
+      <w:rFonts w:ascii="Arial" w:eastAsia="Arial" w:hAnsi="Arial" w:cs="Arial"/>
+      <w:color w:val="666666"/>
+      <w:sz w:val="30"/>
+      <w:szCs w:val="30"/>
+    </w:rPr>
+  </w:style>
+  <w:style w:type="table" w:customStyle="1" w:styleId="a">
+    <w:basedOn w:val="TableNormal0"/>
+    <w:tblPr>
+      <w:tblStyleRowBandSize w:val="1"/>
+      <w:tblStyleColBandSize w:val="1"/>
+      <w:tblCellMar>
+        <w:top w:w="100" w:type="dxa"/>
+        <w:left w:w="100" w:type="dxa"/>
+        <w:bottom w:w="100" w:type="dxa"/>
+        <w:right w:w="100" w:type="dxa"/>
+      </w:tblCellMar>
+    </w:tblPr>
+  </w:style>
+  <w:style w:type="table" w:customStyle="1" w:styleId="a0">
+    <w:basedOn w:val="TableNormal0"/>
+    <w:tblPr>
+      <w:tblStyleRowBandSize w:val="1"/>
+      <w:tblStyleColBandSize w:val="1"/>
+      <w:tblCellMar>
+        <w:top w:w="100" w:type="dxa"/>
+        <w:left w:w="100" w:type="dxa"/>
+        <w:bottom w:w="100" w:type="dxa"/>
+        <w:right w:w="100" w:type="dxa"/>
+      </w:tblCellMar>
+    </w:tblPr>
+  </w:style>
+  <w:style w:type="table" w:customStyle="1" w:styleId="a1">
+    <w:basedOn w:val="TableNormal0"/>
+    <w:tblPr>
+      <w:tblStyleRowBandSize w:val="1"/>
+      <w:tblStyleColBandSize w:val="1"/>
+      <w:tblCellMar>
+        <w:top w:w="100" w:type="dxa"/>
+        <w:left w:w="100" w:type="dxa"/>
+        <w:bottom w:w="100" w:type="dxa"/>
+        <w:right w:w="100" w:type="dxa"/>
+      </w:tblCellMar>
+    </w:tblPr>
+  </w:style>
+  <w:style w:type="table" w:customStyle="1" w:styleId="a2">
+    <w:basedOn w:val="TableNormal0"/>
+    <w:tblPr>
+      <w:tblStyleRowBandSize w:val="1"/>
+      <w:tblStyleColBandSize w:val="1"/>
+      <w:tblCellMar>
+        <w:top w:w="100" w:type="dxa"/>
+        <w:left w:w="100" w:type="dxa"/>
+        <w:bottom w:w="100" w:type="dxa"/>
+        <w:right w:w="100" w:type="dxa"/>
+      </w:tblCellMar>
+    </w:tblPr>
+  </w:style>
+  <w:style w:type="table" w:customStyle="1" w:styleId="a3">
+    <w:basedOn w:val="TableNormal0"/>
+    <w:tblPr>
+      <w:tblStyleRowBandSize w:val="1"/>
+      <w:tblStyleColBandSize w:val="1"/>
+      <w:tblCellMar>
+        <w:top w:w="100" w:type="dxa"/>
+        <w:left w:w="100" w:type="dxa"/>
+        <w:bottom w:w="100" w:type="dxa"/>
+        <w:right w:w="100" w:type="dxa"/>
+      </w:tblCellMar>
+    </w:tblPr>
+  </w:style>
+  <w:style w:type="table" w:customStyle="1" w:styleId="a4">
+    <w:basedOn w:val="TableNormal0"/>
+    <w:tblPr>
+      <w:tblStyleRowBandSize w:val="1"/>
+      <w:tblStyleColBandSize w:val="1"/>
+      <w:tblCellMar>
+        <w:top w:w="100" w:type="dxa"/>
+        <w:left w:w="100" w:type="dxa"/>
+        <w:bottom w:w="100" w:type="dxa"/>
+        <w:right w:w="100" w:type="dxa"/>
+      </w:tblCellMar>
+    </w:tblPr>
+  </w:style>
+  <w:style w:type="table" w:customStyle="1" w:styleId="a5">
+    <w:basedOn w:val="TableNormal0"/>
+    <w:tblPr>
+      <w:tblStyleRowBandSize w:val="1"/>
+      <w:tblStyleColBandSize w:val="1"/>
+      <w:tblCellMar>
+        <w:top w:w="100" w:type="dxa"/>
+        <w:left w:w="100" w:type="dxa"/>
+        <w:bottom w:w="100" w:type="dxa"/>
+        <w:right w:w="100" w:type="dxa"/>
+      </w:tblCellMar>
+    </w:tblPr>
+  </w:style>
+  <w:style w:type="table" w:customStyle="1" w:styleId="a6">
+    <w:basedOn w:val="TableNormal0"/>
+    <w:tblPr>
+      <w:tblStyleRowBandSize w:val="1"/>
+      <w:tblStyleColBandSize w:val="1"/>
+      <w:tblCellMar>
+        <w:top w:w="100" w:type="dxa"/>
+        <w:left w:w="100" w:type="dxa"/>
+        <w:bottom w:w="100" w:type="dxa"/>
+        <w:right w:w="100" w:type="dxa"/>
+      </w:tblCellMar>
+    </w:tblPr>
+  </w:style>
+  <w:style w:type="table" w:customStyle="1" w:styleId="a7">
+    <w:basedOn w:val="TableNormal0"/>
+    <w:tblPr>
+      <w:tblStyleRowBandSize w:val="1"/>
+      <w:tblStyleColBandSize w:val="1"/>
+      <w:tblCellMar>
+        <w:top w:w="100" w:type="dxa"/>
+        <w:left w:w="100" w:type="dxa"/>
+        <w:bottom w:w="100" w:type="dxa"/>
+        <w:right w:w="100" w:type="dxa"/>
+      </w:tblCellMar>
+    </w:tblPr>
+  </w:style>
+  <w:style w:type="table" w:customStyle="1" w:styleId="a8">
+    <w:basedOn w:val="TableNormal0"/>
+    <w:tblPr>
+      <w:tblStyleRowBandSize w:val="1"/>
+      <w:tblStyleColBandSize w:val="1"/>
+      <w:tblCellMar>
+        <w:top w:w="100" w:type="dxa"/>
+        <w:left w:w="100" w:type="dxa"/>
+        <w:bottom w:w="100" w:type="dxa"/>
+        <w:right w:w="100" w:type="dxa"/>
+      </w:tblCellMar>
+    </w:tblPr>
+  </w:style>
+  <w:style w:type="table" w:customStyle="1" w:styleId="a9">
+    <w:basedOn w:val="TableNormal0"/>
+    <w:tblPr>
+      <w:tblStyleRowBandSize w:val="1"/>
+      <w:tblStyleColBandSize w:val="1"/>
+      <w:tblCellMar>
+        <w:top w:w="100" w:type="dxa"/>
+        <w:left w:w="100" w:type="dxa"/>
+        <w:bottom w:w="100" w:type="dxa"/>
+        <w:right w:w="100" w:type="dxa"/>
+      </w:tblCellMar>
+    </w:tblPr>
+  </w:style>
+  <w:style w:type="table" w:customStyle="1" w:styleId="aa">
+    <w:basedOn w:val="TableNormal0"/>
+    <w:tblPr>
+      <w:tblStyleRowBandSize w:val="1"/>
+      <w:tblStyleColBandSize w:val="1"/>
+      <w:tblCellMar>
+        <w:top w:w="100" w:type="dxa"/>
+        <w:left w:w="100" w:type="dxa"/>
+        <w:bottom w:w="100" w:type="dxa"/>
+        <w:right w:w="100" w:type="dxa"/>
+      </w:tblCellMar>
+    </w:tblPr>
+  </w:style>
+  <w:style w:type="table" w:customStyle="1" w:styleId="ab">
+    <w:basedOn w:val="TableNormal0"/>
+    <w:tblPr>
+      <w:tblStyleRowBandSize w:val="1"/>
+      <w:tblStyleColBandSize w:val="1"/>
+      <w:tblCellMar>
+        <w:top w:w="100" w:type="dxa"/>
+        <w:left w:w="100" w:type="dxa"/>
+        <w:bottom w:w="100" w:type="dxa"/>
+        <w:right w:w="100" w:type="dxa"/>
+      </w:tblCellMar>
+    </w:tblPr>
+  </w:style>
+  <w:style w:type="table" w:customStyle="1" w:styleId="ac">
+    <w:basedOn w:val="TableNormal0"/>
+    <w:tblPr>
+      <w:tblStyleRowBandSize w:val="1"/>
+      <w:tblStyleColBandSize w:val="1"/>
+      <w:tblCellMar>
+        <w:top w:w="100" w:type="dxa"/>
+        <w:left w:w="100" w:type="dxa"/>
+        <w:bottom w:w="100" w:type="dxa"/>
+        <w:right w:w="100" w:type="dxa"/>
+      </w:tblCellMar>
+    </w:tblPr>
+  </w:style>
+  <w:style w:type="paragraph" w:styleId="BalloonText">
+    <w:name w:val="Balloon Text"/>
+    <w:basedOn w:val="Normal"/>
+    <w:link w:val="BalloonTextChar"/>
+    <w:uiPriority w:val="99"/>
+    <w:semiHidden/>
+    <w:unhideWhenUsed/>
+    <w:rsid w:val="00BE6322"/>
+    <w:pPr>
+      <w:spacing w:before="0" w:after="0" w:line="240" w:lineRule="auto"/>
+    </w:pPr>
+    <w:rPr>
+      <w:rFonts w:ascii="Tahoma" w:hAnsi="Tahoma" w:cs="Tahoma"/>
+      <w:sz w:val="16"/>
+      <w:szCs w:val="16"/>
+    </w:rPr>
+  </w:style>
+  <w:style w:type="character" w:customStyle="1" w:styleId="BalloonTextChar">
+    <w:name w:val="Balloon Text Char"/>
+    <w:basedOn w:val="DefaultParagraphFont"/>
+    <w:link w:val="BalloonText"/>
+    <w:uiPriority w:val="99"/>
+    <w:semiHidden/>
+    <w:rsid w:val="00BE6322"/>
+    <w:rPr>
+      <w:rFonts w:ascii="Tahoma" w:hAnsi="Tahoma" w:cs="Tahoma"/>
+      <w:sz w:val="16"/>
+      <w:szCs w:val="16"/>
+    </w:rPr>
   </w:style>
 </w:styles>
 </file>

--- a/Process_Docs/SRS.docx
+++ b/Process_Docs/SRS.docx
@@ -273,13 +273,7 @@
               <w:rPr>
                 <w:color w:val="000000"/>
               </w:rPr>
-              <w:t xml:space="preserve">1.3 Definitions, Acronyms, and </w:t>
-            </w:r>
-            <w:r>
-              <w:rPr>
-                <w:color w:val="000000"/>
-              </w:rPr>
-              <w:t>Abbreviations</w:t>
+              <w:t>1.3 Definitions, Acronyms, and Abbreviations</w:t>
             </w:r>
             <w:r>
               <w:rPr>
@@ -625,13 +619,7 @@
               <w:rPr>
                 <w:color w:val="000000"/>
               </w:rPr>
-              <w:t>3.3. Administrator Fu</w:t>
-            </w:r>
-            <w:r>
-              <w:rPr>
-                <w:color w:val="000000"/>
-              </w:rPr>
-              <w:t>nctions</w:t>
+              <w:t>3.3. Administrator Functions</w:t>
             </w:r>
             <w:r>
               <w:rPr>
@@ -743,13 +731,7 @@
               <w:rPr>
                 <w:color w:val="000000"/>
               </w:rPr>
-              <w:t xml:space="preserve">3.6. Order </w:t>
-            </w:r>
-            <w:r>
-              <w:rPr>
-                <w:color w:val="000000"/>
-              </w:rPr>
-              <w:t>Processing</w:t>
+              <w:t>3.6. Order Processing</w:t>
             </w:r>
             <w:r>
               <w:rPr>
@@ -1252,14 +1234,7 @@
           <w:sz w:val="34"/>
           <w:szCs w:val="34"/>
         </w:rPr>
-        <w:t xml:space="preserve">1.1 Document </w:t>
-      </w:r>
-      <w:r>
-        <w:rPr>
-          <w:sz w:val="34"/>
-          <w:szCs w:val="34"/>
-        </w:rPr>
-        <w:t>Purpose</w:t>
+        <w:t>1.1 Document Purpose</w:t>
       </w:r>
     </w:p>
     <w:p>
@@ -1272,10 +1247,7 @@
       </w:r>
       <w:proofErr w:type="spellEnd"/>
       <w:r>
-        <w:t>-Platform App, an online Shopping store for (Clothes, Accessories. This SRS servers as the primary document for developers team, testers t</w:t>
-      </w:r>
-      <w:r>
-        <w:t>eam, project stakeholders, and the client to ensure that the final system meets all specified needs.</w:t>
+        <w:t>-Platform App, an online Shopping store for (Clothes, Accessories. This SRS servers as the primary document for developers team, testers team, project stakeholders, and the client to ensure that the final system meets all specified needs.</w:t>
       </w:r>
     </w:p>
     <w:p>
@@ -1298,10 +1270,7 @@
     </w:p>
     <w:p>
       <w:r>
-        <w:t>Clothing Platform App will be an e-commerce platform that allows customers to browse products, manage a shopping cart, place orders, and</w:t>
-      </w:r>
-      <w:r>
-        <w:t xml:space="preserve"> track deliveries</w:t>
+        <w:t>Clothing Platform App will be an e-commerce platform that allows customers to browse products, manage a shopping cart, place orders, and track deliveries</w:t>
       </w:r>
     </w:p>
     <w:p>
@@ -1409,10 +1378,7 @@
         <w:spacing w:before="0" w:after="0"/>
       </w:pPr>
       <w:r>
-        <w:t xml:space="preserve">Admin </w:t>
-      </w:r>
-      <w:r>
-        <w:t>Dashboard</w:t>
+        <w:t>Admin Dashboard</w:t>
       </w:r>
     </w:p>
     <w:p>
@@ -1591,10 +1557,7 @@
               <w:spacing w:line="240" w:lineRule="auto"/>
             </w:pPr>
             <w:r>
-              <w:t>Descripti</w:t>
-            </w:r>
-            <w:r>
-              <w:t>on</w:t>
+              <w:t>Description</w:t>
             </w:r>
           </w:p>
         </w:tc>
@@ -1978,10 +1941,7 @@
               <w:spacing w:before="0" w:after="0" w:line="240" w:lineRule="auto"/>
             </w:pPr>
             <w:r>
-              <w:t xml:space="preserve">Cash on Delivery - Payment method where payment is collected after </w:t>
-            </w:r>
-            <w:r>
-              <w:t>order delivery</w:t>
+              <w:t>Cash on Delivery - Payment method where payment is collected after order delivery</w:t>
             </w:r>
           </w:p>
         </w:tc>
@@ -2057,10 +2017,7 @@
     </w:p>
     <w:p>
       <w:r>
-        <w:t>This document is organized as fo</w:t>
-      </w:r>
-      <w:r>
-        <w:t>llows:</w:t>
+        <w:t>This document is organized as follows:</w:t>
       </w:r>
     </w:p>
     <w:p>
@@ -2098,10 +2055,7 @@
         <w:t>Section 3 - Specific Requirement</w:t>
       </w:r>
       <w:r>
-        <w:t xml:space="preserve">s: Details all functional requirements organized by </w:t>
-      </w:r>
-      <w:r>
-        <w:t>feature.</w:t>
+        <w:t>s: Details all functional requirements organized by feature.</w:t>
       </w:r>
     </w:p>
     <w:p>
@@ -2201,10 +2155,7 @@
         <w:spacing w:after="200"/>
       </w:pPr>
       <w:r>
-        <w:t>The Clothing Web Portal is a web-based system designed to operate as an e-commerce solution. The system consists of the following major c</w:t>
-      </w:r>
-      <w:r>
-        <w:t>omponents:</w:t>
+        <w:t>The Clothing Web Portal is a web-based system designed to operate as an e-commerce solution. The system consists of the following major components:</w:t>
       </w:r>
     </w:p>
     <w:p>
@@ -2268,10 +2219,7 @@
         <w:t xml:space="preserve">Database System: </w:t>
       </w:r>
       <w:r>
-        <w:t>Stores user information, product list, orders, and orders</w:t>
-      </w:r>
-      <w:r>
-        <w:t xml:space="preserve"> history</w:t>
+        <w:t>Stores user information, product list, orders, and orders history</w:t>
       </w:r>
     </w:p>
     <w:p>
@@ -2337,10 +2285,7 @@
         <w:t xml:space="preserve">User Management: </w:t>
       </w:r>
       <w:r>
-        <w:t xml:space="preserve">Registration, authentication, and role-based access control for Clients, </w:t>
-      </w:r>
-      <w:r>
-        <w:t>Suppliers, and Administrators</w:t>
+        <w:t>Registration, authentication, and role-based access control for Clients, Suppliers, and Administrators</w:t>
       </w:r>
     </w:p>
     <w:p>
@@ -2397,10 +2342,7 @@
         <w:t xml:space="preserve">Order Processing: </w:t>
       </w:r>
       <w:r>
-        <w:t>Place orders with cash-on-delivery payment and view order</w:t>
-      </w:r>
-      <w:r>
-        <w:t xml:space="preserve"> history</w:t>
+        <w:t>Place orders with cash-on-delivery payment and view order history</w:t>
       </w:r>
     </w:p>
     <w:p>
@@ -2484,14 +2426,7 @@
           <w:sz w:val="34"/>
           <w:szCs w:val="34"/>
         </w:rPr>
-        <w:t xml:space="preserve">2.3 </w:t>
-      </w:r>
-      <w:r>
-        <w:rPr>
-          <w:sz w:val="34"/>
-          <w:szCs w:val="34"/>
-        </w:rPr>
-        <w:t>Product Constraints</w:t>
+        <w:t>2.3 Product Constraints</w:t>
       </w:r>
     </w:p>
     <w:p>
@@ -2548,10 +2483,7 @@
         <w:t xml:space="preserve">Admin Features Required: </w:t>
       </w:r>
       <w:r>
-        <w:t>System must have admin contr</w:t>
-      </w:r>
-      <w:r>
-        <w:t>ols for users, suppliers and products management</w:t>
+        <w:t>System must have admin controls for users, suppliers and products management</w:t>
       </w:r>
     </w:p>
     <w:p>
@@ -2615,14 +2547,7 @@
           <w:b/>
           <w:bCs/>
         </w:rPr>
-        <w:t>English Langua</w:t>
-      </w:r>
-      <w:r>
-        <w:rPr>
-          <w:b/>
-          <w:bCs/>
-        </w:rPr>
-        <w:t xml:space="preserve">ge Only: </w:t>
+        <w:t xml:space="preserve">English Language Only: </w:t>
       </w:r>
       <w:r>
         <w:t>All user interfaces must be in English</w:t>
@@ -2713,14 +2638,7 @@
           <w:b/>
           <w:bCs/>
         </w:rPr>
-        <w:t>Client (Custom</w:t>
-      </w:r>
-      <w:r>
-        <w:rPr>
-          <w:b/>
-          <w:bCs/>
-        </w:rPr>
-        <w:t xml:space="preserve">er): </w:t>
+        <w:t xml:space="preserve">Client (Customer): </w:t>
       </w:r>
       <w:r>
         <w:t>Browse and purchase clothing and accessories</w:t>
@@ -2898,10 +2816,7 @@
             <w:bookmarkStart w:id="15" w:name="_j252vzvas3ua" w:colFirst="0" w:colLast="0"/>
             <w:bookmarkEnd w:id="15"/>
             <w:r>
-              <w:t>3. Functional Requ</w:t>
-            </w:r>
-            <w:r>
-              <w:t>irements</w:t>
+              <w:t>3. Functional Requirements</w:t>
             </w:r>
           </w:p>
         </w:tc>
@@ -3107,10 +3022,7 @@
               <w:spacing w:before="0" w:after="0"/>
             </w:pPr>
             <w:r>
-              <w:t xml:space="preserve">The system </w:t>
-            </w:r>
-            <w:r>
-              <w:t>SHALL provide password visibility toggle option for password field</w:t>
+              <w:t>The system SHALL provide password visibility toggle option for password field</w:t>
             </w:r>
           </w:p>
         </w:tc>
@@ -3209,10 +3121,7 @@
               <w:spacing w:before="0" w:after="0"/>
             </w:pPr>
             <w:r>
-              <w:t>The system SHALL not accept username length l</w:t>
-            </w:r>
-            <w:r>
-              <w:t>ess than 3 or more than 50 characters</w:t>
+              <w:t>The system SHALL not accept username length less than 3 or more than 50 characters</w:t>
             </w:r>
           </w:p>
         </w:tc>
@@ -3323,10 +3232,7 @@
       <w:bookmarkStart w:id="17" w:name="_ycedpsdujo1b" w:colFirst="0" w:colLast="0"/>
       <w:bookmarkEnd w:id="17"/>
       <w:r>
-        <w:t xml:space="preserve">3.2. User Login </w:t>
-      </w:r>
-      <w:r>
-        <w:t>and Authentication</w:t>
+        <w:t>3.2. User Login and Authentication</w:t>
       </w:r>
     </w:p>
     <w:tbl>
@@ -3713,8 +3619,10 @@
             </w:r>
             <w:proofErr w:type="spellEnd"/>
             <w:r>
-              <w:t xml:space="preserve"> id</w:t>
-            </w:r>
+              <w:t xml:space="preserve"> </w:t>
+            </w:r>
+            <w:bookmarkStart w:id="19" w:name="_GoBack"/>
+            <w:bookmarkEnd w:id="19"/>
           </w:p>
         </w:tc>
       </w:tr>
@@ -3754,12 +3662,7 @@
               <w:widowControl w:val="0"/>
             </w:pPr>
             <w:r>
-              <w:t>The system SHALL allo</w:t>
-            </w:r>
-            <w:bookmarkStart w:id="19" w:name="_GoBack"/>
-            <w:bookmarkEnd w:id="19"/>
-            <w:r>
-              <w:t xml:space="preserve">w the admin to remove products from the </w:t>
+              <w:t xml:space="preserve">The system SHALL allow the admin to remove products from the </w:t>
             </w:r>
             <w:r>
               <w:lastRenderedPageBreak/>
@@ -3897,10 +3800,7 @@
               <w:widowControl w:val="0"/>
             </w:pPr>
             <w:r>
-              <w:t>The system SHALL allow</w:t>
-            </w:r>
-            <w:r>
-              <w:t xml:space="preserve"> the admin to view a list of all </w:t>
+              <w:t xml:space="preserve">The system SHALL allow the admin to view a list of all </w:t>
             </w:r>
             <w:proofErr w:type="gramStart"/>
             <w:r>
@@ -3990,10 +3890,7 @@
               <w:widowControl w:val="0"/>
             </w:pPr>
             <w:r>
-              <w:t>The system SHALL allow the admin to approve or reject product submi</w:t>
-            </w:r>
-            <w:r>
-              <w:t>ssions from suppliers.</w:t>
+              <w:t>The system SHALL allow the admin to approve or reject product submissions from suppliers.</w:t>
             </w:r>
           </w:p>
         </w:tc>
@@ -4214,10 +4111,7 @@
               <w:widowControl w:val="0"/>
             </w:pPr>
             <w:r>
-              <w:t>The system SHALL allow suppliers to view the information of the specific orders related to their products, including customer’s addre</w:t>
-            </w:r>
-            <w:r>
-              <w:t>ss, quantity ordered, and order status</w:t>
+              <w:t>The system SHALL allow suppliers to view the information of the specific orders related to their products, including customer’s address, quantity ordered, and order status</w:t>
             </w:r>
           </w:p>
         </w:tc>
@@ -4553,10 +4447,7 @@
               <w:widowControl w:val="0"/>
             </w:pPr>
             <w:r>
-              <w:t xml:space="preserve">The system SHALL </w:t>
-            </w:r>
-            <w:r>
-              <w:t xml:space="preserve">display the </w:t>
+              <w:t xml:space="preserve">The system SHALL display the </w:t>
             </w:r>
             <w:r>
               <w:rPr>
@@ -4658,10 +4549,7 @@
               <w:widowControl w:val="0"/>
             </w:pPr>
             <w:r>
-              <w:t>The system SHALL contain the button “Add to</w:t>
-            </w:r>
-            <w:r>
-              <w:t xml:space="preserve"> Cart” for each product</w:t>
+              <w:t>The system SHALL contain the button “Add to Cart” for each product</w:t>
             </w:r>
           </w:p>
         </w:tc>
@@ -5120,10 +5008,7 @@
               <w:spacing w:before="0" w:after="0" w:line="240" w:lineRule="auto"/>
             </w:pPr>
             <w:r>
-              <w:t xml:space="preserve">The system SHALL provide an input </w:t>
-            </w:r>
-            <w:r>
-              <w:t xml:space="preserve">field to </w:t>
+              <w:t xml:space="preserve">The system SHALL provide an input field to </w:t>
             </w:r>
             <w:proofErr w:type="spellStart"/>
             <w:r>
@@ -5316,10 +5201,7 @@
               <w:widowControl w:val="0"/>
             </w:pPr>
             <w:r>
-              <w:t>The system SHALL send</w:t>
-            </w:r>
-            <w:r>
-              <w:t xml:space="preserve"> automated email notifications to customers after successful checkout including success message and order summary</w:t>
+              <w:t>The system SHALL send automated email notifications to customers after successful checkout including success message and order summary</w:t>
             </w:r>
           </w:p>
         </w:tc>
@@ -6550,7 +6432,7 @@
         <w:rFonts w:ascii="Times New Roman" w:eastAsia="Times New Roman" w:hAnsi="Times New Roman" w:cs="Times New Roman"/>
         <w:sz w:val="24"/>
         <w:szCs w:val="24"/>
-        <w:lang w:eastAsia="en-US" w:bidi="ar-SA"/>
+        <w:lang w:val="en-US" w:eastAsia="en-US" w:bidi="ar-SA"/>
       </w:rPr>
     </w:rPrDefault>
     <w:pPrDefault>
@@ -7116,7 +6998,7 @@
         <w:rFonts w:ascii="Times New Roman" w:eastAsia="Times New Roman" w:hAnsi="Times New Roman" w:cs="Times New Roman"/>
         <w:sz w:val="24"/>
         <w:szCs w:val="24"/>
-        <w:lang w:eastAsia="en-US" w:bidi="ar-SA"/>
+        <w:lang w:val="en-US" w:eastAsia="en-US" w:bidi="ar-SA"/>
       </w:rPr>
     </w:rPrDefault>
     <w:pPrDefault>

--- a/Process_Docs/SRS.docx
+++ b/Process_Docs/SRS.docx
@@ -1,6 +1,6 @@
 
 <file path=word/document.xml><?xml version="1.0" encoding="utf-8"?>
-<w:document xmlns:wpc="http://schemas.microsoft.com/office/word/2010/wordprocessingCanvas" xmlns:cx="http://schemas.microsoft.com/office/drawing/2014/chartex" xmlns:cx1="http://schemas.microsoft.com/office/drawing/2015/9/8/chartex" xmlns:cx2="http://schemas.microsoft.com/office/drawing/2015/10/21/chartex" xmlns:cx3="http://schemas.microsoft.com/office/drawing/2016/5/9/chartex" xmlns:cx4="http://schemas.microsoft.com/office/drawing/2016/5/10/chartex" xmlns:cx5="http://schemas.microsoft.com/office/drawing/2016/5/11/chartex" xmlns:cx6="http://schemas.microsoft.com/office/drawing/2016/5/12/chartex" xmlns:cx7="http://schemas.microsoft.com/office/drawing/2016/5/13/chartex" xmlns:cx8="http://schemas.microsoft.com/office/drawing/2016/5/14/chartex" xmlns:mc="http://schemas.openxmlformats.org/markup-compatibility/2006" xmlns:aink="http://schemas.microsoft.com/office/drawing/2016/ink" xmlns:am3d="http://schemas.microsoft.com/office/drawing/2017/model3d" xmlns:o="urn:schemas-microsoft-com:office:office" xmlns:oel="http://schemas.microsoft.com/office/2019/extlst" xmlns:r="http://schemas.openxmlformats.org/officeDocument/2006/relationships" xmlns:m="http://schemas.openxmlformats.org/officeDocument/2006/math" xmlns:v="urn:schemas-microsoft-com:vml" xmlns:wp14="http://schemas.microsoft.com/office/word/2010/wordprocessingDrawing" xmlns:wp="http://schemas.openxmlformats.org/drawingml/2006/wordprocessingDrawing" xmlns:w10="urn:schemas-microsoft-com:office:word" xmlns:w="http://schemas.openxmlformats.org/wordprocessingml/2006/main" xmlns:w14="http://schemas.microsoft.com/office/word/2010/wordml" xmlns:w15="http://schemas.microsoft.com/office/word/2012/wordml" xmlns:w16cex="http://schemas.microsoft.com/office/word/2018/wordml/cex" xmlns:w16cid="http://schemas.microsoft.com/office/word/2016/wordml/cid" xmlns:w16="http://schemas.microsoft.com/office/word/2018/wordml" xmlns:w16du="http://schemas.microsoft.com/office/word/2023/wordml/word16du" xmlns:w16sdtdh="http://schemas.microsoft.com/office/word/2020/wordml/sdtdatahash" xmlns:w16sdtfl="http://schemas.microsoft.com/office/word/2024/wordml/sdtformatlock" xmlns:w16se="http://schemas.microsoft.com/office/word/2015/wordml/symex" xmlns:wpg="http://schemas.microsoft.com/office/word/2010/wordprocessingGroup" xmlns:wpi="http://schemas.microsoft.com/office/word/2010/wordprocessingInk" xmlns:wne="http://schemas.microsoft.com/office/word/2006/wordml" xmlns:wps="http://schemas.microsoft.com/office/word/2010/wordprocessingShape" mc:Ignorable="w14 w15 w16se w16cid w16 w16cex w16sdtdh w16sdtfl w16du wp14">
+<w:document xmlns:wpc="http://schemas.microsoft.com/office/word/2010/wordprocessingCanvas" xmlns:mc="http://schemas.openxmlformats.org/markup-compatibility/2006" xmlns:o="urn:schemas-microsoft-com:office:office" xmlns:r="http://schemas.openxmlformats.org/officeDocument/2006/relationships" xmlns:m="http://schemas.openxmlformats.org/officeDocument/2006/math" xmlns:v="urn:schemas-microsoft-com:vml" xmlns:wp14="http://schemas.microsoft.com/office/word/2010/wordprocessingDrawing" xmlns:wp="http://schemas.openxmlformats.org/drawingml/2006/wordprocessingDrawing" xmlns:w10="urn:schemas-microsoft-com:office:word" xmlns:w="http://schemas.openxmlformats.org/wordprocessingml/2006/main" xmlns:w14="http://schemas.microsoft.com/office/word/2010/wordml" xmlns:wpg="http://schemas.microsoft.com/office/word/2010/wordprocessingGroup" xmlns:wpi="http://schemas.microsoft.com/office/word/2010/wordprocessingInk" xmlns:wne="http://schemas.microsoft.com/office/word/2006/wordml" xmlns:wps="http://schemas.microsoft.com/office/word/2010/wordprocessingShape" mc:Ignorable="w14 wp14">
   <w:body>
     <w:p>
       <w:pPr>
@@ -128,6 +128,7 @@
           <w:docPartUnique/>
         </w:docPartObj>
       </w:sdtPr>
+      <w:sdtEndPr/>
       <w:sdtContent>
         <w:p>
           <w:pPr>
@@ -272,7 +273,13 @@
               <w:rPr>
                 <w:color w:val="000000"/>
               </w:rPr>
-              <w:t>1.3 Definitions, Acronyms, and Abbreviations</w:t>
+              <w:t xml:space="preserve">1.3 Definitions, Acronyms, and </w:t>
+            </w:r>
+            <w:r>
+              <w:rPr>
+                <w:color w:val="000000"/>
+              </w:rPr>
+              <w:t>Abbreviations</w:t>
             </w:r>
             <w:r>
               <w:rPr>
@@ -618,7 +625,13 @@
               <w:rPr>
                 <w:color w:val="000000"/>
               </w:rPr>
-              <w:t>3.3. Administrator Functions</w:t>
+              <w:t>3.3. Administrator Fu</w:t>
+            </w:r>
+            <w:r>
+              <w:rPr>
+                <w:color w:val="000000"/>
+              </w:rPr>
+              <w:t>nctions</w:t>
             </w:r>
             <w:r>
               <w:rPr>
@@ -730,7 +743,13 @@
               <w:rPr>
                 <w:color w:val="000000"/>
               </w:rPr>
-              <w:t>3.6. Order Processing</w:t>
+              <w:t xml:space="preserve">3.6. Order </w:t>
+            </w:r>
+            <w:r>
+              <w:rPr>
+                <w:color w:val="000000"/>
+              </w:rPr>
+              <w:t>Processing</w:t>
             </w:r>
             <w:r>
               <w:rPr>
@@ -1233,7 +1252,14 @@
           <w:sz w:val="34"/>
           <w:szCs w:val="34"/>
         </w:rPr>
-        <w:t>1.1 Document Purpose</w:t>
+        <w:t xml:space="preserve">1.1 Document </w:t>
+      </w:r>
+      <w:r>
+        <w:rPr>
+          <w:sz w:val="34"/>
+          <w:szCs w:val="34"/>
+        </w:rPr>
+        <w:t>Purpose</w:t>
       </w:r>
     </w:p>
     <w:p>
@@ -1246,23 +1272,10 @@
       </w:r>
       <w:proofErr w:type="spellEnd"/>
       <w:r>
-        <w:t xml:space="preserve">-Platform App, an online Shopping store for (Clothes, Accessories. This SRS </w:t>
-      </w:r>
-      <w:proofErr w:type="gramStart"/>
-      <w:r>
-        <w:t>servers</w:t>
-      </w:r>
-      <w:proofErr w:type="gramEnd"/>
-      <w:r>
-        <w:t xml:space="preserve"> as the primary document for </w:t>
-      </w:r>
-      <w:proofErr w:type="gramStart"/>
-      <w:r>
-        <w:t>developers</w:t>
-      </w:r>
-      <w:proofErr w:type="gramEnd"/>
-      <w:r>
-        <w:t xml:space="preserve"> team, testers team, project stakeholders, and the client to ensure that the final system meets all specified needs.</w:t>
+        <w:t>-Platform App, an online Shopping store for (Clothes, Accessories. This SRS servers as the primary document for developers team, testers t</w:t>
+      </w:r>
+      <w:r>
+        <w:t>eam, project stakeholders, and the client to ensure that the final system meets all specified needs.</w:t>
       </w:r>
     </w:p>
     <w:p>
@@ -1285,7 +1298,10 @@
     </w:p>
     <w:p>
       <w:r>
-        <w:t>Clothing Platform App will be an e-commerce platform that allows customers to browse products, manage a shopping cart, place orders, and track deliveries</w:t>
+        <w:t>Clothing Platform App will be an e-commerce platform that allows customers to browse products, manage a shopping cart, place orders, and</w:t>
+      </w:r>
+      <w:r>
+        <w:t xml:space="preserve"> track deliveries</w:t>
       </w:r>
     </w:p>
     <w:p>
@@ -1321,15 +1337,7 @@
         <w:spacing w:before="0" w:after="0"/>
       </w:pPr>
       <w:r>
-        <w:t>Registration page with (</w:t>
-      </w:r>
-      <w:proofErr w:type="gramStart"/>
-      <w:r>
-        <w:t>Name ,</w:t>
-      </w:r>
-      <w:proofErr w:type="gramEnd"/>
-      <w:r>
-        <w:t xml:space="preserve"> E-mail ‘As unique ID’, Password, Confirm-Password, Role Button)</w:t>
+        <w:t>Registration page with (Name , E-mail ‘As unique ID’, Password, Confirm-Password, Role Button)</w:t>
       </w:r>
     </w:p>
     <w:p>
@@ -1401,7 +1409,10 @@
         <w:spacing w:before="0" w:after="0"/>
       </w:pPr>
       <w:r>
-        <w:t>Admin Dashboard</w:t>
+        <w:t xml:space="preserve">Admin </w:t>
+      </w:r>
+      <w:r>
+        <w:t>Dashboard</w:t>
       </w:r>
     </w:p>
     <w:p>
@@ -1580,7 +1591,10 @@
               <w:spacing w:line="240" w:lineRule="auto"/>
             </w:pPr>
             <w:r>
-              <w:t>Description</w:t>
+              <w:t>Descripti</w:t>
+            </w:r>
+            <w:r>
+              <w:t>on</w:t>
             </w:r>
           </w:p>
         </w:tc>
@@ -1964,7 +1978,10 @@
               <w:spacing w:before="0" w:after="0" w:line="240" w:lineRule="auto"/>
             </w:pPr>
             <w:r>
-              <w:t>Cash on Delivery - Payment method where payment is collected after order delivery</w:t>
+              <w:t xml:space="preserve">Cash on Delivery - Payment method where payment is collected after </w:t>
+            </w:r>
+            <w:r>
+              <w:t>order delivery</w:t>
             </w:r>
           </w:p>
         </w:tc>
@@ -2005,7 +2022,7 @@
       <w:r>
         <w:t xml:space="preserve">This document template is aligned with IEEE 830 and ISO/IEC/IEEE 29148:2011/2017. And can be found at </w:t>
       </w:r>
-      <w:hyperlink r:id="rId7">
+      <w:hyperlink r:id="rId8">
         <w:r>
           <w:rPr>
             <w:color w:val="1155CC"/>
@@ -2040,7 +2057,10 @@
     </w:p>
     <w:p>
       <w:r>
-        <w:t>This document is organized as follows:</w:t>
+        <w:t>This document is organized as fo</w:t>
+      </w:r>
+      <w:r>
+        <w:t>llows:</w:t>
       </w:r>
     </w:p>
     <w:p>
@@ -2078,7 +2098,10 @@
         <w:t>Section 3 - Specific Requirement</w:t>
       </w:r>
       <w:r>
-        <w:t>s: Details all functional requirements organized by feature.</w:t>
+        <w:t xml:space="preserve">s: Details all functional requirements organized by </w:t>
+      </w:r>
+      <w:r>
+        <w:t>feature.</w:t>
       </w:r>
     </w:p>
     <w:p>
@@ -2178,7 +2201,10 @@
         <w:spacing w:after="200"/>
       </w:pPr>
       <w:r>
-        <w:t>The Clothing Web Portal is a web-based system designed to operate as an e-commerce solution. The system consists of the following major components:</w:t>
+        <w:t>The Clothing Web Portal is a web-based system designed to operate as an e-commerce solution. The system consists of the following major c</w:t>
+      </w:r>
+      <w:r>
+        <w:t>omponents:</w:t>
       </w:r>
     </w:p>
     <w:p>
@@ -2242,7 +2268,10 @@
         <w:t xml:space="preserve">Database System: </w:t>
       </w:r>
       <w:r>
-        <w:t>Stores user information, product list, orders, and orders history</w:t>
+        <w:t>Stores user information, product list, orders, and orders</w:t>
+      </w:r>
+      <w:r>
+        <w:t xml:space="preserve"> history</w:t>
       </w:r>
     </w:p>
     <w:p>
@@ -2308,7 +2337,10 @@
         <w:t xml:space="preserve">User Management: </w:t>
       </w:r>
       <w:r>
-        <w:t>Registration, authentication, and role-based access control for Clients, Suppliers, and Administrators</w:t>
+        <w:t xml:space="preserve">Registration, authentication, and role-based access control for Clients, </w:t>
+      </w:r>
+      <w:r>
+        <w:t>Suppliers, and Administrators</w:t>
       </w:r>
     </w:p>
     <w:p>
@@ -2346,13 +2378,8 @@
         <w:t xml:space="preserve">Shopping Cart: </w:t>
       </w:r>
       <w:r>
-        <w:t xml:space="preserve">Add products to cart, and proceed to </w:t>
-      </w:r>
-      <w:proofErr w:type="gramStart"/>
-      <w:r>
-        <w:t>checkout</w:t>
-      </w:r>
-      <w:proofErr w:type="gramEnd"/>
+        <w:t>Add products to cart, and proceed to checkout</w:t>
+      </w:r>
     </w:p>
     <w:p>
       <w:pPr>
@@ -2370,7 +2397,10 @@
         <w:t xml:space="preserve">Order Processing: </w:t>
       </w:r>
       <w:r>
-        <w:t>Place orders with cash-on-delivery payment and view order history</w:t>
+        <w:t>Place orders with cash-on-delivery payment and view order</w:t>
+      </w:r>
+      <w:r>
+        <w:t xml:space="preserve"> history</w:t>
       </w:r>
     </w:p>
     <w:p>
@@ -2454,7 +2484,14 @@
           <w:sz w:val="34"/>
           <w:szCs w:val="34"/>
         </w:rPr>
-        <w:t>2.3 Product Constraints</w:t>
+        <w:t xml:space="preserve">2.3 </w:t>
+      </w:r>
+      <w:r>
+        <w:rPr>
+          <w:sz w:val="34"/>
+          <w:szCs w:val="34"/>
+        </w:rPr>
+        <w:t>Product Constraints</w:t>
       </w:r>
     </w:p>
     <w:p>
@@ -2511,7 +2548,10 @@
         <w:t xml:space="preserve">Admin Features Required: </w:t>
       </w:r>
       <w:r>
-        <w:t>System must have admin controls for users, suppliers and products management</w:t>
+        <w:t>System must have admin contr</w:t>
+      </w:r>
+      <w:r>
+        <w:t>ols for users, suppliers and products management</w:t>
       </w:r>
     </w:p>
     <w:p>
@@ -2575,7 +2615,14 @@
           <w:b/>
           <w:bCs/>
         </w:rPr>
-        <w:t xml:space="preserve">English Language Only: </w:t>
+        <w:t>English Langua</w:t>
+      </w:r>
+      <w:r>
+        <w:rPr>
+          <w:b/>
+          <w:bCs/>
+        </w:rPr>
+        <w:t xml:space="preserve">ge Only: </w:t>
       </w:r>
       <w:r>
         <w:t>All user interfaces must be in English</w:t>
@@ -2666,7 +2713,14 @@
           <w:b/>
           <w:bCs/>
         </w:rPr>
-        <w:t xml:space="preserve">Client (Customer): </w:t>
+        <w:t>Client (Custom</w:t>
+      </w:r>
+      <w:r>
+        <w:rPr>
+          <w:b/>
+          <w:bCs/>
+        </w:rPr>
+        <w:t xml:space="preserve">er): </w:t>
       </w:r>
       <w:r>
         <w:t>Browse and purchase clothing and accessories</w:t>
@@ -2844,7 +2898,10 @@
             <w:bookmarkStart w:id="15" w:name="_j252vzvas3ua" w:colFirst="0" w:colLast="0"/>
             <w:bookmarkEnd w:id="15"/>
             <w:r>
-              <w:t>3. Functional Requirements</w:t>
+              <w:t>3. Functional Requ</w:t>
+            </w:r>
+            <w:r>
+              <w:t>irements</w:t>
             </w:r>
           </w:p>
         </w:tc>
@@ -2993,19 +3050,11 @@
               <w:spacing w:before="0" w:after="0"/>
             </w:pPr>
             <w:r>
-              <w:t xml:space="preserve">The system SHALL </w:t>
+              <w:t>The system SHALL provide a registration page with (Username</w:t>
             </w:r>
             <w:proofErr w:type="gramStart"/>
             <w:r>
-              <w:t>provide</w:t>
-            </w:r>
-            <w:proofErr w:type="gramEnd"/>
-            <w:r>
-              <w:t xml:space="preserve"> a registration page with (</w:t>
-            </w:r>
-            <w:proofErr w:type="gramStart"/>
-            <w:r>
-              <w:t>Username,  Email</w:t>
+              <w:t>,  Email</w:t>
             </w:r>
             <w:proofErr w:type="gramEnd"/>
             <w:r>
@@ -3057,21 +3106,11 @@
               </w:pBdr>
               <w:spacing w:before="0" w:after="0"/>
             </w:pPr>
-            <w:proofErr w:type="gramStart"/>
-            <w:r>
-              <w:t>The system SHALL</w:t>
-            </w:r>
-            <w:proofErr w:type="gramEnd"/>
-            <w:r>
-              <w:t xml:space="preserve"> </w:t>
-            </w:r>
-            <w:proofErr w:type="gramStart"/>
-            <w:r>
-              <w:t>provide</w:t>
-            </w:r>
-            <w:proofErr w:type="gramEnd"/>
-            <w:r>
-              <w:t xml:space="preserve"> password visibility toggle option for password field</w:t>
+            <w:r>
+              <w:t xml:space="preserve">The system </w:t>
+            </w:r>
+            <w:r>
+              <w:t>SHALL provide password visibility toggle option for password field</w:t>
             </w:r>
           </w:p>
         </w:tc>
@@ -3120,29 +3159,8 @@
               </w:pBdr>
               <w:spacing w:before="0" w:after="0"/>
             </w:pPr>
-            <w:proofErr w:type="gramStart"/>
-            <w:r>
-              <w:t>The system SHALL</w:t>
-            </w:r>
-            <w:proofErr w:type="gramEnd"/>
-            <w:r>
-              <w:t xml:space="preserve"> </w:t>
-            </w:r>
-            <w:proofErr w:type="gramStart"/>
-            <w:r>
-              <w:t>provide</w:t>
-            </w:r>
-            <w:proofErr w:type="gramEnd"/>
-            <w:r>
-              <w:t xml:space="preserve"> an option to select the user role (Client/Supplier) </w:t>
-            </w:r>
-            <w:proofErr w:type="gramStart"/>
-            <w:r>
-              <w:t>in</w:t>
-            </w:r>
-            <w:proofErr w:type="gramEnd"/>
-            <w:r>
-              <w:t xml:space="preserve"> the registration page</w:t>
+            <w:r>
+              <w:t>The system SHALL provide an option to select the user role (Client/Supplier) in the registration page</w:t>
             </w:r>
           </w:p>
         </w:tc>
@@ -3191,15 +3209,10 @@
               <w:spacing w:before="0" w:after="0"/>
             </w:pPr>
             <w:r>
-              <w:t xml:space="preserve">The system SHALL </w:t>
-            </w:r>
-            <w:proofErr w:type="gramStart"/>
-            <w:r>
-              <w:t>not</w:t>
-            </w:r>
-            <w:proofErr w:type="gramEnd"/>
-            <w:r>
-              <w:t xml:space="preserve"> accept username length less than 3 or more than 50 characters</w:t>
+              <w:t>The system SHALL not accept username length l</w:t>
+            </w:r>
+            <w:r>
+              <w:t>ess than 3 or more than 50 characters</w:t>
             </w:r>
           </w:p>
         </w:tc>
@@ -3310,7 +3323,10 @@
       <w:bookmarkStart w:id="17" w:name="_ycedpsdujo1b" w:colFirst="0" w:colLast="0"/>
       <w:bookmarkEnd w:id="17"/>
       <w:r>
-        <w:t>3.2. User Login and Authentication</w:t>
+        <w:t xml:space="preserve">3.2. User Login </w:t>
+      </w:r>
+      <w:r>
+        <w:t>and Authentication</w:t>
       </w:r>
     </w:p>
     <w:tbl>
@@ -3438,15 +3454,7 @@
               <w:spacing w:before="0" w:after="0"/>
             </w:pPr>
             <w:r>
-              <w:t xml:space="preserve">The system SHALL </w:t>
-            </w:r>
-            <w:proofErr w:type="gramStart"/>
-            <w:r>
-              <w:t>provide</w:t>
-            </w:r>
-            <w:proofErr w:type="gramEnd"/>
-            <w:r>
-              <w:t xml:space="preserve"> a login page with a secure login functionality with (email and password) input fields for registered users.</w:t>
+              <w:t>The system SHALL provide a login page with a secure login functionality with (email and password) input fields for registered users.</w:t>
             </w:r>
           </w:p>
         </w:tc>
@@ -3665,6 +3673,7 @@
               <w:widowControl w:val="0"/>
               <w:spacing w:before="0" w:after="0"/>
             </w:pPr>
+            <w:bookmarkStart w:id="19" w:name="_GoBack" w:colFirst="0" w:colLast="0"/>
             <w:r>
               <w:t>SRS-FN-Admin-001</w:t>
             </w:r>
@@ -3694,21 +3703,65 @@
               <w:spacing w:before="0" w:after="0"/>
             </w:pPr>
             <w:r>
-              <w:t xml:space="preserve">The system SHALL </w:t>
-            </w:r>
-            <w:proofErr w:type="gramStart"/>
-            <w:r>
-              <w:t>allow</w:t>
-            </w:r>
-            <w:proofErr w:type="gramEnd"/>
-            <w:r>
-              <w:t xml:space="preserve"> the admin to add new products to the product list including product name, photo, description, price, stock </w:t>
+              <w:t xml:space="preserve">The system SHALL allow the admin to add new products to the product list including product name, photo, description, price, stock </w:t>
             </w:r>
             <w:proofErr w:type="spellStart"/>
             <w:r>
               <w:t>avaliability</w:t>
             </w:r>
+            <w:r>
+              <w:t>,supplier</w:t>
+            </w:r>
             <w:proofErr w:type="spellEnd"/>
+            <w:r>
+              <w:t xml:space="preserve"> id</w:t>
+            </w:r>
+          </w:p>
+        </w:tc>
+      </w:tr>
+      <w:bookmarkEnd w:id="19"/>
+      <w:tr>
+        <w:tc>
+          <w:tcPr>
+            <w:tcW w:w="2235" w:type="dxa"/>
+            <w:tcMar>
+              <w:top w:w="100" w:type="dxa"/>
+              <w:left w:w="100" w:type="dxa"/>
+              <w:bottom w:w="100" w:type="dxa"/>
+              <w:right w:w="100" w:type="dxa"/>
+            </w:tcMar>
+          </w:tcPr>
+          <w:p>
+            <w:pPr>
+              <w:widowControl w:val="0"/>
+              <w:spacing w:before="0" w:after="0"/>
+            </w:pPr>
+            <w:r>
+              <w:t>SRS-FN-Admin-002</w:t>
+            </w:r>
+          </w:p>
+        </w:tc>
+        <w:tc>
+          <w:tcPr>
+            <w:tcW w:w="7125" w:type="dxa"/>
+            <w:tcMar>
+              <w:top w:w="100" w:type="dxa"/>
+              <w:left w:w="100" w:type="dxa"/>
+              <w:bottom w:w="100" w:type="dxa"/>
+              <w:right w:w="100" w:type="dxa"/>
+            </w:tcMar>
+          </w:tcPr>
+          <w:p>
+            <w:pPr>
+              <w:widowControl w:val="0"/>
+            </w:pPr>
+            <w:r>
+              <w:t xml:space="preserve">The system SHALL allow the admin to remove products from the </w:t>
+            </w:r>
+            <w:r>
+              <w:lastRenderedPageBreak/>
+              <w:t>product list.</w:t>
+            </w:r>
           </w:p>
         </w:tc>
       </w:tr>
@@ -3729,7 +3782,8 @@
               <w:spacing w:before="0" w:after="0"/>
             </w:pPr>
             <w:r>
-              <w:t>SRS-FN-Admin-002</w:t>
+              <w:lastRenderedPageBreak/>
+              <w:t>SRS-FN-Admin-003</w:t>
             </w:r>
           </w:p>
         </w:tc>
@@ -3748,19 +3802,17 @@
               <w:widowControl w:val="0"/>
             </w:pPr>
             <w:r>
-              <w:t xml:space="preserve">The system SHALL </w:t>
-            </w:r>
+              <w:t xml:space="preserve">The system SHALL allow the admin to add, remove </w:t>
+            </w:r>
+            <w:proofErr w:type="spellStart"/>
             <w:proofErr w:type="gramStart"/>
             <w:r>
-              <w:t>allow</w:t>
-            </w:r>
+              <w:t>customers</w:t>
+            </w:r>
+            <w:proofErr w:type="spellEnd"/>
             <w:proofErr w:type="gramEnd"/>
             <w:r>
-              <w:t xml:space="preserve"> the admin to remove products from the </w:t>
-            </w:r>
-            <w:r>
-              <w:lastRenderedPageBreak/>
-              <w:t>product list.</w:t>
+              <w:t xml:space="preserve"> accounts.</w:t>
             </w:r>
           </w:p>
         </w:tc>
@@ -3782,8 +3834,7 @@
               <w:spacing w:before="0" w:after="0"/>
             </w:pPr>
             <w:r>
-              <w:lastRenderedPageBreak/>
-              <w:t>SRS-FN-Admin-003</w:t>
+              <w:t>SRS-FN-Admin-004</w:t>
             </w:r>
           </w:p>
         </w:tc>
@@ -3802,25 +3853,7 @@
               <w:widowControl w:val="0"/>
             </w:pPr>
             <w:r>
-              <w:t xml:space="preserve">The system SHALL </w:t>
-            </w:r>
-            <w:proofErr w:type="gramStart"/>
-            <w:r>
-              <w:t>allow</w:t>
-            </w:r>
-            <w:proofErr w:type="gramEnd"/>
-            <w:r>
-              <w:t xml:space="preserve"> the admin to add, remove </w:t>
-            </w:r>
-            <w:proofErr w:type="spellStart"/>
-            <w:proofErr w:type="gramStart"/>
-            <w:r>
-              <w:t>customers</w:t>
-            </w:r>
-            <w:proofErr w:type="spellEnd"/>
-            <w:proofErr w:type="gramEnd"/>
-            <w:r>
-              <w:t xml:space="preserve"> accounts.</w:t>
+              <w:t>The system SHALL allow the admin to add, remove suppliers accounts</w:t>
             </w:r>
           </w:p>
         </w:tc>
@@ -3842,7 +3875,7 @@
               <w:spacing w:before="0" w:after="0"/>
             </w:pPr>
             <w:r>
-              <w:t>SRS-FN-Admin-004</w:t>
+              <w:t>SRS-FN-Admin-005</w:t>
             </w:r>
           </w:p>
         </w:tc>
@@ -3861,15 +3894,18 @@
               <w:widowControl w:val="0"/>
             </w:pPr>
             <w:r>
-              <w:t xml:space="preserve">The system SHALL </w:t>
+              <w:t>The system SHALL allow</w:t>
+            </w:r>
+            <w:r>
+              <w:t xml:space="preserve"> the admin to view a list of all </w:t>
             </w:r>
             <w:proofErr w:type="gramStart"/>
             <w:r>
-              <w:t>allow</w:t>
+              <w:t>users(</w:t>
             </w:r>
             <w:proofErr w:type="gramEnd"/>
             <w:r>
-              <w:t xml:space="preserve"> the admin to add, remove suppliers accounts</w:t>
+              <w:t>suppliers, customers)  in the system.</w:t>
             </w:r>
           </w:p>
         </w:tc>
@@ -3891,7 +3927,7 @@
               <w:spacing w:before="0" w:after="0"/>
             </w:pPr>
             <w:r>
-              <w:t>SRS-FN-Admin-005</w:t>
+              <w:t>SRS-FN-Admin-006</w:t>
             </w:r>
           </w:p>
         </w:tc>
@@ -3910,31 +3946,7 @@
               <w:widowControl w:val="0"/>
             </w:pPr>
             <w:r>
-              <w:t xml:space="preserve">The system SHALL </w:t>
-            </w:r>
-            <w:proofErr w:type="gramStart"/>
-            <w:r>
-              <w:t>allow</w:t>
-            </w:r>
-            <w:proofErr w:type="gramEnd"/>
-            <w:r>
-              <w:t xml:space="preserve"> the admin to view a list of all </w:t>
-            </w:r>
-            <w:proofErr w:type="gramStart"/>
-            <w:r>
-              <w:t>users(</w:t>
-            </w:r>
-            <w:proofErr w:type="gramEnd"/>
-            <w:r>
-              <w:t xml:space="preserve">suppliers, </w:t>
-            </w:r>
-            <w:proofErr w:type="gramStart"/>
-            <w:r>
-              <w:t>customers)  in</w:t>
-            </w:r>
-            <w:proofErr w:type="gramEnd"/>
-            <w:r>
-              <w:t xml:space="preserve"> the system.</w:t>
+              <w:t>The system SHALL allow the admin to view a list of all orders in the system</w:t>
             </w:r>
           </w:p>
         </w:tc>
@@ -3956,7 +3968,7 @@
               <w:spacing w:before="0" w:after="0"/>
             </w:pPr>
             <w:r>
-              <w:t>SRS-FN-Admin-006</w:t>
+              <w:t>SRS-FN-Admin-007</w:t>
             </w:r>
           </w:p>
         </w:tc>
@@ -3975,64 +3987,10 @@
               <w:widowControl w:val="0"/>
             </w:pPr>
             <w:r>
-              <w:t xml:space="preserve">The system SHALL </w:t>
-            </w:r>
-            <w:proofErr w:type="gramStart"/>
-            <w:r>
-              <w:t>allow</w:t>
-            </w:r>
-            <w:proofErr w:type="gramEnd"/>
-            <w:r>
-              <w:t xml:space="preserve"> the admin to view a list of all orders in the system</w:t>
-            </w:r>
-          </w:p>
-        </w:tc>
-      </w:tr>
-      <w:tr>
-        <w:tc>
-          <w:tcPr>
-            <w:tcW w:w="2235" w:type="dxa"/>
-            <w:tcMar>
-              <w:top w:w="100" w:type="dxa"/>
-              <w:left w:w="100" w:type="dxa"/>
-              <w:bottom w:w="100" w:type="dxa"/>
-              <w:right w:w="100" w:type="dxa"/>
-            </w:tcMar>
-          </w:tcPr>
-          <w:p>
-            <w:pPr>
-              <w:widowControl w:val="0"/>
-              <w:spacing w:before="0" w:after="0"/>
-            </w:pPr>
-            <w:r>
-              <w:t>SRS-FN-Admin-007</w:t>
-            </w:r>
-          </w:p>
-        </w:tc>
-        <w:tc>
-          <w:tcPr>
-            <w:tcW w:w="7125" w:type="dxa"/>
-            <w:tcMar>
-              <w:top w:w="100" w:type="dxa"/>
-              <w:left w:w="100" w:type="dxa"/>
-              <w:bottom w:w="100" w:type="dxa"/>
-              <w:right w:w="100" w:type="dxa"/>
-            </w:tcMar>
-          </w:tcPr>
-          <w:p>
-            <w:pPr>
-              <w:widowControl w:val="0"/>
-            </w:pPr>
-            <w:r>
-              <w:t xml:space="preserve">The system SHALL </w:t>
-            </w:r>
-            <w:proofErr w:type="gramStart"/>
-            <w:r>
-              <w:t>allow</w:t>
-            </w:r>
-            <w:proofErr w:type="gramEnd"/>
-            <w:r>
-              <w:t xml:space="preserve"> the admin to approve or reject product submissions from suppliers.</w:t>
+              <w:t>The system SHALL allow the admin to approve or reject product submi</w:t>
+            </w:r>
+            <w:r>
+              <w:t>ssions from suppliers.</w:t>
             </w:r>
           </w:p>
         </w:tc>
@@ -4047,8 +4005,8 @@
           <w:szCs w:val="24"/>
         </w:rPr>
       </w:pPr>
-      <w:bookmarkStart w:id="19" w:name="_jszfqs8njk4y" w:colFirst="0" w:colLast="0"/>
-      <w:bookmarkEnd w:id="19"/>
+      <w:bookmarkStart w:id="20" w:name="_jszfqs8njk4y" w:colFirst="0" w:colLast="0"/>
+      <w:bookmarkEnd w:id="20"/>
       <w:r>
         <w:t>3.4. Supplier Functions</w:t>
       </w:r>
@@ -4167,15 +4125,7 @@
               <w:widowControl w:val="0"/>
             </w:pPr>
             <w:r>
-              <w:t xml:space="preserve">The system SHALL </w:t>
-            </w:r>
-            <w:proofErr w:type="gramStart"/>
-            <w:r>
-              <w:t>allow</w:t>
-            </w:r>
-            <w:proofErr w:type="gramEnd"/>
-            <w:r>
-              <w:t xml:space="preserve"> suppliers to submit new products to the product list with all information (photo, name, description, stock availability and price) </w:t>
+              <w:t xml:space="preserve">The system SHALL allow suppliers to submit new products to the product list with all information (photo, name, description, stock availability and price) </w:t>
             </w:r>
           </w:p>
         </w:tc>
@@ -4216,15 +4166,7 @@
               <w:widowControl w:val="0"/>
             </w:pPr>
             <w:r>
-              <w:t xml:space="preserve">The system SHALL </w:t>
-            </w:r>
-            <w:proofErr w:type="gramStart"/>
-            <w:r>
-              <w:t>allow</w:t>
-            </w:r>
-            <w:proofErr w:type="gramEnd"/>
-            <w:r>
-              <w:t xml:space="preserve"> suppliers to remove only their products from product list.</w:t>
+              <w:t>The system SHALL allow suppliers to remove only their products from product list.</w:t>
             </w:r>
           </w:p>
         </w:tc>
@@ -4269,7 +4211,10 @@
               <w:widowControl w:val="0"/>
             </w:pPr>
             <w:r>
-              <w:t>The system SHALL allow suppliers to view the information of the specific orders related to their products, including customer’s address, quantity ordered, and order status</w:t>
+              <w:t>The system SHALL allow suppliers to view the information of the specific orders related to their products, including customer’s addre</w:t>
+            </w:r>
+            <w:r>
+              <w:t>ss, quantity ordered, and order status</w:t>
             </w:r>
           </w:p>
         </w:tc>
@@ -4281,8 +4226,8 @@
         <w:pStyle w:val="Heading2"/>
         <w:spacing w:before="240" w:after="240"/>
       </w:pPr>
-      <w:bookmarkStart w:id="20" w:name="_1krx9yreemkt" w:colFirst="0" w:colLast="0"/>
-      <w:bookmarkEnd w:id="20"/>
+      <w:bookmarkStart w:id="21" w:name="_1krx9yreemkt" w:colFirst="0" w:colLast="0"/>
+      <w:bookmarkEnd w:id="21"/>
       <w:r>
         <w:t>3.5. Product List Dashboard</w:t>
       </w:r>
@@ -4452,23 +4397,7 @@
               <w:widowControl w:val="0"/>
             </w:pPr>
             <w:r>
-              <w:t xml:space="preserve">The </w:t>
-            </w:r>
-            <w:proofErr w:type="gramStart"/>
-            <w:r>
-              <w:t>system SHALL</w:t>
-            </w:r>
-            <w:proofErr w:type="gramEnd"/>
-            <w:r>
-              <w:t xml:space="preserve"> </w:t>
-            </w:r>
-            <w:proofErr w:type="gramStart"/>
-            <w:r>
-              <w:t>display</w:t>
-            </w:r>
-            <w:proofErr w:type="gramEnd"/>
-            <w:r>
-              <w:t xml:space="preserve"> the </w:t>
+              <w:t xml:space="preserve">The system SHALL display the </w:t>
             </w:r>
             <w:r>
               <w:rPr>
@@ -4519,31 +4448,7 @@
               <w:widowControl w:val="0"/>
             </w:pPr>
             <w:r>
-              <w:t xml:space="preserve">The </w:t>
-            </w:r>
-            <w:proofErr w:type="gramStart"/>
-            <w:r>
-              <w:t>system SHALL</w:t>
-            </w:r>
-            <w:proofErr w:type="gramEnd"/>
-            <w:r>
-              <w:t xml:space="preserve"> </w:t>
-            </w:r>
-            <w:proofErr w:type="gramStart"/>
-            <w:r>
-              <w:t>display</w:t>
-            </w:r>
-            <w:proofErr w:type="gramEnd"/>
-            <w:r>
-              <w:t xml:space="preserve"> </w:t>
-            </w:r>
-            <w:proofErr w:type="gramStart"/>
-            <w:r>
-              <w:t>the</w:t>
-            </w:r>
-            <w:proofErr w:type="gramEnd"/>
-            <w:r>
-              <w:t xml:space="preserve"> </w:t>
+              <w:t xml:space="preserve">The system SHALL display the </w:t>
             </w:r>
             <w:r>
               <w:rPr>
@@ -4644,21 +4549,11 @@
             <w:pPr>
               <w:widowControl w:val="0"/>
             </w:pPr>
-            <w:proofErr w:type="gramStart"/>
-            <w:r>
-              <w:t>The system SHALL</w:t>
-            </w:r>
-            <w:proofErr w:type="gramEnd"/>
-            <w:r>
-              <w:t xml:space="preserve"> </w:t>
-            </w:r>
-            <w:proofErr w:type="gramStart"/>
-            <w:r>
-              <w:t>display</w:t>
-            </w:r>
-            <w:proofErr w:type="gramEnd"/>
-            <w:r>
-              <w:t xml:space="preserve"> the </w:t>
+            <w:r>
+              <w:t xml:space="preserve">The system SHALL </w:t>
+            </w:r>
+            <w:r>
+              <w:t xml:space="preserve">display the </w:t>
             </w:r>
             <w:r>
               <w:rPr>
@@ -4709,15 +4604,7 @@
               <w:widowControl w:val="0"/>
             </w:pPr>
             <w:r>
-              <w:t xml:space="preserve">The system SHALL </w:t>
-            </w:r>
-            <w:proofErr w:type="gramStart"/>
-            <w:r>
-              <w:t>contain</w:t>
-            </w:r>
-            <w:proofErr w:type="gramEnd"/>
-            <w:r>
-              <w:t xml:space="preserve"> the </w:t>
+              <w:t xml:space="preserve">The system SHALL contain the </w:t>
             </w:r>
             <w:r>
               <w:rPr>
@@ -4768,7 +4655,10 @@
               <w:widowControl w:val="0"/>
             </w:pPr>
             <w:r>
-              <w:t>The system SHALL contain the button “Add to Cart” for each product</w:t>
+              <w:t>The system SHALL contain the button “Add to</w:t>
+            </w:r>
+            <w:r>
+              <w:t xml:space="preserve"> Cart” for each product</w:t>
             </w:r>
           </w:p>
         </w:tc>
@@ -4779,8 +4669,8 @@
       <w:pPr>
         <w:pStyle w:val="Heading2"/>
       </w:pPr>
-      <w:bookmarkStart w:id="21" w:name="_rg1iq7rrjf7h" w:colFirst="0" w:colLast="0"/>
-      <w:bookmarkEnd w:id="21"/>
+      <w:bookmarkStart w:id="22" w:name="_rg1iq7rrjf7h" w:colFirst="0" w:colLast="0"/>
+      <w:bookmarkEnd w:id="22"/>
       <w:r>
         <w:lastRenderedPageBreak/>
         <w:t>3.6. Shopping Cart Functionality</w:t>
@@ -4949,15 +4839,7 @@
               <w:widowControl w:val="0"/>
             </w:pPr>
             <w:r>
-              <w:t xml:space="preserve">The system SHALL </w:t>
-            </w:r>
-            <w:proofErr w:type="gramStart"/>
-            <w:r>
-              <w:t>allow</w:t>
-            </w:r>
-            <w:proofErr w:type="gramEnd"/>
-            <w:r>
-              <w:t xml:space="preserve"> customers to add products to the shopping cart with a specified quantity.</w:t>
+              <w:t>The system SHALL allow customers to add products to the shopping cart with a specified quantity.</w:t>
             </w:r>
           </w:p>
         </w:tc>
@@ -4998,15 +4880,7 @@
               <w:widowControl w:val="0"/>
             </w:pPr>
             <w:r>
-              <w:t xml:space="preserve">The system SHALL </w:t>
-            </w:r>
-            <w:proofErr w:type="gramStart"/>
-            <w:r>
-              <w:t>allow</w:t>
-            </w:r>
-            <w:proofErr w:type="gramEnd"/>
-            <w:r>
-              <w:t xml:space="preserve"> customers to remove items from the shopping cart.</w:t>
+              <w:t>The system SHALL allow customers to remove items from the shopping cart.</w:t>
             </w:r>
           </w:p>
         </w:tc>
@@ -5055,15 +4929,7 @@
             </w:r>
             <w:proofErr w:type="gramEnd"/>
             <w:r>
-              <w:t xml:space="preserve"> a “Proceed to </w:t>
-            </w:r>
-            <w:proofErr w:type="gramStart"/>
-            <w:r>
-              <w:t>Checkout”  button</w:t>
-            </w:r>
-            <w:proofErr w:type="gramEnd"/>
-            <w:r>
-              <w:t xml:space="preserve"> from the shopping cart page.</w:t>
+              <w:t xml:space="preserve"> a “Proceed to Checkout”  button from the shopping cart page.</w:t>
             </w:r>
           </w:p>
         </w:tc>
@@ -5074,8 +4940,8 @@
       <w:pPr>
         <w:pStyle w:val="Heading2"/>
       </w:pPr>
-      <w:bookmarkStart w:id="22" w:name="_uzloii5d306z" w:colFirst="0" w:colLast="0"/>
-      <w:bookmarkEnd w:id="22"/>
+      <w:bookmarkStart w:id="23" w:name="_uzloii5d306z" w:colFirst="0" w:colLast="0"/>
+      <w:bookmarkEnd w:id="23"/>
       <w:r>
         <w:t>3.6. Order Processing</w:t>
       </w:r>
@@ -5202,15 +5068,7 @@
               <w:spacing w:before="0" w:after="0" w:line="240" w:lineRule="auto"/>
             </w:pPr>
             <w:r>
-              <w:t xml:space="preserve">The system SHALL </w:t>
-            </w:r>
-            <w:proofErr w:type="gramStart"/>
-            <w:r>
-              <w:t>provide</w:t>
-            </w:r>
-            <w:proofErr w:type="gramEnd"/>
-            <w:r>
-              <w:t xml:space="preserve"> an order confirmation page to revise and confirm the order</w:t>
+              <w:t>The system SHALL provide an order confirmation page to revise and confirm the order</w:t>
             </w:r>
           </w:p>
         </w:tc>
@@ -5259,23 +5117,10 @@
               <w:spacing w:before="0" w:after="0" w:line="240" w:lineRule="auto"/>
             </w:pPr>
             <w:r>
-              <w:t xml:space="preserve">The system SHALL </w:t>
-            </w:r>
-            <w:proofErr w:type="gramStart"/>
-            <w:r>
-              <w:t>provide</w:t>
-            </w:r>
-            <w:proofErr w:type="gramEnd"/>
-            <w:r>
-              <w:t xml:space="preserve"> an input </w:t>
-            </w:r>
-            <w:proofErr w:type="gramStart"/>
-            <w:r>
-              <w:t>field to</w:t>
-            </w:r>
-            <w:proofErr w:type="gramEnd"/>
-            <w:r>
-              <w:t xml:space="preserve"> </w:t>
+              <w:t xml:space="preserve">The system SHALL provide an input </w:t>
+            </w:r>
+            <w:r>
+              <w:t xml:space="preserve">field to </w:t>
             </w:r>
             <w:proofErr w:type="spellStart"/>
             <w:r>
@@ -5350,8 +5195,8 @@
       <w:pPr>
         <w:pStyle w:val="Heading2"/>
       </w:pPr>
-      <w:bookmarkStart w:id="23" w:name="_jj7q342wruj6" w:colFirst="0" w:colLast="0"/>
-      <w:bookmarkEnd w:id="23"/>
+      <w:bookmarkStart w:id="24" w:name="_jj7q342wruj6" w:colFirst="0" w:colLast="0"/>
+      <w:bookmarkEnd w:id="24"/>
       <w:r>
         <w:lastRenderedPageBreak/>
         <w:t>3.7. Notifications</w:t>
@@ -5468,13 +5313,8 @@
               <w:widowControl w:val="0"/>
             </w:pPr>
             <w:r>
-              <w:t xml:space="preserve">The system SHALL </w:t>
-            </w:r>
-            <w:proofErr w:type="gramStart"/>
-            <w:r>
-              <w:t>send</w:t>
-            </w:r>
-            <w:proofErr w:type="gramEnd"/>
+              <w:t>The system SHALL send</w:t>
+            </w:r>
             <w:r>
               <w:t xml:space="preserve"> automated email notifications to customers after successful checkout including success message and order summary</w:t>
             </w:r>
@@ -5516,29 +5356,8 @@
             <w:pPr>
               <w:widowControl w:val="0"/>
             </w:pPr>
-            <w:proofErr w:type="gramStart"/>
-            <w:r>
-              <w:t>The system SHALL</w:t>
-            </w:r>
-            <w:proofErr w:type="gramEnd"/>
-            <w:r>
-              <w:t xml:space="preserve"> </w:t>
-            </w:r>
-            <w:proofErr w:type="gramStart"/>
-            <w:r>
-              <w:t>send</w:t>
-            </w:r>
-            <w:proofErr w:type="gramEnd"/>
-            <w:r>
-              <w:t xml:space="preserve"> automated email notifications to customers after delivery including </w:t>
-            </w:r>
-            <w:proofErr w:type="gramStart"/>
-            <w:r>
-              <w:t>success</w:t>
-            </w:r>
-            <w:proofErr w:type="gramEnd"/>
-            <w:r>
-              <w:t xml:space="preserve"> delivery</w:t>
+            <w:r>
+              <w:t>The system SHALL send automated email notifications to customers after delivery including success delivery</w:t>
             </w:r>
           </w:p>
         </w:tc>
@@ -5582,8 +5401,8 @@
               <w:widowControl w:val="0"/>
               <w:ind w:left="0" w:firstLine="0"/>
             </w:pPr>
-            <w:bookmarkStart w:id="24" w:name="_x4mkh8b5xuce" w:colFirst="0" w:colLast="0"/>
-            <w:bookmarkEnd w:id="24"/>
+            <w:bookmarkStart w:id="25" w:name="_x4mkh8b5xuce" w:colFirst="0" w:colLast="0"/>
+            <w:bookmarkEnd w:id="25"/>
             <w:r>
               <w:t>Appendix</w:t>
             </w:r>
@@ -5600,12 +5419,12 @@
           <w:szCs w:val="42"/>
         </w:rPr>
       </w:pPr>
-      <w:bookmarkStart w:id="25" w:name="_4jyktaoiwb83" w:colFirst="0" w:colLast="0"/>
-      <w:bookmarkEnd w:id="25"/>
+      <w:bookmarkStart w:id="26" w:name="_4jyktaoiwb83" w:colFirst="0" w:colLast="0"/>
+      <w:bookmarkEnd w:id="26"/>
     </w:p>
     <w:p/>
     <w:sectPr>
-      <w:headerReference w:type="default" r:id="rId8"/>
+      <w:headerReference w:type="default" r:id="rId9"/>
       <w:pgSz w:w="12240" w:h="15840"/>
       <w:pgMar w:top="1440" w:right="1440" w:bottom="1440" w:left="1440" w:header="720" w:footer="720" w:gutter="0"/>
       <w:pgNumType w:start="1"/>
@@ -5616,7 +5435,7 @@
 </file>
 
 <file path=word/endnotes.xml><?xml version="1.0" encoding="utf-8"?>
-<w:endnotes xmlns:wpc="http://schemas.microsoft.com/office/word/2010/wordprocessingCanvas" xmlns:cx="http://schemas.microsoft.com/office/drawing/2014/chartex" xmlns:cx1="http://schemas.microsoft.com/office/drawing/2015/9/8/chartex" xmlns:cx2="http://schemas.microsoft.com/office/drawing/2015/10/21/chartex" xmlns:cx3="http://schemas.microsoft.com/office/drawing/2016/5/9/chartex" xmlns:cx4="http://schemas.microsoft.com/office/drawing/2016/5/10/chartex" xmlns:cx5="http://schemas.microsoft.com/office/drawing/2016/5/11/chartex" xmlns:cx6="http://schemas.microsoft.com/office/drawing/2016/5/12/chartex" xmlns:cx7="http://schemas.microsoft.com/office/drawing/2016/5/13/chartex" xmlns:cx8="http://schemas.microsoft.com/office/drawing/2016/5/14/chartex" xmlns:mc="http://schemas.openxmlformats.org/markup-compatibility/2006" xmlns:aink="http://schemas.microsoft.com/office/drawing/2016/ink" xmlns:am3d="http://schemas.microsoft.com/office/drawing/2017/model3d" xmlns:o="urn:schemas-microsoft-com:office:office" xmlns:oel="http://schemas.microsoft.com/office/2019/extlst" xmlns:r="http://schemas.openxmlformats.org/officeDocument/2006/relationships" xmlns:m="http://schemas.openxmlformats.org/officeDocument/2006/math" xmlns:v="urn:schemas-microsoft-com:vml" xmlns:wp14="http://schemas.microsoft.com/office/word/2010/wordprocessingDrawing" xmlns:wp="http://schemas.openxmlformats.org/drawingml/2006/wordprocessingDrawing" xmlns:w10="urn:schemas-microsoft-com:office:word" xmlns:w="http://schemas.openxmlformats.org/wordprocessingml/2006/main" xmlns:w14="http://schemas.microsoft.com/office/word/2010/wordml" xmlns:w15="http://schemas.microsoft.com/office/word/2012/wordml" xmlns:w16cex="http://schemas.microsoft.com/office/word/2018/wordml/cex" xmlns:w16cid="http://schemas.microsoft.com/office/word/2016/wordml/cid" xmlns:w16="http://schemas.microsoft.com/office/word/2018/wordml" xmlns:w16du="http://schemas.microsoft.com/office/word/2023/wordml/word16du" xmlns:w16sdtdh="http://schemas.microsoft.com/office/word/2020/wordml/sdtdatahash" xmlns:w16sdtfl="http://schemas.microsoft.com/office/word/2024/wordml/sdtformatlock" xmlns:w16se="http://schemas.microsoft.com/office/word/2015/wordml/symex" xmlns:wpg="http://schemas.microsoft.com/office/word/2010/wordprocessingGroup" xmlns:wpi="http://schemas.microsoft.com/office/word/2010/wordprocessingInk" xmlns:wne="http://schemas.microsoft.com/office/word/2006/wordml" xmlns:wps="http://schemas.microsoft.com/office/word/2010/wordprocessingShape" mc:Ignorable="w14 w15 w16se w16cid w16 w16cex w16sdtdh w16sdtfl w16du wp14">
+<w:endnotes xmlns:wpc="http://schemas.microsoft.com/office/word/2010/wordprocessingCanvas" xmlns:mc="http://schemas.openxmlformats.org/markup-compatibility/2006" xmlns:o="urn:schemas-microsoft-com:office:office" xmlns:r="http://schemas.openxmlformats.org/officeDocument/2006/relationships" xmlns:m="http://schemas.openxmlformats.org/officeDocument/2006/math" xmlns:v="urn:schemas-microsoft-com:vml" xmlns:wp14="http://schemas.microsoft.com/office/word/2010/wordprocessingDrawing" xmlns:wp="http://schemas.openxmlformats.org/drawingml/2006/wordprocessingDrawing" xmlns:w10="urn:schemas-microsoft-com:office:word" xmlns:w="http://schemas.openxmlformats.org/wordprocessingml/2006/main" xmlns:w14="http://schemas.microsoft.com/office/word/2010/wordml" xmlns:wpg="http://schemas.microsoft.com/office/word/2010/wordprocessingGroup" xmlns:wpi="http://schemas.microsoft.com/office/word/2010/wordprocessingInk" xmlns:wne="http://schemas.microsoft.com/office/word/2006/wordml" xmlns:wps="http://schemas.microsoft.com/office/word/2010/wordprocessingShape" mc:Ignorable="w14 wp14">
   <w:endnote w:type="separator" w:id="-1">
     <w:p>
       <w:pPr>
@@ -5641,7 +5460,7 @@
 </file>
 
 <file path=word/footnotes.xml><?xml version="1.0" encoding="utf-8"?>
-<w:footnotes xmlns:wpc="http://schemas.microsoft.com/office/word/2010/wordprocessingCanvas" xmlns:cx="http://schemas.microsoft.com/office/drawing/2014/chartex" xmlns:cx1="http://schemas.microsoft.com/office/drawing/2015/9/8/chartex" xmlns:cx2="http://schemas.microsoft.com/office/drawing/2015/10/21/chartex" xmlns:cx3="http://schemas.microsoft.com/office/drawing/2016/5/9/chartex" xmlns:cx4="http://schemas.microsoft.com/office/drawing/2016/5/10/chartex" xmlns:cx5="http://schemas.microsoft.com/office/drawing/2016/5/11/chartex" xmlns:cx6="http://schemas.microsoft.com/office/drawing/2016/5/12/chartex" xmlns:cx7="http://schemas.microsoft.com/office/drawing/2016/5/13/chartex" xmlns:cx8="http://schemas.microsoft.com/office/drawing/2016/5/14/chartex" xmlns:mc="http://schemas.openxmlformats.org/markup-compatibility/2006" xmlns:aink="http://schemas.microsoft.com/office/drawing/2016/ink" xmlns:am3d="http://schemas.microsoft.com/office/drawing/2017/model3d" xmlns:o="urn:schemas-microsoft-com:office:office" xmlns:oel="http://schemas.microsoft.com/office/2019/extlst" xmlns:r="http://schemas.openxmlformats.org/officeDocument/2006/relationships" xmlns:m="http://schemas.openxmlformats.org/officeDocument/2006/math" xmlns:v="urn:schemas-microsoft-com:vml" xmlns:wp14="http://schemas.microsoft.com/office/word/2010/wordprocessingDrawing" xmlns:wp="http://schemas.openxmlformats.org/drawingml/2006/wordprocessingDrawing" xmlns:w10="urn:schemas-microsoft-com:office:word" xmlns:w="http://schemas.openxmlformats.org/wordprocessingml/2006/main" xmlns:w14="http://schemas.microsoft.com/office/word/2010/wordml" xmlns:w15="http://schemas.microsoft.com/office/word/2012/wordml" xmlns:w16cex="http://schemas.microsoft.com/office/word/2018/wordml/cex" xmlns:w16cid="http://schemas.microsoft.com/office/word/2016/wordml/cid" xmlns:w16="http://schemas.microsoft.com/office/word/2018/wordml" xmlns:w16du="http://schemas.microsoft.com/office/word/2023/wordml/word16du" xmlns:w16sdtdh="http://schemas.microsoft.com/office/word/2020/wordml/sdtdatahash" xmlns:w16sdtfl="http://schemas.microsoft.com/office/word/2024/wordml/sdtformatlock" xmlns:w16se="http://schemas.microsoft.com/office/word/2015/wordml/symex" xmlns:wpg="http://schemas.microsoft.com/office/word/2010/wordprocessingGroup" xmlns:wpi="http://schemas.microsoft.com/office/word/2010/wordprocessingInk" xmlns:wne="http://schemas.microsoft.com/office/word/2006/wordml" xmlns:wps="http://schemas.microsoft.com/office/word/2010/wordprocessingShape" mc:Ignorable="w14 w15 w16se w16cid w16 w16cex w16sdtdh w16sdtfl w16du wp14">
+<w:footnotes xmlns:wpc="http://schemas.microsoft.com/office/word/2010/wordprocessingCanvas" xmlns:mc="http://schemas.openxmlformats.org/markup-compatibility/2006" xmlns:o="urn:schemas-microsoft-com:office:office" xmlns:r="http://schemas.openxmlformats.org/officeDocument/2006/relationships" xmlns:m="http://schemas.openxmlformats.org/officeDocument/2006/math" xmlns:v="urn:schemas-microsoft-com:vml" xmlns:wp14="http://schemas.microsoft.com/office/word/2010/wordprocessingDrawing" xmlns:wp="http://schemas.openxmlformats.org/drawingml/2006/wordprocessingDrawing" xmlns:w10="urn:schemas-microsoft-com:office:word" xmlns:w="http://schemas.openxmlformats.org/wordprocessingml/2006/main" xmlns:w14="http://schemas.microsoft.com/office/word/2010/wordml" xmlns:wpg="http://schemas.microsoft.com/office/word/2010/wordprocessingGroup" xmlns:wpi="http://schemas.microsoft.com/office/word/2010/wordprocessingInk" xmlns:wne="http://schemas.microsoft.com/office/word/2006/wordml" xmlns:wps="http://schemas.microsoft.com/office/word/2010/wordprocessingShape" mc:Ignorable="w14 wp14">
   <w:footnote w:type="separator" w:id="-1">
     <w:p>
       <w:pPr>
@@ -5666,14 +5485,14 @@
 </file>
 
 <file path=word/header1.xml><?xml version="1.0" encoding="utf-8"?>
-<w:hdr xmlns:wpc="http://schemas.microsoft.com/office/word/2010/wordprocessingCanvas" xmlns:cx="http://schemas.microsoft.com/office/drawing/2014/chartex" xmlns:cx1="http://schemas.microsoft.com/office/drawing/2015/9/8/chartex" xmlns:cx2="http://schemas.microsoft.com/office/drawing/2015/10/21/chartex" xmlns:cx3="http://schemas.microsoft.com/office/drawing/2016/5/9/chartex" xmlns:cx4="http://schemas.microsoft.com/office/drawing/2016/5/10/chartex" xmlns:cx5="http://schemas.microsoft.com/office/drawing/2016/5/11/chartex" xmlns:cx6="http://schemas.microsoft.com/office/drawing/2016/5/12/chartex" xmlns:cx7="http://schemas.microsoft.com/office/drawing/2016/5/13/chartex" xmlns:cx8="http://schemas.microsoft.com/office/drawing/2016/5/14/chartex" xmlns:mc="http://schemas.openxmlformats.org/markup-compatibility/2006" xmlns:aink="http://schemas.microsoft.com/office/drawing/2016/ink" xmlns:am3d="http://schemas.microsoft.com/office/drawing/2017/model3d" xmlns:o="urn:schemas-microsoft-com:office:office" xmlns:oel="http://schemas.microsoft.com/office/2019/extlst" xmlns:r="http://schemas.openxmlformats.org/officeDocument/2006/relationships" xmlns:m="http://schemas.openxmlformats.org/officeDocument/2006/math" xmlns:v="urn:schemas-microsoft-com:vml" xmlns:wp14="http://schemas.microsoft.com/office/word/2010/wordprocessingDrawing" xmlns:wp="http://schemas.openxmlformats.org/drawingml/2006/wordprocessingDrawing" xmlns:w10="urn:schemas-microsoft-com:office:word" xmlns:w="http://schemas.openxmlformats.org/wordprocessingml/2006/main" xmlns:w14="http://schemas.microsoft.com/office/word/2010/wordml" xmlns:w15="http://schemas.microsoft.com/office/word/2012/wordml" xmlns:w16cex="http://schemas.microsoft.com/office/word/2018/wordml/cex" xmlns:w16cid="http://schemas.microsoft.com/office/word/2016/wordml/cid" xmlns:w16="http://schemas.microsoft.com/office/word/2018/wordml" xmlns:w16du="http://schemas.microsoft.com/office/word/2023/wordml/word16du" xmlns:w16sdtdh="http://schemas.microsoft.com/office/word/2020/wordml/sdtdatahash" xmlns:w16sdtfl="http://schemas.microsoft.com/office/word/2024/wordml/sdtformatlock" xmlns:w16se="http://schemas.microsoft.com/office/word/2015/wordml/symex" xmlns:wpg="http://schemas.microsoft.com/office/word/2010/wordprocessingGroup" xmlns:wpi="http://schemas.microsoft.com/office/word/2010/wordprocessingInk" xmlns:wne="http://schemas.microsoft.com/office/word/2006/wordml" xmlns:wps="http://schemas.microsoft.com/office/word/2010/wordprocessingShape" mc:Ignorable="w14 w15 w16se w16cid w16 w16cex w16sdtdh w16sdtfl w16du wp14">
+<w:hdr xmlns:wpc="http://schemas.microsoft.com/office/word/2010/wordprocessingCanvas" xmlns:mc="http://schemas.openxmlformats.org/markup-compatibility/2006" xmlns:o="urn:schemas-microsoft-com:office:office" xmlns:r="http://schemas.openxmlformats.org/officeDocument/2006/relationships" xmlns:m="http://schemas.openxmlformats.org/officeDocument/2006/math" xmlns:v="urn:schemas-microsoft-com:vml" xmlns:wp14="http://schemas.microsoft.com/office/word/2010/wordprocessingDrawing" xmlns:wp="http://schemas.openxmlformats.org/drawingml/2006/wordprocessingDrawing" xmlns:w10="urn:schemas-microsoft-com:office:word" xmlns:w="http://schemas.openxmlformats.org/wordprocessingml/2006/main" xmlns:w14="http://schemas.microsoft.com/office/word/2010/wordml" xmlns:wpg="http://schemas.microsoft.com/office/word/2010/wordprocessingGroup" xmlns:wpi="http://schemas.microsoft.com/office/word/2010/wordprocessingInk" xmlns:wne="http://schemas.microsoft.com/office/word/2006/wordml" xmlns:wps="http://schemas.microsoft.com/office/word/2010/wordprocessingShape" mc:Ignorable="w14 wp14">
   <w:p/>
 </w:hdr>
 </file>
 
 <file path=word/numbering.xml><?xml version="1.0" encoding="utf-8"?>
-<w:numbering xmlns:wpc="http://schemas.microsoft.com/office/word/2010/wordprocessingCanvas" xmlns:cx="http://schemas.microsoft.com/office/drawing/2014/chartex" xmlns:cx1="http://schemas.microsoft.com/office/drawing/2015/9/8/chartex" xmlns:cx2="http://schemas.microsoft.com/office/drawing/2015/10/21/chartex" xmlns:cx3="http://schemas.microsoft.com/office/drawing/2016/5/9/chartex" xmlns:cx4="http://schemas.microsoft.com/office/drawing/2016/5/10/chartex" xmlns:cx5="http://schemas.microsoft.com/office/drawing/2016/5/11/chartex" xmlns:cx6="http://schemas.microsoft.com/office/drawing/2016/5/12/chartex" xmlns:cx7="http://schemas.microsoft.com/office/drawing/2016/5/13/chartex" xmlns:cx8="http://schemas.microsoft.com/office/drawing/2016/5/14/chartex" xmlns:mc="http://schemas.openxmlformats.org/markup-compatibility/2006" xmlns:aink="http://schemas.microsoft.com/office/drawing/2016/ink" xmlns:am3d="http://schemas.microsoft.com/office/drawing/2017/model3d" xmlns:o="urn:schemas-microsoft-com:office:office" xmlns:oel="http://schemas.microsoft.com/office/2019/extlst" xmlns:r="http://schemas.openxmlformats.org/officeDocument/2006/relationships" xmlns:m="http://schemas.openxmlformats.org/officeDocument/2006/math" xmlns:v="urn:schemas-microsoft-com:vml" xmlns:wp14="http://schemas.microsoft.com/office/word/2010/wordprocessingDrawing" xmlns:wp="http://schemas.openxmlformats.org/drawingml/2006/wordprocessingDrawing" xmlns:w10="urn:schemas-microsoft-com:office:word" xmlns:w="http://schemas.openxmlformats.org/wordprocessingml/2006/main" xmlns:w14="http://schemas.microsoft.com/office/word/2010/wordml" xmlns:w15="http://schemas.microsoft.com/office/word/2012/wordml" xmlns:w16cex="http://schemas.microsoft.com/office/word/2018/wordml/cex" xmlns:w16cid="http://schemas.microsoft.com/office/word/2016/wordml/cid" xmlns:w16="http://schemas.microsoft.com/office/word/2018/wordml" xmlns:w16du="http://schemas.microsoft.com/office/word/2023/wordml/word16du" xmlns:w16sdtdh="http://schemas.microsoft.com/office/word/2020/wordml/sdtdatahash" xmlns:w16sdtfl="http://schemas.microsoft.com/office/word/2024/wordml/sdtformatlock" xmlns:w16se="http://schemas.microsoft.com/office/word/2015/wordml/symex" xmlns:wpg="http://schemas.microsoft.com/office/word/2010/wordprocessingGroup" xmlns:wpi="http://schemas.microsoft.com/office/word/2010/wordprocessingInk" xmlns:wne="http://schemas.microsoft.com/office/word/2006/wordml" xmlns:wps="http://schemas.microsoft.com/office/word/2010/wordprocessingShape" mc:Ignorable="w14 w15 w16se w16cid w16 w16cex w16sdtdh w16sdtfl w16du wp14">
-  <w:abstractNum w:abstractNumId="0" w15:restartNumberingAfterBreak="0">
+<w:numbering xmlns:wpc="http://schemas.microsoft.com/office/word/2010/wordprocessingCanvas" xmlns:mc="http://schemas.openxmlformats.org/markup-compatibility/2006" xmlns:o="urn:schemas-microsoft-com:office:office" xmlns:r="http://schemas.openxmlformats.org/officeDocument/2006/relationships" xmlns:m="http://schemas.openxmlformats.org/officeDocument/2006/math" xmlns:v="urn:schemas-microsoft-com:vml" xmlns:wp14="http://schemas.microsoft.com/office/word/2010/wordprocessingDrawing" xmlns:wp="http://schemas.openxmlformats.org/drawingml/2006/wordprocessingDrawing" xmlns:w10="urn:schemas-microsoft-com:office:word" xmlns:w="http://schemas.openxmlformats.org/wordprocessingml/2006/main" xmlns:w14="http://schemas.microsoft.com/office/word/2010/wordml" xmlns:wpg="http://schemas.microsoft.com/office/word/2010/wordprocessingGroup" xmlns:wpi="http://schemas.microsoft.com/office/word/2010/wordprocessingInk" xmlns:wne="http://schemas.microsoft.com/office/word/2006/wordml" xmlns:wps="http://schemas.microsoft.com/office/word/2010/wordprocessingShape" mc:Ignorable="w14 wp14">
+  <w:abstractNum w:abstractNumId="0">
     <w:nsid w:val="0EE11361"/>
     <w:multiLevelType w:val="multilevel"/>
     <w:tmpl w:val="313C1306"/>
@@ -5786,7 +5605,7 @@
       </w:rPr>
     </w:lvl>
   </w:abstractNum>
-  <w:abstractNum w:abstractNumId="1" w15:restartNumberingAfterBreak="0">
+  <w:abstractNum w:abstractNumId="1">
     <w:nsid w:val="106B7A3F"/>
     <w:multiLevelType w:val="multilevel"/>
     <w:tmpl w:val="34FE80D0"/>
@@ -5899,7 +5718,7 @@
       </w:rPr>
     </w:lvl>
   </w:abstractNum>
-  <w:abstractNum w:abstractNumId="2" w15:restartNumberingAfterBreak="0">
+  <w:abstractNum w:abstractNumId="2">
     <w:nsid w:val="2CBA0F66"/>
     <w:multiLevelType w:val="multilevel"/>
     <w:tmpl w:val="C44417BA"/>
@@ -6012,7 +5831,7 @@
       </w:rPr>
     </w:lvl>
   </w:abstractNum>
-  <w:abstractNum w:abstractNumId="3" w15:restartNumberingAfterBreak="0">
+  <w:abstractNum w:abstractNumId="3">
     <w:nsid w:val="2DC40623"/>
     <w:multiLevelType w:val="multilevel"/>
     <w:tmpl w:val="1D7C82DC"/>
@@ -6125,7 +5944,7 @@
       </w:rPr>
     </w:lvl>
   </w:abstractNum>
-  <w:abstractNum w:abstractNumId="4" w15:restartNumberingAfterBreak="0">
+  <w:abstractNum w:abstractNumId="4">
     <w:nsid w:val="2EED6E2C"/>
     <w:multiLevelType w:val="multilevel"/>
     <w:tmpl w:val="84A061E2"/>
@@ -6238,7 +6057,7 @@
       </w:rPr>
     </w:lvl>
   </w:abstractNum>
-  <w:abstractNum w:abstractNumId="5" w15:restartNumberingAfterBreak="0">
+  <w:abstractNum w:abstractNumId="5">
     <w:nsid w:val="4A7B0DC7"/>
     <w:multiLevelType w:val="multilevel"/>
     <w:tmpl w:val="831C3614"/>
@@ -6351,7 +6170,7 @@
       </w:rPr>
     </w:lvl>
   </w:abstractNum>
-  <w:abstractNum w:abstractNumId="6" w15:restartNumberingAfterBreak="0">
+  <w:abstractNum w:abstractNumId="6">
     <w:nsid w:val="55BA02C1"/>
     <w:multiLevelType w:val="multilevel"/>
     <w:tmpl w:val="863C4216"/>
@@ -6464,7 +6283,7 @@
       </w:rPr>
     </w:lvl>
   </w:abstractNum>
-  <w:abstractNum w:abstractNumId="7" w15:restartNumberingAfterBreak="0">
+  <w:abstractNum w:abstractNumId="7">
     <w:nsid w:val="67964062"/>
     <w:multiLevelType w:val="multilevel"/>
     <w:tmpl w:val="5E380F8C"/>
@@ -6577,7 +6396,7 @@
       </w:rPr>
     </w:lvl>
   </w:abstractNum>
-  <w:abstractNum w:abstractNumId="8" w15:restartNumberingAfterBreak="0">
+  <w:abstractNum w:abstractNumId="8">
     <w:nsid w:val="6F9D3791"/>
     <w:multiLevelType w:val="multilevel"/>
     <w:tmpl w:val="D3608EAA"/>
@@ -6690,45 +6509,45 @@
       </w:rPr>
     </w:lvl>
   </w:abstractNum>
-  <w:num w:numId="1" w16cid:durableId="211697239">
+  <w:num w:numId="1">
     <w:abstractNumId w:val="4"/>
   </w:num>
-  <w:num w:numId="2" w16cid:durableId="2133670641">
+  <w:num w:numId="2">
     <w:abstractNumId w:val="2"/>
   </w:num>
-  <w:num w:numId="3" w16cid:durableId="1289314907">
+  <w:num w:numId="3">
     <w:abstractNumId w:val="0"/>
   </w:num>
-  <w:num w:numId="4" w16cid:durableId="1300308013">
+  <w:num w:numId="4">
     <w:abstractNumId w:val="7"/>
   </w:num>
-  <w:num w:numId="5" w16cid:durableId="1441610408">
+  <w:num w:numId="5">
     <w:abstractNumId w:val="1"/>
   </w:num>
-  <w:num w:numId="6" w16cid:durableId="106971014">
+  <w:num w:numId="6">
     <w:abstractNumId w:val="6"/>
   </w:num>
-  <w:num w:numId="7" w16cid:durableId="777413942">
+  <w:num w:numId="7">
     <w:abstractNumId w:val="3"/>
   </w:num>
-  <w:num w:numId="8" w16cid:durableId="1443381570">
+  <w:num w:numId="8">
     <w:abstractNumId w:val="5"/>
   </w:num>
-  <w:num w:numId="9" w16cid:durableId="1075588210">
+  <w:num w:numId="9">
     <w:abstractNumId w:val="8"/>
   </w:num>
 </w:numbering>
 </file>
 
 <file path=word/styles.xml><?xml version="1.0" encoding="utf-8"?>
-<w:styles xmlns:mc="http://schemas.openxmlformats.org/markup-compatibility/2006" xmlns:r="http://schemas.openxmlformats.org/officeDocument/2006/relationships" xmlns:w="http://schemas.openxmlformats.org/wordprocessingml/2006/main" xmlns:w14="http://schemas.microsoft.com/office/word/2010/wordml" xmlns:w15="http://schemas.microsoft.com/office/word/2012/wordml" xmlns:w16cex="http://schemas.microsoft.com/office/word/2018/wordml/cex" xmlns:w16cid="http://schemas.microsoft.com/office/word/2016/wordml/cid" xmlns:w16="http://schemas.microsoft.com/office/word/2018/wordml" xmlns:w16du="http://schemas.microsoft.com/office/word/2023/wordml/word16du" xmlns:w16sdtdh="http://schemas.microsoft.com/office/word/2020/wordml/sdtdatahash" xmlns:w16sdtfl="http://schemas.microsoft.com/office/word/2024/wordml/sdtformatlock" xmlns:w16se="http://schemas.microsoft.com/office/word/2015/wordml/symex" mc:Ignorable="w14 w15 w16se w16cid w16 w16cex w16sdtdh w16sdtfl w16du">
+<w:styles xmlns:mc="http://schemas.openxmlformats.org/markup-compatibility/2006" xmlns:r="http://schemas.openxmlformats.org/officeDocument/2006/relationships" xmlns:w="http://schemas.openxmlformats.org/wordprocessingml/2006/main" xmlns:w14="http://schemas.microsoft.com/office/word/2010/wordml" mc:Ignorable="w14">
   <w:docDefaults>
     <w:rPrDefault>
       <w:rPr>
         <w:rFonts w:ascii="Times New Roman" w:eastAsia="Times New Roman" w:hAnsi="Times New Roman" w:cs="Times New Roman"/>
         <w:sz w:val="24"/>
         <w:szCs w:val="24"/>
-        <w:lang w:val="en" w:eastAsia="en-US" w:bidi="ar-SA"/>
+        <w:lang w:eastAsia="en-US" w:bidi="ar-SA"/>
       </w:rPr>
     </w:rPrDefault>
     <w:pPrDefault>
@@ -6737,383 +6556,144 @@
       </w:pPr>
     </w:pPrDefault>
   </w:docDefaults>
-  <w:latentStyles w:defLockedState="0" w:defUIPriority="99" w:defSemiHidden="0" w:defUnhideWhenUsed="0" w:defQFormat="0" w:count="376">
-    <w:lsdException w:name="Normal" w:uiPriority="0" w:qFormat="1"/>
-    <w:lsdException w:name="heading 1" w:uiPriority="9" w:qFormat="1"/>
-    <w:lsdException w:name="heading 2" w:semiHidden="1" w:uiPriority="9" w:unhideWhenUsed="1" w:qFormat="1"/>
-    <w:lsdException w:name="heading 3" w:semiHidden="1" w:uiPriority="9" w:unhideWhenUsed="1" w:qFormat="1"/>
-    <w:lsdException w:name="heading 4" w:semiHidden="1" w:uiPriority="9" w:unhideWhenUsed="1" w:qFormat="1"/>
-    <w:lsdException w:name="heading 5" w:semiHidden="1" w:uiPriority="9" w:unhideWhenUsed="1" w:qFormat="1"/>
-    <w:lsdException w:name="heading 6" w:semiHidden="1" w:uiPriority="9" w:unhideWhenUsed="1" w:qFormat="1"/>
-    <w:lsdException w:name="heading 7" w:semiHidden="1" w:uiPriority="9" w:unhideWhenUsed="1" w:qFormat="1"/>
-    <w:lsdException w:name="heading 8" w:semiHidden="1" w:uiPriority="9" w:unhideWhenUsed="1" w:qFormat="1"/>
-    <w:lsdException w:name="heading 9" w:semiHidden="1" w:uiPriority="9" w:unhideWhenUsed="1" w:qFormat="1"/>
-    <w:lsdException w:name="index 1" w:semiHidden="1" w:unhideWhenUsed="1"/>
-    <w:lsdException w:name="index 2" w:semiHidden="1" w:unhideWhenUsed="1"/>
-    <w:lsdException w:name="index 3" w:semiHidden="1" w:unhideWhenUsed="1"/>
-    <w:lsdException w:name="index 4" w:semiHidden="1" w:unhideWhenUsed="1"/>
-    <w:lsdException w:name="index 5" w:semiHidden="1" w:unhideWhenUsed="1"/>
-    <w:lsdException w:name="index 6" w:semiHidden="1" w:unhideWhenUsed="1"/>
-    <w:lsdException w:name="index 7" w:semiHidden="1" w:unhideWhenUsed="1"/>
-    <w:lsdException w:name="index 8" w:semiHidden="1" w:unhideWhenUsed="1"/>
-    <w:lsdException w:name="index 9" w:semiHidden="1" w:unhideWhenUsed="1"/>
-    <w:lsdException w:name="toc 1" w:semiHidden="1" w:uiPriority="39" w:unhideWhenUsed="1"/>
-    <w:lsdException w:name="toc 2" w:semiHidden="1" w:uiPriority="39" w:unhideWhenUsed="1"/>
-    <w:lsdException w:name="toc 3" w:semiHidden="1" w:uiPriority="39" w:unhideWhenUsed="1"/>
-    <w:lsdException w:name="toc 4" w:semiHidden="1" w:uiPriority="39" w:unhideWhenUsed="1"/>
-    <w:lsdException w:name="toc 5" w:semiHidden="1" w:uiPriority="39" w:unhideWhenUsed="1"/>
-    <w:lsdException w:name="toc 6" w:semiHidden="1" w:uiPriority="39" w:unhideWhenUsed="1"/>
-    <w:lsdException w:name="toc 7" w:semiHidden="1" w:uiPriority="39" w:unhideWhenUsed="1"/>
-    <w:lsdException w:name="toc 8" w:semiHidden="1" w:uiPriority="39" w:unhideWhenUsed="1"/>
-    <w:lsdException w:name="toc 9" w:semiHidden="1" w:uiPriority="39" w:unhideWhenUsed="1"/>
-    <w:lsdException w:name="Normal Indent" w:semiHidden="1" w:unhideWhenUsed="1"/>
-    <w:lsdException w:name="footnote text" w:semiHidden="1" w:unhideWhenUsed="1"/>
-    <w:lsdException w:name="annotation text" w:semiHidden="1" w:unhideWhenUsed="1"/>
-    <w:lsdException w:name="header" w:semiHidden="1" w:unhideWhenUsed="1"/>
-    <w:lsdException w:name="footer" w:semiHidden="1" w:unhideWhenUsed="1"/>
-    <w:lsdException w:name="index heading" w:semiHidden="1" w:unhideWhenUsed="1"/>
-    <w:lsdException w:name="caption" w:semiHidden="1" w:uiPriority="35" w:unhideWhenUsed="1" w:qFormat="1"/>
-    <w:lsdException w:name="table of figures" w:semiHidden="1" w:unhideWhenUsed="1"/>
-    <w:lsdException w:name="envelope address" w:semiHidden="1" w:unhideWhenUsed="1"/>
-    <w:lsdException w:name="envelope return" w:semiHidden="1" w:unhideWhenUsed="1"/>
-    <w:lsdException w:name="footnote reference" w:semiHidden="1" w:unhideWhenUsed="1"/>
-    <w:lsdException w:name="annotation reference" w:semiHidden="1" w:unhideWhenUsed="1"/>
-    <w:lsdException w:name="line number" w:semiHidden="1" w:unhideWhenUsed="1"/>
-    <w:lsdException w:name="page number" w:semiHidden="1" w:unhideWhenUsed="1"/>
-    <w:lsdException w:name="endnote reference" w:semiHidden="1" w:unhideWhenUsed="1"/>
-    <w:lsdException w:name="endnote text" w:semiHidden="1" w:unhideWhenUsed="1"/>
-    <w:lsdException w:name="table of authorities" w:semiHidden="1" w:unhideWhenUsed="1"/>
-    <w:lsdException w:name="macro" w:semiHidden="1" w:unhideWhenUsed="1"/>
-    <w:lsdException w:name="toa heading" w:semiHidden="1" w:unhideWhenUsed="1"/>
-    <w:lsdException w:name="List" w:semiHidden="1" w:unhideWhenUsed="1"/>
-    <w:lsdException w:name="List Bullet" w:semiHidden="1" w:unhideWhenUsed="1"/>
-    <w:lsdException w:name="List Number" w:semiHidden="1" w:unhideWhenUsed="1"/>
-    <w:lsdException w:name="List 2" w:semiHidden="1" w:unhideWhenUsed="1"/>
-    <w:lsdException w:name="List 3" w:semiHidden="1" w:unhideWhenUsed="1"/>
-    <w:lsdException w:name="List 4" w:semiHidden="1" w:unhideWhenUsed="1"/>
-    <w:lsdException w:name="List 5" w:semiHidden="1" w:unhideWhenUsed="1"/>
-    <w:lsdException w:name="List Bullet 2" w:semiHidden="1" w:unhideWhenUsed="1"/>
-    <w:lsdException w:name="List Bullet 3" w:semiHidden="1" w:unhideWhenUsed="1"/>
-    <w:lsdException w:name="List Bullet 4" w:semiHidden="1" w:unhideWhenUsed="1"/>
-    <w:lsdException w:name="List Bullet 5" w:semiHidden="1" w:unhideWhenUsed="1"/>
-    <w:lsdException w:name="List Number 2" w:semiHidden="1" w:unhideWhenUsed="1"/>
-    <w:lsdException w:name="List Number 3" w:semiHidden="1" w:unhideWhenUsed="1"/>
-    <w:lsdException w:name="List Number 4" w:semiHidden="1" w:unhideWhenUsed="1"/>
-    <w:lsdException w:name="List Number 5" w:semiHidden="1" w:unhideWhenUsed="1"/>
-    <w:lsdException w:name="Title" w:uiPriority="10" w:qFormat="1"/>
-    <w:lsdException w:name="Closing" w:semiHidden="1" w:unhideWhenUsed="1"/>
-    <w:lsdException w:name="Signature" w:semiHidden="1" w:unhideWhenUsed="1"/>
-    <w:lsdException w:name="Default Paragraph Font" w:semiHidden="1" w:uiPriority="1" w:unhideWhenUsed="1"/>
-    <w:lsdException w:name="Body Text" w:semiHidden="1" w:unhideWhenUsed="1"/>
-    <w:lsdException w:name="Body Text Indent" w:semiHidden="1" w:unhideWhenUsed="1"/>
-    <w:lsdException w:name="List Continue" w:semiHidden="1" w:unhideWhenUsed="1"/>
-    <w:lsdException w:name="List Continue 2" w:semiHidden="1" w:unhideWhenUsed="1"/>
-    <w:lsdException w:name="List Continue 3" w:semiHidden="1" w:unhideWhenUsed="1"/>
-    <w:lsdException w:name="List Continue 4" w:semiHidden="1" w:unhideWhenUsed="1"/>
-    <w:lsdException w:name="List Continue 5" w:semiHidden="1" w:unhideWhenUsed="1"/>
-    <w:lsdException w:name="Message Header" w:semiHidden="1" w:unhideWhenUsed="1"/>
-    <w:lsdException w:name="Subtitle" w:uiPriority="11" w:qFormat="1"/>
-    <w:lsdException w:name="Salutation" w:semiHidden="1" w:unhideWhenUsed="1"/>
-    <w:lsdException w:name="Date" w:semiHidden="1" w:unhideWhenUsed="1"/>
-    <w:lsdException w:name="Body Text First Indent" w:semiHidden="1" w:unhideWhenUsed="1"/>
-    <w:lsdException w:name="Body Text First Indent 2" w:semiHidden="1" w:unhideWhenUsed="1"/>
-    <w:lsdException w:name="Note Heading" w:semiHidden="1" w:unhideWhenUsed="1"/>
-    <w:lsdException w:name="Body Text 2" w:semiHidden="1" w:unhideWhenUsed="1"/>
-    <w:lsdException w:name="Body Text 3" w:semiHidden="1" w:unhideWhenUsed="1"/>
-    <w:lsdException w:name="Body Text Indent 2" w:semiHidden="1" w:unhideWhenUsed="1"/>
-    <w:lsdException w:name="Body Text Indent 3" w:semiHidden="1" w:unhideWhenUsed="1"/>
-    <w:lsdException w:name="Block Text" w:semiHidden="1" w:unhideWhenUsed="1"/>
-    <w:lsdException w:name="Hyperlink" w:semiHidden="1" w:unhideWhenUsed="1"/>
-    <w:lsdException w:name="FollowedHyperlink" w:semiHidden="1" w:unhideWhenUsed="1"/>
-    <w:lsdException w:name="Strong" w:uiPriority="22" w:qFormat="1"/>
-    <w:lsdException w:name="Emphasis" w:uiPriority="20" w:qFormat="1"/>
-    <w:lsdException w:name="Document Map" w:semiHidden="1" w:unhideWhenUsed="1"/>
-    <w:lsdException w:name="Plain Text" w:semiHidden="1" w:unhideWhenUsed="1"/>
-    <w:lsdException w:name="E-mail Signature" w:semiHidden="1" w:unhideWhenUsed="1"/>
-    <w:lsdException w:name="HTML Top of Form" w:semiHidden="1" w:unhideWhenUsed="1"/>
-    <w:lsdException w:name="HTML Bottom of Form" w:semiHidden="1" w:unhideWhenUsed="1"/>
-    <w:lsdException w:name="Normal (Web)" w:semiHidden="1" w:unhideWhenUsed="1"/>
-    <w:lsdException w:name="HTML Acronym" w:semiHidden="1" w:unhideWhenUsed="1"/>
-    <w:lsdException w:name="HTML Address" w:semiHidden="1" w:unhideWhenUsed="1"/>
-    <w:lsdException w:name="HTML Cite" w:semiHidden="1" w:unhideWhenUsed="1"/>
-    <w:lsdException w:name="HTML Code" w:semiHidden="1" w:unhideWhenUsed="1"/>
-    <w:lsdException w:name="HTML Definition" w:semiHidden="1" w:unhideWhenUsed="1"/>
-    <w:lsdException w:name="HTML Keyboard" w:semiHidden="1" w:unhideWhenUsed="1"/>
-    <w:lsdException w:name="HTML Preformatted" w:semiHidden="1" w:unhideWhenUsed="1"/>
-    <w:lsdException w:name="HTML Sample" w:semiHidden="1" w:unhideWhenUsed="1"/>
-    <w:lsdException w:name="HTML Typewriter" w:semiHidden="1" w:unhideWhenUsed="1"/>
-    <w:lsdException w:name="HTML Variable" w:semiHidden="1" w:unhideWhenUsed="1"/>
-    <w:lsdException w:name="Normal Table" w:semiHidden="1" w:unhideWhenUsed="1"/>
-    <w:lsdException w:name="annotation subject" w:semiHidden="1" w:unhideWhenUsed="1"/>
-    <w:lsdException w:name="No List" w:semiHidden="1" w:unhideWhenUsed="1"/>
-    <w:lsdException w:name="Outline List 1" w:semiHidden="1" w:unhideWhenUsed="1"/>
-    <w:lsdException w:name="Outline List 2" w:semiHidden="1" w:unhideWhenUsed="1"/>
-    <w:lsdException w:name="Outline List 3" w:semiHidden="1" w:unhideWhenUsed="1"/>
-    <w:lsdException w:name="Table Simple 1" w:semiHidden="1" w:unhideWhenUsed="1"/>
-    <w:lsdException w:name="Table Simple 2" w:semiHidden="1" w:unhideWhenUsed="1"/>
-    <w:lsdException w:name="Table Simple 3" w:semiHidden="1" w:unhideWhenUsed="1"/>
-    <w:lsdException w:name="Table Classic 1" w:semiHidden="1" w:unhideWhenUsed="1"/>
-    <w:lsdException w:name="Table Classic 2" w:semiHidden="1" w:unhideWhenUsed="1"/>
-    <w:lsdException w:name="Table Classic 3" w:semiHidden="1" w:unhideWhenUsed="1"/>
-    <w:lsdException w:name="Table Classic 4" w:semiHidden="1" w:unhideWhenUsed="1"/>
-    <w:lsdException w:name="Table Colorful 1" w:semiHidden="1" w:unhideWhenUsed="1"/>
-    <w:lsdException w:name="Table Colorful 2" w:semiHidden="1" w:unhideWhenUsed="1"/>
-    <w:lsdException w:name="Table Colorful 3" w:semiHidden="1" w:unhideWhenUsed="1"/>
-    <w:lsdException w:name="Table Columns 1" w:semiHidden="1" w:unhideWhenUsed="1"/>
-    <w:lsdException w:name="Table Columns 2" w:semiHidden="1" w:unhideWhenUsed="1"/>
-    <w:lsdException w:name="Table Columns 3" w:semiHidden="1" w:unhideWhenUsed="1"/>
-    <w:lsdException w:name="Table Columns 4" w:semiHidden="1" w:unhideWhenUsed="1"/>
-    <w:lsdException w:name="Table Columns 5" w:semiHidden="1" w:unhideWhenUsed="1"/>
-    <w:lsdException w:name="Table Grid 1" w:semiHidden="1" w:unhideWhenUsed="1"/>
-    <w:lsdException w:name="Table Grid 2" w:semiHidden="1" w:unhideWhenUsed="1"/>
-    <w:lsdException w:name="Table Grid 3" w:semiHidden="1" w:unhideWhenUsed="1"/>
-    <w:lsdException w:name="Table Grid 4" w:semiHidden="1" w:unhideWhenUsed="1"/>
-    <w:lsdException w:name="Table Grid 5" w:semiHidden="1" w:unhideWhenUsed="1"/>
-    <w:lsdException w:name="Table Grid 6" w:semiHidden="1" w:unhideWhenUsed="1"/>
-    <w:lsdException w:name="Table Grid 7" w:semiHidden="1" w:unhideWhenUsed="1"/>
-    <w:lsdException w:name="Table Grid 8" w:semiHidden="1" w:unhideWhenUsed="1"/>
-    <w:lsdException w:name="Table List 1" w:semiHidden="1" w:unhideWhenUsed="1"/>
-    <w:lsdException w:name="Table List 2" w:semiHidden="1" w:unhideWhenUsed="1"/>
-    <w:lsdException w:name="Table List 3" w:semiHidden="1" w:unhideWhenUsed="1"/>
-    <w:lsdException w:name="Table List 4" w:semiHidden="1" w:unhideWhenUsed="1"/>
-    <w:lsdException w:name="Table List 5" w:semiHidden="1" w:unhideWhenUsed="1"/>
-    <w:lsdException w:name="Table List 6" w:semiHidden="1" w:unhideWhenUsed="1"/>
-    <w:lsdException w:name="Table List 7" w:semiHidden="1" w:unhideWhenUsed="1"/>
-    <w:lsdException w:name="Table List 8" w:semiHidden="1" w:unhideWhenUsed="1"/>
-    <w:lsdException w:name="Table 3D effects 1" w:semiHidden="1" w:unhideWhenUsed="1"/>
-    <w:lsdException w:name="Table 3D effects 2" w:semiHidden="1" w:unhideWhenUsed="1"/>
-    <w:lsdException w:name="Table 3D effects 3" w:semiHidden="1" w:unhideWhenUsed="1"/>
-    <w:lsdException w:name="Table Contemporary" w:semiHidden="1" w:unhideWhenUsed="1"/>
-    <w:lsdException w:name="Table Elegant" w:semiHidden="1" w:unhideWhenUsed="1"/>
-    <w:lsdException w:name="Table Professional" w:semiHidden="1" w:unhideWhenUsed="1"/>
-    <w:lsdException w:name="Table Subtle 1" w:semiHidden="1" w:unhideWhenUsed="1"/>
-    <w:lsdException w:name="Table Subtle 2" w:semiHidden="1" w:unhideWhenUsed="1"/>
-    <w:lsdException w:name="Table Web 1" w:semiHidden="1" w:unhideWhenUsed="1"/>
-    <w:lsdException w:name="Table Web 2" w:semiHidden="1" w:unhideWhenUsed="1"/>
-    <w:lsdException w:name="Table Web 3" w:semiHidden="1" w:unhideWhenUsed="1"/>
-    <w:lsdException w:name="Balloon Text" w:semiHidden="1" w:unhideWhenUsed="1"/>
-    <w:lsdException w:name="Table Grid" w:uiPriority="39"/>
-    <w:lsdException w:name="Table Theme" w:semiHidden="1" w:unhideWhenUsed="1"/>
-    <w:lsdException w:name="Placeholder Text" w:semiHidden="1"/>
-    <w:lsdException w:name="No Spacing" w:uiPriority="1" w:qFormat="1"/>
-    <w:lsdException w:name="Light Shading" w:uiPriority="60"/>
-    <w:lsdException w:name="Light List" w:uiPriority="61"/>
-    <w:lsdException w:name="Light Grid" w:uiPriority="62"/>
-    <w:lsdException w:name="Medium Shading 1" w:uiPriority="63"/>
-    <w:lsdException w:name="Medium Shading 2" w:uiPriority="64"/>
-    <w:lsdException w:name="Medium List 1" w:uiPriority="65"/>
-    <w:lsdException w:name="Medium List 2" w:uiPriority="66"/>
-    <w:lsdException w:name="Medium Grid 1" w:uiPriority="67"/>
-    <w:lsdException w:name="Medium Grid 2" w:uiPriority="68"/>
-    <w:lsdException w:name="Medium Grid 3" w:uiPriority="69"/>
-    <w:lsdException w:name="Dark List" w:uiPriority="70"/>
-    <w:lsdException w:name="Colorful Shading" w:uiPriority="71"/>
-    <w:lsdException w:name="Colorful List" w:uiPriority="72"/>
-    <w:lsdException w:name="Colorful Grid" w:uiPriority="73"/>
-    <w:lsdException w:name="Light Shading Accent 1" w:uiPriority="60"/>
-    <w:lsdException w:name="Light List Accent 1" w:uiPriority="61"/>
-    <w:lsdException w:name="Light Grid Accent 1" w:uiPriority="62"/>
-    <w:lsdException w:name="Medium Shading 1 Accent 1" w:uiPriority="63"/>
-    <w:lsdException w:name="Medium Shading 2 Accent 1" w:uiPriority="64"/>
-    <w:lsdException w:name="Medium List 1 Accent 1" w:uiPriority="65"/>
-    <w:lsdException w:name="Revision" w:semiHidden="1"/>
-    <w:lsdException w:name="List Paragraph" w:uiPriority="34" w:qFormat="1"/>
-    <w:lsdException w:name="Quote" w:uiPriority="29" w:qFormat="1"/>
-    <w:lsdException w:name="Intense Quote" w:uiPriority="30" w:qFormat="1"/>
-    <w:lsdException w:name="Medium List 2 Accent 1" w:uiPriority="66"/>
-    <w:lsdException w:name="Medium Grid 1 Accent 1" w:uiPriority="67"/>
-    <w:lsdException w:name="Medium Grid 2 Accent 1" w:uiPriority="68"/>
-    <w:lsdException w:name="Medium Grid 3 Accent 1" w:uiPriority="69"/>
-    <w:lsdException w:name="Dark List Accent 1" w:uiPriority="70"/>
-    <w:lsdException w:name="Colorful Shading Accent 1" w:uiPriority="71"/>
-    <w:lsdException w:name="Colorful List Accent 1" w:uiPriority="72"/>
-    <w:lsdException w:name="Colorful Grid Accent 1" w:uiPriority="73"/>
-    <w:lsdException w:name="Light Shading Accent 2" w:uiPriority="60"/>
-    <w:lsdException w:name="Light List Accent 2" w:uiPriority="61"/>
-    <w:lsdException w:name="Light Grid Accent 2" w:uiPriority="62"/>
-    <w:lsdException w:name="Medium Shading 1 Accent 2" w:uiPriority="63"/>
-    <w:lsdException w:name="Medium Shading 2 Accent 2" w:uiPriority="64"/>
-    <w:lsdException w:name="Medium List 1 Accent 2" w:uiPriority="65"/>
-    <w:lsdException w:name="Medium List 2 Accent 2" w:uiPriority="66"/>
-    <w:lsdException w:name="Medium Grid 1 Accent 2" w:uiPriority="67"/>
-    <w:lsdException w:name="Medium Grid 2 Accent 2" w:uiPriority="68"/>
-    <w:lsdException w:name="Medium Grid 3 Accent 2" w:uiPriority="69"/>
-    <w:lsdException w:name="Dark List Accent 2" w:uiPriority="70"/>
-    <w:lsdException w:name="Colorful Shading Accent 2" w:uiPriority="71"/>
-    <w:lsdException w:name="Colorful List Accent 2" w:uiPriority="72"/>
-    <w:lsdException w:name="Colorful Grid Accent 2" w:uiPriority="73"/>
-    <w:lsdException w:name="Light Shading Accent 3" w:uiPriority="60"/>
-    <w:lsdException w:name="Light List Accent 3" w:uiPriority="61"/>
-    <w:lsdException w:name="Light Grid Accent 3" w:uiPriority="62"/>
-    <w:lsdException w:name="Medium Shading 1 Accent 3" w:uiPriority="63"/>
-    <w:lsdException w:name="Medium Shading 2 Accent 3" w:uiPriority="64"/>
-    <w:lsdException w:name="Medium List 1 Accent 3" w:uiPriority="65"/>
-    <w:lsdException w:name="Medium List 2 Accent 3" w:uiPriority="66"/>
-    <w:lsdException w:name="Medium Grid 1 Accent 3" w:uiPriority="67"/>
-    <w:lsdException w:name="Medium Grid 2 Accent 3" w:uiPriority="68"/>
-    <w:lsdException w:name="Medium Grid 3 Accent 3" w:uiPriority="69"/>
-    <w:lsdException w:name="Dark List Accent 3" w:uiPriority="70"/>
-    <w:lsdException w:name="Colorful Shading Accent 3" w:uiPriority="71"/>
-    <w:lsdException w:name="Colorful List Accent 3" w:uiPriority="72"/>
-    <w:lsdException w:name="Colorful Grid Accent 3" w:uiPriority="73"/>
-    <w:lsdException w:name="Light Shading Accent 4" w:uiPriority="60"/>
-    <w:lsdException w:name="Light List Accent 4" w:uiPriority="61"/>
-    <w:lsdException w:name="Light Grid Accent 4" w:uiPriority="62"/>
-    <w:lsdException w:name="Medium Shading 1 Accent 4" w:uiPriority="63"/>
-    <w:lsdException w:name="Medium Shading 2 Accent 4" w:uiPriority="64"/>
-    <w:lsdException w:name="Medium List 1 Accent 4" w:uiPriority="65"/>
-    <w:lsdException w:name="Medium List 2 Accent 4" w:uiPriority="66"/>
-    <w:lsdException w:name="Medium Grid 1 Accent 4" w:uiPriority="67"/>
-    <w:lsdException w:name="Medium Grid 2 Accent 4" w:uiPriority="68"/>
-    <w:lsdException w:name="Medium Grid 3 Accent 4" w:uiPriority="69"/>
-    <w:lsdException w:name="Dark List Accent 4" w:uiPriority="70"/>
-    <w:lsdException w:name="Colorful Shading Accent 4" w:uiPriority="71"/>
-    <w:lsdException w:name="Colorful List Accent 4" w:uiPriority="72"/>
-    <w:lsdException w:name="Colorful Grid Accent 4" w:uiPriority="73"/>
-    <w:lsdException w:name="Light Shading Accent 5" w:uiPriority="60"/>
-    <w:lsdException w:name="Light List Accent 5" w:uiPriority="61"/>
-    <w:lsdException w:name="Light Grid Accent 5" w:uiPriority="62"/>
-    <w:lsdException w:name="Medium Shading 1 Accent 5" w:uiPriority="63"/>
-    <w:lsdException w:name="Medium Shading 2 Accent 5" w:uiPriority="64"/>
-    <w:lsdException w:name="Medium List 1 Accent 5" w:uiPriority="65"/>
-    <w:lsdException w:name="Medium List 2 Accent 5" w:uiPriority="66"/>
-    <w:lsdException w:name="Medium Grid 1 Accent 5" w:uiPriority="67"/>
-    <w:lsdException w:name="Medium Grid 2 Accent 5" w:uiPriority="68"/>
-    <w:lsdException w:name="Medium Grid 3 Accent 5" w:uiPriority="69"/>
-    <w:lsdException w:name="Dark List Accent 5" w:uiPriority="70"/>
-    <w:lsdException w:name="Colorful Shading Accent 5" w:uiPriority="71"/>
-    <w:lsdException w:name="Colorful List Accent 5" w:uiPriority="72"/>
-    <w:lsdException w:name="Colorful Grid Accent 5" w:uiPriority="73"/>
-    <w:lsdException w:name="Light Shading Accent 6" w:uiPriority="60"/>
-    <w:lsdException w:name="Light List Accent 6" w:uiPriority="61"/>
-    <w:lsdException w:name="Light Grid Accent 6" w:uiPriority="62"/>
-    <w:lsdException w:name="Medium Shading 1 Accent 6" w:uiPriority="63"/>
-    <w:lsdException w:name="Medium Shading 2 Accent 6" w:uiPriority="64"/>
-    <w:lsdException w:name="Medium List 1 Accent 6" w:uiPriority="65"/>
-    <w:lsdException w:name="Medium List 2 Accent 6" w:uiPriority="66"/>
-    <w:lsdException w:name="Medium Grid 1 Accent 6" w:uiPriority="67"/>
-    <w:lsdException w:name="Medium Grid 2 Accent 6" w:uiPriority="68"/>
-    <w:lsdException w:name="Medium Grid 3 Accent 6" w:uiPriority="69"/>
-    <w:lsdException w:name="Dark List Accent 6" w:uiPriority="70"/>
-    <w:lsdException w:name="Colorful Shading Accent 6" w:uiPriority="71"/>
-    <w:lsdException w:name="Colorful List Accent 6" w:uiPriority="72"/>
-    <w:lsdException w:name="Colorful Grid Accent 6" w:uiPriority="73"/>
-    <w:lsdException w:name="Subtle Emphasis" w:uiPriority="19" w:qFormat="1"/>
-    <w:lsdException w:name="Intense Emphasis" w:uiPriority="21" w:qFormat="1"/>
-    <w:lsdException w:name="Subtle Reference" w:uiPriority="31" w:qFormat="1"/>
-    <w:lsdException w:name="Intense Reference" w:uiPriority="32" w:qFormat="1"/>
-    <w:lsdException w:name="Book Title" w:uiPriority="33" w:qFormat="1"/>
-    <w:lsdException w:name="Bibliography" w:semiHidden="1" w:uiPriority="37" w:unhideWhenUsed="1"/>
-    <w:lsdException w:name="TOC Heading" w:semiHidden="1" w:uiPriority="39" w:unhideWhenUsed="1" w:qFormat="1"/>
-    <w:lsdException w:name="Plain Table 1" w:uiPriority="41"/>
-    <w:lsdException w:name="Plain Table 2" w:uiPriority="42"/>
-    <w:lsdException w:name="Plain Table 3" w:uiPriority="43"/>
-    <w:lsdException w:name="Plain Table 4" w:uiPriority="44"/>
-    <w:lsdException w:name="Plain Table 5" w:uiPriority="45"/>
-    <w:lsdException w:name="Grid Table Light" w:uiPriority="40"/>
-    <w:lsdException w:name="Grid Table 1 Light" w:uiPriority="46"/>
-    <w:lsdException w:name="Grid Table 2" w:uiPriority="47"/>
-    <w:lsdException w:name="Grid Table 3" w:uiPriority="48"/>
-    <w:lsdException w:name="Grid Table 4" w:uiPriority="49"/>
-    <w:lsdException w:name="Grid Table 5 Dark" w:uiPriority="50"/>
-    <w:lsdException w:name="Grid Table 6 Colorful" w:uiPriority="51"/>
-    <w:lsdException w:name="Grid Table 7 Colorful" w:uiPriority="52"/>
-    <w:lsdException w:name="Grid Table 1 Light Accent 1" w:uiPriority="46"/>
-    <w:lsdException w:name="Grid Table 2 Accent 1" w:uiPriority="47"/>
-    <w:lsdException w:name="Grid Table 3 Accent 1" w:uiPriority="48"/>
-    <w:lsdException w:name="Grid Table 4 Accent 1" w:uiPriority="49"/>
-    <w:lsdException w:name="Grid Table 5 Dark Accent 1" w:uiPriority="50"/>
-    <w:lsdException w:name="Grid Table 6 Colorful Accent 1" w:uiPriority="51"/>
-    <w:lsdException w:name="Grid Table 7 Colorful Accent 1" w:uiPriority="52"/>
-    <w:lsdException w:name="Grid Table 1 Light Accent 2" w:uiPriority="46"/>
-    <w:lsdException w:name="Grid Table 2 Accent 2" w:uiPriority="47"/>
-    <w:lsdException w:name="Grid Table 3 Accent 2" w:uiPriority="48"/>
-    <w:lsdException w:name="Grid Table 4 Accent 2" w:uiPriority="49"/>
-    <w:lsdException w:name="Grid Table 5 Dark Accent 2" w:uiPriority="50"/>
-    <w:lsdException w:name="Grid Table 6 Colorful Accent 2" w:uiPriority="51"/>
-    <w:lsdException w:name="Grid Table 7 Colorful Accent 2" w:uiPriority="52"/>
-    <w:lsdException w:name="Grid Table 1 Light Accent 3" w:uiPriority="46"/>
-    <w:lsdException w:name="Grid Table 2 Accent 3" w:uiPriority="47"/>
-    <w:lsdException w:name="Grid Table 3 Accent 3" w:uiPriority="48"/>
-    <w:lsdException w:name="Grid Table 4 Accent 3" w:uiPriority="49"/>
-    <w:lsdException w:name="Grid Table 5 Dark Accent 3" w:uiPriority="50"/>
-    <w:lsdException w:name="Grid Table 6 Colorful Accent 3" w:uiPriority="51"/>
-    <w:lsdException w:name="Grid Table 7 Colorful Accent 3" w:uiPriority="52"/>
-    <w:lsdException w:name="Grid Table 1 Light Accent 4" w:uiPriority="46"/>
-    <w:lsdException w:name="Grid Table 2 Accent 4" w:uiPriority="47"/>
-    <w:lsdException w:name="Grid Table 3 Accent 4" w:uiPriority="48"/>
-    <w:lsdException w:name="Grid Table 4 Accent 4" w:uiPriority="49"/>
-    <w:lsdException w:name="Grid Table 5 Dark Accent 4" w:uiPriority="50"/>
-    <w:lsdException w:name="Grid Table 6 Colorful Accent 4" w:uiPriority="51"/>
-    <w:lsdException w:name="Grid Table 7 Colorful Accent 4" w:uiPriority="52"/>
-    <w:lsdException w:name="Grid Table 1 Light Accent 5" w:uiPriority="46"/>
-    <w:lsdException w:name="Grid Table 2 Accent 5" w:uiPriority="47"/>
-    <w:lsdException w:name="Grid Table 3 Accent 5" w:uiPriority="48"/>
-    <w:lsdException w:name="Grid Table 4 Accent 5" w:uiPriority="49"/>
-    <w:lsdException w:name="Grid Table 5 Dark Accent 5" w:uiPriority="50"/>
-    <w:lsdException w:name="Grid Table 6 Colorful Accent 5" w:uiPriority="51"/>
-    <w:lsdException w:name="Grid Table 7 Colorful Accent 5" w:uiPriority="52"/>
-    <w:lsdException w:name="Grid Table 1 Light Accent 6" w:uiPriority="46"/>
-    <w:lsdException w:name="Grid Table 2 Accent 6" w:uiPriority="47"/>
-    <w:lsdException w:name="Grid Table 3 Accent 6" w:uiPriority="48"/>
-    <w:lsdException w:name="Grid Table 4 Accent 6" w:uiPriority="49"/>
-    <w:lsdException w:name="Grid Table 5 Dark Accent 6" w:uiPriority="50"/>
-    <w:lsdException w:name="Grid Table 6 Colorful Accent 6" w:uiPriority="51"/>
-    <w:lsdException w:name="Grid Table 7 Colorful Accent 6" w:uiPriority="52"/>
-    <w:lsdException w:name="List Table 1 Light" w:uiPriority="46"/>
-    <w:lsdException w:name="List Table 2" w:uiPriority="47"/>
-    <w:lsdException w:name="List Table 3" w:uiPriority="48"/>
-    <w:lsdException w:name="List Table 4" w:uiPriority="49"/>
-    <w:lsdException w:name="List Table 5 Dark" w:uiPriority="50"/>
-    <w:lsdException w:name="List Table 6 Colorful" w:uiPriority="51"/>
-    <w:lsdException w:name="List Table 7 Colorful" w:uiPriority="52"/>
-    <w:lsdException w:name="List Table 1 Light Accent 1" w:uiPriority="46"/>
-    <w:lsdException w:name="List Table 2 Accent 1" w:uiPriority="47"/>
-    <w:lsdException w:name="List Table 3 Accent 1" w:uiPriority="48"/>
-    <w:lsdException w:name="List Table 4 Accent 1" w:uiPriority="49"/>
-    <w:lsdException w:name="List Table 5 Dark Accent 1" w:uiPriority="50"/>
-    <w:lsdException w:name="List Table 6 Colorful Accent 1" w:uiPriority="51"/>
-    <w:lsdException w:name="List Table 7 Colorful Accent 1" w:uiPriority="52"/>
-    <w:lsdException w:name="List Table 1 Light Accent 2" w:uiPriority="46"/>
-    <w:lsdException w:name="List Table 2 Accent 2" w:uiPriority="47"/>
-    <w:lsdException w:name="List Table 3 Accent 2" w:uiPriority="48"/>
-    <w:lsdException w:name="List Table 4 Accent 2" w:uiPriority="49"/>
-    <w:lsdException w:name="List Table 5 Dark Accent 2" w:uiPriority="50"/>
-    <w:lsdException w:name="List Table 6 Colorful Accent 2" w:uiPriority="51"/>
-    <w:lsdException w:name="List Table 7 Colorful Accent 2" w:uiPriority="52"/>
-    <w:lsdException w:name="List Table 1 Light Accent 3" w:uiPriority="46"/>
-    <w:lsdException w:name="List Table 2 Accent 3" w:uiPriority="47"/>
-    <w:lsdException w:name="List Table 3 Accent 3" w:uiPriority="48"/>
-    <w:lsdException w:name="List Table 4 Accent 3" w:uiPriority="49"/>
-    <w:lsdException w:name="List Table 5 Dark Accent 3" w:uiPriority="50"/>
-    <w:lsdException w:name="List Table 6 Colorful Accent 3" w:uiPriority="51"/>
-    <w:lsdException w:name="List Table 7 Colorful Accent 3" w:uiPriority="52"/>
-    <w:lsdException w:name="List Table 1 Light Accent 4" w:uiPriority="46"/>
-    <w:lsdException w:name="List Table 2 Accent 4" w:uiPriority="47"/>
-    <w:lsdException w:name="List Table 3 Accent 4" w:uiPriority="48"/>
-    <w:lsdException w:name="List Table 4 Accent 4" w:uiPriority="49"/>
-    <w:lsdException w:name="List Table 5 Dark Accent 4" w:uiPriority="50"/>
-    <w:lsdException w:name="List Table 6 Colorful Accent 4" w:uiPriority="51"/>
-    <w:lsdException w:name="List Table 7 Colorful Accent 4" w:uiPriority="52"/>
-    <w:lsdException w:name="List Table 1 Light Accent 5" w:uiPriority="46"/>
-    <w:lsdException w:name="List Table 2 Accent 5" w:uiPriority="47"/>
-    <w:lsdException w:name="List Table 3 Accent 5" w:uiPriority="48"/>
-    <w:lsdException w:name="List Table 4 Accent 5" w:uiPriority="49"/>
-    <w:lsdException w:name="List Table 5 Dark Accent 5" w:uiPriority="50"/>
-    <w:lsdException w:name="List Table 6 Colorful Accent 5" w:uiPriority="51"/>
-    <w:lsdException w:name="List Table 7 Colorful Accent 5" w:uiPriority="52"/>
-    <w:lsdException w:name="List Table 1 Light Accent 6" w:uiPriority="46"/>
-    <w:lsdException w:name="List Table 2 Accent 6" w:uiPriority="47"/>
-    <w:lsdException w:name="List Table 3 Accent 6" w:uiPriority="48"/>
-    <w:lsdException w:name="List Table 4 Accent 6" w:uiPriority="49"/>
-    <w:lsdException w:name="List Table 5 Dark Accent 6" w:uiPriority="50"/>
-    <w:lsdException w:name="List Table 6 Colorful Accent 6" w:uiPriority="51"/>
-    <w:lsdException w:name="List Table 7 Colorful Accent 6" w:uiPriority="52"/>
-    <w:lsdException w:name="Mention" w:semiHidden="1" w:unhideWhenUsed="1"/>
-    <w:lsdException w:name="Smart Hyperlink" w:semiHidden="1" w:unhideWhenUsed="1"/>
-    <w:lsdException w:name="Hashtag" w:semiHidden="1" w:unhideWhenUsed="1"/>
-    <w:lsdException w:name="Unresolved Mention" w:semiHidden="1" w:unhideWhenUsed="1"/>
-    <w:lsdException w:name="Smart Link" w:semiHidden="1" w:unhideWhenUsed="1"/>
+  <w:latentStyles w:defLockedState="0" w:defUIPriority="99" w:defSemiHidden="1" w:defUnhideWhenUsed="1" w:defQFormat="0" w:count="267">
+    <w:lsdException w:name="Normal" w:semiHidden="0" w:uiPriority="0" w:unhideWhenUsed="0" w:qFormat="1"/>
+    <w:lsdException w:name="heading 1" w:semiHidden="0" w:uiPriority="9" w:unhideWhenUsed="0" w:qFormat="1"/>
+    <w:lsdException w:name="heading 2" w:uiPriority="9" w:qFormat="1"/>
+    <w:lsdException w:name="heading 3" w:uiPriority="9" w:qFormat="1"/>
+    <w:lsdException w:name="heading 4" w:uiPriority="9" w:qFormat="1"/>
+    <w:lsdException w:name="heading 5" w:uiPriority="9" w:qFormat="1"/>
+    <w:lsdException w:name="heading 6" w:uiPriority="9" w:qFormat="1"/>
+    <w:lsdException w:name="heading 7" w:uiPriority="9" w:qFormat="1"/>
+    <w:lsdException w:name="heading 8" w:uiPriority="9" w:qFormat="1"/>
+    <w:lsdException w:name="heading 9" w:uiPriority="9" w:qFormat="1"/>
+    <w:lsdException w:name="toc 1" w:uiPriority="39"/>
+    <w:lsdException w:name="toc 2" w:uiPriority="39"/>
+    <w:lsdException w:name="toc 3" w:uiPriority="39"/>
+    <w:lsdException w:name="toc 4" w:uiPriority="39"/>
+    <w:lsdException w:name="toc 5" w:uiPriority="39"/>
+    <w:lsdException w:name="toc 6" w:uiPriority="39"/>
+    <w:lsdException w:name="toc 7" w:uiPriority="39"/>
+    <w:lsdException w:name="toc 8" w:uiPriority="39"/>
+    <w:lsdException w:name="toc 9" w:uiPriority="39"/>
+    <w:lsdException w:name="caption" w:uiPriority="35" w:qFormat="1"/>
+    <w:lsdException w:name="Title" w:semiHidden="0" w:uiPriority="10" w:unhideWhenUsed="0" w:qFormat="1"/>
+    <w:lsdException w:name="Default Paragraph Font" w:uiPriority="1"/>
+    <w:lsdException w:name="Subtitle" w:semiHidden="0" w:uiPriority="11" w:unhideWhenUsed="0" w:qFormat="1"/>
+    <w:lsdException w:name="Strong" w:semiHidden="0" w:uiPriority="22" w:unhideWhenUsed="0" w:qFormat="1"/>
+    <w:lsdException w:name="Emphasis" w:semiHidden="0" w:uiPriority="20" w:unhideWhenUsed="0" w:qFormat="1"/>
+    <w:lsdException w:name="Table Grid" w:semiHidden="0" w:uiPriority="39" w:unhideWhenUsed="0"/>
+    <w:lsdException w:name="Placeholder Text" w:unhideWhenUsed="0"/>
+    <w:lsdException w:name="No Spacing" w:semiHidden="0" w:uiPriority="1" w:unhideWhenUsed="0" w:qFormat="1"/>
+    <w:lsdException w:name="Light Shading" w:semiHidden="0" w:uiPriority="60" w:unhideWhenUsed="0"/>
+    <w:lsdException w:name="Light List" w:semiHidden="0" w:uiPriority="61" w:unhideWhenUsed="0"/>
+    <w:lsdException w:name="Light Grid" w:semiHidden="0" w:uiPriority="62" w:unhideWhenUsed="0"/>
+    <w:lsdException w:name="Medium Shading 1" w:semiHidden="0" w:uiPriority="63" w:unhideWhenUsed="0"/>
+    <w:lsdException w:name="Medium Shading 2" w:semiHidden="0" w:uiPriority="64" w:unhideWhenUsed="0"/>
+    <w:lsdException w:name="Medium List 1" w:semiHidden="0" w:uiPriority="65" w:unhideWhenUsed="0"/>
+    <w:lsdException w:name="Medium List 2" w:semiHidden="0" w:uiPriority="66" w:unhideWhenUsed="0"/>
+    <w:lsdException w:name="Medium Grid 1" w:semiHidden="0" w:uiPriority="67" w:unhideWhenUsed="0"/>
+    <w:lsdException w:name="Medium Grid 2" w:semiHidden="0" w:uiPriority="68" w:unhideWhenUsed="0"/>
+    <w:lsdException w:name="Medium Grid 3" w:semiHidden="0" w:uiPriority="69" w:unhideWhenUsed="0"/>
+    <w:lsdException w:name="Dark List" w:semiHidden="0" w:uiPriority="70" w:unhideWhenUsed="0"/>
+    <w:lsdException w:name="Colorful Shading" w:semiHidden="0" w:uiPriority="71" w:unhideWhenUsed="0"/>
+    <w:lsdException w:name="Colorful List" w:semiHidden="0" w:uiPriority="72" w:unhideWhenUsed="0"/>
+    <w:lsdException w:name="Colorful Grid" w:semiHidden="0" w:uiPriority="73" w:unhideWhenUsed="0"/>
+    <w:lsdException w:name="Light Shading Accent 1" w:semiHidden="0" w:uiPriority="60" w:unhideWhenUsed="0"/>
+    <w:lsdException w:name="Light List Accent 1" w:semiHidden="0" w:uiPriority="61" w:unhideWhenUsed="0"/>
+    <w:lsdException w:name="Light Grid Accent 1" w:semiHidden="0" w:uiPriority="62" w:unhideWhenUsed="0"/>
+    <w:lsdException w:name="Medium Shading 1 Accent 1" w:semiHidden="0" w:uiPriority="63" w:unhideWhenUsed="0"/>
+    <w:lsdException w:name="Medium Shading 2 Accent 1" w:semiHidden="0" w:uiPriority="64" w:unhideWhenUsed="0"/>
+    <w:lsdException w:name="Medium List 1 Accent 1" w:semiHidden="0" w:uiPriority="65" w:unhideWhenUsed="0"/>
+    <w:lsdException w:name="Revision" w:unhideWhenUsed="0"/>
+    <w:lsdException w:name="List Paragraph" w:semiHidden="0" w:uiPriority="34" w:unhideWhenUsed="0" w:qFormat="1"/>
+    <w:lsdException w:name="Quote" w:semiHidden="0" w:uiPriority="29" w:unhideWhenUsed="0" w:qFormat="1"/>
+    <w:lsdException w:name="Intense Quote" w:semiHidden="0" w:uiPriority="30" w:unhideWhenUsed="0" w:qFormat="1"/>
+    <w:lsdException w:name="Medium List 2 Accent 1" w:semiHidden="0" w:uiPriority="66" w:unhideWhenUsed="0"/>
+    <w:lsdException w:name="Medium Grid 1 Accent 1" w:semiHidden="0" w:uiPriority="67" w:unhideWhenUsed="0"/>
+    <w:lsdException w:name="Medium Grid 2 Accent 1" w:semiHidden="0" w:uiPriority="68" w:unhideWhenUsed="0"/>
+    <w:lsdException w:name="Medium Grid 3 Accent 1" w:semiHidden="0" w:uiPriority="69" w:unhideWhenUsed="0"/>
+    <w:lsdException w:name="Dark List Accent 1" w:semiHidden="0" w:uiPriority="70" w:unhideWhenUsed="0"/>
+    <w:lsdException w:name="Colorful Shading Accent 1" w:semiHidden="0" w:uiPriority="71" w:unhideWhenUsed="0"/>
+    <w:lsdException w:name="Colorful List Accent 1" w:semiHidden="0" w:uiPriority="72" w:unhideWhenUsed="0"/>
+    <w:lsdException w:name="Colorful Grid Accent 1" w:semiHidden="0" w:uiPriority="73" w:unhideWhenUsed="0"/>
+    <w:lsdException w:name="Light Shading Accent 2" w:semiHidden="0" w:uiPriority="60" w:unhideWhenUsed="0"/>
+    <w:lsdException w:name="Light List Accent 2" w:semiHidden="0" w:uiPriority="61" w:unhideWhenUsed="0"/>
+    <w:lsdException w:name="Light Grid Accent 2" w:semiHidden="0" w:uiPriority="62" w:unhideWhenUsed="0"/>
+    <w:lsdException w:name="Medium Shading 1 Accent 2" w:semiHidden="0" w:uiPriority="63" w:unhideWhenUsed="0"/>
+    <w:lsdException w:name="Medium Shading 2 Accent 2" w:semiHidden="0" w:uiPriority="64" w:unhideWhenUsed="0"/>
+    <w:lsdException w:name="Medium List 1 Accent 2" w:semiHidden="0" w:uiPriority="65" w:unhideWhenUsed="0"/>
+    <w:lsdException w:name="Medium List 2 Accent 2" w:semiHidden="0" w:uiPriority="66" w:unhideWhenUsed="0"/>
+    <w:lsdException w:name="Medium Grid 1 Accent 2" w:semiHidden="0" w:uiPriority="67" w:unhideWhenUsed="0"/>
+    <w:lsdException w:name="Medium Grid 2 Accent 2" w:semiHidden="0" w:uiPriority="68" w:unhideWhenUsed="0"/>
+    <w:lsdException w:name="Medium Grid 3 Accent 2" w:semiHidden="0" w:uiPriority="69" w:unhideWhenUsed="0"/>
+    <w:lsdException w:name="Dark List Accent 2" w:semiHidden="0" w:uiPriority="70" w:unhideWhenUsed="0"/>
+    <w:lsdException w:name="Colorful Shading Accent 2" w:semiHidden="0" w:uiPriority="71" w:unhideWhenUsed="0"/>
+    <w:lsdException w:name="Colorful List Accent 2" w:semiHidden="0" w:uiPriority="72" w:unhideWhenUsed="0"/>
+    <w:lsdException w:name="Colorful Grid Accent 2" w:semiHidden="0" w:uiPriority="73" w:unhideWhenUsed="0"/>
+    <w:lsdException w:name="Light Shading Accent 3" w:semiHidden="0" w:uiPriority="60" w:unhideWhenUsed="0"/>
+    <w:lsdException w:name="Light List Accent 3" w:semiHidden="0" w:uiPriority="61" w:unhideWhenUsed="0"/>
+    <w:lsdException w:name="Light Grid Accent 3" w:semiHidden="0" w:uiPriority="62" w:unhideWhenUsed="0"/>
+    <w:lsdException w:name="Medium Shading 1 Accent 3" w:semiHidden="0" w:uiPriority="63" w:unhideWhenUsed="0"/>
+    <w:lsdException w:name="Medium Shading 2 Accent 3" w:semiHidden="0" w:uiPriority="64" w:unhideWhenUsed="0"/>
+    <w:lsdException w:name="Medium List 1 Accent 3" w:semiHidden="0" w:uiPriority="65" w:unhideWhenUsed="0"/>
+    <w:lsdException w:name="Medium List 2 Accent 3" w:semiHidden="0" w:uiPriority="66" w:unhideWhenUsed="0"/>
+    <w:lsdException w:name="Medium Grid 1 Accent 3" w:semiHidden="0" w:uiPriority="67" w:unhideWhenUsed="0"/>
+    <w:lsdException w:name="Medium Grid 2 Accent 3" w:semiHidden="0" w:uiPriority="68" w:unhideWhenUsed="0"/>
+    <w:lsdException w:name="Medium Grid 3 Accent 3" w:semiHidden="0" w:uiPriority="69" w:unhideWhenUsed="0"/>
+    <w:lsdException w:name="Dark List Accent 3" w:semiHidden="0" w:uiPriority="70" w:unhideWhenUsed="0"/>
+    <w:lsdException w:name="Colorful Shading Accent 3" w:semiHidden="0" w:uiPriority="71" w:unhideWhenUsed="0"/>
+    <w:lsdException w:name="Colorful List Accent 3" w:semiHidden="0" w:uiPriority="72" w:unhideWhenUsed="0"/>
+    <w:lsdException w:name="Colorful Grid Accent 3" w:semiHidden="0" w:uiPriority="73" w:unhideWhenUsed="0"/>
+    <w:lsdException w:name="Light Shading Accent 4" w:semiHidden="0" w:uiPriority="60" w:unhideWhenUsed="0"/>
+    <w:lsdException w:name="Light List Accent 4" w:semiHidden="0" w:uiPriority="61" w:unhideWhenUsed="0"/>
+    <w:lsdException w:name="Light Grid Accent 4" w:semiHidden="0" w:uiPriority="62" w:unhideWhenUsed="0"/>
+    <w:lsdException w:name="Medium Shading 1 Accent 4" w:semiHidden="0" w:uiPriority="63" w:unhideWhenUsed="0"/>
+    <w:lsdException w:name="Medium Shading 2 Accent 4" w:semiHidden="0" w:uiPriority="64" w:unhideWhenUsed="0"/>
+    <w:lsdException w:name="Medium List 1 Accent 4" w:semiHidden="0" w:uiPriority="65" w:unhideWhenUsed="0"/>
+    <w:lsdException w:name="Medium List 2 Accent 4" w:semiHidden="0" w:uiPriority="66" w:unhideWhenUsed="0"/>
+    <w:lsdException w:name="Medium Grid 1 Accent 4" w:semiHidden="0" w:uiPriority="67" w:unhideWhenUsed="0"/>
+    <w:lsdException w:name="Medium Grid 2 Accent 4" w:semiHidden="0" w:uiPriority="68" w:unhideWhenUsed="0"/>
+    <w:lsdException w:name="Medium Grid 3 Accent 4" w:semiHidden="0" w:uiPriority="69" w:unhideWhenUsed="0"/>
+    <w:lsdException w:name="Dark List Accent 4" w:semiHidden="0" w:uiPriority="70" w:unhideWhenUsed="0"/>
+    <w:lsdException w:name="Colorful Shading Accent 4" w:semiHidden="0" w:uiPriority="71" w:unhideWhenUsed="0"/>
+    <w:lsdException w:name="Colorful List Accent 4" w:semiHidden="0" w:uiPriority="72" w:unhideWhenUsed="0"/>
+    <w:lsdException w:name="Colorful Grid Accent 4" w:semiHidden="0" w:uiPriority="73" w:unhideWhenUsed="0"/>
+    <w:lsdException w:name="Light Shading Accent 5" w:semiHidden="0" w:uiPriority="60" w:unhideWhenUsed="0"/>
+    <w:lsdException w:name="Light List Accent 5" w:semiHidden="0" w:uiPriority="61" w:unhideWhenUsed="0"/>
+    <w:lsdException w:name="Light Grid Accent 5" w:semiHidden="0" w:uiPriority="62" w:unhideWhenUsed="0"/>
+    <w:lsdException w:name="Medium Shading 1 Accent 5" w:semiHidden="0" w:uiPriority="63" w:unhideWhenUsed="0"/>
+    <w:lsdException w:name="Medium Shading 2 Accent 5" w:semiHidden="0" w:uiPriority="64" w:unhideWhenUsed="0"/>
+    <w:lsdException w:name="Medium List 1 Accent 5" w:semiHidden="0" w:uiPriority="65" w:unhideWhenUsed="0"/>
+    <w:lsdException w:name="Medium List 2 Accent 5" w:semiHidden="0" w:uiPriority="66" w:unhideWhenUsed="0"/>
+    <w:lsdException w:name="Medium Grid 1 Accent 5" w:semiHidden="0" w:uiPriority="67" w:unhideWhenUsed="0"/>
+    <w:lsdException w:name="Medium Grid 2 Accent 5" w:semiHidden="0" w:uiPriority="68" w:unhideWhenUsed="0"/>
+    <w:lsdException w:name="Medium Grid 3 Accent 5" w:semiHidden="0" w:uiPriority="69" w:unhideWhenUsed="0"/>
+    <w:lsdException w:name="Dark List Accent 5" w:semiHidden="0" w:uiPriority="70" w:unhideWhenUsed="0"/>
+    <w:lsdException w:name="Colorful Shading Accent 5" w:semiHidden="0" w:uiPriority="71" w:unhideWhenUsed="0"/>
+    <w:lsdException w:name="Colorful List Accent 5" w:semiHidden="0" w:uiPriority="72" w:unhideWhenUsed="0"/>
+    <w:lsdException w:name="Colorful Grid Accent 5" w:semiHidden="0" w:uiPriority="73" w:unhideWhenUsed="0"/>
+    <w:lsdException w:name="Light Shading Accent 6" w:semiHidden="0" w:uiPriority="60" w:unhideWhenUsed="0"/>
+    <w:lsdException w:name="Light List Accent 6" w:semiHidden="0" w:uiPriority="61" w:unhideWhenUsed="0"/>
+    <w:lsdException w:name="Light Grid Accent 6" w:semiHidden="0" w:uiPriority="62" w:unhideWhenUsed="0"/>
+    <w:lsdException w:name="Medium Shading 1 Accent 6" w:semiHidden="0" w:uiPriority="63" w:unhideWhenUsed="0"/>
+    <w:lsdException w:name="Medium Shading 2 Accent 6" w:semiHidden="0" w:uiPriority="64" w:unhideWhenUsed="0"/>
+    <w:lsdException w:name="Medium List 1 Accent 6" w:semiHidden="0" w:uiPriority="65" w:unhideWhenUsed="0"/>
+    <w:lsdException w:name="Medium List 2 Accent 6" w:semiHidden="0" w:uiPriority="66" w:unhideWhenUsed="0"/>
+    <w:lsdException w:name="Medium Grid 1 Accent 6" w:semiHidden="0" w:uiPriority="67" w:unhideWhenUsed="0"/>
+    <w:lsdException w:name="Medium Grid 2 Accent 6" w:semiHidden="0" w:uiPriority="68" w:unhideWhenUsed="0"/>
+    <w:lsdException w:name="Medium Grid 3 Accent 6" w:semiHidden="0" w:uiPriority="69" w:unhideWhenUsed="0"/>
+    <w:lsdException w:name="Dark List Accent 6" w:semiHidden="0" w:uiPriority="70" w:unhideWhenUsed="0"/>
+    <w:lsdException w:name="Colorful Shading Accent 6" w:semiHidden="0" w:uiPriority="71" w:unhideWhenUsed="0"/>
+    <w:lsdException w:name="Colorful List Accent 6" w:semiHidden="0" w:uiPriority="72" w:unhideWhenUsed="0"/>
+    <w:lsdException w:name="Colorful Grid Accent 6" w:semiHidden="0" w:uiPriority="73" w:unhideWhenUsed="0"/>
+    <w:lsdException w:name="Subtle Emphasis" w:semiHidden="0" w:uiPriority="19" w:unhideWhenUsed="0" w:qFormat="1"/>
+    <w:lsdException w:name="Intense Emphasis" w:semiHidden="0" w:uiPriority="21" w:unhideWhenUsed="0" w:qFormat="1"/>
+    <w:lsdException w:name="Subtle Reference" w:semiHidden="0" w:uiPriority="31" w:unhideWhenUsed="0" w:qFormat="1"/>
+    <w:lsdException w:name="Intense Reference" w:semiHidden="0" w:uiPriority="32" w:unhideWhenUsed="0" w:qFormat="1"/>
+    <w:lsdException w:name="Book Title" w:semiHidden="0" w:uiPriority="33" w:unhideWhenUsed="0" w:qFormat="1"/>
+    <w:lsdException w:name="Bibliography" w:uiPriority="37"/>
+    <w:lsdException w:name="TOC Heading" w:uiPriority="39" w:qFormat="1"/>
   </w:latentStyles>
   <w:style w:type="paragraph" w:default="1" w:styleId="Normal">
     <w:name w:val="Normal"/>
@@ -7315,6 +6895,12 @@
     <w:tblPr>
       <w:tblStyleRowBandSize w:val="1"/>
       <w:tblStyleColBandSize w:val="1"/>
+      <w:tblCellMar>
+        <w:top w:w="100" w:type="dxa"/>
+        <w:left w:w="100" w:type="dxa"/>
+        <w:bottom w:w="100" w:type="dxa"/>
+        <w:right w:w="100" w:type="dxa"/>
+      </w:tblCellMar>
     </w:tblPr>
   </w:style>
   <w:style w:type="table" w:customStyle="1" w:styleId="a0">
@@ -7322,6 +6908,12 @@
     <w:tblPr>
       <w:tblStyleRowBandSize w:val="1"/>
       <w:tblStyleColBandSize w:val="1"/>
+      <w:tblCellMar>
+        <w:top w:w="100" w:type="dxa"/>
+        <w:left w:w="100" w:type="dxa"/>
+        <w:bottom w:w="100" w:type="dxa"/>
+        <w:right w:w="100" w:type="dxa"/>
+      </w:tblCellMar>
     </w:tblPr>
   </w:style>
   <w:style w:type="table" w:customStyle="1" w:styleId="a1">
@@ -7329,6 +6921,12 @@
     <w:tblPr>
       <w:tblStyleRowBandSize w:val="1"/>
       <w:tblStyleColBandSize w:val="1"/>
+      <w:tblCellMar>
+        <w:top w:w="100" w:type="dxa"/>
+        <w:left w:w="100" w:type="dxa"/>
+        <w:bottom w:w="100" w:type="dxa"/>
+        <w:right w:w="100" w:type="dxa"/>
+      </w:tblCellMar>
     </w:tblPr>
   </w:style>
   <w:style w:type="table" w:customStyle="1" w:styleId="a2">
@@ -7336,6 +6934,12 @@
     <w:tblPr>
       <w:tblStyleRowBandSize w:val="1"/>
       <w:tblStyleColBandSize w:val="1"/>
+      <w:tblCellMar>
+        <w:top w:w="100" w:type="dxa"/>
+        <w:left w:w="100" w:type="dxa"/>
+        <w:bottom w:w="100" w:type="dxa"/>
+        <w:right w:w="100" w:type="dxa"/>
+      </w:tblCellMar>
     </w:tblPr>
   </w:style>
   <w:style w:type="table" w:customStyle="1" w:styleId="a3">
@@ -7343,6 +6947,12 @@
     <w:tblPr>
       <w:tblStyleRowBandSize w:val="1"/>
       <w:tblStyleColBandSize w:val="1"/>
+      <w:tblCellMar>
+        <w:top w:w="100" w:type="dxa"/>
+        <w:left w:w="100" w:type="dxa"/>
+        <w:bottom w:w="100" w:type="dxa"/>
+        <w:right w:w="100" w:type="dxa"/>
+      </w:tblCellMar>
     </w:tblPr>
   </w:style>
   <w:style w:type="table" w:customStyle="1" w:styleId="a4">
@@ -7350,6 +6960,12 @@
     <w:tblPr>
       <w:tblStyleRowBandSize w:val="1"/>
       <w:tblStyleColBandSize w:val="1"/>
+      <w:tblCellMar>
+        <w:top w:w="100" w:type="dxa"/>
+        <w:left w:w="100" w:type="dxa"/>
+        <w:bottom w:w="100" w:type="dxa"/>
+        <w:right w:w="100" w:type="dxa"/>
+      </w:tblCellMar>
     </w:tblPr>
   </w:style>
   <w:style w:type="table" w:customStyle="1" w:styleId="a5">
@@ -7357,6 +6973,12 @@
     <w:tblPr>
       <w:tblStyleRowBandSize w:val="1"/>
       <w:tblStyleColBandSize w:val="1"/>
+      <w:tblCellMar>
+        <w:top w:w="100" w:type="dxa"/>
+        <w:left w:w="100" w:type="dxa"/>
+        <w:bottom w:w="100" w:type="dxa"/>
+        <w:right w:w="100" w:type="dxa"/>
+      </w:tblCellMar>
     </w:tblPr>
   </w:style>
   <w:style w:type="table" w:customStyle="1" w:styleId="a6">
@@ -7364,6 +6986,12 @@
     <w:tblPr>
       <w:tblStyleRowBandSize w:val="1"/>
       <w:tblStyleColBandSize w:val="1"/>
+      <w:tblCellMar>
+        <w:top w:w="100" w:type="dxa"/>
+        <w:left w:w="100" w:type="dxa"/>
+        <w:bottom w:w="100" w:type="dxa"/>
+        <w:right w:w="100" w:type="dxa"/>
+      </w:tblCellMar>
     </w:tblPr>
   </w:style>
   <w:style w:type="table" w:customStyle="1" w:styleId="a7">
@@ -7371,6 +6999,12 @@
     <w:tblPr>
       <w:tblStyleRowBandSize w:val="1"/>
       <w:tblStyleColBandSize w:val="1"/>
+      <w:tblCellMar>
+        <w:top w:w="100" w:type="dxa"/>
+        <w:left w:w="100" w:type="dxa"/>
+        <w:bottom w:w="100" w:type="dxa"/>
+        <w:right w:w="100" w:type="dxa"/>
+      </w:tblCellMar>
     </w:tblPr>
   </w:style>
   <w:style w:type="table" w:customStyle="1" w:styleId="a8">
@@ -7378,6 +7012,12 @@
     <w:tblPr>
       <w:tblStyleRowBandSize w:val="1"/>
       <w:tblStyleColBandSize w:val="1"/>
+      <w:tblCellMar>
+        <w:top w:w="100" w:type="dxa"/>
+        <w:left w:w="100" w:type="dxa"/>
+        <w:bottom w:w="100" w:type="dxa"/>
+        <w:right w:w="100" w:type="dxa"/>
+      </w:tblCellMar>
     </w:tblPr>
   </w:style>
   <w:style w:type="table" w:customStyle="1" w:styleId="a9">
@@ -7385,6 +7025,12 @@
     <w:tblPr>
       <w:tblStyleRowBandSize w:val="1"/>
       <w:tblStyleColBandSize w:val="1"/>
+      <w:tblCellMar>
+        <w:top w:w="100" w:type="dxa"/>
+        <w:left w:w="100" w:type="dxa"/>
+        <w:bottom w:w="100" w:type="dxa"/>
+        <w:right w:w="100" w:type="dxa"/>
+      </w:tblCellMar>
     </w:tblPr>
   </w:style>
   <w:style w:type="table" w:customStyle="1" w:styleId="aa">
@@ -7392,6 +7038,12 @@
     <w:tblPr>
       <w:tblStyleRowBandSize w:val="1"/>
       <w:tblStyleColBandSize w:val="1"/>
+      <w:tblCellMar>
+        <w:top w:w="100" w:type="dxa"/>
+        <w:left w:w="100" w:type="dxa"/>
+        <w:bottom w:w="100" w:type="dxa"/>
+        <w:right w:w="100" w:type="dxa"/>
+      </w:tblCellMar>
     </w:tblPr>
   </w:style>
   <w:style w:type="table" w:customStyle="1" w:styleId="ab">
@@ -7399,6 +7051,12 @@
     <w:tblPr>
       <w:tblStyleRowBandSize w:val="1"/>
       <w:tblStyleColBandSize w:val="1"/>
+      <w:tblCellMar>
+        <w:top w:w="100" w:type="dxa"/>
+        <w:left w:w="100" w:type="dxa"/>
+        <w:bottom w:w="100" w:type="dxa"/>
+        <w:right w:w="100" w:type="dxa"/>
+      </w:tblCellMar>
     </w:tblPr>
   </w:style>
   <w:style w:type="table" w:customStyle="1" w:styleId="ac">
@@ -7406,7 +7064,609 @@
     <w:tblPr>
       <w:tblStyleRowBandSize w:val="1"/>
       <w:tblStyleColBandSize w:val="1"/>
+      <w:tblCellMar>
+        <w:top w:w="100" w:type="dxa"/>
+        <w:left w:w="100" w:type="dxa"/>
+        <w:bottom w:w="100" w:type="dxa"/>
+        <w:right w:w="100" w:type="dxa"/>
+      </w:tblCellMar>
     </w:tblPr>
+  </w:style>
+  <w:style w:type="paragraph" w:styleId="BalloonText">
+    <w:name w:val="Balloon Text"/>
+    <w:basedOn w:val="Normal"/>
+    <w:link w:val="BalloonTextChar"/>
+    <w:uiPriority w:val="99"/>
+    <w:semiHidden/>
+    <w:unhideWhenUsed/>
+    <w:rsid w:val="002C0B95"/>
+    <w:pPr>
+      <w:spacing w:before="0" w:after="0" w:line="240" w:lineRule="auto"/>
+    </w:pPr>
+    <w:rPr>
+      <w:rFonts w:ascii="Tahoma" w:hAnsi="Tahoma" w:cs="Tahoma"/>
+      <w:sz w:val="16"/>
+      <w:szCs w:val="16"/>
+    </w:rPr>
+  </w:style>
+  <w:style w:type="character" w:customStyle="1" w:styleId="BalloonTextChar">
+    <w:name w:val="Balloon Text Char"/>
+    <w:basedOn w:val="DefaultParagraphFont"/>
+    <w:link w:val="BalloonText"/>
+    <w:uiPriority w:val="99"/>
+    <w:semiHidden/>
+    <w:rsid w:val="002C0B95"/>
+    <w:rPr>
+      <w:rFonts w:ascii="Tahoma" w:hAnsi="Tahoma" w:cs="Tahoma"/>
+      <w:sz w:val="16"/>
+      <w:szCs w:val="16"/>
+    </w:rPr>
+  </w:style>
+</w:styles>
+</file>
+
+<file path=word/stylesWithEffects.xml><?xml version="1.0" encoding="utf-8"?>
+<w:styles xmlns:wpc="http://schemas.microsoft.com/office/word/2010/wordprocessingCanvas" xmlns:mc="http://schemas.openxmlformats.org/markup-compatibility/2006" xmlns:o="urn:schemas-microsoft-com:office:office" xmlns:r="http://schemas.openxmlformats.org/officeDocument/2006/relationships" xmlns:m="http://schemas.openxmlformats.org/officeDocument/2006/math" xmlns:v="urn:schemas-microsoft-com:vml" xmlns:wp14="http://schemas.microsoft.com/office/word/2010/wordprocessingDrawing" xmlns:wp="http://schemas.openxmlformats.org/drawingml/2006/wordprocessingDrawing" xmlns:w10="urn:schemas-microsoft-com:office:word" xmlns:w="http://schemas.openxmlformats.org/wordprocessingml/2006/main" xmlns:w14="http://schemas.microsoft.com/office/word/2010/wordml" xmlns:wpg="http://schemas.microsoft.com/office/word/2010/wordprocessingGroup" xmlns:wpi="http://schemas.microsoft.com/office/word/2010/wordprocessingInk" xmlns:wne="http://schemas.microsoft.com/office/word/2006/wordml" xmlns:wps="http://schemas.microsoft.com/office/word/2010/wordprocessingShape" mc:Ignorable="w14 wp14">
+  <w:docDefaults>
+    <w:rPrDefault>
+      <w:rPr>
+        <w:rFonts w:ascii="Times New Roman" w:eastAsia="Times New Roman" w:hAnsi="Times New Roman" w:cs="Times New Roman"/>
+        <w:sz w:val="24"/>
+        <w:szCs w:val="24"/>
+        <w:lang w:eastAsia="en-US" w:bidi="ar-SA"/>
+      </w:rPr>
+    </w:rPrDefault>
+    <w:pPrDefault>
+      <w:pPr>
+        <w:spacing w:before="240" w:after="240" w:line="276" w:lineRule="auto"/>
+      </w:pPr>
+    </w:pPrDefault>
+  </w:docDefaults>
+  <w:latentStyles w:defLockedState="0" w:defUIPriority="99" w:defSemiHidden="1" w:defUnhideWhenUsed="1" w:defQFormat="0" w:count="267">
+    <w:lsdException w:name="Normal" w:semiHidden="0" w:uiPriority="0" w:unhideWhenUsed="0" w:qFormat="1"/>
+    <w:lsdException w:name="heading 1" w:semiHidden="0" w:uiPriority="9" w:unhideWhenUsed="0" w:qFormat="1"/>
+    <w:lsdException w:name="heading 2" w:uiPriority="9" w:qFormat="1"/>
+    <w:lsdException w:name="heading 3" w:uiPriority="9" w:qFormat="1"/>
+    <w:lsdException w:name="heading 4" w:uiPriority="9" w:qFormat="1"/>
+    <w:lsdException w:name="heading 5" w:uiPriority="9" w:qFormat="1"/>
+    <w:lsdException w:name="heading 6" w:uiPriority="9" w:qFormat="1"/>
+    <w:lsdException w:name="heading 7" w:uiPriority="9" w:qFormat="1"/>
+    <w:lsdException w:name="heading 8" w:uiPriority="9" w:qFormat="1"/>
+    <w:lsdException w:name="heading 9" w:uiPriority="9" w:qFormat="1"/>
+    <w:lsdException w:name="toc 1" w:uiPriority="39"/>
+    <w:lsdException w:name="toc 2" w:uiPriority="39"/>
+    <w:lsdException w:name="toc 3" w:uiPriority="39"/>
+    <w:lsdException w:name="toc 4" w:uiPriority="39"/>
+    <w:lsdException w:name="toc 5" w:uiPriority="39"/>
+    <w:lsdException w:name="toc 6" w:uiPriority="39"/>
+    <w:lsdException w:name="toc 7" w:uiPriority="39"/>
+    <w:lsdException w:name="toc 8" w:uiPriority="39"/>
+    <w:lsdException w:name="toc 9" w:uiPriority="39"/>
+    <w:lsdException w:name="caption" w:uiPriority="35" w:qFormat="1"/>
+    <w:lsdException w:name="Title" w:semiHidden="0" w:uiPriority="10" w:unhideWhenUsed="0" w:qFormat="1"/>
+    <w:lsdException w:name="Default Paragraph Font" w:uiPriority="1"/>
+    <w:lsdException w:name="Subtitle" w:semiHidden="0" w:uiPriority="11" w:unhideWhenUsed="0" w:qFormat="1"/>
+    <w:lsdException w:name="Strong" w:semiHidden="0" w:uiPriority="22" w:unhideWhenUsed="0" w:qFormat="1"/>
+    <w:lsdException w:name="Emphasis" w:semiHidden="0" w:uiPriority="20" w:unhideWhenUsed="0" w:qFormat="1"/>
+    <w:lsdException w:name="Table Grid" w:semiHidden="0" w:uiPriority="39" w:unhideWhenUsed="0"/>
+    <w:lsdException w:name="Placeholder Text" w:unhideWhenUsed="0"/>
+    <w:lsdException w:name="No Spacing" w:semiHidden="0" w:uiPriority="1" w:unhideWhenUsed="0" w:qFormat="1"/>
+    <w:lsdException w:name="Light Shading" w:semiHidden="0" w:uiPriority="60" w:unhideWhenUsed="0"/>
+    <w:lsdException w:name="Light List" w:semiHidden="0" w:uiPriority="61" w:unhideWhenUsed="0"/>
+    <w:lsdException w:name="Light Grid" w:semiHidden="0" w:uiPriority="62" w:unhideWhenUsed="0"/>
+    <w:lsdException w:name="Medium Shading 1" w:semiHidden="0" w:uiPriority="63" w:unhideWhenUsed="0"/>
+    <w:lsdException w:name="Medium Shading 2" w:semiHidden="0" w:uiPriority="64" w:unhideWhenUsed="0"/>
+    <w:lsdException w:name="Medium List 1" w:semiHidden="0" w:uiPriority="65" w:unhideWhenUsed="0"/>
+    <w:lsdException w:name="Medium List 2" w:semiHidden="0" w:uiPriority="66" w:unhideWhenUsed="0"/>
+    <w:lsdException w:name="Medium Grid 1" w:semiHidden="0" w:uiPriority="67" w:unhideWhenUsed="0"/>
+    <w:lsdException w:name="Medium Grid 2" w:semiHidden="0" w:uiPriority="68" w:unhideWhenUsed="0"/>
+    <w:lsdException w:name="Medium Grid 3" w:semiHidden="0" w:uiPriority="69" w:unhideWhenUsed="0"/>
+    <w:lsdException w:name="Dark List" w:semiHidden="0" w:uiPriority="70" w:unhideWhenUsed="0"/>
+    <w:lsdException w:name="Colorful Shading" w:semiHidden="0" w:uiPriority="71" w:unhideWhenUsed="0"/>
+    <w:lsdException w:name="Colorful List" w:semiHidden="0" w:uiPriority="72" w:unhideWhenUsed="0"/>
+    <w:lsdException w:name="Colorful Grid" w:semiHidden="0" w:uiPriority="73" w:unhideWhenUsed="0"/>
+    <w:lsdException w:name="Light Shading Accent 1" w:semiHidden="0" w:uiPriority="60" w:unhideWhenUsed="0"/>
+    <w:lsdException w:name="Light List Accent 1" w:semiHidden="0" w:uiPriority="61" w:unhideWhenUsed="0"/>
+    <w:lsdException w:name="Light Grid Accent 1" w:semiHidden="0" w:uiPriority="62" w:unhideWhenUsed="0"/>
+    <w:lsdException w:name="Medium Shading 1 Accent 1" w:semiHidden="0" w:uiPriority="63" w:unhideWhenUsed="0"/>
+    <w:lsdException w:name="Medium Shading 2 Accent 1" w:semiHidden="0" w:uiPriority="64" w:unhideWhenUsed="0"/>
+    <w:lsdException w:name="Medium List 1 Accent 1" w:semiHidden="0" w:uiPriority="65" w:unhideWhenUsed="0"/>
+    <w:lsdException w:name="Revision" w:unhideWhenUsed="0"/>
+    <w:lsdException w:name="List Paragraph" w:semiHidden="0" w:uiPriority="34" w:unhideWhenUsed="0" w:qFormat="1"/>
+    <w:lsdException w:name="Quote" w:semiHidden="0" w:uiPriority="29" w:unhideWhenUsed="0" w:qFormat="1"/>
+    <w:lsdException w:name="Intense Quote" w:semiHidden="0" w:uiPriority="30" w:unhideWhenUsed="0" w:qFormat="1"/>
+    <w:lsdException w:name="Medium List 2 Accent 1" w:semiHidden="0" w:uiPriority="66" w:unhideWhenUsed="0"/>
+    <w:lsdException w:name="Medium Grid 1 Accent 1" w:semiHidden="0" w:uiPriority="67" w:unhideWhenUsed="0"/>
+    <w:lsdException w:name="Medium Grid 2 Accent 1" w:semiHidden="0" w:uiPriority="68" w:unhideWhenUsed="0"/>
+    <w:lsdException w:name="Medium Grid 3 Accent 1" w:semiHidden="0" w:uiPriority="69" w:unhideWhenUsed="0"/>
+    <w:lsdException w:name="Dark List Accent 1" w:semiHidden="0" w:uiPriority="70" w:unhideWhenUsed="0"/>
+    <w:lsdException w:name="Colorful Shading Accent 1" w:semiHidden="0" w:uiPriority="71" w:unhideWhenUsed="0"/>
+    <w:lsdException w:name="Colorful List Accent 1" w:semiHidden="0" w:uiPriority="72" w:unhideWhenUsed="0"/>
+    <w:lsdException w:name="Colorful Grid Accent 1" w:semiHidden="0" w:uiPriority="73" w:unhideWhenUsed="0"/>
+    <w:lsdException w:name="Light Shading Accent 2" w:semiHidden="0" w:uiPriority="60" w:unhideWhenUsed="0"/>
+    <w:lsdException w:name="Light List Accent 2" w:semiHidden="0" w:uiPriority="61" w:unhideWhenUsed="0"/>
+    <w:lsdException w:name="Light Grid Accent 2" w:semiHidden="0" w:uiPriority="62" w:unhideWhenUsed="0"/>
+    <w:lsdException w:name="Medium Shading 1 Accent 2" w:semiHidden="0" w:uiPriority="63" w:unhideWhenUsed="0"/>
+    <w:lsdException w:name="Medium Shading 2 Accent 2" w:semiHidden="0" w:uiPriority="64" w:unhideWhenUsed="0"/>
+    <w:lsdException w:name="Medium List 1 Accent 2" w:semiHidden="0" w:uiPriority="65" w:unhideWhenUsed="0"/>
+    <w:lsdException w:name="Medium List 2 Accent 2" w:semiHidden="0" w:uiPriority="66" w:unhideWhenUsed="0"/>
+    <w:lsdException w:name="Medium Grid 1 Accent 2" w:semiHidden="0" w:uiPriority="67" w:unhideWhenUsed="0"/>
+    <w:lsdException w:name="Medium Grid 2 Accent 2" w:semiHidden="0" w:uiPriority="68" w:unhideWhenUsed="0"/>
+    <w:lsdException w:name="Medium Grid 3 Accent 2" w:semiHidden="0" w:uiPriority="69" w:unhideWhenUsed="0"/>
+    <w:lsdException w:name="Dark List Accent 2" w:semiHidden="0" w:uiPriority="70" w:unhideWhenUsed="0"/>
+    <w:lsdException w:name="Colorful Shading Accent 2" w:semiHidden="0" w:uiPriority="71" w:unhideWhenUsed="0"/>
+    <w:lsdException w:name="Colorful List Accent 2" w:semiHidden="0" w:uiPriority="72" w:unhideWhenUsed="0"/>
+    <w:lsdException w:name="Colorful Grid Accent 2" w:semiHidden="0" w:uiPriority="73" w:unhideWhenUsed="0"/>
+    <w:lsdException w:name="Light Shading Accent 3" w:semiHidden="0" w:uiPriority="60" w:unhideWhenUsed="0"/>
+    <w:lsdException w:name="Light List Accent 3" w:semiHidden="0" w:uiPriority="61" w:unhideWhenUsed="0"/>
+    <w:lsdException w:name="Light Grid Accent 3" w:semiHidden="0" w:uiPriority="62" w:unhideWhenUsed="0"/>
+    <w:lsdException w:name="Medium Shading 1 Accent 3" w:semiHidden="0" w:uiPriority="63" w:unhideWhenUsed="0"/>
+    <w:lsdException w:name="Medium Shading 2 Accent 3" w:semiHidden="0" w:uiPriority="64" w:unhideWhenUsed="0"/>
+    <w:lsdException w:name="Medium List 1 Accent 3" w:semiHidden="0" w:uiPriority="65" w:unhideWhenUsed="0"/>
+    <w:lsdException w:name="Medium List 2 Accent 3" w:semiHidden="0" w:uiPriority="66" w:unhideWhenUsed="0"/>
+    <w:lsdException w:name="Medium Grid 1 Accent 3" w:semiHidden="0" w:uiPriority="67" w:unhideWhenUsed="0"/>
+    <w:lsdException w:name="Medium Grid 2 Accent 3" w:semiHidden="0" w:uiPriority="68" w:unhideWhenUsed="0"/>
+    <w:lsdException w:name="Medium Grid 3 Accent 3" w:semiHidden="0" w:uiPriority="69" w:unhideWhenUsed="0"/>
+    <w:lsdException w:name="Dark List Accent 3" w:semiHidden="0" w:uiPriority="70" w:unhideWhenUsed="0"/>
+    <w:lsdException w:name="Colorful Shading Accent 3" w:semiHidden="0" w:uiPriority="71" w:unhideWhenUsed="0"/>
+    <w:lsdException w:name="Colorful List Accent 3" w:semiHidden="0" w:uiPriority="72" w:unhideWhenUsed="0"/>
+    <w:lsdException w:name="Colorful Grid Accent 3" w:semiHidden="0" w:uiPriority="73" w:unhideWhenUsed="0"/>
+    <w:lsdException w:name="Light Shading Accent 4" w:semiHidden="0" w:uiPriority="60" w:unhideWhenUsed="0"/>
+    <w:lsdException w:name="Light List Accent 4" w:semiHidden="0" w:uiPriority="61" w:unhideWhenUsed="0"/>
+    <w:lsdException w:name="Light Grid Accent 4" w:semiHidden="0" w:uiPriority="62" w:unhideWhenUsed="0"/>
+    <w:lsdException w:name="Medium Shading 1 Accent 4" w:semiHidden="0" w:uiPriority="63" w:unhideWhenUsed="0"/>
+    <w:lsdException w:name="Medium Shading 2 Accent 4" w:semiHidden="0" w:uiPriority="64" w:unhideWhenUsed="0"/>
+    <w:lsdException w:name="Medium List 1 Accent 4" w:semiHidden="0" w:uiPriority="65" w:unhideWhenUsed="0"/>
+    <w:lsdException w:name="Medium List 2 Accent 4" w:semiHidden="0" w:uiPriority="66" w:unhideWhenUsed="0"/>
+    <w:lsdException w:name="Medium Grid 1 Accent 4" w:semiHidden="0" w:uiPriority="67" w:unhideWhenUsed="0"/>
+    <w:lsdException w:name="Medium Grid 2 Accent 4" w:semiHidden="0" w:uiPriority="68" w:unhideWhenUsed="0"/>
+    <w:lsdException w:name="Medium Grid 3 Accent 4" w:semiHidden="0" w:uiPriority="69" w:unhideWhenUsed="0"/>
+    <w:lsdException w:name="Dark List Accent 4" w:semiHidden="0" w:uiPriority="70" w:unhideWhenUsed="0"/>
+    <w:lsdException w:name="Colorful Shading Accent 4" w:semiHidden="0" w:uiPriority="71" w:unhideWhenUsed="0"/>
+    <w:lsdException w:name="Colorful List Accent 4" w:semiHidden="0" w:uiPriority="72" w:unhideWhenUsed="0"/>
+    <w:lsdException w:name="Colorful Grid Accent 4" w:semiHidden="0" w:uiPriority="73" w:unhideWhenUsed="0"/>
+    <w:lsdException w:name="Light Shading Accent 5" w:semiHidden="0" w:uiPriority="60" w:unhideWhenUsed="0"/>
+    <w:lsdException w:name="Light List Accent 5" w:semiHidden="0" w:uiPriority="61" w:unhideWhenUsed="0"/>
+    <w:lsdException w:name="Light Grid Accent 5" w:semiHidden="0" w:uiPriority="62" w:unhideWhenUsed="0"/>
+    <w:lsdException w:name="Medium Shading 1 Accent 5" w:semiHidden="0" w:uiPriority="63" w:unhideWhenUsed="0"/>
+    <w:lsdException w:name="Medium Shading 2 Accent 5" w:semiHidden="0" w:uiPriority="64" w:unhideWhenUsed="0"/>
+    <w:lsdException w:name="Medium List 1 Accent 5" w:semiHidden="0" w:uiPriority="65" w:unhideWhenUsed="0"/>
+    <w:lsdException w:name="Medium List 2 Accent 5" w:semiHidden="0" w:uiPriority="66" w:unhideWhenUsed="0"/>
+    <w:lsdException w:name="Medium Grid 1 Accent 5" w:semiHidden="0" w:uiPriority="67" w:unhideWhenUsed="0"/>
+    <w:lsdException w:name="Medium Grid 2 Accent 5" w:semiHidden="0" w:uiPriority="68" w:unhideWhenUsed="0"/>
+    <w:lsdException w:name="Medium Grid 3 Accent 5" w:semiHidden="0" w:uiPriority="69" w:unhideWhenUsed="0"/>
+    <w:lsdException w:name="Dark List Accent 5" w:semiHidden="0" w:uiPriority="70" w:unhideWhenUsed="0"/>
+    <w:lsdException w:name="Colorful Shading Accent 5" w:semiHidden="0" w:uiPriority="71" w:unhideWhenUsed="0"/>
+    <w:lsdException w:name="Colorful List Accent 5" w:semiHidden="0" w:uiPriority="72" w:unhideWhenUsed="0"/>
+    <w:lsdException w:name="Colorful Grid Accent 5" w:semiHidden="0" w:uiPriority="73" w:unhideWhenUsed="0"/>
+    <w:lsdException w:name="Light Shading Accent 6" w:semiHidden="0" w:uiPriority="60" w:unhideWhenUsed="0"/>
+    <w:lsdException w:name="Light List Accent 6" w:semiHidden="0" w:uiPriority="61" w:unhideWhenUsed="0"/>
+    <w:lsdException w:name="Light Grid Accent 6" w:semiHidden="0" w:uiPriority="62" w:unhideWhenUsed="0"/>
+    <w:lsdException w:name="Medium Shading 1 Accent 6" w:semiHidden="0" w:uiPriority="63" w:unhideWhenUsed="0"/>
+    <w:lsdException w:name="Medium Shading 2 Accent 6" w:semiHidden="0" w:uiPriority="64" w:unhideWhenUsed="0"/>
+    <w:lsdException w:name="Medium List 1 Accent 6" w:semiHidden="0" w:uiPriority="65" w:unhideWhenUsed="0"/>
+    <w:lsdException w:name="Medium List 2 Accent 6" w:semiHidden="0" w:uiPriority="66" w:unhideWhenUsed="0"/>
+    <w:lsdException w:name="Medium Grid 1 Accent 6" w:semiHidden="0" w:uiPriority="67" w:unhideWhenUsed="0"/>
+    <w:lsdException w:name="Medium Grid 2 Accent 6" w:semiHidden="0" w:uiPriority="68" w:unhideWhenUsed="0"/>
+    <w:lsdException w:name="Medium Grid 3 Accent 6" w:semiHidden="0" w:uiPriority="69" w:unhideWhenUsed="0"/>
+    <w:lsdException w:name="Dark List Accent 6" w:semiHidden="0" w:uiPriority="70" w:unhideWhenUsed="0"/>
+    <w:lsdException w:name="Colorful Shading Accent 6" w:semiHidden="0" w:uiPriority="71" w:unhideWhenUsed="0"/>
+    <w:lsdException w:name="Colorful List Accent 6" w:semiHidden="0" w:uiPriority="72" w:unhideWhenUsed="0"/>
+    <w:lsdException w:name="Colorful Grid Accent 6" w:semiHidden="0" w:uiPriority="73" w:unhideWhenUsed="0"/>
+    <w:lsdException w:name="Subtle Emphasis" w:semiHidden="0" w:uiPriority="19" w:unhideWhenUsed="0" w:qFormat="1"/>
+    <w:lsdException w:name="Intense Emphasis" w:semiHidden="0" w:uiPriority="21" w:unhideWhenUsed="0" w:qFormat="1"/>
+    <w:lsdException w:name="Subtle Reference" w:semiHidden="0" w:uiPriority="31" w:unhideWhenUsed="0" w:qFormat="1"/>
+    <w:lsdException w:name="Intense Reference" w:semiHidden="0" w:uiPriority="32" w:unhideWhenUsed="0" w:qFormat="1"/>
+    <w:lsdException w:name="Book Title" w:semiHidden="0" w:uiPriority="33" w:unhideWhenUsed="0" w:qFormat="1"/>
+    <w:lsdException w:name="Bibliography" w:uiPriority="37"/>
+    <w:lsdException w:name="TOC Heading" w:uiPriority="39" w:qFormat="1"/>
+  </w:latentStyles>
+  <w:style w:type="paragraph" w:default="1" w:styleId="Normal">
+    <w:name w:val="Normal"/>
+    <w:qFormat/>
+  </w:style>
+  <w:style w:type="paragraph" w:styleId="Heading1">
+    <w:name w:val="heading 1"/>
+    <w:basedOn w:val="Normal"/>
+    <w:next w:val="Normal"/>
+    <w:uiPriority w:val="9"/>
+    <w:qFormat/>
+    <w:pPr>
+      <w:keepNext/>
+      <w:keepLines/>
+      <w:spacing w:before="0" w:after="0" w:line="240" w:lineRule="auto"/>
+      <w:ind w:left="720" w:hanging="360"/>
+      <w:outlineLvl w:val="0"/>
+    </w:pPr>
+    <w:rPr>
+      <w:color w:val="0B5394"/>
+      <w:sz w:val="40"/>
+      <w:szCs w:val="40"/>
+    </w:rPr>
+  </w:style>
+  <w:style w:type="paragraph" w:styleId="Heading2">
+    <w:name w:val="heading 2"/>
+    <w:basedOn w:val="Normal"/>
+    <w:next w:val="Normal"/>
+    <w:uiPriority w:val="9"/>
+    <w:unhideWhenUsed/>
+    <w:qFormat/>
+    <w:pPr>
+      <w:keepNext/>
+      <w:keepLines/>
+      <w:spacing w:before="360" w:after="120"/>
+      <w:outlineLvl w:val="1"/>
+    </w:pPr>
+    <w:rPr>
+      <w:b/>
+      <w:bCs/>
+      <w:color w:val="0B5394"/>
+      <w:sz w:val="32"/>
+      <w:szCs w:val="32"/>
+    </w:rPr>
+  </w:style>
+  <w:style w:type="paragraph" w:styleId="Heading3">
+    <w:name w:val="heading 3"/>
+    <w:basedOn w:val="Normal"/>
+    <w:next w:val="Normal"/>
+    <w:uiPriority w:val="9"/>
+    <w:semiHidden/>
+    <w:unhideWhenUsed/>
+    <w:qFormat/>
+    <w:pPr>
+      <w:keepNext/>
+      <w:keepLines/>
+      <w:spacing w:before="320" w:after="80"/>
+      <w:outlineLvl w:val="2"/>
+    </w:pPr>
+    <w:rPr>
+      <w:sz w:val="28"/>
+      <w:szCs w:val="28"/>
+    </w:rPr>
+  </w:style>
+  <w:style w:type="paragraph" w:styleId="Heading4">
+    <w:name w:val="heading 4"/>
+    <w:basedOn w:val="Normal"/>
+    <w:next w:val="Normal"/>
+    <w:uiPriority w:val="9"/>
+    <w:semiHidden/>
+    <w:unhideWhenUsed/>
+    <w:qFormat/>
+    <w:pPr>
+      <w:keepNext/>
+      <w:keepLines/>
+      <w:spacing w:before="280" w:after="80"/>
+      <w:outlineLvl w:val="3"/>
+    </w:pPr>
+    <w:rPr>
+      <w:color w:val="666666"/>
+    </w:rPr>
+  </w:style>
+  <w:style w:type="paragraph" w:styleId="Heading5">
+    <w:name w:val="heading 5"/>
+    <w:basedOn w:val="Normal"/>
+    <w:next w:val="Normal"/>
+    <w:uiPriority w:val="9"/>
+    <w:semiHidden/>
+    <w:unhideWhenUsed/>
+    <w:qFormat/>
+    <w:pPr>
+      <w:keepNext/>
+      <w:keepLines/>
+      <w:spacing w:after="80"/>
+      <w:outlineLvl w:val="4"/>
+    </w:pPr>
+    <w:rPr>
+      <w:color w:val="666666"/>
+      <w:sz w:val="22"/>
+      <w:szCs w:val="22"/>
+    </w:rPr>
+  </w:style>
+  <w:style w:type="paragraph" w:styleId="Heading6">
+    <w:name w:val="heading 6"/>
+    <w:basedOn w:val="Normal"/>
+    <w:next w:val="Normal"/>
+    <w:uiPriority w:val="9"/>
+    <w:semiHidden/>
+    <w:unhideWhenUsed/>
+    <w:qFormat/>
+    <w:pPr>
+      <w:keepNext/>
+      <w:keepLines/>
+      <w:spacing w:after="80"/>
+      <w:outlineLvl w:val="5"/>
+    </w:pPr>
+    <w:rPr>
+      <w:i/>
+      <w:iCs/>
+      <w:color w:val="666666"/>
+      <w:sz w:val="22"/>
+      <w:szCs w:val="22"/>
+    </w:rPr>
+  </w:style>
+  <w:style w:type="character" w:default="1" w:styleId="DefaultParagraphFont">
+    <w:name w:val="Default Paragraph Font"/>
+    <w:uiPriority w:val="1"/>
+    <w:semiHidden/>
+    <w:unhideWhenUsed/>
+  </w:style>
+  <w:style w:type="table" w:default="1" w:styleId="TableNormal">
+    <w:name w:val="Normal Table"/>
+    <w:uiPriority w:val="99"/>
+    <w:semiHidden/>
+    <w:unhideWhenUsed/>
+    <w:tblPr>
+      <w:tblInd w:w="0" w:type="dxa"/>
+      <w:tblCellMar>
+        <w:top w:w="0" w:type="dxa"/>
+        <w:left w:w="108" w:type="dxa"/>
+        <w:bottom w:w="0" w:type="dxa"/>
+        <w:right w:w="108" w:type="dxa"/>
+      </w:tblCellMar>
+    </w:tblPr>
+  </w:style>
+  <w:style w:type="numbering" w:default="1" w:styleId="NoList">
+    <w:name w:val="No List"/>
+    <w:uiPriority w:val="99"/>
+    <w:semiHidden/>
+    <w:unhideWhenUsed/>
+  </w:style>
+  <w:style w:type="table" w:customStyle="1" w:styleId="TableNormal0">
+    <w:name w:val="TableNormal"/>
+    <w:tblPr>
+      <w:tblCellMar>
+        <w:top w:w="100" w:type="dxa"/>
+        <w:left w:w="100" w:type="dxa"/>
+        <w:bottom w:w="100" w:type="dxa"/>
+        <w:right w:w="100" w:type="dxa"/>
+      </w:tblCellMar>
+    </w:tblPr>
+  </w:style>
+  <w:style w:type="paragraph" w:styleId="Title">
+    <w:name w:val="Title"/>
+    <w:basedOn w:val="Normal"/>
+    <w:next w:val="Normal"/>
+    <w:uiPriority w:val="10"/>
+    <w:qFormat/>
+    <w:pPr>
+      <w:keepNext/>
+      <w:keepLines/>
+      <w:spacing w:before="0" w:after="60"/>
+    </w:pPr>
+    <w:rPr>
+      <w:sz w:val="52"/>
+      <w:szCs w:val="52"/>
+    </w:rPr>
+  </w:style>
+  <w:style w:type="paragraph" w:styleId="Subtitle">
+    <w:name w:val="Subtitle"/>
+    <w:basedOn w:val="Normal"/>
+    <w:next w:val="Normal"/>
+    <w:uiPriority w:val="11"/>
+    <w:qFormat/>
+    <w:pPr>
+      <w:keepNext/>
+      <w:keepLines/>
+      <w:spacing w:before="0" w:after="320"/>
+    </w:pPr>
+    <w:rPr>
+      <w:rFonts w:ascii="Arial" w:eastAsia="Arial" w:hAnsi="Arial" w:cs="Arial"/>
+      <w:color w:val="666666"/>
+      <w:sz w:val="30"/>
+      <w:szCs w:val="30"/>
+    </w:rPr>
+  </w:style>
+  <w:style w:type="table" w:customStyle="1" w:styleId="a">
+    <w:basedOn w:val="TableNormal0"/>
+    <w:tblPr>
+      <w:tblStyleRowBandSize w:val="1"/>
+      <w:tblStyleColBandSize w:val="1"/>
+      <w:tblCellMar>
+        <w:top w:w="100" w:type="dxa"/>
+        <w:left w:w="100" w:type="dxa"/>
+        <w:bottom w:w="100" w:type="dxa"/>
+        <w:right w:w="100" w:type="dxa"/>
+      </w:tblCellMar>
+    </w:tblPr>
+  </w:style>
+  <w:style w:type="table" w:customStyle="1" w:styleId="a0">
+    <w:basedOn w:val="TableNormal0"/>
+    <w:tblPr>
+      <w:tblStyleRowBandSize w:val="1"/>
+      <w:tblStyleColBandSize w:val="1"/>
+      <w:tblCellMar>
+        <w:top w:w="100" w:type="dxa"/>
+        <w:left w:w="100" w:type="dxa"/>
+        <w:bottom w:w="100" w:type="dxa"/>
+        <w:right w:w="100" w:type="dxa"/>
+      </w:tblCellMar>
+    </w:tblPr>
+  </w:style>
+  <w:style w:type="table" w:customStyle="1" w:styleId="a1">
+    <w:basedOn w:val="TableNormal0"/>
+    <w:tblPr>
+      <w:tblStyleRowBandSize w:val="1"/>
+      <w:tblStyleColBandSize w:val="1"/>
+      <w:tblCellMar>
+        <w:top w:w="100" w:type="dxa"/>
+        <w:left w:w="100" w:type="dxa"/>
+        <w:bottom w:w="100" w:type="dxa"/>
+        <w:right w:w="100" w:type="dxa"/>
+      </w:tblCellMar>
+    </w:tblPr>
+  </w:style>
+  <w:style w:type="table" w:customStyle="1" w:styleId="a2">
+    <w:basedOn w:val="TableNormal0"/>
+    <w:tblPr>
+      <w:tblStyleRowBandSize w:val="1"/>
+      <w:tblStyleColBandSize w:val="1"/>
+      <w:tblCellMar>
+        <w:top w:w="100" w:type="dxa"/>
+        <w:left w:w="100" w:type="dxa"/>
+        <w:bottom w:w="100" w:type="dxa"/>
+        <w:right w:w="100" w:type="dxa"/>
+      </w:tblCellMar>
+    </w:tblPr>
+  </w:style>
+  <w:style w:type="table" w:customStyle="1" w:styleId="a3">
+    <w:basedOn w:val="TableNormal0"/>
+    <w:tblPr>
+      <w:tblStyleRowBandSize w:val="1"/>
+      <w:tblStyleColBandSize w:val="1"/>
+      <w:tblCellMar>
+        <w:top w:w="100" w:type="dxa"/>
+        <w:left w:w="100" w:type="dxa"/>
+        <w:bottom w:w="100" w:type="dxa"/>
+        <w:right w:w="100" w:type="dxa"/>
+      </w:tblCellMar>
+    </w:tblPr>
+  </w:style>
+  <w:style w:type="table" w:customStyle="1" w:styleId="a4">
+    <w:basedOn w:val="TableNormal0"/>
+    <w:tblPr>
+      <w:tblStyleRowBandSize w:val="1"/>
+      <w:tblStyleColBandSize w:val="1"/>
+      <w:tblCellMar>
+        <w:top w:w="100" w:type="dxa"/>
+        <w:left w:w="100" w:type="dxa"/>
+        <w:bottom w:w="100" w:type="dxa"/>
+        <w:right w:w="100" w:type="dxa"/>
+      </w:tblCellMar>
+    </w:tblPr>
+  </w:style>
+  <w:style w:type="table" w:customStyle="1" w:styleId="a5">
+    <w:basedOn w:val="TableNormal0"/>
+    <w:tblPr>
+      <w:tblStyleRowBandSize w:val="1"/>
+      <w:tblStyleColBandSize w:val="1"/>
+      <w:tblCellMar>
+        <w:top w:w="100" w:type="dxa"/>
+        <w:left w:w="100" w:type="dxa"/>
+        <w:bottom w:w="100" w:type="dxa"/>
+        <w:right w:w="100" w:type="dxa"/>
+      </w:tblCellMar>
+    </w:tblPr>
+  </w:style>
+  <w:style w:type="table" w:customStyle="1" w:styleId="a6">
+    <w:basedOn w:val="TableNormal0"/>
+    <w:tblPr>
+      <w:tblStyleRowBandSize w:val="1"/>
+      <w:tblStyleColBandSize w:val="1"/>
+      <w:tblCellMar>
+        <w:top w:w="100" w:type="dxa"/>
+        <w:left w:w="100" w:type="dxa"/>
+        <w:bottom w:w="100" w:type="dxa"/>
+        <w:right w:w="100" w:type="dxa"/>
+      </w:tblCellMar>
+    </w:tblPr>
+  </w:style>
+  <w:style w:type="table" w:customStyle="1" w:styleId="a7">
+    <w:basedOn w:val="TableNormal0"/>
+    <w:tblPr>
+      <w:tblStyleRowBandSize w:val="1"/>
+      <w:tblStyleColBandSize w:val="1"/>
+      <w:tblCellMar>
+        <w:top w:w="100" w:type="dxa"/>
+        <w:left w:w="100" w:type="dxa"/>
+        <w:bottom w:w="100" w:type="dxa"/>
+        <w:right w:w="100" w:type="dxa"/>
+      </w:tblCellMar>
+    </w:tblPr>
+  </w:style>
+  <w:style w:type="table" w:customStyle="1" w:styleId="a8">
+    <w:basedOn w:val="TableNormal0"/>
+    <w:tblPr>
+      <w:tblStyleRowBandSize w:val="1"/>
+      <w:tblStyleColBandSize w:val="1"/>
+      <w:tblCellMar>
+        <w:top w:w="100" w:type="dxa"/>
+        <w:left w:w="100" w:type="dxa"/>
+        <w:bottom w:w="100" w:type="dxa"/>
+        <w:right w:w="100" w:type="dxa"/>
+      </w:tblCellMar>
+    </w:tblPr>
+  </w:style>
+  <w:style w:type="table" w:customStyle="1" w:styleId="a9">
+    <w:basedOn w:val="TableNormal0"/>
+    <w:tblPr>
+      <w:tblStyleRowBandSize w:val="1"/>
+      <w:tblStyleColBandSize w:val="1"/>
+      <w:tblCellMar>
+        <w:top w:w="100" w:type="dxa"/>
+        <w:left w:w="100" w:type="dxa"/>
+        <w:bottom w:w="100" w:type="dxa"/>
+        <w:right w:w="100" w:type="dxa"/>
+      </w:tblCellMar>
+    </w:tblPr>
+  </w:style>
+  <w:style w:type="table" w:customStyle="1" w:styleId="aa">
+    <w:basedOn w:val="TableNormal0"/>
+    <w:tblPr>
+      <w:tblStyleRowBandSize w:val="1"/>
+      <w:tblStyleColBandSize w:val="1"/>
+      <w:tblCellMar>
+        <w:top w:w="100" w:type="dxa"/>
+        <w:left w:w="100" w:type="dxa"/>
+        <w:bottom w:w="100" w:type="dxa"/>
+        <w:right w:w="100" w:type="dxa"/>
+      </w:tblCellMar>
+    </w:tblPr>
+  </w:style>
+  <w:style w:type="table" w:customStyle="1" w:styleId="ab">
+    <w:basedOn w:val="TableNormal0"/>
+    <w:tblPr>
+      <w:tblStyleRowBandSize w:val="1"/>
+      <w:tblStyleColBandSize w:val="1"/>
+      <w:tblCellMar>
+        <w:top w:w="100" w:type="dxa"/>
+        <w:left w:w="100" w:type="dxa"/>
+        <w:bottom w:w="100" w:type="dxa"/>
+        <w:right w:w="100" w:type="dxa"/>
+      </w:tblCellMar>
+    </w:tblPr>
+  </w:style>
+  <w:style w:type="table" w:customStyle="1" w:styleId="ac">
+    <w:basedOn w:val="TableNormal0"/>
+    <w:tblPr>
+      <w:tblStyleRowBandSize w:val="1"/>
+      <w:tblStyleColBandSize w:val="1"/>
+      <w:tblCellMar>
+        <w:top w:w="100" w:type="dxa"/>
+        <w:left w:w="100" w:type="dxa"/>
+        <w:bottom w:w="100" w:type="dxa"/>
+        <w:right w:w="100" w:type="dxa"/>
+      </w:tblCellMar>
+    </w:tblPr>
+  </w:style>
+  <w:style w:type="paragraph" w:styleId="BalloonText">
+    <w:name w:val="Balloon Text"/>
+    <w:basedOn w:val="Normal"/>
+    <w:link w:val="BalloonTextChar"/>
+    <w:uiPriority w:val="99"/>
+    <w:semiHidden/>
+    <w:unhideWhenUsed/>
+    <w:rsid w:val="002C0B95"/>
+    <w:pPr>
+      <w:spacing w:before="0" w:after="0" w:line="240" w:lineRule="auto"/>
+    </w:pPr>
+    <w:rPr>
+      <w:rFonts w:ascii="Tahoma" w:hAnsi="Tahoma" w:cs="Tahoma"/>
+      <w:sz w:val="16"/>
+      <w:szCs w:val="16"/>
+    </w:rPr>
+  </w:style>
+  <w:style w:type="character" w:customStyle="1" w:styleId="BalloonTextChar">
+    <w:name w:val="Balloon Text Char"/>
+    <w:basedOn w:val="DefaultParagraphFont"/>
+    <w:link w:val="BalloonText"/>
+    <w:uiPriority w:val="99"/>
+    <w:semiHidden/>
+    <w:rsid w:val="002C0B95"/>
+    <w:rPr>
+      <w:rFonts w:ascii="Tahoma" w:hAnsi="Tahoma" w:cs="Tahoma"/>
+      <w:sz w:val="16"/>
+      <w:szCs w:val="16"/>
+    </w:rPr>
   </w:style>
 </w:styles>
 </file>

--- a/Process_Docs/SRS.docx
+++ b/Process_Docs/SRS.docx
@@ -2692,23 +2692,7 @@
     </w:p>
     <w:p>
       <w:r>
-        <w:t xml:space="preserve">The purpose of this document is to provide a detailed description of the functional requirements for </w:t>
-      </w:r>
-      <w:proofErr w:type="spellStart"/>
-      <w:r>
-        <w:t>Closthing</w:t>
-      </w:r>
-      <w:proofErr w:type="spellEnd"/>
-      <w:r>
-        <w:t xml:space="preserve">-Platform App, an online Shopping store for (Clothes, Accessories. This SRS servers as the primary document for </w:t>
-      </w:r>
-      <w:proofErr w:type="gramStart"/>
-      <w:r>
-        <w:t>developers</w:t>
-      </w:r>
-      <w:proofErr w:type="gramEnd"/>
-      <w:r>
-        <w:t xml:space="preserve"> team, testers team, project stakeholders, and the client to ensure that the final system meets all specified needs.</w:t>
+        <w:t>The purpose of this document is to provide a detailed description of the functional requirements for Closthing-Platform App, an online Shopping store for (Clothes, Accessories. This SRS servers as the primary document for developers team, testers team, project stakeholders, and the client to ensure that the final system meets all specified needs.</w:t>
       </w:r>
     </w:p>
     <w:p>
@@ -3798,13 +3782,8 @@
         <w:t xml:space="preserve">Shopping Cart: </w:t>
       </w:r>
       <w:r>
-        <w:t xml:space="preserve">Add products to cart, and proceed to </w:t>
+        <w:t>Add products to cart, and proceed to checkout</w:t>
       </w:r>
-      <w:proofErr w:type="gramStart"/>
-      <w:r>
-        <w:t>checkout</w:t>
-      </w:r>
-      <w:proofErr w:type="gramEnd"/>
     </w:p>
     <w:p>
       <w:pPr>
@@ -3974,21 +3953,12 @@
         </w:numPr>
         <w:spacing w:before="0" w:after="0"/>
       </w:pPr>
-      <w:proofErr w:type="spellStart"/>
       <w:r>
         <w:rPr>
           <w:b/>
           <w:bCs/>
         </w:rPr>
-        <w:t>Seperate</w:t>
-      </w:r>
-      <w:proofErr w:type="spellEnd"/>
-      <w:r>
-        <w:rPr>
-          <w:b/>
-          <w:bCs/>
-        </w:rPr>
-        <w:t xml:space="preserve"> Dashboards Required: </w:t>
+        <w:t xml:space="preserve">Seperate Dashboards Required: </w:t>
       </w:r>
       <w:r>
         <w:t>Suppliers/Users must have their own dashboards for product and order management</w:t>
@@ -4083,18 +4053,9 @@
           <w:sz w:val="34"/>
           <w:szCs w:val="34"/>
         </w:rPr>
-        <w:t>2.4 User Characteristics/</w:t>
-      </w:r>
-      <w:proofErr w:type="spellStart"/>
-      <w:r>
-        <w:rPr>
-          <w:sz w:val="34"/>
-          <w:szCs w:val="34"/>
-        </w:rPr>
-        <w:t>Profiels</w:t>
+        <w:t>2.4 User Characteristics/Profiels</w:t>
       </w:r>
       <w:bookmarkEnd w:id="13"/>
-      <w:proofErr w:type="spellEnd"/>
     </w:p>
     <w:p>
       <w:pPr>
@@ -4549,15 +4510,7 @@
               <w:spacing w:before="0" w:after="0"/>
             </w:pPr>
             <w:r>
-              <w:t xml:space="preserve">The system SHALL </w:t>
-            </w:r>
-            <w:proofErr w:type="gramStart"/>
-            <w:r>
-              <w:t>provide</w:t>
-            </w:r>
-            <w:proofErr w:type="gramEnd"/>
-            <w:r>
-              <w:t xml:space="preserve"> a registration page with (Username,  Email, Password, and Confirm Password) input fields to allow new users to create an account.</w:t>
+              <w:t>The system SHALL provide a registration page with (Username,  Email, Password, and Confirm Password) input fields to allow new users to create an account.</w:t>
             </w:r>
           </w:p>
         </w:tc>
@@ -5003,15 +4956,7 @@
               <w:spacing w:before="0" w:after="0"/>
             </w:pPr>
             <w:r>
-              <w:t xml:space="preserve">The system SHALL </w:t>
-            </w:r>
-            <w:proofErr w:type="gramStart"/>
-            <w:r>
-              <w:t>provide</w:t>
-            </w:r>
-            <w:proofErr w:type="gramEnd"/>
-            <w:r>
-              <w:t xml:space="preserve"> password visibility toggle option for password field</w:t>
+              <w:t>The system SHALL provide password visibility toggle option for password field</w:t>
             </w:r>
           </w:p>
         </w:tc>
@@ -5278,15 +5223,7 @@
               <w:spacing w:before="0" w:after="0"/>
             </w:pPr>
             <w:r>
-              <w:t xml:space="preserve">The system SHALL </w:t>
-            </w:r>
-            <w:proofErr w:type="gramStart"/>
-            <w:r>
-              <w:t>provide</w:t>
-            </w:r>
-            <w:proofErr w:type="gramEnd"/>
-            <w:r>
-              <w:t xml:space="preserve"> an option to select the user role (</w:t>
+              <w:t>The system SHALL provide an option to select the user role (</w:t>
             </w:r>
             <w:r>
               <w:t>Customer</w:t>
@@ -5366,21 +5303,7 @@
               <w:rPr>
                 <w:lang w:val="en-US"/>
               </w:rPr>
-              <w:t xml:space="preserve">Radio buttons for selecting "Customer" or "Supplier" </w:t>
-            </w:r>
-            <w:proofErr w:type="gramStart"/>
-            <w:r>
-              <w:rPr>
-                <w:lang w:val="en-US"/>
-              </w:rPr>
-              <w:t>is</w:t>
-            </w:r>
-            <w:proofErr w:type="gramEnd"/>
-            <w:r>
-              <w:rPr>
-                <w:lang w:val="en-US"/>
-              </w:rPr>
-              <w:t xml:space="preserve"> present </w:t>
+              <w:t xml:space="preserve">Radio buttons for selecting "Customer" or "Supplier" is present </w:t>
             </w:r>
           </w:p>
           <w:p>
@@ -5517,15 +5440,7 @@
               <w:spacing w:before="0" w:after="0"/>
             </w:pPr>
             <w:r>
-              <w:t xml:space="preserve">The system SHALL </w:t>
-            </w:r>
-            <w:proofErr w:type="gramStart"/>
-            <w:r>
-              <w:t>not</w:t>
-            </w:r>
-            <w:proofErr w:type="gramEnd"/>
-            <w:r>
-              <w:t xml:space="preserve"> accept username length less than 3 or more than 50 characters</w:t>
+              <w:t>The system SHALL not accept username length less than 3 or more than 50 characters</w:t>
             </w:r>
           </w:p>
         </w:tc>
@@ -5881,33 +5796,11 @@
                 <w:lang w:val="en-US"/>
               </w:rPr>
             </w:pPr>
-            <w:proofErr w:type="gramStart"/>
-            <w:r>
-              <w:rPr>
-                <w:lang w:val="en-US"/>
-              </w:rPr>
-              <w:t>Password</w:t>
-            </w:r>
-            <w:proofErr w:type="gramEnd"/>
-            <w:r>
-              <w:rPr>
-                <w:lang w:val="en-US"/>
-              </w:rPr>
-              <w:t xml:space="preserve"> with length 8 to 64 characters </w:t>
-            </w:r>
-            <w:proofErr w:type="gramStart"/>
-            <w:r>
-              <w:rPr>
-                <w:lang w:val="en-US"/>
-              </w:rPr>
-              <w:t>is</w:t>
-            </w:r>
-            <w:proofErr w:type="gramEnd"/>
-            <w:r>
-              <w:rPr>
-                <w:lang w:val="en-US"/>
-              </w:rPr>
-              <w:t xml:space="preserve"> accepted</w:t>
+            <w:r>
+              <w:rPr>
+                <w:lang w:val="en-US"/>
+              </w:rPr>
+              <w:t>Password with length 8 to 64 characters is accepted</w:t>
             </w:r>
           </w:p>
           <w:p>
@@ -6114,15 +6007,7 @@
               <w:spacing w:before="0" w:after="0"/>
             </w:pPr>
             <w:r>
-              <w:t xml:space="preserve">The system SHALL </w:t>
-            </w:r>
-            <w:proofErr w:type="gramStart"/>
-            <w:r>
-              <w:t>not</w:t>
-            </w:r>
-            <w:proofErr w:type="gramEnd"/>
-            <w:r>
-              <w:t xml:space="preserve"> accept an Email address that is already registered in the system</w:t>
+              <w:t>The system SHALL not accept an Email address that is already registered in the system</w:t>
             </w:r>
           </w:p>
         </w:tc>
@@ -6484,15 +6369,7 @@
               <w:spacing w:before="0" w:after="0"/>
             </w:pPr>
             <w:r>
-              <w:t xml:space="preserve">The system SHALL </w:t>
-            </w:r>
-            <w:proofErr w:type="gramStart"/>
-            <w:r>
-              <w:t>provide</w:t>
-            </w:r>
-            <w:proofErr w:type="gramEnd"/>
-            <w:r>
-              <w:t xml:space="preserve"> a login page with a secure login functionality with (email and password) input fields for registered users.</w:t>
+              <w:t>The system SHALL provide a login page with a secure login functionality with (email and password) input fields for registered users.</w:t>
             </w:r>
           </w:p>
         </w:tc>
@@ -6871,23 +6748,7 @@
               <w:spacing w:before="0" w:after="0"/>
             </w:pPr>
             <w:r>
-              <w:t xml:space="preserve">The system SHALL </w:t>
-            </w:r>
-            <w:proofErr w:type="gramStart"/>
-            <w:r>
-              <w:t>identify</w:t>
-            </w:r>
-            <w:proofErr w:type="gramEnd"/>
-            <w:r>
-              <w:t xml:space="preserve"> user role (Client/Supplier/Admin) while logging in from stored emails and </w:t>
-            </w:r>
-            <w:proofErr w:type="gramStart"/>
-            <w:r>
-              <w:t>relating</w:t>
-            </w:r>
-            <w:proofErr w:type="gramEnd"/>
-            <w:r>
-              <w:t xml:space="preserve"> roles.</w:t>
+              <w:t>The system SHALL identify user role (Client/Supplier/Admin) while logging in from stored emails and relating roles.</w:t>
             </w:r>
           </w:p>
         </w:tc>
@@ -7130,21 +6991,11 @@
             <w:r>
               <w:t xml:space="preserve"> to </w:t>
             </w:r>
-            <w:proofErr w:type="gramStart"/>
             <w:r>
               <w:t>user</w:t>
             </w:r>
-            <w:proofErr w:type="gramEnd"/>
-            <w:r>
-              <w:t xml:space="preserve"> and display </w:t>
-            </w:r>
-            <w:proofErr w:type="gramStart"/>
-            <w:r>
-              <w:t>an error message</w:t>
-            </w:r>
-            <w:proofErr w:type="gramEnd"/>
-            <w:r>
-              <w:t xml:space="preserve"> for invalid credentials</w:t>
+            <w:r>
+              <w:t xml:space="preserve"> and display an error message for invalid credentials</w:t>
             </w:r>
           </w:p>
         </w:tc>
@@ -7748,15 +7599,7 @@
               </w:rPr>
             </w:pPr>
             <w:r>
-              <w:t xml:space="preserve">that products added by the </w:t>
-            </w:r>
-            <w:proofErr w:type="gramStart"/>
-            <w:r>
-              <w:t>Admin</w:t>
-            </w:r>
-            <w:proofErr w:type="gramEnd"/>
-            <w:r>
-              <w:t xml:space="preserve"> should have a default status of 'Approved'</w:t>
+              <w:t>that products added by the Admin should have a default status of 'Approved'</w:t>
             </w:r>
           </w:p>
           <w:p>
@@ -7942,15 +7785,7 @@
               <w:widowControl w:val="0"/>
             </w:pPr>
             <w:r>
-              <w:t xml:space="preserve">The system SHALL </w:t>
-            </w:r>
-            <w:proofErr w:type="gramStart"/>
-            <w:r>
-              <w:t>allow</w:t>
-            </w:r>
-            <w:proofErr w:type="gramEnd"/>
-            <w:r>
-              <w:t xml:space="preserve"> the admin to remove products from the product list.</w:t>
+              <w:t>The system SHALL allow the admin to remove products from the product list.</w:t>
             </w:r>
           </w:p>
         </w:tc>
@@ -8091,25 +7926,7 @@
               <w:widowControl w:val="0"/>
             </w:pPr>
             <w:r>
-              <w:t xml:space="preserve">The system SHALL </w:t>
-            </w:r>
-            <w:proofErr w:type="gramStart"/>
-            <w:r>
-              <w:t>allow</w:t>
-            </w:r>
-            <w:proofErr w:type="gramEnd"/>
-            <w:r>
-              <w:t xml:space="preserve"> the admin to add, remove </w:t>
-            </w:r>
-            <w:proofErr w:type="spellStart"/>
-            <w:proofErr w:type="gramStart"/>
-            <w:r>
-              <w:t>customers</w:t>
-            </w:r>
-            <w:proofErr w:type="spellEnd"/>
-            <w:proofErr w:type="gramEnd"/>
-            <w:r>
-              <w:t xml:space="preserve"> </w:t>
+              <w:t xml:space="preserve">The system SHALL allow the admin to add, remove customers </w:t>
             </w:r>
             <w:r>
               <w:lastRenderedPageBreak/>
@@ -8346,15 +8163,7 @@
               <w:widowControl w:val="0"/>
             </w:pPr>
             <w:r>
-              <w:t xml:space="preserve">The system SHALL </w:t>
-            </w:r>
-            <w:proofErr w:type="gramStart"/>
-            <w:r>
-              <w:t>allow</w:t>
-            </w:r>
-            <w:proofErr w:type="gramEnd"/>
-            <w:r>
-              <w:t xml:space="preserve"> the admin to add, remove suppliers accounts</w:t>
+              <w:t>The system SHALL allow the admin to add, remove suppliers accounts</w:t>
             </w:r>
           </w:p>
         </w:tc>
@@ -8578,15 +8387,7 @@
               <w:widowControl w:val="0"/>
             </w:pPr>
             <w:r>
-              <w:t xml:space="preserve">The system SHALL </w:t>
-            </w:r>
-            <w:proofErr w:type="gramStart"/>
-            <w:r>
-              <w:t>allow</w:t>
-            </w:r>
-            <w:proofErr w:type="gramEnd"/>
-            <w:r>
-              <w:t xml:space="preserve"> the admin to view a list of all users(suppliers, customers)  in the system.</w:t>
+              <w:t>The system SHALL allow the admin to view a list of all users(suppliers, customers)  in the system.</w:t>
             </w:r>
           </w:p>
         </w:tc>
@@ -8790,15 +8591,7 @@
               <w:widowControl w:val="0"/>
             </w:pPr>
             <w:r>
-              <w:t xml:space="preserve">The system SHALL </w:t>
-            </w:r>
-            <w:proofErr w:type="gramStart"/>
-            <w:r>
-              <w:t>allow</w:t>
-            </w:r>
-            <w:proofErr w:type="gramEnd"/>
-            <w:r>
-              <w:t xml:space="preserve"> the admin to view a list of all orders in the system</w:t>
+              <w:t>The system SHALL allow the admin to view a list of all orders in the system</w:t>
             </w:r>
           </w:p>
         </w:tc>
@@ -8961,15 +8754,7 @@
               <w:widowControl w:val="0"/>
             </w:pPr>
             <w:r>
-              <w:t xml:space="preserve">The system SHALL </w:t>
-            </w:r>
-            <w:proofErr w:type="gramStart"/>
-            <w:r>
-              <w:t>allow</w:t>
-            </w:r>
-            <w:proofErr w:type="gramEnd"/>
-            <w:r>
-              <w:t xml:space="preserve"> the admin to approve or reject product submissions from suppliers.</w:t>
+              <w:t>The system SHALL allow the admin to approve or reject product submissions from suppliers.</w:t>
             </w:r>
           </w:p>
         </w:tc>
@@ -9148,23 +8933,7 @@
               <w:widowControl w:val="0"/>
             </w:pPr>
             <w:r>
-              <w:t xml:space="preserve">The system SHALL </w:t>
-            </w:r>
-            <w:proofErr w:type="gramStart"/>
-            <w:r>
-              <w:t>allow</w:t>
-            </w:r>
-            <w:proofErr w:type="gramEnd"/>
-            <w:r>
-              <w:t xml:space="preserve"> the </w:t>
-            </w:r>
-            <w:proofErr w:type="gramStart"/>
-            <w:r>
-              <w:t>Admin</w:t>
-            </w:r>
-            <w:proofErr w:type="gramEnd"/>
-            <w:r>
-              <w:t xml:space="preserve"> to search for specific products in the dashboard.</w:t>
+              <w:t>The system SHALL allow the Admin to search for specific products in the dashboard.</w:t>
             </w:r>
           </w:p>
         </w:tc>
@@ -9469,15 +9238,7 @@
               <w:widowControl w:val="0"/>
             </w:pPr>
             <w:r>
-              <w:t xml:space="preserve">The system SHALL </w:t>
-            </w:r>
-            <w:proofErr w:type="gramStart"/>
-            <w:r>
-              <w:t>provide</w:t>
-            </w:r>
-            <w:proofErr w:type="gramEnd"/>
-            <w:r>
-              <w:t xml:space="preserve"> a </w:t>
+              <w:t xml:space="preserve">The system SHALL provide a </w:t>
             </w:r>
             <w:r>
               <w:rPr>
@@ -9516,13 +9277,7 @@
               <w:t>to</w:t>
             </w:r>
             <w:r>
-              <w:t xml:space="preserve"> the </w:t>
-            </w:r>
-            <w:r>
-              <w:t>admin</w:t>
-            </w:r>
-            <w:r>
-              <w:t xml:space="preserve"> dashboard</w:t>
+              <w:t xml:space="preserve"> the admin dashboard</w:t>
             </w:r>
           </w:p>
         </w:tc>
@@ -9587,7 +9342,6 @@
                 <w:numId w:val="8"/>
               </w:numPr>
               <w:rPr>
-                <w:rFonts w:hint="cs"/>
                 <w:rtl/>
                 <w:lang w:bidi="ar-EG"/>
               </w:rPr>
@@ -9596,21 +9350,7 @@
               <w:rPr>
                 <w:lang w:bidi="ar-EG"/>
               </w:rPr>
-              <w:t xml:space="preserve">Upon clicking the "Back" button, the system SHALL </w:t>
-            </w:r>
-            <w:proofErr w:type="gramStart"/>
-            <w:r>
-              <w:rPr>
-                <w:lang w:bidi="ar-EG"/>
-              </w:rPr>
-              <w:t>redirect</w:t>
-            </w:r>
-            <w:proofErr w:type="gramEnd"/>
-            <w:r>
-              <w:rPr>
-                <w:lang w:bidi="ar-EG"/>
-              </w:rPr>
-              <w:t xml:space="preserve"> the user to the specific page from which the "Add </w:t>
+              <w:t xml:space="preserve">Upon clicking the "Back" button, the system SHALL redirect the user to the specific page from which the "Add </w:t>
             </w:r>
             <w:r>
               <w:rPr>
@@ -9683,15 +9423,7 @@
               <w:widowControl w:val="0"/>
             </w:pPr>
             <w:r>
-              <w:t xml:space="preserve">The system SHALL </w:t>
-            </w:r>
-            <w:proofErr w:type="gramStart"/>
-            <w:r>
-              <w:t>provide</w:t>
-            </w:r>
-            <w:proofErr w:type="gramEnd"/>
-            <w:r>
-              <w:t xml:space="preserve"> a </w:t>
+              <w:t xml:space="preserve">The system SHALL provide a </w:t>
             </w:r>
             <w:r>
               <w:rPr>
@@ -9709,13 +9441,7 @@
               <w:t xml:space="preserve"> </w:t>
             </w:r>
             <w:r>
-              <w:t xml:space="preserve">add </w:t>
-            </w:r>
-            <w:r>
-              <w:t>user</w:t>
-            </w:r>
-            <w:r>
-              <w:t xml:space="preserve"> page</w:t>
+              <w:t>add user page</w:t>
             </w:r>
             <w:r>
               <w:t xml:space="preserve"> </w:t>
@@ -9730,13 +9456,7 @@
               <w:t>to</w:t>
             </w:r>
             <w:r>
-              <w:t xml:space="preserve"> the </w:t>
-            </w:r>
-            <w:r>
-              <w:t>admin</w:t>
-            </w:r>
-            <w:r>
-              <w:t xml:space="preserve"> dashboard</w:t>
+              <w:t xml:space="preserve"> the admin dashboard</w:t>
             </w:r>
           </w:p>
         </w:tc>
@@ -9796,15 +9516,7 @@
               </w:numPr>
             </w:pPr>
             <w:r>
-              <w:t xml:space="preserve">Upon clicking the "Back" button, the system SHALL </w:t>
-            </w:r>
-            <w:proofErr w:type="gramStart"/>
-            <w:r>
-              <w:t>redirect</w:t>
-            </w:r>
-            <w:proofErr w:type="gramEnd"/>
-            <w:r>
-              <w:t xml:space="preserve"> the user to the specific page from which the "Add User" action was initiated</w:t>
+              <w:t>Upon clicking the "Back" button, the system SHALL redirect the user to the specific page from which the "Add User" action was initiated</w:t>
             </w:r>
           </w:p>
         </w:tc>
@@ -10387,15 +10099,7 @@
               <w:widowControl w:val="0"/>
             </w:pPr>
             <w:r>
-              <w:t xml:space="preserve">The system SHALL </w:t>
-            </w:r>
-            <w:proofErr w:type="gramStart"/>
-            <w:r>
-              <w:t>allow</w:t>
-            </w:r>
-            <w:proofErr w:type="gramEnd"/>
-            <w:r>
-              <w:t xml:space="preserve"> suppliers to view the information of the specific orders related to their products, including </w:t>
+              <w:t xml:space="preserve">The system SHALL allow suppliers to view the information of the specific orders related to their products, including </w:t>
             </w:r>
             <w:r>
               <w:t xml:space="preserve">the </w:t>
@@ -10735,15 +10439,7 @@
               </w:rPr>
             </w:pPr>
             <w:r>
-              <w:t xml:space="preserve">The system SHALL </w:t>
-            </w:r>
-            <w:proofErr w:type="gramStart"/>
-            <w:r>
-              <w:t>allow</w:t>
-            </w:r>
-            <w:proofErr w:type="gramEnd"/>
-            <w:r>
-              <w:t xml:space="preserve"> suppliers to search for products within their dashboard.</w:t>
+              <w:t>The system SHALL allow suppliers to search for products within their dashboard.</w:t>
             </w:r>
           </w:p>
         </w:tc>
@@ -11230,15 +10926,7 @@
               <w:widowControl w:val="0"/>
             </w:pPr>
             <w:r>
-              <w:t xml:space="preserve">The system SHALL </w:t>
-            </w:r>
-            <w:proofErr w:type="gramStart"/>
-            <w:r>
-              <w:t>display</w:t>
-            </w:r>
-            <w:proofErr w:type="gramEnd"/>
-            <w:r>
-              <w:t xml:space="preserve"> the </w:t>
+              <w:t xml:space="preserve">The system SHALL display the </w:t>
             </w:r>
             <w:r>
               <w:rPr>
@@ -11347,23 +11035,7 @@
               <w:widowControl w:val="0"/>
             </w:pPr>
             <w:r>
-              <w:t xml:space="preserve">The system SHALL </w:t>
-            </w:r>
-            <w:proofErr w:type="gramStart"/>
-            <w:r>
-              <w:t>display</w:t>
-            </w:r>
-            <w:proofErr w:type="gramEnd"/>
-            <w:r>
-              <w:t xml:space="preserve"> </w:t>
-            </w:r>
-            <w:proofErr w:type="gramStart"/>
-            <w:r>
-              <w:t>the</w:t>
-            </w:r>
-            <w:proofErr w:type="gramEnd"/>
-            <w:r>
-              <w:t xml:space="preserve"> </w:t>
+              <w:t xml:space="preserve">The system SHALL display the </w:t>
             </w:r>
             <w:r>
               <w:rPr>
@@ -11628,15 +11300,7 @@
               <w:widowControl w:val="0"/>
             </w:pPr>
             <w:r>
-              <w:t xml:space="preserve">The system SHALL </w:t>
-            </w:r>
-            <w:proofErr w:type="gramStart"/>
-            <w:r>
-              <w:t>display</w:t>
-            </w:r>
-            <w:proofErr w:type="gramEnd"/>
-            <w:r>
-              <w:t xml:space="preserve"> the </w:t>
+              <w:t xml:space="preserve">The system SHALL display the </w:t>
             </w:r>
             <w:r>
               <w:rPr>
@@ -11809,15 +11473,7 @@
               <w:widowControl w:val="0"/>
             </w:pPr>
             <w:r>
-              <w:t xml:space="preserve">The system SHALL </w:t>
-            </w:r>
-            <w:proofErr w:type="gramStart"/>
-            <w:r>
-              <w:t>contain</w:t>
-            </w:r>
-            <w:proofErr w:type="gramEnd"/>
-            <w:r>
-              <w:t xml:space="preserve"> the </w:t>
+              <w:t xml:space="preserve">The system SHALL contain the </w:t>
             </w:r>
             <w:r>
               <w:rPr>
@@ -11917,19 +11573,11 @@
                 <w:lang w:val="en-US"/>
               </w:rPr>
             </w:pPr>
-            <w:proofErr w:type="gramStart"/>
-            <w:r>
-              <w:rPr>
-                <w:lang w:val="en-US"/>
-              </w:rPr>
-              <w:t>User</w:t>
-            </w:r>
-            <w:proofErr w:type="gramEnd"/>
-            <w:r>
-              <w:rPr>
-                <w:lang w:val="en-US"/>
-              </w:rPr>
-              <w:t xml:space="preserve"> can increase or decrease quantity using input field or +/- buttons</w:t>
+            <w:r>
+              <w:rPr>
+                <w:lang w:val="en-US"/>
+              </w:rPr>
+              <w:t>User can increase or decrease quantity using input field or +/- buttons</w:t>
             </w:r>
           </w:p>
           <w:p>
@@ -12351,23 +11999,7 @@
               <w:widowControl w:val="0"/>
             </w:pPr>
             <w:r>
-              <w:t xml:space="preserve">The system SHALL </w:t>
-            </w:r>
-            <w:proofErr w:type="gramStart"/>
-            <w:r>
-              <w:t>provide</w:t>
-            </w:r>
-            <w:proofErr w:type="gramEnd"/>
-            <w:r>
-              <w:t xml:space="preserve"> a search bar to allow customers to search for products </w:t>
-            </w:r>
-            <w:proofErr w:type="gramStart"/>
-            <w:r>
-              <w:t>in</w:t>
-            </w:r>
-            <w:proofErr w:type="gramEnd"/>
-            <w:r>
-              <w:t xml:space="preserve"> the dashboard.</w:t>
+              <w:t>The system SHALL provide a search bar to allow customers to search for products in the dashboard.</w:t>
             </w:r>
           </w:p>
         </w:tc>
@@ -12542,37 +12174,14 @@
               <w:t>The system SHALL</w:t>
             </w:r>
             <w:r>
-              <w:t xml:space="preserve"> </w:t>
-            </w:r>
-            <w:proofErr w:type="gramStart"/>
-            <w:r>
-              <w:t>prevent</w:t>
-            </w:r>
-            <w:proofErr w:type="gramEnd"/>
-            <w:r>
-              <w:t xml:space="preserve"> </w:t>
-            </w:r>
-            <w:r>
-              <w:rPr>
-                <w:lang w:val="en-US"/>
-              </w:rPr>
-              <w:t xml:space="preserve">unauthenticated </w:t>
-            </w:r>
-            <w:proofErr w:type="gramStart"/>
-            <w:r>
-              <w:rPr>
-                <w:lang w:val="en-US"/>
-              </w:rPr>
-              <w:t>user</w:t>
-            </w:r>
-            <w:proofErr w:type="gramEnd"/>
-            <w:r>
-              <w:rPr>
-                <w:lang w:val="en-US"/>
-              </w:rPr>
-              <w:t xml:space="preserve"> </w:t>
-            </w:r>
-            <w:proofErr w:type="gramStart"/>
+              <w:t xml:space="preserve"> prevent </w:t>
+            </w:r>
+            <w:r>
+              <w:rPr>
+                <w:lang w:val="en-US"/>
+              </w:rPr>
+              <w:t xml:space="preserve">unauthenticated user </w:t>
+            </w:r>
             <w:r>
               <w:rPr>
                 <w:lang w:val="en-US"/>
@@ -12583,37 +12192,8 @@
               <w:rPr>
                 <w:lang w:val="en-US"/>
               </w:rPr>
-              <w:t xml:space="preserve"> add</w:t>
-            </w:r>
-            <w:proofErr w:type="gramEnd"/>
-            <w:r>
-              <w:rPr>
-                <w:lang w:val="en-US"/>
-              </w:rPr>
-              <w:t xml:space="preserve"> </w:t>
-            </w:r>
-            <w:proofErr w:type="gramStart"/>
-            <w:r>
-              <w:rPr>
-                <w:lang w:val="en-US"/>
-              </w:rPr>
-              <w:t>product</w:t>
-            </w:r>
-            <w:proofErr w:type="gramEnd"/>
-            <w:r>
-              <w:rPr>
-                <w:lang w:val="en-US"/>
-              </w:rPr>
-              <w:t xml:space="preserve"> to </w:t>
-            </w:r>
-            <w:proofErr w:type="gramStart"/>
-            <w:r>
-              <w:rPr>
-                <w:lang w:val="en-US"/>
-              </w:rPr>
-              <w:t>cart</w:t>
-            </w:r>
-            <w:proofErr w:type="gramEnd"/>
+              <w:t xml:space="preserve"> add product to cart</w:t>
+            </w:r>
           </w:p>
           <w:p>
             <w:pPr>
@@ -12909,15 +12489,7 @@
               <w:widowControl w:val="0"/>
             </w:pPr>
             <w:r>
-              <w:t xml:space="preserve">The system SHALL </w:t>
-            </w:r>
-            <w:proofErr w:type="gramStart"/>
-            <w:r>
-              <w:t>provide</w:t>
-            </w:r>
-            <w:proofErr w:type="gramEnd"/>
-            <w:r>
-              <w:t xml:space="preserve"> a shopping cart page that allows customers to list the selected items with their quantities and total price before proceeding to checkout.</w:t>
+              <w:t>The system SHALL provide a shopping cart page that allows customers to list the selected items with their quantities and total price before proceeding to checkout.</w:t>
             </w:r>
           </w:p>
         </w:tc>
@@ -13047,6 +12619,45 @@
                 <w:lang w:val="en-US"/>
               </w:rPr>
               <w:t xml:space="preserve"> (50 EGP)</w:t>
+            </w:r>
+          </w:p>
+          <w:p>
+            <w:pPr>
+              <w:pStyle w:val="ListParagraph"/>
+              <w:widowControl w:val="0"/>
+              <w:numPr>
+                <w:ilvl w:val="0"/>
+                <w:numId w:val="38"/>
+              </w:numPr>
+              <w:pBdr>
+                <w:top w:val="nil"/>
+                <w:left w:val="nil"/>
+                <w:bottom w:val="nil"/>
+                <w:right w:val="nil"/>
+                <w:between w:val="nil"/>
+              </w:pBdr>
+              <w:spacing w:before="0" w:after="0" w:line="240" w:lineRule="auto"/>
+              <w:rPr>
+                <w:lang w:val="en-US"/>
+              </w:rPr>
+            </w:pPr>
+            <w:r>
+              <w:rPr>
+                <w:lang w:val="en-US"/>
+              </w:rPr>
+              <w:t xml:space="preserve">Unauthenticated users attempting to </w:t>
+            </w:r>
+            <w:r>
+              <w:rPr>
+                <w:lang w:val="en-US"/>
+              </w:rPr>
+              <w:t>Cart</w:t>
+            </w:r>
+            <w:r>
+              <w:rPr>
+                <w:lang w:val="en-US"/>
+              </w:rPr>
+              <w:t xml:space="preserve"> are redirected to the Login page </w:t>
             </w:r>
           </w:p>
         </w:tc>
@@ -13100,15 +12711,7 @@
               <w:widowControl w:val="0"/>
             </w:pPr>
             <w:r>
-              <w:t xml:space="preserve">The system SHALL </w:t>
-            </w:r>
-            <w:proofErr w:type="gramStart"/>
-            <w:r>
-              <w:t>allow</w:t>
-            </w:r>
-            <w:proofErr w:type="gramEnd"/>
-            <w:r>
-              <w:t xml:space="preserve"> customers to add products to the shopping cart with a specified quantity.</w:t>
+              <w:t>The system SHALL allow customers to add products to the shopping cart with a specified quantity.</w:t>
             </w:r>
           </w:p>
         </w:tc>
@@ -13234,21 +12837,7 @@
               <w:rPr>
                 <w:lang w:val="en-US"/>
               </w:rPr>
-              <w:t xml:space="preserve">If a user adds an existing product in the cart again, the system should </w:t>
-            </w:r>
-            <w:proofErr w:type="gramStart"/>
-            <w:r>
-              <w:rPr>
-                <w:lang w:val="en-US"/>
-              </w:rPr>
-              <w:t>increment</w:t>
-            </w:r>
-            <w:proofErr w:type="gramEnd"/>
-            <w:r>
-              <w:rPr>
-                <w:lang w:val="en-US"/>
-              </w:rPr>
-              <w:t xml:space="preserve"> the product quantity instead of adding a new line </w:t>
+              <w:t xml:space="preserve">If a user adds an existing product in the cart again, the system should increment the product quantity instead of adding a new line </w:t>
             </w:r>
             <w:r>
               <w:rPr>
@@ -13310,15 +12899,7 @@
               <w:widowControl w:val="0"/>
             </w:pPr>
             <w:r>
-              <w:t xml:space="preserve">The system SHALL </w:t>
-            </w:r>
-            <w:proofErr w:type="gramStart"/>
-            <w:r>
-              <w:t>allow</w:t>
-            </w:r>
-            <w:proofErr w:type="gramEnd"/>
-            <w:r>
-              <w:t xml:space="preserve"> customers to remove items from the shopping cart.</w:t>
+              <w:t>The system SHALL allow customers to remove items from the shopping cart.</w:t>
             </w:r>
           </w:p>
         </w:tc>
@@ -13893,15 +13474,7 @@
             </w:pPr>
             <w:r>
               <w:lastRenderedPageBreak/>
-              <w:t xml:space="preserve">The system SHALL </w:t>
-            </w:r>
-            <w:proofErr w:type="gramStart"/>
-            <w:r>
-              <w:t>provide</w:t>
-            </w:r>
-            <w:proofErr w:type="gramEnd"/>
-            <w:r>
-              <w:t xml:space="preserve"> </w:t>
+              <w:t xml:space="preserve">The system SHALL provide </w:t>
             </w:r>
             <w:r>
               <w:t xml:space="preserve">a </w:t>
@@ -14317,14 +13890,12 @@
               </w:rPr>
               <w:t xml:space="preserve"> prevents proceeding to </w:t>
             </w:r>
-            <w:proofErr w:type="gramStart"/>
             <w:r>
               <w:rPr>
                 <w:lang w:val="en-US"/>
               </w:rPr>
               <w:t>checkout</w:t>
             </w:r>
-            <w:proofErr w:type="gramEnd"/>
             <w:r>
               <w:rPr>
                 <w:lang w:val="en-US"/>
@@ -14656,21 +14227,7 @@
               <w:rPr>
                 <w:lang w:val="en-US"/>
               </w:rPr>
-              <w:t xml:space="preserve"> clearly </w:t>
-            </w:r>
-            <w:proofErr w:type="gramStart"/>
-            <w:r>
-              <w:rPr>
-                <w:lang w:val="en-US"/>
-              </w:rPr>
-              <w:t>display</w:t>
-            </w:r>
-            <w:proofErr w:type="gramEnd"/>
-            <w:r>
-              <w:rPr>
-                <w:lang w:val="en-US"/>
-              </w:rPr>
-              <w:t xml:space="preserve"> that the purchase will be completed using Cash on Delivery (COD).</w:t>
+              <w:t xml:space="preserve"> clearly display that the purchase will be completed using Cash on Delivery (COD).</w:t>
             </w:r>
           </w:p>
           <w:p>
@@ -14859,23 +14416,7 @@
               <w:spacing w:before="0" w:after="0" w:line="240" w:lineRule="auto"/>
             </w:pPr>
             <w:r>
-              <w:t xml:space="preserve">The system SHALL </w:t>
-            </w:r>
-            <w:proofErr w:type="gramStart"/>
-            <w:r>
-              <w:t>check</w:t>
-            </w:r>
-            <w:proofErr w:type="gramEnd"/>
-            <w:r>
-              <w:t xml:space="preserve"> that user is login before </w:t>
-            </w:r>
-            <w:proofErr w:type="gramStart"/>
-            <w:r>
-              <w:t>continue</w:t>
-            </w:r>
-            <w:proofErr w:type="gramEnd"/>
-            <w:r>
-              <w:t xml:space="preserve"> to confirm purchase</w:t>
+              <w:t>The system SHALL check that user is login before continue to confirm purchase</w:t>
             </w:r>
           </w:p>
         </w:tc>
@@ -14949,21 +14490,7 @@
               <w:rPr>
                 <w:lang w:val="en-US"/>
               </w:rPr>
-              <w:t xml:space="preserve">Unauthenticated users attempting to </w:t>
-            </w:r>
-            <w:proofErr w:type="gramStart"/>
-            <w:r>
-              <w:rPr>
-                <w:lang w:val="en-US"/>
-              </w:rPr>
-              <w:t>checkout</w:t>
-            </w:r>
-            <w:proofErr w:type="gramEnd"/>
-            <w:r>
-              <w:rPr>
-                <w:lang w:val="en-US"/>
-              </w:rPr>
-              <w:t xml:space="preserve"> are redirected to the Login page </w:t>
+              <w:t xml:space="preserve">Unauthenticated users attempting to checkout are redirected to the Login page </w:t>
             </w:r>
           </w:p>
           <w:p>
@@ -15111,22 +14638,9 @@
               <w:lastRenderedPageBreak/>
               <w:t xml:space="preserve">The system SHALL automatically </w:t>
             </w:r>
-            <w:proofErr w:type="gramStart"/>
             <w:r>
               <w:lastRenderedPageBreak/>
-              <w:t>send</w:t>
-            </w:r>
-            <w:proofErr w:type="gramEnd"/>
-            <w:r>
-              <w:t xml:space="preserve"> one confirmation </w:t>
-            </w:r>
-            <w:proofErr w:type="gramStart"/>
-            <w:r>
-              <w:t>Email</w:t>
-            </w:r>
-            <w:proofErr w:type="gramEnd"/>
-            <w:r>
-              <w:t xml:space="preserve"> to the customer immediately after the order is successfully placed</w:t>
+              <w:t>send one confirmation Email to the customer immediately after the order is successfully placed</w:t>
             </w:r>
           </w:p>
         </w:tc>
@@ -15498,15 +15012,7 @@
               <w:spacing w:before="0" w:after="0" w:line="240" w:lineRule="auto"/>
             </w:pPr>
             <w:r>
-              <w:t xml:space="preserve">The system SHALL </w:t>
-            </w:r>
-            <w:proofErr w:type="gramStart"/>
-            <w:r>
-              <w:t>display</w:t>
-            </w:r>
-            <w:proofErr w:type="gramEnd"/>
-            <w:r>
-              <w:t xml:space="preserve"> the user’s Email and Username on the Profile page</w:t>
+              <w:t>The system SHALL display the user’s Email and Username on the Profile page</w:t>
             </w:r>
           </w:p>
         </w:tc>
@@ -15653,15 +15159,7 @@
               <w:t>t</w:t>
             </w:r>
             <w:r>
-              <w:t xml:space="preserve">he system SHALL </w:t>
-            </w:r>
-            <w:proofErr w:type="gramStart"/>
-            <w:r>
-              <w:t>allow</w:t>
-            </w:r>
-            <w:proofErr w:type="gramEnd"/>
-            <w:r>
-              <w:t xml:space="preserve"> users to update their Username only.</w:t>
+              <w:t>he system SHALL allow users to update their Username only.</w:t>
             </w:r>
           </w:p>
         </w:tc>
@@ -15825,27 +15323,13 @@
               <w:spacing w:before="0" w:after="0"/>
             </w:pPr>
             <w:r>
-              <w:t xml:space="preserve">The system SHALL </w:t>
-            </w:r>
-            <w:proofErr w:type="gramStart"/>
-            <w:r>
-              <w:t>provide</w:t>
-            </w:r>
-            <w:proofErr w:type="gramEnd"/>
-            <w:r>
-              <w:t xml:space="preserve"> a </w:t>
-            </w:r>
-            <w:r>
-              <w:rPr>
-                <w:lang w:val="en-US"/>
-              </w:rPr>
-              <w:t>logout</w:t>
-            </w:r>
-            <w:r>
-              <w:rPr>
-                <w:lang w:val="en-US"/>
-              </w:rPr>
-              <w:t xml:space="preserve"> button</w:t>
+              <w:t xml:space="preserve">The system SHALL provide a </w:t>
+            </w:r>
+            <w:r>
+              <w:rPr>
+                <w:lang w:val="en-US"/>
+              </w:rPr>
+              <w:t>logout button</w:t>
             </w:r>
             <w:r>
               <w:t xml:space="preserve"> </w:t>
@@ -15857,27 +15341,13 @@
               <w:t xml:space="preserve"> </w:t>
             </w:r>
             <w:r>
-              <w:t>profile</w:t>
-            </w:r>
-            <w:r>
-              <w:t xml:space="preserve"> page</w:t>
+              <w:t>profile page</w:t>
             </w:r>
             <w:r>
               <w:t xml:space="preserve"> </w:t>
             </w:r>
             <w:r>
-              <w:t xml:space="preserve">to </w:t>
-            </w:r>
-            <w:proofErr w:type="gramStart"/>
-            <w:r>
-              <w:t>logout</w:t>
-            </w:r>
-            <w:proofErr w:type="gramEnd"/>
-            <w:r>
-              <w:t xml:space="preserve"> and </w:t>
-            </w:r>
-            <w:r>
-              <w:t>redirect</w:t>
+              <w:t>to logout and redirect</w:t>
             </w:r>
             <w:r>
               <w:t xml:space="preserve"> </w:t>
@@ -16242,15 +15712,7 @@
               <w:spacing w:before="0" w:after="0" w:line="240" w:lineRule="auto"/>
             </w:pPr>
             <w:r>
-              <w:t xml:space="preserve">The system SHALL </w:t>
-            </w:r>
-            <w:proofErr w:type="gramStart"/>
-            <w:r>
-              <w:t>provide</w:t>
-            </w:r>
-            <w:proofErr w:type="gramEnd"/>
-            <w:r>
-              <w:t xml:space="preserve"> an Order History page that displays all previous orders for the logged-in customer, showing the Order ID, Total Price, and Creation Date for each order.</w:t>
+              <w:t>The system SHALL provide an Order History page that displays all previous orders for the logged-in customer, showing the Order ID, Total Price, and Creation Date for each order.</w:t>
             </w:r>
           </w:p>
         </w:tc>
@@ -16317,21 +15779,8 @@
               </w:pBdr>
               <w:spacing w:before="0" w:after="0"/>
             </w:pPr>
-            <w:proofErr w:type="gramStart"/>
-            <w:r>
-              <w:t>Customer</w:t>
-            </w:r>
-            <w:proofErr w:type="gramEnd"/>
-            <w:r>
-              <w:t xml:space="preserve"> can </w:t>
-            </w:r>
-            <w:proofErr w:type="gramStart"/>
-            <w:r>
-              <w:t>navigate to</w:t>
-            </w:r>
-            <w:proofErr w:type="gramEnd"/>
-            <w:r>
-              <w:t xml:space="preserve"> the Order page from their dashboard. </w:t>
+            <w:r>
+              <w:t xml:space="preserve">Customer can navigate to the Order page from their dashboard. </w:t>
             </w:r>
           </w:p>
           <w:p>
@@ -16398,6 +15847,45 @@
             </w:pPr>
             <w:r>
               <w:t>Orders are displayed correctly with no missing data.</w:t>
+            </w:r>
+          </w:p>
+          <w:p>
+            <w:pPr>
+              <w:pStyle w:val="ListParagraph"/>
+              <w:widowControl w:val="0"/>
+              <w:numPr>
+                <w:ilvl w:val="0"/>
+                <w:numId w:val="52"/>
+              </w:numPr>
+              <w:pBdr>
+                <w:top w:val="nil"/>
+                <w:left w:val="nil"/>
+                <w:bottom w:val="nil"/>
+                <w:right w:val="nil"/>
+                <w:between w:val="nil"/>
+              </w:pBdr>
+              <w:spacing w:before="0" w:after="0" w:line="240" w:lineRule="auto"/>
+              <w:rPr>
+                <w:lang w:val="en-US"/>
+              </w:rPr>
+            </w:pPr>
+            <w:r>
+              <w:rPr>
+                <w:lang w:val="en-US"/>
+              </w:rPr>
+              <w:t xml:space="preserve">Unauthenticated users attempting to </w:t>
+            </w:r>
+            <w:r>
+              <w:rPr>
+                <w:lang w:val="en-US"/>
+              </w:rPr>
+              <w:t>Order</w:t>
+            </w:r>
+            <w:r>
+              <w:rPr>
+                <w:lang w:val="en-US"/>
+              </w:rPr>
+              <w:t xml:space="preserve"> are redirected to the Login page </w:t>
             </w:r>
           </w:p>
         </w:tc>
@@ -22369,6 +21857,7 @@
   <w:style w:type="character" w:default="1" w:styleId="DefaultParagraphFont">
     <w:name w:val="Default Paragraph Font"/>
     <w:uiPriority w:val="1"/>
+    <w:semiHidden/>
     <w:unhideWhenUsed/>
   </w:style>
   <w:style w:type="table" w:default="1" w:styleId="TableNormal">

--- a/Process_Docs/SRS.docx
+++ b/Process_Docs/SRS.docx
@@ -2692,7 +2692,23 @@
     </w:p>
     <w:p>
       <w:r>
-        <w:t>The purpose of this document is to provide a detailed description of the functional requirements for Closthing-Platform App, an online Shopping store for (Clothes, Accessories. This SRS servers as the primary document for developers team, testers team, project stakeholders, and the client to ensure that the final system meets all specified needs.</w:t>
+        <w:t xml:space="preserve">The purpose of this document is to provide a detailed description of the functional requirements for </w:t>
+      </w:r>
+      <w:proofErr w:type="spellStart"/>
+      <w:r>
+        <w:t>Closthing</w:t>
+      </w:r>
+      <w:proofErr w:type="spellEnd"/>
+      <w:r>
+        <w:t xml:space="preserve">-Platform App, an online Shopping store for (Clothes, Accessories. This SRS servers as the primary document for </w:t>
+      </w:r>
+      <w:proofErr w:type="gramStart"/>
+      <w:r>
+        <w:t>developers</w:t>
+      </w:r>
+      <w:proofErr w:type="gramEnd"/>
+      <w:r>
+        <w:t xml:space="preserve"> team, testers team, project stakeholders, and the client to ensure that the final system meets all specified needs.</w:t>
       </w:r>
     </w:p>
     <w:p>
@@ -3782,8 +3798,13 @@
         <w:t xml:space="preserve">Shopping Cart: </w:t>
       </w:r>
       <w:r>
-        <w:t>Add products to cart, and proceed to checkout</w:t>
+        <w:t xml:space="preserve">Add products to cart, and proceed to </w:t>
       </w:r>
+      <w:proofErr w:type="gramStart"/>
+      <w:r>
+        <w:t>checkout</w:t>
+      </w:r>
+      <w:proofErr w:type="gramEnd"/>
     </w:p>
     <w:p>
       <w:pPr>
@@ -3953,12 +3974,21 @@
         </w:numPr>
         <w:spacing w:before="0" w:after="0"/>
       </w:pPr>
+      <w:proofErr w:type="spellStart"/>
       <w:r>
         <w:rPr>
           <w:b/>
           <w:bCs/>
         </w:rPr>
-        <w:t xml:space="preserve">Seperate Dashboards Required: </w:t>
+        <w:t>Seperate</w:t>
+      </w:r>
+      <w:proofErr w:type="spellEnd"/>
+      <w:r>
+        <w:rPr>
+          <w:b/>
+          <w:bCs/>
+        </w:rPr>
+        <w:t xml:space="preserve"> Dashboards Required: </w:t>
       </w:r>
       <w:r>
         <w:t>Suppliers/Users must have their own dashboards for product and order management</w:t>
@@ -4053,9 +4083,18 @@
           <w:sz w:val="34"/>
           <w:szCs w:val="34"/>
         </w:rPr>
-        <w:t>2.4 User Characteristics/Profiels</w:t>
+        <w:t>2.4 User Characteristics/</w:t>
+      </w:r>
+      <w:proofErr w:type="spellStart"/>
+      <w:r>
+        <w:rPr>
+          <w:sz w:val="34"/>
+          <w:szCs w:val="34"/>
+        </w:rPr>
+        <w:t>Profiels</w:t>
       </w:r>
       <w:bookmarkEnd w:id="13"/>
+      <w:proofErr w:type="spellEnd"/>
     </w:p>
     <w:p>
       <w:pPr>
@@ -4510,7 +4549,15 @@
               <w:spacing w:before="0" w:after="0"/>
             </w:pPr>
             <w:r>
-              <w:t>The system SHALL provide a registration page with (Username,  Email, Password, and Confirm Password) input fields to allow new users to create an account.</w:t>
+              <w:t xml:space="preserve">The system SHALL </w:t>
+            </w:r>
+            <w:proofErr w:type="gramStart"/>
+            <w:r>
+              <w:t>provide</w:t>
+            </w:r>
+            <w:proofErr w:type="gramEnd"/>
+            <w:r>
+              <w:t xml:space="preserve"> a registration page with (Username,  Email, Password, and Confirm Password) input fields to allow new users to create an account.</w:t>
             </w:r>
           </w:p>
         </w:tc>
@@ -4956,7 +5003,15 @@
               <w:spacing w:before="0" w:after="0"/>
             </w:pPr>
             <w:r>
-              <w:t>The system SHALL provide password visibility toggle option for password field</w:t>
+              <w:t xml:space="preserve">The system SHALL </w:t>
+            </w:r>
+            <w:proofErr w:type="gramStart"/>
+            <w:r>
+              <w:t>provide</w:t>
+            </w:r>
+            <w:proofErr w:type="gramEnd"/>
+            <w:r>
+              <w:t xml:space="preserve"> password visibility toggle option for password field</w:t>
             </w:r>
           </w:p>
         </w:tc>
@@ -5223,7 +5278,15 @@
               <w:spacing w:before="0" w:after="0"/>
             </w:pPr>
             <w:r>
-              <w:t>The system SHALL provide an option to select the user role (</w:t>
+              <w:t xml:space="preserve">The system SHALL </w:t>
+            </w:r>
+            <w:proofErr w:type="gramStart"/>
+            <w:r>
+              <w:t>provide</w:t>
+            </w:r>
+            <w:proofErr w:type="gramEnd"/>
+            <w:r>
+              <w:t xml:space="preserve"> an option to select the user role (</w:t>
             </w:r>
             <w:r>
               <w:t>Customer</w:t>
@@ -5303,7 +5366,21 @@
               <w:rPr>
                 <w:lang w:val="en-US"/>
               </w:rPr>
-              <w:t xml:space="preserve">Radio buttons for selecting "Customer" or "Supplier" is present </w:t>
+              <w:t xml:space="preserve">Radio buttons for selecting "Customer" or "Supplier" </w:t>
+            </w:r>
+            <w:proofErr w:type="gramStart"/>
+            <w:r>
+              <w:rPr>
+                <w:lang w:val="en-US"/>
+              </w:rPr>
+              <w:t>is</w:t>
+            </w:r>
+            <w:proofErr w:type="gramEnd"/>
+            <w:r>
+              <w:rPr>
+                <w:lang w:val="en-US"/>
+              </w:rPr>
+              <w:t xml:space="preserve"> present </w:t>
             </w:r>
           </w:p>
           <w:p>
@@ -5440,7 +5517,15 @@
               <w:spacing w:before="0" w:after="0"/>
             </w:pPr>
             <w:r>
-              <w:t>The system SHALL not accept username length less than 3 or more than 50 characters</w:t>
+              <w:t xml:space="preserve">The system SHALL </w:t>
+            </w:r>
+            <w:proofErr w:type="gramStart"/>
+            <w:r>
+              <w:t>not</w:t>
+            </w:r>
+            <w:proofErr w:type="gramEnd"/>
+            <w:r>
+              <w:t xml:space="preserve"> accept username length less than 3 or more than 50 characters</w:t>
             </w:r>
           </w:p>
         </w:tc>
@@ -5796,11 +5881,33 @@
                 <w:lang w:val="en-US"/>
               </w:rPr>
             </w:pPr>
-            <w:r>
-              <w:rPr>
-                <w:lang w:val="en-US"/>
-              </w:rPr>
-              <w:t>Password with length 8 to 64 characters is accepted</w:t>
+            <w:proofErr w:type="gramStart"/>
+            <w:r>
+              <w:rPr>
+                <w:lang w:val="en-US"/>
+              </w:rPr>
+              <w:t>Password</w:t>
+            </w:r>
+            <w:proofErr w:type="gramEnd"/>
+            <w:r>
+              <w:rPr>
+                <w:lang w:val="en-US"/>
+              </w:rPr>
+              <w:t xml:space="preserve"> with length 8 to 64 characters </w:t>
+            </w:r>
+            <w:proofErr w:type="gramStart"/>
+            <w:r>
+              <w:rPr>
+                <w:lang w:val="en-US"/>
+              </w:rPr>
+              <w:t>is</w:t>
+            </w:r>
+            <w:proofErr w:type="gramEnd"/>
+            <w:r>
+              <w:rPr>
+                <w:lang w:val="en-US"/>
+              </w:rPr>
+              <w:t xml:space="preserve"> accepted</w:t>
             </w:r>
           </w:p>
           <w:p>
@@ -6007,7 +6114,15 @@
               <w:spacing w:before="0" w:after="0"/>
             </w:pPr>
             <w:r>
-              <w:t>The system SHALL not accept an Email address that is already registered in the system</w:t>
+              <w:t xml:space="preserve">The system SHALL </w:t>
+            </w:r>
+            <w:proofErr w:type="gramStart"/>
+            <w:r>
+              <w:t>not</w:t>
+            </w:r>
+            <w:proofErr w:type="gramEnd"/>
+            <w:r>
+              <w:t xml:space="preserve"> accept an Email address that is already registered in the system</w:t>
             </w:r>
           </w:p>
         </w:tc>
@@ -6369,7 +6484,15 @@
               <w:spacing w:before="0" w:after="0"/>
             </w:pPr>
             <w:r>
-              <w:t>The system SHALL provide a login page with a secure login functionality with (email and password) input fields for registered users.</w:t>
+              <w:t xml:space="preserve">The system SHALL </w:t>
+            </w:r>
+            <w:proofErr w:type="gramStart"/>
+            <w:r>
+              <w:t>provide</w:t>
+            </w:r>
+            <w:proofErr w:type="gramEnd"/>
+            <w:r>
+              <w:t xml:space="preserve"> a login page with a secure login functionality with (email and password) input fields for registered users.</w:t>
             </w:r>
           </w:p>
         </w:tc>
@@ -6748,7 +6871,23 @@
               <w:spacing w:before="0" w:after="0"/>
             </w:pPr>
             <w:r>
-              <w:t>The system SHALL identify user role (Client/Supplier/Admin) while logging in from stored emails and relating roles.</w:t>
+              <w:t xml:space="preserve">The system SHALL </w:t>
+            </w:r>
+            <w:proofErr w:type="gramStart"/>
+            <w:r>
+              <w:t>identify</w:t>
+            </w:r>
+            <w:proofErr w:type="gramEnd"/>
+            <w:r>
+              <w:t xml:space="preserve"> user role (Client/Supplier/Admin) while logging in from stored emails and </w:t>
+            </w:r>
+            <w:proofErr w:type="gramStart"/>
+            <w:r>
+              <w:t>relating</w:t>
+            </w:r>
+            <w:proofErr w:type="gramEnd"/>
+            <w:r>
+              <w:t xml:space="preserve"> roles.</w:t>
             </w:r>
           </w:p>
         </w:tc>
@@ -6991,11 +7130,21 @@
             <w:r>
               <w:t xml:space="preserve"> to </w:t>
             </w:r>
+            <w:proofErr w:type="gramStart"/>
             <w:r>
               <w:t>user</w:t>
             </w:r>
-            <w:r>
-              <w:t xml:space="preserve"> and display an error message for invalid credentials</w:t>
+            <w:proofErr w:type="gramEnd"/>
+            <w:r>
+              <w:t xml:space="preserve"> and display </w:t>
+            </w:r>
+            <w:proofErr w:type="gramStart"/>
+            <w:r>
+              <w:t>an error message</w:t>
+            </w:r>
+            <w:proofErr w:type="gramEnd"/>
+            <w:r>
+              <w:t xml:space="preserve"> for invalid credentials</w:t>
             </w:r>
           </w:p>
         </w:tc>
@@ -7531,7 +7680,14 @@
               <w:rPr>
                 <w:lang w:val="en-US"/>
               </w:rPr>
-              <w:t>Admin can successfully save a product with all mandatory fields (Name, Photo, Description, Price</w:t>
+              <w:t xml:space="preserve">Admin can successfully save a product with all mandatory fields (Name, Photo, Description, </w:t>
+            </w:r>
+            <w:proofErr w:type="spellStart"/>
+            <w:r>
+              <w:rPr>
+                <w:lang w:val="en-US"/>
+              </w:rPr>
+              <w:t>Price</w:t>
             </w:r>
             <w:r>
               <w:rPr>
@@ -7539,6 +7695,7 @@
               </w:rPr>
               <w:t>_Unit</w:t>
             </w:r>
+            <w:proofErr w:type="spellEnd"/>
             <w:r>
               <w:rPr>
                 <w:lang w:val="en-US"/>
@@ -7599,7 +7756,15 @@
               </w:rPr>
             </w:pPr>
             <w:r>
-              <w:t>that products added by the Admin should have a default status of 'Approved'</w:t>
+              <w:t xml:space="preserve">that products added by the </w:t>
+            </w:r>
+            <w:proofErr w:type="gramStart"/>
+            <w:r>
+              <w:t>Admin</w:t>
+            </w:r>
+            <w:proofErr w:type="gramEnd"/>
+            <w:r>
+              <w:t xml:space="preserve"> should have a default status of 'Approved'</w:t>
             </w:r>
           </w:p>
           <w:p>
@@ -7785,7 +7950,15 @@
               <w:widowControl w:val="0"/>
             </w:pPr>
             <w:r>
-              <w:t>The system SHALL allow the admin to remove products from the product list.</w:t>
+              <w:t xml:space="preserve">The system SHALL </w:t>
+            </w:r>
+            <w:proofErr w:type="gramStart"/>
+            <w:r>
+              <w:t>allow</w:t>
+            </w:r>
+            <w:proofErr w:type="gramEnd"/>
+            <w:r>
+              <w:t xml:space="preserve"> the admin to remove products from the product list.</w:t>
             </w:r>
           </w:p>
         </w:tc>
@@ -7869,10 +8042,6 @@
             <w:pPr>
               <w:pStyle w:val="ListParagraph"/>
               <w:widowControl w:val="0"/>
-              <w:numPr>
-                <w:ilvl w:val="0"/>
-                <w:numId w:val="32"/>
-              </w:numPr>
             </w:pPr>
           </w:p>
         </w:tc>
@@ -7926,7 +8095,25 @@
               <w:widowControl w:val="0"/>
             </w:pPr>
             <w:r>
-              <w:t xml:space="preserve">The system SHALL allow the admin to add, remove customers </w:t>
+              <w:t xml:space="preserve">The system SHALL </w:t>
+            </w:r>
+            <w:proofErr w:type="gramStart"/>
+            <w:r>
+              <w:t>allow</w:t>
+            </w:r>
+            <w:proofErr w:type="gramEnd"/>
+            <w:r>
+              <w:t xml:space="preserve"> the admin to add, remove </w:t>
+            </w:r>
+            <w:proofErr w:type="spellStart"/>
+            <w:proofErr w:type="gramStart"/>
+            <w:r>
+              <w:t>customers</w:t>
+            </w:r>
+            <w:proofErr w:type="spellEnd"/>
+            <w:proofErr w:type="gramEnd"/>
+            <w:r>
+              <w:t xml:space="preserve"> </w:t>
             </w:r>
             <w:r>
               <w:lastRenderedPageBreak/>
@@ -8163,7 +8350,15 @@
               <w:widowControl w:val="0"/>
             </w:pPr>
             <w:r>
-              <w:t>The system SHALL allow the admin to add, remove suppliers accounts</w:t>
+              <w:t xml:space="preserve">The system SHALL </w:t>
+            </w:r>
+            <w:proofErr w:type="gramStart"/>
+            <w:r>
+              <w:t>allow</w:t>
+            </w:r>
+            <w:proofErr w:type="gramEnd"/>
+            <w:r>
+              <w:t xml:space="preserve"> the admin to add, remove suppliers accounts</w:t>
             </w:r>
           </w:p>
         </w:tc>
@@ -8387,7 +8582,15 @@
               <w:widowControl w:val="0"/>
             </w:pPr>
             <w:r>
-              <w:t>The system SHALL allow the admin to view a list of all users(suppliers, customers)  in the system.</w:t>
+              <w:t xml:space="preserve">The system SHALL </w:t>
+            </w:r>
+            <w:proofErr w:type="gramStart"/>
+            <w:r>
+              <w:t>allow</w:t>
+            </w:r>
+            <w:proofErr w:type="gramEnd"/>
+            <w:r>
+              <w:t xml:space="preserve"> the admin to view a list of all users(suppliers, customers)  in the system.</w:t>
             </w:r>
           </w:p>
         </w:tc>
@@ -8523,7 +8726,21 @@
               <w:rPr>
                 <w:lang w:val="en-US"/>
               </w:rPr>
-              <w:t xml:space="preserve">List clearly shows user details including: Full </w:t>
+              <w:t xml:space="preserve">List clearly shows user details </w:t>
+            </w:r>
+            <w:proofErr w:type="gramStart"/>
+            <w:r>
+              <w:rPr>
+                <w:lang w:val="en-US"/>
+              </w:rPr>
+              <w:t>including:</w:t>
+            </w:r>
+            <w:proofErr w:type="gramEnd"/>
+            <w:r>
+              <w:rPr>
+                <w:lang w:val="en-US"/>
+              </w:rPr>
+              <w:t xml:space="preserve"> Full </w:t>
             </w:r>
             <w:r>
               <w:rPr>
@@ -8591,7 +8808,15 @@
               <w:widowControl w:val="0"/>
             </w:pPr>
             <w:r>
-              <w:t>The system SHALL allow the admin to view a list of all orders in the system</w:t>
+              <w:t xml:space="preserve">The system SHALL </w:t>
+            </w:r>
+            <w:proofErr w:type="gramStart"/>
+            <w:r>
+              <w:t>allow</w:t>
+            </w:r>
+            <w:proofErr w:type="gramEnd"/>
+            <w:r>
+              <w:t xml:space="preserve"> the admin to view a list of all orders in the system</w:t>
             </w:r>
           </w:p>
         </w:tc>
@@ -8754,7 +8979,15 @@
               <w:widowControl w:val="0"/>
             </w:pPr>
             <w:r>
-              <w:t>The system SHALL allow the admin to approve or reject product submissions from suppliers.</w:t>
+              <w:t xml:space="preserve">The system SHALL </w:t>
+            </w:r>
+            <w:proofErr w:type="gramStart"/>
+            <w:r>
+              <w:t>allow</w:t>
+            </w:r>
+            <w:proofErr w:type="gramEnd"/>
+            <w:r>
+              <w:t xml:space="preserve"> the admin to approve or reject product submissions from suppliers.</w:t>
             </w:r>
           </w:p>
         </w:tc>
@@ -8933,7 +9166,23 @@
               <w:widowControl w:val="0"/>
             </w:pPr>
             <w:r>
-              <w:t>The system SHALL allow the Admin to search for specific products in the dashboard.</w:t>
+              <w:t xml:space="preserve">The system SHALL </w:t>
+            </w:r>
+            <w:proofErr w:type="gramStart"/>
+            <w:r>
+              <w:t>allow</w:t>
+            </w:r>
+            <w:proofErr w:type="gramEnd"/>
+            <w:r>
+              <w:t xml:space="preserve"> the </w:t>
+            </w:r>
+            <w:proofErr w:type="gramStart"/>
+            <w:r>
+              <w:t>Admin</w:t>
+            </w:r>
+            <w:proofErr w:type="gramEnd"/>
+            <w:r>
+              <w:t xml:space="preserve"> to search for specific products in the dashboard.</w:t>
             </w:r>
           </w:p>
         </w:tc>
@@ -9134,7 +9383,23 @@
               <w:widowControl w:val="0"/>
             </w:pPr>
             <w:r>
-              <w:t>The system SHALL provide a filter for product status in the Admin dashboard.</w:t>
+              <w:t xml:space="preserve">The system SHALL </w:t>
+            </w:r>
+            <w:proofErr w:type="gramStart"/>
+            <w:r>
+              <w:t>provide</w:t>
+            </w:r>
+            <w:proofErr w:type="gramEnd"/>
+            <w:r>
+              <w:t xml:space="preserve"> a filter for product status in the </w:t>
+            </w:r>
+            <w:proofErr w:type="gramStart"/>
+            <w:r>
+              <w:t>Admin</w:t>
+            </w:r>
+            <w:proofErr w:type="gramEnd"/>
+            <w:r>
+              <w:t xml:space="preserve"> dashboard.</w:t>
             </w:r>
           </w:p>
         </w:tc>
@@ -9238,7 +9503,15 @@
               <w:widowControl w:val="0"/>
             </w:pPr>
             <w:r>
-              <w:t xml:space="preserve">The system SHALL provide a </w:t>
+              <w:t xml:space="preserve">The system SHALL </w:t>
+            </w:r>
+            <w:proofErr w:type="gramStart"/>
+            <w:r>
+              <w:t>provide</w:t>
+            </w:r>
+            <w:proofErr w:type="gramEnd"/>
+            <w:r>
+              <w:t xml:space="preserve"> a </w:t>
             </w:r>
             <w:r>
               <w:rPr>
@@ -9350,7 +9623,21 @@
               <w:rPr>
                 <w:lang w:bidi="ar-EG"/>
               </w:rPr>
-              <w:t xml:space="preserve">Upon clicking the "Back" button, the system SHALL redirect the user to the specific page from which the "Add </w:t>
+              <w:t xml:space="preserve">Upon clicking the "Back" button, the system SHALL </w:t>
+            </w:r>
+            <w:proofErr w:type="gramStart"/>
+            <w:r>
+              <w:rPr>
+                <w:lang w:bidi="ar-EG"/>
+              </w:rPr>
+              <w:t>redirect</w:t>
+            </w:r>
+            <w:proofErr w:type="gramEnd"/>
+            <w:r>
+              <w:rPr>
+                <w:lang w:bidi="ar-EG"/>
+              </w:rPr>
+              <w:t xml:space="preserve"> the user to the specific page from which the "Add </w:t>
             </w:r>
             <w:r>
               <w:rPr>
@@ -9423,7 +9710,15 @@
               <w:widowControl w:val="0"/>
             </w:pPr>
             <w:r>
-              <w:t xml:space="preserve">The system SHALL provide a </w:t>
+              <w:t xml:space="preserve">The system SHALL </w:t>
+            </w:r>
+            <w:proofErr w:type="gramStart"/>
+            <w:r>
+              <w:t>provide</w:t>
+            </w:r>
+            <w:proofErr w:type="gramEnd"/>
+            <w:r>
+              <w:t xml:space="preserve"> a </w:t>
             </w:r>
             <w:r>
               <w:rPr>
@@ -9516,7 +9811,15 @@
               </w:numPr>
             </w:pPr>
             <w:r>
-              <w:t>Upon clicking the "Back" button, the system SHALL redirect the user to the specific page from which the "Add User" action was initiated</w:t>
+              <w:t xml:space="preserve">Upon clicking the "Back" button, the system SHALL </w:t>
+            </w:r>
+            <w:proofErr w:type="gramStart"/>
+            <w:r>
+              <w:t>redirect</w:t>
+            </w:r>
+            <w:proofErr w:type="gramEnd"/>
+            <w:r>
+              <w:t xml:space="preserve"> the user to the specific page from which the "Add User" action was initiated</w:t>
             </w:r>
           </w:p>
         </w:tc>
@@ -9762,7 +10065,15 @@
               <w:widowControl w:val="0"/>
             </w:pPr>
             <w:r>
-              <w:t xml:space="preserve">The system SHALL allow suppliers to submit new products to the product list with all information (photo, name, description, stock availability and price) </w:t>
+              <w:t xml:space="preserve">The system SHALL </w:t>
+            </w:r>
+            <w:proofErr w:type="gramStart"/>
+            <w:r>
+              <w:t>allow</w:t>
+            </w:r>
+            <w:proofErr w:type="gramEnd"/>
+            <w:r>
+              <w:t xml:space="preserve"> suppliers to submit new products to the product list with all information (photo, name, description, stock availability and price) </w:t>
             </w:r>
           </w:p>
         </w:tc>
@@ -9837,7 +10148,21 @@
               <w:rPr>
                 <w:lang w:val="en-US"/>
               </w:rPr>
-              <w:t>Fields include: product photo, name, description, stock quantity, and price</w:t>
+              <w:t xml:space="preserve">Fields </w:t>
+            </w:r>
+            <w:proofErr w:type="gramStart"/>
+            <w:r>
+              <w:rPr>
+                <w:lang w:val="en-US"/>
+              </w:rPr>
+              <w:t>include:</w:t>
+            </w:r>
+            <w:proofErr w:type="gramEnd"/>
+            <w:r>
+              <w:rPr>
+                <w:lang w:val="en-US"/>
+              </w:rPr>
+              <w:t xml:space="preserve"> product photo, name, description, stock quantity, and price</w:t>
             </w:r>
             <w:r>
               <w:rPr>
@@ -9862,7 +10187,35 @@
               <w:rPr>
                 <w:lang w:val="en-US"/>
               </w:rPr>
-              <w:t xml:space="preserve">After submitting: supplier redirect to his </w:t>
+              <w:t xml:space="preserve">After </w:t>
+            </w:r>
+            <w:proofErr w:type="gramStart"/>
+            <w:r>
+              <w:rPr>
+                <w:lang w:val="en-US"/>
+              </w:rPr>
+              <w:t>submitting:</w:t>
+            </w:r>
+            <w:proofErr w:type="gramEnd"/>
+            <w:r>
+              <w:rPr>
+                <w:lang w:val="en-US"/>
+              </w:rPr>
+              <w:t xml:space="preserve"> supplier </w:t>
+            </w:r>
+            <w:proofErr w:type="gramStart"/>
+            <w:r>
+              <w:rPr>
+                <w:lang w:val="en-US"/>
+              </w:rPr>
+              <w:t>redirect</w:t>
+            </w:r>
+            <w:proofErr w:type="gramEnd"/>
+            <w:r>
+              <w:rPr>
+                <w:lang w:val="en-US"/>
+              </w:rPr>
+              <w:t xml:space="preserve"> to his </w:t>
             </w:r>
             <w:r>
               <w:rPr>
@@ -9978,13 +10331,26 @@
               <w:widowControl w:val="0"/>
             </w:pPr>
             <w:r>
-              <w:t>The system SHALL allow suppliers to remove</w:t>
+              <w:t xml:space="preserve">The system SHALL </w:t>
+            </w:r>
+            <w:proofErr w:type="gramStart"/>
+            <w:r>
+              <w:t>allow</w:t>
+            </w:r>
+            <w:proofErr w:type="gramEnd"/>
+            <w:r>
+              <w:t xml:space="preserve"> suppliers to remove</w:t>
             </w:r>
             <w:r>
               <w:t xml:space="preserve"> </w:t>
             </w:r>
-            <w:r>
-              <w:t>product from product list.</w:t>
+            <w:proofErr w:type="gramStart"/>
+            <w:r>
+              <w:t>product</w:t>
+            </w:r>
+            <w:proofErr w:type="gramEnd"/>
+            <w:r>
+              <w:t xml:space="preserve"> from product list.</w:t>
             </w:r>
           </w:p>
         </w:tc>
@@ -10099,7 +10465,15 @@
               <w:widowControl w:val="0"/>
             </w:pPr>
             <w:r>
-              <w:t xml:space="preserve">The system SHALL allow suppliers to view the information of the specific orders related to their products, including </w:t>
+              <w:t xml:space="preserve">The system SHALL </w:t>
+            </w:r>
+            <w:proofErr w:type="gramStart"/>
+            <w:r>
+              <w:t>allow</w:t>
+            </w:r>
+            <w:proofErr w:type="gramEnd"/>
+            <w:r>
+              <w:t xml:space="preserve"> suppliers to view the information of the specific orders related to their products, including </w:t>
             </w:r>
             <w:r>
               <w:t xml:space="preserve">the </w:t>
@@ -10354,7 +10728,7 @@
               <w:rPr>
                 <w:lang w:val="en-US"/>
               </w:rPr>
-              <w:t xml:space="preserve">Supplier dashboard has radio buttons: Approved Products, Pending Products, and All Products </w:t>
+              <w:t xml:space="preserve">Supplier dashboard has buttons: Approved Products, Pending Products, and All Products </w:t>
             </w:r>
           </w:p>
           <w:p>
@@ -10439,7 +10813,15 @@
               </w:rPr>
             </w:pPr>
             <w:r>
-              <w:t>The system SHALL allow suppliers to search for products within their dashboard.</w:t>
+              <w:t xml:space="preserve">The system SHALL </w:t>
+            </w:r>
+            <w:proofErr w:type="gramStart"/>
+            <w:r>
+              <w:t>allow</w:t>
+            </w:r>
+            <w:proofErr w:type="gramEnd"/>
+            <w:r>
+              <w:t xml:space="preserve"> suppliers to search for products within their dashboard.</w:t>
             </w:r>
           </w:p>
         </w:tc>
@@ -10926,7 +11308,15 @@
               <w:widowControl w:val="0"/>
             </w:pPr>
             <w:r>
-              <w:t xml:space="preserve">The system SHALL display the </w:t>
+              <w:t xml:space="preserve">The system SHALL </w:t>
+            </w:r>
+            <w:proofErr w:type="gramStart"/>
+            <w:r>
+              <w:t>display</w:t>
+            </w:r>
+            <w:proofErr w:type="gramEnd"/>
+            <w:r>
+              <w:t xml:space="preserve"> the </w:t>
             </w:r>
             <w:r>
               <w:rPr>
@@ -11035,7 +11425,23 @@
               <w:widowControl w:val="0"/>
             </w:pPr>
             <w:r>
-              <w:t xml:space="preserve">The system SHALL display the </w:t>
+              <w:t xml:space="preserve">The system SHALL </w:t>
+            </w:r>
+            <w:proofErr w:type="gramStart"/>
+            <w:r>
+              <w:t>display</w:t>
+            </w:r>
+            <w:proofErr w:type="gramEnd"/>
+            <w:r>
+              <w:t xml:space="preserve"> </w:t>
+            </w:r>
+            <w:proofErr w:type="gramStart"/>
+            <w:r>
+              <w:t>the</w:t>
+            </w:r>
+            <w:proofErr w:type="gramEnd"/>
+            <w:r>
+              <w:t xml:space="preserve"> </w:t>
             </w:r>
             <w:r>
               <w:rPr>
@@ -11300,7 +11706,15 @@
               <w:widowControl w:val="0"/>
             </w:pPr>
             <w:r>
-              <w:t xml:space="preserve">The system SHALL display the </w:t>
+              <w:t xml:space="preserve">The system SHALL </w:t>
+            </w:r>
+            <w:proofErr w:type="gramStart"/>
+            <w:r>
+              <w:t>display</w:t>
+            </w:r>
+            <w:proofErr w:type="gramEnd"/>
+            <w:r>
+              <w:t xml:space="preserve"> the </w:t>
             </w:r>
             <w:r>
               <w:rPr>
@@ -11473,7 +11887,15 @@
               <w:widowControl w:val="0"/>
             </w:pPr>
             <w:r>
-              <w:t xml:space="preserve">The system SHALL contain the </w:t>
+              <w:t xml:space="preserve">The system SHALL </w:t>
+            </w:r>
+            <w:proofErr w:type="gramStart"/>
+            <w:r>
+              <w:t>contain</w:t>
+            </w:r>
+            <w:proofErr w:type="gramEnd"/>
+            <w:r>
+              <w:t xml:space="preserve"> the </w:t>
             </w:r>
             <w:r>
               <w:rPr>
@@ -11573,11 +11995,19 @@
                 <w:lang w:val="en-US"/>
               </w:rPr>
             </w:pPr>
-            <w:r>
-              <w:rPr>
-                <w:lang w:val="en-US"/>
-              </w:rPr>
-              <w:t>User can increase or decrease quantity using input field or +/- buttons</w:t>
+            <w:proofErr w:type="gramStart"/>
+            <w:r>
+              <w:rPr>
+                <w:lang w:val="en-US"/>
+              </w:rPr>
+              <w:t>User</w:t>
+            </w:r>
+            <w:proofErr w:type="gramEnd"/>
+            <w:r>
+              <w:rPr>
+                <w:lang w:val="en-US"/>
+              </w:rPr>
+              <w:t xml:space="preserve"> can increase or decrease quantity using input field or +/- buttons</w:t>
             </w:r>
           </w:p>
           <w:p>
@@ -11999,7 +12429,23 @@
               <w:widowControl w:val="0"/>
             </w:pPr>
             <w:r>
-              <w:t>The system SHALL provide a search bar to allow customers to search for products in the dashboard.</w:t>
+              <w:t xml:space="preserve">The system SHALL </w:t>
+            </w:r>
+            <w:proofErr w:type="gramStart"/>
+            <w:r>
+              <w:t>provide</w:t>
+            </w:r>
+            <w:proofErr w:type="gramEnd"/>
+            <w:r>
+              <w:t xml:space="preserve"> a search bar to allow customers to search for products </w:t>
+            </w:r>
+            <w:proofErr w:type="gramStart"/>
+            <w:r>
+              <w:t>in</w:t>
+            </w:r>
+            <w:proofErr w:type="gramEnd"/>
+            <w:r>
+              <w:t xml:space="preserve"> the dashboard.</w:t>
             </w:r>
           </w:p>
         </w:tc>
@@ -12174,14 +12620,37 @@
               <w:t>The system SHALL</w:t>
             </w:r>
             <w:r>
-              <w:t xml:space="preserve"> prevent </w:t>
-            </w:r>
-            <w:r>
-              <w:rPr>
-                <w:lang w:val="en-US"/>
-              </w:rPr>
-              <w:t xml:space="preserve">unauthenticated user </w:t>
-            </w:r>
+              <w:t xml:space="preserve"> </w:t>
+            </w:r>
+            <w:proofErr w:type="gramStart"/>
+            <w:r>
+              <w:t>prevent</w:t>
+            </w:r>
+            <w:proofErr w:type="gramEnd"/>
+            <w:r>
+              <w:t xml:space="preserve"> </w:t>
+            </w:r>
+            <w:r>
+              <w:rPr>
+                <w:lang w:val="en-US"/>
+              </w:rPr>
+              <w:t xml:space="preserve">unauthenticated </w:t>
+            </w:r>
+            <w:proofErr w:type="gramStart"/>
+            <w:r>
+              <w:rPr>
+                <w:lang w:val="en-US"/>
+              </w:rPr>
+              <w:t>user</w:t>
+            </w:r>
+            <w:proofErr w:type="gramEnd"/>
+            <w:r>
+              <w:rPr>
+                <w:lang w:val="en-US"/>
+              </w:rPr>
+              <w:t xml:space="preserve"> </w:t>
+            </w:r>
+            <w:proofErr w:type="gramStart"/>
             <w:r>
               <w:rPr>
                 <w:lang w:val="en-US"/>
@@ -12192,8 +12661,37 @@
               <w:rPr>
                 <w:lang w:val="en-US"/>
               </w:rPr>
-              <w:t xml:space="preserve"> add product to cart</w:t>
-            </w:r>
+              <w:t xml:space="preserve"> add</w:t>
+            </w:r>
+            <w:proofErr w:type="gramEnd"/>
+            <w:r>
+              <w:rPr>
+                <w:lang w:val="en-US"/>
+              </w:rPr>
+              <w:t xml:space="preserve"> </w:t>
+            </w:r>
+            <w:proofErr w:type="gramStart"/>
+            <w:r>
+              <w:rPr>
+                <w:lang w:val="en-US"/>
+              </w:rPr>
+              <w:t>product</w:t>
+            </w:r>
+            <w:proofErr w:type="gramEnd"/>
+            <w:r>
+              <w:rPr>
+                <w:lang w:val="en-US"/>
+              </w:rPr>
+              <w:t xml:space="preserve"> to </w:t>
+            </w:r>
+            <w:proofErr w:type="gramStart"/>
+            <w:r>
+              <w:rPr>
+                <w:lang w:val="en-US"/>
+              </w:rPr>
+              <w:t>cart</w:t>
+            </w:r>
+            <w:proofErr w:type="gramEnd"/>
           </w:p>
           <w:p>
             <w:pPr>
@@ -12489,7 +12987,15 @@
               <w:widowControl w:val="0"/>
             </w:pPr>
             <w:r>
-              <w:t>The system SHALL provide a shopping cart page that allows customers to list the selected items with their quantities and total price before proceeding to checkout.</w:t>
+              <w:t xml:space="preserve">The system SHALL </w:t>
+            </w:r>
+            <w:proofErr w:type="gramStart"/>
+            <w:r>
+              <w:t>provide</w:t>
+            </w:r>
+            <w:proofErr w:type="gramEnd"/>
+            <w:r>
+              <w:t xml:space="preserve"> a shopping cart page that allows customers to list the selected items with their quantities and total price before proceeding to checkout.</w:t>
             </w:r>
           </w:p>
         </w:tc>
@@ -12711,7 +13217,15 @@
               <w:widowControl w:val="0"/>
             </w:pPr>
             <w:r>
-              <w:t>The system SHALL allow customers to add products to the shopping cart with a specified quantity.</w:t>
+              <w:t xml:space="preserve">The system SHALL </w:t>
+            </w:r>
+            <w:proofErr w:type="gramStart"/>
+            <w:r>
+              <w:t>allow</w:t>
+            </w:r>
+            <w:proofErr w:type="gramEnd"/>
+            <w:r>
+              <w:t xml:space="preserve"> customers to add products to the shopping cart with a specified quantity.</w:t>
             </w:r>
           </w:p>
         </w:tc>
@@ -12837,7 +13351,21 @@
               <w:rPr>
                 <w:lang w:val="en-US"/>
               </w:rPr>
-              <w:t xml:space="preserve">If a user adds an existing product in the cart again, the system should increment the product quantity instead of adding a new line </w:t>
+              <w:t xml:space="preserve">If a user adds an existing product in the cart again, the system should </w:t>
+            </w:r>
+            <w:proofErr w:type="gramStart"/>
+            <w:r>
+              <w:rPr>
+                <w:lang w:val="en-US"/>
+              </w:rPr>
+              <w:t>increment</w:t>
+            </w:r>
+            <w:proofErr w:type="gramEnd"/>
+            <w:r>
+              <w:rPr>
+                <w:lang w:val="en-US"/>
+              </w:rPr>
+              <w:t xml:space="preserve"> the product quantity instead of adding a new line </w:t>
             </w:r>
             <w:r>
               <w:rPr>
@@ -12899,7 +13427,15 @@
               <w:widowControl w:val="0"/>
             </w:pPr>
             <w:r>
-              <w:t>The system SHALL allow customers to remove items from the shopping cart.</w:t>
+              <w:t xml:space="preserve">The system SHALL </w:t>
+            </w:r>
+            <w:proofErr w:type="gramStart"/>
+            <w:r>
+              <w:t>allow</w:t>
+            </w:r>
+            <w:proofErr w:type="gramEnd"/>
+            <w:r>
+              <w:t xml:space="preserve"> customers to remove items from the shopping cart.</w:t>
             </w:r>
           </w:p>
         </w:tc>
@@ -13474,7 +14010,15 @@
             </w:pPr>
             <w:r>
               <w:lastRenderedPageBreak/>
-              <w:t xml:space="preserve">The system SHALL provide </w:t>
+              <w:t xml:space="preserve">The system SHALL </w:t>
+            </w:r>
+            <w:proofErr w:type="gramStart"/>
+            <w:r>
+              <w:t>provide</w:t>
+            </w:r>
+            <w:proofErr w:type="gramEnd"/>
+            <w:r>
+              <w:t xml:space="preserve"> </w:t>
             </w:r>
             <w:r>
               <w:t xml:space="preserve">a </w:t>
@@ -13890,12 +14434,14 @@
               </w:rPr>
               <w:t xml:space="preserve"> prevents proceeding to </w:t>
             </w:r>
+            <w:proofErr w:type="gramStart"/>
             <w:r>
               <w:rPr>
                 <w:lang w:val="en-US"/>
               </w:rPr>
               <w:t>checkout</w:t>
             </w:r>
+            <w:proofErr w:type="gramEnd"/>
             <w:r>
               <w:rPr>
                 <w:lang w:val="en-US"/>
@@ -14227,7 +14773,21 @@
               <w:rPr>
                 <w:lang w:val="en-US"/>
               </w:rPr>
-              <w:t xml:space="preserve"> clearly display that the purchase will be completed using Cash on Delivery (COD).</w:t>
+              <w:t xml:space="preserve"> clearly </w:t>
+            </w:r>
+            <w:proofErr w:type="gramStart"/>
+            <w:r>
+              <w:rPr>
+                <w:lang w:val="en-US"/>
+              </w:rPr>
+              <w:t>display</w:t>
+            </w:r>
+            <w:proofErr w:type="gramEnd"/>
+            <w:r>
+              <w:rPr>
+                <w:lang w:val="en-US"/>
+              </w:rPr>
+              <w:t xml:space="preserve"> that the purchase will be completed using Cash on Delivery (COD).</w:t>
             </w:r>
           </w:p>
           <w:p>
@@ -14416,7 +14976,23 @@
               <w:spacing w:before="0" w:after="0" w:line="240" w:lineRule="auto"/>
             </w:pPr>
             <w:r>
-              <w:t>The system SHALL check that user is login before continue to confirm purchase</w:t>
+              <w:t xml:space="preserve">The system SHALL </w:t>
+            </w:r>
+            <w:proofErr w:type="gramStart"/>
+            <w:r>
+              <w:t>check</w:t>
+            </w:r>
+            <w:proofErr w:type="gramEnd"/>
+            <w:r>
+              <w:t xml:space="preserve"> that user is login before </w:t>
+            </w:r>
+            <w:proofErr w:type="gramStart"/>
+            <w:r>
+              <w:t>continue</w:t>
+            </w:r>
+            <w:proofErr w:type="gramEnd"/>
+            <w:r>
+              <w:t xml:space="preserve"> to confirm purchase</w:t>
             </w:r>
           </w:p>
         </w:tc>
@@ -14490,7 +15066,21 @@
               <w:rPr>
                 <w:lang w:val="en-US"/>
               </w:rPr>
-              <w:t xml:space="preserve">Unauthenticated users attempting to checkout are redirected to the Login page </w:t>
+              <w:t xml:space="preserve">Unauthenticated users attempting to </w:t>
+            </w:r>
+            <w:proofErr w:type="gramStart"/>
+            <w:r>
+              <w:rPr>
+                <w:lang w:val="en-US"/>
+              </w:rPr>
+              <w:t>checkout</w:t>
+            </w:r>
+            <w:proofErr w:type="gramEnd"/>
+            <w:r>
+              <w:rPr>
+                <w:lang w:val="en-US"/>
+              </w:rPr>
+              <w:t xml:space="preserve"> are redirected to the Login page </w:t>
             </w:r>
           </w:p>
           <w:p>
@@ -14638,9 +15228,22 @@
               <w:lastRenderedPageBreak/>
               <w:t xml:space="preserve">The system SHALL automatically </w:t>
             </w:r>
+            <w:proofErr w:type="gramStart"/>
             <w:r>
               <w:lastRenderedPageBreak/>
-              <w:t>send one confirmation Email to the customer immediately after the order is successfully placed</w:t>
+              <w:t>send</w:t>
+            </w:r>
+            <w:proofErr w:type="gramEnd"/>
+            <w:r>
+              <w:t xml:space="preserve"> one confirmation </w:t>
+            </w:r>
+            <w:proofErr w:type="gramStart"/>
+            <w:r>
+              <w:t>Email</w:t>
+            </w:r>
+            <w:proofErr w:type="gramEnd"/>
+            <w:r>
+              <w:t xml:space="preserve"> to the customer immediately after the order is successfully placed</w:t>
             </w:r>
           </w:p>
         </w:tc>
@@ -15012,7 +15615,15 @@
               <w:spacing w:before="0" w:after="0" w:line="240" w:lineRule="auto"/>
             </w:pPr>
             <w:r>
-              <w:t>The system SHALL display the user’s Email and Username on the Profile page</w:t>
+              <w:t xml:space="preserve">The system SHALL </w:t>
+            </w:r>
+            <w:proofErr w:type="gramStart"/>
+            <w:r>
+              <w:t>display</w:t>
+            </w:r>
+            <w:proofErr w:type="gramEnd"/>
+            <w:r>
+              <w:t xml:space="preserve"> the user’s Email and Username on the Profile page</w:t>
             </w:r>
           </w:p>
         </w:tc>
@@ -15159,7 +15770,15 @@
               <w:t>t</w:t>
             </w:r>
             <w:r>
-              <w:t>he system SHALL allow users to update their Username only.</w:t>
+              <w:t xml:space="preserve">he system SHALL </w:t>
+            </w:r>
+            <w:proofErr w:type="gramStart"/>
+            <w:r>
+              <w:t>allow</w:t>
+            </w:r>
+            <w:proofErr w:type="gramEnd"/>
+            <w:r>
+              <w:t xml:space="preserve"> users to update their Username only.</w:t>
             </w:r>
           </w:p>
         </w:tc>
@@ -15235,7 +15854,12 @@
           </w:p>
           <w:p>
             <w:pPr>
-              <w:widowControl w:val="0"/>
+              <w:pStyle w:val="ListParagraph"/>
+              <w:widowControl w:val="0"/>
+              <w:numPr>
+                <w:ilvl w:val="0"/>
+                <w:numId w:val="44"/>
+              </w:numPr>
               <w:pBdr>
                 <w:top w:val="nil"/>
                 <w:left w:val="nil"/>
@@ -15248,12 +15872,33 @@
                 <w:lang w:val="en-US"/>
               </w:rPr>
             </w:pPr>
-          </w:p>
-        </w:tc>
-        <w:tc>
-          <w:tcPr>
-            <w:tcW w:w="427" w:type="pct"/>
-          </w:tcPr>
+            <w:r>
+              <w:rPr>
+                <w:lang w:val="en-US"/>
+              </w:rPr>
+              <w:t xml:space="preserve">Clicking the </w:t>
+            </w:r>
+            <w:proofErr w:type="gramStart"/>
+            <w:r>
+              <w:rPr>
+                <w:lang w:val="en-US"/>
+              </w:rPr>
+              <w:t xml:space="preserve">button </w:t>
+            </w:r>
+            <w:r>
+              <w:rPr>
+                <w:lang w:val="en-US"/>
+              </w:rPr>
+              <w:t>done</w:t>
+            </w:r>
+            <w:proofErr w:type="gramEnd"/>
+            <w:r>
+              <w:rPr>
+                <w:lang w:val="en-US"/>
+              </w:rPr>
+              <w:t xml:space="preserve"> save new name and redirect to back to user dashboard</w:t>
+            </w:r>
+          </w:p>
           <w:p>
             <w:pPr>
               <w:widowControl w:val="0"/>
@@ -15265,6 +15910,27 @@
                 <w:between w:val="nil"/>
               </w:pBdr>
               <w:spacing w:before="0" w:after="0" w:line="240" w:lineRule="auto"/>
+              <w:rPr>
+                <w:lang w:val="en-US"/>
+              </w:rPr>
+            </w:pPr>
+          </w:p>
+        </w:tc>
+        <w:tc>
+          <w:tcPr>
+            <w:tcW w:w="427" w:type="pct"/>
+          </w:tcPr>
+          <w:p>
+            <w:pPr>
+              <w:widowControl w:val="0"/>
+              <w:pBdr>
+                <w:top w:val="nil"/>
+                <w:left w:val="nil"/>
+                <w:bottom w:val="nil"/>
+                <w:right w:val="nil"/>
+                <w:between w:val="nil"/>
+              </w:pBdr>
+              <w:spacing w:before="0" w:after="0" w:line="240" w:lineRule="auto"/>
             </w:pPr>
             <w:r>
               <w:t>In Review</w:t>
@@ -15323,7 +15989,15 @@
               <w:spacing w:before="0" w:after="0"/>
             </w:pPr>
             <w:r>
-              <w:t xml:space="preserve">The system SHALL provide a </w:t>
+              <w:t xml:space="preserve">The system SHALL </w:t>
+            </w:r>
+            <w:proofErr w:type="gramStart"/>
+            <w:r>
+              <w:t>provide</w:t>
+            </w:r>
+            <w:proofErr w:type="gramEnd"/>
+            <w:r>
+              <w:t xml:space="preserve"> a </w:t>
             </w:r>
             <w:r>
               <w:rPr>
@@ -15347,7 +16021,15 @@
               <w:t xml:space="preserve"> </w:t>
             </w:r>
             <w:r>
-              <w:t>to logout and redirect</w:t>
+              <w:t xml:space="preserve">to </w:t>
+            </w:r>
+            <w:proofErr w:type="gramStart"/>
+            <w:r>
+              <w:t>logout</w:t>
+            </w:r>
+            <w:proofErr w:type="gramEnd"/>
+            <w:r>
+              <w:t xml:space="preserve"> and redirect</w:t>
             </w:r>
             <w:r>
               <w:t xml:space="preserve"> </w:t>
@@ -15525,7 +16207,7 @@
       <w:tr>
         <w:tc>
           <w:tcPr>
-            <w:tcW w:w="632" w:type="pct"/>
+            <w:tcW w:w="633" w:type="pct"/>
             <w:shd w:val="clear" w:color="auto" w:fill="6FA8DC"/>
             <w:tcMar>
               <w:top w:w="100" w:type="dxa"/>
@@ -15671,7 +16353,7 @@
       <w:tr>
         <w:tc>
           <w:tcPr>
-            <w:tcW w:w="632" w:type="pct"/>
+            <w:tcW w:w="633" w:type="pct"/>
             <w:tcMar>
               <w:top w:w="100" w:type="dxa"/>
               <w:left w:w="100" w:type="dxa"/>
@@ -15712,7 +16394,15 @@
               <w:spacing w:before="0" w:after="0" w:line="240" w:lineRule="auto"/>
             </w:pPr>
             <w:r>
-              <w:t>The system SHALL provide an Order History page that displays all previous orders for the logged-in customer, showing the Order ID, Total Price, and Creation Date for each order.</w:t>
+              <w:t xml:space="preserve">The system SHALL </w:t>
+            </w:r>
+            <w:proofErr w:type="gramStart"/>
+            <w:r>
+              <w:t>provide</w:t>
+            </w:r>
+            <w:proofErr w:type="gramEnd"/>
+            <w:r>
+              <w:t xml:space="preserve"> an Order History page that displays all previous orders for the logged-in customer, showing the Order ID, Total Price, and Creation Date for each order.</w:t>
             </w:r>
           </w:p>
         </w:tc>
@@ -15779,8 +16469,21 @@
               </w:pBdr>
               <w:spacing w:before="0" w:after="0"/>
             </w:pPr>
-            <w:r>
-              <w:t xml:space="preserve">Customer can navigate to the Order page from their dashboard. </w:t>
+            <w:proofErr w:type="gramStart"/>
+            <w:r>
+              <w:t>Customer</w:t>
+            </w:r>
+            <w:proofErr w:type="gramEnd"/>
+            <w:r>
+              <w:t xml:space="preserve"> can </w:t>
+            </w:r>
+            <w:proofErr w:type="gramStart"/>
+            <w:r>
+              <w:t>navigate to</w:t>
+            </w:r>
+            <w:proofErr w:type="gramEnd"/>
+            <w:r>
+              <w:t xml:space="preserve"> the Order page from their dashboard. </w:t>
             </w:r>
           </w:p>
           <w:p>
@@ -15915,8 +16618,445 @@
     <w:p>
       <w:pPr>
         <w:pStyle w:val="Heading2"/>
-      </w:pPr>
+        <w:rPr>
+          <w:lang w:val="en-US"/>
+        </w:rPr>
+      </w:pPr>
+      <w:r>
+        <w:t>3.</w:t>
+      </w:r>
+      <w:r>
+        <w:rPr>
+          <w:rFonts w:hint="cs"/>
+          <w:rtl/>
+        </w:rPr>
+        <w:t>9</w:t>
+      </w:r>
+      <w:r>
+        <w:t xml:space="preserve">. </w:t>
+      </w:r>
+      <w:r>
+        <w:rPr>
+          <w:lang w:val="en-US"/>
+        </w:rPr>
+        <w:t>Landing</w:t>
+      </w:r>
+      <w:r>
+        <w:rPr>
+          <w:lang w:val="en-US"/>
+        </w:rPr>
+        <w:t xml:space="preserve"> </w:t>
+      </w:r>
+      <w:r>
+        <w:rPr>
+          <w:lang w:val="en-US"/>
+        </w:rPr>
+        <w:t>Page</w:t>
+      </w:r>
     </w:p>
+    <w:tbl>
+      <w:tblPr>
+        <w:tblW w:w="5703" w:type="pct"/>
+        <w:tblInd w:w="-1090" w:type="dxa"/>
+        <w:tblBorders>
+          <w:top w:val="single" w:sz="8" w:space="0" w:color="000000"/>
+          <w:left w:val="single" w:sz="8" w:space="0" w:color="000000"/>
+          <w:bottom w:val="single" w:sz="8" w:space="0" w:color="000000"/>
+          <w:right w:val="single" w:sz="8" w:space="0" w:color="000000"/>
+          <w:insideH w:val="single" w:sz="8" w:space="0" w:color="000000"/>
+          <w:insideV w:val="single" w:sz="8" w:space="0" w:color="000000"/>
+        </w:tblBorders>
+        <w:tblLook w:val="0600" w:firstRow="0" w:lastRow="0" w:firstColumn="0" w:lastColumn="0" w:noHBand="1" w:noVBand="1"/>
+      </w:tblPr>
+      <w:tblGrid>
+        <w:gridCol w:w="1867"/>
+        <w:gridCol w:w="3821"/>
+        <w:gridCol w:w="1243"/>
+        <w:gridCol w:w="2167"/>
+        <w:gridCol w:w="4451"/>
+        <w:gridCol w:w="1210"/>
+      </w:tblGrid>
+      <w:tr>
+        <w:tc>
+          <w:tcPr>
+            <w:tcW w:w="632" w:type="pct"/>
+            <w:shd w:val="clear" w:color="auto" w:fill="6FA8DC"/>
+            <w:tcMar>
+              <w:top w:w="100" w:type="dxa"/>
+              <w:left w:w="100" w:type="dxa"/>
+              <w:bottom w:w="100" w:type="dxa"/>
+              <w:right w:w="100" w:type="dxa"/>
+            </w:tcMar>
+          </w:tcPr>
+          <w:p>
+            <w:pPr>
+              <w:widowControl w:val="0"/>
+              <w:pBdr>
+                <w:top w:val="nil"/>
+                <w:left w:val="nil"/>
+                <w:bottom w:val="nil"/>
+                <w:right w:val="nil"/>
+                <w:between w:val="nil"/>
+              </w:pBdr>
+              <w:spacing w:before="0" w:after="0" w:line="240" w:lineRule="auto"/>
+            </w:pPr>
+            <w:r>
+              <w:t>ID</w:t>
+            </w:r>
+          </w:p>
+        </w:tc>
+        <w:tc>
+          <w:tcPr>
+            <w:tcW w:w="1294" w:type="pct"/>
+            <w:shd w:val="clear" w:color="auto" w:fill="6FA8DC"/>
+            <w:tcMar>
+              <w:top w:w="100" w:type="dxa"/>
+              <w:left w:w="100" w:type="dxa"/>
+              <w:bottom w:w="100" w:type="dxa"/>
+              <w:right w:w="100" w:type="dxa"/>
+            </w:tcMar>
+          </w:tcPr>
+          <w:p>
+            <w:pPr>
+              <w:widowControl w:val="0"/>
+              <w:pBdr>
+                <w:top w:val="nil"/>
+                <w:left w:val="nil"/>
+                <w:bottom w:val="nil"/>
+                <w:right w:val="nil"/>
+                <w:between w:val="nil"/>
+              </w:pBdr>
+              <w:spacing w:before="0" w:after="0" w:line="240" w:lineRule="auto"/>
+            </w:pPr>
+            <w:r>
+              <w:t>Requirement</w:t>
+            </w:r>
+          </w:p>
+        </w:tc>
+        <w:tc>
+          <w:tcPr>
+            <w:tcW w:w="421" w:type="pct"/>
+            <w:shd w:val="clear" w:color="auto" w:fill="6FA8DC"/>
+          </w:tcPr>
+          <w:p>
+            <w:pPr>
+              <w:widowControl w:val="0"/>
+              <w:pBdr>
+                <w:top w:val="nil"/>
+                <w:left w:val="nil"/>
+                <w:bottom w:val="nil"/>
+                <w:right w:val="nil"/>
+                <w:between w:val="nil"/>
+              </w:pBdr>
+              <w:spacing w:before="0" w:after="0" w:line="240" w:lineRule="auto"/>
+            </w:pPr>
+            <w:r>
+              <w:t>Type</w:t>
+            </w:r>
+          </w:p>
+        </w:tc>
+        <w:tc>
+          <w:tcPr>
+            <w:tcW w:w="734" w:type="pct"/>
+            <w:shd w:val="clear" w:color="auto" w:fill="6FA8DC"/>
+          </w:tcPr>
+          <w:p>
+            <w:pPr>
+              <w:widowControl w:val="0"/>
+              <w:pBdr>
+                <w:top w:val="nil"/>
+                <w:left w:val="nil"/>
+                <w:bottom w:val="nil"/>
+                <w:right w:val="nil"/>
+                <w:between w:val="nil"/>
+              </w:pBdr>
+              <w:spacing w:before="0" w:after="0" w:line="240" w:lineRule="auto"/>
+            </w:pPr>
+            <w:r>
+              <w:t>Verification Method</w:t>
+            </w:r>
+          </w:p>
+        </w:tc>
+        <w:tc>
+          <w:tcPr>
+            <w:tcW w:w="1508" w:type="pct"/>
+            <w:shd w:val="clear" w:color="auto" w:fill="6FA8DC"/>
+          </w:tcPr>
+          <w:p>
+            <w:pPr>
+              <w:widowControl w:val="0"/>
+              <w:pBdr>
+                <w:top w:val="nil"/>
+                <w:left w:val="nil"/>
+                <w:bottom w:val="nil"/>
+                <w:right w:val="nil"/>
+                <w:between w:val="nil"/>
+              </w:pBdr>
+              <w:spacing w:before="0" w:after="0" w:line="240" w:lineRule="auto"/>
+            </w:pPr>
+            <w:r>
+              <w:t>Acceptance Criteria</w:t>
+            </w:r>
+          </w:p>
+        </w:tc>
+        <w:tc>
+          <w:tcPr>
+            <w:tcW w:w="410" w:type="pct"/>
+            <w:shd w:val="clear" w:color="auto" w:fill="6FA8DC"/>
+          </w:tcPr>
+          <w:p>
+            <w:pPr>
+              <w:widowControl w:val="0"/>
+              <w:pBdr>
+                <w:top w:val="nil"/>
+                <w:left w:val="nil"/>
+                <w:bottom w:val="nil"/>
+                <w:right w:val="nil"/>
+                <w:between w:val="nil"/>
+              </w:pBdr>
+              <w:spacing w:before="0" w:after="0" w:line="240" w:lineRule="auto"/>
+            </w:pPr>
+            <w:r>
+              <w:t>Status</w:t>
+            </w:r>
+          </w:p>
+        </w:tc>
+      </w:tr>
+      <w:tr>
+        <w:tc>
+          <w:tcPr>
+            <w:tcW w:w="632" w:type="pct"/>
+            <w:tcMar>
+              <w:top w:w="100" w:type="dxa"/>
+              <w:left w:w="100" w:type="dxa"/>
+              <w:bottom w:w="100" w:type="dxa"/>
+              <w:right w:w="100" w:type="dxa"/>
+            </w:tcMar>
+          </w:tcPr>
+          <w:p>
+            <w:pPr>
+              <w:widowControl w:val="0"/>
+              <w:spacing w:before="0" w:after="0"/>
+            </w:pPr>
+            <w:r>
+              <w:t>SRS-FN-</w:t>
+            </w:r>
+            <w:r>
+              <w:t>Landing</w:t>
+            </w:r>
+            <w:r>
+              <w:t>-001</w:t>
+            </w:r>
+          </w:p>
+        </w:tc>
+        <w:tc>
+          <w:tcPr>
+            <w:tcW w:w="1294" w:type="pct"/>
+            <w:tcMar>
+              <w:top w:w="100" w:type="dxa"/>
+              <w:left w:w="100" w:type="dxa"/>
+              <w:bottom w:w="100" w:type="dxa"/>
+              <w:right w:w="100" w:type="dxa"/>
+            </w:tcMar>
+          </w:tcPr>
+          <w:p>
+            <w:pPr>
+              <w:widowControl w:val="0"/>
+              <w:pBdr>
+                <w:top w:val="nil"/>
+                <w:left w:val="nil"/>
+                <w:bottom w:val="nil"/>
+                <w:right w:val="nil"/>
+                <w:between w:val="nil"/>
+              </w:pBdr>
+              <w:spacing w:before="0" w:after="0" w:line="240" w:lineRule="auto"/>
+            </w:pPr>
+            <w:r>
+              <w:t>The system SHALL provide a Landing Page that displays available products and search bar</w:t>
+            </w:r>
+          </w:p>
+        </w:tc>
+        <w:tc>
+          <w:tcPr>
+            <w:tcW w:w="421" w:type="pct"/>
+          </w:tcPr>
+          <w:p>
+            <w:pPr>
+              <w:widowControl w:val="0"/>
+              <w:pBdr>
+                <w:top w:val="nil"/>
+                <w:left w:val="nil"/>
+                <w:bottom w:val="nil"/>
+                <w:right w:val="nil"/>
+                <w:between w:val="nil"/>
+              </w:pBdr>
+              <w:spacing w:before="0" w:after="0" w:line="240" w:lineRule="auto"/>
+            </w:pPr>
+            <w:r>
+              <w:t>Functional</w:t>
+            </w:r>
+          </w:p>
+        </w:tc>
+        <w:tc>
+          <w:tcPr>
+            <w:tcW w:w="734" w:type="pct"/>
+          </w:tcPr>
+          <w:p>
+            <w:pPr>
+              <w:widowControl w:val="0"/>
+              <w:pBdr>
+                <w:top w:val="nil"/>
+                <w:left w:val="nil"/>
+                <w:bottom w:val="nil"/>
+                <w:right w:val="nil"/>
+                <w:between w:val="nil"/>
+              </w:pBdr>
+              <w:spacing w:before="0" w:after="0" w:line="240" w:lineRule="auto"/>
+            </w:pPr>
+            <w:r>
+              <w:t>Testing</w:t>
+            </w:r>
+          </w:p>
+        </w:tc>
+        <w:tc>
+          <w:tcPr>
+            <w:tcW w:w="1508" w:type="pct"/>
+          </w:tcPr>
+          <w:p>
+            <w:pPr>
+              <w:pStyle w:val="ListParagraph"/>
+              <w:widowControl w:val="0"/>
+              <w:numPr>
+                <w:ilvl w:val="0"/>
+                <w:numId w:val="54"/>
+              </w:numPr>
+              <w:pBdr>
+                <w:top w:val="nil"/>
+                <w:left w:val="nil"/>
+                <w:bottom w:val="nil"/>
+                <w:right w:val="nil"/>
+                <w:between w:val="nil"/>
+              </w:pBdr>
+              <w:spacing w:before="0" w:after="0" w:line="240" w:lineRule="auto"/>
+              <w:rPr>
+                <w:lang w:val="en-US"/>
+              </w:rPr>
+            </w:pPr>
+            <w:r>
+              <w:rPr>
+                <w:lang w:val="en-US"/>
+              </w:rPr>
+              <w:t>navigation bar to have the login and sign-up options</w:t>
+            </w:r>
+            <w:r>
+              <w:rPr>
+                <w:lang w:val="en-US"/>
+              </w:rPr>
+              <w:t xml:space="preserve"> </w:t>
+            </w:r>
+            <w:r>
+              <w:rPr>
+                <w:lang w:val="en-US"/>
+              </w:rPr>
+              <w:t>side by side</w:t>
+            </w:r>
+          </w:p>
+          <w:p>
+            <w:pPr>
+              <w:pStyle w:val="ListParagraph"/>
+              <w:widowControl w:val="0"/>
+              <w:numPr>
+                <w:ilvl w:val="0"/>
+                <w:numId w:val="54"/>
+              </w:numPr>
+              <w:pBdr>
+                <w:top w:val="nil"/>
+                <w:left w:val="nil"/>
+                <w:bottom w:val="nil"/>
+                <w:right w:val="nil"/>
+                <w:between w:val="nil"/>
+              </w:pBdr>
+              <w:spacing w:before="0" w:after="0" w:line="240" w:lineRule="auto"/>
+              <w:rPr>
+                <w:lang w:val="en-US"/>
+              </w:rPr>
+            </w:pPr>
+            <w:r>
+              <w:t>Error message: "Please login to add items to cart"</w:t>
+            </w:r>
+            <w:r>
+              <w:t xml:space="preserve"> when </w:t>
+            </w:r>
+            <w:r>
+              <w:rPr>
+                <w:lang w:val="en-US"/>
+              </w:rPr>
+              <w:t xml:space="preserve">unauthenticated user </w:t>
+            </w:r>
+            <w:r>
+              <w:rPr>
+                <w:lang w:val="en-US"/>
+              </w:rPr>
+              <w:t>to</w:t>
+            </w:r>
+            <w:r>
+              <w:rPr>
+                <w:lang w:val="en-US"/>
+              </w:rPr>
+              <w:t xml:space="preserve"> add product to cart</w:t>
+            </w:r>
+          </w:p>
+          <w:p>
+            <w:pPr>
+              <w:pStyle w:val="ListParagraph"/>
+              <w:widowControl w:val="0"/>
+              <w:numPr>
+                <w:ilvl w:val="0"/>
+                <w:numId w:val="54"/>
+              </w:numPr>
+              <w:pBdr>
+                <w:top w:val="nil"/>
+                <w:left w:val="nil"/>
+                <w:bottom w:val="nil"/>
+                <w:right w:val="nil"/>
+                <w:between w:val="nil"/>
+              </w:pBdr>
+              <w:spacing w:before="0" w:after="0" w:line="240" w:lineRule="auto"/>
+              <w:rPr>
+                <w:lang w:val="en-US"/>
+              </w:rPr>
+            </w:pPr>
+            <w:r>
+              <w:rPr>
+                <w:lang w:val="en-US"/>
+              </w:rPr>
+              <w:t>home, cart and order buttons redirect to login page</w:t>
+            </w:r>
+          </w:p>
+        </w:tc>
+        <w:tc>
+          <w:tcPr>
+            <w:tcW w:w="410" w:type="pct"/>
+          </w:tcPr>
+          <w:p>
+            <w:pPr>
+              <w:widowControl w:val="0"/>
+              <w:pBdr>
+                <w:top w:val="nil"/>
+                <w:left w:val="nil"/>
+                <w:bottom w:val="nil"/>
+                <w:right w:val="nil"/>
+                <w:between w:val="nil"/>
+              </w:pBdr>
+              <w:spacing w:before="0" w:after="0" w:line="240" w:lineRule="auto"/>
+            </w:pPr>
+            <w:r>
+              <w:t>In Review</w:t>
+            </w:r>
+          </w:p>
+        </w:tc>
+      </w:tr>
+    </w:tbl>
     <w:p/>
     <w:tbl>
       <w:tblPr>
@@ -16219,6 +17359,92 @@
     </w:lvl>
   </w:abstractNum>
   <w:abstractNum w:abstractNumId="2" w15:restartNumberingAfterBreak="0">
+    <w:nsid w:val="05B651F1"/>
+    <w:multiLevelType w:val="hybridMultilevel"/>
+    <w:tmpl w:val="C322911C"/>
+    <w:lvl w:ilvl="0" w:tplc="FFFFFFFF">
+      <w:start w:val="1"/>
+      <w:numFmt w:val="decimal"/>
+      <w:lvlText w:val="%1."/>
+      <w:lvlJc w:val="left"/>
+      <w:pPr>
+        <w:ind w:left="720" w:hanging="360"/>
+      </w:pPr>
+    </w:lvl>
+    <w:lvl w:ilvl="1" w:tplc="FFFFFFFF" w:tentative="1">
+      <w:start w:val="1"/>
+      <w:numFmt w:val="lowerLetter"/>
+      <w:lvlText w:val="%2."/>
+      <w:lvlJc w:val="left"/>
+      <w:pPr>
+        <w:ind w:left="1440" w:hanging="360"/>
+      </w:pPr>
+    </w:lvl>
+    <w:lvl w:ilvl="2" w:tplc="FFFFFFFF" w:tentative="1">
+      <w:start w:val="1"/>
+      <w:numFmt w:val="lowerRoman"/>
+      <w:lvlText w:val="%3."/>
+      <w:lvlJc w:val="right"/>
+      <w:pPr>
+        <w:ind w:left="2160" w:hanging="180"/>
+      </w:pPr>
+    </w:lvl>
+    <w:lvl w:ilvl="3" w:tplc="FFFFFFFF" w:tentative="1">
+      <w:start w:val="1"/>
+      <w:numFmt w:val="decimal"/>
+      <w:lvlText w:val="%4."/>
+      <w:lvlJc w:val="left"/>
+      <w:pPr>
+        <w:ind w:left="2880" w:hanging="360"/>
+      </w:pPr>
+    </w:lvl>
+    <w:lvl w:ilvl="4" w:tplc="FFFFFFFF" w:tentative="1">
+      <w:start w:val="1"/>
+      <w:numFmt w:val="lowerLetter"/>
+      <w:lvlText w:val="%5."/>
+      <w:lvlJc w:val="left"/>
+      <w:pPr>
+        <w:ind w:left="3600" w:hanging="360"/>
+      </w:pPr>
+    </w:lvl>
+    <w:lvl w:ilvl="5" w:tplc="FFFFFFFF" w:tentative="1">
+      <w:start w:val="1"/>
+      <w:numFmt w:val="lowerRoman"/>
+      <w:lvlText w:val="%6."/>
+      <w:lvlJc w:val="right"/>
+      <w:pPr>
+        <w:ind w:left="4320" w:hanging="180"/>
+      </w:pPr>
+    </w:lvl>
+    <w:lvl w:ilvl="6" w:tplc="FFFFFFFF" w:tentative="1">
+      <w:start w:val="1"/>
+      <w:numFmt w:val="decimal"/>
+      <w:lvlText w:val="%7."/>
+      <w:lvlJc w:val="left"/>
+      <w:pPr>
+        <w:ind w:left="5040" w:hanging="360"/>
+      </w:pPr>
+    </w:lvl>
+    <w:lvl w:ilvl="7" w:tplc="FFFFFFFF" w:tentative="1">
+      <w:start w:val="1"/>
+      <w:numFmt w:val="lowerLetter"/>
+      <w:lvlText w:val="%8."/>
+      <w:lvlJc w:val="left"/>
+      <w:pPr>
+        <w:ind w:left="5760" w:hanging="360"/>
+      </w:pPr>
+    </w:lvl>
+    <w:lvl w:ilvl="8" w:tplc="FFFFFFFF" w:tentative="1">
+      <w:start w:val="1"/>
+      <w:numFmt w:val="lowerRoman"/>
+      <w:lvlText w:val="%9."/>
+      <w:lvlJc w:val="right"/>
+      <w:pPr>
+        <w:ind w:left="6480" w:hanging="180"/>
+      </w:pPr>
+    </w:lvl>
+  </w:abstractNum>
+  <w:abstractNum w:abstractNumId="3" w15:restartNumberingAfterBreak="0">
     <w:nsid w:val="07E50768"/>
     <w:multiLevelType w:val="hybridMultilevel"/>
     <w:tmpl w:val="063A6370"/>
@@ -16307,7 +17533,7 @@
       </w:pPr>
     </w:lvl>
   </w:abstractNum>
-  <w:abstractNum w:abstractNumId="3" w15:restartNumberingAfterBreak="0">
+  <w:abstractNum w:abstractNumId="4" w15:restartNumberingAfterBreak="0">
     <w:nsid w:val="0A940358"/>
     <w:multiLevelType w:val="hybridMultilevel"/>
     <w:tmpl w:val="EEAC02BE"/>
@@ -16393,7 +17619,7 @@
       </w:pPr>
     </w:lvl>
   </w:abstractNum>
-  <w:abstractNum w:abstractNumId="4" w15:restartNumberingAfterBreak="0">
+  <w:abstractNum w:abstractNumId="5" w15:restartNumberingAfterBreak="0">
     <w:nsid w:val="0BB12806"/>
     <w:multiLevelType w:val="hybridMultilevel"/>
     <w:tmpl w:val="90D0E380"/>
@@ -16482,7 +17708,7 @@
       </w:pPr>
     </w:lvl>
   </w:abstractNum>
-  <w:abstractNum w:abstractNumId="5" w15:restartNumberingAfterBreak="0">
+  <w:abstractNum w:abstractNumId="6" w15:restartNumberingAfterBreak="0">
     <w:nsid w:val="0EE11361"/>
     <w:multiLevelType w:val="multilevel"/>
     <w:tmpl w:val="313C1306"/>
@@ -16595,7 +17821,7 @@
       </w:rPr>
     </w:lvl>
   </w:abstractNum>
-  <w:abstractNum w:abstractNumId="6" w15:restartNumberingAfterBreak="0">
+  <w:abstractNum w:abstractNumId="7" w15:restartNumberingAfterBreak="0">
     <w:nsid w:val="101E7D00"/>
     <w:multiLevelType w:val="hybridMultilevel"/>
     <w:tmpl w:val="91920E44"/>
@@ -16681,7 +17907,7 @@
       </w:pPr>
     </w:lvl>
   </w:abstractNum>
-  <w:abstractNum w:abstractNumId="7" w15:restartNumberingAfterBreak="0">
+  <w:abstractNum w:abstractNumId="8" w15:restartNumberingAfterBreak="0">
     <w:nsid w:val="106B7A3F"/>
     <w:multiLevelType w:val="multilevel"/>
     <w:tmpl w:val="34FE80D0"/>
@@ -16794,7 +18020,7 @@
       </w:rPr>
     </w:lvl>
   </w:abstractNum>
-  <w:abstractNum w:abstractNumId="8" w15:restartNumberingAfterBreak="0">
+  <w:abstractNum w:abstractNumId="9" w15:restartNumberingAfterBreak="0">
     <w:nsid w:val="10B46EF6"/>
     <w:multiLevelType w:val="hybridMultilevel"/>
     <w:tmpl w:val="4C3E36B2"/>
@@ -16883,7 +18109,7 @@
       </w:pPr>
     </w:lvl>
   </w:abstractNum>
-  <w:abstractNum w:abstractNumId="9" w15:restartNumberingAfterBreak="0">
+  <w:abstractNum w:abstractNumId="10" w15:restartNumberingAfterBreak="0">
     <w:nsid w:val="12515B3D"/>
     <w:multiLevelType w:val="hybridMultilevel"/>
     <w:tmpl w:val="CDE08726"/>
@@ -16996,7 +18222,7 @@
       </w:rPr>
     </w:lvl>
   </w:abstractNum>
-  <w:abstractNum w:abstractNumId="10" w15:restartNumberingAfterBreak="0">
+  <w:abstractNum w:abstractNumId="11" w15:restartNumberingAfterBreak="0">
     <w:nsid w:val="17FE28EA"/>
     <w:multiLevelType w:val="hybridMultilevel"/>
     <w:tmpl w:val="605AF1B2"/>
@@ -17082,7 +18308,7 @@
       </w:pPr>
     </w:lvl>
   </w:abstractNum>
-  <w:abstractNum w:abstractNumId="11" w15:restartNumberingAfterBreak="0">
+  <w:abstractNum w:abstractNumId="12" w15:restartNumberingAfterBreak="0">
     <w:nsid w:val="18C855C8"/>
     <w:multiLevelType w:val="hybridMultilevel"/>
     <w:tmpl w:val="29C24FFA"/>
@@ -17168,7 +18394,7 @@
       </w:pPr>
     </w:lvl>
   </w:abstractNum>
-  <w:abstractNum w:abstractNumId="12" w15:restartNumberingAfterBreak="0">
+  <w:abstractNum w:abstractNumId="13" w15:restartNumberingAfterBreak="0">
     <w:nsid w:val="191D1153"/>
     <w:multiLevelType w:val="hybridMultilevel"/>
     <w:tmpl w:val="C542E6B8"/>
@@ -17254,7 +18480,7 @@
       </w:pPr>
     </w:lvl>
   </w:abstractNum>
-  <w:abstractNum w:abstractNumId="13" w15:restartNumberingAfterBreak="0">
+  <w:abstractNum w:abstractNumId="14" w15:restartNumberingAfterBreak="0">
     <w:nsid w:val="19922C67"/>
     <w:multiLevelType w:val="hybridMultilevel"/>
     <w:tmpl w:val="6BD07F84"/>
@@ -17340,7 +18566,7 @@
       </w:pPr>
     </w:lvl>
   </w:abstractNum>
-  <w:abstractNum w:abstractNumId="14" w15:restartNumberingAfterBreak="0">
+  <w:abstractNum w:abstractNumId="15" w15:restartNumberingAfterBreak="0">
     <w:nsid w:val="1A7938A9"/>
     <w:multiLevelType w:val="multilevel"/>
     <w:tmpl w:val="831C3614"/>
@@ -17453,7 +18679,7 @@
       </w:rPr>
     </w:lvl>
   </w:abstractNum>
-  <w:abstractNum w:abstractNumId="15" w15:restartNumberingAfterBreak="0">
+  <w:abstractNum w:abstractNumId="16" w15:restartNumberingAfterBreak="0">
     <w:nsid w:val="1ABC43BC"/>
     <w:multiLevelType w:val="hybridMultilevel"/>
     <w:tmpl w:val="7E2E2B16"/>
@@ -17539,7 +18765,7 @@
       </w:pPr>
     </w:lvl>
   </w:abstractNum>
-  <w:abstractNum w:abstractNumId="16" w15:restartNumberingAfterBreak="0">
+  <w:abstractNum w:abstractNumId="17" w15:restartNumberingAfterBreak="0">
     <w:nsid w:val="1AFB41CB"/>
     <w:multiLevelType w:val="hybridMultilevel"/>
     <w:tmpl w:val="D76037C8"/>
@@ -17652,7 +18878,7 @@
       </w:rPr>
     </w:lvl>
   </w:abstractNum>
-  <w:abstractNum w:abstractNumId="17" w15:restartNumberingAfterBreak="0">
+  <w:abstractNum w:abstractNumId="18" w15:restartNumberingAfterBreak="0">
     <w:nsid w:val="273308BD"/>
     <w:multiLevelType w:val="hybridMultilevel"/>
     <w:tmpl w:val="2752D22C"/>
@@ -17765,7 +18991,7 @@
       </w:rPr>
     </w:lvl>
   </w:abstractNum>
-  <w:abstractNum w:abstractNumId="18" w15:restartNumberingAfterBreak="0">
+  <w:abstractNum w:abstractNumId="19" w15:restartNumberingAfterBreak="0">
     <w:nsid w:val="297D62FA"/>
     <w:multiLevelType w:val="hybridMultilevel"/>
     <w:tmpl w:val="C322911C"/>
@@ -17851,7 +19077,7 @@
       </w:pPr>
     </w:lvl>
   </w:abstractNum>
-  <w:abstractNum w:abstractNumId="19" w15:restartNumberingAfterBreak="0">
+  <w:abstractNum w:abstractNumId="20" w15:restartNumberingAfterBreak="0">
     <w:nsid w:val="29932097"/>
     <w:multiLevelType w:val="hybridMultilevel"/>
     <w:tmpl w:val="022E0524"/>
@@ -17940,7 +19166,7 @@
       </w:pPr>
     </w:lvl>
   </w:abstractNum>
-  <w:abstractNum w:abstractNumId="20" w15:restartNumberingAfterBreak="0">
+  <w:abstractNum w:abstractNumId="21" w15:restartNumberingAfterBreak="0">
     <w:nsid w:val="2CBA0F66"/>
     <w:multiLevelType w:val="multilevel"/>
     <w:tmpl w:val="C44417BA"/>
@@ -18053,7 +19279,7 @@
       </w:rPr>
     </w:lvl>
   </w:abstractNum>
-  <w:abstractNum w:abstractNumId="21" w15:restartNumberingAfterBreak="0">
+  <w:abstractNum w:abstractNumId="22" w15:restartNumberingAfterBreak="0">
     <w:nsid w:val="2DC40623"/>
     <w:multiLevelType w:val="multilevel"/>
     <w:tmpl w:val="1D7C82DC"/>
@@ -18166,7 +19392,7 @@
       </w:rPr>
     </w:lvl>
   </w:abstractNum>
-  <w:abstractNum w:abstractNumId="22" w15:restartNumberingAfterBreak="0">
+  <w:abstractNum w:abstractNumId="23" w15:restartNumberingAfterBreak="0">
     <w:nsid w:val="2EED6E2C"/>
     <w:multiLevelType w:val="multilevel"/>
     <w:tmpl w:val="84A061E2"/>
@@ -18279,7 +19505,7 @@
       </w:rPr>
     </w:lvl>
   </w:abstractNum>
-  <w:abstractNum w:abstractNumId="23" w15:restartNumberingAfterBreak="0">
+  <w:abstractNum w:abstractNumId="24" w15:restartNumberingAfterBreak="0">
     <w:nsid w:val="3035129E"/>
     <w:multiLevelType w:val="hybridMultilevel"/>
     <w:tmpl w:val="C646E2DE"/>
@@ -18365,7 +19591,7 @@
       </w:pPr>
     </w:lvl>
   </w:abstractNum>
-  <w:abstractNum w:abstractNumId="24" w15:restartNumberingAfterBreak="0">
+  <w:abstractNum w:abstractNumId="25" w15:restartNumberingAfterBreak="0">
     <w:nsid w:val="33FC1893"/>
     <w:multiLevelType w:val="hybridMultilevel"/>
     <w:tmpl w:val="F732DDDC"/>
@@ -18479,7 +19705,7 @@
       </w:rPr>
     </w:lvl>
   </w:abstractNum>
-  <w:abstractNum w:abstractNumId="25" w15:restartNumberingAfterBreak="0">
+  <w:abstractNum w:abstractNumId="26" w15:restartNumberingAfterBreak="0">
     <w:nsid w:val="353E5CC1"/>
     <w:multiLevelType w:val="hybridMultilevel"/>
     <w:tmpl w:val="2B2CA752"/>
@@ -18565,7 +19791,7 @@
       </w:pPr>
     </w:lvl>
   </w:abstractNum>
-  <w:abstractNum w:abstractNumId="26" w15:restartNumberingAfterBreak="0">
+  <w:abstractNum w:abstractNumId="27" w15:restartNumberingAfterBreak="0">
     <w:nsid w:val="433D30DF"/>
     <w:multiLevelType w:val="hybridMultilevel"/>
     <w:tmpl w:val="1F1AA55A"/>
@@ -18651,7 +19877,7 @@
       </w:pPr>
     </w:lvl>
   </w:abstractNum>
-  <w:abstractNum w:abstractNumId="27" w15:restartNumberingAfterBreak="0">
+  <w:abstractNum w:abstractNumId="28" w15:restartNumberingAfterBreak="0">
     <w:nsid w:val="45C31D28"/>
     <w:multiLevelType w:val="hybridMultilevel"/>
     <w:tmpl w:val="8A729912"/>
@@ -18737,7 +19963,7 @@
       </w:pPr>
     </w:lvl>
   </w:abstractNum>
-  <w:abstractNum w:abstractNumId="28" w15:restartNumberingAfterBreak="0">
+  <w:abstractNum w:abstractNumId="29" w15:restartNumberingAfterBreak="0">
     <w:nsid w:val="47530E90"/>
     <w:multiLevelType w:val="hybridMultilevel"/>
     <w:tmpl w:val="C8726B7E"/>
@@ -18823,7 +20049,7 @@
       </w:pPr>
     </w:lvl>
   </w:abstractNum>
-  <w:abstractNum w:abstractNumId="29" w15:restartNumberingAfterBreak="0">
+  <w:abstractNum w:abstractNumId="30" w15:restartNumberingAfterBreak="0">
     <w:nsid w:val="498D677B"/>
     <w:multiLevelType w:val="hybridMultilevel"/>
     <w:tmpl w:val="C322911C"/>
@@ -18909,7 +20135,7 @@
       </w:pPr>
     </w:lvl>
   </w:abstractNum>
-  <w:abstractNum w:abstractNumId="30" w15:restartNumberingAfterBreak="0">
+  <w:abstractNum w:abstractNumId="31" w15:restartNumberingAfterBreak="0">
     <w:nsid w:val="49DB1472"/>
     <w:multiLevelType w:val="hybridMultilevel"/>
     <w:tmpl w:val="AAF278E6"/>
@@ -18998,7 +20224,7 @@
       </w:pPr>
     </w:lvl>
   </w:abstractNum>
-  <w:abstractNum w:abstractNumId="31" w15:restartNumberingAfterBreak="0">
+  <w:abstractNum w:abstractNumId="32" w15:restartNumberingAfterBreak="0">
     <w:nsid w:val="4A7B0DC7"/>
     <w:multiLevelType w:val="multilevel"/>
     <w:tmpl w:val="831C3614"/>
@@ -19111,7 +20337,7 @@
       </w:rPr>
     </w:lvl>
   </w:abstractNum>
-  <w:abstractNum w:abstractNumId="32" w15:restartNumberingAfterBreak="0">
+  <w:abstractNum w:abstractNumId="33" w15:restartNumberingAfterBreak="0">
     <w:nsid w:val="501C0BC8"/>
     <w:multiLevelType w:val="hybridMultilevel"/>
     <w:tmpl w:val="48C2AE4C"/>
@@ -19197,7 +20423,7 @@
       </w:pPr>
     </w:lvl>
   </w:abstractNum>
-  <w:abstractNum w:abstractNumId="33" w15:restartNumberingAfterBreak="0">
+  <w:abstractNum w:abstractNumId="34" w15:restartNumberingAfterBreak="0">
     <w:nsid w:val="53104B3E"/>
     <w:multiLevelType w:val="hybridMultilevel"/>
     <w:tmpl w:val="9DF07EB4"/>
@@ -19286,7 +20512,7 @@
       </w:pPr>
     </w:lvl>
   </w:abstractNum>
-  <w:abstractNum w:abstractNumId="34" w15:restartNumberingAfterBreak="0">
+  <w:abstractNum w:abstractNumId="35" w15:restartNumberingAfterBreak="0">
     <w:nsid w:val="558053AD"/>
     <w:multiLevelType w:val="hybridMultilevel"/>
     <w:tmpl w:val="BFC0B596"/>
@@ -19372,7 +20598,7 @@
       </w:pPr>
     </w:lvl>
   </w:abstractNum>
-  <w:abstractNum w:abstractNumId="35" w15:restartNumberingAfterBreak="0">
+  <w:abstractNum w:abstractNumId="36" w15:restartNumberingAfterBreak="0">
     <w:nsid w:val="55BA02C1"/>
     <w:multiLevelType w:val="multilevel"/>
     <w:tmpl w:val="863C4216"/>
@@ -19485,7 +20711,7 @@
       </w:rPr>
     </w:lvl>
   </w:abstractNum>
-  <w:abstractNum w:abstractNumId="36" w15:restartNumberingAfterBreak="0">
+  <w:abstractNum w:abstractNumId="37" w15:restartNumberingAfterBreak="0">
     <w:nsid w:val="579B183A"/>
     <w:multiLevelType w:val="hybridMultilevel"/>
     <w:tmpl w:val="5EA42264"/>
@@ -19598,7 +20824,7 @@
       </w:rPr>
     </w:lvl>
   </w:abstractNum>
-  <w:abstractNum w:abstractNumId="37" w15:restartNumberingAfterBreak="0">
+  <w:abstractNum w:abstractNumId="38" w15:restartNumberingAfterBreak="0">
     <w:nsid w:val="599C0F43"/>
     <w:multiLevelType w:val="hybridMultilevel"/>
     <w:tmpl w:val="EDA0CF82"/>
@@ -19687,7 +20913,7 @@
       </w:pPr>
     </w:lvl>
   </w:abstractNum>
-  <w:abstractNum w:abstractNumId="38" w15:restartNumberingAfterBreak="0">
+  <w:abstractNum w:abstractNumId="39" w15:restartNumberingAfterBreak="0">
     <w:nsid w:val="5F6C0A0E"/>
     <w:multiLevelType w:val="hybridMultilevel"/>
     <w:tmpl w:val="73642608"/>
@@ -19776,7 +21002,7 @@
       </w:pPr>
     </w:lvl>
   </w:abstractNum>
-  <w:abstractNum w:abstractNumId="39" w15:restartNumberingAfterBreak="0">
+  <w:abstractNum w:abstractNumId="40" w15:restartNumberingAfterBreak="0">
     <w:nsid w:val="600D132B"/>
     <w:multiLevelType w:val="hybridMultilevel"/>
     <w:tmpl w:val="AF62DEC2"/>
@@ -19865,7 +21091,7 @@
       </w:pPr>
     </w:lvl>
   </w:abstractNum>
-  <w:abstractNum w:abstractNumId="40" w15:restartNumberingAfterBreak="0">
+  <w:abstractNum w:abstractNumId="41" w15:restartNumberingAfterBreak="0">
     <w:nsid w:val="609745F2"/>
     <w:multiLevelType w:val="hybridMultilevel"/>
     <w:tmpl w:val="CDE08726"/>
@@ -19978,7 +21204,7 @@
       </w:rPr>
     </w:lvl>
   </w:abstractNum>
-  <w:abstractNum w:abstractNumId="41" w15:restartNumberingAfterBreak="0">
+  <w:abstractNum w:abstractNumId="42" w15:restartNumberingAfterBreak="0">
     <w:nsid w:val="624F4D90"/>
     <w:multiLevelType w:val="hybridMultilevel"/>
     <w:tmpl w:val="3228A9D4"/>
@@ -20067,7 +21293,7 @@
       </w:pPr>
     </w:lvl>
   </w:abstractNum>
-  <w:abstractNum w:abstractNumId="42" w15:restartNumberingAfterBreak="0">
+  <w:abstractNum w:abstractNumId="43" w15:restartNumberingAfterBreak="0">
     <w:nsid w:val="634C393B"/>
     <w:multiLevelType w:val="hybridMultilevel"/>
     <w:tmpl w:val="A8A8A3C8"/>
@@ -20153,7 +21379,7 @@
       </w:pPr>
     </w:lvl>
   </w:abstractNum>
-  <w:abstractNum w:abstractNumId="43" w15:restartNumberingAfterBreak="0">
+  <w:abstractNum w:abstractNumId="44" w15:restartNumberingAfterBreak="0">
     <w:nsid w:val="639D5CA7"/>
     <w:multiLevelType w:val="hybridMultilevel"/>
     <w:tmpl w:val="BFA827E8"/>
@@ -20242,7 +21468,7 @@
       </w:pPr>
     </w:lvl>
   </w:abstractNum>
-  <w:abstractNum w:abstractNumId="44" w15:restartNumberingAfterBreak="0">
+  <w:abstractNum w:abstractNumId="45" w15:restartNumberingAfterBreak="0">
     <w:nsid w:val="64FE3808"/>
     <w:multiLevelType w:val="hybridMultilevel"/>
     <w:tmpl w:val="96FEF63A"/>
@@ -20328,7 +21554,7 @@
       </w:pPr>
     </w:lvl>
   </w:abstractNum>
-  <w:abstractNum w:abstractNumId="45" w15:restartNumberingAfterBreak="0">
+  <w:abstractNum w:abstractNumId="46" w15:restartNumberingAfterBreak="0">
     <w:nsid w:val="67964062"/>
     <w:multiLevelType w:val="multilevel"/>
     <w:tmpl w:val="5E380F8C"/>
@@ -20441,7 +21667,7 @@
       </w:rPr>
     </w:lvl>
   </w:abstractNum>
-  <w:abstractNum w:abstractNumId="46" w15:restartNumberingAfterBreak="0">
+  <w:abstractNum w:abstractNumId="47" w15:restartNumberingAfterBreak="0">
     <w:nsid w:val="69A41769"/>
     <w:multiLevelType w:val="hybridMultilevel"/>
     <w:tmpl w:val="B7864420"/>
@@ -20527,7 +21753,7 @@
       </w:pPr>
     </w:lvl>
   </w:abstractNum>
-  <w:abstractNum w:abstractNumId="47" w15:restartNumberingAfterBreak="0">
+  <w:abstractNum w:abstractNumId="48" w15:restartNumberingAfterBreak="0">
     <w:nsid w:val="6C956A03"/>
     <w:multiLevelType w:val="hybridMultilevel"/>
     <w:tmpl w:val="9FAC1E90"/>
@@ -20613,7 +21839,7 @@
       </w:pPr>
     </w:lvl>
   </w:abstractNum>
-  <w:abstractNum w:abstractNumId="48" w15:restartNumberingAfterBreak="0">
+  <w:abstractNum w:abstractNumId="49" w15:restartNumberingAfterBreak="0">
     <w:nsid w:val="6F9D3791"/>
     <w:multiLevelType w:val="multilevel"/>
     <w:tmpl w:val="D3608EAA"/>
@@ -20726,7 +21952,7 @@
       </w:rPr>
     </w:lvl>
   </w:abstractNum>
-  <w:abstractNum w:abstractNumId="49" w15:restartNumberingAfterBreak="0">
+  <w:abstractNum w:abstractNumId="50" w15:restartNumberingAfterBreak="0">
     <w:nsid w:val="71860445"/>
     <w:multiLevelType w:val="hybridMultilevel"/>
     <w:tmpl w:val="F07C78A8"/>
@@ -20812,7 +22038,7 @@
       </w:pPr>
     </w:lvl>
   </w:abstractNum>
-  <w:abstractNum w:abstractNumId="50" w15:restartNumberingAfterBreak="0">
+  <w:abstractNum w:abstractNumId="51" w15:restartNumberingAfterBreak="0">
     <w:nsid w:val="726E48C1"/>
     <w:multiLevelType w:val="hybridMultilevel"/>
     <w:tmpl w:val="C4B83948"/>
@@ -20902,91 +22128,91 @@
     </w:lvl>
   </w:abstractNum>
   <w:num w:numId="1" w16cid:durableId="211697239">
+    <w:abstractNumId w:val="23"/>
+  </w:num>
+  <w:num w:numId="2" w16cid:durableId="2133670641">
+    <w:abstractNumId w:val="21"/>
+  </w:num>
+  <w:num w:numId="3" w16cid:durableId="1289314907">
+    <w:abstractNumId w:val="6"/>
+  </w:num>
+  <w:num w:numId="4" w16cid:durableId="1300308013">
+    <w:abstractNumId w:val="46"/>
+  </w:num>
+  <w:num w:numId="5" w16cid:durableId="1441610408">
+    <w:abstractNumId w:val="8"/>
+  </w:num>
+  <w:num w:numId="6" w16cid:durableId="106971014">
+    <w:abstractNumId w:val="36"/>
+  </w:num>
+  <w:num w:numId="7" w16cid:durableId="777413942">
     <w:abstractNumId w:val="22"/>
   </w:num>
-  <w:num w:numId="2" w16cid:durableId="2133670641">
-    <w:abstractNumId w:val="20"/>
-  </w:num>
-  <w:num w:numId="3" w16cid:durableId="1289314907">
-    <w:abstractNumId w:val="5"/>
-  </w:num>
-  <w:num w:numId="4" w16cid:durableId="1300308013">
-    <w:abstractNumId w:val="45"/>
-  </w:num>
-  <w:num w:numId="5" w16cid:durableId="1441610408">
-    <w:abstractNumId w:val="7"/>
-  </w:num>
-  <w:num w:numId="6" w16cid:durableId="106971014">
-    <w:abstractNumId w:val="35"/>
-  </w:num>
-  <w:num w:numId="7" w16cid:durableId="777413942">
-    <w:abstractNumId w:val="21"/>
-  </w:num>
   <w:num w:numId="8" w16cid:durableId="1443381570">
-    <w:abstractNumId w:val="31"/>
+    <w:abstractNumId w:val="32"/>
   </w:num>
   <w:num w:numId="9" w16cid:durableId="1075588210">
-    <w:abstractNumId w:val="48"/>
+    <w:abstractNumId w:val="49"/>
   </w:num>
   <w:num w:numId="10" w16cid:durableId="2048489028">
-    <w:abstractNumId w:val="9"/>
+    <w:abstractNumId w:val="10"/>
   </w:num>
   <w:num w:numId="11" w16cid:durableId="1344356442">
     <w:abstractNumId w:val="0"/>
   </w:num>
   <w:num w:numId="12" w16cid:durableId="992683181">
+    <w:abstractNumId w:val="27"/>
+  </w:num>
+  <w:num w:numId="13" w16cid:durableId="396713077">
     <w:abstractNumId w:val="26"/>
   </w:num>
-  <w:num w:numId="13" w16cid:durableId="396713077">
-    <w:abstractNumId w:val="25"/>
-  </w:num>
   <w:num w:numId="14" w16cid:durableId="1328287858">
-    <w:abstractNumId w:val="11"/>
+    <w:abstractNumId w:val="12"/>
   </w:num>
   <w:num w:numId="15" w16cid:durableId="787627157">
-    <w:abstractNumId w:val="36"/>
+    <w:abstractNumId w:val="37"/>
   </w:num>
   <w:num w:numId="16" w16cid:durableId="1099564992">
     <w:abstractNumId w:val="1"/>
   </w:num>
   <w:num w:numId="17" w16cid:durableId="1980452413">
-    <w:abstractNumId w:val="32"/>
+    <w:abstractNumId w:val="33"/>
   </w:num>
   <w:num w:numId="18" w16cid:durableId="2051614268">
-    <w:abstractNumId w:val="2"/>
+    <w:abstractNumId w:val="3"/>
   </w:num>
   <w:num w:numId="19" w16cid:durableId="1865053455">
+    <w:abstractNumId w:val="18"/>
+  </w:num>
+  <w:num w:numId="20" w16cid:durableId="1314869953">
     <w:abstractNumId w:val="17"/>
   </w:num>
-  <w:num w:numId="20" w16cid:durableId="1314869953">
-    <w:abstractNumId w:val="16"/>
-  </w:num>
   <w:num w:numId="21" w16cid:durableId="88039363">
-    <w:abstractNumId w:val="24"/>
+    <w:abstractNumId w:val="25"/>
   </w:num>
   <w:num w:numId="22" w16cid:durableId="701367995">
-    <w:abstractNumId w:val="30"/>
+    <w:abstractNumId w:val="31"/>
   </w:num>
   <w:num w:numId="23" w16cid:durableId="1727802839">
-    <w:abstractNumId w:val="39"/>
+    <w:abstractNumId w:val="40"/>
   </w:num>
   <w:num w:numId="24" w16cid:durableId="206260031">
-    <w:abstractNumId w:val="37"/>
+    <w:abstractNumId w:val="38"/>
   </w:num>
   <w:num w:numId="25" w16cid:durableId="1384522724">
-    <w:abstractNumId w:val="8"/>
+    <w:abstractNumId w:val="9"/>
   </w:num>
   <w:num w:numId="26" w16cid:durableId="1215920859">
-    <w:abstractNumId w:val="19"/>
+    <w:abstractNumId w:val="20"/>
   </w:num>
   <w:num w:numId="27" w16cid:durableId="1712802342">
-    <w:abstractNumId w:val="43"/>
+    <w:abstractNumId w:val="44"/>
   </w:num>
   <w:num w:numId="28" w16cid:durableId="1935160719">
-    <w:abstractNumId w:val="50"/>
+    <w:abstractNumId w:val="51"/>
   </w:num>
   <w:num w:numId="29" w16cid:durableId="1676959931">
-    <w:abstractNumId w:val="47"/>
+    <w:abstractNumId w:val="48"/>
     <w:lvlOverride w:ilvl="0">
       <w:startOverride w:val="1"/>
     </w:lvlOverride>
@@ -21016,6 +22242,36 @@
     </w:lvlOverride>
   </w:num>
   <w:num w:numId="30" w16cid:durableId="889459044">
+    <w:abstractNumId w:val="14"/>
+    <w:lvlOverride w:ilvl="0">
+      <w:startOverride w:val="1"/>
+    </w:lvlOverride>
+    <w:lvlOverride w:ilvl="1">
+      <w:startOverride w:val="1"/>
+    </w:lvlOverride>
+    <w:lvlOverride w:ilvl="2">
+      <w:startOverride w:val="1"/>
+    </w:lvlOverride>
+    <w:lvlOverride w:ilvl="3">
+      <w:startOverride w:val="1"/>
+    </w:lvlOverride>
+    <w:lvlOverride w:ilvl="4">
+      <w:startOverride w:val="1"/>
+    </w:lvlOverride>
+    <w:lvlOverride w:ilvl="5">
+      <w:startOverride w:val="1"/>
+    </w:lvlOverride>
+    <w:lvlOverride w:ilvl="6">
+      <w:startOverride w:val="1"/>
+    </w:lvlOverride>
+    <w:lvlOverride w:ilvl="7">
+      <w:startOverride w:val="1"/>
+    </w:lvlOverride>
+    <w:lvlOverride w:ilvl="8">
+      <w:startOverride w:val="1"/>
+    </w:lvlOverride>
+  </w:num>
+  <w:num w:numId="31" w16cid:durableId="1363751639">
     <w:abstractNumId w:val="13"/>
     <w:lvlOverride w:ilvl="0">
       <w:startOverride w:val="1"/>
@@ -21045,8 +22301,8 @@
       <w:startOverride w:val="1"/>
     </w:lvlOverride>
   </w:num>
-  <w:num w:numId="31" w16cid:durableId="1363751639">
-    <w:abstractNumId w:val="12"/>
+  <w:num w:numId="32" w16cid:durableId="1233807756">
+    <w:abstractNumId w:val="35"/>
     <w:lvlOverride w:ilvl="0">
       <w:startOverride w:val="1"/>
     </w:lvlOverride>
@@ -21075,7 +22331,106 @@
       <w:startOverride w:val="1"/>
     </w:lvlOverride>
   </w:num>
-  <w:num w:numId="32" w16cid:durableId="1233807756">
+  <w:num w:numId="33" w16cid:durableId="1402094230">
+    <w:abstractNumId w:val="4"/>
+    <w:lvlOverride w:ilvl="0">
+      <w:startOverride w:val="1"/>
+    </w:lvlOverride>
+    <w:lvlOverride w:ilvl="1">
+      <w:startOverride w:val="1"/>
+    </w:lvlOverride>
+    <w:lvlOverride w:ilvl="2">
+      <w:startOverride w:val="1"/>
+    </w:lvlOverride>
+    <w:lvlOverride w:ilvl="3">
+      <w:startOverride w:val="1"/>
+    </w:lvlOverride>
+    <w:lvlOverride w:ilvl="4">
+      <w:startOverride w:val="1"/>
+    </w:lvlOverride>
+    <w:lvlOverride w:ilvl="5">
+      <w:startOverride w:val="1"/>
+    </w:lvlOverride>
+    <w:lvlOverride w:ilvl="6">
+      <w:startOverride w:val="1"/>
+    </w:lvlOverride>
+    <w:lvlOverride w:ilvl="7">
+      <w:startOverride w:val="1"/>
+    </w:lvlOverride>
+    <w:lvlOverride w:ilvl="8">
+      <w:startOverride w:val="1"/>
+    </w:lvlOverride>
+  </w:num>
+  <w:num w:numId="34" w16cid:durableId="1584684660">
+    <w:abstractNumId w:val="7"/>
+    <w:lvlOverride w:ilvl="0">
+      <w:startOverride w:val="1"/>
+    </w:lvlOverride>
+    <w:lvlOverride w:ilvl="1">
+      <w:startOverride w:val="1"/>
+    </w:lvlOverride>
+    <w:lvlOverride w:ilvl="2">
+      <w:startOverride w:val="1"/>
+    </w:lvlOverride>
+    <w:lvlOverride w:ilvl="3">
+      <w:startOverride w:val="1"/>
+    </w:lvlOverride>
+    <w:lvlOverride w:ilvl="4">
+      <w:startOverride w:val="1"/>
+    </w:lvlOverride>
+    <w:lvlOverride w:ilvl="5">
+      <w:startOverride w:val="1"/>
+    </w:lvlOverride>
+    <w:lvlOverride w:ilvl="6">
+      <w:startOverride w:val="1"/>
+    </w:lvlOverride>
+    <w:lvlOverride w:ilvl="7">
+      <w:startOverride w:val="1"/>
+    </w:lvlOverride>
+    <w:lvlOverride w:ilvl="8">
+      <w:startOverride w:val="1"/>
+    </w:lvlOverride>
+  </w:num>
+  <w:num w:numId="35" w16cid:durableId="1974754941">
+    <w:abstractNumId w:val="11"/>
+  </w:num>
+  <w:num w:numId="36" w16cid:durableId="100341533">
+    <w:abstractNumId w:val="42"/>
+  </w:num>
+  <w:num w:numId="37" w16cid:durableId="317224544">
+    <w:abstractNumId w:val="5"/>
+  </w:num>
+  <w:num w:numId="38" w16cid:durableId="1306551055">
+    <w:abstractNumId w:val="39"/>
+    <w:lvlOverride w:ilvl="0">
+      <w:startOverride w:val="1"/>
+    </w:lvlOverride>
+    <w:lvlOverride w:ilvl="1">
+      <w:startOverride w:val="1"/>
+    </w:lvlOverride>
+    <w:lvlOverride w:ilvl="2">
+      <w:startOverride w:val="1"/>
+    </w:lvlOverride>
+    <w:lvlOverride w:ilvl="3">
+      <w:startOverride w:val="1"/>
+    </w:lvlOverride>
+    <w:lvlOverride w:ilvl="4">
+      <w:startOverride w:val="1"/>
+    </w:lvlOverride>
+    <w:lvlOverride w:ilvl="5">
+      <w:startOverride w:val="1"/>
+    </w:lvlOverride>
+    <w:lvlOverride w:ilvl="6">
+      <w:startOverride w:val="1"/>
+    </w:lvlOverride>
+    <w:lvlOverride w:ilvl="7">
+      <w:startOverride w:val="1"/>
+    </w:lvlOverride>
+    <w:lvlOverride w:ilvl="8">
+      <w:startOverride w:val="1"/>
+    </w:lvlOverride>
+  </w:num>
+  <w:num w:numId="39" w16cid:durableId="1769154886">
     <w:abstractNumId w:val="34"/>
     <w:lvlOverride w:ilvl="0">
       <w:startOverride w:val="1"/>
@@ -21105,7 +22460,37 @@
       <w:startOverride w:val="1"/>
     </w:lvlOverride>
   </w:num>
-  <w:num w:numId="33" w16cid:durableId="1402094230">
+  <w:num w:numId="40" w16cid:durableId="1503663807">
+    <w:abstractNumId w:val="31"/>
+    <w:lvlOverride w:ilvl="0">
+      <w:startOverride w:val="1"/>
+    </w:lvlOverride>
+    <w:lvlOverride w:ilvl="1">
+      <w:startOverride w:val="1"/>
+    </w:lvlOverride>
+    <w:lvlOverride w:ilvl="2">
+      <w:startOverride w:val="1"/>
+    </w:lvlOverride>
+    <w:lvlOverride w:ilvl="3">
+      <w:startOverride w:val="1"/>
+    </w:lvlOverride>
+    <w:lvlOverride w:ilvl="4">
+      <w:startOverride w:val="1"/>
+    </w:lvlOverride>
+    <w:lvlOverride w:ilvl="5">
+      <w:startOverride w:val="1"/>
+    </w:lvlOverride>
+    <w:lvlOverride w:ilvl="6">
+      <w:startOverride w:val="1"/>
+    </w:lvlOverride>
+    <w:lvlOverride w:ilvl="7">
+      <w:startOverride w:val="1"/>
+    </w:lvlOverride>
+    <w:lvlOverride w:ilvl="8">
+      <w:startOverride w:val="1"/>
+    </w:lvlOverride>
+  </w:num>
+  <w:num w:numId="41" w16cid:durableId="436147326">
     <w:abstractNumId w:val="3"/>
     <w:lvlOverride w:ilvl="0">
       <w:startOverride w:val="1"/>
@@ -21135,200 +22520,44 @@
       <w:startOverride w:val="1"/>
     </w:lvlOverride>
   </w:num>
-  <w:num w:numId="34" w16cid:durableId="1584684660">
-    <w:abstractNumId w:val="6"/>
-    <w:lvlOverride w:ilvl="0">
-      <w:startOverride w:val="1"/>
-    </w:lvlOverride>
-    <w:lvlOverride w:ilvl="1">
-      <w:startOverride w:val="1"/>
-    </w:lvlOverride>
-    <w:lvlOverride w:ilvl="2">
-      <w:startOverride w:val="1"/>
-    </w:lvlOverride>
-    <w:lvlOverride w:ilvl="3">
-      <w:startOverride w:val="1"/>
-    </w:lvlOverride>
-    <w:lvlOverride w:ilvl="4">
-      <w:startOverride w:val="1"/>
-    </w:lvlOverride>
-    <w:lvlOverride w:ilvl="5">
-      <w:startOverride w:val="1"/>
-    </w:lvlOverride>
-    <w:lvlOverride w:ilvl="6">
-      <w:startOverride w:val="1"/>
-    </w:lvlOverride>
-    <w:lvlOverride w:ilvl="7">
-      <w:startOverride w:val="1"/>
-    </w:lvlOverride>
-    <w:lvlOverride w:ilvl="8">
-      <w:startOverride w:val="1"/>
-    </w:lvlOverride>
+  <w:num w:numId="42" w16cid:durableId="843936070">
+    <w:abstractNumId w:val="45"/>
   </w:num>
-  <w:num w:numId="35" w16cid:durableId="1974754941">
-    <w:abstractNumId w:val="10"/>
-  </w:num>
-  <w:num w:numId="36" w16cid:durableId="100341533">
+  <w:num w:numId="43" w16cid:durableId="687487965">
     <w:abstractNumId w:val="41"/>
   </w:num>
-  <w:num w:numId="37" w16cid:durableId="317224544">
-    <w:abstractNumId w:val="4"/>
-  </w:num>
-  <w:num w:numId="38" w16cid:durableId="1306551055">
-    <w:abstractNumId w:val="38"/>
-    <w:lvlOverride w:ilvl="0">
-      <w:startOverride w:val="1"/>
-    </w:lvlOverride>
-    <w:lvlOverride w:ilvl="1">
-      <w:startOverride w:val="1"/>
-    </w:lvlOverride>
-    <w:lvlOverride w:ilvl="2">
-      <w:startOverride w:val="1"/>
-    </w:lvlOverride>
-    <w:lvlOverride w:ilvl="3">
-      <w:startOverride w:val="1"/>
-    </w:lvlOverride>
-    <w:lvlOverride w:ilvl="4">
-      <w:startOverride w:val="1"/>
-    </w:lvlOverride>
-    <w:lvlOverride w:ilvl="5">
-      <w:startOverride w:val="1"/>
-    </w:lvlOverride>
-    <w:lvlOverride w:ilvl="6">
-      <w:startOverride w:val="1"/>
-    </w:lvlOverride>
-    <w:lvlOverride w:ilvl="7">
-      <w:startOverride w:val="1"/>
-    </w:lvlOverride>
-    <w:lvlOverride w:ilvl="8">
-      <w:startOverride w:val="1"/>
-    </w:lvlOverride>
-  </w:num>
-  <w:num w:numId="39" w16cid:durableId="1769154886">
-    <w:abstractNumId w:val="33"/>
-    <w:lvlOverride w:ilvl="0">
-      <w:startOverride w:val="1"/>
-    </w:lvlOverride>
-    <w:lvlOverride w:ilvl="1">
-      <w:startOverride w:val="1"/>
-    </w:lvlOverride>
-    <w:lvlOverride w:ilvl="2">
-      <w:startOverride w:val="1"/>
-    </w:lvlOverride>
-    <w:lvlOverride w:ilvl="3">
-      <w:startOverride w:val="1"/>
-    </w:lvlOverride>
-    <w:lvlOverride w:ilvl="4">
-      <w:startOverride w:val="1"/>
-    </w:lvlOverride>
-    <w:lvlOverride w:ilvl="5">
-      <w:startOverride w:val="1"/>
-    </w:lvlOverride>
-    <w:lvlOverride w:ilvl="6">
-      <w:startOverride w:val="1"/>
-    </w:lvlOverride>
-    <w:lvlOverride w:ilvl="7">
-      <w:startOverride w:val="1"/>
-    </w:lvlOverride>
-    <w:lvlOverride w:ilvl="8">
-      <w:startOverride w:val="1"/>
-    </w:lvlOverride>
-  </w:num>
-  <w:num w:numId="40" w16cid:durableId="1503663807">
-    <w:abstractNumId w:val="30"/>
-    <w:lvlOverride w:ilvl="0">
-      <w:startOverride w:val="1"/>
-    </w:lvlOverride>
-    <w:lvlOverride w:ilvl="1">
-      <w:startOverride w:val="1"/>
-    </w:lvlOverride>
-    <w:lvlOverride w:ilvl="2">
-      <w:startOverride w:val="1"/>
-    </w:lvlOverride>
-    <w:lvlOverride w:ilvl="3">
-      <w:startOverride w:val="1"/>
-    </w:lvlOverride>
-    <w:lvlOverride w:ilvl="4">
-      <w:startOverride w:val="1"/>
-    </w:lvlOverride>
-    <w:lvlOverride w:ilvl="5">
-      <w:startOverride w:val="1"/>
-    </w:lvlOverride>
-    <w:lvlOverride w:ilvl="6">
-      <w:startOverride w:val="1"/>
-    </w:lvlOverride>
-    <w:lvlOverride w:ilvl="7">
-      <w:startOverride w:val="1"/>
-    </w:lvlOverride>
-    <w:lvlOverride w:ilvl="8">
-      <w:startOverride w:val="1"/>
-    </w:lvlOverride>
-  </w:num>
-  <w:num w:numId="41" w16cid:durableId="436147326">
-    <w:abstractNumId w:val="2"/>
-    <w:lvlOverride w:ilvl="0">
-      <w:startOverride w:val="1"/>
-    </w:lvlOverride>
-    <w:lvlOverride w:ilvl="1">
-      <w:startOverride w:val="1"/>
-    </w:lvlOverride>
-    <w:lvlOverride w:ilvl="2">
-      <w:startOverride w:val="1"/>
-    </w:lvlOverride>
-    <w:lvlOverride w:ilvl="3">
-      <w:startOverride w:val="1"/>
-    </w:lvlOverride>
-    <w:lvlOverride w:ilvl="4">
-      <w:startOverride w:val="1"/>
-    </w:lvlOverride>
-    <w:lvlOverride w:ilvl="5">
-      <w:startOverride w:val="1"/>
-    </w:lvlOverride>
-    <w:lvlOverride w:ilvl="6">
-      <w:startOverride w:val="1"/>
-    </w:lvlOverride>
-    <w:lvlOverride w:ilvl="7">
-      <w:startOverride w:val="1"/>
-    </w:lvlOverride>
-    <w:lvlOverride w:ilvl="8">
-      <w:startOverride w:val="1"/>
-    </w:lvlOverride>
-  </w:num>
-  <w:num w:numId="42" w16cid:durableId="843936070">
-    <w:abstractNumId w:val="44"/>
-  </w:num>
-  <w:num w:numId="43" w16cid:durableId="687487965">
-    <w:abstractNumId w:val="40"/>
-  </w:num>
   <w:num w:numId="44" w16cid:durableId="1592084149">
-    <w:abstractNumId w:val="27"/>
+    <w:abstractNumId w:val="28"/>
   </w:num>
   <w:num w:numId="45" w16cid:durableId="619652739">
-    <w:abstractNumId w:val="18"/>
+    <w:abstractNumId w:val="19"/>
   </w:num>
   <w:num w:numId="46" w16cid:durableId="1857427639">
-    <w:abstractNumId w:val="46"/>
+    <w:abstractNumId w:val="47"/>
   </w:num>
   <w:num w:numId="47" w16cid:durableId="1429086020">
-    <w:abstractNumId w:val="23"/>
+    <w:abstractNumId w:val="24"/>
   </w:num>
   <w:num w:numId="48" w16cid:durableId="570387760">
+    <w:abstractNumId w:val="16"/>
+  </w:num>
+  <w:num w:numId="49" w16cid:durableId="1000473425">
+    <w:abstractNumId w:val="43"/>
+  </w:num>
+  <w:num w:numId="50" w16cid:durableId="173424922">
+    <w:abstractNumId w:val="50"/>
+  </w:num>
+  <w:num w:numId="51" w16cid:durableId="179584922">
+    <w:abstractNumId w:val="29"/>
+  </w:num>
+  <w:num w:numId="52" w16cid:durableId="965086542">
+    <w:abstractNumId w:val="30"/>
+  </w:num>
+  <w:num w:numId="53" w16cid:durableId="2060469898">
     <w:abstractNumId w:val="15"/>
   </w:num>
-  <w:num w:numId="49" w16cid:durableId="1000473425">
-    <w:abstractNumId w:val="42"/>
-  </w:num>
-  <w:num w:numId="50" w16cid:durableId="173424922">
-    <w:abstractNumId w:val="49"/>
-  </w:num>
-  <w:num w:numId="51" w16cid:durableId="179584922">
-    <w:abstractNumId w:val="28"/>
-  </w:num>
-  <w:num w:numId="52" w16cid:durableId="965086542">
-    <w:abstractNumId w:val="29"/>
-  </w:num>
-  <w:num w:numId="53" w16cid:durableId="2060469898">
-    <w:abstractNumId w:val="14"/>
+  <w:num w:numId="54" w16cid:durableId="1486317221">
+    <w:abstractNumId w:val="2"/>
   </w:num>
   <w:numIdMacAtCleanup w:val="53"/>
 </w:numbering>
@@ -21857,7 +23086,6 @@
   <w:style w:type="character" w:default="1" w:styleId="DefaultParagraphFont">
     <w:name w:val="Default Paragraph Font"/>
     <w:uiPriority w:val="1"/>
-    <w:semiHidden/>
     <w:unhideWhenUsed/>
   </w:style>
   <w:style w:type="table" w:default="1" w:styleId="TableNormal">

--- a/Process_Docs/SRS.docx
+++ b/Process_Docs/SRS.docx
@@ -2700,15 +2700,7 @@
       </w:r>
       <w:proofErr w:type="spellEnd"/>
       <w:r>
-        <w:t xml:space="preserve">-Platform App, an online Shopping store for (Clothes, Accessories. This SRS servers as the primary document for </w:t>
-      </w:r>
-      <w:proofErr w:type="gramStart"/>
-      <w:r>
-        <w:t>developers</w:t>
-      </w:r>
-      <w:proofErr w:type="gramEnd"/>
-      <w:r>
-        <w:t xml:space="preserve"> team, testers team, project stakeholders, and the client to ensure that the final system meets all specified needs.</w:t>
+        <w:t>-Platform App, an online Shopping store for (Clothes, Accessories. This SRS servers as the primary document for developers team, testers team, project stakeholders, and the client to ensure that the final system meets all specified needs.</w:t>
       </w:r>
     </w:p>
     <w:p>
@@ -3798,13 +3790,8 @@
         <w:t xml:space="preserve">Shopping Cart: </w:t>
       </w:r>
       <w:r>
-        <w:t xml:space="preserve">Add products to cart, and proceed to </w:t>
+        <w:t>Add products to cart, and proceed to checkout</w:t>
       </w:r>
-      <w:proofErr w:type="gramStart"/>
-      <w:r>
-        <w:t>checkout</w:t>
-      </w:r>
-      <w:proofErr w:type="gramEnd"/>
     </w:p>
     <w:p>
       <w:pPr>
@@ -4252,7 +4239,6 @@
       <w:pPr>
         <w:pStyle w:val="Heading1"/>
         <w:sectPr>
-          <w:headerReference w:type="default" r:id="rId9"/>
           <w:pgSz w:w="12240" w:h="15840"/>
           <w:pgMar w:top="1440" w:right="1440" w:bottom="1440" w:left="1440" w:header="720" w:footer="720" w:gutter="0"/>
           <w:pgNumType w:start="1"/>
@@ -4549,15 +4535,7 @@
               <w:spacing w:before="0" w:after="0"/>
             </w:pPr>
             <w:r>
-              <w:t xml:space="preserve">The system SHALL </w:t>
-            </w:r>
-            <w:proofErr w:type="gramStart"/>
-            <w:r>
-              <w:t>provide</w:t>
-            </w:r>
-            <w:proofErr w:type="gramEnd"/>
-            <w:r>
-              <w:t xml:space="preserve"> a registration page with (Username,  Email, Password, and Confirm Password) input fields to allow new users to create an account.</w:t>
+              <w:t>The system SHALL provide a registration page with (Username,  Email, Password, and Confirm Password) input fields to allow new users to create an account.</w:t>
             </w:r>
           </w:p>
         </w:tc>
@@ -4919,6 +4897,68 @@
               </w:rPr>
               <w:t>email is invalid</w:t>
             </w:r>
+          </w:p>
+          <w:p>
+            <w:pPr>
+              <w:pStyle w:val="ListParagraph"/>
+              <w:widowControl w:val="0"/>
+              <w:numPr>
+                <w:ilvl w:val="0"/>
+                <w:numId w:val="10"/>
+              </w:numPr>
+              <w:pBdr>
+                <w:top w:val="nil"/>
+                <w:left w:val="nil"/>
+                <w:bottom w:val="nil"/>
+                <w:right w:val="nil"/>
+                <w:between w:val="nil"/>
+              </w:pBdr>
+              <w:spacing w:before="0" w:after="0"/>
+              <w:rPr>
+                <w:rtl/>
+                <w:lang w:val="en-US"/>
+              </w:rPr>
+            </w:pPr>
+            <w:r>
+              <w:rPr>
+                <w:lang w:val="en-US"/>
+              </w:rPr>
+              <w:t>Verify that user can navigate to Login page from Register page using "Login" link.</w:t>
+            </w:r>
+          </w:p>
+          <w:p>
+            <w:pPr>
+              <w:widowControl w:val="0"/>
+              <w:pBdr>
+                <w:top w:val="nil"/>
+                <w:left w:val="nil"/>
+                <w:bottom w:val="nil"/>
+                <w:right w:val="nil"/>
+                <w:between w:val="nil"/>
+              </w:pBdr>
+              <w:spacing w:before="0" w:after="0"/>
+              <w:rPr>
+                <w:rtl/>
+                <w:lang w:val="en-US"/>
+              </w:rPr>
+            </w:pPr>
+          </w:p>
+          <w:p>
+            <w:pPr>
+              <w:widowControl w:val="0"/>
+              <w:pBdr>
+                <w:top w:val="nil"/>
+                <w:left w:val="nil"/>
+                <w:bottom w:val="nil"/>
+                <w:right w:val="nil"/>
+                <w:between w:val="nil"/>
+              </w:pBdr>
+              <w:spacing w:before="0" w:after="0"/>
+              <w:rPr>
+                <w:rtl/>
+                <w:lang w:val="en-US"/>
+              </w:rPr>
+            </w:pPr>
           </w:p>
           <w:p>
             <w:pPr>
@@ -4976,6 +5016,7 @@
               <w:spacing w:before="0" w:after="0"/>
             </w:pPr>
             <w:r>
+              <w:lastRenderedPageBreak/>
               <w:t>SRS-FN-REGISTER-002</w:t>
             </w:r>
           </w:p>
@@ -5003,15 +5044,7 @@
               <w:spacing w:before="0" w:after="0"/>
             </w:pPr>
             <w:r>
-              <w:t xml:space="preserve">The system SHALL </w:t>
-            </w:r>
-            <w:proofErr w:type="gramStart"/>
-            <w:r>
-              <w:t>provide</w:t>
-            </w:r>
-            <w:proofErr w:type="gramEnd"/>
-            <w:r>
-              <w:t xml:space="preserve"> password visibility toggle option for password field</w:t>
+              <w:t>The system SHALL provide password visibility toggle option for password field</w:t>
             </w:r>
           </w:p>
         </w:tc>
@@ -5112,14 +5145,7 @@
               <w:rPr>
                 <w:lang w:val="en-US"/>
               </w:rPr>
-              <w:t xml:space="preserve">Clicking the icon changes masked password (••••••) </w:t>
-            </w:r>
-            <w:r>
-              <w:rPr>
-                <w:lang w:val="en-US"/>
-              </w:rPr>
-              <w:lastRenderedPageBreak/>
-              <w:t xml:space="preserve">to visible text and vice versa </w:t>
+              <w:t xml:space="preserve">Clicking the icon changes masked password (••••••) to visible text and vice versa </w:t>
             </w:r>
           </w:p>
           <w:p>
@@ -5228,7 +5254,6 @@
               <w:spacing w:before="0" w:after="0"/>
             </w:pPr>
             <w:r>
-              <w:lastRenderedPageBreak/>
               <w:t>In Review</w:t>
             </w:r>
           </w:p>
@@ -5278,15 +5303,7 @@
               <w:spacing w:before="0" w:after="0"/>
             </w:pPr>
             <w:r>
-              <w:t xml:space="preserve">The system SHALL </w:t>
-            </w:r>
-            <w:proofErr w:type="gramStart"/>
-            <w:r>
-              <w:t>provide</w:t>
-            </w:r>
-            <w:proofErr w:type="gramEnd"/>
-            <w:r>
-              <w:t xml:space="preserve"> an option to select the user role (</w:t>
+              <w:t>The system SHALL provide an option to select the user role (</w:t>
             </w:r>
             <w:r>
               <w:t>Customer</w:t>
@@ -5366,21 +5383,7 @@
               <w:rPr>
                 <w:lang w:val="en-US"/>
               </w:rPr>
-              <w:t xml:space="preserve">Radio buttons for selecting "Customer" or "Supplier" </w:t>
-            </w:r>
-            <w:proofErr w:type="gramStart"/>
-            <w:r>
-              <w:rPr>
-                <w:lang w:val="en-US"/>
-              </w:rPr>
-              <w:t>is</w:t>
-            </w:r>
-            <w:proofErr w:type="gramEnd"/>
-            <w:r>
-              <w:rPr>
-                <w:lang w:val="en-US"/>
-              </w:rPr>
-              <w:t xml:space="preserve"> present </w:t>
+              <w:t xml:space="preserve">Radio buttons for selecting "Customer" or "Supplier" is present </w:t>
             </w:r>
           </w:p>
           <w:p>
@@ -5517,15 +5520,7 @@
               <w:spacing w:before="0" w:after="0"/>
             </w:pPr>
             <w:r>
-              <w:t xml:space="preserve">The system SHALL </w:t>
-            </w:r>
-            <w:proofErr w:type="gramStart"/>
-            <w:r>
-              <w:t>not</w:t>
-            </w:r>
-            <w:proofErr w:type="gramEnd"/>
-            <w:r>
-              <w:t xml:space="preserve"> accept username length less than 3 or more than 50 characters</w:t>
+              <w:t>The system SHALL not accept username length less than 3 or more than 50 characters</w:t>
             </w:r>
           </w:p>
         </w:tc>
@@ -5667,22 +5662,6 @@
               </w:rPr>
               <w:t>Username between 3 and 50 characters is accepted</w:t>
             </w:r>
-          </w:p>
-          <w:p>
-            <w:pPr>
-              <w:widowControl w:val="0"/>
-              <w:pBdr>
-                <w:top w:val="nil"/>
-                <w:left w:val="nil"/>
-                <w:bottom w:val="nil"/>
-                <w:right w:val="nil"/>
-                <w:between w:val="nil"/>
-              </w:pBdr>
-              <w:spacing w:before="0" w:after="0"/>
-              <w:rPr>
-                <w:lang w:val="en-US"/>
-              </w:rPr>
-            </w:pPr>
           </w:p>
         </w:tc>
         <w:tc>
@@ -5881,33 +5860,11 @@
                 <w:lang w:val="en-US"/>
               </w:rPr>
             </w:pPr>
-            <w:proofErr w:type="gramStart"/>
-            <w:r>
-              <w:rPr>
-                <w:lang w:val="en-US"/>
-              </w:rPr>
-              <w:t>Password</w:t>
-            </w:r>
-            <w:proofErr w:type="gramEnd"/>
-            <w:r>
-              <w:rPr>
-                <w:lang w:val="en-US"/>
-              </w:rPr>
-              <w:t xml:space="preserve"> with length 8 to 64 characters </w:t>
-            </w:r>
-            <w:proofErr w:type="gramStart"/>
-            <w:r>
-              <w:rPr>
-                <w:lang w:val="en-US"/>
-              </w:rPr>
-              <w:t>is</w:t>
-            </w:r>
-            <w:proofErr w:type="gramEnd"/>
-            <w:r>
-              <w:rPr>
-                <w:lang w:val="en-US"/>
-              </w:rPr>
-              <w:t xml:space="preserve"> accepted</w:t>
+            <w:r>
+              <w:rPr>
+                <w:lang w:val="en-US"/>
+              </w:rPr>
+              <w:t>Password with length 8 to 64 characters is accepted</w:t>
             </w:r>
           </w:p>
           <w:p>
@@ -6114,15 +6071,7 @@
               <w:spacing w:before="0" w:after="0"/>
             </w:pPr>
             <w:r>
-              <w:t xml:space="preserve">The system SHALL </w:t>
-            </w:r>
-            <w:proofErr w:type="gramStart"/>
-            <w:r>
-              <w:t>not</w:t>
-            </w:r>
-            <w:proofErr w:type="gramEnd"/>
-            <w:r>
-              <w:t xml:space="preserve"> accept an Email address that is already registered in the system</w:t>
+              <w:t>The system SHALL not accept an Email address that is already registered in the system</w:t>
             </w:r>
           </w:p>
         </w:tc>
@@ -6482,18 +6431,74 @@
                 <w:between w:val="nil"/>
               </w:pBdr>
               <w:spacing w:before="0" w:after="0"/>
-            </w:pPr>
-            <w:r>
-              <w:t xml:space="preserve">The system SHALL </w:t>
-            </w:r>
-            <w:proofErr w:type="gramStart"/>
-            <w:r>
-              <w:t>provide</w:t>
-            </w:r>
-            <w:proofErr w:type="gramEnd"/>
-            <w:r>
-              <w:t xml:space="preserve"> a login page with a secure login functionality with (email and password) input fields for registered users.</w:t>
-            </w:r>
+              <w:rPr>
+                <w:rtl/>
+              </w:rPr>
+            </w:pPr>
+            <w:r>
+              <w:t>The system SHALL provide a login page with a secure login functionality with (email and password) input fields for registered users.</w:t>
+            </w:r>
+          </w:p>
+          <w:p>
+            <w:pPr>
+              <w:widowControl w:val="0"/>
+              <w:pBdr>
+                <w:top w:val="nil"/>
+                <w:left w:val="nil"/>
+                <w:bottom w:val="nil"/>
+                <w:right w:val="nil"/>
+                <w:between w:val="nil"/>
+              </w:pBdr>
+              <w:spacing w:before="0" w:after="0"/>
+              <w:rPr>
+                <w:rtl/>
+              </w:rPr>
+            </w:pPr>
+          </w:p>
+          <w:p>
+            <w:pPr>
+              <w:widowControl w:val="0"/>
+              <w:pBdr>
+                <w:top w:val="nil"/>
+                <w:left w:val="nil"/>
+                <w:bottom w:val="nil"/>
+                <w:right w:val="nil"/>
+                <w:between w:val="nil"/>
+              </w:pBdr>
+              <w:spacing w:before="0" w:after="0"/>
+              <w:rPr>
+                <w:rtl/>
+              </w:rPr>
+            </w:pPr>
+          </w:p>
+          <w:p>
+            <w:pPr>
+              <w:widowControl w:val="0"/>
+              <w:pBdr>
+                <w:top w:val="nil"/>
+                <w:left w:val="nil"/>
+                <w:bottom w:val="nil"/>
+                <w:right w:val="nil"/>
+                <w:between w:val="nil"/>
+              </w:pBdr>
+              <w:spacing w:before="0" w:after="0"/>
+              <w:rPr>
+                <w:rtl/>
+              </w:rPr>
+            </w:pPr>
+          </w:p>
+          <w:p>
+            <w:pPr>
+              <w:widowControl w:val="0"/>
+              <w:pBdr>
+                <w:top w:val="nil"/>
+                <w:left w:val="nil"/>
+                <w:bottom w:val="nil"/>
+                <w:right w:val="nil"/>
+                <w:between w:val="nil"/>
+              </w:pBdr>
+              <w:spacing w:before="0" w:after="0"/>
+            </w:pPr>
           </w:p>
         </w:tc>
         <w:tc>
@@ -6629,6 +6634,33 @@
                 <w:lang w:val="en-US"/>
               </w:rPr>
               <w:t>Password field masks input by default (••••••)</w:t>
+            </w:r>
+          </w:p>
+          <w:p>
+            <w:pPr>
+              <w:pStyle w:val="ListParagraph"/>
+              <w:widowControl w:val="0"/>
+              <w:numPr>
+                <w:ilvl w:val="0"/>
+                <w:numId w:val="15"/>
+              </w:numPr>
+              <w:pBdr>
+                <w:top w:val="nil"/>
+                <w:left w:val="nil"/>
+                <w:bottom w:val="nil"/>
+                <w:right w:val="nil"/>
+                <w:between w:val="nil"/>
+              </w:pBdr>
+              <w:spacing w:before="0" w:after="0"/>
+              <w:rPr>
+                <w:lang w:val="en-US"/>
+              </w:rPr>
+            </w:pPr>
+            <w:r>
+              <w:rPr>
+                <w:lang w:val="en-US"/>
+              </w:rPr>
+              <w:t>Verify that user can navigate to Register page from Login page using "Sign up here" link.</w:t>
             </w:r>
           </w:p>
         </w:tc>
@@ -6671,6 +6703,7 @@
               <w:spacing w:before="0" w:after="0"/>
             </w:pPr>
             <w:r>
+              <w:lastRenderedPageBreak/>
               <w:t>SRS-FN-login-002</w:t>
             </w:r>
           </w:p>
@@ -6787,14 +6820,7 @@
               <w:rPr>
                 <w:lang w:val="en-US"/>
               </w:rPr>
-              <w:t xml:space="preserve">User is redirected to the correct dashboard based on </w:t>
-            </w:r>
-            <w:r>
-              <w:rPr>
-                <w:lang w:val="en-US"/>
-              </w:rPr>
-              <w:lastRenderedPageBreak/>
-              <w:t>their role (Client, Supplier, or Admin)</w:t>
+              <w:t>User is redirected to the correct dashboard based on their role (Client, Supplier, or Admin)</w:t>
             </w:r>
           </w:p>
           <w:p>
@@ -6821,7 +6847,6 @@
               </w:rPr>
             </w:pPr>
             <w:r>
-              <w:lastRenderedPageBreak/>
               <w:t>In Review</w:t>
             </w:r>
           </w:p>
@@ -6871,23 +6896,7 @@
               <w:spacing w:before="0" w:after="0"/>
             </w:pPr>
             <w:r>
-              <w:t xml:space="preserve">The system SHALL </w:t>
-            </w:r>
-            <w:proofErr w:type="gramStart"/>
-            <w:r>
-              <w:t>identify</w:t>
-            </w:r>
-            <w:proofErr w:type="gramEnd"/>
-            <w:r>
-              <w:t xml:space="preserve"> user role (Client/Supplier/Admin) while logging in from stored emails and </w:t>
-            </w:r>
-            <w:proofErr w:type="gramStart"/>
-            <w:r>
-              <w:t>relating</w:t>
-            </w:r>
-            <w:proofErr w:type="gramEnd"/>
-            <w:r>
-              <w:t xml:space="preserve"> roles.</w:t>
+              <w:t>The system SHALL identify user role (Client/Supplier/Admin) while logging in from stored emails and relating roles.</w:t>
             </w:r>
           </w:p>
         </w:tc>
@@ -7130,21 +7139,11 @@
             <w:r>
               <w:t xml:space="preserve"> to </w:t>
             </w:r>
-            <w:proofErr w:type="gramStart"/>
             <w:r>
               <w:t>user</w:t>
             </w:r>
-            <w:proofErr w:type="gramEnd"/>
-            <w:r>
-              <w:t xml:space="preserve"> and display </w:t>
-            </w:r>
-            <w:proofErr w:type="gramStart"/>
-            <w:r>
-              <w:t>an error message</w:t>
-            </w:r>
-            <w:proofErr w:type="gramEnd"/>
-            <w:r>
-              <w:t xml:space="preserve"> for invalid credentials</w:t>
+            <w:r>
+              <w:t xml:space="preserve"> and display an error message for invalid credentials</w:t>
             </w:r>
           </w:p>
         </w:tc>
@@ -7756,15 +7755,7 @@
               </w:rPr>
             </w:pPr>
             <w:r>
-              <w:t xml:space="preserve">that products added by the </w:t>
-            </w:r>
-            <w:proofErr w:type="gramStart"/>
-            <w:r>
-              <w:t>Admin</w:t>
-            </w:r>
-            <w:proofErr w:type="gramEnd"/>
-            <w:r>
-              <w:t xml:space="preserve"> should have a default status of 'Approved'</w:t>
+              <w:t>that products added by the Admin should have a default status of 'Approved'</w:t>
             </w:r>
           </w:p>
           <w:p>
@@ -7948,18 +7939,26 @@
           <w:p>
             <w:pPr>
               <w:widowControl w:val="0"/>
-            </w:pPr>
-            <w:r>
-              <w:t xml:space="preserve">The system SHALL </w:t>
-            </w:r>
-            <w:proofErr w:type="gramStart"/>
-            <w:r>
-              <w:t>allow</w:t>
-            </w:r>
-            <w:proofErr w:type="gramEnd"/>
-            <w:r>
-              <w:t xml:space="preserve"> the admin to remove products from the product list.</w:t>
-            </w:r>
+              <w:rPr>
+                <w:rtl/>
+              </w:rPr>
+            </w:pPr>
+            <w:r>
+              <w:t>The system SHALL allow the admin to remove products from the product list.</w:t>
+            </w:r>
+          </w:p>
+          <w:p>
+            <w:pPr>
+              <w:widowControl w:val="0"/>
+              <w:rPr>
+                <w:rtl/>
+              </w:rPr>
+            </w:pPr>
+          </w:p>
+          <w:p>
+            <w:pPr>
+              <w:widowControl w:val="0"/>
+            </w:pPr>
           </w:p>
         </w:tc>
         <w:tc>
@@ -8076,6 +8075,7 @@
               <w:spacing w:before="0" w:after="0"/>
             </w:pPr>
             <w:r>
+              <w:lastRenderedPageBreak/>
               <w:t>SRS-FN-Admin-003</w:t>
             </w:r>
           </w:p>
@@ -8095,29 +8095,15 @@
               <w:widowControl w:val="0"/>
             </w:pPr>
             <w:r>
-              <w:t xml:space="preserve">The system SHALL </w:t>
-            </w:r>
-            <w:proofErr w:type="gramStart"/>
-            <w:r>
-              <w:t>allow</w:t>
-            </w:r>
-            <w:proofErr w:type="gramEnd"/>
-            <w:r>
-              <w:t xml:space="preserve"> the admin to add, remove </w:t>
+              <w:t xml:space="preserve">The system SHALL allow the admin to add, remove </w:t>
             </w:r>
             <w:proofErr w:type="spellStart"/>
-            <w:proofErr w:type="gramStart"/>
             <w:r>
               <w:t>customers</w:t>
             </w:r>
             <w:proofErr w:type="spellEnd"/>
-            <w:proofErr w:type="gramEnd"/>
-            <w:r>
-              <w:t xml:space="preserve"> </w:t>
-            </w:r>
-            <w:r>
-              <w:lastRenderedPageBreak/>
-              <w:t>accounts.</w:t>
+            <w:r>
+              <w:t xml:space="preserve"> accounts.</w:t>
             </w:r>
           </w:p>
         </w:tc>
@@ -8130,7 +8116,6 @@
               <w:widowControl w:val="0"/>
             </w:pPr>
             <w:r>
-              <w:lastRenderedPageBreak/>
               <w:t>Functional</w:t>
             </w:r>
           </w:p>
@@ -8186,11 +8171,7 @@
               <w:t>Password, Role</w:t>
             </w:r>
             <w:r>
-              <w:t xml:space="preserve">=” </w:t>
-            </w:r>
-            <w:r>
-              <w:lastRenderedPageBreak/>
-              <w:t>Customer</w:t>
+              <w:t>=” Customer</w:t>
             </w:r>
             <w:r>
               <w:t>”</w:t>
@@ -8308,7 +8289,6 @@
               <w:widowControl w:val="0"/>
             </w:pPr>
             <w:r>
-              <w:lastRenderedPageBreak/>
               <w:t>In Review</w:t>
             </w:r>
           </w:p>
@@ -8348,18 +8328,58 @@
           <w:p>
             <w:pPr>
               <w:widowControl w:val="0"/>
-            </w:pPr>
-            <w:r>
-              <w:t xml:space="preserve">The system SHALL </w:t>
-            </w:r>
-            <w:proofErr w:type="gramStart"/>
-            <w:r>
-              <w:t>allow</w:t>
-            </w:r>
-            <w:proofErr w:type="gramEnd"/>
-            <w:r>
-              <w:t xml:space="preserve"> the admin to add, remove suppliers accounts</w:t>
-            </w:r>
+              <w:rPr>
+                <w:rtl/>
+              </w:rPr>
+            </w:pPr>
+            <w:r>
+              <w:t>The system SHALL allow the admin to add, remove suppliers accounts</w:t>
+            </w:r>
+          </w:p>
+          <w:p>
+            <w:pPr>
+              <w:widowControl w:val="0"/>
+              <w:rPr>
+                <w:rtl/>
+              </w:rPr>
+            </w:pPr>
+          </w:p>
+          <w:p>
+            <w:pPr>
+              <w:widowControl w:val="0"/>
+              <w:rPr>
+                <w:rtl/>
+              </w:rPr>
+            </w:pPr>
+          </w:p>
+          <w:p>
+            <w:pPr>
+              <w:widowControl w:val="0"/>
+              <w:rPr>
+                <w:rtl/>
+              </w:rPr>
+            </w:pPr>
+          </w:p>
+          <w:p>
+            <w:pPr>
+              <w:widowControl w:val="0"/>
+              <w:rPr>
+                <w:rtl/>
+              </w:rPr>
+            </w:pPr>
+          </w:p>
+          <w:p>
+            <w:pPr>
+              <w:widowControl w:val="0"/>
+              <w:rPr>
+                <w:rtl/>
+              </w:rPr>
+            </w:pPr>
+          </w:p>
+          <w:p>
+            <w:pPr>
+              <w:widowControl w:val="0"/>
+            </w:pPr>
           </w:p>
         </w:tc>
         <w:tc>
@@ -8563,6 +8583,7 @@
               <w:spacing w:before="0" w:after="0"/>
             </w:pPr>
             <w:r>
+              <w:lastRenderedPageBreak/>
               <w:t>SRS-FN-Admin-005</w:t>
             </w:r>
           </w:p>
@@ -8582,15 +8603,7 @@
               <w:widowControl w:val="0"/>
             </w:pPr>
             <w:r>
-              <w:t xml:space="preserve">The system SHALL </w:t>
-            </w:r>
-            <w:proofErr w:type="gramStart"/>
-            <w:r>
-              <w:t>allow</w:t>
-            </w:r>
-            <w:proofErr w:type="gramEnd"/>
-            <w:r>
-              <w:t xml:space="preserve"> the admin to view a list of all users(suppliers, customers)  in the system.</w:t>
+              <w:t>The system SHALL allow the admin to view a list of all users(suppliers, customers)  in the system.</w:t>
             </w:r>
           </w:p>
         </w:tc>
@@ -8726,28 +8739,7 @@
               <w:rPr>
                 <w:lang w:val="en-US"/>
               </w:rPr>
-              <w:t xml:space="preserve">List clearly shows user details </w:t>
-            </w:r>
-            <w:proofErr w:type="gramStart"/>
-            <w:r>
-              <w:rPr>
-                <w:lang w:val="en-US"/>
-              </w:rPr>
-              <w:t>including:</w:t>
-            </w:r>
-            <w:proofErr w:type="gramEnd"/>
-            <w:r>
-              <w:rPr>
-                <w:lang w:val="en-US"/>
-              </w:rPr>
-              <w:t xml:space="preserve"> Full </w:t>
-            </w:r>
-            <w:r>
-              <w:rPr>
-                <w:lang w:val="en-US"/>
-              </w:rPr>
-              <w:lastRenderedPageBreak/>
-              <w:t>Name, Email</w:t>
+              <w:t>List clearly shows user details including: Full Name, Email</w:t>
             </w:r>
             <w:r>
               <w:rPr>
@@ -8766,7 +8758,6 @@
               <w:widowControl w:val="0"/>
             </w:pPr>
             <w:r>
-              <w:lastRenderedPageBreak/>
               <w:t>In Review</w:t>
             </w:r>
           </w:p>
@@ -8808,15 +8799,7 @@
               <w:widowControl w:val="0"/>
             </w:pPr>
             <w:r>
-              <w:t xml:space="preserve">The system SHALL </w:t>
-            </w:r>
-            <w:proofErr w:type="gramStart"/>
-            <w:r>
-              <w:t>allow</w:t>
-            </w:r>
-            <w:proofErr w:type="gramEnd"/>
-            <w:r>
-              <w:t xml:space="preserve"> the admin to view a list of all orders in the system</w:t>
+              <w:t>The system SHALL allow the admin to view a list of all orders in the system</w:t>
             </w:r>
           </w:p>
         </w:tc>
@@ -8979,16 +8962,28 @@
               <w:widowControl w:val="0"/>
             </w:pPr>
             <w:r>
-              <w:t xml:space="preserve">The system SHALL </w:t>
-            </w:r>
-            <w:proofErr w:type="gramStart"/>
-            <w:r>
-              <w:t>allow</w:t>
-            </w:r>
-            <w:proofErr w:type="gramEnd"/>
-            <w:r>
-              <w:t xml:space="preserve"> the admin to approve or reject product submissions from suppliers.</w:t>
-            </w:r>
+              <w:t>The system SHALL allow the admin to approve or reject product submissions from suppliers.</w:t>
+            </w:r>
+          </w:p>
+          <w:p>
+            <w:pPr>
+              <w:rPr>
+                <w:rtl/>
+              </w:rPr>
+            </w:pPr>
+          </w:p>
+          <w:p>
+            <w:pPr>
+              <w:jc w:val="center"/>
+              <w:rPr>
+                <w:rtl/>
+              </w:rPr>
+            </w:pPr>
+          </w:p>
+          <w:p>
+            <w:pPr>
+              <w:jc w:val="center"/>
+            </w:pPr>
           </w:p>
         </w:tc>
         <w:tc>
@@ -9144,6 +9139,7 @@
               <w:spacing w:before="0" w:after="0"/>
             </w:pPr>
             <w:r>
+              <w:lastRenderedPageBreak/>
               <w:t>SRS-FN-Admin-00</w:t>
             </w:r>
             <w:r>
@@ -9166,23 +9162,7 @@
               <w:widowControl w:val="0"/>
             </w:pPr>
             <w:r>
-              <w:t xml:space="preserve">The system SHALL </w:t>
-            </w:r>
-            <w:proofErr w:type="gramStart"/>
-            <w:r>
-              <w:t>allow</w:t>
-            </w:r>
-            <w:proofErr w:type="gramEnd"/>
-            <w:r>
-              <w:t xml:space="preserve"> the </w:t>
-            </w:r>
-            <w:proofErr w:type="gramStart"/>
-            <w:r>
-              <w:t>Admin</w:t>
-            </w:r>
-            <w:proofErr w:type="gramEnd"/>
-            <w:r>
-              <w:t xml:space="preserve"> to search for specific products in the dashboard.</w:t>
+              <w:t>The system SHALL allow the Admin to search for specific products in the dashboard.</w:t>
             </w:r>
           </w:p>
         </w:tc>
@@ -9306,14 +9286,7 @@
               <w:rPr>
                 <w:lang w:val="en-US"/>
               </w:rPr>
-              <w:t xml:space="preserve"> </w:t>
-            </w:r>
-            <w:r>
-              <w:rPr>
-                <w:lang w:val="en-US"/>
-              </w:rPr>
-              <w:lastRenderedPageBreak/>
-              <w:t>and n</w:t>
+              <w:t xml:space="preserve"> and n</w:t>
             </w:r>
             <w:r>
               <w:rPr>
@@ -9338,7 +9311,6 @@
               <w:widowControl w:val="0"/>
             </w:pPr>
             <w:r>
-              <w:lastRenderedPageBreak/>
               <w:t>In Review</w:t>
             </w:r>
           </w:p>
@@ -9383,23 +9355,7 @@
               <w:widowControl w:val="0"/>
             </w:pPr>
             <w:r>
-              <w:t xml:space="preserve">The system SHALL </w:t>
-            </w:r>
-            <w:proofErr w:type="gramStart"/>
-            <w:r>
-              <w:t>provide</w:t>
-            </w:r>
-            <w:proofErr w:type="gramEnd"/>
-            <w:r>
-              <w:t xml:space="preserve"> a filter for product status in the </w:t>
-            </w:r>
-            <w:proofErr w:type="gramStart"/>
-            <w:r>
-              <w:t>Admin</w:t>
-            </w:r>
-            <w:proofErr w:type="gramEnd"/>
-            <w:r>
-              <w:t xml:space="preserve"> dashboard.</w:t>
+              <w:t>The system SHALL provide a filter for product status in the Admin dashboard.</w:t>
             </w:r>
           </w:p>
         </w:tc>
@@ -9501,17 +9457,12 @@
           <w:p>
             <w:pPr>
               <w:widowControl w:val="0"/>
-            </w:pPr>
-            <w:r>
-              <w:t xml:space="preserve">The system SHALL </w:t>
-            </w:r>
-            <w:proofErr w:type="gramStart"/>
-            <w:r>
-              <w:t>provide</w:t>
-            </w:r>
-            <w:proofErr w:type="gramEnd"/>
-            <w:r>
-              <w:t xml:space="preserve"> a </w:t>
+              <w:rPr>
+                <w:rtl/>
+              </w:rPr>
+            </w:pPr>
+            <w:r>
+              <w:t xml:space="preserve">The system SHALL provide a </w:t>
             </w:r>
             <w:r>
               <w:rPr>
@@ -9552,6 +9503,35 @@
             <w:r>
               <w:t xml:space="preserve"> the admin dashboard</w:t>
             </w:r>
+          </w:p>
+          <w:p>
+            <w:pPr>
+              <w:widowControl w:val="0"/>
+              <w:rPr>
+                <w:rtl/>
+              </w:rPr>
+            </w:pPr>
+          </w:p>
+          <w:p>
+            <w:pPr>
+              <w:widowControl w:val="0"/>
+              <w:rPr>
+                <w:rtl/>
+              </w:rPr>
+            </w:pPr>
+          </w:p>
+          <w:p>
+            <w:pPr>
+              <w:widowControl w:val="0"/>
+              <w:rPr>
+                <w:rtl/>
+              </w:rPr>
+            </w:pPr>
+          </w:p>
+          <w:p>
+            <w:pPr>
+              <w:widowControl w:val="0"/>
+            </w:pPr>
           </w:p>
         </w:tc>
         <w:tc>
@@ -9623,21 +9603,7 @@
               <w:rPr>
                 <w:lang w:bidi="ar-EG"/>
               </w:rPr>
-              <w:t xml:space="preserve">Upon clicking the "Back" button, the system SHALL </w:t>
-            </w:r>
-            <w:proofErr w:type="gramStart"/>
-            <w:r>
-              <w:rPr>
-                <w:lang w:bidi="ar-EG"/>
-              </w:rPr>
-              <w:t>redirect</w:t>
-            </w:r>
-            <w:proofErr w:type="gramEnd"/>
-            <w:r>
-              <w:rPr>
-                <w:lang w:bidi="ar-EG"/>
-              </w:rPr>
-              <w:t xml:space="preserve"> the user to the specific page from which the "Add </w:t>
+              <w:t xml:space="preserve">Upon clicking the "Back" button, the system SHALL redirect the user to the specific page from which the "Add </w:t>
             </w:r>
             <w:r>
               <w:rPr>
@@ -9684,6 +9650,7 @@
               <w:spacing w:before="0" w:after="0"/>
             </w:pPr>
             <w:r>
+              <w:lastRenderedPageBreak/>
               <w:t>SRS-FN-Admin-0</w:t>
             </w:r>
             <w:r>
@@ -9710,15 +9677,7 @@
               <w:widowControl w:val="0"/>
             </w:pPr>
             <w:r>
-              <w:t xml:space="preserve">The system SHALL </w:t>
-            </w:r>
-            <w:proofErr w:type="gramStart"/>
-            <w:r>
-              <w:t>provide</w:t>
-            </w:r>
-            <w:proofErr w:type="gramEnd"/>
-            <w:r>
-              <w:t xml:space="preserve"> a </w:t>
+              <w:t xml:space="preserve">The system SHALL provide a </w:t>
             </w:r>
             <w:r>
               <w:rPr>
@@ -9811,15 +9770,7 @@
               </w:numPr>
             </w:pPr>
             <w:r>
-              <w:t xml:space="preserve">Upon clicking the "Back" button, the system SHALL </w:t>
-            </w:r>
-            <w:proofErr w:type="gramStart"/>
-            <w:r>
-              <w:t>redirect</w:t>
-            </w:r>
-            <w:proofErr w:type="gramEnd"/>
-            <w:r>
-              <w:t xml:space="preserve"> the user to the specific page from which the "Add User" action was initiated</w:t>
+              <w:t>Upon clicking the "Back" button, the system SHALL redirect the user to the specific page from which the "Add User" action was initiated</w:t>
             </w:r>
           </w:p>
         </w:tc>
@@ -9855,7 +9806,6 @@
       </w:pPr>
       <w:bookmarkStart w:id="19" w:name="_Toc226998454"/>
       <w:r>
-        <w:lastRenderedPageBreak/>
         <w:t>3.4. Supplier Functions</w:t>
       </w:r>
       <w:bookmarkEnd w:id="19"/>
@@ -10065,15 +10015,7 @@
               <w:widowControl w:val="0"/>
             </w:pPr>
             <w:r>
-              <w:t xml:space="preserve">The system SHALL </w:t>
-            </w:r>
-            <w:proofErr w:type="gramStart"/>
-            <w:r>
-              <w:t>allow</w:t>
-            </w:r>
-            <w:proofErr w:type="gramEnd"/>
-            <w:r>
-              <w:t xml:space="preserve"> suppliers to submit new products to the product list with all information (photo, name, description, stock availability and price) </w:t>
+              <w:t xml:space="preserve">The system SHALL allow suppliers to submit new products to the product list with all information (photo, name, description, stock availability and price) </w:t>
             </w:r>
           </w:p>
         </w:tc>
@@ -10148,21 +10090,7 @@
               <w:rPr>
                 <w:lang w:val="en-US"/>
               </w:rPr>
-              <w:t xml:space="preserve">Fields </w:t>
-            </w:r>
-            <w:proofErr w:type="gramStart"/>
-            <w:r>
-              <w:rPr>
-                <w:lang w:val="en-US"/>
-              </w:rPr>
-              <w:t>include:</w:t>
-            </w:r>
-            <w:proofErr w:type="gramEnd"/>
-            <w:r>
-              <w:rPr>
-                <w:lang w:val="en-US"/>
-              </w:rPr>
-              <w:t xml:space="preserve"> product photo, name, description, stock quantity, and price</w:t>
+              <w:t>Fields include: product photo, name, description, stock quantity, and price</w:t>
             </w:r>
             <w:r>
               <w:rPr>
@@ -10187,35 +10115,7 @@
               <w:rPr>
                 <w:lang w:val="en-US"/>
               </w:rPr>
-              <w:t xml:space="preserve">After </w:t>
-            </w:r>
-            <w:proofErr w:type="gramStart"/>
-            <w:r>
-              <w:rPr>
-                <w:lang w:val="en-US"/>
-              </w:rPr>
-              <w:t>submitting:</w:t>
-            </w:r>
-            <w:proofErr w:type="gramEnd"/>
-            <w:r>
-              <w:rPr>
-                <w:lang w:val="en-US"/>
-              </w:rPr>
-              <w:t xml:space="preserve"> supplier </w:t>
-            </w:r>
-            <w:proofErr w:type="gramStart"/>
-            <w:r>
-              <w:rPr>
-                <w:lang w:val="en-US"/>
-              </w:rPr>
-              <w:t>redirect</w:t>
-            </w:r>
-            <w:proofErr w:type="gramEnd"/>
-            <w:r>
-              <w:rPr>
-                <w:lang w:val="en-US"/>
-              </w:rPr>
-              <w:t xml:space="preserve"> to his </w:t>
+              <w:t xml:space="preserve">After submitting: supplier redirect to his </w:t>
             </w:r>
             <w:r>
               <w:rPr>
@@ -10312,6 +10212,7 @@
               <w:spacing w:before="0" w:after="0"/>
             </w:pPr>
             <w:r>
+              <w:lastRenderedPageBreak/>
               <w:t>SRS-FN-Supplier-002</w:t>
             </w:r>
           </w:p>
@@ -10331,26 +10232,13 @@
               <w:widowControl w:val="0"/>
             </w:pPr>
             <w:r>
-              <w:t xml:space="preserve">The system SHALL </w:t>
-            </w:r>
-            <w:proofErr w:type="gramStart"/>
-            <w:r>
-              <w:t>allow</w:t>
-            </w:r>
-            <w:proofErr w:type="gramEnd"/>
-            <w:r>
-              <w:t xml:space="preserve"> suppliers to remove</w:t>
+              <w:t>The system SHALL allow suppliers to remove</w:t>
             </w:r>
             <w:r>
               <w:t xml:space="preserve"> </w:t>
             </w:r>
-            <w:proofErr w:type="gramStart"/>
-            <w:r>
-              <w:t>product</w:t>
-            </w:r>
-            <w:proofErr w:type="gramEnd"/>
-            <w:r>
-              <w:t xml:space="preserve"> from product list.</w:t>
+            <w:r>
+              <w:t>product from product list.</w:t>
             </w:r>
           </w:p>
         </w:tc>
@@ -10465,15 +10353,7 @@
               <w:widowControl w:val="0"/>
             </w:pPr>
             <w:r>
-              <w:t xml:space="preserve">The system SHALL </w:t>
-            </w:r>
-            <w:proofErr w:type="gramStart"/>
-            <w:r>
-              <w:t>allow</w:t>
-            </w:r>
-            <w:proofErr w:type="gramEnd"/>
-            <w:r>
-              <w:t xml:space="preserve"> suppliers to view the information of the specific orders related to their products, including </w:t>
+              <w:t xml:space="preserve">The system SHALL allow suppliers to view the information of the specific orders related to their products, including </w:t>
             </w:r>
             <w:r>
               <w:t xml:space="preserve">the </w:t>
@@ -10646,7 +10526,6 @@
               <w:spacing w:before="0" w:after="0"/>
             </w:pPr>
             <w:r>
-              <w:lastRenderedPageBreak/>
               <w:t>SRS-FN-Supplier-004</w:t>
             </w:r>
           </w:p>
@@ -10813,15 +10692,7 @@
               </w:rPr>
             </w:pPr>
             <w:r>
-              <w:t xml:space="preserve">The system SHALL </w:t>
-            </w:r>
-            <w:proofErr w:type="gramStart"/>
-            <w:r>
-              <w:t>allow</w:t>
-            </w:r>
-            <w:proofErr w:type="gramEnd"/>
-            <w:r>
-              <w:t xml:space="preserve"> suppliers to search for products within their dashboard.</w:t>
+              <w:t>The system SHALL allow suppliers to search for products within their dashboard.</w:t>
             </w:r>
           </w:p>
         </w:tc>
@@ -10970,12 +10841,6 @@
         </w:tc>
       </w:tr>
     </w:tbl>
-    <w:p/>
-    <w:p/>
-    <w:p/>
-    <w:p/>
-    <w:p/>
-    <w:p/>
     <w:p>
       <w:pPr>
         <w:pStyle w:val="Heading2"/>
@@ -11004,17 +10869,17 @@
         <w:tblLook w:val="0600" w:firstRow="0" w:lastRow="0" w:firstColumn="0" w:lastColumn="0" w:noHBand="1" w:noVBand="1"/>
       </w:tblPr>
       <w:tblGrid>
-        <w:gridCol w:w="1346"/>
-        <w:gridCol w:w="4053"/>
-        <w:gridCol w:w="1621"/>
-        <w:gridCol w:w="1709"/>
-        <w:gridCol w:w="4773"/>
-        <w:gridCol w:w="1257"/>
+        <w:gridCol w:w="1440"/>
+        <w:gridCol w:w="4153"/>
+        <w:gridCol w:w="1311"/>
+        <w:gridCol w:w="1361"/>
+        <w:gridCol w:w="5278"/>
+        <w:gridCol w:w="1216"/>
       </w:tblGrid>
       <w:tr>
         <w:tc>
           <w:tcPr>
-            <w:tcW w:w="456" w:type="pct"/>
+            <w:tcW w:w="488" w:type="pct"/>
             <w:shd w:val="clear" w:color="auto" w:fill="6FA8DC"/>
             <w:tcMar>
               <w:top w:w="100" w:type="dxa"/>
@@ -11042,7 +10907,7 @@
         </w:tc>
         <w:tc>
           <w:tcPr>
-            <w:tcW w:w="1373" w:type="pct"/>
+            <w:tcW w:w="1407" w:type="pct"/>
             <w:shd w:val="clear" w:color="auto" w:fill="6FA8DC"/>
             <w:tcMar>
               <w:top w:w="100" w:type="dxa"/>
@@ -11070,7 +10935,7 @@
         </w:tc>
         <w:tc>
           <w:tcPr>
-            <w:tcW w:w="549" w:type="pct"/>
+            <w:tcW w:w="444" w:type="pct"/>
             <w:shd w:val="clear" w:color="auto" w:fill="6FA8DC"/>
           </w:tcPr>
           <w:p>
@@ -11092,7 +10957,7 @@
         </w:tc>
         <w:tc>
           <w:tcPr>
-            <w:tcW w:w="579" w:type="pct"/>
+            <w:tcW w:w="461" w:type="pct"/>
             <w:shd w:val="clear" w:color="auto" w:fill="6FA8DC"/>
           </w:tcPr>
           <w:p>
@@ -11114,7 +10979,7 @@
         </w:tc>
         <w:tc>
           <w:tcPr>
-            <w:tcW w:w="1617" w:type="pct"/>
+            <w:tcW w:w="1788" w:type="pct"/>
             <w:shd w:val="clear" w:color="auto" w:fill="6FA8DC"/>
           </w:tcPr>
           <w:p>
@@ -11136,7 +11001,7 @@
         </w:tc>
         <w:tc>
           <w:tcPr>
-            <w:tcW w:w="426" w:type="pct"/>
+            <w:tcW w:w="413" w:type="pct"/>
             <w:shd w:val="clear" w:color="auto" w:fill="6FA8DC"/>
           </w:tcPr>
           <w:p>
@@ -11160,7 +11025,7 @@
       <w:tr>
         <w:tc>
           <w:tcPr>
-            <w:tcW w:w="456" w:type="pct"/>
+            <w:tcW w:w="488" w:type="pct"/>
             <w:tcMar>
               <w:top w:w="100" w:type="dxa"/>
               <w:left w:w="100" w:type="dxa"/>
@@ -11180,7 +11045,7 @@
         </w:tc>
         <w:tc>
           <w:tcPr>
-            <w:tcW w:w="1373" w:type="pct"/>
+            <w:tcW w:w="1407" w:type="pct"/>
             <w:tcMar>
               <w:top w:w="100" w:type="dxa"/>
               <w:left w:w="100" w:type="dxa"/>
@@ -11209,7 +11074,7 @@
         </w:tc>
         <w:tc>
           <w:tcPr>
-            <w:tcW w:w="549" w:type="pct"/>
+            <w:tcW w:w="444" w:type="pct"/>
           </w:tcPr>
           <w:p>
             <w:pPr>
@@ -11222,7 +11087,7 @@
         </w:tc>
         <w:tc>
           <w:tcPr>
-            <w:tcW w:w="579" w:type="pct"/>
+            <w:tcW w:w="461" w:type="pct"/>
           </w:tcPr>
           <w:p>
             <w:pPr>
@@ -11235,7 +11100,7 @@
         </w:tc>
         <w:tc>
           <w:tcPr>
-            <w:tcW w:w="1617" w:type="pct"/>
+            <w:tcW w:w="1788" w:type="pct"/>
           </w:tcPr>
           <w:p>
             <w:pPr>
@@ -11260,7 +11125,7 @@
         </w:tc>
         <w:tc>
           <w:tcPr>
-            <w:tcW w:w="426" w:type="pct"/>
+            <w:tcW w:w="413" w:type="pct"/>
           </w:tcPr>
           <w:p>
             <w:pPr>
@@ -11275,7 +11140,7 @@
       <w:tr>
         <w:tc>
           <w:tcPr>
-            <w:tcW w:w="456" w:type="pct"/>
+            <w:tcW w:w="488" w:type="pct"/>
             <w:tcMar>
               <w:top w:w="100" w:type="dxa"/>
               <w:left w:w="100" w:type="dxa"/>
@@ -11295,7 +11160,7 @@
         </w:tc>
         <w:tc>
           <w:tcPr>
-            <w:tcW w:w="1373" w:type="pct"/>
+            <w:tcW w:w="1407" w:type="pct"/>
             <w:tcMar>
               <w:top w:w="100" w:type="dxa"/>
               <w:left w:w="100" w:type="dxa"/>
@@ -11308,15 +11173,7 @@
               <w:widowControl w:val="0"/>
             </w:pPr>
             <w:r>
-              <w:t xml:space="preserve">The system SHALL </w:t>
-            </w:r>
-            <w:proofErr w:type="gramStart"/>
-            <w:r>
-              <w:t>display</w:t>
-            </w:r>
-            <w:proofErr w:type="gramEnd"/>
-            <w:r>
-              <w:t xml:space="preserve"> the </w:t>
+              <w:t xml:space="preserve">The system SHALL display the </w:t>
             </w:r>
             <w:r>
               <w:rPr>
@@ -11332,7 +11189,7 @@
         </w:tc>
         <w:tc>
           <w:tcPr>
-            <w:tcW w:w="549" w:type="pct"/>
+            <w:tcW w:w="444" w:type="pct"/>
           </w:tcPr>
           <w:p>
             <w:pPr>
@@ -11345,7 +11202,7 @@
         </w:tc>
         <w:tc>
           <w:tcPr>
-            <w:tcW w:w="579" w:type="pct"/>
+            <w:tcW w:w="461" w:type="pct"/>
           </w:tcPr>
           <w:p>
             <w:pPr>
@@ -11358,7 +11215,7 @@
         </w:tc>
         <w:tc>
           <w:tcPr>
-            <w:tcW w:w="1617" w:type="pct"/>
+            <w:tcW w:w="1788" w:type="pct"/>
           </w:tcPr>
           <w:p>
             <w:pPr>
@@ -11377,7 +11234,7 @@
         </w:tc>
         <w:tc>
           <w:tcPr>
-            <w:tcW w:w="426" w:type="pct"/>
+            <w:tcW w:w="413" w:type="pct"/>
           </w:tcPr>
           <w:p>
             <w:pPr>
@@ -11392,7 +11249,7 @@
       <w:tr>
         <w:tc>
           <w:tcPr>
-            <w:tcW w:w="456" w:type="pct"/>
+            <w:tcW w:w="488" w:type="pct"/>
             <w:tcMar>
               <w:top w:w="100" w:type="dxa"/>
               <w:left w:w="100" w:type="dxa"/>
@@ -11412,7 +11269,7 @@
         </w:tc>
         <w:tc>
           <w:tcPr>
-            <w:tcW w:w="1373" w:type="pct"/>
+            <w:tcW w:w="1407" w:type="pct"/>
             <w:tcMar>
               <w:top w:w="100" w:type="dxa"/>
               <w:left w:w="100" w:type="dxa"/>
@@ -11425,23 +11282,7 @@
               <w:widowControl w:val="0"/>
             </w:pPr>
             <w:r>
-              <w:t xml:space="preserve">The system SHALL </w:t>
-            </w:r>
-            <w:proofErr w:type="gramStart"/>
-            <w:r>
-              <w:t>display</w:t>
-            </w:r>
-            <w:proofErr w:type="gramEnd"/>
-            <w:r>
-              <w:t xml:space="preserve"> </w:t>
-            </w:r>
-            <w:proofErr w:type="gramStart"/>
-            <w:r>
-              <w:t>the</w:t>
-            </w:r>
-            <w:proofErr w:type="gramEnd"/>
-            <w:r>
-              <w:t xml:space="preserve"> </w:t>
+              <w:t xml:space="preserve">The system SHALL display the </w:t>
             </w:r>
             <w:r>
               <w:rPr>
@@ -11457,7 +11298,7 @@
         </w:tc>
         <w:tc>
           <w:tcPr>
-            <w:tcW w:w="549" w:type="pct"/>
+            <w:tcW w:w="444" w:type="pct"/>
           </w:tcPr>
           <w:p>
             <w:pPr>
@@ -11470,7 +11311,7 @@
         </w:tc>
         <w:tc>
           <w:tcPr>
-            <w:tcW w:w="579" w:type="pct"/>
+            <w:tcW w:w="461" w:type="pct"/>
           </w:tcPr>
           <w:p>
             <w:pPr>
@@ -11483,11 +11324,14 @@
         </w:tc>
         <w:tc>
           <w:tcPr>
-            <w:tcW w:w="1617" w:type="pct"/>
-          </w:tcPr>
-          <w:p>
-            <w:pPr>
-              <w:widowControl w:val="0"/>
+            <w:tcW w:w="1788" w:type="pct"/>
+          </w:tcPr>
+          <w:p>
+            <w:pPr>
+              <w:widowControl w:val="0"/>
+              <w:rPr>
+                <w:lang w:val="en-US"/>
+              </w:rPr>
             </w:pPr>
             <w:r>
               <w:rPr>
@@ -11517,7 +11361,7 @@
         </w:tc>
         <w:tc>
           <w:tcPr>
-            <w:tcW w:w="426" w:type="pct"/>
+            <w:tcW w:w="413" w:type="pct"/>
           </w:tcPr>
           <w:p>
             <w:pPr>
@@ -11532,7 +11376,7 @@
       <w:tr>
         <w:tc>
           <w:tcPr>
-            <w:tcW w:w="456" w:type="pct"/>
+            <w:tcW w:w="488" w:type="pct"/>
             <w:tcMar>
               <w:top w:w="100" w:type="dxa"/>
               <w:left w:w="100" w:type="dxa"/>
@@ -11552,7 +11396,7 @@
         </w:tc>
         <w:tc>
           <w:tcPr>
-            <w:tcW w:w="1373" w:type="pct"/>
+            <w:tcW w:w="1407" w:type="pct"/>
             <w:tcMar>
               <w:top w:w="100" w:type="dxa"/>
               <w:left w:w="100" w:type="dxa"/>
@@ -11563,6 +11407,9 @@
           <w:p>
             <w:pPr>
               <w:widowControl w:val="0"/>
+              <w:rPr>
+                <w:rtl/>
+              </w:rPr>
             </w:pPr>
             <w:r>
               <w:t xml:space="preserve">The system SHALL display the </w:t>
@@ -11578,10 +11425,31 @@
               <w:t xml:space="preserve"> of the product for each product</w:t>
             </w:r>
           </w:p>
-        </w:tc>
-        <w:tc>
-          <w:tcPr>
-            <w:tcW w:w="549" w:type="pct"/>
+          <w:p>
+            <w:pPr>
+              <w:widowControl w:val="0"/>
+              <w:rPr>
+                <w:rtl/>
+              </w:rPr>
+            </w:pPr>
+          </w:p>
+          <w:p>
+            <w:pPr>
+              <w:widowControl w:val="0"/>
+              <w:rPr>
+                <w:rtl/>
+              </w:rPr>
+            </w:pPr>
+          </w:p>
+          <w:p>
+            <w:pPr>
+              <w:widowControl w:val="0"/>
+            </w:pPr>
+          </w:p>
+        </w:tc>
+        <w:tc>
+          <w:tcPr>
+            <w:tcW w:w="444" w:type="pct"/>
           </w:tcPr>
           <w:p>
             <w:pPr>
@@ -11594,7 +11462,7 @@
         </w:tc>
         <w:tc>
           <w:tcPr>
-            <w:tcW w:w="579" w:type="pct"/>
+            <w:tcW w:w="461" w:type="pct"/>
           </w:tcPr>
           <w:p>
             <w:pPr>
@@ -11607,7 +11475,7 @@
         </w:tc>
         <w:tc>
           <w:tcPr>
-            <w:tcW w:w="1617" w:type="pct"/>
+            <w:tcW w:w="1788" w:type="pct"/>
           </w:tcPr>
           <w:p>
             <w:pPr>
@@ -11647,18 +11515,10 @@
               <w:t>Currency is shown correctly (e.g., EGP)</w:t>
             </w:r>
           </w:p>
-          <w:p>
-            <w:pPr>
-              <w:widowControl w:val="0"/>
-              <w:rPr>
-                <w:lang w:val="en-US"/>
-              </w:rPr>
-            </w:pPr>
-          </w:p>
-        </w:tc>
-        <w:tc>
-          <w:tcPr>
-            <w:tcW w:w="426" w:type="pct"/>
+        </w:tc>
+        <w:tc>
+          <w:tcPr>
+            <w:tcW w:w="413" w:type="pct"/>
           </w:tcPr>
           <w:p>
             <w:pPr>
@@ -11673,7 +11533,7 @@
       <w:tr>
         <w:tc>
           <w:tcPr>
-            <w:tcW w:w="456" w:type="pct"/>
+            <w:tcW w:w="488" w:type="pct"/>
             <w:tcMar>
               <w:top w:w="100" w:type="dxa"/>
               <w:left w:w="100" w:type="dxa"/>
@@ -11687,13 +11547,14 @@
               <w:spacing w:before="0" w:after="0"/>
             </w:pPr>
             <w:r>
+              <w:lastRenderedPageBreak/>
               <w:t>SRS-FN-Product-005</w:t>
             </w:r>
           </w:p>
         </w:tc>
         <w:tc>
           <w:tcPr>
-            <w:tcW w:w="1373" w:type="pct"/>
+            <w:tcW w:w="1407" w:type="pct"/>
             <w:tcMar>
               <w:top w:w="100" w:type="dxa"/>
               <w:left w:w="100" w:type="dxa"/>
@@ -11706,15 +11567,7 @@
               <w:widowControl w:val="0"/>
             </w:pPr>
             <w:r>
-              <w:t xml:space="preserve">The system SHALL </w:t>
-            </w:r>
-            <w:proofErr w:type="gramStart"/>
-            <w:r>
-              <w:t>display</w:t>
-            </w:r>
-            <w:proofErr w:type="gramEnd"/>
-            <w:r>
-              <w:t xml:space="preserve"> the </w:t>
+              <w:t xml:space="preserve">The system SHALL display the </w:t>
             </w:r>
             <w:r>
               <w:rPr>
@@ -11724,31 +11577,26 @@
               <w:t xml:space="preserve">stock availability </w:t>
             </w:r>
             <w:r>
-              <w:t xml:space="preserve">status (In Stock/Out of </w:t>
-            </w:r>
-            <w:r>
-              <w:lastRenderedPageBreak/>
-              <w:t>Stock) for each product</w:t>
-            </w:r>
-          </w:p>
-        </w:tc>
-        <w:tc>
-          <w:tcPr>
-            <w:tcW w:w="549" w:type="pct"/>
-          </w:tcPr>
-          <w:p>
-            <w:pPr>
-              <w:widowControl w:val="0"/>
-            </w:pPr>
-            <w:r>
-              <w:lastRenderedPageBreak/>
+              <w:t>status (In Stock/Out of Stock) for each product</w:t>
+            </w:r>
+          </w:p>
+        </w:tc>
+        <w:tc>
+          <w:tcPr>
+            <w:tcW w:w="444" w:type="pct"/>
+          </w:tcPr>
+          <w:p>
+            <w:pPr>
+              <w:widowControl w:val="0"/>
+            </w:pPr>
+            <w:r>
               <w:t>Functional</w:t>
             </w:r>
           </w:p>
         </w:tc>
         <w:tc>
           <w:tcPr>
-            <w:tcW w:w="579" w:type="pct"/>
+            <w:tcW w:w="461" w:type="pct"/>
           </w:tcPr>
           <w:p>
             <w:pPr>
@@ -11761,7 +11609,7 @@
         </w:tc>
         <w:tc>
           <w:tcPr>
-            <w:tcW w:w="1617" w:type="pct"/>
+            <w:tcW w:w="1788" w:type="pct"/>
           </w:tcPr>
           <w:p>
             <w:pPr>
@@ -11798,14 +11646,7 @@
               <w:rPr>
                 <w:lang w:val="en-US"/>
               </w:rPr>
-              <w:t xml:space="preserve">Status shows “In Stock”, or “Out of </w:t>
-            </w:r>
-            <w:r>
-              <w:rPr>
-                <w:lang w:val="en-US"/>
-              </w:rPr>
-              <w:lastRenderedPageBreak/>
-              <w:t xml:space="preserve">Stock” </w:t>
+              <w:t xml:space="preserve">Status shows “In Stock”, or “Out of Stock” </w:t>
             </w:r>
           </w:p>
           <w:p>
@@ -11827,25 +11668,16 @@
               <w:t>Appropriate color coding is used (e.g., green for In Stock, red for Out of Stock)</w:t>
             </w:r>
           </w:p>
-          <w:p>
-            <w:pPr>
-              <w:widowControl w:val="0"/>
-              <w:rPr>
-                <w:lang w:val="en-US"/>
-              </w:rPr>
-            </w:pPr>
-          </w:p>
-        </w:tc>
-        <w:tc>
-          <w:tcPr>
-            <w:tcW w:w="426" w:type="pct"/>
-          </w:tcPr>
-          <w:p>
-            <w:pPr>
-              <w:widowControl w:val="0"/>
-            </w:pPr>
-            <w:r>
-              <w:lastRenderedPageBreak/>
+        </w:tc>
+        <w:tc>
+          <w:tcPr>
+            <w:tcW w:w="413" w:type="pct"/>
+          </w:tcPr>
+          <w:p>
+            <w:pPr>
+              <w:widowControl w:val="0"/>
+            </w:pPr>
+            <w:r>
               <w:t>In Review</w:t>
             </w:r>
           </w:p>
@@ -11854,7 +11686,7 @@
       <w:tr>
         <w:tc>
           <w:tcPr>
-            <w:tcW w:w="456" w:type="pct"/>
+            <w:tcW w:w="488" w:type="pct"/>
             <w:tcMar>
               <w:top w:w="100" w:type="dxa"/>
               <w:left w:w="100" w:type="dxa"/>
@@ -11874,7 +11706,7 @@
         </w:tc>
         <w:tc>
           <w:tcPr>
-            <w:tcW w:w="1373" w:type="pct"/>
+            <w:tcW w:w="1407" w:type="pct"/>
             <w:tcMar>
               <w:top w:w="100" w:type="dxa"/>
               <w:left w:w="100" w:type="dxa"/>
@@ -11887,15 +11719,7 @@
               <w:widowControl w:val="0"/>
             </w:pPr>
             <w:r>
-              <w:t xml:space="preserve">The system SHALL </w:t>
-            </w:r>
-            <w:proofErr w:type="gramStart"/>
-            <w:r>
-              <w:t>contain</w:t>
-            </w:r>
-            <w:proofErr w:type="gramEnd"/>
-            <w:r>
-              <w:t xml:space="preserve"> the </w:t>
+              <w:t xml:space="preserve">The system SHALL contain the </w:t>
             </w:r>
             <w:r>
               <w:rPr>
@@ -11911,7 +11735,7 @@
         </w:tc>
         <w:tc>
           <w:tcPr>
-            <w:tcW w:w="549" w:type="pct"/>
+            <w:tcW w:w="444" w:type="pct"/>
           </w:tcPr>
           <w:p>
             <w:pPr>
@@ -11924,7 +11748,7 @@
         </w:tc>
         <w:tc>
           <w:tcPr>
-            <w:tcW w:w="579" w:type="pct"/>
+            <w:tcW w:w="461" w:type="pct"/>
           </w:tcPr>
           <w:p>
             <w:pPr>
@@ -11937,7 +11761,7 @@
         </w:tc>
         <w:tc>
           <w:tcPr>
-            <w:tcW w:w="1617" w:type="pct"/>
+            <w:tcW w:w="1788" w:type="pct"/>
           </w:tcPr>
           <w:p>
             <w:pPr>
@@ -11995,19 +11819,11 @@
                 <w:lang w:val="en-US"/>
               </w:rPr>
             </w:pPr>
-            <w:proofErr w:type="gramStart"/>
-            <w:r>
-              <w:rPr>
-                <w:lang w:val="en-US"/>
-              </w:rPr>
-              <w:t>User</w:t>
-            </w:r>
-            <w:proofErr w:type="gramEnd"/>
-            <w:r>
-              <w:rPr>
-                <w:lang w:val="en-US"/>
-              </w:rPr>
-              <w:t xml:space="preserve"> can increase or decrease quantity using input field or +/- buttons</w:t>
+            <w:r>
+              <w:rPr>
+                <w:lang w:val="en-US"/>
+              </w:rPr>
+              <w:t>User can increase or decrease quantity using input field or +/- buttons</w:t>
             </w:r>
           </w:p>
           <w:p>
@@ -12032,7 +11848,7 @@
         </w:tc>
         <w:tc>
           <w:tcPr>
-            <w:tcW w:w="426" w:type="pct"/>
+            <w:tcW w:w="413" w:type="pct"/>
           </w:tcPr>
           <w:p>
             <w:pPr>
@@ -12047,7 +11863,7 @@
       <w:tr>
         <w:tc>
           <w:tcPr>
-            <w:tcW w:w="456" w:type="pct"/>
+            <w:tcW w:w="488" w:type="pct"/>
             <w:tcMar>
               <w:top w:w="100" w:type="dxa"/>
               <w:left w:w="100" w:type="dxa"/>
@@ -12067,7 +11883,7 @@
         </w:tc>
         <w:tc>
           <w:tcPr>
-            <w:tcW w:w="1373" w:type="pct"/>
+            <w:tcW w:w="1407" w:type="pct"/>
             <w:tcMar>
               <w:top w:w="100" w:type="dxa"/>
               <w:left w:w="100" w:type="dxa"/>
@@ -12083,10 +11899,47 @@
               <w:t>The system SHALL contain the button “Add to Cart” for each product</w:t>
             </w:r>
           </w:p>
-        </w:tc>
-        <w:tc>
-          <w:tcPr>
-            <w:tcW w:w="549" w:type="pct"/>
+          <w:p>
+            <w:pPr>
+              <w:rPr>
+                <w:rtl/>
+              </w:rPr>
+            </w:pPr>
+          </w:p>
+          <w:p>
+            <w:pPr>
+              <w:rPr>
+                <w:rtl/>
+              </w:rPr>
+            </w:pPr>
+          </w:p>
+          <w:p>
+            <w:pPr>
+              <w:tabs>
+                <w:tab w:val="left" w:pos="3036"/>
+              </w:tabs>
+              <w:rPr>
+                <w:rtl/>
+              </w:rPr>
+            </w:pPr>
+            <w:r>
+              <w:tab/>
+            </w:r>
+          </w:p>
+          <w:p>
+            <w:pPr>
+              <w:tabs>
+                <w:tab w:val="left" w:pos="3036"/>
+              </w:tabs>
+              <w:rPr>
+                <w:lang w:val="en-US"/>
+              </w:rPr>
+            </w:pPr>
+          </w:p>
+        </w:tc>
+        <w:tc>
+          <w:tcPr>
+            <w:tcW w:w="444" w:type="pct"/>
           </w:tcPr>
           <w:p>
             <w:pPr>
@@ -12099,7 +11952,7 @@
         </w:tc>
         <w:tc>
           <w:tcPr>
-            <w:tcW w:w="579" w:type="pct"/>
+            <w:tcW w:w="461" w:type="pct"/>
           </w:tcPr>
           <w:p>
             <w:pPr>
@@ -12112,7 +11965,7 @@
         </w:tc>
         <w:tc>
           <w:tcPr>
-            <w:tcW w:w="1617" w:type="pct"/>
+            <w:tcW w:w="1788" w:type="pct"/>
           </w:tcPr>
           <w:p>
             <w:pPr>
@@ -12247,25 +12100,16 @@
               <w:t>.</w:t>
             </w:r>
           </w:p>
-          <w:p>
-            <w:pPr>
-              <w:widowControl w:val="0"/>
-              <w:rPr>
-                <w:lang w:val="en-US"/>
-              </w:rPr>
-            </w:pPr>
-          </w:p>
-        </w:tc>
-        <w:tc>
-          <w:tcPr>
-            <w:tcW w:w="426" w:type="pct"/>
-          </w:tcPr>
-          <w:p>
-            <w:pPr>
-              <w:widowControl w:val="0"/>
-            </w:pPr>
-            <w:r>
-              <w:lastRenderedPageBreak/>
+        </w:tc>
+        <w:tc>
+          <w:tcPr>
+            <w:tcW w:w="413" w:type="pct"/>
+          </w:tcPr>
+          <w:p>
+            <w:pPr>
+              <w:widowControl w:val="0"/>
+            </w:pPr>
+            <w:r>
               <w:t>In Review</w:t>
             </w:r>
           </w:p>
@@ -12274,7 +12118,7 @@
       <w:tr>
         <w:tc>
           <w:tcPr>
-            <w:tcW w:w="456" w:type="pct"/>
+            <w:tcW w:w="488" w:type="pct"/>
             <w:tcMar>
               <w:top w:w="100" w:type="dxa"/>
               <w:left w:w="100" w:type="dxa"/>
@@ -12288,13 +12132,14 @@
               <w:spacing w:before="0" w:after="0"/>
             </w:pPr>
             <w:r>
+              <w:lastRenderedPageBreak/>
               <w:t>SRS-FN-Product-008</w:t>
             </w:r>
           </w:p>
         </w:tc>
         <w:tc>
           <w:tcPr>
-            <w:tcW w:w="1373" w:type="pct"/>
+            <w:tcW w:w="1407" w:type="pct"/>
             <w:tcMar>
               <w:top w:w="100" w:type="dxa"/>
               <w:left w:w="100" w:type="dxa"/>
@@ -12323,7 +12168,7 @@
         </w:tc>
         <w:tc>
           <w:tcPr>
-            <w:tcW w:w="549" w:type="pct"/>
+            <w:tcW w:w="444" w:type="pct"/>
           </w:tcPr>
           <w:p>
             <w:pPr>
@@ -12336,7 +12181,7 @@
         </w:tc>
         <w:tc>
           <w:tcPr>
-            <w:tcW w:w="579" w:type="pct"/>
+            <w:tcW w:w="461" w:type="pct"/>
           </w:tcPr>
           <w:p>
             <w:pPr>
@@ -12349,11 +12194,10 @@
         </w:tc>
         <w:tc>
           <w:tcPr>
-            <w:tcW w:w="1617" w:type="pct"/>
-          </w:tcPr>
-          <w:p>
-            <w:pPr>
-              <w:pStyle w:val="ListParagraph"/>
+            <w:tcW w:w="1788" w:type="pct"/>
+          </w:tcPr>
+          <w:p>
+            <w:pPr>
               <w:widowControl w:val="0"/>
               <w:rPr>
                 <w:lang w:val="en-US"/>
@@ -12381,7 +12225,7 @@
         </w:tc>
         <w:tc>
           <w:tcPr>
-            <w:tcW w:w="426" w:type="pct"/>
+            <w:tcW w:w="413" w:type="pct"/>
           </w:tcPr>
           <w:p>
             <w:pPr>
@@ -12396,7 +12240,7 @@
       <w:tr>
         <w:tc>
           <w:tcPr>
-            <w:tcW w:w="456" w:type="pct"/>
+            <w:tcW w:w="488" w:type="pct"/>
             <w:tcMar>
               <w:top w:w="100" w:type="dxa"/>
               <w:left w:w="100" w:type="dxa"/>
@@ -12416,7 +12260,7 @@
         </w:tc>
         <w:tc>
           <w:tcPr>
-            <w:tcW w:w="1373" w:type="pct"/>
+            <w:tcW w:w="1407" w:type="pct"/>
             <w:tcMar>
               <w:top w:w="100" w:type="dxa"/>
               <w:left w:w="100" w:type="dxa"/>
@@ -12429,29 +12273,13 @@
               <w:widowControl w:val="0"/>
             </w:pPr>
             <w:r>
-              <w:t xml:space="preserve">The system SHALL </w:t>
-            </w:r>
-            <w:proofErr w:type="gramStart"/>
-            <w:r>
-              <w:t>provide</w:t>
-            </w:r>
-            <w:proofErr w:type="gramEnd"/>
-            <w:r>
-              <w:t xml:space="preserve"> a search bar to allow customers to search for products </w:t>
-            </w:r>
-            <w:proofErr w:type="gramStart"/>
-            <w:r>
-              <w:t>in</w:t>
-            </w:r>
-            <w:proofErr w:type="gramEnd"/>
-            <w:r>
-              <w:t xml:space="preserve"> the dashboard.</w:t>
-            </w:r>
-          </w:p>
-        </w:tc>
-        <w:tc>
-          <w:tcPr>
-            <w:tcW w:w="549" w:type="pct"/>
+              <w:t>The system SHALL provide a search bar to allow customers to search for products in the dashboard.</w:t>
+            </w:r>
+          </w:p>
+        </w:tc>
+        <w:tc>
+          <w:tcPr>
+            <w:tcW w:w="444" w:type="pct"/>
           </w:tcPr>
           <w:p>
             <w:pPr>
@@ -12464,7 +12292,7 @@
         </w:tc>
         <w:tc>
           <w:tcPr>
-            <w:tcW w:w="579" w:type="pct"/>
+            <w:tcW w:w="461" w:type="pct"/>
           </w:tcPr>
           <w:p>
             <w:pPr>
@@ -12477,7 +12305,7 @@
         </w:tc>
         <w:tc>
           <w:tcPr>
-            <w:tcW w:w="1617" w:type="pct"/>
+            <w:tcW w:w="1788" w:type="pct"/>
           </w:tcPr>
           <w:p>
             <w:pPr>
@@ -12563,7 +12391,7 @@
         </w:tc>
         <w:tc>
           <w:tcPr>
-            <w:tcW w:w="426" w:type="pct"/>
+            <w:tcW w:w="413" w:type="pct"/>
           </w:tcPr>
           <w:p>
             <w:pPr>
@@ -12578,7 +12406,7 @@
       <w:tr>
         <w:tc>
           <w:tcPr>
-            <w:tcW w:w="456" w:type="pct"/>
+            <w:tcW w:w="488" w:type="pct"/>
             <w:tcMar>
               <w:top w:w="100" w:type="dxa"/>
               <w:left w:w="100" w:type="dxa"/>
@@ -12601,7 +12429,7 @@
         </w:tc>
         <w:tc>
           <w:tcPr>
-            <w:tcW w:w="1373" w:type="pct"/>
+            <w:tcW w:w="1407" w:type="pct"/>
             <w:tcMar>
               <w:top w:w="100" w:type="dxa"/>
               <w:left w:w="100" w:type="dxa"/>
@@ -12620,37 +12448,14 @@
               <w:t>The system SHALL</w:t>
             </w:r>
             <w:r>
-              <w:t xml:space="preserve"> </w:t>
-            </w:r>
-            <w:proofErr w:type="gramStart"/>
-            <w:r>
-              <w:t>prevent</w:t>
-            </w:r>
-            <w:proofErr w:type="gramEnd"/>
-            <w:r>
-              <w:t xml:space="preserve"> </w:t>
-            </w:r>
-            <w:r>
-              <w:rPr>
-                <w:lang w:val="en-US"/>
-              </w:rPr>
-              <w:t xml:space="preserve">unauthenticated </w:t>
-            </w:r>
-            <w:proofErr w:type="gramStart"/>
-            <w:r>
-              <w:rPr>
-                <w:lang w:val="en-US"/>
-              </w:rPr>
-              <w:t>user</w:t>
-            </w:r>
-            <w:proofErr w:type="gramEnd"/>
-            <w:r>
-              <w:rPr>
-                <w:lang w:val="en-US"/>
-              </w:rPr>
-              <w:t xml:space="preserve"> </w:t>
-            </w:r>
-            <w:proofErr w:type="gramStart"/>
+              <w:t xml:space="preserve"> prevent </w:t>
+            </w:r>
+            <w:r>
+              <w:rPr>
+                <w:lang w:val="en-US"/>
+              </w:rPr>
+              <w:t xml:space="preserve">unauthenticated user </w:t>
+            </w:r>
             <w:r>
               <w:rPr>
                 <w:lang w:val="en-US"/>
@@ -12661,50 +12466,21 @@
               <w:rPr>
                 <w:lang w:val="en-US"/>
               </w:rPr>
-              <w:t xml:space="preserve"> add</w:t>
-            </w:r>
-            <w:proofErr w:type="gramEnd"/>
-            <w:r>
-              <w:rPr>
-                <w:lang w:val="en-US"/>
-              </w:rPr>
-              <w:t xml:space="preserve"> </w:t>
-            </w:r>
-            <w:proofErr w:type="gramStart"/>
-            <w:r>
-              <w:rPr>
-                <w:lang w:val="en-US"/>
-              </w:rPr>
-              <w:t>product</w:t>
-            </w:r>
-            <w:proofErr w:type="gramEnd"/>
-            <w:r>
-              <w:rPr>
-                <w:lang w:val="en-US"/>
-              </w:rPr>
-              <w:t xml:space="preserve"> to </w:t>
-            </w:r>
-            <w:proofErr w:type="gramStart"/>
-            <w:r>
-              <w:rPr>
-                <w:lang w:val="en-US"/>
-              </w:rPr>
-              <w:t>cart</w:t>
-            </w:r>
-            <w:proofErr w:type="gramEnd"/>
-          </w:p>
-          <w:p>
-            <w:pPr>
-              <w:widowControl w:val="0"/>
-              <w:rPr>
-                <w:lang w:val="en-US"/>
-              </w:rPr>
-            </w:pPr>
-          </w:p>
-        </w:tc>
-        <w:tc>
-          <w:tcPr>
-            <w:tcW w:w="549" w:type="pct"/>
+              <w:t xml:space="preserve"> add product to cart</w:t>
+            </w:r>
+          </w:p>
+          <w:p>
+            <w:pPr>
+              <w:widowControl w:val="0"/>
+              <w:rPr>
+                <w:lang w:val="en-US"/>
+              </w:rPr>
+            </w:pPr>
+          </w:p>
+        </w:tc>
+        <w:tc>
+          <w:tcPr>
+            <w:tcW w:w="444" w:type="pct"/>
           </w:tcPr>
           <w:p>
             <w:pPr>
@@ -12717,7 +12493,7 @@
         </w:tc>
         <w:tc>
           <w:tcPr>
-            <w:tcW w:w="579" w:type="pct"/>
+            <w:tcW w:w="461" w:type="pct"/>
           </w:tcPr>
           <w:p>
             <w:pPr>
@@ -12730,7 +12506,7 @@
         </w:tc>
         <w:tc>
           <w:tcPr>
-            <w:tcW w:w="1617" w:type="pct"/>
+            <w:tcW w:w="1788" w:type="pct"/>
           </w:tcPr>
           <w:p>
             <w:pPr>
@@ -12748,7 +12524,7 @@
         </w:tc>
         <w:tc>
           <w:tcPr>
-            <w:tcW w:w="426" w:type="pct"/>
+            <w:tcW w:w="413" w:type="pct"/>
           </w:tcPr>
           <w:p>
             <w:pPr>
@@ -12758,6 +12534,50 @@
         </w:tc>
       </w:tr>
     </w:tbl>
+    <w:p>
+      <w:pPr>
+        <w:tabs>
+          <w:tab w:val="left" w:pos="1605"/>
+        </w:tabs>
+        <w:rPr>
+          <w:rtl/>
+          <w:lang w:val="en-US"/>
+        </w:rPr>
+      </w:pPr>
+    </w:p>
+    <w:p>
+      <w:pPr>
+        <w:tabs>
+          <w:tab w:val="left" w:pos="1605"/>
+        </w:tabs>
+        <w:rPr>
+          <w:rtl/>
+          <w:lang w:val="en-US"/>
+        </w:rPr>
+      </w:pPr>
+    </w:p>
+    <w:p>
+      <w:pPr>
+        <w:tabs>
+          <w:tab w:val="left" w:pos="1605"/>
+        </w:tabs>
+        <w:rPr>
+          <w:rtl/>
+          <w:lang w:val="en-US"/>
+        </w:rPr>
+      </w:pPr>
+    </w:p>
+    <w:p>
+      <w:pPr>
+        <w:tabs>
+          <w:tab w:val="left" w:pos="1605"/>
+        </w:tabs>
+        <w:rPr>
+          <w:rtl/>
+          <w:lang w:val="en-US"/>
+        </w:rPr>
+      </w:pPr>
+    </w:p>
     <w:p>
       <w:pPr>
         <w:tabs>
@@ -12795,12 +12615,12 @@
         <w:tblLook w:val="0600" w:firstRow="0" w:lastRow="0" w:firstColumn="0" w:lastColumn="0" w:noHBand="1" w:noVBand="1"/>
       </w:tblPr>
       <w:tblGrid>
-        <w:gridCol w:w="1169"/>
+        <w:gridCol w:w="1165"/>
         <w:gridCol w:w="4320"/>
-        <w:gridCol w:w="1530"/>
-        <w:gridCol w:w="1530"/>
-        <w:gridCol w:w="5403"/>
-        <w:gridCol w:w="1260"/>
+        <w:gridCol w:w="1257"/>
+        <w:gridCol w:w="1360"/>
+        <w:gridCol w:w="5852"/>
+        <w:gridCol w:w="1258"/>
       </w:tblGrid>
       <w:tr>
         <w:tc>
@@ -12861,7 +12681,7 @@
         </w:tc>
         <w:tc>
           <w:tcPr>
-            <w:tcW w:w="503" w:type="pct"/>
+            <w:tcW w:w="414" w:type="pct"/>
             <w:shd w:val="clear" w:color="auto" w:fill="6FA8DC"/>
           </w:tcPr>
           <w:p>
@@ -12883,7 +12703,7 @@
         </w:tc>
         <w:tc>
           <w:tcPr>
-            <w:tcW w:w="503" w:type="pct"/>
+            <w:tcW w:w="443" w:type="pct"/>
             <w:shd w:val="clear" w:color="auto" w:fill="6FA8DC"/>
           </w:tcPr>
           <w:p>
@@ -12905,7 +12725,7 @@
         </w:tc>
         <w:tc>
           <w:tcPr>
-            <w:tcW w:w="1776" w:type="pct"/>
+            <w:tcW w:w="1923" w:type="pct"/>
             <w:shd w:val="clear" w:color="auto" w:fill="6FA8DC"/>
           </w:tcPr>
           <w:p>
@@ -12987,21 +12807,13 @@
               <w:widowControl w:val="0"/>
             </w:pPr>
             <w:r>
-              <w:t xml:space="preserve">The system SHALL </w:t>
-            </w:r>
-            <w:proofErr w:type="gramStart"/>
-            <w:r>
-              <w:t>provide</w:t>
-            </w:r>
-            <w:proofErr w:type="gramEnd"/>
-            <w:r>
-              <w:t xml:space="preserve"> a shopping cart page that allows customers to list the selected items with their quantities and total price before proceeding to checkout.</w:t>
-            </w:r>
-          </w:p>
-        </w:tc>
-        <w:tc>
-          <w:tcPr>
-            <w:tcW w:w="503" w:type="pct"/>
+              <w:t>The system SHALL provide a shopping cart page that allows customers to list the selected items with their quantities and total price before proceeding to checkout.</w:t>
+            </w:r>
+          </w:p>
+        </w:tc>
+        <w:tc>
+          <w:tcPr>
+            <w:tcW w:w="414" w:type="pct"/>
           </w:tcPr>
           <w:p>
             <w:pPr>
@@ -13017,7 +12829,7 @@
         </w:tc>
         <w:tc>
           <w:tcPr>
-            <w:tcW w:w="503" w:type="pct"/>
+            <w:tcW w:w="443" w:type="pct"/>
           </w:tcPr>
           <w:p>
             <w:pPr>
@@ -13030,7 +12842,7 @@
         </w:tc>
         <w:tc>
           <w:tcPr>
-            <w:tcW w:w="1776" w:type="pct"/>
+            <w:tcW w:w="1923" w:type="pct"/>
           </w:tcPr>
           <w:p>
             <w:pPr>
@@ -13217,21 +13029,13 @@
               <w:widowControl w:val="0"/>
             </w:pPr>
             <w:r>
-              <w:t xml:space="preserve">The system SHALL </w:t>
-            </w:r>
-            <w:proofErr w:type="gramStart"/>
-            <w:r>
-              <w:t>allow</w:t>
-            </w:r>
-            <w:proofErr w:type="gramEnd"/>
-            <w:r>
-              <w:t xml:space="preserve"> customers to add products to the shopping cart with a specified quantity.</w:t>
-            </w:r>
-          </w:p>
-        </w:tc>
-        <w:tc>
-          <w:tcPr>
-            <w:tcW w:w="503" w:type="pct"/>
+              <w:t>The system SHALL allow customers to add products to the shopping cart with a specified quantity.</w:t>
+            </w:r>
+          </w:p>
+        </w:tc>
+        <w:tc>
+          <w:tcPr>
+            <w:tcW w:w="414" w:type="pct"/>
           </w:tcPr>
           <w:p>
             <w:pPr>
@@ -13244,7 +13048,7 @@
         </w:tc>
         <w:tc>
           <w:tcPr>
-            <w:tcW w:w="503" w:type="pct"/>
+            <w:tcW w:w="443" w:type="pct"/>
           </w:tcPr>
           <w:p>
             <w:pPr>
@@ -13257,7 +13061,7 @@
         </w:tc>
         <w:tc>
           <w:tcPr>
-            <w:tcW w:w="1776" w:type="pct"/>
+            <w:tcW w:w="1923" w:type="pct"/>
           </w:tcPr>
           <w:p>
             <w:pPr>
@@ -13351,28 +13155,7 @@
               <w:rPr>
                 <w:lang w:val="en-US"/>
               </w:rPr>
-              <w:t xml:space="preserve">If a user adds an existing product in the cart again, the system should </w:t>
-            </w:r>
-            <w:proofErr w:type="gramStart"/>
-            <w:r>
-              <w:rPr>
-                <w:lang w:val="en-US"/>
-              </w:rPr>
-              <w:t>increment</w:t>
-            </w:r>
-            <w:proofErr w:type="gramEnd"/>
-            <w:r>
-              <w:rPr>
-                <w:lang w:val="en-US"/>
-              </w:rPr>
-              <w:t xml:space="preserve"> the product quantity instead of adding a new line </w:t>
-            </w:r>
-            <w:r>
-              <w:rPr>
-                <w:lang w:val="en-US"/>
-              </w:rPr>
-              <w:lastRenderedPageBreak/>
-              <w:t>item.</w:t>
+              <w:t>If a user adds an existing product in the cart again, the system should increment the product quantity instead of adding a new line item.</w:t>
             </w:r>
           </w:p>
         </w:tc>
@@ -13385,7 +13168,6 @@
               <w:widowControl w:val="0"/>
             </w:pPr>
             <w:r>
-              <w:lastRenderedPageBreak/>
               <w:t>In Review</w:t>
             </w:r>
           </w:p>
@@ -13408,6 +13190,7 @@
               <w:spacing w:before="0" w:after="0"/>
             </w:pPr>
             <w:r>
+              <w:lastRenderedPageBreak/>
               <w:t>SRS-FN-Cart-003</w:t>
             </w:r>
           </w:p>
@@ -13427,21 +13210,13 @@
               <w:widowControl w:val="0"/>
             </w:pPr>
             <w:r>
-              <w:t xml:space="preserve">The system SHALL </w:t>
-            </w:r>
-            <w:proofErr w:type="gramStart"/>
-            <w:r>
-              <w:t>allow</w:t>
-            </w:r>
-            <w:proofErr w:type="gramEnd"/>
-            <w:r>
-              <w:t xml:space="preserve"> customers to remove items from the shopping cart.</w:t>
-            </w:r>
-          </w:p>
-        </w:tc>
-        <w:tc>
-          <w:tcPr>
-            <w:tcW w:w="503" w:type="pct"/>
+              <w:t>The system SHALL allow customers to remove items from the shopping cart.</w:t>
+            </w:r>
+          </w:p>
+        </w:tc>
+        <w:tc>
+          <w:tcPr>
+            <w:tcW w:w="414" w:type="pct"/>
           </w:tcPr>
           <w:p>
             <w:pPr>
@@ -13454,7 +13229,7 @@
         </w:tc>
         <w:tc>
           <w:tcPr>
-            <w:tcW w:w="503" w:type="pct"/>
+            <w:tcW w:w="443" w:type="pct"/>
           </w:tcPr>
           <w:p>
             <w:pPr>
@@ -13467,7 +13242,7 @@
         </w:tc>
         <w:tc>
           <w:tcPr>
-            <w:tcW w:w="1776" w:type="pct"/>
+            <w:tcW w:w="1923" w:type="pct"/>
           </w:tcPr>
           <w:p>
             <w:pPr>
@@ -13619,7 +13394,7 @@
         </w:tc>
         <w:tc>
           <w:tcPr>
-            <w:tcW w:w="503" w:type="pct"/>
+            <w:tcW w:w="414" w:type="pct"/>
           </w:tcPr>
           <w:p>
             <w:pPr>
@@ -13632,7 +13407,7 @@
         </w:tc>
         <w:tc>
           <w:tcPr>
-            <w:tcW w:w="503" w:type="pct"/>
+            <w:tcW w:w="443" w:type="pct"/>
           </w:tcPr>
           <w:p>
             <w:pPr>
@@ -13645,7 +13420,7 @@
         </w:tc>
         <w:tc>
           <w:tcPr>
-            <w:tcW w:w="1776" w:type="pct"/>
+            <w:tcW w:w="1923" w:type="pct"/>
           </w:tcPr>
           <w:p>
             <w:pPr>
@@ -13763,13 +13538,6 @@
         </w:tc>
       </w:tr>
     </w:tbl>
-    <w:p>
-      <w:pPr>
-        <w:rPr>
-          <w:lang w:val="en-US"/>
-        </w:rPr>
-      </w:pPr>
-    </w:p>
     <w:p>
       <w:pPr>
         <w:pStyle w:val="Heading2"/>
@@ -13978,11 +13746,7 @@
               <w:spacing w:before="0" w:after="0"/>
             </w:pPr>
             <w:r>
-              <w:t xml:space="preserve">SRS-FN- </w:t>
-            </w:r>
-            <w:r>
-              <w:lastRenderedPageBreak/>
-              <w:t>Checkout-001</w:t>
+              <w:t>SRS-FN- Checkout-001</w:t>
             </w:r>
           </w:p>
         </w:tc>
@@ -14009,23 +13773,10 @@
               <w:spacing w:before="0" w:after="0" w:line="240" w:lineRule="auto"/>
             </w:pPr>
             <w:r>
-              <w:lastRenderedPageBreak/>
-              <w:t xml:space="preserve">The system SHALL </w:t>
-            </w:r>
-            <w:proofErr w:type="gramStart"/>
-            <w:r>
-              <w:t>provide</w:t>
-            </w:r>
-            <w:proofErr w:type="gramEnd"/>
-            <w:r>
-              <w:t xml:space="preserve"> </w:t>
-            </w:r>
-            <w:r>
-              <w:t xml:space="preserve">a </w:t>
-            </w:r>
-            <w:r>
-              <w:lastRenderedPageBreak/>
-              <w:t>Checkout Page with valid data (</w:t>
+              <w:t xml:space="preserve">The system SHALL provide </w:t>
+            </w:r>
+            <w:r>
+              <w:t>a Checkout Page with valid data (</w:t>
             </w:r>
             <w:r>
               <w:rPr>
@@ -14055,7 +13806,6 @@
               <w:spacing w:before="0" w:after="0" w:line="240" w:lineRule="auto"/>
             </w:pPr>
             <w:r>
-              <w:lastRenderedPageBreak/>
               <w:t>Functional</w:t>
             </w:r>
           </w:p>
@@ -14112,14 +13862,7 @@
               <w:rPr>
                 <w:lang w:val="en-US"/>
               </w:rPr>
-              <w:t xml:space="preserve">page contains four </w:t>
-            </w:r>
-            <w:r>
-              <w:rPr>
-                <w:lang w:val="en-US"/>
-              </w:rPr>
-              <w:lastRenderedPageBreak/>
-              <w:t xml:space="preserve">input fields: </w:t>
+              <w:t xml:space="preserve">page contains four input fields: </w:t>
             </w:r>
             <w:r>
               <w:rPr>
@@ -14296,7 +14039,6 @@
               <w:spacing w:before="0" w:after="0" w:line="240" w:lineRule="auto"/>
             </w:pPr>
             <w:r>
-              <w:lastRenderedPageBreak/>
               <w:t>In Review</w:t>
             </w:r>
           </w:p>
@@ -14319,6 +14061,7 @@
               <w:spacing w:before="0" w:after="0"/>
             </w:pPr>
             <w:r>
+              <w:lastRenderedPageBreak/>
               <w:t>SRS-FN- Checkout-002</w:t>
             </w:r>
           </w:p>
@@ -14434,14 +14177,12 @@
               </w:rPr>
               <w:t xml:space="preserve"> prevents proceeding to </w:t>
             </w:r>
-            <w:proofErr w:type="gramStart"/>
             <w:r>
               <w:rPr>
                 <w:lang w:val="en-US"/>
               </w:rPr>
               <w:t>checkout</w:t>
             </w:r>
-            <w:proofErr w:type="gramEnd"/>
             <w:r>
               <w:rPr>
                 <w:lang w:val="en-US"/>
@@ -14773,21 +14514,7 @@
               <w:rPr>
                 <w:lang w:val="en-US"/>
               </w:rPr>
-              <w:t xml:space="preserve"> clearly </w:t>
-            </w:r>
-            <w:proofErr w:type="gramStart"/>
-            <w:r>
-              <w:rPr>
-                <w:lang w:val="en-US"/>
-              </w:rPr>
-              <w:t>display</w:t>
-            </w:r>
-            <w:proofErr w:type="gramEnd"/>
-            <w:r>
-              <w:rPr>
-                <w:lang w:val="en-US"/>
-              </w:rPr>
-              <w:t xml:space="preserve"> that the purchase will be completed using Cash on Delivery (COD).</w:t>
+              <w:t xml:space="preserve"> clearly display that the purchase will be completed using Cash on Delivery (COD).</w:t>
             </w:r>
           </w:p>
           <w:p>
@@ -14976,23 +14703,7 @@
               <w:spacing w:before="0" w:after="0" w:line="240" w:lineRule="auto"/>
             </w:pPr>
             <w:r>
-              <w:t xml:space="preserve">The system SHALL </w:t>
-            </w:r>
-            <w:proofErr w:type="gramStart"/>
-            <w:r>
-              <w:t>check</w:t>
-            </w:r>
-            <w:proofErr w:type="gramEnd"/>
-            <w:r>
-              <w:t xml:space="preserve"> that user is login before </w:t>
-            </w:r>
-            <w:proofErr w:type="gramStart"/>
-            <w:r>
-              <w:t>continue</w:t>
-            </w:r>
-            <w:proofErr w:type="gramEnd"/>
-            <w:r>
-              <w:t xml:space="preserve"> to confirm purchase</w:t>
+              <w:t>The system SHALL check that user is login before continue to confirm purchase</w:t>
             </w:r>
           </w:p>
         </w:tc>
@@ -15066,21 +14777,7 @@
               <w:rPr>
                 <w:lang w:val="en-US"/>
               </w:rPr>
-              <w:t xml:space="preserve">Unauthenticated users attempting to </w:t>
-            </w:r>
-            <w:proofErr w:type="gramStart"/>
-            <w:r>
-              <w:rPr>
-                <w:lang w:val="en-US"/>
-              </w:rPr>
-              <w:t>checkout</w:t>
-            </w:r>
-            <w:proofErr w:type="gramEnd"/>
-            <w:r>
-              <w:rPr>
-                <w:lang w:val="en-US"/>
-              </w:rPr>
-              <w:t xml:space="preserve"> are redirected to the Login page </w:t>
+              <w:t xml:space="preserve">Unauthenticated users attempting to checkout are redirected to the Login page </w:t>
             </w:r>
           </w:p>
           <w:p>
@@ -15194,11 +14891,7 @@
               <w:spacing w:before="0" w:after="0" w:line="240" w:lineRule="auto"/>
             </w:pPr>
             <w:r>
-              <w:t>SRS-FN-</w:t>
-            </w:r>
-            <w:r>
-              <w:lastRenderedPageBreak/>
-              <w:t>Checkout-006</w:t>
+              <w:t>SRS-FN-Checkout-006</w:t>
             </w:r>
           </w:p>
         </w:tc>
@@ -15225,25 +14918,7 @@
               <w:spacing w:before="0" w:after="0" w:line="240" w:lineRule="auto"/>
             </w:pPr>
             <w:r>
-              <w:lastRenderedPageBreak/>
-              <w:t xml:space="preserve">The system SHALL automatically </w:t>
-            </w:r>
-            <w:proofErr w:type="gramStart"/>
-            <w:r>
-              <w:lastRenderedPageBreak/>
-              <w:t>send</w:t>
-            </w:r>
-            <w:proofErr w:type="gramEnd"/>
-            <w:r>
-              <w:t xml:space="preserve"> one confirmation </w:t>
-            </w:r>
-            <w:proofErr w:type="gramStart"/>
-            <w:r>
-              <w:t>Email</w:t>
-            </w:r>
-            <w:proofErr w:type="gramEnd"/>
-            <w:r>
-              <w:t xml:space="preserve"> to the customer immediately after the order is successfully placed</w:t>
+              <w:t>The system SHALL automatically send one confirmation Email to the customer immediately after the order is successfully placed</w:t>
             </w:r>
           </w:p>
         </w:tc>
@@ -15264,7 +14939,6 @@
               <w:spacing w:before="0" w:after="0" w:line="240" w:lineRule="auto"/>
             </w:pPr>
             <w:r>
-              <w:lastRenderedPageBreak/>
               <w:t>Functional</w:t>
             </w:r>
           </w:p>
@@ -15313,14 +14987,7 @@
               <w:rPr>
                 <w:lang w:val="en-US"/>
               </w:rPr>
-              <w:t xml:space="preserve">1. An email is triggered upon clicking </w:t>
-            </w:r>
-            <w:r>
-              <w:rPr>
-                <w:lang w:val="en-US"/>
-              </w:rPr>
-              <w:lastRenderedPageBreak/>
-              <w:t xml:space="preserve">"Confirm Order". </w:t>
+              <w:t xml:space="preserve">1. An email is triggered upon clicking "Confirm Order". </w:t>
             </w:r>
           </w:p>
           <w:p>
@@ -15379,7 +15046,6 @@
               <w:spacing w:before="0" w:after="0" w:line="240" w:lineRule="auto"/>
             </w:pPr>
             <w:r>
-              <w:lastRenderedPageBreak/>
               <w:t>In Review</w:t>
             </w:r>
           </w:p>
@@ -15399,6 +15065,7 @@
       </w:pPr>
       <w:bookmarkStart w:id="23" w:name="_Toc226998458"/>
       <w:r>
+        <w:lastRenderedPageBreak/>
         <w:t>3.8. User Profile</w:t>
       </w:r>
       <w:bookmarkEnd w:id="23"/>
@@ -15615,15 +15282,7 @@
               <w:spacing w:before="0" w:after="0" w:line="240" w:lineRule="auto"/>
             </w:pPr>
             <w:r>
-              <w:t xml:space="preserve">The system SHALL </w:t>
-            </w:r>
-            <w:proofErr w:type="gramStart"/>
-            <w:r>
-              <w:t>display</w:t>
-            </w:r>
-            <w:proofErr w:type="gramEnd"/>
-            <w:r>
-              <w:t xml:space="preserve"> the user’s Email and Username on the Profile page</w:t>
+              <w:t>The system SHALL display the user’s Email and Username on the Profile page</w:t>
             </w:r>
           </w:p>
         </w:tc>
@@ -15770,15 +15429,7 @@
               <w:t>t</w:t>
             </w:r>
             <w:r>
-              <w:t xml:space="preserve">he system SHALL </w:t>
-            </w:r>
-            <w:proofErr w:type="gramStart"/>
-            <w:r>
-              <w:t>allow</w:t>
-            </w:r>
-            <w:proofErr w:type="gramEnd"/>
-            <w:r>
-              <w:t xml:space="preserve"> users to update their Username only.</w:t>
+              <w:t>he system SHALL allow users to update their Username only.</w:t>
             </w:r>
           </w:p>
         </w:tc>
@@ -15876,27 +15527,13 @@
               <w:rPr>
                 <w:lang w:val="en-US"/>
               </w:rPr>
-              <w:t xml:space="preserve">Clicking the </w:t>
-            </w:r>
-            <w:proofErr w:type="gramStart"/>
-            <w:r>
-              <w:rPr>
-                <w:lang w:val="en-US"/>
-              </w:rPr>
-              <w:t xml:space="preserve">button </w:t>
-            </w:r>
-            <w:r>
-              <w:rPr>
-                <w:lang w:val="en-US"/>
-              </w:rPr>
-              <w:t>done</w:t>
-            </w:r>
-            <w:proofErr w:type="gramEnd"/>
-            <w:r>
-              <w:rPr>
-                <w:lang w:val="en-US"/>
-              </w:rPr>
-              <w:t xml:space="preserve"> save new name and redirect to back to user dashboard</w:t>
+              <w:t xml:space="preserve">Clicking the button </w:t>
+            </w:r>
+            <w:r>
+              <w:rPr>
+                <w:lang w:val="en-US"/>
+              </w:rPr>
+              <w:t>done save new name and redirect to back to user dashboard</w:t>
             </w:r>
           </w:p>
           <w:p>
@@ -15989,15 +15626,7 @@
               <w:spacing w:before="0" w:after="0"/>
             </w:pPr>
             <w:r>
-              <w:t xml:space="preserve">The system SHALL </w:t>
-            </w:r>
-            <w:proofErr w:type="gramStart"/>
-            <w:r>
-              <w:t>provide</w:t>
-            </w:r>
-            <w:proofErr w:type="gramEnd"/>
-            <w:r>
-              <w:t xml:space="preserve"> a </w:t>
+              <w:t xml:space="preserve">The system SHALL provide a </w:t>
             </w:r>
             <w:r>
               <w:rPr>
@@ -16021,15 +15650,7 @@
               <w:t xml:space="preserve"> </w:t>
             </w:r>
             <w:r>
-              <w:t xml:space="preserve">to </w:t>
-            </w:r>
-            <w:proofErr w:type="gramStart"/>
-            <w:r>
-              <w:t>logout</w:t>
-            </w:r>
-            <w:proofErr w:type="gramEnd"/>
-            <w:r>
-              <w:t xml:space="preserve"> and redirect</w:t>
+              <w:t>to logout and redirect</w:t>
             </w:r>
             <w:r>
               <w:t xml:space="preserve"> </w:t>
@@ -16150,7 +15771,30 @@
     </w:tbl>
     <w:p>
       <w:pPr>
-        <w:pStyle w:val="Heading2"/>
+        <w:rPr>
+          <w:rtl/>
+        </w:rPr>
+      </w:pPr>
+    </w:p>
+    <w:p>
+      <w:pPr>
+        <w:rPr>
+          <w:rtl/>
+        </w:rPr>
+      </w:pPr>
+    </w:p>
+    <w:p>
+      <w:pPr>
+        <w:rPr>
+          <w:rtl/>
+        </w:rPr>
+      </w:pPr>
+    </w:p>
+    <w:p>
+      <w:pPr>
+        <w:rPr>
+          <w:rtl/>
+        </w:rPr>
       </w:pPr>
     </w:p>
     <w:p/>
@@ -16394,15 +16038,7 @@
               <w:spacing w:before="0" w:after="0" w:line="240" w:lineRule="auto"/>
             </w:pPr>
             <w:r>
-              <w:t xml:space="preserve">The system SHALL </w:t>
-            </w:r>
-            <w:proofErr w:type="gramStart"/>
-            <w:r>
-              <w:t>provide</w:t>
-            </w:r>
-            <w:proofErr w:type="gramEnd"/>
-            <w:r>
-              <w:t xml:space="preserve"> an Order History page that displays all previous orders for the logged-in customer, showing the Order ID, Total Price, and Creation Date for each order.</w:t>
+              <w:t>The system SHALL provide an Order History page that displays all previous orders for the logged-in customer, showing the Order ID, Total Price, and Creation Date for each order.</w:t>
             </w:r>
           </w:p>
         </w:tc>
@@ -16469,21 +16105,8 @@
               </w:pBdr>
               <w:spacing w:before="0" w:after="0"/>
             </w:pPr>
-            <w:proofErr w:type="gramStart"/>
-            <w:r>
-              <w:t>Customer</w:t>
-            </w:r>
-            <w:proofErr w:type="gramEnd"/>
-            <w:r>
-              <w:t xml:space="preserve"> can </w:t>
-            </w:r>
-            <w:proofErr w:type="gramStart"/>
-            <w:r>
-              <w:t>navigate to</w:t>
-            </w:r>
-            <w:proofErr w:type="gramEnd"/>
-            <w:r>
-              <w:t xml:space="preserve"> the Order page from their dashboard. </w:t>
+            <w:r>
+              <w:t xml:space="preserve">Customer can navigate to the Order page from their dashboard. </w:t>
             </w:r>
           </w:p>
           <w:p>
@@ -16639,19 +16262,7 @@
         <w:rPr>
           <w:lang w:val="en-US"/>
         </w:rPr>
-        <w:t>Landing</w:t>
-      </w:r>
-      <w:r>
-        <w:rPr>
-          <w:lang w:val="en-US"/>
-        </w:rPr>
-        <w:t xml:space="preserve"> </w:t>
-      </w:r>
-      <w:r>
-        <w:rPr>
-          <w:lang w:val="en-US"/>
-        </w:rPr>
-        <w:t>Page</w:t>
+        <w:t>Landing Page</w:t>
       </w:r>
     </w:p>
     <w:tbl>
@@ -17058,65 +16669,6 @@
       </w:tr>
     </w:tbl>
     <w:p/>
-    <w:tbl>
-      <w:tblPr>
-        <w:tblStyle w:val="ac"/>
-        <w:tblW w:w="15030" w:type="dxa"/>
-        <w:tblInd w:w="-1180" w:type="dxa"/>
-        <w:tblBorders>
-          <w:top w:val="single" w:sz="8" w:space="0" w:color="FFFFFF"/>
-          <w:left w:val="single" w:sz="8" w:space="0" w:color="FFFFFF"/>
-          <w:bottom w:val="single" w:sz="8" w:space="0" w:color="FFFFFF"/>
-          <w:right w:val="single" w:sz="8" w:space="0" w:color="FFFFFF"/>
-          <w:insideH w:val="single" w:sz="8" w:space="0" w:color="FFFFFF"/>
-          <w:insideV w:val="single" w:sz="8" w:space="0" w:color="FFFFFF"/>
-        </w:tblBorders>
-        <w:tblLayout w:type="fixed"/>
-        <w:tblLook w:val="0600" w:firstRow="0" w:lastRow="0" w:firstColumn="0" w:lastColumn="0" w:noHBand="1" w:noVBand="1"/>
-      </w:tblPr>
-      <w:tblGrid>
-        <w:gridCol w:w="15030"/>
-      </w:tblGrid>
-      <w:tr>
-        <w:tc>
-          <w:tcPr>
-            <w:tcW w:w="15030" w:type="dxa"/>
-            <w:shd w:val="clear" w:color="auto" w:fill="A4C2F4"/>
-            <w:tcMar>
-              <w:top w:w="100" w:type="dxa"/>
-              <w:left w:w="100" w:type="dxa"/>
-              <w:bottom w:w="100" w:type="dxa"/>
-              <w:right w:w="100" w:type="dxa"/>
-            </w:tcMar>
-          </w:tcPr>
-          <w:p>
-            <w:pPr>
-              <w:pStyle w:val="Heading1"/>
-              <w:widowControl w:val="0"/>
-              <w:ind w:left="0" w:firstLine="0"/>
-            </w:pPr>
-            <w:bookmarkStart w:id="24" w:name="_Toc226998459"/>
-            <w:r>
-              <w:t>Appendix</w:t>
-            </w:r>
-            <w:bookmarkEnd w:id="24"/>
-          </w:p>
-        </w:tc>
-      </w:tr>
-    </w:tbl>
-    <w:p>
-      <w:pPr>
-        <w:pStyle w:val="Heading2"/>
-        <w:spacing w:before="240" w:after="240"/>
-        <w:rPr>
-          <w:sz w:val="42"/>
-          <w:szCs w:val="42"/>
-        </w:rPr>
-      </w:pPr>
-      <w:bookmarkStart w:id="25" w:name="_4jyktaoiwb83" w:colFirst="0" w:colLast="0"/>
-      <w:bookmarkEnd w:id="25"/>
-    </w:p>
-    <w:p/>
     <w:sectPr>
       <w:pgSz w:w="15840" w:h="12240" w:orient="landscape"/>
       <w:pgMar w:top="1440" w:right="1440" w:bottom="1440" w:left="1440" w:header="720" w:footer="720" w:gutter="0"/>
@@ -17176,12 +16728,6 @@
     </w:p>
   </w:footnote>
 </w:footnotes>
-</file>
-
-<file path=word/header1.xml><?xml version="1.0" encoding="utf-8"?>
-<w:hdr xmlns:wpc="http://schemas.microsoft.com/office/word/2010/wordprocessingCanvas" xmlns:cx="http://schemas.microsoft.com/office/drawing/2014/chartex" xmlns:cx1="http://schemas.microsoft.com/office/drawing/2015/9/8/chartex" xmlns:cx2="http://schemas.microsoft.com/office/drawing/2015/10/21/chartex" xmlns:cx3="http://schemas.microsoft.com/office/drawing/2016/5/9/chartex" xmlns:cx4="http://schemas.microsoft.com/office/drawing/2016/5/10/chartex" xmlns:cx5="http://schemas.microsoft.com/office/drawing/2016/5/11/chartex" xmlns:cx6="http://schemas.microsoft.com/office/drawing/2016/5/12/chartex" xmlns:cx7="http://schemas.microsoft.com/office/drawing/2016/5/13/chartex" xmlns:cx8="http://schemas.microsoft.com/office/drawing/2016/5/14/chartex" xmlns:mc="http://schemas.openxmlformats.org/markup-compatibility/2006" xmlns:aink="http://schemas.microsoft.com/office/drawing/2016/ink" xmlns:am3d="http://schemas.microsoft.com/office/drawing/2017/model3d" xmlns:o="urn:schemas-microsoft-com:office:office" xmlns:oel="http://schemas.microsoft.com/office/2019/extlst" xmlns:r="http://schemas.openxmlformats.org/officeDocument/2006/relationships" xmlns:m="http://schemas.openxmlformats.org/officeDocument/2006/math" xmlns:v="urn:schemas-microsoft-com:vml" xmlns:wp14="http://schemas.microsoft.com/office/word/2010/wordprocessingDrawing" xmlns:wp="http://schemas.openxmlformats.org/drawingml/2006/wordprocessingDrawing" xmlns:w10="urn:schemas-microsoft-com:office:word" xmlns:w="http://schemas.openxmlformats.org/wordprocessingml/2006/main" xmlns:w14="http://schemas.microsoft.com/office/word/2010/wordml" xmlns:w15="http://schemas.microsoft.com/office/word/2012/wordml" xmlns:w16cex="http://schemas.microsoft.com/office/word/2018/wordml/cex" xmlns:w16cid="http://schemas.microsoft.com/office/word/2016/wordml/cid" xmlns:w16="http://schemas.microsoft.com/office/word/2018/wordml" xmlns:w16du="http://schemas.microsoft.com/office/word/2023/wordml/word16du" xmlns:w16sdtdh="http://schemas.microsoft.com/office/word/2020/wordml/sdtdatahash" xmlns:w16sdtfl="http://schemas.microsoft.com/office/word/2024/wordml/sdtformatlock" xmlns:w16se="http://schemas.microsoft.com/office/word/2015/wordml/symex" xmlns:wpg="http://schemas.microsoft.com/office/word/2010/wordprocessingGroup" xmlns:wpi="http://schemas.microsoft.com/office/word/2010/wordprocessingInk" xmlns:wne="http://schemas.microsoft.com/office/word/2006/wordml" xmlns:wps="http://schemas.microsoft.com/office/word/2010/wordprocessingShape" mc:Ignorable="w14 w15 w16se w16cid w16 w16cex w16sdtdh w16sdtfl w16du wp14">
-  <w:p/>
-</w:hdr>
 </file>
 
 <file path=word/numbering.xml><?xml version="1.0" encoding="utf-8"?>
@@ -23086,6 +22632,7 @@
   <w:style w:type="character" w:default="1" w:styleId="DefaultParagraphFont">
     <w:name w:val="Default Paragraph Font"/>
     <w:uiPriority w:val="1"/>
+    <w:semiHidden/>
     <w:unhideWhenUsed/>
   </w:style>
   <w:style w:type="table" w:default="1" w:styleId="TableNormal">
@@ -23312,6 +22859,50 @@
       <w:sz w:val="32"/>
       <w:szCs w:val="32"/>
     </w:rPr>
+  </w:style>
+  <w:style w:type="paragraph" w:styleId="Header">
+    <w:name w:val="header"/>
+    <w:basedOn w:val="Normal"/>
+    <w:link w:val="HeaderChar"/>
+    <w:uiPriority w:val="99"/>
+    <w:unhideWhenUsed/>
+    <w:rsid w:val="00B75894"/>
+    <w:pPr>
+      <w:tabs>
+        <w:tab w:val="center" w:pos="4680"/>
+        <w:tab w:val="right" w:pos="9360"/>
+      </w:tabs>
+      <w:spacing w:before="0" w:after="0" w:line="240" w:lineRule="auto"/>
+    </w:pPr>
+  </w:style>
+  <w:style w:type="character" w:customStyle="1" w:styleId="HeaderChar">
+    <w:name w:val="Header Char"/>
+    <w:basedOn w:val="DefaultParagraphFont"/>
+    <w:link w:val="Header"/>
+    <w:uiPriority w:val="99"/>
+    <w:rsid w:val="00B75894"/>
+  </w:style>
+  <w:style w:type="paragraph" w:styleId="Footer">
+    <w:name w:val="footer"/>
+    <w:basedOn w:val="Normal"/>
+    <w:link w:val="FooterChar"/>
+    <w:uiPriority w:val="99"/>
+    <w:unhideWhenUsed/>
+    <w:rsid w:val="00B75894"/>
+    <w:pPr>
+      <w:tabs>
+        <w:tab w:val="center" w:pos="4680"/>
+        <w:tab w:val="right" w:pos="9360"/>
+      </w:tabs>
+      <w:spacing w:before="0" w:after="0" w:line="240" w:lineRule="auto"/>
+    </w:pPr>
+  </w:style>
+  <w:style w:type="character" w:customStyle="1" w:styleId="FooterChar">
+    <w:name w:val="Footer Char"/>
+    <w:basedOn w:val="DefaultParagraphFont"/>
+    <w:link w:val="Footer"/>
+    <w:uiPriority w:val="99"/>
+    <w:rsid w:val="00B75894"/>
   </w:style>
 </w:styles>
 </file>

--- a/Process_Docs/SRS.docx
+++ b/Process_Docs/SRS.docx
@@ -5425,16 +5425,13 @@
                 <w:sz w:val="20"/>
                 <w:szCs w:val="20"/>
               </w:rPr>
-              <w:t xml:space="preserve">Error message: "Please select a role" </w:t>
-            </w:r>
-            <w:r>
-              <w:rPr>
-                <w:rFonts w:ascii="Arial" w:hAnsi="Arial" w:cs="Arial"/>
-                <w:color w:val="000000"/>
-                <w:sz w:val="20"/>
-                <w:szCs w:val="20"/>
-              </w:rPr>
-              <w:t>if user does not choose role</w:t>
+              <w:t xml:space="preserve">Error </w:t>
+            </w:r>
+            <w:r>
+              <w:rPr>
+                <w:lang w:val="en-US"/>
+              </w:rPr>
+              <w:t>message: "Please select a role" if user does not choose role</w:t>
             </w:r>
           </w:p>
           <w:p>
@@ -7726,7 +7723,7 @@
               <w:t>_</w:t>
             </w:r>
             <w:r>
-              <w:t>ID</w:t>
+              <w:t>Email</w:t>
             </w:r>
             <w:r>
               <w:rPr>
@@ -8245,7 +8242,13 @@
               <w:rPr>
                 <w:lang w:val="en-US"/>
               </w:rPr>
-              <w:t>Email already exists</w:t>
+              <w:t xml:space="preserve">Email already </w:t>
+            </w:r>
+            <w:r>
+              <w:rPr>
+                <w:lang w:val="en-US"/>
+              </w:rPr>
+              <w:t>Registered</w:t>
             </w:r>
             <w:r>
               <w:rPr>

--- a/Process_Docs/SRS.docx
+++ b/Process_Docs/SRS.docx
@@ -2700,7 +2700,15 @@
       </w:r>
       <w:proofErr w:type="spellEnd"/>
       <w:r>
-        <w:t>-Platform App, an online Shopping store for (Clothes, Accessories. This SRS servers as the primary document for developers team, testers team, project stakeholders, and the client to ensure that the final system meets all specified needs.</w:t>
+        <w:t xml:space="preserve">-Platform App, an online Shopping store for (Clothes, Accessories. This SRS servers as the primary document for </w:t>
+      </w:r>
+      <w:proofErr w:type="gramStart"/>
+      <w:r>
+        <w:t>developers</w:t>
+      </w:r>
+      <w:proofErr w:type="gramEnd"/>
+      <w:r>
+        <w:t xml:space="preserve"> team, testers team, project stakeholders, and the client to ensure that the final system meets all specified needs.</w:t>
       </w:r>
     </w:p>
     <w:p>
@@ -3790,8 +3798,13 @@
         <w:t xml:space="preserve">Shopping Cart: </w:t>
       </w:r>
       <w:r>
-        <w:t>Add products to cart, and proceed to checkout</w:t>
+        <w:t xml:space="preserve">Add products to cart, and proceed to </w:t>
       </w:r>
+      <w:proofErr w:type="gramStart"/>
+      <w:r>
+        <w:t>checkout</w:t>
+      </w:r>
+      <w:proofErr w:type="gramEnd"/>
     </w:p>
     <w:p>
       <w:pPr>
@@ -4535,7 +4548,15 @@
               <w:spacing w:before="0" w:after="0"/>
             </w:pPr>
             <w:r>
-              <w:t>The system SHALL provide a registration page with (Username,  Email, Password, and Confirm Password) input fields to allow new users to create an account.</w:t>
+              <w:t xml:space="preserve">The system SHALL </w:t>
+            </w:r>
+            <w:proofErr w:type="gramStart"/>
+            <w:r>
+              <w:t>provide</w:t>
+            </w:r>
+            <w:proofErr w:type="gramEnd"/>
+            <w:r>
+              <w:t xml:space="preserve"> a registration page with (Username,  Email, Password, and Confirm Password) input fields to allow new users to create an account.</w:t>
             </w:r>
           </w:p>
         </w:tc>
@@ -5044,7 +5065,15 @@
               <w:spacing w:before="0" w:after="0"/>
             </w:pPr>
             <w:r>
-              <w:t>The system SHALL provide password visibility toggle option for password field</w:t>
+              <w:t xml:space="preserve">The system SHALL </w:t>
+            </w:r>
+            <w:proofErr w:type="gramStart"/>
+            <w:r>
+              <w:t>provide</w:t>
+            </w:r>
+            <w:proofErr w:type="gramEnd"/>
+            <w:r>
+              <w:t xml:space="preserve"> password visibility toggle option for password field</w:t>
             </w:r>
           </w:p>
         </w:tc>
@@ -5303,7 +5332,15 @@
               <w:spacing w:before="0" w:after="0"/>
             </w:pPr>
             <w:r>
-              <w:t>The system SHALL provide an option to select the user role (</w:t>
+              <w:t xml:space="preserve">The system SHALL </w:t>
+            </w:r>
+            <w:proofErr w:type="gramStart"/>
+            <w:r>
+              <w:t>provide</w:t>
+            </w:r>
+            <w:proofErr w:type="gramEnd"/>
+            <w:r>
+              <w:t xml:space="preserve"> an option to select the user role (</w:t>
             </w:r>
             <w:r>
               <w:t>Customer</w:t>
@@ -5383,7 +5420,21 @@
               <w:rPr>
                 <w:lang w:val="en-US"/>
               </w:rPr>
-              <w:t xml:space="preserve">Radio buttons for selecting "Customer" or "Supplier" is present </w:t>
+              <w:t xml:space="preserve">Radio buttons for selecting "Customer" or "Supplier" </w:t>
+            </w:r>
+            <w:proofErr w:type="gramStart"/>
+            <w:r>
+              <w:rPr>
+                <w:lang w:val="en-US"/>
+              </w:rPr>
+              <w:t>is</w:t>
+            </w:r>
+            <w:proofErr w:type="gramEnd"/>
+            <w:r>
+              <w:rPr>
+                <w:lang w:val="en-US"/>
+              </w:rPr>
+              <w:t xml:space="preserve"> present </w:t>
             </w:r>
           </w:p>
           <w:p>
@@ -5517,7 +5568,15 @@
               <w:spacing w:before="0" w:after="0"/>
             </w:pPr>
             <w:r>
-              <w:t>The system SHALL not accept username length less than 3 or more than 50 characters</w:t>
+              <w:t xml:space="preserve">The system SHALL </w:t>
+            </w:r>
+            <w:proofErr w:type="gramStart"/>
+            <w:r>
+              <w:t>not</w:t>
+            </w:r>
+            <w:proofErr w:type="gramEnd"/>
+            <w:r>
+              <w:t xml:space="preserve"> accept username length less than 3 or more than 50 characters</w:t>
             </w:r>
           </w:p>
         </w:tc>
@@ -5857,11 +5916,33 @@
                 <w:lang w:val="en-US"/>
               </w:rPr>
             </w:pPr>
-            <w:r>
-              <w:rPr>
-                <w:lang w:val="en-US"/>
-              </w:rPr>
-              <w:t>Password with length 8 to 64 characters is accepted</w:t>
+            <w:proofErr w:type="gramStart"/>
+            <w:r>
+              <w:rPr>
+                <w:lang w:val="en-US"/>
+              </w:rPr>
+              <w:t>Password</w:t>
+            </w:r>
+            <w:proofErr w:type="gramEnd"/>
+            <w:r>
+              <w:rPr>
+                <w:lang w:val="en-US"/>
+              </w:rPr>
+              <w:t xml:space="preserve"> with length 8 to 64 characters </w:t>
+            </w:r>
+            <w:proofErr w:type="gramStart"/>
+            <w:r>
+              <w:rPr>
+                <w:lang w:val="en-US"/>
+              </w:rPr>
+              <w:t>is</w:t>
+            </w:r>
+            <w:proofErr w:type="gramEnd"/>
+            <w:r>
+              <w:rPr>
+                <w:lang w:val="en-US"/>
+              </w:rPr>
+              <w:t xml:space="preserve"> accepted</w:t>
             </w:r>
           </w:p>
           <w:p>
@@ -6068,7 +6149,15 @@
               <w:spacing w:before="0" w:after="0"/>
             </w:pPr>
             <w:r>
-              <w:t>The system SHALL not accept an Email address that is already registered in the system</w:t>
+              <w:t xml:space="preserve">The system SHALL </w:t>
+            </w:r>
+            <w:proofErr w:type="gramStart"/>
+            <w:r>
+              <w:t>not</w:t>
+            </w:r>
+            <w:proofErr w:type="gramEnd"/>
+            <w:r>
+              <w:t xml:space="preserve"> accept an Email address that is already registered in the system</w:t>
             </w:r>
           </w:p>
         </w:tc>
@@ -6433,7 +6522,23 @@
               </w:rPr>
             </w:pPr>
             <w:r>
-              <w:t>The system SHALL provide a login page with a secure login functionality with (email and password) input fields for registered users.</w:t>
+              <w:t xml:space="preserve">The system SHALL </w:t>
+            </w:r>
+            <w:proofErr w:type="gramStart"/>
+            <w:r>
+              <w:t>provide</w:t>
+            </w:r>
+            <w:proofErr w:type="gramEnd"/>
+            <w:r>
+              <w:t xml:space="preserve"> a login page with </w:t>
+            </w:r>
+            <w:proofErr w:type="gramStart"/>
+            <w:r>
+              <w:t>a secure</w:t>
+            </w:r>
+            <w:proofErr w:type="gramEnd"/>
+            <w:r>
+              <w:t xml:space="preserve"> login functionality with (email and password) input fields for registered users.</w:t>
             </w:r>
           </w:p>
           <w:p>
@@ -6893,7 +6998,23 @@
               <w:spacing w:before="0" w:after="0"/>
             </w:pPr>
             <w:r>
-              <w:t>The system SHALL identify user role (Client/Supplier/Admin) while logging in from stored emails and relating roles.</w:t>
+              <w:t xml:space="preserve">The system SHALL </w:t>
+            </w:r>
+            <w:proofErr w:type="gramStart"/>
+            <w:r>
+              <w:t>identify</w:t>
+            </w:r>
+            <w:proofErr w:type="gramEnd"/>
+            <w:r>
+              <w:t xml:space="preserve"> user role (Client/Supplier/Admin) while logging in from stored emails and </w:t>
+            </w:r>
+            <w:proofErr w:type="gramStart"/>
+            <w:r>
+              <w:t>relating</w:t>
+            </w:r>
+            <w:proofErr w:type="gramEnd"/>
+            <w:r>
+              <w:t xml:space="preserve"> roles.</w:t>
             </w:r>
           </w:p>
         </w:tc>
@@ -7136,11 +7257,21 @@
             <w:r>
               <w:t xml:space="preserve"> to </w:t>
             </w:r>
+            <w:proofErr w:type="gramStart"/>
             <w:r>
               <w:t>user</w:t>
             </w:r>
-            <w:r>
-              <w:t xml:space="preserve"> and display an error message for invalid credentials</w:t>
+            <w:proofErr w:type="gramEnd"/>
+            <w:r>
+              <w:t xml:space="preserve"> and display </w:t>
+            </w:r>
+            <w:proofErr w:type="gramStart"/>
+            <w:r>
+              <w:t>an error message</w:t>
+            </w:r>
+            <w:proofErr w:type="gramEnd"/>
+            <w:r>
+              <w:t xml:space="preserve"> for invalid credentials</w:t>
             </w:r>
           </w:p>
         </w:tc>
@@ -7716,6 +7847,7 @@
               </w:rPr>
               <w:t xml:space="preserve">, </w:t>
             </w:r>
+            <w:proofErr w:type="spellStart"/>
             <w:r>
               <w:t>Supplier</w:t>
             </w:r>
@@ -7725,6 +7857,7 @@
             <w:r>
               <w:t>Email</w:t>
             </w:r>
+            <w:proofErr w:type="spellEnd"/>
             <w:r>
               <w:rPr>
                 <w:lang w:val="en-US"/>
@@ -7752,7 +7885,15 @@
               </w:rPr>
             </w:pPr>
             <w:r>
-              <w:t>that products added by the Admin should have a default status of 'Approved'</w:t>
+              <w:t xml:space="preserve">that products added by the </w:t>
+            </w:r>
+            <w:proofErr w:type="gramStart"/>
+            <w:r>
+              <w:t>Admin</w:t>
+            </w:r>
+            <w:proofErr w:type="gramEnd"/>
+            <w:r>
+              <w:t xml:space="preserve"> should have a default status of 'Approved'</w:t>
             </w:r>
           </w:p>
           <w:p>
@@ -7941,7 +8082,15 @@
               </w:rPr>
             </w:pPr>
             <w:r>
-              <w:t>The system SHALL allow the admin to remove products from the product list.</w:t>
+              <w:t xml:space="preserve">The system SHALL </w:t>
+            </w:r>
+            <w:proofErr w:type="gramStart"/>
+            <w:r>
+              <w:t>allow</w:t>
+            </w:r>
+            <w:proofErr w:type="gramEnd"/>
+            <w:r>
+              <w:t xml:space="preserve"> the admin to remove products from the product list.</w:t>
             </w:r>
           </w:p>
           <w:p>
@@ -8092,13 +8241,23 @@
               <w:widowControl w:val="0"/>
             </w:pPr>
             <w:r>
-              <w:t xml:space="preserve">The system SHALL allow the admin to add, remove </w:t>
+              <w:t xml:space="preserve">The system SHALL </w:t>
+            </w:r>
+            <w:proofErr w:type="gramStart"/>
+            <w:r>
+              <w:t>allow</w:t>
+            </w:r>
+            <w:proofErr w:type="gramEnd"/>
+            <w:r>
+              <w:t xml:space="preserve"> the admin to add, remove </w:t>
             </w:r>
             <w:proofErr w:type="spellStart"/>
+            <w:proofErr w:type="gramStart"/>
             <w:r>
               <w:t>customers</w:t>
             </w:r>
             <w:proofErr w:type="spellEnd"/>
+            <w:proofErr w:type="gramEnd"/>
             <w:r>
               <w:t xml:space="preserve"> accounts.</w:t>
             </w:r>
@@ -8336,7 +8495,23 @@
               </w:rPr>
             </w:pPr>
             <w:r>
-              <w:t>The system SHALL allow the admin to add, remove suppliers accounts</w:t>
+              <w:t xml:space="preserve">The system SHALL </w:t>
+            </w:r>
+            <w:proofErr w:type="gramStart"/>
+            <w:r>
+              <w:t>allow</w:t>
+            </w:r>
+            <w:proofErr w:type="gramEnd"/>
+            <w:r>
+              <w:t xml:space="preserve"> the admin to add, remove </w:t>
+            </w:r>
+            <w:proofErr w:type="gramStart"/>
+            <w:r>
+              <w:t>suppliers</w:t>
+            </w:r>
+            <w:proofErr w:type="gramEnd"/>
+            <w:r>
+              <w:t xml:space="preserve"> accounts</w:t>
             </w:r>
           </w:p>
           <w:p>
@@ -8606,7 +8781,15 @@
               <w:widowControl w:val="0"/>
             </w:pPr>
             <w:r>
-              <w:t>The system SHALL allow the admin to view a list of all users(suppliers, customers)  in the system.</w:t>
+              <w:t xml:space="preserve">The system SHALL </w:t>
+            </w:r>
+            <w:proofErr w:type="gramStart"/>
+            <w:r>
+              <w:t>allow</w:t>
+            </w:r>
+            <w:proofErr w:type="gramEnd"/>
+            <w:r>
+              <w:t xml:space="preserve"> the admin to view a list of all users(suppliers, customers)  in the system.</w:t>
             </w:r>
           </w:p>
         </w:tc>
@@ -8742,7 +8925,21 @@
               <w:rPr>
                 <w:lang w:val="en-US"/>
               </w:rPr>
-              <w:t>List clearly shows user details including: Full Name, Email</w:t>
+              <w:t xml:space="preserve">List clearly shows user details </w:t>
+            </w:r>
+            <w:proofErr w:type="gramStart"/>
+            <w:r>
+              <w:rPr>
+                <w:lang w:val="en-US"/>
+              </w:rPr>
+              <w:t>including:</w:t>
+            </w:r>
+            <w:proofErr w:type="gramEnd"/>
+            <w:r>
+              <w:rPr>
+                <w:lang w:val="en-US"/>
+              </w:rPr>
+              <w:t xml:space="preserve"> Full Name, Email</w:t>
             </w:r>
             <w:r>
               <w:rPr>
@@ -8802,7 +8999,15 @@
               <w:widowControl w:val="0"/>
             </w:pPr>
             <w:r>
-              <w:t>The system SHALL allow the admin to view a list of all orders in the system</w:t>
+              <w:t xml:space="preserve">The system SHALL </w:t>
+            </w:r>
+            <w:proofErr w:type="gramStart"/>
+            <w:r>
+              <w:t>allow</w:t>
+            </w:r>
+            <w:proofErr w:type="gramEnd"/>
+            <w:r>
+              <w:t xml:space="preserve"> the admin to view a list of all orders in the system</w:t>
             </w:r>
           </w:p>
         </w:tc>
@@ -8911,7 +9116,7 @@
               <w:rPr>
                 <w:lang w:val="en-US"/>
               </w:rPr>
-              <w:t>.</w:t>
+              <w:t>, Receiver name, total</w:t>
             </w:r>
           </w:p>
         </w:tc>
@@ -8965,7 +9170,15 @@
               <w:widowControl w:val="0"/>
             </w:pPr>
             <w:r>
-              <w:t>The system SHALL allow the admin to approve or reject product submissions from suppliers.</w:t>
+              <w:t xml:space="preserve">The system SHALL </w:t>
+            </w:r>
+            <w:proofErr w:type="gramStart"/>
+            <w:r>
+              <w:t>allow</w:t>
+            </w:r>
+            <w:proofErr w:type="gramEnd"/>
+            <w:r>
+              <w:t xml:space="preserve"> the admin to approve or reject product submissions from suppliers.</w:t>
             </w:r>
           </w:p>
           <w:p>
@@ -9165,7 +9378,23 @@
               <w:widowControl w:val="0"/>
             </w:pPr>
             <w:r>
-              <w:t>The system SHALL allow the Admin to search for specific products in the dashboard.</w:t>
+              <w:t xml:space="preserve">The system SHALL </w:t>
+            </w:r>
+            <w:proofErr w:type="gramStart"/>
+            <w:r>
+              <w:t>allow</w:t>
+            </w:r>
+            <w:proofErr w:type="gramEnd"/>
+            <w:r>
+              <w:t xml:space="preserve"> the </w:t>
+            </w:r>
+            <w:proofErr w:type="gramStart"/>
+            <w:r>
+              <w:t>Admin</w:t>
+            </w:r>
+            <w:proofErr w:type="gramEnd"/>
+            <w:r>
+              <w:t xml:space="preserve"> to search for specific products in the dashboard.</w:t>
             </w:r>
           </w:p>
         </w:tc>
@@ -9358,7 +9587,23 @@
               <w:widowControl w:val="0"/>
             </w:pPr>
             <w:r>
-              <w:t>The system SHALL provide a filter for product status in the Admin dashboard.</w:t>
+              <w:t xml:space="preserve">The system SHALL </w:t>
+            </w:r>
+            <w:proofErr w:type="gramStart"/>
+            <w:r>
+              <w:t>provide</w:t>
+            </w:r>
+            <w:proofErr w:type="gramEnd"/>
+            <w:r>
+              <w:t xml:space="preserve"> a filter for product status in the </w:t>
+            </w:r>
+            <w:proofErr w:type="gramStart"/>
+            <w:r>
+              <w:t>Admin</w:t>
+            </w:r>
+            <w:proofErr w:type="gramEnd"/>
+            <w:r>
+              <w:t xml:space="preserve"> dashboard.</w:t>
             </w:r>
           </w:p>
         </w:tc>
@@ -9465,7 +9710,15 @@
               </w:rPr>
             </w:pPr>
             <w:r>
-              <w:t xml:space="preserve">The system SHALL provide a </w:t>
+              <w:t xml:space="preserve">The system SHALL </w:t>
+            </w:r>
+            <w:proofErr w:type="gramStart"/>
+            <w:r>
+              <w:t>provide</w:t>
+            </w:r>
+            <w:proofErr w:type="gramEnd"/>
+            <w:r>
+              <w:t xml:space="preserve"> a </w:t>
             </w:r>
             <w:r>
               <w:rPr>
@@ -9606,7 +9859,21 @@
               <w:rPr>
                 <w:lang w:bidi="ar-EG"/>
               </w:rPr>
-              <w:t xml:space="preserve">Upon clicking the "Back" button, the system SHALL redirect the user to the specific page from which the "Add </w:t>
+              <w:t xml:space="preserve">Upon clicking the "Back" button, the system SHALL </w:t>
+            </w:r>
+            <w:proofErr w:type="gramStart"/>
+            <w:r>
+              <w:rPr>
+                <w:lang w:bidi="ar-EG"/>
+              </w:rPr>
+              <w:t>redirect</w:t>
+            </w:r>
+            <w:proofErr w:type="gramEnd"/>
+            <w:r>
+              <w:rPr>
+                <w:lang w:bidi="ar-EG"/>
+              </w:rPr>
+              <w:t xml:space="preserve"> the user to the specific page from which the "Add </w:t>
             </w:r>
             <w:r>
               <w:rPr>
@@ -9680,7 +9947,15 @@
               <w:widowControl w:val="0"/>
             </w:pPr>
             <w:r>
-              <w:t xml:space="preserve">The system SHALL provide a </w:t>
+              <w:t xml:space="preserve">The system SHALL </w:t>
+            </w:r>
+            <w:proofErr w:type="gramStart"/>
+            <w:r>
+              <w:t>provide</w:t>
+            </w:r>
+            <w:proofErr w:type="gramEnd"/>
+            <w:r>
+              <w:t xml:space="preserve"> a </w:t>
             </w:r>
             <w:r>
               <w:rPr>
@@ -9773,7 +10048,15 @@
               </w:numPr>
             </w:pPr>
             <w:r>
-              <w:t>Upon clicking the "Back" button, the system SHALL redirect the user to the specific page from which the "Add User" action was initiated</w:t>
+              <w:t xml:space="preserve">Upon clicking the "Back" button, the system SHALL </w:t>
+            </w:r>
+            <w:proofErr w:type="gramStart"/>
+            <w:r>
+              <w:t>redirect</w:t>
+            </w:r>
+            <w:proofErr w:type="gramEnd"/>
+            <w:r>
+              <w:t xml:space="preserve"> the user to the specific page from which the "Add User" action was initiated</w:t>
             </w:r>
           </w:p>
         </w:tc>
@@ -10018,7 +10301,15 @@
               <w:widowControl w:val="0"/>
             </w:pPr>
             <w:r>
-              <w:t xml:space="preserve">The system SHALL allow suppliers to submit new products to the product list with all information (photo, name, description, stock availability and price) </w:t>
+              <w:t xml:space="preserve">The system SHALL </w:t>
+            </w:r>
+            <w:proofErr w:type="gramStart"/>
+            <w:r>
+              <w:t>allow</w:t>
+            </w:r>
+            <w:proofErr w:type="gramEnd"/>
+            <w:r>
+              <w:t xml:space="preserve"> suppliers to submit new products to the product list with all information (photo, name, description, stock availability and price) </w:t>
             </w:r>
           </w:p>
         </w:tc>
@@ -10093,7 +10384,21 @@
               <w:rPr>
                 <w:lang w:val="en-US"/>
               </w:rPr>
-              <w:t>Fields include: product photo, name, description, stock quantity, and price</w:t>
+              <w:t xml:space="preserve">Fields </w:t>
+            </w:r>
+            <w:proofErr w:type="gramStart"/>
+            <w:r>
+              <w:rPr>
+                <w:lang w:val="en-US"/>
+              </w:rPr>
+              <w:t>include:</w:t>
+            </w:r>
+            <w:proofErr w:type="gramEnd"/>
+            <w:r>
+              <w:rPr>
+                <w:lang w:val="en-US"/>
+              </w:rPr>
+              <w:t xml:space="preserve"> product photo, name, description, stock quantity, and price</w:t>
             </w:r>
             <w:r>
               <w:rPr>
@@ -10118,7 +10423,35 @@
               <w:rPr>
                 <w:lang w:val="en-US"/>
               </w:rPr>
-              <w:t xml:space="preserve">After submitting: supplier redirect to his </w:t>
+              <w:t xml:space="preserve">After </w:t>
+            </w:r>
+            <w:proofErr w:type="gramStart"/>
+            <w:r>
+              <w:rPr>
+                <w:lang w:val="en-US"/>
+              </w:rPr>
+              <w:t>submitting:</w:t>
+            </w:r>
+            <w:proofErr w:type="gramEnd"/>
+            <w:r>
+              <w:rPr>
+                <w:lang w:val="en-US"/>
+              </w:rPr>
+              <w:t xml:space="preserve"> supplier </w:t>
+            </w:r>
+            <w:proofErr w:type="gramStart"/>
+            <w:r>
+              <w:rPr>
+                <w:lang w:val="en-US"/>
+              </w:rPr>
+              <w:t>redirect</w:t>
+            </w:r>
+            <w:proofErr w:type="gramEnd"/>
+            <w:r>
+              <w:rPr>
+                <w:lang w:val="en-US"/>
+              </w:rPr>
+              <w:t xml:space="preserve"> to his </w:t>
             </w:r>
             <w:r>
               <w:rPr>
@@ -10235,13 +10568,26 @@
               <w:widowControl w:val="0"/>
             </w:pPr>
             <w:r>
-              <w:t>The system SHALL allow suppliers to remove</w:t>
+              <w:t xml:space="preserve">The system SHALL </w:t>
+            </w:r>
+            <w:proofErr w:type="gramStart"/>
+            <w:r>
+              <w:t>allow</w:t>
+            </w:r>
+            <w:proofErr w:type="gramEnd"/>
+            <w:r>
+              <w:t xml:space="preserve"> suppliers to remove</w:t>
             </w:r>
             <w:r>
               <w:t xml:space="preserve"> </w:t>
             </w:r>
-            <w:r>
-              <w:t>product from product list.</w:t>
+            <w:proofErr w:type="gramStart"/>
+            <w:r>
+              <w:t>product</w:t>
+            </w:r>
+            <w:proofErr w:type="gramEnd"/>
+            <w:r>
+              <w:t xml:space="preserve"> from product list.</w:t>
             </w:r>
           </w:p>
         </w:tc>
@@ -10356,7 +10702,15 @@
               <w:widowControl w:val="0"/>
             </w:pPr>
             <w:r>
-              <w:t xml:space="preserve">The system SHALL allow suppliers to view the information of the specific orders related to their products, including </w:t>
+              <w:t xml:space="preserve">The system SHALL </w:t>
+            </w:r>
+            <w:proofErr w:type="gramStart"/>
+            <w:r>
+              <w:t>allow</w:t>
+            </w:r>
+            <w:proofErr w:type="gramEnd"/>
+            <w:r>
+              <w:t xml:space="preserve"> suppliers to view the information of the specific orders related to their products, including </w:t>
             </w:r>
             <w:r>
               <w:t xml:space="preserve">the </w:t>
@@ -10365,10 +10719,13 @@
               <w:t>Order ID</w:t>
             </w:r>
             <w:r>
-              <w:t xml:space="preserve"> and </w:t>
-            </w:r>
-            <w:r>
-              <w:t>Customer Name</w:t>
+              <w:t>, Receiver</w:t>
+            </w:r>
+            <w:r>
+              <w:t xml:space="preserve"> Name</w:t>
+            </w:r>
+            <w:r>
+              <w:t>,  phone, city , product, qty, total</w:t>
             </w:r>
           </w:p>
         </w:tc>
@@ -10485,13 +10842,16 @@
               <w:t>Order ID</w:t>
             </w:r>
             <w:r>
-              <w:t xml:space="preserve">, and </w:t>
-            </w:r>
-            <w:r>
-              <w:t>Customer Name</w:t>
-            </w:r>
-            <w:r>
-              <w:t>.</w:t>
+              <w:t xml:space="preserve">, </w:t>
+            </w:r>
+            <w:r>
+              <w:t>Receiver</w:t>
+            </w:r>
+            <w:r>
+              <w:t xml:space="preserve"> Name</w:t>
+            </w:r>
+            <w:r>
+              <w:t>,  phone, city , product, qty, total</w:t>
             </w:r>
           </w:p>
         </w:tc>
@@ -10695,7 +11055,15 @@
               </w:rPr>
             </w:pPr>
             <w:r>
-              <w:t>The system SHALL allow suppliers to search for products within their dashboard.</w:t>
+              <w:t xml:space="preserve">The system SHALL </w:t>
+            </w:r>
+            <w:proofErr w:type="gramStart"/>
+            <w:r>
+              <w:t>allow</w:t>
+            </w:r>
+            <w:proofErr w:type="gramEnd"/>
+            <w:r>
+              <w:t xml:space="preserve"> suppliers to search for products within their dashboard.</w:t>
             </w:r>
           </w:p>
         </w:tc>
@@ -11176,7 +11544,15 @@
               <w:widowControl w:val="0"/>
             </w:pPr>
             <w:r>
-              <w:t xml:space="preserve">The system SHALL display the </w:t>
+              <w:t xml:space="preserve">The system SHALL </w:t>
+            </w:r>
+            <w:proofErr w:type="gramStart"/>
+            <w:r>
+              <w:t>display</w:t>
+            </w:r>
+            <w:proofErr w:type="gramEnd"/>
+            <w:r>
+              <w:t xml:space="preserve"> the </w:t>
             </w:r>
             <w:r>
               <w:rPr>
@@ -11285,7 +11661,23 @@
               <w:widowControl w:val="0"/>
             </w:pPr>
             <w:r>
-              <w:t xml:space="preserve">The system SHALL display the </w:t>
+              <w:t xml:space="preserve">The system SHALL </w:t>
+            </w:r>
+            <w:proofErr w:type="gramStart"/>
+            <w:r>
+              <w:t>display</w:t>
+            </w:r>
+            <w:proofErr w:type="gramEnd"/>
+            <w:r>
+              <w:t xml:space="preserve"> </w:t>
+            </w:r>
+            <w:proofErr w:type="gramStart"/>
+            <w:r>
+              <w:t>the</w:t>
+            </w:r>
+            <w:proofErr w:type="gramEnd"/>
+            <w:r>
+              <w:t xml:space="preserve"> </w:t>
             </w:r>
             <w:r>
               <w:rPr>
@@ -11415,7 +11807,15 @@
               </w:rPr>
             </w:pPr>
             <w:r>
-              <w:t xml:space="preserve">The system SHALL display the </w:t>
+              <w:t xml:space="preserve">The system SHALL </w:t>
+            </w:r>
+            <w:proofErr w:type="gramStart"/>
+            <w:r>
+              <w:t>display</w:t>
+            </w:r>
+            <w:proofErr w:type="gramEnd"/>
+            <w:r>
+              <w:t xml:space="preserve"> the </w:t>
             </w:r>
             <w:r>
               <w:rPr>
@@ -11570,7 +11970,15 @@
               <w:widowControl w:val="0"/>
             </w:pPr>
             <w:r>
-              <w:t xml:space="preserve">The system SHALL display the </w:t>
+              <w:t xml:space="preserve">The system SHALL </w:t>
+            </w:r>
+            <w:proofErr w:type="gramStart"/>
+            <w:r>
+              <w:t>display</w:t>
+            </w:r>
+            <w:proofErr w:type="gramEnd"/>
+            <w:r>
+              <w:t xml:space="preserve"> the </w:t>
             </w:r>
             <w:r>
               <w:rPr>
@@ -11722,7 +12130,15 @@
               <w:widowControl w:val="0"/>
             </w:pPr>
             <w:r>
-              <w:t xml:space="preserve">The system SHALL contain the </w:t>
+              <w:t xml:space="preserve">The system SHALL </w:t>
+            </w:r>
+            <w:proofErr w:type="gramStart"/>
+            <w:r>
+              <w:t>contain</w:t>
+            </w:r>
+            <w:proofErr w:type="gramEnd"/>
+            <w:r>
+              <w:t xml:space="preserve"> the </w:t>
             </w:r>
             <w:r>
               <w:rPr>
@@ -11822,11 +12238,19 @@
                 <w:lang w:val="en-US"/>
               </w:rPr>
             </w:pPr>
-            <w:r>
-              <w:rPr>
-                <w:lang w:val="en-US"/>
-              </w:rPr>
-              <w:t>User can increase or decrease quantity using input field or +/- buttons</w:t>
+            <w:proofErr w:type="gramStart"/>
+            <w:r>
+              <w:rPr>
+                <w:lang w:val="en-US"/>
+              </w:rPr>
+              <w:t>User</w:t>
+            </w:r>
+            <w:proofErr w:type="gramEnd"/>
+            <w:r>
+              <w:rPr>
+                <w:lang w:val="en-US"/>
+              </w:rPr>
+              <w:t xml:space="preserve"> can increase or decrease quantity using input field or +/- buttons</w:t>
             </w:r>
           </w:p>
           <w:p>
@@ -12276,7 +12700,23 @@
               <w:widowControl w:val="0"/>
             </w:pPr>
             <w:r>
-              <w:t>The system SHALL provide a search bar to allow customers to search for products in the dashboard.</w:t>
+              <w:t xml:space="preserve">The system SHALL </w:t>
+            </w:r>
+            <w:proofErr w:type="gramStart"/>
+            <w:r>
+              <w:t>provide</w:t>
+            </w:r>
+            <w:proofErr w:type="gramEnd"/>
+            <w:r>
+              <w:t xml:space="preserve"> a search bar to allow customers to search for products </w:t>
+            </w:r>
+            <w:proofErr w:type="gramStart"/>
+            <w:r>
+              <w:t>in</w:t>
+            </w:r>
+            <w:proofErr w:type="gramEnd"/>
+            <w:r>
+              <w:t xml:space="preserve"> the dashboard.</w:t>
             </w:r>
           </w:p>
         </w:tc>
@@ -12451,14 +12891,37 @@
               <w:t>The system SHALL</w:t>
             </w:r>
             <w:r>
-              <w:t xml:space="preserve"> prevent </w:t>
-            </w:r>
-            <w:r>
-              <w:rPr>
-                <w:lang w:val="en-US"/>
-              </w:rPr>
-              <w:t xml:space="preserve">unauthenticated user </w:t>
-            </w:r>
+              <w:t xml:space="preserve"> </w:t>
+            </w:r>
+            <w:proofErr w:type="gramStart"/>
+            <w:r>
+              <w:t>prevent</w:t>
+            </w:r>
+            <w:proofErr w:type="gramEnd"/>
+            <w:r>
+              <w:t xml:space="preserve"> </w:t>
+            </w:r>
+            <w:r>
+              <w:rPr>
+                <w:lang w:val="en-US"/>
+              </w:rPr>
+              <w:t xml:space="preserve">unauthenticated </w:t>
+            </w:r>
+            <w:proofErr w:type="gramStart"/>
+            <w:r>
+              <w:rPr>
+                <w:lang w:val="en-US"/>
+              </w:rPr>
+              <w:t>user</w:t>
+            </w:r>
+            <w:proofErr w:type="gramEnd"/>
+            <w:r>
+              <w:rPr>
+                <w:lang w:val="en-US"/>
+              </w:rPr>
+              <w:t xml:space="preserve"> </w:t>
+            </w:r>
+            <w:proofErr w:type="gramStart"/>
             <w:r>
               <w:rPr>
                 <w:lang w:val="en-US"/>
@@ -12469,8 +12932,37 @@
               <w:rPr>
                 <w:lang w:val="en-US"/>
               </w:rPr>
-              <w:t xml:space="preserve"> add product to cart</w:t>
-            </w:r>
+              <w:t xml:space="preserve"> add</w:t>
+            </w:r>
+            <w:proofErr w:type="gramEnd"/>
+            <w:r>
+              <w:rPr>
+                <w:lang w:val="en-US"/>
+              </w:rPr>
+              <w:t xml:space="preserve"> </w:t>
+            </w:r>
+            <w:proofErr w:type="gramStart"/>
+            <w:r>
+              <w:rPr>
+                <w:lang w:val="en-US"/>
+              </w:rPr>
+              <w:t>product</w:t>
+            </w:r>
+            <w:proofErr w:type="gramEnd"/>
+            <w:r>
+              <w:rPr>
+                <w:lang w:val="en-US"/>
+              </w:rPr>
+              <w:t xml:space="preserve"> to </w:t>
+            </w:r>
+            <w:proofErr w:type="gramStart"/>
+            <w:r>
+              <w:rPr>
+                <w:lang w:val="en-US"/>
+              </w:rPr>
+              <w:t>cart</w:t>
+            </w:r>
+            <w:proofErr w:type="gramEnd"/>
           </w:p>
           <w:p>
             <w:pPr>
@@ -12810,7 +13302,15 @@
               <w:widowControl w:val="0"/>
             </w:pPr>
             <w:r>
-              <w:t>The system SHALL provide a shopping cart page that allows customers to list the selected items with their quantities and total price before proceeding to checkout.</w:t>
+              <w:t xml:space="preserve">The system SHALL </w:t>
+            </w:r>
+            <w:proofErr w:type="gramStart"/>
+            <w:r>
+              <w:t>provide</w:t>
+            </w:r>
+            <w:proofErr w:type="gramEnd"/>
+            <w:r>
+              <w:t xml:space="preserve"> a shopping cart page that allows customers to list the selected items with their quantities and total price before proceeding to checkout.</w:t>
             </w:r>
           </w:p>
         </w:tc>
@@ -13032,7 +13532,15 @@
               <w:widowControl w:val="0"/>
             </w:pPr>
             <w:r>
-              <w:t>The system SHALL allow customers to add products to the shopping cart with a specified quantity.</w:t>
+              <w:t xml:space="preserve">The system SHALL </w:t>
+            </w:r>
+            <w:proofErr w:type="gramStart"/>
+            <w:r>
+              <w:t>allow</w:t>
+            </w:r>
+            <w:proofErr w:type="gramEnd"/>
+            <w:r>
+              <w:t xml:space="preserve"> customers to add products to the shopping cart with a specified quantity.</w:t>
             </w:r>
           </w:p>
         </w:tc>
@@ -13158,7 +13666,21 @@
               <w:rPr>
                 <w:lang w:val="en-US"/>
               </w:rPr>
-              <w:t>If a user adds an existing product in the cart again, the system should increment the product quantity instead of adding a new line item.</w:t>
+              <w:t xml:space="preserve">If a user adds an existing product in the cart again, the system should </w:t>
+            </w:r>
+            <w:proofErr w:type="gramStart"/>
+            <w:r>
+              <w:rPr>
+                <w:lang w:val="en-US"/>
+              </w:rPr>
+              <w:t>increment</w:t>
+            </w:r>
+            <w:proofErr w:type="gramEnd"/>
+            <w:r>
+              <w:rPr>
+                <w:lang w:val="en-US"/>
+              </w:rPr>
+              <w:t xml:space="preserve"> the product quantity instead of adding a new line item.</w:t>
             </w:r>
           </w:p>
         </w:tc>
@@ -13213,7 +13735,15 @@
               <w:widowControl w:val="0"/>
             </w:pPr>
             <w:r>
-              <w:t>The system SHALL allow customers to remove items from the shopping cart.</w:t>
+              <w:t xml:space="preserve">The system SHALL </w:t>
+            </w:r>
+            <w:proofErr w:type="gramStart"/>
+            <w:r>
+              <w:t>allow</w:t>
+            </w:r>
+            <w:proofErr w:type="gramEnd"/>
+            <w:r>
+              <w:t xml:space="preserve"> customers to remove items from the shopping cart.</w:t>
             </w:r>
           </w:p>
         </w:tc>
@@ -13776,7 +14306,15 @@
               <w:spacing w:before="0" w:after="0" w:line="240" w:lineRule="auto"/>
             </w:pPr>
             <w:r>
-              <w:t xml:space="preserve">The system SHALL provide </w:t>
+              <w:t xml:space="preserve">The system SHALL </w:t>
+            </w:r>
+            <w:proofErr w:type="gramStart"/>
+            <w:r>
+              <w:t>provide</w:t>
+            </w:r>
+            <w:proofErr w:type="gramEnd"/>
+            <w:r>
+              <w:t xml:space="preserve"> </w:t>
             </w:r>
             <w:r>
               <w:t>a Checkout Page with valid data (</w:t>
@@ -13786,6 +14324,18 @@
                 <w:lang w:val="en-US"/>
               </w:rPr>
               <w:t>city, address, receiver phone, receiver name</w:t>
+            </w:r>
+            <w:r>
+              <w:rPr>
+                <w:lang w:val="en-US"/>
+              </w:rPr>
+              <w:t xml:space="preserve">, </w:t>
+            </w:r>
+            <w:r>
+              <w:rPr>
+                <w:lang w:val="en-US"/>
+              </w:rPr>
+              <w:t>email</w:t>
             </w:r>
             <w:r>
               <w:t>)</w:t>
@@ -13915,6 +14465,20 @@
               </w:rPr>
               <w:t xml:space="preserve"> name</w:t>
             </w:r>
+            <w:r>
+              <w:rPr>
+                <w:lang w:val="en-US"/>
+              </w:rPr>
+              <w:t xml:space="preserve">, email appears as </w:t>
+            </w:r>
+            <w:proofErr w:type="spellStart"/>
+            <w:r>
+              <w:rPr>
+                <w:lang w:val="en-US"/>
+              </w:rPr>
+              <w:t>readonly</w:t>
+            </w:r>
+            <w:proofErr w:type="spellEnd"/>
           </w:p>
           <w:p>
             <w:pPr>
@@ -14003,7 +14567,14 @@
               <w:rPr>
                 <w:lang w:val="en-US"/>
               </w:rPr>
-              <w:t>and Receiver</w:t>
+              <w:t xml:space="preserve">and </w:t>
+            </w:r>
+            <w:r>
+              <w:rPr>
+                <w:lang w:val="en-US"/>
+              </w:rPr>
+              <w:lastRenderedPageBreak/>
+              <w:t>Receiver</w:t>
             </w:r>
             <w:r>
               <w:rPr>
@@ -14042,6 +14613,7 @@
               <w:spacing w:before="0" w:after="0" w:line="240" w:lineRule="auto"/>
             </w:pPr>
             <w:r>
+              <w:lastRenderedPageBreak/>
               <w:t>In Review</w:t>
             </w:r>
           </w:p>
@@ -14064,7 +14636,6 @@
               <w:spacing w:before="0" w:after="0"/>
             </w:pPr>
             <w:r>
-              <w:lastRenderedPageBreak/>
               <w:t>SRS-FN- Checkout-002</w:t>
             </w:r>
           </w:p>
@@ -14180,12 +14751,14 @@
               </w:rPr>
               <w:t xml:space="preserve"> prevents proceeding to </w:t>
             </w:r>
+            <w:proofErr w:type="gramStart"/>
             <w:r>
               <w:rPr>
                 <w:lang w:val="en-US"/>
               </w:rPr>
               <w:t>checkout</w:t>
             </w:r>
+            <w:proofErr w:type="gramEnd"/>
             <w:r>
               <w:rPr>
                 <w:lang w:val="en-US"/>
@@ -14517,7 +15090,21 @@
               <w:rPr>
                 <w:lang w:val="en-US"/>
               </w:rPr>
-              <w:t xml:space="preserve"> clearly display that the purchase will be completed using Cash on Delivery (COD).</w:t>
+              <w:t xml:space="preserve"> clearly </w:t>
+            </w:r>
+            <w:proofErr w:type="gramStart"/>
+            <w:r>
+              <w:rPr>
+                <w:lang w:val="en-US"/>
+              </w:rPr>
+              <w:t>display</w:t>
+            </w:r>
+            <w:proofErr w:type="gramEnd"/>
+            <w:r>
+              <w:rPr>
+                <w:lang w:val="en-US"/>
+              </w:rPr>
+              <w:t xml:space="preserve"> that the purchase will be completed using Cash on Delivery (COD).</w:t>
             </w:r>
           </w:p>
           <w:p>
@@ -14706,7 +15293,23 @@
               <w:spacing w:before="0" w:after="0" w:line="240" w:lineRule="auto"/>
             </w:pPr>
             <w:r>
-              <w:t>The system SHALL check that user is login before continue to confirm purchase</w:t>
+              <w:t xml:space="preserve">The system SHALL </w:t>
+            </w:r>
+            <w:proofErr w:type="gramStart"/>
+            <w:r>
+              <w:t>check</w:t>
+            </w:r>
+            <w:proofErr w:type="gramEnd"/>
+            <w:r>
+              <w:t xml:space="preserve"> that user is login before </w:t>
+            </w:r>
+            <w:proofErr w:type="gramStart"/>
+            <w:r>
+              <w:t>continue</w:t>
+            </w:r>
+            <w:proofErr w:type="gramEnd"/>
+            <w:r>
+              <w:t xml:space="preserve"> to confirm purchase</w:t>
             </w:r>
           </w:p>
         </w:tc>
@@ -14780,17 +15383,30 @@
               <w:rPr>
                 <w:lang w:val="en-US"/>
               </w:rPr>
-              <w:t xml:space="preserve">Unauthenticated users attempting to checkout are redirected to the Login page </w:t>
-            </w:r>
-          </w:p>
-          <w:p>
-            <w:pPr>
-              <w:pStyle w:val="ListParagraph"/>
-              <w:widowControl w:val="0"/>
-              <w:numPr>
-                <w:ilvl w:val="0"/>
-                <w:numId w:val="19"/>
-              </w:numPr>
+              <w:t xml:space="preserve">Only logged-in users can access the order </w:t>
+            </w:r>
+            <w:r>
+              <w:rPr>
+                <w:lang w:val="en-US"/>
+              </w:rPr>
+              <w:t>checkout</w:t>
+            </w:r>
+            <w:r>
+              <w:rPr>
+                <w:lang w:val="en-US"/>
+              </w:rPr>
+              <w:t xml:space="preserve"> pag</w:t>
+            </w:r>
+            <w:r>
+              <w:rPr>
+                <w:lang w:val="en-US"/>
+              </w:rPr>
+              <w:t>e.</w:t>
+            </w:r>
+          </w:p>
+          <w:p>
+            <w:pPr>
+              <w:widowControl w:val="0"/>
               <w:pBdr>
                 <w:top w:val="nil"/>
                 <w:left w:val="nil"/>
@@ -14803,31 +15419,12 @@
                 <w:lang w:val="en-US"/>
               </w:rPr>
             </w:pPr>
-            <w:r>
-              <w:rPr>
-                <w:lang w:val="en-US"/>
-              </w:rPr>
-              <w:t xml:space="preserve">Only logged-in users can access the order </w:t>
-            </w:r>
-            <w:r>
-              <w:rPr>
-                <w:lang w:val="en-US"/>
-              </w:rPr>
-              <w:t>checkout</w:t>
-            </w:r>
-            <w:r>
-              <w:rPr>
-                <w:lang w:val="en-US"/>
-              </w:rPr>
-              <w:t xml:space="preserve"> pag</w:t>
-            </w:r>
-            <w:r>
-              <w:rPr>
-                <w:lang w:val="en-US"/>
-              </w:rPr>
-              <w:t>e.</w:t>
-            </w:r>
-          </w:p>
+          </w:p>
+        </w:tc>
+        <w:tc>
+          <w:tcPr>
+            <w:tcW w:w="427" w:type="pct"/>
+          </w:tcPr>
           <w:p>
             <w:pPr>
               <w:widowControl w:val="0"/>
@@ -14839,15 +15436,26 @@
                 <w:between w:val="nil"/>
               </w:pBdr>
               <w:spacing w:before="0" w:after="0" w:line="240" w:lineRule="auto"/>
-              <w:rPr>
-                <w:lang w:val="en-US"/>
-              </w:rPr>
-            </w:pPr>
-          </w:p>
-        </w:tc>
-        <w:tc>
-          <w:tcPr>
-            <w:tcW w:w="427" w:type="pct"/>
+            </w:pPr>
+            <w:r>
+              <w:t>In Review</w:t>
+            </w:r>
+          </w:p>
+        </w:tc>
+      </w:tr>
+      <w:tr>
+        <w:trPr>
+          <w:trHeight w:val="20"/>
+        </w:trPr>
+        <w:tc>
+          <w:tcPr>
+            <w:tcW w:w="549" w:type="pct"/>
+            <w:tcMar>
+              <w:top w:w="100" w:type="dxa"/>
+              <w:left w:w="100" w:type="dxa"/>
+              <w:bottom w:w="100" w:type="dxa"/>
+              <w:right w:w="100" w:type="dxa"/>
+            </w:tcMar>
           </w:tcPr>
           <w:p>
             <w:pPr>
@@ -14862,18 +15470,13 @@
               <w:spacing w:before="0" w:after="0" w:line="240" w:lineRule="auto"/>
             </w:pPr>
             <w:r>
-              <w:t>In Review</w:t>
-            </w:r>
-          </w:p>
-        </w:tc>
-      </w:tr>
-      <w:tr>
-        <w:trPr>
-          <w:trHeight w:val="20"/>
-        </w:trPr>
-        <w:tc>
-          <w:tcPr>
-            <w:tcW w:w="549" w:type="pct"/>
+              <w:t>SRS-FN-Checkout-006</w:t>
+            </w:r>
+          </w:p>
+        </w:tc>
+        <w:tc>
+          <w:tcPr>
+            <w:tcW w:w="1311" w:type="pct"/>
             <w:tcMar>
               <w:top w:w="100" w:type="dxa"/>
               <w:left w:w="100" w:type="dxa"/>
@@ -14894,34 +15497,23 @@
               <w:spacing w:before="0" w:after="0" w:line="240" w:lineRule="auto"/>
             </w:pPr>
             <w:r>
-              <w:t>SRS-FN-Checkout-006</w:t>
-            </w:r>
-          </w:p>
-        </w:tc>
-        <w:tc>
-          <w:tcPr>
-            <w:tcW w:w="1311" w:type="pct"/>
-            <w:tcMar>
-              <w:top w:w="100" w:type="dxa"/>
-              <w:left w:w="100" w:type="dxa"/>
-              <w:bottom w:w="100" w:type="dxa"/>
-              <w:right w:w="100" w:type="dxa"/>
-            </w:tcMar>
-          </w:tcPr>
-          <w:p>
-            <w:pPr>
-              <w:widowControl w:val="0"/>
-              <w:pBdr>
-                <w:top w:val="nil"/>
-                <w:left w:val="nil"/>
-                <w:bottom w:val="nil"/>
-                <w:right w:val="nil"/>
-                <w:between w:val="nil"/>
-              </w:pBdr>
-              <w:spacing w:before="0" w:after="0" w:line="240" w:lineRule="auto"/>
-            </w:pPr>
-            <w:r>
-              <w:t>The system SHALL automatically send one confirmation Email to the customer immediately after the order is successfully placed</w:t>
+              <w:t xml:space="preserve">The system SHALL automatically </w:t>
+            </w:r>
+            <w:proofErr w:type="gramStart"/>
+            <w:r>
+              <w:t>send</w:t>
+            </w:r>
+            <w:proofErr w:type="gramEnd"/>
+            <w:r>
+              <w:t xml:space="preserve"> one confirmation </w:t>
+            </w:r>
+            <w:proofErr w:type="gramStart"/>
+            <w:r>
+              <w:t>Email</w:t>
+            </w:r>
+            <w:proofErr w:type="gramEnd"/>
+            <w:r>
+              <w:t xml:space="preserve"> to the customer immediately after the order is successfully placed</w:t>
             </w:r>
           </w:p>
         </w:tc>
@@ -15285,7 +15877,15 @@
               <w:spacing w:before="0" w:after="0" w:line="240" w:lineRule="auto"/>
             </w:pPr>
             <w:r>
-              <w:t>The system SHALL display the user’s Email and Username on the Profile page</w:t>
+              <w:t xml:space="preserve">The system SHALL </w:t>
+            </w:r>
+            <w:proofErr w:type="gramStart"/>
+            <w:r>
+              <w:t>display</w:t>
+            </w:r>
+            <w:proofErr w:type="gramEnd"/>
+            <w:r>
+              <w:t xml:space="preserve"> the user’s Email and Username on the Profile page</w:t>
             </w:r>
           </w:p>
         </w:tc>
@@ -15432,7 +16032,15 @@
               <w:t>t</w:t>
             </w:r>
             <w:r>
-              <w:t>he system SHALL allow users to update their Username only.</w:t>
+              <w:t xml:space="preserve">he system SHALL </w:t>
+            </w:r>
+            <w:proofErr w:type="gramStart"/>
+            <w:r>
+              <w:t>allow</w:t>
+            </w:r>
+            <w:proofErr w:type="gramEnd"/>
+            <w:r>
+              <w:t xml:space="preserve"> users to update their Username only.</w:t>
             </w:r>
           </w:p>
         </w:tc>
@@ -15530,13 +16138,27 @@
               <w:rPr>
                 <w:lang w:val="en-US"/>
               </w:rPr>
-              <w:t xml:space="preserve">Clicking the button </w:t>
-            </w:r>
-            <w:r>
-              <w:rPr>
-                <w:lang w:val="en-US"/>
-              </w:rPr>
-              <w:t>done save new name and redirect to back to user dashboard</w:t>
+              <w:t xml:space="preserve">Clicking the </w:t>
+            </w:r>
+            <w:proofErr w:type="gramStart"/>
+            <w:r>
+              <w:rPr>
+                <w:lang w:val="en-US"/>
+              </w:rPr>
+              <w:t xml:space="preserve">button </w:t>
+            </w:r>
+            <w:r>
+              <w:rPr>
+                <w:lang w:val="en-US"/>
+              </w:rPr>
+              <w:t>done</w:t>
+            </w:r>
+            <w:proofErr w:type="gramEnd"/>
+            <w:r>
+              <w:rPr>
+                <w:lang w:val="en-US"/>
+              </w:rPr>
+              <w:t xml:space="preserve"> save new name and redirect to back to user dashboard</w:t>
             </w:r>
           </w:p>
           <w:p>
@@ -15629,7 +16251,15 @@
               <w:spacing w:before="0" w:after="0"/>
             </w:pPr>
             <w:r>
-              <w:t xml:space="preserve">The system SHALL provide a </w:t>
+              <w:t xml:space="preserve">The system SHALL </w:t>
+            </w:r>
+            <w:proofErr w:type="gramStart"/>
+            <w:r>
+              <w:t>provide</w:t>
+            </w:r>
+            <w:proofErr w:type="gramEnd"/>
+            <w:r>
+              <w:t xml:space="preserve"> a </w:t>
             </w:r>
             <w:r>
               <w:rPr>
@@ -15653,7 +16283,15 @@
               <w:t xml:space="preserve"> </w:t>
             </w:r>
             <w:r>
-              <w:t>to logout and redirect</w:t>
+              <w:t xml:space="preserve">to </w:t>
+            </w:r>
+            <w:proofErr w:type="gramStart"/>
+            <w:r>
+              <w:t>logout</w:t>
+            </w:r>
+            <w:proofErr w:type="gramEnd"/>
+            <w:r>
+              <w:t xml:space="preserve"> and redirect</w:t>
             </w:r>
             <w:r>
               <w:t xml:space="preserve"> </w:t>
@@ -16041,7 +16679,15 @@
               <w:spacing w:before="0" w:after="0" w:line="240" w:lineRule="auto"/>
             </w:pPr>
             <w:r>
-              <w:t>The system SHALL provide an Order History page that displays all previous orders for the logged-in customer, showing the Order ID, Total Price, and Creation Date for each order.</w:t>
+              <w:t xml:space="preserve">The system SHALL </w:t>
+            </w:r>
+            <w:proofErr w:type="gramStart"/>
+            <w:r>
+              <w:t>provide</w:t>
+            </w:r>
+            <w:proofErr w:type="gramEnd"/>
+            <w:r>
+              <w:t xml:space="preserve"> an Order History page that displays all previous orders for the logged-in customer, showing the Order ID, Total Price, and Creation Date for each order.</w:t>
             </w:r>
           </w:p>
         </w:tc>
@@ -16108,8 +16754,21 @@
               </w:pBdr>
               <w:spacing w:before="0" w:after="0"/>
             </w:pPr>
-            <w:r>
-              <w:t xml:space="preserve">Customer can navigate to the Order page from their dashboard. </w:t>
+            <w:proofErr w:type="gramStart"/>
+            <w:r>
+              <w:t>Customer</w:t>
+            </w:r>
+            <w:proofErr w:type="gramEnd"/>
+            <w:r>
+              <w:t xml:space="preserve"> can </w:t>
+            </w:r>
+            <w:proofErr w:type="gramStart"/>
+            <w:r>
+              <w:t>navigate to</w:t>
+            </w:r>
+            <w:proofErr w:type="gramEnd"/>
+            <w:r>
+              <w:t xml:space="preserve"> the Order page from their dashboard. </w:t>
             </w:r>
           </w:p>
           <w:p>

--- a/Process_Docs/SRS.docx
+++ b/Process_Docs/SRS.docx
@@ -8696,7 +8696,19 @@
               <w:rPr>
                 <w:lang w:val="en-US"/>
               </w:rPr>
-              <w:t>Email already exists</w:t>
+              <w:t xml:space="preserve">Email already </w:t>
+            </w:r>
+            <w:r>
+              <w:rPr>
+                <w:lang w:val="en-US"/>
+              </w:rPr>
+              <w:t>Registered</w:t>
+            </w:r>
+            <w:r>
+              <w:rPr>
+                <w:lang w:val="en-US"/>
+              </w:rPr>
+              <w:t xml:space="preserve"> </w:t>
             </w:r>
             <w:r>
               <w:rPr>
@@ -14329,13 +14341,7 @@
               <w:rPr>
                 <w:lang w:val="en-US"/>
               </w:rPr>
-              <w:t xml:space="preserve">, </w:t>
-            </w:r>
-            <w:r>
-              <w:rPr>
-                <w:lang w:val="en-US"/>
-              </w:rPr>
-              <w:t>email</w:t>
+              <w:t>, email</w:t>
             </w:r>
             <w:r>
               <w:t>)</w:t>
@@ -14471,14 +14477,12 @@
               </w:rPr>
               <w:t xml:space="preserve">, email appears as </w:t>
             </w:r>
-            <w:proofErr w:type="spellStart"/>
-            <w:r>
-              <w:rPr>
-                <w:lang w:val="en-US"/>
-              </w:rPr>
-              <w:t>readonly</w:t>
-            </w:r>
-            <w:proofErr w:type="spellEnd"/>
+            <w:r>
+              <w:rPr>
+                <w:lang w:val="en-US"/>
+              </w:rPr>
+              <w:t>read-only</w:t>
+            </w:r>
           </w:p>
           <w:p>
             <w:pPr>
